--- a/เอกสารบทที่ 2/บทที่ 2.docx
+++ b/เอกสารบทที่ 2/บทที่ 2.docx
@@ -71,12 +71,11 @@
         </w:tabs>
         <w:spacing w:after="0" w:line="240" w:lineRule="auto"/>
         <w:rPr>
-          <w:rFonts w:ascii="TH Sarabun New" w:eastAsia="Times New Roman" w:hAnsi="TH Sarabun New" w:cs="TH Sarabun New"/>
-          <w:kern w:val="0"/>
+          <w:rFonts w:ascii="TH Sarabun New" w:hAnsi="TH Sarabun New" w:cs="TH Sarabun New"/>
+          <w:b/>
+          <w:bCs/>
           <w:sz w:val="32"/>
           <w:szCs w:val="32"/>
-          <w:cs/>
-          <w14:ligatures w14:val="none"/>
         </w:rPr>
       </w:pPr>
       <w:r>
@@ -113,10 +112,200 @@
       <w:r>
         <w:rPr>
           <w:rFonts w:ascii="TH Sarabun New" w:hAnsi="TH Sarabun New" w:cs="TH Sarabun New"/>
+          <w:b/>
+          <w:bCs/>
+          <w:sz w:val="32"/>
+          <w:szCs w:val="32"/>
+          <w:cs/>
+        </w:rPr>
+        <w:t>ทฤษฎีที่เกี่ยวข้อง</w:t>
+      </w:r>
+    </w:p>
+    <w:p>
+      <w:pPr>
+        <w:tabs>
+          <w:tab w:val="left" w:pos="567"/>
+          <w:tab w:val="left" w:pos="851"/>
+          <w:tab w:val="left" w:pos="1134"/>
+          <w:tab w:val="left" w:pos="1418"/>
+          <w:tab w:val="left" w:pos="1701"/>
+        </w:tabs>
+        <w:spacing w:after="0" w:line="240" w:lineRule="auto"/>
+        <w:rPr>
+          <w:rFonts w:ascii="TH Sarabun New" w:hAnsi="TH Sarabun New" w:cs="TH Sarabun New"/>
+          <w:sz w:val="32"/>
+          <w:szCs w:val="32"/>
+        </w:rPr>
+      </w:pPr>
+      <w:r>
+        <w:rPr>
+          <w:rFonts w:ascii="TH Sarabun New" w:hAnsi="TH Sarabun New" w:cs="TH Sarabun New"/>
+          <w:b/>
+          <w:bCs/>
+          <w:sz w:val="32"/>
+          <w:szCs w:val="32"/>
+        </w:rPr>
+        <w:tab/>
+      </w:r>
+      <w:r>
+        <w:rPr>
+          <w:rFonts w:ascii="TH Sarabun New" w:hAnsi="TH Sarabun New" w:cs="TH Sarabun New"/>
+          <w:sz w:val="32"/>
+          <w:szCs w:val="32"/>
+        </w:rPr>
+        <w:t>2.1.1</w:t>
+      </w:r>
+    </w:p>
+    <w:p>
+      <w:pPr>
+        <w:tabs>
+          <w:tab w:val="left" w:pos="567"/>
+          <w:tab w:val="left" w:pos="851"/>
+          <w:tab w:val="left" w:pos="1134"/>
+          <w:tab w:val="left" w:pos="1418"/>
+          <w:tab w:val="left" w:pos="1701"/>
+        </w:tabs>
+        <w:spacing w:after="0" w:line="240" w:lineRule="auto"/>
+        <w:rPr>
+          <w:rFonts w:ascii="TH Sarabun New" w:hAnsi="TH Sarabun New" w:cs="TH Sarabun New"/>
+          <w:b/>
+          <w:bCs/>
+          <w:sz w:val="32"/>
+          <w:szCs w:val="32"/>
+        </w:rPr>
+      </w:pPr>
+    </w:p>
+    <w:p>
+      <w:pPr>
+        <w:tabs>
+          <w:tab w:val="left" w:pos="567"/>
+          <w:tab w:val="left" w:pos="851"/>
+          <w:tab w:val="left" w:pos="1134"/>
+          <w:tab w:val="left" w:pos="1418"/>
+          <w:tab w:val="left" w:pos="1701"/>
+        </w:tabs>
+        <w:spacing w:after="0" w:line="240" w:lineRule="auto"/>
+        <w:rPr>
+          <w:rFonts w:ascii="TH Sarabun New" w:hAnsi="TH Sarabun New" w:cs="TH Sarabun New"/>
+          <w:b/>
+          <w:bCs/>
+          <w:sz w:val="32"/>
+          <w:szCs w:val="32"/>
+        </w:rPr>
+      </w:pPr>
+      <w:r>
+        <w:rPr>
+          <w:rFonts w:ascii="TH Sarabun New" w:hAnsi="TH Sarabun New" w:cs="TH Sarabun New"/>
+          <w:b/>
+          <w:bCs/>
+          <w:sz w:val="32"/>
+          <w:szCs w:val="32"/>
+        </w:rPr>
+        <w:t>2</w:t>
+      </w:r>
+      <w:r>
+        <w:rPr>
+          <w:rFonts w:ascii="TH Sarabun New" w:hAnsi="TH Sarabun New" w:cs="TH Sarabun New" w:hint="cs"/>
+          <w:b/>
+          <w:bCs/>
+          <w:sz w:val="32"/>
+          <w:szCs w:val="32"/>
+        </w:rPr>
+        <w:t>.</w:t>
+      </w:r>
+      <w:r>
+        <w:rPr>
+          <w:rFonts w:ascii="TH Sarabun New" w:hAnsi="TH Sarabun New" w:cs="TH Sarabun New"/>
+          <w:b/>
+          <w:bCs/>
+          <w:sz w:val="32"/>
+          <w:szCs w:val="32"/>
+        </w:rPr>
+        <w:t>2</w:t>
+      </w:r>
+      <w:r>
+        <w:rPr>
+          <w:rFonts w:ascii="TH Sarabun New" w:hAnsi="TH Sarabun New" w:cs="TH Sarabun New" w:hint="cs"/>
+          <w:b/>
+          <w:bCs/>
           <w:sz w:val="32"/>
           <w:szCs w:val="32"/>
         </w:rPr>
         <w:t xml:space="preserve"> </w:t>
+      </w:r>
+      <w:r>
+        <w:rPr>
+          <w:rFonts w:ascii="TH Sarabun New" w:hAnsi="TH Sarabun New" w:cs="TH Sarabun New"/>
+          <w:b/>
+          <w:bCs/>
+          <w:sz w:val="32"/>
+          <w:szCs w:val="32"/>
+          <w:cs/>
+        </w:rPr>
+        <w:tab/>
+      </w:r>
+      <w:r>
+        <w:rPr>
+          <w:rFonts w:ascii="TH Sarabun New" w:hAnsi="TH Sarabun New" w:cs="TH Sarabun New"/>
+          <w:b/>
+          <w:bCs/>
+          <w:sz w:val="32"/>
+          <w:szCs w:val="32"/>
+          <w:cs/>
+        </w:rPr>
+        <w:t>งานวิจัยเกี่ยวข้อง</w:t>
+      </w:r>
+    </w:p>
+    <w:p>
+      <w:pPr>
+        <w:tabs>
+          <w:tab w:val="left" w:pos="567"/>
+          <w:tab w:val="left" w:pos="851"/>
+          <w:tab w:val="left" w:pos="1134"/>
+          <w:tab w:val="left" w:pos="1418"/>
+          <w:tab w:val="left" w:pos="1701"/>
+        </w:tabs>
+        <w:spacing w:after="0" w:line="240" w:lineRule="auto"/>
+        <w:rPr>
+          <w:rFonts w:ascii="TH Sarabun New" w:hAnsi="TH Sarabun New" w:cs="TH Sarabun New"/>
+          <w:sz w:val="32"/>
+          <w:szCs w:val="32"/>
+          <w:cs/>
+        </w:rPr>
+      </w:pPr>
+      <w:r>
+        <w:rPr>
+          <w:rFonts w:ascii="TH Sarabun New" w:hAnsi="TH Sarabun New" w:cs="TH Sarabun New"/>
+          <w:b/>
+          <w:bCs/>
+          <w:sz w:val="32"/>
+          <w:szCs w:val="32"/>
+        </w:rPr>
+        <w:tab/>
+      </w:r>
+      <w:r>
+        <w:rPr>
+          <w:rFonts w:ascii="TH Sarabun New" w:hAnsi="TH Sarabun New" w:cs="TH Sarabun New"/>
+          <w:sz w:val="32"/>
+          <w:szCs w:val="32"/>
+        </w:rPr>
+        <w:t>2.</w:t>
+      </w:r>
+      <w:r>
+        <w:rPr>
+          <w:rFonts w:ascii="TH Sarabun New" w:hAnsi="TH Sarabun New" w:cs="TH Sarabun New"/>
+          <w:sz w:val="32"/>
+          <w:szCs w:val="32"/>
+        </w:rPr>
+        <w:t>2</w:t>
+      </w:r>
+      <w:r>
+        <w:rPr>
+          <w:rFonts w:ascii="TH Sarabun New" w:hAnsi="TH Sarabun New" w:cs="TH Sarabun New"/>
+          <w:sz w:val="32"/>
+          <w:szCs w:val="32"/>
+        </w:rPr>
+        <w:t>.1</w:t>
       </w:r>
     </w:p>
     <w:sectPr>
@@ -2037,6 +2226,27 @@
       <w14:ligatures w14:val="none"/>
     </w:rPr>
   </w:style>
+  <w:style w:type="paragraph" w:styleId="Date">
+    <w:name w:val="Date"/>
+    <w:basedOn w:val="Normal"/>
+    <w:next w:val="Normal"/>
+    <w:link w:val="DateChar"/>
+    <w:uiPriority w:val="99"/>
+    <w:semiHidden/>
+    <w:unhideWhenUsed/>
+    <w:rsid w:val="0089465C"/>
+  </w:style>
+  <w:style w:type="character" w:customStyle="1" w:styleId="DateChar">
+    <w:name w:val="Date Char"/>
+    <w:basedOn w:val="DefaultParagraphFont"/>
+    <w:link w:val="Date"/>
+    <w:uiPriority w:val="99"/>
+    <w:semiHidden/>
+    <w:rsid w:val="0089465C"/>
+    <w:rPr>
+      <w:rFonts w:cs="Angsana New"/>
+    </w:rPr>
+  </w:style>
 </w:styles>
 </file>
 

--- a/เอกสารบทที่ 2/บทที่ 2.docx
+++ b/เอกสารบทที่ 2/บทที่ 2.docx
@@ -154,6 +154,14 @@
           <w:szCs w:val="32"/>
         </w:rPr>
         <w:t>2.1.1</w:t>
+      </w:r>
+      <w:r>
+        <w:rPr>
+          <w:rFonts w:ascii="TH Sarabun New" w:hAnsi="TH Sarabun New" w:cs="TH Sarabun New"/>
+          <w:sz w:val="32"/>
+          <w:szCs w:val="32"/>
+        </w:rPr>
+        <w:t xml:space="preserve"> </w:t>
       </w:r>
     </w:p>
     <w:p>

--- a/เอกสารบทที่ 2/บทที่ 2.docx
+++ b/เอกสารบทที่ 2/บทที่ 2.docx
@@ -163,6 +163,49 @@
         </w:rPr>
         <w:t xml:space="preserve"> </w:t>
       </w:r>
+      <w:r>
+        <w:rPr>
+          <w:rFonts w:ascii="TH Sarabun New" w:hAnsi="TH Sarabun New" w:cs="TH Sarabun New"/>
+          <w:sz w:val="32"/>
+          <w:szCs w:val="32"/>
+          <w:cs/>
+        </w:rPr>
+        <w:t>ไมโครคอนโทรลเลอร์</w:t>
+      </w:r>
+      <w:r>
+        <w:rPr>
+          <w:rFonts w:ascii="TH Sarabun New" w:hAnsi="TH Sarabun New" w:cs="TH Sarabun New"/>
+          <w:sz w:val="32"/>
+          <w:szCs w:val="32"/>
+          <w:cs/>
+        </w:rPr>
+        <w:t xml:space="preserve">ซีรีส์ </w:t>
+      </w:r>
+      <w:r>
+        <w:rPr>
+          <w:rFonts w:ascii="TH Sarabun New" w:hAnsi="TH Sarabun New" w:cs="TH Sarabun New"/>
+          <w:sz w:val="32"/>
+          <w:szCs w:val="32"/>
+        </w:rPr>
+        <w:t xml:space="preserve">ESP32 </w:t>
+      </w:r>
+      <w:r>
+        <w:rPr>
+          <w:rFonts w:ascii="TH Sarabun New" w:hAnsi="TH Sarabun New" w:cs="TH Sarabun New"/>
+          <w:sz w:val="32"/>
+          <w:szCs w:val="32"/>
+          <w:cs/>
+        </w:rPr>
+        <w:t xml:space="preserve">และ </w:t>
+      </w:r>
+      <w:r>
+        <w:rPr>
+          <w:rFonts w:ascii="TH Sarabun New" w:hAnsi="TH Sarabun New" w:cs="TH Sarabun New"/>
+          <w:sz w:val="32"/>
+          <w:szCs w:val="32"/>
+        </w:rPr>
+        <w:t>ESP32-S3</w:t>
+      </w:r>
     </w:p>
     <w:p>
       <w:pPr>
@@ -175,13 +218,36 @@
         </w:tabs>
         <w:spacing w:after="0" w:line="240" w:lineRule="auto"/>
         <w:rPr>
-          <w:rFonts w:ascii="TH Sarabun New" w:hAnsi="TH Sarabun New" w:cs="TH Sarabun New"/>
-          <w:b/>
-          <w:bCs/>
-          <w:sz w:val="32"/>
-          <w:szCs w:val="32"/>
-        </w:rPr>
-      </w:pPr>
+          <w:rFonts w:ascii="TH Sarabun New" w:hAnsi="TH Sarabun New" w:cs="TH Sarabun New" w:hint="cs"/>
+          <w:sz w:val="32"/>
+          <w:szCs w:val="32"/>
+          <w:cs/>
+        </w:rPr>
+      </w:pPr>
+      <w:r>
+        <w:rPr>
+          <w:rFonts w:ascii="TH Sarabun New" w:hAnsi="TH Sarabun New" w:cs="TH Sarabun New"/>
+          <w:sz w:val="32"/>
+          <w:szCs w:val="32"/>
+        </w:rPr>
+        <w:tab/>
+      </w:r>
+      <w:r>
+        <w:rPr>
+          <w:rFonts w:ascii="TH Sarabun New" w:hAnsi="TH Sarabun New" w:cs="TH Sarabun New"/>
+          <w:sz w:val="32"/>
+          <w:szCs w:val="32"/>
+        </w:rPr>
+        <w:tab/>
+      </w:r>
+      <w:r>
+        <w:rPr>
+          <w:rFonts w:ascii="TH Sarabun New" w:hAnsi="TH Sarabun New" w:cs="TH Sarabun New"/>
+          <w:sz w:val="32"/>
+          <w:szCs w:val="32"/>
+        </w:rPr>
+        <w:tab/>
+      </w:r>
     </w:p>
     <w:p>
       <w:pPr>
@@ -195,17 +261,31 @@
         <w:spacing w:after="0" w:line="240" w:lineRule="auto"/>
         <w:rPr>
           <w:rFonts w:ascii="TH Sarabun New" w:hAnsi="TH Sarabun New" w:cs="TH Sarabun New"/>
+          <w:sz w:val="32"/>
+          <w:szCs w:val="32"/>
+        </w:rPr>
+      </w:pPr>
+      <w:r>
+        <w:rPr>
+          <w:rFonts w:ascii="TH Sarabun New" w:hAnsi="TH Sarabun New" w:cs="TH Sarabun New"/>
           <w:b/>
           <w:bCs/>
           <w:sz w:val="32"/>
           <w:szCs w:val="32"/>
         </w:rPr>
-      </w:pPr>
-      <w:r>
-        <w:rPr>
-          <w:rFonts w:ascii="TH Sarabun New" w:hAnsi="TH Sarabun New" w:cs="TH Sarabun New"/>
-          <w:b/>
-          <w:bCs/>
+        <w:tab/>
+      </w:r>
+      <w:r>
+        <w:rPr>
+          <w:rFonts w:ascii="TH Sarabun New" w:hAnsi="TH Sarabun New" w:cs="TH Sarabun New"/>
+          <w:sz w:val="32"/>
+          <w:szCs w:val="32"/>
+        </w:rPr>
+        <w:t>2.1.</w:t>
+      </w:r>
+      <w:r>
+        <w:rPr>
+          <w:rFonts w:ascii="TH Sarabun New" w:hAnsi="TH Sarabun New" w:cs="TH Sarabun New"/>
           <w:sz w:val="32"/>
           <w:szCs w:val="32"/>
         </w:rPr>
@@ -213,29 +293,7 @@
       </w:r>
       <w:r>
         <w:rPr>
-          <w:rFonts w:ascii="TH Sarabun New" w:hAnsi="TH Sarabun New" w:cs="TH Sarabun New" w:hint="cs"/>
-          <w:b/>
-          <w:bCs/>
-          <w:sz w:val="32"/>
-          <w:szCs w:val="32"/>
-        </w:rPr>
-        <w:t>.</w:t>
-      </w:r>
-      <w:r>
-        <w:rPr>
-          <w:rFonts w:ascii="TH Sarabun New" w:hAnsi="TH Sarabun New" w:cs="TH Sarabun New"/>
-          <w:b/>
-          <w:bCs/>
-          <w:sz w:val="32"/>
-          <w:szCs w:val="32"/>
-        </w:rPr>
-        <w:t>2</w:t>
-      </w:r>
-      <w:r>
-        <w:rPr>
-          <w:rFonts w:ascii="TH Sarabun New" w:hAnsi="TH Sarabun New" w:cs="TH Sarabun New" w:hint="cs"/>
-          <w:b/>
-          <w:bCs/>
+          <w:rFonts w:ascii="TH Sarabun New" w:hAnsi="TH Sarabun New" w:cs="TH Sarabun New"/>
           <w:sz w:val="32"/>
           <w:szCs w:val="32"/>
         </w:rPr>
@@ -244,24 +302,42 @@
       <w:r>
         <w:rPr>
           <w:rFonts w:ascii="TH Sarabun New" w:hAnsi="TH Sarabun New" w:cs="TH Sarabun New"/>
-          <w:b/>
-          <w:bCs/>
-          <w:sz w:val="32"/>
-          <w:szCs w:val="32"/>
-          <w:cs/>
-        </w:rPr>
-        <w:tab/>
-      </w:r>
-      <w:r>
-        <w:rPr>
-          <w:rFonts w:ascii="TH Sarabun New" w:hAnsi="TH Sarabun New" w:cs="TH Sarabun New"/>
-          <w:b/>
-          <w:bCs/>
-          <w:sz w:val="32"/>
-          <w:szCs w:val="32"/>
-          <w:cs/>
-        </w:rPr>
-        <w:t>งานวิจัยเกี่ยวข้อง</w:t>
+          <w:sz w:val="32"/>
+          <w:szCs w:val="32"/>
+        </w:rPr>
+        <w:t>CSI</w:t>
+      </w:r>
+      <w:r>
+        <w:rPr>
+          <w:rFonts w:ascii="TH Sarabun New" w:hAnsi="TH Sarabun New" w:cs="TH Sarabun New"/>
+          <w:sz w:val="32"/>
+          <w:szCs w:val="32"/>
+        </w:rPr>
+        <w:t xml:space="preserve"> </w:t>
+      </w:r>
+      <w:r>
+        <w:rPr>
+          <w:rFonts w:ascii="TH Sarabun New" w:hAnsi="TH Sarabun New" w:cs="TH Sarabun New"/>
+          <w:sz w:val="32"/>
+          <w:szCs w:val="32"/>
+        </w:rPr>
+        <w:t>/</w:t>
+      </w:r>
+      <w:r>
+        <w:rPr>
+          <w:rFonts w:ascii="TH Sarabun New" w:hAnsi="TH Sarabun New" w:cs="TH Sarabun New"/>
+          <w:sz w:val="32"/>
+          <w:szCs w:val="32"/>
+        </w:rPr>
+        <w:t xml:space="preserve"> </w:t>
+      </w:r>
+      <w:r>
+        <w:rPr>
+          <w:rFonts w:ascii="TH Sarabun New" w:hAnsi="TH Sarabun New" w:cs="TH Sarabun New"/>
+          <w:sz w:val="32"/>
+          <w:szCs w:val="32"/>
+        </w:rPr>
+        <w:t>Wi-Fi sensing</w:t>
       </w:r>
     </w:p>
     <w:p>
@@ -278,10 +354,128 @@
           <w:rFonts w:ascii="TH Sarabun New" w:hAnsi="TH Sarabun New" w:cs="TH Sarabun New"/>
           <w:sz w:val="32"/>
           <w:szCs w:val="32"/>
+        </w:rPr>
+      </w:pPr>
+    </w:p>
+    <w:p>
+      <w:pPr>
+        <w:tabs>
+          <w:tab w:val="left" w:pos="567"/>
+          <w:tab w:val="left" w:pos="851"/>
+          <w:tab w:val="left" w:pos="1134"/>
+          <w:tab w:val="left" w:pos="1418"/>
+          <w:tab w:val="left" w:pos="1701"/>
+        </w:tabs>
+        <w:spacing w:after="0" w:line="240" w:lineRule="auto"/>
+        <w:rPr>
+          <w:rFonts w:ascii="TH Sarabun New" w:hAnsi="TH Sarabun New" w:cs="TH Sarabun New"/>
+          <w:sz w:val="32"/>
+          <w:szCs w:val="32"/>
+        </w:rPr>
+      </w:pPr>
+      <w:r>
+        <w:rPr>
+          <w:rFonts w:ascii="TH Sarabun New" w:hAnsi="TH Sarabun New" w:cs="TH Sarabun New"/>
+          <w:sz w:val="32"/>
+          <w:szCs w:val="32"/>
+        </w:rPr>
+        <w:tab/>
+        <w:t>2.</w:t>
+      </w:r>
+      <w:r>
+        <w:rPr>
+          <w:rFonts w:ascii="TH Sarabun New" w:hAnsi="TH Sarabun New" w:cs="TH Sarabun New"/>
+          <w:sz w:val="32"/>
+          <w:szCs w:val="32"/>
+        </w:rPr>
+        <w:t>1</w:t>
+      </w:r>
+      <w:r>
+        <w:rPr>
+          <w:rFonts w:ascii="TH Sarabun New" w:hAnsi="TH Sarabun New" w:cs="TH Sarabun New"/>
+          <w:sz w:val="32"/>
+          <w:szCs w:val="32"/>
+        </w:rPr>
+        <w:t>.</w:t>
+      </w:r>
+      <w:r>
+        <w:rPr>
+          <w:rFonts w:ascii="TH Sarabun New" w:hAnsi="TH Sarabun New" w:cs="TH Sarabun New"/>
+          <w:sz w:val="32"/>
+          <w:szCs w:val="32"/>
+        </w:rPr>
+        <w:t>3</w:t>
+      </w:r>
+      <w:r>
+        <w:rPr>
+          <w:rFonts w:ascii="TH Sarabun New" w:hAnsi="TH Sarabun New" w:cs="TH Sarabun New"/>
+          <w:sz w:val="32"/>
+          <w:szCs w:val="32"/>
+        </w:rPr>
+        <w:t xml:space="preserve"> </w:t>
+      </w:r>
+      <w:r>
+        <w:rPr>
+          <w:rFonts w:ascii="TH Sarabun New" w:hAnsi="TH Sarabun New" w:cs="TH Sarabun New"/>
+          <w:sz w:val="32"/>
+          <w:szCs w:val="32"/>
           <w:cs/>
         </w:rPr>
-      </w:pPr>
-      <w:r>
+        <w:t xml:space="preserve">ทฤษฎีการระบุพิกัด </w:t>
+      </w:r>
+      <w:r>
+        <w:rPr>
+          <w:rFonts w:ascii="TH Sarabun New" w:hAnsi="TH Sarabun New" w:cs="TH Sarabun New"/>
+          <w:sz w:val="32"/>
+          <w:szCs w:val="32"/>
+        </w:rPr>
+        <w:t xml:space="preserve">3 </w:t>
+      </w:r>
+      <w:r>
+        <w:rPr>
+          <w:rFonts w:ascii="TH Sarabun New" w:hAnsi="TH Sarabun New" w:cs="TH Sarabun New"/>
+          <w:sz w:val="32"/>
+          <w:szCs w:val="32"/>
+          <w:cs/>
+        </w:rPr>
+        <w:t>มิติ (</w:t>
+      </w:r>
+      <w:r>
+        <w:rPr>
+          <w:rFonts w:ascii="TH Sarabun New" w:hAnsi="TH Sarabun New" w:cs="TH Sarabun New"/>
+          <w:sz w:val="32"/>
+          <w:szCs w:val="32"/>
+        </w:rPr>
+        <w:t>3D Localization)</w:t>
+      </w:r>
+    </w:p>
+    <w:p>
+      <w:pPr>
+        <w:tabs>
+          <w:tab w:val="left" w:pos="567"/>
+          <w:tab w:val="left" w:pos="851"/>
+          <w:tab w:val="left" w:pos="1134"/>
+          <w:tab w:val="left" w:pos="1418"/>
+          <w:tab w:val="left" w:pos="1701"/>
+        </w:tabs>
+        <w:spacing w:after="0" w:line="240" w:lineRule="auto"/>
+        <w:rPr>
+          <w:rFonts w:ascii="TH Sarabun New" w:hAnsi="TH Sarabun New" w:cs="TH Sarabun New"/>
+          <w:sz w:val="32"/>
+          <w:szCs w:val="32"/>
+        </w:rPr>
+      </w:pPr>
+    </w:p>
+    <w:p>
+      <w:pPr>
+        <w:tabs>
+          <w:tab w:val="left" w:pos="567"/>
+          <w:tab w:val="left" w:pos="851"/>
+          <w:tab w:val="left" w:pos="1134"/>
+          <w:tab w:val="left" w:pos="1418"/>
+          <w:tab w:val="left" w:pos="1701"/>
+        </w:tabs>
+        <w:spacing w:after="0" w:line="240" w:lineRule="auto"/>
         <w:rPr>
           <w:rFonts w:ascii="TH Sarabun New" w:hAnsi="TH Sarabun New" w:cs="TH Sarabun New"/>
           <w:b/>
@@ -289,11 +483,118 @@
           <w:sz w:val="32"/>
           <w:szCs w:val="32"/>
         </w:rPr>
+      </w:pPr>
+    </w:p>
+    <w:p>
+      <w:pPr>
+        <w:tabs>
+          <w:tab w:val="left" w:pos="567"/>
+          <w:tab w:val="left" w:pos="851"/>
+          <w:tab w:val="left" w:pos="1134"/>
+          <w:tab w:val="left" w:pos="1418"/>
+          <w:tab w:val="left" w:pos="1701"/>
+        </w:tabs>
+        <w:spacing w:after="0" w:line="240" w:lineRule="auto"/>
+        <w:rPr>
+          <w:rFonts w:ascii="TH Sarabun New" w:hAnsi="TH Sarabun New" w:cs="TH Sarabun New"/>
+          <w:b/>
+          <w:bCs/>
+          <w:sz w:val="32"/>
+          <w:szCs w:val="32"/>
+        </w:rPr>
+      </w:pPr>
+      <w:r>
+        <w:rPr>
+          <w:rFonts w:ascii="TH Sarabun New" w:hAnsi="TH Sarabun New" w:cs="TH Sarabun New"/>
+          <w:b/>
+          <w:bCs/>
+          <w:sz w:val="32"/>
+          <w:szCs w:val="32"/>
+        </w:rPr>
+        <w:t>2</w:t>
+      </w:r>
+      <w:r>
+        <w:rPr>
+          <w:rFonts w:ascii="TH Sarabun New" w:hAnsi="TH Sarabun New" w:cs="TH Sarabun New" w:hint="cs"/>
+          <w:b/>
+          <w:bCs/>
+          <w:sz w:val="32"/>
+          <w:szCs w:val="32"/>
+        </w:rPr>
+        <w:t>.</w:t>
+      </w:r>
+      <w:r>
+        <w:rPr>
+          <w:rFonts w:ascii="TH Sarabun New" w:hAnsi="TH Sarabun New" w:cs="TH Sarabun New"/>
+          <w:b/>
+          <w:bCs/>
+          <w:sz w:val="32"/>
+          <w:szCs w:val="32"/>
+        </w:rPr>
+        <w:t>2</w:t>
+      </w:r>
+      <w:r>
+        <w:rPr>
+          <w:rFonts w:ascii="TH Sarabun New" w:hAnsi="TH Sarabun New" w:cs="TH Sarabun New" w:hint="cs"/>
+          <w:b/>
+          <w:bCs/>
+          <w:sz w:val="32"/>
+          <w:szCs w:val="32"/>
+        </w:rPr>
+        <w:t xml:space="preserve"> </w:t>
+      </w:r>
+      <w:r>
+        <w:rPr>
+          <w:rFonts w:ascii="TH Sarabun New" w:hAnsi="TH Sarabun New" w:cs="TH Sarabun New"/>
+          <w:b/>
+          <w:bCs/>
+          <w:sz w:val="32"/>
+          <w:szCs w:val="32"/>
+          <w:cs/>
+        </w:rPr>
         <w:tab/>
       </w:r>
       <w:r>
         <w:rPr>
           <w:rFonts w:ascii="TH Sarabun New" w:hAnsi="TH Sarabun New" w:cs="TH Sarabun New"/>
+          <w:b/>
+          <w:bCs/>
+          <w:sz w:val="32"/>
+          <w:szCs w:val="32"/>
+          <w:cs/>
+        </w:rPr>
+        <w:t>งานวิจัยเกี่ยวข้อง</w:t>
+      </w:r>
+    </w:p>
+    <w:p>
+      <w:pPr>
+        <w:tabs>
+          <w:tab w:val="left" w:pos="567"/>
+          <w:tab w:val="left" w:pos="851"/>
+          <w:tab w:val="left" w:pos="1134"/>
+          <w:tab w:val="left" w:pos="1418"/>
+          <w:tab w:val="left" w:pos="1701"/>
+        </w:tabs>
+        <w:spacing w:after="0" w:line="240" w:lineRule="auto"/>
+        <w:rPr>
+          <w:rFonts w:ascii="TH Sarabun New" w:hAnsi="TH Sarabun New" w:cs="TH Sarabun New"/>
+          <w:sz w:val="32"/>
+          <w:szCs w:val="32"/>
+        </w:rPr>
+      </w:pPr>
+      <w:r>
+        <w:rPr>
+          <w:rFonts w:ascii="TH Sarabun New" w:hAnsi="TH Sarabun New" w:cs="TH Sarabun New"/>
+          <w:b/>
+          <w:bCs/>
+          <w:sz w:val="32"/>
+          <w:szCs w:val="32"/>
+        </w:rPr>
+        <w:tab/>
+      </w:r>
+      <w:r>
+        <w:rPr>
+          <w:rFonts w:ascii="TH Sarabun New" w:hAnsi="TH Sarabun New" w:cs="TH Sarabun New"/>
           <w:sz w:val="32"/>
           <w:szCs w:val="32"/>
         </w:rPr>
@@ -314,6 +615,66 @@
           <w:szCs w:val="32"/>
         </w:rPr>
         <w:t>.1</w:t>
+      </w:r>
+      <w:r>
+        <w:rPr>
+          <w:rFonts w:ascii="TH Sarabun New" w:hAnsi="TH Sarabun New" w:cs="TH Sarabun New"/>
+          <w:sz w:val="32"/>
+          <w:szCs w:val="32"/>
+        </w:rPr>
+        <w:t xml:space="preserve"> </w:t>
+      </w:r>
+      <w:r>
+        <w:rPr>
+          <w:rFonts w:ascii="TH Sarabun New" w:hAnsi="TH Sarabun New" w:cs="TH Sarabun New"/>
+          <w:sz w:val="32"/>
+          <w:szCs w:val="32"/>
+        </w:rPr>
+        <w:t>DapFall Dynamic Amplitude Probability Density Profile-Based Wi-Fi CSI Sensing for Fall Detection</w:t>
+      </w:r>
+    </w:p>
+    <w:p>
+      <w:pPr>
+        <w:tabs>
+          <w:tab w:val="left" w:pos="567"/>
+          <w:tab w:val="left" w:pos="851"/>
+          <w:tab w:val="left" w:pos="1134"/>
+          <w:tab w:val="left" w:pos="1418"/>
+          <w:tab w:val="left" w:pos="1701"/>
+        </w:tabs>
+        <w:spacing w:after="0" w:line="240" w:lineRule="auto"/>
+        <w:rPr>
+          <w:rFonts w:ascii="TH Sarabun New" w:hAnsi="TH Sarabun New" w:cs="TH Sarabun New"/>
+          <w:sz w:val="32"/>
+          <w:szCs w:val="32"/>
+        </w:rPr>
+      </w:pPr>
+    </w:p>
+    <w:p>
+      <w:pPr>
+        <w:tabs>
+          <w:tab w:val="left" w:pos="567"/>
+          <w:tab w:val="left" w:pos="851"/>
+          <w:tab w:val="left" w:pos="1134"/>
+          <w:tab w:val="left" w:pos="1418"/>
+          <w:tab w:val="left" w:pos="1701"/>
+        </w:tabs>
+        <w:spacing w:after="0" w:line="240" w:lineRule="auto"/>
+        <w:rPr>
+          <w:rFonts w:ascii="TH Sarabun New" w:hAnsi="TH Sarabun New" w:cs="TH Sarabun New"/>
+          <w:sz w:val="32"/>
+          <w:szCs w:val="32"/>
+          <w:cs/>
+        </w:rPr>
+      </w:pPr>
+      <w:r>
+        <w:rPr>
+          <w:rFonts w:ascii="TH Sarabun New" w:hAnsi="TH Sarabun New" w:cs="TH Sarabun New"/>
+          <w:sz w:val="32"/>
+          <w:szCs w:val="32"/>
+        </w:rPr>
+        <w:tab/>
+        <w:t>2.2.2</w:t>
       </w:r>
     </w:p>
     <w:sectPr>
@@ -1903,7 +2264,6 @@
   <w:style w:type="character" w:default="1" w:styleId="DefaultParagraphFont">
     <w:name w:val="Default Paragraph Font"/>
     <w:uiPriority w:val="1"/>
-    <w:semiHidden/>
     <w:unhideWhenUsed/>
   </w:style>
   <w:style w:type="table" w:default="1" w:styleId="TableNormal">

--- a/เอกสารบทที่ 2/บทที่ 2.docx
+++ b/เอกสารบทที่ 2/บทที่ 2.docx
@@ -170,41 +170,168 @@
           <w:szCs w:val="32"/>
           <w:cs/>
         </w:rPr>
-        <w:t>ไมโครคอนโทรลเลอร์</w:t>
-      </w:r>
-      <w:r>
-        <w:rPr>
-          <w:rFonts w:ascii="TH Sarabun New" w:hAnsi="TH Sarabun New" w:cs="TH Sarabun New"/>
-          <w:sz w:val="32"/>
-          <w:szCs w:val="32"/>
-          <w:cs/>
-        </w:rPr>
-        <w:t xml:space="preserve">ซีรีส์ </w:t>
-      </w:r>
-      <w:r>
-        <w:rPr>
-          <w:rFonts w:ascii="TH Sarabun New" w:hAnsi="TH Sarabun New" w:cs="TH Sarabun New"/>
-          <w:sz w:val="32"/>
-          <w:szCs w:val="32"/>
-        </w:rPr>
-        <w:t xml:space="preserve">ESP32 </w:t>
-      </w:r>
-      <w:r>
-        <w:rPr>
-          <w:rFonts w:ascii="TH Sarabun New" w:hAnsi="TH Sarabun New" w:cs="TH Sarabun New"/>
-          <w:sz w:val="32"/>
-          <w:szCs w:val="32"/>
-          <w:cs/>
-        </w:rPr>
-        <w:t xml:space="preserve">และ </w:t>
-      </w:r>
-      <w:r>
-        <w:rPr>
-          <w:rFonts w:ascii="TH Sarabun New" w:hAnsi="TH Sarabun New" w:cs="TH Sarabun New"/>
-          <w:sz w:val="32"/>
-          <w:szCs w:val="32"/>
-        </w:rPr>
-        <w:t>ESP32-S3</w:t>
+        <w:t>ข้อมูลสถานะช่องสัญญาณ (</w:t>
+      </w:r>
+      <w:r>
+        <w:rPr>
+          <w:rFonts w:ascii="TH Sarabun New" w:hAnsi="TH Sarabun New" w:cs="TH Sarabun New"/>
+          <w:sz w:val="32"/>
+          <w:szCs w:val="32"/>
+        </w:rPr>
+        <w:t>Channel State Information: CSI)</w:t>
+      </w:r>
+      <w:r>
+        <w:rPr>
+          <w:rFonts w:ascii="TH Sarabun New" w:hAnsi="TH Sarabun New" w:cs="TH Sarabun New"/>
+          <w:sz w:val="32"/>
+          <w:szCs w:val="32"/>
+        </w:rPr>
+        <w:t xml:space="preserve"> </w:t>
+      </w:r>
+      <w:r>
+        <w:rPr>
+          <w:rFonts w:ascii="TH Sarabun New" w:hAnsi="TH Sarabun New" w:cs="TH Sarabun New"/>
+          <w:sz w:val="32"/>
+          <w:szCs w:val="32"/>
+          <w:cs/>
+        </w:rPr>
+        <w:t>ประกอบด้วยตัวบ่งชี้คุณภาพช่องสัญญาณ (</w:t>
+      </w:r>
+      <w:r>
+        <w:rPr>
+          <w:rFonts w:ascii="TH Sarabun New" w:hAnsi="TH Sarabun New" w:cs="TH Sarabun New"/>
+          <w:sz w:val="32"/>
+          <w:szCs w:val="32"/>
+        </w:rPr>
+        <w:t xml:space="preserve">Channel Quality Indicator: CQI) </w:t>
+      </w:r>
+      <w:r>
+        <w:rPr>
+          <w:rFonts w:ascii="TH Sarabun New" w:hAnsi="TH Sarabun New" w:cs="TH Sarabun New"/>
+          <w:sz w:val="32"/>
+          <w:szCs w:val="32"/>
+          <w:cs/>
+        </w:rPr>
+        <w:t>และตัวบ่งชี้เมทริกซ์พรีโค้ด (</w:t>
+      </w:r>
+      <w:r>
+        <w:rPr>
+          <w:rFonts w:ascii="TH Sarabun New" w:hAnsi="TH Sarabun New" w:cs="TH Sarabun New"/>
+          <w:sz w:val="32"/>
+          <w:szCs w:val="32"/>
+        </w:rPr>
+        <w:t xml:space="preserve">Precode Matrix Indicator) </w:t>
+      </w:r>
+      <w:r>
+        <w:rPr>
+          <w:rFonts w:ascii="TH Sarabun New" w:hAnsi="TH Sarabun New" w:cs="TH Sarabun New"/>
+          <w:sz w:val="32"/>
+          <w:szCs w:val="32"/>
+          <w:cs/>
+        </w:rPr>
+        <w:t xml:space="preserve">ซึ่งทำหน้าที่บ่งบอกสถานะความสมบูรณ์ของช่องสัญญาณ ณ เวลานั้นๆ ค่า </w:t>
+      </w:r>
+      <w:r>
+        <w:rPr>
+          <w:rFonts w:ascii="TH Sarabun New" w:hAnsi="TH Sarabun New" w:cs="TH Sarabun New"/>
+          <w:sz w:val="32"/>
+          <w:szCs w:val="32"/>
+        </w:rPr>
+        <w:t xml:space="preserve">CQI </w:t>
+      </w:r>
+      <w:r>
+        <w:rPr>
+          <w:rFonts w:ascii="TH Sarabun New" w:hAnsi="TH Sarabun New" w:cs="TH Sarabun New"/>
+          <w:sz w:val="32"/>
+          <w:szCs w:val="32"/>
+          <w:cs/>
+        </w:rPr>
+        <w:t>นี้จะแปรผันตามความแรงของสัญญาณที่เครื่องรับได้รับ (</w:t>
+      </w:r>
+      <w:r>
+        <w:rPr>
+          <w:rFonts w:ascii="TH Sarabun New" w:hAnsi="TH Sarabun New" w:cs="TH Sarabun New"/>
+          <w:sz w:val="32"/>
+          <w:szCs w:val="32"/>
+        </w:rPr>
+        <w:t xml:space="preserve">Receiving signal strength) </w:t>
+      </w:r>
+      <w:r>
+        <w:rPr>
+          <w:rFonts w:ascii="TH Sarabun New" w:hAnsi="TH Sarabun New" w:cs="TH Sarabun New"/>
+          <w:sz w:val="32"/>
+          <w:szCs w:val="32"/>
+          <w:cs/>
+        </w:rPr>
+        <w:t>รวมไปถึงปริมาณสัญญาณรบกวน (</w:t>
+      </w:r>
+      <w:r>
+        <w:rPr>
+          <w:rFonts w:ascii="TH Sarabun New" w:hAnsi="TH Sarabun New" w:cs="TH Sarabun New"/>
+          <w:sz w:val="32"/>
+          <w:szCs w:val="32"/>
+        </w:rPr>
+        <w:t xml:space="preserve">Interference) </w:t>
+      </w:r>
+      <w:r>
+        <w:rPr>
+          <w:rFonts w:ascii="TH Sarabun New" w:hAnsi="TH Sarabun New" w:cs="TH Sarabun New"/>
+          <w:sz w:val="32"/>
+          <w:szCs w:val="32"/>
+          <w:cs/>
+        </w:rPr>
+        <w:t>และอัตราส่วนสัญญาณต่อสัญญาณรบกวน (</w:t>
+      </w:r>
+      <w:r>
+        <w:rPr>
+          <w:rFonts w:ascii="TH Sarabun New" w:hAnsi="TH Sarabun New" w:cs="TH Sarabun New"/>
+          <w:sz w:val="32"/>
+          <w:szCs w:val="32"/>
+        </w:rPr>
+        <w:t xml:space="preserve">Noise ratio) </w:t>
+      </w:r>
+      <w:r>
+        <w:rPr>
+          <w:rFonts w:ascii="TH Sarabun New" w:hAnsi="TH Sarabun New" w:cs="TH Sarabun New"/>
+          <w:sz w:val="32"/>
+          <w:szCs w:val="32"/>
+          <w:cs/>
+        </w:rPr>
+        <w:t xml:space="preserve">ในสภาพแวดล้อมจริง ดังนั้น </w:t>
+      </w:r>
+      <w:r>
+        <w:rPr>
+          <w:rFonts w:ascii="TH Sarabun New" w:hAnsi="TH Sarabun New" w:cs="TH Sarabun New"/>
+          <w:sz w:val="32"/>
+          <w:szCs w:val="32"/>
+        </w:rPr>
+        <w:t xml:space="preserve">CSI </w:t>
+      </w:r>
+      <w:r>
+        <w:rPr>
+          <w:rFonts w:ascii="TH Sarabun New" w:hAnsi="TH Sarabun New" w:cs="TH Sarabun New"/>
+          <w:sz w:val="32"/>
+          <w:szCs w:val="32"/>
+          <w:cs/>
+        </w:rPr>
+        <w:t>จึงเป็นข้อมูลสำคัญที่ช่วยให้ระบบทราบถึงการลดทอนของแอมพลิจูด (</w:t>
+      </w:r>
+      <w:r>
+        <w:rPr>
+          <w:rFonts w:ascii="TH Sarabun New" w:hAnsi="TH Sarabun New" w:cs="TH Sarabun New"/>
+          <w:sz w:val="32"/>
+          <w:szCs w:val="32"/>
+        </w:rPr>
+        <w:t xml:space="preserve">Amplitude Attenuation) </w:t>
+      </w:r>
+      <w:r>
+        <w:rPr>
+          <w:rFonts w:ascii="TH Sarabun New" w:hAnsi="TH Sarabun New" w:cs="TH Sarabun New"/>
+          <w:sz w:val="32"/>
+          <w:szCs w:val="32"/>
+          <w:cs/>
+        </w:rPr>
+        <w:t>และปัจจัยรบกวนต่างๆ ที่เกิดขึ้นกับสัญญาณระหว่างการเดินทาง</w:t>
       </w:r>
     </w:p>
     <w:p>
@@ -218,10 +345,9 @@
         </w:tabs>
         <w:spacing w:after="0" w:line="240" w:lineRule="auto"/>
         <w:rPr>
-          <w:rFonts w:ascii="TH Sarabun New" w:hAnsi="TH Sarabun New" w:cs="TH Sarabun New" w:hint="cs"/>
-          <w:sz w:val="32"/>
-          <w:szCs w:val="32"/>
-          <w:cs/>
+          <w:rFonts w:ascii="TH Sarabun New" w:hAnsi="TH Sarabun New" w:cs="TH Sarabun New"/>
+          <w:sz w:val="32"/>
+          <w:szCs w:val="32"/>
         </w:rPr>
       </w:pPr>
       <w:r>
@@ -237,16 +363,196 @@
           <w:rFonts w:ascii="TH Sarabun New" w:hAnsi="TH Sarabun New" w:cs="TH Sarabun New"/>
           <w:sz w:val="32"/>
           <w:szCs w:val="32"/>
-        </w:rPr>
-        <w:tab/>
-      </w:r>
-      <w:r>
-        <w:rPr>
-          <w:rFonts w:ascii="TH Sarabun New" w:hAnsi="TH Sarabun New" w:cs="TH Sarabun New"/>
-          <w:sz w:val="32"/>
-          <w:szCs w:val="32"/>
-        </w:rPr>
-        <w:tab/>
+          <w:cs/>
+        </w:rPr>
+        <w:t xml:space="preserve">เพื่อให้การจัดสรรทรัพยากรวิทยุมีประสิทธิภาพสูงสุด ระบบสื่อสารยุคใหม่เช่น </w:t>
+      </w:r>
+      <w:r>
+        <w:rPr>
+          <w:rFonts w:ascii="TH Sarabun New" w:hAnsi="TH Sarabun New" w:cs="TH Sarabun New"/>
+          <w:sz w:val="32"/>
+          <w:szCs w:val="32"/>
+        </w:rPr>
+        <w:t xml:space="preserve">5G NR </w:t>
+      </w:r>
+      <w:r>
+        <w:rPr>
+          <w:rFonts w:ascii="TH Sarabun New" w:hAnsi="TH Sarabun New" w:cs="TH Sarabun New"/>
+          <w:sz w:val="32"/>
+          <w:szCs w:val="32"/>
+          <w:cs/>
+        </w:rPr>
+        <w:t xml:space="preserve">จึงจำเป็นต้องมีวิธีการรายงานข้อมูล </w:t>
+      </w:r>
+      <w:r>
+        <w:rPr>
+          <w:rFonts w:ascii="TH Sarabun New" w:hAnsi="TH Sarabun New" w:cs="TH Sarabun New"/>
+          <w:sz w:val="32"/>
+          <w:szCs w:val="32"/>
+        </w:rPr>
+        <w:t xml:space="preserve">CSI </w:t>
+      </w:r>
+      <w:r>
+        <w:rPr>
+          <w:rFonts w:ascii="TH Sarabun New" w:hAnsi="TH Sarabun New" w:cs="TH Sarabun New"/>
+          <w:sz w:val="32"/>
+          <w:szCs w:val="32"/>
+          <w:cs/>
+        </w:rPr>
+        <w:t>ที่แม่นยำและตอบสนองความถี่ของช่องสัญญาณ (</w:t>
+      </w:r>
+      <w:r>
+        <w:rPr>
+          <w:rFonts w:ascii="TH Sarabun New" w:hAnsi="TH Sarabun New" w:cs="TH Sarabun New"/>
+          <w:sz w:val="32"/>
+          <w:szCs w:val="32"/>
+        </w:rPr>
+        <w:t xml:space="preserve">Channel Frequency Response: CFR) </w:t>
+      </w:r>
+      <w:r>
+        <w:rPr>
+          <w:rFonts w:ascii="TH Sarabun New" w:hAnsi="TH Sarabun New" w:cs="TH Sarabun New"/>
+          <w:sz w:val="32"/>
+          <w:szCs w:val="32"/>
+          <w:cs/>
+        </w:rPr>
+        <w:t xml:space="preserve">ได้อย่างครบถ้วน ระบบ </w:t>
+      </w:r>
+      <w:r>
+        <w:rPr>
+          <w:rFonts w:ascii="TH Sarabun New" w:hAnsi="TH Sarabun New" w:cs="TH Sarabun New"/>
+          <w:sz w:val="32"/>
+          <w:szCs w:val="32"/>
+        </w:rPr>
+        <w:t xml:space="preserve">5G NR </w:t>
+      </w:r>
+      <w:r>
+        <w:rPr>
+          <w:rFonts w:ascii="TH Sarabun New" w:hAnsi="TH Sarabun New" w:cs="TH Sarabun New"/>
+          <w:sz w:val="32"/>
+          <w:szCs w:val="32"/>
+          <w:cs/>
+        </w:rPr>
+        <w:t xml:space="preserve">รองรับการรายงานสถานะช่องสัญญาณถึงสามรูปแบบผ่านช่องสัญญาณ </w:t>
+      </w:r>
+      <w:r>
+        <w:rPr>
+          <w:rFonts w:ascii="TH Sarabun New" w:hAnsi="TH Sarabun New" w:cs="TH Sarabun New"/>
+          <w:sz w:val="32"/>
+          <w:szCs w:val="32"/>
+        </w:rPr>
+        <w:t xml:space="preserve">PUCCH (Physical Uplink Control Channel) </w:t>
+      </w:r>
+      <w:r>
+        <w:rPr>
+          <w:rFonts w:ascii="TH Sarabun New" w:hAnsi="TH Sarabun New" w:cs="TH Sarabun New"/>
+          <w:sz w:val="32"/>
+          <w:szCs w:val="32"/>
+          <w:cs/>
+        </w:rPr>
+        <w:t>โดยเฉพาะในรูปแบบที่สถานีฐาน (</w:t>
+      </w:r>
+      <w:r>
+        <w:rPr>
+          <w:rFonts w:ascii="TH Sarabun New" w:hAnsi="TH Sarabun New" w:cs="TH Sarabun New"/>
+          <w:sz w:val="32"/>
+          <w:szCs w:val="32"/>
+        </w:rPr>
+        <w:t xml:space="preserve">gNB) </w:t>
+      </w:r>
+      <w:r>
+        <w:rPr>
+          <w:rFonts w:ascii="TH Sarabun New" w:hAnsi="TH Sarabun New" w:cs="TH Sarabun New"/>
+          <w:sz w:val="32"/>
+          <w:szCs w:val="32"/>
+          <w:cs/>
+        </w:rPr>
+        <w:t>แบ่งย่านความถี่ดาวน์ลิงก์ออกเป็นย่านความถี่ย่อย (</w:t>
+      </w:r>
+      <w:r>
+        <w:rPr>
+          <w:rFonts w:ascii="TH Sarabun New" w:hAnsi="TH Sarabun New" w:cs="TH Sarabun New"/>
+          <w:sz w:val="32"/>
+          <w:szCs w:val="32"/>
+        </w:rPr>
+        <w:t xml:space="preserve">Subband) </w:t>
+      </w:r>
+      <w:r>
+        <w:rPr>
+          <w:rFonts w:ascii="TH Sarabun New" w:hAnsi="TH Sarabun New" w:cs="TH Sarabun New"/>
+          <w:sz w:val="32"/>
+          <w:szCs w:val="32"/>
+          <w:cs/>
+        </w:rPr>
+        <w:t>ที่มีขนาดเท่ากัน และให้ผู้ใช้งาน (</w:t>
+      </w:r>
+      <w:r>
+        <w:rPr>
+          <w:rFonts w:ascii="TH Sarabun New" w:hAnsi="TH Sarabun New" w:cs="TH Sarabun New"/>
+          <w:sz w:val="32"/>
+          <w:szCs w:val="32"/>
+        </w:rPr>
+        <w:t xml:space="preserve">UEs) </w:t>
+      </w:r>
+      <w:r>
+        <w:rPr>
+          <w:rFonts w:ascii="TH Sarabun New" w:hAnsi="TH Sarabun New" w:cs="TH Sarabun New"/>
+          <w:sz w:val="32"/>
+          <w:szCs w:val="32"/>
+          <w:cs/>
+        </w:rPr>
+        <w:t xml:space="preserve">รายงานค่า </w:t>
+      </w:r>
+      <w:r>
+        <w:rPr>
+          <w:rFonts w:ascii="TH Sarabun New" w:hAnsi="TH Sarabun New" w:cs="TH Sarabun New"/>
+          <w:sz w:val="32"/>
+          <w:szCs w:val="32"/>
+        </w:rPr>
+        <w:t xml:space="preserve">CQI </w:t>
+      </w:r>
+      <w:r>
+        <w:rPr>
+          <w:rFonts w:ascii="TH Sarabun New" w:hAnsi="TH Sarabun New" w:cs="TH Sarabun New"/>
+          <w:sz w:val="32"/>
+          <w:szCs w:val="32"/>
+          <w:cs/>
+        </w:rPr>
+        <w:t>ในแต่ละย่านความถี่ย่อยกลับมา กระบวนการนี้ทำให้ระบบสามารถวิเคราะห์พฤติกรรมการเลื่อนเฟส (</w:t>
+      </w:r>
+      <w:r>
+        <w:rPr>
+          <w:rFonts w:ascii="TH Sarabun New" w:hAnsi="TH Sarabun New" w:cs="TH Sarabun New"/>
+          <w:sz w:val="32"/>
+          <w:szCs w:val="32"/>
+        </w:rPr>
+        <w:t xml:space="preserve">Phase Shifts) </w:t>
+      </w:r>
+      <w:r>
+        <w:rPr>
+          <w:rFonts w:ascii="TH Sarabun New" w:hAnsi="TH Sarabun New" w:cs="TH Sarabun New"/>
+          <w:sz w:val="32"/>
+          <w:szCs w:val="32"/>
+          <w:cs/>
+        </w:rPr>
+        <w:t>และการตอบสนองความถี่ในแต่ละช่วงความถี่ได้อย่างละเอียด ส่งผลให้สามารถปรับแต่งการส่งสัญญาณและจัดสรรทรัพยากรได้อย่างเหมาะสม เพื่อชดเชยความสูญเสียในแต่ละเส้นทาง (</w:t>
+      </w:r>
+      <w:r>
+        <w:rPr>
+          <w:rFonts w:ascii="TH Sarabun New" w:hAnsi="TH Sarabun New" w:cs="TH Sarabun New"/>
+          <w:sz w:val="32"/>
+          <w:szCs w:val="32"/>
+        </w:rPr>
+        <w:t xml:space="preserve">Multipath) </w:t>
+      </w:r>
+      <w:r>
+        <w:rPr>
+          <w:rFonts w:ascii="TH Sarabun New" w:hAnsi="TH Sarabun New" w:cs="TH Sarabun New"/>
+          <w:sz w:val="32"/>
+          <w:szCs w:val="32"/>
+          <w:cs/>
+        </w:rPr>
+        <w:t>และเพิ่มประสิทธิภาพในการส่งข้อมูล</w:t>
       </w:r>
     </w:p>
     <w:p>
@@ -263,82 +569,9 @@
           <w:rFonts w:ascii="TH Sarabun New" w:hAnsi="TH Sarabun New" w:cs="TH Sarabun New"/>
           <w:sz w:val="32"/>
           <w:szCs w:val="32"/>
-        </w:rPr>
-      </w:pPr>
-      <w:r>
-        <w:rPr>
-          <w:rFonts w:ascii="TH Sarabun New" w:hAnsi="TH Sarabun New" w:cs="TH Sarabun New"/>
-          <w:b/>
-          <w:bCs/>
-          <w:sz w:val="32"/>
-          <w:szCs w:val="32"/>
-        </w:rPr>
-        <w:tab/>
-      </w:r>
-      <w:r>
-        <w:rPr>
-          <w:rFonts w:ascii="TH Sarabun New" w:hAnsi="TH Sarabun New" w:cs="TH Sarabun New"/>
-          <w:sz w:val="32"/>
-          <w:szCs w:val="32"/>
-        </w:rPr>
-        <w:t>2.1.</w:t>
-      </w:r>
-      <w:r>
-        <w:rPr>
-          <w:rFonts w:ascii="TH Sarabun New" w:hAnsi="TH Sarabun New" w:cs="TH Sarabun New"/>
-          <w:sz w:val="32"/>
-          <w:szCs w:val="32"/>
-        </w:rPr>
-        <w:t>2</w:t>
-      </w:r>
-      <w:r>
-        <w:rPr>
-          <w:rFonts w:ascii="TH Sarabun New" w:hAnsi="TH Sarabun New" w:cs="TH Sarabun New"/>
-          <w:sz w:val="32"/>
-          <w:szCs w:val="32"/>
-        </w:rPr>
-        <w:t xml:space="preserve"> </w:t>
-      </w:r>
-      <w:r>
-        <w:rPr>
-          <w:rFonts w:ascii="TH Sarabun New" w:hAnsi="TH Sarabun New" w:cs="TH Sarabun New"/>
-          <w:sz w:val="32"/>
-          <w:szCs w:val="32"/>
-        </w:rPr>
-        <w:t>CSI</w:t>
-      </w:r>
-      <w:r>
-        <w:rPr>
-          <w:rFonts w:ascii="TH Sarabun New" w:hAnsi="TH Sarabun New" w:cs="TH Sarabun New"/>
-          <w:sz w:val="32"/>
-          <w:szCs w:val="32"/>
-        </w:rPr>
-        <w:t xml:space="preserve"> </w:t>
-      </w:r>
-      <w:r>
-        <w:rPr>
-          <w:rFonts w:ascii="TH Sarabun New" w:hAnsi="TH Sarabun New" w:cs="TH Sarabun New"/>
-          <w:sz w:val="32"/>
-          <w:szCs w:val="32"/>
-        </w:rPr>
-        <w:t>/</w:t>
-      </w:r>
-      <w:r>
-        <w:rPr>
-          <w:rFonts w:ascii="TH Sarabun New" w:hAnsi="TH Sarabun New" w:cs="TH Sarabun New"/>
-          <w:sz w:val="32"/>
-          <w:szCs w:val="32"/>
-        </w:rPr>
-        <w:t xml:space="preserve"> </w:t>
-      </w:r>
-      <w:r>
-        <w:rPr>
-          <w:rFonts w:ascii="TH Sarabun New" w:hAnsi="TH Sarabun New" w:cs="TH Sarabun New"/>
-          <w:sz w:val="32"/>
-          <w:szCs w:val="32"/>
-        </w:rPr>
-        <w:t>Wi-Fi sensing</w:t>
-      </w:r>
+          <w:cs/>
+        </w:rPr>
+      </w:pPr>
     </w:p>
     <w:p>
       <w:pPr>
@@ -356,6 +589,159 @@
           <w:szCs w:val="32"/>
         </w:rPr>
       </w:pPr>
+      <w:r>
+        <w:rPr>
+          <w:rFonts w:ascii="TH Sarabun New" w:hAnsi="TH Sarabun New" w:cs="TH Sarabun New"/>
+          <w:b/>
+          <w:bCs/>
+          <w:sz w:val="32"/>
+          <w:szCs w:val="32"/>
+        </w:rPr>
+        <w:tab/>
+      </w:r>
+      <w:r>
+        <w:rPr>
+          <w:rFonts w:ascii="TH Sarabun New" w:hAnsi="TH Sarabun New" w:cs="TH Sarabun New"/>
+          <w:sz w:val="32"/>
+          <w:szCs w:val="32"/>
+        </w:rPr>
+        <w:t>2.1.</w:t>
+      </w:r>
+      <w:r>
+        <w:rPr>
+          <w:rFonts w:ascii="TH Sarabun New" w:hAnsi="TH Sarabun New" w:cs="TH Sarabun New"/>
+          <w:sz w:val="32"/>
+          <w:szCs w:val="32"/>
+        </w:rPr>
+        <w:t>2</w:t>
+      </w:r>
+      <w:r>
+        <w:rPr>
+          <w:rFonts w:ascii="TH Sarabun New" w:hAnsi="TH Sarabun New" w:cs="TH Sarabun New"/>
+          <w:sz w:val="32"/>
+          <w:szCs w:val="32"/>
+        </w:rPr>
+        <w:t xml:space="preserve"> </w:t>
+      </w:r>
+      <w:r>
+        <w:rPr>
+          <w:rFonts w:ascii="TH Sarabun New" w:hAnsi="TH Sarabun New" w:cs="TH Sarabun New"/>
+          <w:sz w:val="32"/>
+          <w:szCs w:val="32"/>
+          <w:cs/>
+        </w:rPr>
+        <w:t>ปรากฏการณ์ดอปเพลอร์</w:t>
+      </w:r>
+      <w:r>
+        <w:rPr>
+          <w:rFonts w:ascii="TH Sarabun New" w:hAnsi="TH Sarabun New" w:cs="TH Sarabun New"/>
+          <w:sz w:val="32"/>
+          <w:szCs w:val="32"/>
+        </w:rPr>
+        <w:t xml:space="preserve"> (</w:t>
+      </w:r>
+      <w:r>
+        <w:rPr>
+          <w:rFonts w:ascii="TH Sarabun New" w:hAnsi="TH Sarabun New" w:cs="TH Sarabun New"/>
+          <w:sz w:val="32"/>
+          <w:szCs w:val="32"/>
+        </w:rPr>
+        <w:t xml:space="preserve">The </w:t>
+      </w:r>
+      <w:r>
+        <w:rPr>
+          <w:rFonts w:ascii="TH Sarabun New" w:hAnsi="TH Sarabun New" w:cs="TH Sarabun New"/>
+          <w:sz w:val="32"/>
+          <w:szCs w:val="32"/>
+        </w:rPr>
+        <w:t>Doppler Effect</w:t>
+      </w:r>
+      <w:r>
+        <w:rPr>
+          <w:rFonts w:ascii="TH Sarabun New" w:hAnsi="TH Sarabun New" w:cs="TH Sarabun New"/>
+          <w:sz w:val="32"/>
+          <w:szCs w:val="32"/>
+        </w:rPr>
+        <w:t>)</w:t>
+      </w:r>
+      <w:r>
+        <w:rPr>
+          <w:rFonts w:ascii="TH Sarabun New" w:hAnsi="TH Sarabun New" w:cs="TH Sarabun New"/>
+          <w:sz w:val="32"/>
+          <w:szCs w:val="32"/>
+        </w:rPr>
+        <w:t xml:space="preserve"> </w:t>
+      </w:r>
+      <w:r>
+        <w:rPr>
+          <w:rFonts w:ascii="TH Sarabun New" w:hAnsi="TH Sarabun New" w:cs="TH Sarabun New"/>
+          <w:sz w:val="32"/>
+          <w:szCs w:val="32"/>
+          <w:cs/>
+        </w:rPr>
+        <w:t>หรือการเลื่อนดอปเพลอร์</w:t>
+      </w:r>
+      <w:r>
+        <w:rPr>
+          <w:rFonts w:ascii="TH Sarabun New" w:hAnsi="TH Sarabun New" w:cs="TH Sarabun New"/>
+          <w:sz w:val="32"/>
+          <w:szCs w:val="32"/>
+        </w:rPr>
+        <w:t xml:space="preserve"> </w:t>
+      </w:r>
+      <w:r>
+        <w:rPr>
+          <w:rFonts w:ascii="TH Sarabun New" w:hAnsi="TH Sarabun New" w:cs="TH Sarabun New"/>
+          <w:sz w:val="32"/>
+          <w:szCs w:val="32"/>
+          <w:cs/>
+        </w:rPr>
+        <w:t>คือการเปลี่ยนแปลงที่ปรากฏของความถี่คลื่นโดยอิงจากการเคลื่อนที่สัมพัทธ์ของแหล่งกำเนิดและตำแหน่งของผู้สังเกต มันประยุกต์ใช้ได้กับคลื่นทุกประเภท รวมถึงคลื่นน้ำ คลื่นเสียง และคลื่นแม่เหล็กไฟฟ้า เช่น แสงที่มองเห็นได้ การประยุกต์ใช้ปรากฏการณ์ดอปเพลอร์ที่คุ้นเคยที่สุดเกี่ยวข้องกับเสียง โดยเฉพาะเสียงที่มาจากแหล่งกำเนิดที่กำลังเคลื่อนที่ (หรือเดินทางมาถึงผู้สังเกตที่กำลังเคลื่อนที่) เสียงที่คงที่</w:t>
+      </w:r>
+      <w:r>
+        <w:rPr>
+          <w:rFonts w:ascii="TH Sarabun New" w:hAnsi="TH Sarabun New" w:cs="TH Sarabun New"/>
+          <w:sz w:val="32"/>
+          <w:szCs w:val="32"/>
+        </w:rPr>
+        <w:t xml:space="preserve"> </w:t>
+      </w:r>
+      <w:r>
+        <w:rPr>
+          <w:rFonts w:ascii="TH Sarabun New" w:hAnsi="TH Sarabun New" w:cs="TH Sarabun New"/>
+          <w:sz w:val="32"/>
+          <w:szCs w:val="32"/>
+          <w:cs/>
+        </w:rPr>
+        <w:t>กล่าวคือ โน้ตเดี่ยวที่ดังต่อเนื่อง</w:t>
+      </w:r>
+      <w:r>
+        <w:rPr>
+          <w:rFonts w:ascii="TH Sarabun New" w:hAnsi="TH Sarabun New" w:cs="TH Sarabun New"/>
+          <w:sz w:val="32"/>
+          <w:szCs w:val="32"/>
+        </w:rPr>
+        <w:t xml:space="preserve"> </w:t>
+      </w:r>
+      <w:r>
+        <w:rPr>
+          <w:rFonts w:ascii="TH Sarabun New" w:hAnsi="TH Sarabun New" w:cs="TH Sarabun New"/>
+          <w:sz w:val="32"/>
+          <w:szCs w:val="32"/>
+          <w:cs/>
+        </w:rPr>
+        <w:t>สามารถปรากฏให้เห็นว่ามีการเปลี่ยนระดับเสียงได้เมื่อแหล่งกำเนิดเคลื่อนที่เมื่อเทียบกับผู้ฟัง เมื่อระยะห่างระหว่างแหล่งกำเนิดเสียงและผู้รับสั้นลง ความถี่ของคลื่นเสียงจะเพิ่มขึ้น ทำให้เสียงมีระดับเสียงที่สูงขึ้น และเมื่อระยะห่างยาวขึ้น ความถี่จะลดลง ทำให้เสียงมีระดับเสียงที่ต่ำลง สิ่งสำคัญที่</w:t>
+      </w:r>
+      <w:r>
+        <w:rPr>
+          <w:rFonts w:ascii="TH Sarabun New" w:hAnsi="TH Sarabun New" w:cs="TH Sarabun New"/>
+          <w:sz w:val="32"/>
+          <w:szCs w:val="32"/>
+          <w:cs/>
+        </w:rPr>
+        <w:lastRenderedPageBreak/>
+        <w:t>ควรทราบคือสิ่งที่เปลี่ยนไปคือการรับรู้เสียงของผู้สังเกต ไม่ใช่ตัวเสียงเอง ความถี่ของเสียงที่ถูกปล่อยออกมายังคงเท่าเดิม แต่ความถี่ที่ได้รับจะเปลี่ยนไปตามความเร็วและระยะห่างที่เพิ่มขึ้นหรือลดลงระหว่างแหล่งกำเนิดและผู้ฟัง</w:t>
+      </w:r>
     </w:p>
     <w:p>
       <w:pPr>
@@ -373,81 +759,6 @@
           <w:szCs w:val="32"/>
         </w:rPr>
       </w:pPr>
-      <w:r>
-        <w:rPr>
-          <w:rFonts w:ascii="TH Sarabun New" w:hAnsi="TH Sarabun New" w:cs="TH Sarabun New"/>
-          <w:sz w:val="32"/>
-          <w:szCs w:val="32"/>
-        </w:rPr>
-        <w:tab/>
-        <w:t>2.</w:t>
-      </w:r>
-      <w:r>
-        <w:rPr>
-          <w:rFonts w:ascii="TH Sarabun New" w:hAnsi="TH Sarabun New" w:cs="TH Sarabun New"/>
-          <w:sz w:val="32"/>
-          <w:szCs w:val="32"/>
-        </w:rPr>
-        <w:t>1</w:t>
-      </w:r>
-      <w:r>
-        <w:rPr>
-          <w:rFonts w:ascii="TH Sarabun New" w:hAnsi="TH Sarabun New" w:cs="TH Sarabun New"/>
-          <w:sz w:val="32"/>
-          <w:szCs w:val="32"/>
-        </w:rPr>
-        <w:t>.</w:t>
-      </w:r>
-      <w:r>
-        <w:rPr>
-          <w:rFonts w:ascii="TH Sarabun New" w:hAnsi="TH Sarabun New" w:cs="TH Sarabun New"/>
-          <w:sz w:val="32"/>
-          <w:szCs w:val="32"/>
-        </w:rPr>
-        <w:t>3</w:t>
-      </w:r>
-      <w:r>
-        <w:rPr>
-          <w:rFonts w:ascii="TH Sarabun New" w:hAnsi="TH Sarabun New" w:cs="TH Sarabun New"/>
-          <w:sz w:val="32"/>
-          <w:szCs w:val="32"/>
-        </w:rPr>
-        <w:t xml:space="preserve"> </w:t>
-      </w:r>
-      <w:r>
-        <w:rPr>
-          <w:rFonts w:ascii="TH Sarabun New" w:hAnsi="TH Sarabun New" w:cs="TH Sarabun New"/>
-          <w:sz w:val="32"/>
-          <w:szCs w:val="32"/>
-          <w:cs/>
-        </w:rPr>
-        <w:t xml:space="preserve">ทฤษฎีการระบุพิกัด </w:t>
-      </w:r>
-      <w:r>
-        <w:rPr>
-          <w:rFonts w:ascii="TH Sarabun New" w:hAnsi="TH Sarabun New" w:cs="TH Sarabun New"/>
-          <w:sz w:val="32"/>
-          <w:szCs w:val="32"/>
-        </w:rPr>
-        <w:t xml:space="preserve">3 </w:t>
-      </w:r>
-      <w:r>
-        <w:rPr>
-          <w:rFonts w:ascii="TH Sarabun New" w:hAnsi="TH Sarabun New" w:cs="TH Sarabun New"/>
-          <w:sz w:val="32"/>
-          <w:szCs w:val="32"/>
-          <w:cs/>
-        </w:rPr>
-        <w:t>มิติ (</w:t>
-      </w:r>
-      <w:r>
-        <w:rPr>
-          <w:rFonts w:ascii="TH Sarabun New" w:hAnsi="TH Sarabun New" w:cs="TH Sarabun New"/>
-          <w:sz w:val="32"/>
-          <w:szCs w:val="32"/>
-        </w:rPr>
-        <w:t>3D Localization)</w:t>
-      </w:r>
     </w:p>
     <w:p>
       <w:pPr>
@@ -465,6 +776,81 @@
           <w:szCs w:val="32"/>
         </w:rPr>
       </w:pPr>
+      <w:r>
+        <w:rPr>
+          <w:rFonts w:ascii="TH Sarabun New" w:hAnsi="TH Sarabun New" w:cs="TH Sarabun New"/>
+          <w:sz w:val="32"/>
+          <w:szCs w:val="32"/>
+        </w:rPr>
+        <w:tab/>
+        <w:t>2.</w:t>
+      </w:r>
+      <w:r>
+        <w:rPr>
+          <w:rFonts w:ascii="TH Sarabun New" w:hAnsi="TH Sarabun New" w:cs="TH Sarabun New"/>
+          <w:sz w:val="32"/>
+          <w:szCs w:val="32"/>
+        </w:rPr>
+        <w:t>1</w:t>
+      </w:r>
+      <w:r>
+        <w:rPr>
+          <w:rFonts w:ascii="TH Sarabun New" w:hAnsi="TH Sarabun New" w:cs="TH Sarabun New"/>
+          <w:sz w:val="32"/>
+          <w:szCs w:val="32"/>
+        </w:rPr>
+        <w:t>.</w:t>
+      </w:r>
+      <w:r>
+        <w:rPr>
+          <w:rFonts w:ascii="TH Sarabun New" w:hAnsi="TH Sarabun New" w:cs="TH Sarabun New"/>
+          <w:sz w:val="32"/>
+          <w:szCs w:val="32"/>
+        </w:rPr>
+        <w:t>3</w:t>
+      </w:r>
+      <w:r>
+        <w:rPr>
+          <w:rFonts w:ascii="TH Sarabun New" w:hAnsi="TH Sarabun New" w:cs="TH Sarabun New"/>
+          <w:sz w:val="32"/>
+          <w:szCs w:val="32"/>
+        </w:rPr>
+        <w:t xml:space="preserve"> </w:t>
+      </w:r>
+      <w:r>
+        <w:rPr>
+          <w:rFonts w:ascii="TH Sarabun New" w:hAnsi="TH Sarabun New" w:cs="TH Sarabun New"/>
+          <w:sz w:val="32"/>
+          <w:szCs w:val="32"/>
+          <w:cs/>
+        </w:rPr>
+        <w:t xml:space="preserve">ทฤษฎีการระบุพิกัด </w:t>
+      </w:r>
+      <w:r>
+        <w:rPr>
+          <w:rFonts w:ascii="TH Sarabun New" w:hAnsi="TH Sarabun New" w:cs="TH Sarabun New"/>
+          <w:sz w:val="32"/>
+          <w:szCs w:val="32"/>
+        </w:rPr>
+        <w:t xml:space="preserve">3 </w:t>
+      </w:r>
+      <w:r>
+        <w:rPr>
+          <w:rFonts w:ascii="TH Sarabun New" w:hAnsi="TH Sarabun New" w:cs="TH Sarabun New"/>
+          <w:sz w:val="32"/>
+          <w:szCs w:val="32"/>
+          <w:cs/>
+        </w:rPr>
+        <w:t>มิติ (</w:t>
+      </w:r>
+      <w:r>
+        <w:rPr>
+          <w:rFonts w:ascii="TH Sarabun New" w:hAnsi="TH Sarabun New" w:cs="TH Sarabun New"/>
+          <w:sz w:val="32"/>
+          <w:szCs w:val="32"/>
+        </w:rPr>
+        <w:t>3D Localization)</w:t>
+      </w:r>
     </w:p>
     <w:p>
       <w:pPr>
@@ -478,8 +864,6 @@
         <w:spacing w:after="0" w:line="240" w:lineRule="auto"/>
         <w:rPr>
           <w:rFonts w:ascii="TH Sarabun New" w:hAnsi="TH Sarabun New" w:cs="TH Sarabun New"/>
-          <w:b/>
-          <w:bCs/>
           <w:sz w:val="32"/>
           <w:szCs w:val="32"/>
         </w:rPr>
@@ -503,68 +887,6 @@
           <w:szCs w:val="32"/>
         </w:rPr>
       </w:pPr>
-      <w:r>
-        <w:rPr>
-          <w:rFonts w:ascii="TH Sarabun New" w:hAnsi="TH Sarabun New" w:cs="TH Sarabun New"/>
-          <w:b/>
-          <w:bCs/>
-          <w:sz w:val="32"/>
-          <w:szCs w:val="32"/>
-        </w:rPr>
-        <w:t>2</w:t>
-      </w:r>
-      <w:r>
-        <w:rPr>
-          <w:rFonts w:ascii="TH Sarabun New" w:hAnsi="TH Sarabun New" w:cs="TH Sarabun New" w:hint="cs"/>
-          <w:b/>
-          <w:bCs/>
-          <w:sz w:val="32"/>
-          <w:szCs w:val="32"/>
-        </w:rPr>
-        <w:t>.</w:t>
-      </w:r>
-      <w:r>
-        <w:rPr>
-          <w:rFonts w:ascii="TH Sarabun New" w:hAnsi="TH Sarabun New" w:cs="TH Sarabun New"/>
-          <w:b/>
-          <w:bCs/>
-          <w:sz w:val="32"/>
-          <w:szCs w:val="32"/>
-        </w:rPr>
-        <w:t>2</w:t>
-      </w:r>
-      <w:r>
-        <w:rPr>
-          <w:rFonts w:ascii="TH Sarabun New" w:hAnsi="TH Sarabun New" w:cs="TH Sarabun New" w:hint="cs"/>
-          <w:b/>
-          <w:bCs/>
-          <w:sz w:val="32"/>
-          <w:szCs w:val="32"/>
-        </w:rPr>
-        <w:t xml:space="preserve"> </w:t>
-      </w:r>
-      <w:r>
-        <w:rPr>
-          <w:rFonts w:ascii="TH Sarabun New" w:hAnsi="TH Sarabun New" w:cs="TH Sarabun New"/>
-          <w:b/>
-          <w:bCs/>
-          <w:sz w:val="32"/>
-          <w:szCs w:val="32"/>
-          <w:cs/>
-        </w:rPr>
-        <w:tab/>
-      </w:r>
-      <w:r>
-        <w:rPr>
-          <w:rFonts w:ascii="TH Sarabun New" w:hAnsi="TH Sarabun New" w:cs="TH Sarabun New"/>
-          <w:b/>
-          <w:bCs/>
-          <w:sz w:val="32"/>
-          <w:szCs w:val="32"/>
-          <w:cs/>
-        </w:rPr>
-        <w:t>งานวิจัยเกี่ยวข้อง</w:t>
-      </w:r>
     </w:p>
     <w:p>
       <w:pPr>
@@ -578,59 +900,73 @@
         <w:spacing w:after="0" w:line="240" w:lineRule="auto"/>
         <w:rPr>
           <w:rFonts w:ascii="TH Sarabun New" w:hAnsi="TH Sarabun New" w:cs="TH Sarabun New"/>
-          <w:sz w:val="32"/>
-          <w:szCs w:val="32"/>
-        </w:rPr>
-      </w:pPr>
-      <w:r>
-        <w:rPr>
-          <w:rFonts w:ascii="TH Sarabun New" w:hAnsi="TH Sarabun New" w:cs="TH Sarabun New"/>
           <w:b/>
           <w:bCs/>
           <w:sz w:val="32"/>
           <w:szCs w:val="32"/>
         </w:rPr>
+      </w:pPr>
+      <w:r>
+        <w:rPr>
+          <w:rFonts w:ascii="TH Sarabun New" w:hAnsi="TH Sarabun New" w:cs="TH Sarabun New"/>
+          <w:b/>
+          <w:bCs/>
+          <w:sz w:val="32"/>
+          <w:szCs w:val="32"/>
+        </w:rPr>
+        <w:t>2</w:t>
+      </w:r>
+      <w:r>
+        <w:rPr>
+          <w:rFonts w:ascii="TH Sarabun New" w:hAnsi="TH Sarabun New" w:cs="TH Sarabun New" w:hint="cs"/>
+          <w:b/>
+          <w:bCs/>
+          <w:sz w:val="32"/>
+          <w:szCs w:val="32"/>
+        </w:rPr>
+        <w:t>.</w:t>
+      </w:r>
+      <w:r>
+        <w:rPr>
+          <w:rFonts w:ascii="TH Sarabun New" w:hAnsi="TH Sarabun New" w:cs="TH Sarabun New"/>
+          <w:b/>
+          <w:bCs/>
+          <w:sz w:val="32"/>
+          <w:szCs w:val="32"/>
+        </w:rPr>
+        <w:t>2</w:t>
+      </w:r>
+      <w:r>
+        <w:rPr>
+          <w:rFonts w:ascii="TH Sarabun New" w:hAnsi="TH Sarabun New" w:cs="TH Sarabun New" w:hint="cs"/>
+          <w:b/>
+          <w:bCs/>
+          <w:sz w:val="32"/>
+          <w:szCs w:val="32"/>
+        </w:rPr>
+        <w:t xml:space="preserve"> </w:t>
+      </w:r>
+      <w:r>
+        <w:rPr>
+          <w:rFonts w:ascii="TH Sarabun New" w:hAnsi="TH Sarabun New" w:cs="TH Sarabun New"/>
+          <w:b/>
+          <w:bCs/>
+          <w:sz w:val="32"/>
+          <w:szCs w:val="32"/>
+          <w:cs/>
+        </w:rPr>
         <w:tab/>
       </w:r>
       <w:r>
         <w:rPr>
           <w:rFonts w:ascii="TH Sarabun New" w:hAnsi="TH Sarabun New" w:cs="TH Sarabun New"/>
-          <w:sz w:val="32"/>
-          <w:szCs w:val="32"/>
-        </w:rPr>
-        <w:t>2.</w:t>
-      </w:r>
-      <w:r>
-        <w:rPr>
-          <w:rFonts w:ascii="TH Sarabun New" w:hAnsi="TH Sarabun New" w:cs="TH Sarabun New"/>
-          <w:sz w:val="32"/>
-          <w:szCs w:val="32"/>
-        </w:rPr>
-        <w:t>2</w:t>
-      </w:r>
-      <w:r>
-        <w:rPr>
-          <w:rFonts w:ascii="TH Sarabun New" w:hAnsi="TH Sarabun New" w:cs="TH Sarabun New"/>
-          <w:sz w:val="32"/>
-          <w:szCs w:val="32"/>
-        </w:rPr>
-        <w:t>.1</w:t>
-      </w:r>
-      <w:r>
-        <w:rPr>
-          <w:rFonts w:ascii="TH Sarabun New" w:hAnsi="TH Sarabun New" w:cs="TH Sarabun New"/>
-          <w:sz w:val="32"/>
-          <w:szCs w:val="32"/>
-        </w:rPr>
-        <w:t xml:space="preserve"> </w:t>
-      </w:r>
-      <w:r>
-        <w:rPr>
-          <w:rFonts w:ascii="TH Sarabun New" w:hAnsi="TH Sarabun New" w:cs="TH Sarabun New"/>
-          <w:sz w:val="32"/>
-          <w:szCs w:val="32"/>
-        </w:rPr>
-        <w:t>DapFall Dynamic Amplitude Probability Density Profile-Based Wi-Fi CSI Sensing for Fall Detection</w:t>
+          <w:b/>
+          <w:bCs/>
+          <w:sz w:val="32"/>
+          <w:szCs w:val="32"/>
+          <w:cs/>
+        </w:rPr>
+        <w:t>งานวิจัยเกี่ยวข้อง</w:t>
       </w:r>
     </w:p>
     <w:p>
@@ -649,6 +985,90 @@
           <w:szCs w:val="32"/>
         </w:rPr>
       </w:pPr>
+      <w:r>
+        <w:rPr>
+          <w:rFonts w:ascii="TH Sarabun New" w:hAnsi="TH Sarabun New" w:cs="TH Sarabun New"/>
+          <w:b/>
+          <w:bCs/>
+          <w:sz w:val="32"/>
+          <w:szCs w:val="32"/>
+        </w:rPr>
+        <w:tab/>
+      </w:r>
+      <w:r>
+        <w:rPr>
+          <w:rFonts w:ascii="TH Sarabun New" w:hAnsi="TH Sarabun New" w:cs="TH Sarabun New"/>
+          <w:sz w:val="32"/>
+          <w:szCs w:val="32"/>
+        </w:rPr>
+        <w:t>2.</w:t>
+      </w:r>
+      <w:r>
+        <w:rPr>
+          <w:rFonts w:ascii="TH Sarabun New" w:hAnsi="TH Sarabun New" w:cs="TH Sarabun New"/>
+          <w:sz w:val="32"/>
+          <w:szCs w:val="32"/>
+        </w:rPr>
+        <w:t>2</w:t>
+      </w:r>
+      <w:r>
+        <w:rPr>
+          <w:rFonts w:ascii="TH Sarabun New" w:hAnsi="TH Sarabun New" w:cs="TH Sarabun New"/>
+          <w:sz w:val="32"/>
+          <w:szCs w:val="32"/>
+        </w:rPr>
+        <w:t>.1</w:t>
+      </w:r>
+      <w:r>
+        <w:rPr>
+          <w:rFonts w:ascii="TH Sarabun New" w:hAnsi="TH Sarabun New" w:cs="TH Sarabun New"/>
+          <w:sz w:val="32"/>
+          <w:szCs w:val="32"/>
+        </w:rPr>
+        <w:t xml:space="preserve"> </w:t>
+      </w:r>
+      <w:r>
+        <w:rPr>
+          <w:rFonts w:ascii="TH Sarabun New" w:hAnsi="TH Sarabun New" w:cs="TH Sarabun New"/>
+          <w:sz w:val="32"/>
+          <w:szCs w:val="32"/>
+        </w:rPr>
+        <w:t xml:space="preserve">AmFall: </w:t>
+      </w:r>
+      <w:r>
+        <w:rPr>
+          <w:rFonts w:ascii="TH Sarabun New" w:hAnsi="TH Sarabun New" w:cs="TH Sarabun New"/>
+          <w:sz w:val="32"/>
+          <w:szCs w:val="32"/>
+          <w:cs/>
+        </w:rPr>
+        <w:t xml:space="preserve">ระบบตรวจจับการหกล้มโดยใช้ค่าแอมพลิจูดของสัญญาณ </w:t>
+      </w:r>
+      <w:r>
+        <w:rPr>
+          <w:rFonts w:ascii="TH Sarabun New" w:hAnsi="TH Sarabun New" w:cs="TH Sarabun New"/>
+          <w:sz w:val="32"/>
+          <w:szCs w:val="32"/>
+        </w:rPr>
+        <w:t xml:space="preserve">WiFi CSI </w:t>
+      </w:r>
+      <w:r>
+        <w:rPr>
+          <w:rFonts w:ascii="TH Sarabun New" w:hAnsi="TH Sarabun New" w:cs="TH Sarabun New"/>
+          <w:sz w:val="32"/>
+          <w:szCs w:val="32"/>
+          <w:cs/>
+        </w:rPr>
+        <w:t>ด้วยเทคนิคสเกโลแกรมที่ผ่านการขจัดสัญญาณรบกวน (</w:t>
+      </w:r>
+      <w:r>
+        <w:rPr>
+          <w:rFonts w:ascii="TH Sarabun New" w:hAnsi="TH Sarabun New" w:cs="TH Sarabun New"/>
+          <w:sz w:val="32"/>
+          <w:szCs w:val="32"/>
+        </w:rPr>
+        <w:t>AmFall: WiFi CSI Amplitude-Based Fall Detection Using Denoised Scalograms)</w:t>
+      </w:r>
     </w:p>
     <w:p>
       <w:pPr>
@@ -664,7 +1084,704 @@
           <w:rFonts w:ascii="TH Sarabun New" w:hAnsi="TH Sarabun New" w:cs="TH Sarabun New"/>
           <w:sz w:val="32"/>
           <w:szCs w:val="32"/>
-          <w:cs/>
+        </w:rPr>
+      </w:pPr>
+      <w:r>
+        <w:rPr>
+          <w:rFonts w:ascii="TH Sarabun New" w:hAnsi="TH Sarabun New" w:cs="TH Sarabun New"/>
+          <w:sz w:val="32"/>
+          <w:szCs w:val="32"/>
+        </w:rPr>
+        <w:tab/>
+      </w:r>
+      <w:r>
+        <w:rPr>
+          <w:rFonts w:ascii="TH Sarabun New" w:hAnsi="TH Sarabun New" w:cs="TH Sarabun New"/>
+          <w:sz w:val="32"/>
+          <w:szCs w:val="32"/>
+        </w:rPr>
+        <w:t xml:space="preserve">Yongkeun Kim </w:t>
+      </w:r>
+      <w:r>
+        <w:rPr>
+          <w:rFonts w:ascii="TH Sarabun New" w:hAnsi="TH Sarabun New" w:cs="TH Sarabun New"/>
+          <w:sz w:val="32"/>
+          <w:szCs w:val="32"/>
+          <w:cs/>
+        </w:rPr>
+        <w:t>และคณะ (</w:t>
+      </w:r>
+      <w:r>
+        <w:rPr>
+          <w:rFonts w:ascii="TH Sarabun New" w:hAnsi="TH Sarabun New" w:cs="TH Sarabun New"/>
+          <w:sz w:val="32"/>
+          <w:szCs w:val="32"/>
+        </w:rPr>
+        <w:t xml:space="preserve">2568) </w:t>
+      </w:r>
+      <w:r>
+        <w:rPr>
+          <w:rFonts w:ascii="TH Sarabun New" w:hAnsi="TH Sarabun New" w:cs="TH Sarabun New"/>
+          <w:sz w:val="32"/>
+          <w:szCs w:val="32"/>
+          <w:cs/>
+        </w:rPr>
+        <w:t>ระบุว่าระบบตรวจจับการหกล้มโดยใช้สัญญาณความถี่วิทยุ (</w:t>
+      </w:r>
+      <w:r>
+        <w:rPr>
+          <w:rFonts w:ascii="TH Sarabun New" w:hAnsi="TH Sarabun New" w:cs="TH Sarabun New"/>
+          <w:sz w:val="32"/>
+          <w:szCs w:val="32"/>
+        </w:rPr>
+        <w:t xml:space="preserve">Radio Frequency: RF) </w:t>
+      </w:r>
+      <w:r>
+        <w:rPr>
+          <w:rFonts w:ascii="TH Sarabun New" w:hAnsi="TH Sarabun New" w:cs="TH Sarabun New"/>
+          <w:sz w:val="32"/>
+          <w:szCs w:val="32"/>
+          <w:cs/>
+        </w:rPr>
+        <w:t xml:space="preserve">ได้รับความสนใจศึกษาอย่างต่อเนื่องในช่วงทศวรรษที่ผ่านมา เนื่องจากมีความเป็นส่วนตัวสูงและไม่จำเป็นต้องสวมใส่อุปกรณ์ โดยเฉพาะอย่างยิ่งระบบที่ใช้ค่าสภาวะช่องสัญญาณ </w:t>
+      </w:r>
+      <w:r>
+        <w:rPr>
+          <w:rFonts w:ascii="TH Sarabun New" w:hAnsi="TH Sarabun New" w:cs="TH Sarabun New"/>
+          <w:sz w:val="32"/>
+          <w:szCs w:val="32"/>
+        </w:rPr>
+        <w:t xml:space="preserve">WiFi (WiFi Channel State Information: CSI) </w:t>
+      </w:r>
+      <w:r>
+        <w:rPr>
+          <w:rFonts w:ascii="TH Sarabun New" w:hAnsi="TH Sarabun New" w:cs="TH Sarabun New"/>
+          <w:sz w:val="32"/>
+          <w:szCs w:val="32"/>
+          <w:cs/>
+        </w:rPr>
+        <w:t xml:space="preserve">ยังมีข้อได้เปรียบเพิ่มเติมคือไม่จำเป็นต้องใช้ฮาร์ดแวร์เฉพาะทาง เนื่องจากอุปกรณ์ </w:t>
+      </w:r>
+      <w:r>
+        <w:rPr>
+          <w:rFonts w:ascii="TH Sarabun New" w:hAnsi="TH Sarabun New" w:cs="TH Sarabun New"/>
+          <w:sz w:val="32"/>
+          <w:szCs w:val="32"/>
+        </w:rPr>
+        <w:t xml:space="preserve">WiFi </w:t>
+      </w:r>
+      <w:r>
+        <w:rPr>
+          <w:rFonts w:ascii="TH Sarabun New" w:hAnsi="TH Sarabun New" w:cs="TH Sarabun New"/>
+          <w:sz w:val="32"/>
+          <w:szCs w:val="32"/>
+          <w:cs/>
+        </w:rPr>
+        <w:t xml:space="preserve">มีการใช้งานแพร่หลายอยู่แล้ว อย่างไรก็ตาม ผู้วิจัยชี้ให้เห็นว่าระบบที่ใช้ </w:t>
+      </w:r>
+      <w:r>
+        <w:rPr>
+          <w:rFonts w:ascii="TH Sarabun New" w:hAnsi="TH Sarabun New" w:cs="TH Sarabun New"/>
+          <w:sz w:val="32"/>
+          <w:szCs w:val="32"/>
+        </w:rPr>
+        <w:t xml:space="preserve">WiFi CSI </w:t>
+      </w:r>
+      <w:r>
+        <w:rPr>
+          <w:rFonts w:ascii="TH Sarabun New" w:hAnsi="TH Sarabun New" w:cs="TH Sarabun New"/>
+          <w:sz w:val="32"/>
+          <w:szCs w:val="32"/>
+          <w:cs/>
+        </w:rPr>
+        <w:t>มักประสบปัญหาประสิทธิภาพลดลงอย่างรุนแรงในสถานการณ์ข้ามโดเมน (</w:t>
+      </w:r>
+      <w:r>
+        <w:rPr>
+          <w:rFonts w:ascii="TH Sarabun New" w:hAnsi="TH Sarabun New" w:cs="TH Sarabun New"/>
+          <w:sz w:val="32"/>
+          <w:szCs w:val="32"/>
+        </w:rPr>
+        <w:t xml:space="preserve">cross-domain) </w:t>
+      </w:r>
+      <w:r>
+        <w:rPr>
+          <w:rFonts w:ascii="TH Sarabun New" w:hAnsi="TH Sarabun New" w:cs="TH Sarabun New"/>
+          <w:sz w:val="32"/>
+          <w:szCs w:val="32"/>
+          <w:cs/>
+        </w:rPr>
+        <w:t>สภาพแวดล้อมที่ไม่มีเส้นสายตาตรง (</w:t>
+      </w:r>
+      <w:r>
+        <w:rPr>
+          <w:rFonts w:ascii="TH Sarabun New" w:hAnsi="TH Sarabun New" w:cs="TH Sarabun New"/>
+          <w:sz w:val="32"/>
+          <w:szCs w:val="32"/>
+        </w:rPr>
+        <w:t xml:space="preserve">Non-Line-of-Sight: NLOS) </w:t>
+      </w:r>
+      <w:r>
+        <w:rPr>
+          <w:rFonts w:ascii="TH Sarabun New" w:hAnsi="TH Sarabun New" w:cs="TH Sarabun New"/>
+          <w:sz w:val="32"/>
+          <w:szCs w:val="32"/>
+          <w:cs/>
+        </w:rPr>
+        <w:t>และสภาวะสัญญาณทะลุผ่านกำแพง (</w:t>
+      </w:r>
+      <w:r>
+        <w:rPr>
+          <w:rFonts w:ascii="TH Sarabun New" w:hAnsi="TH Sarabun New" w:cs="TH Sarabun New"/>
+          <w:sz w:val="32"/>
+          <w:szCs w:val="32"/>
+        </w:rPr>
+        <w:t xml:space="preserve">Through-the-Wall: TTW) </w:t>
+      </w:r>
+      <w:r>
+        <w:rPr>
+          <w:rFonts w:ascii="TH Sarabun New" w:hAnsi="TH Sarabun New" w:cs="TH Sarabun New"/>
+          <w:sz w:val="32"/>
+          <w:szCs w:val="32"/>
+          <w:cs/>
+        </w:rPr>
+        <w:t>ซึ่งเป็นอุปสรรคสำคัญต่อการนำระบบไปใช้งานจริง เนื่องจากระบบตรวจจับการหกล้มที่มีประสิทธิภาพจำเป็นต้องสามารถทำงานได้ดีแม้อยู่ในสภาวะที่ไม่เอื้ออำนวยดังกล่าว</w:t>
+      </w:r>
+    </w:p>
+    <w:p>
+      <w:pPr>
+        <w:tabs>
+          <w:tab w:val="left" w:pos="567"/>
+          <w:tab w:val="left" w:pos="851"/>
+          <w:tab w:val="left" w:pos="1134"/>
+          <w:tab w:val="left" w:pos="1418"/>
+          <w:tab w:val="left" w:pos="1701"/>
+        </w:tabs>
+        <w:spacing w:after="0" w:line="240" w:lineRule="auto"/>
+        <w:rPr>
+          <w:rFonts w:ascii="TH Sarabun New" w:hAnsi="TH Sarabun New" w:cs="TH Sarabun New"/>
+          <w:sz w:val="32"/>
+          <w:szCs w:val="32"/>
+        </w:rPr>
+      </w:pPr>
+      <w:r>
+        <w:rPr>
+          <w:rFonts w:ascii="TH Sarabun New" w:hAnsi="TH Sarabun New" w:cs="TH Sarabun New"/>
+          <w:sz w:val="32"/>
+          <w:szCs w:val="32"/>
+        </w:rPr>
+        <w:tab/>
+      </w:r>
+      <w:r>
+        <w:rPr>
+          <w:rFonts w:ascii="TH Sarabun New" w:hAnsi="TH Sarabun New" w:cs="TH Sarabun New"/>
+          <w:sz w:val="32"/>
+          <w:szCs w:val="32"/>
+          <w:cs/>
+        </w:rPr>
+        <w:t xml:space="preserve">จากงานวิจัยดังกล่าว ผู้วิจัยได้นำเสนอระบบตรวจจับการหกล้มโดยใช้ค่าแอมพลิจูดของสัญญาณ </w:t>
+      </w:r>
+      <w:r>
+        <w:rPr>
+          <w:rFonts w:ascii="TH Sarabun New" w:hAnsi="TH Sarabun New" w:cs="TH Sarabun New"/>
+          <w:sz w:val="32"/>
+          <w:szCs w:val="32"/>
+        </w:rPr>
+        <w:t xml:space="preserve">WiFi CSI </w:t>
+      </w:r>
+      <w:r>
+        <w:rPr>
+          <w:rFonts w:ascii="TH Sarabun New" w:hAnsi="TH Sarabun New" w:cs="TH Sarabun New"/>
+          <w:sz w:val="32"/>
+          <w:szCs w:val="32"/>
+          <w:cs/>
+        </w:rPr>
+        <w:t xml:space="preserve">ที่เรียกว่า </w:t>
+      </w:r>
+      <w:r>
+        <w:rPr>
+          <w:rFonts w:ascii="TH Sarabun New" w:hAnsi="TH Sarabun New" w:cs="TH Sarabun New"/>
+          <w:sz w:val="32"/>
+          <w:szCs w:val="32"/>
+        </w:rPr>
+        <w:t xml:space="preserve">AmFall </w:t>
+      </w:r>
+      <w:r>
+        <w:rPr>
+          <w:rFonts w:ascii="TH Sarabun New" w:hAnsi="TH Sarabun New" w:cs="TH Sarabun New"/>
+          <w:sz w:val="32"/>
+          <w:szCs w:val="32"/>
+          <w:cs/>
+        </w:rPr>
+        <w:t xml:space="preserve">ซึ่งสามารถแก้ปัญหาข้างต้นได้อย่างมีประสิทธิภาพ โดยเพื่อรับมือกับสถานการณ์ </w:t>
+      </w:r>
+      <w:r>
+        <w:rPr>
+          <w:rFonts w:ascii="TH Sarabun New" w:hAnsi="TH Sarabun New" w:cs="TH Sarabun New"/>
+          <w:sz w:val="32"/>
+          <w:szCs w:val="32"/>
+        </w:rPr>
+        <w:t xml:space="preserve">NLOS </w:t>
+      </w:r>
+      <w:r>
+        <w:rPr>
+          <w:rFonts w:ascii="TH Sarabun New" w:hAnsi="TH Sarabun New" w:cs="TH Sarabun New"/>
+          <w:sz w:val="32"/>
+          <w:szCs w:val="32"/>
+          <w:cs/>
+        </w:rPr>
+        <w:t xml:space="preserve">และ </w:t>
+      </w:r>
+      <w:r>
+        <w:rPr>
+          <w:rFonts w:ascii="TH Sarabun New" w:hAnsi="TH Sarabun New" w:cs="TH Sarabun New"/>
+          <w:sz w:val="32"/>
+          <w:szCs w:val="32"/>
+        </w:rPr>
+        <w:t xml:space="preserve">TTW </w:t>
+      </w:r>
+      <w:r>
+        <w:rPr>
+          <w:rFonts w:ascii="TH Sarabun New" w:hAnsi="TH Sarabun New" w:cs="TH Sarabun New"/>
+          <w:sz w:val="32"/>
+          <w:szCs w:val="32"/>
+          <w:cs/>
+        </w:rPr>
+        <w:t xml:space="preserve">ระบบ </w:t>
+      </w:r>
+      <w:r>
+        <w:rPr>
+          <w:rFonts w:ascii="TH Sarabun New" w:hAnsi="TH Sarabun New" w:cs="TH Sarabun New"/>
+          <w:sz w:val="32"/>
+          <w:szCs w:val="32"/>
+        </w:rPr>
+        <w:t xml:space="preserve">AmFall </w:t>
+      </w:r>
+      <w:r>
+        <w:rPr>
+          <w:rFonts w:ascii="TH Sarabun New" w:hAnsi="TH Sarabun New" w:cs="TH Sarabun New"/>
+          <w:sz w:val="32"/>
+          <w:szCs w:val="32"/>
+          <w:cs/>
+        </w:rPr>
+        <w:t>จะทำการคัดเลือกสับแคริเออร์ (</w:t>
+      </w:r>
+      <w:r>
+        <w:rPr>
+          <w:rFonts w:ascii="TH Sarabun New" w:hAnsi="TH Sarabun New" w:cs="TH Sarabun New"/>
+          <w:sz w:val="32"/>
+          <w:szCs w:val="32"/>
+        </w:rPr>
+        <w:t xml:space="preserve">subcarrier) </w:t>
+      </w:r>
+      <w:r>
+        <w:rPr>
+          <w:rFonts w:ascii="TH Sarabun New" w:hAnsi="TH Sarabun New" w:cs="TH Sarabun New"/>
+          <w:sz w:val="32"/>
+          <w:szCs w:val="32"/>
+          <w:cs/>
+        </w:rPr>
+        <w:t>และองค์ประกอบหลัก (</w:t>
+      </w:r>
+      <w:r>
+        <w:rPr>
+          <w:rFonts w:ascii="TH Sarabun New" w:hAnsi="TH Sarabun New" w:cs="TH Sarabun New"/>
+          <w:sz w:val="32"/>
+          <w:szCs w:val="32"/>
+        </w:rPr>
+        <w:t xml:space="preserve">principal component) </w:t>
+      </w:r>
+      <w:r>
+        <w:rPr>
+          <w:rFonts w:ascii="TH Sarabun New" w:hAnsi="TH Sarabun New" w:cs="TH Sarabun New"/>
+          <w:sz w:val="32"/>
+          <w:szCs w:val="32"/>
+          <w:cs/>
+        </w:rPr>
+        <w:t>ที่มีข้อมูลอันเป็นประโยชน์อย่างเลือกสรร นอกจากนี้ เนื่องจากการแปลงเวฟเล็ตต่อเนื่อง (</w:t>
+      </w:r>
+      <w:r>
+        <w:rPr>
+          <w:rFonts w:ascii="TH Sarabun New" w:hAnsi="TH Sarabun New" w:cs="TH Sarabun New"/>
+          <w:sz w:val="32"/>
+          <w:szCs w:val="32"/>
+        </w:rPr>
+        <w:t xml:space="preserve">Continuous Wavelet Transform: CWT) </w:t>
+      </w:r>
+      <w:r>
+        <w:rPr>
+          <w:rFonts w:ascii="TH Sarabun New" w:hAnsi="TH Sarabun New" w:cs="TH Sarabun New"/>
+          <w:sz w:val="32"/>
+          <w:szCs w:val="32"/>
+          <w:cs/>
+        </w:rPr>
+        <w:t>มีความเหมาะสมต่อการวิเคราะห์เชิงเวลา-ความถี่ (</w:t>
+      </w:r>
+      <w:r>
+        <w:rPr>
+          <w:rFonts w:ascii="TH Sarabun New" w:hAnsi="TH Sarabun New" w:cs="TH Sarabun New"/>
+          <w:sz w:val="32"/>
+          <w:szCs w:val="32"/>
+        </w:rPr>
+        <w:t xml:space="preserve">time-frequency analysis) </w:t>
+      </w:r>
+      <w:r>
+        <w:rPr>
+          <w:rFonts w:ascii="TH Sarabun New" w:hAnsi="TH Sarabun New" w:cs="TH Sarabun New"/>
+          <w:sz w:val="32"/>
+          <w:szCs w:val="32"/>
+          <w:cs/>
+        </w:rPr>
+        <w:t>ของสัญญาณที่ไม่นิ่ง (</w:t>
+      </w:r>
+      <w:r>
+        <w:rPr>
+          <w:rFonts w:ascii="TH Sarabun New" w:hAnsi="TH Sarabun New" w:cs="TH Sarabun New"/>
+          <w:sz w:val="32"/>
+          <w:szCs w:val="32"/>
+        </w:rPr>
+        <w:t xml:space="preserve">nonstationary signal) </w:t>
+      </w:r>
+      <w:r>
+        <w:rPr>
+          <w:rFonts w:ascii="TH Sarabun New" w:hAnsi="TH Sarabun New" w:cs="TH Sarabun New"/>
+          <w:sz w:val="32"/>
+          <w:szCs w:val="32"/>
+          <w:cs/>
+        </w:rPr>
+        <w:t xml:space="preserve">เช่นเดียวกับสัญญาณที่เกิดขึ้นระหว่างการหกล้ม ระบบ </w:t>
+      </w:r>
+      <w:r>
+        <w:rPr>
+          <w:rFonts w:ascii="TH Sarabun New" w:hAnsi="TH Sarabun New" w:cs="TH Sarabun New"/>
+          <w:sz w:val="32"/>
+          <w:szCs w:val="32"/>
+        </w:rPr>
+        <w:t xml:space="preserve">AmFall </w:t>
+      </w:r>
+      <w:r>
+        <w:rPr>
+          <w:rFonts w:ascii="TH Sarabun New" w:hAnsi="TH Sarabun New" w:cs="TH Sarabun New"/>
+          <w:sz w:val="32"/>
+          <w:szCs w:val="32"/>
+          <w:cs/>
+        </w:rPr>
+        <w:t>จึงสร้างภาพสเกโลแกรม (</w:t>
+      </w:r>
+      <w:r>
+        <w:rPr>
+          <w:rFonts w:ascii="TH Sarabun New" w:hAnsi="TH Sarabun New" w:cs="TH Sarabun New"/>
+          <w:sz w:val="32"/>
+          <w:szCs w:val="32"/>
+        </w:rPr>
+        <w:t xml:space="preserve">scalogram) </w:t>
+      </w:r>
+      <w:r>
+        <w:rPr>
+          <w:rFonts w:ascii="TH Sarabun New" w:hAnsi="TH Sarabun New" w:cs="TH Sarabun New"/>
+          <w:sz w:val="32"/>
+          <w:szCs w:val="32"/>
+          <w:cs/>
+        </w:rPr>
+        <w:t xml:space="preserve">โดยประยุกต์ใช้ </w:t>
+      </w:r>
+      <w:r>
+        <w:rPr>
+          <w:rFonts w:ascii="TH Sarabun New" w:hAnsi="TH Sarabun New" w:cs="TH Sarabun New"/>
+          <w:sz w:val="32"/>
+          <w:szCs w:val="32"/>
+        </w:rPr>
+        <w:t xml:space="preserve">CWT </w:t>
+      </w:r>
+      <w:r>
+        <w:rPr>
+          <w:rFonts w:ascii="TH Sarabun New" w:hAnsi="TH Sarabun New" w:cs="TH Sarabun New"/>
+          <w:sz w:val="32"/>
+          <w:szCs w:val="32"/>
+          <w:cs/>
+        </w:rPr>
+        <w:t xml:space="preserve">กับสัญญาณ </w:t>
+      </w:r>
+      <w:r>
+        <w:rPr>
+          <w:rFonts w:ascii="TH Sarabun New" w:hAnsi="TH Sarabun New" w:cs="TH Sarabun New"/>
+          <w:sz w:val="32"/>
+          <w:szCs w:val="32"/>
+        </w:rPr>
+        <w:t xml:space="preserve">CSI </w:t>
+      </w:r>
+      <w:r>
+        <w:rPr>
+          <w:rFonts w:ascii="TH Sarabun New" w:hAnsi="TH Sarabun New" w:cs="TH Sarabun New"/>
+          <w:sz w:val="32"/>
+          <w:szCs w:val="32"/>
+          <w:cs/>
+        </w:rPr>
+        <w:t>ที่ผ่านกระบวนการขจัดสัญญาณรบกวนด้วยอัลกอริทึมที่พัฒนาขึ้น</w:t>
+      </w:r>
+      <w:r>
+        <w:rPr>
+          <w:rFonts w:ascii="TH Sarabun New" w:hAnsi="TH Sarabun New" w:cs="TH Sarabun New"/>
+          <w:sz w:val="32"/>
+          <w:szCs w:val="32"/>
+          <w:cs/>
+        </w:rPr>
+        <w:lastRenderedPageBreak/>
+        <w:t>ใหม่ พร้อมทั้งสกัดข้อมูลความเร็ว (</w:t>
+      </w:r>
+      <w:r>
+        <w:rPr>
+          <w:rFonts w:ascii="TH Sarabun New" w:hAnsi="TH Sarabun New" w:cs="TH Sarabun New"/>
+          <w:sz w:val="32"/>
+          <w:szCs w:val="32"/>
+        </w:rPr>
+        <w:t xml:space="preserve">speed information) </w:t>
+      </w:r>
+      <w:r>
+        <w:rPr>
+          <w:rFonts w:ascii="TH Sarabun New" w:hAnsi="TH Sarabun New" w:cs="TH Sarabun New"/>
+          <w:sz w:val="32"/>
+          <w:szCs w:val="32"/>
+          <w:cs/>
+        </w:rPr>
+        <w:t>เพื่อใช้ในการแบ่งช่วงข้อมูล (</w:t>
+      </w:r>
+      <w:r>
+        <w:rPr>
+          <w:rFonts w:ascii="TH Sarabun New" w:hAnsi="TH Sarabun New" w:cs="TH Sarabun New"/>
+          <w:sz w:val="32"/>
+          <w:szCs w:val="32"/>
+        </w:rPr>
+        <w:t xml:space="preserve">segmentation) </w:t>
+      </w:r>
+      <w:r>
+        <w:rPr>
+          <w:rFonts w:ascii="TH Sarabun New" w:hAnsi="TH Sarabun New" w:cs="TH Sarabun New"/>
+          <w:sz w:val="32"/>
+          <w:szCs w:val="32"/>
+          <w:cs/>
+        </w:rPr>
+        <w:t>ก่อนนำภาพสเกโลแกรมที่ผ่านการแบ่งช่วงแล้วไปป้อนเข้าสู่ตัวจำแนกประเภทที่ใช้เทคนิคการเรียนรู้เชิงลึก (</w:t>
+      </w:r>
+      <w:r>
+        <w:rPr>
+          <w:rFonts w:ascii="TH Sarabun New" w:hAnsi="TH Sarabun New" w:cs="TH Sarabun New"/>
+          <w:sz w:val="32"/>
+          <w:szCs w:val="32"/>
+        </w:rPr>
+        <w:t xml:space="preserve">Deep Learning: DL) </w:t>
+      </w:r>
+      <w:r>
+        <w:rPr>
+          <w:rFonts w:ascii="TH Sarabun New" w:hAnsi="TH Sarabun New" w:cs="TH Sarabun New"/>
+          <w:sz w:val="32"/>
+          <w:szCs w:val="32"/>
+          <w:cs/>
+        </w:rPr>
+        <w:t>ทั้งนี้ ผู้วิจัยยังได้นำเสนอวิธีการเพิ่มจำนวนชุดข้อมูล (</w:t>
+      </w:r>
+      <w:r>
+        <w:rPr>
+          <w:rFonts w:ascii="TH Sarabun New" w:hAnsi="TH Sarabun New" w:cs="TH Sarabun New"/>
+          <w:sz w:val="32"/>
+          <w:szCs w:val="32"/>
+        </w:rPr>
+        <w:t xml:space="preserve">dataset augmentation) </w:t>
+      </w:r>
+      <w:r>
+        <w:rPr>
+          <w:rFonts w:ascii="TH Sarabun New" w:hAnsi="TH Sarabun New" w:cs="TH Sarabun New"/>
+          <w:sz w:val="32"/>
+          <w:szCs w:val="32"/>
+          <w:cs/>
+        </w:rPr>
+        <w:t xml:space="preserve">ที่มีความเรียบง่ายแต่มีประสิทธิภาพ เพื่อสร้างภาพสเกโลแกรมหลายภาพจากข้อมูล </w:t>
+      </w:r>
+      <w:r>
+        <w:rPr>
+          <w:rFonts w:ascii="TH Sarabun New" w:hAnsi="TH Sarabun New" w:cs="TH Sarabun New"/>
+          <w:sz w:val="32"/>
+          <w:szCs w:val="32"/>
+        </w:rPr>
+        <w:t xml:space="preserve">CSI </w:t>
+      </w:r>
+      <w:r>
+        <w:rPr>
+          <w:rFonts w:ascii="TH Sarabun New" w:hAnsi="TH Sarabun New" w:cs="TH Sarabun New"/>
+          <w:sz w:val="32"/>
+          <w:szCs w:val="32"/>
+          <w:cs/>
+        </w:rPr>
+        <w:t>เพียงชุดเดียว</w:t>
+      </w:r>
+    </w:p>
+    <w:p>
+      <w:pPr>
+        <w:tabs>
+          <w:tab w:val="left" w:pos="567"/>
+          <w:tab w:val="left" w:pos="851"/>
+          <w:tab w:val="left" w:pos="1134"/>
+          <w:tab w:val="left" w:pos="1418"/>
+          <w:tab w:val="left" w:pos="1701"/>
+        </w:tabs>
+        <w:spacing w:after="0" w:line="240" w:lineRule="auto"/>
+        <w:rPr>
+          <w:rFonts w:ascii="TH Sarabun New" w:hAnsi="TH Sarabun New" w:cs="TH Sarabun New"/>
+          <w:sz w:val="32"/>
+          <w:szCs w:val="32"/>
+        </w:rPr>
+      </w:pPr>
+      <w:r>
+        <w:rPr>
+          <w:rFonts w:ascii="TH Sarabun New" w:hAnsi="TH Sarabun New" w:cs="TH Sarabun New"/>
+          <w:sz w:val="32"/>
+          <w:szCs w:val="32"/>
+        </w:rPr>
+        <w:tab/>
+      </w:r>
+      <w:r>
+        <w:rPr>
+          <w:rFonts w:ascii="TH Sarabun New" w:hAnsi="TH Sarabun New" w:cs="TH Sarabun New"/>
+          <w:sz w:val="32"/>
+          <w:szCs w:val="32"/>
+          <w:cs/>
+        </w:rPr>
+        <w:t xml:space="preserve">ระบบที่นำเสนอนี้ได้ถูกนำไปทดสอบบนอุปกรณ์ </w:t>
+      </w:r>
+      <w:r>
+        <w:rPr>
+          <w:rFonts w:ascii="TH Sarabun New" w:hAnsi="TH Sarabun New" w:cs="TH Sarabun New"/>
+          <w:sz w:val="32"/>
+          <w:szCs w:val="32"/>
+        </w:rPr>
+        <w:t xml:space="preserve">WiFi </w:t>
+      </w:r>
+      <w:r>
+        <w:rPr>
+          <w:rFonts w:ascii="TH Sarabun New" w:hAnsi="TH Sarabun New" w:cs="TH Sarabun New"/>
+          <w:sz w:val="32"/>
+          <w:szCs w:val="32"/>
+          <w:cs/>
+        </w:rPr>
+        <w:t>เชิงพาณิชย์ และให้ผลลัพธ์ความแม่นยำในการตรวจจับการหกล้มสูงถึง **</w:t>
+      </w:r>
+      <w:r>
+        <w:rPr>
+          <w:rFonts w:ascii="TH Sarabun New" w:hAnsi="TH Sarabun New" w:cs="TH Sarabun New"/>
+          <w:sz w:val="32"/>
+          <w:szCs w:val="32"/>
+        </w:rPr>
+        <w:t xml:space="preserve">95.28% - 99.67%** </w:t>
+      </w:r>
+      <w:r>
+        <w:rPr>
+          <w:rFonts w:ascii="TH Sarabun New" w:hAnsi="TH Sarabun New" w:cs="TH Sarabun New"/>
+          <w:sz w:val="32"/>
+          <w:szCs w:val="32"/>
+          <w:cs/>
+        </w:rPr>
+        <w:t xml:space="preserve">ในสภาพแวดล้อมแบบ </w:t>
+      </w:r>
+      <w:r>
+        <w:rPr>
+          <w:rFonts w:ascii="TH Sarabun New" w:hAnsi="TH Sarabun New" w:cs="TH Sarabun New"/>
+          <w:sz w:val="32"/>
+          <w:szCs w:val="32"/>
+        </w:rPr>
+        <w:t xml:space="preserve">TTW </w:t>
+      </w:r>
+      <w:r>
+        <w:rPr>
+          <w:rFonts w:ascii="TH Sarabun New" w:hAnsi="TH Sarabun New" w:cs="TH Sarabun New"/>
+          <w:sz w:val="32"/>
+          <w:szCs w:val="32"/>
+          <w:cs/>
+        </w:rPr>
+        <w:t xml:space="preserve">และแบบข้ามโดเมน ซึ่งมีประสิทธิภาพเหนือกว่าวิธีการที่ใช้ </w:t>
+      </w:r>
+      <w:r>
+        <w:rPr>
+          <w:rFonts w:ascii="TH Sarabun New" w:hAnsi="TH Sarabun New" w:cs="TH Sarabun New"/>
+          <w:sz w:val="32"/>
+          <w:szCs w:val="32"/>
+        </w:rPr>
+        <w:t xml:space="preserve">WiFi </w:t>
+      </w:r>
+      <w:r>
+        <w:rPr>
+          <w:rFonts w:ascii="TH Sarabun New" w:hAnsi="TH Sarabun New" w:cs="TH Sarabun New"/>
+          <w:sz w:val="32"/>
+          <w:szCs w:val="32"/>
+          <w:cs/>
+        </w:rPr>
+        <w:t>เป็นฐานที่ทันสมัยที่สุดในปัจจุบัน (</w:t>
+      </w:r>
+      <w:r>
+        <w:rPr>
+          <w:rFonts w:ascii="TH Sarabun New" w:hAnsi="TH Sarabun New" w:cs="TH Sarabun New"/>
+          <w:sz w:val="32"/>
+          <w:szCs w:val="32"/>
+        </w:rPr>
+        <w:t xml:space="preserve">state-of-the-art) </w:t>
+      </w:r>
+      <w:r>
+        <w:rPr>
+          <w:rFonts w:ascii="TH Sarabun New" w:hAnsi="TH Sarabun New" w:cs="TH Sarabun New"/>
+          <w:sz w:val="32"/>
+          <w:szCs w:val="32"/>
+          <w:cs/>
+        </w:rPr>
+        <w:t xml:space="preserve">งานวิจัยนี้จึงเป็นแนวทางที่สำคัญสำหรับโครงงาน [ชื่อโปรเจกต์ของคุณ] เนื่องจากสอดคล้องกับแนวทางการตรวจจับการหกล้มด้วยสัญญาณ </w:t>
+      </w:r>
+      <w:r>
+        <w:rPr>
+          <w:rFonts w:ascii="TH Sarabun New" w:hAnsi="TH Sarabun New" w:cs="TH Sarabun New"/>
+          <w:sz w:val="32"/>
+          <w:szCs w:val="32"/>
+        </w:rPr>
+        <w:t xml:space="preserve">WiFi CSI </w:t>
+      </w:r>
+      <w:r>
+        <w:rPr>
+          <w:rFonts w:ascii="TH Sarabun New" w:hAnsi="TH Sarabun New" w:cs="TH Sarabun New"/>
+          <w:sz w:val="32"/>
+          <w:szCs w:val="32"/>
+          <w:cs/>
+        </w:rPr>
+        <w:t>ที่ไม่ต้องพึ่งพาฮาร์ดแวร์เฉพาะทาง</w:t>
+      </w:r>
+    </w:p>
+    <w:p>
+      <w:pPr>
+        <w:tabs>
+          <w:tab w:val="left" w:pos="567"/>
+          <w:tab w:val="left" w:pos="851"/>
+          <w:tab w:val="left" w:pos="1134"/>
+          <w:tab w:val="left" w:pos="1418"/>
+          <w:tab w:val="left" w:pos="1701"/>
+        </w:tabs>
+        <w:spacing w:after="0" w:line="240" w:lineRule="auto"/>
+        <w:rPr>
+          <w:rFonts w:ascii="TH Sarabun New" w:hAnsi="TH Sarabun New" w:cs="TH Sarabun New"/>
+          <w:sz w:val="32"/>
+          <w:szCs w:val="32"/>
+        </w:rPr>
+      </w:pPr>
+    </w:p>
+    <w:p>
+      <w:pPr>
+        <w:tabs>
+          <w:tab w:val="left" w:pos="567"/>
+          <w:tab w:val="left" w:pos="851"/>
+          <w:tab w:val="left" w:pos="1134"/>
+          <w:tab w:val="left" w:pos="1418"/>
+          <w:tab w:val="left" w:pos="1701"/>
+        </w:tabs>
+        <w:spacing w:after="0" w:line="240" w:lineRule="auto"/>
+        <w:rPr>
+          <w:rFonts w:ascii="TH Sarabun New" w:hAnsi="TH Sarabun New" w:cs="TH Sarabun New"/>
+          <w:sz w:val="32"/>
+          <w:szCs w:val="32"/>
         </w:rPr>
       </w:pPr>
       <w:r>
@@ -676,6 +1793,2884 @@
         <w:tab/>
         <w:t>2.2.2</w:t>
       </w:r>
+      <w:r>
+        <w:rPr>
+          <w:rFonts w:ascii="TH Sarabun New" w:hAnsi="TH Sarabun New" w:cs="TH Sarabun New"/>
+          <w:sz w:val="32"/>
+          <w:szCs w:val="32"/>
+        </w:rPr>
+        <w:t xml:space="preserve"> </w:t>
+      </w:r>
+      <w:r>
+        <w:rPr>
+          <w:rFonts w:ascii="TH Sarabun New" w:hAnsi="TH Sarabun New" w:cs="TH Sarabun New"/>
+          <w:sz w:val="32"/>
+          <w:szCs w:val="32"/>
+        </w:rPr>
+        <w:t xml:space="preserve">DapFall: </w:t>
+      </w:r>
+      <w:r>
+        <w:rPr>
+          <w:rFonts w:ascii="TH Sarabun New" w:hAnsi="TH Sarabun New" w:cs="TH Sarabun New"/>
+          <w:sz w:val="32"/>
+          <w:szCs w:val="32"/>
+          <w:cs/>
+        </w:rPr>
+        <w:t xml:space="preserve">ระบบตรวจจับการหกล้มด้วยสัญญาณ </w:t>
+      </w:r>
+      <w:r>
+        <w:rPr>
+          <w:rFonts w:ascii="TH Sarabun New" w:hAnsi="TH Sarabun New" w:cs="TH Sarabun New"/>
+          <w:sz w:val="32"/>
+          <w:szCs w:val="32"/>
+        </w:rPr>
+        <w:t xml:space="preserve">WiFi CSI </w:t>
+      </w:r>
+      <w:r>
+        <w:rPr>
+          <w:rFonts w:ascii="TH Sarabun New" w:hAnsi="TH Sarabun New" w:cs="TH Sarabun New"/>
+          <w:sz w:val="32"/>
+          <w:szCs w:val="32"/>
+          <w:cs/>
+        </w:rPr>
+        <w:t>โดยใช้โพรไฟล์ความหนาแน่นความน่าจะเป็นของแอมพลิจูดเชิงพลวัต (</w:t>
+      </w:r>
+      <w:r>
+        <w:rPr>
+          <w:rFonts w:ascii="TH Sarabun New" w:hAnsi="TH Sarabun New" w:cs="TH Sarabun New"/>
+          <w:sz w:val="32"/>
+          <w:szCs w:val="32"/>
+        </w:rPr>
+        <w:t>DapFall: Dynamic Amplitude Probability Density Profile-Based Wi-Fi CSI Sensing for Fall Detection)</w:t>
+      </w:r>
+    </w:p>
+    <w:p>
+      <w:pPr>
+        <w:tabs>
+          <w:tab w:val="left" w:pos="567"/>
+          <w:tab w:val="left" w:pos="851"/>
+          <w:tab w:val="left" w:pos="1134"/>
+          <w:tab w:val="left" w:pos="1418"/>
+          <w:tab w:val="left" w:pos="1701"/>
+        </w:tabs>
+        <w:spacing w:after="0" w:line="240" w:lineRule="auto"/>
+        <w:rPr>
+          <w:rFonts w:ascii="TH Sarabun New" w:hAnsi="TH Sarabun New" w:cs="TH Sarabun New"/>
+          <w:sz w:val="32"/>
+          <w:szCs w:val="32"/>
+        </w:rPr>
+      </w:pPr>
+      <w:r>
+        <w:rPr>
+          <w:rFonts w:ascii="TH Sarabun New" w:hAnsi="TH Sarabun New" w:cs="TH Sarabun New"/>
+          <w:sz w:val="32"/>
+          <w:szCs w:val="32"/>
+        </w:rPr>
+        <w:tab/>
+      </w:r>
+      <w:r>
+        <w:rPr>
+          <w:rFonts w:ascii="TH Sarabun New" w:hAnsi="TH Sarabun New" w:cs="TH Sarabun New"/>
+          <w:sz w:val="32"/>
+          <w:szCs w:val="32"/>
+        </w:rPr>
+        <w:t xml:space="preserve">Zhuolong Chen </w:t>
+      </w:r>
+      <w:r>
+        <w:rPr>
+          <w:rFonts w:ascii="TH Sarabun New" w:hAnsi="TH Sarabun New" w:cs="TH Sarabun New"/>
+          <w:sz w:val="32"/>
+          <w:szCs w:val="32"/>
+          <w:cs/>
+        </w:rPr>
+        <w:t>และคณะ (</w:t>
+      </w:r>
+      <w:r>
+        <w:rPr>
+          <w:rFonts w:ascii="TH Sarabun New" w:hAnsi="TH Sarabun New" w:cs="TH Sarabun New"/>
+          <w:sz w:val="32"/>
+          <w:szCs w:val="32"/>
+        </w:rPr>
+        <w:t xml:space="preserve">2568) </w:t>
+      </w:r>
+      <w:r>
+        <w:rPr>
+          <w:rFonts w:ascii="TH Sarabun New" w:hAnsi="TH Sarabun New" w:cs="TH Sarabun New"/>
+          <w:sz w:val="32"/>
+          <w:szCs w:val="32"/>
+          <w:cs/>
+        </w:rPr>
+        <w:t xml:space="preserve">ระบุว่าระบบกตรวจจับการหกล้มโดยใช้ค่าสภาวะช่องสัญญาณ </w:t>
+      </w:r>
+      <w:r>
+        <w:rPr>
+          <w:rFonts w:ascii="TH Sarabun New" w:hAnsi="TH Sarabun New" w:cs="TH Sarabun New"/>
+          <w:sz w:val="32"/>
+          <w:szCs w:val="32"/>
+        </w:rPr>
+        <w:t xml:space="preserve">WiFi (WiFi Channel State Information: CSI) </w:t>
+      </w:r>
+      <w:r>
+        <w:rPr>
+          <w:rFonts w:ascii="TH Sarabun New" w:hAnsi="TH Sarabun New" w:cs="TH Sarabun New"/>
+          <w:sz w:val="32"/>
+          <w:szCs w:val="32"/>
+          <w:cs/>
+        </w:rPr>
+        <w:t xml:space="preserve">มีความอ่อนไหวสูงต่อการเปลี่ยนแปลงสภาพแวดล้อม โดยงานวิจัยที่ผ่านมามักละเลยข้อมูลความสัมพันธ์ร่วมระหว่างสับแคริเออร์ของสัญญาณ </w:t>
+      </w:r>
+      <w:r>
+        <w:rPr>
+          <w:rFonts w:ascii="TH Sarabun New" w:hAnsi="TH Sarabun New" w:cs="TH Sarabun New"/>
+          <w:sz w:val="32"/>
+          <w:szCs w:val="32"/>
+        </w:rPr>
+        <w:t xml:space="preserve">CSI (CSI Subcarrier Mutual Information: SMI) </w:t>
+      </w:r>
+      <w:r>
+        <w:rPr>
+          <w:rFonts w:ascii="TH Sarabun New" w:hAnsi="TH Sarabun New" w:cs="TH Sarabun New"/>
+          <w:sz w:val="32"/>
+          <w:szCs w:val="32"/>
+          <w:cs/>
+        </w:rPr>
+        <w:t>ซึ่งเป็นข้อมูลที่มีความสำคัญในการแสดงลักษณะเฉพาะของแต่ละกิจกรรม และมีความทนทานต่อการเปลี่ยนแปลงสภาพแวดล้อม ด้วยเหตุนี้ ผู้วิจัยจึงได้นำเสนอระบบ **</w:t>
+      </w:r>
+      <w:r>
+        <w:rPr>
+          <w:rFonts w:ascii="TH Sarabun New" w:hAnsi="TH Sarabun New" w:cs="TH Sarabun New"/>
+          <w:sz w:val="32"/>
+          <w:szCs w:val="32"/>
+        </w:rPr>
+        <w:t xml:space="preserve">DapFall** </w:t>
+      </w:r>
+      <w:r>
+        <w:rPr>
+          <w:rFonts w:ascii="TH Sarabun New" w:hAnsi="TH Sarabun New" w:cs="TH Sarabun New"/>
+          <w:sz w:val="32"/>
+          <w:szCs w:val="32"/>
+          <w:cs/>
+        </w:rPr>
+        <w:t>ซึ่งเป็นระบบที่มีประสิทธิภาพในการใช้ข้อมูลอย่างคุ้มค่า (</w:t>
+      </w:r>
+      <w:r>
+        <w:rPr>
+          <w:rFonts w:ascii="TH Sarabun New" w:hAnsi="TH Sarabun New" w:cs="TH Sarabun New"/>
+          <w:sz w:val="32"/>
+          <w:szCs w:val="32"/>
+        </w:rPr>
+        <w:t xml:space="preserve">data-efficient) </w:t>
+      </w:r>
+      <w:r>
+        <w:rPr>
+          <w:rFonts w:ascii="TH Sarabun New" w:hAnsi="TH Sarabun New" w:cs="TH Sarabun New"/>
+          <w:sz w:val="32"/>
+          <w:szCs w:val="32"/>
+          <w:cs/>
+        </w:rPr>
+        <w:t>และสามารถตรวจจับการหกล้มข้ามสภาพแวดล้อม (</w:t>
+      </w:r>
+      <w:r>
+        <w:rPr>
+          <w:rFonts w:ascii="TH Sarabun New" w:hAnsi="TH Sarabun New" w:cs="TH Sarabun New"/>
+          <w:sz w:val="32"/>
+          <w:szCs w:val="32"/>
+        </w:rPr>
+        <w:t xml:space="preserve">cross-environment) </w:t>
+      </w:r>
+      <w:r>
+        <w:rPr>
+          <w:rFonts w:ascii="TH Sarabun New" w:hAnsi="TH Sarabun New" w:cs="TH Sarabun New"/>
+          <w:sz w:val="32"/>
+          <w:szCs w:val="32"/>
+          <w:cs/>
+        </w:rPr>
+        <w:t>ได้โดยไม่จำเป็นต้องฝึกโมเดลใหม่</w:t>
+      </w:r>
+    </w:p>
+    <w:p>
+      <w:pPr>
+        <w:tabs>
+          <w:tab w:val="left" w:pos="567"/>
+          <w:tab w:val="left" w:pos="851"/>
+          <w:tab w:val="left" w:pos="1134"/>
+          <w:tab w:val="left" w:pos="1418"/>
+          <w:tab w:val="left" w:pos="1701"/>
+        </w:tabs>
+        <w:spacing w:after="0" w:line="240" w:lineRule="auto"/>
+        <w:rPr>
+          <w:rFonts w:ascii="TH Sarabun New" w:hAnsi="TH Sarabun New" w:cs="TH Sarabun New"/>
+          <w:sz w:val="32"/>
+          <w:szCs w:val="32"/>
+        </w:rPr>
+      </w:pPr>
+      <w:r>
+        <w:rPr>
+          <w:rFonts w:ascii="TH Sarabun New" w:hAnsi="TH Sarabun New" w:cs="TH Sarabun New"/>
+          <w:sz w:val="32"/>
+          <w:szCs w:val="32"/>
+        </w:rPr>
+        <w:tab/>
+      </w:r>
+      <w:r>
+        <w:rPr>
+          <w:rFonts w:ascii="TH Sarabun New" w:hAnsi="TH Sarabun New" w:cs="TH Sarabun New"/>
+          <w:sz w:val="32"/>
+          <w:szCs w:val="32"/>
+          <w:cs/>
+        </w:rPr>
+        <w:t xml:space="preserve">แนวคิดหลักของ </w:t>
+      </w:r>
+      <w:r>
+        <w:rPr>
+          <w:rFonts w:ascii="TH Sarabun New" w:hAnsi="TH Sarabun New" w:cs="TH Sarabun New"/>
+          <w:sz w:val="32"/>
+          <w:szCs w:val="32"/>
+        </w:rPr>
+        <w:t xml:space="preserve">DapFall </w:t>
+      </w:r>
+      <w:r>
+        <w:rPr>
+          <w:rFonts w:ascii="TH Sarabun New" w:hAnsi="TH Sarabun New" w:cs="TH Sarabun New"/>
+          <w:sz w:val="32"/>
+          <w:szCs w:val="32"/>
+          <w:cs/>
+        </w:rPr>
+        <w:t xml:space="preserve">คือการแปลงค่าแอมพลิจูดของสัญญาณ </w:t>
+      </w:r>
+      <w:r>
+        <w:rPr>
+          <w:rFonts w:ascii="TH Sarabun New" w:hAnsi="TH Sarabun New" w:cs="TH Sarabun New"/>
+          <w:sz w:val="32"/>
+          <w:szCs w:val="32"/>
+        </w:rPr>
+        <w:t xml:space="preserve">CSI </w:t>
+      </w:r>
+      <w:r>
+        <w:rPr>
+          <w:rFonts w:ascii="TH Sarabun New" w:hAnsi="TH Sarabun New" w:cs="TH Sarabun New"/>
+          <w:sz w:val="32"/>
+          <w:szCs w:val="32"/>
+          <w:cs/>
+        </w:rPr>
+        <w:t>ให้อยู่ในรูปแบบ **โพรไฟล์ความหนาแน่นความน่าจะเป็นของแอมพลิจูดเชิงพลวัต (</w:t>
+      </w:r>
+      <w:r>
+        <w:rPr>
+          <w:rFonts w:ascii="TH Sarabun New" w:hAnsi="TH Sarabun New" w:cs="TH Sarabun New"/>
+          <w:sz w:val="32"/>
+          <w:szCs w:val="32"/>
+        </w:rPr>
+        <w:t xml:space="preserve">Dynamic Amplitude Probability Density: DAPD)** </w:t>
+      </w:r>
+      <w:r>
+        <w:rPr>
+          <w:rFonts w:ascii="TH Sarabun New" w:hAnsi="TH Sarabun New" w:cs="TH Sarabun New"/>
+          <w:sz w:val="32"/>
+          <w:szCs w:val="32"/>
+          <w:cs/>
+        </w:rPr>
+        <w:t xml:space="preserve">ซึ่งเป็นการแสดงผลข้อมูลเชิงภาพแบบ </w:t>
+      </w:r>
+      <w:r>
+        <w:rPr>
+          <w:rFonts w:ascii="TH Sarabun New" w:hAnsi="TH Sarabun New" w:cs="TH Sarabun New"/>
+          <w:sz w:val="32"/>
+          <w:szCs w:val="32"/>
+        </w:rPr>
+        <w:t>3</w:t>
+      </w:r>
+      <w:r>
+        <w:rPr>
+          <w:rFonts w:ascii="TH Sarabun New" w:hAnsi="TH Sarabun New" w:cs="TH Sarabun New"/>
+          <w:sz w:val="32"/>
+          <w:szCs w:val="32"/>
+          <w:cs/>
+        </w:rPr>
+        <w:t xml:space="preserve"> มิติที่เน้นย้ำคุณลักษณะเชิงพลวัต (</w:t>
+      </w:r>
+      <w:r>
+        <w:rPr>
+          <w:rFonts w:ascii="TH Sarabun New" w:hAnsi="TH Sarabun New" w:cs="TH Sarabun New"/>
+          <w:sz w:val="32"/>
+          <w:szCs w:val="32"/>
+        </w:rPr>
+        <w:t xml:space="preserve">dynamic feature) </w:t>
+      </w:r>
+      <w:r>
+        <w:rPr>
+          <w:rFonts w:ascii="TH Sarabun New" w:hAnsi="TH Sarabun New" w:cs="TH Sarabun New"/>
+          <w:sz w:val="32"/>
+          <w:szCs w:val="32"/>
+          <w:cs/>
+        </w:rPr>
+        <w:t xml:space="preserve">ของสัญญาณอย่างชัดเจน นอกจากนี้ </w:t>
+      </w:r>
+      <w:r>
+        <w:rPr>
+          <w:rFonts w:ascii="TH Sarabun New" w:hAnsi="TH Sarabun New" w:cs="TH Sarabun New"/>
+          <w:sz w:val="32"/>
+          <w:szCs w:val="32"/>
+        </w:rPr>
+        <w:t xml:space="preserve">DAPD </w:t>
+      </w:r>
+      <w:r>
+        <w:rPr>
+          <w:rFonts w:ascii="TH Sarabun New" w:hAnsi="TH Sarabun New" w:cs="TH Sarabun New"/>
+          <w:sz w:val="32"/>
+          <w:szCs w:val="32"/>
+          <w:cs/>
+        </w:rPr>
+        <w:t xml:space="preserve">ยังคงรักษาข้อมูล </w:t>
+      </w:r>
+      <w:r>
+        <w:rPr>
+          <w:rFonts w:ascii="TH Sarabun New" w:hAnsi="TH Sarabun New" w:cs="TH Sarabun New"/>
+          <w:sz w:val="32"/>
+          <w:szCs w:val="32"/>
+        </w:rPr>
+        <w:t xml:space="preserve">SMI </w:t>
+      </w:r>
+      <w:r>
+        <w:rPr>
+          <w:rFonts w:ascii="TH Sarabun New" w:hAnsi="TH Sarabun New" w:cs="TH Sarabun New"/>
+          <w:sz w:val="32"/>
+          <w:szCs w:val="32"/>
+          <w:cs/>
+        </w:rPr>
+        <w:t>ไว้ได้ พร้อมทั้งลดทอนองค์ประกอบแบบคงที่ (</w:t>
+      </w:r>
+      <w:r>
+        <w:rPr>
+          <w:rFonts w:ascii="TH Sarabun New" w:hAnsi="TH Sarabun New" w:cs="TH Sarabun New"/>
+          <w:sz w:val="32"/>
+          <w:szCs w:val="32"/>
+        </w:rPr>
+        <w:t xml:space="preserve">static component) </w:t>
+      </w:r>
+      <w:r>
+        <w:rPr>
+          <w:rFonts w:ascii="TH Sarabun New" w:hAnsi="TH Sarabun New" w:cs="TH Sarabun New"/>
+          <w:sz w:val="32"/>
+          <w:szCs w:val="32"/>
+          <w:cs/>
+        </w:rPr>
+        <w:t>ของสัญญาณลงไปพร้อมกัน จากนั้น ผู้วิจัยได้ใช้เทคนิคการเพิ่มจำนวนข้อมูล (</w:t>
+      </w:r>
+      <w:r>
+        <w:rPr>
+          <w:rFonts w:ascii="TH Sarabun New" w:hAnsi="TH Sarabun New" w:cs="TH Sarabun New"/>
+          <w:sz w:val="32"/>
+          <w:szCs w:val="32"/>
+        </w:rPr>
+        <w:t xml:space="preserve">data augmentation) </w:t>
+      </w:r>
+      <w:r>
+        <w:rPr>
+          <w:rFonts w:ascii="TH Sarabun New" w:hAnsi="TH Sarabun New" w:cs="TH Sarabun New"/>
+          <w:sz w:val="32"/>
+          <w:szCs w:val="32"/>
+          <w:cs/>
+        </w:rPr>
+        <w:t>เฉพาะทางเพื่อปรับเปลี่ยนคุณลักษณะความผันแปรของแอมพลิจูด อันเป็นการเพิ่มความหลากหลายของชุดข้อมูลการหกล้มให้มากยิ่งขึ้น</w:t>
+      </w:r>
+    </w:p>
+    <w:p>
+      <w:pPr>
+        <w:tabs>
+          <w:tab w:val="left" w:pos="567"/>
+          <w:tab w:val="left" w:pos="851"/>
+          <w:tab w:val="left" w:pos="1134"/>
+          <w:tab w:val="left" w:pos="1418"/>
+          <w:tab w:val="left" w:pos="1701"/>
+        </w:tabs>
+        <w:spacing w:after="0" w:line="240" w:lineRule="auto"/>
+        <w:rPr>
+          <w:rFonts w:ascii="TH Sarabun New" w:hAnsi="TH Sarabun New" w:cs="TH Sarabun New"/>
+          <w:sz w:val="32"/>
+          <w:szCs w:val="32"/>
+        </w:rPr>
+      </w:pPr>
+      <w:r>
+        <w:rPr>
+          <w:rFonts w:ascii="TH Sarabun New" w:hAnsi="TH Sarabun New" w:cs="TH Sarabun New"/>
+          <w:sz w:val="32"/>
+          <w:szCs w:val="32"/>
+        </w:rPr>
+        <w:lastRenderedPageBreak/>
+        <w:tab/>
+      </w:r>
+      <w:r>
+        <w:rPr>
+          <w:rFonts w:ascii="TH Sarabun New" w:hAnsi="TH Sarabun New" w:cs="TH Sarabun New"/>
+          <w:sz w:val="32"/>
+          <w:szCs w:val="32"/>
+          <w:cs/>
+        </w:rPr>
+        <w:t xml:space="preserve">ด้วยคุณสมบัติของ </w:t>
+      </w:r>
+      <w:r>
+        <w:rPr>
+          <w:rFonts w:ascii="TH Sarabun New" w:hAnsi="TH Sarabun New" w:cs="TH Sarabun New"/>
+          <w:sz w:val="32"/>
+          <w:szCs w:val="32"/>
+        </w:rPr>
+        <w:t xml:space="preserve">DAPD </w:t>
+      </w:r>
+      <w:r>
+        <w:rPr>
+          <w:rFonts w:ascii="TH Sarabun New" w:hAnsi="TH Sarabun New" w:cs="TH Sarabun New"/>
+          <w:sz w:val="32"/>
+          <w:szCs w:val="32"/>
+          <w:cs/>
+        </w:rPr>
+        <w:t>ทำให้ระบบสามารถใช้ประโยชน์จากองค์ความรู้ข้ามโดเมนได้อย่างมีประสิทธิภาพ โดยอาศัยโมเดลการเรียนรู้เชิงลึก **</w:t>
+      </w:r>
+      <w:r>
+        <w:rPr>
+          <w:rFonts w:ascii="TH Sarabun New" w:hAnsi="TH Sarabun New" w:cs="TH Sarabun New"/>
+          <w:sz w:val="32"/>
+          <w:szCs w:val="32"/>
+        </w:rPr>
+        <w:t xml:space="preserve">R2+1D** </w:t>
+      </w:r>
+      <w:r>
+        <w:rPr>
+          <w:rFonts w:ascii="TH Sarabun New" w:hAnsi="TH Sarabun New" w:cs="TH Sarabun New"/>
+          <w:sz w:val="32"/>
+          <w:szCs w:val="32"/>
+          <w:cs/>
+        </w:rPr>
+        <w:t>ที่ผ่านการฝึกล่วงหน้า (</w:t>
+      </w:r>
+      <w:r>
+        <w:rPr>
+          <w:rFonts w:ascii="TH Sarabun New" w:hAnsi="TH Sarabun New" w:cs="TH Sarabun New"/>
+          <w:sz w:val="32"/>
+          <w:szCs w:val="32"/>
+        </w:rPr>
+        <w:t xml:space="preserve">pretrained) </w:t>
+      </w:r>
+      <w:r>
+        <w:rPr>
+          <w:rFonts w:ascii="TH Sarabun New" w:hAnsi="TH Sarabun New" w:cs="TH Sarabun New"/>
+          <w:sz w:val="32"/>
+          <w:szCs w:val="32"/>
+          <w:cs/>
+        </w:rPr>
+        <w:t xml:space="preserve">จากงานที่ไม่มีความเกี่ยวข้องกันเลย ซึ่งช่วยเสริมความสามารถในการตรวจจับโดยไม่จำเป็นต้องใช้ข้อมูลจำนวนมาก ผลการทดลองแสดงให้เห็นว่า </w:t>
+      </w:r>
+      <w:r>
+        <w:rPr>
+          <w:rFonts w:ascii="TH Sarabun New" w:hAnsi="TH Sarabun New" w:cs="TH Sarabun New"/>
+          <w:sz w:val="32"/>
+          <w:szCs w:val="32"/>
+        </w:rPr>
+        <w:t xml:space="preserve">DapFall </w:t>
+      </w:r>
+      <w:r>
+        <w:rPr>
+          <w:rFonts w:ascii="TH Sarabun New" w:hAnsi="TH Sarabun New" w:cs="TH Sarabun New"/>
+          <w:sz w:val="32"/>
+          <w:szCs w:val="32"/>
+          <w:cs/>
+        </w:rPr>
+        <w:t>สามารถให้ค่าอัตราการตรวจพบจริง (</w:t>
+      </w:r>
+      <w:r>
+        <w:rPr>
+          <w:rFonts w:ascii="TH Sarabun New" w:hAnsi="TH Sarabun New" w:cs="TH Sarabun New"/>
+          <w:sz w:val="32"/>
+          <w:szCs w:val="32"/>
+        </w:rPr>
+        <w:t xml:space="preserve">Recall/True-Positive Rate: TPR) </w:t>
+      </w:r>
+      <w:r>
+        <w:rPr>
+          <w:rFonts w:ascii="TH Sarabun New" w:hAnsi="TH Sarabun New" w:cs="TH Sarabun New"/>
+          <w:sz w:val="32"/>
+          <w:szCs w:val="32"/>
+          <w:cs/>
+        </w:rPr>
+        <w:t>สูงถึง **</w:t>
+      </w:r>
+      <w:r>
+        <w:rPr>
+          <w:rFonts w:ascii="TH Sarabun New" w:hAnsi="TH Sarabun New" w:cs="TH Sarabun New"/>
+          <w:sz w:val="32"/>
+          <w:szCs w:val="32"/>
+        </w:rPr>
+        <w:t xml:space="preserve">94.3%** </w:t>
+      </w:r>
+      <w:r>
+        <w:rPr>
+          <w:rFonts w:ascii="TH Sarabun New" w:hAnsi="TH Sarabun New" w:cs="TH Sarabun New"/>
+          <w:sz w:val="32"/>
+          <w:szCs w:val="32"/>
+          <w:cs/>
+        </w:rPr>
+        <w:t>และอัตราการแจ้งเตือนผิดพลาด (</w:t>
+      </w:r>
+      <w:r>
+        <w:rPr>
+          <w:rFonts w:ascii="TH Sarabun New" w:hAnsi="TH Sarabun New" w:cs="TH Sarabun New"/>
+          <w:sz w:val="32"/>
+          <w:szCs w:val="32"/>
+        </w:rPr>
+        <w:t xml:space="preserve">False-Positive Rate: FPR) </w:t>
+      </w:r>
+      <w:r>
+        <w:rPr>
+          <w:rFonts w:ascii="TH Sarabun New" w:hAnsi="TH Sarabun New" w:cs="TH Sarabun New"/>
+          <w:sz w:val="32"/>
+          <w:szCs w:val="32"/>
+          <w:cs/>
+        </w:rPr>
+        <w:t>เพียง **</w:t>
+      </w:r>
+      <w:r>
+        <w:rPr>
+          <w:rFonts w:ascii="TH Sarabun New" w:hAnsi="TH Sarabun New" w:cs="TH Sarabun New"/>
+          <w:sz w:val="32"/>
+          <w:szCs w:val="32"/>
+        </w:rPr>
+        <w:t xml:space="preserve">6.25%** </w:t>
+      </w:r>
+      <w:r>
+        <w:rPr>
+          <w:rFonts w:ascii="TH Sarabun New" w:hAnsi="TH Sarabun New" w:cs="TH Sarabun New"/>
+          <w:sz w:val="32"/>
+          <w:szCs w:val="32"/>
+          <w:cs/>
+        </w:rPr>
+        <w:t>ในสภาพแวดล้อมดั้งเดิมแม้มีตัวอย่างข้อมูลฝึกสอนที่จำกัด อีกทั้งยังคงแสดงประสิทธิภาพที่มั่นคงในสภาพแวดล้อมอื่น ๆ โดยไม่จำเป็นต้องฝึกโมเดลใหม่แต่อย่างใด</w:t>
+      </w:r>
+    </w:p>
+    <w:p>
+      <w:pPr>
+        <w:tabs>
+          <w:tab w:val="left" w:pos="567"/>
+          <w:tab w:val="left" w:pos="851"/>
+          <w:tab w:val="left" w:pos="1134"/>
+          <w:tab w:val="left" w:pos="1418"/>
+          <w:tab w:val="left" w:pos="1701"/>
+        </w:tabs>
+        <w:spacing w:after="0" w:line="240" w:lineRule="auto"/>
+        <w:rPr>
+          <w:rFonts w:ascii="TH Sarabun New" w:hAnsi="TH Sarabun New" w:cs="TH Sarabun New"/>
+          <w:sz w:val="32"/>
+          <w:szCs w:val="32"/>
+        </w:rPr>
+      </w:pPr>
+    </w:p>
+    <w:p>
+      <w:pPr>
+        <w:tabs>
+          <w:tab w:val="left" w:pos="567"/>
+          <w:tab w:val="left" w:pos="851"/>
+          <w:tab w:val="left" w:pos="1134"/>
+          <w:tab w:val="left" w:pos="1418"/>
+          <w:tab w:val="left" w:pos="1701"/>
+        </w:tabs>
+        <w:spacing w:after="0" w:line="240" w:lineRule="auto"/>
+        <w:rPr>
+          <w:rFonts w:ascii="TH Sarabun New" w:hAnsi="TH Sarabun New" w:cs="TH Sarabun New"/>
+          <w:sz w:val="32"/>
+          <w:szCs w:val="32"/>
+        </w:rPr>
+      </w:pPr>
+      <w:r>
+        <w:rPr>
+          <w:rFonts w:ascii="TH Sarabun New" w:hAnsi="TH Sarabun New" w:cs="TH Sarabun New"/>
+          <w:sz w:val="32"/>
+          <w:szCs w:val="32"/>
+        </w:rPr>
+        <w:tab/>
+        <w:t>2.2.</w:t>
+      </w:r>
+      <w:r>
+        <w:rPr>
+          <w:rFonts w:ascii="TH Sarabun New" w:hAnsi="TH Sarabun New" w:cs="TH Sarabun New"/>
+          <w:sz w:val="32"/>
+          <w:szCs w:val="32"/>
+        </w:rPr>
+        <w:t>3</w:t>
+      </w:r>
+      <w:r>
+        <w:rPr>
+          <w:rFonts w:ascii="TH Sarabun New" w:hAnsi="TH Sarabun New" w:cs="TH Sarabun New"/>
+          <w:sz w:val="32"/>
+          <w:szCs w:val="32"/>
+        </w:rPr>
+        <w:t xml:space="preserve"> </w:t>
+      </w:r>
+      <w:r>
+        <w:rPr>
+          <w:rFonts w:ascii="TH Sarabun New" w:hAnsi="TH Sarabun New" w:cs="TH Sarabun New"/>
+          <w:sz w:val="32"/>
+          <w:szCs w:val="32"/>
+          <w:cs/>
+        </w:rPr>
+        <w:t xml:space="preserve">ระบบตรวจจับการหกล้มโดยใช้สัญญาณสภาวะช่องสัญญาณ </w:t>
+      </w:r>
+      <w:r>
+        <w:rPr>
+          <w:rFonts w:ascii="TH Sarabun New" w:hAnsi="TH Sarabun New" w:cs="TH Sarabun New"/>
+          <w:sz w:val="32"/>
+          <w:szCs w:val="32"/>
+        </w:rPr>
+        <w:t xml:space="preserve">WiFi </w:t>
+      </w:r>
+      <w:r>
+        <w:rPr>
+          <w:rFonts w:ascii="TH Sarabun New" w:hAnsi="TH Sarabun New" w:cs="TH Sarabun New"/>
+          <w:sz w:val="32"/>
+          <w:szCs w:val="32"/>
+          <w:cs/>
+        </w:rPr>
+        <w:t>ด้วยเทคนิคการเรียนรู้เชิงลึก (</w:t>
+      </w:r>
+      <w:r>
+        <w:rPr>
+          <w:rFonts w:ascii="TH Sarabun New" w:hAnsi="TH Sarabun New" w:cs="TH Sarabun New"/>
+          <w:sz w:val="32"/>
+          <w:szCs w:val="32"/>
+        </w:rPr>
+        <w:t>Deep Learning-Based Fall Detection Using WiFi Channel State Information)</w:t>
+      </w:r>
+    </w:p>
+    <w:p>
+      <w:pPr>
+        <w:tabs>
+          <w:tab w:val="left" w:pos="567"/>
+          <w:tab w:val="left" w:pos="851"/>
+          <w:tab w:val="left" w:pos="1134"/>
+          <w:tab w:val="left" w:pos="1418"/>
+          <w:tab w:val="left" w:pos="1701"/>
+        </w:tabs>
+        <w:spacing w:after="0" w:line="240" w:lineRule="auto"/>
+        <w:rPr>
+          <w:rFonts w:ascii="TH Sarabun New" w:hAnsi="TH Sarabun New" w:cs="TH Sarabun New"/>
+          <w:sz w:val="32"/>
+          <w:szCs w:val="32"/>
+        </w:rPr>
+      </w:pPr>
+      <w:r>
+        <w:rPr>
+          <w:rFonts w:ascii="TH Sarabun New" w:hAnsi="TH Sarabun New" w:cs="TH Sarabun New"/>
+          <w:sz w:val="32"/>
+          <w:szCs w:val="32"/>
+        </w:rPr>
+        <w:tab/>
+      </w:r>
+      <w:r>
+        <w:rPr>
+          <w:rFonts w:ascii="TH Sarabun New" w:hAnsi="TH Sarabun New" w:cs="TH Sarabun New"/>
+          <w:sz w:val="32"/>
+          <w:szCs w:val="32"/>
+        </w:rPr>
+        <w:t xml:space="preserve">Yi Chu </w:t>
+      </w:r>
+      <w:r>
+        <w:rPr>
+          <w:rFonts w:ascii="TH Sarabun New" w:hAnsi="TH Sarabun New" w:cs="TH Sarabun New"/>
+          <w:sz w:val="32"/>
+          <w:szCs w:val="32"/>
+          <w:cs/>
+        </w:rPr>
+        <w:t>และคณะ (</w:t>
+      </w:r>
+      <w:r>
+        <w:rPr>
+          <w:rFonts w:ascii="TH Sarabun New" w:hAnsi="TH Sarabun New" w:cs="TH Sarabun New"/>
+          <w:sz w:val="32"/>
+          <w:szCs w:val="32"/>
+        </w:rPr>
+        <w:t xml:space="preserve">2566) </w:t>
+      </w:r>
+      <w:r>
+        <w:rPr>
+          <w:rFonts w:ascii="TH Sarabun New" w:hAnsi="TH Sarabun New" w:cs="TH Sarabun New"/>
+          <w:sz w:val="32"/>
+          <w:szCs w:val="32"/>
+          <w:cs/>
+        </w:rPr>
+        <w:t>ระบุว่าการหกล้มเป็นหนึ่งในภัยคุกคามสำคัญต่อสุขภาพและความเป็นอยู่ที่ดีของผู้สูงอายุมาโดยตลอด โดยเฉพาะอย่างยิ่งเมื่อผู้สูงอายุอาศัยอยู่ตามลำพัง แม้ว่าจะมีการพัฒนาระบบตรวจจับการหกล้มทั้งแบบสวมใส่ (</w:t>
+      </w:r>
+      <w:r>
+        <w:rPr>
+          <w:rFonts w:ascii="TH Sarabun New" w:hAnsi="TH Sarabun New" w:cs="TH Sarabun New"/>
+          <w:sz w:val="32"/>
+          <w:szCs w:val="32"/>
+        </w:rPr>
+        <w:t xml:space="preserve">Wearable) </w:t>
+      </w:r>
+      <w:r>
+        <w:rPr>
+          <w:rFonts w:ascii="TH Sarabun New" w:hAnsi="TH Sarabun New" w:cs="TH Sarabun New"/>
+          <w:sz w:val="32"/>
+          <w:szCs w:val="32"/>
+          <w:cs/>
+        </w:rPr>
+        <w:t>และแบบไม่สวมใส่ (</w:t>
+      </w:r>
+      <w:r>
+        <w:rPr>
+          <w:rFonts w:ascii="TH Sarabun New" w:hAnsi="TH Sarabun New" w:cs="TH Sarabun New"/>
+          <w:sz w:val="32"/>
+          <w:szCs w:val="32"/>
+        </w:rPr>
+        <w:t xml:space="preserve">Non-wearable) </w:t>
+      </w:r>
+      <w:r>
+        <w:rPr>
+          <w:rFonts w:ascii="TH Sarabun New" w:hAnsi="TH Sarabun New" w:cs="TH Sarabun New"/>
+          <w:sz w:val="32"/>
+          <w:szCs w:val="32"/>
+          <w:cs/>
+        </w:rPr>
+        <w:t xml:space="preserve">มาแล้วก็ตาม แต่ระบบตรวจจับการหกล้มที่ใช้ค่าสภาวะช่องสัญญาณ </w:t>
+      </w:r>
+      <w:r>
+        <w:rPr>
+          <w:rFonts w:ascii="TH Sarabun New" w:hAnsi="TH Sarabun New" w:cs="TH Sarabun New"/>
+          <w:sz w:val="32"/>
+          <w:szCs w:val="32"/>
+        </w:rPr>
+        <w:t xml:space="preserve">WiFi (WiFi Channel State Information: CSI) </w:t>
+      </w:r>
+      <w:r>
+        <w:rPr>
+          <w:rFonts w:ascii="TH Sarabun New" w:hAnsi="TH Sarabun New" w:cs="TH Sarabun New"/>
+          <w:sz w:val="32"/>
+          <w:szCs w:val="32"/>
+          <w:cs/>
+        </w:rPr>
+        <w:t>กลับได้รับความสนใจจากนักวิจัยเป็นอย่างมาก เนื่องจากมีคุณสมบัติไม่รบกวนผู้ใช้งาน (</w:t>
+      </w:r>
+      <w:r>
+        <w:rPr>
+          <w:rFonts w:ascii="TH Sarabun New" w:hAnsi="TH Sarabun New" w:cs="TH Sarabun New"/>
+          <w:sz w:val="32"/>
+          <w:szCs w:val="32"/>
+        </w:rPr>
+        <w:t xml:space="preserve">Non-intrusive) </w:t>
+      </w:r>
+      <w:r>
+        <w:rPr>
+          <w:rFonts w:ascii="TH Sarabun New" w:hAnsi="TH Sarabun New" w:cs="TH Sarabun New"/>
+          <w:sz w:val="32"/>
+          <w:szCs w:val="32"/>
+          <w:cs/>
+        </w:rPr>
+        <w:t>และมีต้นทุนต่ำ ทั้งนี้แม้จะมีระบบตรวจจับการหกล้มที่ใช้เทคนิคการเรียนรู้ของเครื่อง (</w:t>
+      </w:r>
+      <w:r>
+        <w:rPr>
+          <w:rFonts w:ascii="TH Sarabun New" w:hAnsi="TH Sarabun New" w:cs="TH Sarabun New"/>
+          <w:sz w:val="32"/>
+          <w:szCs w:val="32"/>
+        </w:rPr>
+        <w:t xml:space="preserve">Machine Learning: ML) </w:t>
+      </w:r>
+      <w:r>
+        <w:rPr>
+          <w:rFonts w:ascii="TH Sarabun New" w:hAnsi="TH Sarabun New" w:cs="TH Sarabun New"/>
+          <w:sz w:val="32"/>
+          <w:szCs w:val="32"/>
+          <w:cs/>
+        </w:rPr>
+        <w:t xml:space="preserve">ร่วมกับ </w:t>
+      </w:r>
+      <w:r>
+        <w:rPr>
+          <w:rFonts w:ascii="TH Sarabun New" w:hAnsi="TH Sarabun New" w:cs="TH Sarabun New"/>
+          <w:sz w:val="32"/>
+          <w:szCs w:val="32"/>
+        </w:rPr>
+        <w:t xml:space="preserve">WiFi CSI </w:t>
+      </w:r>
+      <w:r>
+        <w:rPr>
+          <w:rFonts w:ascii="TH Sarabun New" w:hAnsi="TH Sarabun New" w:cs="TH Sarabun New"/>
+          <w:sz w:val="32"/>
+          <w:szCs w:val="32"/>
+          <w:cs/>
+        </w:rPr>
+        <w:t>อยู่แล้ว แต่ผู้วิจัยพบว่าระบบส่วนใหญ่ที่ฝึกด้วยชุดข้อมูลที่มีความครอบคลุมสูง (</w:t>
+      </w:r>
+      <w:r>
+        <w:rPr>
+          <w:rFonts w:ascii="TH Sarabun New" w:hAnsi="TH Sarabun New" w:cs="TH Sarabun New"/>
+          <w:sz w:val="32"/>
+          <w:szCs w:val="32"/>
+        </w:rPr>
+        <w:t xml:space="preserve">Comprehensive dataset) </w:t>
+      </w:r>
+      <w:r>
+        <w:rPr>
+          <w:rFonts w:ascii="TH Sarabun New" w:hAnsi="TH Sarabun New" w:cs="TH Sarabun New"/>
+          <w:sz w:val="32"/>
+          <w:szCs w:val="32"/>
+          <w:cs/>
+        </w:rPr>
+        <w:t>กลับมีแนวโน้มให้ความแม่นยำค่อนข้างต่ำ เมื่อเปรียบเทียบกับระบบที่ฝึกด้วยชุดข้อมูลที่มีความครอบคลุมน้อยกว่า (</w:t>
+      </w:r>
+      <w:r>
+        <w:rPr>
+          <w:rFonts w:ascii="TH Sarabun New" w:hAnsi="TH Sarabun New" w:cs="TH Sarabun New"/>
+          <w:sz w:val="32"/>
+          <w:szCs w:val="32"/>
+        </w:rPr>
+        <w:t>less inclusive dataset)</w:t>
+      </w:r>
+    </w:p>
+    <w:p>
+      <w:pPr>
+        <w:tabs>
+          <w:tab w:val="left" w:pos="567"/>
+          <w:tab w:val="left" w:pos="851"/>
+          <w:tab w:val="left" w:pos="1134"/>
+          <w:tab w:val="left" w:pos="1418"/>
+          <w:tab w:val="left" w:pos="1701"/>
+        </w:tabs>
+        <w:spacing w:after="0" w:line="240" w:lineRule="auto"/>
+        <w:rPr>
+          <w:rFonts w:ascii="TH Sarabun New" w:hAnsi="TH Sarabun New" w:cs="TH Sarabun New"/>
+          <w:sz w:val="32"/>
+          <w:szCs w:val="32"/>
+        </w:rPr>
+      </w:pPr>
+      <w:r>
+        <w:rPr>
+          <w:rFonts w:ascii="TH Sarabun New" w:hAnsi="TH Sarabun New" w:cs="TH Sarabun New"/>
+          <w:sz w:val="32"/>
+          <w:szCs w:val="32"/>
+        </w:rPr>
+        <w:tab/>
+      </w:r>
+      <w:r>
+        <w:rPr>
+          <w:rFonts w:ascii="TH Sarabun New" w:hAnsi="TH Sarabun New" w:cs="TH Sarabun New"/>
+          <w:sz w:val="32"/>
+          <w:szCs w:val="32"/>
+          <w:cs/>
+        </w:rPr>
+        <w:t>จากปัญหาดังกล่าว ผู้วิจัยจึงได้นำเสนอเทคนิคการตรวจจับการหกล้มแบบใหม่โดยใช้การเรียนรู้เชิงลึก (</w:t>
+      </w:r>
+      <w:r>
+        <w:rPr>
+          <w:rFonts w:ascii="TH Sarabun New" w:hAnsi="TH Sarabun New" w:cs="TH Sarabun New"/>
+          <w:sz w:val="32"/>
+          <w:szCs w:val="32"/>
+        </w:rPr>
+        <w:t xml:space="preserve">Deep Learning) </w:t>
+      </w:r>
+      <w:r>
+        <w:rPr>
+          <w:rFonts w:ascii="TH Sarabun New" w:hAnsi="TH Sarabun New" w:cs="TH Sarabun New"/>
+          <w:sz w:val="32"/>
+          <w:szCs w:val="32"/>
+          <w:cs/>
+        </w:rPr>
+        <w:t xml:space="preserve">โดยขั้นแรก ผู้วิจัยได้ทำการติดตั้งและประเมินเครื่องมือเก็บข้อมูล </w:t>
+      </w:r>
+      <w:r>
+        <w:rPr>
+          <w:rFonts w:ascii="TH Sarabun New" w:hAnsi="TH Sarabun New" w:cs="TH Sarabun New"/>
+          <w:sz w:val="32"/>
+          <w:szCs w:val="32"/>
+        </w:rPr>
+        <w:t xml:space="preserve">WiFi CSI </w:t>
+      </w:r>
+      <w:r>
+        <w:rPr>
+          <w:rFonts w:ascii="TH Sarabun New" w:hAnsi="TH Sarabun New" w:cs="TH Sarabun New"/>
+          <w:sz w:val="32"/>
+          <w:szCs w:val="32"/>
+          <w:cs/>
+        </w:rPr>
+        <w:t xml:space="preserve">ที่แตกต่างกันหลายชนิด เพื่อพิจารณาศักยภาพในการนำไปใช้กับงานตรวจจับการหกล้ม จากนั้น เพื่อพัฒนาเทคนิคการตรวจจับที่มีความแม่นยำสูง ผู้วิจัยได้สร้างชุดข้อมูลที่มีความครอบคลุมสูง ซึ่งประกอบด้วยตัวอย่างข้อมูล </w:t>
+      </w:r>
+      <w:r>
+        <w:rPr>
+          <w:rFonts w:ascii="TH Sarabun New" w:hAnsi="TH Sarabun New" w:cs="TH Sarabun New"/>
+          <w:sz w:val="32"/>
+          <w:szCs w:val="32"/>
+        </w:rPr>
+        <w:t xml:space="preserve">CSI </w:t>
+      </w:r>
+      <w:r>
+        <w:rPr>
+          <w:rFonts w:ascii="TH Sarabun New" w:hAnsi="TH Sarabun New" w:cs="TH Sarabun New"/>
+          <w:sz w:val="32"/>
+          <w:szCs w:val="32"/>
+          <w:cs/>
+        </w:rPr>
+        <w:t xml:space="preserve">มากกว่า </w:t>
+      </w:r>
+      <w:r>
+        <w:rPr>
+          <w:rFonts w:ascii="TH Sarabun New" w:hAnsi="TH Sarabun New" w:cs="TH Sarabun New"/>
+          <w:sz w:val="32"/>
+          <w:szCs w:val="32"/>
+        </w:rPr>
+        <w:t>700</w:t>
+      </w:r>
+      <w:r>
+        <w:rPr>
+          <w:rFonts w:ascii="TH Sarabun New" w:hAnsi="TH Sarabun New" w:cs="TH Sarabun New"/>
+          <w:sz w:val="32"/>
+          <w:szCs w:val="32"/>
+          <w:cs/>
+        </w:rPr>
+        <w:t xml:space="preserve"> ตัวอย่าง ครอบคลุมทั้งประเภทของการหกล้มที่หลากหลายและกิจกรรมประจำวันอื่น ๆ โดยดำเนินการเก็บข้อมูลในสภาพแวดล้อมภายในอาคารที่แตกต่างกันถึง </w:t>
+      </w:r>
+      <w:r>
+        <w:rPr>
+          <w:rFonts w:ascii="TH Sarabun New" w:hAnsi="TH Sarabun New" w:cs="TH Sarabun New"/>
+          <w:sz w:val="32"/>
+          <w:szCs w:val="32"/>
+        </w:rPr>
+        <w:t>4</w:t>
+      </w:r>
+      <w:r>
+        <w:rPr>
+          <w:rFonts w:ascii="TH Sarabun New" w:hAnsi="TH Sarabun New" w:cs="TH Sarabun New"/>
+          <w:sz w:val="32"/>
+          <w:szCs w:val="32"/>
+          <w:cs/>
+        </w:rPr>
+        <w:t xml:space="preserve"> แห่ง ทั้งบนเส้นทางสัญญาณหลัก (</w:t>
+      </w:r>
+      <w:r>
+        <w:rPr>
+          <w:rFonts w:ascii="TH Sarabun New" w:hAnsi="TH Sarabun New" w:cs="TH Sarabun New"/>
+          <w:sz w:val="32"/>
+          <w:szCs w:val="32"/>
+        </w:rPr>
+        <w:t xml:space="preserve">dominant path) </w:t>
+      </w:r>
+      <w:r>
+        <w:rPr>
+          <w:rFonts w:ascii="TH Sarabun New" w:hAnsi="TH Sarabun New" w:cs="TH Sarabun New"/>
+          <w:sz w:val="32"/>
+          <w:szCs w:val="32"/>
+          <w:cs/>
+        </w:rPr>
+        <w:t>และนอกเส้นทางสัญญาณหลัก</w:t>
+      </w:r>
+    </w:p>
+    <w:p>
+      <w:pPr>
+        <w:tabs>
+          <w:tab w:val="left" w:pos="567"/>
+          <w:tab w:val="left" w:pos="851"/>
+          <w:tab w:val="left" w:pos="1134"/>
+          <w:tab w:val="left" w:pos="1418"/>
+          <w:tab w:val="left" w:pos="1701"/>
+        </w:tabs>
+        <w:spacing w:after="0" w:line="240" w:lineRule="auto"/>
+        <w:rPr>
+          <w:rFonts w:ascii="TH Sarabun New" w:hAnsi="TH Sarabun New" w:cs="TH Sarabun New"/>
+          <w:sz w:val="32"/>
+          <w:szCs w:val="32"/>
+        </w:rPr>
+      </w:pPr>
+      <w:r>
+        <w:rPr>
+          <w:rFonts w:ascii="TH Sarabun New" w:hAnsi="TH Sarabun New" w:cs="TH Sarabun New"/>
+          <w:sz w:val="32"/>
+          <w:szCs w:val="32"/>
+        </w:rPr>
+        <w:tab/>
+      </w:r>
+      <w:r>
+        <w:rPr>
+          <w:rFonts w:ascii="TH Sarabun New" w:hAnsi="TH Sarabun New" w:cs="TH Sarabun New"/>
+          <w:sz w:val="32"/>
+          <w:szCs w:val="32"/>
+          <w:cs/>
+        </w:rPr>
+        <w:t>ด้วยชุดข้อมูลดังกล่าว ผู้วิจัยได้พัฒนาตัวจำแนกประเภทบนพื้นฐานของการเรียนรู้เชิงลึก โดยประยุกต์ใช้อัลกอริทึมการจำแนกภาพ (</w:t>
+      </w:r>
+      <w:r>
+        <w:rPr>
+          <w:rFonts w:ascii="TH Sarabun New" w:hAnsi="TH Sarabun New" w:cs="TH Sarabun New"/>
+          <w:sz w:val="32"/>
+          <w:szCs w:val="32"/>
+        </w:rPr>
+        <w:t xml:space="preserve">image classification algorithm) </w:t>
+      </w:r>
+      <w:r>
+        <w:rPr>
+          <w:rFonts w:ascii="TH Sarabun New" w:hAnsi="TH Sarabun New" w:cs="TH Sarabun New"/>
+          <w:sz w:val="32"/>
+          <w:szCs w:val="32"/>
+          <w:cs/>
+        </w:rPr>
+        <w:t>ซึ่งจุดเด่นสำคัญของเทคนิคที่</w:t>
+      </w:r>
+      <w:r>
+        <w:rPr>
+          <w:rFonts w:ascii="TH Sarabun New" w:hAnsi="TH Sarabun New" w:cs="TH Sarabun New"/>
+          <w:sz w:val="32"/>
+          <w:szCs w:val="32"/>
+          <w:cs/>
+        </w:rPr>
+        <w:lastRenderedPageBreak/>
+        <w:t>นำเสนอนี้คือ แตกต่างจากระบบตรวจจับการหกล้มอื่น ๆ ตรงที่ ต้องการเพียงขั้นตอนการลดอัตราสุ่มตัวอย่าง (</w:t>
+      </w:r>
+      <w:r>
+        <w:rPr>
+          <w:rFonts w:ascii="TH Sarabun New" w:hAnsi="TH Sarabun New" w:cs="TH Sarabun New"/>
+          <w:sz w:val="32"/>
+          <w:szCs w:val="32"/>
+        </w:rPr>
+        <w:t xml:space="preserve">down sampling) </w:t>
+      </w:r>
+      <w:r>
+        <w:rPr>
+          <w:rFonts w:ascii="TH Sarabun New" w:hAnsi="TH Sarabun New" w:cs="TH Sarabun New"/>
+          <w:sz w:val="32"/>
+          <w:szCs w:val="32"/>
+          <w:cs/>
+        </w:rPr>
+        <w:t>และการปรับรูปทรงข้อมูล (</w:t>
+      </w:r>
+      <w:r>
+        <w:rPr>
+          <w:rFonts w:ascii="TH Sarabun New" w:hAnsi="TH Sarabun New" w:cs="TH Sarabun New"/>
+          <w:sz w:val="32"/>
+          <w:szCs w:val="32"/>
+        </w:rPr>
+        <w:t xml:space="preserve">reshaping) </w:t>
+      </w:r>
+      <w:r>
+        <w:rPr>
+          <w:rFonts w:ascii="TH Sarabun New" w:hAnsi="TH Sarabun New" w:cs="TH Sarabun New"/>
+          <w:sz w:val="32"/>
+          <w:szCs w:val="32"/>
+          <w:cs/>
+        </w:rPr>
+        <w:t>ในกระบวนการเตรียมข้อมูลเบื้องต้นเท่านั้น โดยไม่จำเป็นต้องผ่านกระบวนการแปลงสัญญาณที่ซับซ้อน เช่น การสร้างสเปกโตรแกรมหรือการขจัดสัญญาณรบกวนแบบเวฟเล็ต</w:t>
+      </w:r>
+    </w:p>
+    <w:p>
+      <w:pPr>
+        <w:tabs>
+          <w:tab w:val="left" w:pos="567"/>
+          <w:tab w:val="left" w:pos="851"/>
+          <w:tab w:val="left" w:pos="1134"/>
+          <w:tab w:val="left" w:pos="1418"/>
+          <w:tab w:val="left" w:pos="1701"/>
+        </w:tabs>
+        <w:spacing w:after="0" w:line="240" w:lineRule="auto"/>
+        <w:rPr>
+          <w:rFonts w:ascii="TH Sarabun New" w:hAnsi="TH Sarabun New" w:cs="TH Sarabun New"/>
+          <w:sz w:val="32"/>
+          <w:szCs w:val="32"/>
+        </w:rPr>
+      </w:pPr>
+      <w:r>
+        <w:rPr>
+          <w:rFonts w:ascii="TH Sarabun New" w:hAnsi="TH Sarabun New" w:cs="TH Sarabun New"/>
+          <w:sz w:val="32"/>
+          <w:szCs w:val="32"/>
+        </w:rPr>
+        <w:tab/>
+      </w:r>
+      <w:r>
+        <w:rPr>
+          <w:rFonts w:ascii="TH Sarabun New" w:hAnsi="TH Sarabun New" w:cs="TH Sarabun New"/>
+          <w:sz w:val="32"/>
+          <w:szCs w:val="32"/>
+          <w:cs/>
+        </w:rPr>
+        <w:t xml:space="preserve">ผลการประเมินระบบตรวจจับการหกล้มที่นำเสนอด้วยชุดข้อมูลที่สร้างขึ้น แสดงให้เห็นว่าระบบดังกล่าวมีประสิทธิภาพเหนือกว่าระบบที่มีอยู่เดิมอีก </w:t>
+      </w:r>
+      <w:r>
+        <w:rPr>
+          <w:rFonts w:ascii="TH Sarabun New" w:hAnsi="TH Sarabun New" w:cs="TH Sarabun New"/>
+          <w:sz w:val="32"/>
+          <w:szCs w:val="32"/>
+        </w:rPr>
+        <w:t xml:space="preserve">2 </w:t>
+      </w:r>
+      <w:r>
+        <w:rPr>
+          <w:rFonts w:ascii="TH Sarabun New" w:hAnsi="TH Sarabun New" w:cs="TH Sarabun New"/>
+          <w:sz w:val="32"/>
+          <w:szCs w:val="32"/>
+          <w:cs/>
+        </w:rPr>
+        <w:t xml:space="preserve">ระบบ โดยสามารถให้ความแม่นยำ **มากกว่า </w:t>
+      </w:r>
+      <w:r>
+        <w:rPr>
+          <w:rFonts w:ascii="TH Sarabun New" w:hAnsi="TH Sarabun New" w:cs="TH Sarabun New"/>
+          <w:sz w:val="32"/>
+          <w:szCs w:val="32"/>
+        </w:rPr>
+        <w:t xml:space="preserve">96%** </w:t>
+      </w:r>
+      <w:r>
+        <w:rPr>
+          <w:rFonts w:ascii="TH Sarabun New" w:hAnsi="TH Sarabun New" w:cs="TH Sarabun New"/>
+          <w:sz w:val="32"/>
+          <w:szCs w:val="32"/>
+          <w:cs/>
+        </w:rPr>
+        <w:t xml:space="preserve">สำหรับข้อมูล </w:t>
+      </w:r>
+      <w:r>
+        <w:rPr>
+          <w:rFonts w:ascii="TH Sarabun New" w:hAnsi="TH Sarabun New" w:cs="TH Sarabun New"/>
+          <w:sz w:val="32"/>
+          <w:szCs w:val="32"/>
+        </w:rPr>
+        <w:t xml:space="preserve">CSI </w:t>
+      </w:r>
+      <w:r>
+        <w:rPr>
+          <w:rFonts w:ascii="TH Sarabun New" w:hAnsi="TH Sarabun New" w:cs="TH Sarabun New"/>
+          <w:sz w:val="32"/>
+          <w:szCs w:val="32"/>
+          <w:cs/>
+        </w:rPr>
+        <w:t xml:space="preserve">ที่รวบรวมจากทั้ง </w:t>
+      </w:r>
+      <w:r>
+        <w:rPr>
+          <w:rFonts w:ascii="TH Sarabun New" w:hAnsi="TH Sarabun New" w:cs="TH Sarabun New"/>
+          <w:sz w:val="32"/>
+          <w:szCs w:val="32"/>
+        </w:rPr>
+        <w:t xml:space="preserve">4 </w:t>
+      </w:r>
+      <w:r>
+        <w:rPr>
+          <w:rFonts w:ascii="TH Sarabun New" w:hAnsi="TH Sarabun New" w:cs="TH Sarabun New"/>
+          <w:sz w:val="32"/>
+          <w:szCs w:val="32"/>
+          <w:cs/>
+        </w:rPr>
+        <w:t>สภาพแวดล้อม และให้ความแม่นยำสูงถึง **</w:t>
+      </w:r>
+      <w:r>
+        <w:rPr>
+          <w:rFonts w:ascii="TH Sarabun New" w:hAnsi="TH Sarabun New" w:cs="TH Sarabun New"/>
+          <w:sz w:val="32"/>
+          <w:szCs w:val="32"/>
+        </w:rPr>
+        <w:t xml:space="preserve">99%** </w:t>
+      </w:r>
+      <w:r>
+        <w:rPr>
+          <w:rFonts w:ascii="TH Sarabun New" w:hAnsi="TH Sarabun New" w:cs="TH Sarabun New"/>
+          <w:sz w:val="32"/>
+          <w:szCs w:val="32"/>
+          <w:cs/>
+        </w:rPr>
+        <w:t xml:space="preserve">สำหรับข้อมูล </w:t>
+      </w:r>
+      <w:r>
+        <w:rPr>
+          <w:rFonts w:ascii="TH Sarabun New" w:hAnsi="TH Sarabun New" w:cs="TH Sarabun New"/>
+          <w:sz w:val="32"/>
+          <w:szCs w:val="32"/>
+        </w:rPr>
+        <w:t xml:space="preserve">CSI </w:t>
+      </w:r>
+      <w:r>
+        <w:rPr>
+          <w:rFonts w:ascii="TH Sarabun New" w:hAnsi="TH Sarabun New" w:cs="TH Sarabun New"/>
+          <w:sz w:val="32"/>
+          <w:szCs w:val="32"/>
+          <w:cs/>
+        </w:rPr>
+        <w:t>ที่รวบรวมจากบางกลุ่มของสภาพแวดล้อม</w:t>
+      </w:r>
+    </w:p>
+    <w:p>
+      <w:pPr>
+        <w:tabs>
+          <w:tab w:val="left" w:pos="567"/>
+          <w:tab w:val="left" w:pos="851"/>
+          <w:tab w:val="left" w:pos="1134"/>
+          <w:tab w:val="left" w:pos="1418"/>
+          <w:tab w:val="left" w:pos="1701"/>
+        </w:tabs>
+        <w:spacing w:after="0" w:line="240" w:lineRule="auto"/>
+        <w:rPr>
+          <w:rFonts w:ascii="TH Sarabun New" w:hAnsi="TH Sarabun New" w:cs="TH Sarabun New"/>
+          <w:sz w:val="32"/>
+          <w:szCs w:val="32"/>
+        </w:rPr>
+      </w:pPr>
+    </w:p>
+    <w:p>
+      <w:pPr>
+        <w:tabs>
+          <w:tab w:val="left" w:pos="567"/>
+          <w:tab w:val="left" w:pos="851"/>
+          <w:tab w:val="left" w:pos="1134"/>
+          <w:tab w:val="left" w:pos="1418"/>
+          <w:tab w:val="left" w:pos="1701"/>
+        </w:tabs>
+        <w:spacing w:after="0" w:line="240" w:lineRule="auto"/>
+        <w:rPr>
+          <w:rFonts w:ascii="TH Sarabun New" w:hAnsi="TH Sarabun New" w:cs="TH Sarabun New"/>
+          <w:sz w:val="32"/>
+          <w:szCs w:val="32"/>
+        </w:rPr>
+      </w:pPr>
+      <w:r>
+        <w:rPr>
+          <w:rFonts w:ascii="TH Sarabun New" w:hAnsi="TH Sarabun New" w:cs="TH Sarabun New"/>
+          <w:sz w:val="32"/>
+          <w:szCs w:val="32"/>
+        </w:rPr>
+        <w:tab/>
+        <w:t>2.2.</w:t>
+      </w:r>
+      <w:r>
+        <w:rPr>
+          <w:rFonts w:ascii="TH Sarabun New" w:hAnsi="TH Sarabun New" w:cs="TH Sarabun New"/>
+          <w:sz w:val="32"/>
+          <w:szCs w:val="32"/>
+        </w:rPr>
+        <w:t>4</w:t>
+      </w:r>
+      <w:r>
+        <w:rPr>
+          <w:rFonts w:ascii="TH Sarabun New" w:hAnsi="TH Sarabun New" w:cs="TH Sarabun New"/>
+          <w:sz w:val="32"/>
+          <w:szCs w:val="32"/>
+        </w:rPr>
+        <w:t xml:space="preserve"> </w:t>
+      </w:r>
+      <w:r>
+        <w:rPr>
+          <w:rFonts w:ascii="TH Sarabun New" w:hAnsi="TH Sarabun New" w:cs="TH Sarabun New"/>
+          <w:sz w:val="32"/>
+          <w:szCs w:val="32"/>
+        </w:rPr>
+        <w:t xml:space="preserve">MM-Fi: </w:t>
+      </w:r>
+      <w:r>
+        <w:rPr>
+          <w:rFonts w:ascii="TH Sarabun New" w:hAnsi="TH Sarabun New" w:cs="TH Sarabun New"/>
+          <w:sz w:val="32"/>
+          <w:szCs w:val="32"/>
+          <w:cs/>
+        </w:rPr>
+        <w:t xml:space="preserve">ชุดข้อมูลมนุษย์ </w:t>
+      </w:r>
+      <w:r>
+        <w:rPr>
+          <w:rFonts w:ascii="TH Sarabun New" w:hAnsi="TH Sarabun New" w:cs="TH Sarabun New"/>
+          <w:sz w:val="32"/>
+          <w:szCs w:val="32"/>
+        </w:rPr>
+        <w:t xml:space="preserve">4 </w:t>
+      </w:r>
+      <w:r>
+        <w:rPr>
+          <w:rFonts w:ascii="TH Sarabun New" w:hAnsi="TH Sarabun New" w:cs="TH Sarabun New"/>
+          <w:sz w:val="32"/>
+          <w:szCs w:val="32"/>
+          <w:cs/>
+        </w:rPr>
+        <w:t>มิติแบบหลายรูปแบบสัญญาณที่ไม่รบกวนผู้ใช้งาน สำหรับการรับรู้แบบไร้สายอเนกประสงค์ (</w:t>
+      </w:r>
+      <w:r>
+        <w:rPr>
+          <w:rFonts w:ascii="TH Sarabun New" w:hAnsi="TH Sarabun New" w:cs="TH Sarabun New"/>
+          <w:sz w:val="32"/>
+          <w:szCs w:val="32"/>
+        </w:rPr>
+        <w:t>MM-Fi: Multi-Modal Non-Intrusive 4D Human Dataset for Versatile Wireless Sensing)</w:t>
+      </w:r>
+    </w:p>
+    <w:p>
+      <w:pPr>
+        <w:tabs>
+          <w:tab w:val="left" w:pos="567"/>
+          <w:tab w:val="left" w:pos="851"/>
+          <w:tab w:val="left" w:pos="1134"/>
+          <w:tab w:val="left" w:pos="1418"/>
+          <w:tab w:val="left" w:pos="1701"/>
+        </w:tabs>
+        <w:spacing w:after="0" w:line="240" w:lineRule="auto"/>
+        <w:rPr>
+          <w:rFonts w:ascii="TH Sarabun New" w:hAnsi="TH Sarabun New" w:cs="TH Sarabun New"/>
+          <w:sz w:val="32"/>
+          <w:szCs w:val="32"/>
+        </w:rPr>
+      </w:pPr>
+      <w:r>
+        <w:rPr>
+          <w:rFonts w:ascii="TH Sarabun New" w:hAnsi="TH Sarabun New" w:cs="TH Sarabun New"/>
+          <w:sz w:val="32"/>
+          <w:szCs w:val="32"/>
+        </w:rPr>
+        <w:tab/>
+      </w:r>
+      <w:r>
+        <w:rPr>
+          <w:rFonts w:ascii="TH Sarabun New" w:hAnsi="TH Sarabun New" w:cs="TH Sarabun New"/>
+          <w:sz w:val="32"/>
+          <w:szCs w:val="32"/>
+        </w:rPr>
+        <w:t xml:space="preserve">Jianfei Yang </w:t>
+      </w:r>
+      <w:r>
+        <w:rPr>
+          <w:rFonts w:ascii="TH Sarabun New" w:hAnsi="TH Sarabun New" w:cs="TH Sarabun New"/>
+          <w:sz w:val="32"/>
+          <w:szCs w:val="32"/>
+          <w:cs/>
+        </w:rPr>
+        <w:t>และคณะ (</w:t>
+      </w:r>
+      <w:r>
+        <w:rPr>
+          <w:rFonts w:ascii="TH Sarabun New" w:hAnsi="TH Sarabun New" w:cs="TH Sarabun New"/>
+          <w:sz w:val="32"/>
+          <w:szCs w:val="32"/>
+        </w:rPr>
+        <w:t xml:space="preserve">2566) </w:t>
+      </w:r>
+      <w:r>
+        <w:rPr>
+          <w:rFonts w:ascii="TH Sarabun New" w:hAnsi="TH Sarabun New" w:cs="TH Sarabun New"/>
+          <w:sz w:val="32"/>
+          <w:szCs w:val="32"/>
+          <w:cs/>
+        </w:rPr>
+        <w:t xml:space="preserve">ระบุว่าการรับรู้มนุษย์เชิงพื้นที่-เวลาแบบ </w:t>
+      </w:r>
+      <w:r>
+        <w:rPr>
+          <w:rFonts w:ascii="TH Sarabun New" w:hAnsi="TH Sarabun New" w:cs="TH Sarabun New"/>
+          <w:sz w:val="32"/>
+          <w:szCs w:val="32"/>
+        </w:rPr>
+        <w:t>4</w:t>
+      </w:r>
+      <w:r>
+        <w:rPr>
+          <w:rFonts w:ascii="TH Sarabun New" w:hAnsi="TH Sarabun New" w:cs="TH Sarabun New"/>
+          <w:sz w:val="32"/>
+          <w:szCs w:val="32"/>
+          <w:cs/>
+        </w:rPr>
+        <w:t xml:space="preserve"> มิติ (</w:t>
+      </w:r>
+      <w:r>
+        <w:rPr>
+          <w:rFonts w:ascii="TH Sarabun New" w:hAnsi="TH Sarabun New" w:cs="TH Sarabun New"/>
+          <w:sz w:val="32"/>
+          <w:szCs w:val="32"/>
+        </w:rPr>
+        <w:t xml:space="preserve">4D human perception) </w:t>
+      </w:r>
+      <w:r>
+        <w:rPr>
+          <w:rFonts w:ascii="TH Sarabun New" w:hAnsi="TH Sarabun New" w:cs="TH Sarabun New"/>
+          <w:sz w:val="32"/>
+          <w:szCs w:val="32"/>
+          <w:cs/>
+        </w:rPr>
+        <w:t>มีบทบาทสำคัญอย่างยิ่งในการประยุกต์ใช้งานหลากหลายรูปแบบ เช่น ระบบอัตโนมัติภายในบ้าน (</w:t>
+      </w:r>
+      <w:r>
+        <w:rPr>
+          <w:rFonts w:ascii="TH Sarabun New" w:hAnsi="TH Sarabun New" w:cs="TH Sarabun New"/>
+          <w:sz w:val="32"/>
+          <w:szCs w:val="32"/>
+        </w:rPr>
+        <w:t xml:space="preserve">home automation) </w:t>
+      </w:r>
+      <w:r>
+        <w:rPr>
+          <w:rFonts w:ascii="TH Sarabun New" w:hAnsi="TH Sarabun New" w:cs="TH Sarabun New"/>
+          <w:sz w:val="32"/>
+          <w:szCs w:val="32"/>
+          <w:cs/>
+        </w:rPr>
+        <w:t>และการจำลองอวตารในโลกเสมือน (</w:t>
+      </w:r>
+      <w:r>
+        <w:rPr>
+          <w:rFonts w:ascii="TH Sarabun New" w:hAnsi="TH Sarabun New" w:cs="TH Sarabun New"/>
+          <w:sz w:val="32"/>
+          <w:szCs w:val="32"/>
+        </w:rPr>
+        <w:t xml:space="preserve">metaverse avatar simulation) </w:t>
+      </w:r>
+      <w:r>
+        <w:rPr>
+          <w:rFonts w:ascii="TH Sarabun New" w:hAnsi="TH Sarabun New" w:cs="TH Sarabun New"/>
+          <w:sz w:val="32"/>
+          <w:szCs w:val="32"/>
+          <w:cs/>
+        </w:rPr>
+        <w:t>อย่างไรก็ตาม แนวทางแก้ปัญหาที่มีอยู่เดิมซึ่งส่วนใหญ่พึ่งพากล้องและอุปกรณ์สวมใส่ (</w:t>
+      </w:r>
+      <w:r>
+        <w:rPr>
+          <w:rFonts w:ascii="TH Sarabun New" w:hAnsi="TH Sarabun New" w:cs="TH Sarabun New"/>
+          <w:sz w:val="32"/>
+          <w:szCs w:val="32"/>
+        </w:rPr>
+        <w:t xml:space="preserve">wearable devices) </w:t>
+      </w:r>
+      <w:r>
+        <w:rPr>
+          <w:rFonts w:ascii="TH Sarabun New" w:hAnsi="TH Sarabun New" w:cs="TH Sarabun New"/>
+          <w:sz w:val="32"/>
+          <w:szCs w:val="32"/>
+          <w:cs/>
+        </w:rPr>
+        <w:t>ต่างประสบปัญหาไม่ด้านใดก็ด้านหนึ่ง คือ</w:t>
+      </w:r>
+      <w:r>
+        <w:rPr>
+          <w:rFonts w:ascii="TH Sarabun New" w:hAnsi="TH Sarabun New" w:cs="TH Sarabun New"/>
+          <w:sz w:val="32"/>
+          <w:szCs w:val="32"/>
+        </w:rPr>
+        <w:t xml:space="preserve"> </w:t>
+      </w:r>
+      <w:r>
+        <w:rPr>
+          <w:rFonts w:ascii="TH Sarabun New" w:hAnsi="TH Sarabun New" w:cs="TH Sarabun New"/>
+          <w:sz w:val="32"/>
+          <w:szCs w:val="32"/>
+          <w:cs/>
+        </w:rPr>
+        <w:t>ล่วงล้ำความเป็นส่วนตัว (</w:t>
+      </w:r>
+      <w:r>
+        <w:rPr>
+          <w:rFonts w:ascii="TH Sarabun New" w:hAnsi="TH Sarabun New" w:cs="TH Sarabun New"/>
+          <w:sz w:val="32"/>
+          <w:szCs w:val="32"/>
+        </w:rPr>
+        <w:t>privacy intrusive)</w:t>
+      </w:r>
+      <w:r>
+        <w:rPr>
+          <w:rFonts w:ascii="TH Sarabun New" w:hAnsi="TH Sarabun New" w:cs="TH Sarabun New"/>
+          <w:sz w:val="32"/>
+          <w:szCs w:val="32"/>
+        </w:rPr>
+        <w:t xml:space="preserve"> </w:t>
+      </w:r>
+      <w:r>
+        <w:rPr>
+          <w:rFonts w:ascii="TH Sarabun New" w:hAnsi="TH Sarabun New" w:cs="TH Sarabun New"/>
+          <w:sz w:val="32"/>
+          <w:szCs w:val="32"/>
+          <w:cs/>
+        </w:rPr>
+        <w:t>หรือ ไม่สะดวกต่อการใช้งาน (</w:t>
+      </w:r>
+      <w:r>
+        <w:rPr>
+          <w:rFonts w:ascii="TH Sarabun New" w:hAnsi="TH Sarabun New" w:cs="TH Sarabun New"/>
+          <w:sz w:val="32"/>
+          <w:szCs w:val="32"/>
+        </w:rPr>
+        <w:t>inconvenient to use)</w:t>
+      </w:r>
+      <w:r>
+        <w:rPr>
+          <w:rFonts w:ascii="TH Sarabun New" w:hAnsi="TH Sarabun New" w:cs="TH Sarabun New"/>
+          <w:sz w:val="32"/>
+          <w:szCs w:val="32"/>
+        </w:rPr>
+        <w:t xml:space="preserve"> </w:t>
+      </w:r>
+      <w:r>
+        <w:rPr>
+          <w:rFonts w:ascii="TH Sarabun New" w:hAnsi="TH Sarabun New" w:cs="TH Sarabun New"/>
+          <w:sz w:val="32"/>
+          <w:szCs w:val="32"/>
+          <w:cs/>
+        </w:rPr>
+        <w:t>ด้วยเหตุนี้ การรับรู้แบบไร้สาย (</w:t>
+      </w:r>
+      <w:r>
+        <w:rPr>
+          <w:rFonts w:ascii="TH Sarabun New" w:hAnsi="TH Sarabun New" w:cs="TH Sarabun New"/>
+          <w:sz w:val="32"/>
+          <w:szCs w:val="32"/>
+        </w:rPr>
+        <w:t xml:space="preserve">wireless sensing) </w:t>
+      </w:r>
+      <w:r>
+        <w:rPr>
+          <w:rFonts w:ascii="TH Sarabun New" w:hAnsi="TH Sarabun New" w:cs="TH Sarabun New"/>
+          <w:sz w:val="32"/>
+          <w:szCs w:val="32"/>
+          <w:cs/>
+        </w:rPr>
+        <w:t xml:space="preserve">จึงกลายเป็นทางเลือกที่มีศักยภาพในการแก้ปัญหาดังกล่าว โดยอาศัยสัญญาณจาก </w:t>
+      </w:r>
+      <w:r>
+        <w:rPr>
+          <w:rFonts w:ascii="TH Sarabun New" w:hAnsi="TH Sarabun New" w:cs="TH Sarabun New"/>
+          <w:sz w:val="32"/>
+          <w:szCs w:val="32"/>
+        </w:rPr>
+        <w:t xml:space="preserve">LiDAR </w:t>
+      </w:r>
+      <w:r>
+        <w:rPr>
+          <w:rFonts w:ascii="TH Sarabun New" w:hAnsi="TH Sarabun New" w:cs="TH Sarabun New"/>
+          <w:sz w:val="32"/>
+          <w:szCs w:val="32"/>
+          <w:cs/>
+        </w:rPr>
+        <w:t>เรดาร์คลื่นมิลลิเมตร (</w:t>
+      </w:r>
+      <w:r>
+        <w:rPr>
+          <w:rFonts w:ascii="TH Sarabun New" w:hAnsi="TH Sarabun New" w:cs="TH Sarabun New"/>
+          <w:sz w:val="32"/>
+          <w:szCs w:val="32"/>
+        </w:rPr>
+        <w:t xml:space="preserve">mmWave radar) </w:t>
+      </w:r>
+      <w:r>
+        <w:rPr>
+          <w:rFonts w:ascii="TH Sarabun New" w:hAnsi="TH Sarabun New" w:cs="TH Sarabun New"/>
+          <w:sz w:val="32"/>
+          <w:szCs w:val="32"/>
+          <w:cs/>
+        </w:rPr>
+        <w:t xml:space="preserve">และสัญญาณ </w:t>
+      </w:r>
+      <w:r>
+        <w:rPr>
+          <w:rFonts w:ascii="TH Sarabun New" w:hAnsi="TH Sarabun New" w:cs="TH Sarabun New"/>
+          <w:sz w:val="32"/>
+          <w:szCs w:val="32"/>
+        </w:rPr>
+        <w:t xml:space="preserve">WiFi </w:t>
+      </w:r>
+      <w:r>
+        <w:rPr>
+          <w:rFonts w:ascii="TH Sarabun New" w:hAnsi="TH Sarabun New" w:cs="TH Sarabun New"/>
+          <w:sz w:val="32"/>
+          <w:szCs w:val="32"/>
+          <w:cs/>
+        </w:rPr>
+        <w:t>เพื่อการรับรู้มนุษย์แบบไม่ต้องพึ่งพาอุปกรณ์สวมใส่ (</w:t>
+      </w:r>
+      <w:r>
+        <w:rPr>
+          <w:rFonts w:ascii="TH Sarabun New" w:hAnsi="TH Sarabun New" w:cs="TH Sarabun New"/>
+          <w:sz w:val="32"/>
+          <w:szCs w:val="32"/>
+        </w:rPr>
+        <w:t>device-free human sensing)</w:t>
+      </w:r>
+    </w:p>
+    <w:p>
+      <w:pPr>
+        <w:tabs>
+          <w:tab w:val="left" w:pos="567"/>
+          <w:tab w:val="left" w:pos="851"/>
+          <w:tab w:val="left" w:pos="1134"/>
+          <w:tab w:val="left" w:pos="1418"/>
+          <w:tab w:val="left" w:pos="1701"/>
+        </w:tabs>
+        <w:spacing w:after="0" w:line="240" w:lineRule="auto"/>
+        <w:rPr>
+          <w:rFonts w:ascii="TH Sarabun New" w:hAnsi="TH Sarabun New" w:cs="TH Sarabun New"/>
+          <w:sz w:val="32"/>
+          <w:szCs w:val="32"/>
+        </w:rPr>
+      </w:pPr>
+      <w:r>
+        <w:rPr>
+          <w:rFonts w:ascii="TH Sarabun New" w:hAnsi="TH Sarabun New" w:cs="TH Sarabun New"/>
+          <w:sz w:val="32"/>
+          <w:szCs w:val="32"/>
+        </w:rPr>
+        <w:tab/>
+      </w:r>
+      <w:r>
+        <w:rPr>
+          <w:rFonts w:ascii="TH Sarabun New" w:hAnsi="TH Sarabun New" w:cs="TH Sarabun New"/>
+          <w:sz w:val="32"/>
+          <w:szCs w:val="32"/>
+          <w:cs/>
+        </w:rPr>
+        <w:t>จากช่องว่างงานวิจัยดังกล่าว ผู้วิจัยจึงได้นำเสนอ **</w:t>
+      </w:r>
+      <w:r>
+        <w:rPr>
+          <w:rFonts w:ascii="TH Sarabun New" w:hAnsi="TH Sarabun New" w:cs="TH Sarabun New"/>
+          <w:sz w:val="32"/>
+          <w:szCs w:val="32"/>
+        </w:rPr>
+        <w:t xml:space="preserve">MM-Fi** </w:t>
+      </w:r>
+      <w:r>
+        <w:rPr>
+          <w:rFonts w:ascii="TH Sarabun New" w:hAnsi="TH Sarabun New" w:cs="TH Sarabun New"/>
+          <w:sz w:val="32"/>
+          <w:szCs w:val="32"/>
+          <w:cs/>
+        </w:rPr>
+        <w:t xml:space="preserve">ซึ่งเป็นชุดข้อมูลมนุษย์ </w:t>
+      </w:r>
+      <w:r>
+        <w:rPr>
+          <w:rFonts w:ascii="TH Sarabun New" w:hAnsi="TH Sarabun New" w:cs="TH Sarabun New"/>
+          <w:sz w:val="32"/>
+          <w:szCs w:val="32"/>
+        </w:rPr>
+        <w:t>4</w:t>
+      </w:r>
+      <w:r>
+        <w:rPr>
+          <w:rFonts w:ascii="TH Sarabun New" w:hAnsi="TH Sarabun New" w:cs="TH Sarabun New"/>
+          <w:sz w:val="32"/>
+          <w:szCs w:val="32"/>
+          <w:cs/>
+        </w:rPr>
+        <w:t xml:space="preserve"> มิติแบบหลายรูปแบบสัญญาณ ที่ไม่รบกวนผู้ใช้งานชุดแรก ครอบคลุมหมวดหมู่กิจกรรม </w:t>
+      </w:r>
+      <w:r>
+        <w:rPr>
+          <w:rFonts w:ascii="TH Sarabun New" w:hAnsi="TH Sarabun New" w:cs="TH Sarabun New"/>
+          <w:sz w:val="32"/>
+          <w:szCs w:val="32"/>
+        </w:rPr>
+        <w:t>27</w:t>
+      </w:r>
+      <w:r>
+        <w:rPr>
+          <w:rFonts w:ascii="TH Sarabun New" w:hAnsi="TH Sarabun New" w:cs="TH Sarabun New"/>
+          <w:sz w:val="32"/>
+          <w:szCs w:val="32"/>
+          <w:cs/>
+        </w:rPr>
+        <w:t xml:space="preserve"> ประเภท ทั้งกิจกรรมประจำวันทั่วไปและกิจกรรมเพื่อการฟื้นฟูสมรรถภาพทางการแพทย์ (</w:t>
+      </w:r>
+      <w:r>
+        <w:rPr>
+          <w:rFonts w:ascii="TH Sarabun New" w:hAnsi="TH Sarabun New" w:cs="TH Sarabun New"/>
+          <w:sz w:val="32"/>
+          <w:szCs w:val="32"/>
+        </w:rPr>
+        <w:t xml:space="preserve">Rehabilitation) </w:t>
+      </w:r>
+      <w:r>
+        <w:rPr>
+          <w:rFonts w:ascii="TH Sarabun New" w:hAnsi="TH Sarabun New" w:cs="TH Sarabun New"/>
+          <w:sz w:val="32"/>
+          <w:szCs w:val="32"/>
+          <w:cs/>
+        </w:rPr>
+        <w:t>โดยมีวัตถุประสงค์เพื่อเชื่อมโยงช่องว่างระหว่างงานวิจัยด้านการรับรู้แบบไร้สายกับงานด้านการรับรู้มนุษย์ในระดับสูง (</w:t>
+      </w:r>
+      <w:r>
+        <w:rPr>
+          <w:rFonts w:ascii="TH Sarabun New" w:hAnsi="TH Sarabun New" w:cs="TH Sarabun New"/>
+          <w:sz w:val="32"/>
+          <w:szCs w:val="32"/>
+        </w:rPr>
+        <w:t xml:space="preserve">High-level human perception tasks) </w:t>
+      </w:r>
+      <w:r>
+        <w:rPr>
+          <w:rFonts w:ascii="TH Sarabun New" w:hAnsi="TH Sarabun New" w:cs="TH Sarabun New"/>
+          <w:sz w:val="32"/>
+          <w:szCs w:val="32"/>
+          <w:cs/>
+        </w:rPr>
+        <w:t xml:space="preserve">ชุดข้อมูล </w:t>
+      </w:r>
+      <w:r>
+        <w:rPr>
+          <w:rFonts w:ascii="TH Sarabun New" w:hAnsi="TH Sarabun New" w:cs="TH Sarabun New"/>
+          <w:sz w:val="32"/>
+          <w:szCs w:val="32"/>
+        </w:rPr>
+        <w:t xml:space="preserve">MM-Fi </w:t>
+      </w:r>
+      <w:r>
+        <w:rPr>
+          <w:rFonts w:ascii="TH Sarabun New" w:hAnsi="TH Sarabun New" w:cs="TH Sarabun New"/>
+          <w:sz w:val="32"/>
+          <w:szCs w:val="32"/>
+          <w:cs/>
+        </w:rPr>
+        <w:t>ประกอบด้วยเฟรมข้อมูลที่ผ่านการซิงโครไนซ์ (</w:t>
+      </w:r>
+      <w:r>
+        <w:rPr>
+          <w:rFonts w:ascii="TH Sarabun New" w:hAnsi="TH Sarabun New" w:cs="TH Sarabun New"/>
+          <w:sz w:val="32"/>
+          <w:szCs w:val="32"/>
+        </w:rPr>
+        <w:t xml:space="preserve">Synchronized frames) </w:t>
+      </w:r>
+      <w:r>
+        <w:rPr>
+          <w:rFonts w:ascii="TH Sarabun New" w:hAnsi="TH Sarabun New" w:cs="TH Sarabun New"/>
+          <w:sz w:val="32"/>
+          <w:szCs w:val="32"/>
+          <w:cs/>
+        </w:rPr>
+        <w:t xml:space="preserve">มากกว่า </w:t>
+      </w:r>
+      <w:r>
+        <w:rPr>
+          <w:rFonts w:ascii="TH Sarabun New" w:hAnsi="TH Sarabun New" w:cs="TH Sarabun New"/>
+          <w:sz w:val="32"/>
+          <w:szCs w:val="32"/>
+        </w:rPr>
+        <w:t>320,000</w:t>
+      </w:r>
+      <w:r>
+        <w:rPr>
+          <w:rFonts w:ascii="TH Sarabun New" w:hAnsi="TH Sarabun New" w:cs="TH Sarabun New"/>
+          <w:sz w:val="32"/>
+          <w:szCs w:val="32"/>
+          <w:cs/>
+        </w:rPr>
+        <w:t xml:space="preserve"> เฟรม จากรูปแบบสัญญาณ (</w:t>
+      </w:r>
+      <w:r>
+        <w:rPr>
+          <w:rFonts w:ascii="TH Sarabun New" w:hAnsi="TH Sarabun New" w:cs="TH Sarabun New"/>
+          <w:sz w:val="32"/>
+          <w:szCs w:val="32"/>
+        </w:rPr>
+        <w:t xml:space="preserve">Modality) </w:t>
+      </w:r>
+      <w:r>
+        <w:rPr>
+          <w:rFonts w:ascii="TH Sarabun New" w:hAnsi="TH Sarabun New" w:cs="TH Sarabun New"/>
+          <w:sz w:val="32"/>
+          <w:szCs w:val="32"/>
+          <w:cs/>
+        </w:rPr>
+        <w:t xml:space="preserve">ทั้ง </w:t>
+      </w:r>
+      <w:r>
+        <w:rPr>
+          <w:rFonts w:ascii="TH Sarabun New" w:hAnsi="TH Sarabun New" w:cs="TH Sarabun New"/>
+          <w:sz w:val="32"/>
+          <w:szCs w:val="32"/>
+        </w:rPr>
+        <w:t>5</w:t>
+      </w:r>
+      <w:r>
+        <w:rPr>
+          <w:rFonts w:ascii="TH Sarabun New" w:hAnsi="TH Sarabun New" w:cs="TH Sarabun New"/>
+          <w:sz w:val="32"/>
+          <w:szCs w:val="32"/>
+          <w:cs/>
+        </w:rPr>
+        <w:t xml:space="preserve"> ประเภท ซึ่งเก็บรวบรวมจากอาสาสมัครมนุษย์จำนวน </w:t>
+      </w:r>
+      <w:r>
+        <w:rPr>
+          <w:rFonts w:ascii="TH Sarabun New" w:hAnsi="TH Sarabun New" w:cs="TH Sarabun New"/>
+          <w:sz w:val="32"/>
+          <w:szCs w:val="32"/>
+        </w:rPr>
+        <w:t>40</w:t>
+      </w:r>
+      <w:r>
+        <w:rPr>
+          <w:rFonts w:ascii="TH Sarabun New" w:hAnsi="TH Sarabun New" w:cs="TH Sarabun New"/>
+          <w:sz w:val="32"/>
+          <w:szCs w:val="32"/>
+          <w:cs/>
+        </w:rPr>
+        <w:t xml:space="preserve"> คน พร้อมทั้งมีการจัดเตรียมป้ายกำกับข้อมูล </w:t>
+      </w:r>
+      <w:r>
+        <w:rPr>
+          <w:rFonts w:ascii="TH Sarabun New" w:hAnsi="TH Sarabun New" w:cs="TH Sarabun New"/>
+          <w:sz w:val="32"/>
+          <w:szCs w:val="32"/>
+          <w:cs/>
+        </w:rPr>
+        <w:lastRenderedPageBreak/>
+        <w:t>(</w:t>
+      </w:r>
+      <w:r>
+        <w:rPr>
+          <w:rFonts w:ascii="TH Sarabun New" w:hAnsi="TH Sarabun New" w:cs="TH Sarabun New"/>
+          <w:sz w:val="32"/>
+          <w:szCs w:val="32"/>
+        </w:rPr>
+        <w:t xml:space="preserve">Annotation) </w:t>
+      </w:r>
+      <w:r>
+        <w:rPr>
+          <w:rFonts w:ascii="TH Sarabun New" w:hAnsi="TH Sarabun New" w:cs="TH Sarabun New"/>
+          <w:sz w:val="32"/>
+          <w:szCs w:val="32"/>
+          <w:cs/>
+        </w:rPr>
+        <w:t>หลากหลายรูปแบบ เพื่อรองรับงานด้านการรับรู้ที่เป็นไปได้ในอนาคต เช่น การประมาณท่าทางมนุษย์ (</w:t>
+      </w:r>
+      <w:r>
+        <w:rPr>
+          <w:rFonts w:ascii="TH Sarabun New" w:hAnsi="TH Sarabun New" w:cs="TH Sarabun New"/>
+          <w:sz w:val="32"/>
+          <w:szCs w:val="32"/>
+        </w:rPr>
+        <w:t xml:space="preserve">Human pose estimation) </w:t>
+      </w:r>
+      <w:r>
+        <w:rPr>
+          <w:rFonts w:ascii="TH Sarabun New" w:hAnsi="TH Sarabun New" w:cs="TH Sarabun New"/>
+          <w:sz w:val="32"/>
+          <w:szCs w:val="32"/>
+          <w:cs/>
+        </w:rPr>
+        <w:t>และการรู้จำกิจกรรม (</w:t>
+      </w:r>
+      <w:r>
+        <w:rPr>
+          <w:rFonts w:ascii="TH Sarabun New" w:hAnsi="TH Sarabun New" w:cs="TH Sarabun New"/>
+          <w:sz w:val="32"/>
+          <w:szCs w:val="32"/>
+        </w:rPr>
+        <w:t>Action recognition)</w:t>
+      </w:r>
+    </w:p>
+    <w:p>
+      <w:pPr>
+        <w:tabs>
+          <w:tab w:val="left" w:pos="567"/>
+          <w:tab w:val="left" w:pos="851"/>
+          <w:tab w:val="left" w:pos="1134"/>
+          <w:tab w:val="left" w:pos="1418"/>
+          <w:tab w:val="left" w:pos="1701"/>
+        </w:tabs>
+        <w:spacing w:after="0" w:line="240" w:lineRule="auto"/>
+        <w:rPr>
+          <w:rFonts w:ascii="TH Sarabun New" w:hAnsi="TH Sarabun New" w:cs="TH Sarabun New"/>
+          <w:sz w:val="32"/>
+          <w:szCs w:val="32"/>
+        </w:rPr>
+      </w:pPr>
+      <w:r>
+        <w:rPr>
+          <w:rFonts w:ascii="TH Sarabun New" w:hAnsi="TH Sarabun New" w:cs="TH Sarabun New"/>
+          <w:sz w:val="32"/>
+          <w:szCs w:val="32"/>
+        </w:rPr>
+        <w:tab/>
+      </w:r>
+      <w:r>
+        <w:rPr>
+          <w:rFonts w:ascii="TH Sarabun New" w:hAnsi="TH Sarabun New" w:cs="TH Sarabun New"/>
+          <w:sz w:val="32"/>
+          <w:szCs w:val="32"/>
+          <w:cs/>
+        </w:rPr>
+        <w:t>นอกจากนี้ ผู้วิจัยยังได้ดำเนินการทดลองอย่างละเอียดเพื่อเปรียบเทียบศักยภาพในการรับรู้ (</w:t>
+      </w:r>
+      <w:r>
+        <w:rPr>
+          <w:rFonts w:ascii="TH Sarabun New" w:hAnsi="TH Sarabun New" w:cs="TH Sarabun New"/>
+          <w:sz w:val="32"/>
+          <w:szCs w:val="32"/>
+        </w:rPr>
+        <w:t xml:space="preserve">sensing capacity) </w:t>
+      </w:r>
+      <w:r>
+        <w:rPr>
+          <w:rFonts w:ascii="TH Sarabun New" w:hAnsi="TH Sarabun New" w:cs="TH Sarabun New"/>
+          <w:sz w:val="32"/>
+          <w:szCs w:val="32"/>
+          <w:cs/>
+        </w:rPr>
+        <w:t xml:space="preserve">ของสัญญาณแต่ละประเภทหรือหลายประเภทร่วมกัน ในแง่มุมของงานที่หลากหลาย โดยผู้วิจัยคาดหวังว่า </w:t>
+      </w:r>
+      <w:r>
+        <w:rPr>
+          <w:rFonts w:ascii="TH Sarabun New" w:hAnsi="TH Sarabun New" w:cs="TH Sarabun New"/>
+          <w:sz w:val="32"/>
+          <w:szCs w:val="32"/>
+        </w:rPr>
+        <w:t xml:space="preserve">MM-Fi </w:t>
+      </w:r>
+      <w:r>
+        <w:rPr>
+          <w:rFonts w:ascii="TH Sarabun New" w:hAnsi="TH Sarabun New" w:cs="TH Sarabun New"/>
+          <w:sz w:val="32"/>
+          <w:szCs w:val="32"/>
+          <w:cs/>
+        </w:rPr>
+        <w:t>จะสามารถส่งเสริมงานวิจัยด้านการรับรู้แบบไร้สายในหลายมิติ ได้แก่ การรู้จำกิจกรรม การประมาณท่าทางมนุษย์ การเรียนรู้แบบหลายรูปแบบสัญญาณ (</w:t>
+      </w:r>
+      <w:r>
+        <w:rPr>
+          <w:rFonts w:ascii="TH Sarabun New" w:hAnsi="TH Sarabun New" w:cs="TH Sarabun New"/>
+          <w:sz w:val="32"/>
+          <w:szCs w:val="32"/>
+        </w:rPr>
+        <w:t xml:space="preserve">multi-modal learning) </w:t>
+      </w:r>
+      <w:r>
+        <w:rPr>
+          <w:rFonts w:ascii="TH Sarabun New" w:hAnsi="TH Sarabun New" w:cs="TH Sarabun New"/>
+          <w:sz w:val="32"/>
+          <w:szCs w:val="32"/>
+          <w:cs/>
+        </w:rPr>
+        <w:t>การกำกับดูแลข้ามรูปแบบสัญญาณ (</w:t>
+      </w:r>
+      <w:r>
+        <w:rPr>
+          <w:rFonts w:ascii="TH Sarabun New" w:hAnsi="TH Sarabun New" w:cs="TH Sarabun New"/>
+          <w:sz w:val="32"/>
+          <w:szCs w:val="32"/>
+        </w:rPr>
+        <w:t xml:space="preserve">cross-modal supervision) </w:t>
+      </w:r>
+      <w:r>
+        <w:rPr>
+          <w:rFonts w:ascii="TH Sarabun New" w:hAnsi="TH Sarabun New" w:cs="TH Sarabun New"/>
+          <w:sz w:val="32"/>
+          <w:szCs w:val="32"/>
+          <w:cs/>
+        </w:rPr>
+        <w:t>รวมถึงงานวิจัยเชิงสหวิทยาการด้านสุขภาพ (</w:t>
+      </w:r>
+      <w:r>
+        <w:rPr>
+          <w:rFonts w:ascii="TH Sarabun New" w:hAnsi="TH Sarabun New" w:cs="TH Sarabun New"/>
+          <w:sz w:val="32"/>
+          <w:szCs w:val="32"/>
+        </w:rPr>
+        <w:t>interdisciplinary healthcare research)</w:t>
+      </w:r>
+    </w:p>
+    <w:p>
+      <w:pPr>
+        <w:tabs>
+          <w:tab w:val="left" w:pos="567"/>
+          <w:tab w:val="left" w:pos="851"/>
+          <w:tab w:val="left" w:pos="1134"/>
+          <w:tab w:val="left" w:pos="1418"/>
+          <w:tab w:val="left" w:pos="1701"/>
+        </w:tabs>
+        <w:spacing w:after="0" w:line="240" w:lineRule="auto"/>
+        <w:rPr>
+          <w:rFonts w:ascii="TH Sarabun New" w:hAnsi="TH Sarabun New" w:cs="TH Sarabun New"/>
+          <w:sz w:val="32"/>
+          <w:szCs w:val="32"/>
+        </w:rPr>
+      </w:pPr>
+    </w:p>
+    <w:p>
+      <w:pPr>
+        <w:tabs>
+          <w:tab w:val="left" w:pos="567"/>
+          <w:tab w:val="left" w:pos="851"/>
+          <w:tab w:val="left" w:pos="1134"/>
+          <w:tab w:val="left" w:pos="1418"/>
+          <w:tab w:val="left" w:pos="1701"/>
+        </w:tabs>
+        <w:spacing w:after="0" w:line="240" w:lineRule="auto"/>
+        <w:rPr>
+          <w:rFonts w:ascii="TH Sarabun New" w:hAnsi="TH Sarabun New" w:cs="TH Sarabun New"/>
+          <w:sz w:val="32"/>
+          <w:szCs w:val="32"/>
+        </w:rPr>
+      </w:pPr>
+      <w:r>
+        <w:rPr>
+          <w:rFonts w:ascii="TH Sarabun New" w:hAnsi="TH Sarabun New" w:cs="TH Sarabun New"/>
+          <w:sz w:val="32"/>
+          <w:szCs w:val="32"/>
+        </w:rPr>
+        <w:tab/>
+        <w:t>2.2.</w:t>
+      </w:r>
+      <w:r>
+        <w:rPr>
+          <w:rFonts w:ascii="TH Sarabun New" w:hAnsi="TH Sarabun New" w:cs="TH Sarabun New"/>
+          <w:sz w:val="32"/>
+          <w:szCs w:val="32"/>
+        </w:rPr>
+        <w:t>5</w:t>
+      </w:r>
+      <w:r>
+        <w:rPr>
+          <w:rFonts w:ascii="TH Sarabun New" w:hAnsi="TH Sarabun New" w:cs="TH Sarabun New"/>
+          <w:sz w:val="32"/>
+          <w:szCs w:val="32"/>
+        </w:rPr>
+        <w:t xml:space="preserve"> </w:t>
+      </w:r>
+      <w:r>
+        <w:rPr>
+          <w:rFonts w:ascii="TH Sarabun New" w:hAnsi="TH Sarabun New" w:cs="TH Sarabun New"/>
+          <w:sz w:val="32"/>
+          <w:szCs w:val="32"/>
+          <w:cs/>
+        </w:rPr>
+        <w:t>การปรับปรุงระบบระบุตำแหน่งภายในอาคารด้วยเทคนิคการเรียนรู้ของเครื่อง (</w:t>
+      </w:r>
+      <w:r>
+        <w:rPr>
+          <w:rFonts w:ascii="TH Sarabun New" w:hAnsi="TH Sarabun New" w:cs="TH Sarabun New"/>
+          <w:sz w:val="32"/>
+          <w:szCs w:val="32"/>
+        </w:rPr>
+        <w:t>Improving Indoor Positioning System using Machine Learning Techniques)</w:t>
+      </w:r>
+    </w:p>
+    <w:p>
+      <w:pPr>
+        <w:tabs>
+          <w:tab w:val="left" w:pos="567"/>
+          <w:tab w:val="left" w:pos="851"/>
+          <w:tab w:val="left" w:pos="1134"/>
+          <w:tab w:val="left" w:pos="1418"/>
+          <w:tab w:val="left" w:pos="1701"/>
+        </w:tabs>
+        <w:spacing w:after="0" w:line="240" w:lineRule="auto"/>
+        <w:rPr>
+          <w:rFonts w:ascii="TH Sarabun New" w:hAnsi="TH Sarabun New" w:cs="TH Sarabun New"/>
+          <w:sz w:val="32"/>
+          <w:szCs w:val="32"/>
+        </w:rPr>
+      </w:pPr>
+      <w:r>
+        <w:rPr>
+          <w:rFonts w:ascii="TH Sarabun New" w:hAnsi="TH Sarabun New" w:cs="TH Sarabun New"/>
+          <w:sz w:val="32"/>
+          <w:szCs w:val="32"/>
+        </w:rPr>
+        <w:tab/>
+      </w:r>
+      <w:r>
+        <w:rPr>
+          <w:rFonts w:ascii="TH Sarabun New" w:hAnsi="TH Sarabun New" w:cs="TH Sarabun New"/>
+          <w:sz w:val="32"/>
+          <w:szCs w:val="32"/>
+          <w:cs/>
+        </w:rPr>
+        <w:t>นายธนภูมิ อังอำนวยศิริ และคณะ (</w:t>
+      </w:r>
+      <w:r>
+        <w:rPr>
+          <w:rFonts w:ascii="TH Sarabun New" w:hAnsi="TH Sarabun New" w:cs="TH Sarabun New"/>
+          <w:sz w:val="32"/>
+          <w:szCs w:val="32"/>
+        </w:rPr>
+        <w:t xml:space="preserve">2566) </w:t>
+      </w:r>
+      <w:r>
+        <w:rPr>
+          <w:rFonts w:ascii="TH Sarabun New" w:hAnsi="TH Sarabun New" w:cs="TH Sarabun New"/>
+          <w:sz w:val="32"/>
+          <w:szCs w:val="32"/>
+          <w:cs/>
+        </w:rPr>
+        <w:t xml:space="preserve">ได้นำเสนองานวิจัยที่มุ่งศึกษาการประมาณค่าพิกัดตำแหน่งของมนุษย์ภายในอาคาร โดยใช้เทคโนโลยี </w:t>
+      </w:r>
+      <w:r>
+        <w:rPr>
+          <w:rFonts w:ascii="TH Sarabun New" w:hAnsi="TH Sarabun New" w:cs="TH Sarabun New"/>
+          <w:sz w:val="32"/>
+          <w:szCs w:val="32"/>
+        </w:rPr>
+        <w:t xml:space="preserve">CSI </w:t>
+      </w:r>
+      <w:r>
+        <w:rPr>
+          <w:rFonts w:ascii="TH Sarabun New" w:hAnsi="TH Sarabun New" w:cs="TH Sarabun New"/>
+          <w:sz w:val="32"/>
+          <w:szCs w:val="32"/>
+          <w:cs/>
+        </w:rPr>
+        <w:t>พร้อมทั้งพัฒนาความแม่นยำของการประมาณค่าดังกล่าวผ่านเทคนิคการเรียนรู้ของเครื่อง (</w:t>
+      </w:r>
+      <w:r>
+        <w:rPr>
+          <w:rFonts w:ascii="TH Sarabun New" w:hAnsi="TH Sarabun New" w:cs="TH Sarabun New"/>
+          <w:sz w:val="32"/>
+          <w:szCs w:val="32"/>
+        </w:rPr>
+        <w:t xml:space="preserve">Machine Learning) </w:t>
+      </w:r>
+      <w:r>
+        <w:rPr>
+          <w:rFonts w:ascii="TH Sarabun New" w:hAnsi="TH Sarabun New" w:cs="TH Sarabun New"/>
+          <w:sz w:val="32"/>
+          <w:szCs w:val="32"/>
+          <w:cs/>
+        </w:rPr>
+        <w:t xml:space="preserve">โดยผู้วิจัยระบุว่าเทคโนโลยี </w:t>
+      </w:r>
+      <w:r>
+        <w:rPr>
+          <w:rFonts w:ascii="TH Sarabun New" w:hAnsi="TH Sarabun New" w:cs="TH Sarabun New"/>
+          <w:sz w:val="32"/>
+          <w:szCs w:val="32"/>
+        </w:rPr>
+        <w:t xml:space="preserve">CSI </w:t>
+      </w:r>
+      <w:r>
+        <w:rPr>
+          <w:rFonts w:ascii="TH Sarabun New" w:hAnsi="TH Sarabun New" w:cs="TH Sarabun New"/>
+          <w:sz w:val="32"/>
+          <w:szCs w:val="32"/>
+          <w:cs/>
+        </w:rPr>
+        <w:t>สามารถให้ข้อมูลช่องสัญญาณ ได้หลากหลายรูปแบบ ซึ่งเอื้อให้สามารถวิเคราะห์ข้อมูลได้อย่างละเอียด</w:t>
+      </w:r>
+    </w:p>
+    <w:p>
+      <w:pPr>
+        <w:tabs>
+          <w:tab w:val="left" w:pos="567"/>
+          <w:tab w:val="left" w:pos="851"/>
+          <w:tab w:val="left" w:pos="1134"/>
+          <w:tab w:val="left" w:pos="1418"/>
+          <w:tab w:val="left" w:pos="1701"/>
+        </w:tabs>
+        <w:spacing w:after="0" w:line="240" w:lineRule="auto"/>
+        <w:rPr>
+          <w:rFonts w:ascii="TH Sarabun New" w:hAnsi="TH Sarabun New" w:cs="TH Sarabun New"/>
+          <w:sz w:val="32"/>
+          <w:szCs w:val="32"/>
+        </w:rPr>
+      </w:pPr>
+      <w:r>
+        <w:rPr>
+          <w:rFonts w:ascii="TH Sarabun New" w:hAnsi="TH Sarabun New" w:cs="TH Sarabun New"/>
+          <w:sz w:val="32"/>
+          <w:szCs w:val="32"/>
+        </w:rPr>
+        <w:tab/>
+      </w:r>
+      <w:r>
+        <w:rPr>
+          <w:rFonts w:ascii="TH Sarabun New" w:hAnsi="TH Sarabun New" w:cs="TH Sarabun New"/>
+          <w:sz w:val="32"/>
+          <w:szCs w:val="32"/>
+          <w:cs/>
+        </w:rPr>
+        <w:t>ในสภาพแวดล้อมของการทดลอง ผู้วิจัยได้พิจารณารูปแบบการวางตำแหน่งของตัวส่งสัญญาณ (</w:t>
+      </w:r>
+      <w:r>
+        <w:rPr>
+          <w:rFonts w:ascii="TH Sarabun New" w:hAnsi="TH Sarabun New" w:cs="TH Sarabun New"/>
+          <w:sz w:val="32"/>
+          <w:szCs w:val="32"/>
+        </w:rPr>
+        <w:t xml:space="preserve">Transmitter) </w:t>
+      </w:r>
+      <w:r>
+        <w:rPr>
+          <w:rFonts w:ascii="TH Sarabun New" w:hAnsi="TH Sarabun New" w:cs="TH Sarabun New"/>
+          <w:sz w:val="32"/>
+          <w:szCs w:val="32"/>
+          <w:cs/>
+        </w:rPr>
+        <w:t>และตัวรับสัญญาณ (</w:t>
+      </w:r>
+      <w:r>
+        <w:rPr>
+          <w:rFonts w:ascii="TH Sarabun New" w:hAnsi="TH Sarabun New" w:cs="TH Sarabun New"/>
+          <w:sz w:val="32"/>
+          <w:szCs w:val="32"/>
+        </w:rPr>
+        <w:t xml:space="preserve">Receiver) </w:t>
+      </w:r>
+      <w:r>
+        <w:rPr>
+          <w:rFonts w:ascii="TH Sarabun New" w:hAnsi="TH Sarabun New" w:cs="TH Sarabun New"/>
+          <w:sz w:val="32"/>
+          <w:szCs w:val="32"/>
+          <w:cs/>
+        </w:rPr>
+        <w:t xml:space="preserve">จำนวน </w:t>
+      </w:r>
+      <w:r>
+        <w:rPr>
+          <w:rFonts w:ascii="TH Sarabun New" w:hAnsi="TH Sarabun New" w:cs="TH Sarabun New"/>
+          <w:sz w:val="32"/>
+          <w:szCs w:val="32"/>
+        </w:rPr>
+        <w:t>2</w:t>
+      </w:r>
+      <w:r>
+        <w:rPr>
+          <w:rFonts w:ascii="TH Sarabun New" w:hAnsi="TH Sarabun New" w:cs="TH Sarabun New"/>
+          <w:sz w:val="32"/>
+          <w:szCs w:val="32"/>
+          <w:cs/>
+        </w:rPr>
+        <w:t xml:space="preserve"> รูปแบบ เพื่อค้นหาการตรวจจับสัญญาณ </w:t>
+      </w:r>
+      <w:r>
+        <w:rPr>
+          <w:rFonts w:ascii="TH Sarabun New" w:hAnsi="TH Sarabun New" w:cs="TH Sarabun New"/>
+          <w:sz w:val="32"/>
+          <w:szCs w:val="32"/>
+        </w:rPr>
+        <w:t xml:space="preserve">CSI </w:t>
+      </w:r>
+      <w:r>
+        <w:rPr>
+          <w:rFonts w:ascii="TH Sarabun New" w:hAnsi="TH Sarabun New" w:cs="TH Sarabun New"/>
+          <w:sz w:val="32"/>
+          <w:szCs w:val="32"/>
+          <w:cs/>
+        </w:rPr>
+        <w:t xml:space="preserve">ที่มีประสิทธิภาพภายใต้การระบุตำแหน่งแบบไม่ต้องพึ่งพาอุปกรณ์ โดยรูปแบบแรกคืออุปกรณ์ทั้งสองตัวถูกวางไว้ที่มุมห้อง (ในตำแหน่งตรงข้ามกัน) ส่วนรูปแบบที่สองคือตัวส่งสัญญาณถูกวางไว้กึ่งกลางห้อง ในขณะที่ตัวรับสัญญาณถูกวางไว้ที่มุมห้อง ทั้งนี้ ผู้วิจัยได้พิจารณาเทคนิคการเรียนรู้ของเครื่อง </w:t>
+      </w:r>
+      <w:r>
+        <w:rPr>
+          <w:rFonts w:ascii="TH Sarabun New" w:hAnsi="TH Sarabun New" w:cs="TH Sarabun New"/>
+          <w:sz w:val="32"/>
+          <w:szCs w:val="32"/>
+        </w:rPr>
+        <w:t>4</w:t>
+      </w:r>
+      <w:r>
+        <w:rPr>
+          <w:rFonts w:ascii="TH Sarabun New" w:hAnsi="TH Sarabun New" w:cs="TH Sarabun New"/>
+          <w:sz w:val="32"/>
+          <w:szCs w:val="32"/>
+          <w:cs/>
+        </w:rPr>
+        <w:t xml:space="preserve"> ประเภทสำหรับการประมาณค่าตำแหน่ง ได้แก่  </w:t>
+      </w:r>
+      <w:r>
+        <w:rPr>
+          <w:rFonts w:ascii="TH Sarabun New" w:hAnsi="TH Sarabun New" w:cs="TH Sarabun New"/>
+          <w:sz w:val="32"/>
+          <w:szCs w:val="32"/>
+        </w:rPr>
+        <w:t xml:space="preserve">Artificial Neural Network: ANN, K-Nearest Neighbor: KNN, Decision Tree </w:t>
+      </w:r>
+      <w:r>
+        <w:rPr>
+          <w:rFonts w:ascii="TH Sarabun New" w:hAnsi="TH Sarabun New" w:cs="TH Sarabun New"/>
+          <w:sz w:val="32"/>
+          <w:szCs w:val="32"/>
+          <w:cs/>
+        </w:rPr>
+        <w:t xml:space="preserve">และ </w:t>
+      </w:r>
+      <w:r>
+        <w:rPr>
+          <w:rFonts w:ascii="TH Sarabun New" w:hAnsi="TH Sarabun New" w:cs="TH Sarabun New"/>
+          <w:sz w:val="32"/>
+          <w:szCs w:val="32"/>
+        </w:rPr>
+        <w:t>Naïve Bayes</w:t>
+      </w:r>
+    </w:p>
+    <w:p>
+      <w:pPr>
+        <w:tabs>
+          <w:tab w:val="left" w:pos="567"/>
+          <w:tab w:val="left" w:pos="851"/>
+          <w:tab w:val="left" w:pos="1134"/>
+          <w:tab w:val="left" w:pos="1418"/>
+          <w:tab w:val="left" w:pos="1701"/>
+        </w:tabs>
+        <w:spacing w:after="0" w:line="240" w:lineRule="auto"/>
+        <w:rPr>
+          <w:rFonts w:ascii="TH Sarabun New" w:hAnsi="TH Sarabun New" w:cs="TH Sarabun New"/>
+          <w:sz w:val="32"/>
+          <w:szCs w:val="32"/>
+        </w:rPr>
+      </w:pPr>
+      <w:r>
+        <w:rPr>
+          <w:rFonts w:ascii="TH Sarabun New" w:hAnsi="TH Sarabun New" w:cs="TH Sarabun New"/>
+          <w:sz w:val="32"/>
+          <w:szCs w:val="32"/>
+        </w:rPr>
+        <w:tab/>
+      </w:r>
+      <w:r>
+        <w:rPr>
+          <w:rFonts w:ascii="TH Sarabun New" w:hAnsi="TH Sarabun New" w:cs="TH Sarabun New"/>
+          <w:sz w:val="32"/>
+          <w:szCs w:val="32"/>
+          <w:cs/>
+        </w:rPr>
+        <w:t>ในขั้นแรก ผู้วิจัยได้ตรวจสอบค่าสหสัมพันธ์ (</w:t>
+      </w:r>
+      <w:r>
+        <w:rPr>
+          <w:rFonts w:ascii="TH Sarabun New" w:hAnsi="TH Sarabun New" w:cs="TH Sarabun New"/>
+          <w:sz w:val="32"/>
+          <w:szCs w:val="32"/>
+        </w:rPr>
+        <w:t xml:space="preserve">Correlation) </w:t>
+      </w:r>
+      <w:r>
+        <w:rPr>
+          <w:rFonts w:ascii="TH Sarabun New" w:hAnsi="TH Sarabun New" w:cs="TH Sarabun New"/>
+          <w:sz w:val="32"/>
+          <w:szCs w:val="32"/>
+          <w:cs/>
+        </w:rPr>
+        <w:t xml:space="preserve">ของคุณลักษณะ ทั้งหมดในข้อมูลนำเข้า และค้นพบว่าคุณลักษณะเหล่านี้มีค่าสหสัมพันธ์ระหว่างกันในระดับต่ำ ผลการทดลองแสดงให้เห็นว่ารูปแบบการวางตำแหน่งที่สองของตัวส่งสัญญาณให้ความแม่นยำสูงกว่ารูปแบบแรก นอกจากนี้ ความแม่นยำในการระบุตำแหน่งของโมเดล </w:t>
+      </w:r>
+      <w:r>
+        <w:rPr>
+          <w:rFonts w:ascii="TH Sarabun New" w:hAnsi="TH Sarabun New" w:cs="TH Sarabun New"/>
+          <w:sz w:val="32"/>
+          <w:szCs w:val="32"/>
+        </w:rPr>
+        <w:t xml:space="preserve">ANN </w:t>
+      </w:r>
+      <w:r>
+        <w:rPr>
+          <w:rFonts w:ascii="TH Sarabun New" w:hAnsi="TH Sarabun New" w:cs="TH Sarabun New"/>
+          <w:sz w:val="32"/>
+          <w:szCs w:val="32"/>
+          <w:cs/>
+        </w:rPr>
+        <w:t>ในรูปแบบที่สองมีค่าสูงถึง **</w:t>
+      </w:r>
+      <w:r>
+        <w:rPr>
+          <w:rFonts w:ascii="TH Sarabun New" w:hAnsi="TH Sarabun New" w:cs="TH Sarabun New"/>
+          <w:sz w:val="32"/>
+          <w:szCs w:val="32"/>
+        </w:rPr>
+        <w:t xml:space="preserve">80.5%** </w:t>
+      </w:r>
+      <w:r>
+        <w:rPr>
+          <w:rFonts w:ascii="TH Sarabun New" w:hAnsi="TH Sarabun New" w:cs="TH Sarabun New"/>
+          <w:sz w:val="32"/>
+          <w:szCs w:val="32"/>
+          <w:cs/>
+        </w:rPr>
+        <w:t xml:space="preserve">ซึ่งเป็นความแม่นยำสูงสุดเมื่อเทียบกับวิธีการอื่นทั้งหมด เนื่องจากโมเดล </w:t>
+      </w:r>
+      <w:r>
+        <w:rPr>
+          <w:rFonts w:ascii="TH Sarabun New" w:hAnsi="TH Sarabun New" w:cs="TH Sarabun New"/>
+          <w:sz w:val="32"/>
+          <w:szCs w:val="32"/>
+        </w:rPr>
+        <w:t xml:space="preserve">ANN </w:t>
+      </w:r>
+      <w:r>
+        <w:rPr>
+          <w:rFonts w:ascii="TH Sarabun New" w:hAnsi="TH Sarabun New" w:cs="TH Sarabun New"/>
+          <w:sz w:val="32"/>
+          <w:szCs w:val="32"/>
+          <w:cs/>
+        </w:rPr>
+        <w:t>มีความเหมาะสมอย่างยิ่งกับการประยุกต์ใช้งานกับข้อมูลที่มีค่าสหสัมพันธ์ต่ำ</w:t>
+      </w:r>
+    </w:p>
+    <w:p>
+      <w:pPr>
+        <w:tabs>
+          <w:tab w:val="left" w:pos="567"/>
+          <w:tab w:val="left" w:pos="851"/>
+          <w:tab w:val="left" w:pos="1134"/>
+          <w:tab w:val="left" w:pos="1418"/>
+          <w:tab w:val="left" w:pos="1701"/>
+        </w:tabs>
+        <w:spacing w:after="0" w:line="240" w:lineRule="auto"/>
+        <w:rPr>
+          <w:rFonts w:ascii="TH Sarabun New" w:hAnsi="TH Sarabun New" w:cs="TH Sarabun New"/>
+          <w:sz w:val="32"/>
+          <w:szCs w:val="32"/>
+        </w:rPr>
+      </w:pPr>
+      <w:r>
+        <w:rPr>
+          <w:rFonts w:ascii="TH Sarabun New" w:hAnsi="TH Sarabun New" w:cs="TH Sarabun New"/>
+          <w:sz w:val="32"/>
+          <w:szCs w:val="32"/>
+        </w:rPr>
+        <w:lastRenderedPageBreak/>
+        <w:tab/>
+        <w:t>2.2.</w:t>
+      </w:r>
+      <w:r>
+        <w:rPr>
+          <w:rFonts w:ascii="TH Sarabun New" w:hAnsi="TH Sarabun New" w:cs="TH Sarabun New"/>
+          <w:sz w:val="32"/>
+          <w:szCs w:val="32"/>
+        </w:rPr>
+        <w:t>6</w:t>
+      </w:r>
+      <w:r>
+        <w:rPr>
+          <w:rFonts w:ascii="TH Sarabun New" w:hAnsi="TH Sarabun New" w:cs="TH Sarabun New"/>
+          <w:sz w:val="32"/>
+          <w:szCs w:val="32"/>
+        </w:rPr>
+        <w:t xml:space="preserve"> </w:t>
+      </w:r>
+      <w:r>
+        <w:rPr>
+          <w:rFonts w:ascii="TH Sarabun New" w:hAnsi="TH Sarabun New" w:cs="TH Sarabun New"/>
+          <w:sz w:val="32"/>
+          <w:szCs w:val="32"/>
+          <w:cs/>
+        </w:rPr>
+        <w:t xml:space="preserve">ระบบตรวจจับท่าทางอันตรายด้วย </w:t>
+      </w:r>
+      <w:r>
+        <w:rPr>
+          <w:rFonts w:ascii="TH Sarabun New" w:hAnsi="TH Sarabun New" w:cs="TH Sarabun New"/>
+          <w:sz w:val="32"/>
+          <w:szCs w:val="32"/>
+        </w:rPr>
+        <w:t xml:space="preserve">WiFi </w:t>
+      </w:r>
+      <w:r>
+        <w:rPr>
+          <w:rFonts w:ascii="TH Sarabun New" w:hAnsi="TH Sarabun New" w:cs="TH Sarabun New"/>
+          <w:sz w:val="32"/>
+          <w:szCs w:val="32"/>
+          <w:cs/>
+        </w:rPr>
+        <w:t>เชิงพาณิชย์สำหรับการเฝ้าระวังในห้องน้ำ (</w:t>
+      </w:r>
+      <w:r>
+        <w:rPr>
+          <w:rFonts w:ascii="TH Sarabun New" w:hAnsi="TH Sarabun New" w:cs="TH Sarabun New"/>
+          <w:sz w:val="32"/>
+          <w:szCs w:val="32"/>
+        </w:rPr>
+        <w:t>Danger-Pose Detection System Using Commodity Wi-Fi for Bathroom Monitoring)</w:t>
+      </w:r>
+    </w:p>
+    <w:p>
+      <w:pPr>
+        <w:tabs>
+          <w:tab w:val="left" w:pos="567"/>
+          <w:tab w:val="left" w:pos="851"/>
+          <w:tab w:val="left" w:pos="1134"/>
+          <w:tab w:val="left" w:pos="1418"/>
+          <w:tab w:val="left" w:pos="1701"/>
+        </w:tabs>
+        <w:spacing w:after="0" w:line="240" w:lineRule="auto"/>
+        <w:rPr>
+          <w:rFonts w:ascii="TH Sarabun New" w:hAnsi="TH Sarabun New" w:cs="TH Sarabun New"/>
+          <w:sz w:val="32"/>
+          <w:szCs w:val="32"/>
+        </w:rPr>
+      </w:pPr>
+      <w:r>
+        <w:rPr>
+          <w:rFonts w:ascii="TH Sarabun New" w:hAnsi="TH Sarabun New" w:cs="TH Sarabun New"/>
+          <w:sz w:val="32"/>
+          <w:szCs w:val="32"/>
+        </w:rPr>
+        <w:tab/>
+      </w:r>
+      <w:r>
+        <w:rPr>
+          <w:rFonts w:ascii="TH Sarabun New" w:hAnsi="TH Sarabun New" w:cs="TH Sarabun New"/>
+          <w:sz w:val="32"/>
+          <w:szCs w:val="32"/>
+        </w:rPr>
+        <w:t xml:space="preserve">Zizheng Zhang </w:t>
+      </w:r>
+      <w:r>
+        <w:rPr>
+          <w:rFonts w:ascii="TH Sarabun New" w:hAnsi="TH Sarabun New" w:cs="TH Sarabun New"/>
+          <w:sz w:val="32"/>
+          <w:szCs w:val="32"/>
+          <w:cs/>
+        </w:rPr>
+        <w:t>และคณะ (</w:t>
+      </w:r>
+      <w:r>
+        <w:rPr>
+          <w:rFonts w:ascii="TH Sarabun New" w:hAnsi="TH Sarabun New" w:cs="TH Sarabun New"/>
+          <w:sz w:val="32"/>
+          <w:szCs w:val="32"/>
+        </w:rPr>
+        <w:t xml:space="preserve">2562) </w:t>
+      </w:r>
+      <w:r>
+        <w:rPr>
+          <w:rFonts w:ascii="TH Sarabun New" w:hAnsi="TH Sarabun New" w:cs="TH Sarabun New"/>
+          <w:sz w:val="32"/>
+          <w:szCs w:val="32"/>
+          <w:cs/>
+        </w:rPr>
+        <w:t>ระบุว่าห้องน้ำเป็นพื้นที่ที่มีความน่าจะเป็นในการเกิดอุบัติเหตุสูงกว่าห้องอื่น ๆ ภายในบ้าน เนื่องจากพื้นลื่นและการเปลี่ยนแปลงของอุณหภูมิ อย่างไรก็ตาม ด้วยเหตุผลด้านความเป็นส่วนตัวสูงและความชื้นภายในห้องน้ำ ทำให้เกิดความยากลำบากในการเฝ้าระวังภายในห้องน้ำด้วยวิธีการด้านสุขภาพแบบดั้งเดิมที่อาศัยกล้องและเซนเซอร์สวมใส่ ด้วยเหตุนี้ ผู้วิจัยจึงได้นำเสนอระบบตรวจจับท่าทางอันตราย (</w:t>
+      </w:r>
+      <w:r>
+        <w:rPr>
+          <w:rFonts w:ascii="TH Sarabun New" w:hAnsi="TH Sarabun New" w:cs="TH Sarabun New"/>
+          <w:sz w:val="32"/>
+          <w:szCs w:val="32"/>
+        </w:rPr>
+        <w:t xml:space="preserve">Danger-pose detection system) </w:t>
+      </w:r>
+      <w:r>
+        <w:rPr>
+          <w:rFonts w:ascii="TH Sarabun New" w:hAnsi="TH Sarabun New" w:cs="TH Sarabun New"/>
+          <w:sz w:val="32"/>
+          <w:szCs w:val="32"/>
+          <w:cs/>
+        </w:rPr>
+        <w:t xml:space="preserve">โดยใช้อุปกรณ์ </w:t>
+      </w:r>
+      <w:r>
+        <w:rPr>
+          <w:rFonts w:ascii="TH Sarabun New" w:hAnsi="TH Sarabun New" w:cs="TH Sarabun New"/>
+          <w:sz w:val="32"/>
+          <w:szCs w:val="32"/>
+        </w:rPr>
+        <w:t xml:space="preserve">WiFi </w:t>
+      </w:r>
+      <w:r>
+        <w:rPr>
+          <w:rFonts w:ascii="TH Sarabun New" w:hAnsi="TH Sarabun New" w:cs="TH Sarabun New"/>
+          <w:sz w:val="32"/>
+          <w:szCs w:val="32"/>
+          <w:cs/>
+        </w:rPr>
+        <w:t>เชิงพาณิชย์ (</w:t>
+      </w:r>
+      <w:r>
+        <w:rPr>
+          <w:rFonts w:ascii="TH Sarabun New" w:hAnsi="TH Sarabun New" w:cs="TH Sarabun New"/>
+          <w:sz w:val="32"/>
+          <w:szCs w:val="32"/>
+        </w:rPr>
+        <w:t xml:space="preserve">Commodity WiFi devices) </w:t>
+      </w:r>
+      <w:r>
+        <w:rPr>
+          <w:rFonts w:ascii="TH Sarabun New" w:hAnsi="TH Sarabun New" w:cs="TH Sarabun New"/>
+          <w:sz w:val="32"/>
+          <w:szCs w:val="32"/>
+          <w:cs/>
+        </w:rPr>
+        <w:t>ซึ่งสามารถนำไปประยุกต์ใช้กับการเฝ้าระวังในห้องน้ำได้ โดยยังคงรักษาความเป็นส่วนตัวของผู้ใช้งานไว้</w:t>
+      </w:r>
+    </w:p>
+    <w:p>
+      <w:pPr>
+        <w:tabs>
+          <w:tab w:val="left" w:pos="567"/>
+          <w:tab w:val="left" w:pos="851"/>
+          <w:tab w:val="left" w:pos="1134"/>
+          <w:tab w:val="left" w:pos="1418"/>
+          <w:tab w:val="left" w:pos="1701"/>
+        </w:tabs>
+        <w:spacing w:after="0" w:line="240" w:lineRule="auto"/>
+        <w:rPr>
+          <w:rFonts w:ascii="TH Sarabun New" w:hAnsi="TH Sarabun New" w:cs="TH Sarabun New"/>
+          <w:sz w:val="32"/>
+          <w:szCs w:val="32"/>
+        </w:rPr>
+      </w:pPr>
+      <w:r>
+        <w:rPr>
+          <w:rFonts w:ascii="TH Sarabun New" w:hAnsi="TH Sarabun New" w:cs="TH Sarabun New"/>
+          <w:sz w:val="32"/>
+          <w:szCs w:val="32"/>
+        </w:rPr>
+        <w:tab/>
+      </w:r>
+      <w:r>
+        <w:rPr>
+          <w:rFonts w:ascii="TH Sarabun New" w:hAnsi="TH Sarabun New" w:cs="TH Sarabun New"/>
+          <w:sz w:val="32"/>
+          <w:szCs w:val="32"/>
+          <w:cs/>
+        </w:rPr>
+        <w:t>ผู้วิจัยชี้ให้เห็นว่าวิธีการตรวจจับด้วยการเรียนรู้ของเครื่อง (</w:t>
+      </w:r>
+      <w:r>
+        <w:rPr>
+          <w:rFonts w:ascii="TH Sarabun New" w:hAnsi="TH Sarabun New" w:cs="TH Sarabun New"/>
+          <w:sz w:val="32"/>
+          <w:szCs w:val="32"/>
+        </w:rPr>
+        <w:t xml:space="preserve">Machine Learning) </w:t>
+      </w:r>
+      <w:r>
+        <w:rPr>
+          <w:rFonts w:ascii="TH Sarabun New" w:hAnsi="TH Sarabun New" w:cs="TH Sarabun New"/>
+          <w:sz w:val="32"/>
+          <w:szCs w:val="32"/>
+          <w:cs/>
+        </w:rPr>
+        <w:t>โดยทั่วไปมักต้องอาศัยข้อมูลที่เก็บรวบรวมจากสถานการณ์เป้าหมายโดยตรง ซึ่งเป็นเรื่องยากอย่างยิ่งสำหรับการตรวจจับสถานการณ์อันตราย เนื่องจากไม่สามารถจำลองหรือเก็บข้อมูลจริงในสภาวะอันตรายได้อย่างปลอดภัย ด้วยเหตุนี้ ผู้วิจัยจึงได้ประยุกต์ใช้วิธีการตรวจจับความผิดปกติ (</w:t>
+      </w:r>
+      <w:r>
+        <w:rPr>
+          <w:rFonts w:ascii="TH Sarabun New" w:hAnsi="TH Sarabun New" w:cs="TH Sarabun New"/>
+          <w:sz w:val="32"/>
+          <w:szCs w:val="32"/>
+        </w:rPr>
+        <w:t xml:space="preserve">anomaly-detection method) </w:t>
+      </w:r>
+      <w:r>
+        <w:rPr>
+          <w:rFonts w:ascii="TH Sarabun New" w:hAnsi="TH Sarabun New" w:cs="TH Sarabun New"/>
+          <w:sz w:val="32"/>
+          <w:szCs w:val="32"/>
+          <w:cs/>
+        </w:rPr>
+        <w:t>บนพื้นฐานของการเรียนรู้ของเครื่อง ซึ่งต้องการข้อมูลในสภาวะผิดปกติเพียงจำนวนน้อย อันเป็นการลดปริมาณข้อมูลฝึกสอนที่ต้องเก็บรวบรวมจากสถานการณ์อันตรายให้เหลือน้อยที่สุด</w:t>
+      </w:r>
+    </w:p>
+    <w:p>
+      <w:pPr>
+        <w:tabs>
+          <w:tab w:val="left" w:pos="567"/>
+          <w:tab w:val="left" w:pos="851"/>
+          <w:tab w:val="left" w:pos="1134"/>
+          <w:tab w:val="left" w:pos="1418"/>
+          <w:tab w:val="left" w:pos="1701"/>
+        </w:tabs>
+        <w:spacing w:after="0" w:line="240" w:lineRule="auto"/>
+        <w:rPr>
+          <w:rFonts w:ascii="TH Sarabun New" w:hAnsi="TH Sarabun New" w:cs="TH Sarabun New"/>
+          <w:sz w:val="32"/>
+          <w:szCs w:val="32"/>
+        </w:rPr>
+      </w:pPr>
+      <w:r>
+        <w:rPr>
+          <w:rFonts w:ascii="TH Sarabun New" w:hAnsi="TH Sarabun New" w:cs="TH Sarabun New"/>
+          <w:sz w:val="32"/>
+          <w:szCs w:val="32"/>
+        </w:rPr>
+        <w:tab/>
+      </w:r>
+      <w:r>
+        <w:rPr>
+          <w:rFonts w:ascii="TH Sarabun New" w:hAnsi="TH Sarabun New" w:cs="TH Sarabun New"/>
+          <w:sz w:val="32"/>
+          <w:szCs w:val="32"/>
+          <w:cs/>
+        </w:rPr>
+        <w:t>ในด้านกระบวนการทางเทคนิค ผู้วิจัยเริ่มต้นด้วยการสกัดค่าแอมพลิจูดและการเลื่อนเฟส (</w:t>
+      </w:r>
+      <w:r>
+        <w:rPr>
+          <w:rFonts w:ascii="TH Sarabun New" w:hAnsi="TH Sarabun New" w:cs="TH Sarabun New"/>
+          <w:sz w:val="32"/>
+          <w:szCs w:val="32"/>
+        </w:rPr>
+        <w:t xml:space="preserve">Phase shift) </w:t>
+      </w:r>
+      <w:r>
+        <w:rPr>
+          <w:rFonts w:ascii="TH Sarabun New" w:hAnsi="TH Sarabun New" w:cs="TH Sarabun New"/>
+          <w:sz w:val="32"/>
+          <w:szCs w:val="32"/>
+          <w:cs/>
+        </w:rPr>
+        <w:t xml:space="preserve">จากค่าสภาวะช่องสัญญาณ </w:t>
+      </w:r>
+      <w:r>
+        <w:rPr>
+          <w:rFonts w:ascii="TH Sarabun New" w:hAnsi="TH Sarabun New" w:cs="TH Sarabun New"/>
+          <w:sz w:val="32"/>
+          <w:szCs w:val="32"/>
+        </w:rPr>
+        <w:t xml:space="preserve">WiFi (WiFi Channel State Information: CSI) </w:t>
+      </w:r>
+      <w:r>
+        <w:rPr>
+          <w:rFonts w:ascii="TH Sarabun New" w:hAnsi="TH Sarabun New" w:cs="TH Sarabun New"/>
+          <w:sz w:val="32"/>
+          <w:szCs w:val="32"/>
+          <w:cs/>
+        </w:rPr>
+        <w:t>เพื่อสกัดองค์ประกอบความถี่ต่ำที่มีความสัมพันธ์กับกิจกรรมของมนุษย์ จากนั้นจึงสกัดคุณลักษณะแบบคงที่ (</w:t>
+      </w:r>
+      <w:r>
+        <w:rPr>
+          <w:rFonts w:ascii="TH Sarabun New" w:hAnsi="TH Sarabun New" w:cs="TH Sarabun New"/>
+          <w:sz w:val="32"/>
+          <w:szCs w:val="32"/>
+        </w:rPr>
+        <w:t xml:space="preserve">Static features) </w:t>
+      </w:r>
+      <w:r>
+        <w:rPr>
+          <w:rFonts w:ascii="TH Sarabun New" w:hAnsi="TH Sarabun New" w:cs="TH Sarabun New"/>
+          <w:sz w:val="32"/>
+          <w:szCs w:val="32"/>
+          <w:cs/>
+        </w:rPr>
+        <w:t>และคุณลักษณะเชิงพลวัต (</w:t>
+      </w:r>
+      <w:r>
+        <w:rPr>
+          <w:rFonts w:ascii="TH Sarabun New" w:hAnsi="TH Sarabun New" w:cs="TH Sarabun New"/>
+          <w:sz w:val="32"/>
+          <w:szCs w:val="32"/>
+        </w:rPr>
+        <w:t xml:space="preserve">dynamic features) </w:t>
+      </w:r>
+      <w:r>
+        <w:rPr>
+          <w:rFonts w:ascii="TH Sarabun New" w:hAnsi="TH Sarabun New" w:cs="TH Sarabun New"/>
+          <w:sz w:val="32"/>
+          <w:szCs w:val="32"/>
+          <w:cs/>
+        </w:rPr>
+        <w:t xml:space="preserve">แยกจากกันจากการเปลี่ยนแปลงของ </w:t>
+      </w:r>
+      <w:r>
+        <w:rPr>
+          <w:rFonts w:ascii="TH Sarabun New" w:hAnsi="TH Sarabun New" w:cs="TH Sarabun New"/>
+          <w:sz w:val="32"/>
+          <w:szCs w:val="32"/>
+        </w:rPr>
+        <w:t xml:space="preserve">CSI </w:t>
+      </w:r>
+      <w:r>
+        <w:rPr>
+          <w:rFonts w:ascii="TH Sarabun New" w:hAnsi="TH Sarabun New" w:cs="TH Sarabun New"/>
+          <w:sz w:val="32"/>
+          <w:szCs w:val="32"/>
+          <w:cs/>
+        </w:rPr>
+        <w:t>ตามเวลา สุดท้าย คุณลักษณะทั้งสองประเภทจะถูกป้อนเข้าสู่ตัวจำแนกประเภทซัพพอร์ตเวกเตอร์แมชชีนแบบคลาสเดียว (</w:t>
+      </w:r>
+      <w:r>
+        <w:rPr>
+          <w:rFonts w:ascii="TH Sarabun New" w:hAnsi="TH Sarabun New" w:cs="TH Sarabun New"/>
+          <w:sz w:val="32"/>
+          <w:szCs w:val="32"/>
+        </w:rPr>
+        <w:t xml:space="preserve">One-Class Support Vector Machine: SVM) </w:t>
+      </w:r>
+      <w:r>
+        <w:rPr>
+          <w:rFonts w:ascii="TH Sarabun New" w:hAnsi="TH Sarabun New" w:cs="TH Sarabun New"/>
+          <w:sz w:val="32"/>
+          <w:szCs w:val="32"/>
+          <w:cs/>
+        </w:rPr>
+        <w:t xml:space="preserve">ซึ่งทำหน้าที่เป็นวิธีการตรวจจับความผิดปกติ เพื่อจำแนกว่าผู้ใช้งานอยู่ในสถานะใดสถานะหนึ่งจาก </w:t>
+      </w:r>
+      <w:r>
+        <w:rPr>
+          <w:rFonts w:ascii="TH Sarabun New" w:hAnsi="TH Sarabun New" w:cs="TH Sarabun New"/>
+          <w:sz w:val="32"/>
+          <w:szCs w:val="32"/>
+        </w:rPr>
+        <w:t>3</w:t>
+      </w:r>
+      <w:r>
+        <w:rPr>
+          <w:rFonts w:ascii="TH Sarabun New" w:hAnsi="TH Sarabun New" w:cs="TH Sarabun New"/>
+          <w:sz w:val="32"/>
+          <w:szCs w:val="32"/>
+          <w:cs/>
+        </w:rPr>
+        <w:t xml:space="preserve"> สถานะ ได้แก่ ไม่อยู่ในอ่างอาบน้ำ อาบน้ำอย่างปลอดภัย หรืออยู่ในสภาวะอันตราย</w:t>
+      </w:r>
+    </w:p>
+    <w:p>
+      <w:pPr>
+        <w:tabs>
+          <w:tab w:val="left" w:pos="567"/>
+          <w:tab w:val="left" w:pos="851"/>
+          <w:tab w:val="left" w:pos="1134"/>
+          <w:tab w:val="left" w:pos="1418"/>
+          <w:tab w:val="left" w:pos="1701"/>
+        </w:tabs>
+        <w:spacing w:after="0" w:line="240" w:lineRule="auto"/>
+        <w:rPr>
+          <w:rFonts w:ascii="TH Sarabun New" w:hAnsi="TH Sarabun New" w:cs="TH Sarabun New"/>
+          <w:sz w:val="32"/>
+          <w:szCs w:val="32"/>
+        </w:rPr>
+      </w:pPr>
+      <w:r>
+        <w:rPr>
+          <w:rFonts w:ascii="TH Sarabun New" w:hAnsi="TH Sarabun New" w:cs="TH Sarabun New"/>
+          <w:sz w:val="32"/>
+          <w:szCs w:val="32"/>
+        </w:rPr>
+        <w:tab/>
+      </w:r>
+      <w:r>
+        <w:rPr>
+          <w:rFonts w:ascii="TH Sarabun New" w:hAnsi="TH Sarabun New" w:cs="TH Sarabun New"/>
+          <w:sz w:val="32"/>
+          <w:szCs w:val="32"/>
+          <w:cs/>
+        </w:rPr>
+        <w:t>ผู้วิจัยได้ดำเนินการทดลองเชิงประจักษ์และแสดงให้เห็นว่าระบบตรวจจับท่าทางอันตรายที่นำเสนอนี้สามารถให้ประสิทธิภาพการตรวจจับในระดับสูง แม้อยู่ภายใต้สถานการณ์ที่ไม่มีเส้นสายตาตรงระหว่างอุปกรณ์และเป้าหมาย (</w:t>
+      </w:r>
+      <w:r>
+        <w:rPr>
+          <w:rFonts w:ascii="TH Sarabun New" w:hAnsi="TH Sarabun New" w:cs="TH Sarabun New"/>
+          <w:sz w:val="32"/>
+          <w:szCs w:val="32"/>
+        </w:rPr>
+        <w:t>Non-Line-of-Sight: NLOS)</w:t>
+      </w:r>
+    </w:p>
+    <w:p>
+      <w:pPr>
+        <w:tabs>
+          <w:tab w:val="left" w:pos="567"/>
+          <w:tab w:val="left" w:pos="851"/>
+          <w:tab w:val="left" w:pos="1134"/>
+          <w:tab w:val="left" w:pos="1418"/>
+          <w:tab w:val="left" w:pos="1701"/>
+        </w:tabs>
+        <w:spacing w:after="0" w:line="240" w:lineRule="auto"/>
+        <w:rPr>
+          <w:rFonts w:ascii="TH Sarabun New" w:hAnsi="TH Sarabun New" w:cs="TH Sarabun New"/>
+          <w:sz w:val="32"/>
+          <w:szCs w:val="32"/>
+        </w:rPr>
+      </w:pPr>
+    </w:p>
+    <w:p>
+      <w:pPr>
+        <w:tabs>
+          <w:tab w:val="left" w:pos="567"/>
+          <w:tab w:val="left" w:pos="851"/>
+          <w:tab w:val="left" w:pos="1134"/>
+          <w:tab w:val="left" w:pos="1418"/>
+          <w:tab w:val="left" w:pos="1701"/>
+        </w:tabs>
+        <w:spacing w:after="0" w:line="240" w:lineRule="auto"/>
+        <w:rPr>
+          <w:rFonts w:ascii="TH Sarabun New" w:hAnsi="TH Sarabun New" w:cs="TH Sarabun New"/>
+          <w:sz w:val="32"/>
+          <w:szCs w:val="32"/>
+          <w:cs/>
+        </w:rPr>
+      </w:pPr>
     </w:p>
     <w:sectPr>
       <w:pgSz w:w="12240" w:h="15840"/>

--- a/เอกสารบทที่ 2/บทที่ 2.docx
+++ b/เอกสารบทที่ 2/บทที่ 2.docx
@@ -822,34 +822,84 @@
           <w:rFonts w:ascii="TH Sarabun New" w:hAnsi="TH Sarabun New" w:cs="TH Sarabun New"/>
           <w:sz w:val="32"/>
           <w:szCs w:val="32"/>
-          <w:cs/>
-        </w:rPr>
-        <w:t xml:space="preserve">ทฤษฎีการระบุพิกัด </w:t>
-      </w:r>
-      <w:r>
-        <w:rPr>
-          <w:rFonts w:ascii="TH Sarabun New" w:hAnsi="TH Sarabun New" w:cs="TH Sarabun New"/>
-          <w:sz w:val="32"/>
-          <w:szCs w:val="32"/>
-        </w:rPr>
-        <w:t xml:space="preserve">3 </w:t>
-      </w:r>
-      <w:r>
-        <w:rPr>
-          <w:rFonts w:ascii="TH Sarabun New" w:hAnsi="TH Sarabun New" w:cs="TH Sarabun New"/>
-          <w:sz w:val="32"/>
-          <w:szCs w:val="32"/>
-          <w:cs/>
-        </w:rPr>
-        <w:t>มิติ (</w:t>
-      </w:r>
-      <w:r>
-        <w:rPr>
-          <w:rFonts w:ascii="TH Sarabun New" w:hAnsi="TH Sarabun New" w:cs="TH Sarabun New"/>
-          <w:sz w:val="32"/>
-          <w:szCs w:val="32"/>
-        </w:rPr>
-        <w:t>3D Localization)</w:t>
+        </w:rPr>
+        <w:t>Orthogonal Frequency Division Multiplexing (OFDM)</w:t>
+      </w:r>
+      <w:r>
+        <w:rPr>
+          <w:rFonts w:ascii="TH Sarabun New" w:hAnsi="TH Sarabun New" w:cs="TH Sarabun New"/>
+          <w:sz w:val="32"/>
+          <w:szCs w:val="32"/>
+        </w:rPr>
+        <w:t xml:space="preserve"> </w:t>
+      </w:r>
+      <w:r>
+        <w:rPr>
+          <w:rFonts w:ascii="TH Sarabun New" w:hAnsi="TH Sarabun New" w:cs="TH Sarabun New"/>
+          <w:sz w:val="32"/>
+          <w:szCs w:val="32"/>
+          <w:cs/>
+        </w:rPr>
+        <w:t xml:space="preserve">ช่วยให้สามารถส่งข้อมูลในอัตราที่สูงได้โดยการแบ่งคลื่นพาห์สัญญาณแบนด์วิดท์สูงที่ถูกมอดูเลตออกเป็นคลื่นพาห์ย่อยแบนด์วิดท์แคบที่ถูกมอดูเลตจำนวนมาก สำหรับการส่งสัญญาณแบบ </w:t>
+      </w:r>
+      <w:r>
+        <w:rPr>
+          <w:rFonts w:ascii="TH Sarabun New" w:hAnsi="TH Sarabun New" w:cs="TH Sarabun New"/>
+          <w:sz w:val="32"/>
+          <w:szCs w:val="32"/>
+        </w:rPr>
+        <w:t xml:space="preserve">OFDM </w:t>
+      </w:r>
+      <w:r>
+        <w:rPr>
+          <w:rFonts w:ascii="TH Sarabun New" w:hAnsi="TH Sarabun New" w:cs="TH Sarabun New"/>
+          <w:sz w:val="32"/>
+          <w:szCs w:val="32"/>
+          <w:cs/>
+        </w:rPr>
+        <w:t>การใช้คลื่นพาห์ย่อยแบนด์วิดท์แคบจะช่วยลดความไวต่อการจางหายแบบเลือกความถี่ (</w:t>
+      </w:r>
+      <w:r>
+        <w:rPr>
+          <w:rFonts w:ascii="TH Sarabun New" w:hAnsi="TH Sarabun New" w:cs="TH Sarabun New"/>
+          <w:sz w:val="32"/>
+          <w:szCs w:val="32"/>
+        </w:rPr>
+        <w:t xml:space="preserve">frequency selective fading) </w:t>
+      </w:r>
+      <w:r>
+        <w:rPr>
+          <w:rFonts w:ascii="TH Sarabun New" w:hAnsi="TH Sarabun New" w:cs="TH Sarabun New"/>
+          <w:sz w:val="32"/>
+          <w:szCs w:val="32"/>
+          <w:cs/>
+        </w:rPr>
+        <w:t xml:space="preserve">มาตรฐานไร้สายและโทรคมนาคมล่าสุดหลายมาตรฐานใช้รูปแบบการมอดูเลตแบบหลายคลื่นพาห์ </w:t>
+      </w:r>
+      <w:r>
+        <w:rPr>
+          <w:rFonts w:ascii="TH Sarabun New" w:hAnsi="TH Sarabun New" w:cs="TH Sarabun New"/>
+          <w:sz w:val="32"/>
+          <w:szCs w:val="32"/>
+        </w:rPr>
+        <w:t xml:space="preserve">OFDM </w:t>
+      </w:r>
+      <w:r>
+        <w:rPr>
+          <w:rFonts w:ascii="TH Sarabun New" w:hAnsi="TH Sarabun New" w:cs="TH Sarabun New"/>
+          <w:sz w:val="32"/>
+          <w:szCs w:val="32"/>
+          <w:cs/>
+        </w:rPr>
+        <w:t>การรองรับอัตราข้อมูลสูงในระบบคลื่นพาห์เดี่ยวจำเป็นต้องใช้คลื่นพาห์ที่มีแบนด์วิดท์กว้าง และส่งผลให้ช่วงเวลาของสัญลักษณ์สั้นลง การกรองคลื่นพาห์ที่มีแบนด์วิดท์กว้างผ่านช่องสัญญาณหลายเส้นทางแบบเลือกความถี่ทำให้คุณภาพของสัญญาณลดลงอย่างรุนแรง เนื่องจากผลตอบสนองอิมพัลส์ของช่องสัญญาณครอบคลุมหลายสัญลักษณ์ในเวลา และทำให้สัญญาณมีความเสี่ยงต่อการรบกวนระหว่างสัญลักษณ์ (</w:t>
+      </w:r>
+      <w:r>
+        <w:rPr>
+          <w:rFonts w:ascii="TH Sarabun New" w:hAnsi="TH Sarabun New" w:cs="TH Sarabun New"/>
+          <w:sz w:val="32"/>
+          <w:szCs w:val="32"/>
+        </w:rPr>
+        <w:t xml:space="preserve">ISI)  </w:t>
       </w:r>
     </w:p>
     <w:p>
@@ -868,6 +918,31 @@
           <w:szCs w:val="32"/>
         </w:rPr>
       </w:pPr>
+      <w:r>
+        <w:rPr>
+          <w:rFonts w:ascii="TH Sarabun New" w:hAnsi="TH Sarabun New" w:cs="TH Sarabun New"/>
+          <w:sz w:val="32"/>
+          <w:szCs w:val="32"/>
+        </w:rPr>
+        <w:tab/>
+      </w:r>
+      <w:r>
+        <w:rPr>
+          <w:rFonts w:ascii="TH Sarabun New" w:hAnsi="TH Sarabun New" w:cs="TH Sarabun New"/>
+          <w:sz w:val="32"/>
+          <w:szCs w:val="32"/>
+          <w:cs/>
+        </w:rPr>
+        <w:t xml:space="preserve">กราฟในโดเมนเวลาและโดเมนความถี่เหล่านี้แสดงสัญญาณอัตราต่ำ สัญญาณอัตราสูง และการตอบสนองของช่องสัญญาณหลายเส้นทางแบบเลือกความถี่ กราฟโดเมนเวลาแสดงให้เห็นว่าผลตอบสนองอิมพัลส์ของช่องสัญญาณสามารถถูกบรรจุอยู่ในหนึ่งสัญลักษณ์ของสัญญาณอัตราต่ำได้อย่างง่ายดาย แต่มันขยายครอบคลุมหลายสัญลักษณ์ของสัญญาณอัตราสูง กราฟโดเมนความถี่แสดงให้เห็นว่าขนาดของช่องสัญญาณนั้นราบเรียบมากตลอดช่วงพาสแบนด์ของสัญญาณอัตราต่ำ แต่มีความแปรปรวนอย่างมากตลอดช่วงพาสแบนด์ของสัญญาณอัตราสูงและก่อให้เกิด </w:t>
+      </w:r>
+      <w:r>
+        <w:rPr>
+          <w:rFonts w:ascii="TH Sarabun New" w:hAnsi="TH Sarabun New" w:cs="TH Sarabun New"/>
+          <w:sz w:val="32"/>
+          <w:szCs w:val="32"/>
+        </w:rPr>
+        <w:t>ISI</w:t>
+      </w:r>
     </w:p>
     <w:p>
       <w:pPr>
@@ -881,12 +956,214 @@
         <w:spacing w:after="0" w:line="240" w:lineRule="auto"/>
         <w:rPr>
           <w:rFonts w:ascii="TH Sarabun New" w:hAnsi="TH Sarabun New" w:cs="TH Sarabun New"/>
-          <w:b/>
-          <w:bCs/>
-          <w:sz w:val="32"/>
-          <w:szCs w:val="32"/>
-        </w:rPr>
-      </w:pPr>
+          <w:sz w:val="32"/>
+          <w:szCs w:val="32"/>
+        </w:rPr>
+      </w:pPr>
+      <w:r>
+        <w:rPr>
+          <w:rFonts w:ascii="TH Sarabun New" w:hAnsi="TH Sarabun New" w:cs="TH Sarabun New"/>
+          <w:sz w:val="32"/>
+          <w:szCs w:val="32"/>
+        </w:rPr>
+        <w:tab/>
+        <w:t>2.1.4</w:t>
+      </w:r>
+      <w:r>
+        <w:rPr>
+          <w:rFonts w:ascii="TH Sarabun New" w:hAnsi="TH Sarabun New" w:cs="TH Sarabun New"/>
+          <w:sz w:val="32"/>
+          <w:szCs w:val="32"/>
+        </w:rPr>
+        <w:t xml:space="preserve"> </w:t>
+      </w:r>
+      <w:r>
+        <w:rPr>
+          <w:rFonts w:ascii="TH Sarabun New" w:hAnsi="TH Sarabun New" w:cs="TH Sarabun New"/>
+          <w:sz w:val="32"/>
+          <w:szCs w:val="32"/>
+          <w:cs/>
+        </w:rPr>
+        <w:t>การแปลงฟูเรียร์ระยะสั้น (</w:t>
+      </w:r>
+      <w:r>
+        <w:rPr>
+          <w:rFonts w:ascii="TH Sarabun New" w:hAnsi="TH Sarabun New" w:cs="TH Sarabun New"/>
+          <w:sz w:val="32"/>
+          <w:szCs w:val="32"/>
+        </w:rPr>
+        <w:t>STFT</w:t>
+      </w:r>
+      <w:r>
+        <w:rPr>
+          <w:rFonts w:ascii="TH Sarabun New" w:hAnsi="TH Sarabun New" w:cs="TH Sarabun New"/>
+          <w:sz w:val="32"/>
+          <w:szCs w:val="32"/>
+        </w:rPr>
+        <w:t xml:space="preserve"> : </w:t>
+      </w:r>
+      <w:r>
+        <w:rPr>
+          <w:rFonts w:ascii="TH Sarabun New" w:hAnsi="TH Sarabun New" w:cs="TH Sarabun New"/>
+          <w:sz w:val="32"/>
+          <w:szCs w:val="32"/>
+        </w:rPr>
+        <w:t>The Short-Time Fourier Transform</w:t>
+      </w:r>
+      <w:r>
+        <w:rPr>
+          <w:rFonts w:ascii="TH Sarabun New" w:hAnsi="TH Sarabun New" w:cs="TH Sarabun New"/>
+          <w:sz w:val="32"/>
+          <w:szCs w:val="32"/>
+        </w:rPr>
+        <w:t>)</w:t>
+      </w:r>
+      <w:r>
+        <w:rPr>
+          <w:rFonts w:ascii="TH Sarabun New" w:hAnsi="TH Sarabun New" w:cs="TH Sarabun New"/>
+          <w:sz w:val="32"/>
+          <w:szCs w:val="32"/>
+        </w:rPr>
+        <w:t xml:space="preserve"> </w:t>
+      </w:r>
+      <w:r>
+        <w:rPr>
+          <w:rFonts w:ascii="TH Sarabun New" w:hAnsi="TH Sarabun New" w:cs="TH Sarabun New"/>
+          <w:sz w:val="32"/>
+          <w:szCs w:val="32"/>
+          <w:cs/>
+        </w:rPr>
+        <w:t>คือ</w:t>
+      </w:r>
+      <w:r>
+        <w:rPr>
+          <w:rFonts w:ascii="TH Sarabun New" w:hAnsi="TH Sarabun New" w:cs="TH Sarabun New"/>
+          <w:sz w:val="32"/>
+          <w:szCs w:val="32"/>
+        </w:rPr>
+        <w:t xml:space="preserve"> </w:t>
+      </w:r>
+      <w:r>
+        <w:rPr>
+          <w:rFonts w:ascii="TH Sarabun New" w:hAnsi="TH Sarabun New" w:cs="TH Sarabun New"/>
+          <w:sz w:val="32"/>
+          <w:szCs w:val="32"/>
+          <w:cs/>
+        </w:rPr>
+        <w:t xml:space="preserve">ตัวดำเนินการเชิงเส้นที่สำคัญยิ่งสำหรับการวิเคราะห์ความสัมพันธ์ระหว่างเวลาและความถี่ของสัญญาณที่ไม่คงที่ โดยใช้ฟังก์ชันหน้าต่างเฉพาะที่เลื่อนไปตามคาบสัญญาณเพื่อคำนวณการแปลงฟูเรียร์ แก่นปัญหาสูงสุดของการใช้งาน </w:t>
+      </w:r>
+      <w:r>
+        <w:rPr>
+          <w:rFonts w:ascii="TH Sarabun New" w:hAnsi="TH Sarabun New" w:cs="TH Sarabun New"/>
+          <w:sz w:val="32"/>
+          <w:szCs w:val="32"/>
+        </w:rPr>
+        <w:t xml:space="preserve">STFT </w:t>
+      </w:r>
+      <w:r>
+        <w:rPr>
+          <w:rFonts w:ascii="TH Sarabun New" w:hAnsi="TH Sarabun New" w:cs="TH Sarabun New"/>
+          <w:sz w:val="32"/>
+          <w:szCs w:val="32"/>
+          <w:cs/>
+        </w:rPr>
+        <w:t>คือความจำเป็นในการหาจุดสมดุล (</w:t>
+      </w:r>
+      <w:r>
+        <w:rPr>
+          <w:rFonts w:ascii="TH Sarabun New" w:hAnsi="TH Sarabun New" w:cs="TH Sarabun New"/>
+          <w:sz w:val="32"/>
+          <w:szCs w:val="32"/>
+        </w:rPr>
+        <w:t xml:space="preserve">Trade-off) </w:t>
+      </w:r>
+      <w:r>
+        <w:rPr>
+          <w:rFonts w:ascii="TH Sarabun New" w:hAnsi="TH Sarabun New" w:cs="TH Sarabun New"/>
+          <w:sz w:val="32"/>
+          <w:szCs w:val="32"/>
+          <w:cs/>
+        </w:rPr>
+        <w:t xml:space="preserve">ระหว่างความละเอียดด้านเวลาและความถี่ซึ่งถูกจำกัดด้วยขอบเขตของหลักความไม่แน่นอน กล่าวคือหน้าต่างวิเคราะห์ขนาดสั้นจะให้ความละเอียดทางเวลาสูงแต่แยกแยะความถี่ได้ต่ำ ในขณะที่หน้าต่างขนาดยาวจะให้ผลลัพธ์ที่ตรงกันข้าม เพื่อทลายข้อจำกัดเชิงสถาปัตยกรรมนี้ในงานวิศวกรรมขั้นสูง จึงมีการพัฒนา </w:t>
+      </w:r>
+      <w:r>
+        <w:rPr>
+          <w:rFonts w:ascii="TH Sarabun New" w:hAnsi="TH Sarabun New" w:cs="TH Sarabun New"/>
+          <w:sz w:val="32"/>
+          <w:szCs w:val="32"/>
+        </w:rPr>
+        <w:t xml:space="preserve">STFT </w:t>
+      </w:r>
+      <w:r>
+        <w:rPr>
+          <w:rFonts w:ascii="TH Sarabun New" w:hAnsi="TH Sarabun New" w:cs="TH Sarabun New"/>
+          <w:sz w:val="32"/>
+          <w:szCs w:val="32"/>
+          <w:cs/>
+        </w:rPr>
+        <w:t>ที่สามารถหาอนุพันธ์ได้ (</w:t>
+      </w:r>
+      <w:r>
+        <w:rPr>
+          <w:rFonts w:ascii="TH Sarabun New" w:hAnsi="TH Sarabun New" w:cs="TH Sarabun New"/>
+          <w:sz w:val="32"/>
+          <w:szCs w:val="32"/>
+        </w:rPr>
+        <w:t xml:space="preserve">Differentiable STFT) </w:t>
+      </w:r>
+      <w:r>
+        <w:rPr>
+          <w:rFonts w:ascii="TH Sarabun New" w:hAnsi="TH Sarabun New" w:cs="TH Sarabun New"/>
+          <w:sz w:val="32"/>
+          <w:szCs w:val="32"/>
+          <w:cs/>
+        </w:rPr>
+        <w:t>ซึ่งช่วยให้ระบบสามารถปรับขนาดพารามิเตอร์ของหน้าต่างและการเลื่อนเฟรมได้แบบอัตโนมัติตามโครงสร้างของข้อมูล ทำให้สามารถนำไปบูรณาการเรียนรู้ร่วมกับน้ำหนัก</w:t>
+      </w:r>
+      <w:r>
+        <w:rPr>
+          <w:rFonts w:ascii="TH Sarabun New" w:hAnsi="TH Sarabun New" w:cs="TH Sarabun New"/>
+          <w:sz w:val="32"/>
+          <w:szCs w:val="32"/>
+          <w:cs/>
+        </w:rPr>
+        <w:lastRenderedPageBreak/>
+        <w:t>ของโครงข่ายประสาทเทียมได้อย่างสมบูรณ์แบบ นอกจากนี้ยังมีการใช้เทคนิคขั้นสูง เช่น การแปลงแบบบีบอัดซิงโคร (</w:t>
+      </w:r>
+      <w:r>
+        <w:rPr>
+          <w:rFonts w:ascii="TH Sarabun New" w:hAnsi="TH Sarabun New" w:cs="TH Sarabun New"/>
+          <w:sz w:val="32"/>
+          <w:szCs w:val="32"/>
+        </w:rPr>
+        <w:t xml:space="preserve">SST) </w:t>
+      </w:r>
+      <w:r>
+        <w:rPr>
+          <w:rFonts w:ascii="TH Sarabun New" w:hAnsi="TH Sarabun New" w:cs="TH Sarabun New"/>
+          <w:sz w:val="32"/>
+          <w:szCs w:val="32"/>
+          <w:cs/>
+        </w:rPr>
+        <w:t xml:space="preserve">เพื่อลดการแทรกสอดทางสเปกตรัมและสกัดวิถีความถี่ขณะใดขณะหนึ่งให้มีความคมชัดสูงสุด ในทางปฏิบัติ </w:t>
+      </w:r>
+      <w:r>
+        <w:rPr>
+          <w:rFonts w:ascii="TH Sarabun New" w:hAnsi="TH Sarabun New" w:cs="TH Sarabun New"/>
+          <w:sz w:val="32"/>
+          <w:szCs w:val="32"/>
+        </w:rPr>
+        <w:t xml:space="preserve">STFT </w:t>
+      </w:r>
+      <w:r>
+        <w:rPr>
+          <w:rFonts w:ascii="TH Sarabun New" w:hAnsi="TH Sarabun New" w:cs="TH Sarabun New"/>
+          <w:sz w:val="32"/>
+          <w:szCs w:val="32"/>
+          <w:cs/>
+        </w:rPr>
+        <w:t>ถือเป็นเครื่องมือรากฐานที่ขาดไม่ได้และถูกประยุกต์ใช้อย่างทรงพลังในเทคโนโลยีสมัยใหม่ ตั้งแต่การสร้างโวโคเดอร์เสียงประสาทเทียม การเข้ารหัสสเปกตรัม ไปจนถึงการประมวลผลสัญญาณด้วยระบบโฟโตนิกส์ความเร็วสูงที่สามารถก้าวข้ามขีดจำกัดแบนด์วิดท์ของฮาร์ดแวร์อิเล็กทรอนิกส์แบบดั้งเดิมได้อย่างสิ้นเชิง</w:t>
+      </w:r>
     </w:p>
     <w:p>
       <w:pPr>
@@ -900,47 +1177,22 @@
         <w:spacing w:after="0" w:line="240" w:lineRule="auto"/>
         <w:rPr>
           <w:rFonts w:ascii="TH Sarabun New" w:hAnsi="TH Sarabun New" w:cs="TH Sarabun New"/>
-          <w:b/>
-          <w:bCs/>
-          <w:sz w:val="32"/>
-          <w:szCs w:val="32"/>
-        </w:rPr>
-      </w:pPr>
-      <w:r>
-        <w:rPr>
-          <w:rFonts w:ascii="TH Sarabun New" w:hAnsi="TH Sarabun New" w:cs="TH Sarabun New"/>
-          <w:b/>
-          <w:bCs/>
-          <w:sz w:val="32"/>
-          <w:szCs w:val="32"/>
-        </w:rPr>
-        <w:t>2</w:t>
-      </w:r>
-      <w:r>
-        <w:rPr>
-          <w:rFonts w:ascii="TH Sarabun New" w:hAnsi="TH Sarabun New" w:cs="TH Sarabun New" w:hint="cs"/>
-          <w:b/>
-          <w:bCs/>
-          <w:sz w:val="32"/>
-          <w:szCs w:val="32"/>
-        </w:rPr>
-        <w:t>.</w:t>
-      </w:r>
-      <w:r>
-        <w:rPr>
-          <w:rFonts w:ascii="TH Sarabun New" w:hAnsi="TH Sarabun New" w:cs="TH Sarabun New"/>
-          <w:b/>
-          <w:bCs/>
-          <w:sz w:val="32"/>
-          <w:szCs w:val="32"/>
-        </w:rPr>
-        <w:t>2</w:t>
-      </w:r>
-      <w:r>
-        <w:rPr>
-          <w:rFonts w:ascii="TH Sarabun New" w:hAnsi="TH Sarabun New" w:cs="TH Sarabun New" w:hint="cs"/>
-          <w:b/>
-          <w:bCs/>
+          <w:sz w:val="32"/>
+          <w:szCs w:val="32"/>
+        </w:rPr>
+      </w:pPr>
+      <w:r>
+        <w:rPr>
+          <w:rFonts w:ascii="TH Sarabun New" w:hAnsi="TH Sarabun New" w:cs="TH Sarabun New"/>
+          <w:sz w:val="32"/>
+          <w:szCs w:val="32"/>
+        </w:rPr>
+        <w:tab/>
+        <w:t>2.1.5</w:t>
+      </w:r>
+      <w:r>
+        <w:rPr>
+          <w:rFonts w:ascii="TH Sarabun New" w:hAnsi="TH Sarabun New" w:cs="TH Sarabun New"/>
           <w:sz w:val="32"/>
           <w:szCs w:val="32"/>
         </w:rPr>
@@ -949,24 +1201,146 @@
       <w:r>
         <w:rPr>
           <w:rFonts w:ascii="TH Sarabun New" w:hAnsi="TH Sarabun New" w:cs="TH Sarabun New"/>
-          <w:b/>
-          <w:bCs/>
-          <w:sz w:val="32"/>
-          <w:szCs w:val="32"/>
-          <w:cs/>
-        </w:rPr>
-        <w:tab/>
-      </w:r>
-      <w:r>
-        <w:rPr>
-          <w:rFonts w:ascii="TH Sarabun New" w:hAnsi="TH Sarabun New" w:cs="TH Sarabun New"/>
-          <w:b/>
-          <w:bCs/>
-          <w:sz w:val="32"/>
-          <w:szCs w:val="32"/>
-          <w:cs/>
-        </w:rPr>
-        <w:t>งานวิจัยเกี่ยวข้อง</w:t>
+          <w:sz w:val="32"/>
+          <w:szCs w:val="32"/>
+        </w:rPr>
+        <w:t>Background subtraction</w:t>
+      </w:r>
+      <w:r>
+        <w:rPr>
+          <w:rFonts w:ascii="TH Sarabun New" w:hAnsi="TH Sarabun New" w:cs="TH Sarabun New"/>
+          <w:sz w:val="32"/>
+          <w:szCs w:val="32"/>
+        </w:rPr>
+        <w:t xml:space="preserve"> </w:t>
+      </w:r>
+      <w:r>
+        <w:rPr>
+          <w:rFonts w:ascii="TH Sarabun New" w:hAnsi="TH Sarabun New" w:cs="TH Sarabun New"/>
+          <w:sz w:val="32"/>
+          <w:szCs w:val="32"/>
+          <w:cs/>
+        </w:rPr>
+        <w:t>การหักล้างสัญญาณพื้นหลังเป็นกระบวนการสำคัญทางการประมวลผลสัญญาณที่ใช้เพื่อคัดแยกข้อมูลของวัตถุเป้าหมาย (</w:t>
+      </w:r>
+      <w:r>
+        <w:rPr>
+          <w:rFonts w:ascii="TH Sarabun New" w:hAnsi="TH Sarabun New" w:cs="TH Sarabun New"/>
+          <w:sz w:val="32"/>
+          <w:szCs w:val="32"/>
+        </w:rPr>
+        <w:t xml:space="preserve">Target) </w:t>
+      </w:r>
+      <w:r>
+        <w:rPr>
+          <w:rFonts w:ascii="TH Sarabun New" w:hAnsi="TH Sarabun New" w:cs="TH Sarabun New"/>
+          <w:sz w:val="32"/>
+          <w:szCs w:val="32"/>
+          <w:cs/>
+        </w:rPr>
+        <w:t>ออกจากสัญญาณรบกวนที่เกิดจากสภาพแวดล้อมแบบคงที่ (</w:t>
+      </w:r>
+      <w:r>
+        <w:rPr>
+          <w:rFonts w:ascii="TH Sarabun New" w:hAnsi="TH Sarabun New" w:cs="TH Sarabun New"/>
+          <w:sz w:val="32"/>
+          <w:szCs w:val="32"/>
+        </w:rPr>
+        <w:t xml:space="preserve">Static background clutter) </w:t>
+      </w:r>
+      <w:r>
+        <w:rPr>
+          <w:rFonts w:ascii="TH Sarabun New" w:hAnsi="TH Sarabun New" w:cs="TH Sarabun New"/>
+          <w:sz w:val="32"/>
+          <w:szCs w:val="32"/>
+          <w:cs/>
+        </w:rPr>
+        <w:t>ในทางอุดมคติ กระบวนการนี้ทำงานโดยการบันทึก "สัญญาณอ้างอิง" (</w:t>
+      </w:r>
+      <w:r>
+        <w:rPr>
+          <w:rFonts w:ascii="TH Sarabun New" w:hAnsi="TH Sarabun New" w:cs="TH Sarabun New"/>
+          <w:sz w:val="32"/>
+          <w:szCs w:val="32"/>
+        </w:rPr>
+        <w:t xml:space="preserve">Reference signal) </w:t>
+      </w:r>
+      <w:r>
+        <w:rPr>
+          <w:rFonts w:ascii="TH Sarabun New" w:hAnsi="TH Sarabun New" w:cs="TH Sarabun New"/>
+          <w:sz w:val="32"/>
+          <w:szCs w:val="32"/>
+          <w:cs/>
+        </w:rPr>
+        <w:t>ซึ่งเป็นสัญญาณที่มีเฉพาะช่องสัญญาณรบกวนในสภาพแวดล้อมที่ว่างเปล่า โดยสมมติว่าไม่มีวัตถุเป้าหมายหรือมนุษย์ปรากฏอยู่ในพื้นที่รับรู้ เมื่อมีเหตุการณ์เกิดขึ้น ระบบจะนำสัญญาณรวมที่วัดได้ไปหักลบกับสัญญาณอ้างอิงดังกล่าว เพื่อกำจัดผลกระทบของสัญญาณสะท้อนจากสิ่งแวดล้อมทิ้งไป สำหรับระบบที่ใช้ข้อมูลสถานะช่องสัญญาณ (</w:t>
+      </w:r>
+      <w:r>
+        <w:rPr>
+          <w:rFonts w:ascii="TH Sarabun New" w:hAnsi="TH Sarabun New" w:cs="TH Sarabun New"/>
+          <w:sz w:val="32"/>
+          <w:szCs w:val="32"/>
+        </w:rPr>
+        <w:t xml:space="preserve">Wi-Fi CSI) </w:t>
+      </w:r>
+      <w:r>
+        <w:rPr>
+          <w:rFonts w:ascii="TH Sarabun New" w:hAnsi="TH Sarabun New" w:cs="TH Sarabun New"/>
+          <w:sz w:val="32"/>
+          <w:szCs w:val="32"/>
+          <w:cs/>
+        </w:rPr>
+        <w:t>ทฤษฎีนี้มีความสำคัญอย่างยิ่ง เนื่องจากหากนำข้อมูลดิบที่มีข้อมูลของสภาพแวดล้อมปะปนอยู่ไปใช้งานโดยตรง อาจทำให้โมเดลปัญญาประดิษฐ์ (</w:t>
+      </w:r>
+      <w:r>
+        <w:rPr>
+          <w:rFonts w:ascii="TH Sarabun New" w:hAnsi="TH Sarabun New" w:cs="TH Sarabun New"/>
+          <w:sz w:val="32"/>
+          <w:szCs w:val="32"/>
+        </w:rPr>
+        <w:t xml:space="preserve">AI) </w:t>
+      </w:r>
+      <w:r>
+        <w:rPr>
+          <w:rFonts w:ascii="TH Sarabun New" w:hAnsi="TH Sarabun New" w:cs="TH Sarabun New"/>
+          <w:sz w:val="32"/>
+          <w:szCs w:val="32"/>
+          <w:cs/>
+        </w:rPr>
+        <w:t>เกิดภาวะเรียนรู้จำเจ (</w:t>
+      </w:r>
+      <w:r>
+        <w:rPr>
+          <w:rFonts w:ascii="TH Sarabun New" w:hAnsi="TH Sarabun New" w:cs="TH Sarabun New"/>
+          <w:sz w:val="32"/>
+          <w:szCs w:val="32"/>
+        </w:rPr>
+        <w:t xml:space="preserve">Overfitting) </w:t>
+      </w:r>
+      <w:r>
+        <w:rPr>
+          <w:rFonts w:ascii="TH Sarabun New" w:hAnsi="TH Sarabun New" w:cs="TH Sarabun New"/>
+          <w:sz w:val="32"/>
+          <w:szCs w:val="32"/>
+          <w:cs/>
+        </w:rPr>
+        <w:t>โดยไปจดจำลักษณะของห้องทดลองแทนที่จะจดจำพฤติกรรมการล้ม อย่างไรก็ตาม ข้อจำกัดหลักของทฤษฎีนี้ในทางปฏิบัติคือความยากในการหาสัญญาณอ้างอิงที่สมบูรณ์แบบ โดยเฉพาะในสภาพแวดล้อมจริงที่มีแหล่งที่มาของสัญญาณรบกวนพื้นหลังหลายแหล่งอยู่ร่วมกัน และแต่ละแหล่งสามารถแปรผันความเข้มได้อย่างอิสระ เพื่อแก้ปัญหานี้ งานวิจัยในปัจจุบันจึงมุ่งเน้นไปที่การสร้างโมเดลพื้นหลังแบบหลายองค์ประกอบ (</w:t>
+      </w:r>
+      <w:r>
+        <w:rPr>
+          <w:rFonts w:ascii="TH Sarabun New" w:hAnsi="TH Sarabun New" w:cs="TH Sarabun New"/>
+          <w:sz w:val="32"/>
+          <w:szCs w:val="32"/>
+        </w:rPr>
+        <w:t xml:space="preserve">Multi-component model) </w:t>
+      </w:r>
+      <w:r>
+        <w:rPr>
+          <w:rFonts w:ascii="TH Sarabun New" w:hAnsi="TH Sarabun New" w:cs="TH Sarabun New"/>
+          <w:sz w:val="32"/>
+          <w:szCs w:val="32"/>
+          <w:cs/>
+        </w:rPr>
+        <w:t>ร่วมกับการเรียนรู้เชิงความน่าจะเป็น เพื่อช่วยระบุรูปแบบการผสมผสานของสัญญาณพื้นหลังที่ซับซ้อน และแยกแยะความแตกต่างของสัญญาณที่สนใจออกมาได้อย่างอัตโนมัติ โดยไม่ต้องพึ่งพาสัญญาณอ้างอิงแบบดั้งเดิมเพียงอย่างเดียว</w:t>
       </w:r>
     </w:p>
     <w:p>
@@ -988,36 +1362,44 @@
       <w:r>
         <w:rPr>
           <w:rFonts w:ascii="TH Sarabun New" w:hAnsi="TH Sarabun New" w:cs="TH Sarabun New"/>
-          <w:b/>
-          <w:bCs/>
           <w:sz w:val="32"/>
           <w:szCs w:val="32"/>
         </w:rPr>
         <w:tab/>
-      </w:r>
-      <w:r>
-        <w:rPr>
-          <w:rFonts w:ascii="TH Sarabun New" w:hAnsi="TH Sarabun New" w:cs="TH Sarabun New"/>
-          <w:sz w:val="32"/>
-          <w:szCs w:val="32"/>
-        </w:rPr>
-        <w:t>2.</w:t>
-      </w:r>
-      <w:r>
-        <w:rPr>
-          <w:rFonts w:ascii="TH Sarabun New" w:hAnsi="TH Sarabun New" w:cs="TH Sarabun New"/>
-          <w:sz w:val="32"/>
-          <w:szCs w:val="32"/>
-        </w:rPr>
-        <w:t>2</w:t>
-      </w:r>
-      <w:r>
-        <w:rPr>
-          <w:rFonts w:ascii="TH Sarabun New" w:hAnsi="TH Sarabun New" w:cs="TH Sarabun New"/>
-          <w:sz w:val="32"/>
-          <w:szCs w:val="32"/>
-        </w:rPr>
-        <w:t>.1</w:t>
+        <w:t xml:space="preserve">2.1.6 </w:t>
+      </w:r>
+      <w:r>
+        <w:rPr>
+          <w:rFonts w:ascii="TH Sarabun New" w:hAnsi="TH Sarabun New" w:cs="TH Sarabun New"/>
+          <w:sz w:val="32"/>
+          <w:szCs w:val="32"/>
+          <w:cs/>
+        </w:rPr>
+        <w:t>สเปกโทรแกรม</w:t>
+      </w:r>
+      <w:r>
+        <w:rPr>
+          <w:rFonts w:ascii="TH Sarabun New" w:hAnsi="TH Sarabun New" w:cs="TH Sarabun New"/>
+          <w:sz w:val="32"/>
+          <w:szCs w:val="32"/>
+        </w:rPr>
+        <w:t xml:space="preserve"> (</w:t>
+      </w:r>
+      <w:r>
+        <w:rPr>
+          <w:rFonts w:ascii="TH Sarabun New" w:hAnsi="TH Sarabun New" w:cs="TH Sarabun New"/>
+          <w:sz w:val="32"/>
+          <w:szCs w:val="32"/>
+        </w:rPr>
+        <w:t>Spectrogram</w:t>
+      </w:r>
+      <w:r>
+        <w:rPr>
+          <w:rFonts w:ascii="TH Sarabun New" w:hAnsi="TH Sarabun New" w:cs="TH Sarabun New"/>
+          <w:sz w:val="32"/>
+          <w:szCs w:val="32"/>
+        </w:rPr>
+        <w:t>)</w:t>
       </w:r>
       <w:r>
         <w:rPr>
@@ -1032,42 +1414,9 @@
           <w:rFonts w:ascii="TH Sarabun New" w:hAnsi="TH Sarabun New" w:cs="TH Sarabun New"/>
           <w:sz w:val="32"/>
           <w:szCs w:val="32"/>
-        </w:rPr>
-        <w:t xml:space="preserve">AmFall: </w:t>
-      </w:r>
-      <w:r>
-        <w:rPr>
-          <w:rFonts w:ascii="TH Sarabun New" w:hAnsi="TH Sarabun New" w:cs="TH Sarabun New"/>
-          <w:sz w:val="32"/>
-          <w:szCs w:val="32"/>
-          <w:cs/>
-        </w:rPr>
-        <w:t xml:space="preserve">ระบบตรวจจับการหกล้มโดยใช้ค่าแอมพลิจูดของสัญญาณ </w:t>
-      </w:r>
-      <w:r>
-        <w:rPr>
-          <w:rFonts w:ascii="TH Sarabun New" w:hAnsi="TH Sarabun New" w:cs="TH Sarabun New"/>
-          <w:sz w:val="32"/>
-          <w:szCs w:val="32"/>
-        </w:rPr>
-        <w:t xml:space="preserve">WiFi CSI </w:t>
-      </w:r>
-      <w:r>
-        <w:rPr>
-          <w:rFonts w:ascii="TH Sarabun New" w:hAnsi="TH Sarabun New" w:cs="TH Sarabun New"/>
-          <w:sz w:val="32"/>
-          <w:szCs w:val="32"/>
-          <w:cs/>
-        </w:rPr>
-        <w:t>ด้วยเทคนิคสเกโลแกรมที่ผ่านการขจัดสัญญาณรบกวน (</w:t>
-      </w:r>
-      <w:r>
-        <w:rPr>
-          <w:rFonts w:ascii="TH Sarabun New" w:hAnsi="TH Sarabun New" w:cs="TH Sarabun New"/>
-          <w:sz w:val="32"/>
-          <w:szCs w:val="32"/>
-        </w:rPr>
-        <w:t>AmFall: WiFi CSI Amplitude-Based Fall Detection Using Denoised Scalograms)</w:t>
+          <w:cs/>
+        </w:rPr>
+        <w:t>คือกราฟที่แสดงความแรงของสัญญาณเมื่อเวลาผ่านไปสำหรับช่วงความถี่ที่กำหนด โดยจะใช้สเปกตรัมสีเพื่อชี้ให้เห็นถึงความถี่ที่สัญญาณมีพลังงานสูงสุด และแสดงการเปลี่ยนแปลงของพลังงานเมื่อเวลาผ่านไป</w:t>
       </w:r>
     </w:p>
     <w:p>
@@ -1099,153 +1448,36 @@
           <w:rFonts w:ascii="TH Sarabun New" w:hAnsi="TH Sarabun New" w:cs="TH Sarabun New"/>
           <w:sz w:val="32"/>
           <w:szCs w:val="32"/>
-        </w:rPr>
-        <w:t xml:space="preserve">Yongkeun Kim </w:t>
-      </w:r>
-      <w:r>
-        <w:rPr>
-          <w:rFonts w:ascii="TH Sarabun New" w:hAnsi="TH Sarabun New" w:cs="TH Sarabun New"/>
-          <w:sz w:val="32"/>
-          <w:szCs w:val="32"/>
-          <w:cs/>
-        </w:rPr>
-        <w:t>และคณะ (</w:t>
-      </w:r>
-      <w:r>
-        <w:rPr>
-          <w:rFonts w:ascii="TH Sarabun New" w:hAnsi="TH Sarabun New" w:cs="TH Sarabun New"/>
-          <w:sz w:val="32"/>
-          <w:szCs w:val="32"/>
-        </w:rPr>
-        <w:t xml:space="preserve">2568) </w:t>
-      </w:r>
-      <w:r>
-        <w:rPr>
-          <w:rFonts w:ascii="TH Sarabun New" w:hAnsi="TH Sarabun New" w:cs="TH Sarabun New"/>
-          <w:sz w:val="32"/>
-          <w:szCs w:val="32"/>
-          <w:cs/>
-        </w:rPr>
-        <w:t>ระบุว่าระบบตรวจจับการหกล้มโดยใช้สัญญาณความถี่วิทยุ (</w:t>
-      </w:r>
-      <w:r>
-        <w:rPr>
-          <w:rFonts w:ascii="TH Sarabun New" w:hAnsi="TH Sarabun New" w:cs="TH Sarabun New"/>
-          <w:sz w:val="32"/>
-          <w:szCs w:val="32"/>
-        </w:rPr>
-        <w:t xml:space="preserve">Radio Frequency: RF) </w:t>
-      </w:r>
-      <w:r>
-        <w:rPr>
-          <w:rFonts w:ascii="TH Sarabun New" w:hAnsi="TH Sarabun New" w:cs="TH Sarabun New"/>
-          <w:sz w:val="32"/>
-          <w:szCs w:val="32"/>
-          <w:cs/>
-        </w:rPr>
-        <w:t xml:space="preserve">ได้รับความสนใจศึกษาอย่างต่อเนื่องในช่วงทศวรรษที่ผ่านมา เนื่องจากมีความเป็นส่วนตัวสูงและไม่จำเป็นต้องสวมใส่อุปกรณ์ โดยเฉพาะอย่างยิ่งระบบที่ใช้ค่าสภาวะช่องสัญญาณ </w:t>
-      </w:r>
-      <w:r>
-        <w:rPr>
-          <w:rFonts w:ascii="TH Sarabun New" w:hAnsi="TH Sarabun New" w:cs="TH Sarabun New"/>
-          <w:sz w:val="32"/>
-          <w:szCs w:val="32"/>
-        </w:rPr>
-        <w:t xml:space="preserve">WiFi (WiFi Channel State Information: CSI) </w:t>
-      </w:r>
-      <w:r>
-        <w:rPr>
-          <w:rFonts w:ascii="TH Sarabun New" w:hAnsi="TH Sarabun New" w:cs="TH Sarabun New"/>
-          <w:sz w:val="32"/>
-          <w:szCs w:val="32"/>
-          <w:cs/>
-        </w:rPr>
-        <w:t xml:space="preserve">ยังมีข้อได้เปรียบเพิ่มเติมคือไม่จำเป็นต้องใช้ฮาร์ดแวร์เฉพาะทาง เนื่องจากอุปกรณ์ </w:t>
-      </w:r>
-      <w:r>
-        <w:rPr>
-          <w:rFonts w:ascii="TH Sarabun New" w:hAnsi="TH Sarabun New" w:cs="TH Sarabun New"/>
-          <w:sz w:val="32"/>
-          <w:szCs w:val="32"/>
-        </w:rPr>
-        <w:t xml:space="preserve">WiFi </w:t>
-      </w:r>
-      <w:r>
-        <w:rPr>
-          <w:rFonts w:ascii="TH Sarabun New" w:hAnsi="TH Sarabun New" w:cs="TH Sarabun New"/>
-          <w:sz w:val="32"/>
-          <w:szCs w:val="32"/>
-          <w:cs/>
-        </w:rPr>
-        <w:t xml:space="preserve">มีการใช้งานแพร่หลายอยู่แล้ว อย่างไรก็ตาม ผู้วิจัยชี้ให้เห็นว่าระบบที่ใช้ </w:t>
-      </w:r>
-      <w:r>
-        <w:rPr>
-          <w:rFonts w:ascii="TH Sarabun New" w:hAnsi="TH Sarabun New" w:cs="TH Sarabun New"/>
-          <w:sz w:val="32"/>
-          <w:szCs w:val="32"/>
-        </w:rPr>
-        <w:t xml:space="preserve">WiFi CSI </w:t>
-      </w:r>
-      <w:r>
-        <w:rPr>
-          <w:rFonts w:ascii="TH Sarabun New" w:hAnsi="TH Sarabun New" w:cs="TH Sarabun New"/>
-          <w:sz w:val="32"/>
-          <w:szCs w:val="32"/>
-          <w:cs/>
-        </w:rPr>
-        <w:t>มักประสบปัญหาประสิทธิภาพลดลงอย่างรุนแรงในสถานการณ์ข้ามโดเมน (</w:t>
-      </w:r>
-      <w:r>
-        <w:rPr>
-          <w:rFonts w:ascii="TH Sarabun New" w:hAnsi="TH Sarabun New" w:cs="TH Sarabun New"/>
-          <w:sz w:val="32"/>
-          <w:szCs w:val="32"/>
-        </w:rPr>
-        <w:t xml:space="preserve">cross-domain) </w:t>
-      </w:r>
-      <w:r>
-        <w:rPr>
-          <w:rFonts w:ascii="TH Sarabun New" w:hAnsi="TH Sarabun New" w:cs="TH Sarabun New"/>
-          <w:sz w:val="32"/>
-          <w:szCs w:val="32"/>
-          <w:cs/>
-        </w:rPr>
-        <w:t>สภาพแวดล้อมที่ไม่มีเส้นสายตาตรง (</w:t>
-      </w:r>
-      <w:r>
-        <w:rPr>
-          <w:rFonts w:ascii="TH Sarabun New" w:hAnsi="TH Sarabun New" w:cs="TH Sarabun New"/>
-          <w:sz w:val="32"/>
-          <w:szCs w:val="32"/>
-        </w:rPr>
-        <w:t xml:space="preserve">Non-Line-of-Sight: NLOS) </w:t>
-      </w:r>
-      <w:r>
-        <w:rPr>
-          <w:rFonts w:ascii="TH Sarabun New" w:hAnsi="TH Sarabun New" w:cs="TH Sarabun New"/>
-          <w:sz w:val="32"/>
-          <w:szCs w:val="32"/>
-          <w:cs/>
-        </w:rPr>
-        <w:t>และสภาวะสัญญาณทะลุผ่านกำแพง (</w:t>
-      </w:r>
-      <w:r>
-        <w:rPr>
-          <w:rFonts w:ascii="TH Sarabun New" w:hAnsi="TH Sarabun New" w:cs="TH Sarabun New"/>
-          <w:sz w:val="32"/>
-          <w:szCs w:val="32"/>
-        </w:rPr>
-        <w:t xml:space="preserve">Through-the-Wall: TTW) </w:t>
-      </w:r>
-      <w:r>
-        <w:rPr>
-          <w:rFonts w:ascii="TH Sarabun New" w:hAnsi="TH Sarabun New" w:cs="TH Sarabun New"/>
-          <w:sz w:val="32"/>
-          <w:szCs w:val="32"/>
-          <w:cs/>
-        </w:rPr>
-        <w:t>ซึ่งเป็นอุปสรรคสำคัญต่อการนำระบบไปใช้งานจริง เนื่องจากระบบตรวจจับการหกล้มที่มีประสิทธิภาพจำเป็นต้องสามารถทำงานได้ดีแม้อยู่ในสภาวะที่ไม่เอื้ออำนวยดังกล่าว</w:t>
+          <w:cs/>
+        </w:rPr>
+        <w:t>สำหรับสัญญาณความสั่นสะเทือน สเกลสีของสเปกโทรแกรมจะระบุความถี่ของจุดสูงสุดของแอมพลิจูด (</w:t>
+      </w:r>
+      <w:r>
+        <w:rPr>
+          <w:rFonts w:ascii="TH Sarabun New" w:hAnsi="TH Sarabun New" w:cs="TH Sarabun New"/>
+          <w:sz w:val="32"/>
+          <w:szCs w:val="32"/>
+        </w:rPr>
+        <w:t xml:space="preserve">Amplitude peaks) </w:t>
+      </w:r>
+      <w:r>
+        <w:rPr>
+          <w:rFonts w:ascii="TH Sarabun New" w:hAnsi="TH Sarabun New" w:cs="TH Sarabun New"/>
+          <w:sz w:val="32"/>
+          <w:szCs w:val="32"/>
+          <w:cs/>
+        </w:rPr>
+        <w:t>ของรูปคลื่นเมื่อเวลาผ่านไป สเปกโทรแกรมจะเชื่อมโยงค่าสูงสุดเข้ากับทั้งเวลาและความถี่ ซึ่งแตกต่างจากกราฟเวลาหรือกราฟความถี่ทั่วไป วิศวกรทดสอบการสั่นสะเทือนใช้สเปก</w:t>
+      </w:r>
+      <w:r>
+        <w:rPr>
+          <w:rFonts w:ascii="TH Sarabun New" w:hAnsi="TH Sarabun New" w:cs="TH Sarabun New"/>
+          <w:sz w:val="32"/>
+          <w:szCs w:val="32"/>
+          <w:cs/>
+        </w:rPr>
+        <w:lastRenderedPageBreak/>
+        <w:t>โทรแกรมเพื่อวิเคราะห์องค์ประกอบความถี่ของรูปคลื่นแบบต่อเนื่อง เพื่อหาตำแหน่งของสัญญาณที่แรง และพิจารณาว่าพฤติกรรมการสั่นสะเทือนเปลี่ยนแปลงไปอย่างไรเมื่อเวลาผ่านไป</w:t>
       </w:r>
     </w:p>
     <w:p>
@@ -1264,356 +1496,6 @@
           <w:szCs w:val="32"/>
         </w:rPr>
       </w:pPr>
-      <w:r>
-        <w:rPr>
-          <w:rFonts w:ascii="TH Sarabun New" w:hAnsi="TH Sarabun New" w:cs="TH Sarabun New"/>
-          <w:sz w:val="32"/>
-          <w:szCs w:val="32"/>
-        </w:rPr>
-        <w:tab/>
-      </w:r>
-      <w:r>
-        <w:rPr>
-          <w:rFonts w:ascii="TH Sarabun New" w:hAnsi="TH Sarabun New" w:cs="TH Sarabun New"/>
-          <w:sz w:val="32"/>
-          <w:szCs w:val="32"/>
-          <w:cs/>
-        </w:rPr>
-        <w:t xml:space="preserve">จากงานวิจัยดังกล่าว ผู้วิจัยได้นำเสนอระบบตรวจจับการหกล้มโดยใช้ค่าแอมพลิจูดของสัญญาณ </w:t>
-      </w:r>
-      <w:r>
-        <w:rPr>
-          <w:rFonts w:ascii="TH Sarabun New" w:hAnsi="TH Sarabun New" w:cs="TH Sarabun New"/>
-          <w:sz w:val="32"/>
-          <w:szCs w:val="32"/>
-        </w:rPr>
-        <w:t xml:space="preserve">WiFi CSI </w:t>
-      </w:r>
-      <w:r>
-        <w:rPr>
-          <w:rFonts w:ascii="TH Sarabun New" w:hAnsi="TH Sarabun New" w:cs="TH Sarabun New"/>
-          <w:sz w:val="32"/>
-          <w:szCs w:val="32"/>
-          <w:cs/>
-        </w:rPr>
-        <w:t xml:space="preserve">ที่เรียกว่า </w:t>
-      </w:r>
-      <w:r>
-        <w:rPr>
-          <w:rFonts w:ascii="TH Sarabun New" w:hAnsi="TH Sarabun New" w:cs="TH Sarabun New"/>
-          <w:sz w:val="32"/>
-          <w:szCs w:val="32"/>
-        </w:rPr>
-        <w:t xml:space="preserve">AmFall </w:t>
-      </w:r>
-      <w:r>
-        <w:rPr>
-          <w:rFonts w:ascii="TH Sarabun New" w:hAnsi="TH Sarabun New" w:cs="TH Sarabun New"/>
-          <w:sz w:val="32"/>
-          <w:szCs w:val="32"/>
-          <w:cs/>
-        </w:rPr>
-        <w:t xml:space="preserve">ซึ่งสามารถแก้ปัญหาข้างต้นได้อย่างมีประสิทธิภาพ โดยเพื่อรับมือกับสถานการณ์ </w:t>
-      </w:r>
-      <w:r>
-        <w:rPr>
-          <w:rFonts w:ascii="TH Sarabun New" w:hAnsi="TH Sarabun New" w:cs="TH Sarabun New"/>
-          <w:sz w:val="32"/>
-          <w:szCs w:val="32"/>
-        </w:rPr>
-        <w:t xml:space="preserve">NLOS </w:t>
-      </w:r>
-      <w:r>
-        <w:rPr>
-          <w:rFonts w:ascii="TH Sarabun New" w:hAnsi="TH Sarabun New" w:cs="TH Sarabun New"/>
-          <w:sz w:val="32"/>
-          <w:szCs w:val="32"/>
-          <w:cs/>
-        </w:rPr>
-        <w:t xml:space="preserve">และ </w:t>
-      </w:r>
-      <w:r>
-        <w:rPr>
-          <w:rFonts w:ascii="TH Sarabun New" w:hAnsi="TH Sarabun New" w:cs="TH Sarabun New"/>
-          <w:sz w:val="32"/>
-          <w:szCs w:val="32"/>
-        </w:rPr>
-        <w:t xml:space="preserve">TTW </w:t>
-      </w:r>
-      <w:r>
-        <w:rPr>
-          <w:rFonts w:ascii="TH Sarabun New" w:hAnsi="TH Sarabun New" w:cs="TH Sarabun New"/>
-          <w:sz w:val="32"/>
-          <w:szCs w:val="32"/>
-          <w:cs/>
-        </w:rPr>
-        <w:t xml:space="preserve">ระบบ </w:t>
-      </w:r>
-      <w:r>
-        <w:rPr>
-          <w:rFonts w:ascii="TH Sarabun New" w:hAnsi="TH Sarabun New" w:cs="TH Sarabun New"/>
-          <w:sz w:val="32"/>
-          <w:szCs w:val="32"/>
-        </w:rPr>
-        <w:t xml:space="preserve">AmFall </w:t>
-      </w:r>
-      <w:r>
-        <w:rPr>
-          <w:rFonts w:ascii="TH Sarabun New" w:hAnsi="TH Sarabun New" w:cs="TH Sarabun New"/>
-          <w:sz w:val="32"/>
-          <w:szCs w:val="32"/>
-          <w:cs/>
-        </w:rPr>
-        <w:t>จะทำการคัดเลือกสับแคริเออร์ (</w:t>
-      </w:r>
-      <w:r>
-        <w:rPr>
-          <w:rFonts w:ascii="TH Sarabun New" w:hAnsi="TH Sarabun New" w:cs="TH Sarabun New"/>
-          <w:sz w:val="32"/>
-          <w:szCs w:val="32"/>
-        </w:rPr>
-        <w:t xml:space="preserve">subcarrier) </w:t>
-      </w:r>
-      <w:r>
-        <w:rPr>
-          <w:rFonts w:ascii="TH Sarabun New" w:hAnsi="TH Sarabun New" w:cs="TH Sarabun New"/>
-          <w:sz w:val="32"/>
-          <w:szCs w:val="32"/>
-          <w:cs/>
-        </w:rPr>
-        <w:t>และองค์ประกอบหลัก (</w:t>
-      </w:r>
-      <w:r>
-        <w:rPr>
-          <w:rFonts w:ascii="TH Sarabun New" w:hAnsi="TH Sarabun New" w:cs="TH Sarabun New"/>
-          <w:sz w:val="32"/>
-          <w:szCs w:val="32"/>
-        </w:rPr>
-        <w:t xml:space="preserve">principal component) </w:t>
-      </w:r>
-      <w:r>
-        <w:rPr>
-          <w:rFonts w:ascii="TH Sarabun New" w:hAnsi="TH Sarabun New" w:cs="TH Sarabun New"/>
-          <w:sz w:val="32"/>
-          <w:szCs w:val="32"/>
-          <w:cs/>
-        </w:rPr>
-        <w:t>ที่มีข้อมูลอันเป็นประโยชน์อย่างเลือกสรร นอกจากนี้ เนื่องจากการแปลงเวฟเล็ตต่อเนื่อง (</w:t>
-      </w:r>
-      <w:r>
-        <w:rPr>
-          <w:rFonts w:ascii="TH Sarabun New" w:hAnsi="TH Sarabun New" w:cs="TH Sarabun New"/>
-          <w:sz w:val="32"/>
-          <w:szCs w:val="32"/>
-        </w:rPr>
-        <w:t xml:space="preserve">Continuous Wavelet Transform: CWT) </w:t>
-      </w:r>
-      <w:r>
-        <w:rPr>
-          <w:rFonts w:ascii="TH Sarabun New" w:hAnsi="TH Sarabun New" w:cs="TH Sarabun New"/>
-          <w:sz w:val="32"/>
-          <w:szCs w:val="32"/>
-          <w:cs/>
-        </w:rPr>
-        <w:t>มีความเหมาะสมต่อการวิเคราะห์เชิงเวลา-ความถี่ (</w:t>
-      </w:r>
-      <w:r>
-        <w:rPr>
-          <w:rFonts w:ascii="TH Sarabun New" w:hAnsi="TH Sarabun New" w:cs="TH Sarabun New"/>
-          <w:sz w:val="32"/>
-          <w:szCs w:val="32"/>
-        </w:rPr>
-        <w:t xml:space="preserve">time-frequency analysis) </w:t>
-      </w:r>
-      <w:r>
-        <w:rPr>
-          <w:rFonts w:ascii="TH Sarabun New" w:hAnsi="TH Sarabun New" w:cs="TH Sarabun New"/>
-          <w:sz w:val="32"/>
-          <w:szCs w:val="32"/>
-          <w:cs/>
-        </w:rPr>
-        <w:t>ของสัญญาณที่ไม่นิ่ง (</w:t>
-      </w:r>
-      <w:r>
-        <w:rPr>
-          <w:rFonts w:ascii="TH Sarabun New" w:hAnsi="TH Sarabun New" w:cs="TH Sarabun New"/>
-          <w:sz w:val="32"/>
-          <w:szCs w:val="32"/>
-        </w:rPr>
-        <w:t xml:space="preserve">nonstationary signal) </w:t>
-      </w:r>
-      <w:r>
-        <w:rPr>
-          <w:rFonts w:ascii="TH Sarabun New" w:hAnsi="TH Sarabun New" w:cs="TH Sarabun New"/>
-          <w:sz w:val="32"/>
-          <w:szCs w:val="32"/>
-          <w:cs/>
-        </w:rPr>
-        <w:t xml:space="preserve">เช่นเดียวกับสัญญาณที่เกิดขึ้นระหว่างการหกล้ม ระบบ </w:t>
-      </w:r>
-      <w:r>
-        <w:rPr>
-          <w:rFonts w:ascii="TH Sarabun New" w:hAnsi="TH Sarabun New" w:cs="TH Sarabun New"/>
-          <w:sz w:val="32"/>
-          <w:szCs w:val="32"/>
-        </w:rPr>
-        <w:t xml:space="preserve">AmFall </w:t>
-      </w:r>
-      <w:r>
-        <w:rPr>
-          <w:rFonts w:ascii="TH Sarabun New" w:hAnsi="TH Sarabun New" w:cs="TH Sarabun New"/>
-          <w:sz w:val="32"/>
-          <w:szCs w:val="32"/>
-          <w:cs/>
-        </w:rPr>
-        <w:t>จึงสร้างภาพสเกโลแกรม (</w:t>
-      </w:r>
-      <w:r>
-        <w:rPr>
-          <w:rFonts w:ascii="TH Sarabun New" w:hAnsi="TH Sarabun New" w:cs="TH Sarabun New"/>
-          <w:sz w:val="32"/>
-          <w:szCs w:val="32"/>
-        </w:rPr>
-        <w:t xml:space="preserve">scalogram) </w:t>
-      </w:r>
-      <w:r>
-        <w:rPr>
-          <w:rFonts w:ascii="TH Sarabun New" w:hAnsi="TH Sarabun New" w:cs="TH Sarabun New"/>
-          <w:sz w:val="32"/>
-          <w:szCs w:val="32"/>
-          <w:cs/>
-        </w:rPr>
-        <w:t xml:space="preserve">โดยประยุกต์ใช้ </w:t>
-      </w:r>
-      <w:r>
-        <w:rPr>
-          <w:rFonts w:ascii="TH Sarabun New" w:hAnsi="TH Sarabun New" w:cs="TH Sarabun New"/>
-          <w:sz w:val="32"/>
-          <w:szCs w:val="32"/>
-        </w:rPr>
-        <w:t xml:space="preserve">CWT </w:t>
-      </w:r>
-      <w:r>
-        <w:rPr>
-          <w:rFonts w:ascii="TH Sarabun New" w:hAnsi="TH Sarabun New" w:cs="TH Sarabun New"/>
-          <w:sz w:val="32"/>
-          <w:szCs w:val="32"/>
-          <w:cs/>
-        </w:rPr>
-        <w:t xml:space="preserve">กับสัญญาณ </w:t>
-      </w:r>
-      <w:r>
-        <w:rPr>
-          <w:rFonts w:ascii="TH Sarabun New" w:hAnsi="TH Sarabun New" w:cs="TH Sarabun New"/>
-          <w:sz w:val="32"/>
-          <w:szCs w:val="32"/>
-        </w:rPr>
-        <w:t xml:space="preserve">CSI </w:t>
-      </w:r>
-      <w:r>
-        <w:rPr>
-          <w:rFonts w:ascii="TH Sarabun New" w:hAnsi="TH Sarabun New" w:cs="TH Sarabun New"/>
-          <w:sz w:val="32"/>
-          <w:szCs w:val="32"/>
-          <w:cs/>
-        </w:rPr>
-        <w:t>ที่ผ่านกระบวนการขจัดสัญญาณรบกวนด้วยอัลกอริทึมที่พัฒนาขึ้น</w:t>
-      </w:r>
-      <w:r>
-        <w:rPr>
-          <w:rFonts w:ascii="TH Sarabun New" w:hAnsi="TH Sarabun New" w:cs="TH Sarabun New"/>
-          <w:sz w:val="32"/>
-          <w:szCs w:val="32"/>
-          <w:cs/>
-        </w:rPr>
-        <w:lastRenderedPageBreak/>
-        <w:t>ใหม่ พร้อมทั้งสกัดข้อมูลความเร็ว (</w:t>
-      </w:r>
-      <w:r>
-        <w:rPr>
-          <w:rFonts w:ascii="TH Sarabun New" w:hAnsi="TH Sarabun New" w:cs="TH Sarabun New"/>
-          <w:sz w:val="32"/>
-          <w:szCs w:val="32"/>
-        </w:rPr>
-        <w:t xml:space="preserve">speed information) </w:t>
-      </w:r>
-      <w:r>
-        <w:rPr>
-          <w:rFonts w:ascii="TH Sarabun New" w:hAnsi="TH Sarabun New" w:cs="TH Sarabun New"/>
-          <w:sz w:val="32"/>
-          <w:szCs w:val="32"/>
-          <w:cs/>
-        </w:rPr>
-        <w:t>เพื่อใช้ในการแบ่งช่วงข้อมูล (</w:t>
-      </w:r>
-      <w:r>
-        <w:rPr>
-          <w:rFonts w:ascii="TH Sarabun New" w:hAnsi="TH Sarabun New" w:cs="TH Sarabun New"/>
-          <w:sz w:val="32"/>
-          <w:szCs w:val="32"/>
-        </w:rPr>
-        <w:t xml:space="preserve">segmentation) </w:t>
-      </w:r>
-      <w:r>
-        <w:rPr>
-          <w:rFonts w:ascii="TH Sarabun New" w:hAnsi="TH Sarabun New" w:cs="TH Sarabun New"/>
-          <w:sz w:val="32"/>
-          <w:szCs w:val="32"/>
-          <w:cs/>
-        </w:rPr>
-        <w:t>ก่อนนำภาพสเกโลแกรมที่ผ่านการแบ่งช่วงแล้วไปป้อนเข้าสู่ตัวจำแนกประเภทที่ใช้เทคนิคการเรียนรู้เชิงลึก (</w:t>
-      </w:r>
-      <w:r>
-        <w:rPr>
-          <w:rFonts w:ascii="TH Sarabun New" w:hAnsi="TH Sarabun New" w:cs="TH Sarabun New"/>
-          <w:sz w:val="32"/>
-          <w:szCs w:val="32"/>
-        </w:rPr>
-        <w:t xml:space="preserve">Deep Learning: DL) </w:t>
-      </w:r>
-      <w:r>
-        <w:rPr>
-          <w:rFonts w:ascii="TH Sarabun New" w:hAnsi="TH Sarabun New" w:cs="TH Sarabun New"/>
-          <w:sz w:val="32"/>
-          <w:szCs w:val="32"/>
-          <w:cs/>
-        </w:rPr>
-        <w:t>ทั้งนี้ ผู้วิจัยยังได้นำเสนอวิธีการเพิ่มจำนวนชุดข้อมูล (</w:t>
-      </w:r>
-      <w:r>
-        <w:rPr>
-          <w:rFonts w:ascii="TH Sarabun New" w:hAnsi="TH Sarabun New" w:cs="TH Sarabun New"/>
-          <w:sz w:val="32"/>
-          <w:szCs w:val="32"/>
-        </w:rPr>
-        <w:t xml:space="preserve">dataset augmentation) </w:t>
-      </w:r>
-      <w:r>
-        <w:rPr>
-          <w:rFonts w:ascii="TH Sarabun New" w:hAnsi="TH Sarabun New" w:cs="TH Sarabun New"/>
-          <w:sz w:val="32"/>
-          <w:szCs w:val="32"/>
-          <w:cs/>
-        </w:rPr>
-        <w:t xml:space="preserve">ที่มีความเรียบง่ายแต่มีประสิทธิภาพ เพื่อสร้างภาพสเกโลแกรมหลายภาพจากข้อมูล </w:t>
-      </w:r>
-      <w:r>
-        <w:rPr>
-          <w:rFonts w:ascii="TH Sarabun New" w:hAnsi="TH Sarabun New" w:cs="TH Sarabun New"/>
-          <w:sz w:val="32"/>
-          <w:szCs w:val="32"/>
-        </w:rPr>
-        <w:t xml:space="preserve">CSI </w:t>
-      </w:r>
-      <w:r>
-        <w:rPr>
-          <w:rFonts w:ascii="TH Sarabun New" w:hAnsi="TH Sarabun New" w:cs="TH Sarabun New"/>
-          <w:sz w:val="32"/>
-          <w:szCs w:val="32"/>
-          <w:cs/>
-        </w:rPr>
-        <w:t>เพียงชุดเดียว</w:t>
-      </w:r>
     </w:p>
     <w:p>
       <w:pPr>
@@ -1627,129 +1509,12 @@
         <w:spacing w:after="0" w:line="240" w:lineRule="auto"/>
         <w:rPr>
           <w:rFonts w:ascii="TH Sarabun New" w:hAnsi="TH Sarabun New" w:cs="TH Sarabun New"/>
-          <w:sz w:val="32"/>
-          <w:szCs w:val="32"/>
-        </w:rPr>
-      </w:pPr>
-      <w:r>
-        <w:rPr>
-          <w:rFonts w:ascii="TH Sarabun New" w:hAnsi="TH Sarabun New" w:cs="TH Sarabun New"/>
-          <w:sz w:val="32"/>
-          <w:szCs w:val="32"/>
-        </w:rPr>
-        <w:tab/>
-      </w:r>
-      <w:r>
-        <w:rPr>
-          <w:rFonts w:ascii="TH Sarabun New" w:hAnsi="TH Sarabun New" w:cs="TH Sarabun New"/>
-          <w:sz w:val="32"/>
-          <w:szCs w:val="32"/>
-          <w:cs/>
-        </w:rPr>
-        <w:t xml:space="preserve">ระบบที่นำเสนอนี้ได้ถูกนำไปทดสอบบนอุปกรณ์ </w:t>
-      </w:r>
-      <w:r>
-        <w:rPr>
-          <w:rFonts w:ascii="TH Sarabun New" w:hAnsi="TH Sarabun New" w:cs="TH Sarabun New"/>
-          <w:sz w:val="32"/>
-          <w:szCs w:val="32"/>
-        </w:rPr>
-        <w:t xml:space="preserve">WiFi </w:t>
-      </w:r>
-      <w:r>
-        <w:rPr>
-          <w:rFonts w:ascii="TH Sarabun New" w:hAnsi="TH Sarabun New" w:cs="TH Sarabun New"/>
-          <w:sz w:val="32"/>
-          <w:szCs w:val="32"/>
-          <w:cs/>
-        </w:rPr>
-        <w:t>เชิงพาณิชย์ และให้ผลลัพธ์ความแม่นยำในการตรวจจับการหกล้มสูงถึง **</w:t>
-      </w:r>
-      <w:r>
-        <w:rPr>
-          <w:rFonts w:ascii="TH Sarabun New" w:hAnsi="TH Sarabun New" w:cs="TH Sarabun New"/>
-          <w:sz w:val="32"/>
-          <w:szCs w:val="32"/>
-        </w:rPr>
-        <w:t xml:space="preserve">95.28% - 99.67%** </w:t>
-      </w:r>
-      <w:r>
-        <w:rPr>
-          <w:rFonts w:ascii="TH Sarabun New" w:hAnsi="TH Sarabun New" w:cs="TH Sarabun New"/>
-          <w:sz w:val="32"/>
-          <w:szCs w:val="32"/>
-          <w:cs/>
-        </w:rPr>
-        <w:t xml:space="preserve">ในสภาพแวดล้อมแบบ </w:t>
-      </w:r>
-      <w:r>
-        <w:rPr>
-          <w:rFonts w:ascii="TH Sarabun New" w:hAnsi="TH Sarabun New" w:cs="TH Sarabun New"/>
-          <w:sz w:val="32"/>
-          <w:szCs w:val="32"/>
-        </w:rPr>
-        <w:t xml:space="preserve">TTW </w:t>
-      </w:r>
-      <w:r>
-        <w:rPr>
-          <w:rFonts w:ascii="TH Sarabun New" w:hAnsi="TH Sarabun New" w:cs="TH Sarabun New"/>
-          <w:sz w:val="32"/>
-          <w:szCs w:val="32"/>
-          <w:cs/>
-        </w:rPr>
-        <w:t xml:space="preserve">และแบบข้ามโดเมน ซึ่งมีประสิทธิภาพเหนือกว่าวิธีการที่ใช้ </w:t>
-      </w:r>
-      <w:r>
-        <w:rPr>
-          <w:rFonts w:ascii="TH Sarabun New" w:hAnsi="TH Sarabun New" w:cs="TH Sarabun New"/>
-          <w:sz w:val="32"/>
-          <w:szCs w:val="32"/>
-        </w:rPr>
-        <w:t xml:space="preserve">WiFi </w:t>
-      </w:r>
-      <w:r>
-        <w:rPr>
-          <w:rFonts w:ascii="TH Sarabun New" w:hAnsi="TH Sarabun New" w:cs="TH Sarabun New"/>
-          <w:sz w:val="32"/>
-          <w:szCs w:val="32"/>
-          <w:cs/>
-        </w:rPr>
-        <w:t>เป็นฐานที่ทันสมัยที่สุดในปัจจุบัน (</w:t>
-      </w:r>
-      <w:r>
-        <w:rPr>
-          <w:rFonts w:ascii="TH Sarabun New" w:hAnsi="TH Sarabun New" w:cs="TH Sarabun New"/>
-          <w:sz w:val="32"/>
-          <w:szCs w:val="32"/>
-        </w:rPr>
-        <w:t xml:space="preserve">state-of-the-art) </w:t>
-      </w:r>
-      <w:r>
-        <w:rPr>
-          <w:rFonts w:ascii="TH Sarabun New" w:hAnsi="TH Sarabun New" w:cs="TH Sarabun New"/>
-          <w:sz w:val="32"/>
-          <w:szCs w:val="32"/>
-          <w:cs/>
-        </w:rPr>
-        <w:t xml:space="preserve">งานวิจัยนี้จึงเป็นแนวทางที่สำคัญสำหรับโครงงาน [ชื่อโปรเจกต์ของคุณ] เนื่องจากสอดคล้องกับแนวทางการตรวจจับการหกล้มด้วยสัญญาณ </w:t>
-      </w:r>
-      <w:r>
-        <w:rPr>
-          <w:rFonts w:ascii="TH Sarabun New" w:hAnsi="TH Sarabun New" w:cs="TH Sarabun New"/>
-          <w:sz w:val="32"/>
-          <w:szCs w:val="32"/>
-        </w:rPr>
-        <w:t xml:space="preserve">WiFi CSI </w:t>
-      </w:r>
-      <w:r>
-        <w:rPr>
-          <w:rFonts w:ascii="TH Sarabun New" w:hAnsi="TH Sarabun New" w:cs="TH Sarabun New"/>
-          <w:sz w:val="32"/>
-          <w:szCs w:val="32"/>
-          <w:cs/>
-        </w:rPr>
-        <w:t>ที่ไม่ต้องพึ่งพาฮาร์ดแวร์เฉพาะทาง</w:t>
-      </w:r>
+          <w:b/>
+          <w:bCs/>
+          <w:sz w:val="32"/>
+          <w:szCs w:val="32"/>
+        </w:rPr>
+      </w:pPr>
     </w:p>
     <w:p>
       <w:pPr>
@@ -1763,10 +1528,74 @@
         <w:spacing w:after="0" w:line="240" w:lineRule="auto"/>
         <w:rPr>
           <w:rFonts w:ascii="TH Sarabun New" w:hAnsi="TH Sarabun New" w:cs="TH Sarabun New"/>
-          <w:sz w:val="32"/>
-          <w:szCs w:val="32"/>
-        </w:rPr>
-      </w:pPr>
+          <w:b/>
+          <w:bCs/>
+          <w:sz w:val="32"/>
+          <w:szCs w:val="32"/>
+        </w:rPr>
+      </w:pPr>
+      <w:r>
+        <w:rPr>
+          <w:rFonts w:ascii="TH Sarabun New" w:hAnsi="TH Sarabun New" w:cs="TH Sarabun New"/>
+          <w:b/>
+          <w:bCs/>
+          <w:sz w:val="32"/>
+          <w:szCs w:val="32"/>
+        </w:rPr>
+        <w:t>2</w:t>
+      </w:r>
+      <w:r>
+        <w:rPr>
+          <w:rFonts w:ascii="TH Sarabun New" w:hAnsi="TH Sarabun New" w:cs="TH Sarabun New" w:hint="cs"/>
+          <w:b/>
+          <w:bCs/>
+          <w:sz w:val="32"/>
+          <w:szCs w:val="32"/>
+        </w:rPr>
+        <w:t>.</w:t>
+      </w:r>
+      <w:r>
+        <w:rPr>
+          <w:rFonts w:ascii="TH Sarabun New" w:hAnsi="TH Sarabun New" w:cs="TH Sarabun New"/>
+          <w:b/>
+          <w:bCs/>
+          <w:sz w:val="32"/>
+          <w:szCs w:val="32"/>
+        </w:rPr>
+        <w:t>2</w:t>
+      </w:r>
+      <w:r>
+        <w:rPr>
+          <w:rFonts w:ascii="TH Sarabun New" w:hAnsi="TH Sarabun New" w:cs="TH Sarabun New" w:hint="cs"/>
+          <w:b/>
+          <w:bCs/>
+          <w:sz w:val="32"/>
+          <w:szCs w:val="32"/>
+        </w:rPr>
+        <w:t xml:space="preserve"> </w:t>
+      </w:r>
+      <w:r>
+        <w:rPr>
+          <w:rFonts w:ascii="TH Sarabun New" w:hAnsi="TH Sarabun New" w:cs="TH Sarabun New"/>
+          <w:b/>
+          <w:bCs/>
+          <w:sz w:val="32"/>
+          <w:szCs w:val="32"/>
+          <w:cs/>
+        </w:rPr>
+        <w:tab/>
+      </w:r>
+      <w:r>
+        <w:rPr>
+          <w:rFonts w:ascii="TH Sarabun New" w:hAnsi="TH Sarabun New" w:cs="TH Sarabun New"/>
+          <w:b/>
+          <w:bCs/>
+          <w:sz w:val="32"/>
+          <w:szCs w:val="32"/>
+          <w:cs/>
+        </w:rPr>
+        <w:t>งานวิจัยเกี่ยวข้อง</w:t>
+      </w:r>
     </w:p>
     <w:p>
       <w:pPr>
@@ -1787,11 +1616,36 @@
       <w:r>
         <w:rPr>
           <w:rFonts w:ascii="TH Sarabun New" w:hAnsi="TH Sarabun New" w:cs="TH Sarabun New"/>
+          <w:b/>
+          <w:bCs/>
           <w:sz w:val="32"/>
           <w:szCs w:val="32"/>
         </w:rPr>
         <w:tab/>
-        <w:t>2.2.2</w:t>
+      </w:r>
+      <w:r>
+        <w:rPr>
+          <w:rFonts w:ascii="TH Sarabun New" w:hAnsi="TH Sarabun New" w:cs="TH Sarabun New"/>
+          <w:sz w:val="32"/>
+          <w:szCs w:val="32"/>
+        </w:rPr>
+        <w:t>2.</w:t>
+      </w:r>
+      <w:r>
+        <w:rPr>
+          <w:rFonts w:ascii="TH Sarabun New" w:hAnsi="TH Sarabun New" w:cs="TH Sarabun New"/>
+          <w:sz w:val="32"/>
+          <w:szCs w:val="32"/>
+        </w:rPr>
+        <w:t>2</w:t>
+      </w:r>
+      <w:r>
+        <w:rPr>
+          <w:rFonts w:ascii="TH Sarabun New" w:hAnsi="TH Sarabun New" w:cs="TH Sarabun New"/>
+          <w:sz w:val="32"/>
+          <w:szCs w:val="32"/>
+        </w:rPr>
+        <w:t>.1</w:t>
       </w:r>
       <w:r>
         <w:rPr>
@@ -1807,16 +1661,16 @@
           <w:sz w:val="32"/>
           <w:szCs w:val="32"/>
         </w:rPr>
-        <w:t xml:space="preserve">DapFall: </w:t>
-      </w:r>
-      <w:r>
-        <w:rPr>
-          <w:rFonts w:ascii="TH Sarabun New" w:hAnsi="TH Sarabun New" w:cs="TH Sarabun New"/>
-          <w:sz w:val="32"/>
-          <w:szCs w:val="32"/>
-          <w:cs/>
-        </w:rPr>
-        <w:t xml:space="preserve">ระบบตรวจจับการหกล้มด้วยสัญญาณ </w:t>
+        <w:t xml:space="preserve">AmFall: </w:t>
+      </w:r>
+      <w:r>
+        <w:rPr>
+          <w:rFonts w:ascii="TH Sarabun New" w:hAnsi="TH Sarabun New" w:cs="TH Sarabun New"/>
+          <w:sz w:val="32"/>
+          <w:szCs w:val="32"/>
+          <w:cs/>
+        </w:rPr>
+        <w:t xml:space="preserve">ระบบตรวจจับการหกล้มโดยใช้ค่าแอมพลิจูดของสัญญาณ </w:t>
       </w:r>
       <w:r>
         <w:rPr>
@@ -1833,15 +1687,15 @@
           <w:szCs w:val="32"/>
           <w:cs/>
         </w:rPr>
-        <w:t>โดยใช้โพรไฟล์ความหนาแน่นความน่าจะเป็นของแอมพลิจูดเชิงพลวัต (</w:t>
-      </w:r>
-      <w:r>
-        <w:rPr>
-          <w:rFonts w:ascii="TH Sarabun New" w:hAnsi="TH Sarabun New" w:cs="TH Sarabun New"/>
-          <w:sz w:val="32"/>
-          <w:szCs w:val="32"/>
-        </w:rPr>
-        <w:t>DapFall: Dynamic Amplitude Probability Density Profile-Based Wi-Fi CSI Sensing for Fall Detection)</w:t>
+        <w:t>ด้วยเทคนิคสเกโลแกรมที่ผ่านการขจัดสัญญาณรบกวน (</w:t>
+      </w:r>
+      <w:r>
+        <w:rPr>
+          <w:rFonts w:ascii="TH Sarabun New" w:hAnsi="TH Sarabun New" w:cs="TH Sarabun New"/>
+          <w:sz w:val="32"/>
+          <w:szCs w:val="32"/>
+        </w:rPr>
+        <w:t>AmFall: WiFi CSI Amplitude-Based Fall Detection Using Denoised Scalograms)</w:t>
       </w:r>
     </w:p>
     <w:p>
@@ -1874,7 +1728,7 @@
           <w:sz w:val="32"/>
           <w:szCs w:val="32"/>
         </w:rPr>
-        <w:t xml:space="preserve">Zhuolong Chen </w:t>
+        <w:t xml:space="preserve">Yongkeun Kim </w:t>
       </w:r>
       <w:r>
         <w:rPr>
@@ -1900,7 +1754,24 @@
           <w:szCs w:val="32"/>
           <w:cs/>
         </w:rPr>
-        <w:t xml:space="preserve">ระบุว่าระบบกตรวจจับการหกล้มโดยใช้ค่าสภาวะช่องสัญญาณ </w:t>
+        <w:t>ระบุว่าระบบตรวจจับการหกล้มโดยใช้สัญญาณความถี่วิทยุ (</w:t>
+      </w:r>
+      <w:r>
+        <w:rPr>
+          <w:rFonts w:ascii="TH Sarabun New" w:hAnsi="TH Sarabun New" w:cs="TH Sarabun New"/>
+          <w:sz w:val="32"/>
+          <w:szCs w:val="32"/>
+        </w:rPr>
+        <w:t xml:space="preserve">Radio Frequency: RF) </w:t>
+      </w:r>
+      <w:r>
+        <w:rPr>
+          <w:rFonts w:ascii="TH Sarabun New" w:hAnsi="TH Sarabun New" w:cs="TH Sarabun New"/>
+          <w:sz w:val="32"/>
+          <w:szCs w:val="32"/>
+          <w:cs/>
+        </w:rPr>
+        <w:t xml:space="preserve">ได้รับความสนใจศึกษาอย่างต่อเนื่องในช่วงทศวรรษที่ผ่านมา เนื่องจากมีความเป็นส่วนตัวสูงและไม่จำเป็นต้องสวมใส่อุปกรณ์ โดยเฉพาะอย่างยิ่งระบบที่ใช้ค่าสภาวะช่องสัญญาณ </w:t>
       </w:r>
       <w:r>
         <w:rPr>
@@ -1917,75 +1788,92 @@
           <w:szCs w:val="32"/>
           <w:cs/>
         </w:rPr>
-        <w:t xml:space="preserve">มีความอ่อนไหวสูงต่อการเปลี่ยนแปลงสภาพแวดล้อม โดยงานวิจัยที่ผ่านมามักละเลยข้อมูลความสัมพันธ์ร่วมระหว่างสับแคริเออร์ของสัญญาณ </w:t>
-      </w:r>
-      <w:r>
-        <w:rPr>
-          <w:rFonts w:ascii="TH Sarabun New" w:hAnsi="TH Sarabun New" w:cs="TH Sarabun New"/>
-          <w:sz w:val="32"/>
-          <w:szCs w:val="32"/>
-        </w:rPr>
-        <w:t xml:space="preserve">CSI (CSI Subcarrier Mutual Information: SMI) </w:t>
-      </w:r>
-      <w:r>
-        <w:rPr>
-          <w:rFonts w:ascii="TH Sarabun New" w:hAnsi="TH Sarabun New" w:cs="TH Sarabun New"/>
-          <w:sz w:val="32"/>
-          <w:szCs w:val="32"/>
-          <w:cs/>
-        </w:rPr>
-        <w:t>ซึ่งเป็นข้อมูลที่มีความสำคัญในการแสดงลักษณะเฉพาะของแต่ละกิจกรรม และมีความทนทานต่อการเปลี่ยนแปลงสภาพแวดล้อม ด้วยเหตุนี้ ผู้วิจัยจึงได้นำเสนอระบบ **</w:t>
-      </w:r>
-      <w:r>
-        <w:rPr>
-          <w:rFonts w:ascii="TH Sarabun New" w:hAnsi="TH Sarabun New" w:cs="TH Sarabun New"/>
-          <w:sz w:val="32"/>
-          <w:szCs w:val="32"/>
-        </w:rPr>
-        <w:t xml:space="preserve">DapFall** </w:t>
-      </w:r>
-      <w:r>
-        <w:rPr>
-          <w:rFonts w:ascii="TH Sarabun New" w:hAnsi="TH Sarabun New" w:cs="TH Sarabun New"/>
-          <w:sz w:val="32"/>
-          <w:szCs w:val="32"/>
-          <w:cs/>
-        </w:rPr>
-        <w:t>ซึ่งเป็นระบบที่มีประสิทธิภาพในการใช้ข้อมูลอย่างคุ้มค่า (</w:t>
-      </w:r>
-      <w:r>
-        <w:rPr>
-          <w:rFonts w:ascii="TH Sarabun New" w:hAnsi="TH Sarabun New" w:cs="TH Sarabun New"/>
-          <w:sz w:val="32"/>
-          <w:szCs w:val="32"/>
-        </w:rPr>
-        <w:t xml:space="preserve">data-efficient) </w:t>
-      </w:r>
-      <w:r>
-        <w:rPr>
-          <w:rFonts w:ascii="TH Sarabun New" w:hAnsi="TH Sarabun New" w:cs="TH Sarabun New"/>
-          <w:sz w:val="32"/>
-          <w:szCs w:val="32"/>
-          <w:cs/>
-        </w:rPr>
-        <w:t>และสามารถตรวจจับการหกล้มข้ามสภาพแวดล้อม (</w:t>
-      </w:r>
-      <w:r>
-        <w:rPr>
-          <w:rFonts w:ascii="TH Sarabun New" w:hAnsi="TH Sarabun New" w:cs="TH Sarabun New"/>
-          <w:sz w:val="32"/>
-          <w:szCs w:val="32"/>
-        </w:rPr>
-        <w:t xml:space="preserve">cross-environment) </w:t>
-      </w:r>
-      <w:r>
-        <w:rPr>
-          <w:rFonts w:ascii="TH Sarabun New" w:hAnsi="TH Sarabun New" w:cs="TH Sarabun New"/>
-          <w:sz w:val="32"/>
-          <w:szCs w:val="32"/>
-          <w:cs/>
-        </w:rPr>
-        <w:t>ได้โดยไม่จำเป็นต้องฝึกโมเดลใหม่</w:t>
+        <w:t xml:space="preserve">ยังมีข้อได้เปรียบเพิ่มเติมคือไม่จำเป็นต้องใช้ฮาร์ดแวร์เฉพาะทาง เนื่องจากอุปกรณ์ </w:t>
+      </w:r>
+      <w:r>
+        <w:rPr>
+          <w:rFonts w:ascii="TH Sarabun New" w:hAnsi="TH Sarabun New" w:cs="TH Sarabun New"/>
+          <w:sz w:val="32"/>
+          <w:szCs w:val="32"/>
+        </w:rPr>
+        <w:t xml:space="preserve">WiFi </w:t>
+      </w:r>
+      <w:r>
+        <w:rPr>
+          <w:rFonts w:ascii="TH Sarabun New" w:hAnsi="TH Sarabun New" w:cs="TH Sarabun New"/>
+          <w:sz w:val="32"/>
+          <w:szCs w:val="32"/>
+          <w:cs/>
+        </w:rPr>
+        <w:t xml:space="preserve">มีการใช้งานแพร่หลายอยู่แล้ว อย่างไรก็ตาม ผู้วิจัยชี้ให้เห็นว่าระบบที่ใช้ </w:t>
+      </w:r>
+      <w:r>
+        <w:rPr>
+          <w:rFonts w:ascii="TH Sarabun New" w:hAnsi="TH Sarabun New" w:cs="TH Sarabun New"/>
+          <w:sz w:val="32"/>
+          <w:szCs w:val="32"/>
+        </w:rPr>
+        <w:t xml:space="preserve">WiFi CSI </w:t>
+      </w:r>
+      <w:r>
+        <w:rPr>
+          <w:rFonts w:ascii="TH Sarabun New" w:hAnsi="TH Sarabun New" w:cs="TH Sarabun New"/>
+          <w:sz w:val="32"/>
+          <w:szCs w:val="32"/>
+          <w:cs/>
+        </w:rPr>
+        <w:t>มักประสบปัญหาประสิทธิภาพลดลงอย่างรุนแรงในสถานการณ์ข้ามโดเมน (</w:t>
+      </w:r>
+      <w:r>
+        <w:rPr>
+          <w:rFonts w:ascii="TH Sarabun New" w:hAnsi="TH Sarabun New" w:cs="TH Sarabun New"/>
+          <w:sz w:val="32"/>
+          <w:szCs w:val="32"/>
+        </w:rPr>
+        <w:t xml:space="preserve">cross-domain) </w:t>
+      </w:r>
+      <w:r>
+        <w:rPr>
+          <w:rFonts w:ascii="TH Sarabun New" w:hAnsi="TH Sarabun New" w:cs="TH Sarabun New"/>
+          <w:sz w:val="32"/>
+          <w:szCs w:val="32"/>
+          <w:cs/>
+        </w:rPr>
+        <w:t>สภาพแวดล้อมที่ไม่มีเส้นสายตาตรง (</w:t>
+      </w:r>
+      <w:r>
+        <w:rPr>
+          <w:rFonts w:ascii="TH Sarabun New" w:hAnsi="TH Sarabun New" w:cs="TH Sarabun New"/>
+          <w:sz w:val="32"/>
+          <w:szCs w:val="32"/>
+        </w:rPr>
+        <w:t xml:space="preserve">Non-Line-of-Sight: NLOS) </w:t>
+      </w:r>
+      <w:r>
+        <w:rPr>
+          <w:rFonts w:ascii="TH Sarabun New" w:hAnsi="TH Sarabun New" w:cs="TH Sarabun New"/>
+          <w:sz w:val="32"/>
+          <w:szCs w:val="32"/>
+          <w:cs/>
+        </w:rPr>
+        <w:t>และสภาวะสัญญาณทะลุผ่านกำแพง (</w:t>
+      </w:r>
+      <w:r>
+        <w:rPr>
+          <w:rFonts w:ascii="TH Sarabun New" w:hAnsi="TH Sarabun New" w:cs="TH Sarabun New"/>
+          <w:sz w:val="32"/>
+          <w:szCs w:val="32"/>
+        </w:rPr>
+        <w:t xml:space="preserve">Through-the-Wall: TTW) </w:t>
+      </w:r>
+      <w:r>
+        <w:rPr>
+          <w:rFonts w:ascii="TH Sarabun New" w:hAnsi="TH Sarabun New" w:cs="TH Sarabun New"/>
+          <w:sz w:val="32"/>
+          <w:szCs w:val="32"/>
+          <w:cs/>
+        </w:rPr>
+        <w:t>ซึ่งเป็นอุปสรรคสำคัญต่อการนำระบบไปใช้งานจริง เนื่องจากระบบตรวจจับการหกล้มที่มีประสิทธิภาพจำเป็นต้องสามารถทำงานได้ดีแม้อยู่ในสภาวะที่ไม่เอื้ออำนวยดังกล่าว</w:t>
       </w:r>
     </w:p>
     <w:p>
@@ -2019,24 +1907,228 @@
           <w:szCs w:val="32"/>
           <w:cs/>
         </w:rPr>
-        <w:t xml:space="preserve">แนวคิดหลักของ </w:t>
-      </w:r>
-      <w:r>
-        <w:rPr>
-          <w:rFonts w:ascii="TH Sarabun New" w:hAnsi="TH Sarabun New" w:cs="TH Sarabun New"/>
-          <w:sz w:val="32"/>
-          <w:szCs w:val="32"/>
-        </w:rPr>
-        <w:t xml:space="preserve">DapFall </w:t>
-      </w:r>
-      <w:r>
-        <w:rPr>
-          <w:rFonts w:ascii="TH Sarabun New" w:hAnsi="TH Sarabun New" w:cs="TH Sarabun New"/>
-          <w:sz w:val="32"/>
-          <w:szCs w:val="32"/>
-          <w:cs/>
-        </w:rPr>
-        <w:t xml:space="preserve">คือการแปลงค่าแอมพลิจูดของสัญญาณ </w:t>
+        <w:t xml:space="preserve">จากงานวิจัยดังกล่าว ผู้วิจัยได้นำเสนอระบบตรวจจับการหกล้มโดยใช้ค่าแอมพลิจูดของสัญญาณ </w:t>
+      </w:r>
+      <w:r>
+        <w:rPr>
+          <w:rFonts w:ascii="TH Sarabun New" w:hAnsi="TH Sarabun New" w:cs="TH Sarabun New"/>
+          <w:sz w:val="32"/>
+          <w:szCs w:val="32"/>
+        </w:rPr>
+        <w:t xml:space="preserve">WiFi CSI </w:t>
+      </w:r>
+      <w:r>
+        <w:rPr>
+          <w:rFonts w:ascii="TH Sarabun New" w:hAnsi="TH Sarabun New" w:cs="TH Sarabun New"/>
+          <w:sz w:val="32"/>
+          <w:szCs w:val="32"/>
+          <w:cs/>
+        </w:rPr>
+        <w:t xml:space="preserve">ที่เรียกว่า </w:t>
+      </w:r>
+      <w:r>
+        <w:rPr>
+          <w:rFonts w:ascii="TH Sarabun New" w:hAnsi="TH Sarabun New" w:cs="TH Sarabun New"/>
+          <w:sz w:val="32"/>
+          <w:szCs w:val="32"/>
+        </w:rPr>
+        <w:t xml:space="preserve">AmFall </w:t>
+      </w:r>
+      <w:r>
+        <w:rPr>
+          <w:rFonts w:ascii="TH Sarabun New" w:hAnsi="TH Sarabun New" w:cs="TH Sarabun New"/>
+          <w:sz w:val="32"/>
+          <w:szCs w:val="32"/>
+          <w:cs/>
+        </w:rPr>
+        <w:t xml:space="preserve">ซึ่งสามารถแก้ปัญหาข้างต้นได้อย่างมีประสิทธิภาพ โดยเพื่อรับมือกับสถานการณ์ </w:t>
+      </w:r>
+      <w:r>
+        <w:rPr>
+          <w:rFonts w:ascii="TH Sarabun New" w:hAnsi="TH Sarabun New" w:cs="TH Sarabun New"/>
+          <w:sz w:val="32"/>
+          <w:szCs w:val="32"/>
+        </w:rPr>
+        <w:t xml:space="preserve">NLOS </w:t>
+      </w:r>
+      <w:r>
+        <w:rPr>
+          <w:rFonts w:ascii="TH Sarabun New" w:hAnsi="TH Sarabun New" w:cs="TH Sarabun New"/>
+          <w:sz w:val="32"/>
+          <w:szCs w:val="32"/>
+          <w:cs/>
+        </w:rPr>
+        <w:t xml:space="preserve">และ </w:t>
+      </w:r>
+      <w:r>
+        <w:rPr>
+          <w:rFonts w:ascii="TH Sarabun New" w:hAnsi="TH Sarabun New" w:cs="TH Sarabun New"/>
+          <w:sz w:val="32"/>
+          <w:szCs w:val="32"/>
+        </w:rPr>
+        <w:t xml:space="preserve">TTW </w:t>
+      </w:r>
+      <w:r>
+        <w:rPr>
+          <w:rFonts w:ascii="TH Sarabun New" w:hAnsi="TH Sarabun New" w:cs="TH Sarabun New"/>
+          <w:sz w:val="32"/>
+          <w:szCs w:val="32"/>
+          <w:cs/>
+        </w:rPr>
+        <w:t xml:space="preserve">ระบบ </w:t>
+      </w:r>
+      <w:r>
+        <w:rPr>
+          <w:rFonts w:ascii="TH Sarabun New" w:hAnsi="TH Sarabun New" w:cs="TH Sarabun New"/>
+          <w:sz w:val="32"/>
+          <w:szCs w:val="32"/>
+        </w:rPr>
+        <w:t xml:space="preserve">AmFall </w:t>
+      </w:r>
+      <w:r>
+        <w:rPr>
+          <w:rFonts w:ascii="TH Sarabun New" w:hAnsi="TH Sarabun New" w:cs="TH Sarabun New"/>
+          <w:sz w:val="32"/>
+          <w:szCs w:val="32"/>
+          <w:cs/>
+        </w:rPr>
+        <w:t>จะทำการคัดเลือกสับแคริเออร์ (</w:t>
+      </w:r>
+      <w:r>
+        <w:rPr>
+          <w:rFonts w:ascii="TH Sarabun New" w:hAnsi="TH Sarabun New" w:cs="TH Sarabun New"/>
+          <w:sz w:val="32"/>
+          <w:szCs w:val="32"/>
+        </w:rPr>
+        <w:t xml:space="preserve">subcarrier) </w:t>
+      </w:r>
+      <w:r>
+        <w:rPr>
+          <w:rFonts w:ascii="TH Sarabun New" w:hAnsi="TH Sarabun New" w:cs="TH Sarabun New"/>
+          <w:sz w:val="32"/>
+          <w:szCs w:val="32"/>
+          <w:cs/>
+        </w:rPr>
+        <w:t>และองค์ประกอบหลัก (</w:t>
+      </w:r>
+      <w:r>
+        <w:rPr>
+          <w:rFonts w:ascii="TH Sarabun New" w:hAnsi="TH Sarabun New" w:cs="TH Sarabun New"/>
+          <w:sz w:val="32"/>
+          <w:szCs w:val="32"/>
+        </w:rPr>
+        <w:t xml:space="preserve">principal component) </w:t>
+      </w:r>
+      <w:r>
+        <w:rPr>
+          <w:rFonts w:ascii="TH Sarabun New" w:hAnsi="TH Sarabun New" w:cs="TH Sarabun New"/>
+          <w:sz w:val="32"/>
+          <w:szCs w:val="32"/>
+          <w:cs/>
+        </w:rPr>
+        <w:t>ที่มีข้อมูลอันเป็นประโยชน์อย่างเลือกสรร นอกจากนี้ เนื่องจากการแปลงเวฟเล็ตต่อเนื่อง (</w:t>
+      </w:r>
+      <w:r>
+        <w:rPr>
+          <w:rFonts w:ascii="TH Sarabun New" w:hAnsi="TH Sarabun New" w:cs="TH Sarabun New"/>
+          <w:sz w:val="32"/>
+          <w:szCs w:val="32"/>
+        </w:rPr>
+        <w:t xml:space="preserve">Continuous Wavelet Transform: CWT) </w:t>
+      </w:r>
+      <w:r>
+        <w:rPr>
+          <w:rFonts w:ascii="TH Sarabun New" w:hAnsi="TH Sarabun New" w:cs="TH Sarabun New"/>
+          <w:sz w:val="32"/>
+          <w:szCs w:val="32"/>
+          <w:cs/>
+        </w:rPr>
+        <w:t>มีความเหมาะสมต่อการวิเคราะห์เชิงเวลา-ความถี่ (</w:t>
+      </w:r>
+      <w:r>
+        <w:rPr>
+          <w:rFonts w:ascii="TH Sarabun New" w:hAnsi="TH Sarabun New" w:cs="TH Sarabun New"/>
+          <w:sz w:val="32"/>
+          <w:szCs w:val="32"/>
+        </w:rPr>
+        <w:t xml:space="preserve">time-frequency analysis) </w:t>
+      </w:r>
+      <w:r>
+        <w:rPr>
+          <w:rFonts w:ascii="TH Sarabun New" w:hAnsi="TH Sarabun New" w:cs="TH Sarabun New"/>
+          <w:sz w:val="32"/>
+          <w:szCs w:val="32"/>
+          <w:cs/>
+        </w:rPr>
+        <w:t>ของสัญญาณที่ไม่นิ่ง (</w:t>
+      </w:r>
+      <w:r>
+        <w:rPr>
+          <w:rFonts w:ascii="TH Sarabun New" w:hAnsi="TH Sarabun New" w:cs="TH Sarabun New"/>
+          <w:sz w:val="32"/>
+          <w:szCs w:val="32"/>
+        </w:rPr>
+        <w:t xml:space="preserve">nonstationary signal) </w:t>
+      </w:r>
+      <w:r>
+        <w:rPr>
+          <w:rFonts w:ascii="TH Sarabun New" w:hAnsi="TH Sarabun New" w:cs="TH Sarabun New"/>
+          <w:sz w:val="32"/>
+          <w:szCs w:val="32"/>
+          <w:cs/>
+        </w:rPr>
+        <w:t xml:space="preserve">เช่นเดียวกับสัญญาณที่เกิดขึ้นระหว่างการหกล้ม ระบบ </w:t>
+      </w:r>
+      <w:r>
+        <w:rPr>
+          <w:rFonts w:ascii="TH Sarabun New" w:hAnsi="TH Sarabun New" w:cs="TH Sarabun New"/>
+          <w:sz w:val="32"/>
+          <w:szCs w:val="32"/>
+        </w:rPr>
+        <w:t xml:space="preserve">AmFall </w:t>
+      </w:r>
+      <w:r>
+        <w:rPr>
+          <w:rFonts w:ascii="TH Sarabun New" w:hAnsi="TH Sarabun New" w:cs="TH Sarabun New"/>
+          <w:sz w:val="32"/>
+          <w:szCs w:val="32"/>
+          <w:cs/>
+        </w:rPr>
+        <w:t>จึงสร้างภาพสเกโลแกรม (</w:t>
+      </w:r>
+      <w:r>
+        <w:rPr>
+          <w:rFonts w:ascii="TH Sarabun New" w:hAnsi="TH Sarabun New" w:cs="TH Sarabun New"/>
+          <w:sz w:val="32"/>
+          <w:szCs w:val="32"/>
+        </w:rPr>
+        <w:t xml:space="preserve">scalogram) </w:t>
+      </w:r>
+      <w:r>
+        <w:rPr>
+          <w:rFonts w:ascii="TH Sarabun New" w:hAnsi="TH Sarabun New" w:cs="TH Sarabun New"/>
+          <w:sz w:val="32"/>
+          <w:szCs w:val="32"/>
+          <w:cs/>
+        </w:rPr>
+        <w:t xml:space="preserve">โดยประยุกต์ใช้ </w:t>
+      </w:r>
+      <w:r>
+        <w:rPr>
+          <w:rFonts w:ascii="TH Sarabun New" w:hAnsi="TH Sarabun New" w:cs="TH Sarabun New"/>
+          <w:sz w:val="32"/>
+          <w:szCs w:val="32"/>
+        </w:rPr>
+        <w:t xml:space="preserve">CWT </w:t>
+      </w:r>
+      <w:r>
+        <w:rPr>
+          <w:rFonts w:ascii="TH Sarabun New" w:hAnsi="TH Sarabun New" w:cs="TH Sarabun New"/>
+          <w:sz w:val="32"/>
+          <w:szCs w:val="32"/>
+          <w:cs/>
+        </w:rPr>
+        <w:t xml:space="preserve">กับสัญญาณ </w:t>
       </w:r>
       <w:r>
         <w:rPr>
@@ -2053,126 +2145,102 @@
           <w:szCs w:val="32"/>
           <w:cs/>
         </w:rPr>
-        <w:t>ให้อยู่ในรูปแบบ **โพรไฟล์ความหนาแน่นความน่าจะเป็นของแอมพลิจูดเชิงพลวัต (</w:t>
-      </w:r>
-      <w:r>
-        <w:rPr>
-          <w:rFonts w:ascii="TH Sarabun New" w:hAnsi="TH Sarabun New" w:cs="TH Sarabun New"/>
-          <w:sz w:val="32"/>
-          <w:szCs w:val="32"/>
-        </w:rPr>
-        <w:t xml:space="preserve">Dynamic Amplitude Probability Density: DAPD)** </w:t>
-      </w:r>
-      <w:r>
-        <w:rPr>
-          <w:rFonts w:ascii="TH Sarabun New" w:hAnsi="TH Sarabun New" w:cs="TH Sarabun New"/>
-          <w:sz w:val="32"/>
-          <w:szCs w:val="32"/>
-          <w:cs/>
-        </w:rPr>
-        <w:t xml:space="preserve">ซึ่งเป็นการแสดงผลข้อมูลเชิงภาพแบบ </w:t>
-      </w:r>
-      <w:r>
-        <w:rPr>
-          <w:rFonts w:ascii="TH Sarabun New" w:hAnsi="TH Sarabun New" w:cs="TH Sarabun New"/>
-          <w:sz w:val="32"/>
-          <w:szCs w:val="32"/>
-        </w:rPr>
-        <w:t>3</w:t>
-      </w:r>
-      <w:r>
-        <w:rPr>
-          <w:rFonts w:ascii="TH Sarabun New" w:hAnsi="TH Sarabun New" w:cs="TH Sarabun New"/>
-          <w:sz w:val="32"/>
-          <w:szCs w:val="32"/>
-          <w:cs/>
-        </w:rPr>
-        <w:t xml:space="preserve"> มิติที่เน้นย้ำคุณลักษณะเชิงพลวัต (</w:t>
-      </w:r>
-      <w:r>
-        <w:rPr>
-          <w:rFonts w:ascii="TH Sarabun New" w:hAnsi="TH Sarabun New" w:cs="TH Sarabun New"/>
-          <w:sz w:val="32"/>
-          <w:szCs w:val="32"/>
-        </w:rPr>
-        <w:t xml:space="preserve">dynamic feature) </w:t>
-      </w:r>
-      <w:r>
-        <w:rPr>
-          <w:rFonts w:ascii="TH Sarabun New" w:hAnsi="TH Sarabun New" w:cs="TH Sarabun New"/>
-          <w:sz w:val="32"/>
-          <w:szCs w:val="32"/>
-          <w:cs/>
-        </w:rPr>
-        <w:t xml:space="preserve">ของสัญญาณอย่างชัดเจน นอกจากนี้ </w:t>
-      </w:r>
-      <w:r>
-        <w:rPr>
-          <w:rFonts w:ascii="TH Sarabun New" w:hAnsi="TH Sarabun New" w:cs="TH Sarabun New"/>
-          <w:sz w:val="32"/>
-          <w:szCs w:val="32"/>
-        </w:rPr>
-        <w:t xml:space="preserve">DAPD </w:t>
-      </w:r>
-      <w:r>
-        <w:rPr>
-          <w:rFonts w:ascii="TH Sarabun New" w:hAnsi="TH Sarabun New" w:cs="TH Sarabun New"/>
-          <w:sz w:val="32"/>
-          <w:szCs w:val="32"/>
-          <w:cs/>
-        </w:rPr>
-        <w:t xml:space="preserve">ยังคงรักษาข้อมูล </w:t>
-      </w:r>
-      <w:r>
-        <w:rPr>
-          <w:rFonts w:ascii="TH Sarabun New" w:hAnsi="TH Sarabun New" w:cs="TH Sarabun New"/>
-          <w:sz w:val="32"/>
-          <w:szCs w:val="32"/>
-        </w:rPr>
-        <w:t xml:space="preserve">SMI </w:t>
-      </w:r>
-      <w:r>
-        <w:rPr>
-          <w:rFonts w:ascii="TH Sarabun New" w:hAnsi="TH Sarabun New" w:cs="TH Sarabun New"/>
-          <w:sz w:val="32"/>
-          <w:szCs w:val="32"/>
-          <w:cs/>
-        </w:rPr>
-        <w:t>ไว้ได้ พร้อมทั้งลดทอนองค์ประกอบแบบคงที่ (</w:t>
-      </w:r>
-      <w:r>
-        <w:rPr>
-          <w:rFonts w:ascii="TH Sarabun New" w:hAnsi="TH Sarabun New" w:cs="TH Sarabun New"/>
-          <w:sz w:val="32"/>
-          <w:szCs w:val="32"/>
-        </w:rPr>
-        <w:t xml:space="preserve">static component) </w:t>
-      </w:r>
-      <w:r>
-        <w:rPr>
-          <w:rFonts w:ascii="TH Sarabun New" w:hAnsi="TH Sarabun New" w:cs="TH Sarabun New"/>
-          <w:sz w:val="32"/>
-          <w:szCs w:val="32"/>
-          <w:cs/>
-        </w:rPr>
-        <w:t>ของสัญญาณลงไปพร้อมกัน จากนั้น ผู้วิจัยได้ใช้เทคนิคการเพิ่มจำนวนข้อมูล (</w:t>
-      </w:r>
-      <w:r>
-        <w:rPr>
-          <w:rFonts w:ascii="TH Sarabun New" w:hAnsi="TH Sarabun New" w:cs="TH Sarabun New"/>
-          <w:sz w:val="32"/>
-          <w:szCs w:val="32"/>
-        </w:rPr>
-        <w:t xml:space="preserve">data augmentation) </w:t>
-      </w:r>
-      <w:r>
-        <w:rPr>
-          <w:rFonts w:ascii="TH Sarabun New" w:hAnsi="TH Sarabun New" w:cs="TH Sarabun New"/>
-          <w:sz w:val="32"/>
-          <w:szCs w:val="32"/>
-          <w:cs/>
-        </w:rPr>
-        <w:t>เฉพาะทางเพื่อปรับเปลี่ยนคุณลักษณะความผันแปรของแอมพลิจูด อันเป็นการเพิ่มความหลากหลายของชุดข้อมูลการหกล้มให้มากยิ่งขึ้น</w:t>
+        <w:t>ที่ผ่านกระบวนการขจัดสัญญาณรบกวนด้วยอัลกอริทึมที่พัฒนาขึ้นใหม่ พร้อมทั้งสกัดข้อมูลความเร็ว (</w:t>
+      </w:r>
+      <w:r>
+        <w:rPr>
+          <w:rFonts w:ascii="TH Sarabun New" w:hAnsi="TH Sarabun New" w:cs="TH Sarabun New"/>
+          <w:sz w:val="32"/>
+          <w:szCs w:val="32"/>
+        </w:rPr>
+        <w:t xml:space="preserve">speed information) </w:t>
+      </w:r>
+      <w:r>
+        <w:rPr>
+          <w:rFonts w:ascii="TH Sarabun New" w:hAnsi="TH Sarabun New" w:cs="TH Sarabun New"/>
+          <w:sz w:val="32"/>
+          <w:szCs w:val="32"/>
+          <w:cs/>
+        </w:rPr>
+        <w:t>เพื่อใช้ในการแบ่งช่วงข้อมูล (</w:t>
+      </w:r>
+      <w:r>
+        <w:rPr>
+          <w:rFonts w:ascii="TH Sarabun New" w:hAnsi="TH Sarabun New" w:cs="TH Sarabun New"/>
+          <w:sz w:val="32"/>
+          <w:szCs w:val="32"/>
+        </w:rPr>
+        <w:t xml:space="preserve">segmentation) </w:t>
+      </w:r>
+      <w:r>
+        <w:rPr>
+          <w:rFonts w:ascii="TH Sarabun New" w:hAnsi="TH Sarabun New" w:cs="TH Sarabun New"/>
+          <w:sz w:val="32"/>
+          <w:szCs w:val="32"/>
+          <w:cs/>
+        </w:rPr>
+        <w:t xml:space="preserve">ก่อนนำภาพสเกโลแกรมที่ผ่านการแบ่งช่วงแล้วไปป้อนเข้าสู่ตัวจำแนกประเภทที่ใช้เทคนิคการเรียนรู้เชิงลึก </w:t>
+      </w:r>
+      <w:r>
+        <w:rPr>
+          <w:rFonts w:ascii="TH Sarabun New" w:hAnsi="TH Sarabun New" w:cs="TH Sarabun New"/>
+          <w:sz w:val="32"/>
+          <w:szCs w:val="32"/>
+          <w:cs/>
+        </w:rPr>
+        <w:lastRenderedPageBreak/>
+        <w:t>(</w:t>
+      </w:r>
+      <w:r>
+        <w:rPr>
+          <w:rFonts w:ascii="TH Sarabun New" w:hAnsi="TH Sarabun New" w:cs="TH Sarabun New"/>
+          <w:sz w:val="32"/>
+          <w:szCs w:val="32"/>
+        </w:rPr>
+        <w:t xml:space="preserve">Deep Learning: DL) </w:t>
+      </w:r>
+      <w:r>
+        <w:rPr>
+          <w:rFonts w:ascii="TH Sarabun New" w:hAnsi="TH Sarabun New" w:cs="TH Sarabun New"/>
+          <w:sz w:val="32"/>
+          <w:szCs w:val="32"/>
+          <w:cs/>
+        </w:rPr>
+        <w:t>ทั้งนี้ ผู้วิจัยยังได้นำเสนอวิธีการเพิ่มจำนวนชุดข้อมูล (</w:t>
+      </w:r>
+      <w:r>
+        <w:rPr>
+          <w:rFonts w:ascii="TH Sarabun New" w:hAnsi="TH Sarabun New" w:cs="TH Sarabun New"/>
+          <w:sz w:val="32"/>
+          <w:szCs w:val="32"/>
+        </w:rPr>
+        <w:t xml:space="preserve">dataset augmentation) </w:t>
+      </w:r>
+      <w:r>
+        <w:rPr>
+          <w:rFonts w:ascii="TH Sarabun New" w:hAnsi="TH Sarabun New" w:cs="TH Sarabun New"/>
+          <w:sz w:val="32"/>
+          <w:szCs w:val="32"/>
+          <w:cs/>
+        </w:rPr>
+        <w:t xml:space="preserve">ที่มีความเรียบง่ายแต่มีประสิทธิภาพ เพื่อสร้างภาพสเกโลแกรมหลายภาพจากข้อมูล </w:t>
+      </w:r>
+      <w:r>
+        <w:rPr>
+          <w:rFonts w:ascii="TH Sarabun New" w:hAnsi="TH Sarabun New" w:cs="TH Sarabun New"/>
+          <w:sz w:val="32"/>
+          <w:szCs w:val="32"/>
+        </w:rPr>
+        <w:t xml:space="preserve">CSI </w:t>
+      </w:r>
+      <w:r>
+        <w:rPr>
+          <w:rFonts w:ascii="TH Sarabun New" w:hAnsi="TH Sarabun New" w:cs="TH Sarabun New"/>
+          <w:sz w:val="32"/>
+          <w:szCs w:val="32"/>
+          <w:cs/>
+        </w:rPr>
+        <w:t>เพียงชุดเดียว</w:t>
       </w:r>
     </w:p>
     <w:p>
@@ -2197,7 +2265,6 @@
           <w:sz w:val="32"/>
           <w:szCs w:val="32"/>
         </w:rPr>
-        <w:lastRenderedPageBreak/>
         <w:tab/>
       </w:r>
       <w:r>
@@ -2207,143 +2274,109 @@
           <w:szCs w:val="32"/>
           <w:cs/>
         </w:rPr>
-        <w:t xml:space="preserve">ด้วยคุณสมบัติของ </w:t>
-      </w:r>
-      <w:r>
-        <w:rPr>
-          <w:rFonts w:ascii="TH Sarabun New" w:hAnsi="TH Sarabun New" w:cs="TH Sarabun New"/>
-          <w:sz w:val="32"/>
-          <w:szCs w:val="32"/>
-        </w:rPr>
-        <w:t xml:space="preserve">DAPD </w:t>
-      </w:r>
-      <w:r>
-        <w:rPr>
-          <w:rFonts w:ascii="TH Sarabun New" w:hAnsi="TH Sarabun New" w:cs="TH Sarabun New"/>
-          <w:sz w:val="32"/>
-          <w:szCs w:val="32"/>
-          <w:cs/>
-        </w:rPr>
-        <w:t>ทำให้ระบบสามารถใช้ประโยชน์จากองค์ความรู้ข้ามโดเมนได้อย่างมีประสิทธิภาพ โดยอาศัยโมเดลการเรียนรู้เชิงลึก **</w:t>
-      </w:r>
-      <w:r>
-        <w:rPr>
-          <w:rFonts w:ascii="TH Sarabun New" w:hAnsi="TH Sarabun New" w:cs="TH Sarabun New"/>
-          <w:sz w:val="32"/>
-          <w:szCs w:val="32"/>
-        </w:rPr>
-        <w:t xml:space="preserve">R2+1D** </w:t>
-      </w:r>
-      <w:r>
-        <w:rPr>
-          <w:rFonts w:ascii="TH Sarabun New" w:hAnsi="TH Sarabun New" w:cs="TH Sarabun New"/>
-          <w:sz w:val="32"/>
-          <w:szCs w:val="32"/>
-          <w:cs/>
-        </w:rPr>
-        <w:t>ที่ผ่านการฝึกล่วงหน้า (</w:t>
-      </w:r>
-      <w:r>
-        <w:rPr>
-          <w:rFonts w:ascii="TH Sarabun New" w:hAnsi="TH Sarabun New" w:cs="TH Sarabun New"/>
-          <w:sz w:val="32"/>
-          <w:szCs w:val="32"/>
-        </w:rPr>
-        <w:t xml:space="preserve">pretrained) </w:t>
-      </w:r>
-      <w:r>
-        <w:rPr>
-          <w:rFonts w:ascii="TH Sarabun New" w:hAnsi="TH Sarabun New" w:cs="TH Sarabun New"/>
-          <w:sz w:val="32"/>
-          <w:szCs w:val="32"/>
-          <w:cs/>
-        </w:rPr>
-        <w:t xml:space="preserve">จากงานที่ไม่มีความเกี่ยวข้องกันเลย ซึ่งช่วยเสริมความสามารถในการตรวจจับโดยไม่จำเป็นต้องใช้ข้อมูลจำนวนมาก ผลการทดลองแสดงให้เห็นว่า </w:t>
-      </w:r>
-      <w:r>
-        <w:rPr>
-          <w:rFonts w:ascii="TH Sarabun New" w:hAnsi="TH Sarabun New" w:cs="TH Sarabun New"/>
-          <w:sz w:val="32"/>
-          <w:szCs w:val="32"/>
-        </w:rPr>
-        <w:t xml:space="preserve">DapFall </w:t>
-      </w:r>
-      <w:r>
-        <w:rPr>
-          <w:rFonts w:ascii="TH Sarabun New" w:hAnsi="TH Sarabun New" w:cs="TH Sarabun New"/>
-          <w:sz w:val="32"/>
-          <w:szCs w:val="32"/>
-          <w:cs/>
-        </w:rPr>
-        <w:t>สามารถให้ค่าอัตราการตรวจพบจริง (</w:t>
-      </w:r>
-      <w:r>
-        <w:rPr>
-          <w:rFonts w:ascii="TH Sarabun New" w:hAnsi="TH Sarabun New" w:cs="TH Sarabun New"/>
-          <w:sz w:val="32"/>
-          <w:szCs w:val="32"/>
-        </w:rPr>
-        <w:t xml:space="preserve">Recall/True-Positive Rate: TPR) </w:t>
-      </w:r>
-      <w:r>
-        <w:rPr>
-          <w:rFonts w:ascii="TH Sarabun New" w:hAnsi="TH Sarabun New" w:cs="TH Sarabun New"/>
-          <w:sz w:val="32"/>
-          <w:szCs w:val="32"/>
-          <w:cs/>
-        </w:rPr>
-        <w:t>สูงถึง **</w:t>
-      </w:r>
-      <w:r>
-        <w:rPr>
-          <w:rFonts w:ascii="TH Sarabun New" w:hAnsi="TH Sarabun New" w:cs="TH Sarabun New"/>
-          <w:sz w:val="32"/>
-          <w:szCs w:val="32"/>
-        </w:rPr>
-        <w:t xml:space="preserve">94.3%** </w:t>
-      </w:r>
-      <w:r>
-        <w:rPr>
-          <w:rFonts w:ascii="TH Sarabun New" w:hAnsi="TH Sarabun New" w:cs="TH Sarabun New"/>
-          <w:sz w:val="32"/>
-          <w:szCs w:val="32"/>
-          <w:cs/>
-        </w:rPr>
-        <w:t>และอัตราการแจ้งเตือนผิดพลาด (</w:t>
-      </w:r>
-      <w:r>
-        <w:rPr>
-          <w:rFonts w:ascii="TH Sarabun New" w:hAnsi="TH Sarabun New" w:cs="TH Sarabun New"/>
-          <w:sz w:val="32"/>
-          <w:szCs w:val="32"/>
-        </w:rPr>
-        <w:t xml:space="preserve">False-Positive Rate: FPR) </w:t>
-      </w:r>
-      <w:r>
-        <w:rPr>
-          <w:rFonts w:ascii="TH Sarabun New" w:hAnsi="TH Sarabun New" w:cs="TH Sarabun New"/>
-          <w:sz w:val="32"/>
-          <w:szCs w:val="32"/>
-          <w:cs/>
-        </w:rPr>
-        <w:t>เพียง **</w:t>
-      </w:r>
-      <w:r>
-        <w:rPr>
-          <w:rFonts w:ascii="TH Sarabun New" w:hAnsi="TH Sarabun New" w:cs="TH Sarabun New"/>
-          <w:sz w:val="32"/>
-          <w:szCs w:val="32"/>
-        </w:rPr>
-        <w:t xml:space="preserve">6.25%** </w:t>
-      </w:r>
-      <w:r>
-        <w:rPr>
-          <w:rFonts w:ascii="TH Sarabun New" w:hAnsi="TH Sarabun New" w:cs="TH Sarabun New"/>
-          <w:sz w:val="32"/>
-          <w:szCs w:val="32"/>
-          <w:cs/>
-        </w:rPr>
-        <w:t>ในสภาพแวดล้อมดั้งเดิมแม้มีตัวอย่างข้อมูลฝึกสอนที่จำกัด อีกทั้งยังคงแสดงประสิทธิภาพที่มั่นคงในสภาพแวดล้อมอื่น ๆ โดยไม่จำเป็นต้องฝึกโมเดลใหม่แต่อย่างใด</w:t>
+        <w:t xml:space="preserve">ระบบที่นำเสนอนี้ได้ถูกนำไปทดสอบบนอุปกรณ์ </w:t>
+      </w:r>
+      <w:r>
+        <w:rPr>
+          <w:rFonts w:ascii="TH Sarabun New" w:hAnsi="TH Sarabun New" w:cs="TH Sarabun New"/>
+          <w:sz w:val="32"/>
+          <w:szCs w:val="32"/>
+        </w:rPr>
+        <w:t xml:space="preserve">WiFi </w:t>
+      </w:r>
+      <w:r>
+        <w:rPr>
+          <w:rFonts w:ascii="TH Sarabun New" w:hAnsi="TH Sarabun New" w:cs="TH Sarabun New"/>
+          <w:sz w:val="32"/>
+          <w:szCs w:val="32"/>
+          <w:cs/>
+        </w:rPr>
+        <w:t>เชิงพาณิชย์ และให้ผลลัพธ์ความแม่นยำในการตรวจจับการหกล้มสูงถึง **</w:t>
+      </w:r>
+      <w:r>
+        <w:rPr>
+          <w:rFonts w:ascii="TH Sarabun New" w:hAnsi="TH Sarabun New" w:cs="TH Sarabun New"/>
+          <w:sz w:val="32"/>
+          <w:szCs w:val="32"/>
+        </w:rPr>
+        <w:t xml:space="preserve">95.28% - 99.67%** </w:t>
+      </w:r>
+      <w:r>
+        <w:rPr>
+          <w:rFonts w:ascii="TH Sarabun New" w:hAnsi="TH Sarabun New" w:cs="TH Sarabun New"/>
+          <w:sz w:val="32"/>
+          <w:szCs w:val="32"/>
+          <w:cs/>
+        </w:rPr>
+        <w:t xml:space="preserve">ในสภาพแวดล้อมแบบ </w:t>
+      </w:r>
+      <w:r>
+        <w:rPr>
+          <w:rFonts w:ascii="TH Sarabun New" w:hAnsi="TH Sarabun New" w:cs="TH Sarabun New"/>
+          <w:sz w:val="32"/>
+          <w:szCs w:val="32"/>
+        </w:rPr>
+        <w:t xml:space="preserve">TTW </w:t>
+      </w:r>
+      <w:r>
+        <w:rPr>
+          <w:rFonts w:ascii="TH Sarabun New" w:hAnsi="TH Sarabun New" w:cs="TH Sarabun New"/>
+          <w:sz w:val="32"/>
+          <w:szCs w:val="32"/>
+          <w:cs/>
+        </w:rPr>
+        <w:t xml:space="preserve">และแบบข้ามโดเมน ซึ่งมีประสิทธิภาพเหนือกว่าวิธีการที่ใช้ </w:t>
+      </w:r>
+      <w:r>
+        <w:rPr>
+          <w:rFonts w:ascii="TH Sarabun New" w:hAnsi="TH Sarabun New" w:cs="TH Sarabun New"/>
+          <w:sz w:val="32"/>
+          <w:szCs w:val="32"/>
+        </w:rPr>
+        <w:t xml:space="preserve">WiFi </w:t>
+      </w:r>
+      <w:r>
+        <w:rPr>
+          <w:rFonts w:ascii="TH Sarabun New" w:hAnsi="TH Sarabun New" w:cs="TH Sarabun New"/>
+          <w:sz w:val="32"/>
+          <w:szCs w:val="32"/>
+          <w:cs/>
+        </w:rPr>
+        <w:t>เป็นฐานที่ทันสมัยที่สุดในปัจจุบัน (</w:t>
+      </w:r>
+      <w:r>
+        <w:rPr>
+          <w:rFonts w:ascii="TH Sarabun New" w:hAnsi="TH Sarabun New" w:cs="TH Sarabun New"/>
+          <w:sz w:val="32"/>
+          <w:szCs w:val="32"/>
+        </w:rPr>
+        <w:t xml:space="preserve">state-of-the-art) </w:t>
+      </w:r>
+      <w:r>
+        <w:rPr>
+          <w:rFonts w:ascii="TH Sarabun New" w:hAnsi="TH Sarabun New" w:cs="TH Sarabun New"/>
+          <w:sz w:val="32"/>
+          <w:szCs w:val="32"/>
+          <w:cs/>
+        </w:rPr>
+        <w:t xml:space="preserve">งานวิจัยนี้จึงเป็นแนวทางที่สำคัญสำหรับโครงงาน [ชื่อโปรเจกต์ของคุณ] เนื่องจากสอดคล้องกับแนวทางการตรวจจับการหกล้มด้วยสัญญาณ </w:t>
+      </w:r>
+      <w:r>
+        <w:rPr>
+          <w:rFonts w:ascii="TH Sarabun New" w:hAnsi="TH Sarabun New" w:cs="TH Sarabun New"/>
+          <w:sz w:val="32"/>
+          <w:szCs w:val="32"/>
+        </w:rPr>
+        <w:t xml:space="preserve">WiFi CSI </w:t>
+      </w:r>
+      <w:r>
+        <w:rPr>
+          <w:rFonts w:ascii="TH Sarabun New" w:hAnsi="TH Sarabun New" w:cs="TH Sarabun New"/>
+          <w:sz w:val="32"/>
+          <w:szCs w:val="32"/>
+          <w:cs/>
+        </w:rPr>
+        <w:t>ที่ไม่ต้องพึ่งพาฮาร์ดแวร์เฉพาะทาง</w:t>
       </w:r>
     </w:p>
     <w:p>
@@ -2386,15 +2419,7 @@
           <w:szCs w:val="32"/>
         </w:rPr>
         <w:tab/>
-        <w:t>2.2.</w:t>
-      </w:r>
-      <w:r>
-        <w:rPr>
-          <w:rFonts w:ascii="TH Sarabun New" w:hAnsi="TH Sarabun New" w:cs="TH Sarabun New"/>
-          <w:sz w:val="32"/>
-          <w:szCs w:val="32"/>
-        </w:rPr>
-        <w:t>3</w:t>
+        <w:t>2.2.2</w:t>
       </w:r>
       <w:r>
         <w:rPr>
@@ -2409,34 +2434,42 @@
           <w:rFonts w:ascii="TH Sarabun New" w:hAnsi="TH Sarabun New" w:cs="TH Sarabun New"/>
           <w:sz w:val="32"/>
           <w:szCs w:val="32"/>
-          <w:cs/>
-        </w:rPr>
-        <w:t xml:space="preserve">ระบบตรวจจับการหกล้มโดยใช้สัญญาณสภาวะช่องสัญญาณ </w:t>
-      </w:r>
-      <w:r>
-        <w:rPr>
-          <w:rFonts w:ascii="TH Sarabun New" w:hAnsi="TH Sarabun New" w:cs="TH Sarabun New"/>
-          <w:sz w:val="32"/>
-          <w:szCs w:val="32"/>
-        </w:rPr>
-        <w:t xml:space="preserve">WiFi </w:t>
-      </w:r>
-      <w:r>
-        <w:rPr>
-          <w:rFonts w:ascii="TH Sarabun New" w:hAnsi="TH Sarabun New" w:cs="TH Sarabun New"/>
-          <w:sz w:val="32"/>
-          <w:szCs w:val="32"/>
-          <w:cs/>
-        </w:rPr>
-        <w:t>ด้วยเทคนิคการเรียนรู้เชิงลึก (</w:t>
-      </w:r>
-      <w:r>
-        <w:rPr>
-          <w:rFonts w:ascii="TH Sarabun New" w:hAnsi="TH Sarabun New" w:cs="TH Sarabun New"/>
-          <w:sz w:val="32"/>
-          <w:szCs w:val="32"/>
-        </w:rPr>
-        <w:t>Deep Learning-Based Fall Detection Using WiFi Channel State Information)</w:t>
+        </w:rPr>
+        <w:t xml:space="preserve">DapFall: </w:t>
+      </w:r>
+      <w:r>
+        <w:rPr>
+          <w:rFonts w:ascii="TH Sarabun New" w:hAnsi="TH Sarabun New" w:cs="TH Sarabun New"/>
+          <w:sz w:val="32"/>
+          <w:szCs w:val="32"/>
+          <w:cs/>
+        </w:rPr>
+        <w:t xml:space="preserve">ระบบตรวจจับการหกล้มด้วยสัญญาณ </w:t>
+      </w:r>
+      <w:r>
+        <w:rPr>
+          <w:rFonts w:ascii="TH Sarabun New" w:hAnsi="TH Sarabun New" w:cs="TH Sarabun New"/>
+          <w:sz w:val="32"/>
+          <w:szCs w:val="32"/>
+        </w:rPr>
+        <w:t xml:space="preserve">WiFi CSI </w:t>
+      </w:r>
+      <w:r>
+        <w:rPr>
+          <w:rFonts w:ascii="TH Sarabun New" w:hAnsi="TH Sarabun New" w:cs="TH Sarabun New"/>
+          <w:sz w:val="32"/>
+          <w:szCs w:val="32"/>
+          <w:cs/>
+        </w:rPr>
+        <w:t>โดยใช้โพรไฟล์ความหนาแน่นความน่าจะเป็นของแอมพลิจูดเชิงพลวัต (</w:t>
+      </w:r>
+      <w:r>
+        <w:rPr>
+          <w:rFonts w:ascii="TH Sarabun New" w:hAnsi="TH Sarabun New" w:cs="TH Sarabun New"/>
+          <w:sz w:val="32"/>
+          <w:szCs w:val="32"/>
+        </w:rPr>
+        <w:t>DapFall: Dynamic Amplitude Probability Density Profile-Based Wi-Fi CSI Sensing for Fall Detection)</w:t>
       </w:r>
     </w:p>
     <w:p>
@@ -2469,7 +2502,7 @@
           <w:sz w:val="32"/>
           <w:szCs w:val="32"/>
         </w:rPr>
-        <w:t xml:space="preserve">Yi Chu </w:t>
+        <w:t xml:space="preserve">Zhuolong Chen </w:t>
       </w:r>
       <w:r>
         <w:rPr>
@@ -2486,50 +2519,16 @@
           <w:sz w:val="32"/>
           <w:szCs w:val="32"/>
         </w:rPr>
-        <w:t xml:space="preserve">2566) </w:t>
-      </w:r>
-      <w:r>
-        <w:rPr>
-          <w:rFonts w:ascii="TH Sarabun New" w:hAnsi="TH Sarabun New" w:cs="TH Sarabun New"/>
-          <w:sz w:val="32"/>
-          <w:szCs w:val="32"/>
-          <w:cs/>
-        </w:rPr>
-        <w:t>ระบุว่าการหกล้มเป็นหนึ่งในภัยคุกคามสำคัญต่อสุขภาพและความเป็นอยู่ที่ดีของผู้สูงอายุมาโดยตลอด โดยเฉพาะอย่างยิ่งเมื่อผู้สูงอายุอาศัยอยู่ตามลำพัง แม้ว่าจะมีการพัฒนาระบบตรวจจับการหกล้มทั้งแบบสวมใส่ (</w:t>
-      </w:r>
-      <w:r>
-        <w:rPr>
-          <w:rFonts w:ascii="TH Sarabun New" w:hAnsi="TH Sarabun New" w:cs="TH Sarabun New"/>
-          <w:sz w:val="32"/>
-          <w:szCs w:val="32"/>
-        </w:rPr>
-        <w:t xml:space="preserve">Wearable) </w:t>
-      </w:r>
-      <w:r>
-        <w:rPr>
-          <w:rFonts w:ascii="TH Sarabun New" w:hAnsi="TH Sarabun New" w:cs="TH Sarabun New"/>
-          <w:sz w:val="32"/>
-          <w:szCs w:val="32"/>
-          <w:cs/>
-        </w:rPr>
-        <w:t>และแบบไม่สวมใส่ (</w:t>
-      </w:r>
-      <w:r>
-        <w:rPr>
-          <w:rFonts w:ascii="TH Sarabun New" w:hAnsi="TH Sarabun New" w:cs="TH Sarabun New"/>
-          <w:sz w:val="32"/>
-          <w:szCs w:val="32"/>
-        </w:rPr>
-        <w:t xml:space="preserve">Non-wearable) </w:t>
-      </w:r>
-      <w:r>
-        <w:rPr>
-          <w:rFonts w:ascii="TH Sarabun New" w:hAnsi="TH Sarabun New" w:cs="TH Sarabun New"/>
-          <w:sz w:val="32"/>
-          <w:szCs w:val="32"/>
-          <w:cs/>
-        </w:rPr>
-        <w:t xml:space="preserve">มาแล้วก็ตาม แต่ระบบตรวจจับการหกล้มที่ใช้ค่าสภาวะช่องสัญญาณ </w:t>
+        <w:t xml:space="preserve">2568) </w:t>
+      </w:r>
+      <w:r>
+        <w:rPr>
+          <w:rFonts w:ascii="TH Sarabun New" w:hAnsi="TH Sarabun New" w:cs="TH Sarabun New"/>
+          <w:sz w:val="32"/>
+          <w:szCs w:val="32"/>
+          <w:cs/>
+        </w:rPr>
+        <w:t xml:space="preserve">ระบุว่าระบบกตรวจจับการหกล้มโดยใช้ค่าสภาวะช่องสัญญาณ </w:t>
       </w:r>
       <w:r>
         <w:rPr>
@@ -2546,83 +2545,75 @@
           <w:szCs w:val="32"/>
           <w:cs/>
         </w:rPr>
-        <w:t>กลับได้รับความสนใจจากนักวิจัยเป็นอย่างมาก เนื่องจากมีคุณสมบัติไม่รบกวนผู้ใช้งาน (</w:t>
-      </w:r>
-      <w:r>
-        <w:rPr>
-          <w:rFonts w:ascii="TH Sarabun New" w:hAnsi="TH Sarabun New" w:cs="TH Sarabun New"/>
-          <w:sz w:val="32"/>
-          <w:szCs w:val="32"/>
-        </w:rPr>
-        <w:t xml:space="preserve">Non-intrusive) </w:t>
-      </w:r>
-      <w:r>
-        <w:rPr>
-          <w:rFonts w:ascii="TH Sarabun New" w:hAnsi="TH Sarabun New" w:cs="TH Sarabun New"/>
-          <w:sz w:val="32"/>
-          <w:szCs w:val="32"/>
-          <w:cs/>
-        </w:rPr>
-        <w:t>และมีต้นทุนต่ำ ทั้งนี้แม้จะมีระบบตรวจจับการหกล้มที่ใช้เทคนิคการเรียนรู้ของเครื่อง (</w:t>
-      </w:r>
-      <w:r>
-        <w:rPr>
-          <w:rFonts w:ascii="TH Sarabun New" w:hAnsi="TH Sarabun New" w:cs="TH Sarabun New"/>
-          <w:sz w:val="32"/>
-          <w:szCs w:val="32"/>
-        </w:rPr>
-        <w:t xml:space="preserve">Machine Learning: ML) </w:t>
-      </w:r>
-      <w:r>
-        <w:rPr>
-          <w:rFonts w:ascii="TH Sarabun New" w:hAnsi="TH Sarabun New" w:cs="TH Sarabun New"/>
-          <w:sz w:val="32"/>
-          <w:szCs w:val="32"/>
-          <w:cs/>
-        </w:rPr>
-        <w:t xml:space="preserve">ร่วมกับ </w:t>
-      </w:r>
-      <w:r>
-        <w:rPr>
-          <w:rFonts w:ascii="TH Sarabun New" w:hAnsi="TH Sarabun New" w:cs="TH Sarabun New"/>
-          <w:sz w:val="32"/>
-          <w:szCs w:val="32"/>
-        </w:rPr>
-        <w:t xml:space="preserve">WiFi CSI </w:t>
-      </w:r>
-      <w:r>
-        <w:rPr>
-          <w:rFonts w:ascii="TH Sarabun New" w:hAnsi="TH Sarabun New" w:cs="TH Sarabun New"/>
-          <w:sz w:val="32"/>
-          <w:szCs w:val="32"/>
-          <w:cs/>
-        </w:rPr>
-        <w:t>อยู่แล้ว แต่ผู้วิจัยพบว่าระบบส่วนใหญ่ที่ฝึกด้วยชุดข้อมูลที่มีความครอบคลุมสูง (</w:t>
-      </w:r>
-      <w:r>
-        <w:rPr>
-          <w:rFonts w:ascii="TH Sarabun New" w:hAnsi="TH Sarabun New" w:cs="TH Sarabun New"/>
-          <w:sz w:val="32"/>
-          <w:szCs w:val="32"/>
-        </w:rPr>
-        <w:t xml:space="preserve">Comprehensive dataset) </w:t>
-      </w:r>
-      <w:r>
-        <w:rPr>
-          <w:rFonts w:ascii="TH Sarabun New" w:hAnsi="TH Sarabun New" w:cs="TH Sarabun New"/>
-          <w:sz w:val="32"/>
-          <w:szCs w:val="32"/>
-          <w:cs/>
-        </w:rPr>
-        <w:t>กลับมีแนวโน้มให้ความแม่นยำค่อนข้างต่ำ เมื่อเปรียบเทียบกับระบบที่ฝึกด้วยชุดข้อมูลที่มีความครอบคลุมน้อยกว่า (</w:t>
-      </w:r>
-      <w:r>
-        <w:rPr>
-          <w:rFonts w:ascii="TH Sarabun New" w:hAnsi="TH Sarabun New" w:cs="TH Sarabun New"/>
-          <w:sz w:val="32"/>
-          <w:szCs w:val="32"/>
-        </w:rPr>
-        <w:t>less inclusive dataset)</w:t>
+        <w:t xml:space="preserve">มีความอ่อนไหวสูงต่อการเปลี่ยนแปลงสภาพแวดล้อม โดยงานวิจัยที่ผ่านมามักละเลยข้อมูลความสัมพันธ์ร่วมระหว่างสับแคริเออร์ของสัญญาณ </w:t>
+      </w:r>
+      <w:r>
+        <w:rPr>
+          <w:rFonts w:ascii="TH Sarabun New" w:hAnsi="TH Sarabun New" w:cs="TH Sarabun New"/>
+          <w:sz w:val="32"/>
+          <w:szCs w:val="32"/>
+        </w:rPr>
+        <w:t xml:space="preserve">CSI (CSI Subcarrier Mutual Information: SMI) </w:t>
+      </w:r>
+      <w:r>
+        <w:rPr>
+          <w:rFonts w:ascii="TH Sarabun New" w:hAnsi="TH Sarabun New" w:cs="TH Sarabun New"/>
+          <w:sz w:val="32"/>
+          <w:szCs w:val="32"/>
+          <w:cs/>
+        </w:rPr>
+        <w:t>ซึ่งเป็นข้อมูลที่มีความสำคัญในการแสดงลักษณะเฉพาะของแต่ละกิจกรรม และมีความทนทานต่อการเปลี่ยนแปลงสภาพแวดล้อม ด้วยเหตุนี้ ผู้วิจัยจึงได้นำเสนอระบบ **</w:t>
+      </w:r>
+      <w:r>
+        <w:rPr>
+          <w:rFonts w:ascii="TH Sarabun New" w:hAnsi="TH Sarabun New" w:cs="TH Sarabun New"/>
+          <w:sz w:val="32"/>
+          <w:szCs w:val="32"/>
+        </w:rPr>
+        <w:t xml:space="preserve">DapFall** </w:t>
+      </w:r>
+      <w:r>
+        <w:rPr>
+          <w:rFonts w:ascii="TH Sarabun New" w:hAnsi="TH Sarabun New" w:cs="TH Sarabun New"/>
+          <w:sz w:val="32"/>
+          <w:szCs w:val="32"/>
+          <w:cs/>
+        </w:rPr>
+        <w:t>ซึ่งเป็นระบบที่มีประสิทธิภาพในการใช้ข้อมูลอย่างคุ้มค่า (</w:t>
+      </w:r>
+      <w:r>
+        <w:rPr>
+          <w:rFonts w:ascii="TH Sarabun New" w:hAnsi="TH Sarabun New" w:cs="TH Sarabun New"/>
+          <w:sz w:val="32"/>
+          <w:szCs w:val="32"/>
+        </w:rPr>
+        <w:t xml:space="preserve">data-efficient) </w:t>
+      </w:r>
+      <w:r>
+        <w:rPr>
+          <w:rFonts w:ascii="TH Sarabun New" w:hAnsi="TH Sarabun New" w:cs="TH Sarabun New"/>
+          <w:sz w:val="32"/>
+          <w:szCs w:val="32"/>
+          <w:cs/>
+        </w:rPr>
+        <w:t>และสามารถตรวจจับการหกล้มข้ามสภาพแวดล้อม (</w:t>
+      </w:r>
+      <w:r>
+        <w:rPr>
+          <w:rFonts w:ascii="TH Sarabun New" w:hAnsi="TH Sarabun New" w:cs="TH Sarabun New"/>
+          <w:sz w:val="32"/>
+          <w:szCs w:val="32"/>
+        </w:rPr>
+        <w:t xml:space="preserve">cross-environment) </w:t>
+      </w:r>
+      <w:r>
+        <w:rPr>
+          <w:rFonts w:ascii="TH Sarabun New" w:hAnsi="TH Sarabun New" w:cs="TH Sarabun New"/>
+          <w:sz w:val="32"/>
+          <w:szCs w:val="32"/>
+          <w:cs/>
+        </w:rPr>
+        <w:t>ได้โดยไม่จำเป็นต้องฝึกโมเดลใหม่</w:t>
       </w:r>
     </w:p>
     <w:p>
@@ -2656,41 +2647,24 @@
           <w:szCs w:val="32"/>
           <w:cs/>
         </w:rPr>
-        <w:t>จากปัญหาดังกล่าว ผู้วิจัยจึงได้นำเสนอเทคนิคการตรวจจับการหกล้มแบบใหม่โดยใช้การเรียนรู้เชิงลึก (</w:t>
-      </w:r>
-      <w:r>
-        <w:rPr>
-          <w:rFonts w:ascii="TH Sarabun New" w:hAnsi="TH Sarabun New" w:cs="TH Sarabun New"/>
-          <w:sz w:val="32"/>
-          <w:szCs w:val="32"/>
-        </w:rPr>
-        <w:t xml:space="preserve">Deep Learning) </w:t>
-      </w:r>
-      <w:r>
-        <w:rPr>
-          <w:rFonts w:ascii="TH Sarabun New" w:hAnsi="TH Sarabun New" w:cs="TH Sarabun New"/>
-          <w:sz w:val="32"/>
-          <w:szCs w:val="32"/>
-          <w:cs/>
-        </w:rPr>
-        <w:t xml:space="preserve">โดยขั้นแรก ผู้วิจัยได้ทำการติดตั้งและประเมินเครื่องมือเก็บข้อมูล </w:t>
-      </w:r>
-      <w:r>
-        <w:rPr>
-          <w:rFonts w:ascii="TH Sarabun New" w:hAnsi="TH Sarabun New" w:cs="TH Sarabun New"/>
-          <w:sz w:val="32"/>
-          <w:szCs w:val="32"/>
-        </w:rPr>
-        <w:t xml:space="preserve">WiFi CSI </w:t>
-      </w:r>
-      <w:r>
-        <w:rPr>
-          <w:rFonts w:ascii="TH Sarabun New" w:hAnsi="TH Sarabun New" w:cs="TH Sarabun New"/>
-          <w:sz w:val="32"/>
-          <w:szCs w:val="32"/>
-          <w:cs/>
-        </w:rPr>
-        <w:t xml:space="preserve">ที่แตกต่างกันหลายชนิด เพื่อพิจารณาศักยภาพในการนำไปใช้กับงานตรวจจับการหกล้ม จากนั้น เพื่อพัฒนาเทคนิคการตรวจจับที่มีความแม่นยำสูง ผู้วิจัยได้สร้างชุดข้อมูลที่มีความครอบคลุมสูง ซึ่งประกอบด้วยตัวอย่างข้อมูล </w:t>
+        <w:t xml:space="preserve">แนวคิดหลักของ </w:t>
+      </w:r>
+      <w:r>
+        <w:rPr>
+          <w:rFonts w:ascii="TH Sarabun New" w:hAnsi="TH Sarabun New" w:cs="TH Sarabun New"/>
+          <w:sz w:val="32"/>
+          <w:szCs w:val="32"/>
+        </w:rPr>
+        <w:t xml:space="preserve">DapFall </w:t>
+      </w:r>
+      <w:r>
+        <w:rPr>
+          <w:rFonts w:ascii="TH Sarabun New" w:hAnsi="TH Sarabun New" w:cs="TH Sarabun New"/>
+          <w:sz w:val="32"/>
+          <w:szCs w:val="32"/>
+          <w:cs/>
+        </w:rPr>
+        <w:t xml:space="preserve">คือการแปลงค่าแอมพลิจูดของสัญญาณ </w:t>
       </w:r>
       <w:r>
         <w:rPr>
@@ -2707,58 +2681,126 @@
           <w:szCs w:val="32"/>
           <w:cs/>
         </w:rPr>
-        <w:t xml:space="preserve">มากกว่า </w:t>
-      </w:r>
-      <w:r>
-        <w:rPr>
-          <w:rFonts w:ascii="TH Sarabun New" w:hAnsi="TH Sarabun New" w:cs="TH Sarabun New"/>
-          <w:sz w:val="32"/>
-          <w:szCs w:val="32"/>
-        </w:rPr>
-        <w:t>700</w:t>
-      </w:r>
-      <w:r>
-        <w:rPr>
-          <w:rFonts w:ascii="TH Sarabun New" w:hAnsi="TH Sarabun New" w:cs="TH Sarabun New"/>
-          <w:sz w:val="32"/>
-          <w:szCs w:val="32"/>
-          <w:cs/>
-        </w:rPr>
-        <w:t xml:space="preserve"> ตัวอย่าง ครอบคลุมทั้งประเภทของการหกล้มที่หลากหลายและกิจกรรมประจำวันอื่น ๆ โดยดำเนินการเก็บข้อมูลในสภาพแวดล้อมภายในอาคารที่แตกต่างกันถึง </w:t>
-      </w:r>
-      <w:r>
-        <w:rPr>
-          <w:rFonts w:ascii="TH Sarabun New" w:hAnsi="TH Sarabun New" w:cs="TH Sarabun New"/>
-          <w:sz w:val="32"/>
-          <w:szCs w:val="32"/>
-        </w:rPr>
-        <w:t>4</w:t>
-      </w:r>
-      <w:r>
-        <w:rPr>
-          <w:rFonts w:ascii="TH Sarabun New" w:hAnsi="TH Sarabun New" w:cs="TH Sarabun New"/>
-          <w:sz w:val="32"/>
-          <w:szCs w:val="32"/>
-          <w:cs/>
-        </w:rPr>
-        <w:t xml:space="preserve"> แห่ง ทั้งบนเส้นทางสัญญาณหลัก (</w:t>
-      </w:r>
-      <w:r>
-        <w:rPr>
-          <w:rFonts w:ascii="TH Sarabun New" w:hAnsi="TH Sarabun New" w:cs="TH Sarabun New"/>
-          <w:sz w:val="32"/>
-          <w:szCs w:val="32"/>
-        </w:rPr>
-        <w:t xml:space="preserve">dominant path) </w:t>
-      </w:r>
-      <w:r>
-        <w:rPr>
-          <w:rFonts w:ascii="TH Sarabun New" w:hAnsi="TH Sarabun New" w:cs="TH Sarabun New"/>
-          <w:sz w:val="32"/>
-          <w:szCs w:val="32"/>
-          <w:cs/>
-        </w:rPr>
-        <w:t>และนอกเส้นทางสัญญาณหลัก</w:t>
+        <w:t>ให้อยู่ในรูปแบบ **โพรไฟล์ความหนาแน่นความน่าจะเป็นของแอมพลิจูดเชิงพลวัต (</w:t>
+      </w:r>
+      <w:r>
+        <w:rPr>
+          <w:rFonts w:ascii="TH Sarabun New" w:hAnsi="TH Sarabun New" w:cs="TH Sarabun New"/>
+          <w:sz w:val="32"/>
+          <w:szCs w:val="32"/>
+        </w:rPr>
+        <w:t xml:space="preserve">Dynamic Amplitude Probability Density: DAPD)** </w:t>
+      </w:r>
+      <w:r>
+        <w:rPr>
+          <w:rFonts w:ascii="TH Sarabun New" w:hAnsi="TH Sarabun New" w:cs="TH Sarabun New"/>
+          <w:sz w:val="32"/>
+          <w:szCs w:val="32"/>
+          <w:cs/>
+        </w:rPr>
+        <w:t xml:space="preserve">ซึ่งเป็นการแสดงผลข้อมูลเชิงภาพแบบ </w:t>
+      </w:r>
+      <w:r>
+        <w:rPr>
+          <w:rFonts w:ascii="TH Sarabun New" w:hAnsi="TH Sarabun New" w:cs="TH Sarabun New"/>
+          <w:sz w:val="32"/>
+          <w:szCs w:val="32"/>
+        </w:rPr>
+        <w:t>3</w:t>
+      </w:r>
+      <w:r>
+        <w:rPr>
+          <w:rFonts w:ascii="TH Sarabun New" w:hAnsi="TH Sarabun New" w:cs="TH Sarabun New"/>
+          <w:sz w:val="32"/>
+          <w:szCs w:val="32"/>
+          <w:cs/>
+        </w:rPr>
+        <w:t xml:space="preserve"> มิติที่เน้นย้ำคุณลักษณะเชิงพลวัต (</w:t>
+      </w:r>
+      <w:r>
+        <w:rPr>
+          <w:rFonts w:ascii="TH Sarabun New" w:hAnsi="TH Sarabun New" w:cs="TH Sarabun New"/>
+          <w:sz w:val="32"/>
+          <w:szCs w:val="32"/>
+        </w:rPr>
+        <w:t xml:space="preserve">dynamic feature) </w:t>
+      </w:r>
+      <w:r>
+        <w:rPr>
+          <w:rFonts w:ascii="TH Sarabun New" w:hAnsi="TH Sarabun New" w:cs="TH Sarabun New"/>
+          <w:sz w:val="32"/>
+          <w:szCs w:val="32"/>
+          <w:cs/>
+        </w:rPr>
+        <w:t xml:space="preserve">ของสัญญาณอย่างชัดเจน นอกจากนี้ </w:t>
+      </w:r>
+      <w:r>
+        <w:rPr>
+          <w:rFonts w:ascii="TH Sarabun New" w:hAnsi="TH Sarabun New" w:cs="TH Sarabun New"/>
+          <w:sz w:val="32"/>
+          <w:szCs w:val="32"/>
+        </w:rPr>
+        <w:t xml:space="preserve">DAPD </w:t>
+      </w:r>
+      <w:r>
+        <w:rPr>
+          <w:rFonts w:ascii="TH Sarabun New" w:hAnsi="TH Sarabun New" w:cs="TH Sarabun New"/>
+          <w:sz w:val="32"/>
+          <w:szCs w:val="32"/>
+          <w:cs/>
+        </w:rPr>
+        <w:t xml:space="preserve">ยังคงรักษาข้อมูล </w:t>
+      </w:r>
+      <w:r>
+        <w:rPr>
+          <w:rFonts w:ascii="TH Sarabun New" w:hAnsi="TH Sarabun New" w:cs="TH Sarabun New"/>
+          <w:sz w:val="32"/>
+          <w:szCs w:val="32"/>
+        </w:rPr>
+        <w:t xml:space="preserve">SMI </w:t>
+      </w:r>
+      <w:r>
+        <w:rPr>
+          <w:rFonts w:ascii="TH Sarabun New" w:hAnsi="TH Sarabun New" w:cs="TH Sarabun New"/>
+          <w:sz w:val="32"/>
+          <w:szCs w:val="32"/>
+          <w:cs/>
+        </w:rPr>
+        <w:t>ไว้ได้ พร้อมทั้งลดทอนองค์ประกอบแบบคงที่ (</w:t>
+      </w:r>
+      <w:r>
+        <w:rPr>
+          <w:rFonts w:ascii="TH Sarabun New" w:hAnsi="TH Sarabun New" w:cs="TH Sarabun New"/>
+          <w:sz w:val="32"/>
+          <w:szCs w:val="32"/>
+        </w:rPr>
+        <w:t xml:space="preserve">static component) </w:t>
+      </w:r>
+      <w:r>
+        <w:rPr>
+          <w:rFonts w:ascii="TH Sarabun New" w:hAnsi="TH Sarabun New" w:cs="TH Sarabun New"/>
+          <w:sz w:val="32"/>
+          <w:szCs w:val="32"/>
+          <w:cs/>
+        </w:rPr>
+        <w:t>ของสัญญาณลงไปพร้อมกัน จากนั้น ผู้วิจัยได้ใช้เทคนิคการเพิ่มจำนวนข้อมูล (</w:t>
+      </w:r>
+      <w:r>
+        <w:rPr>
+          <w:rFonts w:ascii="TH Sarabun New" w:hAnsi="TH Sarabun New" w:cs="TH Sarabun New"/>
+          <w:sz w:val="32"/>
+          <w:szCs w:val="32"/>
+        </w:rPr>
+        <w:t xml:space="preserve">data augmentation) </w:t>
+      </w:r>
+      <w:r>
+        <w:rPr>
+          <w:rFonts w:ascii="TH Sarabun New" w:hAnsi="TH Sarabun New" w:cs="TH Sarabun New"/>
+          <w:sz w:val="32"/>
+          <w:szCs w:val="32"/>
+          <w:cs/>
+        </w:rPr>
+        <w:t>เฉพาะทางเพื่อปรับเปลี่ยนคุณลักษณะความผันแปรของแอมพลิจูด อันเป็นการเพิ่มความหลากหลายของชุดข้อมูลการหกล้มให้มากยิ่งขึ้น</w:t>
       </w:r>
     </w:p>
     <w:p>
@@ -2792,24 +2834,58 @@
           <w:szCs w:val="32"/>
           <w:cs/>
         </w:rPr>
-        <w:t>ด้วยชุดข้อมูลดังกล่าว ผู้วิจัยได้พัฒนาตัวจำแนกประเภทบนพื้นฐานของการเรียนรู้เชิงลึก โดยประยุกต์ใช้อัลกอริทึมการจำแนกภาพ (</w:t>
-      </w:r>
-      <w:r>
-        <w:rPr>
-          <w:rFonts w:ascii="TH Sarabun New" w:hAnsi="TH Sarabun New" w:cs="TH Sarabun New"/>
-          <w:sz w:val="32"/>
-          <w:szCs w:val="32"/>
-        </w:rPr>
-        <w:t xml:space="preserve">image classification algorithm) </w:t>
-      </w:r>
-      <w:r>
-        <w:rPr>
-          <w:rFonts w:ascii="TH Sarabun New" w:hAnsi="TH Sarabun New" w:cs="TH Sarabun New"/>
-          <w:sz w:val="32"/>
-          <w:szCs w:val="32"/>
-          <w:cs/>
-        </w:rPr>
-        <w:t>ซึ่งจุดเด่นสำคัญของเทคนิคที่</w:t>
+        <w:t xml:space="preserve">ด้วยคุณสมบัติของ </w:t>
+      </w:r>
+      <w:r>
+        <w:rPr>
+          <w:rFonts w:ascii="TH Sarabun New" w:hAnsi="TH Sarabun New" w:cs="TH Sarabun New"/>
+          <w:sz w:val="32"/>
+          <w:szCs w:val="32"/>
+        </w:rPr>
+        <w:t xml:space="preserve">DAPD </w:t>
+      </w:r>
+      <w:r>
+        <w:rPr>
+          <w:rFonts w:ascii="TH Sarabun New" w:hAnsi="TH Sarabun New" w:cs="TH Sarabun New"/>
+          <w:sz w:val="32"/>
+          <w:szCs w:val="32"/>
+          <w:cs/>
+        </w:rPr>
+        <w:t>ทำให้ระบบสามารถใช้ประโยชน์จากองค์ความรู้ข้ามโดเมนได้อย่างมีประสิทธิภาพ โดยอาศัยโมเดลการเรียนรู้เชิงลึก **</w:t>
+      </w:r>
+      <w:r>
+        <w:rPr>
+          <w:rFonts w:ascii="TH Sarabun New" w:hAnsi="TH Sarabun New" w:cs="TH Sarabun New"/>
+          <w:sz w:val="32"/>
+          <w:szCs w:val="32"/>
+        </w:rPr>
+        <w:t xml:space="preserve">R2+1D** </w:t>
+      </w:r>
+      <w:r>
+        <w:rPr>
+          <w:rFonts w:ascii="TH Sarabun New" w:hAnsi="TH Sarabun New" w:cs="TH Sarabun New"/>
+          <w:sz w:val="32"/>
+          <w:szCs w:val="32"/>
+          <w:cs/>
+        </w:rPr>
+        <w:t>ที่ผ่านการฝึกล่วงหน้า (</w:t>
+      </w:r>
+      <w:r>
+        <w:rPr>
+          <w:rFonts w:ascii="TH Sarabun New" w:hAnsi="TH Sarabun New" w:cs="TH Sarabun New"/>
+          <w:sz w:val="32"/>
+          <w:szCs w:val="32"/>
+        </w:rPr>
+        <w:t xml:space="preserve">pretrained) </w:t>
+      </w:r>
+      <w:r>
+        <w:rPr>
+          <w:rFonts w:ascii="TH Sarabun New" w:hAnsi="TH Sarabun New" w:cs="TH Sarabun New"/>
+          <w:sz w:val="32"/>
+          <w:szCs w:val="32"/>
+          <w:cs/>
+        </w:rPr>
+        <w:t>จาก</w:t>
       </w:r>
       <w:r>
         <w:rPr>
@@ -2819,41 +2895,92 @@
           <w:cs/>
         </w:rPr>
         <w:lastRenderedPageBreak/>
-        <w:t>นำเสนอนี้คือ แตกต่างจากระบบตรวจจับการหกล้มอื่น ๆ ตรงที่ ต้องการเพียงขั้นตอนการลดอัตราสุ่มตัวอย่าง (</w:t>
-      </w:r>
-      <w:r>
-        <w:rPr>
-          <w:rFonts w:ascii="TH Sarabun New" w:hAnsi="TH Sarabun New" w:cs="TH Sarabun New"/>
-          <w:sz w:val="32"/>
-          <w:szCs w:val="32"/>
-        </w:rPr>
-        <w:t xml:space="preserve">down sampling) </w:t>
-      </w:r>
-      <w:r>
-        <w:rPr>
-          <w:rFonts w:ascii="TH Sarabun New" w:hAnsi="TH Sarabun New" w:cs="TH Sarabun New"/>
-          <w:sz w:val="32"/>
-          <w:szCs w:val="32"/>
-          <w:cs/>
-        </w:rPr>
-        <w:t>และการปรับรูปทรงข้อมูล (</w:t>
-      </w:r>
-      <w:r>
-        <w:rPr>
-          <w:rFonts w:ascii="TH Sarabun New" w:hAnsi="TH Sarabun New" w:cs="TH Sarabun New"/>
-          <w:sz w:val="32"/>
-          <w:szCs w:val="32"/>
-        </w:rPr>
-        <w:t xml:space="preserve">reshaping) </w:t>
-      </w:r>
-      <w:r>
-        <w:rPr>
-          <w:rFonts w:ascii="TH Sarabun New" w:hAnsi="TH Sarabun New" w:cs="TH Sarabun New"/>
-          <w:sz w:val="32"/>
-          <w:szCs w:val="32"/>
-          <w:cs/>
-        </w:rPr>
-        <w:t>ในกระบวนการเตรียมข้อมูลเบื้องต้นเท่านั้น โดยไม่จำเป็นต้องผ่านกระบวนการแปลงสัญญาณที่ซับซ้อน เช่น การสร้างสเปกโตรแกรมหรือการขจัดสัญญาณรบกวนแบบเวฟเล็ต</w:t>
+        <w:t xml:space="preserve">งานที่ไม่มีความเกี่ยวข้องกันเลย ซึ่งช่วยเสริมความสามารถในการตรวจจับโดยไม่จำเป็นต้องใช้ข้อมูลจำนวนมาก ผลการทดลองแสดงให้เห็นว่า </w:t>
+      </w:r>
+      <w:r>
+        <w:rPr>
+          <w:rFonts w:ascii="TH Sarabun New" w:hAnsi="TH Sarabun New" w:cs="TH Sarabun New"/>
+          <w:sz w:val="32"/>
+          <w:szCs w:val="32"/>
+        </w:rPr>
+        <w:t xml:space="preserve">DapFall </w:t>
+      </w:r>
+      <w:r>
+        <w:rPr>
+          <w:rFonts w:ascii="TH Sarabun New" w:hAnsi="TH Sarabun New" w:cs="TH Sarabun New"/>
+          <w:sz w:val="32"/>
+          <w:szCs w:val="32"/>
+          <w:cs/>
+        </w:rPr>
+        <w:t>สามารถให้ค่าอัตราการตรวจพบจริง (</w:t>
+      </w:r>
+      <w:r>
+        <w:rPr>
+          <w:rFonts w:ascii="TH Sarabun New" w:hAnsi="TH Sarabun New" w:cs="TH Sarabun New"/>
+          <w:sz w:val="32"/>
+          <w:szCs w:val="32"/>
+        </w:rPr>
+        <w:t xml:space="preserve">Recall/True-Positive Rate: TPR) </w:t>
+      </w:r>
+      <w:r>
+        <w:rPr>
+          <w:rFonts w:ascii="TH Sarabun New" w:hAnsi="TH Sarabun New" w:cs="TH Sarabun New"/>
+          <w:sz w:val="32"/>
+          <w:szCs w:val="32"/>
+          <w:cs/>
+        </w:rPr>
+        <w:t>สูงถึง **</w:t>
+      </w:r>
+      <w:r>
+        <w:rPr>
+          <w:rFonts w:ascii="TH Sarabun New" w:hAnsi="TH Sarabun New" w:cs="TH Sarabun New"/>
+          <w:sz w:val="32"/>
+          <w:szCs w:val="32"/>
+        </w:rPr>
+        <w:t xml:space="preserve">94.3%** </w:t>
+      </w:r>
+      <w:r>
+        <w:rPr>
+          <w:rFonts w:ascii="TH Sarabun New" w:hAnsi="TH Sarabun New" w:cs="TH Sarabun New"/>
+          <w:sz w:val="32"/>
+          <w:szCs w:val="32"/>
+          <w:cs/>
+        </w:rPr>
+        <w:t>และอัตราการแจ้งเตือนผิดพลาด (</w:t>
+      </w:r>
+      <w:r>
+        <w:rPr>
+          <w:rFonts w:ascii="TH Sarabun New" w:hAnsi="TH Sarabun New" w:cs="TH Sarabun New"/>
+          <w:sz w:val="32"/>
+          <w:szCs w:val="32"/>
+        </w:rPr>
+        <w:t xml:space="preserve">False-Positive Rate: FPR) </w:t>
+      </w:r>
+      <w:r>
+        <w:rPr>
+          <w:rFonts w:ascii="TH Sarabun New" w:hAnsi="TH Sarabun New" w:cs="TH Sarabun New"/>
+          <w:sz w:val="32"/>
+          <w:szCs w:val="32"/>
+          <w:cs/>
+        </w:rPr>
+        <w:t>เพียง **</w:t>
+      </w:r>
+      <w:r>
+        <w:rPr>
+          <w:rFonts w:ascii="TH Sarabun New" w:hAnsi="TH Sarabun New" w:cs="TH Sarabun New"/>
+          <w:sz w:val="32"/>
+          <w:szCs w:val="32"/>
+        </w:rPr>
+        <w:t xml:space="preserve">6.25%** </w:t>
+      </w:r>
+      <w:r>
+        <w:rPr>
+          <w:rFonts w:ascii="TH Sarabun New" w:hAnsi="TH Sarabun New" w:cs="TH Sarabun New"/>
+          <w:sz w:val="32"/>
+          <w:szCs w:val="32"/>
+          <w:cs/>
+        </w:rPr>
+        <w:t>ในสภาพแวดล้อมดั้งเดิมแม้มีตัวอย่างข้อมูลฝึกสอนที่จำกัด อีกทั้งยังคงแสดงประสิทธิภาพที่มั่นคงในสภาพแวดล้อมอื่น ๆ โดยไม่จำเป็นต้องฝึกโมเดลใหม่แต่อย่างใด</w:t>
       </w:r>
     </w:p>
     <w:p>
@@ -2872,125 +2999,6 @@
           <w:szCs w:val="32"/>
         </w:rPr>
       </w:pPr>
-      <w:r>
-        <w:rPr>
-          <w:rFonts w:ascii="TH Sarabun New" w:hAnsi="TH Sarabun New" w:cs="TH Sarabun New"/>
-          <w:sz w:val="32"/>
-          <w:szCs w:val="32"/>
-        </w:rPr>
-        <w:tab/>
-      </w:r>
-      <w:r>
-        <w:rPr>
-          <w:rFonts w:ascii="TH Sarabun New" w:hAnsi="TH Sarabun New" w:cs="TH Sarabun New"/>
-          <w:sz w:val="32"/>
-          <w:szCs w:val="32"/>
-          <w:cs/>
-        </w:rPr>
-        <w:t xml:space="preserve">ผลการประเมินระบบตรวจจับการหกล้มที่นำเสนอด้วยชุดข้อมูลที่สร้างขึ้น แสดงให้เห็นว่าระบบดังกล่าวมีประสิทธิภาพเหนือกว่าระบบที่มีอยู่เดิมอีก </w:t>
-      </w:r>
-      <w:r>
-        <w:rPr>
-          <w:rFonts w:ascii="TH Sarabun New" w:hAnsi="TH Sarabun New" w:cs="TH Sarabun New"/>
-          <w:sz w:val="32"/>
-          <w:szCs w:val="32"/>
-        </w:rPr>
-        <w:t xml:space="preserve">2 </w:t>
-      </w:r>
-      <w:r>
-        <w:rPr>
-          <w:rFonts w:ascii="TH Sarabun New" w:hAnsi="TH Sarabun New" w:cs="TH Sarabun New"/>
-          <w:sz w:val="32"/>
-          <w:szCs w:val="32"/>
-          <w:cs/>
-        </w:rPr>
-        <w:t xml:space="preserve">ระบบ โดยสามารถให้ความแม่นยำ **มากกว่า </w:t>
-      </w:r>
-      <w:r>
-        <w:rPr>
-          <w:rFonts w:ascii="TH Sarabun New" w:hAnsi="TH Sarabun New" w:cs="TH Sarabun New"/>
-          <w:sz w:val="32"/>
-          <w:szCs w:val="32"/>
-        </w:rPr>
-        <w:t xml:space="preserve">96%** </w:t>
-      </w:r>
-      <w:r>
-        <w:rPr>
-          <w:rFonts w:ascii="TH Sarabun New" w:hAnsi="TH Sarabun New" w:cs="TH Sarabun New"/>
-          <w:sz w:val="32"/>
-          <w:szCs w:val="32"/>
-          <w:cs/>
-        </w:rPr>
-        <w:t xml:space="preserve">สำหรับข้อมูล </w:t>
-      </w:r>
-      <w:r>
-        <w:rPr>
-          <w:rFonts w:ascii="TH Sarabun New" w:hAnsi="TH Sarabun New" w:cs="TH Sarabun New"/>
-          <w:sz w:val="32"/>
-          <w:szCs w:val="32"/>
-        </w:rPr>
-        <w:t xml:space="preserve">CSI </w:t>
-      </w:r>
-      <w:r>
-        <w:rPr>
-          <w:rFonts w:ascii="TH Sarabun New" w:hAnsi="TH Sarabun New" w:cs="TH Sarabun New"/>
-          <w:sz w:val="32"/>
-          <w:szCs w:val="32"/>
-          <w:cs/>
-        </w:rPr>
-        <w:t xml:space="preserve">ที่รวบรวมจากทั้ง </w:t>
-      </w:r>
-      <w:r>
-        <w:rPr>
-          <w:rFonts w:ascii="TH Sarabun New" w:hAnsi="TH Sarabun New" w:cs="TH Sarabun New"/>
-          <w:sz w:val="32"/>
-          <w:szCs w:val="32"/>
-        </w:rPr>
-        <w:t xml:space="preserve">4 </w:t>
-      </w:r>
-      <w:r>
-        <w:rPr>
-          <w:rFonts w:ascii="TH Sarabun New" w:hAnsi="TH Sarabun New" w:cs="TH Sarabun New"/>
-          <w:sz w:val="32"/>
-          <w:szCs w:val="32"/>
-          <w:cs/>
-        </w:rPr>
-        <w:t>สภาพแวดล้อม และให้ความแม่นยำสูงถึง **</w:t>
-      </w:r>
-      <w:r>
-        <w:rPr>
-          <w:rFonts w:ascii="TH Sarabun New" w:hAnsi="TH Sarabun New" w:cs="TH Sarabun New"/>
-          <w:sz w:val="32"/>
-          <w:szCs w:val="32"/>
-        </w:rPr>
-        <w:t xml:space="preserve">99%** </w:t>
-      </w:r>
-      <w:r>
-        <w:rPr>
-          <w:rFonts w:ascii="TH Sarabun New" w:hAnsi="TH Sarabun New" w:cs="TH Sarabun New"/>
-          <w:sz w:val="32"/>
-          <w:szCs w:val="32"/>
-          <w:cs/>
-        </w:rPr>
-        <w:t xml:space="preserve">สำหรับข้อมูล </w:t>
-      </w:r>
-      <w:r>
-        <w:rPr>
-          <w:rFonts w:ascii="TH Sarabun New" w:hAnsi="TH Sarabun New" w:cs="TH Sarabun New"/>
-          <w:sz w:val="32"/>
-          <w:szCs w:val="32"/>
-        </w:rPr>
-        <w:t xml:space="preserve">CSI </w:t>
-      </w:r>
-      <w:r>
-        <w:rPr>
-          <w:rFonts w:ascii="TH Sarabun New" w:hAnsi="TH Sarabun New" w:cs="TH Sarabun New"/>
-          <w:sz w:val="32"/>
-          <w:szCs w:val="32"/>
-          <w:cs/>
-        </w:rPr>
-        <w:t>ที่รวบรวมจากบางกลุ่มของสภาพแวดล้อม</w:t>
-      </w:r>
     </w:p>
     <w:p>
       <w:pPr>
@@ -3008,6 +3016,65 @@
           <w:szCs w:val="32"/>
         </w:rPr>
       </w:pPr>
+      <w:r>
+        <w:rPr>
+          <w:rFonts w:ascii="TH Sarabun New" w:hAnsi="TH Sarabun New" w:cs="TH Sarabun New"/>
+          <w:sz w:val="32"/>
+          <w:szCs w:val="32"/>
+        </w:rPr>
+        <w:tab/>
+        <w:t>2.2.</w:t>
+      </w:r>
+      <w:r>
+        <w:rPr>
+          <w:rFonts w:ascii="TH Sarabun New" w:hAnsi="TH Sarabun New" w:cs="TH Sarabun New"/>
+          <w:sz w:val="32"/>
+          <w:szCs w:val="32"/>
+        </w:rPr>
+        <w:t>3</w:t>
+      </w:r>
+      <w:r>
+        <w:rPr>
+          <w:rFonts w:ascii="TH Sarabun New" w:hAnsi="TH Sarabun New" w:cs="TH Sarabun New"/>
+          <w:sz w:val="32"/>
+          <w:szCs w:val="32"/>
+        </w:rPr>
+        <w:t xml:space="preserve"> </w:t>
+      </w:r>
+      <w:r>
+        <w:rPr>
+          <w:rFonts w:ascii="TH Sarabun New" w:hAnsi="TH Sarabun New" w:cs="TH Sarabun New"/>
+          <w:sz w:val="32"/>
+          <w:szCs w:val="32"/>
+          <w:cs/>
+        </w:rPr>
+        <w:t xml:space="preserve">ระบบตรวจจับการหกล้มโดยใช้สัญญาณสภาวะช่องสัญญาณ </w:t>
+      </w:r>
+      <w:r>
+        <w:rPr>
+          <w:rFonts w:ascii="TH Sarabun New" w:hAnsi="TH Sarabun New" w:cs="TH Sarabun New"/>
+          <w:sz w:val="32"/>
+          <w:szCs w:val="32"/>
+        </w:rPr>
+        <w:t xml:space="preserve">WiFi </w:t>
+      </w:r>
+      <w:r>
+        <w:rPr>
+          <w:rFonts w:ascii="TH Sarabun New" w:hAnsi="TH Sarabun New" w:cs="TH Sarabun New"/>
+          <w:sz w:val="32"/>
+          <w:szCs w:val="32"/>
+          <w:cs/>
+        </w:rPr>
+        <w:t>ด้วยเทคนิคการเรียนรู้เชิงลึก (</w:t>
+      </w:r>
+      <w:r>
+        <w:rPr>
+          <w:rFonts w:ascii="TH Sarabun New" w:hAnsi="TH Sarabun New" w:cs="TH Sarabun New"/>
+          <w:sz w:val="32"/>
+          <w:szCs w:val="32"/>
+        </w:rPr>
+        <w:t>Deep Learning-Based Fall Detection Using WiFi Channel State Information)</w:t>
+      </w:r>
     </w:p>
     <w:p>
       <w:pPr>
@@ -3032,65 +3099,167 @@
           <w:szCs w:val="32"/>
         </w:rPr>
         <w:tab/>
-        <w:t>2.2.</w:t>
-      </w:r>
-      <w:r>
-        <w:rPr>
-          <w:rFonts w:ascii="TH Sarabun New" w:hAnsi="TH Sarabun New" w:cs="TH Sarabun New"/>
-          <w:sz w:val="32"/>
-          <w:szCs w:val="32"/>
-        </w:rPr>
-        <w:t>4</w:t>
-      </w:r>
-      <w:r>
-        <w:rPr>
-          <w:rFonts w:ascii="TH Sarabun New" w:hAnsi="TH Sarabun New" w:cs="TH Sarabun New"/>
-          <w:sz w:val="32"/>
-          <w:szCs w:val="32"/>
-        </w:rPr>
-        <w:t xml:space="preserve"> </w:t>
-      </w:r>
-      <w:r>
-        <w:rPr>
-          <w:rFonts w:ascii="TH Sarabun New" w:hAnsi="TH Sarabun New" w:cs="TH Sarabun New"/>
-          <w:sz w:val="32"/>
-          <w:szCs w:val="32"/>
-        </w:rPr>
-        <w:t xml:space="preserve">MM-Fi: </w:t>
-      </w:r>
-      <w:r>
-        <w:rPr>
-          <w:rFonts w:ascii="TH Sarabun New" w:hAnsi="TH Sarabun New" w:cs="TH Sarabun New"/>
-          <w:sz w:val="32"/>
-          <w:szCs w:val="32"/>
-          <w:cs/>
-        </w:rPr>
-        <w:t xml:space="preserve">ชุดข้อมูลมนุษย์ </w:t>
-      </w:r>
-      <w:r>
-        <w:rPr>
-          <w:rFonts w:ascii="TH Sarabun New" w:hAnsi="TH Sarabun New" w:cs="TH Sarabun New"/>
-          <w:sz w:val="32"/>
-          <w:szCs w:val="32"/>
-        </w:rPr>
-        <w:t xml:space="preserve">4 </w:t>
-      </w:r>
-      <w:r>
-        <w:rPr>
-          <w:rFonts w:ascii="TH Sarabun New" w:hAnsi="TH Sarabun New" w:cs="TH Sarabun New"/>
-          <w:sz w:val="32"/>
-          <w:szCs w:val="32"/>
-          <w:cs/>
-        </w:rPr>
-        <w:t>มิติแบบหลายรูปแบบสัญญาณที่ไม่รบกวนผู้ใช้งาน สำหรับการรับรู้แบบไร้สายอเนกประสงค์ (</w:t>
-      </w:r>
-      <w:r>
-        <w:rPr>
-          <w:rFonts w:ascii="TH Sarabun New" w:hAnsi="TH Sarabun New" w:cs="TH Sarabun New"/>
-          <w:sz w:val="32"/>
-          <w:szCs w:val="32"/>
-        </w:rPr>
-        <w:t>MM-Fi: Multi-Modal Non-Intrusive 4D Human Dataset for Versatile Wireless Sensing)</w:t>
+      </w:r>
+      <w:r>
+        <w:rPr>
+          <w:rFonts w:ascii="TH Sarabun New" w:hAnsi="TH Sarabun New" w:cs="TH Sarabun New"/>
+          <w:sz w:val="32"/>
+          <w:szCs w:val="32"/>
+        </w:rPr>
+        <w:t xml:space="preserve">Yi Chu </w:t>
+      </w:r>
+      <w:r>
+        <w:rPr>
+          <w:rFonts w:ascii="TH Sarabun New" w:hAnsi="TH Sarabun New" w:cs="TH Sarabun New"/>
+          <w:sz w:val="32"/>
+          <w:szCs w:val="32"/>
+          <w:cs/>
+        </w:rPr>
+        <w:t>และคณะ (</w:t>
+      </w:r>
+      <w:r>
+        <w:rPr>
+          <w:rFonts w:ascii="TH Sarabun New" w:hAnsi="TH Sarabun New" w:cs="TH Sarabun New"/>
+          <w:sz w:val="32"/>
+          <w:szCs w:val="32"/>
+        </w:rPr>
+        <w:t xml:space="preserve">2566) </w:t>
+      </w:r>
+      <w:r>
+        <w:rPr>
+          <w:rFonts w:ascii="TH Sarabun New" w:hAnsi="TH Sarabun New" w:cs="TH Sarabun New"/>
+          <w:sz w:val="32"/>
+          <w:szCs w:val="32"/>
+          <w:cs/>
+        </w:rPr>
+        <w:t>ระบุว่าการหกล้มเป็นหนึ่งในภัยคุกคามสำคัญต่อสุขภาพและความเป็นอยู่ที่ดีของผู้สูงอายุมาโดยตลอด โดยเฉพาะอย่างยิ่งเมื่อผู้สูงอายุอาศัยอยู่ตามลำพัง แม้ว่าจะมีการพัฒนาระบบตรวจจับการหกล้มทั้งแบบสวมใส่ (</w:t>
+      </w:r>
+      <w:r>
+        <w:rPr>
+          <w:rFonts w:ascii="TH Sarabun New" w:hAnsi="TH Sarabun New" w:cs="TH Sarabun New"/>
+          <w:sz w:val="32"/>
+          <w:szCs w:val="32"/>
+        </w:rPr>
+        <w:t xml:space="preserve">Wearable) </w:t>
+      </w:r>
+      <w:r>
+        <w:rPr>
+          <w:rFonts w:ascii="TH Sarabun New" w:hAnsi="TH Sarabun New" w:cs="TH Sarabun New"/>
+          <w:sz w:val="32"/>
+          <w:szCs w:val="32"/>
+          <w:cs/>
+        </w:rPr>
+        <w:t>และแบบไม่สวมใส่ (</w:t>
+      </w:r>
+      <w:r>
+        <w:rPr>
+          <w:rFonts w:ascii="TH Sarabun New" w:hAnsi="TH Sarabun New" w:cs="TH Sarabun New"/>
+          <w:sz w:val="32"/>
+          <w:szCs w:val="32"/>
+        </w:rPr>
+        <w:t xml:space="preserve">Non-wearable) </w:t>
+      </w:r>
+      <w:r>
+        <w:rPr>
+          <w:rFonts w:ascii="TH Sarabun New" w:hAnsi="TH Sarabun New" w:cs="TH Sarabun New"/>
+          <w:sz w:val="32"/>
+          <w:szCs w:val="32"/>
+          <w:cs/>
+        </w:rPr>
+        <w:t xml:space="preserve">มาแล้วก็ตาม แต่ระบบตรวจจับการหกล้มที่ใช้ค่าสภาวะช่องสัญญาณ </w:t>
+      </w:r>
+      <w:r>
+        <w:rPr>
+          <w:rFonts w:ascii="TH Sarabun New" w:hAnsi="TH Sarabun New" w:cs="TH Sarabun New"/>
+          <w:sz w:val="32"/>
+          <w:szCs w:val="32"/>
+        </w:rPr>
+        <w:t xml:space="preserve">WiFi (WiFi Channel State Information: CSI) </w:t>
+      </w:r>
+      <w:r>
+        <w:rPr>
+          <w:rFonts w:ascii="TH Sarabun New" w:hAnsi="TH Sarabun New" w:cs="TH Sarabun New"/>
+          <w:sz w:val="32"/>
+          <w:szCs w:val="32"/>
+          <w:cs/>
+        </w:rPr>
+        <w:t>กลับได้รับความสนใจจากนักวิจัยเป็นอย่างมาก เนื่องจากมีคุณสมบัติไม่รบกวนผู้ใช้งาน (</w:t>
+      </w:r>
+      <w:r>
+        <w:rPr>
+          <w:rFonts w:ascii="TH Sarabun New" w:hAnsi="TH Sarabun New" w:cs="TH Sarabun New"/>
+          <w:sz w:val="32"/>
+          <w:szCs w:val="32"/>
+        </w:rPr>
+        <w:t xml:space="preserve">Non-intrusive) </w:t>
+      </w:r>
+      <w:r>
+        <w:rPr>
+          <w:rFonts w:ascii="TH Sarabun New" w:hAnsi="TH Sarabun New" w:cs="TH Sarabun New"/>
+          <w:sz w:val="32"/>
+          <w:szCs w:val="32"/>
+          <w:cs/>
+        </w:rPr>
+        <w:t>และมีต้นทุนต่ำ ทั้งนี้แม้จะมีระบบตรวจจับการหกล้มที่ใช้เทคนิคการเรียนรู้ของเครื่อง (</w:t>
+      </w:r>
+      <w:r>
+        <w:rPr>
+          <w:rFonts w:ascii="TH Sarabun New" w:hAnsi="TH Sarabun New" w:cs="TH Sarabun New"/>
+          <w:sz w:val="32"/>
+          <w:szCs w:val="32"/>
+        </w:rPr>
+        <w:t xml:space="preserve">Machine Learning: ML) </w:t>
+      </w:r>
+      <w:r>
+        <w:rPr>
+          <w:rFonts w:ascii="TH Sarabun New" w:hAnsi="TH Sarabun New" w:cs="TH Sarabun New"/>
+          <w:sz w:val="32"/>
+          <w:szCs w:val="32"/>
+          <w:cs/>
+        </w:rPr>
+        <w:t xml:space="preserve">ร่วมกับ </w:t>
+      </w:r>
+      <w:r>
+        <w:rPr>
+          <w:rFonts w:ascii="TH Sarabun New" w:hAnsi="TH Sarabun New" w:cs="TH Sarabun New"/>
+          <w:sz w:val="32"/>
+          <w:szCs w:val="32"/>
+        </w:rPr>
+        <w:t xml:space="preserve">WiFi CSI </w:t>
+      </w:r>
+      <w:r>
+        <w:rPr>
+          <w:rFonts w:ascii="TH Sarabun New" w:hAnsi="TH Sarabun New" w:cs="TH Sarabun New"/>
+          <w:sz w:val="32"/>
+          <w:szCs w:val="32"/>
+          <w:cs/>
+        </w:rPr>
+        <w:t>อยู่แล้ว แต่ผู้วิจัยพบว่าระบบส่วนใหญ่ที่ฝึกด้วยชุดข้อมูลที่มีความครอบคลุมสูง (</w:t>
+      </w:r>
+      <w:r>
+        <w:rPr>
+          <w:rFonts w:ascii="TH Sarabun New" w:hAnsi="TH Sarabun New" w:cs="TH Sarabun New"/>
+          <w:sz w:val="32"/>
+          <w:szCs w:val="32"/>
+        </w:rPr>
+        <w:t xml:space="preserve">Comprehensive dataset) </w:t>
+      </w:r>
+      <w:r>
+        <w:rPr>
+          <w:rFonts w:ascii="TH Sarabun New" w:hAnsi="TH Sarabun New" w:cs="TH Sarabun New"/>
+          <w:sz w:val="32"/>
+          <w:szCs w:val="32"/>
+          <w:cs/>
+        </w:rPr>
+        <w:t>กลับมีแนวโน้มให้ความแม่นยำค่อนข้างต่ำ เมื่อเปรียบเทียบกับระบบที่ฝึกด้วยชุดข้อมูลที่มีความครอบคลุมน้อยกว่า (</w:t>
+      </w:r>
+      <w:r>
+        <w:rPr>
+          <w:rFonts w:ascii="TH Sarabun New" w:hAnsi="TH Sarabun New" w:cs="TH Sarabun New"/>
+          <w:sz w:val="32"/>
+          <w:szCs w:val="32"/>
+        </w:rPr>
+        <w:t>less inclusive dataset)</w:t>
       </w:r>
     </w:p>
     <w:p>
@@ -3122,34 +3291,77 @@
           <w:rFonts w:ascii="TH Sarabun New" w:hAnsi="TH Sarabun New" w:cs="TH Sarabun New"/>
           <w:sz w:val="32"/>
           <w:szCs w:val="32"/>
-        </w:rPr>
-        <w:t xml:space="preserve">Jianfei Yang </w:t>
-      </w:r>
-      <w:r>
-        <w:rPr>
-          <w:rFonts w:ascii="TH Sarabun New" w:hAnsi="TH Sarabun New" w:cs="TH Sarabun New"/>
-          <w:sz w:val="32"/>
-          <w:szCs w:val="32"/>
-          <w:cs/>
-        </w:rPr>
-        <w:t>และคณะ (</w:t>
-      </w:r>
-      <w:r>
-        <w:rPr>
-          <w:rFonts w:ascii="TH Sarabun New" w:hAnsi="TH Sarabun New" w:cs="TH Sarabun New"/>
-          <w:sz w:val="32"/>
-          <w:szCs w:val="32"/>
-        </w:rPr>
-        <w:t xml:space="preserve">2566) </w:t>
-      </w:r>
-      <w:r>
-        <w:rPr>
-          <w:rFonts w:ascii="TH Sarabun New" w:hAnsi="TH Sarabun New" w:cs="TH Sarabun New"/>
-          <w:sz w:val="32"/>
-          <w:szCs w:val="32"/>
-          <w:cs/>
-        </w:rPr>
-        <w:t xml:space="preserve">ระบุว่าการรับรู้มนุษย์เชิงพื้นที่-เวลาแบบ </w:t>
+          <w:cs/>
+        </w:rPr>
+        <w:t>จากปัญหาดังกล่าว ผู้วิจัยจึงได้นำเสนอเทคนิคการตรวจจับการหกล้มแบบใหม่โดยใช้การเรียนรู้เชิงลึก (</w:t>
+      </w:r>
+      <w:r>
+        <w:rPr>
+          <w:rFonts w:ascii="TH Sarabun New" w:hAnsi="TH Sarabun New" w:cs="TH Sarabun New"/>
+          <w:sz w:val="32"/>
+          <w:szCs w:val="32"/>
+        </w:rPr>
+        <w:t xml:space="preserve">Deep Learning) </w:t>
+      </w:r>
+      <w:r>
+        <w:rPr>
+          <w:rFonts w:ascii="TH Sarabun New" w:hAnsi="TH Sarabun New" w:cs="TH Sarabun New"/>
+          <w:sz w:val="32"/>
+          <w:szCs w:val="32"/>
+          <w:cs/>
+        </w:rPr>
+        <w:t xml:space="preserve">โดยขั้นแรก ผู้วิจัยได้ทำการติดตั้งและประเมินเครื่องมือเก็บข้อมูล </w:t>
+      </w:r>
+      <w:r>
+        <w:rPr>
+          <w:rFonts w:ascii="TH Sarabun New" w:hAnsi="TH Sarabun New" w:cs="TH Sarabun New"/>
+          <w:sz w:val="32"/>
+          <w:szCs w:val="32"/>
+        </w:rPr>
+        <w:t xml:space="preserve">WiFi CSI </w:t>
+      </w:r>
+      <w:r>
+        <w:rPr>
+          <w:rFonts w:ascii="TH Sarabun New" w:hAnsi="TH Sarabun New" w:cs="TH Sarabun New"/>
+          <w:sz w:val="32"/>
+          <w:szCs w:val="32"/>
+          <w:cs/>
+        </w:rPr>
+        <w:t xml:space="preserve">ที่แตกต่างกันหลายชนิด เพื่อพิจารณาศักยภาพในการนำไปใช้กับงานตรวจจับการหกล้ม จากนั้น เพื่อพัฒนาเทคนิคการตรวจจับที่มีความแม่นยำสูง ผู้วิจัยได้สร้างชุดข้อมูลที่มีความครอบคลุมสูง ซึ่งประกอบด้วยตัวอย่างข้อมูล </w:t>
+      </w:r>
+      <w:r>
+        <w:rPr>
+          <w:rFonts w:ascii="TH Sarabun New" w:hAnsi="TH Sarabun New" w:cs="TH Sarabun New"/>
+          <w:sz w:val="32"/>
+          <w:szCs w:val="32"/>
+        </w:rPr>
+        <w:t xml:space="preserve">CSI </w:t>
+      </w:r>
+      <w:r>
+        <w:rPr>
+          <w:rFonts w:ascii="TH Sarabun New" w:hAnsi="TH Sarabun New" w:cs="TH Sarabun New"/>
+          <w:sz w:val="32"/>
+          <w:szCs w:val="32"/>
+          <w:cs/>
+        </w:rPr>
+        <w:t xml:space="preserve">มากกว่า </w:t>
+      </w:r>
+      <w:r>
+        <w:rPr>
+          <w:rFonts w:ascii="TH Sarabun New" w:hAnsi="TH Sarabun New" w:cs="TH Sarabun New"/>
+          <w:sz w:val="32"/>
+          <w:szCs w:val="32"/>
+        </w:rPr>
+        <w:t>700</w:t>
+      </w:r>
+      <w:r>
+        <w:rPr>
+          <w:rFonts w:ascii="TH Sarabun New" w:hAnsi="TH Sarabun New" w:cs="TH Sarabun New"/>
+          <w:sz w:val="32"/>
+          <w:szCs w:val="32"/>
+          <w:cs/>
+        </w:rPr>
+        <w:t xml:space="preserve"> ตัวอย่าง ครอบคลุมทั้งประเภทของการหกล้มที่หลากหลายและกิจกรรมประจำวันอื่น ๆ โดยดำเนินการเก็บข้อมูลในสภาพแวดล้อมภายในอาคารที่แตกต่างกันถึง </w:t>
       </w:r>
       <w:r>
         <w:rPr>
@@ -3166,218 +3378,24 @@
           <w:szCs w:val="32"/>
           <w:cs/>
         </w:rPr>
-        <w:t xml:space="preserve"> มิติ (</w:t>
-      </w:r>
-      <w:r>
-        <w:rPr>
-          <w:rFonts w:ascii="TH Sarabun New" w:hAnsi="TH Sarabun New" w:cs="TH Sarabun New"/>
-          <w:sz w:val="32"/>
-          <w:szCs w:val="32"/>
-        </w:rPr>
-        <w:t xml:space="preserve">4D human perception) </w:t>
-      </w:r>
-      <w:r>
-        <w:rPr>
-          <w:rFonts w:ascii="TH Sarabun New" w:hAnsi="TH Sarabun New" w:cs="TH Sarabun New"/>
-          <w:sz w:val="32"/>
-          <w:szCs w:val="32"/>
-          <w:cs/>
-        </w:rPr>
-        <w:t>มีบทบาทสำคัญอย่างยิ่งในการประยุกต์ใช้งานหลากหลายรูปแบบ เช่น ระบบอัตโนมัติภายในบ้าน (</w:t>
-      </w:r>
-      <w:r>
-        <w:rPr>
-          <w:rFonts w:ascii="TH Sarabun New" w:hAnsi="TH Sarabun New" w:cs="TH Sarabun New"/>
-          <w:sz w:val="32"/>
-          <w:szCs w:val="32"/>
-        </w:rPr>
-        <w:t xml:space="preserve">home automation) </w:t>
-      </w:r>
-      <w:r>
-        <w:rPr>
-          <w:rFonts w:ascii="TH Sarabun New" w:hAnsi="TH Sarabun New" w:cs="TH Sarabun New"/>
-          <w:sz w:val="32"/>
-          <w:szCs w:val="32"/>
-          <w:cs/>
-        </w:rPr>
-        <w:t>และการจำลองอวตารในโลกเสมือน (</w:t>
-      </w:r>
-      <w:r>
-        <w:rPr>
-          <w:rFonts w:ascii="TH Sarabun New" w:hAnsi="TH Sarabun New" w:cs="TH Sarabun New"/>
-          <w:sz w:val="32"/>
-          <w:szCs w:val="32"/>
-        </w:rPr>
-        <w:t xml:space="preserve">metaverse avatar simulation) </w:t>
-      </w:r>
-      <w:r>
-        <w:rPr>
-          <w:rFonts w:ascii="TH Sarabun New" w:hAnsi="TH Sarabun New" w:cs="TH Sarabun New"/>
-          <w:sz w:val="32"/>
-          <w:szCs w:val="32"/>
-          <w:cs/>
-        </w:rPr>
-        <w:t>อย่างไรก็ตาม แนวทางแก้ปัญหาที่มีอยู่เดิมซึ่งส่วนใหญ่พึ่งพากล้องและอุปกรณ์สวมใส่ (</w:t>
-      </w:r>
-      <w:r>
-        <w:rPr>
-          <w:rFonts w:ascii="TH Sarabun New" w:hAnsi="TH Sarabun New" w:cs="TH Sarabun New"/>
-          <w:sz w:val="32"/>
-          <w:szCs w:val="32"/>
-        </w:rPr>
-        <w:t xml:space="preserve">wearable devices) </w:t>
-      </w:r>
-      <w:r>
-        <w:rPr>
-          <w:rFonts w:ascii="TH Sarabun New" w:hAnsi="TH Sarabun New" w:cs="TH Sarabun New"/>
-          <w:sz w:val="32"/>
-          <w:szCs w:val="32"/>
-          <w:cs/>
-        </w:rPr>
-        <w:t>ต่างประสบปัญหาไม่ด้านใดก็ด้านหนึ่ง คือ</w:t>
-      </w:r>
-      <w:r>
-        <w:rPr>
-          <w:rFonts w:ascii="TH Sarabun New" w:hAnsi="TH Sarabun New" w:cs="TH Sarabun New"/>
-          <w:sz w:val="32"/>
-          <w:szCs w:val="32"/>
-        </w:rPr>
-        <w:t xml:space="preserve"> </w:t>
-      </w:r>
-      <w:r>
-        <w:rPr>
-          <w:rFonts w:ascii="TH Sarabun New" w:hAnsi="TH Sarabun New" w:cs="TH Sarabun New"/>
-          <w:sz w:val="32"/>
-          <w:szCs w:val="32"/>
-          <w:cs/>
-        </w:rPr>
-        <w:t>ล่วงล้ำความเป็นส่วนตัว (</w:t>
-      </w:r>
-      <w:r>
-        <w:rPr>
-          <w:rFonts w:ascii="TH Sarabun New" w:hAnsi="TH Sarabun New" w:cs="TH Sarabun New"/>
-          <w:sz w:val="32"/>
-          <w:szCs w:val="32"/>
-        </w:rPr>
-        <w:t>privacy intrusive)</w:t>
-      </w:r>
-      <w:r>
-        <w:rPr>
-          <w:rFonts w:ascii="TH Sarabun New" w:hAnsi="TH Sarabun New" w:cs="TH Sarabun New"/>
-          <w:sz w:val="32"/>
-          <w:szCs w:val="32"/>
-        </w:rPr>
-        <w:t xml:space="preserve"> </w:t>
-      </w:r>
-      <w:r>
-        <w:rPr>
-          <w:rFonts w:ascii="TH Sarabun New" w:hAnsi="TH Sarabun New" w:cs="TH Sarabun New"/>
-          <w:sz w:val="32"/>
-          <w:szCs w:val="32"/>
-          <w:cs/>
-        </w:rPr>
-        <w:t>หรือ ไม่สะดวกต่อการใช้งาน (</w:t>
-      </w:r>
-      <w:r>
-        <w:rPr>
-          <w:rFonts w:ascii="TH Sarabun New" w:hAnsi="TH Sarabun New" w:cs="TH Sarabun New"/>
-          <w:sz w:val="32"/>
-          <w:szCs w:val="32"/>
-        </w:rPr>
-        <w:t>inconvenient to use)</w:t>
-      </w:r>
-      <w:r>
-        <w:rPr>
-          <w:rFonts w:ascii="TH Sarabun New" w:hAnsi="TH Sarabun New" w:cs="TH Sarabun New"/>
-          <w:sz w:val="32"/>
-          <w:szCs w:val="32"/>
-        </w:rPr>
-        <w:t xml:space="preserve"> </w:t>
-      </w:r>
-      <w:r>
-        <w:rPr>
-          <w:rFonts w:ascii="TH Sarabun New" w:hAnsi="TH Sarabun New" w:cs="TH Sarabun New"/>
-          <w:sz w:val="32"/>
-          <w:szCs w:val="32"/>
-          <w:cs/>
-        </w:rPr>
-        <w:t>ด้วยเหตุนี้ การรับรู้แบบไร้สาย (</w:t>
-      </w:r>
-      <w:r>
-        <w:rPr>
-          <w:rFonts w:ascii="TH Sarabun New" w:hAnsi="TH Sarabun New" w:cs="TH Sarabun New"/>
-          <w:sz w:val="32"/>
-          <w:szCs w:val="32"/>
-        </w:rPr>
-        <w:t xml:space="preserve">wireless sensing) </w:t>
-      </w:r>
-      <w:r>
-        <w:rPr>
-          <w:rFonts w:ascii="TH Sarabun New" w:hAnsi="TH Sarabun New" w:cs="TH Sarabun New"/>
-          <w:sz w:val="32"/>
-          <w:szCs w:val="32"/>
-          <w:cs/>
-        </w:rPr>
-        <w:t xml:space="preserve">จึงกลายเป็นทางเลือกที่มีศักยภาพในการแก้ปัญหาดังกล่าว โดยอาศัยสัญญาณจาก </w:t>
-      </w:r>
-      <w:r>
-        <w:rPr>
-          <w:rFonts w:ascii="TH Sarabun New" w:hAnsi="TH Sarabun New" w:cs="TH Sarabun New"/>
-          <w:sz w:val="32"/>
-          <w:szCs w:val="32"/>
-        </w:rPr>
-        <w:t xml:space="preserve">LiDAR </w:t>
-      </w:r>
-      <w:r>
-        <w:rPr>
-          <w:rFonts w:ascii="TH Sarabun New" w:hAnsi="TH Sarabun New" w:cs="TH Sarabun New"/>
-          <w:sz w:val="32"/>
-          <w:szCs w:val="32"/>
-          <w:cs/>
-        </w:rPr>
-        <w:t>เรดาร์คลื่นมิลลิเมตร (</w:t>
-      </w:r>
-      <w:r>
-        <w:rPr>
-          <w:rFonts w:ascii="TH Sarabun New" w:hAnsi="TH Sarabun New" w:cs="TH Sarabun New"/>
-          <w:sz w:val="32"/>
-          <w:szCs w:val="32"/>
-        </w:rPr>
-        <w:t xml:space="preserve">mmWave radar) </w:t>
-      </w:r>
-      <w:r>
-        <w:rPr>
-          <w:rFonts w:ascii="TH Sarabun New" w:hAnsi="TH Sarabun New" w:cs="TH Sarabun New"/>
-          <w:sz w:val="32"/>
-          <w:szCs w:val="32"/>
-          <w:cs/>
-        </w:rPr>
-        <w:t xml:space="preserve">และสัญญาณ </w:t>
-      </w:r>
-      <w:r>
-        <w:rPr>
-          <w:rFonts w:ascii="TH Sarabun New" w:hAnsi="TH Sarabun New" w:cs="TH Sarabun New"/>
-          <w:sz w:val="32"/>
-          <w:szCs w:val="32"/>
-        </w:rPr>
-        <w:t xml:space="preserve">WiFi </w:t>
-      </w:r>
-      <w:r>
-        <w:rPr>
-          <w:rFonts w:ascii="TH Sarabun New" w:hAnsi="TH Sarabun New" w:cs="TH Sarabun New"/>
-          <w:sz w:val="32"/>
-          <w:szCs w:val="32"/>
-          <w:cs/>
-        </w:rPr>
-        <w:t>เพื่อการรับรู้มนุษย์แบบไม่ต้องพึ่งพาอุปกรณ์สวมใส่ (</w:t>
-      </w:r>
-      <w:r>
-        <w:rPr>
-          <w:rFonts w:ascii="TH Sarabun New" w:hAnsi="TH Sarabun New" w:cs="TH Sarabun New"/>
-          <w:sz w:val="32"/>
-          <w:szCs w:val="32"/>
-        </w:rPr>
-        <w:t>device-free human sensing)</w:t>
+        <w:t xml:space="preserve"> แห่ง ทั้งบนเส้นทางสัญญาณหลัก (</w:t>
+      </w:r>
+      <w:r>
+        <w:rPr>
+          <w:rFonts w:ascii="TH Sarabun New" w:hAnsi="TH Sarabun New" w:cs="TH Sarabun New"/>
+          <w:sz w:val="32"/>
+          <w:szCs w:val="32"/>
+        </w:rPr>
+        <w:t xml:space="preserve">dominant path) </w:t>
+      </w:r>
+      <w:r>
+        <w:rPr>
+          <w:rFonts w:ascii="TH Sarabun New" w:hAnsi="TH Sarabun New" w:cs="TH Sarabun New"/>
+          <w:sz w:val="32"/>
+          <w:szCs w:val="32"/>
+          <w:cs/>
+        </w:rPr>
+        <w:t>และนอกเส้นทางสัญญาณหลัก</w:t>
       </w:r>
     </w:p>
     <w:p>
@@ -3411,194 +3429,58 @@
           <w:szCs w:val="32"/>
           <w:cs/>
         </w:rPr>
-        <w:t>จากช่องว่างงานวิจัยดังกล่าว ผู้วิจัยจึงได้นำเสนอ **</w:t>
-      </w:r>
-      <w:r>
-        <w:rPr>
-          <w:rFonts w:ascii="TH Sarabun New" w:hAnsi="TH Sarabun New" w:cs="TH Sarabun New"/>
-          <w:sz w:val="32"/>
-          <w:szCs w:val="32"/>
-        </w:rPr>
-        <w:t xml:space="preserve">MM-Fi** </w:t>
-      </w:r>
-      <w:r>
-        <w:rPr>
-          <w:rFonts w:ascii="TH Sarabun New" w:hAnsi="TH Sarabun New" w:cs="TH Sarabun New"/>
-          <w:sz w:val="32"/>
-          <w:szCs w:val="32"/>
-          <w:cs/>
-        </w:rPr>
-        <w:t xml:space="preserve">ซึ่งเป็นชุดข้อมูลมนุษย์ </w:t>
-      </w:r>
-      <w:r>
-        <w:rPr>
-          <w:rFonts w:ascii="TH Sarabun New" w:hAnsi="TH Sarabun New" w:cs="TH Sarabun New"/>
-          <w:sz w:val="32"/>
-          <w:szCs w:val="32"/>
-        </w:rPr>
-        <w:t>4</w:t>
-      </w:r>
-      <w:r>
-        <w:rPr>
-          <w:rFonts w:ascii="TH Sarabun New" w:hAnsi="TH Sarabun New" w:cs="TH Sarabun New"/>
-          <w:sz w:val="32"/>
-          <w:szCs w:val="32"/>
-          <w:cs/>
-        </w:rPr>
-        <w:t xml:space="preserve"> มิติแบบหลายรูปแบบสัญญาณ ที่ไม่รบกวนผู้ใช้งานชุดแรก ครอบคลุมหมวดหมู่กิจกรรม </w:t>
-      </w:r>
-      <w:r>
-        <w:rPr>
-          <w:rFonts w:ascii="TH Sarabun New" w:hAnsi="TH Sarabun New" w:cs="TH Sarabun New"/>
-          <w:sz w:val="32"/>
-          <w:szCs w:val="32"/>
-        </w:rPr>
-        <w:t>27</w:t>
-      </w:r>
-      <w:r>
-        <w:rPr>
-          <w:rFonts w:ascii="TH Sarabun New" w:hAnsi="TH Sarabun New" w:cs="TH Sarabun New"/>
-          <w:sz w:val="32"/>
-          <w:szCs w:val="32"/>
-          <w:cs/>
-        </w:rPr>
-        <w:t xml:space="preserve"> ประเภท ทั้งกิจกรรมประจำวันทั่วไปและกิจกรรมเพื่อการฟื้นฟูสมรรถภาพทางการแพทย์ (</w:t>
-      </w:r>
-      <w:r>
-        <w:rPr>
-          <w:rFonts w:ascii="TH Sarabun New" w:hAnsi="TH Sarabun New" w:cs="TH Sarabun New"/>
-          <w:sz w:val="32"/>
-          <w:szCs w:val="32"/>
-        </w:rPr>
-        <w:t xml:space="preserve">Rehabilitation) </w:t>
-      </w:r>
-      <w:r>
-        <w:rPr>
-          <w:rFonts w:ascii="TH Sarabun New" w:hAnsi="TH Sarabun New" w:cs="TH Sarabun New"/>
-          <w:sz w:val="32"/>
-          <w:szCs w:val="32"/>
-          <w:cs/>
-        </w:rPr>
-        <w:t>โดยมีวัตถุประสงค์เพื่อเชื่อมโยงช่องว่างระหว่างงานวิจัยด้านการรับรู้แบบไร้สายกับงานด้านการรับรู้มนุษย์ในระดับสูง (</w:t>
-      </w:r>
-      <w:r>
-        <w:rPr>
-          <w:rFonts w:ascii="TH Sarabun New" w:hAnsi="TH Sarabun New" w:cs="TH Sarabun New"/>
-          <w:sz w:val="32"/>
-          <w:szCs w:val="32"/>
-        </w:rPr>
-        <w:t xml:space="preserve">High-level human perception tasks) </w:t>
-      </w:r>
-      <w:r>
-        <w:rPr>
-          <w:rFonts w:ascii="TH Sarabun New" w:hAnsi="TH Sarabun New" w:cs="TH Sarabun New"/>
-          <w:sz w:val="32"/>
-          <w:szCs w:val="32"/>
-          <w:cs/>
-        </w:rPr>
-        <w:t xml:space="preserve">ชุดข้อมูล </w:t>
-      </w:r>
-      <w:r>
-        <w:rPr>
-          <w:rFonts w:ascii="TH Sarabun New" w:hAnsi="TH Sarabun New" w:cs="TH Sarabun New"/>
-          <w:sz w:val="32"/>
-          <w:szCs w:val="32"/>
-        </w:rPr>
-        <w:t xml:space="preserve">MM-Fi </w:t>
-      </w:r>
-      <w:r>
-        <w:rPr>
-          <w:rFonts w:ascii="TH Sarabun New" w:hAnsi="TH Sarabun New" w:cs="TH Sarabun New"/>
-          <w:sz w:val="32"/>
-          <w:szCs w:val="32"/>
-          <w:cs/>
-        </w:rPr>
-        <w:t>ประกอบด้วยเฟรมข้อมูลที่ผ่านการซิงโครไนซ์ (</w:t>
-      </w:r>
-      <w:r>
-        <w:rPr>
-          <w:rFonts w:ascii="TH Sarabun New" w:hAnsi="TH Sarabun New" w:cs="TH Sarabun New"/>
-          <w:sz w:val="32"/>
-          <w:szCs w:val="32"/>
-        </w:rPr>
-        <w:t xml:space="preserve">Synchronized frames) </w:t>
-      </w:r>
-      <w:r>
-        <w:rPr>
-          <w:rFonts w:ascii="TH Sarabun New" w:hAnsi="TH Sarabun New" w:cs="TH Sarabun New"/>
-          <w:sz w:val="32"/>
-          <w:szCs w:val="32"/>
-          <w:cs/>
-        </w:rPr>
-        <w:t xml:space="preserve">มากกว่า </w:t>
-      </w:r>
-      <w:r>
-        <w:rPr>
-          <w:rFonts w:ascii="TH Sarabun New" w:hAnsi="TH Sarabun New" w:cs="TH Sarabun New"/>
-          <w:sz w:val="32"/>
-          <w:szCs w:val="32"/>
-        </w:rPr>
-        <w:t>320,000</w:t>
-      </w:r>
-      <w:r>
-        <w:rPr>
-          <w:rFonts w:ascii="TH Sarabun New" w:hAnsi="TH Sarabun New" w:cs="TH Sarabun New"/>
-          <w:sz w:val="32"/>
-          <w:szCs w:val="32"/>
-          <w:cs/>
-        </w:rPr>
-        <w:t xml:space="preserve"> เฟรม จากรูปแบบสัญญาณ (</w:t>
-      </w:r>
-      <w:r>
-        <w:rPr>
-          <w:rFonts w:ascii="TH Sarabun New" w:hAnsi="TH Sarabun New" w:cs="TH Sarabun New"/>
-          <w:sz w:val="32"/>
-          <w:szCs w:val="32"/>
-        </w:rPr>
-        <w:t xml:space="preserve">Modality) </w:t>
-      </w:r>
-      <w:r>
-        <w:rPr>
-          <w:rFonts w:ascii="TH Sarabun New" w:hAnsi="TH Sarabun New" w:cs="TH Sarabun New"/>
-          <w:sz w:val="32"/>
-          <w:szCs w:val="32"/>
-          <w:cs/>
-        </w:rPr>
-        <w:t xml:space="preserve">ทั้ง </w:t>
-      </w:r>
-      <w:r>
-        <w:rPr>
-          <w:rFonts w:ascii="TH Sarabun New" w:hAnsi="TH Sarabun New" w:cs="TH Sarabun New"/>
-          <w:sz w:val="32"/>
-          <w:szCs w:val="32"/>
-        </w:rPr>
-        <w:t>5</w:t>
-      </w:r>
-      <w:r>
-        <w:rPr>
-          <w:rFonts w:ascii="TH Sarabun New" w:hAnsi="TH Sarabun New" w:cs="TH Sarabun New"/>
-          <w:sz w:val="32"/>
-          <w:szCs w:val="32"/>
-          <w:cs/>
-        </w:rPr>
-        <w:t xml:space="preserve"> ประเภท ซึ่งเก็บรวบรวมจากอาสาสมัครมนุษย์จำนวน </w:t>
-      </w:r>
-      <w:r>
-        <w:rPr>
-          <w:rFonts w:ascii="TH Sarabun New" w:hAnsi="TH Sarabun New" w:cs="TH Sarabun New"/>
-          <w:sz w:val="32"/>
-          <w:szCs w:val="32"/>
-        </w:rPr>
-        <w:t>40</w:t>
-      </w:r>
-      <w:r>
-        <w:rPr>
-          <w:rFonts w:ascii="TH Sarabun New" w:hAnsi="TH Sarabun New" w:cs="TH Sarabun New"/>
-          <w:sz w:val="32"/>
-          <w:szCs w:val="32"/>
-          <w:cs/>
-        </w:rPr>
-        <w:t xml:space="preserve"> คน พร้อมทั้งมีการจัดเตรียมป้ายกำกับข้อมูล </w:t>
+        <w:t>ด้วยชุดข้อมูลดังกล่าว ผู้วิจัยได้พัฒนาตัวจำแนกประเภทบนพื้นฐานของการเรียนรู้เชิงลึก โดยประยุกต์ใช้อัลกอริทึมการจำแนกภาพ (</w:t>
+      </w:r>
+      <w:r>
+        <w:rPr>
+          <w:rFonts w:ascii="TH Sarabun New" w:hAnsi="TH Sarabun New" w:cs="TH Sarabun New"/>
+          <w:sz w:val="32"/>
+          <w:szCs w:val="32"/>
+        </w:rPr>
+        <w:t xml:space="preserve">image classification algorithm) </w:t>
+      </w:r>
+      <w:r>
+        <w:rPr>
+          <w:rFonts w:ascii="TH Sarabun New" w:hAnsi="TH Sarabun New" w:cs="TH Sarabun New"/>
+          <w:sz w:val="32"/>
+          <w:szCs w:val="32"/>
+          <w:cs/>
+        </w:rPr>
+        <w:t>ซึ่งจุดเด่นสำคัญของเทคนิคที่นำเสนอนี้คือ แตกต่างจากระบบตรวจจับการหกล้มอื่น ๆ ตรงที่ ต้องการเพียงขั้นตอนการลดอัตราสุ่มตัวอย่าง (</w:t>
+      </w:r>
+      <w:r>
+        <w:rPr>
+          <w:rFonts w:ascii="TH Sarabun New" w:hAnsi="TH Sarabun New" w:cs="TH Sarabun New"/>
+          <w:sz w:val="32"/>
+          <w:szCs w:val="32"/>
+        </w:rPr>
+        <w:t xml:space="preserve">down sampling) </w:t>
+      </w:r>
+      <w:r>
+        <w:rPr>
+          <w:rFonts w:ascii="TH Sarabun New" w:hAnsi="TH Sarabun New" w:cs="TH Sarabun New"/>
+          <w:sz w:val="32"/>
+          <w:szCs w:val="32"/>
+          <w:cs/>
+        </w:rPr>
+        <w:t>และการปรับรูปทรงข้อมูล (</w:t>
+      </w:r>
+      <w:r>
+        <w:rPr>
+          <w:rFonts w:ascii="TH Sarabun New" w:hAnsi="TH Sarabun New" w:cs="TH Sarabun New"/>
+          <w:sz w:val="32"/>
+          <w:szCs w:val="32"/>
+        </w:rPr>
+        <w:t xml:space="preserve">reshaping) </w:t>
+      </w:r>
+      <w:r>
+        <w:rPr>
+          <w:rFonts w:ascii="TH Sarabun New" w:hAnsi="TH Sarabun New" w:cs="TH Sarabun New"/>
+          <w:sz w:val="32"/>
+          <w:szCs w:val="32"/>
+          <w:cs/>
+        </w:rPr>
+        <w:t>ในกระบวนการเตรียมข้อมูล</w:t>
       </w:r>
       <w:r>
         <w:rPr>
@@ -3608,49 +3490,7 @@
           <w:cs/>
         </w:rPr>
         <w:lastRenderedPageBreak/>
-        <w:t>(</w:t>
-      </w:r>
-      <w:r>
-        <w:rPr>
-          <w:rFonts w:ascii="TH Sarabun New" w:hAnsi="TH Sarabun New" w:cs="TH Sarabun New"/>
-          <w:sz w:val="32"/>
-          <w:szCs w:val="32"/>
-        </w:rPr>
-        <w:t xml:space="preserve">Annotation) </w:t>
-      </w:r>
-      <w:r>
-        <w:rPr>
-          <w:rFonts w:ascii="TH Sarabun New" w:hAnsi="TH Sarabun New" w:cs="TH Sarabun New"/>
-          <w:sz w:val="32"/>
-          <w:szCs w:val="32"/>
-          <w:cs/>
-        </w:rPr>
-        <w:t>หลากหลายรูปแบบ เพื่อรองรับงานด้านการรับรู้ที่เป็นไปได้ในอนาคต เช่น การประมาณท่าทางมนุษย์ (</w:t>
-      </w:r>
-      <w:r>
-        <w:rPr>
-          <w:rFonts w:ascii="TH Sarabun New" w:hAnsi="TH Sarabun New" w:cs="TH Sarabun New"/>
-          <w:sz w:val="32"/>
-          <w:szCs w:val="32"/>
-        </w:rPr>
-        <w:t xml:space="preserve">Human pose estimation) </w:t>
-      </w:r>
-      <w:r>
-        <w:rPr>
-          <w:rFonts w:ascii="TH Sarabun New" w:hAnsi="TH Sarabun New" w:cs="TH Sarabun New"/>
-          <w:sz w:val="32"/>
-          <w:szCs w:val="32"/>
-          <w:cs/>
-        </w:rPr>
-        <w:t>และการรู้จำกิจกรรม (</w:t>
-      </w:r>
-      <w:r>
-        <w:rPr>
-          <w:rFonts w:ascii="TH Sarabun New" w:hAnsi="TH Sarabun New" w:cs="TH Sarabun New"/>
-          <w:sz w:val="32"/>
-          <w:szCs w:val="32"/>
-        </w:rPr>
-        <w:t>Action recognition)</w:t>
+        <w:t>เบื้องต้นเท่านั้น โดยไม่จำเป็นต้องผ่านกระบวนการแปลงสัญญาณที่ซับซ้อน เช่น การสร้างสเปกโตรแกรมหรือการขจัดสัญญาณรบกวนแบบเวฟเล็ต</w:t>
       </w:r>
     </w:p>
     <w:p>
@@ -3684,83 +3524,109 @@
           <w:szCs w:val="32"/>
           <w:cs/>
         </w:rPr>
-        <w:t>นอกจากนี้ ผู้วิจัยยังได้ดำเนินการทดลองอย่างละเอียดเพื่อเปรียบเทียบศักยภาพในการรับรู้ (</w:t>
-      </w:r>
-      <w:r>
-        <w:rPr>
-          <w:rFonts w:ascii="TH Sarabun New" w:hAnsi="TH Sarabun New" w:cs="TH Sarabun New"/>
-          <w:sz w:val="32"/>
-          <w:szCs w:val="32"/>
-        </w:rPr>
-        <w:t xml:space="preserve">sensing capacity) </w:t>
-      </w:r>
-      <w:r>
-        <w:rPr>
-          <w:rFonts w:ascii="TH Sarabun New" w:hAnsi="TH Sarabun New" w:cs="TH Sarabun New"/>
-          <w:sz w:val="32"/>
-          <w:szCs w:val="32"/>
-          <w:cs/>
-        </w:rPr>
-        <w:t xml:space="preserve">ของสัญญาณแต่ละประเภทหรือหลายประเภทร่วมกัน ในแง่มุมของงานที่หลากหลาย โดยผู้วิจัยคาดหวังว่า </w:t>
-      </w:r>
-      <w:r>
-        <w:rPr>
-          <w:rFonts w:ascii="TH Sarabun New" w:hAnsi="TH Sarabun New" w:cs="TH Sarabun New"/>
-          <w:sz w:val="32"/>
-          <w:szCs w:val="32"/>
-        </w:rPr>
-        <w:t xml:space="preserve">MM-Fi </w:t>
-      </w:r>
-      <w:r>
-        <w:rPr>
-          <w:rFonts w:ascii="TH Sarabun New" w:hAnsi="TH Sarabun New" w:cs="TH Sarabun New"/>
-          <w:sz w:val="32"/>
-          <w:szCs w:val="32"/>
-          <w:cs/>
-        </w:rPr>
-        <w:t>จะสามารถส่งเสริมงานวิจัยด้านการรับรู้แบบไร้สายในหลายมิติ ได้แก่ การรู้จำกิจกรรม การประมาณท่าทางมนุษย์ การเรียนรู้แบบหลายรูปแบบสัญญาณ (</w:t>
-      </w:r>
-      <w:r>
-        <w:rPr>
-          <w:rFonts w:ascii="TH Sarabun New" w:hAnsi="TH Sarabun New" w:cs="TH Sarabun New"/>
-          <w:sz w:val="32"/>
-          <w:szCs w:val="32"/>
-        </w:rPr>
-        <w:t xml:space="preserve">multi-modal learning) </w:t>
-      </w:r>
-      <w:r>
-        <w:rPr>
-          <w:rFonts w:ascii="TH Sarabun New" w:hAnsi="TH Sarabun New" w:cs="TH Sarabun New"/>
-          <w:sz w:val="32"/>
-          <w:szCs w:val="32"/>
-          <w:cs/>
-        </w:rPr>
-        <w:t>การกำกับดูแลข้ามรูปแบบสัญญาณ (</w:t>
-      </w:r>
-      <w:r>
-        <w:rPr>
-          <w:rFonts w:ascii="TH Sarabun New" w:hAnsi="TH Sarabun New" w:cs="TH Sarabun New"/>
-          <w:sz w:val="32"/>
-          <w:szCs w:val="32"/>
-        </w:rPr>
-        <w:t xml:space="preserve">cross-modal supervision) </w:t>
-      </w:r>
-      <w:r>
-        <w:rPr>
-          <w:rFonts w:ascii="TH Sarabun New" w:hAnsi="TH Sarabun New" w:cs="TH Sarabun New"/>
-          <w:sz w:val="32"/>
-          <w:szCs w:val="32"/>
-          <w:cs/>
-        </w:rPr>
-        <w:t>รวมถึงงานวิจัยเชิงสหวิทยาการด้านสุขภาพ (</w:t>
-      </w:r>
-      <w:r>
-        <w:rPr>
-          <w:rFonts w:ascii="TH Sarabun New" w:hAnsi="TH Sarabun New" w:cs="TH Sarabun New"/>
-          <w:sz w:val="32"/>
-          <w:szCs w:val="32"/>
-        </w:rPr>
-        <w:t>interdisciplinary healthcare research)</w:t>
+        <w:t xml:space="preserve">ผลการประเมินระบบตรวจจับการหกล้มที่นำเสนอด้วยชุดข้อมูลที่สร้างขึ้น แสดงให้เห็นว่าระบบดังกล่าวมีประสิทธิภาพเหนือกว่าระบบที่มีอยู่เดิมอีก </w:t>
+      </w:r>
+      <w:r>
+        <w:rPr>
+          <w:rFonts w:ascii="TH Sarabun New" w:hAnsi="TH Sarabun New" w:cs="TH Sarabun New"/>
+          <w:sz w:val="32"/>
+          <w:szCs w:val="32"/>
+        </w:rPr>
+        <w:t xml:space="preserve">2 </w:t>
+      </w:r>
+      <w:r>
+        <w:rPr>
+          <w:rFonts w:ascii="TH Sarabun New" w:hAnsi="TH Sarabun New" w:cs="TH Sarabun New"/>
+          <w:sz w:val="32"/>
+          <w:szCs w:val="32"/>
+          <w:cs/>
+        </w:rPr>
+        <w:t xml:space="preserve">ระบบ โดยสามารถให้ความแม่นยำ **มากกว่า </w:t>
+      </w:r>
+      <w:r>
+        <w:rPr>
+          <w:rFonts w:ascii="TH Sarabun New" w:hAnsi="TH Sarabun New" w:cs="TH Sarabun New"/>
+          <w:sz w:val="32"/>
+          <w:szCs w:val="32"/>
+        </w:rPr>
+        <w:t xml:space="preserve">96%** </w:t>
+      </w:r>
+      <w:r>
+        <w:rPr>
+          <w:rFonts w:ascii="TH Sarabun New" w:hAnsi="TH Sarabun New" w:cs="TH Sarabun New"/>
+          <w:sz w:val="32"/>
+          <w:szCs w:val="32"/>
+          <w:cs/>
+        </w:rPr>
+        <w:t xml:space="preserve">สำหรับข้อมูล </w:t>
+      </w:r>
+      <w:r>
+        <w:rPr>
+          <w:rFonts w:ascii="TH Sarabun New" w:hAnsi="TH Sarabun New" w:cs="TH Sarabun New"/>
+          <w:sz w:val="32"/>
+          <w:szCs w:val="32"/>
+        </w:rPr>
+        <w:t xml:space="preserve">CSI </w:t>
+      </w:r>
+      <w:r>
+        <w:rPr>
+          <w:rFonts w:ascii="TH Sarabun New" w:hAnsi="TH Sarabun New" w:cs="TH Sarabun New"/>
+          <w:sz w:val="32"/>
+          <w:szCs w:val="32"/>
+          <w:cs/>
+        </w:rPr>
+        <w:t xml:space="preserve">ที่รวบรวมจากทั้ง </w:t>
+      </w:r>
+      <w:r>
+        <w:rPr>
+          <w:rFonts w:ascii="TH Sarabun New" w:hAnsi="TH Sarabun New" w:cs="TH Sarabun New"/>
+          <w:sz w:val="32"/>
+          <w:szCs w:val="32"/>
+        </w:rPr>
+        <w:t xml:space="preserve">4 </w:t>
+      </w:r>
+      <w:r>
+        <w:rPr>
+          <w:rFonts w:ascii="TH Sarabun New" w:hAnsi="TH Sarabun New" w:cs="TH Sarabun New"/>
+          <w:sz w:val="32"/>
+          <w:szCs w:val="32"/>
+          <w:cs/>
+        </w:rPr>
+        <w:t>สภาพแวดล้อม และให้ความแม่นยำสูงถึง **</w:t>
+      </w:r>
+      <w:r>
+        <w:rPr>
+          <w:rFonts w:ascii="TH Sarabun New" w:hAnsi="TH Sarabun New" w:cs="TH Sarabun New"/>
+          <w:sz w:val="32"/>
+          <w:szCs w:val="32"/>
+        </w:rPr>
+        <w:t xml:space="preserve">99%** </w:t>
+      </w:r>
+      <w:r>
+        <w:rPr>
+          <w:rFonts w:ascii="TH Sarabun New" w:hAnsi="TH Sarabun New" w:cs="TH Sarabun New"/>
+          <w:sz w:val="32"/>
+          <w:szCs w:val="32"/>
+          <w:cs/>
+        </w:rPr>
+        <w:t xml:space="preserve">สำหรับข้อมูล </w:t>
+      </w:r>
+      <w:r>
+        <w:rPr>
+          <w:rFonts w:ascii="TH Sarabun New" w:hAnsi="TH Sarabun New" w:cs="TH Sarabun New"/>
+          <w:sz w:val="32"/>
+          <w:szCs w:val="32"/>
+        </w:rPr>
+        <w:t xml:space="preserve">CSI </w:t>
+      </w:r>
+      <w:r>
+        <w:rPr>
+          <w:rFonts w:ascii="TH Sarabun New" w:hAnsi="TH Sarabun New" w:cs="TH Sarabun New"/>
+          <w:sz w:val="32"/>
+          <w:szCs w:val="32"/>
+          <w:cs/>
+        </w:rPr>
+        <w:t>ที่รวบรวมจากบางกลุ่มของสภาพแวดล้อม</w:t>
       </w:r>
     </w:p>
     <w:p>
@@ -3811,7 +3677,7 @@
           <w:sz w:val="32"/>
           <w:szCs w:val="32"/>
         </w:rPr>
-        <w:t>5</w:t>
+        <w:t>4</w:t>
       </w:r>
       <w:r>
         <w:rPr>
@@ -3826,17 +3692,42 @@
           <w:rFonts w:ascii="TH Sarabun New" w:hAnsi="TH Sarabun New" w:cs="TH Sarabun New"/>
           <w:sz w:val="32"/>
           <w:szCs w:val="32"/>
-          <w:cs/>
-        </w:rPr>
-        <w:t>การปรับปรุงระบบระบุตำแหน่งภายในอาคารด้วยเทคนิคการเรียนรู้ของเครื่อง (</w:t>
-      </w:r>
-      <w:r>
-        <w:rPr>
-          <w:rFonts w:ascii="TH Sarabun New" w:hAnsi="TH Sarabun New" w:cs="TH Sarabun New"/>
-          <w:sz w:val="32"/>
-          <w:szCs w:val="32"/>
-        </w:rPr>
-        <w:t>Improving Indoor Positioning System using Machine Learning Techniques)</w:t>
+        </w:rPr>
+        <w:t xml:space="preserve">MM-Fi: </w:t>
+      </w:r>
+      <w:r>
+        <w:rPr>
+          <w:rFonts w:ascii="TH Sarabun New" w:hAnsi="TH Sarabun New" w:cs="TH Sarabun New"/>
+          <w:sz w:val="32"/>
+          <w:szCs w:val="32"/>
+          <w:cs/>
+        </w:rPr>
+        <w:t xml:space="preserve">ชุดข้อมูลมนุษย์ </w:t>
+      </w:r>
+      <w:r>
+        <w:rPr>
+          <w:rFonts w:ascii="TH Sarabun New" w:hAnsi="TH Sarabun New" w:cs="TH Sarabun New"/>
+          <w:sz w:val="32"/>
+          <w:szCs w:val="32"/>
+        </w:rPr>
+        <w:t xml:space="preserve">4 </w:t>
+      </w:r>
+      <w:r>
+        <w:rPr>
+          <w:rFonts w:ascii="TH Sarabun New" w:hAnsi="TH Sarabun New" w:cs="TH Sarabun New"/>
+          <w:sz w:val="32"/>
+          <w:szCs w:val="32"/>
+          <w:cs/>
+        </w:rPr>
+        <w:t>มิติแบบหลายรูปแบบสัญญาณที่ไม่รบกวนผู้ใช้งาน สำหรับการรับรู้แบบไร้สายอเนกประสงค์ (</w:t>
+      </w:r>
+      <w:r>
+        <w:rPr>
+          <w:rFonts w:ascii="TH Sarabun New" w:hAnsi="TH Sarabun New" w:cs="TH Sarabun New"/>
+          <w:sz w:val="32"/>
+          <w:szCs w:val="32"/>
+        </w:rPr>
+        <w:t>MM-Fi: Multi-Modal Non-Intrusive 4D Human Dataset for Versatile Wireless Sensing)</w:t>
       </w:r>
     </w:p>
     <w:p>
@@ -3868,9 +3759,17 @@
           <w:rFonts w:ascii="TH Sarabun New" w:hAnsi="TH Sarabun New" w:cs="TH Sarabun New"/>
           <w:sz w:val="32"/>
           <w:szCs w:val="32"/>
-          <w:cs/>
-        </w:rPr>
-        <w:t>นายธนภูมิ อังอำนวยศิริ และคณะ (</w:t>
+        </w:rPr>
+        <w:t xml:space="preserve">Jianfei Yang </w:t>
+      </w:r>
+      <w:r>
+        <w:rPr>
+          <w:rFonts w:ascii="TH Sarabun New" w:hAnsi="TH Sarabun New" w:cs="TH Sarabun New"/>
+          <w:sz w:val="32"/>
+          <w:szCs w:val="32"/>
+          <w:cs/>
+        </w:rPr>
+        <w:t>และคณะ (</w:t>
       </w:r>
       <w:r>
         <w:rPr>
@@ -3887,58 +3786,235 @@
           <w:szCs w:val="32"/>
           <w:cs/>
         </w:rPr>
-        <w:t xml:space="preserve">ได้นำเสนองานวิจัยที่มุ่งศึกษาการประมาณค่าพิกัดตำแหน่งของมนุษย์ภายในอาคาร โดยใช้เทคโนโลยี </w:t>
-      </w:r>
-      <w:r>
-        <w:rPr>
-          <w:rFonts w:ascii="TH Sarabun New" w:hAnsi="TH Sarabun New" w:cs="TH Sarabun New"/>
-          <w:sz w:val="32"/>
-          <w:szCs w:val="32"/>
-        </w:rPr>
-        <w:t xml:space="preserve">CSI </w:t>
-      </w:r>
-      <w:r>
-        <w:rPr>
-          <w:rFonts w:ascii="TH Sarabun New" w:hAnsi="TH Sarabun New" w:cs="TH Sarabun New"/>
-          <w:sz w:val="32"/>
-          <w:szCs w:val="32"/>
-          <w:cs/>
-        </w:rPr>
-        <w:t>พร้อมทั้งพัฒนาความแม่นยำของการประมาณค่าดังกล่าวผ่านเทคนิคการเรียนรู้ของเครื่อง (</w:t>
-      </w:r>
-      <w:r>
-        <w:rPr>
-          <w:rFonts w:ascii="TH Sarabun New" w:hAnsi="TH Sarabun New" w:cs="TH Sarabun New"/>
-          <w:sz w:val="32"/>
-          <w:szCs w:val="32"/>
-        </w:rPr>
-        <w:t xml:space="preserve">Machine Learning) </w:t>
-      </w:r>
-      <w:r>
-        <w:rPr>
-          <w:rFonts w:ascii="TH Sarabun New" w:hAnsi="TH Sarabun New" w:cs="TH Sarabun New"/>
-          <w:sz w:val="32"/>
-          <w:szCs w:val="32"/>
-          <w:cs/>
-        </w:rPr>
-        <w:t xml:space="preserve">โดยผู้วิจัยระบุว่าเทคโนโลยี </w:t>
-      </w:r>
-      <w:r>
-        <w:rPr>
-          <w:rFonts w:ascii="TH Sarabun New" w:hAnsi="TH Sarabun New" w:cs="TH Sarabun New"/>
-          <w:sz w:val="32"/>
-          <w:szCs w:val="32"/>
-        </w:rPr>
-        <w:t xml:space="preserve">CSI </w:t>
-      </w:r>
-      <w:r>
-        <w:rPr>
-          <w:rFonts w:ascii="TH Sarabun New" w:hAnsi="TH Sarabun New" w:cs="TH Sarabun New"/>
-          <w:sz w:val="32"/>
-          <w:szCs w:val="32"/>
-          <w:cs/>
-        </w:rPr>
-        <w:t>สามารถให้ข้อมูลช่องสัญญาณ ได้หลากหลายรูปแบบ ซึ่งเอื้อให้สามารถวิเคราะห์ข้อมูลได้อย่างละเอียด</w:t>
+        <w:t xml:space="preserve">ระบุว่าการรับรู้มนุษย์เชิงพื้นที่-เวลาแบบ </w:t>
+      </w:r>
+      <w:r>
+        <w:rPr>
+          <w:rFonts w:ascii="TH Sarabun New" w:hAnsi="TH Sarabun New" w:cs="TH Sarabun New"/>
+          <w:sz w:val="32"/>
+          <w:szCs w:val="32"/>
+        </w:rPr>
+        <w:t>4</w:t>
+      </w:r>
+      <w:r>
+        <w:rPr>
+          <w:rFonts w:ascii="TH Sarabun New" w:hAnsi="TH Sarabun New" w:cs="TH Sarabun New"/>
+          <w:sz w:val="32"/>
+          <w:szCs w:val="32"/>
+          <w:cs/>
+        </w:rPr>
+        <w:t xml:space="preserve"> มิติ (</w:t>
+      </w:r>
+      <w:r>
+        <w:rPr>
+          <w:rFonts w:ascii="TH Sarabun New" w:hAnsi="TH Sarabun New" w:cs="TH Sarabun New"/>
+          <w:sz w:val="32"/>
+          <w:szCs w:val="32"/>
+        </w:rPr>
+        <w:t xml:space="preserve">4D human perception) </w:t>
+      </w:r>
+      <w:r>
+        <w:rPr>
+          <w:rFonts w:ascii="TH Sarabun New" w:hAnsi="TH Sarabun New" w:cs="TH Sarabun New"/>
+          <w:sz w:val="32"/>
+          <w:szCs w:val="32"/>
+          <w:cs/>
+        </w:rPr>
+        <w:t>มีบทบาทสำคัญอย่างยิ่งในการประยุกต์ใช้งานหลากหลายรูปแบบ เช่น ระบบอัตโนมัติภายในบ้าน (</w:t>
+      </w:r>
+      <w:r>
+        <w:rPr>
+          <w:rFonts w:ascii="TH Sarabun New" w:hAnsi="TH Sarabun New" w:cs="TH Sarabun New"/>
+          <w:sz w:val="32"/>
+          <w:szCs w:val="32"/>
+        </w:rPr>
+        <w:t xml:space="preserve">home automation) </w:t>
+      </w:r>
+      <w:r>
+        <w:rPr>
+          <w:rFonts w:ascii="TH Sarabun New" w:hAnsi="TH Sarabun New" w:cs="TH Sarabun New"/>
+          <w:sz w:val="32"/>
+          <w:szCs w:val="32"/>
+          <w:cs/>
+        </w:rPr>
+        <w:t>และการจำลองอวตารในโลกเสมือน (</w:t>
+      </w:r>
+      <w:r>
+        <w:rPr>
+          <w:rFonts w:ascii="TH Sarabun New" w:hAnsi="TH Sarabun New" w:cs="TH Sarabun New"/>
+          <w:sz w:val="32"/>
+          <w:szCs w:val="32"/>
+        </w:rPr>
+        <w:t xml:space="preserve">metaverse avatar simulation) </w:t>
+      </w:r>
+      <w:r>
+        <w:rPr>
+          <w:rFonts w:ascii="TH Sarabun New" w:hAnsi="TH Sarabun New" w:cs="TH Sarabun New"/>
+          <w:sz w:val="32"/>
+          <w:szCs w:val="32"/>
+          <w:cs/>
+        </w:rPr>
+        <w:t>อย่างไรก็ตาม แนวทางแก้ปัญหาที่มีอยู่เดิมซึ่งส่วนใหญ่พึ่งพากล้องและอุปกรณ์สวมใส่ (</w:t>
+      </w:r>
+      <w:r>
+        <w:rPr>
+          <w:rFonts w:ascii="TH Sarabun New" w:hAnsi="TH Sarabun New" w:cs="TH Sarabun New"/>
+          <w:sz w:val="32"/>
+          <w:szCs w:val="32"/>
+        </w:rPr>
+        <w:t xml:space="preserve">wearable devices) </w:t>
+      </w:r>
+      <w:r>
+        <w:rPr>
+          <w:rFonts w:ascii="TH Sarabun New" w:hAnsi="TH Sarabun New" w:cs="TH Sarabun New"/>
+          <w:sz w:val="32"/>
+          <w:szCs w:val="32"/>
+          <w:cs/>
+        </w:rPr>
+        <w:t>ต่างประสบปัญหาไม่ด้านใดก็ด้านหนึ่ง คือ</w:t>
+      </w:r>
+      <w:r>
+        <w:rPr>
+          <w:rFonts w:ascii="TH Sarabun New" w:hAnsi="TH Sarabun New" w:cs="TH Sarabun New"/>
+          <w:sz w:val="32"/>
+          <w:szCs w:val="32"/>
+        </w:rPr>
+        <w:t xml:space="preserve"> </w:t>
+      </w:r>
+      <w:r>
+        <w:rPr>
+          <w:rFonts w:ascii="TH Sarabun New" w:hAnsi="TH Sarabun New" w:cs="TH Sarabun New"/>
+          <w:sz w:val="32"/>
+          <w:szCs w:val="32"/>
+          <w:cs/>
+        </w:rPr>
+        <w:t>ล่วงล้ำความเป็นส่วนตัว (</w:t>
+      </w:r>
+      <w:r>
+        <w:rPr>
+          <w:rFonts w:ascii="TH Sarabun New" w:hAnsi="TH Sarabun New" w:cs="TH Sarabun New"/>
+          <w:sz w:val="32"/>
+          <w:szCs w:val="32"/>
+        </w:rPr>
+        <w:t>privacy intrusive)</w:t>
+      </w:r>
+      <w:r>
+        <w:rPr>
+          <w:rFonts w:ascii="TH Sarabun New" w:hAnsi="TH Sarabun New" w:cs="TH Sarabun New"/>
+          <w:sz w:val="32"/>
+          <w:szCs w:val="32"/>
+        </w:rPr>
+        <w:t xml:space="preserve"> </w:t>
+      </w:r>
+      <w:r>
+        <w:rPr>
+          <w:rFonts w:ascii="TH Sarabun New" w:hAnsi="TH Sarabun New" w:cs="TH Sarabun New"/>
+          <w:sz w:val="32"/>
+          <w:szCs w:val="32"/>
+          <w:cs/>
+        </w:rPr>
+        <w:t>หรือ ไม่สะดวกต่อการใช้งาน (</w:t>
+      </w:r>
+      <w:r>
+        <w:rPr>
+          <w:rFonts w:ascii="TH Sarabun New" w:hAnsi="TH Sarabun New" w:cs="TH Sarabun New"/>
+          <w:sz w:val="32"/>
+          <w:szCs w:val="32"/>
+        </w:rPr>
+        <w:t>inconvenient to use)</w:t>
+      </w:r>
+      <w:r>
+        <w:rPr>
+          <w:rFonts w:ascii="TH Sarabun New" w:hAnsi="TH Sarabun New" w:cs="TH Sarabun New"/>
+          <w:sz w:val="32"/>
+          <w:szCs w:val="32"/>
+        </w:rPr>
+        <w:t xml:space="preserve"> </w:t>
+      </w:r>
+      <w:r>
+        <w:rPr>
+          <w:rFonts w:ascii="TH Sarabun New" w:hAnsi="TH Sarabun New" w:cs="TH Sarabun New"/>
+          <w:sz w:val="32"/>
+          <w:szCs w:val="32"/>
+          <w:cs/>
+        </w:rPr>
+        <w:t>ด้วยเหตุนี้ การรับรู้แบบไร้สาย (</w:t>
+      </w:r>
+      <w:r>
+        <w:rPr>
+          <w:rFonts w:ascii="TH Sarabun New" w:hAnsi="TH Sarabun New" w:cs="TH Sarabun New"/>
+          <w:sz w:val="32"/>
+          <w:szCs w:val="32"/>
+        </w:rPr>
+        <w:t xml:space="preserve">wireless sensing) </w:t>
+      </w:r>
+      <w:r>
+        <w:rPr>
+          <w:rFonts w:ascii="TH Sarabun New" w:hAnsi="TH Sarabun New" w:cs="TH Sarabun New"/>
+          <w:sz w:val="32"/>
+          <w:szCs w:val="32"/>
+          <w:cs/>
+        </w:rPr>
+        <w:t xml:space="preserve">จึงกลายเป็นทางเลือกที่มีศักยภาพในการแก้ปัญหาดังกล่าว โดยอาศัยสัญญาณจาก </w:t>
+      </w:r>
+      <w:r>
+        <w:rPr>
+          <w:rFonts w:ascii="TH Sarabun New" w:hAnsi="TH Sarabun New" w:cs="TH Sarabun New"/>
+          <w:sz w:val="32"/>
+          <w:szCs w:val="32"/>
+        </w:rPr>
+        <w:t xml:space="preserve">LiDAR </w:t>
+      </w:r>
+      <w:r>
+        <w:rPr>
+          <w:rFonts w:ascii="TH Sarabun New" w:hAnsi="TH Sarabun New" w:cs="TH Sarabun New"/>
+          <w:sz w:val="32"/>
+          <w:szCs w:val="32"/>
+          <w:cs/>
+        </w:rPr>
+        <w:t>เรดาร์คลื่นมิลลิเมตร (</w:t>
+      </w:r>
+      <w:r>
+        <w:rPr>
+          <w:rFonts w:ascii="TH Sarabun New" w:hAnsi="TH Sarabun New" w:cs="TH Sarabun New"/>
+          <w:sz w:val="32"/>
+          <w:szCs w:val="32"/>
+        </w:rPr>
+        <w:t xml:space="preserve">mmWave radar) </w:t>
+      </w:r>
+      <w:r>
+        <w:rPr>
+          <w:rFonts w:ascii="TH Sarabun New" w:hAnsi="TH Sarabun New" w:cs="TH Sarabun New"/>
+          <w:sz w:val="32"/>
+          <w:szCs w:val="32"/>
+          <w:cs/>
+        </w:rPr>
+        <w:t xml:space="preserve">และสัญญาณ </w:t>
+      </w:r>
+      <w:r>
+        <w:rPr>
+          <w:rFonts w:ascii="TH Sarabun New" w:hAnsi="TH Sarabun New" w:cs="TH Sarabun New"/>
+          <w:sz w:val="32"/>
+          <w:szCs w:val="32"/>
+        </w:rPr>
+        <w:t xml:space="preserve">WiFi </w:t>
+      </w:r>
+      <w:r>
+        <w:rPr>
+          <w:rFonts w:ascii="TH Sarabun New" w:hAnsi="TH Sarabun New" w:cs="TH Sarabun New"/>
+          <w:sz w:val="32"/>
+          <w:szCs w:val="32"/>
+          <w:cs/>
+        </w:rPr>
+        <w:t>เพื่อการรับรู้มนุษย์แบบไม่ต้องพึ่งพาอุปกรณ์สวมใส่ (</w:t>
+      </w:r>
+      <w:r>
+        <w:rPr>
+          <w:rFonts w:ascii="TH Sarabun New" w:hAnsi="TH Sarabun New" w:cs="TH Sarabun New"/>
+          <w:sz w:val="32"/>
+          <w:szCs w:val="32"/>
+        </w:rPr>
+        <w:t>device-free human sensing)</w:t>
       </w:r>
     </w:p>
     <w:p>
@@ -3972,75 +4048,24 @@
           <w:szCs w:val="32"/>
           <w:cs/>
         </w:rPr>
-        <w:t>ในสภาพแวดล้อมของการทดลอง ผู้วิจัยได้พิจารณารูปแบบการวางตำแหน่งของตัวส่งสัญญาณ (</w:t>
-      </w:r>
-      <w:r>
-        <w:rPr>
-          <w:rFonts w:ascii="TH Sarabun New" w:hAnsi="TH Sarabun New" w:cs="TH Sarabun New"/>
-          <w:sz w:val="32"/>
-          <w:szCs w:val="32"/>
-        </w:rPr>
-        <w:t xml:space="preserve">Transmitter) </w:t>
-      </w:r>
-      <w:r>
-        <w:rPr>
-          <w:rFonts w:ascii="TH Sarabun New" w:hAnsi="TH Sarabun New" w:cs="TH Sarabun New"/>
-          <w:sz w:val="32"/>
-          <w:szCs w:val="32"/>
-          <w:cs/>
-        </w:rPr>
-        <w:t>และตัวรับสัญญาณ (</w:t>
-      </w:r>
-      <w:r>
-        <w:rPr>
-          <w:rFonts w:ascii="TH Sarabun New" w:hAnsi="TH Sarabun New" w:cs="TH Sarabun New"/>
-          <w:sz w:val="32"/>
-          <w:szCs w:val="32"/>
-        </w:rPr>
-        <w:t xml:space="preserve">Receiver) </w:t>
-      </w:r>
-      <w:r>
-        <w:rPr>
-          <w:rFonts w:ascii="TH Sarabun New" w:hAnsi="TH Sarabun New" w:cs="TH Sarabun New"/>
-          <w:sz w:val="32"/>
-          <w:szCs w:val="32"/>
-          <w:cs/>
-        </w:rPr>
-        <w:t xml:space="preserve">จำนวน </w:t>
-      </w:r>
-      <w:r>
-        <w:rPr>
-          <w:rFonts w:ascii="TH Sarabun New" w:hAnsi="TH Sarabun New" w:cs="TH Sarabun New"/>
-          <w:sz w:val="32"/>
-          <w:szCs w:val="32"/>
-        </w:rPr>
-        <w:t>2</w:t>
-      </w:r>
-      <w:r>
-        <w:rPr>
-          <w:rFonts w:ascii="TH Sarabun New" w:hAnsi="TH Sarabun New" w:cs="TH Sarabun New"/>
-          <w:sz w:val="32"/>
-          <w:szCs w:val="32"/>
-          <w:cs/>
-        </w:rPr>
-        <w:t xml:space="preserve"> รูปแบบ เพื่อค้นหาการตรวจจับสัญญาณ </w:t>
-      </w:r>
-      <w:r>
-        <w:rPr>
-          <w:rFonts w:ascii="TH Sarabun New" w:hAnsi="TH Sarabun New" w:cs="TH Sarabun New"/>
-          <w:sz w:val="32"/>
-          <w:szCs w:val="32"/>
-        </w:rPr>
-        <w:t xml:space="preserve">CSI </w:t>
-      </w:r>
-      <w:r>
-        <w:rPr>
-          <w:rFonts w:ascii="TH Sarabun New" w:hAnsi="TH Sarabun New" w:cs="TH Sarabun New"/>
-          <w:sz w:val="32"/>
-          <w:szCs w:val="32"/>
-          <w:cs/>
-        </w:rPr>
-        <w:t xml:space="preserve">ที่มีประสิทธิภาพภายใต้การระบุตำแหน่งแบบไม่ต้องพึ่งพาอุปกรณ์ โดยรูปแบบแรกคืออุปกรณ์ทั้งสองตัวถูกวางไว้ที่มุมห้อง (ในตำแหน่งตรงข้ามกัน) ส่วนรูปแบบที่สองคือตัวส่งสัญญาณถูกวางไว้กึ่งกลางห้อง ในขณะที่ตัวรับสัญญาณถูกวางไว้ที่มุมห้อง ทั้งนี้ ผู้วิจัยได้พิจารณาเทคนิคการเรียนรู้ของเครื่อง </w:t>
+        <w:t>จากช่องว่างงานวิจัยดังกล่าว ผู้วิจัยจึงได้นำเสนอ **</w:t>
+      </w:r>
+      <w:r>
+        <w:rPr>
+          <w:rFonts w:ascii="TH Sarabun New" w:hAnsi="TH Sarabun New" w:cs="TH Sarabun New"/>
+          <w:sz w:val="32"/>
+          <w:szCs w:val="32"/>
+        </w:rPr>
+        <w:t xml:space="preserve">MM-Fi** </w:t>
+      </w:r>
+      <w:r>
+        <w:rPr>
+          <w:rFonts w:ascii="TH Sarabun New" w:hAnsi="TH Sarabun New" w:cs="TH Sarabun New"/>
+          <w:sz w:val="32"/>
+          <w:szCs w:val="32"/>
+          <w:cs/>
+        </w:rPr>
+        <w:t xml:space="preserve">ซึ่งเป็นชุดข้อมูลมนุษย์ </w:t>
       </w:r>
       <w:r>
         <w:rPr>
@@ -4057,32 +4082,202 @@
           <w:szCs w:val="32"/>
           <w:cs/>
         </w:rPr>
-        <w:t xml:space="preserve"> ประเภทสำหรับการประมาณค่าตำแหน่ง ได้แก่  </w:t>
-      </w:r>
-      <w:r>
-        <w:rPr>
-          <w:rFonts w:ascii="TH Sarabun New" w:hAnsi="TH Sarabun New" w:cs="TH Sarabun New"/>
-          <w:sz w:val="32"/>
-          <w:szCs w:val="32"/>
-        </w:rPr>
-        <w:t xml:space="preserve">Artificial Neural Network: ANN, K-Nearest Neighbor: KNN, Decision Tree </w:t>
-      </w:r>
-      <w:r>
-        <w:rPr>
-          <w:rFonts w:ascii="TH Sarabun New" w:hAnsi="TH Sarabun New" w:cs="TH Sarabun New"/>
-          <w:sz w:val="32"/>
-          <w:szCs w:val="32"/>
-          <w:cs/>
-        </w:rPr>
-        <w:t xml:space="preserve">และ </w:t>
-      </w:r>
-      <w:r>
-        <w:rPr>
-          <w:rFonts w:ascii="TH Sarabun New" w:hAnsi="TH Sarabun New" w:cs="TH Sarabun New"/>
-          <w:sz w:val="32"/>
-          <w:szCs w:val="32"/>
-        </w:rPr>
-        <w:t>Naïve Bayes</w:t>
+        <w:t xml:space="preserve"> มิติแบบหลายรูปแบบสัญญาณ ที่ไม่รบกวนผู้ใช้งานชุดแรก ครอบคลุมหมวดหมู่กิจกรรม </w:t>
+      </w:r>
+      <w:r>
+        <w:rPr>
+          <w:rFonts w:ascii="TH Sarabun New" w:hAnsi="TH Sarabun New" w:cs="TH Sarabun New"/>
+          <w:sz w:val="32"/>
+          <w:szCs w:val="32"/>
+        </w:rPr>
+        <w:t>27</w:t>
+      </w:r>
+      <w:r>
+        <w:rPr>
+          <w:rFonts w:ascii="TH Sarabun New" w:hAnsi="TH Sarabun New" w:cs="TH Sarabun New"/>
+          <w:sz w:val="32"/>
+          <w:szCs w:val="32"/>
+          <w:cs/>
+        </w:rPr>
+        <w:t xml:space="preserve"> ประเภท ทั้งกิจกรรมประจำวันทั่วไปและกิจกรรมเพื่อการฟื้นฟูสมรรถภาพทางการแพทย์ (</w:t>
+      </w:r>
+      <w:r>
+        <w:rPr>
+          <w:rFonts w:ascii="TH Sarabun New" w:hAnsi="TH Sarabun New" w:cs="TH Sarabun New"/>
+          <w:sz w:val="32"/>
+          <w:szCs w:val="32"/>
+        </w:rPr>
+        <w:t xml:space="preserve">Rehabilitation) </w:t>
+      </w:r>
+      <w:r>
+        <w:rPr>
+          <w:rFonts w:ascii="TH Sarabun New" w:hAnsi="TH Sarabun New" w:cs="TH Sarabun New"/>
+          <w:sz w:val="32"/>
+          <w:szCs w:val="32"/>
+          <w:cs/>
+        </w:rPr>
+        <w:t>โดยมีวัตถุประสงค์เพื่อเชื่อมโยงช่องว่างระหว่างงานวิจัยด้านการรับรู้แบบไร้สายกับงานด้านการรับรู้มนุษย์ในระดับสูง (</w:t>
+      </w:r>
+      <w:r>
+        <w:rPr>
+          <w:rFonts w:ascii="TH Sarabun New" w:hAnsi="TH Sarabun New" w:cs="TH Sarabun New"/>
+          <w:sz w:val="32"/>
+          <w:szCs w:val="32"/>
+        </w:rPr>
+        <w:t xml:space="preserve">High-level human perception tasks) </w:t>
+      </w:r>
+      <w:r>
+        <w:rPr>
+          <w:rFonts w:ascii="TH Sarabun New" w:hAnsi="TH Sarabun New" w:cs="TH Sarabun New"/>
+          <w:sz w:val="32"/>
+          <w:szCs w:val="32"/>
+          <w:cs/>
+        </w:rPr>
+        <w:t xml:space="preserve">ชุดข้อมูล </w:t>
+      </w:r>
+      <w:r>
+        <w:rPr>
+          <w:rFonts w:ascii="TH Sarabun New" w:hAnsi="TH Sarabun New" w:cs="TH Sarabun New"/>
+          <w:sz w:val="32"/>
+          <w:szCs w:val="32"/>
+        </w:rPr>
+        <w:t xml:space="preserve">MM-Fi </w:t>
+      </w:r>
+      <w:r>
+        <w:rPr>
+          <w:rFonts w:ascii="TH Sarabun New" w:hAnsi="TH Sarabun New" w:cs="TH Sarabun New"/>
+          <w:sz w:val="32"/>
+          <w:szCs w:val="32"/>
+          <w:cs/>
+        </w:rPr>
+        <w:t>ประกอบด้วยเฟรมข้อมูลที่ผ่านการซิงโครไนซ์ (</w:t>
+      </w:r>
+      <w:r>
+        <w:rPr>
+          <w:rFonts w:ascii="TH Sarabun New" w:hAnsi="TH Sarabun New" w:cs="TH Sarabun New"/>
+          <w:sz w:val="32"/>
+          <w:szCs w:val="32"/>
+        </w:rPr>
+        <w:t xml:space="preserve">Synchronized frames) </w:t>
+      </w:r>
+      <w:r>
+        <w:rPr>
+          <w:rFonts w:ascii="TH Sarabun New" w:hAnsi="TH Sarabun New" w:cs="TH Sarabun New"/>
+          <w:sz w:val="32"/>
+          <w:szCs w:val="32"/>
+          <w:cs/>
+        </w:rPr>
+        <w:t xml:space="preserve">มากกว่า </w:t>
+      </w:r>
+      <w:r>
+        <w:rPr>
+          <w:rFonts w:ascii="TH Sarabun New" w:hAnsi="TH Sarabun New" w:cs="TH Sarabun New"/>
+          <w:sz w:val="32"/>
+          <w:szCs w:val="32"/>
+        </w:rPr>
+        <w:t>320,000</w:t>
+      </w:r>
+      <w:r>
+        <w:rPr>
+          <w:rFonts w:ascii="TH Sarabun New" w:hAnsi="TH Sarabun New" w:cs="TH Sarabun New"/>
+          <w:sz w:val="32"/>
+          <w:szCs w:val="32"/>
+          <w:cs/>
+        </w:rPr>
+        <w:t xml:space="preserve"> เฟรม จากรูปแบบสัญญาณ (</w:t>
+      </w:r>
+      <w:r>
+        <w:rPr>
+          <w:rFonts w:ascii="TH Sarabun New" w:hAnsi="TH Sarabun New" w:cs="TH Sarabun New"/>
+          <w:sz w:val="32"/>
+          <w:szCs w:val="32"/>
+        </w:rPr>
+        <w:t xml:space="preserve">Modality) </w:t>
+      </w:r>
+      <w:r>
+        <w:rPr>
+          <w:rFonts w:ascii="TH Sarabun New" w:hAnsi="TH Sarabun New" w:cs="TH Sarabun New"/>
+          <w:sz w:val="32"/>
+          <w:szCs w:val="32"/>
+          <w:cs/>
+        </w:rPr>
+        <w:t xml:space="preserve">ทั้ง </w:t>
+      </w:r>
+      <w:r>
+        <w:rPr>
+          <w:rFonts w:ascii="TH Sarabun New" w:hAnsi="TH Sarabun New" w:cs="TH Sarabun New"/>
+          <w:sz w:val="32"/>
+          <w:szCs w:val="32"/>
+        </w:rPr>
+        <w:t>5</w:t>
+      </w:r>
+      <w:r>
+        <w:rPr>
+          <w:rFonts w:ascii="TH Sarabun New" w:hAnsi="TH Sarabun New" w:cs="TH Sarabun New"/>
+          <w:sz w:val="32"/>
+          <w:szCs w:val="32"/>
+          <w:cs/>
+        </w:rPr>
+        <w:t xml:space="preserve"> ประเภท ซึ่งเก็บรวบรวมจากอาสาสมัครมนุษย์จำนวน </w:t>
+      </w:r>
+      <w:r>
+        <w:rPr>
+          <w:rFonts w:ascii="TH Sarabun New" w:hAnsi="TH Sarabun New" w:cs="TH Sarabun New"/>
+          <w:sz w:val="32"/>
+          <w:szCs w:val="32"/>
+        </w:rPr>
+        <w:t>40</w:t>
+      </w:r>
+      <w:r>
+        <w:rPr>
+          <w:rFonts w:ascii="TH Sarabun New" w:hAnsi="TH Sarabun New" w:cs="TH Sarabun New"/>
+          <w:sz w:val="32"/>
+          <w:szCs w:val="32"/>
+          <w:cs/>
+        </w:rPr>
+        <w:t xml:space="preserve"> คน พร้อมทั้งมีการจัดเตรียมป้ายกำกับข้อมูล (</w:t>
+      </w:r>
+      <w:r>
+        <w:rPr>
+          <w:rFonts w:ascii="TH Sarabun New" w:hAnsi="TH Sarabun New" w:cs="TH Sarabun New"/>
+          <w:sz w:val="32"/>
+          <w:szCs w:val="32"/>
+        </w:rPr>
+        <w:t xml:space="preserve">Annotation) </w:t>
+      </w:r>
+      <w:r>
+        <w:rPr>
+          <w:rFonts w:ascii="TH Sarabun New" w:hAnsi="TH Sarabun New" w:cs="TH Sarabun New"/>
+          <w:sz w:val="32"/>
+          <w:szCs w:val="32"/>
+          <w:cs/>
+        </w:rPr>
+        <w:t>หลากหลายรูปแบบ เพื่อรองรับงานด้านการรับรู้ที่เป็นไปได้ในอนาคต เช่น การประมาณท่าทางมนุษย์ (</w:t>
+      </w:r>
+      <w:r>
+        <w:rPr>
+          <w:rFonts w:ascii="TH Sarabun New" w:hAnsi="TH Sarabun New" w:cs="TH Sarabun New"/>
+          <w:sz w:val="32"/>
+          <w:szCs w:val="32"/>
+        </w:rPr>
+        <w:t xml:space="preserve">Human pose estimation) </w:t>
+      </w:r>
+      <w:r>
+        <w:rPr>
+          <w:rFonts w:ascii="TH Sarabun New" w:hAnsi="TH Sarabun New" w:cs="TH Sarabun New"/>
+          <w:sz w:val="32"/>
+          <w:szCs w:val="32"/>
+          <w:cs/>
+        </w:rPr>
+        <w:t>และการรู้จำกิจกรรม (</w:t>
+      </w:r>
+      <w:r>
+        <w:rPr>
+          <w:rFonts w:ascii="TH Sarabun New" w:hAnsi="TH Sarabun New" w:cs="TH Sarabun New"/>
+          <w:sz w:val="32"/>
+          <w:szCs w:val="32"/>
+        </w:rPr>
+        <w:t>Action recognition)</w:t>
       </w:r>
     </w:p>
     <w:p>
@@ -4107,6 +4302,7 @@
           <w:sz w:val="32"/>
           <w:szCs w:val="32"/>
         </w:rPr>
+        <w:lastRenderedPageBreak/>
         <w:tab/>
       </w:r>
       <w:r>
@@ -4116,75 +4312,83 @@
           <w:szCs w:val="32"/>
           <w:cs/>
         </w:rPr>
-        <w:t>ในขั้นแรก ผู้วิจัยได้ตรวจสอบค่าสหสัมพันธ์ (</w:t>
-      </w:r>
-      <w:r>
-        <w:rPr>
-          <w:rFonts w:ascii="TH Sarabun New" w:hAnsi="TH Sarabun New" w:cs="TH Sarabun New"/>
-          <w:sz w:val="32"/>
-          <w:szCs w:val="32"/>
-        </w:rPr>
-        <w:t xml:space="preserve">Correlation) </w:t>
-      </w:r>
-      <w:r>
-        <w:rPr>
-          <w:rFonts w:ascii="TH Sarabun New" w:hAnsi="TH Sarabun New" w:cs="TH Sarabun New"/>
-          <w:sz w:val="32"/>
-          <w:szCs w:val="32"/>
-          <w:cs/>
-        </w:rPr>
-        <w:t xml:space="preserve">ของคุณลักษณะ ทั้งหมดในข้อมูลนำเข้า และค้นพบว่าคุณลักษณะเหล่านี้มีค่าสหสัมพันธ์ระหว่างกันในระดับต่ำ ผลการทดลองแสดงให้เห็นว่ารูปแบบการวางตำแหน่งที่สองของตัวส่งสัญญาณให้ความแม่นยำสูงกว่ารูปแบบแรก นอกจากนี้ ความแม่นยำในการระบุตำแหน่งของโมเดล </w:t>
-      </w:r>
-      <w:r>
-        <w:rPr>
-          <w:rFonts w:ascii="TH Sarabun New" w:hAnsi="TH Sarabun New" w:cs="TH Sarabun New"/>
-          <w:sz w:val="32"/>
-          <w:szCs w:val="32"/>
-        </w:rPr>
-        <w:t xml:space="preserve">ANN </w:t>
-      </w:r>
-      <w:r>
-        <w:rPr>
-          <w:rFonts w:ascii="TH Sarabun New" w:hAnsi="TH Sarabun New" w:cs="TH Sarabun New"/>
-          <w:sz w:val="32"/>
-          <w:szCs w:val="32"/>
-          <w:cs/>
-        </w:rPr>
-        <w:t>ในรูปแบบที่สองมีค่าสูงถึง **</w:t>
-      </w:r>
-      <w:r>
-        <w:rPr>
-          <w:rFonts w:ascii="TH Sarabun New" w:hAnsi="TH Sarabun New" w:cs="TH Sarabun New"/>
-          <w:sz w:val="32"/>
-          <w:szCs w:val="32"/>
-        </w:rPr>
-        <w:t xml:space="preserve">80.5%** </w:t>
-      </w:r>
-      <w:r>
-        <w:rPr>
-          <w:rFonts w:ascii="TH Sarabun New" w:hAnsi="TH Sarabun New" w:cs="TH Sarabun New"/>
-          <w:sz w:val="32"/>
-          <w:szCs w:val="32"/>
-          <w:cs/>
-        </w:rPr>
-        <w:t xml:space="preserve">ซึ่งเป็นความแม่นยำสูงสุดเมื่อเทียบกับวิธีการอื่นทั้งหมด เนื่องจากโมเดล </w:t>
-      </w:r>
-      <w:r>
-        <w:rPr>
-          <w:rFonts w:ascii="TH Sarabun New" w:hAnsi="TH Sarabun New" w:cs="TH Sarabun New"/>
-          <w:sz w:val="32"/>
-          <w:szCs w:val="32"/>
-        </w:rPr>
-        <w:t xml:space="preserve">ANN </w:t>
-      </w:r>
-      <w:r>
-        <w:rPr>
-          <w:rFonts w:ascii="TH Sarabun New" w:hAnsi="TH Sarabun New" w:cs="TH Sarabun New"/>
-          <w:sz w:val="32"/>
-          <w:szCs w:val="32"/>
-          <w:cs/>
-        </w:rPr>
-        <w:t>มีความเหมาะสมอย่างยิ่งกับการประยุกต์ใช้งานกับข้อมูลที่มีค่าสหสัมพันธ์ต่ำ</w:t>
+        <w:t>นอกจากนี้ ผู้วิจัยยังได้ดำเนินการทดลองอย่างละเอียดเพื่อเปรียบเทียบศักยภาพในการรับรู้ (</w:t>
+      </w:r>
+      <w:r>
+        <w:rPr>
+          <w:rFonts w:ascii="TH Sarabun New" w:hAnsi="TH Sarabun New" w:cs="TH Sarabun New"/>
+          <w:sz w:val="32"/>
+          <w:szCs w:val="32"/>
+        </w:rPr>
+        <w:t xml:space="preserve">sensing capacity) </w:t>
+      </w:r>
+      <w:r>
+        <w:rPr>
+          <w:rFonts w:ascii="TH Sarabun New" w:hAnsi="TH Sarabun New" w:cs="TH Sarabun New"/>
+          <w:sz w:val="32"/>
+          <w:szCs w:val="32"/>
+          <w:cs/>
+        </w:rPr>
+        <w:t xml:space="preserve">ของสัญญาณแต่ละประเภทหรือหลายประเภทร่วมกัน ในแง่มุมของงานที่หลากหลาย โดยผู้วิจัยคาดหวังว่า </w:t>
+      </w:r>
+      <w:r>
+        <w:rPr>
+          <w:rFonts w:ascii="TH Sarabun New" w:hAnsi="TH Sarabun New" w:cs="TH Sarabun New"/>
+          <w:sz w:val="32"/>
+          <w:szCs w:val="32"/>
+        </w:rPr>
+        <w:t xml:space="preserve">MM-Fi </w:t>
+      </w:r>
+      <w:r>
+        <w:rPr>
+          <w:rFonts w:ascii="TH Sarabun New" w:hAnsi="TH Sarabun New" w:cs="TH Sarabun New"/>
+          <w:sz w:val="32"/>
+          <w:szCs w:val="32"/>
+          <w:cs/>
+        </w:rPr>
+        <w:t>จะสามารถส่งเสริมงานวิจัยด้านการรับรู้แบบไร้สายในหลายมิติ ได้แก่ การรู้จำกิจกรรม การประมาณท่าทางมนุษย์ การเรียนรู้แบบหลายรูปแบบสัญญาณ (</w:t>
+      </w:r>
+      <w:r>
+        <w:rPr>
+          <w:rFonts w:ascii="TH Sarabun New" w:hAnsi="TH Sarabun New" w:cs="TH Sarabun New"/>
+          <w:sz w:val="32"/>
+          <w:szCs w:val="32"/>
+        </w:rPr>
+        <w:t xml:space="preserve">multi-modal learning) </w:t>
+      </w:r>
+      <w:r>
+        <w:rPr>
+          <w:rFonts w:ascii="TH Sarabun New" w:hAnsi="TH Sarabun New" w:cs="TH Sarabun New"/>
+          <w:sz w:val="32"/>
+          <w:szCs w:val="32"/>
+          <w:cs/>
+        </w:rPr>
+        <w:t>การกำกับดูแลข้ามรูปแบบสัญญาณ (</w:t>
+      </w:r>
+      <w:r>
+        <w:rPr>
+          <w:rFonts w:ascii="TH Sarabun New" w:hAnsi="TH Sarabun New" w:cs="TH Sarabun New"/>
+          <w:sz w:val="32"/>
+          <w:szCs w:val="32"/>
+        </w:rPr>
+        <w:t xml:space="preserve">cross-modal supervision) </w:t>
+      </w:r>
+      <w:r>
+        <w:rPr>
+          <w:rFonts w:ascii="TH Sarabun New" w:hAnsi="TH Sarabun New" w:cs="TH Sarabun New"/>
+          <w:sz w:val="32"/>
+          <w:szCs w:val="32"/>
+          <w:cs/>
+        </w:rPr>
+        <w:t>รวมถึงงานวิจัยเชิงสหวิทยาการด้านสุขภาพ (</w:t>
+      </w:r>
+      <w:r>
+        <w:rPr>
+          <w:rFonts w:ascii="TH Sarabun New" w:hAnsi="TH Sarabun New" w:cs="TH Sarabun New"/>
+          <w:sz w:val="32"/>
+          <w:szCs w:val="32"/>
+        </w:rPr>
+        <w:t>interdisciplinary healthcare research)</w:t>
       </w:r>
     </w:p>
     <w:p>
@@ -4203,66 +4407,6 @@
           <w:szCs w:val="32"/>
         </w:rPr>
       </w:pPr>
-      <w:r>
-        <w:rPr>
-          <w:rFonts w:ascii="TH Sarabun New" w:hAnsi="TH Sarabun New" w:cs="TH Sarabun New"/>
-          <w:sz w:val="32"/>
-          <w:szCs w:val="32"/>
-        </w:rPr>
-        <w:lastRenderedPageBreak/>
-        <w:tab/>
-        <w:t>2.2.</w:t>
-      </w:r>
-      <w:r>
-        <w:rPr>
-          <w:rFonts w:ascii="TH Sarabun New" w:hAnsi="TH Sarabun New" w:cs="TH Sarabun New"/>
-          <w:sz w:val="32"/>
-          <w:szCs w:val="32"/>
-        </w:rPr>
-        <w:t>6</w:t>
-      </w:r>
-      <w:r>
-        <w:rPr>
-          <w:rFonts w:ascii="TH Sarabun New" w:hAnsi="TH Sarabun New" w:cs="TH Sarabun New"/>
-          <w:sz w:val="32"/>
-          <w:szCs w:val="32"/>
-        </w:rPr>
-        <w:t xml:space="preserve"> </w:t>
-      </w:r>
-      <w:r>
-        <w:rPr>
-          <w:rFonts w:ascii="TH Sarabun New" w:hAnsi="TH Sarabun New" w:cs="TH Sarabun New"/>
-          <w:sz w:val="32"/>
-          <w:szCs w:val="32"/>
-          <w:cs/>
-        </w:rPr>
-        <w:t xml:space="preserve">ระบบตรวจจับท่าทางอันตรายด้วย </w:t>
-      </w:r>
-      <w:r>
-        <w:rPr>
-          <w:rFonts w:ascii="TH Sarabun New" w:hAnsi="TH Sarabun New" w:cs="TH Sarabun New"/>
-          <w:sz w:val="32"/>
-          <w:szCs w:val="32"/>
-        </w:rPr>
-        <w:t xml:space="preserve">WiFi </w:t>
-      </w:r>
-      <w:r>
-        <w:rPr>
-          <w:rFonts w:ascii="TH Sarabun New" w:hAnsi="TH Sarabun New" w:cs="TH Sarabun New"/>
-          <w:sz w:val="32"/>
-          <w:szCs w:val="32"/>
-          <w:cs/>
-        </w:rPr>
-        <w:t>เชิงพาณิชย์สำหรับการเฝ้าระวังในห้องน้ำ (</w:t>
-      </w:r>
-      <w:r>
-        <w:rPr>
-          <w:rFonts w:ascii="TH Sarabun New" w:hAnsi="TH Sarabun New" w:cs="TH Sarabun New"/>
-          <w:sz w:val="32"/>
-          <w:szCs w:val="32"/>
-        </w:rPr>
-        <w:t>Danger-Pose Detection System Using Commodity Wi-Fi for Bathroom Monitoring)</w:t>
-      </w:r>
     </w:p>
     <w:p>
       <w:pPr>
@@ -4286,6 +4430,490 @@
           <w:sz w:val="32"/>
           <w:szCs w:val="32"/>
         </w:rPr>
+        <w:tab/>
+        <w:t>2.2.</w:t>
+      </w:r>
+      <w:r>
+        <w:rPr>
+          <w:rFonts w:ascii="TH Sarabun New" w:hAnsi="TH Sarabun New" w:cs="TH Sarabun New"/>
+          <w:sz w:val="32"/>
+          <w:szCs w:val="32"/>
+        </w:rPr>
+        <w:t>5</w:t>
+      </w:r>
+      <w:r>
+        <w:rPr>
+          <w:rFonts w:ascii="TH Sarabun New" w:hAnsi="TH Sarabun New" w:cs="TH Sarabun New"/>
+          <w:sz w:val="32"/>
+          <w:szCs w:val="32"/>
+        </w:rPr>
+        <w:t xml:space="preserve"> </w:t>
+      </w:r>
+      <w:r>
+        <w:rPr>
+          <w:rFonts w:ascii="TH Sarabun New" w:hAnsi="TH Sarabun New" w:cs="TH Sarabun New"/>
+          <w:sz w:val="32"/>
+          <w:szCs w:val="32"/>
+          <w:cs/>
+        </w:rPr>
+        <w:t>การปรับปรุงระบบระบุตำแหน่งภายในอาคารด้วยเทคนิคการเรียนรู้ของเครื่อง (</w:t>
+      </w:r>
+      <w:r>
+        <w:rPr>
+          <w:rFonts w:ascii="TH Sarabun New" w:hAnsi="TH Sarabun New" w:cs="TH Sarabun New"/>
+          <w:sz w:val="32"/>
+          <w:szCs w:val="32"/>
+        </w:rPr>
+        <w:t>Improving Indoor Positioning System using Machine Learning Techniques)</w:t>
+      </w:r>
+    </w:p>
+    <w:p>
+      <w:pPr>
+        <w:tabs>
+          <w:tab w:val="left" w:pos="567"/>
+          <w:tab w:val="left" w:pos="851"/>
+          <w:tab w:val="left" w:pos="1134"/>
+          <w:tab w:val="left" w:pos="1418"/>
+          <w:tab w:val="left" w:pos="1701"/>
+        </w:tabs>
+        <w:spacing w:after="0" w:line="240" w:lineRule="auto"/>
+        <w:rPr>
+          <w:rFonts w:ascii="TH Sarabun New" w:hAnsi="TH Sarabun New" w:cs="TH Sarabun New"/>
+          <w:sz w:val="32"/>
+          <w:szCs w:val="32"/>
+        </w:rPr>
+      </w:pPr>
+      <w:r>
+        <w:rPr>
+          <w:rFonts w:ascii="TH Sarabun New" w:hAnsi="TH Sarabun New" w:cs="TH Sarabun New"/>
+          <w:sz w:val="32"/>
+          <w:szCs w:val="32"/>
+        </w:rPr>
+        <w:tab/>
+      </w:r>
+      <w:r>
+        <w:rPr>
+          <w:rFonts w:ascii="TH Sarabun New" w:hAnsi="TH Sarabun New" w:cs="TH Sarabun New"/>
+          <w:sz w:val="32"/>
+          <w:szCs w:val="32"/>
+          <w:cs/>
+        </w:rPr>
+        <w:t>นายธนภูมิ อังอำนวยศิริ และคณะ (</w:t>
+      </w:r>
+      <w:r>
+        <w:rPr>
+          <w:rFonts w:ascii="TH Sarabun New" w:hAnsi="TH Sarabun New" w:cs="TH Sarabun New"/>
+          <w:sz w:val="32"/>
+          <w:szCs w:val="32"/>
+        </w:rPr>
+        <w:t xml:space="preserve">2566) </w:t>
+      </w:r>
+      <w:r>
+        <w:rPr>
+          <w:rFonts w:ascii="TH Sarabun New" w:hAnsi="TH Sarabun New" w:cs="TH Sarabun New"/>
+          <w:sz w:val="32"/>
+          <w:szCs w:val="32"/>
+          <w:cs/>
+        </w:rPr>
+        <w:t xml:space="preserve">ได้นำเสนองานวิจัยที่มุ่งศึกษาการประมาณค่าพิกัดตำแหน่งของมนุษย์ภายในอาคาร โดยใช้เทคโนโลยี </w:t>
+      </w:r>
+      <w:r>
+        <w:rPr>
+          <w:rFonts w:ascii="TH Sarabun New" w:hAnsi="TH Sarabun New" w:cs="TH Sarabun New"/>
+          <w:sz w:val="32"/>
+          <w:szCs w:val="32"/>
+        </w:rPr>
+        <w:t xml:space="preserve">CSI </w:t>
+      </w:r>
+      <w:r>
+        <w:rPr>
+          <w:rFonts w:ascii="TH Sarabun New" w:hAnsi="TH Sarabun New" w:cs="TH Sarabun New"/>
+          <w:sz w:val="32"/>
+          <w:szCs w:val="32"/>
+          <w:cs/>
+        </w:rPr>
+        <w:t>พร้อมทั้งพัฒนาความแม่นยำของการประมาณค่าดังกล่าวผ่านเทคนิคการเรียนรู้ของเครื่อง (</w:t>
+      </w:r>
+      <w:r>
+        <w:rPr>
+          <w:rFonts w:ascii="TH Sarabun New" w:hAnsi="TH Sarabun New" w:cs="TH Sarabun New"/>
+          <w:sz w:val="32"/>
+          <w:szCs w:val="32"/>
+        </w:rPr>
+        <w:t xml:space="preserve">Machine Learning) </w:t>
+      </w:r>
+      <w:r>
+        <w:rPr>
+          <w:rFonts w:ascii="TH Sarabun New" w:hAnsi="TH Sarabun New" w:cs="TH Sarabun New"/>
+          <w:sz w:val="32"/>
+          <w:szCs w:val="32"/>
+          <w:cs/>
+        </w:rPr>
+        <w:t xml:space="preserve">โดยผู้วิจัยระบุว่าเทคโนโลยี </w:t>
+      </w:r>
+      <w:r>
+        <w:rPr>
+          <w:rFonts w:ascii="TH Sarabun New" w:hAnsi="TH Sarabun New" w:cs="TH Sarabun New"/>
+          <w:sz w:val="32"/>
+          <w:szCs w:val="32"/>
+        </w:rPr>
+        <w:t xml:space="preserve">CSI </w:t>
+      </w:r>
+      <w:r>
+        <w:rPr>
+          <w:rFonts w:ascii="TH Sarabun New" w:hAnsi="TH Sarabun New" w:cs="TH Sarabun New"/>
+          <w:sz w:val="32"/>
+          <w:szCs w:val="32"/>
+          <w:cs/>
+        </w:rPr>
+        <w:t>สามารถให้ข้อมูลช่องสัญญาณ ได้หลากหลายรูปแบบ ซึ่งเอื้อให้สามารถวิเคราะห์ข้อมูลได้อย่างละเอียด</w:t>
+      </w:r>
+    </w:p>
+    <w:p>
+      <w:pPr>
+        <w:tabs>
+          <w:tab w:val="left" w:pos="567"/>
+          <w:tab w:val="left" w:pos="851"/>
+          <w:tab w:val="left" w:pos="1134"/>
+          <w:tab w:val="left" w:pos="1418"/>
+          <w:tab w:val="left" w:pos="1701"/>
+        </w:tabs>
+        <w:spacing w:after="0" w:line="240" w:lineRule="auto"/>
+        <w:rPr>
+          <w:rFonts w:ascii="TH Sarabun New" w:hAnsi="TH Sarabun New" w:cs="TH Sarabun New"/>
+          <w:sz w:val="32"/>
+          <w:szCs w:val="32"/>
+        </w:rPr>
+      </w:pPr>
+      <w:r>
+        <w:rPr>
+          <w:rFonts w:ascii="TH Sarabun New" w:hAnsi="TH Sarabun New" w:cs="TH Sarabun New"/>
+          <w:sz w:val="32"/>
+          <w:szCs w:val="32"/>
+        </w:rPr>
+        <w:tab/>
+      </w:r>
+      <w:r>
+        <w:rPr>
+          <w:rFonts w:ascii="TH Sarabun New" w:hAnsi="TH Sarabun New" w:cs="TH Sarabun New"/>
+          <w:sz w:val="32"/>
+          <w:szCs w:val="32"/>
+          <w:cs/>
+        </w:rPr>
+        <w:t>ในสภาพแวดล้อมของการทดลอง ผู้วิจัยได้พิจารณารูปแบบการวางตำแหน่งของตัวส่งสัญญาณ (</w:t>
+      </w:r>
+      <w:r>
+        <w:rPr>
+          <w:rFonts w:ascii="TH Sarabun New" w:hAnsi="TH Sarabun New" w:cs="TH Sarabun New"/>
+          <w:sz w:val="32"/>
+          <w:szCs w:val="32"/>
+        </w:rPr>
+        <w:t xml:space="preserve">Transmitter) </w:t>
+      </w:r>
+      <w:r>
+        <w:rPr>
+          <w:rFonts w:ascii="TH Sarabun New" w:hAnsi="TH Sarabun New" w:cs="TH Sarabun New"/>
+          <w:sz w:val="32"/>
+          <w:szCs w:val="32"/>
+          <w:cs/>
+        </w:rPr>
+        <w:t>และตัวรับสัญญาณ (</w:t>
+      </w:r>
+      <w:r>
+        <w:rPr>
+          <w:rFonts w:ascii="TH Sarabun New" w:hAnsi="TH Sarabun New" w:cs="TH Sarabun New"/>
+          <w:sz w:val="32"/>
+          <w:szCs w:val="32"/>
+        </w:rPr>
+        <w:t xml:space="preserve">Receiver) </w:t>
+      </w:r>
+      <w:r>
+        <w:rPr>
+          <w:rFonts w:ascii="TH Sarabun New" w:hAnsi="TH Sarabun New" w:cs="TH Sarabun New"/>
+          <w:sz w:val="32"/>
+          <w:szCs w:val="32"/>
+          <w:cs/>
+        </w:rPr>
+        <w:t xml:space="preserve">จำนวน </w:t>
+      </w:r>
+      <w:r>
+        <w:rPr>
+          <w:rFonts w:ascii="TH Sarabun New" w:hAnsi="TH Sarabun New" w:cs="TH Sarabun New"/>
+          <w:sz w:val="32"/>
+          <w:szCs w:val="32"/>
+        </w:rPr>
+        <w:t>2</w:t>
+      </w:r>
+      <w:r>
+        <w:rPr>
+          <w:rFonts w:ascii="TH Sarabun New" w:hAnsi="TH Sarabun New" w:cs="TH Sarabun New"/>
+          <w:sz w:val="32"/>
+          <w:szCs w:val="32"/>
+          <w:cs/>
+        </w:rPr>
+        <w:t xml:space="preserve"> รูปแบบ เพื่อค้นหาการตรวจจับสัญญาณ </w:t>
+      </w:r>
+      <w:r>
+        <w:rPr>
+          <w:rFonts w:ascii="TH Sarabun New" w:hAnsi="TH Sarabun New" w:cs="TH Sarabun New"/>
+          <w:sz w:val="32"/>
+          <w:szCs w:val="32"/>
+        </w:rPr>
+        <w:t xml:space="preserve">CSI </w:t>
+      </w:r>
+      <w:r>
+        <w:rPr>
+          <w:rFonts w:ascii="TH Sarabun New" w:hAnsi="TH Sarabun New" w:cs="TH Sarabun New"/>
+          <w:sz w:val="32"/>
+          <w:szCs w:val="32"/>
+          <w:cs/>
+        </w:rPr>
+        <w:t xml:space="preserve">ที่มีประสิทธิภาพภายใต้การระบุตำแหน่งแบบไม่ต้องพึ่งพาอุปกรณ์ โดยรูปแบบแรกคืออุปกรณ์ทั้งสองตัวถูกวางไว้ที่มุมห้อง (ในตำแหน่งตรงข้ามกัน) ส่วนรูปแบบที่สองคือตัวส่งสัญญาณถูกวางไว้กึ่งกลางห้อง ในขณะที่ตัวรับสัญญาณถูกวางไว้ที่มุมห้อง ทั้งนี้ ผู้วิจัยได้พิจารณาเทคนิคการเรียนรู้ของเครื่อง </w:t>
+      </w:r>
+      <w:r>
+        <w:rPr>
+          <w:rFonts w:ascii="TH Sarabun New" w:hAnsi="TH Sarabun New" w:cs="TH Sarabun New"/>
+          <w:sz w:val="32"/>
+          <w:szCs w:val="32"/>
+        </w:rPr>
+        <w:t>4</w:t>
+      </w:r>
+      <w:r>
+        <w:rPr>
+          <w:rFonts w:ascii="TH Sarabun New" w:hAnsi="TH Sarabun New" w:cs="TH Sarabun New"/>
+          <w:sz w:val="32"/>
+          <w:szCs w:val="32"/>
+          <w:cs/>
+        </w:rPr>
+        <w:t xml:space="preserve"> ประเภทสำหรับการประมาณค่าตำแหน่ง ได้แก่  </w:t>
+      </w:r>
+      <w:r>
+        <w:rPr>
+          <w:rFonts w:ascii="TH Sarabun New" w:hAnsi="TH Sarabun New" w:cs="TH Sarabun New"/>
+          <w:sz w:val="32"/>
+          <w:szCs w:val="32"/>
+        </w:rPr>
+        <w:t xml:space="preserve">Artificial Neural Network: ANN, K-Nearest Neighbor: KNN, Decision Tree </w:t>
+      </w:r>
+      <w:r>
+        <w:rPr>
+          <w:rFonts w:ascii="TH Sarabun New" w:hAnsi="TH Sarabun New" w:cs="TH Sarabun New"/>
+          <w:sz w:val="32"/>
+          <w:szCs w:val="32"/>
+          <w:cs/>
+        </w:rPr>
+        <w:t xml:space="preserve">และ </w:t>
+      </w:r>
+      <w:r>
+        <w:rPr>
+          <w:rFonts w:ascii="TH Sarabun New" w:hAnsi="TH Sarabun New" w:cs="TH Sarabun New"/>
+          <w:sz w:val="32"/>
+          <w:szCs w:val="32"/>
+        </w:rPr>
+        <w:t>Naïve Bayes</w:t>
+      </w:r>
+    </w:p>
+    <w:p>
+      <w:pPr>
+        <w:tabs>
+          <w:tab w:val="left" w:pos="567"/>
+          <w:tab w:val="left" w:pos="851"/>
+          <w:tab w:val="left" w:pos="1134"/>
+          <w:tab w:val="left" w:pos="1418"/>
+          <w:tab w:val="left" w:pos="1701"/>
+        </w:tabs>
+        <w:spacing w:after="0" w:line="240" w:lineRule="auto"/>
+        <w:rPr>
+          <w:rFonts w:ascii="TH Sarabun New" w:hAnsi="TH Sarabun New" w:cs="TH Sarabun New"/>
+          <w:sz w:val="32"/>
+          <w:szCs w:val="32"/>
+        </w:rPr>
+      </w:pPr>
+      <w:r>
+        <w:rPr>
+          <w:rFonts w:ascii="TH Sarabun New" w:hAnsi="TH Sarabun New" w:cs="TH Sarabun New"/>
+          <w:sz w:val="32"/>
+          <w:szCs w:val="32"/>
+        </w:rPr>
+        <w:tab/>
+      </w:r>
+      <w:r>
+        <w:rPr>
+          <w:rFonts w:ascii="TH Sarabun New" w:hAnsi="TH Sarabun New" w:cs="TH Sarabun New"/>
+          <w:sz w:val="32"/>
+          <w:szCs w:val="32"/>
+          <w:cs/>
+        </w:rPr>
+        <w:t>ในขั้นแรก ผู้วิจัยได้ตรวจสอบค่าสหสัมพันธ์ (</w:t>
+      </w:r>
+      <w:r>
+        <w:rPr>
+          <w:rFonts w:ascii="TH Sarabun New" w:hAnsi="TH Sarabun New" w:cs="TH Sarabun New"/>
+          <w:sz w:val="32"/>
+          <w:szCs w:val="32"/>
+        </w:rPr>
+        <w:t xml:space="preserve">Correlation) </w:t>
+      </w:r>
+      <w:r>
+        <w:rPr>
+          <w:rFonts w:ascii="TH Sarabun New" w:hAnsi="TH Sarabun New" w:cs="TH Sarabun New"/>
+          <w:sz w:val="32"/>
+          <w:szCs w:val="32"/>
+          <w:cs/>
+        </w:rPr>
+        <w:t xml:space="preserve">ของคุณลักษณะ ทั้งหมดในข้อมูลนำเข้า และค้นพบว่าคุณลักษณะเหล่านี้มีค่าสหสัมพันธ์ระหว่างกันในระดับต่ำ ผลการทดลองแสดงให้เห็นว่ารูปแบบการวางตำแหน่งที่สองของตัวส่งสัญญาณให้ความแม่นยำสูงกว่ารูปแบบแรก นอกจากนี้ ความแม่นยำในการระบุตำแหน่งของโมเดล </w:t>
+      </w:r>
+      <w:r>
+        <w:rPr>
+          <w:rFonts w:ascii="TH Sarabun New" w:hAnsi="TH Sarabun New" w:cs="TH Sarabun New"/>
+          <w:sz w:val="32"/>
+          <w:szCs w:val="32"/>
+        </w:rPr>
+        <w:t xml:space="preserve">ANN </w:t>
+      </w:r>
+      <w:r>
+        <w:rPr>
+          <w:rFonts w:ascii="TH Sarabun New" w:hAnsi="TH Sarabun New" w:cs="TH Sarabun New"/>
+          <w:sz w:val="32"/>
+          <w:szCs w:val="32"/>
+          <w:cs/>
+        </w:rPr>
+        <w:t>ในรูปแบบที่สองมีค่าสูงถึง **</w:t>
+      </w:r>
+      <w:r>
+        <w:rPr>
+          <w:rFonts w:ascii="TH Sarabun New" w:hAnsi="TH Sarabun New" w:cs="TH Sarabun New"/>
+          <w:sz w:val="32"/>
+          <w:szCs w:val="32"/>
+        </w:rPr>
+        <w:t xml:space="preserve">80.5%** </w:t>
+      </w:r>
+      <w:r>
+        <w:rPr>
+          <w:rFonts w:ascii="TH Sarabun New" w:hAnsi="TH Sarabun New" w:cs="TH Sarabun New"/>
+          <w:sz w:val="32"/>
+          <w:szCs w:val="32"/>
+          <w:cs/>
+        </w:rPr>
+        <w:t xml:space="preserve">ซึ่งเป็นความแม่นยำสูงสุดเมื่อเทียบกับวิธีการอื่นทั้งหมด เนื่องจากโมเดล </w:t>
+      </w:r>
+      <w:r>
+        <w:rPr>
+          <w:rFonts w:ascii="TH Sarabun New" w:hAnsi="TH Sarabun New" w:cs="TH Sarabun New"/>
+          <w:sz w:val="32"/>
+          <w:szCs w:val="32"/>
+        </w:rPr>
+        <w:t xml:space="preserve">ANN </w:t>
+      </w:r>
+      <w:r>
+        <w:rPr>
+          <w:rFonts w:ascii="TH Sarabun New" w:hAnsi="TH Sarabun New" w:cs="TH Sarabun New"/>
+          <w:sz w:val="32"/>
+          <w:szCs w:val="32"/>
+          <w:cs/>
+        </w:rPr>
+        <w:t>มีความเหมาะสมอย่างยิ่งกับการประยุกต์ใช้งานกับข้อมูลที่มีค่าสหสัมพันธ์ต่ำ</w:t>
+      </w:r>
+    </w:p>
+    <w:p>
+      <w:pPr>
+        <w:tabs>
+          <w:tab w:val="left" w:pos="567"/>
+          <w:tab w:val="left" w:pos="851"/>
+          <w:tab w:val="left" w:pos="1134"/>
+          <w:tab w:val="left" w:pos="1418"/>
+          <w:tab w:val="left" w:pos="1701"/>
+        </w:tabs>
+        <w:spacing w:after="0" w:line="240" w:lineRule="auto"/>
+        <w:rPr>
+          <w:rFonts w:ascii="TH Sarabun New" w:hAnsi="TH Sarabun New" w:cs="TH Sarabun New"/>
+          <w:sz w:val="32"/>
+          <w:szCs w:val="32"/>
+        </w:rPr>
+      </w:pPr>
+      <w:r>
+        <w:rPr>
+          <w:rFonts w:ascii="TH Sarabun New" w:hAnsi="TH Sarabun New" w:cs="TH Sarabun New"/>
+          <w:sz w:val="32"/>
+          <w:szCs w:val="32"/>
+        </w:rPr>
+        <w:tab/>
+        <w:t>2.2.</w:t>
+      </w:r>
+      <w:r>
+        <w:rPr>
+          <w:rFonts w:ascii="TH Sarabun New" w:hAnsi="TH Sarabun New" w:cs="TH Sarabun New"/>
+          <w:sz w:val="32"/>
+          <w:szCs w:val="32"/>
+        </w:rPr>
+        <w:t>6</w:t>
+      </w:r>
+      <w:r>
+        <w:rPr>
+          <w:rFonts w:ascii="TH Sarabun New" w:hAnsi="TH Sarabun New" w:cs="TH Sarabun New"/>
+          <w:sz w:val="32"/>
+          <w:szCs w:val="32"/>
+        </w:rPr>
+        <w:t xml:space="preserve"> </w:t>
+      </w:r>
+      <w:r>
+        <w:rPr>
+          <w:rFonts w:ascii="TH Sarabun New" w:hAnsi="TH Sarabun New" w:cs="TH Sarabun New"/>
+          <w:sz w:val="32"/>
+          <w:szCs w:val="32"/>
+          <w:cs/>
+        </w:rPr>
+        <w:t xml:space="preserve">ระบบตรวจจับท่าทางอันตรายด้วย </w:t>
+      </w:r>
+      <w:r>
+        <w:rPr>
+          <w:rFonts w:ascii="TH Sarabun New" w:hAnsi="TH Sarabun New" w:cs="TH Sarabun New"/>
+          <w:sz w:val="32"/>
+          <w:szCs w:val="32"/>
+        </w:rPr>
+        <w:t xml:space="preserve">WiFi </w:t>
+      </w:r>
+      <w:r>
+        <w:rPr>
+          <w:rFonts w:ascii="TH Sarabun New" w:hAnsi="TH Sarabun New" w:cs="TH Sarabun New"/>
+          <w:sz w:val="32"/>
+          <w:szCs w:val="32"/>
+          <w:cs/>
+        </w:rPr>
+        <w:t>เชิงพาณิชย์สำหรับการเฝ้าระวังในห้องน้ำ (</w:t>
+      </w:r>
+      <w:r>
+        <w:rPr>
+          <w:rFonts w:ascii="TH Sarabun New" w:hAnsi="TH Sarabun New" w:cs="TH Sarabun New"/>
+          <w:sz w:val="32"/>
+          <w:szCs w:val="32"/>
+        </w:rPr>
+        <w:t>Danger-Pose Detection System Using Commodity Wi-Fi for Bathroom Monitoring)</w:t>
+      </w:r>
+    </w:p>
+    <w:p>
+      <w:pPr>
+        <w:tabs>
+          <w:tab w:val="left" w:pos="567"/>
+          <w:tab w:val="left" w:pos="851"/>
+          <w:tab w:val="left" w:pos="1134"/>
+          <w:tab w:val="left" w:pos="1418"/>
+          <w:tab w:val="left" w:pos="1701"/>
+        </w:tabs>
+        <w:spacing w:after="0" w:line="240" w:lineRule="auto"/>
+        <w:rPr>
+          <w:rFonts w:ascii="TH Sarabun New" w:hAnsi="TH Sarabun New" w:cs="TH Sarabun New"/>
+          <w:sz w:val="32"/>
+          <w:szCs w:val="32"/>
+        </w:rPr>
+      </w:pPr>
+      <w:r>
+        <w:rPr>
+          <w:rFonts w:ascii="TH Sarabun New" w:hAnsi="TH Sarabun New" w:cs="TH Sarabun New"/>
+          <w:sz w:val="32"/>
+          <w:szCs w:val="32"/>
+        </w:rPr>
+        <w:lastRenderedPageBreak/>
         <w:tab/>
       </w:r>
       <w:r>

--- a/เอกสารบทที่ 2/บทที่ 2.docx
+++ b/เอกสารบทที่ 2/บทที่ 2.docx
@@ -8,13 +8,17 @@
         <w:jc w:val="center"/>
         <w:rPr>
           <w:rFonts w:ascii="TH Sarabun New" w:hAnsi="TH Sarabun New" w:cs="TH Sarabun New"/>
-          <w:sz w:val="32"/>
-          <w:szCs w:val="32"/>
-        </w:rPr>
-      </w:pPr>
-      <w:r>
-        <w:rPr>
-          <w:rFonts w:ascii="TH Sarabun New" w:hAnsi="TH Sarabun New" w:cs="TH Sarabun New"/>
+          <w:b/>
+          <w:bCs/>
+          <w:sz w:val="32"/>
+          <w:szCs w:val="32"/>
+        </w:rPr>
+      </w:pPr>
+      <w:r>
+        <w:rPr>
+          <w:rFonts w:ascii="TH Sarabun New" w:hAnsi="TH Sarabun New" w:cs="TH Sarabun New"/>
+          <w:b/>
+          <w:bCs/>
           <w:sz w:val="32"/>
           <w:szCs w:val="32"/>
           <w:cs/>
@@ -24,6 +28,8 @@
       <w:r>
         <w:rPr>
           <w:rFonts w:ascii="TH Sarabun New" w:hAnsi="TH Sarabun New" w:cs="TH Sarabun New"/>
+          <w:b/>
+          <w:bCs/>
           <w:sz w:val="32"/>
           <w:szCs w:val="32"/>
         </w:rPr>
@@ -36,19 +42,36 @@
         <w:jc w:val="center"/>
         <w:rPr>
           <w:rFonts w:ascii="TH Sarabun New" w:hAnsi="TH Sarabun New" w:cs="TH Sarabun New"/>
-          <w:sz w:val="32"/>
-          <w:szCs w:val="32"/>
-        </w:rPr>
-      </w:pPr>
-      <w:r>
-        <w:rPr>
-          <w:rFonts w:ascii="TH Sarabun New" w:hAnsi="TH Sarabun New" w:cs="TH Sarabun New"/>
+          <w:b/>
+          <w:bCs/>
+          <w:sz w:val="32"/>
+          <w:szCs w:val="32"/>
+        </w:rPr>
+      </w:pPr>
+      <w:r>
+        <w:rPr>
+          <w:rFonts w:ascii="TH Sarabun New" w:hAnsi="TH Sarabun New" w:cs="TH Sarabun New"/>
+          <w:b/>
+          <w:bCs/>
           <w:sz w:val="32"/>
           <w:szCs w:val="32"/>
           <w:cs/>
         </w:rPr>
         <w:t>ทฤษฎีและงานวิจัยเกี่ยวข้อง</w:t>
       </w:r>
+    </w:p>
+    <w:p>
+      <w:pPr>
+        <w:spacing w:after="0" w:line="240" w:lineRule="auto"/>
+        <w:jc w:val="center"/>
+        <w:rPr>
+          <w:rFonts w:ascii="TH Sarabun New" w:hAnsi="TH Sarabun New" w:cs="TH Sarabun New"/>
+          <w:b/>
+          <w:bCs/>
+          <w:sz w:val="32"/>
+          <w:szCs w:val="32"/>
+        </w:rPr>
+      </w:pPr>
     </w:p>
     <w:p>
       <w:pPr>
@@ -74,26 +97,59 @@
           <w:szCs w:val="32"/>
         </w:rPr>
         <w:tab/>
-        <w:t>test</w:t>
-      </w:r>
-    </w:p>
-    <w:p>
-      <w:pPr>
-        <w:tabs>
-          <w:tab w:val="left" w:pos="567"/>
-          <w:tab w:val="left" w:pos="851"/>
-          <w:tab w:val="left" w:pos="1134"/>
-          <w:tab w:val="left" w:pos="1418"/>
-          <w:tab w:val="left" w:pos="1701"/>
-        </w:tabs>
-        <w:spacing w:after="0" w:line="240" w:lineRule="auto"/>
-        <w:jc w:val="thaiDistribute"/>
-        <w:rPr>
-          <w:rFonts w:ascii="TH Sarabun New" w:hAnsi="TH Sarabun New" w:cs="TH Sarabun New"/>
-          <w:sz w:val="32"/>
-          <w:szCs w:val="32"/>
-        </w:rPr>
-      </w:pPr>
+      </w:r>
+      <w:r>
+        <w:rPr>
+          <w:rFonts w:ascii="TH Sarabun New" w:hAnsi="TH Sarabun New" w:cs="TH Sarabun New"/>
+          <w:sz w:val="32"/>
+          <w:szCs w:val="32"/>
+          <w:cs/>
+        </w:rPr>
+        <w:t>บทนี้นำเสนอทฤษฎีและงานวิจัยที่เกี่ยวข้องกับ</w:t>
+      </w:r>
+      <w:r>
+        <w:rPr>
+          <w:rFonts w:ascii="TH Sarabun New" w:hAnsi="TH Sarabun New" w:cs="TH Sarabun New"/>
+          <w:sz w:val="32"/>
+          <w:szCs w:val="32"/>
+        </w:rPr>
+        <w:t xml:space="preserve"> </w:t>
+      </w:r>
+      <w:r>
+        <w:rPr>
+          <w:rFonts w:ascii="TH Sarabun New" w:hAnsi="TH Sarabun New" w:cs="TH Sarabun New" w:hint="cs"/>
+          <w:sz w:val="32"/>
+          <w:szCs w:val="32"/>
+          <w:cs/>
+        </w:rPr>
+        <w:t>ระบบตรวจจับการล้มอัจฉริยะด้วยปัญญาประดิษฐ์และการระบุพิกัด 3 มิติ</w:t>
+      </w:r>
+      <w:r>
+        <w:rPr>
+          <w:rFonts w:ascii="TH Sarabun New" w:hAnsi="TH Sarabun New" w:cs="TH Sarabun New" w:hint="cs"/>
+          <w:sz w:val="32"/>
+          <w:szCs w:val="32"/>
+          <w:cs/>
+        </w:rPr>
+        <w:t>จากคลื่นไวไฟ</w:t>
+      </w:r>
+      <w:r>
+        <w:rPr>
+          <w:rFonts w:ascii="TH Sarabun New" w:hAnsi="TH Sarabun New" w:cs="TH Sarabun New"/>
+          <w:sz w:val="32"/>
+          <w:szCs w:val="32"/>
+        </w:rPr>
+        <w:t xml:space="preserve"> </w:t>
+      </w:r>
+      <w:r>
+        <w:rPr>
+          <w:rFonts w:ascii="TH Sarabun New" w:hAnsi="TH Sarabun New" w:cs="TH Sarabun New"/>
+          <w:sz w:val="32"/>
+          <w:szCs w:val="32"/>
+          <w:cs/>
+        </w:rPr>
+        <w:t>โดยเนื้อหาทั้งหมดจะเป็นพื้นฐานสำคัญในการออกแบบและพัฒนาระบบตรวจจับการหกล้มที่นำเสนอในบทถัดไป</w:t>
+      </w:r>
     </w:p>
     <w:p>
       <w:pPr>
@@ -1413,16 +1469,7 @@
           <w:szCs w:val="32"/>
           <w:cs/>
         </w:rPr>
-        <w:t>ที่เกิดขึ้นจากการเคลื่อนไหวของวัตถุหรือมนุษย์ในเส้นทางที่</w:t>
-      </w:r>
-      <w:r>
-        <w:rPr>
-          <w:rFonts w:ascii="TH Sarabun New" w:eastAsiaTheme="minorEastAsia" w:hAnsi="TH Sarabun New" w:cs="TH Sarabun New"/>
-          <w:sz w:val="32"/>
-          <w:szCs w:val="32"/>
-          <w:cs/>
-        </w:rPr>
-        <w:t xml:space="preserve"> </w:t>
+        <w:t xml:space="preserve">ที่เกิดขึ้นจากการเคลื่อนไหวของวัตถุหรือมนุษย์ในเส้นทางที่ </w:t>
       </w:r>
       <m:oMath>
         <m:r>
@@ -1459,6 +1506,7 @@
           <w:szCs w:val="32"/>
           <w:cs/>
         </w:rPr>
+        <w:lastRenderedPageBreak/>
         <w:tab/>
       </w:r>
       <w:r>
@@ -1559,7 +1607,6 @@
           <w:szCs w:val="32"/>
           <w:cs/>
         </w:rPr>
-        <w:lastRenderedPageBreak/>
         <w:tab/>
       </w:r>
       <w:r>
@@ -3255,7 +3302,6 @@
           <w:szCs w:val="32"/>
           <w:cs/>
         </w:rPr>
-        <w:lastRenderedPageBreak/>
         <w:t>กรณีเป้าหมายสร้างเส้นทางสะท้อนใหม่</w:t>
       </w:r>
       <w:r>
@@ -3553,16 +3599,7 @@
           <w:szCs w:val="32"/>
           <w:cs/>
         </w:rPr>
-        <w:t xml:space="preserve"> </w:t>
-      </w:r>
-      <w:r>
-        <w:rPr>
-          <w:rFonts w:ascii="TH Sarabun New" w:hAnsi="TH Sarabun New" w:cs="TH Sarabun New"/>
-          <w:sz w:val="32"/>
-          <w:szCs w:val="32"/>
-          <w:cs/>
-        </w:rPr>
-        <w:t>การบดบังแนวสายตาตรง (</w:t>
+        <w:t xml:space="preserve"> การบดบังแนวสายตาตรง (</w:t>
       </w:r>
       <w:r>
         <w:rPr>
@@ -3962,6 +3999,7 @@
           <w:szCs w:val="32"/>
           <w:cs/>
         </w:rPr>
+        <w:lastRenderedPageBreak/>
         <w:tab/>
       </w:r>
       <w:r>
@@ -3981,14 +4019,6 @@
           <w:cs/>
         </w:rPr>
         <w:tab/>
-      </w:r>
-      <w:r>
-        <w:rPr>
-          <w:rFonts w:ascii="TH Sarabun New" w:hAnsi="TH Sarabun New" w:cs="TH Sarabun New"/>
-          <w:sz w:val="32"/>
-          <w:szCs w:val="32"/>
-          <w:cs/>
-        </w:rPr>
         <w:t xml:space="preserve">ในอุปกรณ์ </w:t>
       </w:r>
       <w:proofErr w:type="spellStart"/>
@@ -4059,7 +4089,6 @@
           <w:sz w:val="32"/>
           <w:szCs w:val="32"/>
         </w:rPr>
-        <w:lastRenderedPageBreak/>
         <w:tab/>
       </w:r>
       <w:r>
@@ -4101,15 +4130,7 @@
           <w:sz w:val="32"/>
           <w:szCs w:val="32"/>
         </w:rPr>
-        <w:t xml:space="preserve"> </w:t>
-      </w:r>
-      <w:r>
-        <w:rPr>
-          <w:rFonts w:ascii="TH Sarabun New" w:hAnsi="TH Sarabun New" w:cs="TH Sarabun New"/>
-          <w:sz w:val="32"/>
-          <w:szCs w:val="32"/>
-        </w:rPr>
-        <w:t>Timing Offset</w:t>
+        <w:t xml:space="preserve"> Timing Offset</w:t>
       </w:r>
       <w:r>
         <w:rPr>
@@ -5783,15 +5804,7 @@
           <w:sz w:val="32"/>
           <w:szCs w:val="32"/>
         </w:rPr>
-        <w:t xml:space="preserve"> </w:t>
-      </w:r>
-      <w:r>
-        <w:rPr>
-          <w:rFonts w:ascii="TH Sarabun New" w:eastAsiaTheme="minorEastAsia" w:hAnsi="TH Sarabun New" w:cs="TH Sarabun New"/>
-          <w:sz w:val="32"/>
-          <w:szCs w:val="32"/>
-        </w:rPr>
-        <w:t>(</w:t>
+        <w:t xml:space="preserve"> (</w:t>
       </w:r>
       <w:r>
         <w:rPr>
@@ -6927,7 +6940,6 @@
             </m:r>
           </m:e>
           <m:sub>
-            <w:proofErr w:type="gramStart"/>
             <m:r>
               <m:rPr>
                 <m:nor/>
@@ -6939,7 +6951,6 @@
               </w:rPr>
               <m:t>LO,Tx</m:t>
             </m:r>
-            <w:proofErr w:type="gramEnd"/>
           </m:sub>
         </m:sSub>
         <m:r>
@@ -6971,7 +6982,6 @@
             </m:r>
           </m:e>
           <m:sub>
-            <w:proofErr w:type="gramStart"/>
             <m:r>
               <m:rPr>
                 <m:nor/>
@@ -6983,7 +6993,6 @@
               </w:rPr>
               <m:t>LO,Rx</m:t>
             </m:r>
-            <w:proofErr w:type="gramEnd"/>
           </m:sub>
         </m:sSub>
       </m:oMath>
@@ -9165,7 +9174,6 @@
                 </m:r>
               </m:e>
               <m:sub>
-                <w:proofErr w:type="gramStart"/>
                 <m:r>
                   <m:rPr>
                     <m:nor/>
@@ -9177,7 +9185,6 @@
                   </w:rPr>
                   <m:t>SCM,out</m:t>
                 </m:r>
-                <w:proofErr w:type="gramEnd"/>
                 <m:r>
                   <w:rPr>
                     <w:rFonts w:ascii="Cambria Math" w:hAnsi="Cambria Math" w:cs="TH Sarabun New"/>
@@ -9217,7 +9224,6 @@
                 </m:r>
               </m:e>
               <m:sub>
-                <w:proofErr w:type="gramStart"/>
                 <m:r>
                   <m:rPr>
                     <m:nor/>
@@ -9229,7 +9235,6 @@
                   </w:rPr>
                   <m:t>SCM,out</m:t>
                 </m:r>
-                <w:proofErr w:type="gramEnd"/>
                 <m:r>
                   <w:rPr>
                     <w:rFonts w:ascii="Cambria Math" w:hAnsi="Cambria Math" w:cs="TH Sarabun New"/>
@@ -10576,16 +10581,7 @@
           <w:szCs w:val="32"/>
           <w:cs/>
         </w:rPr>
-        <w:t>องศ</w:t>
-      </w:r>
-      <w:r>
-        <w:rPr>
-          <w:rFonts w:ascii="TH Sarabun New" w:hAnsi="TH Sarabun New" w:cs="TH Sarabun New"/>
-          <w:sz w:val="32"/>
-          <w:szCs w:val="32"/>
-          <w:cs/>
-        </w:rPr>
-        <w:t>า</w:t>
+        <w:t>องศา</w:t>
       </w:r>
       <w:r>
         <w:rPr>
@@ -11537,7 +11533,7 @@
         <w:spacing w:after="0" w:line="240" w:lineRule="auto"/>
         <w:jc w:val="thaiDistribute"/>
         <w:rPr>
-          <w:rFonts w:ascii="TH Sarabun New" w:hAnsi="TH Sarabun New" w:cs="TH Sarabun New" w:hint="cs"/>
+          <w:rFonts w:ascii="TH Sarabun New" w:hAnsi="TH Sarabun New" w:cs="TH Sarabun New"/>
           <w:sz w:val="32"/>
           <w:szCs w:val="32"/>
         </w:rPr>
@@ -11555,7 +11551,7 @@
         <w:spacing w:after="0" w:line="240" w:lineRule="auto"/>
         <w:jc w:val="thaiDistribute"/>
         <w:rPr>
-          <w:rFonts w:ascii="TH Sarabun New" w:hAnsi="TH Sarabun New" w:cs="TH Sarabun New"/>
+          <w:rFonts w:ascii="TH Sarabun New" w:eastAsiaTheme="minorEastAsia" w:hAnsi="TH Sarabun New" w:cs="TH Sarabun New"/>
           <w:sz w:val="32"/>
           <w:szCs w:val="32"/>
         </w:rPr>
@@ -11898,6 +11894,125 @@
           <w:szCs w:val="32"/>
         </w:rPr>
       </w:pPr>
+      <w:r>
+        <w:rPr>
+          <w:rFonts w:ascii="TH Sarabun New" w:eastAsiaTheme="minorEastAsia" w:hAnsi="TH Sarabun New" w:cs="TH Sarabun New"/>
+          <w:sz w:val="32"/>
+          <w:szCs w:val="32"/>
+        </w:rPr>
+        <w:tab/>
+      </w:r>
+      <w:r>
+        <w:rPr>
+          <w:rFonts w:ascii="TH Sarabun New" w:eastAsiaTheme="minorEastAsia" w:hAnsi="TH Sarabun New" w:cs="TH Sarabun New"/>
+          <w:sz w:val="32"/>
+          <w:szCs w:val="32"/>
+        </w:rPr>
+        <w:tab/>
+      </w:r>
+      <w:r>
+        <w:rPr>
+          <w:rFonts w:ascii="TH Sarabun New" w:eastAsiaTheme="minorEastAsia" w:hAnsi="TH Sarabun New" w:cs="TH Sarabun New"/>
+          <w:sz w:val="32"/>
+          <w:szCs w:val="32"/>
+        </w:rPr>
+        <w:tab/>
+        <w:t xml:space="preserve">1) </w:t>
+      </w:r>
+      <m:oMath>
+        <m:r>
+          <w:rPr>
+            <w:rFonts w:ascii="Cambria Math" w:hAnsi="Cambria Math" w:cs="TH Sarabun New"/>
+            <w:sz w:val="32"/>
+            <w:szCs w:val="32"/>
+          </w:rPr>
+          <m:t>k∈</m:t>
+        </m:r>
+        <m:d>
+          <m:dPr>
+            <m:begChr m:val="{"/>
+            <m:endChr m:val="}"/>
+            <m:ctrlPr>
+              <w:rPr>
+                <w:rFonts w:ascii="Cambria Math" w:hAnsi="Cambria Math" w:cs="TH Sarabun New"/>
+                <w:sz w:val="32"/>
+                <w:szCs w:val="32"/>
+              </w:rPr>
+            </m:ctrlPr>
+          </m:dPr>
+          <m:e>
+            <m:r>
+              <w:rPr>
+                <w:rFonts w:ascii="Cambria Math" w:hAnsi="Cambria Math" w:cs="TH Sarabun New"/>
+                <w:sz w:val="32"/>
+                <w:szCs w:val="32"/>
+              </w:rPr>
+              <m:t>0,1,…,K-1</m:t>
+            </m:r>
+          </m:e>
+        </m:d>
+      </m:oMath>
+      <w:r>
+        <w:rPr>
+          <w:rFonts w:ascii="TH Sarabun New" w:eastAsiaTheme="minorEastAsia" w:hAnsi="TH Sarabun New" w:cs="TH Sarabun New"/>
+          <w:sz w:val="32"/>
+          <w:szCs w:val="32"/>
+        </w:rPr>
+        <w:t xml:space="preserve"> </w:t>
+      </w:r>
+      <w:r>
+        <w:rPr>
+          <w:rFonts w:ascii="TH Sarabun New" w:eastAsiaTheme="minorEastAsia" w:hAnsi="TH Sarabun New" w:cs="TH Sarabun New"/>
+          <w:sz w:val="32"/>
+          <w:szCs w:val="32"/>
+          <w:cs/>
+        </w:rPr>
+        <w:t xml:space="preserve">คือ </w:t>
+      </w:r>
+      <w:r>
+        <w:rPr>
+          <w:rFonts w:ascii="TH Sarabun New" w:eastAsiaTheme="minorEastAsia" w:hAnsi="TH Sarabun New" w:cs="TH Sarabun New"/>
+          <w:sz w:val="32"/>
+          <w:szCs w:val="32"/>
+          <w:cs/>
+        </w:rPr>
+        <w:t>ดัชนีของสับแคร์เรียร์ โดยมีจำนวนสับแคร์เรียร์ทั้งหมด</w:t>
+      </w:r>
+      <w:r>
+        <w:rPr>
+          <w:rFonts w:ascii="TH Sarabun New" w:eastAsiaTheme="minorEastAsia" w:hAnsi="TH Sarabun New" w:cs="TH Sarabun New"/>
+          <w:sz w:val="32"/>
+          <w:szCs w:val="32"/>
+        </w:rPr>
+        <w:t xml:space="preserve"> </w:t>
+      </w:r>
+      <m:oMath>
+        <m:r>
+          <w:rPr>
+            <w:rFonts w:ascii="Cambria Math" w:eastAsiaTheme="minorEastAsia" w:hAnsi="Cambria Math" w:cs="TH Sarabun New"/>
+            <w:sz w:val="32"/>
+            <w:szCs w:val="32"/>
+          </w:rPr>
+          <m:t>K</m:t>
+        </m:r>
+      </m:oMath>
+      <w:r>
+        <w:rPr>
+          <w:rFonts w:ascii="TH Sarabun New" w:eastAsiaTheme="minorEastAsia" w:hAnsi="TH Sarabun New" w:cs="TH Sarabun New"/>
+          <w:sz w:val="32"/>
+          <w:szCs w:val="32"/>
+        </w:rPr>
+        <w:t xml:space="preserve"> </w:t>
+      </w:r>
+      <w:r>
+        <w:rPr>
+          <w:rFonts w:ascii="TH Sarabun New" w:eastAsiaTheme="minorEastAsia" w:hAnsi="TH Sarabun New" w:cs="TH Sarabun New"/>
+          <w:sz w:val="32"/>
+          <w:szCs w:val="32"/>
+          <w:cs/>
+        </w:rPr>
+        <w:t>ชุด</w:t>
+      </w:r>
     </w:p>
     <w:p>
       <w:pPr>
@@ -11911,11 +12026,103 @@
         <w:spacing w:after="0" w:line="240" w:lineRule="auto"/>
         <w:jc w:val="thaiDistribute"/>
         <w:rPr>
-          <w:rFonts w:ascii="TH Sarabun New" w:hAnsi="TH Sarabun New" w:cs="TH Sarabun New" w:hint="cs"/>
-          <w:sz w:val="32"/>
-          <w:szCs w:val="32"/>
-        </w:rPr>
-      </w:pPr>
+          <w:rFonts w:ascii="TH Sarabun New" w:eastAsiaTheme="minorEastAsia" w:hAnsi="TH Sarabun New" w:cs="TH Sarabun New"/>
+          <w:sz w:val="32"/>
+          <w:szCs w:val="32"/>
+        </w:rPr>
+      </w:pPr>
+      <w:r>
+        <w:rPr>
+          <w:rFonts w:ascii="TH Sarabun New" w:hAnsi="TH Sarabun New" w:cs="TH Sarabun New"/>
+          <w:sz w:val="32"/>
+          <w:szCs w:val="32"/>
+        </w:rPr>
+        <w:tab/>
+      </w:r>
+      <w:r>
+        <w:rPr>
+          <w:rFonts w:ascii="TH Sarabun New" w:hAnsi="TH Sarabun New" w:cs="TH Sarabun New"/>
+          <w:sz w:val="32"/>
+          <w:szCs w:val="32"/>
+        </w:rPr>
+        <w:tab/>
+      </w:r>
+      <w:r>
+        <w:rPr>
+          <w:rFonts w:ascii="TH Sarabun New" w:hAnsi="TH Sarabun New" w:cs="TH Sarabun New"/>
+          <w:sz w:val="32"/>
+          <w:szCs w:val="32"/>
+        </w:rPr>
+        <w:tab/>
+        <w:t xml:space="preserve">2) </w:t>
+      </w:r>
+      <m:oMath>
+        <m:r>
+          <w:rPr>
+            <w:rFonts w:ascii="Cambria Math" w:hAnsi="Cambria Math" w:cs="TH Sarabun New"/>
+            <w:sz w:val="32"/>
+            <w:szCs w:val="32"/>
+          </w:rPr>
+          <m:t>f</m:t>
+        </m:r>
+        <m:d>
+          <m:dPr>
+            <m:ctrlPr>
+              <w:rPr>
+                <w:rFonts w:ascii="Cambria Math" w:hAnsi="Cambria Math" w:cs="TH Sarabun New"/>
+                <w:sz w:val="32"/>
+                <w:szCs w:val="32"/>
+              </w:rPr>
+            </m:ctrlPr>
+          </m:dPr>
+          <m:e>
+            <m:r>
+              <w:rPr>
+                <w:rFonts w:ascii="Cambria Math" w:hAnsi="Cambria Math" w:cs="TH Sarabun New"/>
+                <w:sz w:val="32"/>
+                <w:szCs w:val="32"/>
+              </w:rPr>
+              <m:t>k</m:t>
+            </m:r>
+          </m:e>
+        </m:d>
+      </m:oMath>
+      <w:r>
+        <w:rPr>
+          <w:rFonts w:ascii="TH Sarabun New" w:eastAsiaTheme="minorEastAsia" w:hAnsi="TH Sarabun New" w:cs="TH Sarabun New"/>
+          <w:sz w:val="32"/>
+          <w:szCs w:val="32"/>
+          <w:cs/>
+        </w:rPr>
+        <w:t xml:space="preserve"> </w:t>
+      </w:r>
+      <w:r>
+        <w:rPr>
+          <w:rFonts w:ascii="TH Sarabun New" w:hAnsi="TH Sarabun New" w:cs="TH Sarabun New"/>
+          <w:sz w:val="32"/>
+          <w:szCs w:val="32"/>
+          <w:cs/>
+        </w:rPr>
+        <w:t>คือ ความถี่ของสับแคร์เรียร์ลำดับที่</w:t>
+      </w:r>
+      <w:r>
+        <w:rPr>
+          <w:rFonts w:ascii="TH Sarabun New" w:hAnsi="TH Sarabun New" w:cs="TH Sarabun New"/>
+          <w:sz w:val="32"/>
+          <w:szCs w:val="32"/>
+        </w:rPr>
+        <w:t xml:space="preserve"> </w:t>
+      </w:r>
+      <m:oMath>
+        <m:r>
+          <w:rPr>
+            <w:rFonts w:ascii="Cambria Math" w:hAnsi="Cambria Math" w:cs="TH Sarabun New"/>
+            <w:sz w:val="32"/>
+            <w:szCs w:val="32"/>
+          </w:rPr>
+          <m:t>k​</m:t>
+        </m:r>
+      </m:oMath>
     </w:p>
     <w:p>
       <w:pPr>
@@ -11929,71 +12136,102 @@
         <w:spacing w:after="0" w:line="240" w:lineRule="auto"/>
         <w:jc w:val="thaiDistribute"/>
         <w:rPr>
-          <w:rFonts w:ascii="TH Sarabun New" w:hAnsi="TH Sarabun New" w:cs="TH Sarabun New"/>
-          <w:sz w:val="32"/>
-          <w:szCs w:val="32"/>
-        </w:rPr>
-      </w:pPr>
-      <w:r>
-        <w:rPr>
-          <w:rFonts w:ascii="TH Sarabun New" w:hAnsi="TH Sarabun New" w:cs="TH Sarabun New"/>
+          <w:rFonts w:ascii="TH Sarabun New" w:eastAsiaTheme="minorEastAsia" w:hAnsi="TH Sarabun New" w:cs="TH Sarabun New"/>
+          <w:sz w:val="32"/>
+          <w:szCs w:val="32"/>
+        </w:rPr>
+      </w:pPr>
+      <w:r>
+        <w:rPr>
+          <w:rFonts w:ascii="TH Sarabun New" w:eastAsiaTheme="minorEastAsia" w:hAnsi="TH Sarabun New" w:cs="TH Sarabun New"/>
           <w:sz w:val="32"/>
           <w:szCs w:val="32"/>
         </w:rPr>
         <w:tab/>
-        <w:t xml:space="preserve">2.3.3 </w:t>
-      </w:r>
-      <w:r>
-        <w:rPr>
-          <w:rFonts w:ascii="TH Sarabun New" w:hAnsi="TH Sarabun New" w:cs="TH Sarabun New"/>
-          <w:sz w:val="32"/>
-          <w:szCs w:val="32"/>
-          <w:cs/>
-        </w:rPr>
-        <w:t xml:space="preserve">โครงสร้างข้อมูล </w:t>
-      </w:r>
-      <w:r>
-        <w:rPr>
-          <w:rFonts w:ascii="TH Sarabun New" w:hAnsi="TH Sarabun New" w:cs="TH Sarabun New"/>
-          <w:sz w:val="32"/>
-          <w:szCs w:val="32"/>
-        </w:rPr>
-        <w:t xml:space="preserve">CSI </w:t>
-      </w:r>
-      <w:r>
-        <w:rPr>
-          <w:rFonts w:ascii="TH Sarabun New" w:hAnsi="TH Sarabun New" w:cs="TH Sarabun New"/>
-          <w:sz w:val="32"/>
-          <w:szCs w:val="32"/>
-          <w:cs/>
-        </w:rPr>
-        <w:t xml:space="preserve">ในระบบ </w:t>
-      </w:r>
-      <w:r>
-        <w:rPr>
-          <w:rFonts w:ascii="TH Sarabun New" w:hAnsi="TH Sarabun New" w:cs="TH Sarabun New"/>
-          <w:sz w:val="32"/>
-          <w:szCs w:val="32"/>
-        </w:rPr>
-        <w:t xml:space="preserve">MIMO </w:t>
-      </w:r>
-      <w:r>
-        <w:rPr>
-          <w:rFonts w:ascii="TH Sarabun New" w:hAnsi="TH Sarabun New" w:cs="TH Sarabun New"/>
-          <w:sz w:val="32"/>
-          <w:szCs w:val="32"/>
-          <w:cs/>
-        </w:rPr>
-        <w:t>หลายสายอากาศ (</w:t>
-      </w:r>
-      <w:r>
-        <w:rPr>
-          <w:rFonts w:ascii="TH Sarabun New" w:hAnsi="TH Sarabun New" w:cs="TH Sarabun New"/>
-          <w:sz w:val="32"/>
-          <w:szCs w:val="32"/>
-        </w:rPr>
-        <w:t>MIMO-CSI Data Structure)</w:t>
-      </w:r>
+      </w:r>
+      <w:r>
+        <w:rPr>
+          <w:rFonts w:ascii="TH Sarabun New" w:eastAsiaTheme="minorEastAsia" w:hAnsi="TH Sarabun New" w:cs="TH Sarabun New"/>
+          <w:sz w:val="32"/>
+          <w:szCs w:val="32"/>
+        </w:rPr>
+        <w:tab/>
+      </w:r>
+      <w:r>
+        <w:rPr>
+          <w:rFonts w:ascii="TH Sarabun New" w:eastAsiaTheme="minorEastAsia" w:hAnsi="TH Sarabun New" w:cs="TH Sarabun New"/>
+          <w:sz w:val="32"/>
+          <w:szCs w:val="32"/>
+        </w:rPr>
+        <w:tab/>
+        <w:t xml:space="preserve">3) </w:t>
+      </w:r>
+      <m:oMath>
+        <m:r>
+          <w:rPr>
+            <w:rFonts w:ascii="Cambria Math" w:hAnsi="Cambria Math" w:cs="TH Sarabun New"/>
+            <w:sz w:val="32"/>
+            <w:szCs w:val="32"/>
+          </w:rPr>
+          <m:t>t</m:t>
+        </m:r>
+        <m:d>
+          <m:dPr>
+            <m:ctrlPr>
+              <w:rPr>
+                <w:rFonts w:ascii="Cambria Math" w:hAnsi="Cambria Math" w:cs="TH Sarabun New"/>
+                <w:sz w:val="32"/>
+                <w:szCs w:val="32"/>
+              </w:rPr>
+            </m:ctrlPr>
+          </m:dPr>
+          <m:e>
+            <m:r>
+              <w:rPr>
+                <w:rFonts w:ascii="Cambria Math" w:hAnsi="Cambria Math" w:cs="TH Sarabun New"/>
+                <w:sz w:val="32"/>
+                <w:szCs w:val="32"/>
+              </w:rPr>
+              <m:t>m</m:t>
+            </m:r>
+          </m:e>
+        </m:d>
+      </m:oMath>
+      <w:r>
+        <w:rPr>
+          <w:rFonts w:ascii="TH Sarabun New" w:eastAsiaTheme="minorEastAsia" w:hAnsi="TH Sarabun New" w:cs="TH Sarabun New"/>
+          <w:sz w:val="32"/>
+          <w:szCs w:val="32"/>
+        </w:rPr>
+        <w:t xml:space="preserve"> </w:t>
+      </w:r>
+      <w:r>
+        <w:rPr>
+          <w:rFonts w:ascii="TH Sarabun New" w:eastAsiaTheme="minorEastAsia" w:hAnsi="TH Sarabun New" w:cs="TH Sarabun New"/>
+          <w:sz w:val="32"/>
+          <w:szCs w:val="32"/>
+          <w:cs/>
+        </w:rPr>
+        <w:t>คือ เวลา ณ ขณะที่รับแพ็กเก็ตลำดับที่</w:t>
+      </w:r>
+      <w:r>
+        <w:rPr>
+          <w:rFonts w:ascii="TH Sarabun New" w:eastAsiaTheme="minorEastAsia" w:hAnsi="TH Sarabun New" w:cs="TH Sarabun New"/>
+          <w:sz w:val="32"/>
+          <w:szCs w:val="32"/>
+        </w:rPr>
+        <w:t xml:space="preserve"> </w:t>
+      </w:r>
+      <m:oMath>
+        <m:r>
+          <w:rPr>
+            <w:rFonts w:ascii="Cambria Math" w:eastAsiaTheme="minorEastAsia" w:hAnsi="Cambria Math" w:cs="TH Sarabun New"/>
+            <w:sz w:val="32"/>
+            <w:szCs w:val="32"/>
+          </w:rPr>
+          <m:t>m</m:t>
+        </m:r>
+      </m:oMath>
     </w:p>
     <w:p>
       <w:pPr>
@@ -12007,11 +12245,137 @@
         <w:spacing w:after="0" w:line="240" w:lineRule="auto"/>
         <w:jc w:val="thaiDistribute"/>
         <w:rPr>
-          <w:rFonts w:ascii="TH Sarabun New" w:hAnsi="TH Sarabun New" w:cs="TH Sarabun New"/>
-          <w:sz w:val="32"/>
-          <w:szCs w:val="32"/>
-        </w:rPr>
-      </w:pPr>
+          <w:rFonts w:ascii="TH Sarabun New" w:eastAsiaTheme="minorEastAsia" w:hAnsi="TH Sarabun New" w:cs="TH Sarabun New"/>
+          <w:sz w:val="32"/>
+          <w:szCs w:val="32"/>
+        </w:rPr>
+      </w:pPr>
+      <w:r>
+        <w:rPr>
+          <w:rFonts w:ascii="TH Sarabun New" w:eastAsiaTheme="minorEastAsia" w:hAnsi="TH Sarabun New" w:cs="TH Sarabun New"/>
+          <w:sz w:val="32"/>
+          <w:szCs w:val="32"/>
+          <w:cs/>
+        </w:rPr>
+        <w:tab/>
+      </w:r>
+      <w:r>
+        <w:rPr>
+          <w:rFonts w:ascii="TH Sarabun New" w:eastAsiaTheme="minorEastAsia" w:hAnsi="TH Sarabun New" w:cs="TH Sarabun New"/>
+          <w:sz w:val="32"/>
+          <w:szCs w:val="32"/>
+          <w:cs/>
+        </w:rPr>
+        <w:tab/>
+      </w:r>
+      <w:r>
+        <w:rPr>
+          <w:rFonts w:ascii="TH Sarabun New" w:eastAsiaTheme="minorEastAsia" w:hAnsi="TH Sarabun New" w:cs="TH Sarabun New"/>
+          <w:sz w:val="32"/>
+          <w:szCs w:val="32"/>
+          <w:cs/>
+        </w:rPr>
+        <w:tab/>
+        <w:t>4</w:t>
+      </w:r>
+      <w:r>
+        <w:rPr>
+          <w:rFonts w:ascii="TH Sarabun New" w:eastAsiaTheme="minorEastAsia" w:hAnsi="TH Sarabun New" w:cs="TH Sarabun New"/>
+          <w:sz w:val="32"/>
+          <w:szCs w:val="32"/>
+        </w:rPr>
+        <w:t xml:space="preserve">) </w:t>
+      </w:r>
+      <m:oMath>
+        <m:sSub>
+          <m:sSubPr>
+            <m:ctrlPr>
+              <w:rPr>
+                <w:rFonts w:ascii="Cambria Math" w:eastAsiaTheme="minorEastAsia" w:hAnsi="Cambria Math" w:cs="TH Sarabun New"/>
+                <w:sz w:val="32"/>
+                <w:szCs w:val="32"/>
+              </w:rPr>
+            </m:ctrlPr>
+          </m:sSubPr>
+          <m:e>
+            <m:r>
+              <w:rPr>
+                <w:rFonts w:ascii="Cambria Math" w:eastAsiaTheme="minorEastAsia" w:hAnsi="Cambria Math" w:cs="TH Sarabun New"/>
+                <w:sz w:val="32"/>
+                <w:szCs w:val="32"/>
+              </w:rPr>
+              <m:t>α</m:t>
+            </m:r>
+          </m:e>
+          <m:sub>
+            <m:r>
+              <w:rPr>
+                <w:rFonts w:ascii="Cambria Math" w:eastAsiaTheme="minorEastAsia" w:hAnsi="Cambria Math" w:cs="TH Sarabun New"/>
+                <w:sz w:val="32"/>
+                <w:szCs w:val="32"/>
+              </w:rPr>
+              <m:t>l</m:t>
+            </m:r>
+          </m:sub>
+        </m:sSub>
+        <m:d>
+          <m:dPr>
+            <m:ctrlPr>
+              <w:rPr>
+                <w:rFonts w:ascii="Cambria Math" w:eastAsiaTheme="minorEastAsia" w:hAnsi="Cambria Math" w:cs="TH Sarabun New"/>
+                <w:sz w:val="32"/>
+                <w:szCs w:val="32"/>
+              </w:rPr>
+            </m:ctrlPr>
+          </m:dPr>
+          <m:e>
+            <m:r>
+              <w:rPr>
+                <w:rFonts w:ascii="Cambria Math" w:eastAsiaTheme="minorEastAsia" w:hAnsi="Cambria Math" w:cs="TH Sarabun New"/>
+                <w:sz w:val="32"/>
+                <w:szCs w:val="32"/>
+              </w:rPr>
+              <m:t>k,m</m:t>
+            </m:r>
+          </m:e>
+        </m:d>
+      </m:oMath>
+      <w:r>
+        <w:rPr>
+          <w:rFonts w:ascii="TH Sarabun New" w:eastAsiaTheme="minorEastAsia" w:hAnsi="TH Sarabun New" w:cs="TH Sarabun New"/>
+          <w:sz w:val="32"/>
+          <w:szCs w:val="32"/>
+          <w:cs/>
+        </w:rPr>
+        <w:t xml:space="preserve"> </w:t>
+      </w:r>
+      <w:r>
+        <w:rPr>
+          <w:rFonts w:ascii="TH Sarabun New" w:eastAsiaTheme="minorEastAsia" w:hAnsi="TH Sarabun New" w:cs="TH Sarabun New"/>
+          <w:sz w:val="32"/>
+          <w:szCs w:val="32"/>
+          <w:cs/>
+        </w:rPr>
+        <w:t>คือ สัมประสิทธิ์การลดทอนของสัญญาณเชิงซ้อนในเส้นทางที่</w:t>
+      </w:r>
+      <w:r>
+        <w:rPr>
+          <w:rFonts w:ascii="TH Sarabun New" w:eastAsiaTheme="minorEastAsia" w:hAnsi="TH Sarabun New" w:cs="TH Sarabun New"/>
+          <w:sz w:val="32"/>
+          <w:szCs w:val="32"/>
+        </w:rPr>
+        <w:t xml:space="preserve"> </w:t>
+      </w:r>
+      <m:oMath>
+        <m:r>
+          <w:rPr>
+            <w:rFonts w:ascii="Cambria Math" w:eastAsiaTheme="minorEastAsia" w:hAnsi="Cambria Math" w:cs="TH Sarabun New"/>
+            <w:sz w:val="32"/>
+            <w:szCs w:val="32"/>
+          </w:rPr>
+          <m:t>l</m:t>
+        </m:r>
+      </m:oMath>
     </w:p>
     <w:p>
       <w:pPr>
@@ -12025,54 +12389,113 @@
         <w:spacing w:after="0" w:line="240" w:lineRule="auto"/>
         <w:jc w:val="thaiDistribute"/>
         <w:rPr>
-          <w:rFonts w:ascii="TH Sarabun New" w:hAnsi="TH Sarabun New" w:cs="TH Sarabun New"/>
-          <w:sz w:val="32"/>
-          <w:szCs w:val="32"/>
-        </w:rPr>
-      </w:pPr>
-      <w:r>
-        <w:rPr>
-          <w:rFonts w:ascii="TH Sarabun New" w:hAnsi="TH Sarabun New" w:cs="TH Sarabun New"/>
+          <w:rFonts w:ascii="TH Sarabun New" w:eastAsiaTheme="minorEastAsia" w:hAnsi="TH Sarabun New" w:cs="TH Sarabun New"/>
+          <w:sz w:val="32"/>
+          <w:szCs w:val="32"/>
+        </w:rPr>
+      </w:pPr>
+      <w:r>
+        <w:rPr>
+          <w:rFonts w:ascii="TH Sarabun New" w:eastAsiaTheme="minorEastAsia" w:hAnsi="TH Sarabun New" w:cs="TH Sarabun New"/>
           <w:sz w:val="32"/>
           <w:szCs w:val="32"/>
         </w:rPr>
         <w:tab/>
-        <w:t xml:space="preserve">2.3.4 </w:t>
-      </w:r>
-      <w:r>
-        <w:rPr>
-          <w:rFonts w:ascii="TH Sarabun New" w:hAnsi="TH Sarabun New" w:cs="TH Sarabun New"/>
-          <w:sz w:val="32"/>
-          <w:szCs w:val="32"/>
-          <w:cs/>
-        </w:rPr>
-        <w:t xml:space="preserve">ความสัมพันธ์ระหว่าง </w:t>
-      </w:r>
-      <w:r>
-        <w:rPr>
-          <w:rFonts w:ascii="TH Sarabun New" w:hAnsi="TH Sarabun New" w:cs="TH Sarabun New"/>
-          <w:sz w:val="32"/>
-          <w:szCs w:val="32"/>
-        </w:rPr>
-        <w:t xml:space="preserve">CFR </w:t>
-      </w:r>
-      <w:r>
-        <w:rPr>
-          <w:rFonts w:ascii="TH Sarabun New" w:hAnsi="TH Sarabun New" w:cs="TH Sarabun New"/>
-          <w:sz w:val="32"/>
-          <w:szCs w:val="32"/>
-          <w:cs/>
-        </w:rPr>
-        <w:t xml:space="preserve">และ </w:t>
-      </w:r>
-      <w:r>
-        <w:rPr>
-          <w:rFonts w:ascii="TH Sarabun New" w:hAnsi="TH Sarabun New" w:cs="TH Sarabun New"/>
-          <w:sz w:val="32"/>
-          <w:szCs w:val="32"/>
-        </w:rPr>
-        <w:t>CIR (Transformation between Frequency and Time Domains)</w:t>
-      </w:r>
+      </w:r>
+      <w:r>
+        <w:rPr>
+          <w:rFonts w:ascii="TH Sarabun New" w:eastAsiaTheme="minorEastAsia" w:hAnsi="TH Sarabun New" w:cs="TH Sarabun New"/>
+          <w:sz w:val="32"/>
+          <w:szCs w:val="32"/>
+        </w:rPr>
+        <w:tab/>
+      </w:r>
+      <w:r>
+        <w:rPr>
+          <w:rFonts w:ascii="TH Sarabun New" w:eastAsiaTheme="minorEastAsia" w:hAnsi="TH Sarabun New" w:cs="TH Sarabun New"/>
+          <w:sz w:val="32"/>
+          <w:szCs w:val="32"/>
+        </w:rPr>
+        <w:tab/>
+        <w:t xml:space="preserve">5) </w:t>
+      </w:r>
+      <m:oMath>
+        <m:sSub>
+          <m:sSubPr>
+            <m:ctrlPr>
+              <w:rPr>
+                <w:rFonts w:ascii="Cambria Math" w:hAnsi="Cambria Math" w:cs="TH Sarabun New"/>
+                <w:sz w:val="32"/>
+                <w:szCs w:val="32"/>
+              </w:rPr>
+            </m:ctrlPr>
+          </m:sSubPr>
+          <m:e>
+            <m:r>
+              <w:rPr>
+                <w:rFonts w:ascii="Cambria Math" w:hAnsi="Cambria Math" w:cs="TH Sarabun New"/>
+                <w:sz w:val="32"/>
+                <w:szCs w:val="32"/>
+              </w:rPr>
+              <m:t>τ</m:t>
+            </m:r>
+          </m:e>
+          <m:sub>
+            <m:r>
+              <w:rPr>
+                <w:rFonts w:ascii="Cambria Math" w:hAnsi="Cambria Math" w:cs="TH Sarabun New"/>
+                <w:sz w:val="32"/>
+                <w:szCs w:val="32"/>
+              </w:rPr>
+              <m:t>l</m:t>
+            </m:r>
+          </m:sub>
+        </m:sSub>
+      </m:oMath>
+      <w:r>
+        <w:rPr>
+          <w:rFonts w:ascii="TH Sarabun New" w:eastAsiaTheme="minorEastAsia" w:hAnsi="TH Sarabun New" w:cs="TH Sarabun New"/>
+          <w:sz w:val="32"/>
+          <w:szCs w:val="32"/>
+          <w:cs/>
+        </w:rPr>
+        <w:t>คือ เวลาหน่วงในการแพร่กระจายสัญญาณ (</w:t>
+      </w:r>
+      <w:r>
+        <w:rPr>
+          <w:rFonts w:ascii="TH Sarabun New" w:eastAsiaTheme="minorEastAsia" w:hAnsi="TH Sarabun New" w:cs="TH Sarabun New"/>
+          <w:sz w:val="32"/>
+          <w:szCs w:val="32"/>
+        </w:rPr>
+        <w:t xml:space="preserve">Propagation Delay) </w:t>
+      </w:r>
+      <w:r>
+        <w:rPr>
+          <w:rFonts w:ascii="TH Sarabun New" w:eastAsiaTheme="minorEastAsia" w:hAnsi="TH Sarabun New" w:cs="TH Sarabun New"/>
+          <w:sz w:val="32"/>
+          <w:szCs w:val="32"/>
+          <w:cs/>
+        </w:rPr>
+        <w:t>ของเส้นทางที่</w:t>
+      </w:r>
+      <w:r>
+        <w:rPr>
+          <w:rFonts w:ascii="TH Sarabun New" w:eastAsiaTheme="minorEastAsia" w:hAnsi="TH Sarabun New" w:cs="TH Sarabun New"/>
+          <w:sz w:val="32"/>
+          <w:szCs w:val="32"/>
+        </w:rPr>
+        <w:t xml:space="preserve"> </w:t>
+      </w:r>
+      <m:oMath>
+        <m:r>
+          <w:rPr>
+            <w:rFonts w:ascii="Cambria Math" w:eastAsiaTheme="minorEastAsia" w:hAnsi="Cambria Math" w:cs="TH Sarabun New"/>
+            <w:sz w:val="32"/>
+            <w:szCs w:val="32"/>
+          </w:rPr>
+          <m:t>l</m:t>
+        </m:r>
+      </m:oMath>
     </w:p>
     <w:p>
       <w:pPr>
@@ -12086,11 +12509,121 @@
         <w:spacing w:after="0" w:line="240" w:lineRule="auto"/>
         <w:jc w:val="thaiDistribute"/>
         <w:rPr>
-          <w:rFonts w:ascii="TH Sarabun New" w:hAnsi="TH Sarabun New" w:cs="TH Sarabun New"/>
-          <w:sz w:val="32"/>
-          <w:szCs w:val="32"/>
-        </w:rPr>
-      </w:pPr>
+          <w:rFonts w:ascii="TH Sarabun New" w:eastAsiaTheme="minorEastAsia" w:hAnsi="TH Sarabun New" w:cs="TH Sarabun New"/>
+          <w:sz w:val="32"/>
+          <w:szCs w:val="32"/>
+        </w:rPr>
+      </w:pPr>
+      <w:r>
+        <w:rPr>
+          <w:rFonts w:ascii="TH Sarabun New" w:eastAsiaTheme="minorEastAsia" w:hAnsi="TH Sarabun New" w:cs="TH Sarabun New"/>
+          <w:sz w:val="32"/>
+          <w:szCs w:val="32"/>
+        </w:rPr>
+        <w:tab/>
+      </w:r>
+      <w:r>
+        <w:rPr>
+          <w:rFonts w:ascii="TH Sarabun New" w:eastAsiaTheme="minorEastAsia" w:hAnsi="TH Sarabun New" w:cs="TH Sarabun New"/>
+          <w:sz w:val="32"/>
+          <w:szCs w:val="32"/>
+        </w:rPr>
+        <w:tab/>
+      </w:r>
+      <w:r>
+        <w:rPr>
+          <w:rFonts w:ascii="TH Sarabun New" w:eastAsiaTheme="minorEastAsia" w:hAnsi="TH Sarabun New" w:cs="TH Sarabun New"/>
+          <w:sz w:val="32"/>
+          <w:szCs w:val="32"/>
+        </w:rPr>
+        <w:tab/>
+        <w:t xml:space="preserve">6) </w:t>
+      </w:r>
+      <m:oMath>
+        <m:sSub>
+          <m:sSubPr>
+            <m:ctrlPr>
+              <w:rPr>
+                <w:rFonts w:ascii="Cambria Math" w:hAnsi="Cambria Math" w:cs="TH Sarabun New"/>
+                <w:sz w:val="32"/>
+                <w:szCs w:val="32"/>
+              </w:rPr>
+            </m:ctrlPr>
+          </m:sSubPr>
+          <m:e>
+            <m:r>
+              <w:rPr>
+                <w:rFonts w:ascii="Cambria Math" w:hAnsi="Cambria Math" w:cs="TH Sarabun New"/>
+                <w:sz w:val="32"/>
+                <w:szCs w:val="32"/>
+              </w:rPr>
+              <m:t>ν</m:t>
+            </m:r>
+          </m:e>
+          <m:sub>
+            <m:r>
+              <w:rPr>
+                <w:rFonts w:ascii="Cambria Math" w:hAnsi="Cambria Math" w:cs="TH Sarabun New"/>
+                <w:sz w:val="32"/>
+                <w:szCs w:val="32"/>
+              </w:rPr>
+              <m:t>l</m:t>
+            </m:r>
+          </m:sub>
+        </m:sSub>
+      </m:oMath>
+      <w:r>
+        <w:rPr>
+          <w:rFonts w:ascii="TH Sarabun New" w:eastAsiaTheme="minorEastAsia" w:hAnsi="TH Sarabun New" w:cs="TH Sarabun New"/>
+          <w:sz w:val="32"/>
+          <w:szCs w:val="32"/>
+        </w:rPr>
+        <w:t xml:space="preserve"> </w:t>
+      </w:r>
+      <w:r>
+        <w:rPr>
+          <w:rFonts w:ascii="TH Sarabun New" w:eastAsiaTheme="minorEastAsia" w:hAnsi="TH Sarabun New" w:cs="TH Sarabun New"/>
+          <w:sz w:val="32"/>
+          <w:szCs w:val="32"/>
+          <w:cs/>
+        </w:rPr>
+        <w:t>คือ ค่าการเลื่อนความถี่ดอปเปลอร์ (</w:t>
+      </w:r>
+      <w:r>
+        <w:rPr>
+          <w:rFonts w:ascii="TH Sarabun New" w:eastAsiaTheme="minorEastAsia" w:hAnsi="TH Sarabun New" w:cs="TH Sarabun New"/>
+          <w:sz w:val="32"/>
+          <w:szCs w:val="32"/>
+        </w:rPr>
+        <w:t xml:space="preserve">Doppler Frequency Offset) </w:t>
+      </w:r>
+      <w:r>
+        <w:rPr>
+          <w:rFonts w:ascii="TH Sarabun New" w:eastAsiaTheme="minorEastAsia" w:hAnsi="TH Sarabun New" w:cs="TH Sarabun New"/>
+          <w:sz w:val="32"/>
+          <w:szCs w:val="32"/>
+          <w:cs/>
+        </w:rPr>
+        <w:t>ที่เกิดขึ้นจากการเคลื่อนที่ของเป้าหมายในเส้นทางที่</w:t>
+      </w:r>
+      <w:r>
+        <w:rPr>
+          <w:rFonts w:ascii="TH Sarabun New" w:eastAsiaTheme="minorEastAsia" w:hAnsi="TH Sarabun New" w:cs="TH Sarabun New"/>
+          <w:sz w:val="32"/>
+          <w:szCs w:val="32"/>
+        </w:rPr>
+        <w:t xml:space="preserve"> </w:t>
+      </w:r>
+      <m:oMath>
+        <m:r>
+          <w:rPr>
+            <w:rFonts w:ascii="Cambria Math" w:eastAsiaTheme="minorEastAsia" w:hAnsi="Cambria Math" w:cs="TH Sarabun New"/>
+            <w:sz w:val="32"/>
+            <w:szCs w:val="32"/>
+          </w:rPr>
+          <m:t>l</m:t>
+        </m:r>
+      </m:oMath>
     </w:p>
     <w:p>
       <w:pPr>
@@ -12104,28 +12637,14 @@
         <w:spacing w:after="0" w:line="240" w:lineRule="auto"/>
         <w:jc w:val="thaiDistribute"/>
         <w:rPr>
-          <w:rFonts w:ascii="TH Sarabun New" w:hAnsi="TH Sarabun New" w:cs="TH Sarabun New"/>
-          <w:b/>
-          <w:bCs/>
-          <w:sz w:val="32"/>
-          <w:szCs w:val="32"/>
-        </w:rPr>
-      </w:pPr>
-      <w:r>
-        <w:rPr>
-          <w:rFonts w:ascii="TH Sarabun New" w:hAnsi="TH Sarabun New" w:cs="TH Sarabun New"/>
-          <w:b/>
-          <w:bCs/>
-          <w:sz w:val="32"/>
-          <w:szCs w:val="32"/>
-        </w:rPr>
-        <w:t xml:space="preserve">2.4 </w:t>
-      </w:r>
-      <w:r>
-        <w:rPr>
-          <w:rFonts w:ascii="TH Sarabun New" w:hAnsi="TH Sarabun New" w:cs="TH Sarabun New"/>
-          <w:b/>
-          <w:bCs/>
+          <w:rFonts w:ascii="TH Sarabun New" w:eastAsiaTheme="minorEastAsia" w:hAnsi="TH Sarabun New" w:cs="TH Sarabun New"/>
+          <w:sz w:val="32"/>
+          <w:szCs w:val="32"/>
+        </w:rPr>
+      </w:pPr>
+      <w:r>
+        <w:rPr>
+          <w:rFonts w:ascii="TH Sarabun New" w:eastAsiaTheme="minorEastAsia" w:hAnsi="TH Sarabun New" w:cs="TH Sarabun New"/>
           <w:sz w:val="32"/>
           <w:szCs w:val="32"/>
         </w:rPr>
@@ -12133,46 +12652,62 @@
       </w:r>
       <w:r>
         <w:rPr>
-          <w:rFonts w:ascii="TH Sarabun New" w:hAnsi="TH Sarabun New" w:cs="TH Sarabun New"/>
-          <w:b/>
-          <w:bCs/>
-          <w:sz w:val="32"/>
-          <w:szCs w:val="32"/>
-          <w:cs/>
-        </w:rPr>
-        <w:t>ทฤษฎีการกรองสัญญาณความถี่ต่ำผ่านแบบบัตเตอร์เวิร์ธ (</w:t>
-      </w:r>
-      <w:r>
-        <w:rPr>
-          <w:rFonts w:ascii="TH Sarabun New" w:hAnsi="TH Sarabun New" w:cs="TH Sarabun New"/>
-          <w:b/>
-          <w:bCs/>
-          <w:sz w:val="32"/>
-          <w:szCs w:val="32"/>
-        </w:rPr>
-        <w:t xml:space="preserve">Butterworth Low-Pass Filtering in </w:t>
-      </w:r>
-      <w:proofErr w:type="spellStart"/>
-      <w:r>
-        <w:rPr>
-          <w:rFonts w:ascii="TH Sarabun New" w:hAnsi="TH Sarabun New" w:cs="TH Sarabun New"/>
-          <w:b/>
-          <w:bCs/>
-          <w:sz w:val="32"/>
-          <w:szCs w:val="32"/>
-        </w:rPr>
-        <w:t>WiFi</w:t>
-      </w:r>
-      <w:proofErr w:type="spellEnd"/>
-      <w:r>
-        <w:rPr>
-          <w:rFonts w:ascii="TH Sarabun New" w:hAnsi="TH Sarabun New" w:cs="TH Sarabun New"/>
-          <w:b/>
-          <w:bCs/>
-          <w:sz w:val="32"/>
-          <w:szCs w:val="32"/>
-        </w:rPr>
-        <w:t xml:space="preserve"> CSI Sensing)</w:t>
+          <w:rFonts w:ascii="TH Sarabun New" w:eastAsiaTheme="minorEastAsia" w:hAnsi="TH Sarabun New" w:cs="TH Sarabun New"/>
+          <w:sz w:val="32"/>
+          <w:szCs w:val="32"/>
+        </w:rPr>
+        <w:tab/>
+      </w:r>
+      <w:r>
+        <w:rPr>
+          <w:rFonts w:ascii="TH Sarabun New" w:eastAsiaTheme="minorEastAsia" w:hAnsi="TH Sarabun New" w:cs="TH Sarabun New"/>
+          <w:sz w:val="32"/>
+          <w:szCs w:val="32"/>
+        </w:rPr>
+        <w:tab/>
+      </w:r>
+      <w:r>
+        <w:rPr>
+          <w:rFonts w:ascii="TH Sarabun New" w:eastAsiaTheme="minorEastAsia" w:hAnsi="TH Sarabun New" w:cs="TH Sarabun New"/>
+          <w:sz w:val="32"/>
+          <w:szCs w:val="32"/>
+          <w:cs/>
+        </w:rPr>
+        <w:t xml:space="preserve">ค่า </w:t>
+      </w:r>
+      <w:r>
+        <w:rPr>
+          <w:rFonts w:ascii="TH Sarabun New" w:eastAsiaTheme="minorEastAsia" w:hAnsi="TH Sarabun New" w:cs="TH Sarabun New"/>
+          <w:sz w:val="32"/>
+          <w:szCs w:val="32"/>
+        </w:rPr>
+        <w:t xml:space="preserve">CFR </w:t>
+      </w:r>
+      <w:r>
+        <w:rPr>
+          <w:rFonts w:ascii="TH Sarabun New" w:eastAsiaTheme="minorEastAsia" w:hAnsi="TH Sarabun New" w:cs="TH Sarabun New"/>
+          <w:sz w:val="32"/>
+          <w:szCs w:val="32"/>
+          <w:cs/>
+        </w:rPr>
+        <w:t>แต่ละตัวเป็นจำนวนเชิงซ้อน (</w:t>
+      </w:r>
+      <w:r>
+        <w:rPr>
+          <w:rFonts w:ascii="TH Sarabun New" w:eastAsiaTheme="minorEastAsia" w:hAnsi="TH Sarabun New" w:cs="TH Sarabun New"/>
+          <w:sz w:val="32"/>
+          <w:szCs w:val="32"/>
+        </w:rPr>
+        <w:t xml:space="preserve">Complex Number) </w:t>
+      </w:r>
+      <w:r>
+        <w:rPr>
+          <w:rFonts w:ascii="TH Sarabun New" w:eastAsiaTheme="minorEastAsia" w:hAnsi="TH Sarabun New" w:cs="TH Sarabun New"/>
+          <w:sz w:val="32"/>
+          <w:szCs w:val="32"/>
+          <w:cs/>
+        </w:rPr>
+        <w:t>ซึ่งสามารถแยกพิจารณาได้ทั้งในรูปแบบแอมพลิจูดและเฟส หรือส่วนจริงและส่วนจินตภาพ</w:t>
       </w:r>
     </w:p>
     <w:p>
@@ -12187,62 +12722,11 @@
         <w:spacing w:after="0" w:line="240" w:lineRule="auto"/>
         <w:jc w:val="thaiDistribute"/>
         <w:rPr>
-          <w:rFonts w:ascii="TH Sarabun New" w:hAnsi="TH Sarabun New" w:cs="TH Sarabun New"/>
-          <w:sz w:val="32"/>
-          <w:szCs w:val="32"/>
-        </w:rPr>
-      </w:pPr>
-      <w:r>
-        <w:rPr>
-          <w:rFonts w:ascii="TH Sarabun New" w:hAnsi="TH Sarabun New" w:cs="TH Sarabun New"/>
-          <w:sz w:val="32"/>
-          <w:szCs w:val="32"/>
-        </w:rPr>
-        <w:tab/>
-      </w:r>
-      <w:r>
-        <w:rPr>
-          <w:rFonts w:ascii="TH Sarabun New" w:hAnsi="TH Sarabun New" w:cs="TH Sarabun New"/>
-          <w:sz w:val="32"/>
-          <w:szCs w:val="32"/>
-        </w:rPr>
-        <w:t xml:space="preserve">2.4.1 </w:t>
-      </w:r>
-      <w:r>
-        <w:rPr>
-          <w:rFonts w:ascii="TH Sarabun New" w:hAnsi="TH Sarabun New" w:cs="TH Sarabun New"/>
-          <w:sz w:val="32"/>
-          <w:szCs w:val="32"/>
-          <w:cs/>
-        </w:rPr>
-        <w:t xml:space="preserve">องค์ประกอบของสัญญาณรบกวนในข้อมูล </w:t>
-      </w:r>
-      <w:proofErr w:type="spellStart"/>
-      <w:r>
-        <w:rPr>
-          <w:rFonts w:ascii="TH Sarabun New" w:hAnsi="TH Sarabun New" w:cs="TH Sarabun New"/>
-          <w:sz w:val="32"/>
-          <w:szCs w:val="32"/>
-        </w:rPr>
-        <w:t>WiFi</w:t>
-      </w:r>
-      <w:proofErr w:type="spellEnd"/>
-      <w:r>
-        <w:rPr>
-          <w:rFonts w:ascii="TH Sarabun New" w:hAnsi="TH Sarabun New" w:cs="TH Sarabun New"/>
-          <w:sz w:val="32"/>
-          <w:szCs w:val="32"/>
-        </w:rPr>
-        <w:t xml:space="preserve"> CSI (Noise Components in CSI Measurements)</w:t>
-      </w:r>
-      <w:r>
-        <w:rPr>
-          <w:rFonts w:ascii="TH Sarabun New" w:hAnsi="TH Sarabun New" w:cs="TH Sarabun New"/>
-          <w:sz w:val="32"/>
-          <w:szCs w:val="32"/>
-        </w:rPr>
-        <w:tab/>
-      </w:r>
+          <w:rFonts w:ascii="TH Sarabun New" w:eastAsiaTheme="minorEastAsia" w:hAnsi="TH Sarabun New" w:cs="TH Sarabun New"/>
+          <w:sz w:val="32"/>
+          <w:szCs w:val="32"/>
+        </w:rPr>
+      </w:pPr>
     </w:p>
     <w:p>
       <w:pPr>
@@ -12256,11 +12740,191 @@
         <w:spacing w:after="0" w:line="240" w:lineRule="auto"/>
         <w:jc w:val="thaiDistribute"/>
         <w:rPr>
-          <w:rFonts w:ascii="TH Sarabun New" w:hAnsi="TH Sarabun New" w:cs="TH Sarabun New"/>
-          <w:sz w:val="32"/>
-          <w:szCs w:val="32"/>
-        </w:rPr>
-      </w:pPr>
+          <w:rFonts w:ascii="TH Sarabun New" w:eastAsiaTheme="minorEastAsia" w:hAnsi="TH Sarabun New" w:cs="TH Sarabun New"/>
+          <w:sz w:val="32"/>
+          <w:szCs w:val="32"/>
+        </w:rPr>
+      </w:pPr>
+      <m:oMathPara>
+        <m:oMath>
+          <m:r>
+            <w:rPr>
+              <w:rFonts w:ascii="Cambria Math" w:hAnsi="Cambria Math" w:cs="TH Sarabun New"/>
+              <w:sz w:val="32"/>
+              <w:szCs w:val="32"/>
+            </w:rPr>
+            <m:t>H</m:t>
+          </m:r>
+          <m:d>
+            <m:dPr>
+              <m:ctrlPr>
+                <w:rPr>
+                  <w:rFonts w:ascii="Cambria Math" w:hAnsi="Cambria Math" w:cs="TH Sarabun New"/>
+                  <w:sz w:val="32"/>
+                  <w:szCs w:val="32"/>
+                </w:rPr>
+              </m:ctrlPr>
+            </m:dPr>
+            <m:e>
+              <m:r>
+                <w:rPr>
+                  <w:rFonts w:ascii="Cambria Math" w:hAnsi="Cambria Math" w:cs="TH Sarabun New"/>
+                  <w:sz w:val="32"/>
+                  <w:szCs w:val="32"/>
+                </w:rPr>
+                <m:t>k,m</m:t>
+              </m:r>
+            </m:e>
+          </m:d>
+          <m:r>
+            <w:rPr>
+              <w:rFonts w:ascii="Cambria Math" w:hAnsi="Cambria Math" w:cs="TH Sarabun New"/>
+              <w:sz w:val="32"/>
+              <w:szCs w:val="32"/>
+            </w:rPr>
+            <m:t>=|H</m:t>
+          </m:r>
+          <m:d>
+            <m:dPr>
+              <m:ctrlPr>
+                <w:rPr>
+                  <w:rFonts w:ascii="Cambria Math" w:hAnsi="Cambria Math" w:cs="TH Sarabun New"/>
+                  <w:sz w:val="32"/>
+                  <w:szCs w:val="32"/>
+                </w:rPr>
+              </m:ctrlPr>
+            </m:dPr>
+            <m:e>
+              <m:r>
+                <w:rPr>
+                  <w:rFonts w:ascii="Cambria Math" w:hAnsi="Cambria Math" w:cs="TH Sarabun New"/>
+                  <w:sz w:val="32"/>
+                  <w:szCs w:val="32"/>
+                </w:rPr>
+                <m:t>k,m</m:t>
+              </m:r>
+            </m:e>
+          </m:d>
+          <m:r>
+            <w:rPr>
+              <w:rFonts w:ascii="Cambria Math" w:hAnsi="Cambria Math" w:cs="TH Sarabun New"/>
+              <w:sz w:val="32"/>
+              <w:szCs w:val="32"/>
+            </w:rPr>
+            <m:t>|</m:t>
+          </m:r>
+          <m:sSup>
+            <m:sSupPr>
+              <m:ctrlPr>
+                <w:rPr>
+                  <w:rFonts w:ascii="Cambria Math" w:hAnsi="Cambria Math" w:cs="TH Sarabun New"/>
+                  <w:sz w:val="32"/>
+                  <w:szCs w:val="32"/>
+                </w:rPr>
+              </m:ctrlPr>
+            </m:sSupPr>
+            <m:e>
+              <m:r>
+                <w:rPr>
+                  <w:rFonts w:ascii="Cambria Math" w:hAnsi="Cambria Math" w:cs="TH Sarabun New"/>
+                  <w:sz w:val="32"/>
+                  <w:szCs w:val="32"/>
+                </w:rPr>
+                <m:t>e</m:t>
+              </m:r>
+            </m:e>
+            <m:sup>
+              <m:r>
+                <w:rPr>
+                  <w:rFonts w:ascii="Cambria Math" w:hAnsi="Cambria Math" w:cs="TH Sarabun New"/>
+                  <w:sz w:val="32"/>
+                  <w:szCs w:val="32"/>
+                </w:rPr>
+                <m:t>j∠H</m:t>
+              </m:r>
+              <m:d>
+                <m:dPr>
+                  <m:ctrlPr>
+                    <w:rPr>
+                      <w:rFonts w:ascii="Cambria Math" w:hAnsi="Cambria Math" w:cs="TH Sarabun New"/>
+                      <w:sz w:val="32"/>
+                      <w:szCs w:val="32"/>
+                    </w:rPr>
+                  </m:ctrlPr>
+                </m:dPr>
+                <m:e>
+                  <m:r>
+                    <w:rPr>
+                      <w:rFonts w:ascii="Cambria Math" w:hAnsi="Cambria Math" w:cs="TH Sarabun New"/>
+                      <w:sz w:val="32"/>
+                      <w:szCs w:val="32"/>
+                    </w:rPr>
+                    <m:t>k,m</m:t>
+                  </m:r>
+                </m:e>
+              </m:d>
+            </m:sup>
+          </m:sSup>
+          <m:r>
+            <w:rPr>
+              <w:rFonts w:ascii="Cambria Math" w:hAnsi="Cambria Math" w:cs="TH Sarabun New"/>
+              <w:sz w:val="32"/>
+              <w:szCs w:val="32"/>
+            </w:rPr>
+            <m:t>=I</m:t>
+          </m:r>
+          <m:d>
+            <m:dPr>
+              <m:ctrlPr>
+                <w:rPr>
+                  <w:rFonts w:ascii="Cambria Math" w:hAnsi="Cambria Math" w:cs="TH Sarabun New"/>
+                  <w:sz w:val="32"/>
+                  <w:szCs w:val="32"/>
+                </w:rPr>
+              </m:ctrlPr>
+            </m:dPr>
+            <m:e>
+              <m:r>
+                <w:rPr>
+                  <w:rFonts w:ascii="Cambria Math" w:hAnsi="Cambria Math" w:cs="TH Sarabun New"/>
+                  <w:sz w:val="32"/>
+                  <w:szCs w:val="32"/>
+                </w:rPr>
+                <m:t>k,m</m:t>
+              </m:r>
+            </m:e>
+          </m:d>
+          <m:r>
+            <w:rPr>
+              <w:rFonts w:ascii="Cambria Math" w:hAnsi="Cambria Math" w:cs="TH Sarabun New"/>
+              <w:sz w:val="32"/>
+              <w:szCs w:val="32"/>
+            </w:rPr>
+            <m:t>+jQ</m:t>
+          </m:r>
+          <m:d>
+            <m:dPr>
+              <m:ctrlPr>
+                <w:rPr>
+                  <w:rFonts w:ascii="Cambria Math" w:hAnsi="Cambria Math" w:cs="TH Sarabun New"/>
+                  <w:sz w:val="32"/>
+                  <w:szCs w:val="32"/>
+                </w:rPr>
+              </m:ctrlPr>
+            </m:dPr>
+            <m:e>
+              <m:r>
+                <w:rPr>
+                  <w:rFonts w:ascii="Cambria Math" w:hAnsi="Cambria Math" w:cs="TH Sarabun New"/>
+                  <w:sz w:val="32"/>
+                  <w:szCs w:val="32"/>
+                </w:rPr>
+                <m:t>k,m</m:t>
+              </m:r>
+            </m:e>
+          </m:d>
+        </m:oMath>
+      </m:oMathPara>
     </w:p>
     <w:p>
       <w:pPr>
@@ -12274,14 +12938,33 @@
         <w:spacing w:after="0" w:line="240" w:lineRule="auto"/>
         <w:jc w:val="thaiDistribute"/>
         <w:rPr>
-          <w:rFonts w:ascii="TH Sarabun New" w:hAnsi="TH Sarabun New" w:cs="TH Sarabun New"/>
-          <w:sz w:val="32"/>
-          <w:szCs w:val="32"/>
-        </w:rPr>
-      </w:pPr>
-      <w:r>
-        <w:rPr>
-          <w:rFonts w:ascii="TH Sarabun New" w:hAnsi="TH Sarabun New" w:cs="TH Sarabun New"/>
+          <w:rFonts w:ascii="TH Sarabun New" w:eastAsiaTheme="minorEastAsia" w:hAnsi="TH Sarabun New" w:cs="TH Sarabun New"/>
+          <w:sz w:val="32"/>
+          <w:szCs w:val="32"/>
+        </w:rPr>
+      </w:pPr>
+    </w:p>
+    <w:p>
+      <w:pPr>
+        <w:tabs>
+          <w:tab w:val="left" w:pos="567"/>
+          <w:tab w:val="left" w:pos="851"/>
+          <w:tab w:val="left" w:pos="1134"/>
+          <w:tab w:val="left" w:pos="1276"/>
+          <w:tab w:val="left" w:pos="1418"/>
+          <w:tab w:val="left" w:pos="1701"/>
+        </w:tabs>
+        <w:spacing w:after="0" w:line="240" w:lineRule="auto"/>
+        <w:jc w:val="thaiDistribute"/>
+        <w:rPr>
+          <w:rFonts w:ascii="TH Sarabun New" w:eastAsiaTheme="minorEastAsia" w:hAnsi="TH Sarabun New" w:cs="TH Sarabun New"/>
+          <w:sz w:val="32"/>
+          <w:szCs w:val="32"/>
+        </w:rPr>
+      </w:pPr>
+      <w:r>
+        <w:rPr>
+          <w:rFonts w:ascii="TH Sarabun New" w:eastAsiaTheme="minorEastAsia" w:hAnsi="TH Sarabun New" w:cs="TH Sarabun New"/>
           <w:sz w:val="32"/>
           <w:szCs w:val="32"/>
         </w:rPr>
@@ -12289,29 +12972,322 @@
       </w:r>
       <w:r>
         <w:rPr>
-          <w:rFonts w:ascii="TH Sarabun New" w:hAnsi="TH Sarabun New" w:cs="TH Sarabun New"/>
-          <w:sz w:val="32"/>
-          <w:szCs w:val="32"/>
-        </w:rPr>
-        <w:t xml:space="preserve">2.4.2 </w:t>
-      </w:r>
-      <w:r>
-        <w:rPr>
-          <w:rFonts w:ascii="TH Sarabun New" w:hAnsi="TH Sarabun New" w:cs="TH Sarabun New"/>
-          <w:sz w:val="32"/>
-          <w:szCs w:val="32"/>
-          <w:cs/>
-        </w:rPr>
-        <w:t>หลักการทำงานและแบบจำลองทางคณิตศาสตร์ของตัวกรองบัตเตอร์เวิร์ธ (</w:t>
-      </w:r>
-      <w:r>
-        <w:rPr>
-          <w:rFonts w:ascii="TH Sarabun New" w:hAnsi="TH Sarabun New" w:cs="TH Sarabun New"/>
-          <w:sz w:val="32"/>
-          <w:szCs w:val="32"/>
-        </w:rPr>
-        <w:t>Butterworth Low-Pass Filter Model)</w:t>
-      </w:r>
+          <w:rFonts w:ascii="TH Sarabun New" w:eastAsiaTheme="minorEastAsia" w:hAnsi="TH Sarabun New" w:cs="TH Sarabun New"/>
+          <w:sz w:val="32"/>
+          <w:szCs w:val="32"/>
+        </w:rPr>
+        <w:tab/>
+      </w:r>
+      <w:r>
+        <w:rPr>
+          <w:rFonts w:ascii="TH Sarabun New" w:eastAsiaTheme="minorEastAsia" w:hAnsi="TH Sarabun New" w:cs="TH Sarabun New"/>
+          <w:sz w:val="32"/>
+          <w:szCs w:val="32"/>
+        </w:rPr>
+        <w:tab/>
+      </w:r>
+      <w:r>
+        <w:rPr>
+          <w:rFonts w:ascii="TH Sarabun New" w:eastAsiaTheme="minorEastAsia" w:hAnsi="TH Sarabun New" w:cs="TH Sarabun New"/>
+          <w:sz w:val="32"/>
+          <w:szCs w:val="32"/>
+          <w:cs/>
+        </w:rPr>
+        <w:t>โดยที่</w:t>
+      </w:r>
+      <w:r>
+        <w:rPr>
+          <w:rFonts w:ascii="TH Sarabun New" w:eastAsiaTheme="minorEastAsia" w:hAnsi="TH Sarabun New" w:cs="TH Sarabun New"/>
+          <w:sz w:val="32"/>
+          <w:szCs w:val="32"/>
+        </w:rPr>
+        <w:t xml:space="preserve"> </w:t>
+      </w:r>
+      <m:oMath>
+        <m:d>
+          <m:dPr>
+            <m:begChr m:val="|"/>
+            <m:endChr m:val="|"/>
+            <m:ctrlPr>
+              <w:rPr>
+                <w:rFonts w:ascii="Cambria Math" w:hAnsi="Cambria Math" w:cs="TH Sarabun New"/>
+                <w:i/>
+                <w:sz w:val="32"/>
+                <w:szCs w:val="32"/>
+              </w:rPr>
+            </m:ctrlPr>
+          </m:dPr>
+          <m:e>
+            <m:r>
+              <w:rPr>
+                <w:rFonts w:ascii="Cambria Math" w:hAnsi="Cambria Math" w:cs="TH Sarabun New"/>
+                <w:sz w:val="32"/>
+                <w:szCs w:val="32"/>
+              </w:rPr>
+              <m:t>H</m:t>
+            </m:r>
+            <m:d>
+              <m:dPr>
+                <m:ctrlPr>
+                  <w:rPr>
+                    <w:rFonts w:ascii="Cambria Math" w:hAnsi="Cambria Math" w:cs="TH Sarabun New"/>
+                    <w:sz w:val="32"/>
+                    <w:szCs w:val="32"/>
+                  </w:rPr>
+                </m:ctrlPr>
+              </m:dPr>
+              <m:e>
+                <m:r>
+                  <w:rPr>
+                    <w:rFonts w:ascii="Cambria Math" w:hAnsi="Cambria Math" w:cs="TH Sarabun New"/>
+                    <w:sz w:val="32"/>
+                    <w:szCs w:val="32"/>
+                  </w:rPr>
+                  <m:t>k,m</m:t>
+                </m:r>
+              </m:e>
+            </m:d>
+          </m:e>
+        </m:d>
+      </m:oMath>
+      <w:r>
+        <w:rPr>
+          <w:rFonts w:ascii="TH Sarabun New" w:eastAsiaTheme="minorEastAsia" w:hAnsi="TH Sarabun New" w:cs="TH Sarabun New"/>
+          <w:sz w:val="32"/>
+          <w:szCs w:val="32"/>
+        </w:rPr>
+        <w:t xml:space="preserve"> </w:t>
+      </w:r>
+      <w:r>
+        <w:rPr>
+          <w:rFonts w:ascii="TH Sarabun New" w:eastAsiaTheme="minorEastAsia" w:hAnsi="TH Sarabun New" w:cs="TH Sarabun New"/>
+          <w:sz w:val="32"/>
+          <w:szCs w:val="32"/>
+          <w:cs/>
+        </w:rPr>
+        <w:t>คือ แอมพลิจูด (</w:t>
+      </w:r>
+      <w:r>
+        <w:rPr>
+          <w:rFonts w:ascii="TH Sarabun New" w:eastAsiaTheme="minorEastAsia" w:hAnsi="TH Sarabun New" w:cs="TH Sarabun New"/>
+          <w:sz w:val="32"/>
+          <w:szCs w:val="32"/>
+        </w:rPr>
+        <w:t>Amplitude),</w:t>
+      </w:r>
+      <w:r>
+        <w:rPr>
+          <w:rFonts w:ascii="TH Sarabun New" w:eastAsiaTheme="minorEastAsia" w:hAnsi="TH Sarabun New" w:cs="TH Sarabun New"/>
+          <w:sz w:val="32"/>
+          <w:szCs w:val="32"/>
+        </w:rPr>
+        <w:t xml:space="preserve"> </w:t>
+      </w:r>
+      <m:oMath>
+        <m:r>
+          <w:rPr>
+            <w:rFonts w:ascii="Cambria Math" w:hAnsi="Cambria Math" w:cs="TH Sarabun New"/>
+            <w:sz w:val="32"/>
+            <w:szCs w:val="32"/>
+          </w:rPr>
+          <m:t>∠H</m:t>
+        </m:r>
+        <m:d>
+          <m:dPr>
+            <m:ctrlPr>
+              <w:rPr>
+                <w:rFonts w:ascii="Cambria Math" w:hAnsi="Cambria Math" w:cs="TH Sarabun New"/>
+                <w:sz w:val="32"/>
+                <w:szCs w:val="32"/>
+              </w:rPr>
+            </m:ctrlPr>
+          </m:dPr>
+          <m:e>
+            <m:r>
+              <w:rPr>
+                <w:rFonts w:ascii="Cambria Math" w:hAnsi="Cambria Math" w:cs="TH Sarabun New"/>
+                <w:sz w:val="32"/>
+                <w:szCs w:val="32"/>
+              </w:rPr>
+              <m:t>k,m</m:t>
+            </m:r>
+          </m:e>
+        </m:d>
+      </m:oMath>
+      <w:r>
+        <w:rPr>
+          <w:rFonts w:ascii="TH Sarabun New" w:eastAsiaTheme="minorEastAsia" w:hAnsi="TH Sarabun New" w:cs="TH Sarabun New"/>
+          <w:sz w:val="32"/>
+          <w:szCs w:val="32"/>
+        </w:rPr>
+        <w:t xml:space="preserve"> </w:t>
+      </w:r>
+      <w:r>
+        <w:rPr>
+          <w:rFonts w:ascii="TH Sarabun New" w:eastAsiaTheme="minorEastAsia" w:hAnsi="TH Sarabun New" w:cs="TH Sarabun New"/>
+          <w:sz w:val="32"/>
+          <w:szCs w:val="32"/>
+          <w:cs/>
+        </w:rPr>
+        <w:t>คือ เฟส (</w:t>
+      </w:r>
+      <w:r>
+        <w:rPr>
+          <w:rFonts w:ascii="TH Sarabun New" w:eastAsiaTheme="minorEastAsia" w:hAnsi="TH Sarabun New" w:cs="TH Sarabun New"/>
+          <w:sz w:val="32"/>
+          <w:szCs w:val="32"/>
+        </w:rPr>
+        <w:t>Phase),</w:t>
+      </w:r>
+      <w:r>
+        <w:rPr>
+          <w:rFonts w:ascii="TH Sarabun New" w:eastAsiaTheme="minorEastAsia" w:hAnsi="TH Sarabun New" w:cs="TH Sarabun New"/>
+          <w:sz w:val="32"/>
+          <w:szCs w:val="32"/>
+        </w:rPr>
+        <w:t xml:space="preserve"> </w:t>
+      </w:r>
+      <m:oMath>
+        <m:r>
+          <w:rPr>
+            <w:rFonts w:ascii="Cambria Math" w:hAnsi="Cambria Math" w:cs="TH Sarabun New"/>
+            <w:sz w:val="32"/>
+            <w:szCs w:val="32"/>
+          </w:rPr>
+          <m:t>I</m:t>
+        </m:r>
+        <m:d>
+          <m:dPr>
+            <m:ctrlPr>
+              <w:rPr>
+                <w:rFonts w:ascii="Cambria Math" w:hAnsi="Cambria Math" w:cs="TH Sarabun New"/>
+                <w:sz w:val="32"/>
+                <w:szCs w:val="32"/>
+              </w:rPr>
+            </m:ctrlPr>
+          </m:dPr>
+          <m:e>
+            <m:r>
+              <w:rPr>
+                <w:rFonts w:ascii="Cambria Math" w:hAnsi="Cambria Math" w:cs="TH Sarabun New"/>
+                <w:sz w:val="32"/>
+                <w:szCs w:val="32"/>
+              </w:rPr>
+              <m:t>k,m</m:t>
+            </m:r>
+          </m:e>
+        </m:d>
+      </m:oMath>
+      <w:r>
+        <w:rPr>
+          <w:rFonts w:ascii="TH Sarabun New" w:eastAsiaTheme="minorEastAsia" w:hAnsi="TH Sarabun New" w:cs="TH Sarabun New"/>
+          <w:sz w:val="32"/>
+          <w:szCs w:val="32"/>
+          <w:cs/>
+        </w:rPr>
+        <w:t>คือ ส่วนร่วมเฟส (</w:t>
+      </w:r>
+      <w:r>
+        <w:rPr>
+          <w:rFonts w:ascii="TH Sarabun New" w:eastAsiaTheme="minorEastAsia" w:hAnsi="TH Sarabun New" w:cs="TH Sarabun New"/>
+          <w:sz w:val="32"/>
+          <w:szCs w:val="32"/>
+        </w:rPr>
+        <w:t xml:space="preserve">In-phase Component) </w:t>
+      </w:r>
+      <w:r>
+        <w:rPr>
+          <w:rFonts w:ascii="TH Sarabun New" w:eastAsiaTheme="minorEastAsia" w:hAnsi="TH Sarabun New" w:cs="TH Sarabun New"/>
+          <w:sz w:val="32"/>
+          <w:szCs w:val="32"/>
+          <w:cs/>
+        </w:rPr>
+        <w:t>และ</w:t>
+      </w:r>
+      <w:r>
+        <w:rPr>
+          <w:rFonts w:ascii="TH Sarabun New" w:eastAsiaTheme="minorEastAsia" w:hAnsi="TH Sarabun New" w:cs="TH Sarabun New"/>
+          <w:sz w:val="32"/>
+          <w:szCs w:val="32"/>
+        </w:rPr>
+        <w:t xml:space="preserve"> </w:t>
+      </w:r>
+      <m:oMath>
+        <m:r>
+          <w:rPr>
+            <w:rFonts w:ascii="Cambria Math" w:hAnsi="Cambria Math" w:cs="TH Sarabun New"/>
+            <w:sz w:val="32"/>
+            <w:szCs w:val="32"/>
+          </w:rPr>
+          <m:t>Q</m:t>
+        </m:r>
+        <m:d>
+          <m:dPr>
+            <m:ctrlPr>
+              <w:rPr>
+                <w:rFonts w:ascii="Cambria Math" w:hAnsi="Cambria Math" w:cs="TH Sarabun New"/>
+                <w:sz w:val="32"/>
+                <w:szCs w:val="32"/>
+              </w:rPr>
+            </m:ctrlPr>
+          </m:dPr>
+          <m:e>
+            <m:r>
+              <w:rPr>
+                <w:rFonts w:ascii="Cambria Math" w:hAnsi="Cambria Math" w:cs="TH Sarabun New"/>
+                <w:sz w:val="32"/>
+                <w:szCs w:val="32"/>
+              </w:rPr>
+              <m:t>k,m</m:t>
+            </m:r>
+          </m:e>
+        </m:d>
+      </m:oMath>
+      <w:r>
+        <w:rPr>
+          <w:rFonts w:ascii="TH Sarabun New" w:eastAsiaTheme="minorEastAsia" w:hAnsi="TH Sarabun New" w:cs="TH Sarabun New"/>
+          <w:sz w:val="32"/>
+          <w:szCs w:val="32"/>
+        </w:rPr>
+        <w:t xml:space="preserve"> </w:t>
+      </w:r>
+      <w:r>
+        <w:rPr>
+          <w:rFonts w:ascii="TH Sarabun New" w:eastAsiaTheme="minorEastAsia" w:hAnsi="TH Sarabun New" w:cs="TH Sarabun New"/>
+          <w:sz w:val="32"/>
+          <w:szCs w:val="32"/>
+          <w:cs/>
+        </w:rPr>
+        <w:t>คือ ส่วนตั้งฉากเฟส (</w:t>
+      </w:r>
+      <w:r>
+        <w:rPr>
+          <w:rFonts w:ascii="TH Sarabun New" w:eastAsiaTheme="minorEastAsia" w:hAnsi="TH Sarabun New" w:cs="TH Sarabun New"/>
+          <w:sz w:val="32"/>
+          <w:szCs w:val="32"/>
+        </w:rPr>
+        <w:t>Quadrature Component)</w:t>
+      </w:r>
+    </w:p>
+    <w:p>
+      <w:pPr>
+        <w:tabs>
+          <w:tab w:val="left" w:pos="567"/>
+          <w:tab w:val="left" w:pos="709"/>
+          <w:tab w:val="left" w:pos="851"/>
+          <w:tab w:val="left" w:pos="1134"/>
+          <w:tab w:val="left" w:pos="1276"/>
+          <w:tab w:val="left" w:pos="1418"/>
+          <w:tab w:val="left" w:pos="1701"/>
+        </w:tabs>
+        <w:spacing w:after="0" w:line="240" w:lineRule="auto"/>
+        <w:jc w:val="thaiDistribute"/>
+        <w:rPr>
+          <w:rFonts w:ascii="TH Sarabun New" w:eastAsiaTheme="minorEastAsia" w:hAnsi="TH Sarabun New" w:cs="TH Sarabun New"/>
+          <w:sz w:val="32"/>
+          <w:szCs w:val="32"/>
+        </w:rPr>
+      </w:pPr>
     </w:p>
     <w:p>
       <w:pPr>
@@ -12330,6 +13306,67 @@
           <w:szCs w:val="32"/>
         </w:rPr>
       </w:pPr>
+      <w:r>
+        <w:rPr>
+          <w:rFonts w:ascii="TH Sarabun New" w:hAnsi="TH Sarabun New" w:cs="TH Sarabun New"/>
+          <w:sz w:val="32"/>
+          <w:szCs w:val="32"/>
+        </w:rPr>
+        <w:lastRenderedPageBreak/>
+        <w:tab/>
+        <w:t xml:space="preserve">2.3.3 </w:t>
+      </w:r>
+      <w:r>
+        <w:rPr>
+          <w:rFonts w:ascii="TH Sarabun New" w:hAnsi="TH Sarabun New" w:cs="TH Sarabun New"/>
+          <w:sz w:val="32"/>
+          <w:szCs w:val="32"/>
+          <w:cs/>
+        </w:rPr>
+        <w:t xml:space="preserve">โครงสร้างข้อมูล </w:t>
+      </w:r>
+      <w:r>
+        <w:rPr>
+          <w:rFonts w:ascii="TH Sarabun New" w:hAnsi="TH Sarabun New" w:cs="TH Sarabun New"/>
+          <w:sz w:val="32"/>
+          <w:szCs w:val="32"/>
+        </w:rPr>
+        <w:t xml:space="preserve">CSI </w:t>
+      </w:r>
+      <w:r>
+        <w:rPr>
+          <w:rFonts w:ascii="TH Sarabun New" w:hAnsi="TH Sarabun New" w:cs="TH Sarabun New"/>
+          <w:sz w:val="32"/>
+          <w:szCs w:val="32"/>
+          <w:cs/>
+        </w:rPr>
+        <w:t xml:space="preserve">ในระบบ </w:t>
+      </w:r>
+      <w:r>
+        <w:rPr>
+          <w:rFonts w:ascii="TH Sarabun New" w:hAnsi="TH Sarabun New" w:cs="TH Sarabun New"/>
+          <w:sz w:val="32"/>
+          <w:szCs w:val="32"/>
+        </w:rPr>
+        <w:t xml:space="preserve">MIMO </w:t>
+      </w:r>
+      <w:r>
+        <w:rPr>
+          <w:rFonts w:ascii="TH Sarabun New" w:hAnsi="TH Sarabun New" w:cs="TH Sarabun New"/>
+          <w:sz w:val="32"/>
+          <w:szCs w:val="32"/>
+          <w:cs/>
+        </w:rPr>
+        <w:t>หลายสายอากาศ (</w:t>
+      </w:r>
+      <w:r>
+        <w:rPr>
+          <w:rFonts w:ascii="TH Sarabun New" w:hAnsi="TH Sarabun New" w:cs="TH Sarabun New"/>
+          <w:sz w:val="32"/>
+          <w:szCs w:val="32"/>
+        </w:rPr>
+        <w:t>MIMO-CSI Data Structure)</w:t>
+      </w:r>
     </w:p>
     <w:p>
       <w:pPr>
@@ -12343,7 +13380,7 @@
         <w:spacing w:after="0" w:line="240" w:lineRule="auto"/>
         <w:jc w:val="thaiDistribute"/>
         <w:rPr>
-          <w:rFonts w:ascii="TH Sarabun New" w:hAnsi="TH Sarabun New" w:cs="TH Sarabun New"/>
+          <w:rFonts w:ascii="TH Sarabun New" w:eastAsiaTheme="minorEastAsia" w:hAnsi="TH Sarabun New" w:cs="TH Sarabun New"/>
           <w:sz w:val="32"/>
           <w:szCs w:val="32"/>
         </w:rPr>
@@ -12355,24 +13392,435 @@
           <w:szCs w:val="32"/>
         </w:rPr>
         <w:tab/>
-        <w:t xml:space="preserve">2.4.3 </w:t>
-      </w:r>
-      <w:r>
-        <w:rPr>
-          <w:rFonts w:ascii="TH Sarabun New" w:hAnsi="TH Sarabun New" w:cs="TH Sarabun New"/>
-          <w:sz w:val="32"/>
-          <w:szCs w:val="32"/>
-          <w:cs/>
-        </w:rPr>
-        <w:t>การบูรณาการตัวกรองในกระบวนการขจัดสัญญาณรบกวน (</w:t>
-      </w:r>
-      <w:r>
-        <w:rPr>
-          <w:rFonts w:ascii="TH Sarabun New" w:hAnsi="TH Sarabun New" w:cs="TH Sarabun New"/>
-          <w:sz w:val="32"/>
-          <w:szCs w:val="32"/>
-        </w:rPr>
-        <w:t>Integrated Filtering Pipeline)</w:t>
+      </w:r>
+      <w:r>
+        <w:rPr>
+          <w:rFonts w:ascii="TH Sarabun New" w:hAnsi="TH Sarabun New" w:cs="TH Sarabun New"/>
+          <w:sz w:val="32"/>
+          <w:szCs w:val="32"/>
+        </w:rPr>
+        <w:tab/>
+      </w:r>
+      <w:r>
+        <w:rPr>
+          <w:rFonts w:ascii="TH Sarabun New" w:hAnsi="TH Sarabun New" w:cs="TH Sarabun New"/>
+          <w:sz w:val="32"/>
+          <w:szCs w:val="32"/>
+        </w:rPr>
+        <w:tab/>
+      </w:r>
+      <w:r>
+        <w:rPr>
+          <w:rFonts w:ascii="TH Sarabun New" w:hAnsi="TH Sarabun New" w:cs="TH Sarabun New"/>
+          <w:sz w:val="32"/>
+          <w:szCs w:val="32"/>
+          <w:cs/>
+        </w:rPr>
+        <w:t>ในระบบที่มีการติดตั้งสายอากาศฝั่งส่งจำนวน</w:t>
+      </w:r>
+      <w:r>
+        <w:rPr>
+          <w:rFonts w:ascii="TH Sarabun New" w:hAnsi="TH Sarabun New" w:cs="TH Sarabun New"/>
+          <w:sz w:val="32"/>
+          <w:szCs w:val="32"/>
+        </w:rPr>
+        <w:t xml:space="preserve"> </w:t>
+      </w:r>
+      <m:oMath>
+        <m:sSub>
+          <m:sSubPr>
+            <m:ctrlPr>
+              <w:rPr>
+                <w:rFonts w:ascii="Cambria Math" w:hAnsi="Cambria Math" w:cs="TH Sarabun New"/>
+                <w:sz w:val="32"/>
+                <w:szCs w:val="32"/>
+              </w:rPr>
+            </m:ctrlPr>
+          </m:sSubPr>
+          <m:e>
+            <m:r>
+              <w:rPr>
+                <w:rFonts w:ascii="Cambria Math" w:hAnsi="Cambria Math" w:cs="TH Sarabun New"/>
+                <w:sz w:val="32"/>
+                <w:szCs w:val="32"/>
+              </w:rPr>
+              <m:t>N</m:t>
+            </m:r>
+          </m:e>
+          <m:sub>
+            <m:r>
+              <w:rPr>
+                <w:rFonts w:ascii="Cambria Math" w:hAnsi="Cambria Math" w:cs="TH Sarabun New"/>
+                <w:sz w:val="32"/>
+                <w:szCs w:val="32"/>
+              </w:rPr>
+              <m:t>tx</m:t>
+            </m:r>
+          </m:sub>
+        </m:sSub>
+      </m:oMath>
+      <w:r>
+        <w:rPr>
+          <w:rFonts w:ascii="TH Sarabun New" w:eastAsiaTheme="minorEastAsia" w:hAnsi="TH Sarabun New" w:cs="TH Sarabun New"/>
+          <w:sz w:val="32"/>
+          <w:szCs w:val="32"/>
+        </w:rPr>
+        <w:t xml:space="preserve"> </w:t>
+      </w:r>
+      <w:r>
+        <w:rPr>
+          <w:rFonts w:ascii="TH Sarabun New" w:hAnsi="TH Sarabun New" w:cs="TH Sarabun New"/>
+          <w:sz w:val="32"/>
+          <w:szCs w:val="32"/>
+          <w:cs/>
+        </w:rPr>
+        <w:t>ต้น และสายอากาศฝั่งรับจำนวน</w:t>
+      </w:r>
+      <w:r>
+        <w:rPr>
+          <w:rFonts w:ascii="TH Sarabun New" w:hAnsi="TH Sarabun New" w:cs="TH Sarabun New"/>
+          <w:sz w:val="32"/>
+          <w:szCs w:val="32"/>
+        </w:rPr>
+        <w:t xml:space="preserve"> </w:t>
+      </w:r>
+      <m:oMath>
+        <m:sSub>
+          <m:sSubPr>
+            <m:ctrlPr>
+              <w:rPr>
+                <w:rFonts w:ascii="Cambria Math" w:hAnsi="Cambria Math" w:cs="TH Sarabun New"/>
+                <w:sz w:val="32"/>
+                <w:szCs w:val="32"/>
+              </w:rPr>
+            </m:ctrlPr>
+          </m:sSubPr>
+          <m:e>
+            <m:r>
+              <w:rPr>
+                <w:rFonts w:ascii="Cambria Math" w:hAnsi="Cambria Math" w:cs="TH Sarabun New"/>
+                <w:sz w:val="32"/>
+                <w:szCs w:val="32"/>
+              </w:rPr>
+              <m:t>N</m:t>
+            </m:r>
+          </m:e>
+          <m:sub>
+            <m:r>
+              <w:rPr>
+                <w:rFonts w:ascii="Cambria Math" w:hAnsi="Cambria Math" w:cs="TH Sarabun New"/>
+                <w:sz w:val="32"/>
+                <w:szCs w:val="32"/>
+              </w:rPr>
+              <m:t>rx</m:t>
+            </m:r>
+          </m:sub>
+        </m:sSub>
+      </m:oMath>
+      <w:r>
+        <w:rPr>
+          <w:rFonts w:ascii="TH Sarabun New" w:hAnsi="TH Sarabun New" w:cs="TH Sarabun New"/>
+          <w:sz w:val="32"/>
+          <w:szCs w:val="32"/>
+          <w:cs/>
+        </w:rPr>
+        <w:t xml:space="preserve">ต้น แต่ละคู่สายอากาศจะได้รับชุดข้อมูล </w:t>
+      </w:r>
+      <w:r>
+        <w:rPr>
+          <w:rFonts w:ascii="TH Sarabun New" w:hAnsi="TH Sarabun New" w:cs="TH Sarabun New"/>
+          <w:sz w:val="32"/>
+          <w:szCs w:val="32"/>
+        </w:rPr>
+        <w:t xml:space="preserve">CFR </w:t>
+      </w:r>
+      <w:r>
+        <w:rPr>
+          <w:rFonts w:ascii="TH Sarabun New" w:hAnsi="TH Sarabun New" w:cs="TH Sarabun New"/>
+          <w:sz w:val="32"/>
+          <w:szCs w:val="32"/>
+          <w:cs/>
+        </w:rPr>
+        <w:t>บน</w:t>
+      </w:r>
+      <w:r>
+        <w:rPr>
+          <w:rFonts w:ascii="TH Sarabun New" w:hAnsi="TH Sarabun New" w:cs="TH Sarabun New"/>
+          <w:sz w:val="32"/>
+          <w:szCs w:val="32"/>
+        </w:rPr>
+        <w:t xml:space="preserve"> </w:t>
+      </w:r>
+      <m:oMath>
+        <m:r>
+          <w:rPr>
+            <w:rFonts w:ascii="Cambria Math" w:hAnsi="Cambria Math" w:cs="TH Sarabun New"/>
+            <w:sz w:val="32"/>
+            <w:szCs w:val="32"/>
+          </w:rPr>
+          <m:t>K</m:t>
+        </m:r>
+      </m:oMath>
+      <w:r>
+        <w:rPr>
+          <w:rFonts w:ascii="TH Sarabun New" w:eastAsiaTheme="minorEastAsia" w:hAnsi="TH Sarabun New" w:cs="TH Sarabun New"/>
+          <w:sz w:val="32"/>
+          <w:szCs w:val="32"/>
+        </w:rPr>
+        <w:t xml:space="preserve"> </w:t>
+      </w:r>
+      <w:r>
+        <w:rPr>
+          <w:rFonts w:ascii="TH Sarabun New" w:hAnsi="TH Sarabun New" w:cs="TH Sarabun New"/>
+          <w:sz w:val="32"/>
+          <w:szCs w:val="32"/>
+          <w:cs/>
+        </w:rPr>
+        <w:t>สับแคร์เรียร์ ทำให้มิติของข้อมูลเชิงพื้นที่และความถี่รวมมีขนาด</w:t>
+      </w:r>
+      <w:r>
+        <w:rPr>
+          <w:rFonts w:ascii="TH Sarabun New" w:hAnsi="TH Sarabun New" w:cs="TH Sarabun New"/>
+          <w:sz w:val="32"/>
+          <w:szCs w:val="32"/>
+        </w:rPr>
+        <w:t xml:space="preserve"> </w:t>
+      </w:r>
+      <m:oMath>
+        <m:r>
+          <w:rPr>
+            <w:rFonts w:ascii="Cambria Math" w:hAnsi="Cambria Math" w:cs="TH Sarabun New"/>
+            <w:sz w:val="32"/>
+            <w:szCs w:val="32"/>
+          </w:rPr>
+          <m:t>W=</m:t>
+        </m:r>
+        <m:sSub>
+          <m:sSubPr>
+            <m:ctrlPr>
+              <w:rPr>
+                <w:rFonts w:ascii="Cambria Math" w:hAnsi="Cambria Math" w:cs="TH Sarabun New"/>
+                <w:sz w:val="32"/>
+                <w:szCs w:val="32"/>
+              </w:rPr>
+            </m:ctrlPr>
+          </m:sSubPr>
+          <m:e>
+            <m:r>
+              <w:rPr>
+                <w:rFonts w:ascii="Cambria Math" w:hAnsi="Cambria Math" w:cs="TH Sarabun New"/>
+                <w:sz w:val="32"/>
+                <w:szCs w:val="32"/>
+              </w:rPr>
+              <m:t>N</m:t>
+            </m:r>
+          </m:e>
+          <m:sub>
+            <m:r>
+              <w:rPr>
+                <w:rFonts w:ascii="Cambria Math" w:hAnsi="Cambria Math" w:cs="TH Sarabun New"/>
+                <w:sz w:val="32"/>
+                <w:szCs w:val="32"/>
+              </w:rPr>
+              <m:t>tx</m:t>
+            </m:r>
+          </m:sub>
+        </m:sSub>
+        <m:r>
+          <w:rPr>
+            <w:rFonts w:ascii="Cambria Math" w:hAnsi="Cambria Math" w:cs="TH Sarabun New"/>
+            <w:sz w:val="32"/>
+            <w:szCs w:val="32"/>
+          </w:rPr>
+          <m:t>×</m:t>
+        </m:r>
+        <m:sSub>
+          <m:sSubPr>
+            <m:ctrlPr>
+              <w:rPr>
+                <w:rFonts w:ascii="Cambria Math" w:hAnsi="Cambria Math" w:cs="TH Sarabun New"/>
+                <w:sz w:val="32"/>
+                <w:szCs w:val="32"/>
+              </w:rPr>
+            </m:ctrlPr>
+          </m:sSubPr>
+          <m:e>
+            <m:r>
+              <w:rPr>
+                <w:rFonts w:ascii="Cambria Math" w:hAnsi="Cambria Math" w:cs="TH Sarabun New"/>
+                <w:sz w:val="32"/>
+                <w:szCs w:val="32"/>
+              </w:rPr>
+              <m:t>N</m:t>
+            </m:r>
+          </m:e>
+          <m:sub>
+            <m:r>
+              <w:rPr>
+                <w:rFonts w:ascii="Cambria Math" w:hAnsi="Cambria Math" w:cs="TH Sarabun New"/>
+                <w:sz w:val="32"/>
+                <w:szCs w:val="32"/>
+              </w:rPr>
+              <m:t>rx</m:t>
+            </m:r>
+          </m:sub>
+        </m:sSub>
+        <m:r>
+          <w:rPr>
+            <w:rFonts w:ascii="Cambria Math" w:hAnsi="Cambria Math" w:cs="TH Sarabun New"/>
+            <w:sz w:val="32"/>
+            <w:szCs w:val="32"/>
+          </w:rPr>
+          <m:t>×K</m:t>
+        </m:r>
+      </m:oMath>
+      <w:r>
+        <w:rPr>
+          <w:rFonts w:ascii="TH Sarabun New" w:eastAsiaTheme="minorEastAsia" w:hAnsi="TH Sarabun New" w:cs="TH Sarabun New"/>
+          <w:sz w:val="32"/>
+          <w:szCs w:val="32"/>
+        </w:rPr>
+        <w:t xml:space="preserve"> </w:t>
+      </w:r>
+      <w:r>
+        <w:rPr>
+          <w:rFonts w:ascii="TH Sarabun New" w:eastAsiaTheme="minorEastAsia" w:hAnsi="TH Sarabun New" w:cs="TH Sarabun New"/>
+          <w:sz w:val="32"/>
+          <w:szCs w:val="32"/>
+          <w:cs/>
+        </w:rPr>
+        <w:t xml:space="preserve">สำหรับการนำข้อมูล </w:t>
+      </w:r>
+      <w:r>
+        <w:rPr>
+          <w:rFonts w:ascii="TH Sarabun New" w:eastAsiaTheme="minorEastAsia" w:hAnsi="TH Sarabun New" w:cs="TH Sarabun New"/>
+          <w:sz w:val="32"/>
+          <w:szCs w:val="32"/>
+        </w:rPr>
+        <w:t xml:space="preserve">CSI </w:t>
+      </w:r>
+      <w:r>
+        <w:rPr>
+          <w:rFonts w:ascii="TH Sarabun New" w:eastAsiaTheme="minorEastAsia" w:hAnsi="TH Sarabun New" w:cs="TH Sarabun New"/>
+          <w:sz w:val="32"/>
+          <w:szCs w:val="32"/>
+          <w:cs/>
+        </w:rPr>
+        <w:t>ไปประมวลผลด้วยปัญญาประดิษฐ์เพื่อการรู้จำตำแหน่งและการเคลื่อนไหว ข้อมูลส่วน</w:t>
+      </w:r>
+      <m:oMath>
+        <m:r>
+          <w:rPr>
+            <w:rFonts w:ascii="Cambria Math" w:eastAsiaTheme="minorEastAsia" w:hAnsi="Cambria Math" w:cs="TH Sarabun New"/>
+            <w:sz w:val="32"/>
+            <w:szCs w:val="32"/>
+          </w:rPr>
+          <m:t xml:space="preserve"> I</m:t>
+        </m:r>
+      </m:oMath>
+      <w:r>
+        <w:rPr>
+          <w:rFonts w:ascii="TH Sarabun New" w:eastAsiaTheme="minorEastAsia" w:hAnsi="TH Sarabun New" w:cs="TH Sarabun New"/>
+          <w:sz w:val="32"/>
+          <w:szCs w:val="32"/>
+        </w:rPr>
+        <w:t xml:space="preserve"> </w:t>
+      </w:r>
+      <w:r>
+        <w:rPr>
+          <w:rFonts w:ascii="TH Sarabun New" w:eastAsiaTheme="minorEastAsia" w:hAnsi="TH Sarabun New" w:cs="TH Sarabun New"/>
+          <w:sz w:val="32"/>
+          <w:szCs w:val="32"/>
+          <w:cs/>
+        </w:rPr>
+        <w:t>และ</w:t>
+      </w:r>
+      <w:r>
+        <w:rPr>
+          <w:rFonts w:ascii="TH Sarabun New" w:eastAsiaTheme="minorEastAsia" w:hAnsi="TH Sarabun New" w:cs="TH Sarabun New"/>
+          <w:sz w:val="32"/>
+          <w:szCs w:val="32"/>
+        </w:rPr>
+        <w:t xml:space="preserve"> </w:t>
+      </w:r>
+      <m:oMath>
+        <m:r>
+          <w:rPr>
+            <w:rFonts w:ascii="Cambria Math" w:eastAsiaTheme="minorEastAsia" w:hAnsi="Cambria Math" w:cs="TH Sarabun New"/>
+            <w:sz w:val="32"/>
+            <w:szCs w:val="32"/>
+          </w:rPr>
+          <m:t>Q</m:t>
+        </m:r>
+      </m:oMath>
+      <w:r>
+        <w:rPr>
+          <w:rFonts w:ascii="TH Sarabun New" w:eastAsiaTheme="minorEastAsia" w:hAnsi="TH Sarabun New" w:cs="TH Sarabun New"/>
+          <w:sz w:val="32"/>
+          <w:szCs w:val="32"/>
+        </w:rPr>
+        <w:t xml:space="preserve"> </w:t>
+      </w:r>
+      <w:r>
+        <w:rPr>
+          <w:rFonts w:ascii="TH Sarabun New" w:eastAsiaTheme="minorEastAsia" w:hAnsi="TH Sarabun New" w:cs="TH Sarabun New"/>
+          <w:sz w:val="32"/>
+          <w:szCs w:val="32"/>
+          <w:cs/>
+        </w:rPr>
+        <w:t>ของทุกคู่สายอากาศและสับแคร์เรียร์ ณ เวลา</w:t>
+      </w:r>
+      <w:r>
+        <w:rPr>
+          <w:rFonts w:ascii="TH Sarabun New" w:eastAsiaTheme="minorEastAsia" w:hAnsi="TH Sarabun New" w:cs="TH Sarabun New"/>
+          <w:sz w:val="32"/>
+          <w:szCs w:val="32"/>
+        </w:rPr>
+        <w:t xml:space="preserve"> </w:t>
+      </w:r>
+      <m:oMath>
+        <m:r>
+          <w:rPr>
+            <w:rFonts w:ascii="Cambria Math" w:eastAsiaTheme="minorEastAsia" w:hAnsi="Cambria Math" w:cs="TH Sarabun New"/>
+            <w:sz w:val="32"/>
+            <w:szCs w:val="32"/>
+          </w:rPr>
+          <m:t>M</m:t>
+        </m:r>
+      </m:oMath>
+      <w:r>
+        <w:rPr>
+          <w:rFonts w:ascii="TH Sarabun New" w:eastAsiaTheme="minorEastAsia" w:hAnsi="TH Sarabun New" w:cs="TH Sarabun New"/>
+          <w:sz w:val="32"/>
+          <w:szCs w:val="32"/>
+        </w:rPr>
+        <w:t xml:space="preserve"> </w:t>
+      </w:r>
+      <w:r>
+        <w:rPr>
+          <w:rFonts w:ascii="TH Sarabun New" w:eastAsiaTheme="minorEastAsia" w:hAnsi="TH Sarabun New" w:cs="TH Sarabun New"/>
+          <w:sz w:val="32"/>
+          <w:szCs w:val="32"/>
+          <w:cs/>
+        </w:rPr>
+        <w:t xml:space="preserve">ช่วงตัวอย่าง จะถูกนำมาจัดเรียงเป็นบล็อกข้อมูลเมทริกซ์ </w:t>
+      </w:r>
+      <w:r>
+        <w:rPr>
+          <w:rFonts w:ascii="TH Sarabun New" w:eastAsiaTheme="minorEastAsia" w:hAnsi="TH Sarabun New" w:cs="TH Sarabun New"/>
+          <w:sz w:val="32"/>
+          <w:szCs w:val="32"/>
+        </w:rPr>
+        <w:t xml:space="preserve">2 </w:t>
+      </w:r>
+      <w:r>
+        <w:rPr>
+          <w:rFonts w:ascii="TH Sarabun New" w:eastAsiaTheme="minorEastAsia" w:hAnsi="TH Sarabun New" w:cs="TH Sarabun New"/>
+          <w:sz w:val="32"/>
+          <w:szCs w:val="32"/>
+          <w:cs/>
+        </w:rPr>
+        <w:t>มิติ</w:t>
       </w:r>
     </w:p>
     <w:p>
@@ -12387,7 +13835,7 @@
         <w:spacing w:after="0" w:line="240" w:lineRule="auto"/>
         <w:jc w:val="thaiDistribute"/>
         <w:rPr>
-          <w:rFonts w:ascii="TH Sarabun New" w:hAnsi="TH Sarabun New" w:cs="TH Sarabun New"/>
+          <w:rFonts w:ascii="TH Sarabun New" w:eastAsiaTheme="minorEastAsia" w:hAnsi="TH Sarabun New" w:cs="TH Sarabun New"/>
           <w:sz w:val="32"/>
           <w:szCs w:val="32"/>
         </w:rPr>
@@ -12405,38 +13853,114 @@
         <w:spacing w:after="0" w:line="240" w:lineRule="auto"/>
         <w:jc w:val="thaiDistribute"/>
         <w:rPr>
-          <w:rFonts w:ascii="TH Sarabun New" w:hAnsi="TH Sarabun New" w:cs="TH Sarabun New"/>
-          <w:sz w:val="32"/>
-          <w:szCs w:val="32"/>
-        </w:rPr>
-      </w:pPr>
-      <w:r>
-        <w:rPr>
-          <w:rFonts w:ascii="TH Sarabun New" w:hAnsi="TH Sarabun New" w:cs="TH Sarabun New"/>
-          <w:sz w:val="32"/>
-          <w:szCs w:val="32"/>
-        </w:rPr>
-        <w:lastRenderedPageBreak/>
-        <w:tab/>
-        <w:t xml:space="preserve">2.4.4 </w:t>
-      </w:r>
-      <w:r>
-        <w:rPr>
-          <w:rFonts w:ascii="TH Sarabun New" w:hAnsi="TH Sarabun New" w:cs="TH Sarabun New"/>
-          <w:sz w:val="32"/>
-          <w:szCs w:val="32"/>
-          <w:cs/>
-        </w:rPr>
-        <w:t>การประนีประนอมประสิทธิภาพและความทนทานต่อสภาพแวดล้อม (</w:t>
-      </w:r>
-      <w:r>
-        <w:rPr>
-          <w:rFonts w:ascii="TH Sarabun New" w:hAnsi="TH Sarabun New" w:cs="TH Sarabun New"/>
-          <w:sz w:val="32"/>
-          <w:szCs w:val="32"/>
-        </w:rPr>
-        <w:t>Performance Trade-offs)</w:t>
-      </w:r>
+          <w:rFonts w:ascii="TH Sarabun New" w:eastAsiaTheme="minorEastAsia" w:hAnsi="TH Sarabun New" w:cs="TH Sarabun New"/>
+          <w:sz w:val="32"/>
+          <w:szCs w:val="32"/>
+        </w:rPr>
+      </w:pPr>
+      <m:oMathPara>
+        <m:oMath>
+          <m:sSub>
+            <m:sSubPr>
+              <m:ctrlPr>
+                <w:rPr>
+                  <w:rFonts w:ascii="Cambria Math" w:hAnsi="Cambria Math" w:cs="TH Sarabun New"/>
+                  <w:sz w:val="32"/>
+                  <w:szCs w:val="32"/>
+                </w:rPr>
+              </m:ctrlPr>
+            </m:sSubPr>
+            <m:e>
+              <m:r>
+                <m:rPr>
+                  <m:sty m:val="b"/>
+                </m:rPr>
+                <w:rPr>
+                  <w:rFonts w:ascii="Cambria Math" w:hAnsi="Cambria Math" w:cs="TH Sarabun New"/>
+                  <w:sz w:val="32"/>
+                  <w:szCs w:val="32"/>
+                </w:rPr>
+                <m:t>CSI</m:t>
+              </m:r>
+            </m:e>
+            <m:sub>
+              <m:r>
+                <m:rPr>
+                  <m:nor/>
+                </m:rPr>
+                <w:rPr>
+                  <w:rFonts w:ascii="TH Sarabun New" w:hAnsi="TH Sarabun New" w:cs="TH Sarabun New"/>
+                  <w:sz w:val="32"/>
+                  <w:szCs w:val="32"/>
+                </w:rPr>
+                <m:t>sample</m:t>
+              </m:r>
+            </m:sub>
+          </m:sSub>
+          <m:r>
+            <w:rPr>
+              <w:rFonts w:ascii="Cambria Math" w:hAnsi="Cambria Math" w:cs="TH Sarabun New"/>
+              <w:sz w:val="32"/>
+              <w:szCs w:val="32"/>
+            </w:rPr>
+            <m:t>∈</m:t>
+          </m:r>
+          <m:sSup>
+            <m:sSupPr>
+              <m:ctrlPr>
+                <w:rPr>
+                  <w:rFonts w:ascii="Cambria Math" w:hAnsi="Cambria Math" w:cs="TH Sarabun New"/>
+                  <w:sz w:val="32"/>
+                  <w:szCs w:val="32"/>
+                </w:rPr>
+              </m:ctrlPr>
+            </m:sSupPr>
+            <m:e>
+              <m:r>
+                <m:rPr>
+                  <m:scr m:val="double-struck"/>
+                  <m:sty m:val="p"/>
+                </m:rPr>
+                <w:rPr>
+                  <w:rFonts w:ascii="Cambria Math" w:hAnsi="Cambria Math" w:cs="TH Sarabun New"/>
+                  <w:sz w:val="32"/>
+                  <w:szCs w:val="32"/>
+                </w:rPr>
+                <m:t>R</m:t>
+              </m:r>
+            </m:e>
+            <m:sup>
+              <m:r>
+                <w:rPr>
+                  <w:rFonts w:ascii="Cambria Math" w:hAnsi="Cambria Math" w:cs="TH Sarabun New"/>
+                  <w:sz w:val="32"/>
+                  <w:szCs w:val="32"/>
+                </w:rPr>
+                <m:t>W×2M</m:t>
+              </m:r>
+            </m:sup>
+          </m:sSup>
+        </m:oMath>
+      </m:oMathPara>
+    </w:p>
+    <w:p>
+      <w:pPr>
+        <w:tabs>
+          <w:tab w:val="left" w:pos="567"/>
+          <w:tab w:val="left" w:pos="851"/>
+          <w:tab w:val="left" w:pos="1134"/>
+          <w:tab w:val="left" w:pos="1276"/>
+          <w:tab w:val="left" w:pos="1418"/>
+          <w:tab w:val="left" w:pos="1701"/>
+        </w:tabs>
+        <w:spacing w:after="0" w:line="240" w:lineRule="auto"/>
+        <w:jc w:val="thaiDistribute"/>
+        <w:rPr>
+          <w:rFonts w:ascii="TH Sarabun New" w:hAnsi="TH Sarabun New" w:cs="TH Sarabun New"/>
+          <w:sz w:val="32"/>
+          <w:szCs w:val="32"/>
+        </w:rPr>
+      </w:pPr>
     </w:p>
     <w:p>
       <w:pPr>
@@ -12455,6 +13979,90 @@
           <w:szCs w:val="32"/>
         </w:rPr>
       </w:pPr>
+      <w:r>
+        <w:rPr>
+          <w:rFonts w:ascii="TH Sarabun New" w:hAnsi="TH Sarabun New" w:cs="TH Sarabun New"/>
+          <w:sz w:val="32"/>
+          <w:szCs w:val="32"/>
+        </w:rPr>
+        <w:tab/>
+      </w:r>
+      <w:r>
+        <w:rPr>
+          <w:rFonts w:ascii="TH Sarabun New" w:hAnsi="TH Sarabun New" w:cs="TH Sarabun New"/>
+          <w:sz w:val="32"/>
+          <w:szCs w:val="32"/>
+        </w:rPr>
+        <w:tab/>
+      </w:r>
+      <w:r>
+        <w:rPr>
+          <w:rFonts w:ascii="TH Sarabun New" w:hAnsi="TH Sarabun New" w:cs="TH Sarabun New"/>
+          <w:sz w:val="32"/>
+          <w:szCs w:val="32"/>
+        </w:rPr>
+        <w:tab/>
+      </w:r>
+      <w:r>
+        <w:rPr>
+          <w:rFonts w:ascii="TH Sarabun New" w:hAnsi="TH Sarabun New" w:cs="TH Sarabun New"/>
+          <w:sz w:val="32"/>
+          <w:szCs w:val="32"/>
+          <w:cs/>
+        </w:rPr>
+        <w:t>โครงสร้างนี้ช่วยให้โมเดลสามารถเรียนรู้ทั้งความสัมพันธ์เชิงพื้นที่ระหว่างสายอากาศ (</w:t>
+      </w:r>
+      <w:r>
+        <w:rPr>
+          <w:rFonts w:ascii="TH Sarabun New" w:hAnsi="TH Sarabun New" w:cs="TH Sarabun New"/>
+          <w:sz w:val="32"/>
+          <w:szCs w:val="32"/>
+        </w:rPr>
+        <w:t xml:space="preserve">Spatial Correlation) </w:t>
+      </w:r>
+      <w:r>
+        <w:rPr>
+          <w:rFonts w:ascii="TH Sarabun New" w:hAnsi="TH Sarabun New" w:cs="TH Sarabun New"/>
+          <w:sz w:val="32"/>
+          <w:szCs w:val="32"/>
+          <w:cs/>
+        </w:rPr>
+        <w:t>รูปแบบการตอบสนองความถี่ (</w:t>
+      </w:r>
+      <w:r>
+        <w:rPr>
+          <w:rFonts w:ascii="TH Sarabun New" w:hAnsi="TH Sarabun New" w:cs="TH Sarabun New"/>
+          <w:sz w:val="32"/>
+          <w:szCs w:val="32"/>
+        </w:rPr>
+        <w:t xml:space="preserve">Frequency Selectivity) </w:t>
+      </w:r>
+      <w:r>
+        <w:rPr>
+          <w:rFonts w:ascii="TH Sarabun New" w:hAnsi="TH Sarabun New" w:cs="TH Sarabun New"/>
+          <w:sz w:val="32"/>
+          <w:szCs w:val="32"/>
+          <w:cs/>
+        </w:rPr>
+        <w:t>และพลวัตการเปลี่ยนแปลงตามเวลา (</w:t>
+      </w:r>
+      <w:r>
+        <w:rPr>
+          <w:rFonts w:ascii="TH Sarabun New" w:hAnsi="TH Sarabun New" w:cs="TH Sarabun New"/>
+          <w:sz w:val="32"/>
+          <w:szCs w:val="32"/>
+        </w:rPr>
+        <w:t xml:space="preserve">Temporal Evolution) </w:t>
+      </w:r>
+      <w:r>
+        <w:rPr>
+          <w:rFonts w:ascii="TH Sarabun New" w:hAnsi="TH Sarabun New" w:cs="TH Sarabun New"/>
+          <w:sz w:val="32"/>
+          <w:szCs w:val="32"/>
+          <w:cs/>
+        </w:rPr>
+        <w:t>ได้อย่างสมบูรณ์</w:t>
+      </w:r>
     </w:p>
     <w:p>
       <w:pPr>
@@ -12469,75 +14077,10 @@
         <w:jc w:val="thaiDistribute"/>
         <w:rPr>
           <w:rFonts w:ascii="TH Sarabun New" w:hAnsi="TH Sarabun New" w:cs="TH Sarabun New"/>
-          <w:b/>
-          <w:bCs/>
-          <w:sz w:val="32"/>
-          <w:szCs w:val="32"/>
-        </w:rPr>
-      </w:pPr>
-      <w:r>
-        <w:rPr>
-          <w:rFonts w:ascii="TH Sarabun New" w:hAnsi="TH Sarabun New" w:cs="TH Sarabun New"/>
-          <w:b/>
-          <w:bCs/>
-          <w:sz w:val="32"/>
-          <w:szCs w:val="32"/>
-        </w:rPr>
-        <w:t xml:space="preserve">2.5 </w:t>
-      </w:r>
-      <w:r>
-        <w:rPr>
-          <w:rFonts w:ascii="TH Sarabun New" w:hAnsi="TH Sarabun New" w:cs="TH Sarabun New"/>
-          <w:b/>
-          <w:bCs/>
-          <w:sz w:val="32"/>
-          <w:szCs w:val="32"/>
-        </w:rPr>
-        <w:tab/>
-      </w:r>
-      <w:r>
-        <w:rPr>
-          <w:rFonts w:ascii="TH Sarabun New" w:hAnsi="TH Sarabun New" w:cs="TH Sarabun New"/>
-          <w:b/>
-          <w:bCs/>
-          <w:sz w:val="32"/>
-          <w:szCs w:val="32"/>
-          <w:cs/>
-        </w:rPr>
-        <w:t>ทฤษฎีอินเทอร์เน็ตของสรรพสิ่งผสานปัญญาประดิษฐ์ (</w:t>
-      </w:r>
-      <w:r>
-        <w:rPr>
-          <w:rFonts w:ascii="TH Sarabun New" w:hAnsi="TH Sarabun New" w:cs="TH Sarabun New"/>
-          <w:b/>
-          <w:bCs/>
-          <w:sz w:val="32"/>
-          <w:szCs w:val="32"/>
-        </w:rPr>
-        <w:t xml:space="preserve">Artificial Intelligence of Things: </w:t>
-      </w:r>
-      <w:proofErr w:type="spellStart"/>
-      <w:r>
-        <w:rPr>
-          <w:rFonts w:ascii="TH Sarabun New" w:hAnsi="TH Sarabun New" w:cs="TH Sarabun New"/>
-          <w:b/>
-          <w:bCs/>
-          <w:sz w:val="32"/>
-          <w:szCs w:val="32"/>
-        </w:rPr>
-        <w:t>AIoT</w:t>
-      </w:r>
-      <w:proofErr w:type="spellEnd"/>
-      <w:r>
-        <w:rPr>
-          <w:rFonts w:ascii="TH Sarabun New" w:hAnsi="TH Sarabun New" w:cs="TH Sarabun New"/>
-          <w:b/>
-          <w:bCs/>
-          <w:sz w:val="32"/>
-          <w:szCs w:val="32"/>
-        </w:rPr>
-        <w:t>)</w:t>
-      </w:r>
+          <w:sz w:val="32"/>
+          <w:szCs w:val="32"/>
+        </w:rPr>
+      </w:pPr>
     </w:p>
     <w:p>
       <w:pPr>
@@ -12563,52 +14106,48 @@
           <w:szCs w:val="32"/>
         </w:rPr>
         <w:tab/>
-        <w:t xml:space="preserve">2.5.1 </w:t>
-      </w:r>
-      <w:r>
-        <w:rPr>
-          <w:rFonts w:ascii="TH Sarabun New" w:hAnsi="TH Sarabun New" w:cs="TH Sarabun New"/>
-          <w:sz w:val="32"/>
-          <w:szCs w:val="32"/>
-          <w:cs/>
-        </w:rPr>
-        <w:t xml:space="preserve">นิยามและแนวคิดพื้นฐานของ </w:t>
-      </w:r>
-      <w:proofErr w:type="spellStart"/>
-      <w:r>
-        <w:rPr>
-          <w:rFonts w:ascii="TH Sarabun New" w:hAnsi="TH Sarabun New" w:cs="TH Sarabun New"/>
-          <w:sz w:val="32"/>
-          <w:szCs w:val="32"/>
-        </w:rPr>
-        <w:t>AIoT</w:t>
-      </w:r>
-      <w:proofErr w:type="spellEnd"/>
-      <w:r>
-        <w:rPr>
-          <w:rFonts w:ascii="TH Sarabun New" w:hAnsi="TH Sarabun New" w:cs="TH Sarabun New"/>
-          <w:sz w:val="32"/>
-          <w:szCs w:val="32"/>
-        </w:rPr>
-        <w:t xml:space="preserve"> (Concept and Fundamentals of </w:t>
-      </w:r>
-      <w:proofErr w:type="spellStart"/>
-      <w:r>
-        <w:rPr>
-          <w:rFonts w:ascii="TH Sarabun New" w:hAnsi="TH Sarabun New" w:cs="TH Sarabun New"/>
-          <w:sz w:val="32"/>
-          <w:szCs w:val="32"/>
-        </w:rPr>
-        <w:t>AIoT</w:t>
-      </w:r>
-      <w:proofErr w:type="spellEnd"/>
-      <w:r>
-        <w:rPr>
-          <w:rFonts w:ascii="TH Sarabun New" w:hAnsi="TH Sarabun New" w:cs="TH Sarabun New"/>
-          <w:sz w:val="32"/>
-          <w:szCs w:val="32"/>
-        </w:rPr>
-        <w:t>)</w:t>
+      </w:r>
+      <w:r>
+        <w:rPr>
+          <w:rFonts w:ascii="TH Sarabun New" w:hAnsi="TH Sarabun New" w:cs="TH Sarabun New"/>
+          <w:sz w:val="32"/>
+          <w:szCs w:val="32"/>
+        </w:rPr>
+        <w:t xml:space="preserve">2.3.4 </w:t>
+      </w:r>
+      <w:r>
+        <w:rPr>
+          <w:rFonts w:ascii="TH Sarabun New" w:hAnsi="TH Sarabun New" w:cs="TH Sarabun New"/>
+          <w:sz w:val="32"/>
+          <w:szCs w:val="32"/>
+          <w:cs/>
+        </w:rPr>
+        <w:t xml:space="preserve">ความสัมพันธ์ระหว่าง </w:t>
+      </w:r>
+      <w:r>
+        <w:rPr>
+          <w:rFonts w:ascii="TH Sarabun New" w:hAnsi="TH Sarabun New" w:cs="TH Sarabun New"/>
+          <w:sz w:val="32"/>
+          <w:szCs w:val="32"/>
+        </w:rPr>
+        <w:t xml:space="preserve">CFR </w:t>
+      </w:r>
+      <w:r>
+        <w:rPr>
+          <w:rFonts w:ascii="TH Sarabun New" w:hAnsi="TH Sarabun New" w:cs="TH Sarabun New"/>
+          <w:sz w:val="32"/>
+          <w:szCs w:val="32"/>
+          <w:cs/>
+        </w:rPr>
+        <w:t xml:space="preserve">และ </w:t>
+      </w:r>
+      <w:r>
+        <w:rPr>
+          <w:rFonts w:ascii="TH Sarabun New" w:hAnsi="TH Sarabun New" w:cs="TH Sarabun New"/>
+          <w:sz w:val="32"/>
+          <w:szCs w:val="32"/>
+        </w:rPr>
+        <w:t>CIR (Transformation between Frequency and Time Domains)</w:t>
       </w:r>
     </w:p>
     <w:p>
@@ -12623,7 +14162,7 @@
         <w:spacing w:after="0" w:line="240" w:lineRule="auto"/>
         <w:jc w:val="thaiDistribute"/>
         <w:rPr>
-          <w:rFonts w:ascii="TH Sarabun New" w:hAnsi="TH Sarabun New" w:cs="TH Sarabun New"/>
+          <w:rFonts w:ascii="TH Sarabun New" w:eastAsiaTheme="minorEastAsia" w:hAnsi="TH Sarabun New" w:cs="TH Sarabun New"/>
           <w:sz w:val="32"/>
           <w:szCs w:val="32"/>
         </w:rPr>
@@ -12659,110 +14198,54 @@
           <w:szCs w:val="32"/>
           <w:cs/>
         </w:rPr>
-        <w:t>การหลอมรวมระหว่างเทคโนโลยีปัญญาประดิษฐ์ (</w:t>
-      </w:r>
-      <w:r>
-        <w:rPr>
-          <w:rFonts w:ascii="TH Sarabun New" w:hAnsi="TH Sarabun New" w:cs="TH Sarabun New"/>
-          <w:sz w:val="32"/>
-          <w:szCs w:val="32"/>
-        </w:rPr>
-        <w:t xml:space="preserve">Artificial Intelligence: AI) </w:t>
-      </w:r>
-      <w:r>
-        <w:rPr>
-          <w:rFonts w:ascii="TH Sarabun New" w:hAnsi="TH Sarabun New" w:cs="TH Sarabun New"/>
-          <w:sz w:val="32"/>
-          <w:szCs w:val="32"/>
-          <w:cs/>
-        </w:rPr>
-        <w:t>และอินเทอร์เน็ตของสรรพสิ่ง (</w:t>
-      </w:r>
-      <w:r>
-        <w:rPr>
-          <w:rFonts w:ascii="TH Sarabun New" w:hAnsi="TH Sarabun New" w:cs="TH Sarabun New"/>
-          <w:sz w:val="32"/>
-          <w:szCs w:val="32"/>
-        </w:rPr>
-        <w:t xml:space="preserve">Internet of Things: IoT) </w:t>
-      </w:r>
-      <w:r>
-        <w:rPr>
-          <w:rFonts w:ascii="TH Sarabun New" w:hAnsi="TH Sarabun New" w:cs="TH Sarabun New"/>
-          <w:sz w:val="32"/>
-          <w:szCs w:val="32"/>
-          <w:cs/>
-        </w:rPr>
-        <w:t xml:space="preserve">หรือที่เรียกว่า </w:t>
-      </w:r>
-      <w:r>
-        <w:rPr>
-          <w:rFonts w:ascii="TH Sarabun New" w:hAnsi="TH Sarabun New" w:cs="TH Sarabun New"/>
-          <w:sz w:val="32"/>
-          <w:szCs w:val="32"/>
-        </w:rPr>
-        <w:t>Artificial Intelligence of Things (</w:t>
-      </w:r>
-      <w:proofErr w:type="spellStart"/>
-      <w:r>
-        <w:rPr>
-          <w:rFonts w:ascii="TH Sarabun New" w:hAnsi="TH Sarabun New" w:cs="TH Sarabun New"/>
-          <w:sz w:val="32"/>
-          <w:szCs w:val="32"/>
-        </w:rPr>
-        <w:t>AIoT</w:t>
-      </w:r>
-      <w:proofErr w:type="spellEnd"/>
-      <w:r>
-        <w:rPr>
-          <w:rFonts w:ascii="TH Sarabun New" w:hAnsi="TH Sarabun New" w:cs="TH Sarabun New"/>
-          <w:sz w:val="32"/>
-          <w:szCs w:val="32"/>
-        </w:rPr>
-        <w:t xml:space="preserve">) </w:t>
-      </w:r>
-      <w:r>
-        <w:rPr>
-          <w:rFonts w:ascii="TH Sarabun New" w:hAnsi="TH Sarabun New" w:cs="TH Sarabun New"/>
-          <w:sz w:val="32"/>
-          <w:szCs w:val="32"/>
-          <w:cs/>
-        </w:rPr>
-        <w:t xml:space="preserve">เป็นวิวัฒนาการสำคัญของระบบดิจิทัลอัจฉริยะ โดย </w:t>
-      </w:r>
-      <w:r>
-        <w:rPr>
-          <w:rFonts w:ascii="TH Sarabun New" w:hAnsi="TH Sarabun New" w:cs="TH Sarabun New"/>
-          <w:sz w:val="32"/>
-          <w:szCs w:val="32"/>
-        </w:rPr>
-        <w:t xml:space="preserve">IoT </w:t>
-      </w:r>
-      <w:r>
-        <w:rPr>
-          <w:rFonts w:ascii="TH Sarabun New" w:hAnsi="TH Sarabun New" w:cs="TH Sarabun New"/>
-          <w:sz w:val="32"/>
-          <w:szCs w:val="32"/>
-          <w:cs/>
-        </w:rPr>
-        <w:t xml:space="preserve">ทำหน้าที่เป็นระบบประสาทสัมผัสในการเชื่อมต่ออุปกรณ์ เก็บข้อมูล และแลกเปลี่ยนข้อมูลจากสภาพแวดล้อมทางกายภาพ ในขณะที่ </w:t>
-      </w:r>
-      <w:r>
-        <w:rPr>
-          <w:rFonts w:ascii="TH Sarabun New" w:hAnsi="TH Sarabun New" w:cs="TH Sarabun New"/>
-          <w:sz w:val="32"/>
-          <w:szCs w:val="32"/>
-        </w:rPr>
-        <w:t xml:space="preserve">AI </w:t>
-      </w:r>
-      <w:r>
-        <w:rPr>
-          <w:rFonts w:ascii="TH Sarabun New" w:hAnsi="TH Sarabun New" w:cs="TH Sarabun New"/>
-          <w:sz w:val="32"/>
-          <w:szCs w:val="32"/>
-          <w:cs/>
-        </w:rPr>
-        <w:t>ทำหน้าที่เป็นสมองในการวิเคราะห์รูปแบบข้อมูล การเรียนรู้เชิงลึก และการตัดสินใจแบบอัตโนมัติ</w:t>
+        <w:t>ผลตอบสนองความถี่ของช่องสัญญาณ</w:t>
+      </w:r>
+      <w:r>
+        <w:rPr>
+          <w:rFonts w:ascii="TH Sarabun New" w:hAnsi="TH Sarabun New" w:cs="TH Sarabun New"/>
+          <w:sz w:val="32"/>
+          <w:szCs w:val="32"/>
+        </w:rPr>
+        <w:t xml:space="preserve"> (CFR: </w:t>
+      </w:r>
+      <m:oMath>
+        <m:r>
+          <w:rPr>
+            <w:rFonts w:ascii="Cambria Math" w:hAnsi="Cambria Math" w:cs="TH Sarabun New"/>
+            <w:sz w:val="32"/>
+            <w:szCs w:val="32"/>
+          </w:rPr>
+          <m:t>H</m:t>
+        </m:r>
+        <m:d>
+          <m:dPr>
+            <m:ctrlPr>
+              <w:rPr>
+                <w:rFonts w:ascii="Cambria Math" w:hAnsi="Cambria Math" w:cs="TH Sarabun New"/>
+                <w:sz w:val="32"/>
+                <w:szCs w:val="32"/>
+              </w:rPr>
+            </m:ctrlPr>
+          </m:dPr>
+          <m:e>
+            <m:r>
+              <w:rPr>
+                <w:rFonts w:ascii="Cambria Math" w:hAnsi="Cambria Math" w:cs="TH Sarabun New"/>
+                <w:sz w:val="32"/>
+                <w:szCs w:val="32"/>
+              </w:rPr>
+              <m:t>k,m</m:t>
+            </m:r>
+          </m:e>
+        </m:d>
+      </m:oMath>
+      <w:r>
+        <w:rPr>
+          <w:rFonts w:ascii="TH Sarabun New" w:hAnsi="TH Sarabun New" w:cs="TH Sarabun New"/>
+          <w:sz w:val="32"/>
+          <w:szCs w:val="32"/>
+        </w:rPr>
+        <w:t>)</w:t>
       </w:r>
       <w:r>
         <w:rPr>
@@ -12779,75 +14262,79 @@
           <w:szCs w:val="32"/>
           <w:cs/>
         </w:rPr>
-        <w:t>การผสานสองเทคโนโลยีเข้าด้วยกันช่วยยกระดับระบบจากการเก็บข้อมูลแบบตั้งรับ (</w:t>
-      </w:r>
-      <w:r>
-        <w:rPr>
-          <w:rFonts w:ascii="TH Sarabun New" w:hAnsi="TH Sarabun New" w:cs="TH Sarabun New"/>
-          <w:sz w:val="32"/>
-          <w:szCs w:val="32"/>
-        </w:rPr>
-        <w:t xml:space="preserve">Passive Data Collection) </w:t>
-      </w:r>
-      <w:r>
-        <w:rPr>
-          <w:rFonts w:ascii="TH Sarabun New" w:hAnsi="TH Sarabun New" w:cs="TH Sarabun New"/>
-          <w:sz w:val="32"/>
-          <w:szCs w:val="32"/>
-          <w:cs/>
-        </w:rPr>
-        <w:t>ไปสู่ระบบที่สามารถ รับรู้บริบท (</w:t>
-      </w:r>
-      <w:r>
-        <w:rPr>
-          <w:rFonts w:ascii="TH Sarabun New" w:hAnsi="TH Sarabun New" w:cs="TH Sarabun New"/>
-          <w:sz w:val="32"/>
-          <w:szCs w:val="32"/>
-        </w:rPr>
-        <w:t xml:space="preserve">Context-Aware Computing) </w:t>
-      </w:r>
-      <w:r>
-        <w:rPr>
-          <w:rFonts w:ascii="TH Sarabun New" w:hAnsi="TH Sarabun New" w:cs="TH Sarabun New"/>
-          <w:sz w:val="32"/>
-          <w:szCs w:val="32"/>
-          <w:cs/>
-        </w:rPr>
-        <w:t>สามารถประมวลผลตอบสนองได้แบบเรียลไทม์ (</w:t>
-      </w:r>
-      <w:r>
-        <w:rPr>
-          <w:rFonts w:ascii="TH Sarabun New" w:hAnsi="TH Sarabun New" w:cs="TH Sarabun New"/>
-          <w:sz w:val="32"/>
-          <w:szCs w:val="32"/>
-        </w:rPr>
-        <w:t xml:space="preserve">Real-Time Responsiveness) </w:t>
-      </w:r>
-      <w:r>
-        <w:rPr>
-          <w:rFonts w:ascii="TH Sarabun New" w:hAnsi="TH Sarabun New" w:cs="TH Sarabun New"/>
-          <w:sz w:val="32"/>
-          <w:szCs w:val="32"/>
-          <w:cs/>
-        </w:rPr>
-        <w:t>และสามารถปรับแต่งการทำงานได้ด้วยตนเอง (</w:t>
-      </w:r>
-      <w:r>
-        <w:rPr>
-          <w:rFonts w:ascii="TH Sarabun New" w:hAnsi="TH Sarabun New" w:cs="TH Sarabun New"/>
-          <w:sz w:val="32"/>
-          <w:szCs w:val="32"/>
-        </w:rPr>
-        <w:t xml:space="preserve">Self-Optimization) </w:t>
-      </w:r>
-      <w:r>
-        <w:rPr>
-          <w:rFonts w:ascii="TH Sarabun New" w:hAnsi="TH Sarabun New" w:cs="TH Sarabun New"/>
-          <w:sz w:val="32"/>
-          <w:szCs w:val="32"/>
-          <w:cs/>
-        </w:rPr>
-        <w:t>ซึ่งช่วยลดการพึ่งพามนุษย์และเพิ่มประสิทธิภาพการทำงานในสภาพแวดล้อมที่มีความเปลี่ยนแปลงตลอดเวลา</w:t>
+        <w:t>ในโดเมนความถี่ และผลตอบสนองเชิงอิมพัลส์ของช่องสัญญาณ (</w:t>
+      </w:r>
+      <w:r>
+        <w:rPr>
+          <w:rFonts w:ascii="TH Sarabun New" w:hAnsi="TH Sarabun New" w:cs="TH Sarabun New"/>
+          <w:sz w:val="32"/>
+          <w:szCs w:val="32"/>
+        </w:rPr>
+        <w:t>CIR:</w:t>
+      </w:r>
+      <m:oMath>
+        <m:r>
+          <w:rPr>
+            <w:rFonts w:ascii="Cambria Math" w:hAnsi="Cambria Math" w:cs="TH Sarabun New"/>
+            <w:sz w:val="32"/>
+            <w:szCs w:val="32"/>
+          </w:rPr>
+          <m:t>h</m:t>
+        </m:r>
+        <m:d>
+          <m:dPr>
+            <m:ctrlPr>
+              <w:rPr>
+                <w:rFonts w:ascii="Cambria Math" w:hAnsi="Cambria Math" w:cs="TH Sarabun New"/>
+                <w:sz w:val="32"/>
+                <w:szCs w:val="32"/>
+              </w:rPr>
+            </m:ctrlPr>
+          </m:dPr>
+          <m:e>
+            <m:r>
+              <w:rPr>
+                <w:rFonts w:ascii="Cambria Math" w:hAnsi="Cambria Math" w:cs="TH Sarabun New"/>
+                <w:sz w:val="32"/>
+                <w:szCs w:val="32"/>
+              </w:rPr>
+              <m:t>n,m</m:t>
+            </m:r>
+          </m:e>
+        </m:d>
+      </m:oMath>
+      <w:r>
+        <w:rPr>
+          <w:rFonts w:ascii="TH Sarabun New" w:eastAsiaTheme="minorEastAsia" w:hAnsi="TH Sarabun New" w:cs="TH Sarabun New"/>
+          <w:sz w:val="32"/>
+          <w:szCs w:val="32"/>
+        </w:rPr>
+        <w:t>)</w:t>
+      </w:r>
+      <w:r>
+        <w:rPr>
+          <w:rFonts w:ascii="TH Sarabun New" w:eastAsiaTheme="minorEastAsia" w:hAnsi="TH Sarabun New" w:cs="TH Sarabun New"/>
+          <w:sz w:val="32"/>
+          <w:szCs w:val="32"/>
+        </w:rPr>
+        <w:t xml:space="preserve"> </w:t>
+      </w:r>
+      <w:r>
+        <w:rPr>
+          <w:rFonts w:ascii="TH Sarabun New" w:eastAsiaTheme="minorEastAsia" w:hAnsi="TH Sarabun New" w:cs="TH Sarabun New"/>
+          <w:sz w:val="32"/>
+          <w:szCs w:val="32"/>
+          <w:cs/>
+        </w:rPr>
+        <w:t>ในโดเมนเวลา-ความหน่วง มีความสัมพันธ์กันผ่านการแปลงฟูเรียร์ไม่ต่อเนื่อง (</w:t>
+      </w:r>
+      <w:r>
+        <w:rPr>
+          <w:rFonts w:ascii="TH Sarabun New" w:eastAsiaTheme="minorEastAsia" w:hAnsi="TH Sarabun New" w:cs="TH Sarabun New"/>
+          <w:sz w:val="32"/>
+          <w:szCs w:val="32"/>
+        </w:rPr>
+        <w:t>DFT / IDFT)</w:t>
       </w:r>
     </w:p>
     <w:p>
@@ -12862,73 +14349,11 @@
         <w:spacing w:after="0" w:line="240" w:lineRule="auto"/>
         <w:jc w:val="thaiDistribute"/>
         <w:rPr>
-          <w:rFonts w:ascii="TH Sarabun New" w:hAnsi="TH Sarabun New" w:cs="TH Sarabun New"/>
-          <w:sz w:val="32"/>
-          <w:szCs w:val="32"/>
-          <w:cs/>
-        </w:rPr>
-      </w:pPr>
-      <w:r>
-        <w:rPr>
-          <w:rFonts w:ascii="TH Sarabun New" w:hAnsi="TH Sarabun New" w:cs="TH Sarabun New"/>
-          <w:sz w:val="32"/>
-          <w:szCs w:val="32"/>
-        </w:rPr>
-        <w:tab/>
-      </w:r>
-      <w:r>
-        <w:rPr>
-          <w:rFonts w:ascii="TH Sarabun New" w:hAnsi="TH Sarabun New" w:cs="TH Sarabun New"/>
-          <w:sz w:val="32"/>
-          <w:szCs w:val="32"/>
-        </w:rPr>
-        <w:t xml:space="preserve">2.5.2 </w:t>
-      </w:r>
-      <w:r>
-        <w:rPr>
-          <w:rFonts w:ascii="TH Sarabun New" w:hAnsi="TH Sarabun New" w:cs="TH Sarabun New"/>
-          <w:sz w:val="32"/>
-          <w:szCs w:val="32"/>
-          <w:cs/>
-        </w:rPr>
-        <w:t xml:space="preserve">สถาปัตยกรรมเชิงชั้นและแบบกระจายตัวของระบบ </w:t>
-      </w:r>
-      <w:proofErr w:type="spellStart"/>
-      <w:r>
-        <w:rPr>
-          <w:rFonts w:ascii="TH Sarabun New" w:hAnsi="TH Sarabun New" w:cs="TH Sarabun New"/>
-          <w:sz w:val="32"/>
-          <w:szCs w:val="32"/>
-        </w:rPr>
-        <w:t>AIoT</w:t>
-      </w:r>
-      <w:proofErr w:type="spellEnd"/>
-      <w:r>
-        <w:rPr>
-          <w:rFonts w:ascii="TH Sarabun New" w:hAnsi="TH Sarabun New" w:cs="TH Sarabun New"/>
-          <w:sz w:val="32"/>
-          <w:szCs w:val="32"/>
-        </w:rPr>
-        <w:t xml:space="preserve"> (Layered and Distributed </w:t>
-      </w:r>
-      <w:proofErr w:type="spellStart"/>
-      <w:r>
-        <w:rPr>
-          <w:rFonts w:ascii="TH Sarabun New" w:hAnsi="TH Sarabun New" w:cs="TH Sarabun New"/>
-          <w:sz w:val="32"/>
-          <w:szCs w:val="32"/>
-        </w:rPr>
-        <w:t>AIoT</w:t>
-      </w:r>
-      <w:proofErr w:type="spellEnd"/>
-      <w:r>
-        <w:rPr>
-          <w:rFonts w:ascii="TH Sarabun New" w:hAnsi="TH Sarabun New" w:cs="TH Sarabun New"/>
-          <w:sz w:val="32"/>
-          <w:szCs w:val="32"/>
-        </w:rPr>
-        <w:t xml:space="preserve"> Architectures)</w:t>
-      </w:r>
+          <w:rFonts w:ascii="TH Sarabun New" w:eastAsiaTheme="minorEastAsia" w:hAnsi="TH Sarabun New" w:cs="TH Sarabun New"/>
+          <w:sz w:val="32"/>
+          <w:szCs w:val="32"/>
+        </w:rPr>
+      </w:pPr>
     </w:p>
     <w:p>
       <w:pPr>
@@ -12942,105 +14367,257 @@
         <w:spacing w:after="0" w:line="240" w:lineRule="auto"/>
         <w:jc w:val="thaiDistribute"/>
         <w:rPr>
-          <w:rFonts w:ascii="TH Sarabun New" w:hAnsi="TH Sarabun New" w:cs="TH Sarabun New"/>
-          <w:sz w:val="32"/>
-          <w:szCs w:val="32"/>
-        </w:rPr>
-      </w:pPr>
-      <w:r>
-        <w:rPr>
-          <w:rFonts w:ascii="TH Sarabun New" w:hAnsi="TH Sarabun New" w:cs="TH Sarabun New"/>
-          <w:sz w:val="32"/>
-          <w:szCs w:val="32"/>
-        </w:rPr>
-        <w:tab/>
-      </w:r>
-      <w:r>
-        <w:rPr>
-          <w:rFonts w:ascii="TH Sarabun New" w:hAnsi="TH Sarabun New" w:cs="TH Sarabun New"/>
-          <w:sz w:val="32"/>
-          <w:szCs w:val="32"/>
-        </w:rPr>
-        <w:tab/>
-      </w:r>
-      <w:r>
-        <w:rPr>
-          <w:rFonts w:ascii="TH Sarabun New" w:hAnsi="TH Sarabun New" w:cs="TH Sarabun New"/>
-          <w:sz w:val="32"/>
-          <w:szCs w:val="32"/>
-        </w:rPr>
-        <w:tab/>
-      </w:r>
-      <w:r>
-        <w:rPr>
-          <w:rFonts w:ascii="TH Sarabun New" w:hAnsi="TH Sarabun New" w:cs="TH Sarabun New"/>
-          <w:sz w:val="32"/>
-          <w:szCs w:val="32"/>
-          <w:cs/>
-        </w:rPr>
-        <w:t xml:space="preserve">ระบบ </w:t>
-      </w:r>
-      <w:proofErr w:type="spellStart"/>
-      <w:r>
-        <w:rPr>
-          <w:rFonts w:ascii="TH Sarabun New" w:hAnsi="TH Sarabun New" w:cs="TH Sarabun New"/>
-          <w:sz w:val="32"/>
-          <w:szCs w:val="32"/>
-        </w:rPr>
-        <w:t>AIoT</w:t>
-      </w:r>
-      <w:proofErr w:type="spellEnd"/>
-      <w:r>
-        <w:rPr>
-          <w:rFonts w:ascii="TH Sarabun New" w:hAnsi="TH Sarabun New" w:cs="TH Sarabun New"/>
-          <w:sz w:val="32"/>
-          <w:szCs w:val="32"/>
-        </w:rPr>
-        <w:t xml:space="preserve"> </w:t>
-      </w:r>
-      <w:r>
-        <w:rPr>
-          <w:rFonts w:ascii="TH Sarabun New" w:hAnsi="TH Sarabun New" w:cs="TH Sarabun New"/>
-          <w:sz w:val="32"/>
-          <w:szCs w:val="32"/>
-          <w:cs/>
-        </w:rPr>
-        <w:t>สมัยใหม่ถูกออกแบบภายใต้สถาปัตยกรรมแบบลำดับชั้นและการประมวลผลแบบกระจายตัว (</w:t>
-      </w:r>
-      <w:r>
-        <w:rPr>
-          <w:rFonts w:ascii="TH Sarabun New" w:hAnsi="TH Sarabun New" w:cs="TH Sarabun New"/>
-          <w:sz w:val="32"/>
-          <w:szCs w:val="32"/>
-        </w:rPr>
-        <w:t xml:space="preserve">Hybrid and Distributed Architectures) </w:t>
-      </w:r>
-      <w:r>
-        <w:rPr>
-          <w:rFonts w:ascii="TH Sarabun New" w:hAnsi="TH Sarabun New" w:cs="TH Sarabun New"/>
-          <w:sz w:val="32"/>
-          <w:szCs w:val="32"/>
-          <w:cs/>
-        </w:rPr>
-        <w:t>เพื่อแก้ไขปัญหาคอขวดด้านความหน่วง (</w:t>
-      </w:r>
-      <w:r>
-        <w:rPr>
-          <w:rFonts w:ascii="TH Sarabun New" w:hAnsi="TH Sarabun New" w:cs="TH Sarabun New"/>
-          <w:sz w:val="32"/>
-          <w:szCs w:val="32"/>
-        </w:rPr>
-        <w:t xml:space="preserve">Latency) </w:t>
-      </w:r>
-      <w:r>
-        <w:rPr>
-          <w:rFonts w:ascii="TH Sarabun New" w:hAnsi="TH Sarabun New" w:cs="TH Sarabun New"/>
-          <w:sz w:val="32"/>
-          <w:szCs w:val="32"/>
-          <w:cs/>
-        </w:rPr>
-        <w:t>แบนด์วิดท์ และความเป็นส่วนตัวของข้อมูล ซึ่งประกอบด้วยชั้นหลักดังนี้</w:t>
-      </w:r>
+          <w:rFonts w:ascii="TH Sarabun New" w:eastAsiaTheme="minorEastAsia" w:hAnsi="TH Sarabun New" w:cs="TH Sarabun New"/>
+          <w:sz w:val="32"/>
+          <w:szCs w:val="36"/>
+        </w:rPr>
+      </w:pPr>
+      <m:oMathPara>
+        <m:oMath>
+          <m:r>
+            <w:rPr>
+              <w:rFonts w:ascii="Cambria Math" w:hAnsi="Cambria Math" w:cs="TH Sarabun New"/>
+              <w:sz w:val="32"/>
+              <w:szCs w:val="36"/>
+            </w:rPr>
+            <m:t>h</m:t>
+          </m:r>
+          <m:d>
+            <m:dPr>
+              <m:ctrlPr>
+                <w:rPr>
+                  <w:rFonts w:ascii="Cambria Math" w:hAnsi="Cambria Math" w:cs="TH Sarabun New"/>
+                  <w:sz w:val="32"/>
+                  <w:szCs w:val="36"/>
+                </w:rPr>
+              </m:ctrlPr>
+            </m:dPr>
+            <m:e>
+              <m:r>
+                <w:rPr>
+                  <w:rFonts w:ascii="Cambria Math" w:hAnsi="Cambria Math" w:cs="TH Sarabun New"/>
+                  <w:sz w:val="32"/>
+                  <w:szCs w:val="36"/>
+                </w:rPr>
+                <m:t>n,m</m:t>
+              </m:r>
+            </m:e>
+          </m:d>
+          <m:r>
+            <w:rPr>
+              <w:rFonts w:ascii="Cambria Math" w:hAnsi="Cambria Math" w:cs="TH Sarabun New"/>
+              <w:sz w:val="32"/>
+              <w:szCs w:val="36"/>
+            </w:rPr>
+            <m:t>=</m:t>
+          </m:r>
+          <m:f>
+            <m:fPr>
+              <m:ctrlPr>
+                <w:rPr>
+                  <w:rFonts w:ascii="Cambria Math" w:hAnsi="Cambria Math" w:cs="TH Sarabun New"/>
+                  <w:sz w:val="32"/>
+                  <w:szCs w:val="36"/>
+                </w:rPr>
+              </m:ctrlPr>
+            </m:fPr>
+            <m:num>
+              <m:r>
+                <w:rPr>
+                  <w:rFonts w:ascii="Cambria Math" w:hAnsi="Cambria Math" w:cs="TH Sarabun New"/>
+                  <w:sz w:val="32"/>
+                  <w:szCs w:val="36"/>
+                </w:rPr>
+                <m:t>1</m:t>
+              </m:r>
+            </m:num>
+            <m:den>
+              <m:rad>
+                <m:radPr>
+                  <m:degHide m:val="1"/>
+                  <m:ctrlPr>
+                    <w:rPr>
+                      <w:rFonts w:ascii="Cambria Math" w:hAnsi="Cambria Math" w:cs="TH Sarabun New"/>
+                      <w:sz w:val="32"/>
+                      <w:szCs w:val="36"/>
+                    </w:rPr>
+                  </m:ctrlPr>
+                </m:radPr>
+                <m:deg/>
+                <m:e>
+                  <m:r>
+                    <w:rPr>
+                      <w:rFonts w:ascii="Cambria Math" w:hAnsi="Cambria Math" w:cs="TH Sarabun New"/>
+                      <w:sz w:val="32"/>
+                      <w:szCs w:val="36"/>
+                    </w:rPr>
+                    <m:t>N</m:t>
+                  </m:r>
+                </m:e>
+              </m:rad>
+            </m:den>
+          </m:f>
+          <m:nary>
+            <m:naryPr>
+              <m:chr m:val="∑"/>
+              <m:limLoc m:val="undOvr"/>
+              <m:ctrlPr>
+                <w:rPr>
+                  <w:rFonts w:ascii="Cambria Math" w:hAnsi="Cambria Math" w:cs="TH Sarabun New"/>
+                  <w:sz w:val="32"/>
+                  <w:szCs w:val="36"/>
+                </w:rPr>
+              </m:ctrlPr>
+            </m:naryPr>
+            <m:sub>
+              <m:r>
+                <w:rPr>
+                  <w:rFonts w:ascii="Cambria Math" w:hAnsi="Cambria Math" w:cs="TH Sarabun New"/>
+                  <w:sz w:val="32"/>
+                  <w:szCs w:val="36"/>
+                </w:rPr>
+                <m:t>k=0</m:t>
+              </m:r>
+            </m:sub>
+            <m:sup>
+              <m:r>
+                <w:rPr>
+                  <w:rFonts w:ascii="Cambria Math" w:hAnsi="Cambria Math" w:cs="TH Sarabun New"/>
+                  <w:sz w:val="32"/>
+                  <w:szCs w:val="36"/>
+                </w:rPr>
+                <m:t>N-1</m:t>
+              </m:r>
+            </m:sup>
+            <m:e>
+              <m:r>
+                <w:rPr>
+                  <w:rFonts w:ascii="Cambria Math" w:hAnsi="Cambria Math" w:cs="TH Sarabun New"/>
+                  <w:sz w:val="32"/>
+                  <w:szCs w:val="36"/>
+                </w:rPr>
+                <m:t>H</m:t>
+              </m:r>
+            </m:e>
+          </m:nary>
+          <m:d>
+            <m:dPr>
+              <m:ctrlPr>
+                <w:rPr>
+                  <w:rFonts w:ascii="Cambria Math" w:hAnsi="Cambria Math" w:cs="TH Sarabun New"/>
+                  <w:sz w:val="32"/>
+                  <w:szCs w:val="36"/>
+                </w:rPr>
+              </m:ctrlPr>
+            </m:dPr>
+            <m:e>
+              <m:r>
+                <w:rPr>
+                  <w:rFonts w:ascii="Cambria Math" w:hAnsi="Cambria Math" w:cs="TH Sarabun New"/>
+                  <w:sz w:val="32"/>
+                  <w:szCs w:val="36"/>
+                </w:rPr>
+                <m:t>k,m</m:t>
+              </m:r>
+            </m:e>
+          </m:d>
+          <m:sSup>
+            <m:sSupPr>
+              <m:ctrlPr>
+                <w:rPr>
+                  <w:rFonts w:ascii="Cambria Math" w:hAnsi="Cambria Math" w:cs="TH Sarabun New"/>
+                  <w:sz w:val="32"/>
+                  <w:szCs w:val="36"/>
+                </w:rPr>
+              </m:ctrlPr>
+            </m:sSupPr>
+            <m:e>
+              <m:r>
+                <w:rPr>
+                  <w:rFonts w:ascii="Cambria Math" w:hAnsi="Cambria Math" w:cs="TH Sarabun New"/>
+                  <w:sz w:val="32"/>
+                  <w:szCs w:val="36"/>
+                </w:rPr>
+                <m:t>e</m:t>
+              </m:r>
+            </m:e>
+            <m:sup>
+              <m:r>
+                <w:rPr>
+                  <w:rFonts w:ascii="Cambria Math" w:hAnsi="Cambria Math" w:cs="TH Sarabun New"/>
+                  <w:sz w:val="32"/>
+                  <w:szCs w:val="36"/>
+                </w:rPr>
+                <m:t>j</m:t>
+              </m:r>
+              <m:f>
+                <m:fPr>
+                  <m:ctrlPr>
+                    <w:rPr>
+                      <w:rFonts w:ascii="Cambria Math" w:hAnsi="Cambria Math" w:cs="TH Sarabun New"/>
+                      <w:sz w:val="32"/>
+                      <w:szCs w:val="36"/>
+                    </w:rPr>
+                  </m:ctrlPr>
+                </m:fPr>
+                <m:num>
+                  <m:r>
+                    <w:rPr>
+                      <w:rFonts w:ascii="Cambria Math" w:hAnsi="Cambria Math" w:cs="TH Sarabun New"/>
+                      <w:sz w:val="32"/>
+                      <w:szCs w:val="36"/>
+                    </w:rPr>
+                    <m:t>2π</m:t>
+                  </m:r>
+                </m:num>
+                <m:den>
+                  <m:r>
+                    <w:rPr>
+                      <w:rFonts w:ascii="Cambria Math" w:hAnsi="Cambria Math" w:cs="TH Sarabun New"/>
+                      <w:sz w:val="32"/>
+                      <w:szCs w:val="36"/>
+                    </w:rPr>
+                    <m:t>N</m:t>
+                  </m:r>
+                </m:den>
+              </m:f>
+              <m:r>
+                <w:rPr>
+                  <w:rFonts w:ascii="Cambria Math" w:hAnsi="Cambria Math" w:cs="TH Sarabun New"/>
+                  <w:sz w:val="32"/>
+                  <w:szCs w:val="36"/>
+                </w:rPr>
+                <m:t>nk</m:t>
+              </m:r>
+            </m:sup>
+          </m:sSup>
+          <m:r>
+            <w:rPr>
+              <w:rFonts w:ascii="Cambria Math" w:hAnsi="Cambria Math" w:cs="TH Sarabun New"/>
+              <w:sz w:val="32"/>
+              <w:szCs w:val="36"/>
+            </w:rPr>
+            <m:t>,</m:t>
+          </m:r>
+          <m:r>
+            <w:rPr>
+              <w:rFonts w:ascii="Cambria Math" w:hAnsi="Cambria Math" w:cs="TH Sarabun New"/>
+              <w:i/>
+              <w:sz w:val="32"/>
+              <w:szCs w:val="36"/>
+            </w:rPr>
+            <m:t> </m:t>
+          </m:r>
+          <m:r>
+            <w:rPr>
+              <w:rFonts w:ascii="Cambria Math" w:hAnsi="Cambria Math" w:cs="TH Sarabun New"/>
+              <w:sz w:val="32"/>
+              <w:szCs w:val="36"/>
+            </w:rPr>
+            <m:t>n=0,1,…,N-1</m:t>
+          </m:r>
+        </m:oMath>
+      </m:oMathPara>
     </w:p>
     <w:p>
       <w:pPr>
@@ -13054,104 +14631,11 @@
         <w:spacing w:after="0" w:line="240" w:lineRule="auto"/>
         <w:jc w:val="thaiDistribute"/>
         <w:rPr>
-          <w:rFonts w:ascii="TH Sarabun New" w:hAnsi="TH Sarabun New" w:cs="TH Sarabun New"/>
-          <w:sz w:val="32"/>
-          <w:szCs w:val="32"/>
-        </w:rPr>
-      </w:pPr>
-      <w:r>
-        <w:rPr>
-          <w:rFonts w:ascii="TH Sarabun New" w:hAnsi="TH Sarabun New" w:cs="TH Sarabun New"/>
-          <w:sz w:val="32"/>
-          <w:szCs w:val="32"/>
-        </w:rPr>
-        <w:tab/>
-      </w:r>
-      <w:r>
-        <w:rPr>
-          <w:rFonts w:ascii="TH Sarabun New" w:hAnsi="TH Sarabun New" w:cs="TH Sarabun New"/>
-          <w:sz w:val="32"/>
-          <w:szCs w:val="32"/>
-        </w:rPr>
-        <w:tab/>
-      </w:r>
-      <w:r>
-        <w:rPr>
-          <w:rFonts w:ascii="TH Sarabun New" w:hAnsi="TH Sarabun New" w:cs="TH Sarabun New"/>
-          <w:sz w:val="32"/>
-          <w:szCs w:val="32"/>
-        </w:rPr>
-        <w:tab/>
-        <w:t xml:space="preserve">1) </w:t>
-      </w:r>
-      <w:r>
-        <w:rPr>
-          <w:rFonts w:ascii="TH Sarabun New" w:hAnsi="TH Sarabun New" w:cs="TH Sarabun New"/>
-          <w:sz w:val="32"/>
-          <w:szCs w:val="32"/>
-          <w:cs/>
-        </w:rPr>
-        <w:t>ชั้นการรับรู้และการตรวจวัด (</w:t>
-      </w:r>
-      <w:r>
-        <w:rPr>
-          <w:rFonts w:ascii="TH Sarabun New" w:hAnsi="TH Sarabun New" w:cs="TH Sarabun New"/>
-          <w:sz w:val="32"/>
-          <w:szCs w:val="32"/>
-        </w:rPr>
-        <w:t>Perception / Sensing Layer)</w:t>
-      </w:r>
-      <w:r>
-        <w:rPr>
-          <w:rFonts w:ascii="TH Sarabun New" w:hAnsi="TH Sarabun New" w:cs="TH Sarabun New"/>
-          <w:sz w:val="32"/>
-          <w:szCs w:val="32"/>
-        </w:rPr>
-        <w:t xml:space="preserve"> </w:t>
-      </w:r>
-      <w:r>
-        <w:rPr>
-          <w:rFonts w:ascii="TH Sarabun New" w:hAnsi="TH Sarabun New" w:cs="TH Sarabun New"/>
-          <w:sz w:val="32"/>
-          <w:szCs w:val="32"/>
-          <w:cs/>
-        </w:rPr>
-        <w:t xml:space="preserve">ประกอบด้วยอุปกรณ์ </w:t>
-      </w:r>
-      <w:r>
-        <w:rPr>
-          <w:rFonts w:ascii="TH Sarabun New" w:hAnsi="TH Sarabun New" w:cs="TH Sarabun New"/>
-          <w:sz w:val="32"/>
-          <w:szCs w:val="32"/>
-        </w:rPr>
-        <w:t xml:space="preserve">IoT </w:t>
-      </w:r>
-      <w:r>
-        <w:rPr>
-          <w:rFonts w:ascii="TH Sarabun New" w:hAnsi="TH Sarabun New" w:cs="TH Sarabun New"/>
-          <w:sz w:val="32"/>
-          <w:szCs w:val="32"/>
-          <w:cs/>
-        </w:rPr>
-        <w:t xml:space="preserve">ฮาร์ดแวร์ไมโครคอนโทรลเลอร์ และเซนเซอร์ตรวจวัดทางกายภาพ ทำหน้าที่เก็บข้อมูลดิบจากสิ่งแวดล้อม เช่น ข้อมูลคลื่นวิทยุ </w:t>
-      </w:r>
-      <w:r>
-        <w:rPr>
-          <w:rFonts w:ascii="TH Sarabun New" w:hAnsi="TH Sarabun New" w:cs="TH Sarabun New"/>
-          <w:sz w:val="32"/>
-          <w:szCs w:val="32"/>
-        </w:rPr>
-        <w:t xml:space="preserve">CSI </w:t>
-      </w:r>
-      <w:r>
-        <w:rPr>
-          <w:rFonts w:ascii="TH Sarabun New" w:hAnsi="TH Sarabun New" w:cs="TH Sarabun New"/>
-          <w:sz w:val="32"/>
-          <w:szCs w:val="32"/>
-          <w:cs/>
-        </w:rPr>
-        <w:t>หรือสัญญาณการเคลื่อนไหว</w:t>
-      </w:r>
+          <w:rFonts w:ascii="TH Sarabun New" w:eastAsiaTheme="minorEastAsia" w:hAnsi="TH Sarabun New" w:cs="TH Sarabun New"/>
+          <w:sz w:val="40"/>
+          <w:szCs w:val="40"/>
+        </w:rPr>
+      </w:pPr>
     </w:p>
     <w:p>
       <w:pPr>
@@ -13165,14 +14649,14 @@
         <w:spacing w:after="0" w:line="240" w:lineRule="auto"/>
         <w:jc w:val="thaiDistribute"/>
         <w:rPr>
-          <w:rFonts w:ascii="TH Sarabun New" w:hAnsi="TH Sarabun New" w:cs="TH Sarabun New"/>
-          <w:sz w:val="32"/>
-          <w:szCs w:val="32"/>
-        </w:rPr>
-      </w:pPr>
-      <w:r>
-        <w:rPr>
-          <w:rFonts w:ascii="TH Sarabun New" w:hAnsi="TH Sarabun New" w:cs="TH Sarabun New"/>
+          <w:rFonts w:ascii="TH Sarabun New" w:eastAsiaTheme="minorEastAsia" w:hAnsi="TH Sarabun New" w:cs="TH Sarabun New"/>
+          <w:sz w:val="32"/>
+          <w:szCs w:val="32"/>
+        </w:rPr>
+      </w:pPr>
+      <w:r>
+        <w:rPr>
+          <w:rFonts w:ascii="TH Sarabun New" w:eastAsiaTheme="minorEastAsia" w:hAnsi="TH Sarabun New" w:cs="TH Sarabun New"/>
           <w:sz w:val="32"/>
           <w:szCs w:val="32"/>
         </w:rPr>
@@ -13180,7 +14664,7 @@
       </w:r>
       <w:r>
         <w:rPr>
-          <w:rFonts w:ascii="TH Sarabun New" w:hAnsi="TH Sarabun New" w:cs="TH Sarabun New"/>
+          <w:rFonts w:ascii="TH Sarabun New" w:eastAsiaTheme="minorEastAsia" w:hAnsi="TH Sarabun New" w:cs="TH Sarabun New"/>
           <w:sz w:val="32"/>
           <w:szCs w:val="32"/>
         </w:rPr>
@@ -13188,90 +14672,105 @@
       </w:r>
       <w:r>
         <w:rPr>
-          <w:rFonts w:ascii="TH Sarabun New" w:hAnsi="TH Sarabun New" w:cs="TH Sarabun New"/>
+          <w:rFonts w:ascii="TH Sarabun New" w:eastAsiaTheme="minorEastAsia" w:hAnsi="TH Sarabun New" w:cs="TH Sarabun New"/>
           <w:sz w:val="32"/>
           <w:szCs w:val="32"/>
         </w:rPr>
         <w:tab/>
-        <w:t xml:space="preserve">2) </w:t>
-      </w:r>
-      <w:r>
-        <w:rPr>
-          <w:rFonts w:ascii="TH Sarabun New" w:hAnsi="TH Sarabun New" w:cs="TH Sarabun New"/>
-          <w:sz w:val="32"/>
-          <w:szCs w:val="32"/>
-          <w:cs/>
-        </w:rPr>
-        <w:t>ชั้นเครือข่ายและการส่งผ่านข้อมูล (</w:t>
-      </w:r>
-      <w:r>
-        <w:rPr>
-          <w:rFonts w:ascii="TH Sarabun New" w:hAnsi="TH Sarabun New" w:cs="TH Sarabun New"/>
-          <w:sz w:val="32"/>
-          <w:szCs w:val="32"/>
-        </w:rPr>
-        <w:t>Network &amp; Transmission Layer)</w:t>
-      </w:r>
-      <w:r>
-        <w:rPr>
-          <w:rFonts w:ascii="TH Sarabun New" w:hAnsi="TH Sarabun New" w:cs="TH Sarabun New"/>
-          <w:sz w:val="32"/>
-          <w:szCs w:val="32"/>
-        </w:rPr>
-        <w:t xml:space="preserve"> </w:t>
-      </w:r>
-      <w:r>
-        <w:rPr>
-          <w:rFonts w:ascii="TH Sarabun New" w:hAnsi="TH Sarabun New" w:cs="TH Sarabun New"/>
-          <w:sz w:val="32"/>
-          <w:szCs w:val="32"/>
-          <w:cs/>
-        </w:rPr>
-        <w:t xml:space="preserve">ใช้โปรโตคอลการสื่อสารที่มีน้ำหนักเบาและประหยัดพลังงาน (เช่น </w:t>
-      </w:r>
-      <w:r>
-        <w:rPr>
-          <w:rFonts w:ascii="TH Sarabun New" w:hAnsi="TH Sarabun New" w:cs="TH Sarabun New"/>
-          <w:sz w:val="32"/>
-          <w:szCs w:val="32"/>
-        </w:rPr>
-        <w:t xml:space="preserve">MQTT, CoAP, AMQP) </w:t>
-      </w:r>
-      <w:r>
-        <w:rPr>
-          <w:rFonts w:ascii="TH Sarabun New" w:hAnsi="TH Sarabun New" w:cs="TH Sarabun New"/>
-          <w:sz w:val="32"/>
-          <w:szCs w:val="32"/>
-          <w:cs/>
-        </w:rPr>
-        <w:t xml:space="preserve">ร่วมกับเทคโนโลยีเครือข่ายไร้สายความเร็วสูง (เช่น </w:t>
-      </w:r>
-      <w:proofErr w:type="spellStart"/>
-      <w:r>
-        <w:rPr>
-          <w:rFonts w:ascii="TH Sarabun New" w:hAnsi="TH Sarabun New" w:cs="TH Sarabun New"/>
-          <w:sz w:val="32"/>
-          <w:szCs w:val="32"/>
-        </w:rPr>
-        <w:t>WiFi</w:t>
-      </w:r>
-      <w:proofErr w:type="spellEnd"/>
-      <w:r>
-        <w:rPr>
-          <w:rFonts w:ascii="TH Sarabun New" w:hAnsi="TH Sarabun New" w:cs="TH Sarabun New"/>
-          <w:sz w:val="32"/>
-          <w:szCs w:val="32"/>
-        </w:rPr>
-        <w:t xml:space="preserve">, 5G/6G) </w:t>
-      </w:r>
-      <w:r>
-        <w:rPr>
-          <w:rFonts w:ascii="TH Sarabun New" w:hAnsi="TH Sarabun New" w:cs="TH Sarabun New"/>
-          <w:sz w:val="32"/>
-          <w:szCs w:val="32"/>
-          <w:cs/>
-        </w:rPr>
-        <w:t>เพื่อส่งผ่านข้อมูลแบบเรียลไทม์ด้วยความหน่วงต่ำและมีความน่าเชื่อถือสูง</w:t>
+      </w:r>
+      <w:r>
+        <w:rPr>
+          <w:rFonts w:ascii="TH Sarabun New" w:eastAsiaTheme="minorEastAsia" w:hAnsi="TH Sarabun New" w:cs="TH Sarabun New"/>
+          <w:sz w:val="32"/>
+          <w:szCs w:val="32"/>
+          <w:cs/>
+        </w:rPr>
+        <w:t xml:space="preserve">การแปลง </w:t>
+      </w:r>
+      <w:r>
+        <w:rPr>
+          <w:rFonts w:ascii="TH Sarabun New" w:eastAsiaTheme="minorEastAsia" w:hAnsi="TH Sarabun New" w:cs="TH Sarabun New"/>
+          <w:sz w:val="32"/>
+          <w:szCs w:val="32"/>
+        </w:rPr>
+        <w:t xml:space="preserve">CFR </w:t>
+      </w:r>
+      <w:r>
+        <w:rPr>
+          <w:rFonts w:ascii="TH Sarabun New" w:eastAsiaTheme="minorEastAsia" w:hAnsi="TH Sarabun New" w:cs="TH Sarabun New"/>
+          <w:sz w:val="32"/>
+          <w:szCs w:val="32"/>
+          <w:cs/>
+        </w:rPr>
+        <w:t xml:space="preserve">ไปเป็น </w:t>
+      </w:r>
+      <w:r>
+        <w:rPr>
+          <w:rFonts w:ascii="TH Sarabun New" w:eastAsiaTheme="minorEastAsia" w:hAnsi="TH Sarabun New" w:cs="TH Sarabun New"/>
+          <w:sz w:val="32"/>
+          <w:szCs w:val="32"/>
+        </w:rPr>
+        <w:t xml:space="preserve">CIR </w:t>
+      </w:r>
+      <w:r>
+        <w:rPr>
+          <w:rFonts w:ascii="TH Sarabun New" w:eastAsiaTheme="minorEastAsia" w:hAnsi="TH Sarabun New" w:cs="TH Sarabun New"/>
+          <w:sz w:val="32"/>
+          <w:szCs w:val="32"/>
+          <w:cs/>
+        </w:rPr>
+        <w:t>ทำให้สามารถแยกแยะพลังงานและเวลาหน่วงของเส้นทางตรง (</w:t>
+      </w:r>
+      <w:r>
+        <w:rPr>
+          <w:rFonts w:ascii="TH Sarabun New" w:eastAsiaTheme="minorEastAsia" w:hAnsi="TH Sarabun New" w:cs="TH Sarabun New"/>
+          <w:sz w:val="32"/>
+          <w:szCs w:val="32"/>
+        </w:rPr>
+        <w:t xml:space="preserve">LOS) </w:t>
+      </w:r>
+      <w:r>
+        <w:rPr>
+          <w:rFonts w:ascii="TH Sarabun New" w:eastAsiaTheme="minorEastAsia" w:hAnsi="TH Sarabun New" w:cs="TH Sarabun New"/>
+          <w:sz w:val="32"/>
+          <w:szCs w:val="32"/>
+          <w:cs/>
+        </w:rPr>
+        <w:t>ออกจากเส้นทางสะท้อนหลายเส้นทาง (</w:t>
+      </w:r>
+      <w:r>
+        <w:rPr>
+          <w:rFonts w:ascii="TH Sarabun New" w:eastAsiaTheme="minorEastAsia" w:hAnsi="TH Sarabun New" w:cs="TH Sarabun New"/>
+          <w:sz w:val="32"/>
+          <w:szCs w:val="32"/>
+        </w:rPr>
+        <w:t xml:space="preserve">Multipath Components) </w:t>
+      </w:r>
+      <w:r>
+        <w:rPr>
+          <w:rFonts w:ascii="TH Sarabun New" w:eastAsiaTheme="minorEastAsia" w:hAnsi="TH Sarabun New" w:cs="TH Sarabun New"/>
+          <w:sz w:val="32"/>
+          <w:szCs w:val="32"/>
+          <w:cs/>
+        </w:rPr>
+        <w:t xml:space="preserve">ได้อย่างชัดเจน ซึ่งเป็นหัวใจสำคัญในการนำไปประยุกต์ใช้ในการหักล้างสัญญาณพื้นหลังสถิตและการระบุพิกัดตำแหน่ง </w:t>
+      </w:r>
+      <w:r>
+        <w:rPr>
+          <w:rFonts w:ascii="TH Sarabun New" w:eastAsiaTheme="minorEastAsia" w:hAnsi="TH Sarabun New" w:cs="TH Sarabun New"/>
+          <w:sz w:val="32"/>
+          <w:szCs w:val="32"/>
+        </w:rPr>
+        <w:t xml:space="preserve">3 </w:t>
+      </w:r>
+      <w:r>
+        <w:rPr>
+          <w:rFonts w:ascii="TH Sarabun New" w:eastAsiaTheme="minorEastAsia" w:hAnsi="TH Sarabun New" w:cs="TH Sarabun New"/>
+          <w:sz w:val="32"/>
+          <w:szCs w:val="32"/>
+          <w:cs/>
+        </w:rPr>
+        <w:t>มิติ</w:t>
       </w:r>
     </w:p>
     <w:p>
@@ -13286,18 +14785,3604 @@
         <w:spacing w:after="0" w:line="240" w:lineRule="auto"/>
         <w:jc w:val="thaiDistribute"/>
         <w:rPr>
-          <w:rFonts w:ascii="TH Sarabun New" w:hAnsi="TH Sarabun New" w:cs="TH Sarabun New"/>
-          <w:sz w:val="32"/>
-          <w:szCs w:val="32"/>
-        </w:rPr>
-      </w:pPr>
-      <w:r>
-        <w:rPr>
-          <w:rFonts w:ascii="TH Sarabun New" w:hAnsi="TH Sarabun New" w:cs="TH Sarabun New"/>
+          <w:rFonts w:ascii="TH Sarabun New" w:eastAsiaTheme="minorEastAsia" w:hAnsi="TH Sarabun New" w:cs="TH Sarabun New"/>
+          <w:sz w:val="32"/>
+          <w:szCs w:val="32"/>
+        </w:rPr>
+      </w:pPr>
+    </w:p>
+    <w:p>
+      <w:pPr>
+        <w:tabs>
+          <w:tab w:val="left" w:pos="567"/>
+          <w:tab w:val="left" w:pos="851"/>
+          <w:tab w:val="left" w:pos="1134"/>
+          <w:tab w:val="left" w:pos="1418"/>
+          <w:tab w:val="left" w:pos="1701"/>
+        </w:tabs>
+        <w:spacing w:after="0" w:line="240" w:lineRule="auto"/>
+        <w:jc w:val="thaiDistribute"/>
+        <w:rPr>
+          <w:rFonts w:ascii="TH Sarabun New" w:hAnsi="TH Sarabun New" w:cs="TH Sarabun New"/>
+          <w:b/>
+          <w:bCs/>
+          <w:sz w:val="32"/>
+          <w:szCs w:val="32"/>
+        </w:rPr>
+      </w:pPr>
+      <w:r>
+        <w:rPr>
+          <w:rFonts w:ascii="TH Sarabun New" w:hAnsi="TH Sarabun New" w:cs="TH Sarabun New"/>
+          <w:b/>
+          <w:bCs/>
           <w:sz w:val="32"/>
           <w:szCs w:val="32"/>
         </w:rPr>
         <w:lastRenderedPageBreak/>
+        <w:t xml:space="preserve">2.4 </w:t>
+      </w:r>
+      <w:r>
+        <w:rPr>
+          <w:rFonts w:ascii="TH Sarabun New" w:hAnsi="TH Sarabun New" w:cs="TH Sarabun New"/>
+          <w:b/>
+          <w:bCs/>
+          <w:sz w:val="32"/>
+          <w:szCs w:val="32"/>
+        </w:rPr>
+        <w:tab/>
+      </w:r>
+      <w:r>
+        <w:rPr>
+          <w:rFonts w:ascii="TH Sarabun New" w:hAnsi="TH Sarabun New" w:cs="TH Sarabun New"/>
+          <w:b/>
+          <w:bCs/>
+          <w:sz w:val="32"/>
+          <w:szCs w:val="32"/>
+          <w:cs/>
+        </w:rPr>
+        <w:t>ทฤษฎีการกรองสัญญาณความถี่ต่ำผ่านแบบบัตเตอร์เวิร์ธ (</w:t>
+      </w:r>
+      <w:r>
+        <w:rPr>
+          <w:rFonts w:ascii="TH Sarabun New" w:hAnsi="TH Sarabun New" w:cs="TH Sarabun New"/>
+          <w:b/>
+          <w:bCs/>
+          <w:sz w:val="32"/>
+          <w:szCs w:val="32"/>
+        </w:rPr>
+        <w:t xml:space="preserve">Butterworth Low-Pass Filtering in </w:t>
+      </w:r>
+      <w:proofErr w:type="spellStart"/>
+      <w:r>
+        <w:rPr>
+          <w:rFonts w:ascii="TH Sarabun New" w:hAnsi="TH Sarabun New" w:cs="TH Sarabun New"/>
+          <w:b/>
+          <w:bCs/>
+          <w:sz w:val="32"/>
+          <w:szCs w:val="32"/>
+        </w:rPr>
+        <w:t>WiFi</w:t>
+      </w:r>
+      <w:proofErr w:type="spellEnd"/>
+      <w:r>
+        <w:rPr>
+          <w:rFonts w:ascii="TH Sarabun New" w:hAnsi="TH Sarabun New" w:cs="TH Sarabun New"/>
+          <w:b/>
+          <w:bCs/>
+          <w:sz w:val="32"/>
+          <w:szCs w:val="32"/>
+        </w:rPr>
+        <w:t xml:space="preserve"> CSI Sensing)</w:t>
+      </w:r>
+    </w:p>
+    <w:p>
+      <w:pPr>
+        <w:tabs>
+          <w:tab w:val="left" w:pos="567"/>
+          <w:tab w:val="left" w:pos="851"/>
+          <w:tab w:val="left" w:pos="1134"/>
+          <w:tab w:val="left" w:pos="1418"/>
+          <w:tab w:val="left" w:pos="1701"/>
+        </w:tabs>
+        <w:spacing w:after="0" w:line="240" w:lineRule="auto"/>
+        <w:jc w:val="thaiDistribute"/>
+        <w:rPr>
+          <w:rFonts w:ascii="TH Sarabun New" w:hAnsi="TH Sarabun New" w:cs="TH Sarabun New"/>
+          <w:sz w:val="32"/>
+          <w:szCs w:val="32"/>
+        </w:rPr>
+      </w:pPr>
+      <w:r>
+        <w:rPr>
+          <w:rFonts w:ascii="TH Sarabun New" w:hAnsi="TH Sarabun New" w:cs="TH Sarabun New"/>
+          <w:sz w:val="32"/>
+          <w:szCs w:val="32"/>
+        </w:rPr>
+        <w:tab/>
+      </w:r>
+      <w:r>
+        <w:rPr>
+          <w:rFonts w:ascii="TH Sarabun New" w:hAnsi="TH Sarabun New" w:cs="TH Sarabun New"/>
+          <w:sz w:val="32"/>
+          <w:szCs w:val="32"/>
+        </w:rPr>
+        <w:t xml:space="preserve">2.4.1 </w:t>
+      </w:r>
+      <w:r>
+        <w:rPr>
+          <w:rFonts w:ascii="TH Sarabun New" w:hAnsi="TH Sarabun New" w:cs="TH Sarabun New"/>
+          <w:sz w:val="32"/>
+          <w:szCs w:val="32"/>
+          <w:cs/>
+        </w:rPr>
+        <w:t xml:space="preserve">องค์ประกอบของสัญญาณรบกวนในข้อมูล </w:t>
+      </w:r>
+      <w:proofErr w:type="spellStart"/>
+      <w:r>
+        <w:rPr>
+          <w:rFonts w:ascii="TH Sarabun New" w:hAnsi="TH Sarabun New" w:cs="TH Sarabun New"/>
+          <w:sz w:val="32"/>
+          <w:szCs w:val="32"/>
+        </w:rPr>
+        <w:t>WiFi</w:t>
+      </w:r>
+      <w:proofErr w:type="spellEnd"/>
+      <w:r>
+        <w:rPr>
+          <w:rFonts w:ascii="TH Sarabun New" w:hAnsi="TH Sarabun New" w:cs="TH Sarabun New"/>
+          <w:sz w:val="32"/>
+          <w:szCs w:val="32"/>
+        </w:rPr>
+        <w:t xml:space="preserve"> CSI (Noise Components in CSI </w:t>
+      </w:r>
+      <w:r>
+        <w:rPr>
+          <w:rFonts w:ascii="TH Sarabun New" w:hAnsi="TH Sarabun New" w:cs="TH Sarabun New"/>
+          <w:sz w:val="32"/>
+          <w:szCs w:val="32"/>
+        </w:rPr>
+        <w:t>Measurements)</w:t>
+      </w:r>
+    </w:p>
+    <w:p>
+      <w:pPr>
+        <w:tabs>
+          <w:tab w:val="left" w:pos="567"/>
+          <w:tab w:val="left" w:pos="851"/>
+          <w:tab w:val="left" w:pos="1134"/>
+          <w:tab w:val="left" w:pos="1418"/>
+          <w:tab w:val="left" w:pos="1701"/>
+        </w:tabs>
+        <w:spacing w:after="0" w:line="240" w:lineRule="auto"/>
+        <w:jc w:val="thaiDistribute"/>
+        <w:rPr>
+          <w:rFonts w:ascii="TH Sarabun New" w:hAnsi="TH Sarabun New" w:cs="TH Sarabun New"/>
+          <w:sz w:val="32"/>
+          <w:szCs w:val="32"/>
+        </w:rPr>
+      </w:pPr>
+      <w:r>
+        <w:rPr>
+          <w:rFonts w:ascii="TH Sarabun New" w:hAnsi="TH Sarabun New" w:cs="TH Sarabun New"/>
+          <w:sz w:val="32"/>
+          <w:szCs w:val="32"/>
+        </w:rPr>
+        <w:tab/>
+      </w:r>
+      <w:r>
+        <w:rPr>
+          <w:rFonts w:ascii="TH Sarabun New" w:hAnsi="TH Sarabun New" w:cs="TH Sarabun New"/>
+          <w:sz w:val="32"/>
+          <w:szCs w:val="32"/>
+        </w:rPr>
+        <w:tab/>
+      </w:r>
+      <w:r>
+        <w:rPr>
+          <w:rFonts w:ascii="TH Sarabun New" w:hAnsi="TH Sarabun New" w:cs="TH Sarabun New"/>
+          <w:sz w:val="32"/>
+          <w:szCs w:val="32"/>
+        </w:rPr>
+        <w:tab/>
+      </w:r>
+      <w:r>
+        <w:rPr>
+          <w:rFonts w:ascii="TH Sarabun New" w:hAnsi="TH Sarabun New" w:cs="TH Sarabun New"/>
+          <w:sz w:val="32"/>
+          <w:szCs w:val="32"/>
+          <w:cs/>
+        </w:rPr>
+        <w:t>ในการเก็บรวบรวมข้อมูลสถานะช่องสัญญาณ (</w:t>
+      </w:r>
+      <w:r>
+        <w:rPr>
+          <w:rFonts w:ascii="TH Sarabun New" w:hAnsi="TH Sarabun New" w:cs="TH Sarabun New"/>
+          <w:sz w:val="32"/>
+          <w:szCs w:val="32"/>
+        </w:rPr>
+        <w:t xml:space="preserve">CSI) </w:t>
+      </w:r>
+      <w:r>
+        <w:rPr>
+          <w:rFonts w:ascii="TH Sarabun New" w:hAnsi="TH Sarabun New" w:cs="TH Sarabun New"/>
+          <w:sz w:val="32"/>
+          <w:szCs w:val="32"/>
+          <w:cs/>
+        </w:rPr>
+        <w:t xml:space="preserve">ผ่านอุปกรณ์ </w:t>
+      </w:r>
+      <w:proofErr w:type="spellStart"/>
+      <w:r>
+        <w:rPr>
+          <w:rFonts w:ascii="TH Sarabun New" w:hAnsi="TH Sarabun New" w:cs="TH Sarabun New"/>
+          <w:sz w:val="32"/>
+          <w:szCs w:val="32"/>
+        </w:rPr>
+        <w:t>WiFi</w:t>
+      </w:r>
+      <w:proofErr w:type="spellEnd"/>
+      <w:r>
+        <w:rPr>
+          <w:rFonts w:ascii="TH Sarabun New" w:hAnsi="TH Sarabun New" w:cs="TH Sarabun New"/>
+          <w:sz w:val="32"/>
+          <w:szCs w:val="32"/>
+        </w:rPr>
+        <w:t xml:space="preserve"> </w:t>
+      </w:r>
+      <w:r>
+        <w:rPr>
+          <w:rFonts w:ascii="TH Sarabun New" w:hAnsi="TH Sarabun New" w:cs="TH Sarabun New"/>
+          <w:sz w:val="32"/>
+          <w:szCs w:val="32"/>
+          <w:cs/>
+        </w:rPr>
+        <w:t>สัญญาณที่ได้รับจริงจะประกอบด้วยสัญญาณจริงจากการแพร่กระจายของคลื่นวิทยุ รวมกับสัญญาณรบกวนจากการวัด</w:t>
+      </w:r>
+      <w:r>
+        <w:rPr>
+          <w:rFonts w:ascii="TH Sarabun New" w:hAnsi="TH Sarabun New" w:cs="TH Sarabun New"/>
+          <w:sz w:val="32"/>
+          <w:szCs w:val="32"/>
+        </w:rPr>
+        <w:t xml:space="preserve"> (Measurement Noise)</w:t>
+      </w:r>
+    </w:p>
+    <w:p>
+      <w:pPr>
+        <w:tabs>
+          <w:tab w:val="left" w:pos="567"/>
+          <w:tab w:val="left" w:pos="851"/>
+          <w:tab w:val="left" w:pos="1134"/>
+          <w:tab w:val="left" w:pos="1418"/>
+          <w:tab w:val="left" w:pos="1701"/>
+        </w:tabs>
+        <w:spacing w:after="0" w:line="240" w:lineRule="auto"/>
+        <w:jc w:val="thaiDistribute"/>
+        <w:rPr>
+          <w:rFonts w:ascii="TH Sarabun New" w:hAnsi="TH Sarabun New" w:cs="TH Sarabun New"/>
+          <w:sz w:val="32"/>
+          <w:szCs w:val="32"/>
+        </w:rPr>
+      </w:pPr>
+    </w:p>
+    <w:p>
+      <w:pPr>
+        <w:tabs>
+          <w:tab w:val="left" w:pos="567"/>
+          <w:tab w:val="left" w:pos="851"/>
+          <w:tab w:val="left" w:pos="1134"/>
+          <w:tab w:val="left" w:pos="1418"/>
+          <w:tab w:val="left" w:pos="1701"/>
+        </w:tabs>
+        <w:spacing w:after="0" w:line="240" w:lineRule="auto"/>
+        <w:jc w:val="thaiDistribute"/>
+        <w:rPr>
+          <w:rFonts w:ascii="TH Sarabun New" w:eastAsiaTheme="minorEastAsia" w:hAnsi="TH Sarabun New" w:cs="TH Sarabun New"/>
+          <w:sz w:val="32"/>
+          <w:szCs w:val="32"/>
+        </w:rPr>
+      </w:pPr>
+      <m:oMathPara>
+        <m:oMath>
+          <m:acc>
+            <m:accPr>
+              <m:chr m:val="˜"/>
+              <m:ctrlPr>
+                <w:rPr>
+                  <w:rFonts w:ascii="Cambria Math" w:hAnsi="Cambria Math" w:cs="TH Sarabun New"/>
+                  <w:sz w:val="32"/>
+                  <w:szCs w:val="32"/>
+                </w:rPr>
+              </m:ctrlPr>
+            </m:accPr>
+            <m:e>
+              <m:r>
+                <w:rPr>
+                  <w:rFonts w:ascii="Cambria Math" w:hAnsi="Cambria Math" w:cs="TH Sarabun New"/>
+                  <w:sz w:val="32"/>
+                  <w:szCs w:val="32"/>
+                </w:rPr>
+                <m:t>H</m:t>
+              </m:r>
+            </m:e>
+          </m:acc>
+          <m:d>
+            <m:dPr>
+              <m:ctrlPr>
+                <w:rPr>
+                  <w:rFonts w:ascii="Cambria Math" w:hAnsi="Cambria Math" w:cs="TH Sarabun New"/>
+                  <w:sz w:val="32"/>
+                  <w:szCs w:val="32"/>
+                </w:rPr>
+              </m:ctrlPr>
+            </m:dPr>
+            <m:e>
+              <m:r>
+                <w:rPr>
+                  <w:rFonts w:ascii="Cambria Math" w:hAnsi="Cambria Math" w:cs="TH Sarabun New"/>
+                  <w:sz w:val="32"/>
+                  <w:szCs w:val="32"/>
+                </w:rPr>
+                <m:t>k,t</m:t>
+              </m:r>
+            </m:e>
+          </m:d>
+          <m:r>
+            <w:rPr>
+              <w:rFonts w:ascii="Cambria Math" w:hAnsi="Cambria Math" w:cs="TH Sarabun New"/>
+              <w:sz w:val="32"/>
+              <w:szCs w:val="32"/>
+            </w:rPr>
+            <m:t>=H</m:t>
+          </m:r>
+          <m:d>
+            <m:dPr>
+              <m:ctrlPr>
+                <w:rPr>
+                  <w:rFonts w:ascii="Cambria Math" w:hAnsi="Cambria Math" w:cs="TH Sarabun New"/>
+                  <w:sz w:val="32"/>
+                  <w:szCs w:val="32"/>
+                </w:rPr>
+              </m:ctrlPr>
+            </m:dPr>
+            <m:e>
+              <m:r>
+                <w:rPr>
+                  <w:rFonts w:ascii="Cambria Math" w:hAnsi="Cambria Math" w:cs="TH Sarabun New"/>
+                  <w:sz w:val="32"/>
+                  <w:szCs w:val="32"/>
+                </w:rPr>
+                <m:t>k,t</m:t>
+              </m:r>
+            </m:e>
+          </m:d>
+          <m:r>
+            <w:rPr>
+              <w:rFonts w:ascii="Cambria Math" w:hAnsi="Cambria Math" w:cs="TH Sarabun New"/>
+              <w:sz w:val="32"/>
+              <w:szCs w:val="32"/>
+            </w:rPr>
+            <m:t>+n</m:t>
+          </m:r>
+          <m:d>
+            <m:dPr>
+              <m:ctrlPr>
+                <w:rPr>
+                  <w:rFonts w:ascii="Cambria Math" w:hAnsi="Cambria Math" w:cs="TH Sarabun New"/>
+                  <w:sz w:val="32"/>
+                  <w:szCs w:val="32"/>
+                </w:rPr>
+              </m:ctrlPr>
+            </m:dPr>
+            <m:e>
+              <m:r>
+                <w:rPr>
+                  <w:rFonts w:ascii="Cambria Math" w:hAnsi="Cambria Math" w:cs="TH Sarabun New"/>
+                  <w:sz w:val="32"/>
+                  <w:szCs w:val="32"/>
+                </w:rPr>
+                <m:t>k,t</m:t>
+              </m:r>
+            </m:e>
+          </m:d>
+        </m:oMath>
+      </m:oMathPara>
+    </w:p>
+    <w:p>
+      <w:pPr>
+        <w:tabs>
+          <w:tab w:val="left" w:pos="567"/>
+          <w:tab w:val="left" w:pos="851"/>
+          <w:tab w:val="left" w:pos="1134"/>
+          <w:tab w:val="left" w:pos="1418"/>
+          <w:tab w:val="left" w:pos="1701"/>
+        </w:tabs>
+        <w:spacing w:after="0" w:line="240" w:lineRule="auto"/>
+        <w:jc w:val="thaiDistribute"/>
+        <w:rPr>
+          <w:rFonts w:ascii="TH Sarabun New" w:eastAsiaTheme="minorEastAsia" w:hAnsi="TH Sarabun New" w:cs="TH Sarabun New"/>
+          <w:sz w:val="32"/>
+          <w:szCs w:val="32"/>
+        </w:rPr>
+      </w:pPr>
+    </w:p>
+    <w:p>
+      <w:pPr>
+        <w:tabs>
+          <w:tab w:val="left" w:pos="567"/>
+          <w:tab w:val="left" w:pos="851"/>
+          <w:tab w:val="left" w:pos="1134"/>
+          <w:tab w:val="left" w:pos="1418"/>
+          <w:tab w:val="left" w:pos="1701"/>
+        </w:tabs>
+        <w:spacing w:after="0" w:line="240" w:lineRule="auto"/>
+        <w:jc w:val="thaiDistribute"/>
+        <w:rPr>
+          <w:rFonts w:ascii="TH Sarabun New" w:hAnsi="TH Sarabun New" w:cs="TH Sarabun New"/>
+          <w:sz w:val="32"/>
+          <w:szCs w:val="32"/>
+        </w:rPr>
+      </w:pPr>
+      <w:r>
+        <w:rPr>
+          <w:rFonts w:ascii="TH Sarabun New" w:eastAsiaTheme="minorEastAsia" w:hAnsi="TH Sarabun New" w:cs="TH Sarabun New"/>
+          <w:sz w:val="32"/>
+          <w:szCs w:val="32"/>
+        </w:rPr>
+        <w:tab/>
+      </w:r>
+      <w:r>
+        <w:rPr>
+          <w:rFonts w:ascii="TH Sarabun New" w:eastAsiaTheme="minorEastAsia" w:hAnsi="TH Sarabun New" w:cs="TH Sarabun New"/>
+          <w:sz w:val="32"/>
+          <w:szCs w:val="32"/>
+        </w:rPr>
+        <w:tab/>
+      </w:r>
+      <w:r>
+        <w:rPr>
+          <w:rFonts w:ascii="TH Sarabun New" w:eastAsiaTheme="minorEastAsia" w:hAnsi="TH Sarabun New" w:cs="TH Sarabun New"/>
+          <w:sz w:val="32"/>
+          <w:szCs w:val="32"/>
+        </w:rPr>
+        <w:tab/>
+      </w:r>
+      <w:r>
+        <w:rPr>
+          <w:rFonts w:ascii="TH Sarabun New" w:eastAsiaTheme="minorEastAsia" w:hAnsi="TH Sarabun New" w:cs="TH Sarabun New"/>
+          <w:sz w:val="32"/>
+          <w:szCs w:val="32"/>
+          <w:cs/>
+        </w:rPr>
+        <w:t>โดยที่</w:t>
+      </w:r>
+      <w:r>
+        <w:rPr>
+          <w:rFonts w:ascii="TH Sarabun New" w:eastAsiaTheme="minorEastAsia" w:hAnsi="TH Sarabun New" w:cs="TH Sarabun New"/>
+          <w:sz w:val="32"/>
+          <w:szCs w:val="32"/>
+        </w:rPr>
+        <w:t xml:space="preserve"> </w:t>
+      </w:r>
+      <m:oMath>
+        <m:r>
+          <w:rPr>
+            <w:rFonts w:ascii="Cambria Math" w:hAnsi="Cambria Math" w:cs="TH Sarabun New"/>
+            <w:sz w:val="32"/>
+            <w:szCs w:val="32"/>
+          </w:rPr>
+          <m:t>n</m:t>
+        </m:r>
+        <m:d>
+          <m:dPr>
+            <m:ctrlPr>
+              <w:rPr>
+                <w:rFonts w:ascii="Cambria Math" w:hAnsi="Cambria Math" w:cs="TH Sarabun New"/>
+                <w:sz w:val="32"/>
+                <w:szCs w:val="32"/>
+              </w:rPr>
+            </m:ctrlPr>
+          </m:dPr>
+          <m:e>
+            <m:r>
+              <w:rPr>
+                <w:rFonts w:ascii="Cambria Math" w:hAnsi="Cambria Math" w:cs="TH Sarabun New"/>
+                <w:sz w:val="32"/>
+                <w:szCs w:val="32"/>
+              </w:rPr>
+              <m:t>k,t</m:t>
+            </m:r>
+          </m:e>
+        </m:d>
+        <m:r>
+          <w:rPr>
+            <w:rFonts w:ascii="Cambria Math" w:hAnsi="Cambria Math" w:cs="TH Sarabun New"/>
+            <w:sz w:val="32"/>
+            <w:szCs w:val="32"/>
+          </w:rPr>
+          <m:t>∼</m:t>
+        </m:r>
+        <m:r>
+          <m:rPr>
+            <m:scr m:val="script"/>
+            <m:sty m:val="p"/>
+          </m:rPr>
+          <w:rPr>
+            <w:rFonts w:ascii="Cambria Math" w:hAnsi="Cambria Math" w:cs="TH Sarabun New"/>
+            <w:sz w:val="32"/>
+            <w:szCs w:val="32"/>
+          </w:rPr>
+          <m:t>CN</m:t>
+        </m:r>
+        <m:d>
+          <m:dPr>
+            <m:ctrlPr>
+              <w:rPr>
+                <w:rFonts w:ascii="Cambria Math" w:hAnsi="Cambria Math" w:cs="TH Sarabun New"/>
+                <w:sz w:val="32"/>
+                <w:szCs w:val="32"/>
+              </w:rPr>
+            </m:ctrlPr>
+          </m:dPr>
+          <m:e>
+            <m:r>
+              <w:rPr>
+                <w:rFonts w:ascii="Cambria Math" w:hAnsi="Cambria Math" w:cs="TH Sarabun New"/>
+                <w:sz w:val="32"/>
+                <w:szCs w:val="32"/>
+              </w:rPr>
+              <m:t>0,</m:t>
+            </m:r>
+            <m:sSubSup>
+              <m:sSubSupPr>
+                <m:ctrlPr>
+                  <w:rPr>
+                    <w:rFonts w:ascii="Cambria Math" w:hAnsi="Cambria Math" w:cs="TH Sarabun New"/>
+                    <w:sz w:val="32"/>
+                    <w:szCs w:val="32"/>
+                  </w:rPr>
+                </m:ctrlPr>
+              </m:sSubSupPr>
+              <m:e>
+                <m:r>
+                  <w:rPr>
+                    <w:rFonts w:ascii="Cambria Math" w:hAnsi="Cambria Math" w:cs="TH Sarabun New"/>
+                    <w:sz w:val="32"/>
+                    <w:szCs w:val="32"/>
+                  </w:rPr>
+                  <m:t>σ</m:t>
+                </m:r>
+              </m:e>
+              <m:sub>
+                <m:r>
+                  <w:rPr>
+                    <w:rFonts w:ascii="Cambria Math" w:hAnsi="Cambria Math" w:cs="TH Sarabun New"/>
+                    <w:sz w:val="32"/>
+                    <w:szCs w:val="32"/>
+                  </w:rPr>
+                  <m:t>n</m:t>
+                </m:r>
+              </m:sub>
+              <m:sup>
+                <m:r>
+                  <w:rPr>
+                    <w:rFonts w:ascii="Cambria Math" w:hAnsi="Cambria Math" w:cs="TH Sarabun New"/>
+                    <w:sz w:val="32"/>
+                    <w:szCs w:val="32"/>
+                  </w:rPr>
+                  <m:t>2</m:t>
+                </m:r>
+              </m:sup>
+            </m:sSubSup>
+          </m:e>
+        </m:d>
+      </m:oMath>
+      <w:r>
+        <w:rPr>
+          <w:rFonts w:ascii="TH Sarabun New" w:hAnsi="TH Sarabun New" w:cs="TH Sarabun New"/>
+          <w:sz w:val="32"/>
+          <w:szCs w:val="32"/>
+        </w:rPr>
+        <w:t xml:space="preserve"> </w:t>
+      </w:r>
+      <w:r>
+        <w:rPr>
+          <w:rFonts w:ascii="TH Sarabun New" w:hAnsi="TH Sarabun New" w:cs="TH Sarabun New"/>
+          <w:sz w:val="32"/>
+          <w:szCs w:val="32"/>
+          <w:cs/>
+        </w:rPr>
+        <w:t>คือ สัญญาณรบกวนเกาส์เซียนเชิงซ้อน (</w:t>
+      </w:r>
+      <w:r>
+        <w:rPr>
+          <w:rFonts w:ascii="TH Sarabun New" w:hAnsi="TH Sarabun New" w:cs="TH Sarabun New"/>
+          <w:sz w:val="32"/>
+          <w:szCs w:val="32"/>
+        </w:rPr>
+        <w:t xml:space="preserve">Complex Gaussian Measurement Noise) </w:t>
+      </w:r>
+      <w:r>
+        <w:rPr>
+          <w:rFonts w:ascii="TH Sarabun New" w:hAnsi="TH Sarabun New" w:cs="TH Sarabun New"/>
+          <w:sz w:val="32"/>
+          <w:szCs w:val="32"/>
+          <w:cs/>
+        </w:rPr>
+        <w:t xml:space="preserve">ซึ่งมีแหล่งกำเนิดหลัก </w:t>
+      </w:r>
+      <w:r>
+        <w:rPr>
+          <w:rFonts w:ascii="TH Sarabun New" w:hAnsi="TH Sarabun New" w:cs="TH Sarabun New"/>
+          <w:sz w:val="32"/>
+          <w:szCs w:val="32"/>
+        </w:rPr>
+        <w:t xml:space="preserve">2 </w:t>
+      </w:r>
+      <w:r>
+        <w:rPr>
+          <w:rFonts w:ascii="TH Sarabun New" w:hAnsi="TH Sarabun New" w:cs="TH Sarabun New"/>
+          <w:sz w:val="32"/>
+          <w:szCs w:val="32"/>
+          <w:cs/>
+        </w:rPr>
+        <w:t>ส่วน</w:t>
+      </w:r>
+    </w:p>
+    <w:p>
+      <w:pPr>
+        <w:tabs>
+          <w:tab w:val="left" w:pos="567"/>
+          <w:tab w:val="left" w:pos="851"/>
+          <w:tab w:val="left" w:pos="1134"/>
+          <w:tab w:val="left" w:pos="1418"/>
+          <w:tab w:val="left" w:pos="1701"/>
+        </w:tabs>
+        <w:spacing w:after="0" w:line="240" w:lineRule="auto"/>
+        <w:jc w:val="thaiDistribute"/>
+        <w:rPr>
+          <w:rFonts w:ascii="TH Sarabun New" w:hAnsi="TH Sarabun New" w:cs="TH Sarabun New"/>
+          <w:sz w:val="32"/>
+          <w:szCs w:val="32"/>
+        </w:rPr>
+      </w:pPr>
+      <w:r>
+        <w:rPr>
+          <w:rFonts w:ascii="TH Sarabun New" w:hAnsi="TH Sarabun New" w:cs="TH Sarabun New"/>
+          <w:sz w:val="32"/>
+          <w:szCs w:val="32"/>
+        </w:rPr>
+        <w:tab/>
+      </w:r>
+      <w:r>
+        <w:rPr>
+          <w:rFonts w:ascii="TH Sarabun New" w:hAnsi="TH Sarabun New" w:cs="TH Sarabun New"/>
+          <w:sz w:val="32"/>
+          <w:szCs w:val="32"/>
+        </w:rPr>
+        <w:tab/>
+      </w:r>
+      <w:r>
+        <w:rPr>
+          <w:rFonts w:ascii="TH Sarabun New" w:hAnsi="TH Sarabun New" w:cs="TH Sarabun New"/>
+          <w:sz w:val="32"/>
+          <w:szCs w:val="32"/>
+        </w:rPr>
+        <w:tab/>
+        <w:t>1)</w:t>
+      </w:r>
+      <w:r>
+        <w:rPr>
+          <w:rFonts w:ascii="TH Sarabun New" w:hAnsi="TH Sarabun New" w:cs="TH Sarabun New"/>
+          <w:sz w:val="32"/>
+          <w:szCs w:val="32"/>
+        </w:rPr>
+        <w:t xml:space="preserve"> </w:t>
+      </w:r>
+      <w:r>
+        <w:rPr>
+          <w:rFonts w:ascii="TH Sarabun New" w:hAnsi="TH Sarabun New" w:cs="TH Sarabun New"/>
+          <w:sz w:val="32"/>
+          <w:szCs w:val="32"/>
+          <w:cs/>
+        </w:rPr>
+        <w:t>สัญญาณรบกวนความร้อน (</w:t>
+      </w:r>
+      <w:r>
+        <w:rPr>
+          <w:rFonts w:ascii="TH Sarabun New" w:hAnsi="TH Sarabun New" w:cs="TH Sarabun New"/>
+          <w:sz w:val="32"/>
+          <w:szCs w:val="32"/>
+        </w:rPr>
+        <w:t xml:space="preserve">Thermal Noise): </w:t>
+      </w:r>
+      <w:r>
+        <w:rPr>
+          <w:rFonts w:ascii="TH Sarabun New" w:hAnsi="TH Sarabun New" w:cs="TH Sarabun New"/>
+          <w:sz w:val="32"/>
+          <w:szCs w:val="32"/>
+          <w:cs/>
+        </w:rPr>
+        <w:t>สัญญาณรบกวนสุ่มที่กระจายตัวอยู่ในย่านความถี่สูง</w:t>
+      </w:r>
+    </w:p>
+    <w:p>
+      <w:pPr>
+        <w:tabs>
+          <w:tab w:val="left" w:pos="567"/>
+          <w:tab w:val="left" w:pos="851"/>
+          <w:tab w:val="left" w:pos="1134"/>
+          <w:tab w:val="left" w:pos="1418"/>
+          <w:tab w:val="left" w:pos="1701"/>
+        </w:tabs>
+        <w:spacing w:after="0" w:line="240" w:lineRule="auto"/>
+        <w:jc w:val="thaiDistribute"/>
+        <w:rPr>
+          <w:rFonts w:ascii="TH Sarabun New" w:hAnsi="TH Sarabun New" w:cs="TH Sarabun New"/>
+          <w:sz w:val="32"/>
+          <w:szCs w:val="32"/>
+        </w:rPr>
+      </w:pPr>
+      <w:r>
+        <w:rPr>
+          <w:rFonts w:ascii="TH Sarabun New" w:hAnsi="TH Sarabun New" w:cs="TH Sarabun New"/>
+          <w:sz w:val="32"/>
+          <w:szCs w:val="32"/>
+        </w:rPr>
+        <w:tab/>
+      </w:r>
+      <w:r>
+        <w:rPr>
+          <w:rFonts w:ascii="TH Sarabun New" w:hAnsi="TH Sarabun New" w:cs="TH Sarabun New"/>
+          <w:sz w:val="32"/>
+          <w:szCs w:val="32"/>
+        </w:rPr>
+        <w:tab/>
+      </w:r>
+      <w:r>
+        <w:rPr>
+          <w:rFonts w:ascii="TH Sarabun New" w:hAnsi="TH Sarabun New" w:cs="TH Sarabun New"/>
+          <w:sz w:val="32"/>
+          <w:szCs w:val="32"/>
+        </w:rPr>
+        <w:tab/>
+        <w:t xml:space="preserve">2) </w:t>
+      </w:r>
+      <w:r>
+        <w:rPr>
+          <w:rFonts w:ascii="TH Sarabun New" w:hAnsi="TH Sarabun New" w:cs="TH Sarabun New"/>
+          <w:sz w:val="32"/>
+          <w:szCs w:val="32"/>
+          <w:cs/>
+        </w:rPr>
+        <w:t>สัญญาณรบกวนจากฮาร์ดแวร์ (</w:t>
+      </w:r>
+      <w:r>
+        <w:rPr>
+          <w:rFonts w:ascii="TH Sarabun New" w:hAnsi="TH Sarabun New" w:cs="TH Sarabun New"/>
+          <w:sz w:val="32"/>
+          <w:szCs w:val="32"/>
+        </w:rPr>
+        <w:t xml:space="preserve">Hardware-Induced Noise): </w:t>
+      </w:r>
+      <w:r>
+        <w:rPr>
+          <w:rFonts w:ascii="TH Sarabun New" w:hAnsi="TH Sarabun New" w:cs="TH Sarabun New"/>
+          <w:sz w:val="32"/>
+          <w:szCs w:val="32"/>
+          <w:cs/>
+        </w:rPr>
+        <w:t>ความผันผวนของวงจรขยายสัญญาณอัตโนมัติ (</w:t>
+      </w:r>
+      <w:r>
+        <w:rPr>
+          <w:rFonts w:ascii="TH Sarabun New" w:hAnsi="TH Sarabun New" w:cs="TH Sarabun New"/>
+          <w:sz w:val="32"/>
+          <w:szCs w:val="32"/>
+        </w:rPr>
+        <w:t xml:space="preserve">Automatic Gain Control: AGC) </w:t>
+      </w:r>
+      <w:r>
+        <w:rPr>
+          <w:rFonts w:ascii="TH Sarabun New" w:hAnsi="TH Sarabun New" w:cs="TH Sarabun New"/>
+          <w:sz w:val="32"/>
+          <w:szCs w:val="32"/>
+          <w:cs/>
+        </w:rPr>
+        <w:t>และการรบกวนของวงจรออสซิลเลเตอร์</w:t>
+      </w:r>
+    </w:p>
+    <w:p>
+      <w:pPr>
+        <w:tabs>
+          <w:tab w:val="left" w:pos="567"/>
+          <w:tab w:val="left" w:pos="851"/>
+          <w:tab w:val="left" w:pos="1134"/>
+          <w:tab w:val="left" w:pos="1418"/>
+          <w:tab w:val="left" w:pos="1701"/>
+        </w:tabs>
+        <w:spacing w:after="0" w:line="240" w:lineRule="auto"/>
+        <w:jc w:val="thaiDistribute"/>
+        <w:rPr>
+          <w:rFonts w:ascii="TH Sarabun New" w:eastAsiaTheme="minorEastAsia" w:hAnsi="TH Sarabun New" w:cs="TH Sarabun New"/>
+          <w:sz w:val="32"/>
+          <w:szCs w:val="32"/>
+        </w:rPr>
+      </w:pPr>
+      <w:r>
+        <w:rPr>
+          <w:rFonts w:ascii="TH Sarabun New" w:hAnsi="TH Sarabun New" w:cs="TH Sarabun New"/>
+          <w:sz w:val="32"/>
+          <w:szCs w:val="32"/>
+        </w:rPr>
+        <w:tab/>
+      </w:r>
+      <w:r>
+        <w:rPr>
+          <w:rFonts w:ascii="TH Sarabun New" w:hAnsi="TH Sarabun New" w:cs="TH Sarabun New"/>
+          <w:sz w:val="32"/>
+          <w:szCs w:val="32"/>
+        </w:rPr>
+        <w:tab/>
+      </w:r>
+      <w:r>
+        <w:rPr>
+          <w:rFonts w:ascii="TH Sarabun New" w:hAnsi="TH Sarabun New" w:cs="TH Sarabun New"/>
+          <w:sz w:val="32"/>
+          <w:szCs w:val="32"/>
+        </w:rPr>
+        <w:tab/>
+      </w:r>
+      <w:r>
+        <w:rPr>
+          <w:rFonts w:ascii="TH Sarabun New" w:hAnsi="TH Sarabun New" w:cs="TH Sarabun New"/>
+          <w:sz w:val="32"/>
+          <w:szCs w:val="32"/>
+          <w:cs/>
+        </w:rPr>
+        <w:t>เมื่อทำการแยกองค์ประกอบของช่องสัญญาณออกเป็นส่วนสถิตและส่วนพลวัต</w:t>
+      </w:r>
+      <w:r>
+        <w:rPr>
+          <w:rFonts w:ascii="TH Sarabun New" w:hAnsi="TH Sarabun New" w:cs="TH Sarabun New"/>
+          <w:sz w:val="32"/>
+          <w:szCs w:val="32"/>
+        </w:rPr>
+        <w:t xml:space="preserve"> </w:t>
+      </w:r>
+      <m:oMath>
+        <m:r>
+          <w:rPr>
+            <w:rFonts w:ascii="Cambria Math" w:hAnsi="Cambria Math" w:cs="TH Sarabun New"/>
+            <w:sz w:val="32"/>
+            <w:szCs w:val="32"/>
+          </w:rPr>
+          <m:t>H</m:t>
+        </m:r>
+        <m:d>
+          <m:dPr>
+            <m:ctrlPr>
+              <w:rPr>
+                <w:rFonts w:ascii="Cambria Math" w:hAnsi="Cambria Math" w:cs="TH Sarabun New"/>
+                <w:sz w:val="32"/>
+                <w:szCs w:val="32"/>
+              </w:rPr>
+            </m:ctrlPr>
+          </m:dPr>
+          <m:e>
+            <m:r>
+              <w:rPr>
+                <w:rFonts w:ascii="Cambria Math" w:hAnsi="Cambria Math" w:cs="TH Sarabun New"/>
+                <w:sz w:val="32"/>
+                <w:szCs w:val="32"/>
+              </w:rPr>
+              <m:t>k,t</m:t>
+            </m:r>
+          </m:e>
+        </m:d>
+        <m:r>
+          <w:rPr>
+            <w:rFonts w:ascii="Cambria Math" w:hAnsi="Cambria Math" w:cs="TH Sarabun New"/>
+            <w:sz w:val="32"/>
+            <w:szCs w:val="32"/>
+          </w:rPr>
+          <m:t>=</m:t>
+        </m:r>
+        <m:sSub>
+          <m:sSubPr>
+            <m:ctrlPr>
+              <w:rPr>
+                <w:rFonts w:ascii="Cambria Math" w:hAnsi="Cambria Math" w:cs="TH Sarabun New"/>
+                <w:sz w:val="32"/>
+                <w:szCs w:val="32"/>
+              </w:rPr>
+            </m:ctrlPr>
+          </m:sSubPr>
+          <m:e>
+            <m:r>
+              <w:rPr>
+                <w:rFonts w:ascii="Cambria Math" w:hAnsi="Cambria Math" w:cs="TH Sarabun New"/>
+                <w:sz w:val="32"/>
+                <w:szCs w:val="32"/>
+              </w:rPr>
+              <m:t>H</m:t>
+            </m:r>
+          </m:e>
+          <m:sub>
+            <m:r>
+              <w:rPr>
+                <w:rFonts w:ascii="Cambria Math" w:hAnsi="Cambria Math" w:cs="TH Sarabun New"/>
+                <w:sz w:val="32"/>
+                <w:szCs w:val="32"/>
+              </w:rPr>
+              <m:t>s</m:t>
+            </m:r>
+          </m:sub>
+        </m:sSub>
+        <m:d>
+          <m:dPr>
+            <m:ctrlPr>
+              <w:rPr>
+                <w:rFonts w:ascii="Cambria Math" w:hAnsi="Cambria Math" w:cs="TH Sarabun New"/>
+                <w:sz w:val="32"/>
+                <w:szCs w:val="32"/>
+              </w:rPr>
+            </m:ctrlPr>
+          </m:dPr>
+          <m:e>
+            <m:r>
+              <w:rPr>
+                <w:rFonts w:ascii="Cambria Math" w:hAnsi="Cambria Math" w:cs="TH Sarabun New"/>
+                <w:sz w:val="32"/>
+                <w:szCs w:val="32"/>
+              </w:rPr>
+              <m:t>k</m:t>
+            </m:r>
+          </m:e>
+        </m:d>
+        <m:r>
+          <w:rPr>
+            <w:rFonts w:ascii="Cambria Math" w:hAnsi="Cambria Math" w:cs="TH Sarabun New"/>
+            <w:sz w:val="32"/>
+            <w:szCs w:val="32"/>
+          </w:rPr>
+          <m:t>+</m:t>
+        </m:r>
+        <m:sSub>
+          <m:sSubPr>
+            <m:ctrlPr>
+              <w:rPr>
+                <w:rFonts w:ascii="Cambria Math" w:hAnsi="Cambria Math" w:cs="TH Sarabun New"/>
+                <w:sz w:val="32"/>
+                <w:szCs w:val="32"/>
+              </w:rPr>
+            </m:ctrlPr>
+          </m:sSubPr>
+          <m:e>
+            <m:r>
+              <w:rPr>
+                <w:rFonts w:ascii="Cambria Math" w:hAnsi="Cambria Math" w:cs="TH Sarabun New"/>
+                <w:sz w:val="32"/>
+                <w:szCs w:val="32"/>
+              </w:rPr>
+              <m:t>H</m:t>
+            </m:r>
+          </m:e>
+          <m:sub>
+            <m:r>
+              <w:rPr>
+                <w:rFonts w:ascii="Cambria Math" w:hAnsi="Cambria Math" w:cs="TH Sarabun New"/>
+                <w:sz w:val="32"/>
+                <w:szCs w:val="32"/>
+              </w:rPr>
+              <m:t>d</m:t>
+            </m:r>
+          </m:sub>
+        </m:sSub>
+        <m:d>
+          <m:dPr>
+            <m:ctrlPr>
+              <w:rPr>
+                <w:rFonts w:ascii="Cambria Math" w:hAnsi="Cambria Math" w:cs="TH Sarabun New"/>
+                <w:sz w:val="32"/>
+                <w:szCs w:val="32"/>
+              </w:rPr>
+            </m:ctrlPr>
+          </m:dPr>
+          <m:e>
+            <m:r>
+              <w:rPr>
+                <w:rFonts w:ascii="Cambria Math" w:hAnsi="Cambria Math" w:cs="TH Sarabun New"/>
+                <w:sz w:val="32"/>
+                <w:szCs w:val="32"/>
+              </w:rPr>
+              <m:t>k,t</m:t>
+            </m:r>
+          </m:e>
+        </m:d>
+      </m:oMath>
+      <w:r>
+        <w:rPr>
+          <w:rFonts w:ascii="TH Sarabun New" w:hAnsi="TH Sarabun New" w:cs="TH Sarabun New"/>
+          <w:sz w:val="32"/>
+          <w:szCs w:val="32"/>
+        </w:rPr>
+        <w:t xml:space="preserve"> </w:t>
+      </w:r>
+      <w:r>
+        <w:rPr>
+          <w:rFonts w:ascii="TH Sarabun New" w:hAnsi="TH Sarabun New" w:cs="TH Sarabun New"/>
+          <w:sz w:val="32"/>
+          <w:szCs w:val="32"/>
+          <w:cs/>
+        </w:rPr>
+        <w:t xml:space="preserve">โดยที่ </w:t>
+      </w:r>
+      <m:oMath>
+        <m:sSub>
+          <m:sSubPr>
+            <m:ctrlPr>
+              <w:rPr>
+                <w:rFonts w:ascii="Cambria Math" w:hAnsi="Cambria Math" w:cs="TH Sarabun New"/>
+                <w:sz w:val="32"/>
+                <w:szCs w:val="32"/>
+              </w:rPr>
+            </m:ctrlPr>
+          </m:sSubPr>
+          <m:e>
+            <m:r>
+              <w:rPr>
+                <w:rFonts w:ascii="Cambria Math" w:hAnsi="Cambria Math" w:cs="TH Sarabun New"/>
+                <w:sz w:val="32"/>
+                <w:szCs w:val="32"/>
+              </w:rPr>
+              <m:t>H</m:t>
+            </m:r>
+          </m:e>
+          <m:sub>
+            <m:r>
+              <w:rPr>
+                <w:rFonts w:ascii="Cambria Math" w:hAnsi="Cambria Math" w:cs="TH Sarabun New"/>
+                <w:sz w:val="32"/>
+                <w:szCs w:val="32"/>
+              </w:rPr>
+              <m:t>s</m:t>
+            </m:r>
+          </m:sub>
+        </m:sSub>
+        <m:d>
+          <m:dPr>
+            <m:ctrlPr>
+              <w:rPr>
+                <w:rFonts w:ascii="Cambria Math" w:hAnsi="Cambria Math" w:cs="TH Sarabun New"/>
+                <w:sz w:val="32"/>
+                <w:szCs w:val="32"/>
+              </w:rPr>
+            </m:ctrlPr>
+          </m:dPr>
+          <m:e>
+            <m:r>
+              <w:rPr>
+                <w:rFonts w:ascii="Cambria Math" w:hAnsi="Cambria Math" w:cs="TH Sarabun New"/>
+                <w:sz w:val="32"/>
+                <w:szCs w:val="32"/>
+              </w:rPr>
+              <m:t>k</m:t>
+            </m:r>
+          </m:e>
+        </m:d>
+      </m:oMath>
+      <w:r>
+        <w:rPr>
+          <w:rFonts w:ascii="TH Sarabun New" w:eastAsiaTheme="minorEastAsia" w:hAnsi="TH Sarabun New" w:cs="TH Sarabun New"/>
+          <w:sz w:val="32"/>
+          <w:szCs w:val="32"/>
+        </w:rPr>
+        <w:t xml:space="preserve"> </w:t>
+      </w:r>
+      <w:r>
+        <w:rPr>
+          <w:rFonts w:ascii="TH Sarabun New" w:hAnsi="TH Sarabun New" w:cs="TH Sarabun New"/>
+          <w:sz w:val="32"/>
+          <w:szCs w:val="32"/>
+          <w:cs/>
+        </w:rPr>
+        <w:t>คือสัญญาณสะท้อนพื้นหลังสถิต และ</w:t>
+      </w:r>
+      <w:r>
+        <w:rPr>
+          <w:rFonts w:ascii="TH Sarabun New" w:hAnsi="TH Sarabun New" w:cs="TH Sarabun New"/>
+          <w:sz w:val="32"/>
+          <w:szCs w:val="32"/>
+        </w:rPr>
+        <w:t xml:space="preserve"> </w:t>
+      </w:r>
+      <m:oMath>
+        <m:sSub>
+          <m:sSubPr>
+            <m:ctrlPr>
+              <w:rPr>
+                <w:rFonts w:ascii="Cambria Math" w:hAnsi="Cambria Math" w:cs="TH Sarabun New"/>
+                <w:sz w:val="32"/>
+                <w:szCs w:val="32"/>
+              </w:rPr>
+            </m:ctrlPr>
+          </m:sSubPr>
+          <m:e>
+            <m:r>
+              <w:rPr>
+                <w:rFonts w:ascii="Cambria Math" w:hAnsi="Cambria Math" w:cs="TH Sarabun New"/>
+                <w:sz w:val="32"/>
+                <w:szCs w:val="32"/>
+              </w:rPr>
+              <m:t>H</m:t>
+            </m:r>
+          </m:e>
+          <m:sub>
+            <m:r>
+              <w:rPr>
+                <w:rFonts w:ascii="Cambria Math" w:hAnsi="Cambria Math" w:cs="TH Sarabun New"/>
+                <w:sz w:val="32"/>
+                <w:szCs w:val="32"/>
+              </w:rPr>
+              <m:t>d</m:t>
+            </m:r>
+          </m:sub>
+        </m:sSub>
+        <m:d>
+          <m:dPr>
+            <m:ctrlPr>
+              <w:rPr>
+                <w:rFonts w:ascii="Cambria Math" w:hAnsi="Cambria Math" w:cs="TH Sarabun New"/>
+                <w:sz w:val="32"/>
+                <w:szCs w:val="32"/>
+              </w:rPr>
+            </m:ctrlPr>
+          </m:dPr>
+          <m:e>
+            <m:r>
+              <w:rPr>
+                <w:rFonts w:ascii="Cambria Math" w:hAnsi="Cambria Math" w:cs="TH Sarabun New"/>
+                <w:sz w:val="32"/>
+                <w:szCs w:val="32"/>
+              </w:rPr>
+              <m:t>k,t</m:t>
+            </m:r>
+          </m:e>
+        </m:d>
+      </m:oMath>
+      <w:r>
+        <w:rPr>
+          <w:rFonts w:ascii="TH Sarabun New" w:eastAsiaTheme="minorEastAsia" w:hAnsi="TH Sarabun New" w:cs="TH Sarabun New"/>
+          <w:sz w:val="32"/>
+          <w:szCs w:val="32"/>
+        </w:rPr>
+        <w:t xml:space="preserve"> </w:t>
+      </w:r>
+      <w:r>
+        <w:rPr>
+          <w:rFonts w:ascii="TH Sarabun New" w:eastAsiaTheme="minorEastAsia" w:hAnsi="TH Sarabun New" w:cs="TH Sarabun New"/>
+          <w:sz w:val="32"/>
+          <w:szCs w:val="32"/>
+          <w:cs/>
+        </w:rPr>
+        <w:t>คือสัญญาณที่เกิดจากการเคลื่อนไหวของมนุษย์ (</w:t>
+      </w:r>
+      <w:r>
+        <w:rPr>
+          <w:rFonts w:ascii="TH Sarabun New" w:eastAsiaTheme="minorEastAsia" w:hAnsi="TH Sarabun New" w:cs="TH Sarabun New"/>
+          <w:sz w:val="32"/>
+          <w:szCs w:val="32"/>
+        </w:rPr>
+        <w:t xml:space="preserve">Dynamic Human Motion Component) </w:t>
+      </w:r>
+      <w:r>
+        <w:rPr>
+          <w:rFonts w:ascii="TH Sarabun New" w:eastAsiaTheme="minorEastAsia" w:hAnsi="TH Sarabun New" w:cs="TH Sarabun New"/>
+          <w:sz w:val="32"/>
+          <w:szCs w:val="32"/>
+          <w:cs/>
+        </w:rPr>
+        <w:t>สัญญาณการเคลื่อนไหวของมนุษย์ เช่น การเดิน การเปลี่ยนอิริยาบถ หรือการล้ม จะมีการเปลี่ยนแปลงความถี่ดอปเปลอร์ (</w:t>
+      </w:r>
+      <w:r>
+        <w:rPr>
+          <w:rFonts w:ascii="TH Sarabun New" w:eastAsiaTheme="minorEastAsia" w:hAnsi="TH Sarabun New" w:cs="TH Sarabun New"/>
+          <w:sz w:val="32"/>
+          <w:szCs w:val="32"/>
+        </w:rPr>
+        <w:t xml:space="preserve">Doppler Frequency Shift) </w:t>
+      </w:r>
+      <w:r>
+        <w:rPr>
+          <w:rFonts w:ascii="TH Sarabun New" w:eastAsiaTheme="minorEastAsia" w:hAnsi="TH Sarabun New" w:cs="TH Sarabun New"/>
+          <w:sz w:val="32"/>
+          <w:szCs w:val="32"/>
+          <w:cs/>
+        </w:rPr>
+        <w:t>อยู่ในย่านความถี่ต่ำ (</w:t>
+      </w:r>
+      <w:r>
+        <w:rPr>
+          <w:rFonts w:ascii="TH Sarabun New" w:eastAsiaTheme="minorEastAsia" w:hAnsi="TH Sarabun New" w:cs="TH Sarabun New"/>
+          <w:sz w:val="32"/>
+          <w:szCs w:val="32"/>
+        </w:rPr>
+        <w:t xml:space="preserve">Low-frequency Bands </w:t>
+      </w:r>
+      <w:r>
+        <w:rPr>
+          <w:rFonts w:ascii="TH Sarabun New" w:eastAsiaTheme="minorEastAsia" w:hAnsi="TH Sarabun New" w:cs="TH Sarabun New"/>
+          <w:sz w:val="32"/>
+          <w:szCs w:val="32"/>
+          <w:cs/>
+        </w:rPr>
+        <w:t xml:space="preserve">โดยทั่วไปต่ำกว่า </w:t>
+      </w:r>
+      <w:r>
+        <w:rPr>
+          <w:rFonts w:ascii="TH Sarabun New" w:eastAsiaTheme="minorEastAsia" w:hAnsi="TH Sarabun New" w:cs="TH Sarabun New"/>
+          <w:sz w:val="32"/>
+          <w:szCs w:val="32"/>
+        </w:rPr>
+        <w:t xml:space="preserve">50–100 Hz </w:t>
+      </w:r>
+      <w:r>
+        <w:rPr>
+          <w:rFonts w:ascii="TH Sarabun New" w:eastAsiaTheme="minorEastAsia" w:hAnsi="TH Sarabun New" w:cs="TH Sarabun New"/>
+          <w:sz w:val="32"/>
+          <w:szCs w:val="32"/>
+          <w:cs/>
+        </w:rPr>
+        <w:t>ขึ้นอยู่กับอัตราการสุ่มตัวอย่าง) ในขณะที่สัญญาณรบกวนทางความร้อนจะปรากฏในย่านความถี่สูง</w:t>
+      </w:r>
+    </w:p>
+    <w:p>
+      <w:pPr>
+        <w:tabs>
+          <w:tab w:val="left" w:pos="567"/>
+          <w:tab w:val="left" w:pos="851"/>
+          <w:tab w:val="left" w:pos="1134"/>
+          <w:tab w:val="left" w:pos="1418"/>
+          <w:tab w:val="left" w:pos="1701"/>
+        </w:tabs>
+        <w:spacing w:after="0" w:line="240" w:lineRule="auto"/>
+        <w:jc w:val="thaiDistribute"/>
+        <w:rPr>
+          <w:rFonts w:ascii="TH Sarabun New" w:eastAsiaTheme="minorEastAsia" w:hAnsi="TH Sarabun New" w:cs="TH Sarabun New"/>
+          <w:sz w:val="32"/>
+          <w:szCs w:val="32"/>
+        </w:rPr>
+      </w:pPr>
+    </w:p>
+    <w:p>
+      <w:pPr>
+        <w:tabs>
+          <w:tab w:val="left" w:pos="567"/>
+          <w:tab w:val="left" w:pos="851"/>
+          <w:tab w:val="left" w:pos="1134"/>
+          <w:tab w:val="left" w:pos="1418"/>
+          <w:tab w:val="left" w:pos="1701"/>
+        </w:tabs>
+        <w:spacing w:after="0" w:line="240" w:lineRule="auto"/>
+        <w:jc w:val="thaiDistribute"/>
+        <w:rPr>
+          <w:rFonts w:ascii="TH Sarabun New" w:hAnsi="TH Sarabun New" w:cs="TH Sarabun New"/>
+          <w:sz w:val="32"/>
+          <w:szCs w:val="32"/>
+        </w:rPr>
+      </w:pPr>
+      <w:r>
+        <w:rPr>
+          <w:rFonts w:ascii="TH Sarabun New" w:hAnsi="TH Sarabun New" w:cs="TH Sarabun New"/>
+          <w:sz w:val="32"/>
+          <w:szCs w:val="32"/>
+        </w:rPr>
+        <w:tab/>
+      </w:r>
+      <w:r>
+        <w:rPr>
+          <w:rFonts w:ascii="TH Sarabun New" w:hAnsi="TH Sarabun New" w:cs="TH Sarabun New"/>
+          <w:sz w:val="32"/>
+          <w:szCs w:val="32"/>
+        </w:rPr>
+        <w:t xml:space="preserve">2.4.2 </w:t>
+      </w:r>
+      <w:r>
+        <w:rPr>
+          <w:rFonts w:ascii="TH Sarabun New" w:hAnsi="TH Sarabun New" w:cs="TH Sarabun New"/>
+          <w:sz w:val="32"/>
+          <w:szCs w:val="32"/>
+          <w:cs/>
+        </w:rPr>
+        <w:t>หลักการทำงานและแบบจำลองทางคณิตศาสตร์ของตัวกรองบัตเตอร์เวิร์ธ (</w:t>
+      </w:r>
+      <w:r>
+        <w:rPr>
+          <w:rFonts w:ascii="TH Sarabun New" w:hAnsi="TH Sarabun New" w:cs="TH Sarabun New"/>
+          <w:sz w:val="32"/>
+          <w:szCs w:val="32"/>
+        </w:rPr>
+        <w:t>Butterworth Low-Pass Filter Model)</w:t>
+      </w:r>
+    </w:p>
+    <w:p>
+      <w:pPr>
+        <w:tabs>
+          <w:tab w:val="left" w:pos="567"/>
+          <w:tab w:val="left" w:pos="851"/>
+          <w:tab w:val="left" w:pos="1134"/>
+          <w:tab w:val="left" w:pos="1418"/>
+          <w:tab w:val="left" w:pos="1701"/>
+        </w:tabs>
+        <w:spacing w:after="0" w:line="240" w:lineRule="auto"/>
+        <w:jc w:val="thaiDistribute"/>
+        <w:rPr>
+          <w:rFonts w:ascii="TH Sarabun New" w:hAnsi="TH Sarabun New" w:cs="TH Sarabun New"/>
+          <w:sz w:val="32"/>
+          <w:szCs w:val="32"/>
+        </w:rPr>
+      </w:pPr>
+      <w:r>
+        <w:rPr>
+          <w:rFonts w:ascii="TH Sarabun New" w:hAnsi="TH Sarabun New" w:cs="TH Sarabun New"/>
+          <w:sz w:val="32"/>
+          <w:szCs w:val="32"/>
+        </w:rPr>
+        <w:tab/>
+      </w:r>
+      <w:r>
+        <w:rPr>
+          <w:rFonts w:ascii="TH Sarabun New" w:hAnsi="TH Sarabun New" w:cs="TH Sarabun New"/>
+          <w:sz w:val="32"/>
+          <w:szCs w:val="32"/>
+        </w:rPr>
+        <w:tab/>
+      </w:r>
+      <w:r>
+        <w:rPr>
+          <w:rFonts w:ascii="TH Sarabun New" w:hAnsi="TH Sarabun New" w:cs="TH Sarabun New"/>
+          <w:sz w:val="32"/>
+          <w:szCs w:val="32"/>
+        </w:rPr>
+        <w:tab/>
+      </w:r>
+      <w:r>
+        <w:rPr>
+          <w:rFonts w:ascii="TH Sarabun New" w:hAnsi="TH Sarabun New" w:cs="TH Sarabun New"/>
+          <w:sz w:val="32"/>
+          <w:szCs w:val="32"/>
+          <w:cs/>
+        </w:rPr>
+        <w:t>ตัวกรองความถี่ต่ำผ่านแบบบัตเตอร์เวิร์ธ (</w:t>
+      </w:r>
+      <w:r>
+        <w:rPr>
+          <w:rFonts w:ascii="TH Sarabun New" w:hAnsi="TH Sarabun New" w:cs="TH Sarabun New"/>
+          <w:sz w:val="32"/>
+          <w:szCs w:val="32"/>
+        </w:rPr>
+        <w:t xml:space="preserve">Butterworth Low-Pass Filter) </w:t>
+      </w:r>
+      <w:r>
+        <w:rPr>
+          <w:rFonts w:ascii="TH Sarabun New" w:hAnsi="TH Sarabun New" w:cs="TH Sarabun New"/>
+          <w:sz w:val="32"/>
+          <w:szCs w:val="32"/>
+          <w:cs/>
+        </w:rPr>
+        <w:t>มีคุณสมบัติเด่นคือเป็นตัวกรองสัญญาณดิจิทัลที่มีผลตอบสนองขนาดความถี่ราบเรียบที่สุดในแถบส่งผ่าน (</w:t>
+      </w:r>
+      <w:r>
+        <w:rPr>
+          <w:rFonts w:ascii="TH Sarabun New" w:hAnsi="TH Sarabun New" w:cs="TH Sarabun New"/>
+          <w:sz w:val="32"/>
+          <w:szCs w:val="32"/>
+        </w:rPr>
+        <w:t xml:space="preserve">Maximally </w:t>
+      </w:r>
+      <w:r>
+        <w:rPr>
+          <w:rFonts w:ascii="TH Sarabun New" w:hAnsi="TH Sarabun New" w:cs="TH Sarabun New"/>
+          <w:sz w:val="32"/>
+          <w:szCs w:val="32"/>
+        </w:rPr>
+        <w:lastRenderedPageBreak/>
+        <w:t xml:space="preserve">Flat Passband Response) </w:t>
+      </w:r>
+      <w:r>
+        <w:rPr>
+          <w:rFonts w:ascii="TH Sarabun New" w:hAnsi="TH Sarabun New" w:cs="TH Sarabun New"/>
+          <w:sz w:val="32"/>
+          <w:szCs w:val="32"/>
+          <w:cs/>
+        </w:rPr>
+        <w:t>โดยไม่มีการกระเพื่อมของสัญญาณ (</w:t>
+      </w:r>
+      <w:r>
+        <w:rPr>
+          <w:rFonts w:ascii="TH Sarabun New" w:hAnsi="TH Sarabun New" w:cs="TH Sarabun New"/>
+          <w:sz w:val="32"/>
+          <w:szCs w:val="32"/>
+        </w:rPr>
+        <w:t xml:space="preserve">No Passband Ripple) </w:t>
+      </w:r>
+      <w:r>
+        <w:rPr>
+          <w:rFonts w:ascii="TH Sarabun New" w:hAnsi="TH Sarabun New" w:cs="TH Sarabun New"/>
+          <w:sz w:val="32"/>
+          <w:szCs w:val="32"/>
+          <w:cs/>
+        </w:rPr>
+        <w:t>จึงช่วยรักษารูปคลื่นและคุณลักษณะเฉพาะของการเคลื่อนไหวของมนุษย์ (</w:t>
+      </w:r>
+      <w:r>
+        <w:rPr>
+          <w:rFonts w:ascii="TH Sarabun New" w:hAnsi="TH Sarabun New" w:cs="TH Sarabun New"/>
+          <w:sz w:val="32"/>
+          <w:szCs w:val="32"/>
+        </w:rPr>
+        <w:t xml:space="preserve">Motion-Specific Features) </w:t>
+      </w:r>
+      <w:r>
+        <w:rPr>
+          <w:rFonts w:ascii="TH Sarabun New" w:hAnsi="TH Sarabun New" w:cs="TH Sarabun New"/>
+          <w:sz w:val="32"/>
+          <w:szCs w:val="32"/>
+          <w:cs/>
+        </w:rPr>
+        <w:t>ไม่ให้เกิดความผิดเพี้ยน</w:t>
+      </w:r>
+      <w:r>
+        <w:rPr>
+          <w:rFonts w:ascii="TH Sarabun New" w:hAnsi="TH Sarabun New" w:cs="TH Sarabun New"/>
+          <w:sz w:val="32"/>
+          <w:szCs w:val="32"/>
+        </w:rPr>
+        <w:t xml:space="preserve"> </w:t>
+      </w:r>
+      <w:r>
+        <w:rPr>
+          <w:rFonts w:ascii="TH Sarabun New" w:hAnsi="TH Sarabun New" w:cs="TH Sarabun New"/>
+          <w:sz w:val="32"/>
+          <w:szCs w:val="32"/>
+          <w:cs/>
+        </w:rPr>
+        <w:t>ผลตอบสนองขนาดทางความถี่ (</w:t>
+      </w:r>
+      <w:r>
+        <w:rPr>
+          <w:rFonts w:ascii="TH Sarabun New" w:hAnsi="TH Sarabun New" w:cs="TH Sarabun New"/>
+          <w:sz w:val="32"/>
+          <w:szCs w:val="32"/>
+        </w:rPr>
+        <w:t xml:space="preserve">Frequency Magnitude Response) </w:t>
+      </w:r>
+      <w:r>
+        <w:rPr>
+          <w:rFonts w:ascii="TH Sarabun New" w:hAnsi="TH Sarabun New" w:cs="TH Sarabun New"/>
+          <w:sz w:val="32"/>
+          <w:szCs w:val="32"/>
+          <w:cs/>
+        </w:rPr>
+        <w:t>ของตัวกรองบัตเตอร์เวิร์ธลำดับที่</w:t>
+      </w:r>
+      <w:r>
+        <w:rPr>
+          <w:rFonts w:ascii="TH Sarabun New" w:hAnsi="TH Sarabun New" w:cs="TH Sarabun New"/>
+          <w:sz w:val="32"/>
+          <w:szCs w:val="32"/>
+        </w:rPr>
+        <w:t xml:space="preserve"> </w:t>
+      </w:r>
+      <m:oMath>
+        <m:r>
+          <w:rPr>
+            <w:rFonts w:ascii="Cambria Math" w:hAnsi="Cambria Math" w:cs="TH Sarabun New"/>
+            <w:sz w:val="32"/>
+            <w:szCs w:val="32"/>
+          </w:rPr>
+          <m:t>n</m:t>
+        </m:r>
+      </m:oMath>
+      <w:r>
+        <w:rPr>
+          <w:rFonts w:ascii="TH Sarabun New" w:hAnsi="TH Sarabun New" w:cs="TH Sarabun New"/>
+          <w:sz w:val="32"/>
+          <w:szCs w:val="32"/>
+        </w:rPr>
+        <w:t xml:space="preserve"> </w:t>
+      </w:r>
+      <w:r>
+        <w:rPr>
+          <w:rFonts w:ascii="TH Sarabun New" w:hAnsi="TH Sarabun New" w:cs="TH Sarabun New"/>
+          <w:sz w:val="32"/>
+          <w:szCs w:val="32"/>
+          <w:cs/>
+        </w:rPr>
+        <w:t>แสดงได้ดังสมการ</w:t>
+      </w:r>
+    </w:p>
+    <w:p>
+      <w:pPr>
+        <w:tabs>
+          <w:tab w:val="left" w:pos="567"/>
+          <w:tab w:val="left" w:pos="851"/>
+          <w:tab w:val="left" w:pos="1134"/>
+          <w:tab w:val="left" w:pos="1418"/>
+          <w:tab w:val="left" w:pos="1701"/>
+        </w:tabs>
+        <w:spacing w:after="0" w:line="240" w:lineRule="auto"/>
+        <w:jc w:val="thaiDistribute"/>
+        <w:rPr>
+          <w:rFonts w:ascii="TH Sarabun New" w:hAnsi="TH Sarabun New" w:cs="TH Sarabun New"/>
+          <w:sz w:val="32"/>
+          <w:szCs w:val="32"/>
+        </w:rPr>
+      </w:pPr>
+    </w:p>
+    <w:p>
+      <w:pPr>
+        <w:tabs>
+          <w:tab w:val="left" w:pos="567"/>
+          <w:tab w:val="left" w:pos="851"/>
+          <w:tab w:val="left" w:pos="1134"/>
+          <w:tab w:val="left" w:pos="1418"/>
+          <w:tab w:val="left" w:pos="1701"/>
+        </w:tabs>
+        <w:spacing w:after="0" w:line="240" w:lineRule="auto"/>
+        <w:jc w:val="thaiDistribute"/>
+        <w:rPr>
+          <w:rFonts w:ascii="TH Sarabun New" w:hAnsi="TH Sarabun New" w:cs="TH Sarabun New"/>
+          <w:sz w:val="32"/>
+          <w:szCs w:val="32"/>
+        </w:rPr>
+      </w:pPr>
+      <m:oMathPara>
+        <m:oMath>
+          <m:r>
+            <w:rPr>
+              <w:rFonts w:ascii="Cambria Math" w:hAnsi="Cambria Math" w:cs="TH Sarabun New"/>
+              <w:sz w:val="32"/>
+              <w:szCs w:val="32"/>
+            </w:rPr>
+            <m:t>|</m:t>
+          </m:r>
+          <m:sSub>
+            <m:sSubPr>
+              <m:ctrlPr>
+                <w:rPr>
+                  <w:rFonts w:ascii="Cambria Math" w:hAnsi="Cambria Math" w:cs="TH Sarabun New"/>
+                  <w:sz w:val="32"/>
+                  <w:szCs w:val="32"/>
+                </w:rPr>
+              </m:ctrlPr>
+            </m:sSubPr>
+            <m:e>
+              <m:r>
+                <w:rPr>
+                  <w:rFonts w:ascii="Cambria Math" w:hAnsi="Cambria Math" w:cs="TH Sarabun New"/>
+                  <w:sz w:val="32"/>
+                  <w:szCs w:val="32"/>
+                </w:rPr>
+                <m:t>H</m:t>
+              </m:r>
+            </m:e>
+            <m:sub>
+              <m:r>
+                <w:rPr>
+                  <w:rFonts w:ascii="Cambria Math" w:hAnsi="Cambria Math" w:cs="TH Sarabun New"/>
+                  <w:sz w:val="32"/>
+                  <w:szCs w:val="32"/>
+                </w:rPr>
+                <m:t>bw</m:t>
+              </m:r>
+            </m:sub>
+          </m:sSub>
+          <m:d>
+            <m:dPr>
+              <m:ctrlPr>
+                <w:rPr>
+                  <w:rFonts w:ascii="Cambria Math" w:hAnsi="Cambria Math" w:cs="TH Sarabun New"/>
+                  <w:sz w:val="32"/>
+                  <w:szCs w:val="32"/>
+                </w:rPr>
+              </m:ctrlPr>
+            </m:dPr>
+            <m:e>
+              <m:r>
+                <w:rPr>
+                  <w:rFonts w:ascii="Cambria Math" w:hAnsi="Cambria Math" w:cs="TH Sarabun New"/>
+                  <w:sz w:val="32"/>
+                  <w:szCs w:val="32"/>
+                </w:rPr>
+                <m:t>f</m:t>
+              </m:r>
+            </m:e>
+          </m:d>
+          <m:r>
+            <w:rPr>
+              <w:rFonts w:ascii="Cambria Math" w:hAnsi="Cambria Math" w:cs="TH Sarabun New"/>
+              <w:sz w:val="32"/>
+              <w:szCs w:val="32"/>
+            </w:rPr>
+            <m:t>|</m:t>
+          </m:r>
+          <m:sSup>
+            <m:sSupPr>
+              <m:ctrlPr>
+                <w:rPr>
+                  <w:rFonts w:ascii="Cambria Math" w:hAnsi="Cambria Math" w:cs="TH Sarabun New"/>
+                  <w:sz w:val="32"/>
+                  <w:szCs w:val="32"/>
+                </w:rPr>
+              </m:ctrlPr>
+            </m:sSupPr>
+            <m:e>
+              <m:r>
+                <w:rPr>
+                  <w:rFonts w:ascii="Cambria Math" w:hAnsi="Cambria Math" w:cs="TH Sarabun New"/>
+                  <w:sz w:val="32"/>
+                  <w:szCs w:val="32"/>
+                </w:rPr>
+                <m:t>​</m:t>
+              </m:r>
+            </m:e>
+            <m:sup>
+              <m:r>
+                <w:rPr>
+                  <w:rFonts w:ascii="Cambria Math" w:hAnsi="Cambria Math" w:cs="TH Sarabun New"/>
+                  <w:sz w:val="32"/>
+                  <w:szCs w:val="32"/>
+                </w:rPr>
+                <m:t>2</m:t>
+              </m:r>
+            </m:sup>
+          </m:sSup>
+          <m:r>
+            <w:rPr>
+              <w:rFonts w:ascii="Cambria Math" w:hAnsi="Cambria Math" w:cs="TH Sarabun New"/>
+              <w:sz w:val="32"/>
+              <w:szCs w:val="32"/>
+            </w:rPr>
+            <m:t>=</m:t>
+          </m:r>
+          <m:f>
+            <m:fPr>
+              <m:ctrlPr>
+                <w:rPr>
+                  <w:rFonts w:ascii="Cambria Math" w:hAnsi="Cambria Math" w:cs="TH Sarabun New"/>
+                  <w:sz w:val="32"/>
+                  <w:szCs w:val="32"/>
+                </w:rPr>
+              </m:ctrlPr>
+            </m:fPr>
+            <m:num>
+              <m:r>
+                <w:rPr>
+                  <w:rFonts w:ascii="Cambria Math" w:hAnsi="Cambria Math" w:cs="TH Sarabun New"/>
+                  <w:sz w:val="32"/>
+                  <w:szCs w:val="32"/>
+                </w:rPr>
+                <m:t>1</m:t>
+              </m:r>
+            </m:num>
+            <m:den>
+              <m:r>
+                <w:rPr>
+                  <w:rFonts w:ascii="Cambria Math" w:hAnsi="Cambria Math" w:cs="TH Sarabun New"/>
+                  <w:sz w:val="32"/>
+                  <w:szCs w:val="32"/>
+                </w:rPr>
+                <m:t>1+</m:t>
+              </m:r>
+              <m:sSup>
+                <m:sSupPr>
+                  <m:ctrlPr>
+                    <w:rPr>
+                      <w:rFonts w:ascii="Cambria Math" w:hAnsi="Cambria Math" w:cs="TH Sarabun New"/>
+                      <w:sz w:val="32"/>
+                      <w:szCs w:val="32"/>
+                    </w:rPr>
+                  </m:ctrlPr>
+                </m:sSupPr>
+                <m:e>
+                  <m:d>
+                    <m:dPr>
+                      <m:ctrlPr>
+                        <w:rPr>
+                          <w:rFonts w:ascii="Cambria Math" w:hAnsi="Cambria Math" w:cs="TH Sarabun New"/>
+                          <w:sz w:val="32"/>
+                          <w:szCs w:val="32"/>
+                        </w:rPr>
+                      </m:ctrlPr>
+                    </m:dPr>
+                    <m:e>
+                      <m:f>
+                        <m:fPr>
+                          <m:ctrlPr>
+                            <w:rPr>
+                              <w:rFonts w:ascii="Cambria Math" w:hAnsi="Cambria Math" w:cs="TH Sarabun New"/>
+                              <w:sz w:val="32"/>
+                              <w:szCs w:val="32"/>
+                            </w:rPr>
+                          </m:ctrlPr>
+                        </m:fPr>
+                        <m:num>
+                          <m:r>
+                            <w:rPr>
+                              <w:rFonts w:ascii="Cambria Math" w:hAnsi="Cambria Math" w:cs="TH Sarabun New"/>
+                              <w:sz w:val="32"/>
+                              <w:szCs w:val="32"/>
+                            </w:rPr>
+                            <m:t>f</m:t>
+                          </m:r>
+                        </m:num>
+                        <m:den>
+                          <m:sSub>
+                            <m:sSubPr>
+                              <m:ctrlPr>
+                                <w:rPr>
+                                  <w:rFonts w:ascii="Cambria Math" w:hAnsi="Cambria Math" w:cs="TH Sarabun New"/>
+                                  <w:sz w:val="32"/>
+                                  <w:szCs w:val="32"/>
+                                </w:rPr>
+                              </m:ctrlPr>
+                            </m:sSubPr>
+                            <m:e>
+                              <m:r>
+                                <w:rPr>
+                                  <w:rFonts w:ascii="Cambria Math" w:hAnsi="Cambria Math" w:cs="TH Sarabun New"/>
+                                  <w:sz w:val="32"/>
+                                  <w:szCs w:val="32"/>
+                                </w:rPr>
+                                <m:t>f</m:t>
+                              </m:r>
+                            </m:e>
+                            <m:sub>
+                              <m:r>
+                                <w:rPr>
+                                  <w:rFonts w:ascii="Cambria Math" w:hAnsi="Cambria Math" w:cs="TH Sarabun New"/>
+                                  <w:sz w:val="32"/>
+                                  <w:szCs w:val="32"/>
+                                </w:rPr>
+                                <m:t>c</m:t>
+                              </m:r>
+                            </m:sub>
+                          </m:sSub>
+                        </m:den>
+                      </m:f>
+                    </m:e>
+                  </m:d>
+                </m:e>
+                <m:sup>
+                  <m:r>
+                    <w:rPr>
+                      <w:rFonts w:ascii="Cambria Math" w:hAnsi="Cambria Math" w:cs="TH Sarabun New"/>
+                      <w:sz w:val="32"/>
+                      <w:szCs w:val="32"/>
+                    </w:rPr>
+                    <m:t>2n</m:t>
+                  </m:r>
+                </m:sup>
+              </m:sSup>
+            </m:den>
+          </m:f>
+        </m:oMath>
+      </m:oMathPara>
+    </w:p>
+    <w:p>
+      <w:pPr>
+        <w:tabs>
+          <w:tab w:val="left" w:pos="567"/>
+          <w:tab w:val="left" w:pos="851"/>
+          <w:tab w:val="left" w:pos="1134"/>
+          <w:tab w:val="left" w:pos="1418"/>
+          <w:tab w:val="left" w:pos="1701"/>
+        </w:tabs>
+        <w:spacing w:after="0" w:line="240" w:lineRule="auto"/>
+        <w:jc w:val="thaiDistribute"/>
+        <w:rPr>
+          <w:rFonts w:ascii="TH Sarabun New" w:hAnsi="TH Sarabun New" w:cs="TH Sarabun New"/>
+          <w:sz w:val="32"/>
+          <w:szCs w:val="32"/>
+        </w:rPr>
+      </w:pPr>
+    </w:p>
+    <w:p>
+      <w:pPr>
+        <w:tabs>
+          <w:tab w:val="left" w:pos="567"/>
+          <w:tab w:val="left" w:pos="851"/>
+          <w:tab w:val="left" w:pos="1134"/>
+          <w:tab w:val="left" w:pos="1418"/>
+          <w:tab w:val="left" w:pos="1701"/>
+        </w:tabs>
+        <w:spacing w:after="0" w:line="240" w:lineRule="auto"/>
+        <w:jc w:val="thaiDistribute"/>
+        <w:rPr>
+          <w:rFonts w:ascii="TH Sarabun New" w:hAnsi="TH Sarabun New" w:cs="TH Sarabun New"/>
+          <w:sz w:val="32"/>
+          <w:szCs w:val="32"/>
+        </w:rPr>
+      </w:pPr>
+    </w:p>
+    <w:p>
+      <w:pPr>
+        <w:tabs>
+          <w:tab w:val="left" w:pos="567"/>
+          <w:tab w:val="left" w:pos="851"/>
+          <w:tab w:val="left" w:pos="1134"/>
+          <w:tab w:val="left" w:pos="1418"/>
+          <w:tab w:val="left" w:pos="1701"/>
+        </w:tabs>
+        <w:spacing w:after="0" w:line="240" w:lineRule="auto"/>
+        <w:jc w:val="thaiDistribute"/>
+        <w:rPr>
+          <w:rFonts w:ascii="TH Sarabun New" w:hAnsi="TH Sarabun New" w:cs="TH Sarabun New"/>
+          <w:sz w:val="32"/>
+          <w:szCs w:val="32"/>
+        </w:rPr>
+      </w:pPr>
+      <w:r>
+        <w:rPr>
+          <w:rFonts w:ascii="TH Sarabun New" w:eastAsiaTheme="minorEastAsia" w:hAnsi="TH Sarabun New" w:cs="TH Sarabun New"/>
+          <w:sz w:val="32"/>
+          <w:szCs w:val="32"/>
+        </w:rPr>
+        <w:tab/>
+      </w:r>
+      <w:r>
+        <w:rPr>
+          <w:rFonts w:ascii="TH Sarabun New" w:eastAsiaTheme="minorEastAsia" w:hAnsi="TH Sarabun New" w:cs="TH Sarabun New"/>
+          <w:sz w:val="32"/>
+          <w:szCs w:val="32"/>
+        </w:rPr>
+        <w:tab/>
+      </w:r>
+      <w:r>
+        <w:rPr>
+          <w:rFonts w:ascii="TH Sarabun New" w:eastAsiaTheme="minorEastAsia" w:hAnsi="TH Sarabun New" w:cs="TH Sarabun New"/>
+          <w:sz w:val="32"/>
+          <w:szCs w:val="32"/>
+        </w:rPr>
+        <w:tab/>
+        <w:t xml:space="preserve">1) </w:t>
+      </w:r>
+      <m:oMath>
+        <m:r>
+          <w:rPr>
+            <w:rFonts w:ascii="Cambria Math" w:eastAsiaTheme="minorEastAsia" w:hAnsi="Cambria Math" w:cs="TH Sarabun New"/>
+            <w:sz w:val="32"/>
+            <w:szCs w:val="32"/>
+          </w:rPr>
+          <m:t>f</m:t>
+        </m:r>
+      </m:oMath>
+      <w:r>
+        <w:rPr>
+          <w:rFonts w:ascii="TH Sarabun New" w:eastAsiaTheme="minorEastAsia" w:hAnsi="TH Sarabun New" w:cs="TH Sarabun New"/>
+          <w:sz w:val="32"/>
+          <w:szCs w:val="32"/>
+        </w:rPr>
+        <w:t xml:space="preserve"> </w:t>
+      </w:r>
+      <w:r>
+        <w:rPr>
+          <w:rFonts w:ascii="TH Sarabun New" w:eastAsiaTheme="minorEastAsia" w:hAnsi="TH Sarabun New" w:cs="TH Sarabun New"/>
+          <w:sz w:val="32"/>
+          <w:szCs w:val="32"/>
+          <w:cs/>
+        </w:rPr>
+        <w:t xml:space="preserve">คือ </w:t>
+      </w:r>
+      <w:r>
+        <w:rPr>
+          <w:rFonts w:ascii="TH Sarabun New" w:eastAsiaTheme="minorEastAsia" w:hAnsi="TH Sarabun New" w:cs="TH Sarabun New"/>
+          <w:sz w:val="32"/>
+          <w:szCs w:val="32"/>
+          <w:cs/>
+        </w:rPr>
+        <w:t xml:space="preserve">ความถี่ของสัญญาณ </w:t>
+      </w:r>
+      <w:r>
+        <w:rPr>
+          <w:rFonts w:ascii="TH Sarabun New" w:eastAsiaTheme="minorEastAsia" w:hAnsi="TH Sarabun New" w:cs="TH Sarabun New"/>
+          <w:sz w:val="32"/>
+          <w:szCs w:val="32"/>
+        </w:rPr>
+        <w:t>CSI</w:t>
+      </w:r>
+    </w:p>
+    <w:p>
+      <w:pPr>
+        <w:tabs>
+          <w:tab w:val="left" w:pos="567"/>
+          <w:tab w:val="left" w:pos="851"/>
+          <w:tab w:val="left" w:pos="1134"/>
+          <w:tab w:val="left" w:pos="1418"/>
+          <w:tab w:val="left" w:pos="1701"/>
+        </w:tabs>
+        <w:spacing w:after="0" w:line="240" w:lineRule="auto"/>
+        <w:jc w:val="thaiDistribute"/>
+        <w:rPr>
+          <w:rFonts w:ascii="TH Sarabun New" w:eastAsiaTheme="minorEastAsia" w:hAnsi="TH Sarabun New" w:cs="TH Sarabun New"/>
+          <w:sz w:val="32"/>
+          <w:szCs w:val="32"/>
+        </w:rPr>
+      </w:pPr>
+      <w:r>
+        <w:rPr>
+          <w:rFonts w:ascii="TH Sarabun New" w:hAnsi="TH Sarabun New" w:cs="TH Sarabun New"/>
+          <w:sz w:val="32"/>
+          <w:szCs w:val="32"/>
+        </w:rPr>
+        <w:tab/>
+      </w:r>
+      <w:r>
+        <w:rPr>
+          <w:rFonts w:ascii="TH Sarabun New" w:hAnsi="TH Sarabun New" w:cs="TH Sarabun New"/>
+          <w:sz w:val="32"/>
+          <w:szCs w:val="32"/>
+        </w:rPr>
+        <w:tab/>
+      </w:r>
+      <w:r>
+        <w:rPr>
+          <w:rFonts w:ascii="TH Sarabun New" w:hAnsi="TH Sarabun New" w:cs="TH Sarabun New"/>
+          <w:sz w:val="32"/>
+          <w:szCs w:val="32"/>
+        </w:rPr>
+        <w:tab/>
+        <w:t xml:space="preserve">2) </w:t>
+      </w:r>
+      <m:oMath>
+        <m:sSub>
+          <m:sSubPr>
+            <m:ctrlPr>
+              <w:rPr>
+                <w:rFonts w:ascii="Cambria Math" w:hAnsi="Cambria Math" w:cs="TH Sarabun New"/>
+                <w:sz w:val="32"/>
+                <w:szCs w:val="32"/>
+              </w:rPr>
+            </m:ctrlPr>
+          </m:sSubPr>
+          <m:e>
+            <m:r>
+              <w:rPr>
+                <w:rFonts w:ascii="Cambria Math" w:hAnsi="Cambria Math" w:cs="TH Sarabun New"/>
+                <w:sz w:val="32"/>
+                <w:szCs w:val="32"/>
+              </w:rPr>
+              <m:t>f</m:t>
+            </m:r>
+          </m:e>
+          <m:sub>
+            <m:r>
+              <w:rPr>
+                <w:rFonts w:ascii="Cambria Math" w:hAnsi="Cambria Math" w:cs="TH Sarabun New"/>
+                <w:sz w:val="32"/>
+                <w:szCs w:val="32"/>
+              </w:rPr>
+              <m:t>c</m:t>
+            </m:r>
+          </m:sub>
+        </m:sSub>
+      </m:oMath>
+      <w:r>
+        <w:rPr>
+          <w:rFonts w:ascii="TH Sarabun New" w:eastAsiaTheme="minorEastAsia" w:hAnsi="TH Sarabun New" w:cs="TH Sarabun New"/>
+          <w:sz w:val="32"/>
+          <w:szCs w:val="32"/>
+          <w:cs/>
+        </w:rPr>
+        <w:t xml:space="preserve"> </w:t>
+      </w:r>
+      <w:r>
+        <w:rPr>
+          <w:rFonts w:ascii="TH Sarabun New" w:hAnsi="TH Sarabun New" w:cs="TH Sarabun New"/>
+          <w:sz w:val="32"/>
+          <w:szCs w:val="32"/>
+          <w:cs/>
+        </w:rPr>
+        <w:t>คื</w:t>
+      </w:r>
+      <w:r>
+        <w:rPr>
+          <w:rFonts w:ascii="TH Sarabun New" w:hAnsi="TH Sarabun New" w:cs="TH Sarabun New"/>
+          <w:sz w:val="32"/>
+          <w:szCs w:val="32"/>
+          <w:cs/>
+        </w:rPr>
+        <w:t xml:space="preserve">อ </w:t>
+      </w:r>
+      <w:r>
+        <w:rPr>
+          <w:rFonts w:ascii="TH Sarabun New" w:hAnsi="TH Sarabun New" w:cs="TH Sarabun New"/>
+          <w:sz w:val="32"/>
+          <w:szCs w:val="32"/>
+          <w:cs/>
+        </w:rPr>
+        <w:t>ความถี่ตัด (</w:t>
+      </w:r>
+      <w:r>
+        <w:rPr>
+          <w:rFonts w:ascii="TH Sarabun New" w:hAnsi="TH Sarabun New" w:cs="TH Sarabun New"/>
+          <w:sz w:val="32"/>
+          <w:szCs w:val="32"/>
+        </w:rPr>
+        <w:t xml:space="preserve">Cutoff Frequency) </w:t>
+      </w:r>
+      <w:r>
+        <w:rPr>
+          <w:rFonts w:ascii="TH Sarabun New" w:hAnsi="TH Sarabun New" w:cs="TH Sarabun New"/>
+          <w:sz w:val="32"/>
+          <w:szCs w:val="32"/>
+          <w:cs/>
+        </w:rPr>
+        <w:t>ซึ่งถูกปรับตั้งตามย่านความถี่ดอปเปลอร์ของการเคลื่อนไหวของมนุษย์ เพื่อตัดสัญญาณรบกวนความถี่สูงออก</w:t>
+      </w:r>
+      <m:oMath>
+        <m:r>
+          <w:rPr>
+            <w:rFonts w:ascii="Cambria Math" w:hAnsi="Cambria Math" w:cs="TH Sarabun New"/>
+            <w:sz w:val="32"/>
+            <w:szCs w:val="32"/>
+          </w:rPr>
+          <m:t>​</m:t>
+        </m:r>
+      </m:oMath>
+    </w:p>
+    <w:p>
+      <w:pPr>
+        <w:tabs>
+          <w:tab w:val="left" w:pos="567"/>
+          <w:tab w:val="left" w:pos="851"/>
+          <w:tab w:val="left" w:pos="1134"/>
+          <w:tab w:val="left" w:pos="1418"/>
+          <w:tab w:val="left" w:pos="1701"/>
+        </w:tabs>
+        <w:spacing w:after="0" w:line="240" w:lineRule="auto"/>
+        <w:jc w:val="thaiDistribute"/>
+        <w:rPr>
+          <w:rFonts w:ascii="TH Sarabun New" w:hAnsi="TH Sarabun New" w:cs="TH Sarabun New"/>
+          <w:sz w:val="32"/>
+          <w:szCs w:val="32"/>
+        </w:rPr>
+      </w:pPr>
+      <w:r>
+        <w:rPr>
+          <w:rFonts w:ascii="TH Sarabun New" w:eastAsiaTheme="minorEastAsia" w:hAnsi="TH Sarabun New" w:cs="TH Sarabun New"/>
+          <w:sz w:val="32"/>
+          <w:szCs w:val="32"/>
+        </w:rPr>
+        <w:tab/>
+      </w:r>
+      <w:r>
+        <w:rPr>
+          <w:rFonts w:ascii="TH Sarabun New" w:eastAsiaTheme="minorEastAsia" w:hAnsi="TH Sarabun New" w:cs="TH Sarabun New"/>
+          <w:sz w:val="32"/>
+          <w:szCs w:val="32"/>
+        </w:rPr>
+        <w:tab/>
+      </w:r>
+      <w:r>
+        <w:rPr>
+          <w:rFonts w:ascii="TH Sarabun New" w:eastAsiaTheme="minorEastAsia" w:hAnsi="TH Sarabun New" w:cs="TH Sarabun New"/>
+          <w:sz w:val="32"/>
+          <w:szCs w:val="32"/>
+        </w:rPr>
+        <w:tab/>
+        <w:t xml:space="preserve">3) </w:t>
+      </w:r>
+      <m:oMath>
+        <m:r>
+          <w:rPr>
+            <w:rFonts w:ascii="Cambria Math" w:hAnsi="Cambria Math" w:cs="TH Sarabun New"/>
+            <w:sz w:val="32"/>
+            <w:szCs w:val="32"/>
+          </w:rPr>
+          <m:t>n</m:t>
+        </m:r>
+      </m:oMath>
+      <w:r>
+        <w:rPr>
+          <w:rFonts w:ascii="TH Sarabun New" w:eastAsiaTheme="minorEastAsia" w:hAnsi="TH Sarabun New" w:cs="TH Sarabun New"/>
+          <w:sz w:val="32"/>
+          <w:szCs w:val="32"/>
+        </w:rPr>
+        <w:t xml:space="preserve"> </w:t>
+      </w:r>
+      <w:r>
+        <w:rPr>
+          <w:rFonts w:ascii="TH Sarabun New" w:eastAsiaTheme="minorEastAsia" w:hAnsi="TH Sarabun New" w:cs="TH Sarabun New"/>
+          <w:sz w:val="32"/>
+          <w:szCs w:val="32"/>
+          <w:cs/>
+        </w:rPr>
+        <w:t>คือ ลำดับขั้นของตัวกรอง (</w:t>
+      </w:r>
+      <w:r>
+        <w:rPr>
+          <w:rFonts w:ascii="TH Sarabun New" w:eastAsiaTheme="minorEastAsia" w:hAnsi="TH Sarabun New" w:cs="TH Sarabun New"/>
+          <w:sz w:val="32"/>
+          <w:szCs w:val="32"/>
+        </w:rPr>
+        <w:t xml:space="preserve">Filter Order) </w:t>
+      </w:r>
+      <w:r>
+        <w:rPr>
+          <w:rFonts w:ascii="TH Sarabun New" w:eastAsiaTheme="minorEastAsia" w:hAnsi="TH Sarabun New" w:cs="TH Sarabun New"/>
+          <w:sz w:val="32"/>
+          <w:szCs w:val="32"/>
+          <w:cs/>
+        </w:rPr>
+        <w:t>ซึ่งกำหนดความชันในการลดทอนสัญญาณในแถบหยุด (</w:t>
+      </w:r>
+      <w:r>
+        <w:rPr>
+          <w:rFonts w:ascii="TH Sarabun New" w:eastAsiaTheme="minorEastAsia" w:hAnsi="TH Sarabun New" w:cs="TH Sarabun New"/>
+          <w:sz w:val="32"/>
+          <w:szCs w:val="32"/>
+        </w:rPr>
+        <w:t>Stopband Attenuation Rate)</w:t>
+      </w:r>
+    </w:p>
+    <w:p>
+      <w:pPr>
+        <w:tabs>
+          <w:tab w:val="left" w:pos="567"/>
+          <w:tab w:val="left" w:pos="851"/>
+          <w:tab w:val="left" w:pos="1134"/>
+          <w:tab w:val="left" w:pos="1418"/>
+          <w:tab w:val="left" w:pos="1701"/>
+        </w:tabs>
+        <w:spacing w:after="0" w:line="240" w:lineRule="auto"/>
+        <w:jc w:val="thaiDistribute"/>
+        <w:rPr>
+          <w:rFonts w:ascii="TH Sarabun New" w:hAnsi="TH Sarabun New" w:cs="TH Sarabun New"/>
+          <w:sz w:val="32"/>
+          <w:szCs w:val="32"/>
+        </w:rPr>
+      </w:pPr>
+    </w:p>
+    <w:p>
+      <w:pPr>
+        <w:tabs>
+          <w:tab w:val="left" w:pos="567"/>
+          <w:tab w:val="left" w:pos="851"/>
+          <w:tab w:val="left" w:pos="1134"/>
+          <w:tab w:val="left" w:pos="1418"/>
+          <w:tab w:val="left" w:pos="1701"/>
+        </w:tabs>
+        <w:spacing w:after="0" w:line="240" w:lineRule="auto"/>
+        <w:jc w:val="thaiDistribute"/>
+        <w:rPr>
+          <w:rFonts w:ascii="TH Sarabun New" w:hAnsi="TH Sarabun New" w:cs="TH Sarabun New"/>
+          <w:sz w:val="32"/>
+          <w:szCs w:val="32"/>
+        </w:rPr>
+      </w:pPr>
+      <w:r>
+        <w:rPr>
+          <w:rFonts w:ascii="TH Sarabun New" w:hAnsi="TH Sarabun New" w:cs="TH Sarabun New"/>
+          <w:sz w:val="32"/>
+          <w:szCs w:val="32"/>
+        </w:rPr>
+        <w:tab/>
+        <w:t xml:space="preserve">2.4.3 </w:t>
+      </w:r>
+      <w:r>
+        <w:rPr>
+          <w:rFonts w:ascii="TH Sarabun New" w:hAnsi="TH Sarabun New" w:cs="TH Sarabun New"/>
+          <w:sz w:val="32"/>
+          <w:szCs w:val="32"/>
+          <w:cs/>
+        </w:rPr>
+        <w:t>การบูรณาการตัวกรองในกระบวนการขจัดสัญญาณรบกวน (</w:t>
+      </w:r>
+      <w:r>
+        <w:rPr>
+          <w:rFonts w:ascii="TH Sarabun New" w:hAnsi="TH Sarabun New" w:cs="TH Sarabun New"/>
+          <w:sz w:val="32"/>
+          <w:szCs w:val="32"/>
+        </w:rPr>
+        <w:t>Integrated Filtering Pipeline)</w:t>
+      </w:r>
+    </w:p>
+    <w:p>
+      <w:pPr>
+        <w:tabs>
+          <w:tab w:val="left" w:pos="567"/>
+          <w:tab w:val="left" w:pos="851"/>
+          <w:tab w:val="left" w:pos="1134"/>
+          <w:tab w:val="left" w:pos="1418"/>
+          <w:tab w:val="left" w:pos="1701"/>
+        </w:tabs>
+        <w:spacing w:after="0" w:line="240" w:lineRule="auto"/>
+        <w:jc w:val="thaiDistribute"/>
+        <w:rPr>
+          <w:rFonts w:ascii="TH Sarabun New" w:hAnsi="TH Sarabun New" w:cs="TH Sarabun New"/>
+          <w:sz w:val="32"/>
+          <w:szCs w:val="32"/>
+        </w:rPr>
+      </w:pPr>
+      <w:r>
+        <w:rPr>
+          <w:rFonts w:ascii="TH Sarabun New" w:hAnsi="TH Sarabun New" w:cs="TH Sarabun New"/>
+          <w:sz w:val="32"/>
+          <w:szCs w:val="32"/>
+        </w:rPr>
+        <w:tab/>
+      </w:r>
+      <w:r>
+        <w:rPr>
+          <w:rFonts w:ascii="TH Sarabun New" w:hAnsi="TH Sarabun New" w:cs="TH Sarabun New"/>
+          <w:sz w:val="32"/>
+          <w:szCs w:val="32"/>
+        </w:rPr>
+        <w:tab/>
+      </w:r>
+      <w:r>
+        <w:rPr>
+          <w:rFonts w:ascii="TH Sarabun New" w:hAnsi="TH Sarabun New" w:cs="TH Sarabun New"/>
+          <w:sz w:val="32"/>
+          <w:szCs w:val="32"/>
+        </w:rPr>
+        <w:tab/>
+      </w:r>
+      <w:r>
+        <w:rPr>
+          <w:rFonts w:ascii="TH Sarabun New" w:hAnsi="TH Sarabun New" w:cs="TH Sarabun New"/>
+          <w:sz w:val="32"/>
+          <w:szCs w:val="32"/>
+          <w:cs/>
+        </w:rPr>
+        <w:t xml:space="preserve">ในระบบตรวจจับและรู้จำกิจกรรมมนุษย์ด้วยคลื่น </w:t>
+      </w:r>
+      <w:proofErr w:type="spellStart"/>
+      <w:r>
+        <w:rPr>
+          <w:rFonts w:ascii="TH Sarabun New" w:hAnsi="TH Sarabun New" w:cs="TH Sarabun New"/>
+          <w:sz w:val="32"/>
+          <w:szCs w:val="32"/>
+        </w:rPr>
+        <w:t>WiFi</w:t>
+      </w:r>
+      <w:proofErr w:type="spellEnd"/>
+      <w:r>
+        <w:rPr>
+          <w:rFonts w:ascii="TH Sarabun New" w:hAnsi="TH Sarabun New" w:cs="TH Sarabun New"/>
+          <w:sz w:val="32"/>
+          <w:szCs w:val="32"/>
+        </w:rPr>
+        <w:t xml:space="preserve"> </w:t>
+      </w:r>
+      <w:r>
+        <w:rPr>
+          <w:rFonts w:ascii="TH Sarabun New" w:hAnsi="TH Sarabun New" w:cs="TH Sarabun New"/>
+          <w:sz w:val="32"/>
+          <w:szCs w:val="32"/>
+          <w:cs/>
+        </w:rPr>
+        <w:t>ตัวกรองบัตเตอร์เวิร์ธความถี่ต่ำผ่านจะถูกนำมาใช้งานร่วมกับเทคนิคอื่น ๆ เป็นกระบวนการประมวลผลสัญญาณเบื้องต้นแบบผสมผสาน (</w:t>
+      </w:r>
+      <w:r>
+        <w:rPr>
+          <w:rFonts w:ascii="TH Sarabun New" w:hAnsi="TH Sarabun New" w:cs="TH Sarabun New"/>
+          <w:sz w:val="32"/>
+          <w:szCs w:val="32"/>
+        </w:rPr>
+        <w:t>Hybrid Filtering Pipeline)</w:t>
+      </w:r>
+    </w:p>
+    <w:p>
+      <w:pPr>
+        <w:tabs>
+          <w:tab w:val="left" w:pos="567"/>
+          <w:tab w:val="left" w:pos="851"/>
+          <w:tab w:val="left" w:pos="1134"/>
+          <w:tab w:val="left" w:pos="1418"/>
+          <w:tab w:val="left" w:pos="1701"/>
+        </w:tabs>
+        <w:spacing w:after="0" w:line="240" w:lineRule="auto"/>
+        <w:jc w:val="thaiDistribute"/>
+        <w:rPr>
+          <w:rFonts w:ascii="TH Sarabun New" w:hAnsi="TH Sarabun New" w:cs="TH Sarabun New"/>
+          <w:sz w:val="32"/>
+          <w:szCs w:val="32"/>
+        </w:rPr>
+      </w:pPr>
+      <w:r>
+        <w:rPr>
+          <w:rFonts w:ascii="TH Sarabun New" w:hAnsi="TH Sarabun New" w:cs="TH Sarabun New"/>
+          <w:sz w:val="32"/>
+          <w:szCs w:val="32"/>
+        </w:rPr>
+        <w:tab/>
+      </w:r>
+      <w:r>
+        <w:rPr>
+          <w:rFonts w:ascii="TH Sarabun New" w:hAnsi="TH Sarabun New" w:cs="TH Sarabun New"/>
+          <w:sz w:val="32"/>
+          <w:szCs w:val="32"/>
+        </w:rPr>
+        <w:tab/>
+      </w:r>
+      <w:r>
+        <w:rPr>
+          <w:rFonts w:ascii="TH Sarabun New" w:hAnsi="TH Sarabun New" w:cs="TH Sarabun New"/>
+          <w:sz w:val="32"/>
+          <w:szCs w:val="32"/>
+        </w:rPr>
+        <w:tab/>
+        <w:t xml:space="preserve">1) </w:t>
+      </w:r>
+      <w:r>
+        <w:rPr>
+          <w:rFonts w:ascii="TH Sarabun New" w:hAnsi="TH Sarabun New" w:cs="TH Sarabun New"/>
+          <w:sz w:val="32"/>
+          <w:szCs w:val="32"/>
+          <w:cs/>
+        </w:rPr>
+        <w:t>การกำจัดสัญญาณรบกวนแบบอิมพัลส์ (</w:t>
+      </w:r>
+      <w:r>
+        <w:rPr>
+          <w:rFonts w:ascii="TH Sarabun New" w:hAnsi="TH Sarabun New" w:cs="TH Sarabun New"/>
+          <w:sz w:val="32"/>
+          <w:szCs w:val="32"/>
+        </w:rPr>
+        <w:t xml:space="preserve">Impulse Noise Removal): </w:t>
+      </w:r>
+      <w:r>
+        <w:rPr>
+          <w:rFonts w:ascii="TH Sarabun New" w:hAnsi="TH Sarabun New" w:cs="TH Sarabun New"/>
+          <w:sz w:val="32"/>
+          <w:szCs w:val="32"/>
+          <w:cs/>
+        </w:rPr>
+        <w:t>ใช้ตัวกรองแฮมเพล (</w:t>
+      </w:r>
+      <w:r>
+        <w:rPr>
+          <w:rFonts w:ascii="TH Sarabun New" w:hAnsi="TH Sarabun New" w:cs="TH Sarabun New"/>
+          <w:sz w:val="32"/>
+          <w:szCs w:val="32"/>
+        </w:rPr>
+        <w:t xml:space="preserve">Hampel Filter) </w:t>
+      </w:r>
+      <w:r>
+        <w:rPr>
+          <w:rFonts w:ascii="TH Sarabun New" w:hAnsi="TH Sarabun New" w:cs="TH Sarabun New"/>
+          <w:sz w:val="32"/>
+          <w:szCs w:val="32"/>
+          <w:cs/>
+        </w:rPr>
+        <w:t>เพื่อขจัดจุดข้อมูลผิดปกติ (</w:t>
+      </w:r>
+      <w:r>
+        <w:rPr>
+          <w:rFonts w:ascii="TH Sarabun New" w:hAnsi="TH Sarabun New" w:cs="TH Sarabun New"/>
+          <w:sz w:val="32"/>
+          <w:szCs w:val="32"/>
+        </w:rPr>
+        <w:t xml:space="preserve">Outliers) </w:t>
+      </w:r>
+      <w:r>
+        <w:rPr>
+          <w:rFonts w:ascii="TH Sarabun New" w:hAnsi="TH Sarabun New" w:cs="TH Sarabun New"/>
+          <w:sz w:val="32"/>
+          <w:szCs w:val="32"/>
+          <w:cs/>
+        </w:rPr>
+        <w:t xml:space="preserve">ออกจากลำดับแอมพลิจูดของ </w:t>
+      </w:r>
+      <w:r>
+        <w:rPr>
+          <w:rFonts w:ascii="TH Sarabun New" w:hAnsi="TH Sarabun New" w:cs="TH Sarabun New"/>
+          <w:sz w:val="32"/>
+          <w:szCs w:val="32"/>
+        </w:rPr>
+        <w:t>CSI</w:t>
+      </w:r>
+    </w:p>
+    <w:p>
+      <w:pPr>
+        <w:tabs>
+          <w:tab w:val="left" w:pos="567"/>
+          <w:tab w:val="left" w:pos="851"/>
+          <w:tab w:val="left" w:pos="1134"/>
+          <w:tab w:val="left" w:pos="1418"/>
+          <w:tab w:val="left" w:pos="1701"/>
+        </w:tabs>
+        <w:spacing w:after="0" w:line="240" w:lineRule="auto"/>
+        <w:jc w:val="thaiDistribute"/>
+        <w:rPr>
+          <w:rFonts w:ascii="TH Sarabun New" w:hAnsi="TH Sarabun New" w:cs="TH Sarabun New"/>
+          <w:sz w:val="32"/>
+          <w:szCs w:val="32"/>
+        </w:rPr>
+      </w:pPr>
+      <w:r>
+        <w:rPr>
+          <w:rFonts w:ascii="TH Sarabun New" w:hAnsi="TH Sarabun New" w:cs="TH Sarabun New"/>
+          <w:sz w:val="32"/>
+          <w:szCs w:val="32"/>
+        </w:rPr>
+        <w:tab/>
+      </w:r>
+      <w:r>
+        <w:rPr>
+          <w:rFonts w:ascii="TH Sarabun New" w:hAnsi="TH Sarabun New" w:cs="TH Sarabun New"/>
+          <w:sz w:val="32"/>
+          <w:szCs w:val="32"/>
+        </w:rPr>
+        <w:tab/>
+      </w:r>
+      <w:r>
+        <w:rPr>
+          <w:rFonts w:ascii="TH Sarabun New" w:hAnsi="TH Sarabun New" w:cs="TH Sarabun New"/>
+          <w:sz w:val="32"/>
+          <w:szCs w:val="32"/>
+        </w:rPr>
+        <w:tab/>
+        <w:t xml:space="preserve">2) </w:t>
+      </w:r>
+      <w:r>
+        <w:rPr>
+          <w:rFonts w:ascii="TH Sarabun New" w:hAnsi="TH Sarabun New" w:cs="TH Sarabun New"/>
+          <w:sz w:val="32"/>
+          <w:szCs w:val="32"/>
+          <w:cs/>
+        </w:rPr>
+        <w:t>การกรองความถี่ต่ำผ่าน (</w:t>
+      </w:r>
+      <w:r>
+        <w:rPr>
+          <w:rFonts w:ascii="TH Sarabun New" w:hAnsi="TH Sarabun New" w:cs="TH Sarabun New"/>
+          <w:sz w:val="32"/>
+          <w:szCs w:val="32"/>
+        </w:rPr>
+        <w:t xml:space="preserve">Low-Pass Filtering): </w:t>
+      </w:r>
+      <w:r>
+        <w:rPr>
+          <w:rFonts w:ascii="TH Sarabun New" w:hAnsi="TH Sarabun New" w:cs="TH Sarabun New"/>
+          <w:sz w:val="32"/>
+          <w:szCs w:val="32"/>
+          <w:cs/>
+        </w:rPr>
+        <w:t>ใช้ตัวกรองบัตเตอร์เวิร์ธเพื่อกำจัดสัญญาณรบกวนความร้อนและสัญญาณรบกวนความถี่สูง โดยยังคงรักษารูปคลื่นการเคลื่อนไหวของมนุษย์ในย่านความถี่ต่ำไว้อย่างสมบูรณ์</w:t>
+      </w:r>
+    </w:p>
+    <w:p>
+      <w:pPr>
+        <w:tabs>
+          <w:tab w:val="left" w:pos="567"/>
+          <w:tab w:val="left" w:pos="851"/>
+          <w:tab w:val="left" w:pos="1134"/>
+          <w:tab w:val="left" w:pos="1418"/>
+          <w:tab w:val="left" w:pos="1701"/>
+        </w:tabs>
+        <w:spacing w:after="0" w:line="240" w:lineRule="auto"/>
+        <w:jc w:val="thaiDistribute"/>
+        <w:rPr>
+          <w:rFonts w:ascii="TH Sarabun New" w:hAnsi="TH Sarabun New" w:cs="TH Sarabun New"/>
+          <w:sz w:val="32"/>
+          <w:szCs w:val="32"/>
+        </w:rPr>
+      </w:pPr>
+      <w:r>
+        <w:rPr>
+          <w:rFonts w:ascii="TH Sarabun New" w:hAnsi="TH Sarabun New" w:cs="TH Sarabun New"/>
+          <w:sz w:val="32"/>
+          <w:szCs w:val="32"/>
+        </w:rPr>
+        <w:lastRenderedPageBreak/>
+        <w:tab/>
+      </w:r>
+      <w:r>
+        <w:rPr>
+          <w:rFonts w:ascii="TH Sarabun New" w:hAnsi="TH Sarabun New" w:cs="TH Sarabun New"/>
+          <w:sz w:val="32"/>
+          <w:szCs w:val="32"/>
+        </w:rPr>
+        <w:tab/>
+      </w:r>
+      <w:r>
+        <w:rPr>
+          <w:rFonts w:ascii="TH Sarabun New" w:hAnsi="TH Sarabun New" w:cs="TH Sarabun New"/>
+          <w:sz w:val="32"/>
+          <w:szCs w:val="32"/>
+        </w:rPr>
+        <w:tab/>
+        <w:t xml:space="preserve">3) </w:t>
+      </w:r>
+      <w:r>
+        <w:rPr>
+          <w:rFonts w:ascii="TH Sarabun New" w:hAnsi="TH Sarabun New" w:cs="TH Sarabun New"/>
+          <w:sz w:val="32"/>
+          <w:szCs w:val="32"/>
+          <w:cs/>
+        </w:rPr>
+        <w:t>การลดมิติข้อมูล (</w:t>
+      </w:r>
+      <w:r>
+        <w:rPr>
+          <w:rFonts w:ascii="TH Sarabun New" w:hAnsi="TH Sarabun New" w:cs="TH Sarabun New"/>
+          <w:sz w:val="32"/>
+          <w:szCs w:val="32"/>
+        </w:rPr>
+        <w:t xml:space="preserve">Dimensionality Reduction): </w:t>
+      </w:r>
+      <w:r>
+        <w:rPr>
+          <w:rFonts w:ascii="TH Sarabun New" w:hAnsi="TH Sarabun New" w:cs="TH Sarabun New"/>
+          <w:sz w:val="32"/>
+          <w:szCs w:val="32"/>
+          <w:cs/>
+        </w:rPr>
+        <w:t>ประยุกต์ใช้การวิเคราะห์องค์ประกอบหลัก (</w:t>
+      </w:r>
+      <w:r>
+        <w:rPr>
+          <w:rFonts w:ascii="TH Sarabun New" w:hAnsi="TH Sarabun New" w:cs="TH Sarabun New"/>
+          <w:sz w:val="32"/>
+          <w:szCs w:val="32"/>
+        </w:rPr>
+        <w:t xml:space="preserve">PCA) </w:t>
+      </w:r>
+      <w:r>
+        <w:rPr>
+          <w:rFonts w:ascii="TH Sarabun New" w:hAnsi="TH Sarabun New" w:cs="TH Sarabun New"/>
+          <w:sz w:val="32"/>
+          <w:szCs w:val="32"/>
+          <w:cs/>
+        </w:rPr>
+        <w:t>เพื่อคัดเลือกและบีบอัดสับแคร์เรียร์ที่มีนัยสำคัญต่อการเคลื่อนไหว ลดความซับซ้อนในการคำนวณ และเพิ่มอัตราส่วนสัญญาณต่อสัญญาณรบกวน (</w:t>
+      </w:r>
+      <w:r>
+        <w:rPr>
+          <w:rFonts w:ascii="TH Sarabun New" w:hAnsi="TH Sarabun New" w:cs="TH Sarabun New"/>
+          <w:sz w:val="32"/>
+          <w:szCs w:val="32"/>
+        </w:rPr>
+        <w:t>SNR)</w:t>
+      </w:r>
+    </w:p>
+    <w:p>
+      <w:pPr>
+        <w:tabs>
+          <w:tab w:val="left" w:pos="567"/>
+          <w:tab w:val="left" w:pos="851"/>
+          <w:tab w:val="left" w:pos="1134"/>
+          <w:tab w:val="left" w:pos="1418"/>
+          <w:tab w:val="left" w:pos="1701"/>
+        </w:tabs>
+        <w:spacing w:after="0" w:line="240" w:lineRule="auto"/>
+        <w:jc w:val="thaiDistribute"/>
+        <w:rPr>
+          <w:rFonts w:ascii="TH Sarabun New" w:hAnsi="TH Sarabun New" w:cs="TH Sarabun New"/>
+          <w:sz w:val="32"/>
+          <w:szCs w:val="32"/>
+        </w:rPr>
+      </w:pPr>
+    </w:p>
+    <w:p>
+      <w:pPr>
+        <w:tabs>
+          <w:tab w:val="left" w:pos="567"/>
+          <w:tab w:val="left" w:pos="851"/>
+          <w:tab w:val="left" w:pos="1134"/>
+          <w:tab w:val="left" w:pos="1418"/>
+          <w:tab w:val="left" w:pos="1701"/>
+        </w:tabs>
+        <w:spacing w:after="0" w:line="240" w:lineRule="auto"/>
+        <w:jc w:val="thaiDistribute"/>
+        <w:rPr>
+          <w:rFonts w:ascii="TH Sarabun New" w:hAnsi="TH Sarabun New" w:cs="TH Sarabun New"/>
+          <w:sz w:val="32"/>
+          <w:szCs w:val="32"/>
+        </w:rPr>
+      </w:pPr>
+      <w:r>
+        <w:rPr>
+          <w:rFonts w:ascii="TH Sarabun New" w:hAnsi="TH Sarabun New" w:cs="TH Sarabun New"/>
+          <w:sz w:val="32"/>
+          <w:szCs w:val="32"/>
+        </w:rPr>
+        <w:tab/>
+        <w:t xml:space="preserve">2.4.4 </w:t>
+      </w:r>
+      <w:r>
+        <w:rPr>
+          <w:rFonts w:ascii="TH Sarabun New" w:hAnsi="TH Sarabun New" w:cs="TH Sarabun New"/>
+          <w:sz w:val="32"/>
+          <w:szCs w:val="32"/>
+          <w:cs/>
+        </w:rPr>
+        <w:t>การประนีประนอมประสิทธิภาพและความทนทานต่อสภาพแวดล้อม (</w:t>
+      </w:r>
+      <w:r>
+        <w:rPr>
+          <w:rFonts w:ascii="TH Sarabun New" w:hAnsi="TH Sarabun New" w:cs="TH Sarabun New"/>
+          <w:sz w:val="32"/>
+          <w:szCs w:val="32"/>
+        </w:rPr>
+        <w:t>Performance Trade-offs)</w:t>
+      </w:r>
+    </w:p>
+    <w:p>
+      <w:pPr>
+        <w:tabs>
+          <w:tab w:val="left" w:pos="567"/>
+          <w:tab w:val="left" w:pos="851"/>
+          <w:tab w:val="left" w:pos="1134"/>
+          <w:tab w:val="left" w:pos="1418"/>
+          <w:tab w:val="left" w:pos="1701"/>
+        </w:tabs>
+        <w:spacing w:after="0" w:line="240" w:lineRule="auto"/>
+        <w:jc w:val="thaiDistribute"/>
+        <w:rPr>
+          <w:rFonts w:ascii="TH Sarabun New" w:hAnsi="TH Sarabun New" w:cs="TH Sarabun New"/>
+          <w:sz w:val="32"/>
+          <w:szCs w:val="32"/>
+        </w:rPr>
+      </w:pPr>
+      <w:r>
+        <w:rPr>
+          <w:rFonts w:ascii="TH Sarabun New" w:hAnsi="TH Sarabun New" w:cs="TH Sarabun New"/>
+          <w:sz w:val="32"/>
+          <w:szCs w:val="32"/>
+        </w:rPr>
+        <w:tab/>
+      </w:r>
+      <w:r>
+        <w:rPr>
+          <w:rFonts w:ascii="TH Sarabun New" w:hAnsi="TH Sarabun New" w:cs="TH Sarabun New"/>
+          <w:sz w:val="32"/>
+          <w:szCs w:val="32"/>
+        </w:rPr>
+        <w:tab/>
+      </w:r>
+      <w:r>
+        <w:rPr>
+          <w:rFonts w:ascii="TH Sarabun New" w:hAnsi="TH Sarabun New" w:cs="TH Sarabun New"/>
+          <w:sz w:val="32"/>
+          <w:szCs w:val="32"/>
+        </w:rPr>
+        <w:tab/>
+      </w:r>
+      <w:r>
+        <w:rPr>
+          <w:rFonts w:ascii="TH Sarabun New" w:hAnsi="TH Sarabun New" w:cs="TH Sarabun New"/>
+          <w:sz w:val="32"/>
+          <w:szCs w:val="32"/>
+          <w:cs/>
+        </w:rPr>
+        <w:t>การใช้ตัวกรองแบบดั้งเดิม เช่น ตัวกรองบัตเตอร์เวิร์ธ มีข้อได้เปรียบสำคัญคือ ความซับซ้อนในการคำนวณต่ำ (</w:t>
+      </w:r>
+      <w:r>
+        <w:rPr>
+          <w:rFonts w:ascii="TH Sarabun New" w:hAnsi="TH Sarabun New" w:cs="TH Sarabun New"/>
+          <w:sz w:val="32"/>
+          <w:szCs w:val="32"/>
+        </w:rPr>
+        <w:t xml:space="preserve">Low Computational Overhead) </w:t>
+      </w:r>
+      <w:r>
+        <w:rPr>
+          <w:rFonts w:ascii="TH Sarabun New" w:hAnsi="TH Sarabun New" w:cs="TH Sarabun New"/>
+          <w:sz w:val="32"/>
+          <w:szCs w:val="32"/>
+          <w:cs/>
+        </w:rPr>
+        <w:t>และมีความเสถียรสูง เหมาะสำหรับการประมวลผลแบบเรียลไทม์บนอุปกรณ์ประมวลผลขอบ (</w:t>
+      </w:r>
+      <w:r>
+        <w:rPr>
+          <w:rFonts w:ascii="TH Sarabun New" w:hAnsi="TH Sarabun New" w:cs="TH Sarabun New"/>
+          <w:sz w:val="32"/>
+          <w:szCs w:val="32"/>
+        </w:rPr>
+        <w:t>Edge Devices)</w:t>
+      </w:r>
+      <w:r>
+        <w:rPr>
+          <w:rFonts w:ascii="TH Sarabun New" w:hAnsi="TH Sarabun New" w:cs="TH Sarabun New"/>
+          <w:sz w:val="32"/>
+          <w:szCs w:val="32"/>
+        </w:rPr>
+        <w:t xml:space="preserve"> </w:t>
+      </w:r>
+      <w:r>
+        <w:rPr>
+          <w:rFonts w:ascii="TH Sarabun New" w:hAnsi="TH Sarabun New" w:cs="TH Sarabun New"/>
+          <w:sz w:val="32"/>
+          <w:szCs w:val="32"/>
+          <w:cs/>
+        </w:rPr>
+        <w:t xml:space="preserve">เมื่อนำไปใช้งานร่วมกับตัวกรองสถิติและกระบวนการหักล้างสัญญาณพื้นหลัง จะช่วยเพิ่มค่า </w:t>
+      </w:r>
+      <w:r>
+        <w:rPr>
+          <w:rFonts w:ascii="TH Sarabun New" w:hAnsi="TH Sarabun New" w:cs="TH Sarabun New"/>
+          <w:sz w:val="32"/>
+          <w:szCs w:val="32"/>
+        </w:rPr>
+        <w:t xml:space="preserve">SNR </w:t>
+      </w:r>
+      <w:r>
+        <w:rPr>
+          <w:rFonts w:ascii="TH Sarabun New" w:hAnsi="TH Sarabun New" w:cs="TH Sarabun New"/>
+          <w:sz w:val="32"/>
+          <w:szCs w:val="32"/>
+          <w:cs/>
+        </w:rPr>
+        <w:t>ส่งผลให้ระบบตรวจจับการล้มและการเคลื่อนไหวสามารถสกัดเวกเตอร์คุณลักษณะที่มีความแม่นยำสูงก่อนป้อนเข้าสู่โมเดลปัญญาประดิษฐ์</w:t>
+      </w:r>
+    </w:p>
+    <w:p>
+      <w:pPr>
+        <w:tabs>
+          <w:tab w:val="left" w:pos="567"/>
+          <w:tab w:val="left" w:pos="851"/>
+          <w:tab w:val="left" w:pos="1134"/>
+          <w:tab w:val="left" w:pos="1418"/>
+          <w:tab w:val="left" w:pos="1701"/>
+        </w:tabs>
+        <w:spacing w:after="0" w:line="240" w:lineRule="auto"/>
+        <w:jc w:val="thaiDistribute"/>
+        <w:rPr>
+          <w:rFonts w:ascii="TH Sarabun New" w:hAnsi="TH Sarabun New" w:cs="TH Sarabun New"/>
+          <w:sz w:val="32"/>
+          <w:szCs w:val="32"/>
+        </w:rPr>
+      </w:pPr>
+    </w:p>
+    <w:p>
+      <w:pPr>
+        <w:tabs>
+          <w:tab w:val="left" w:pos="567"/>
+          <w:tab w:val="left" w:pos="851"/>
+          <w:tab w:val="left" w:pos="1134"/>
+          <w:tab w:val="left" w:pos="1418"/>
+          <w:tab w:val="left" w:pos="1701"/>
+        </w:tabs>
+        <w:spacing w:after="0" w:line="240" w:lineRule="auto"/>
+        <w:jc w:val="thaiDistribute"/>
+        <w:rPr>
+          <w:rFonts w:ascii="TH Sarabun New" w:hAnsi="TH Sarabun New" w:cs="TH Sarabun New"/>
+          <w:b/>
+          <w:bCs/>
+          <w:sz w:val="32"/>
+          <w:szCs w:val="32"/>
+        </w:rPr>
+      </w:pPr>
+      <w:r>
+        <w:rPr>
+          <w:rFonts w:ascii="TH Sarabun New" w:hAnsi="TH Sarabun New" w:cs="TH Sarabun New"/>
+          <w:b/>
+          <w:bCs/>
+          <w:sz w:val="32"/>
+          <w:szCs w:val="32"/>
+        </w:rPr>
+        <w:t xml:space="preserve">2.5 </w:t>
+      </w:r>
+      <w:r>
+        <w:rPr>
+          <w:rFonts w:ascii="TH Sarabun New" w:hAnsi="TH Sarabun New" w:cs="TH Sarabun New"/>
+          <w:b/>
+          <w:bCs/>
+          <w:sz w:val="32"/>
+          <w:szCs w:val="32"/>
+        </w:rPr>
+        <w:tab/>
+      </w:r>
+      <w:r>
+        <w:rPr>
+          <w:rFonts w:ascii="TH Sarabun New" w:hAnsi="TH Sarabun New" w:cs="TH Sarabun New"/>
+          <w:b/>
+          <w:bCs/>
+          <w:sz w:val="32"/>
+          <w:szCs w:val="32"/>
+          <w:cs/>
+        </w:rPr>
+        <w:t>ทฤษฎีอินเทอร์เน็ตของสรรพสิ่งผสานปัญญาประดิษฐ์ (</w:t>
+      </w:r>
+      <w:r>
+        <w:rPr>
+          <w:rFonts w:ascii="TH Sarabun New" w:hAnsi="TH Sarabun New" w:cs="TH Sarabun New"/>
+          <w:b/>
+          <w:bCs/>
+          <w:sz w:val="32"/>
+          <w:szCs w:val="32"/>
+        </w:rPr>
+        <w:t xml:space="preserve">Artificial Intelligence of Things: </w:t>
+      </w:r>
+      <w:proofErr w:type="spellStart"/>
+      <w:r>
+        <w:rPr>
+          <w:rFonts w:ascii="TH Sarabun New" w:hAnsi="TH Sarabun New" w:cs="TH Sarabun New"/>
+          <w:b/>
+          <w:bCs/>
+          <w:sz w:val="32"/>
+          <w:szCs w:val="32"/>
+        </w:rPr>
+        <w:t>AIoT</w:t>
+      </w:r>
+      <w:proofErr w:type="spellEnd"/>
+      <w:r>
+        <w:rPr>
+          <w:rFonts w:ascii="TH Sarabun New" w:hAnsi="TH Sarabun New" w:cs="TH Sarabun New"/>
+          <w:b/>
+          <w:bCs/>
+          <w:sz w:val="32"/>
+          <w:szCs w:val="32"/>
+        </w:rPr>
+        <w:t>)</w:t>
+      </w:r>
+    </w:p>
+    <w:p>
+      <w:pPr>
+        <w:tabs>
+          <w:tab w:val="left" w:pos="567"/>
+          <w:tab w:val="left" w:pos="851"/>
+          <w:tab w:val="left" w:pos="1134"/>
+          <w:tab w:val="left" w:pos="1418"/>
+          <w:tab w:val="left" w:pos="1701"/>
+        </w:tabs>
+        <w:spacing w:after="0" w:line="240" w:lineRule="auto"/>
+        <w:jc w:val="thaiDistribute"/>
+        <w:rPr>
+          <w:rFonts w:ascii="TH Sarabun New" w:hAnsi="TH Sarabun New" w:cs="TH Sarabun New"/>
+          <w:sz w:val="32"/>
+          <w:szCs w:val="32"/>
+        </w:rPr>
+      </w:pPr>
+      <w:r>
+        <w:rPr>
+          <w:rFonts w:ascii="TH Sarabun New" w:hAnsi="TH Sarabun New" w:cs="TH Sarabun New"/>
+          <w:sz w:val="32"/>
+          <w:szCs w:val="32"/>
+        </w:rPr>
+        <w:tab/>
+        <w:t xml:space="preserve">2.5.1 </w:t>
+      </w:r>
+      <w:r>
+        <w:rPr>
+          <w:rFonts w:ascii="TH Sarabun New" w:hAnsi="TH Sarabun New" w:cs="TH Sarabun New"/>
+          <w:sz w:val="32"/>
+          <w:szCs w:val="32"/>
+          <w:cs/>
+        </w:rPr>
+        <w:t xml:space="preserve">นิยามและแนวคิดพื้นฐานของ </w:t>
+      </w:r>
+      <w:proofErr w:type="spellStart"/>
+      <w:r>
+        <w:rPr>
+          <w:rFonts w:ascii="TH Sarabun New" w:hAnsi="TH Sarabun New" w:cs="TH Sarabun New"/>
+          <w:sz w:val="32"/>
+          <w:szCs w:val="32"/>
+        </w:rPr>
+        <w:t>AIoT</w:t>
+      </w:r>
+      <w:proofErr w:type="spellEnd"/>
+      <w:r>
+        <w:rPr>
+          <w:rFonts w:ascii="TH Sarabun New" w:hAnsi="TH Sarabun New" w:cs="TH Sarabun New"/>
+          <w:sz w:val="32"/>
+          <w:szCs w:val="32"/>
+        </w:rPr>
+        <w:t xml:space="preserve"> (Concept and Fundamentals of </w:t>
+      </w:r>
+      <w:proofErr w:type="spellStart"/>
+      <w:r>
+        <w:rPr>
+          <w:rFonts w:ascii="TH Sarabun New" w:hAnsi="TH Sarabun New" w:cs="TH Sarabun New"/>
+          <w:sz w:val="32"/>
+          <w:szCs w:val="32"/>
+        </w:rPr>
+        <w:t>AIoT</w:t>
+      </w:r>
+      <w:proofErr w:type="spellEnd"/>
+      <w:r>
+        <w:rPr>
+          <w:rFonts w:ascii="TH Sarabun New" w:hAnsi="TH Sarabun New" w:cs="TH Sarabun New"/>
+          <w:sz w:val="32"/>
+          <w:szCs w:val="32"/>
+        </w:rPr>
+        <w:t>)</w:t>
+      </w:r>
+    </w:p>
+    <w:p>
+      <w:pPr>
+        <w:tabs>
+          <w:tab w:val="left" w:pos="567"/>
+          <w:tab w:val="left" w:pos="851"/>
+          <w:tab w:val="left" w:pos="1134"/>
+          <w:tab w:val="left" w:pos="1418"/>
+          <w:tab w:val="left" w:pos="1701"/>
+        </w:tabs>
+        <w:spacing w:after="0" w:line="240" w:lineRule="auto"/>
+        <w:jc w:val="thaiDistribute"/>
+        <w:rPr>
+          <w:rFonts w:ascii="TH Sarabun New" w:hAnsi="TH Sarabun New" w:cs="TH Sarabun New"/>
+          <w:sz w:val="32"/>
+          <w:szCs w:val="32"/>
+        </w:rPr>
+      </w:pPr>
+      <w:r>
+        <w:rPr>
+          <w:rFonts w:ascii="TH Sarabun New" w:hAnsi="TH Sarabun New" w:cs="TH Sarabun New"/>
+          <w:sz w:val="32"/>
+          <w:szCs w:val="32"/>
+        </w:rPr>
+        <w:tab/>
+      </w:r>
+      <w:r>
+        <w:rPr>
+          <w:rFonts w:ascii="TH Sarabun New" w:hAnsi="TH Sarabun New" w:cs="TH Sarabun New"/>
+          <w:sz w:val="32"/>
+          <w:szCs w:val="32"/>
+        </w:rPr>
+        <w:tab/>
+      </w:r>
+      <w:r>
+        <w:rPr>
+          <w:rFonts w:ascii="TH Sarabun New" w:hAnsi="TH Sarabun New" w:cs="TH Sarabun New"/>
+          <w:sz w:val="32"/>
+          <w:szCs w:val="32"/>
+        </w:rPr>
+        <w:tab/>
+      </w:r>
+      <w:r>
+        <w:rPr>
+          <w:rFonts w:ascii="TH Sarabun New" w:hAnsi="TH Sarabun New" w:cs="TH Sarabun New"/>
+          <w:sz w:val="32"/>
+          <w:szCs w:val="32"/>
+          <w:cs/>
+        </w:rPr>
+        <w:t>การหลอมรวมระหว่างเทคโนโลยีปัญญาประดิษฐ์ (</w:t>
+      </w:r>
+      <w:r>
+        <w:rPr>
+          <w:rFonts w:ascii="TH Sarabun New" w:hAnsi="TH Sarabun New" w:cs="TH Sarabun New"/>
+          <w:sz w:val="32"/>
+          <w:szCs w:val="32"/>
+        </w:rPr>
+        <w:t xml:space="preserve">Artificial Intelligence: AI) </w:t>
+      </w:r>
+      <w:r>
+        <w:rPr>
+          <w:rFonts w:ascii="TH Sarabun New" w:hAnsi="TH Sarabun New" w:cs="TH Sarabun New"/>
+          <w:sz w:val="32"/>
+          <w:szCs w:val="32"/>
+          <w:cs/>
+        </w:rPr>
+        <w:t>และอินเทอร์เน็ตของสรรพสิ่ง (</w:t>
+      </w:r>
+      <w:r>
+        <w:rPr>
+          <w:rFonts w:ascii="TH Sarabun New" w:hAnsi="TH Sarabun New" w:cs="TH Sarabun New"/>
+          <w:sz w:val="32"/>
+          <w:szCs w:val="32"/>
+        </w:rPr>
+        <w:t xml:space="preserve">Internet of Things: IoT) </w:t>
+      </w:r>
+      <w:r>
+        <w:rPr>
+          <w:rFonts w:ascii="TH Sarabun New" w:hAnsi="TH Sarabun New" w:cs="TH Sarabun New"/>
+          <w:sz w:val="32"/>
+          <w:szCs w:val="32"/>
+          <w:cs/>
+        </w:rPr>
+        <w:t xml:space="preserve">หรือที่เรียกว่า </w:t>
+      </w:r>
+      <w:r>
+        <w:rPr>
+          <w:rFonts w:ascii="TH Sarabun New" w:hAnsi="TH Sarabun New" w:cs="TH Sarabun New"/>
+          <w:sz w:val="32"/>
+          <w:szCs w:val="32"/>
+        </w:rPr>
+        <w:t>Artificial Intelligence of Things (</w:t>
+      </w:r>
+      <w:proofErr w:type="spellStart"/>
+      <w:r>
+        <w:rPr>
+          <w:rFonts w:ascii="TH Sarabun New" w:hAnsi="TH Sarabun New" w:cs="TH Sarabun New"/>
+          <w:sz w:val="32"/>
+          <w:szCs w:val="32"/>
+        </w:rPr>
+        <w:t>AIoT</w:t>
+      </w:r>
+      <w:proofErr w:type="spellEnd"/>
+      <w:r>
+        <w:rPr>
+          <w:rFonts w:ascii="TH Sarabun New" w:hAnsi="TH Sarabun New" w:cs="TH Sarabun New"/>
+          <w:sz w:val="32"/>
+          <w:szCs w:val="32"/>
+        </w:rPr>
+        <w:t xml:space="preserve">) </w:t>
+      </w:r>
+      <w:r>
+        <w:rPr>
+          <w:rFonts w:ascii="TH Sarabun New" w:hAnsi="TH Sarabun New" w:cs="TH Sarabun New"/>
+          <w:sz w:val="32"/>
+          <w:szCs w:val="32"/>
+          <w:cs/>
+        </w:rPr>
+        <w:t xml:space="preserve">เป็นวิวัฒนาการสำคัญของระบบดิจิทัลอัจฉริยะ โดย </w:t>
+      </w:r>
+      <w:r>
+        <w:rPr>
+          <w:rFonts w:ascii="TH Sarabun New" w:hAnsi="TH Sarabun New" w:cs="TH Sarabun New"/>
+          <w:sz w:val="32"/>
+          <w:szCs w:val="32"/>
+        </w:rPr>
+        <w:t xml:space="preserve">IoT </w:t>
+      </w:r>
+      <w:r>
+        <w:rPr>
+          <w:rFonts w:ascii="TH Sarabun New" w:hAnsi="TH Sarabun New" w:cs="TH Sarabun New"/>
+          <w:sz w:val="32"/>
+          <w:szCs w:val="32"/>
+          <w:cs/>
+        </w:rPr>
+        <w:t xml:space="preserve">ทำหน้าที่เป็นระบบประสาทสัมผัสในการเชื่อมต่ออุปกรณ์ เก็บข้อมูล และแลกเปลี่ยนข้อมูลจากสภาพแวดล้อมทางกายภาพ ในขณะที่ </w:t>
+      </w:r>
+      <w:r>
+        <w:rPr>
+          <w:rFonts w:ascii="TH Sarabun New" w:hAnsi="TH Sarabun New" w:cs="TH Sarabun New"/>
+          <w:sz w:val="32"/>
+          <w:szCs w:val="32"/>
+        </w:rPr>
+        <w:t xml:space="preserve">AI </w:t>
+      </w:r>
+      <w:r>
+        <w:rPr>
+          <w:rFonts w:ascii="TH Sarabun New" w:hAnsi="TH Sarabun New" w:cs="TH Sarabun New"/>
+          <w:sz w:val="32"/>
+          <w:szCs w:val="32"/>
+          <w:cs/>
+        </w:rPr>
+        <w:t>ทำหน้าที่เป็นสมองในการวิเคราะห์รูปแบบข้อมูล การเรียนรู้เชิงลึก และการตัดสินใจแบบอัตโนมัติ</w:t>
+      </w:r>
+      <w:r>
+        <w:rPr>
+          <w:rFonts w:ascii="TH Sarabun New" w:hAnsi="TH Sarabun New" w:cs="TH Sarabun New"/>
+          <w:sz w:val="32"/>
+          <w:szCs w:val="32"/>
+        </w:rPr>
+        <w:t xml:space="preserve"> </w:t>
+      </w:r>
+      <w:r>
+        <w:rPr>
+          <w:rFonts w:ascii="TH Sarabun New" w:hAnsi="TH Sarabun New" w:cs="TH Sarabun New"/>
+          <w:sz w:val="32"/>
+          <w:szCs w:val="32"/>
+          <w:cs/>
+        </w:rPr>
+        <w:t>การผสานสองเทคโนโลยีเข้าด้วยกันช่วยยกระดับระบบจากการเก็บข้อมูลแบบตั้งรับ (</w:t>
+      </w:r>
+      <w:r>
+        <w:rPr>
+          <w:rFonts w:ascii="TH Sarabun New" w:hAnsi="TH Sarabun New" w:cs="TH Sarabun New"/>
+          <w:sz w:val="32"/>
+          <w:szCs w:val="32"/>
+        </w:rPr>
+        <w:t xml:space="preserve">Passive Data Collection) </w:t>
+      </w:r>
+      <w:r>
+        <w:rPr>
+          <w:rFonts w:ascii="TH Sarabun New" w:hAnsi="TH Sarabun New" w:cs="TH Sarabun New"/>
+          <w:sz w:val="32"/>
+          <w:szCs w:val="32"/>
+          <w:cs/>
+        </w:rPr>
+        <w:t>ไปสู่ระบบที่สามารถ รับรู้บริบท (</w:t>
+      </w:r>
+      <w:r>
+        <w:rPr>
+          <w:rFonts w:ascii="TH Sarabun New" w:hAnsi="TH Sarabun New" w:cs="TH Sarabun New"/>
+          <w:sz w:val="32"/>
+          <w:szCs w:val="32"/>
+        </w:rPr>
+        <w:t xml:space="preserve">Context-Aware Computing) </w:t>
+      </w:r>
+      <w:r>
+        <w:rPr>
+          <w:rFonts w:ascii="TH Sarabun New" w:hAnsi="TH Sarabun New" w:cs="TH Sarabun New"/>
+          <w:sz w:val="32"/>
+          <w:szCs w:val="32"/>
+          <w:cs/>
+        </w:rPr>
+        <w:t>สามารถประมวลผลตอบสนองได้แบบเรียลไทม์ (</w:t>
+      </w:r>
+      <w:r>
+        <w:rPr>
+          <w:rFonts w:ascii="TH Sarabun New" w:hAnsi="TH Sarabun New" w:cs="TH Sarabun New"/>
+          <w:sz w:val="32"/>
+          <w:szCs w:val="32"/>
+        </w:rPr>
+        <w:t xml:space="preserve">Real-Time Responsiveness) </w:t>
+      </w:r>
+      <w:r>
+        <w:rPr>
+          <w:rFonts w:ascii="TH Sarabun New" w:hAnsi="TH Sarabun New" w:cs="TH Sarabun New"/>
+          <w:sz w:val="32"/>
+          <w:szCs w:val="32"/>
+          <w:cs/>
+        </w:rPr>
+        <w:t>และสามารถปรับแต่งการทำงานได้ด้วยตนเอง (</w:t>
+      </w:r>
+      <w:r>
+        <w:rPr>
+          <w:rFonts w:ascii="TH Sarabun New" w:hAnsi="TH Sarabun New" w:cs="TH Sarabun New"/>
+          <w:sz w:val="32"/>
+          <w:szCs w:val="32"/>
+        </w:rPr>
+        <w:t xml:space="preserve">Self-Optimization) </w:t>
+      </w:r>
+      <w:r>
+        <w:rPr>
+          <w:rFonts w:ascii="TH Sarabun New" w:hAnsi="TH Sarabun New" w:cs="TH Sarabun New"/>
+          <w:sz w:val="32"/>
+          <w:szCs w:val="32"/>
+          <w:cs/>
+        </w:rPr>
+        <w:t>ซึ่งช่วยลดการพึ่งพามนุษย์และเพิ่มประสิทธิภาพการทำงานในสภาพแวดล้อมที่มีความเปลี่ยนแปลงตลอดเวลา</w:t>
+      </w:r>
+    </w:p>
+    <w:p>
+      <w:pPr>
+        <w:tabs>
+          <w:tab w:val="left" w:pos="567"/>
+          <w:tab w:val="left" w:pos="851"/>
+          <w:tab w:val="left" w:pos="1134"/>
+          <w:tab w:val="left" w:pos="1418"/>
+          <w:tab w:val="left" w:pos="1701"/>
+        </w:tabs>
+        <w:spacing w:after="0" w:line="240" w:lineRule="auto"/>
+        <w:jc w:val="thaiDistribute"/>
+        <w:rPr>
+          <w:rFonts w:ascii="TH Sarabun New" w:hAnsi="TH Sarabun New" w:cs="TH Sarabun New"/>
+          <w:sz w:val="32"/>
+          <w:szCs w:val="32"/>
+          <w:cs/>
+        </w:rPr>
+      </w:pPr>
+      <w:r>
+        <w:rPr>
+          <w:rFonts w:ascii="TH Sarabun New" w:hAnsi="TH Sarabun New" w:cs="TH Sarabun New"/>
+          <w:sz w:val="32"/>
+          <w:szCs w:val="32"/>
+        </w:rPr>
+        <w:tab/>
+      </w:r>
+      <w:r>
+        <w:rPr>
+          <w:rFonts w:ascii="TH Sarabun New" w:hAnsi="TH Sarabun New" w:cs="TH Sarabun New"/>
+          <w:sz w:val="32"/>
+          <w:szCs w:val="32"/>
+        </w:rPr>
+        <w:t xml:space="preserve">2.5.2 </w:t>
+      </w:r>
+      <w:r>
+        <w:rPr>
+          <w:rFonts w:ascii="TH Sarabun New" w:hAnsi="TH Sarabun New" w:cs="TH Sarabun New"/>
+          <w:sz w:val="32"/>
+          <w:szCs w:val="32"/>
+          <w:cs/>
+        </w:rPr>
+        <w:t xml:space="preserve">สถาปัตยกรรมเชิงชั้นและแบบกระจายตัวของระบบ </w:t>
+      </w:r>
+      <w:proofErr w:type="spellStart"/>
+      <w:r>
+        <w:rPr>
+          <w:rFonts w:ascii="TH Sarabun New" w:hAnsi="TH Sarabun New" w:cs="TH Sarabun New"/>
+          <w:sz w:val="32"/>
+          <w:szCs w:val="32"/>
+        </w:rPr>
+        <w:t>AIoT</w:t>
+      </w:r>
+      <w:proofErr w:type="spellEnd"/>
+      <w:r>
+        <w:rPr>
+          <w:rFonts w:ascii="TH Sarabun New" w:hAnsi="TH Sarabun New" w:cs="TH Sarabun New"/>
+          <w:sz w:val="32"/>
+          <w:szCs w:val="32"/>
+        </w:rPr>
+        <w:t xml:space="preserve"> (Layered and Distributed </w:t>
+      </w:r>
+      <w:proofErr w:type="spellStart"/>
+      <w:r>
+        <w:rPr>
+          <w:rFonts w:ascii="TH Sarabun New" w:hAnsi="TH Sarabun New" w:cs="TH Sarabun New"/>
+          <w:sz w:val="32"/>
+          <w:szCs w:val="32"/>
+        </w:rPr>
+        <w:t>AIoT</w:t>
+      </w:r>
+      <w:proofErr w:type="spellEnd"/>
+      <w:r>
+        <w:rPr>
+          <w:rFonts w:ascii="TH Sarabun New" w:hAnsi="TH Sarabun New" w:cs="TH Sarabun New"/>
+          <w:sz w:val="32"/>
+          <w:szCs w:val="32"/>
+        </w:rPr>
+        <w:t xml:space="preserve"> Architectures)</w:t>
+      </w:r>
+    </w:p>
+    <w:p>
+      <w:pPr>
+        <w:tabs>
+          <w:tab w:val="left" w:pos="567"/>
+          <w:tab w:val="left" w:pos="851"/>
+          <w:tab w:val="left" w:pos="1134"/>
+          <w:tab w:val="left" w:pos="1418"/>
+          <w:tab w:val="left" w:pos="1701"/>
+        </w:tabs>
+        <w:spacing w:after="0" w:line="240" w:lineRule="auto"/>
+        <w:jc w:val="thaiDistribute"/>
+        <w:rPr>
+          <w:rFonts w:ascii="TH Sarabun New" w:hAnsi="TH Sarabun New" w:cs="TH Sarabun New"/>
+          <w:sz w:val="32"/>
+          <w:szCs w:val="32"/>
+        </w:rPr>
+      </w:pPr>
+      <w:r>
+        <w:rPr>
+          <w:rFonts w:ascii="TH Sarabun New" w:hAnsi="TH Sarabun New" w:cs="TH Sarabun New"/>
+          <w:sz w:val="32"/>
+          <w:szCs w:val="32"/>
+        </w:rPr>
+        <w:lastRenderedPageBreak/>
+        <w:tab/>
+      </w:r>
+      <w:r>
+        <w:rPr>
+          <w:rFonts w:ascii="TH Sarabun New" w:hAnsi="TH Sarabun New" w:cs="TH Sarabun New"/>
+          <w:sz w:val="32"/>
+          <w:szCs w:val="32"/>
+        </w:rPr>
+        <w:tab/>
+      </w:r>
+      <w:r>
+        <w:rPr>
+          <w:rFonts w:ascii="TH Sarabun New" w:hAnsi="TH Sarabun New" w:cs="TH Sarabun New"/>
+          <w:sz w:val="32"/>
+          <w:szCs w:val="32"/>
+        </w:rPr>
+        <w:tab/>
+      </w:r>
+      <w:r>
+        <w:rPr>
+          <w:rFonts w:ascii="TH Sarabun New" w:hAnsi="TH Sarabun New" w:cs="TH Sarabun New"/>
+          <w:sz w:val="32"/>
+          <w:szCs w:val="32"/>
+          <w:cs/>
+        </w:rPr>
+        <w:t xml:space="preserve">ระบบ </w:t>
+      </w:r>
+      <w:proofErr w:type="spellStart"/>
+      <w:r>
+        <w:rPr>
+          <w:rFonts w:ascii="TH Sarabun New" w:hAnsi="TH Sarabun New" w:cs="TH Sarabun New"/>
+          <w:sz w:val="32"/>
+          <w:szCs w:val="32"/>
+        </w:rPr>
+        <w:t>AIoT</w:t>
+      </w:r>
+      <w:proofErr w:type="spellEnd"/>
+      <w:r>
+        <w:rPr>
+          <w:rFonts w:ascii="TH Sarabun New" w:hAnsi="TH Sarabun New" w:cs="TH Sarabun New"/>
+          <w:sz w:val="32"/>
+          <w:szCs w:val="32"/>
+        </w:rPr>
+        <w:t xml:space="preserve"> </w:t>
+      </w:r>
+      <w:r>
+        <w:rPr>
+          <w:rFonts w:ascii="TH Sarabun New" w:hAnsi="TH Sarabun New" w:cs="TH Sarabun New"/>
+          <w:sz w:val="32"/>
+          <w:szCs w:val="32"/>
+          <w:cs/>
+        </w:rPr>
+        <w:t>สมัยใหม่ถูกออกแบบภายใต้สถาปัตยกรรมแบบลำดับชั้นและการประมวลผลแบบกระจายตัว (</w:t>
+      </w:r>
+      <w:r>
+        <w:rPr>
+          <w:rFonts w:ascii="TH Sarabun New" w:hAnsi="TH Sarabun New" w:cs="TH Sarabun New"/>
+          <w:sz w:val="32"/>
+          <w:szCs w:val="32"/>
+        </w:rPr>
+        <w:t xml:space="preserve">Hybrid and Distributed Architectures) </w:t>
+      </w:r>
+      <w:r>
+        <w:rPr>
+          <w:rFonts w:ascii="TH Sarabun New" w:hAnsi="TH Sarabun New" w:cs="TH Sarabun New"/>
+          <w:sz w:val="32"/>
+          <w:szCs w:val="32"/>
+          <w:cs/>
+        </w:rPr>
+        <w:t>เพื่อแก้ไขปัญหาคอขวดด้านความหน่วง (</w:t>
+      </w:r>
+      <w:r>
+        <w:rPr>
+          <w:rFonts w:ascii="TH Sarabun New" w:hAnsi="TH Sarabun New" w:cs="TH Sarabun New"/>
+          <w:sz w:val="32"/>
+          <w:szCs w:val="32"/>
+        </w:rPr>
+        <w:t xml:space="preserve">Latency) </w:t>
+      </w:r>
+      <w:r>
+        <w:rPr>
+          <w:rFonts w:ascii="TH Sarabun New" w:hAnsi="TH Sarabun New" w:cs="TH Sarabun New"/>
+          <w:sz w:val="32"/>
+          <w:szCs w:val="32"/>
+          <w:cs/>
+        </w:rPr>
+        <w:t>แบนด์วิดท์ และความเป็นส่วนตัวของข้อมูล ซึ่งประกอบด้วยชั้นหลักดังนี้</w:t>
+      </w:r>
+    </w:p>
+    <w:p>
+      <w:pPr>
+        <w:tabs>
+          <w:tab w:val="left" w:pos="567"/>
+          <w:tab w:val="left" w:pos="851"/>
+          <w:tab w:val="left" w:pos="1134"/>
+          <w:tab w:val="left" w:pos="1418"/>
+          <w:tab w:val="left" w:pos="1701"/>
+        </w:tabs>
+        <w:spacing w:after="0" w:line="240" w:lineRule="auto"/>
+        <w:jc w:val="thaiDistribute"/>
+        <w:rPr>
+          <w:rFonts w:ascii="TH Sarabun New" w:hAnsi="TH Sarabun New" w:cs="TH Sarabun New"/>
+          <w:sz w:val="32"/>
+          <w:szCs w:val="32"/>
+        </w:rPr>
+      </w:pPr>
+      <w:r>
+        <w:rPr>
+          <w:rFonts w:ascii="TH Sarabun New" w:hAnsi="TH Sarabun New" w:cs="TH Sarabun New"/>
+          <w:sz w:val="32"/>
+          <w:szCs w:val="32"/>
+        </w:rPr>
+        <w:tab/>
+      </w:r>
+      <w:r>
+        <w:rPr>
+          <w:rFonts w:ascii="TH Sarabun New" w:hAnsi="TH Sarabun New" w:cs="TH Sarabun New"/>
+          <w:sz w:val="32"/>
+          <w:szCs w:val="32"/>
+        </w:rPr>
+        <w:tab/>
+      </w:r>
+      <w:r>
+        <w:rPr>
+          <w:rFonts w:ascii="TH Sarabun New" w:hAnsi="TH Sarabun New" w:cs="TH Sarabun New"/>
+          <w:sz w:val="32"/>
+          <w:szCs w:val="32"/>
+        </w:rPr>
+        <w:tab/>
+        <w:t xml:space="preserve">1) </w:t>
+      </w:r>
+      <w:r>
+        <w:rPr>
+          <w:rFonts w:ascii="TH Sarabun New" w:hAnsi="TH Sarabun New" w:cs="TH Sarabun New"/>
+          <w:sz w:val="32"/>
+          <w:szCs w:val="32"/>
+          <w:cs/>
+        </w:rPr>
+        <w:t>ชั้นการรับรู้และการตรวจวัด (</w:t>
+      </w:r>
+      <w:r>
+        <w:rPr>
+          <w:rFonts w:ascii="TH Sarabun New" w:hAnsi="TH Sarabun New" w:cs="TH Sarabun New"/>
+          <w:sz w:val="32"/>
+          <w:szCs w:val="32"/>
+        </w:rPr>
+        <w:t>Perception / Sensing Layer)</w:t>
+      </w:r>
+      <w:r>
+        <w:rPr>
+          <w:rFonts w:ascii="TH Sarabun New" w:hAnsi="TH Sarabun New" w:cs="TH Sarabun New"/>
+          <w:sz w:val="32"/>
+          <w:szCs w:val="32"/>
+        </w:rPr>
+        <w:t xml:space="preserve"> </w:t>
+      </w:r>
+      <w:r>
+        <w:rPr>
+          <w:rFonts w:ascii="TH Sarabun New" w:hAnsi="TH Sarabun New" w:cs="TH Sarabun New"/>
+          <w:sz w:val="32"/>
+          <w:szCs w:val="32"/>
+          <w:cs/>
+        </w:rPr>
+        <w:t xml:space="preserve">ประกอบด้วยอุปกรณ์ </w:t>
+      </w:r>
+      <w:r>
+        <w:rPr>
+          <w:rFonts w:ascii="TH Sarabun New" w:hAnsi="TH Sarabun New" w:cs="TH Sarabun New"/>
+          <w:sz w:val="32"/>
+          <w:szCs w:val="32"/>
+        </w:rPr>
+        <w:t xml:space="preserve">IoT </w:t>
+      </w:r>
+      <w:r>
+        <w:rPr>
+          <w:rFonts w:ascii="TH Sarabun New" w:hAnsi="TH Sarabun New" w:cs="TH Sarabun New"/>
+          <w:sz w:val="32"/>
+          <w:szCs w:val="32"/>
+          <w:cs/>
+        </w:rPr>
+        <w:t xml:space="preserve">ฮาร์ดแวร์ไมโครคอนโทรลเลอร์ และเซนเซอร์ตรวจวัดทางกายภาพ ทำหน้าที่เก็บข้อมูลดิบจากสิ่งแวดล้อม เช่น ข้อมูลคลื่นวิทยุ </w:t>
+      </w:r>
+      <w:r>
+        <w:rPr>
+          <w:rFonts w:ascii="TH Sarabun New" w:hAnsi="TH Sarabun New" w:cs="TH Sarabun New"/>
+          <w:sz w:val="32"/>
+          <w:szCs w:val="32"/>
+        </w:rPr>
+        <w:t xml:space="preserve">CSI </w:t>
+      </w:r>
+      <w:r>
+        <w:rPr>
+          <w:rFonts w:ascii="TH Sarabun New" w:hAnsi="TH Sarabun New" w:cs="TH Sarabun New"/>
+          <w:sz w:val="32"/>
+          <w:szCs w:val="32"/>
+          <w:cs/>
+        </w:rPr>
+        <w:t>หรือสัญญาณการเคลื่อนไหว</w:t>
+      </w:r>
+    </w:p>
+    <w:p>
+      <w:pPr>
+        <w:tabs>
+          <w:tab w:val="left" w:pos="567"/>
+          <w:tab w:val="left" w:pos="851"/>
+          <w:tab w:val="left" w:pos="1134"/>
+          <w:tab w:val="left" w:pos="1418"/>
+          <w:tab w:val="left" w:pos="1701"/>
+        </w:tabs>
+        <w:spacing w:after="0" w:line="240" w:lineRule="auto"/>
+        <w:jc w:val="thaiDistribute"/>
+        <w:rPr>
+          <w:rFonts w:ascii="TH Sarabun New" w:hAnsi="TH Sarabun New" w:cs="TH Sarabun New"/>
+          <w:sz w:val="32"/>
+          <w:szCs w:val="32"/>
+        </w:rPr>
+      </w:pPr>
+      <w:r>
+        <w:rPr>
+          <w:rFonts w:ascii="TH Sarabun New" w:hAnsi="TH Sarabun New" w:cs="TH Sarabun New"/>
+          <w:sz w:val="32"/>
+          <w:szCs w:val="32"/>
+        </w:rPr>
+        <w:tab/>
+      </w:r>
+      <w:r>
+        <w:rPr>
+          <w:rFonts w:ascii="TH Sarabun New" w:hAnsi="TH Sarabun New" w:cs="TH Sarabun New"/>
+          <w:sz w:val="32"/>
+          <w:szCs w:val="32"/>
+        </w:rPr>
+        <w:tab/>
+      </w:r>
+      <w:r>
+        <w:rPr>
+          <w:rFonts w:ascii="TH Sarabun New" w:hAnsi="TH Sarabun New" w:cs="TH Sarabun New"/>
+          <w:sz w:val="32"/>
+          <w:szCs w:val="32"/>
+        </w:rPr>
+        <w:tab/>
+        <w:t xml:space="preserve">2) </w:t>
+      </w:r>
+      <w:r>
+        <w:rPr>
+          <w:rFonts w:ascii="TH Sarabun New" w:hAnsi="TH Sarabun New" w:cs="TH Sarabun New"/>
+          <w:sz w:val="32"/>
+          <w:szCs w:val="32"/>
+          <w:cs/>
+        </w:rPr>
+        <w:t>ชั้นเครือข่ายและการส่งผ่านข้อมูล (</w:t>
+      </w:r>
+      <w:r>
+        <w:rPr>
+          <w:rFonts w:ascii="TH Sarabun New" w:hAnsi="TH Sarabun New" w:cs="TH Sarabun New"/>
+          <w:sz w:val="32"/>
+          <w:szCs w:val="32"/>
+        </w:rPr>
+        <w:t>Network &amp; Transmission Layer)</w:t>
+      </w:r>
+      <w:r>
+        <w:rPr>
+          <w:rFonts w:ascii="TH Sarabun New" w:hAnsi="TH Sarabun New" w:cs="TH Sarabun New"/>
+          <w:sz w:val="32"/>
+          <w:szCs w:val="32"/>
+        </w:rPr>
+        <w:t xml:space="preserve"> </w:t>
+      </w:r>
+      <w:r>
+        <w:rPr>
+          <w:rFonts w:ascii="TH Sarabun New" w:hAnsi="TH Sarabun New" w:cs="TH Sarabun New"/>
+          <w:sz w:val="32"/>
+          <w:szCs w:val="32"/>
+          <w:cs/>
+        </w:rPr>
+        <w:t xml:space="preserve">ใช้โปรโตคอลการสื่อสารที่มีน้ำหนักเบาและประหยัดพลังงาน (เช่น </w:t>
+      </w:r>
+      <w:r>
+        <w:rPr>
+          <w:rFonts w:ascii="TH Sarabun New" w:hAnsi="TH Sarabun New" w:cs="TH Sarabun New"/>
+          <w:sz w:val="32"/>
+          <w:szCs w:val="32"/>
+        </w:rPr>
+        <w:t xml:space="preserve">MQTT, CoAP, AMQP) </w:t>
+      </w:r>
+      <w:r>
+        <w:rPr>
+          <w:rFonts w:ascii="TH Sarabun New" w:hAnsi="TH Sarabun New" w:cs="TH Sarabun New"/>
+          <w:sz w:val="32"/>
+          <w:szCs w:val="32"/>
+          <w:cs/>
+        </w:rPr>
+        <w:t xml:space="preserve">ร่วมกับเทคโนโลยีเครือข่ายไร้สายความเร็วสูง (เช่น </w:t>
+      </w:r>
+      <w:proofErr w:type="spellStart"/>
+      <w:r>
+        <w:rPr>
+          <w:rFonts w:ascii="TH Sarabun New" w:hAnsi="TH Sarabun New" w:cs="TH Sarabun New"/>
+          <w:sz w:val="32"/>
+          <w:szCs w:val="32"/>
+        </w:rPr>
+        <w:t>WiFi</w:t>
+      </w:r>
+      <w:proofErr w:type="spellEnd"/>
+      <w:r>
+        <w:rPr>
+          <w:rFonts w:ascii="TH Sarabun New" w:hAnsi="TH Sarabun New" w:cs="TH Sarabun New"/>
+          <w:sz w:val="32"/>
+          <w:szCs w:val="32"/>
+        </w:rPr>
+        <w:t xml:space="preserve">, 5G/6G) </w:t>
+      </w:r>
+      <w:r>
+        <w:rPr>
+          <w:rFonts w:ascii="TH Sarabun New" w:hAnsi="TH Sarabun New" w:cs="TH Sarabun New"/>
+          <w:sz w:val="32"/>
+          <w:szCs w:val="32"/>
+          <w:cs/>
+        </w:rPr>
+        <w:t>เพื่อส่งผ่านข้อมูลแบบเรียลไทม์ด้วยความหน่วงต่ำและมีความน่าเชื่อถือสูง</w:t>
+      </w:r>
+    </w:p>
+    <w:p>
+      <w:pPr>
+        <w:tabs>
+          <w:tab w:val="left" w:pos="567"/>
+          <w:tab w:val="left" w:pos="851"/>
+          <w:tab w:val="left" w:pos="1134"/>
+          <w:tab w:val="left" w:pos="1418"/>
+          <w:tab w:val="left" w:pos="1701"/>
+        </w:tabs>
+        <w:spacing w:after="0" w:line="240" w:lineRule="auto"/>
+        <w:jc w:val="thaiDistribute"/>
+        <w:rPr>
+          <w:rFonts w:ascii="TH Sarabun New" w:hAnsi="TH Sarabun New" w:cs="TH Sarabun New"/>
+          <w:sz w:val="32"/>
+          <w:szCs w:val="32"/>
+        </w:rPr>
+      </w:pPr>
+      <w:r>
+        <w:rPr>
+          <w:rFonts w:ascii="TH Sarabun New" w:hAnsi="TH Sarabun New" w:cs="TH Sarabun New"/>
+          <w:sz w:val="32"/>
+          <w:szCs w:val="32"/>
+        </w:rPr>
         <w:tab/>
       </w:r>
       <w:r>
@@ -13482,15 +18567,7 @@
           <w:sz w:val="32"/>
           <w:szCs w:val="32"/>
         </w:rPr>
-        <w:t xml:space="preserve"> </w:t>
-      </w:r>
-      <w:r>
-        <w:rPr>
-          <w:rFonts w:ascii="TH Sarabun New" w:hAnsi="TH Sarabun New" w:cs="TH Sarabun New"/>
-          <w:sz w:val="32"/>
-          <w:szCs w:val="32"/>
-        </w:rPr>
-        <w:t>(Cloud / Server Computing)</w:t>
+        <w:t xml:space="preserve"> (Cloud / Server Computing)</w:t>
       </w:r>
       <w:r>
         <w:rPr>
@@ -13820,7 +18897,17 @@
           <w:szCs w:val="32"/>
           <w:cs/>
         </w:rPr>
-        <w:t>โดยระบบสามารถตรวจจับความผิดปกติ (</w:t>
+        <w:t>โดยระบบ</w:t>
+      </w:r>
+      <w:r>
+        <w:rPr>
+          <w:rFonts w:ascii="TH Sarabun New" w:hAnsi="TH Sarabun New" w:cs="TH Sarabun New"/>
+          <w:sz w:val="32"/>
+          <w:szCs w:val="32"/>
+          <w:cs/>
+        </w:rPr>
+        <w:lastRenderedPageBreak/>
+        <w:t>สามารถตรวจจับความผิดปกติ (</w:t>
       </w:r>
       <w:r>
         <w:rPr>
@@ -14128,7 +19215,6 @@
           <w:sz w:val="32"/>
           <w:szCs w:val="32"/>
         </w:rPr>
-        <w:lastRenderedPageBreak/>
         <w:tab/>
         <w:t xml:space="preserve">2.5.4 </w:t>
       </w:r>
@@ -14807,7 +19893,17 @@
           <w:szCs w:val="32"/>
           <w:cs/>
         </w:rPr>
-        <w:t xml:space="preserve">ระบุว่าระบบตรวจจับการหกล้มโดยใช้สัญญาณความถี่วิทยุได้รับความสนใจศึกษาอย่างต่อเนื่องในช่วงทศวรรษที่ผ่านมา เนื่องจากมีความเป็นส่วนตัวสูงและไม่จำเป็นต้องสวมใส่อุปกรณ์ โดยเฉพาะอย่างยิ่งระบบที่ใช้ค่าสภาวะช่องสัญญาณ </w:t>
+        <w:t>ระบุว่าระบบตรวจจับการหกล้มโดยใช้สัญญาณความถี่วิทยุได้รับความสนใจศึกษาอย่างต่อเนื่องในช่วงทศวรรษที่ผ่านมา เนื่องจากมีความเป็นส่วนตัวสูงและไม่</w:t>
+      </w:r>
+      <w:r>
+        <w:rPr>
+          <w:rFonts w:ascii="TH Sarabun New" w:hAnsi="TH Sarabun New" w:cs="TH Sarabun New"/>
+          <w:sz w:val="32"/>
+          <w:szCs w:val="32"/>
+          <w:cs/>
+        </w:rPr>
+        <w:lastRenderedPageBreak/>
+        <w:t xml:space="preserve">จำเป็นต้องสวมใส่อุปกรณ์ โดยเฉพาะอย่างยิ่งระบบที่ใช้ค่าสภาวะช่องสัญญาณ </w:t>
       </w:r>
       <w:proofErr w:type="spellStart"/>
       <w:r>
@@ -15207,17 +20303,7 @@
           <w:szCs w:val="32"/>
           <w:cs/>
         </w:rPr>
-        <w:t>เช่นเดียวกับสัญญาณที่</w:t>
-      </w:r>
-      <w:r>
-        <w:rPr>
-          <w:rFonts w:ascii="TH Sarabun New" w:hAnsi="TH Sarabun New" w:cs="TH Sarabun New"/>
-          <w:sz w:val="32"/>
-          <w:szCs w:val="32"/>
-          <w:cs/>
-        </w:rPr>
-        <w:lastRenderedPageBreak/>
-        <w:t xml:space="preserve">เกิดขึ้นระหว่างการหกล้ม ระบบ </w:t>
+        <w:t xml:space="preserve">เช่นเดียวกับสัญญาณที่เกิดขึ้นระหว่างการหกล้ม ระบบ </w:t>
       </w:r>
       <w:proofErr w:type="spellStart"/>
       <w:r>
@@ -15904,6 +20990,7 @@
           <w:sz w:val="32"/>
           <w:szCs w:val="32"/>
         </w:rPr>
+        <w:lastRenderedPageBreak/>
         <w:t>DAPD</w:t>
       </w:r>
       <w:r>
@@ -16178,17 +21265,7 @@
           <w:szCs w:val="32"/>
           <w:cs/>
         </w:rPr>
-        <w:t>ในสภาพแวดล้อมดั้งเดิมแม้มี</w:t>
-      </w:r>
-      <w:r>
-        <w:rPr>
-          <w:rFonts w:ascii="TH Sarabun New" w:hAnsi="TH Sarabun New" w:cs="TH Sarabun New"/>
-          <w:sz w:val="32"/>
-          <w:szCs w:val="32"/>
-          <w:cs/>
-        </w:rPr>
-        <w:lastRenderedPageBreak/>
-        <w:t>ตัวอย่างข้อมูลฝึกสอนที่จำกัด อีกทั้งยังคงแสดงประสิทธิภาพที่มั่นคงในสภาพแวดล้อมอื่น ๆ โดยไม่จำเป็นต้องฝึกโมเดลใหม่แต่อย่างใด</w:t>
+        <w:t>ในสภาพแวดล้อมดั้งเดิมแม้มีตัวอย่างข้อมูลฝึกสอนที่จำกัด อีกทั้งยังคงแสดงประสิทธิภาพที่มั่นคงในสภาพแวดล้อมอื่น ๆ โดยไม่จำเป็นต้องฝึกโมเดลใหม่แต่อย่างใด</w:t>
       </w:r>
     </w:p>
     <w:p>
@@ -16681,7 +21758,17 @@
           <w:szCs w:val="32"/>
           <w:cs/>
         </w:rPr>
-        <w:t>ด้วยชุดข้อมูลดังกล่าว ผู้วิจัยได้พัฒนาตัวจำแนกประเภทบนพื้นฐานของการเรียนรู้เชิงลึก โดยประยุกต์ใช้อัลกอริทึมการจำแนกภาพ</w:t>
+        <w:t>ด้วยชุดข้อมูลดังกล่าว ผู้วิจัยได้พัฒนา</w:t>
+      </w:r>
+      <w:r>
+        <w:rPr>
+          <w:rFonts w:ascii="TH Sarabun New" w:hAnsi="TH Sarabun New" w:cs="TH Sarabun New"/>
+          <w:sz w:val="32"/>
+          <w:szCs w:val="32"/>
+          <w:cs/>
+        </w:rPr>
+        <w:lastRenderedPageBreak/>
+        <w:t>ตัวจำแนกประเภทบนพื้นฐานของการเรียนรู้เชิงลึก โดยประยุกต์ใช้อัลกอริทึมการจำแนกภาพ</w:t>
       </w:r>
       <w:r>
         <w:rPr>
@@ -16889,7 +21976,6 @@
           <w:sz w:val="32"/>
           <w:szCs w:val="32"/>
         </w:rPr>
-        <w:lastRenderedPageBreak/>
         <w:tab/>
         <w:t>2.</w:t>
       </w:r>
@@ -17632,6 +22718,7 @@
           <w:sz w:val="32"/>
           <w:szCs w:val="32"/>
         </w:rPr>
+        <w:lastRenderedPageBreak/>
         <w:tab/>
         <w:t>2.</w:t>
       </w:r>
@@ -17897,17 +22984,7 @@
           <w:szCs w:val="32"/>
           <w:cs/>
         </w:rPr>
-        <w:t>ที่มีประสิทธิภาพภายใต้การระบุตำแหน่งแบบไม่ต้องพึ่งพาอุปกรณ์ โดยรูปแบบแรกคืออุปกรณ์ทั้งสองตัวถูกวางไว้ที่มุมห้องในตำแหน่งตรง</w:t>
-      </w:r>
-      <w:r>
-        <w:rPr>
-          <w:rFonts w:ascii="TH Sarabun New" w:hAnsi="TH Sarabun New" w:cs="TH Sarabun New"/>
-          <w:sz w:val="32"/>
-          <w:szCs w:val="32"/>
-          <w:cs/>
-        </w:rPr>
-        <w:lastRenderedPageBreak/>
-        <w:t xml:space="preserve">ข้ามกัน ส่วนรูปแบบที่สองคือตัวส่งสัญญาณถูกวางไว้กึ่งกลางห้อง ในขณะที่ตัวรับสัญญาณถูกวางไว้ที่มุมห้อง ทั้งนี้ ผู้วิจัยได้พิจารณาเทคนิคการเรียนรู้ของเครื่อง </w:t>
+        <w:t xml:space="preserve">ที่มีประสิทธิภาพภายใต้การระบุตำแหน่งแบบไม่ต้องพึ่งพาอุปกรณ์ โดยรูปแบบแรกคืออุปกรณ์ทั้งสองตัวถูกวางไว้ที่มุมห้องในตำแหน่งตรงข้ามกัน ส่วนรูปแบบที่สองคือตัวส่งสัญญาณถูกวางไว้กึ่งกลางห้อง ในขณะที่ตัวรับสัญญาณถูกวางไว้ที่มุมห้อง ทั้งนี้ ผู้วิจัยได้พิจารณาเทคนิคการเรียนรู้ของเครื่อง </w:t>
       </w:r>
       <w:r>
         <w:rPr>
@@ -18416,7 +23493,17 @@
           <w:szCs w:val="32"/>
           <w:cs/>
         </w:rPr>
-        <w:t>มักต้องอาศัยข้อมูลที่เก็บรวบรวมจากสถานการณ์เป้าหมายโดยตรง ซึ่งเป็นเรื่องยากอย่างยิ่งสำหรับการตรวจจับสถานการณ์อันตราย เนื่องจากไม่สามารถจำลองหรือเก็บข้อมูลจริงในสภาวะอันตรายได้อย่างปลอดภัย ด้วยเหตุนี้ ผู้วิจัยจึงได้ประยุกต์ใช้วิธีการตรวจจับความผิดปกติ</w:t>
+        <w:t>มักต้องอาศัยข้อมูลที่เก็บรวบรวมจากสถานการณ์เป้าหมายโดยตรง ซึ่งเป็นเรื่องยากอย่างยิ่งสำหรับการตรวจจับ</w:t>
+      </w:r>
+      <w:r>
+        <w:rPr>
+          <w:rFonts w:ascii="TH Sarabun New" w:hAnsi="TH Sarabun New" w:cs="TH Sarabun New"/>
+          <w:sz w:val="32"/>
+          <w:szCs w:val="32"/>
+          <w:cs/>
+        </w:rPr>
+        <w:lastRenderedPageBreak/>
+        <w:t>สถานการณ์อันตราย เนื่องจากไม่สามารถจำลองหรือเก็บข้อมูลจริงในสภาวะอันตรายได้อย่างปลอดภัย ด้วยเหตุนี้ ผู้วิจัยจึงได้ประยุกต์ใช้วิธีการตรวจจับความผิดปกติ</w:t>
       </w:r>
       <w:r>
         <w:rPr>
@@ -18603,17 +23690,7 @@
           <w:szCs w:val="32"/>
           <w:cs/>
         </w:rPr>
-        <w:t xml:space="preserve"> สถานะ ได้แก่ ไม่อยู่ในอ่าง</w:t>
-      </w:r>
-      <w:r>
-        <w:rPr>
-          <w:rFonts w:ascii="TH Sarabun New" w:hAnsi="TH Sarabun New" w:cs="TH Sarabun New"/>
-          <w:sz w:val="32"/>
-          <w:szCs w:val="32"/>
-          <w:cs/>
-        </w:rPr>
-        <w:lastRenderedPageBreak/>
-        <w:t>อาบน้ำ อาบน้ำอย่างปลอดภัย หรืออยู่ในสภาวะอันตราย</w:t>
+        <w:t xml:space="preserve"> สถานะ ได้แก่ ไม่อยู่ในอ่างอาบน้ำ อาบน้ำอย่างปลอดภัย หรืออยู่ในสภาวะอันตราย</w:t>
       </w:r>
       <w:r>
         <w:rPr>

--- a/เอกสารบทที่ 2/บทที่ 2.docx
+++ b/เอกสารบทที่ 2/บทที่ 2.docx
@@ -1504,7 +1504,6 @@
           <w:rFonts w:ascii="TH Sarabun New" w:eastAsiaTheme="minorEastAsia" w:hAnsi="TH Sarabun New" w:cs="TH Sarabun New"/>
           <w:sz w:val="32"/>
           <w:szCs w:val="32"/>
-          <w:cs/>
         </w:rPr>
         <w:lastRenderedPageBreak/>
         <w:tab/>
@@ -1514,7 +1513,6 @@
           <w:rFonts w:ascii="TH Sarabun New" w:eastAsiaTheme="minorEastAsia" w:hAnsi="TH Sarabun New" w:cs="TH Sarabun New"/>
           <w:sz w:val="32"/>
           <w:szCs w:val="32"/>
-          <w:cs/>
         </w:rPr>
         <w:tab/>
       </w:r>
@@ -1523,9 +1521,16 @@
           <w:rFonts w:ascii="TH Sarabun New" w:eastAsiaTheme="minorEastAsia" w:hAnsi="TH Sarabun New" w:cs="TH Sarabun New"/>
           <w:sz w:val="32"/>
           <w:szCs w:val="32"/>
-          <w:cs/>
         </w:rPr>
         <w:tab/>
+      </w:r>
+      <w:r>
+        <w:rPr>
+          <w:rFonts w:ascii="TH Sarabun New" w:eastAsiaTheme="minorEastAsia" w:hAnsi="TH Sarabun New" w:cs="TH Sarabun New"/>
+          <w:sz w:val="32"/>
+          <w:szCs w:val="32"/>
+          <w:cs/>
+        </w:rPr>
         <w:t>4</w:t>
       </w:r>
       <w:r>
@@ -2867,7 +2872,6 @@
           <w:tab w:val="left" w:pos="1701"/>
         </w:tabs>
         <w:spacing w:after="0" w:line="240" w:lineRule="auto"/>
-        <w:jc w:val="thaiDistribute"/>
         <w:rPr>
           <w:rFonts w:ascii="TH Sarabun New" w:hAnsi="TH Sarabun New" w:cs="TH Sarabun New"/>
           <w:sz w:val="32"/>
@@ -3240,42 +3244,6 @@
     </w:p>
     <w:p>
       <w:pPr>
-        <w:tabs>
-          <w:tab w:val="left" w:pos="567"/>
-          <w:tab w:val="left" w:pos="851"/>
-          <w:tab w:val="left" w:pos="1134"/>
-          <w:tab w:val="left" w:pos="1418"/>
-          <w:tab w:val="left" w:pos="1701"/>
-        </w:tabs>
-        <w:spacing w:after="0" w:line="240" w:lineRule="auto"/>
-        <w:jc w:val="thaiDistribute"/>
-        <w:rPr>
-          <w:rFonts w:ascii="TH Sarabun New" w:hAnsi="TH Sarabun New" w:cs="TH Sarabun New"/>
-          <w:sz w:val="32"/>
-          <w:szCs w:val="32"/>
-        </w:rPr>
-      </w:pPr>
-    </w:p>
-    <w:p>
-      <w:pPr>
-        <w:tabs>
-          <w:tab w:val="left" w:pos="567"/>
-          <w:tab w:val="left" w:pos="851"/>
-          <w:tab w:val="left" w:pos="1134"/>
-          <w:tab w:val="left" w:pos="1418"/>
-          <w:tab w:val="left" w:pos="1701"/>
-        </w:tabs>
-        <w:spacing w:after="0" w:line="240" w:lineRule="auto"/>
-        <w:jc w:val="thaiDistribute"/>
-        <w:rPr>
-          <w:rFonts w:ascii="TH Sarabun New" w:hAnsi="TH Sarabun New" w:cs="TH Sarabun New"/>
-          <w:sz w:val="32"/>
-          <w:szCs w:val="32"/>
-        </w:rPr>
-      </w:pPr>
-    </w:p>
-    <w:p>
-      <w:pPr>
         <w:pStyle w:val="ListParagraph"/>
         <w:numPr>
           <w:ilvl w:val="0"/>
@@ -3302,6 +3270,7 @@
           <w:szCs w:val="32"/>
           <w:cs/>
         </w:rPr>
+        <w:lastRenderedPageBreak/>
         <w:t>กรณีเป้าหมายสร้างเส้นทางสะท้อนใหม่</w:t>
       </w:r>
       <w:r>
@@ -3341,14 +3310,15 @@
     </w:p>
     <w:p>
       <w:pPr>
+        <w:pStyle w:val="ListParagraph"/>
         <w:tabs>
           <w:tab w:val="left" w:pos="567"/>
           <w:tab w:val="left" w:pos="851"/>
-          <w:tab w:val="left" w:pos="1134"/>
           <w:tab w:val="left" w:pos="1418"/>
           <w:tab w:val="left" w:pos="1701"/>
         </w:tabs>
         <w:spacing w:after="0" w:line="240" w:lineRule="auto"/>
+        <w:ind w:left="1778"/>
         <w:jc w:val="thaiDistribute"/>
         <w:rPr>
           <w:rFonts w:ascii="TH Sarabun New" w:hAnsi="TH Sarabun New" w:cs="TH Sarabun New"/>
@@ -3446,7 +3416,6 @@
           <w:rFonts w:ascii="TH Sarabun New" w:hAnsi="TH Sarabun New" w:cs="TH Sarabun New"/>
           <w:sz w:val="32"/>
           <w:szCs w:val="32"/>
-          <w:cs/>
         </w:rPr>
       </w:pPr>
       <w:r>
@@ -3553,7 +3522,7 @@
           <w:tab w:val="left" w:pos="1701"/>
         </w:tabs>
         <w:spacing w:after="0" w:line="240" w:lineRule="auto"/>
-        <w:jc w:val="thaiDistribute"/>
+        <w:jc w:val="center"/>
         <w:rPr>
           <w:rFonts w:ascii="TH Sarabun New" w:hAnsi="TH Sarabun New" w:cs="TH Sarabun New"/>
           <w:sz w:val="32"/>
@@ -3694,7 +3663,6 @@
           <w:tab w:val="left" w:pos="1701"/>
         </w:tabs>
         <w:spacing w:after="0" w:line="240" w:lineRule="auto"/>
-        <w:jc w:val="center"/>
         <w:rPr>
           <w:rFonts w:ascii="TH Sarabun New" w:hAnsi="TH Sarabun New" w:cs="TH Sarabun New"/>
           <w:noProof/>
@@ -3888,6 +3856,24 @@
         </w:rPr>
         <w:t>c)–(d))</w:t>
       </w:r>
+    </w:p>
+    <w:p>
+      <w:pPr>
+        <w:tabs>
+          <w:tab w:val="left" w:pos="567"/>
+          <w:tab w:val="left" w:pos="851"/>
+          <w:tab w:val="left" w:pos="1134"/>
+          <w:tab w:val="left" w:pos="1418"/>
+          <w:tab w:val="left" w:pos="1701"/>
+        </w:tabs>
+        <w:spacing w:after="0" w:line="240" w:lineRule="auto"/>
+        <w:jc w:val="center"/>
+        <w:rPr>
+          <w:rFonts w:ascii="TH Sarabun New" w:hAnsi="TH Sarabun New" w:cs="TH Sarabun New"/>
+          <w:sz w:val="32"/>
+          <w:szCs w:val="32"/>
+        </w:rPr>
+      </w:pPr>
     </w:p>
     <w:p>
       <w:pPr>
@@ -5064,24 +5050,6 @@
           <w:tab w:val="left" w:pos="1701"/>
         </w:tabs>
         <w:spacing w:after="0" w:line="240" w:lineRule="auto"/>
-        <w:jc w:val="thaiDistribute"/>
-        <w:rPr>
-          <w:rFonts w:ascii="TH Sarabun New" w:hAnsi="TH Sarabun New" w:cs="TH Sarabun New"/>
-          <w:sz w:val="32"/>
-          <w:szCs w:val="32"/>
-        </w:rPr>
-      </w:pPr>
-    </w:p>
-    <w:p>
-      <w:pPr>
-        <w:tabs>
-          <w:tab w:val="left" w:pos="567"/>
-          <w:tab w:val="left" w:pos="851"/>
-          <w:tab w:val="left" w:pos="1134"/>
-          <w:tab w:val="left" w:pos="1418"/>
-          <w:tab w:val="left" w:pos="1701"/>
-        </w:tabs>
-        <w:spacing w:after="0" w:line="240" w:lineRule="auto"/>
         <w:jc w:val="center"/>
         <w:rPr>
           <w:rFonts w:ascii="TH Sarabun New" w:hAnsi="TH Sarabun New" w:cs="TH Sarabun New"/>
@@ -5257,24 +5225,6 @@
         </w:rPr>
         <w:t>)</w:t>
       </w:r>
-    </w:p>
-    <w:p>
-      <w:pPr>
-        <w:tabs>
-          <w:tab w:val="left" w:pos="567"/>
-          <w:tab w:val="left" w:pos="851"/>
-          <w:tab w:val="left" w:pos="1134"/>
-          <w:tab w:val="left" w:pos="1418"/>
-          <w:tab w:val="left" w:pos="1701"/>
-        </w:tabs>
-        <w:spacing w:after="0" w:line="240" w:lineRule="auto"/>
-        <w:jc w:val="center"/>
-        <w:rPr>
-          <w:rFonts w:ascii="TH Sarabun New" w:hAnsi="TH Sarabun New" w:cs="TH Sarabun New"/>
-          <w:sz w:val="32"/>
-          <w:szCs w:val="32"/>
-        </w:rPr>
-      </w:pPr>
     </w:p>
     <w:p>
       <w:pPr>
@@ -5464,7 +5414,7 @@
           <w:tab w:val="left" w:pos="1701"/>
         </w:tabs>
         <w:spacing w:after="0" w:line="240" w:lineRule="auto"/>
-        <w:jc w:val="thaiDistribute"/>
+        <w:jc w:val="center"/>
         <w:rPr>
           <w:rFonts w:ascii="TH Sarabun New" w:hAnsi="TH Sarabun New" w:cs="TH Sarabun New"/>
           <w:sz w:val="32"/>
@@ -5928,24 +5878,6 @@
         </w:rPr>
         <w:t>เพื่อใช้เป็นข้อมูลนำเข้าของโครงข่ายประสาทเทียมต่อไป</w:t>
       </w:r>
-    </w:p>
-    <w:p>
-      <w:pPr>
-        <w:tabs>
-          <w:tab w:val="left" w:pos="567"/>
-          <w:tab w:val="left" w:pos="851"/>
-          <w:tab w:val="left" w:pos="1134"/>
-          <w:tab w:val="left" w:pos="1418"/>
-          <w:tab w:val="left" w:pos="1701"/>
-        </w:tabs>
-        <w:spacing w:after="0" w:line="240" w:lineRule="auto"/>
-        <w:jc w:val="thaiDistribute"/>
-        <w:rPr>
-          <w:rFonts w:ascii="TH Sarabun New" w:hAnsi="TH Sarabun New" w:cs="TH Sarabun New"/>
-          <w:sz w:val="32"/>
-          <w:szCs w:val="32"/>
-        </w:rPr>
-      </w:pPr>
     </w:p>
     <w:p>
       <w:pPr>
@@ -10201,25 +10133,6 @@
           <w:szCs w:val="32"/>
         </w:rPr>
       </w:pPr>
-    </w:p>
-    <w:p>
-      <w:pPr>
-        <w:tabs>
-          <w:tab w:val="left" w:pos="567"/>
-          <w:tab w:val="left" w:pos="851"/>
-          <w:tab w:val="left" w:pos="1134"/>
-          <w:tab w:val="left" w:pos="1276"/>
-          <w:tab w:val="left" w:pos="1418"/>
-          <w:tab w:val="left" w:pos="1701"/>
-        </w:tabs>
-        <w:spacing w:after="0" w:line="240" w:lineRule="auto"/>
-        <w:jc w:val="thaiDistribute"/>
-        <w:rPr>
-          <w:rFonts w:ascii="TH Sarabun New" w:eastAsiaTheme="minorEastAsia" w:hAnsi="TH Sarabun New" w:cs="TH Sarabun New"/>
-          <w:sz w:val="32"/>
-          <w:szCs w:val="32"/>
-        </w:rPr>
-      </w:pPr>
       <m:oMathPara>
         <m:oMath>
           <m:sSub>
@@ -11251,6 +11164,24 @@
         </w:rPr>
         <w:t>ในแต่ละพาหะย่อยอย่างละเอียด</w:t>
       </w:r>
+    </w:p>
+    <w:p>
+      <w:pPr>
+        <w:tabs>
+          <w:tab w:val="left" w:pos="567"/>
+          <w:tab w:val="left" w:pos="851"/>
+          <w:tab w:val="left" w:pos="1134"/>
+          <w:tab w:val="left" w:pos="1418"/>
+          <w:tab w:val="left" w:pos="1701"/>
+        </w:tabs>
+        <w:spacing w:after="0" w:line="240" w:lineRule="auto"/>
+        <w:jc w:val="thaiDistribute"/>
+        <w:rPr>
+          <w:rFonts w:ascii="TH Sarabun New" w:hAnsi="TH Sarabun New" w:cs="TH Sarabun New"/>
+          <w:sz w:val="32"/>
+          <w:szCs w:val="32"/>
+        </w:rPr>
+      </w:pPr>
     </w:p>
     <w:p>
       <w:pPr>
@@ -11871,7 +11802,7 @@
         <w:spacing w:after="0" w:line="240" w:lineRule="auto"/>
         <w:jc w:val="thaiDistribute"/>
         <w:rPr>
-          <w:rFonts w:ascii="TH Sarabun New" w:hAnsi="TH Sarabun New" w:cs="TH Sarabun New"/>
+          <w:rFonts w:ascii="TH Sarabun New" w:eastAsiaTheme="minorEastAsia" w:hAnsi="TH Sarabun New" w:cs="TH Sarabun New"/>
           <w:sz w:val="32"/>
           <w:szCs w:val="32"/>
         </w:rPr>
@@ -13273,7 +13204,6 @@
       <w:pPr>
         <w:tabs>
           <w:tab w:val="left" w:pos="567"/>
-          <w:tab w:val="left" w:pos="709"/>
           <w:tab w:val="left" w:pos="851"/>
           <w:tab w:val="left" w:pos="1134"/>
           <w:tab w:val="left" w:pos="1276"/>
@@ -13949,14 +13879,13 @@
           <w:tab w:val="left" w:pos="567"/>
           <w:tab w:val="left" w:pos="851"/>
           <w:tab w:val="left" w:pos="1134"/>
-          <w:tab w:val="left" w:pos="1276"/>
           <w:tab w:val="left" w:pos="1418"/>
           <w:tab w:val="left" w:pos="1701"/>
         </w:tabs>
         <w:spacing w:after="0" w:line="240" w:lineRule="auto"/>
         <w:jc w:val="thaiDistribute"/>
         <w:rPr>
-          <w:rFonts w:ascii="TH Sarabun New" w:hAnsi="TH Sarabun New" w:cs="TH Sarabun New"/>
+          <w:rFonts w:ascii="TH Sarabun New" w:eastAsiaTheme="minorEastAsia" w:hAnsi="TH Sarabun New" w:cs="TH Sarabun New"/>
           <w:sz w:val="32"/>
           <w:szCs w:val="32"/>
         </w:rPr>
@@ -14063,24 +13992,6 @@
         </w:rPr>
         <w:t>ได้อย่างสมบูรณ์</w:t>
       </w:r>
-    </w:p>
-    <w:p>
-      <w:pPr>
-        <w:tabs>
-          <w:tab w:val="left" w:pos="567"/>
-          <w:tab w:val="left" w:pos="851"/>
-          <w:tab w:val="left" w:pos="1134"/>
-          <w:tab w:val="left" w:pos="1418"/>
-          <w:tab w:val="left" w:pos="1701"/>
-        </w:tabs>
-        <w:spacing w:after="0" w:line="240" w:lineRule="auto"/>
-        <w:jc w:val="thaiDistribute"/>
-        <w:rPr>
-          <w:rFonts w:ascii="TH Sarabun New" w:hAnsi="TH Sarabun New" w:cs="TH Sarabun New"/>
-          <w:sz w:val="32"/>
-          <w:szCs w:val="32"/>
-        </w:rPr>
-      </w:pPr>
     </w:p>
     <w:p>
       <w:pPr>
@@ -14632,8 +14543,8 @@
         <w:jc w:val="thaiDistribute"/>
         <w:rPr>
           <w:rFonts w:ascii="TH Sarabun New" w:eastAsiaTheme="minorEastAsia" w:hAnsi="TH Sarabun New" w:cs="TH Sarabun New"/>
-          <w:sz w:val="40"/>
-          <w:szCs w:val="40"/>
+          <w:sz w:val="32"/>
+          <w:szCs w:val="36"/>
         </w:rPr>
       </w:pPr>
     </w:p>
@@ -14772,6 +14683,24 @@
         </w:rPr>
         <w:t>มิติ</w:t>
       </w:r>
+    </w:p>
+    <w:p>
+      <w:pPr>
+        <w:tabs>
+          <w:tab w:val="left" w:pos="567"/>
+          <w:tab w:val="left" w:pos="851"/>
+          <w:tab w:val="left" w:pos="1134"/>
+          <w:tab w:val="left" w:pos="1418"/>
+          <w:tab w:val="left" w:pos="1701"/>
+        </w:tabs>
+        <w:spacing w:after="0" w:line="240" w:lineRule="auto"/>
+        <w:jc w:val="thaiDistribute"/>
+        <w:rPr>
+          <w:rFonts w:ascii="TH Sarabun New" w:eastAsiaTheme="minorEastAsia" w:hAnsi="TH Sarabun New" w:cs="TH Sarabun New"/>
+          <w:sz w:val="32"/>
+          <w:szCs w:val="32"/>
+        </w:rPr>
+      </w:pPr>
     </w:p>
     <w:p>
       <w:pPr>
@@ -16049,11 +15978,44 @@
         <w:spacing w:after="0" w:line="240" w:lineRule="auto"/>
         <w:jc w:val="thaiDistribute"/>
         <w:rPr>
-          <w:rFonts w:ascii="TH Sarabun New" w:eastAsiaTheme="minorEastAsia" w:hAnsi="TH Sarabun New" w:cs="TH Sarabun New"/>
-          <w:sz w:val="32"/>
-          <w:szCs w:val="32"/>
-        </w:rPr>
-      </w:pPr>
+          <w:rFonts w:ascii="TH Sarabun New" w:hAnsi="TH Sarabun New" w:cs="TH Sarabun New"/>
+          <w:sz w:val="32"/>
+          <w:szCs w:val="32"/>
+        </w:rPr>
+      </w:pPr>
+      <w:r>
+        <w:rPr>
+          <w:rFonts w:ascii="TH Sarabun New" w:hAnsi="TH Sarabun New" w:cs="TH Sarabun New"/>
+          <w:sz w:val="32"/>
+          <w:szCs w:val="32"/>
+        </w:rPr>
+        <w:tab/>
+      </w:r>
+      <w:r>
+        <w:rPr>
+          <w:rFonts w:ascii="TH Sarabun New" w:hAnsi="TH Sarabun New" w:cs="TH Sarabun New"/>
+          <w:sz w:val="32"/>
+          <w:szCs w:val="32"/>
+        </w:rPr>
+        <w:t xml:space="preserve">2.4.2 </w:t>
+      </w:r>
+      <w:r>
+        <w:rPr>
+          <w:rFonts w:ascii="TH Sarabun New" w:hAnsi="TH Sarabun New" w:cs="TH Sarabun New"/>
+          <w:sz w:val="32"/>
+          <w:szCs w:val="32"/>
+          <w:cs/>
+        </w:rPr>
+        <w:t>หลักการทำงานและแบบจำลองทางคณิตศาสตร์ของตัวกรองบัตเตอร์เวิร์ธ (</w:t>
+      </w:r>
+      <w:r>
+        <w:rPr>
+          <w:rFonts w:ascii="TH Sarabun New" w:hAnsi="TH Sarabun New" w:cs="TH Sarabun New"/>
+          <w:sz w:val="32"/>
+          <w:szCs w:val="32"/>
+        </w:rPr>
+        <w:t>Butterworth Low-Pass Filter Model)</w:t>
+      </w:r>
     </w:p>
     <w:p>
       <w:pPr>
@@ -16086,49 +16048,6 @@
           <w:sz w:val="32"/>
           <w:szCs w:val="32"/>
         </w:rPr>
-        <w:t xml:space="preserve">2.4.2 </w:t>
-      </w:r>
-      <w:r>
-        <w:rPr>
-          <w:rFonts w:ascii="TH Sarabun New" w:hAnsi="TH Sarabun New" w:cs="TH Sarabun New"/>
-          <w:sz w:val="32"/>
-          <w:szCs w:val="32"/>
-          <w:cs/>
-        </w:rPr>
-        <w:t>หลักการทำงานและแบบจำลองทางคณิตศาสตร์ของตัวกรองบัตเตอร์เวิร์ธ (</w:t>
-      </w:r>
-      <w:r>
-        <w:rPr>
-          <w:rFonts w:ascii="TH Sarabun New" w:hAnsi="TH Sarabun New" w:cs="TH Sarabun New"/>
-          <w:sz w:val="32"/>
-          <w:szCs w:val="32"/>
-        </w:rPr>
-        <w:t>Butterworth Low-Pass Filter Model)</w:t>
-      </w:r>
-    </w:p>
-    <w:p>
-      <w:pPr>
-        <w:tabs>
-          <w:tab w:val="left" w:pos="567"/>
-          <w:tab w:val="left" w:pos="851"/>
-          <w:tab w:val="left" w:pos="1134"/>
-          <w:tab w:val="left" w:pos="1418"/>
-          <w:tab w:val="left" w:pos="1701"/>
-        </w:tabs>
-        <w:spacing w:after="0" w:line="240" w:lineRule="auto"/>
-        <w:jc w:val="thaiDistribute"/>
-        <w:rPr>
-          <w:rFonts w:ascii="TH Sarabun New" w:hAnsi="TH Sarabun New" w:cs="TH Sarabun New"/>
-          <w:sz w:val="32"/>
-          <w:szCs w:val="32"/>
-        </w:rPr>
-      </w:pPr>
-      <w:r>
-        <w:rPr>
-          <w:rFonts w:ascii="TH Sarabun New" w:hAnsi="TH Sarabun New" w:cs="TH Sarabun New"/>
-          <w:sz w:val="32"/>
-          <w:szCs w:val="32"/>
-        </w:rPr>
         <w:tab/>
       </w:r>
       <w:r>
@@ -16144,14 +16063,6 @@
           <w:rFonts w:ascii="TH Sarabun New" w:hAnsi="TH Sarabun New" w:cs="TH Sarabun New"/>
           <w:sz w:val="32"/>
           <w:szCs w:val="32"/>
-        </w:rPr>
-        <w:tab/>
-      </w:r>
-      <w:r>
-        <w:rPr>
-          <w:rFonts w:ascii="TH Sarabun New" w:hAnsi="TH Sarabun New" w:cs="TH Sarabun New"/>
-          <w:sz w:val="32"/>
-          <w:szCs w:val="32"/>
           <w:cs/>
         </w:rPr>
         <w:t>ตัวกรองความถี่ต่ำผ่านแบบบัตเตอร์เวิร์ธ (</w:t>
@@ -16179,42 +16090,43 @@
           <w:sz w:val="32"/>
           <w:szCs w:val="32"/>
         </w:rPr>
-        <w:t xml:space="preserve">Maximally </w:t>
-      </w:r>
-      <w:r>
-        <w:rPr>
-          <w:rFonts w:ascii="TH Sarabun New" w:hAnsi="TH Sarabun New" w:cs="TH Sarabun New"/>
-          <w:sz w:val="32"/>
-          <w:szCs w:val="32"/>
+        <w:t xml:space="preserve">Maximally Flat Passband Response) </w:t>
+      </w:r>
+      <w:r>
+        <w:rPr>
+          <w:rFonts w:ascii="TH Sarabun New" w:hAnsi="TH Sarabun New" w:cs="TH Sarabun New"/>
+          <w:sz w:val="32"/>
+          <w:szCs w:val="32"/>
+          <w:cs/>
+        </w:rPr>
+        <w:t>โดยไม่มีการกระเพื่อมของสัญญาณ (</w:t>
+      </w:r>
+      <w:r>
+        <w:rPr>
+          <w:rFonts w:ascii="TH Sarabun New" w:hAnsi="TH Sarabun New" w:cs="TH Sarabun New"/>
+          <w:sz w:val="32"/>
+          <w:szCs w:val="32"/>
+        </w:rPr>
+        <w:t xml:space="preserve">No Passband Ripple) </w:t>
+      </w:r>
+      <w:r>
+        <w:rPr>
+          <w:rFonts w:ascii="TH Sarabun New" w:hAnsi="TH Sarabun New" w:cs="TH Sarabun New"/>
+          <w:sz w:val="32"/>
+          <w:szCs w:val="32"/>
+          <w:cs/>
+        </w:rPr>
+        <w:t>จึงช่วยรักษา</w:t>
+      </w:r>
+      <w:r>
+        <w:rPr>
+          <w:rFonts w:ascii="TH Sarabun New" w:hAnsi="TH Sarabun New" w:cs="TH Sarabun New"/>
+          <w:sz w:val="32"/>
+          <w:szCs w:val="32"/>
+          <w:cs/>
         </w:rPr>
         <w:lastRenderedPageBreak/>
-        <w:t xml:space="preserve">Flat Passband Response) </w:t>
-      </w:r>
-      <w:r>
-        <w:rPr>
-          <w:rFonts w:ascii="TH Sarabun New" w:hAnsi="TH Sarabun New" w:cs="TH Sarabun New"/>
-          <w:sz w:val="32"/>
-          <w:szCs w:val="32"/>
-          <w:cs/>
-        </w:rPr>
-        <w:t>โดยไม่มีการกระเพื่อมของสัญญาณ (</w:t>
-      </w:r>
-      <w:r>
-        <w:rPr>
-          <w:rFonts w:ascii="TH Sarabun New" w:hAnsi="TH Sarabun New" w:cs="TH Sarabun New"/>
-          <w:sz w:val="32"/>
-          <w:szCs w:val="32"/>
-        </w:rPr>
-        <w:t xml:space="preserve">No Passband Ripple) </w:t>
-      </w:r>
-      <w:r>
-        <w:rPr>
-          <w:rFonts w:ascii="TH Sarabun New" w:hAnsi="TH Sarabun New" w:cs="TH Sarabun New"/>
-          <w:sz w:val="32"/>
-          <w:szCs w:val="32"/>
-          <w:cs/>
-        </w:rPr>
-        <w:t>จึงช่วยรักษารูปคลื่นและคุณลักษณะเฉพาะของการเคลื่อนไหวของมนุษย์ (</w:t>
+        <w:t>รูปคลื่นและคุณลักษณะเฉพาะของการเคลื่อนไหวของมนุษย์ (</w:t>
       </w:r>
       <w:r>
         <w:rPr>
@@ -16606,24 +16518,6 @@
           <w:szCs w:val="32"/>
         </w:rPr>
       </w:pPr>
-    </w:p>
-    <w:p>
-      <w:pPr>
-        <w:tabs>
-          <w:tab w:val="left" w:pos="567"/>
-          <w:tab w:val="left" w:pos="851"/>
-          <w:tab w:val="left" w:pos="1134"/>
-          <w:tab w:val="left" w:pos="1418"/>
-          <w:tab w:val="left" w:pos="1701"/>
-        </w:tabs>
-        <w:spacing w:after="0" w:line="240" w:lineRule="auto"/>
-        <w:jc w:val="thaiDistribute"/>
-        <w:rPr>
-          <w:rFonts w:ascii="TH Sarabun New" w:hAnsi="TH Sarabun New" w:cs="TH Sarabun New"/>
-          <w:sz w:val="32"/>
-          <w:szCs w:val="32"/>
-        </w:rPr>
-      </w:pPr>
       <w:r>
         <w:rPr>
           <w:rFonts w:ascii="TH Sarabun New" w:eastAsiaTheme="minorEastAsia" w:hAnsi="TH Sarabun New" w:cs="TH Sarabun New"/>
@@ -16945,6 +16839,32 @@
           <w:szCs w:val="32"/>
         </w:rPr>
       </w:pPr>
+      <w:r>
+        <w:rPr>
+          <w:rFonts w:ascii="TH Sarabun New" w:hAnsi="TH Sarabun New" w:cs="TH Sarabun New"/>
+          <w:sz w:val="32"/>
+          <w:szCs w:val="32"/>
+        </w:rPr>
+        <w:tab/>
+        <w:t xml:space="preserve">2.4.3 </w:t>
+      </w:r>
+      <w:r>
+        <w:rPr>
+          <w:rFonts w:ascii="TH Sarabun New" w:hAnsi="TH Sarabun New" w:cs="TH Sarabun New"/>
+          <w:sz w:val="32"/>
+          <w:szCs w:val="32"/>
+          <w:cs/>
+        </w:rPr>
+        <w:t>การบูรณาการตัวกรองในกระบวนการขจัดสัญญาณรบกวน (</w:t>
+      </w:r>
+      <w:r>
+        <w:rPr>
+          <w:rFonts w:ascii="TH Sarabun New" w:hAnsi="TH Sarabun New" w:cs="TH Sarabun New"/>
+          <w:sz w:val="32"/>
+          <w:szCs w:val="32"/>
+        </w:rPr>
+        <w:t>Integrated Filtering Pipeline)</w:t>
+      </w:r>
     </w:p>
     <w:p>
       <w:pPr>
@@ -16970,24 +16890,66 @@
           <w:szCs w:val="32"/>
         </w:rPr>
         <w:tab/>
-        <w:t xml:space="preserve">2.4.3 </w:t>
-      </w:r>
-      <w:r>
-        <w:rPr>
-          <w:rFonts w:ascii="TH Sarabun New" w:hAnsi="TH Sarabun New" w:cs="TH Sarabun New"/>
-          <w:sz w:val="32"/>
-          <w:szCs w:val="32"/>
-          <w:cs/>
-        </w:rPr>
-        <w:t>การบูรณาการตัวกรองในกระบวนการขจัดสัญญาณรบกวน (</w:t>
-      </w:r>
-      <w:r>
-        <w:rPr>
-          <w:rFonts w:ascii="TH Sarabun New" w:hAnsi="TH Sarabun New" w:cs="TH Sarabun New"/>
-          <w:sz w:val="32"/>
-          <w:szCs w:val="32"/>
-        </w:rPr>
-        <w:t>Integrated Filtering Pipeline)</w:t>
+      </w:r>
+      <w:r>
+        <w:rPr>
+          <w:rFonts w:ascii="TH Sarabun New" w:hAnsi="TH Sarabun New" w:cs="TH Sarabun New"/>
+          <w:sz w:val="32"/>
+          <w:szCs w:val="32"/>
+        </w:rPr>
+        <w:tab/>
+      </w:r>
+      <w:r>
+        <w:rPr>
+          <w:rFonts w:ascii="TH Sarabun New" w:hAnsi="TH Sarabun New" w:cs="TH Sarabun New"/>
+          <w:sz w:val="32"/>
+          <w:szCs w:val="32"/>
+        </w:rPr>
+        <w:tab/>
+      </w:r>
+      <w:r>
+        <w:rPr>
+          <w:rFonts w:ascii="TH Sarabun New" w:hAnsi="TH Sarabun New" w:cs="TH Sarabun New"/>
+          <w:sz w:val="32"/>
+          <w:szCs w:val="32"/>
+          <w:cs/>
+        </w:rPr>
+        <w:t xml:space="preserve">ในระบบตรวจจับและรู้จำกิจกรรมมนุษย์ด้วยคลื่น </w:t>
+      </w:r>
+      <w:proofErr w:type="spellStart"/>
+      <w:r>
+        <w:rPr>
+          <w:rFonts w:ascii="TH Sarabun New" w:hAnsi="TH Sarabun New" w:cs="TH Sarabun New"/>
+          <w:sz w:val="32"/>
+          <w:szCs w:val="32"/>
+        </w:rPr>
+        <w:t>WiFi</w:t>
+      </w:r>
+      <w:proofErr w:type="spellEnd"/>
+      <w:r>
+        <w:rPr>
+          <w:rFonts w:ascii="TH Sarabun New" w:hAnsi="TH Sarabun New" w:cs="TH Sarabun New"/>
+          <w:sz w:val="32"/>
+          <w:szCs w:val="32"/>
+        </w:rPr>
+        <w:t xml:space="preserve"> </w:t>
+      </w:r>
+      <w:r>
+        <w:rPr>
+          <w:rFonts w:ascii="TH Sarabun New" w:hAnsi="TH Sarabun New" w:cs="TH Sarabun New"/>
+          <w:sz w:val="32"/>
+          <w:szCs w:val="32"/>
+          <w:cs/>
+        </w:rPr>
+        <w:t>ตัวกรองบัตเตอร์เวิร์ธความถี่ต่ำผ่านจะถูกนำมาใช้งานร่วมกับเทคนิคอื่น ๆ เป็นกระบวนการประมวลผลสัญญาณเบื้องต้นแบบผสมผสาน (</w:t>
+      </w:r>
+      <w:r>
+        <w:rPr>
+          <w:rFonts w:ascii="TH Sarabun New" w:hAnsi="TH Sarabun New" w:cs="TH Sarabun New"/>
+          <w:sz w:val="32"/>
+          <w:szCs w:val="32"/>
+        </w:rPr>
+        <w:t>Hybrid Filtering Pipeline)</w:t>
       </w:r>
     </w:p>
     <w:p>
@@ -17030,50 +16992,75 @@
           <w:szCs w:val="32"/>
         </w:rPr>
         <w:tab/>
-      </w:r>
-      <w:r>
-        <w:rPr>
-          <w:rFonts w:ascii="TH Sarabun New" w:hAnsi="TH Sarabun New" w:cs="TH Sarabun New"/>
-          <w:sz w:val="32"/>
-          <w:szCs w:val="32"/>
-          <w:cs/>
-        </w:rPr>
-        <w:t xml:space="preserve">ในระบบตรวจจับและรู้จำกิจกรรมมนุษย์ด้วยคลื่น </w:t>
-      </w:r>
-      <w:proofErr w:type="spellStart"/>
-      <w:r>
-        <w:rPr>
-          <w:rFonts w:ascii="TH Sarabun New" w:hAnsi="TH Sarabun New" w:cs="TH Sarabun New"/>
-          <w:sz w:val="32"/>
-          <w:szCs w:val="32"/>
-        </w:rPr>
-        <w:t>WiFi</w:t>
-      </w:r>
-      <w:proofErr w:type="spellEnd"/>
-      <w:r>
-        <w:rPr>
-          <w:rFonts w:ascii="TH Sarabun New" w:hAnsi="TH Sarabun New" w:cs="TH Sarabun New"/>
-          <w:sz w:val="32"/>
-          <w:szCs w:val="32"/>
-        </w:rPr>
-        <w:t xml:space="preserve"> </w:t>
-      </w:r>
-      <w:r>
-        <w:rPr>
-          <w:rFonts w:ascii="TH Sarabun New" w:hAnsi="TH Sarabun New" w:cs="TH Sarabun New"/>
-          <w:sz w:val="32"/>
-          <w:szCs w:val="32"/>
-          <w:cs/>
-        </w:rPr>
-        <w:t>ตัวกรองบัตเตอร์เวิร์ธความถี่ต่ำผ่านจะถูกนำมาใช้งานร่วมกับเทคนิคอื่น ๆ เป็นกระบวนการประมวลผลสัญญาณเบื้องต้นแบบผสมผสาน (</w:t>
-      </w:r>
-      <w:r>
-        <w:rPr>
-          <w:rFonts w:ascii="TH Sarabun New" w:hAnsi="TH Sarabun New" w:cs="TH Sarabun New"/>
-          <w:sz w:val="32"/>
-          <w:szCs w:val="32"/>
-        </w:rPr>
-        <w:t>Hybrid Filtering Pipeline)</w:t>
+        <w:t xml:space="preserve">1) </w:t>
+      </w:r>
+      <w:r>
+        <w:rPr>
+          <w:rFonts w:ascii="TH Sarabun New" w:hAnsi="TH Sarabun New" w:cs="TH Sarabun New"/>
+          <w:sz w:val="32"/>
+          <w:szCs w:val="32"/>
+          <w:cs/>
+        </w:rPr>
+        <w:t>การกำจัดสัญญาณรบกวนแบบอิมพัลส์ (</w:t>
+      </w:r>
+      <w:r>
+        <w:rPr>
+          <w:rFonts w:ascii="TH Sarabun New" w:hAnsi="TH Sarabun New" w:cs="TH Sarabun New"/>
+          <w:sz w:val="32"/>
+          <w:szCs w:val="32"/>
+        </w:rPr>
+        <w:t xml:space="preserve">Impulse Noise Removal): </w:t>
+      </w:r>
+      <w:r>
+        <w:rPr>
+          <w:rFonts w:ascii="TH Sarabun New" w:hAnsi="TH Sarabun New" w:cs="TH Sarabun New"/>
+          <w:sz w:val="32"/>
+          <w:szCs w:val="32"/>
+          <w:cs/>
+        </w:rPr>
+        <w:t>ใช้ตัวกรองแฮมเพล (</w:t>
+      </w:r>
+      <w:r>
+        <w:rPr>
+          <w:rFonts w:ascii="TH Sarabun New" w:hAnsi="TH Sarabun New" w:cs="TH Sarabun New"/>
+          <w:sz w:val="32"/>
+          <w:szCs w:val="32"/>
+        </w:rPr>
+        <w:t xml:space="preserve">Hampel Filter) </w:t>
+      </w:r>
+      <w:r>
+        <w:rPr>
+          <w:rFonts w:ascii="TH Sarabun New" w:hAnsi="TH Sarabun New" w:cs="TH Sarabun New"/>
+          <w:sz w:val="32"/>
+          <w:szCs w:val="32"/>
+          <w:cs/>
+        </w:rPr>
+        <w:t>เพื่อขจัดจุดข้อมูลผิดปกติ (</w:t>
+      </w:r>
+      <w:r>
+        <w:rPr>
+          <w:rFonts w:ascii="TH Sarabun New" w:hAnsi="TH Sarabun New" w:cs="TH Sarabun New"/>
+          <w:sz w:val="32"/>
+          <w:szCs w:val="32"/>
+        </w:rPr>
+        <w:t xml:space="preserve">Outliers) </w:t>
+      </w:r>
+      <w:r>
+        <w:rPr>
+          <w:rFonts w:ascii="TH Sarabun New" w:hAnsi="TH Sarabun New" w:cs="TH Sarabun New"/>
+          <w:sz w:val="32"/>
+          <w:szCs w:val="32"/>
+          <w:cs/>
+        </w:rPr>
+        <w:t xml:space="preserve">ออกจากลำดับแอมพลิจูดของ </w:t>
+      </w:r>
+      <w:r>
+        <w:rPr>
+          <w:rFonts w:ascii="TH Sarabun New" w:hAnsi="TH Sarabun New" w:cs="TH Sarabun New"/>
+          <w:sz w:val="32"/>
+          <w:szCs w:val="32"/>
+        </w:rPr>
+        <w:t>CSI</w:t>
       </w:r>
     </w:p>
     <w:p>
@@ -17116,75 +17103,33 @@
           <w:szCs w:val="32"/>
         </w:rPr>
         <w:tab/>
-        <w:t xml:space="preserve">1) </w:t>
-      </w:r>
-      <w:r>
-        <w:rPr>
-          <w:rFonts w:ascii="TH Sarabun New" w:hAnsi="TH Sarabun New" w:cs="TH Sarabun New"/>
-          <w:sz w:val="32"/>
-          <w:szCs w:val="32"/>
-          <w:cs/>
-        </w:rPr>
-        <w:t>การกำจัดสัญญาณรบกวนแบบอิมพัลส์ (</w:t>
-      </w:r>
-      <w:r>
-        <w:rPr>
-          <w:rFonts w:ascii="TH Sarabun New" w:hAnsi="TH Sarabun New" w:cs="TH Sarabun New"/>
-          <w:sz w:val="32"/>
-          <w:szCs w:val="32"/>
-        </w:rPr>
-        <w:t xml:space="preserve">Impulse Noise Removal): </w:t>
-      </w:r>
-      <w:r>
-        <w:rPr>
-          <w:rFonts w:ascii="TH Sarabun New" w:hAnsi="TH Sarabun New" w:cs="TH Sarabun New"/>
-          <w:sz w:val="32"/>
-          <w:szCs w:val="32"/>
-          <w:cs/>
-        </w:rPr>
-        <w:t>ใช้ตัวกรองแฮมเพล (</w:t>
-      </w:r>
-      <w:r>
-        <w:rPr>
-          <w:rFonts w:ascii="TH Sarabun New" w:hAnsi="TH Sarabun New" w:cs="TH Sarabun New"/>
-          <w:sz w:val="32"/>
-          <w:szCs w:val="32"/>
-        </w:rPr>
-        <w:t xml:space="preserve">Hampel Filter) </w:t>
-      </w:r>
-      <w:r>
-        <w:rPr>
-          <w:rFonts w:ascii="TH Sarabun New" w:hAnsi="TH Sarabun New" w:cs="TH Sarabun New"/>
-          <w:sz w:val="32"/>
-          <w:szCs w:val="32"/>
-          <w:cs/>
-        </w:rPr>
-        <w:t>เพื่อขจัดจุดข้อมูลผิดปกติ (</w:t>
-      </w:r>
-      <w:r>
-        <w:rPr>
-          <w:rFonts w:ascii="TH Sarabun New" w:hAnsi="TH Sarabun New" w:cs="TH Sarabun New"/>
-          <w:sz w:val="32"/>
-          <w:szCs w:val="32"/>
-        </w:rPr>
-        <w:t xml:space="preserve">Outliers) </w:t>
-      </w:r>
-      <w:r>
-        <w:rPr>
-          <w:rFonts w:ascii="TH Sarabun New" w:hAnsi="TH Sarabun New" w:cs="TH Sarabun New"/>
-          <w:sz w:val="32"/>
-          <w:szCs w:val="32"/>
-          <w:cs/>
-        </w:rPr>
-        <w:t xml:space="preserve">ออกจากลำดับแอมพลิจูดของ </w:t>
-      </w:r>
-      <w:r>
-        <w:rPr>
-          <w:rFonts w:ascii="TH Sarabun New" w:hAnsi="TH Sarabun New" w:cs="TH Sarabun New"/>
-          <w:sz w:val="32"/>
-          <w:szCs w:val="32"/>
-        </w:rPr>
-        <w:t>CSI</w:t>
+        <w:t xml:space="preserve">2) </w:t>
+      </w:r>
+      <w:r>
+        <w:rPr>
+          <w:rFonts w:ascii="TH Sarabun New" w:hAnsi="TH Sarabun New" w:cs="TH Sarabun New"/>
+          <w:sz w:val="32"/>
+          <w:szCs w:val="32"/>
+          <w:cs/>
+        </w:rPr>
+        <w:t>การกรองความถี่ต่ำผ่าน (</w:t>
+      </w:r>
+      <w:r>
+        <w:rPr>
+          <w:rFonts w:ascii="TH Sarabun New" w:hAnsi="TH Sarabun New" w:cs="TH Sarabun New"/>
+          <w:sz w:val="32"/>
+          <w:szCs w:val="32"/>
+        </w:rPr>
+        <w:t xml:space="preserve">Low-Pass Filtering): </w:t>
+      </w:r>
+      <w:r>
+        <w:rPr>
+          <w:rFonts w:ascii="TH Sarabun New" w:hAnsi="TH Sarabun New" w:cs="TH Sarabun New"/>
+          <w:sz w:val="32"/>
+          <w:szCs w:val="32"/>
+          <w:cs/>
+        </w:rPr>
+        <w:t>ใช้ตัวกรองบัตเตอร์เวิร์ธเพื่อกำจัดสัญญาณรบกวนความร้อนและสัญญาณรบกวนความถี่สูง โดยยังคงรักษารูปคลื่นการเคลื่อนไหวของมนุษย์ในย่านความถี่ต่ำไว้อย่างสมบูรณ์</w:t>
       </w:r>
     </w:p>
     <w:p>
@@ -17227,33 +17172,58 @@
           <w:szCs w:val="32"/>
         </w:rPr>
         <w:tab/>
-        <w:t xml:space="preserve">2) </w:t>
-      </w:r>
-      <w:r>
-        <w:rPr>
-          <w:rFonts w:ascii="TH Sarabun New" w:hAnsi="TH Sarabun New" w:cs="TH Sarabun New"/>
-          <w:sz w:val="32"/>
-          <w:szCs w:val="32"/>
-          <w:cs/>
-        </w:rPr>
-        <w:t>การกรองความถี่ต่ำผ่าน (</w:t>
-      </w:r>
-      <w:r>
-        <w:rPr>
-          <w:rFonts w:ascii="TH Sarabun New" w:hAnsi="TH Sarabun New" w:cs="TH Sarabun New"/>
-          <w:sz w:val="32"/>
-          <w:szCs w:val="32"/>
-        </w:rPr>
-        <w:t xml:space="preserve">Low-Pass Filtering): </w:t>
-      </w:r>
-      <w:r>
-        <w:rPr>
-          <w:rFonts w:ascii="TH Sarabun New" w:hAnsi="TH Sarabun New" w:cs="TH Sarabun New"/>
-          <w:sz w:val="32"/>
-          <w:szCs w:val="32"/>
-          <w:cs/>
-        </w:rPr>
-        <w:t>ใช้ตัวกรองบัตเตอร์เวิร์ธเพื่อกำจัดสัญญาณรบกวนความร้อนและสัญญาณรบกวนความถี่สูง โดยยังคงรักษารูปคลื่นการเคลื่อนไหวของมนุษย์ในย่านความถี่ต่ำไว้อย่างสมบูรณ์</w:t>
+        <w:t xml:space="preserve">3) </w:t>
+      </w:r>
+      <w:r>
+        <w:rPr>
+          <w:rFonts w:ascii="TH Sarabun New" w:hAnsi="TH Sarabun New" w:cs="TH Sarabun New"/>
+          <w:sz w:val="32"/>
+          <w:szCs w:val="32"/>
+          <w:cs/>
+        </w:rPr>
+        <w:t>การลดมิติข้อมูล (</w:t>
+      </w:r>
+      <w:r>
+        <w:rPr>
+          <w:rFonts w:ascii="TH Sarabun New" w:hAnsi="TH Sarabun New" w:cs="TH Sarabun New"/>
+          <w:sz w:val="32"/>
+          <w:szCs w:val="32"/>
+        </w:rPr>
+        <w:t xml:space="preserve">Dimensionality Reduction): </w:t>
+      </w:r>
+      <w:r>
+        <w:rPr>
+          <w:rFonts w:ascii="TH Sarabun New" w:hAnsi="TH Sarabun New" w:cs="TH Sarabun New"/>
+          <w:sz w:val="32"/>
+          <w:szCs w:val="32"/>
+          <w:cs/>
+        </w:rPr>
+        <w:t>ประยุกต์ใช้การวิเคราะห์องค์ประกอบหลัก (</w:t>
+      </w:r>
+      <w:r>
+        <w:rPr>
+          <w:rFonts w:ascii="TH Sarabun New" w:hAnsi="TH Sarabun New" w:cs="TH Sarabun New"/>
+          <w:sz w:val="32"/>
+          <w:szCs w:val="32"/>
+        </w:rPr>
+        <w:t xml:space="preserve">PCA) </w:t>
+      </w:r>
+      <w:r>
+        <w:rPr>
+          <w:rFonts w:ascii="TH Sarabun New" w:hAnsi="TH Sarabun New" w:cs="TH Sarabun New"/>
+          <w:sz w:val="32"/>
+          <w:szCs w:val="32"/>
+          <w:cs/>
+        </w:rPr>
+        <w:t>เพื่อคัดเลือกและบีบอัดสับแคร์เรียร์ที่มีนัยสำคัญต่อการเคลื่อนไหว ลดความซับซ้อนในการคำนวณ และเพิ่มอัตราส่วนสัญญาณต่อสัญญาณรบกวน (</w:t>
+      </w:r>
+      <w:r>
+        <w:rPr>
+          <w:rFonts w:ascii="TH Sarabun New" w:hAnsi="TH Sarabun New" w:cs="TH Sarabun New"/>
+          <w:sz w:val="32"/>
+          <w:szCs w:val="32"/>
+        </w:rPr>
+        <w:t>SNR)</w:t>
       </w:r>
     </w:p>
     <w:p>
@@ -17273,83 +17243,6 @@
           <w:szCs w:val="32"/>
         </w:rPr>
       </w:pPr>
-      <w:r>
-        <w:rPr>
-          <w:rFonts w:ascii="TH Sarabun New" w:hAnsi="TH Sarabun New" w:cs="TH Sarabun New"/>
-          <w:sz w:val="32"/>
-          <w:szCs w:val="32"/>
-        </w:rPr>
-        <w:lastRenderedPageBreak/>
-        <w:tab/>
-      </w:r>
-      <w:r>
-        <w:rPr>
-          <w:rFonts w:ascii="TH Sarabun New" w:hAnsi="TH Sarabun New" w:cs="TH Sarabun New"/>
-          <w:sz w:val="32"/>
-          <w:szCs w:val="32"/>
-        </w:rPr>
-        <w:tab/>
-      </w:r>
-      <w:r>
-        <w:rPr>
-          <w:rFonts w:ascii="TH Sarabun New" w:hAnsi="TH Sarabun New" w:cs="TH Sarabun New"/>
-          <w:sz w:val="32"/>
-          <w:szCs w:val="32"/>
-        </w:rPr>
-        <w:tab/>
-        <w:t xml:space="preserve">3) </w:t>
-      </w:r>
-      <w:r>
-        <w:rPr>
-          <w:rFonts w:ascii="TH Sarabun New" w:hAnsi="TH Sarabun New" w:cs="TH Sarabun New"/>
-          <w:sz w:val="32"/>
-          <w:szCs w:val="32"/>
-          <w:cs/>
-        </w:rPr>
-        <w:t>การลดมิติข้อมูล (</w:t>
-      </w:r>
-      <w:r>
-        <w:rPr>
-          <w:rFonts w:ascii="TH Sarabun New" w:hAnsi="TH Sarabun New" w:cs="TH Sarabun New"/>
-          <w:sz w:val="32"/>
-          <w:szCs w:val="32"/>
-        </w:rPr>
-        <w:t xml:space="preserve">Dimensionality Reduction): </w:t>
-      </w:r>
-      <w:r>
-        <w:rPr>
-          <w:rFonts w:ascii="TH Sarabun New" w:hAnsi="TH Sarabun New" w:cs="TH Sarabun New"/>
-          <w:sz w:val="32"/>
-          <w:szCs w:val="32"/>
-          <w:cs/>
-        </w:rPr>
-        <w:t>ประยุกต์ใช้การวิเคราะห์องค์ประกอบหลัก (</w:t>
-      </w:r>
-      <w:r>
-        <w:rPr>
-          <w:rFonts w:ascii="TH Sarabun New" w:hAnsi="TH Sarabun New" w:cs="TH Sarabun New"/>
-          <w:sz w:val="32"/>
-          <w:szCs w:val="32"/>
-        </w:rPr>
-        <w:t xml:space="preserve">PCA) </w:t>
-      </w:r>
-      <w:r>
-        <w:rPr>
-          <w:rFonts w:ascii="TH Sarabun New" w:hAnsi="TH Sarabun New" w:cs="TH Sarabun New"/>
-          <w:sz w:val="32"/>
-          <w:szCs w:val="32"/>
-          <w:cs/>
-        </w:rPr>
-        <w:t>เพื่อคัดเลือกและบีบอัดสับแคร์เรียร์ที่มีนัยสำคัญต่อการเคลื่อนไหว ลดความซับซ้อนในการคำนวณ และเพิ่มอัตราส่วนสัญญาณต่อสัญญาณรบกวน (</w:t>
-      </w:r>
-      <w:r>
-        <w:rPr>
-          <w:rFonts w:ascii="TH Sarabun New" w:hAnsi="TH Sarabun New" w:cs="TH Sarabun New"/>
-          <w:sz w:val="32"/>
-          <w:szCs w:val="32"/>
-        </w:rPr>
-        <w:t>SNR)</w:t>
-      </w:r>
     </w:p>
     <w:p>
       <w:pPr>
@@ -17368,6 +17261,33 @@
           <w:szCs w:val="32"/>
         </w:rPr>
       </w:pPr>
+      <w:r>
+        <w:rPr>
+          <w:rFonts w:ascii="TH Sarabun New" w:hAnsi="TH Sarabun New" w:cs="TH Sarabun New"/>
+          <w:sz w:val="32"/>
+          <w:szCs w:val="32"/>
+        </w:rPr>
+        <w:lastRenderedPageBreak/>
+        <w:tab/>
+        <w:t xml:space="preserve">2.4.4 </w:t>
+      </w:r>
+      <w:r>
+        <w:rPr>
+          <w:rFonts w:ascii="TH Sarabun New" w:hAnsi="TH Sarabun New" w:cs="TH Sarabun New"/>
+          <w:sz w:val="32"/>
+          <w:szCs w:val="32"/>
+          <w:cs/>
+        </w:rPr>
+        <w:t>การประนีประนอมประสิทธิภาพและความทนทานต่อสภาพแวดล้อม (</w:t>
+      </w:r>
+      <w:r>
+        <w:rPr>
+          <w:rFonts w:ascii="TH Sarabun New" w:hAnsi="TH Sarabun New" w:cs="TH Sarabun New"/>
+          <w:sz w:val="32"/>
+          <w:szCs w:val="32"/>
+        </w:rPr>
+        <w:t>Performance Trade-offs)</w:t>
+      </w:r>
     </w:p>
     <w:p>
       <w:pPr>
@@ -17393,24 +17313,90 @@
           <w:szCs w:val="32"/>
         </w:rPr>
         <w:tab/>
-        <w:t xml:space="preserve">2.4.4 </w:t>
-      </w:r>
-      <w:r>
-        <w:rPr>
-          <w:rFonts w:ascii="TH Sarabun New" w:hAnsi="TH Sarabun New" w:cs="TH Sarabun New"/>
-          <w:sz w:val="32"/>
-          <w:szCs w:val="32"/>
-          <w:cs/>
-        </w:rPr>
-        <w:t>การประนีประนอมประสิทธิภาพและความทนทานต่อสภาพแวดล้อม (</w:t>
-      </w:r>
-      <w:r>
-        <w:rPr>
-          <w:rFonts w:ascii="TH Sarabun New" w:hAnsi="TH Sarabun New" w:cs="TH Sarabun New"/>
-          <w:sz w:val="32"/>
-          <w:szCs w:val="32"/>
-        </w:rPr>
-        <w:t>Performance Trade-offs)</w:t>
+      </w:r>
+      <w:r>
+        <w:rPr>
+          <w:rFonts w:ascii="TH Sarabun New" w:hAnsi="TH Sarabun New" w:cs="TH Sarabun New"/>
+          <w:sz w:val="32"/>
+          <w:szCs w:val="32"/>
+        </w:rPr>
+        <w:tab/>
+      </w:r>
+      <w:r>
+        <w:rPr>
+          <w:rFonts w:ascii="TH Sarabun New" w:hAnsi="TH Sarabun New" w:cs="TH Sarabun New"/>
+          <w:sz w:val="32"/>
+          <w:szCs w:val="32"/>
+        </w:rPr>
+        <w:tab/>
+      </w:r>
+      <w:r>
+        <w:rPr>
+          <w:rFonts w:ascii="TH Sarabun New" w:hAnsi="TH Sarabun New" w:cs="TH Sarabun New"/>
+          <w:sz w:val="32"/>
+          <w:szCs w:val="32"/>
+          <w:cs/>
+        </w:rPr>
+        <w:t>การใช้ตัวกรองแบบดั้งเดิม เช่น ตัวกรองบัตเตอร์เวิร์ธ มีข้อได้เปรียบสำคัญคือ ความซับซ้อนในการคำนวณต่ำ (</w:t>
+      </w:r>
+      <w:r>
+        <w:rPr>
+          <w:rFonts w:ascii="TH Sarabun New" w:hAnsi="TH Sarabun New" w:cs="TH Sarabun New"/>
+          <w:sz w:val="32"/>
+          <w:szCs w:val="32"/>
+        </w:rPr>
+        <w:t xml:space="preserve">Low Computational Overhead) </w:t>
+      </w:r>
+      <w:r>
+        <w:rPr>
+          <w:rFonts w:ascii="TH Sarabun New" w:hAnsi="TH Sarabun New" w:cs="TH Sarabun New"/>
+          <w:sz w:val="32"/>
+          <w:szCs w:val="32"/>
+          <w:cs/>
+        </w:rPr>
+        <w:t>และมีความเสถียรสูง เหมาะสำหรับการประมวลผลแบบเรียลไทม์บนอุปกรณ์ประมวลผลขอบ (</w:t>
+      </w:r>
+      <w:r>
+        <w:rPr>
+          <w:rFonts w:ascii="TH Sarabun New" w:hAnsi="TH Sarabun New" w:cs="TH Sarabun New"/>
+          <w:sz w:val="32"/>
+          <w:szCs w:val="32"/>
+        </w:rPr>
+        <w:t>Edge Devices)</w:t>
+      </w:r>
+      <w:r>
+        <w:rPr>
+          <w:rFonts w:ascii="TH Sarabun New" w:hAnsi="TH Sarabun New" w:cs="TH Sarabun New"/>
+          <w:sz w:val="32"/>
+          <w:szCs w:val="32"/>
+        </w:rPr>
+        <w:t xml:space="preserve"> </w:t>
+      </w:r>
+      <w:r>
+        <w:rPr>
+          <w:rFonts w:ascii="TH Sarabun New" w:hAnsi="TH Sarabun New" w:cs="TH Sarabun New"/>
+          <w:sz w:val="32"/>
+          <w:szCs w:val="32"/>
+          <w:cs/>
+        </w:rPr>
+        <w:t xml:space="preserve">เมื่อนำไปใช้งานร่วมกับตัวกรองสถิติและกระบวนการหักล้างสัญญาณพื้นหลัง จะช่วยเพิ่มค่า </w:t>
+      </w:r>
+      <w:r>
+        <w:rPr>
+          <w:rFonts w:ascii="TH Sarabun New" w:hAnsi="TH Sarabun New" w:cs="TH Sarabun New"/>
+          <w:sz w:val="32"/>
+          <w:szCs w:val="32"/>
+        </w:rPr>
+        <w:t xml:space="preserve">SNR </w:t>
+      </w:r>
+      <w:r>
+        <w:rPr>
+          <w:rFonts w:ascii="TH Sarabun New" w:hAnsi="TH Sarabun New" w:cs="TH Sarabun New"/>
+          <w:sz w:val="32"/>
+          <w:szCs w:val="32"/>
+          <w:cs/>
+        </w:rPr>
+        <w:t>ส่งผลให้ระบบตรวจจับการล้มและการเคลื่อนไหวสามารถสกัดเวกเตอร์คุณลักษณะที่มีความแม่นยำสูงก่อนป้อนเข้าสู่โมเดลปัญญาประดิษฐ์</w:t>
       </w:r>
     </w:p>
     <w:p>
@@ -17430,9 +17416,42 @@
           <w:szCs w:val="32"/>
         </w:rPr>
       </w:pPr>
-      <w:r>
-        <w:rPr>
-          <w:rFonts w:ascii="TH Sarabun New" w:hAnsi="TH Sarabun New" w:cs="TH Sarabun New"/>
+    </w:p>
+    <w:p>
+      <w:pPr>
+        <w:tabs>
+          <w:tab w:val="left" w:pos="567"/>
+          <w:tab w:val="left" w:pos="709"/>
+          <w:tab w:val="left" w:pos="851"/>
+          <w:tab w:val="left" w:pos="1134"/>
+          <w:tab w:val="left" w:pos="1418"/>
+          <w:tab w:val="left" w:pos="1701"/>
+        </w:tabs>
+        <w:spacing w:after="0" w:line="240" w:lineRule="auto"/>
+        <w:jc w:val="thaiDistribute"/>
+        <w:rPr>
+          <w:rFonts w:ascii="TH Sarabun New" w:hAnsi="TH Sarabun New" w:cs="TH Sarabun New"/>
+          <w:b/>
+          <w:bCs/>
+          <w:sz w:val="32"/>
+          <w:szCs w:val="32"/>
+        </w:rPr>
+      </w:pPr>
+      <w:r>
+        <w:rPr>
+          <w:rFonts w:ascii="TH Sarabun New" w:hAnsi="TH Sarabun New" w:cs="TH Sarabun New"/>
+          <w:b/>
+          <w:bCs/>
+          <w:sz w:val="32"/>
+          <w:szCs w:val="32"/>
+        </w:rPr>
+        <w:t xml:space="preserve">2.5 </w:t>
+      </w:r>
+      <w:r>
+        <w:rPr>
+          <w:rFonts w:ascii="TH Sarabun New" w:hAnsi="TH Sarabun New" w:cs="TH Sarabun New"/>
+          <w:b/>
+          <w:bCs/>
           <w:sz w:val="32"/>
           <w:szCs w:val="32"/>
         </w:rPr>
@@ -17441,86 +17460,45 @@
       <w:r>
         <w:rPr>
           <w:rFonts w:ascii="TH Sarabun New" w:hAnsi="TH Sarabun New" w:cs="TH Sarabun New"/>
-          <w:sz w:val="32"/>
-          <w:szCs w:val="32"/>
-        </w:rPr>
-        <w:tab/>
-      </w:r>
-      <w:r>
-        <w:rPr>
-          <w:rFonts w:ascii="TH Sarabun New" w:hAnsi="TH Sarabun New" w:cs="TH Sarabun New"/>
-          <w:sz w:val="32"/>
-          <w:szCs w:val="32"/>
-        </w:rPr>
-        <w:tab/>
-      </w:r>
-      <w:r>
-        <w:rPr>
-          <w:rFonts w:ascii="TH Sarabun New" w:hAnsi="TH Sarabun New" w:cs="TH Sarabun New"/>
-          <w:sz w:val="32"/>
-          <w:szCs w:val="32"/>
-          <w:cs/>
-        </w:rPr>
-        <w:t>การใช้ตัวกรองแบบดั้งเดิม เช่น ตัวกรองบัตเตอร์เวิร์ธ มีข้อได้เปรียบสำคัญคือ ความซับซ้อนในการคำนวณต่ำ (</w:t>
-      </w:r>
-      <w:r>
-        <w:rPr>
-          <w:rFonts w:ascii="TH Sarabun New" w:hAnsi="TH Sarabun New" w:cs="TH Sarabun New"/>
-          <w:sz w:val="32"/>
-          <w:szCs w:val="32"/>
-        </w:rPr>
-        <w:t xml:space="preserve">Low Computational Overhead) </w:t>
-      </w:r>
-      <w:r>
-        <w:rPr>
-          <w:rFonts w:ascii="TH Sarabun New" w:hAnsi="TH Sarabun New" w:cs="TH Sarabun New"/>
-          <w:sz w:val="32"/>
-          <w:szCs w:val="32"/>
-          <w:cs/>
-        </w:rPr>
-        <w:t>และมีความเสถียรสูง เหมาะสำหรับการประมวลผลแบบเรียลไทม์บนอุปกรณ์ประมวลผลขอบ (</w:t>
-      </w:r>
-      <w:r>
-        <w:rPr>
-          <w:rFonts w:ascii="TH Sarabun New" w:hAnsi="TH Sarabun New" w:cs="TH Sarabun New"/>
-          <w:sz w:val="32"/>
-          <w:szCs w:val="32"/>
-        </w:rPr>
-        <w:t>Edge Devices)</w:t>
-      </w:r>
-      <w:r>
-        <w:rPr>
-          <w:rFonts w:ascii="TH Sarabun New" w:hAnsi="TH Sarabun New" w:cs="TH Sarabun New"/>
-          <w:sz w:val="32"/>
-          <w:szCs w:val="32"/>
-        </w:rPr>
-        <w:t xml:space="preserve"> </w:t>
-      </w:r>
-      <w:r>
-        <w:rPr>
-          <w:rFonts w:ascii="TH Sarabun New" w:hAnsi="TH Sarabun New" w:cs="TH Sarabun New"/>
-          <w:sz w:val="32"/>
-          <w:szCs w:val="32"/>
-          <w:cs/>
-        </w:rPr>
-        <w:t xml:space="preserve">เมื่อนำไปใช้งานร่วมกับตัวกรองสถิติและกระบวนการหักล้างสัญญาณพื้นหลัง จะช่วยเพิ่มค่า </w:t>
-      </w:r>
-      <w:r>
-        <w:rPr>
-          <w:rFonts w:ascii="TH Sarabun New" w:hAnsi="TH Sarabun New" w:cs="TH Sarabun New"/>
-          <w:sz w:val="32"/>
-          <w:szCs w:val="32"/>
-        </w:rPr>
-        <w:t xml:space="preserve">SNR </w:t>
-      </w:r>
-      <w:r>
-        <w:rPr>
-          <w:rFonts w:ascii="TH Sarabun New" w:hAnsi="TH Sarabun New" w:cs="TH Sarabun New"/>
-          <w:sz w:val="32"/>
-          <w:szCs w:val="32"/>
-          <w:cs/>
-        </w:rPr>
-        <w:t>ส่งผลให้ระบบตรวจจับการล้มและการเคลื่อนไหวสามารถสกัดเวกเตอร์คุณลักษณะที่มีความแม่นยำสูงก่อนป้อนเข้าสู่โมเดลปัญญาประดิษฐ์</w:t>
+          <w:b/>
+          <w:bCs/>
+          <w:sz w:val="32"/>
+          <w:szCs w:val="32"/>
+          <w:cs/>
+        </w:rPr>
+        <w:t>ทฤษฎีอินเทอร์เน็ตของสรรพสิ่งผสานปัญญาประดิษฐ์ (</w:t>
+      </w:r>
+      <w:r>
+        <w:rPr>
+          <w:rFonts w:ascii="TH Sarabun New" w:hAnsi="TH Sarabun New" w:cs="TH Sarabun New"/>
+          <w:b/>
+          <w:bCs/>
+          <w:sz w:val="32"/>
+          <w:szCs w:val="32"/>
+        </w:rPr>
+        <w:t xml:space="preserve">Artificial Intelligence of Things: </w:t>
+      </w:r>
+      <w:proofErr w:type="spellStart"/>
+      <w:r>
+        <w:rPr>
+          <w:rFonts w:ascii="TH Sarabun New" w:hAnsi="TH Sarabun New" w:cs="TH Sarabun New"/>
+          <w:b/>
+          <w:bCs/>
+          <w:sz w:val="32"/>
+          <w:szCs w:val="32"/>
+        </w:rPr>
+        <w:t>AIoT</w:t>
+      </w:r>
+      <w:proofErr w:type="spellEnd"/>
+      <w:r>
+        <w:rPr>
+          <w:rFonts w:ascii="TH Sarabun New" w:hAnsi="TH Sarabun New" w:cs="TH Sarabun New"/>
+          <w:b/>
+          <w:bCs/>
+          <w:sz w:val="32"/>
+          <w:szCs w:val="32"/>
+        </w:rPr>
+        <w:t>)</w:t>
       </w:r>
     </w:p>
     <w:p>
@@ -17540,6 +17518,60 @@
           <w:szCs w:val="32"/>
         </w:rPr>
       </w:pPr>
+      <w:r>
+        <w:rPr>
+          <w:rFonts w:ascii="TH Sarabun New" w:hAnsi="TH Sarabun New" w:cs="TH Sarabun New"/>
+          <w:sz w:val="32"/>
+          <w:szCs w:val="32"/>
+        </w:rPr>
+        <w:tab/>
+        <w:t xml:space="preserve">2.5.1 </w:t>
+      </w:r>
+      <w:r>
+        <w:rPr>
+          <w:rFonts w:ascii="TH Sarabun New" w:hAnsi="TH Sarabun New" w:cs="TH Sarabun New"/>
+          <w:sz w:val="32"/>
+          <w:szCs w:val="32"/>
+          <w:cs/>
+        </w:rPr>
+        <w:t xml:space="preserve">นิยามและแนวคิดพื้นฐานของ </w:t>
+      </w:r>
+      <w:proofErr w:type="spellStart"/>
+      <w:r>
+        <w:rPr>
+          <w:rFonts w:ascii="TH Sarabun New" w:hAnsi="TH Sarabun New" w:cs="TH Sarabun New"/>
+          <w:sz w:val="32"/>
+          <w:szCs w:val="32"/>
+        </w:rPr>
+        <w:t>AIoT</w:t>
+      </w:r>
+      <w:proofErr w:type="spellEnd"/>
+      <w:r>
+        <w:rPr>
+          <w:rFonts w:ascii="TH Sarabun New" w:hAnsi="TH Sarabun New" w:cs="TH Sarabun New"/>
+          <w:sz w:val="32"/>
+          <w:szCs w:val="32"/>
+        </w:rPr>
+        <w:t xml:space="preserve"> (Concept and Fundamentals of </w:t>
+      </w:r>
+      <w:proofErr w:type="spellStart"/>
+      <w:r>
+        <w:rPr>
+          <w:rFonts w:ascii="TH Sarabun New" w:hAnsi="TH Sarabun New" w:cs="TH Sarabun New"/>
+          <w:sz w:val="32"/>
+          <w:szCs w:val="32"/>
+        </w:rPr>
+        <w:t>AIoT</w:t>
+      </w:r>
+      <w:proofErr w:type="spellEnd"/>
+      <w:r>
+        <w:rPr>
+          <w:rFonts w:ascii="TH Sarabun New" w:hAnsi="TH Sarabun New" w:cs="TH Sarabun New"/>
+          <w:sz w:val="32"/>
+          <w:szCs w:val="32"/>
+        </w:rPr>
+        <w:t>)</w:t>
+      </w:r>
     </w:p>
     <w:p>
       <w:pPr>
@@ -17554,27 +17586,13 @@
         <w:jc w:val="thaiDistribute"/>
         <w:rPr>
           <w:rFonts w:ascii="TH Sarabun New" w:hAnsi="TH Sarabun New" w:cs="TH Sarabun New"/>
-          <w:b/>
-          <w:bCs/>
-          <w:sz w:val="32"/>
-          <w:szCs w:val="32"/>
-        </w:rPr>
-      </w:pPr>
-      <w:r>
-        <w:rPr>
-          <w:rFonts w:ascii="TH Sarabun New" w:hAnsi="TH Sarabun New" w:cs="TH Sarabun New"/>
-          <w:b/>
-          <w:bCs/>
-          <w:sz w:val="32"/>
-          <w:szCs w:val="32"/>
-        </w:rPr>
-        <w:t xml:space="preserve">2.5 </w:t>
-      </w:r>
-      <w:r>
-        <w:rPr>
-          <w:rFonts w:ascii="TH Sarabun New" w:hAnsi="TH Sarabun New" w:cs="TH Sarabun New"/>
-          <w:b/>
-          <w:bCs/>
+          <w:sz w:val="32"/>
+          <w:szCs w:val="32"/>
+        </w:rPr>
+      </w:pPr>
+      <w:r>
+        <w:rPr>
+          <w:rFonts w:ascii="TH Sarabun New" w:hAnsi="TH Sarabun New" w:cs="TH Sarabun New"/>
           <w:sz w:val="32"/>
           <w:szCs w:val="32"/>
         </w:rPr>
@@ -17583,30 +17601,74 @@
       <w:r>
         <w:rPr>
           <w:rFonts w:ascii="TH Sarabun New" w:hAnsi="TH Sarabun New" w:cs="TH Sarabun New"/>
-          <w:b/>
-          <w:bCs/>
-          <w:sz w:val="32"/>
-          <w:szCs w:val="32"/>
-          <w:cs/>
-        </w:rPr>
-        <w:t>ทฤษฎีอินเทอร์เน็ตของสรรพสิ่งผสานปัญญาประดิษฐ์ (</w:t>
-      </w:r>
-      <w:r>
-        <w:rPr>
-          <w:rFonts w:ascii="TH Sarabun New" w:hAnsi="TH Sarabun New" w:cs="TH Sarabun New"/>
-          <w:b/>
-          <w:bCs/>
-          <w:sz w:val="32"/>
-          <w:szCs w:val="32"/>
-        </w:rPr>
-        <w:t xml:space="preserve">Artificial Intelligence of Things: </w:t>
+          <w:sz w:val="32"/>
+          <w:szCs w:val="32"/>
+        </w:rPr>
+        <w:tab/>
+      </w:r>
+      <w:r>
+        <w:rPr>
+          <w:rFonts w:ascii="TH Sarabun New" w:hAnsi="TH Sarabun New" w:cs="TH Sarabun New"/>
+          <w:sz w:val="32"/>
+          <w:szCs w:val="32"/>
+        </w:rPr>
+        <w:tab/>
+      </w:r>
+      <w:r>
+        <w:rPr>
+          <w:rFonts w:ascii="TH Sarabun New" w:hAnsi="TH Sarabun New" w:cs="TH Sarabun New"/>
+          <w:sz w:val="32"/>
+          <w:szCs w:val="32"/>
+          <w:cs/>
+        </w:rPr>
+        <w:t>การหลอมรวมระหว่างเทคโนโลยีปัญญาประดิษฐ์ (</w:t>
+      </w:r>
+      <w:r>
+        <w:rPr>
+          <w:rFonts w:ascii="TH Sarabun New" w:hAnsi="TH Sarabun New" w:cs="TH Sarabun New"/>
+          <w:sz w:val="32"/>
+          <w:szCs w:val="32"/>
+        </w:rPr>
+        <w:t xml:space="preserve">Artificial Intelligence: AI) </w:t>
+      </w:r>
+      <w:r>
+        <w:rPr>
+          <w:rFonts w:ascii="TH Sarabun New" w:hAnsi="TH Sarabun New" w:cs="TH Sarabun New"/>
+          <w:sz w:val="32"/>
+          <w:szCs w:val="32"/>
+          <w:cs/>
+        </w:rPr>
+        <w:t>และอินเทอร์เน็ตของสรรพสิ่ง (</w:t>
+      </w:r>
+      <w:r>
+        <w:rPr>
+          <w:rFonts w:ascii="TH Sarabun New" w:hAnsi="TH Sarabun New" w:cs="TH Sarabun New"/>
+          <w:sz w:val="32"/>
+          <w:szCs w:val="32"/>
+        </w:rPr>
+        <w:t xml:space="preserve">Internet of Things: IoT) </w:t>
+      </w:r>
+      <w:r>
+        <w:rPr>
+          <w:rFonts w:ascii="TH Sarabun New" w:hAnsi="TH Sarabun New" w:cs="TH Sarabun New"/>
+          <w:sz w:val="32"/>
+          <w:szCs w:val="32"/>
+          <w:cs/>
+        </w:rPr>
+        <w:t xml:space="preserve">หรือที่เรียกว่า </w:t>
+      </w:r>
+      <w:r>
+        <w:rPr>
+          <w:rFonts w:ascii="TH Sarabun New" w:hAnsi="TH Sarabun New" w:cs="TH Sarabun New"/>
+          <w:sz w:val="32"/>
+          <w:szCs w:val="32"/>
+        </w:rPr>
+        <w:t>Artificial Intelligence of Things (</w:t>
       </w:r>
       <w:proofErr w:type="spellStart"/>
       <w:r>
         <w:rPr>
           <w:rFonts w:ascii="TH Sarabun New" w:hAnsi="TH Sarabun New" w:cs="TH Sarabun New"/>
-          <w:b/>
-          <w:bCs/>
           <w:sz w:val="32"/>
           <w:szCs w:val="32"/>
         </w:rPr>
@@ -17616,12 +17678,138 @@
       <w:r>
         <w:rPr>
           <w:rFonts w:ascii="TH Sarabun New" w:hAnsi="TH Sarabun New" w:cs="TH Sarabun New"/>
-          <w:b/>
-          <w:bCs/>
-          <w:sz w:val="32"/>
-          <w:szCs w:val="32"/>
-        </w:rPr>
-        <w:t>)</w:t>
+          <w:sz w:val="32"/>
+          <w:szCs w:val="32"/>
+        </w:rPr>
+        <w:t xml:space="preserve">) </w:t>
+      </w:r>
+      <w:r>
+        <w:rPr>
+          <w:rFonts w:ascii="TH Sarabun New" w:hAnsi="TH Sarabun New" w:cs="TH Sarabun New"/>
+          <w:sz w:val="32"/>
+          <w:szCs w:val="32"/>
+          <w:cs/>
+        </w:rPr>
+        <w:t xml:space="preserve">เป็นวิวัฒนาการสำคัญของระบบดิจิทัลอัจฉริยะ โดย </w:t>
+      </w:r>
+      <w:r>
+        <w:rPr>
+          <w:rFonts w:ascii="TH Sarabun New" w:hAnsi="TH Sarabun New" w:cs="TH Sarabun New"/>
+          <w:sz w:val="32"/>
+          <w:szCs w:val="32"/>
+        </w:rPr>
+        <w:t xml:space="preserve">IoT </w:t>
+      </w:r>
+      <w:r>
+        <w:rPr>
+          <w:rFonts w:ascii="TH Sarabun New" w:hAnsi="TH Sarabun New" w:cs="TH Sarabun New"/>
+          <w:sz w:val="32"/>
+          <w:szCs w:val="32"/>
+          <w:cs/>
+        </w:rPr>
+        <w:t xml:space="preserve">ทำหน้าที่เป็นระบบประสาทสัมผัสในการเชื่อมต่ออุปกรณ์ เก็บข้อมูล และแลกเปลี่ยนข้อมูลจากสภาพแวดล้อมทางกายภาพ ในขณะที่ </w:t>
+      </w:r>
+      <w:r>
+        <w:rPr>
+          <w:rFonts w:ascii="TH Sarabun New" w:hAnsi="TH Sarabun New" w:cs="TH Sarabun New"/>
+          <w:sz w:val="32"/>
+          <w:szCs w:val="32"/>
+        </w:rPr>
+        <w:t xml:space="preserve">AI </w:t>
+      </w:r>
+      <w:r>
+        <w:rPr>
+          <w:rFonts w:ascii="TH Sarabun New" w:hAnsi="TH Sarabun New" w:cs="TH Sarabun New"/>
+          <w:sz w:val="32"/>
+          <w:szCs w:val="32"/>
+          <w:cs/>
+        </w:rPr>
+        <w:t>ทำหน้าที่เป็นสมองในการวิเคราะห์รูปแบบข้อมูล การเรียนรู้เชิงลึก และการตัดสินใจแบบอัตโนมัติ</w:t>
+      </w:r>
+      <w:r>
+        <w:rPr>
+          <w:rFonts w:ascii="TH Sarabun New" w:hAnsi="TH Sarabun New" w:cs="TH Sarabun New"/>
+          <w:sz w:val="32"/>
+          <w:szCs w:val="32"/>
+        </w:rPr>
+        <w:t xml:space="preserve"> </w:t>
+      </w:r>
+      <w:r>
+        <w:rPr>
+          <w:rFonts w:ascii="TH Sarabun New" w:hAnsi="TH Sarabun New" w:cs="TH Sarabun New"/>
+          <w:sz w:val="32"/>
+          <w:szCs w:val="32"/>
+          <w:cs/>
+        </w:rPr>
+        <w:t>การผสานสองเทคโนโลยีเข้าด้วยกันช่วยยกระดับระบบจากการเก็บข้อมูลแบบตั้งรับ (</w:t>
+      </w:r>
+      <w:r>
+        <w:rPr>
+          <w:rFonts w:ascii="TH Sarabun New" w:hAnsi="TH Sarabun New" w:cs="TH Sarabun New"/>
+          <w:sz w:val="32"/>
+          <w:szCs w:val="32"/>
+        </w:rPr>
+        <w:t xml:space="preserve">Passive Data Collection) </w:t>
+      </w:r>
+      <w:r>
+        <w:rPr>
+          <w:rFonts w:ascii="TH Sarabun New" w:hAnsi="TH Sarabun New" w:cs="TH Sarabun New"/>
+          <w:sz w:val="32"/>
+          <w:szCs w:val="32"/>
+          <w:cs/>
+        </w:rPr>
+        <w:t>ไปสู่ระบบที่สามารถ รับรู้บริบท (</w:t>
+      </w:r>
+      <w:r>
+        <w:rPr>
+          <w:rFonts w:ascii="TH Sarabun New" w:hAnsi="TH Sarabun New" w:cs="TH Sarabun New"/>
+          <w:sz w:val="32"/>
+          <w:szCs w:val="32"/>
+        </w:rPr>
+        <w:t xml:space="preserve">Context-Aware Computing) </w:t>
+      </w:r>
+      <w:r>
+        <w:rPr>
+          <w:rFonts w:ascii="TH Sarabun New" w:hAnsi="TH Sarabun New" w:cs="TH Sarabun New"/>
+          <w:sz w:val="32"/>
+          <w:szCs w:val="32"/>
+          <w:cs/>
+        </w:rPr>
+        <w:t>สามารถประมวลผลตอบสนองได้แบบเรียลไทม์ (</w:t>
+      </w:r>
+      <w:r>
+        <w:rPr>
+          <w:rFonts w:ascii="TH Sarabun New" w:hAnsi="TH Sarabun New" w:cs="TH Sarabun New"/>
+          <w:sz w:val="32"/>
+          <w:szCs w:val="32"/>
+        </w:rPr>
+        <w:t xml:space="preserve">Real-Time Responsiveness) </w:t>
+      </w:r>
+      <w:r>
+        <w:rPr>
+          <w:rFonts w:ascii="TH Sarabun New" w:hAnsi="TH Sarabun New" w:cs="TH Sarabun New"/>
+          <w:sz w:val="32"/>
+          <w:szCs w:val="32"/>
+          <w:cs/>
+        </w:rPr>
+        <w:t>และสามารถปรับแต่งการทำงานได้ด้วยตนเอง (</w:t>
+      </w:r>
+      <w:r>
+        <w:rPr>
+          <w:rFonts w:ascii="TH Sarabun New" w:hAnsi="TH Sarabun New" w:cs="TH Sarabun New"/>
+          <w:sz w:val="32"/>
+          <w:szCs w:val="32"/>
+        </w:rPr>
+        <w:t xml:space="preserve">Self-Optimization) </w:t>
+      </w:r>
+      <w:r>
+        <w:rPr>
+          <w:rFonts w:ascii="TH Sarabun New" w:hAnsi="TH Sarabun New" w:cs="TH Sarabun New"/>
+          <w:sz w:val="32"/>
+          <w:szCs w:val="32"/>
+          <w:cs/>
+        </w:rPr>
+        <w:t>ซึ่งช่วยลดการพึ่งพามนุษย์และเพิ่มประสิทธิภาพการทำงานในสภาพแวดล้อมที่มีความเปลี่ยนแปลงตลอดเวลา</w:t>
       </w:r>
     </w:p>
     <w:p>
@@ -17639,6 +17827,7 @@
           <w:rFonts w:ascii="TH Sarabun New" w:hAnsi="TH Sarabun New" w:cs="TH Sarabun New"/>
           <w:sz w:val="32"/>
           <w:szCs w:val="32"/>
+          <w:cs/>
         </w:rPr>
       </w:pPr>
       <w:r>
@@ -17648,16 +17837,23 @@
           <w:szCs w:val="32"/>
         </w:rPr>
         <w:tab/>
-        <w:t xml:space="preserve">2.5.1 </w:t>
-      </w:r>
-      <w:r>
-        <w:rPr>
-          <w:rFonts w:ascii="TH Sarabun New" w:hAnsi="TH Sarabun New" w:cs="TH Sarabun New"/>
-          <w:sz w:val="32"/>
-          <w:szCs w:val="32"/>
-          <w:cs/>
-        </w:rPr>
-        <w:t xml:space="preserve">นิยามและแนวคิดพื้นฐานของ </w:t>
+      </w:r>
+      <w:r>
+        <w:rPr>
+          <w:rFonts w:ascii="TH Sarabun New" w:hAnsi="TH Sarabun New" w:cs="TH Sarabun New"/>
+          <w:sz w:val="32"/>
+          <w:szCs w:val="32"/>
+        </w:rPr>
+        <w:t xml:space="preserve">2.5.2 </w:t>
+      </w:r>
+      <w:r>
+        <w:rPr>
+          <w:rFonts w:ascii="TH Sarabun New" w:hAnsi="TH Sarabun New" w:cs="TH Sarabun New"/>
+          <w:sz w:val="32"/>
+          <w:szCs w:val="32"/>
+          <w:cs/>
+        </w:rPr>
+        <w:t xml:space="preserve">สถาปัตยกรรมเชิงชั้นและแบบกระจายตัวของระบบ </w:t>
       </w:r>
       <w:proofErr w:type="spellStart"/>
       <w:r>
@@ -17675,7 +17871,7 @@
           <w:sz w:val="32"/>
           <w:szCs w:val="32"/>
         </w:rPr>
-        <w:t xml:space="preserve"> (Concept and Fundamentals of </w:t>
+        <w:t xml:space="preserve"> (Layered and Distributed </w:t>
       </w:r>
       <w:proofErr w:type="spellStart"/>
       <w:r>
@@ -17693,7 +17889,7 @@
           <w:sz w:val="32"/>
           <w:szCs w:val="32"/>
         </w:rPr>
-        <w:t>)</w:t>
+        <w:t xml:space="preserve"> Architectures)</w:t>
       </w:r>
     </w:p>
     <w:p>
@@ -17744,49 +17940,7 @@
           <w:szCs w:val="32"/>
           <w:cs/>
         </w:rPr>
-        <w:t>การหลอมรวมระหว่างเทคโนโลยีปัญญาประดิษฐ์ (</w:t>
-      </w:r>
-      <w:r>
-        <w:rPr>
-          <w:rFonts w:ascii="TH Sarabun New" w:hAnsi="TH Sarabun New" w:cs="TH Sarabun New"/>
-          <w:sz w:val="32"/>
-          <w:szCs w:val="32"/>
-        </w:rPr>
-        <w:t xml:space="preserve">Artificial Intelligence: AI) </w:t>
-      </w:r>
-      <w:r>
-        <w:rPr>
-          <w:rFonts w:ascii="TH Sarabun New" w:hAnsi="TH Sarabun New" w:cs="TH Sarabun New"/>
-          <w:sz w:val="32"/>
-          <w:szCs w:val="32"/>
-          <w:cs/>
-        </w:rPr>
-        <w:t>และอินเทอร์เน็ตของสรรพสิ่ง (</w:t>
-      </w:r>
-      <w:r>
-        <w:rPr>
-          <w:rFonts w:ascii="TH Sarabun New" w:hAnsi="TH Sarabun New" w:cs="TH Sarabun New"/>
-          <w:sz w:val="32"/>
-          <w:szCs w:val="32"/>
-        </w:rPr>
-        <w:t xml:space="preserve">Internet of Things: IoT) </w:t>
-      </w:r>
-      <w:r>
-        <w:rPr>
-          <w:rFonts w:ascii="TH Sarabun New" w:hAnsi="TH Sarabun New" w:cs="TH Sarabun New"/>
-          <w:sz w:val="32"/>
-          <w:szCs w:val="32"/>
-          <w:cs/>
-        </w:rPr>
-        <w:t xml:space="preserve">หรือที่เรียกว่า </w:t>
-      </w:r>
-      <w:r>
-        <w:rPr>
-          <w:rFonts w:ascii="TH Sarabun New" w:hAnsi="TH Sarabun New" w:cs="TH Sarabun New"/>
-          <w:sz w:val="32"/>
-          <w:szCs w:val="32"/>
-        </w:rPr>
-        <w:t>Artificial Intelligence of Things (</w:t>
+        <w:t xml:space="preserve">ระบบ </w:t>
       </w:r>
       <w:proofErr w:type="spellStart"/>
       <w:r>
@@ -17804,57 +17958,6 @@
           <w:sz w:val="32"/>
           <w:szCs w:val="32"/>
         </w:rPr>
-        <w:t xml:space="preserve">) </w:t>
-      </w:r>
-      <w:r>
-        <w:rPr>
-          <w:rFonts w:ascii="TH Sarabun New" w:hAnsi="TH Sarabun New" w:cs="TH Sarabun New"/>
-          <w:sz w:val="32"/>
-          <w:szCs w:val="32"/>
-          <w:cs/>
-        </w:rPr>
-        <w:t xml:space="preserve">เป็นวิวัฒนาการสำคัญของระบบดิจิทัลอัจฉริยะ โดย </w:t>
-      </w:r>
-      <w:r>
-        <w:rPr>
-          <w:rFonts w:ascii="TH Sarabun New" w:hAnsi="TH Sarabun New" w:cs="TH Sarabun New"/>
-          <w:sz w:val="32"/>
-          <w:szCs w:val="32"/>
-        </w:rPr>
-        <w:t xml:space="preserve">IoT </w:t>
-      </w:r>
-      <w:r>
-        <w:rPr>
-          <w:rFonts w:ascii="TH Sarabun New" w:hAnsi="TH Sarabun New" w:cs="TH Sarabun New"/>
-          <w:sz w:val="32"/>
-          <w:szCs w:val="32"/>
-          <w:cs/>
-        </w:rPr>
-        <w:t xml:space="preserve">ทำหน้าที่เป็นระบบประสาทสัมผัสในการเชื่อมต่ออุปกรณ์ เก็บข้อมูล และแลกเปลี่ยนข้อมูลจากสภาพแวดล้อมทางกายภาพ ในขณะที่ </w:t>
-      </w:r>
-      <w:r>
-        <w:rPr>
-          <w:rFonts w:ascii="TH Sarabun New" w:hAnsi="TH Sarabun New" w:cs="TH Sarabun New"/>
-          <w:sz w:val="32"/>
-          <w:szCs w:val="32"/>
-        </w:rPr>
-        <w:t xml:space="preserve">AI </w:t>
-      </w:r>
-      <w:r>
-        <w:rPr>
-          <w:rFonts w:ascii="TH Sarabun New" w:hAnsi="TH Sarabun New" w:cs="TH Sarabun New"/>
-          <w:sz w:val="32"/>
-          <w:szCs w:val="32"/>
-          <w:cs/>
-        </w:rPr>
-        <w:t>ทำหน้าที่เป็นสมองในการวิเคราะห์รูปแบบข้อมูล การเรียนรู้เชิงลึก และการตัดสินใจแบบอัตโนมัติ</w:t>
-      </w:r>
-      <w:r>
-        <w:rPr>
-          <w:rFonts w:ascii="TH Sarabun New" w:hAnsi="TH Sarabun New" w:cs="TH Sarabun New"/>
-          <w:sz w:val="32"/>
-          <w:szCs w:val="32"/>
-        </w:rPr>
         <w:t xml:space="preserve"> </w:t>
       </w:r>
       <w:r>
@@ -17864,75 +17967,41 @@
           <w:szCs w:val="32"/>
           <w:cs/>
         </w:rPr>
-        <w:t>การผสานสองเทคโนโลยีเข้าด้วยกันช่วยยกระดับระบบจากการเก็บข้อมูลแบบตั้งรับ (</w:t>
-      </w:r>
-      <w:r>
-        <w:rPr>
-          <w:rFonts w:ascii="TH Sarabun New" w:hAnsi="TH Sarabun New" w:cs="TH Sarabun New"/>
-          <w:sz w:val="32"/>
-          <w:szCs w:val="32"/>
-        </w:rPr>
-        <w:t xml:space="preserve">Passive Data Collection) </w:t>
-      </w:r>
-      <w:r>
-        <w:rPr>
-          <w:rFonts w:ascii="TH Sarabun New" w:hAnsi="TH Sarabun New" w:cs="TH Sarabun New"/>
-          <w:sz w:val="32"/>
-          <w:szCs w:val="32"/>
-          <w:cs/>
-        </w:rPr>
-        <w:t>ไปสู่ระบบที่สามารถ รับรู้บริบท (</w:t>
-      </w:r>
-      <w:r>
-        <w:rPr>
-          <w:rFonts w:ascii="TH Sarabun New" w:hAnsi="TH Sarabun New" w:cs="TH Sarabun New"/>
-          <w:sz w:val="32"/>
-          <w:szCs w:val="32"/>
-        </w:rPr>
-        <w:t xml:space="preserve">Context-Aware Computing) </w:t>
-      </w:r>
-      <w:r>
-        <w:rPr>
-          <w:rFonts w:ascii="TH Sarabun New" w:hAnsi="TH Sarabun New" w:cs="TH Sarabun New"/>
-          <w:sz w:val="32"/>
-          <w:szCs w:val="32"/>
-          <w:cs/>
-        </w:rPr>
-        <w:t>สามารถประมวลผลตอบสนองได้แบบเรียลไทม์ (</w:t>
-      </w:r>
-      <w:r>
-        <w:rPr>
-          <w:rFonts w:ascii="TH Sarabun New" w:hAnsi="TH Sarabun New" w:cs="TH Sarabun New"/>
-          <w:sz w:val="32"/>
-          <w:szCs w:val="32"/>
-        </w:rPr>
-        <w:t xml:space="preserve">Real-Time Responsiveness) </w:t>
-      </w:r>
-      <w:r>
-        <w:rPr>
-          <w:rFonts w:ascii="TH Sarabun New" w:hAnsi="TH Sarabun New" w:cs="TH Sarabun New"/>
-          <w:sz w:val="32"/>
-          <w:szCs w:val="32"/>
-          <w:cs/>
-        </w:rPr>
-        <w:t>และสามารถปรับแต่งการทำงานได้ด้วยตนเอง (</w:t>
-      </w:r>
-      <w:r>
-        <w:rPr>
-          <w:rFonts w:ascii="TH Sarabun New" w:hAnsi="TH Sarabun New" w:cs="TH Sarabun New"/>
-          <w:sz w:val="32"/>
-          <w:szCs w:val="32"/>
-        </w:rPr>
-        <w:t xml:space="preserve">Self-Optimization) </w:t>
-      </w:r>
-      <w:r>
-        <w:rPr>
-          <w:rFonts w:ascii="TH Sarabun New" w:hAnsi="TH Sarabun New" w:cs="TH Sarabun New"/>
-          <w:sz w:val="32"/>
-          <w:szCs w:val="32"/>
-          <w:cs/>
-        </w:rPr>
-        <w:t>ซึ่งช่วยลดการพึ่งพามนุษย์และเพิ่มประสิทธิภาพการทำงานในสภาพแวดล้อมที่มีความเปลี่ยนแปลงตลอดเวลา</w:t>
+        <w:t>สมัยใหม่ถูกออกแบบภายใต้สถาปัตยกรรมแบบลำดับชั้นและการประมวลผลแบบกระจายตัว (</w:t>
+      </w:r>
+      <w:r>
+        <w:rPr>
+          <w:rFonts w:ascii="TH Sarabun New" w:hAnsi="TH Sarabun New" w:cs="TH Sarabun New"/>
+          <w:sz w:val="32"/>
+          <w:szCs w:val="32"/>
+        </w:rPr>
+        <w:t xml:space="preserve">Hybrid and Distributed Architectures) </w:t>
+      </w:r>
+      <w:r>
+        <w:rPr>
+          <w:rFonts w:ascii="TH Sarabun New" w:hAnsi="TH Sarabun New" w:cs="TH Sarabun New"/>
+          <w:sz w:val="32"/>
+          <w:szCs w:val="32"/>
+          <w:cs/>
+        </w:rPr>
+        <w:t>เพื่อแก้ไขปัญหาคอขวดด้านความหน่วง (</w:t>
+      </w:r>
+      <w:r>
+        <w:rPr>
+          <w:rFonts w:ascii="TH Sarabun New" w:hAnsi="TH Sarabun New" w:cs="TH Sarabun New"/>
+          <w:sz w:val="32"/>
+          <w:szCs w:val="32"/>
+        </w:rPr>
+        <w:t xml:space="preserve">Latency) </w:t>
+      </w:r>
+      <w:r>
+        <w:rPr>
+          <w:rFonts w:ascii="TH Sarabun New" w:hAnsi="TH Sarabun New" w:cs="TH Sarabun New"/>
+          <w:sz w:val="32"/>
+          <w:szCs w:val="32"/>
+          <w:cs/>
+        </w:rPr>
+        <w:t>แบนด์วิดท์ และความเป็นส่วนตัวของข้อมูล ซึ่งประกอบด้วยชั้นหลักดังนี้</w:t>
       </w:r>
     </w:p>
     <w:p>
@@ -17950,86 +18019,6 @@
           <w:rFonts w:ascii="TH Sarabun New" w:hAnsi="TH Sarabun New" w:cs="TH Sarabun New"/>
           <w:sz w:val="32"/>
           <w:szCs w:val="32"/>
-          <w:cs/>
-        </w:rPr>
-      </w:pPr>
-      <w:r>
-        <w:rPr>
-          <w:rFonts w:ascii="TH Sarabun New" w:hAnsi="TH Sarabun New" w:cs="TH Sarabun New"/>
-          <w:sz w:val="32"/>
-          <w:szCs w:val="32"/>
-        </w:rPr>
-        <w:tab/>
-      </w:r>
-      <w:r>
-        <w:rPr>
-          <w:rFonts w:ascii="TH Sarabun New" w:hAnsi="TH Sarabun New" w:cs="TH Sarabun New"/>
-          <w:sz w:val="32"/>
-          <w:szCs w:val="32"/>
-        </w:rPr>
-        <w:t xml:space="preserve">2.5.2 </w:t>
-      </w:r>
-      <w:r>
-        <w:rPr>
-          <w:rFonts w:ascii="TH Sarabun New" w:hAnsi="TH Sarabun New" w:cs="TH Sarabun New"/>
-          <w:sz w:val="32"/>
-          <w:szCs w:val="32"/>
-          <w:cs/>
-        </w:rPr>
-        <w:t xml:space="preserve">สถาปัตยกรรมเชิงชั้นและแบบกระจายตัวของระบบ </w:t>
-      </w:r>
-      <w:proofErr w:type="spellStart"/>
-      <w:r>
-        <w:rPr>
-          <w:rFonts w:ascii="TH Sarabun New" w:hAnsi="TH Sarabun New" w:cs="TH Sarabun New"/>
-          <w:sz w:val="32"/>
-          <w:szCs w:val="32"/>
-        </w:rPr>
-        <w:t>AIoT</w:t>
-      </w:r>
-      <w:proofErr w:type="spellEnd"/>
-      <w:r>
-        <w:rPr>
-          <w:rFonts w:ascii="TH Sarabun New" w:hAnsi="TH Sarabun New" w:cs="TH Sarabun New"/>
-          <w:sz w:val="32"/>
-          <w:szCs w:val="32"/>
-        </w:rPr>
-        <w:t xml:space="preserve"> (Layered and Distributed </w:t>
-      </w:r>
-      <w:proofErr w:type="spellStart"/>
-      <w:r>
-        <w:rPr>
-          <w:rFonts w:ascii="TH Sarabun New" w:hAnsi="TH Sarabun New" w:cs="TH Sarabun New"/>
-          <w:sz w:val="32"/>
-          <w:szCs w:val="32"/>
-        </w:rPr>
-        <w:t>AIoT</w:t>
-      </w:r>
-      <w:proofErr w:type="spellEnd"/>
-      <w:r>
-        <w:rPr>
-          <w:rFonts w:ascii="TH Sarabun New" w:hAnsi="TH Sarabun New" w:cs="TH Sarabun New"/>
-          <w:sz w:val="32"/>
-          <w:szCs w:val="32"/>
-        </w:rPr>
-        <w:t xml:space="preserve"> Architectures)</w:t>
-      </w:r>
-    </w:p>
-    <w:p>
-      <w:pPr>
-        <w:tabs>
-          <w:tab w:val="left" w:pos="567"/>
-          <w:tab w:val="left" w:pos="851"/>
-          <w:tab w:val="left" w:pos="1134"/>
-          <w:tab w:val="left" w:pos="1418"/>
-          <w:tab w:val="left" w:pos="1701"/>
-        </w:tabs>
-        <w:spacing w:after="0" w:line="240" w:lineRule="auto"/>
-        <w:jc w:val="thaiDistribute"/>
-        <w:rPr>
-          <w:rFonts w:ascii="TH Sarabun New" w:hAnsi="TH Sarabun New" w:cs="TH Sarabun New"/>
-          <w:sz w:val="32"/>
-          <w:szCs w:val="32"/>
         </w:rPr>
       </w:pPr>
       <w:r>
@@ -18039,118 +18028,6 @@
           <w:szCs w:val="32"/>
         </w:rPr>
         <w:lastRenderedPageBreak/>
-        <w:tab/>
-      </w:r>
-      <w:r>
-        <w:rPr>
-          <w:rFonts w:ascii="TH Sarabun New" w:hAnsi="TH Sarabun New" w:cs="TH Sarabun New"/>
-          <w:sz w:val="32"/>
-          <w:szCs w:val="32"/>
-        </w:rPr>
-        <w:tab/>
-      </w:r>
-      <w:r>
-        <w:rPr>
-          <w:rFonts w:ascii="TH Sarabun New" w:hAnsi="TH Sarabun New" w:cs="TH Sarabun New"/>
-          <w:sz w:val="32"/>
-          <w:szCs w:val="32"/>
-        </w:rPr>
-        <w:tab/>
-      </w:r>
-      <w:r>
-        <w:rPr>
-          <w:rFonts w:ascii="TH Sarabun New" w:hAnsi="TH Sarabun New" w:cs="TH Sarabun New"/>
-          <w:sz w:val="32"/>
-          <w:szCs w:val="32"/>
-          <w:cs/>
-        </w:rPr>
-        <w:t xml:space="preserve">ระบบ </w:t>
-      </w:r>
-      <w:proofErr w:type="spellStart"/>
-      <w:r>
-        <w:rPr>
-          <w:rFonts w:ascii="TH Sarabun New" w:hAnsi="TH Sarabun New" w:cs="TH Sarabun New"/>
-          <w:sz w:val="32"/>
-          <w:szCs w:val="32"/>
-        </w:rPr>
-        <w:t>AIoT</w:t>
-      </w:r>
-      <w:proofErr w:type="spellEnd"/>
-      <w:r>
-        <w:rPr>
-          <w:rFonts w:ascii="TH Sarabun New" w:hAnsi="TH Sarabun New" w:cs="TH Sarabun New"/>
-          <w:sz w:val="32"/>
-          <w:szCs w:val="32"/>
-        </w:rPr>
-        <w:t xml:space="preserve"> </w:t>
-      </w:r>
-      <w:r>
-        <w:rPr>
-          <w:rFonts w:ascii="TH Sarabun New" w:hAnsi="TH Sarabun New" w:cs="TH Sarabun New"/>
-          <w:sz w:val="32"/>
-          <w:szCs w:val="32"/>
-          <w:cs/>
-        </w:rPr>
-        <w:t>สมัยใหม่ถูกออกแบบภายใต้สถาปัตยกรรมแบบลำดับชั้นและการประมวลผลแบบกระจายตัว (</w:t>
-      </w:r>
-      <w:r>
-        <w:rPr>
-          <w:rFonts w:ascii="TH Sarabun New" w:hAnsi="TH Sarabun New" w:cs="TH Sarabun New"/>
-          <w:sz w:val="32"/>
-          <w:szCs w:val="32"/>
-        </w:rPr>
-        <w:t xml:space="preserve">Hybrid and Distributed Architectures) </w:t>
-      </w:r>
-      <w:r>
-        <w:rPr>
-          <w:rFonts w:ascii="TH Sarabun New" w:hAnsi="TH Sarabun New" w:cs="TH Sarabun New"/>
-          <w:sz w:val="32"/>
-          <w:szCs w:val="32"/>
-          <w:cs/>
-        </w:rPr>
-        <w:t>เพื่อแก้ไขปัญหาคอขวดด้านความหน่วง (</w:t>
-      </w:r>
-      <w:r>
-        <w:rPr>
-          <w:rFonts w:ascii="TH Sarabun New" w:hAnsi="TH Sarabun New" w:cs="TH Sarabun New"/>
-          <w:sz w:val="32"/>
-          <w:szCs w:val="32"/>
-        </w:rPr>
-        <w:t xml:space="preserve">Latency) </w:t>
-      </w:r>
-      <w:r>
-        <w:rPr>
-          <w:rFonts w:ascii="TH Sarabun New" w:hAnsi="TH Sarabun New" w:cs="TH Sarabun New"/>
-          <w:sz w:val="32"/>
-          <w:szCs w:val="32"/>
-          <w:cs/>
-        </w:rPr>
-        <w:t>แบนด์วิดท์ และความเป็นส่วนตัวของข้อมูล ซึ่งประกอบด้วยชั้นหลักดังนี้</w:t>
-      </w:r>
-    </w:p>
-    <w:p>
-      <w:pPr>
-        <w:tabs>
-          <w:tab w:val="left" w:pos="567"/>
-          <w:tab w:val="left" w:pos="851"/>
-          <w:tab w:val="left" w:pos="1134"/>
-          <w:tab w:val="left" w:pos="1418"/>
-          <w:tab w:val="left" w:pos="1701"/>
-        </w:tabs>
-        <w:spacing w:after="0" w:line="240" w:lineRule="auto"/>
-        <w:jc w:val="thaiDistribute"/>
-        <w:rPr>
-          <w:rFonts w:ascii="TH Sarabun New" w:hAnsi="TH Sarabun New" w:cs="TH Sarabun New"/>
-          <w:sz w:val="32"/>
-          <w:szCs w:val="32"/>
-        </w:rPr>
-      </w:pPr>
-      <w:r>
-        <w:rPr>
-          <w:rFonts w:ascii="TH Sarabun New" w:hAnsi="TH Sarabun New" w:cs="TH Sarabun New"/>
-          <w:sz w:val="32"/>
-          <w:szCs w:val="32"/>
-        </w:rPr>
         <w:tab/>
       </w:r>
       <w:r>
@@ -18715,6 +18592,69 @@
           <w:szCs w:val="32"/>
         </w:rPr>
       </w:pPr>
+      <w:r>
+        <w:rPr>
+          <w:rFonts w:ascii="TH Sarabun New" w:hAnsi="TH Sarabun New" w:cs="TH Sarabun New"/>
+          <w:sz w:val="32"/>
+          <w:szCs w:val="32"/>
+        </w:rPr>
+        <w:tab/>
+        <w:t xml:space="preserve">2.5.3 </w:t>
+      </w:r>
+      <w:r>
+        <w:rPr>
+          <w:rFonts w:ascii="TH Sarabun New" w:hAnsi="TH Sarabun New" w:cs="TH Sarabun New"/>
+          <w:sz w:val="32"/>
+          <w:szCs w:val="32"/>
+          <w:cs/>
+        </w:rPr>
+        <w:t xml:space="preserve">การประยุกต์ใช้ </w:t>
+      </w:r>
+      <w:proofErr w:type="spellStart"/>
+      <w:r>
+        <w:rPr>
+          <w:rFonts w:ascii="TH Sarabun New" w:hAnsi="TH Sarabun New" w:cs="TH Sarabun New"/>
+          <w:sz w:val="32"/>
+          <w:szCs w:val="32"/>
+        </w:rPr>
+        <w:t>AIoT</w:t>
+      </w:r>
+      <w:proofErr w:type="spellEnd"/>
+      <w:r>
+        <w:rPr>
+          <w:rFonts w:ascii="TH Sarabun New" w:hAnsi="TH Sarabun New" w:cs="TH Sarabun New"/>
+          <w:sz w:val="32"/>
+          <w:szCs w:val="32"/>
+        </w:rPr>
+        <w:t xml:space="preserve"> </w:t>
+      </w:r>
+      <w:r>
+        <w:rPr>
+          <w:rFonts w:ascii="TH Sarabun New" w:hAnsi="TH Sarabun New" w:cs="TH Sarabun New"/>
+          <w:sz w:val="32"/>
+          <w:szCs w:val="32"/>
+          <w:cs/>
+        </w:rPr>
+        <w:t>ในระบบสุขภาพและการเฝ้าระวังผู้สูงอายุ (</w:t>
+      </w:r>
+      <w:proofErr w:type="spellStart"/>
+      <w:r>
+        <w:rPr>
+          <w:rFonts w:ascii="TH Sarabun New" w:hAnsi="TH Sarabun New" w:cs="TH Sarabun New"/>
+          <w:sz w:val="32"/>
+          <w:szCs w:val="32"/>
+        </w:rPr>
+        <w:t>AIoT</w:t>
+      </w:r>
+      <w:proofErr w:type="spellEnd"/>
+      <w:r>
+        <w:rPr>
+          <w:rFonts w:ascii="TH Sarabun New" w:hAnsi="TH Sarabun New" w:cs="TH Sarabun New"/>
+          <w:sz w:val="32"/>
+          <w:szCs w:val="32"/>
+        </w:rPr>
+        <w:t xml:space="preserve"> in Smart Healthcare and Safety Monitoring)</w:t>
+      </w:r>
     </w:p>
     <w:p>
       <w:pPr>
@@ -18740,16 +18680,39 @@
           <w:szCs w:val="32"/>
         </w:rPr>
         <w:tab/>
-        <w:t xml:space="preserve">2.5.3 </w:t>
-      </w:r>
-      <w:r>
-        <w:rPr>
-          <w:rFonts w:ascii="TH Sarabun New" w:hAnsi="TH Sarabun New" w:cs="TH Sarabun New"/>
-          <w:sz w:val="32"/>
-          <w:szCs w:val="32"/>
-          <w:cs/>
-        </w:rPr>
-        <w:t xml:space="preserve">การประยุกต์ใช้ </w:t>
+      </w:r>
+      <w:r>
+        <w:rPr>
+          <w:rFonts w:ascii="TH Sarabun New" w:hAnsi="TH Sarabun New" w:cs="TH Sarabun New"/>
+          <w:sz w:val="32"/>
+          <w:szCs w:val="32"/>
+        </w:rPr>
+        <w:tab/>
+      </w:r>
+      <w:r>
+        <w:rPr>
+          <w:rFonts w:ascii="TH Sarabun New" w:hAnsi="TH Sarabun New" w:cs="TH Sarabun New"/>
+          <w:sz w:val="32"/>
+          <w:szCs w:val="32"/>
+        </w:rPr>
+        <w:tab/>
+      </w:r>
+      <w:r>
+        <w:rPr>
+          <w:rFonts w:ascii="TH Sarabun New" w:hAnsi="TH Sarabun New" w:cs="TH Sarabun New"/>
+          <w:sz w:val="32"/>
+          <w:szCs w:val="32"/>
+          <w:cs/>
+        </w:rPr>
+        <w:t>ในมิติด้านการแพทย์และการดูแลสุขภาพ (</w:t>
+      </w:r>
+      <w:r>
+        <w:rPr>
+          <w:rFonts w:ascii="TH Sarabun New" w:hAnsi="TH Sarabun New" w:cs="TH Sarabun New"/>
+          <w:sz w:val="32"/>
+          <w:szCs w:val="32"/>
+        </w:rPr>
+        <w:t xml:space="preserve">Smart Healthcare) </w:t>
       </w:r>
       <w:proofErr w:type="spellStart"/>
       <w:r>
@@ -18776,7 +18739,75 @@
           <w:szCs w:val="32"/>
           <w:cs/>
         </w:rPr>
-        <w:t>ในระบบสุขภาพและการเฝ้าระวังผู้สูงอายุ (</w:t>
+        <w:t>มีบทบาทสำคัญในการพัฒนาระบบเฝ้าระวังผู้ป่วยและผู้สูงอายุระยะไกล (</w:t>
+      </w:r>
+      <w:r>
+        <w:rPr>
+          <w:rFonts w:ascii="TH Sarabun New" w:hAnsi="TH Sarabun New" w:cs="TH Sarabun New"/>
+          <w:sz w:val="32"/>
+          <w:szCs w:val="32"/>
+        </w:rPr>
+        <w:t xml:space="preserve">Remote Patient Monitoring) </w:t>
+      </w:r>
+      <w:r>
+        <w:rPr>
+          <w:rFonts w:ascii="TH Sarabun New" w:hAnsi="TH Sarabun New" w:cs="TH Sarabun New"/>
+          <w:sz w:val="32"/>
+          <w:szCs w:val="32"/>
+          <w:cs/>
+        </w:rPr>
+        <w:t>โดยระบบสามารถตรวจจับความผิดปกติ (</w:t>
+      </w:r>
+      <w:r>
+        <w:rPr>
+          <w:rFonts w:ascii="TH Sarabun New" w:hAnsi="TH Sarabun New" w:cs="TH Sarabun New"/>
+          <w:sz w:val="32"/>
+          <w:szCs w:val="32"/>
+        </w:rPr>
+        <w:t xml:space="preserve">Anomaly Detection) </w:t>
+      </w:r>
+      <w:r>
+        <w:rPr>
+          <w:rFonts w:ascii="TH Sarabun New" w:hAnsi="TH Sarabun New" w:cs="TH Sarabun New"/>
+          <w:sz w:val="32"/>
+          <w:szCs w:val="32"/>
+          <w:cs/>
+        </w:rPr>
+        <w:t>จากข้อมูลอนุกรมเวลา (</w:t>
+      </w:r>
+      <w:r>
+        <w:rPr>
+          <w:rFonts w:ascii="TH Sarabun New" w:hAnsi="TH Sarabun New" w:cs="TH Sarabun New"/>
+          <w:sz w:val="32"/>
+          <w:szCs w:val="32"/>
+        </w:rPr>
+        <w:t xml:space="preserve">Time-Series Data) </w:t>
+      </w:r>
+      <w:r>
+        <w:rPr>
+          <w:rFonts w:ascii="TH Sarabun New" w:hAnsi="TH Sarabun New" w:cs="TH Sarabun New"/>
+          <w:sz w:val="32"/>
+          <w:szCs w:val="32"/>
+          <w:cs/>
+        </w:rPr>
+        <w:t>ของการเคลื่อนไหวและสัญญาณชีพได้อย่างต่อเนื่อง</w:t>
+      </w:r>
+      <w:r>
+        <w:rPr>
+          <w:rFonts w:ascii="TH Sarabun New" w:hAnsi="TH Sarabun New" w:cs="TH Sarabun New"/>
+          <w:sz w:val="32"/>
+          <w:szCs w:val="32"/>
+        </w:rPr>
+        <w:t xml:space="preserve"> </w:t>
+      </w:r>
+      <w:r>
+        <w:rPr>
+          <w:rFonts w:ascii="TH Sarabun New" w:hAnsi="TH Sarabun New" w:cs="TH Sarabun New"/>
+          <w:sz w:val="32"/>
+          <w:szCs w:val="32"/>
+          <w:cs/>
+        </w:rPr>
+        <w:t xml:space="preserve">จุดเด่นสำคัญของการประยุกต์ใช้ </w:t>
       </w:r>
       <w:proofErr w:type="spellStart"/>
       <w:r>
@@ -18794,7 +18825,16 @@
           <w:sz w:val="32"/>
           <w:szCs w:val="32"/>
         </w:rPr>
-        <w:t xml:space="preserve"> in Smart Healthcare and Safety Monitoring)</w:t>
+        <w:t xml:space="preserve"> </w:t>
+      </w:r>
+      <w:r>
+        <w:rPr>
+          <w:rFonts w:ascii="TH Sarabun New" w:hAnsi="TH Sarabun New" w:cs="TH Sarabun New"/>
+          <w:sz w:val="32"/>
+          <w:szCs w:val="32"/>
+          <w:cs/>
+        </w:rPr>
+        <w:t>ในงานเฝ้าระวังคือ</w:t>
       </w:r>
     </w:p>
     <w:p>
@@ -18820,6 +18860,7 @@
           <w:sz w:val="32"/>
           <w:szCs w:val="32"/>
         </w:rPr>
+        <w:lastRenderedPageBreak/>
         <w:tab/>
       </w:r>
       <w:r>
@@ -18837,34 +18878,25 @@
           <w:szCs w:val="32"/>
         </w:rPr>
         <w:tab/>
-      </w:r>
-      <w:r>
-        <w:rPr>
-          <w:rFonts w:ascii="TH Sarabun New" w:hAnsi="TH Sarabun New" w:cs="TH Sarabun New"/>
-          <w:sz w:val="32"/>
-          <w:szCs w:val="32"/>
-          <w:cs/>
-        </w:rPr>
-        <w:t>ในมิติด้านการแพทย์และการดูแลสุขภาพ (</w:t>
-      </w:r>
-      <w:r>
-        <w:rPr>
-          <w:rFonts w:ascii="TH Sarabun New" w:hAnsi="TH Sarabun New" w:cs="TH Sarabun New"/>
-          <w:sz w:val="32"/>
-          <w:szCs w:val="32"/>
-        </w:rPr>
-        <w:t xml:space="preserve">Smart Healthcare) </w:t>
-      </w:r>
-      <w:proofErr w:type="spellStart"/>
-      <w:r>
-        <w:rPr>
-          <w:rFonts w:ascii="TH Sarabun New" w:hAnsi="TH Sarabun New" w:cs="TH Sarabun New"/>
-          <w:sz w:val="32"/>
-          <w:szCs w:val="32"/>
-        </w:rPr>
-        <w:t>AIoT</w:t>
-      </w:r>
-      <w:proofErr w:type="spellEnd"/>
+        <w:t xml:space="preserve">1) </w:t>
+      </w:r>
+      <w:r>
+        <w:rPr>
+          <w:rFonts w:ascii="TH Sarabun New" w:hAnsi="TH Sarabun New" w:cs="TH Sarabun New"/>
+          <w:sz w:val="32"/>
+          <w:szCs w:val="32"/>
+          <w:cs/>
+        </w:rPr>
+        <w:t>การแจ้งเตือนอุบัติเหตุแบบทันท่วงที (</w:t>
+      </w:r>
+      <w:r>
+        <w:rPr>
+          <w:rFonts w:ascii="TH Sarabun New" w:hAnsi="TH Sarabun New" w:cs="TH Sarabun New"/>
+          <w:sz w:val="32"/>
+          <w:szCs w:val="32"/>
+        </w:rPr>
+        <w:t>Preemptive and Timely Alerts)</w:t>
+      </w:r>
       <w:r>
         <w:rPr>
           <w:rFonts w:ascii="TH Sarabun New" w:hAnsi="TH Sarabun New" w:cs="TH Sarabun New"/>
@@ -18880,112 +18912,15 @@
           <w:szCs w:val="32"/>
           <w:cs/>
         </w:rPr>
-        <w:t>มีบทบาทสำคัญในการพัฒนาระบบเฝ้าระวังผู้ป่วยและผู้สูงอายุระยะไกล (</w:t>
-      </w:r>
-      <w:r>
-        <w:rPr>
-          <w:rFonts w:ascii="TH Sarabun New" w:hAnsi="TH Sarabun New" w:cs="TH Sarabun New"/>
-          <w:sz w:val="32"/>
-          <w:szCs w:val="32"/>
-        </w:rPr>
-        <w:t xml:space="preserve">Remote Patient Monitoring) </w:t>
-      </w:r>
-      <w:r>
-        <w:rPr>
-          <w:rFonts w:ascii="TH Sarabun New" w:hAnsi="TH Sarabun New" w:cs="TH Sarabun New"/>
-          <w:sz w:val="32"/>
-          <w:szCs w:val="32"/>
-          <w:cs/>
-        </w:rPr>
-        <w:t>โดยระบบ</w:t>
-      </w:r>
-      <w:r>
-        <w:rPr>
-          <w:rFonts w:ascii="TH Sarabun New" w:hAnsi="TH Sarabun New" w:cs="TH Sarabun New"/>
-          <w:sz w:val="32"/>
-          <w:szCs w:val="32"/>
-          <w:cs/>
-        </w:rPr>
-        <w:lastRenderedPageBreak/>
-        <w:t>สามารถตรวจจับความผิดปกติ (</w:t>
-      </w:r>
-      <w:r>
-        <w:rPr>
-          <w:rFonts w:ascii="TH Sarabun New" w:hAnsi="TH Sarabun New" w:cs="TH Sarabun New"/>
-          <w:sz w:val="32"/>
-          <w:szCs w:val="32"/>
-        </w:rPr>
-        <w:t xml:space="preserve">Anomaly Detection) </w:t>
-      </w:r>
-      <w:r>
-        <w:rPr>
-          <w:rFonts w:ascii="TH Sarabun New" w:hAnsi="TH Sarabun New" w:cs="TH Sarabun New"/>
-          <w:sz w:val="32"/>
-          <w:szCs w:val="32"/>
-          <w:cs/>
-        </w:rPr>
-        <w:t>จากข้อมูลอนุกรมเวลา (</w:t>
-      </w:r>
-      <w:r>
-        <w:rPr>
-          <w:rFonts w:ascii="TH Sarabun New" w:hAnsi="TH Sarabun New" w:cs="TH Sarabun New"/>
-          <w:sz w:val="32"/>
-          <w:szCs w:val="32"/>
-        </w:rPr>
-        <w:t xml:space="preserve">Time-Series Data) </w:t>
-      </w:r>
-      <w:r>
-        <w:rPr>
-          <w:rFonts w:ascii="TH Sarabun New" w:hAnsi="TH Sarabun New" w:cs="TH Sarabun New"/>
-          <w:sz w:val="32"/>
-          <w:szCs w:val="32"/>
-          <w:cs/>
-        </w:rPr>
-        <w:t>ของการเคลื่อนไหวและสัญญาณชีพได้อย่างต่อเนื่อง</w:t>
-      </w:r>
-      <w:r>
-        <w:rPr>
-          <w:rFonts w:ascii="TH Sarabun New" w:hAnsi="TH Sarabun New" w:cs="TH Sarabun New"/>
-          <w:sz w:val="32"/>
-          <w:szCs w:val="32"/>
-        </w:rPr>
-        <w:t xml:space="preserve"> </w:t>
-      </w:r>
-      <w:r>
-        <w:rPr>
-          <w:rFonts w:ascii="TH Sarabun New" w:hAnsi="TH Sarabun New" w:cs="TH Sarabun New"/>
-          <w:sz w:val="32"/>
-          <w:szCs w:val="32"/>
-          <w:cs/>
-        </w:rPr>
-        <w:t xml:space="preserve">จุดเด่นสำคัญของการประยุกต์ใช้ </w:t>
-      </w:r>
-      <w:proofErr w:type="spellStart"/>
-      <w:r>
-        <w:rPr>
-          <w:rFonts w:ascii="TH Sarabun New" w:hAnsi="TH Sarabun New" w:cs="TH Sarabun New"/>
-          <w:sz w:val="32"/>
-          <w:szCs w:val="32"/>
-        </w:rPr>
-        <w:t>AIoT</w:t>
-      </w:r>
-      <w:proofErr w:type="spellEnd"/>
-      <w:r>
-        <w:rPr>
-          <w:rFonts w:ascii="TH Sarabun New" w:hAnsi="TH Sarabun New" w:cs="TH Sarabun New"/>
-          <w:sz w:val="32"/>
-          <w:szCs w:val="32"/>
-        </w:rPr>
-        <w:t xml:space="preserve"> </w:t>
-      </w:r>
-      <w:r>
-        <w:rPr>
-          <w:rFonts w:ascii="TH Sarabun New" w:hAnsi="TH Sarabun New" w:cs="TH Sarabun New"/>
-          <w:sz w:val="32"/>
-          <w:szCs w:val="32"/>
-          <w:cs/>
-        </w:rPr>
-        <w:t>ในงานเฝ้าระวังคือ</w:t>
+        <w:t>อัลกอริทึมการเรียนรู้เชิงลึกสามารถจำแนกพฤติกรรมเสี่ยงหรืออุบัติเหตุการหกล้ม และส่งสัญญาณเตือนไปยังบุคลากรทางการแพทย์หรือผู้ดูแลได้ทันทีภายในช่วงเวลาสำคัญ (</w:t>
+      </w:r>
+      <w:r>
+        <w:rPr>
+          <w:rFonts w:ascii="TH Sarabun New" w:hAnsi="TH Sarabun New" w:cs="TH Sarabun New"/>
+          <w:sz w:val="32"/>
+          <w:szCs w:val="32"/>
+        </w:rPr>
+        <w:t>Golden Hour)</w:t>
       </w:r>
     </w:p>
     <w:p>
@@ -19028,24 +18963,24 @@
           <w:szCs w:val="32"/>
         </w:rPr>
         <w:tab/>
-        <w:t xml:space="preserve">1) </w:t>
-      </w:r>
-      <w:r>
-        <w:rPr>
-          <w:rFonts w:ascii="TH Sarabun New" w:hAnsi="TH Sarabun New" w:cs="TH Sarabun New"/>
-          <w:sz w:val="32"/>
-          <w:szCs w:val="32"/>
-          <w:cs/>
-        </w:rPr>
-        <w:t>การแจ้งเตือนอุบัติเหตุแบบทันท่วงที (</w:t>
-      </w:r>
-      <w:r>
-        <w:rPr>
-          <w:rFonts w:ascii="TH Sarabun New" w:hAnsi="TH Sarabun New" w:cs="TH Sarabun New"/>
-          <w:sz w:val="32"/>
-          <w:szCs w:val="32"/>
-        </w:rPr>
-        <w:t>Preemptive and Timely Alerts)</w:t>
+        <w:t xml:space="preserve">2) </w:t>
+      </w:r>
+      <w:r>
+        <w:rPr>
+          <w:rFonts w:ascii="TH Sarabun New" w:hAnsi="TH Sarabun New" w:cs="TH Sarabun New"/>
+          <w:sz w:val="32"/>
+          <w:szCs w:val="32"/>
+          <w:cs/>
+        </w:rPr>
+        <w:t>การรักษาความเป็นส่วนตัวของข้อมูลผู้ใช้งาน (</w:t>
+      </w:r>
+      <w:r>
+        <w:rPr>
+          <w:rFonts w:ascii="TH Sarabun New" w:hAnsi="TH Sarabun New" w:cs="TH Sarabun New"/>
+          <w:sz w:val="32"/>
+          <w:szCs w:val="32"/>
+        </w:rPr>
+        <w:t>Privacy Preservation)</w:t>
       </w:r>
       <w:r>
         <w:rPr>
@@ -19062,15 +18997,49 @@
           <w:szCs w:val="32"/>
           <w:cs/>
         </w:rPr>
-        <w:t>อัลกอริทึมการเรียนรู้เชิงลึกสามารถจำแนกพฤติกรรมเสี่ยงหรืออุบัติเหตุการหกล้ม และส่งสัญญาณเตือนไปยังบุคลากรทางการแพทย์หรือผู้ดูแลได้ทันทีภายในช่วงเวลาสำคัญ (</w:t>
-      </w:r>
-      <w:r>
-        <w:rPr>
-          <w:rFonts w:ascii="TH Sarabun New" w:hAnsi="TH Sarabun New" w:cs="TH Sarabun New"/>
-          <w:sz w:val="32"/>
-          <w:szCs w:val="32"/>
-        </w:rPr>
-        <w:t>Golden Hour)</w:t>
+        <w:t xml:space="preserve">การผสาน </w:t>
+      </w:r>
+      <w:r>
+        <w:rPr>
+          <w:rFonts w:ascii="TH Sarabun New" w:hAnsi="TH Sarabun New" w:cs="TH Sarabun New"/>
+          <w:sz w:val="32"/>
+          <w:szCs w:val="32"/>
+        </w:rPr>
+        <w:t xml:space="preserve">Edge AI </w:t>
+      </w:r>
+      <w:r>
+        <w:rPr>
+          <w:rFonts w:ascii="TH Sarabun New" w:hAnsi="TH Sarabun New" w:cs="TH Sarabun New"/>
+          <w:sz w:val="32"/>
+          <w:szCs w:val="32"/>
+          <w:cs/>
+        </w:rPr>
+        <w:t xml:space="preserve">ช่วยให้การวิเคราะห์พฤติกรรมเกิดขึ้นภายในระบบท้องถิ่น โดยไม่ต้องพึ่งพากล้องวิดีโอหรือส่งภาพเคลื่อนไหวที่ละเมิดความเป็นส่วนตัว ซึ่งสอดคล้องกับมาตรฐานความปลอดภัยของข้อมูลส่วนบุคคล (เช่น </w:t>
+      </w:r>
+      <w:r>
+        <w:rPr>
+          <w:rFonts w:ascii="TH Sarabun New" w:hAnsi="TH Sarabun New" w:cs="TH Sarabun New"/>
+          <w:sz w:val="32"/>
+          <w:szCs w:val="32"/>
+        </w:rPr>
+        <w:t xml:space="preserve">GDPR </w:t>
+      </w:r>
+      <w:r>
+        <w:rPr>
+          <w:rFonts w:ascii="TH Sarabun New" w:hAnsi="TH Sarabun New" w:cs="TH Sarabun New"/>
+          <w:sz w:val="32"/>
+          <w:szCs w:val="32"/>
+          <w:cs/>
+        </w:rPr>
+        <w:t xml:space="preserve">และ </w:t>
+      </w:r>
+      <w:r>
+        <w:rPr>
+          <w:rFonts w:ascii="TH Sarabun New" w:hAnsi="TH Sarabun New" w:cs="TH Sarabun New"/>
+          <w:sz w:val="32"/>
+          <w:szCs w:val="32"/>
+        </w:rPr>
+        <w:t>HIPAA)</w:t>
       </w:r>
     </w:p>
     <w:p>
@@ -19097,99 +19066,41 @@
           <w:szCs w:val="32"/>
         </w:rPr>
         <w:tab/>
-      </w:r>
-      <w:r>
-        <w:rPr>
-          <w:rFonts w:ascii="TH Sarabun New" w:hAnsi="TH Sarabun New" w:cs="TH Sarabun New"/>
-          <w:sz w:val="32"/>
-          <w:szCs w:val="32"/>
-        </w:rPr>
-        <w:tab/>
-      </w:r>
-      <w:r>
-        <w:rPr>
-          <w:rFonts w:ascii="TH Sarabun New" w:hAnsi="TH Sarabun New" w:cs="TH Sarabun New"/>
-          <w:sz w:val="32"/>
-          <w:szCs w:val="32"/>
-        </w:rPr>
-        <w:tab/>
-        <w:t xml:space="preserve">2) </w:t>
-      </w:r>
-      <w:r>
-        <w:rPr>
-          <w:rFonts w:ascii="TH Sarabun New" w:hAnsi="TH Sarabun New" w:cs="TH Sarabun New"/>
-          <w:sz w:val="32"/>
-          <w:szCs w:val="32"/>
-          <w:cs/>
-        </w:rPr>
-        <w:t>การรักษาความเป็นส่วนตัวของข้อมูลผู้ใช้งาน (</w:t>
-      </w:r>
-      <w:r>
-        <w:rPr>
-          <w:rFonts w:ascii="TH Sarabun New" w:hAnsi="TH Sarabun New" w:cs="TH Sarabun New"/>
-          <w:sz w:val="32"/>
-          <w:szCs w:val="32"/>
-        </w:rPr>
-        <w:t>Privacy Preservation)</w:t>
-      </w:r>
-      <w:r>
-        <w:rPr>
-          <w:rFonts w:ascii="TH Sarabun New" w:hAnsi="TH Sarabun New" w:cs="TH Sarabun New"/>
-          <w:sz w:val="32"/>
-          <w:szCs w:val="32"/>
-        </w:rPr>
-        <w:t xml:space="preserve"> </w:t>
-      </w:r>
-      <w:r>
-        <w:rPr>
-          <w:rFonts w:ascii="TH Sarabun New" w:hAnsi="TH Sarabun New" w:cs="TH Sarabun New"/>
-          <w:sz w:val="32"/>
-          <w:szCs w:val="32"/>
-          <w:cs/>
-        </w:rPr>
-        <w:t xml:space="preserve">การผสาน </w:t>
-      </w:r>
-      <w:r>
-        <w:rPr>
-          <w:rFonts w:ascii="TH Sarabun New" w:hAnsi="TH Sarabun New" w:cs="TH Sarabun New"/>
-          <w:sz w:val="32"/>
-          <w:szCs w:val="32"/>
-        </w:rPr>
-        <w:t xml:space="preserve">Edge AI </w:t>
-      </w:r>
-      <w:r>
-        <w:rPr>
-          <w:rFonts w:ascii="TH Sarabun New" w:hAnsi="TH Sarabun New" w:cs="TH Sarabun New"/>
-          <w:sz w:val="32"/>
-          <w:szCs w:val="32"/>
-          <w:cs/>
-        </w:rPr>
-        <w:t xml:space="preserve">ช่วยให้การวิเคราะห์พฤติกรรมเกิดขึ้นภายในระบบท้องถิ่น โดยไม่ต้องพึ่งพากล้องวิดีโอหรือส่งภาพเคลื่อนไหวที่ละเมิดความเป็นส่วนตัว ซึ่งสอดคล้องกับมาตรฐานความปลอดภัยของข้อมูลส่วนบุคคล (เช่น </w:t>
-      </w:r>
-      <w:r>
-        <w:rPr>
-          <w:rFonts w:ascii="TH Sarabun New" w:hAnsi="TH Sarabun New" w:cs="TH Sarabun New"/>
-          <w:sz w:val="32"/>
-          <w:szCs w:val="32"/>
-        </w:rPr>
-        <w:t xml:space="preserve">GDPR </w:t>
-      </w:r>
-      <w:r>
-        <w:rPr>
-          <w:rFonts w:ascii="TH Sarabun New" w:hAnsi="TH Sarabun New" w:cs="TH Sarabun New"/>
-          <w:sz w:val="32"/>
-          <w:szCs w:val="32"/>
-          <w:cs/>
-        </w:rPr>
-        <w:t xml:space="preserve">และ </w:t>
-      </w:r>
-      <w:r>
-        <w:rPr>
-          <w:rFonts w:ascii="TH Sarabun New" w:hAnsi="TH Sarabun New" w:cs="TH Sarabun New"/>
-          <w:sz w:val="32"/>
-          <w:szCs w:val="32"/>
-        </w:rPr>
-        <w:t>HIPAA)</w:t>
+        <w:t xml:space="preserve">2.5.4 </w:t>
+      </w:r>
+      <w:r>
+        <w:rPr>
+          <w:rFonts w:ascii="TH Sarabun New" w:hAnsi="TH Sarabun New" w:cs="TH Sarabun New"/>
+          <w:sz w:val="32"/>
+          <w:szCs w:val="32"/>
+          <w:cs/>
+        </w:rPr>
+        <w:t xml:space="preserve">การจัดการวงจรชีวิตของโมเดล </w:t>
+      </w:r>
+      <w:r>
+        <w:rPr>
+          <w:rFonts w:ascii="TH Sarabun New" w:hAnsi="TH Sarabun New" w:cs="TH Sarabun New"/>
+          <w:sz w:val="32"/>
+          <w:szCs w:val="32"/>
+        </w:rPr>
+        <w:t xml:space="preserve">AI </w:t>
+      </w:r>
+      <w:r>
+        <w:rPr>
+          <w:rFonts w:ascii="TH Sarabun New" w:hAnsi="TH Sarabun New" w:cs="TH Sarabun New"/>
+          <w:sz w:val="32"/>
+          <w:szCs w:val="32"/>
+          <w:cs/>
+        </w:rPr>
+        <w:t xml:space="preserve">บนอุปกรณ์ </w:t>
+      </w:r>
+      <w:r>
+        <w:rPr>
+          <w:rFonts w:ascii="TH Sarabun New" w:hAnsi="TH Sarabun New" w:cs="TH Sarabun New"/>
+          <w:sz w:val="32"/>
+          <w:szCs w:val="32"/>
+        </w:rPr>
+        <w:t>IoT (AI Lifecycle Management in IoT)</w:t>
       </w:r>
     </w:p>
     <w:p>
@@ -19216,41 +19127,75 @@
           <w:szCs w:val="32"/>
         </w:rPr>
         <w:tab/>
-        <w:t xml:space="preserve">2.5.4 </w:t>
-      </w:r>
-      <w:r>
-        <w:rPr>
-          <w:rFonts w:ascii="TH Sarabun New" w:hAnsi="TH Sarabun New" w:cs="TH Sarabun New"/>
-          <w:sz w:val="32"/>
-          <w:szCs w:val="32"/>
-          <w:cs/>
-        </w:rPr>
-        <w:t xml:space="preserve">การจัดการวงจรชีวิตของโมเดล </w:t>
-      </w:r>
-      <w:r>
-        <w:rPr>
-          <w:rFonts w:ascii="TH Sarabun New" w:hAnsi="TH Sarabun New" w:cs="TH Sarabun New"/>
-          <w:sz w:val="32"/>
-          <w:szCs w:val="32"/>
-        </w:rPr>
-        <w:t xml:space="preserve">AI </w:t>
-      </w:r>
-      <w:r>
-        <w:rPr>
-          <w:rFonts w:ascii="TH Sarabun New" w:hAnsi="TH Sarabun New" w:cs="TH Sarabun New"/>
-          <w:sz w:val="32"/>
-          <w:szCs w:val="32"/>
-          <w:cs/>
-        </w:rPr>
-        <w:t xml:space="preserve">บนอุปกรณ์ </w:t>
-      </w:r>
-      <w:r>
-        <w:rPr>
-          <w:rFonts w:ascii="TH Sarabun New" w:hAnsi="TH Sarabun New" w:cs="TH Sarabun New"/>
-          <w:sz w:val="32"/>
-          <w:szCs w:val="32"/>
-        </w:rPr>
-        <w:t>IoT (AI Lifecycle Management in IoT)</w:t>
+      </w:r>
+      <w:r>
+        <w:rPr>
+          <w:rFonts w:ascii="TH Sarabun New" w:hAnsi="TH Sarabun New" w:cs="TH Sarabun New"/>
+          <w:sz w:val="32"/>
+          <w:szCs w:val="32"/>
+        </w:rPr>
+        <w:tab/>
+      </w:r>
+      <w:r>
+        <w:rPr>
+          <w:rFonts w:ascii="TH Sarabun New" w:hAnsi="TH Sarabun New" w:cs="TH Sarabun New"/>
+          <w:sz w:val="32"/>
+          <w:szCs w:val="32"/>
+        </w:rPr>
+        <w:tab/>
+      </w:r>
+      <w:r>
+        <w:rPr>
+          <w:rFonts w:ascii="TH Sarabun New" w:hAnsi="TH Sarabun New" w:cs="TH Sarabun New"/>
+          <w:sz w:val="32"/>
+          <w:szCs w:val="32"/>
+          <w:cs/>
+        </w:rPr>
+        <w:t xml:space="preserve">เพื่อให้ระบบ </w:t>
+      </w:r>
+      <w:proofErr w:type="spellStart"/>
+      <w:r>
+        <w:rPr>
+          <w:rFonts w:ascii="TH Sarabun New" w:hAnsi="TH Sarabun New" w:cs="TH Sarabun New"/>
+          <w:sz w:val="32"/>
+          <w:szCs w:val="32"/>
+        </w:rPr>
+        <w:t>AIoT</w:t>
+      </w:r>
+      <w:proofErr w:type="spellEnd"/>
+      <w:r>
+        <w:rPr>
+          <w:rFonts w:ascii="TH Sarabun New" w:hAnsi="TH Sarabun New" w:cs="TH Sarabun New"/>
+          <w:sz w:val="32"/>
+          <w:szCs w:val="32"/>
+        </w:rPr>
+        <w:t xml:space="preserve"> </w:t>
+      </w:r>
+      <w:r>
+        <w:rPr>
+          <w:rFonts w:ascii="TH Sarabun New" w:hAnsi="TH Sarabun New" w:cs="TH Sarabun New"/>
+          <w:sz w:val="32"/>
+          <w:szCs w:val="32"/>
+          <w:cs/>
+        </w:rPr>
+        <w:t xml:space="preserve">สามารถทำงานได้อย่างมีประสิทธิภาพและต่อเนื่อง จำเป็นต้องมีกระบวนการจัดการวงจรชีวิตของโมเดล </w:t>
+      </w:r>
+      <w:r>
+        <w:rPr>
+          <w:rFonts w:ascii="TH Sarabun New" w:hAnsi="TH Sarabun New" w:cs="TH Sarabun New"/>
+          <w:sz w:val="32"/>
+          <w:szCs w:val="32"/>
+        </w:rPr>
+        <w:t xml:space="preserve">AI (AI Lifecycle Management) </w:t>
+      </w:r>
+      <w:r>
+        <w:rPr>
+          <w:rFonts w:ascii="TH Sarabun New" w:hAnsi="TH Sarabun New" w:cs="TH Sarabun New"/>
+          <w:sz w:val="32"/>
+          <w:szCs w:val="32"/>
+          <w:cs/>
+        </w:rPr>
+        <w:t>ซึ่งประกอบด้วย</w:t>
       </w:r>
     </w:p>
     <w:p>
@@ -19293,26 +19238,8 @@
           <w:szCs w:val="32"/>
         </w:rPr>
         <w:tab/>
-      </w:r>
-      <w:r>
-        <w:rPr>
-          <w:rFonts w:ascii="TH Sarabun New" w:hAnsi="TH Sarabun New" w:cs="TH Sarabun New"/>
-          <w:sz w:val="32"/>
-          <w:szCs w:val="32"/>
-          <w:cs/>
-        </w:rPr>
-        <w:t xml:space="preserve">เพื่อให้ระบบ </w:t>
-      </w:r>
-      <w:proofErr w:type="spellStart"/>
-      <w:r>
-        <w:rPr>
-          <w:rFonts w:ascii="TH Sarabun New" w:hAnsi="TH Sarabun New" w:cs="TH Sarabun New"/>
-          <w:sz w:val="32"/>
-          <w:szCs w:val="32"/>
-        </w:rPr>
-        <w:t>AIoT</w:t>
-      </w:r>
-      <w:proofErr w:type="spellEnd"/>
+        <w:t>1)</w:t>
+      </w:r>
       <w:r>
         <w:rPr>
           <w:rFonts w:ascii="TH Sarabun New" w:hAnsi="TH Sarabun New" w:cs="TH Sarabun New"/>
@@ -19328,24 +19255,24 @@
           <w:szCs w:val="32"/>
           <w:cs/>
         </w:rPr>
-        <w:t xml:space="preserve">สามารถทำงานได้อย่างมีประสิทธิภาพและต่อเนื่อง จำเป็นต้องมีกระบวนการจัดการวงจรชีวิตของโมเดล </w:t>
-      </w:r>
-      <w:r>
-        <w:rPr>
-          <w:rFonts w:ascii="TH Sarabun New" w:hAnsi="TH Sarabun New" w:cs="TH Sarabun New"/>
-          <w:sz w:val="32"/>
-          <w:szCs w:val="32"/>
-        </w:rPr>
-        <w:t xml:space="preserve">AI (AI Lifecycle Management) </w:t>
-      </w:r>
-      <w:r>
-        <w:rPr>
-          <w:rFonts w:ascii="TH Sarabun New" w:hAnsi="TH Sarabun New" w:cs="TH Sarabun New"/>
-          <w:sz w:val="32"/>
-          <w:szCs w:val="32"/>
-          <w:cs/>
-        </w:rPr>
-        <w:t>ซึ่งประกอบด้วย</w:t>
+        <w:t>การฝึกสอนและตรวจสอบความถูกต้องของโมเดล (</w:t>
+      </w:r>
+      <w:r>
+        <w:rPr>
+          <w:rFonts w:ascii="TH Sarabun New" w:hAnsi="TH Sarabun New" w:cs="TH Sarabun New"/>
+          <w:sz w:val="32"/>
+          <w:szCs w:val="32"/>
+        </w:rPr>
+        <w:t>Model Training and Validation)</w:t>
+      </w:r>
+      <w:r>
+        <w:rPr>
+          <w:rFonts w:ascii="TH Sarabun New" w:hAnsi="TH Sarabun New" w:cs="TH Sarabun New"/>
+          <w:sz w:val="32"/>
+          <w:szCs w:val="32"/>
+          <w:cs/>
+        </w:rPr>
+        <w:t>การพัฒนาและทดสอบประสิทธิภาพโมเดลบนชุดข้อมูลอนุกรมเวลา</w:t>
       </w:r>
     </w:p>
     <w:p>
@@ -19388,41 +19315,84 @@
           <w:szCs w:val="32"/>
         </w:rPr>
         <w:tab/>
-        <w:t>1)</w:t>
-      </w:r>
-      <w:r>
-        <w:rPr>
-          <w:rFonts w:ascii="TH Sarabun New" w:hAnsi="TH Sarabun New" w:cs="TH Sarabun New"/>
-          <w:sz w:val="32"/>
-          <w:szCs w:val="32"/>
-        </w:rPr>
-        <w:t xml:space="preserve"> </w:t>
-      </w:r>
-      <w:r>
-        <w:rPr>
-          <w:rFonts w:ascii="TH Sarabun New" w:hAnsi="TH Sarabun New" w:cs="TH Sarabun New"/>
-          <w:sz w:val="32"/>
-          <w:szCs w:val="32"/>
-          <w:cs/>
-        </w:rPr>
-        <w:t>การฝึกสอนและตรวจสอบความถูกต้องของโมเดล (</w:t>
-      </w:r>
-      <w:r>
-        <w:rPr>
-          <w:rFonts w:ascii="TH Sarabun New" w:hAnsi="TH Sarabun New" w:cs="TH Sarabun New"/>
-          <w:sz w:val="32"/>
-          <w:szCs w:val="32"/>
-        </w:rPr>
-        <w:t>Model Training and Validation)</w:t>
-      </w:r>
-      <w:r>
-        <w:rPr>
-          <w:rFonts w:ascii="TH Sarabun New" w:hAnsi="TH Sarabun New" w:cs="TH Sarabun New"/>
-          <w:sz w:val="32"/>
-          <w:szCs w:val="32"/>
-          <w:cs/>
-        </w:rPr>
-        <w:t>การพัฒนาและทดสอบประสิทธิภาพโมเดลบนชุดข้อมูลอนุกรมเวลา</w:t>
+        <w:t xml:space="preserve">2) </w:t>
+      </w:r>
+      <w:r>
+        <w:rPr>
+          <w:rFonts w:ascii="TH Sarabun New" w:hAnsi="TH Sarabun New" w:cs="TH Sarabun New"/>
+          <w:sz w:val="32"/>
+          <w:szCs w:val="32"/>
+          <w:cs/>
+        </w:rPr>
+        <w:t>การบีบอัดโมเดลเพื่อการติดตั้งใช้งาน (</w:t>
+      </w:r>
+      <w:r>
+        <w:rPr>
+          <w:rFonts w:ascii="TH Sarabun New" w:hAnsi="TH Sarabun New" w:cs="TH Sarabun New"/>
+          <w:sz w:val="32"/>
+          <w:szCs w:val="32"/>
+        </w:rPr>
+        <w:t xml:space="preserve">Model Compression and Deployment): </w:t>
+      </w:r>
+      <w:r>
+        <w:rPr>
+          <w:rFonts w:ascii="TH Sarabun New" w:hAnsi="TH Sarabun New" w:cs="TH Sarabun New"/>
+          <w:sz w:val="32"/>
+          <w:szCs w:val="32"/>
+          <w:cs/>
+        </w:rPr>
+        <w:t>การใช้เทคนิคการตัดแต่งกิ่งโครงข่าย (</w:t>
+      </w:r>
+      <w:r>
+        <w:rPr>
+          <w:rFonts w:ascii="TH Sarabun New" w:hAnsi="TH Sarabun New" w:cs="TH Sarabun New"/>
+          <w:sz w:val="32"/>
+          <w:szCs w:val="32"/>
+        </w:rPr>
+        <w:t xml:space="preserve">Pruning) </w:t>
+      </w:r>
+      <w:r>
+        <w:rPr>
+          <w:rFonts w:ascii="TH Sarabun New" w:hAnsi="TH Sarabun New" w:cs="TH Sarabun New"/>
+          <w:sz w:val="32"/>
+          <w:szCs w:val="32"/>
+          <w:cs/>
+        </w:rPr>
+        <w:t>การควอนไทเซชัน (</w:t>
+      </w:r>
+      <w:r>
+        <w:rPr>
+          <w:rFonts w:ascii="TH Sarabun New" w:hAnsi="TH Sarabun New" w:cs="TH Sarabun New"/>
+          <w:sz w:val="32"/>
+          <w:szCs w:val="32"/>
+        </w:rPr>
+        <w:t xml:space="preserve">Quantization) </w:t>
+      </w:r>
+      <w:r>
+        <w:rPr>
+          <w:rFonts w:ascii="TH Sarabun New" w:hAnsi="TH Sarabun New" w:cs="TH Sarabun New"/>
+          <w:sz w:val="32"/>
+          <w:szCs w:val="32"/>
+          <w:cs/>
+        </w:rPr>
+        <w:t>และการกลั่นกรององค์ความรู้ (</w:t>
+      </w:r>
+      <w:r>
+        <w:rPr>
+          <w:rFonts w:ascii="TH Sarabun New" w:hAnsi="TH Sarabun New" w:cs="TH Sarabun New"/>
+          <w:sz w:val="32"/>
+          <w:szCs w:val="32"/>
+        </w:rPr>
+        <w:t xml:space="preserve">Knowledge Distillation) </w:t>
+      </w:r>
+      <w:r>
+        <w:rPr>
+          <w:rFonts w:ascii="TH Sarabun New" w:hAnsi="TH Sarabun New" w:cs="TH Sarabun New"/>
+          <w:sz w:val="32"/>
+          <w:szCs w:val="32"/>
+          <w:cs/>
+        </w:rPr>
+        <w:t>เพื่อให้โมเดลมีขนาดเล็กและใช้พลังงานต่ำ เหมาะสมกับการทำงานบนฮาร์ดแวร์จำกัดทรัพยากร</w:t>
       </w:r>
     </w:p>
     <w:p>
@@ -19465,84 +19435,50 @@
           <w:szCs w:val="32"/>
         </w:rPr>
         <w:tab/>
-        <w:t xml:space="preserve">2) </w:t>
-      </w:r>
-      <w:r>
-        <w:rPr>
-          <w:rFonts w:ascii="TH Sarabun New" w:hAnsi="TH Sarabun New" w:cs="TH Sarabun New"/>
-          <w:sz w:val="32"/>
-          <w:szCs w:val="32"/>
-          <w:cs/>
-        </w:rPr>
-        <w:t>การบีบอัดโมเดลเพื่อการติดตั้งใช้งาน (</w:t>
-      </w:r>
-      <w:r>
-        <w:rPr>
-          <w:rFonts w:ascii="TH Sarabun New" w:hAnsi="TH Sarabun New" w:cs="TH Sarabun New"/>
-          <w:sz w:val="32"/>
-          <w:szCs w:val="32"/>
-        </w:rPr>
-        <w:t xml:space="preserve">Model Compression and Deployment): </w:t>
-      </w:r>
-      <w:r>
-        <w:rPr>
-          <w:rFonts w:ascii="TH Sarabun New" w:hAnsi="TH Sarabun New" w:cs="TH Sarabun New"/>
-          <w:sz w:val="32"/>
-          <w:szCs w:val="32"/>
-          <w:cs/>
-        </w:rPr>
-        <w:t>การใช้เทคนิคการตัดแต่งกิ่งโครงข่าย (</w:t>
-      </w:r>
-      <w:r>
-        <w:rPr>
-          <w:rFonts w:ascii="TH Sarabun New" w:hAnsi="TH Sarabun New" w:cs="TH Sarabun New"/>
-          <w:sz w:val="32"/>
-          <w:szCs w:val="32"/>
-        </w:rPr>
-        <w:t xml:space="preserve">Pruning) </w:t>
-      </w:r>
-      <w:r>
-        <w:rPr>
-          <w:rFonts w:ascii="TH Sarabun New" w:hAnsi="TH Sarabun New" w:cs="TH Sarabun New"/>
-          <w:sz w:val="32"/>
-          <w:szCs w:val="32"/>
-          <w:cs/>
-        </w:rPr>
-        <w:t>การควอนไทเซชัน (</w:t>
-      </w:r>
-      <w:r>
-        <w:rPr>
-          <w:rFonts w:ascii="TH Sarabun New" w:hAnsi="TH Sarabun New" w:cs="TH Sarabun New"/>
-          <w:sz w:val="32"/>
-          <w:szCs w:val="32"/>
-        </w:rPr>
-        <w:t xml:space="preserve">Quantization) </w:t>
-      </w:r>
-      <w:r>
-        <w:rPr>
-          <w:rFonts w:ascii="TH Sarabun New" w:hAnsi="TH Sarabun New" w:cs="TH Sarabun New"/>
-          <w:sz w:val="32"/>
-          <w:szCs w:val="32"/>
-          <w:cs/>
-        </w:rPr>
-        <w:t>และการกลั่นกรององค์ความรู้ (</w:t>
-      </w:r>
-      <w:r>
-        <w:rPr>
-          <w:rFonts w:ascii="TH Sarabun New" w:hAnsi="TH Sarabun New" w:cs="TH Sarabun New"/>
-          <w:sz w:val="32"/>
-          <w:szCs w:val="32"/>
-        </w:rPr>
-        <w:t xml:space="preserve">Knowledge Distillation) </w:t>
-      </w:r>
-      <w:r>
-        <w:rPr>
-          <w:rFonts w:ascii="TH Sarabun New" w:hAnsi="TH Sarabun New" w:cs="TH Sarabun New"/>
-          <w:sz w:val="32"/>
-          <w:szCs w:val="32"/>
-          <w:cs/>
-        </w:rPr>
-        <w:t>เพื่อให้โมเดลมีขนาดเล็กและใช้พลังงานต่ำ เหมาะสมกับการทำงานบนฮาร์ดแวร์จำกัดทรัพยากร</w:t>
+        <w:t xml:space="preserve">3) </w:t>
+      </w:r>
+      <w:r>
+        <w:rPr>
+          <w:rFonts w:ascii="TH Sarabun New" w:hAnsi="TH Sarabun New" w:cs="TH Sarabun New"/>
+          <w:sz w:val="32"/>
+          <w:szCs w:val="32"/>
+          <w:cs/>
+        </w:rPr>
+        <w:t>การติดตามและปรับปรุงโมเดล (</w:t>
+      </w:r>
+      <w:r>
+        <w:rPr>
+          <w:rFonts w:ascii="TH Sarabun New" w:hAnsi="TH Sarabun New" w:cs="TH Sarabun New"/>
+          <w:sz w:val="32"/>
+          <w:szCs w:val="32"/>
+        </w:rPr>
+        <w:t xml:space="preserve">Model Monitoring and Governance): </w:t>
+      </w:r>
+      <w:r>
+        <w:rPr>
+          <w:rFonts w:ascii="TH Sarabun New" w:hAnsi="TH Sarabun New" w:cs="TH Sarabun New"/>
+          <w:sz w:val="32"/>
+          <w:szCs w:val="32"/>
+          <w:cs/>
+        </w:rPr>
+        <w:t>การตรวจวัดประสิทธิภาพเพื่อป้องกันปัญหาการเสื่อมถอยของโมเดล (</w:t>
+      </w:r>
+      <w:r>
+        <w:rPr>
+          <w:rFonts w:ascii="TH Sarabun New" w:hAnsi="TH Sarabun New" w:cs="TH Sarabun New"/>
+          <w:sz w:val="32"/>
+          <w:szCs w:val="32"/>
+        </w:rPr>
+        <w:t xml:space="preserve">Model Drift) </w:t>
+      </w:r>
+      <w:r>
+        <w:rPr>
+          <w:rFonts w:ascii="TH Sarabun New" w:hAnsi="TH Sarabun New" w:cs="TH Sarabun New"/>
+          <w:sz w:val="32"/>
+          <w:szCs w:val="32"/>
+          <w:cs/>
+        </w:rPr>
+        <w:t>เมื่อสภาพแวดล้อมทางกายภาพเปลี่ยนแปลงไป</w:t>
       </w:r>
     </w:p>
     <w:p>
@@ -19562,74 +19498,6 @@
           <w:szCs w:val="32"/>
         </w:rPr>
       </w:pPr>
-      <w:r>
-        <w:rPr>
-          <w:rFonts w:ascii="TH Sarabun New" w:hAnsi="TH Sarabun New" w:cs="TH Sarabun New"/>
-          <w:sz w:val="32"/>
-          <w:szCs w:val="32"/>
-        </w:rPr>
-        <w:tab/>
-      </w:r>
-      <w:r>
-        <w:rPr>
-          <w:rFonts w:ascii="TH Sarabun New" w:hAnsi="TH Sarabun New" w:cs="TH Sarabun New"/>
-          <w:sz w:val="32"/>
-          <w:szCs w:val="32"/>
-        </w:rPr>
-        <w:tab/>
-      </w:r>
-      <w:r>
-        <w:rPr>
-          <w:rFonts w:ascii="TH Sarabun New" w:hAnsi="TH Sarabun New" w:cs="TH Sarabun New"/>
-          <w:sz w:val="32"/>
-          <w:szCs w:val="32"/>
-        </w:rPr>
-        <w:tab/>
-        <w:t xml:space="preserve">3) </w:t>
-      </w:r>
-      <w:r>
-        <w:rPr>
-          <w:rFonts w:ascii="TH Sarabun New" w:hAnsi="TH Sarabun New" w:cs="TH Sarabun New"/>
-          <w:sz w:val="32"/>
-          <w:szCs w:val="32"/>
-          <w:cs/>
-        </w:rPr>
-        <w:t>การติดตามและปรับปรุงโมเดล (</w:t>
-      </w:r>
-      <w:r>
-        <w:rPr>
-          <w:rFonts w:ascii="TH Sarabun New" w:hAnsi="TH Sarabun New" w:cs="TH Sarabun New"/>
-          <w:sz w:val="32"/>
-          <w:szCs w:val="32"/>
-        </w:rPr>
-        <w:t xml:space="preserve">Model Monitoring and Governance): </w:t>
-      </w:r>
-      <w:r>
-        <w:rPr>
-          <w:rFonts w:ascii="TH Sarabun New" w:hAnsi="TH Sarabun New" w:cs="TH Sarabun New"/>
-          <w:sz w:val="32"/>
-          <w:szCs w:val="32"/>
-          <w:cs/>
-        </w:rPr>
-        <w:t>การตรวจวัดประสิทธิภาพเพื่อป้องกันปัญหาการเสื่อมถอยของโมเดล (</w:t>
-      </w:r>
-      <w:r>
-        <w:rPr>
-          <w:rFonts w:ascii="TH Sarabun New" w:hAnsi="TH Sarabun New" w:cs="TH Sarabun New"/>
-          <w:sz w:val="32"/>
-          <w:szCs w:val="32"/>
-        </w:rPr>
-        <w:t xml:space="preserve">Model Drift) </w:t>
-      </w:r>
-      <w:r>
-        <w:rPr>
-          <w:rFonts w:ascii="TH Sarabun New" w:hAnsi="TH Sarabun New" w:cs="TH Sarabun New"/>
-          <w:sz w:val="32"/>
-          <w:szCs w:val="32"/>
-          <w:cs/>
-        </w:rPr>
-        <w:t>เมื่อสภาพแวดล้อมทางกายภาพเปลี่ยนแปลงไป</w:t>
-      </w:r>
     </w:p>
     <w:p>
       <w:pPr>
@@ -19893,7 +19761,83 @@
           <w:szCs w:val="32"/>
           <w:cs/>
         </w:rPr>
-        <w:t>ระบุว่าระบบตรวจจับการหกล้มโดยใช้สัญญาณความถี่วิทยุได้รับความสนใจศึกษาอย่างต่อเนื่องในช่วงทศวรรษที่ผ่านมา เนื่องจากมีความเป็นส่วนตัวสูงและไม่</w:t>
+        <w:t xml:space="preserve">ระบุว่าระบบตรวจจับการหกล้มโดยใช้สัญญาณความถี่วิทยุได้รับความสนใจศึกษาอย่างต่อเนื่องในช่วงทศวรรษที่ผ่านมา เนื่องจากมีความเป็นส่วนตัวสูงและไม่จำเป็นต้องสวมใส่อุปกรณ์ โดยเฉพาะอย่างยิ่งระบบที่ใช้ค่าสภาวะช่องสัญญาณ </w:t>
+      </w:r>
+      <w:proofErr w:type="spellStart"/>
+      <w:r>
+        <w:rPr>
+          <w:rFonts w:ascii="TH Sarabun New" w:hAnsi="TH Sarabun New" w:cs="TH Sarabun New"/>
+          <w:sz w:val="32"/>
+          <w:szCs w:val="32"/>
+        </w:rPr>
+        <w:t>WiFi</w:t>
+      </w:r>
+      <w:proofErr w:type="spellEnd"/>
+      <w:r>
+        <w:rPr>
+          <w:rFonts w:ascii="TH Sarabun New" w:hAnsi="TH Sarabun New" w:cs="TH Sarabun New"/>
+          <w:sz w:val="32"/>
+          <w:szCs w:val="32"/>
+          <w:cs/>
+        </w:rPr>
+        <w:t xml:space="preserve"> </w:t>
+      </w:r>
+      <w:r>
+        <w:rPr>
+          <w:rFonts w:ascii="TH Sarabun New" w:hAnsi="TH Sarabun New" w:cs="TH Sarabun New"/>
+          <w:sz w:val="32"/>
+          <w:szCs w:val="32"/>
+        </w:rPr>
+        <w:t>CSI</w:t>
+      </w:r>
+      <w:r>
+        <w:rPr>
+          <w:rFonts w:ascii="TH Sarabun New" w:hAnsi="TH Sarabun New" w:cs="TH Sarabun New"/>
+          <w:sz w:val="32"/>
+          <w:szCs w:val="32"/>
+        </w:rPr>
+        <w:t xml:space="preserve"> </w:t>
+      </w:r>
+      <w:r>
+        <w:rPr>
+          <w:rFonts w:ascii="TH Sarabun New" w:hAnsi="TH Sarabun New" w:cs="TH Sarabun New"/>
+          <w:sz w:val="32"/>
+          <w:szCs w:val="32"/>
+        </w:rPr>
+        <w:t xml:space="preserve">                    </w:t>
+      </w:r>
+      <w:r>
+        <w:rPr>
+          <w:rFonts w:ascii="TH Sarabun New" w:hAnsi="TH Sarabun New" w:cs="TH Sarabun New"/>
+          <w:sz w:val="32"/>
+          <w:szCs w:val="32"/>
+        </w:rPr>
+        <w:t>(</w:t>
+      </w:r>
+      <w:r>
+        <w:rPr>
+          <w:rFonts w:ascii="TH Sarabun New" w:hAnsi="TH Sarabun New" w:cs="TH Sarabun New"/>
+          <w:sz w:val="32"/>
+          <w:szCs w:val="32"/>
+        </w:rPr>
+        <w:t>Channel State Information</w:t>
+      </w:r>
+      <w:r>
+        <w:rPr>
+          <w:rFonts w:ascii="TH Sarabun New" w:hAnsi="TH Sarabun New" w:cs="TH Sarabun New"/>
+          <w:sz w:val="32"/>
+          <w:szCs w:val="32"/>
+        </w:rPr>
+        <w:t xml:space="preserve">) </w:t>
+      </w:r>
+      <w:r>
+        <w:rPr>
+          <w:rFonts w:ascii="TH Sarabun New" w:hAnsi="TH Sarabun New" w:cs="TH Sarabun New"/>
+          <w:sz w:val="32"/>
+          <w:szCs w:val="32"/>
+          <w:cs/>
+        </w:rPr>
+        <w:t xml:space="preserve">ยังมีข้อได้เปรียบเพิ่มเติมคือไม่จำเป็นต้องใช้ฮาร์ดแวร์เฉพาะทาง </w:t>
       </w:r>
       <w:r>
         <w:rPr>
@@ -19903,83 +19847,7 @@
           <w:cs/>
         </w:rPr>
         <w:lastRenderedPageBreak/>
-        <w:t xml:space="preserve">จำเป็นต้องสวมใส่อุปกรณ์ โดยเฉพาะอย่างยิ่งระบบที่ใช้ค่าสภาวะช่องสัญญาณ </w:t>
-      </w:r>
-      <w:proofErr w:type="spellStart"/>
-      <w:r>
-        <w:rPr>
-          <w:rFonts w:ascii="TH Sarabun New" w:hAnsi="TH Sarabun New" w:cs="TH Sarabun New"/>
-          <w:sz w:val="32"/>
-          <w:szCs w:val="32"/>
-        </w:rPr>
-        <w:t>WiFi</w:t>
-      </w:r>
-      <w:proofErr w:type="spellEnd"/>
-      <w:r>
-        <w:rPr>
-          <w:rFonts w:ascii="TH Sarabun New" w:hAnsi="TH Sarabun New" w:cs="TH Sarabun New"/>
-          <w:sz w:val="32"/>
-          <w:szCs w:val="32"/>
-          <w:cs/>
-        </w:rPr>
-        <w:t xml:space="preserve"> </w:t>
-      </w:r>
-      <w:r>
-        <w:rPr>
-          <w:rFonts w:ascii="TH Sarabun New" w:hAnsi="TH Sarabun New" w:cs="TH Sarabun New"/>
-          <w:sz w:val="32"/>
-          <w:szCs w:val="32"/>
-        </w:rPr>
-        <w:t>CSI</w:t>
-      </w:r>
-      <w:r>
-        <w:rPr>
-          <w:rFonts w:ascii="TH Sarabun New" w:hAnsi="TH Sarabun New" w:cs="TH Sarabun New"/>
-          <w:sz w:val="32"/>
-          <w:szCs w:val="32"/>
-        </w:rPr>
-        <w:t xml:space="preserve"> </w:t>
-      </w:r>
-      <w:r>
-        <w:rPr>
-          <w:rFonts w:ascii="TH Sarabun New" w:hAnsi="TH Sarabun New" w:cs="TH Sarabun New"/>
-          <w:sz w:val="32"/>
-          <w:szCs w:val="32"/>
-        </w:rPr>
-        <w:t xml:space="preserve">                    </w:t>
-      </w:r>
-      <w:r>
-        <w:rPr>
-          <w:rFonts w:ascii="TH Sarabun New" w:hAnsi="TH Sarabun New" w:cs="TH Sarabun New"/>
-          <w:sz w:val="32"/>
-          <w:szCs w:val="32"/>
-        </w:rPr>
-        <w:t>(</w:t>
-      </w:r>
-      <w:r>
-        <w:rPr>
-          <w:rFonts w:ascii="TH Sarabun New" w:hAnsi="TH Sarabun New" w:cs="TH Sarabun New"/>
-          <w:sz w:val="32"/>
-          <w:szCs w:val="32"/>
-        </w:rPr>
-        <w:t>Channel State Information</w:t>
-      </w:r>
-      <w:r>
-        <w:rPr>
-          <w:rFonts w:ascii="TH Sarabun New" w:hAnsi="TH Sarabun New" w:cs="TH Sarabun New"/>
-          <w:sz w:val="32"/>
-          <w:szCs w:val="32"/>
-        </w:rPr>
-        <w:t xml:space="preserve">) </w:t>
-      </w:r>
-      <w:r>
-        <w:rPr>
-          <w:rFonts w:ascii="TH Sarabun New" w:hAnsi="TH Sarabun New" w:cs="TH Sarabun New"/>
-          <w:sz w:val="32"/>
-          <w:szCs w:val="32"/>
-          <w:cs/>
-        </w:rPr>
-        <w:t xml:space="preserve">ยังมีข้อได้เปรียบเพิ่มเติมคือไม่จำเป็นต้องใช้ฮาร์ดแวร์เฉพาะทาง เนื่องจากอุปกรณ์ </w:t>
+        <w:t xml:space="preserve">เนื่องจากอุปกรณ์ </w:t>
       </w:r>
       <w:proofErr w:type="spellStart"/>
       <w:r>
@@ -20712,25 +20580,7 @@
           <w:sz w:val="32"/>
           <w:szCs w:val="32"/>
         </w:rPr>
-        <w:t xml:space="preserve">: Dynamic Amplitude Probability </w:t>
-      </w:r>
-      <w:proofErr w:type="gramStart"/>
-      <w:r>
-        <w:rPr>
-          <w:rFonts w:ascii="TH Sarabun New" w:hAnsi="TH Sarabun New" w:cs="TH Sarabun New"/>
-          <w:sz w:val="32"/>
-          <w:szCs w:val="32"/>
-        </w:rPr>
-        <w:t>Density Profile</w:t>
-      </w:r>
-      <w:proofErr w:type="gramEnd"/>
-      <w:r>
-        <w:rPr>
-          <w:rFonts w:ascii="TH Sarabun New" w:hAnsi="TH Sarabun New" w:cs="TH Sarabun New"/>
-          <w:sz w:val="32"/>
-          <w:szCs w:val="32"/>
-        </w:rPr>
-        <w:t>-Based Wi-Fi CSI Sensing for Fall Detection)</w:t>
+        <w:t>: Dynamic Amplitude Probability Density Profile-Based Wi-Fi CSI Sensing for Fall Detection)</w:t>
       </w:r>
     </w:p>
     <w:p>
@@ -20990,94 +20840,103 @@
           <w:sz w:val="32"/>
           <w:szCs w:val="32"/>
         </w:rPr>
+        <w:t>DAPD</w:t>
+      </w:r>
+      <w:r>
+        <w:rPr>
+          <w:rFonts w:ascii="TH Sarabun New" w:hAnsi="TH Sarabun New" w:cs="TH Sarabun New"/>
+          <w:sz w:val="32"/>
+          <w:szCs w:val="32"/>
+          <w:cs/>
+        </w:rPr>
+        <w:t xml:space="preserve"> </w:t>
+      </w:r>
+      <w:r>
+        <w:rPr>
+          <w:rFonts w:ascii="TH Sarabun New" w:hAnsi="TH Sarabun New" w:cs="TH Sarabun New"/>
+          <w:sz w:val="32"/>
+          <w:szCs w:val="32"/>
+          <w:cs/>
+        </w:rPr>
+        <w:t>(</w:t>
+      </w:r>
+      <w:r>
+        <w:rPr>
+          <w:rFonts w:ascii="TH Sarabun New" w:hAnsi="TH Sarabun New" w:cs="TH Sarabun New"/>
+          <w:sz w:val="32"/>
+          <w:szCs w:val="32"/>
+        </w:rPr>
+        <w:t xml:space="preserve">Dynamic Amplitude Probability Density) </w:t>
+      </w:r>
+      <w:r>
+        <w:rPr>
+          <w:rFonts w:ascii="TH Sarabun New" w:hAnsi="TH Sarabun New" w:cs="TH Sarabun New"/>
+          <w:sz w:val="32"/>
+          <w:szCs w:val="32"/>
+          <w:cs/>
+        </w:rPr>
+        <w:t xml:space="preserve">ซึ่งเป็นการแสดงผลข้อมูลเชิงภาพแบบ </w:t>
+      </w:r>
+      <w:r>
+        <w:rPr>
+          <w:rFonts w:ascii="TH Sarabun New" w:hAnsi="TH Sarabun New" w:cs="TH Sarabun New"/>
+          <w:sz w:val="32"/>
+          <w:szCs w:val="32"/>
+        </w:rPr>
+        <w:t>3</w:t>
+      </w:r>
+      <w:r>
+        <w:rPr>
+          <w:rFonts w:ascii="TH Sarabun New" w:hAnsi="TH Sarabun New" w:cs="TH Sarabun New"/>
+          <w:sz w:val="32"/>
+          <w:szCs w:val="32"/>
+          <w:cs/>
+        </w:rPr>
+        <w:t xml:space="preserve"> มิติที่เน้นย้ำคุณลักษณะเชิงพลวัตของสัญญาณอย่างชัดเจน นอกจากนี้ </w:t>
+      </w:r>
+      <w:r>
+        <w:rPr>
+          <w:rFonts w:ascii="TH Sarabun New" w:hAnsi="TH Sarabun New" w:cs="TH Sarabun New"/>
+          <w:sz w:val="32"/>
+          <w:szCs w:val="32"/>
+        </w:rPr>
+        <w:t xml:space="preserve">DAPD </w:t>
+      </w:r>
+      <w:r>
+        <w:rPr>
+          <w:rFonts w:ascii="TH Sarabun New" w:hAnsi="TH Sarabun New" w:cs="TH Sarabun New"/>
+          <w:sz w:val="32"/>
+          <w:szCs w:val="32"/>
+          <w:cs/>
+        </w:rPr>
+        <w:t xml:space="preserve">ยังคงรักษาข้อมูล </w:t>
+      </w:r>
+      <w:r>
+        <w:rPr>
+          <w:rFonts w:ascii="TH Sarabun New" w:hAnsi="TH Sarabun New" w:cs="TH Sarabun New"/>
+          <w:sz w:val="32"/>
+          <w:szCs w:val="32"/>
+        </w:rPr>
+        <w:t xml:space="preserve">SMI </w:t>
+      </w:r>
+      <w:r>
+        <w:rPr>
+          <w:rFonts w:ascii="TH Sarabun New" w:hAnsi="TH Sarabun New" w:cs="TH Sarabun New"/>
+          <w:sz w:val="32"/>
+          <w:szCs w:val="32"/>
+          <w:cs/>
+        </w:rPr>
+        <w:t xml:space="preserve">ไว้ได้ </w:t>
+      </w:r>
+      <w:r>
+        <w:rPr>
+          <w:rFonts w:ascii="TH Sarabun New" w:hAnsi="TH Sarabun New" w:cs="TH Sarabun New"/>
+          <w:sz w:val="32"/>
+          <w:szCs w:val="32"/>
+          <w:cs/>
+        </w:rPr>
         <w:lastRenderedPageBreak/>
-        <w:t>DAPD</w:t>
-      </w:r>
-      <w:r>
-        <w:rPr>
-          <w:rFonts w:ascii="TH Sarabun New" w:hAnsi="TH Sarabun New" w:cs="TH Sarabun New"/>
-          <w:sz w:val="32"/>
-          <w:szCs w:val="32"/>
-          <w:cs/>
-        </w:rPr>
-        <w:t xml:space="preserve"> </w:t>
-      </w:r>
-      <w:r>
-        <w:rPr>
-          <w:rFonts w:ascii="TH Sarabun New" w:hAnsi="TH Sarabun New" w:cs="TH Sarabun New"/>
-          <w:sz w:val="32"/>
-          <w:szCs w:val="32"/>
-          <w:cs/>
-        </w:rPr>
-        <w:t>(</w:t>
-      </w:r>
-      <w:r>
-        <w:rPr>
-          <w:rFonts w:ascii="TH Sarabun New" w:hAnsi="TH Sarabun New" w:cs="TH Sarabun New"/>
-          <w:sz w:val="32"/>
-          <w:szCs w:val="32"/>
-        </w:rPr>
-        <w:t xml:space="preserve">Dynamic Amplitude Probability Density) </w:t>
-      </w:r>
-      <w:r>
-        <w:rPr>
-          <w:rFonts w:ascii="TH Sarabun New" w:hAnsi="TH Sarabun New" w:cs="TH Sarabun New"/>
-          <w:sz w:val="32"/>
-          <w:szCs w:val="32"/>
-          <w:cs/>
-        </w:rPr>
-        <w:t xml:space="preserve">ซึ่งเป็นการแสดงผลข้อมูลเชิงภาพแบบ </w:t>
-      </w:r>
-      <w:r>
-        <w:rPr>
-          <w:rFonts w:ascii="TH Sarabun New" w:hAnsi="TH Sarabun New" w:cs="TH Sarabun New"/>
-          <w:sz w:val="32"/>
-          <w:szCs w:val="32"/>
-        </w:rPr>
-        <w:t>3</w:t>
-      </w:r>
-      <w:r>
-        <w:rPr>
-          <w:rFonts w:ascii="TH Sarabun New" w:hAnsi="TH Sarabun New" w:cs="TH Sarabun New"/>
-          <w:sz w:val="32"/>
-          <w:szCs w:val="32"/>
-          <w:cs/>
-        </w:rPr>
-        <w:t xml:space="preserve"> มิติที่เน้นย้ำคุณลักษณะเชิงพลวัตของสัญญาณอย่างชัดเจน นอกจากนี้ </w:t>
-      </w:r>
-      <w:r>
-        <w:rPr>
-          <w:rFonts w:ascii="TH Sarabun New" w:hAnsi="TH Sarabun New" w:cs="TH Sarabun New"/>
-          <w:sz w:val="32"/>
-          <w:szCs w:val="32"/>
-        </w:rPr>
-        <w:t xml:space="preserve">DAPD </w:t>
-      </w:r>
-      <w:r>
-        <w:rPr>
-          <w:rFonts w:ascii="TH Sarabun New" w:hAnsi="TH Sarabun New" w:cs="TH Sarabun New"/>
-          <w:sz w:val="32"/>
-          <w:szCs w:val="32"/>
-          <w:cs/>
-        </w:rPr>
-        <w:t xml:space="preserve">ยังคงรักษาข้อมูล </w:t>
-      </w:r>
-      <w:r>
-        <w:rPr>
-          <w:rFonts w:ascii="TH Sarabun New" w:hAnsi="TH Sarabun New" w:cs="TH Sarabun New"/>
-          <w:sz w:val="32"/>
-          <w:szCs w:val="32"/>
-        </w:rPr>
-        <w:t xml:space="preserve">SMI </w:t>
-      </w:r>
-      <w:r>
-        <w:rPr>
-          <w:rFonts w:ascii="TH Sarabun New" w:hAnsi="TH Sarabun New" w:cs="TH Sarabun New"/>
-          <w:sz w:val="32"/>
-          <w:szCs w:val="32"/>
-          <w:cs/>
-        </w:rPr>
-        <w:t>ไว้ได้ พร้อมทั้งลดทอนองค์ประกอบแบบคงที่</w:t>
+        <w:t>พร้อมทั้งลดทอนองค์ประกอบแบบคงที่</w:t>
       </w:r>
       <w:r>
         <w:rPr>
@@ -21285,6 +21144,109 @@
           <w:szCs w:val="32"/>
         </w:rPr>
       </w:pPr>
+      <w:r>
+        <w:rPr>
+          <w:rFonts w:ascii="TH Sarabun New" w:hAnsi="TH Sarabun New" w:cs="TH Sarabun New"/>
+          <w:sz w:val="32"/>
+          <w:szCs w:val="32"/>
+        </w:rPr>
+        <w:tab/>
+        <w:t>2.</w:t>
+      </w:r>
+      <w:r>
+        <w:rPr>
+          <w:rFonts w:ascii="TH Sarabun New" w:hAnsi="TH Sarabun New" w:cs="TH Sarabun New"/>
+          <w:sz w:val="32"/>
+          <w:szCs w:val="32"/>
+        </w:rPr>
+        <w:t>6</w:t>
+      </w:r>
+      <w:r>
+        <w:rPr>
+          <w:rFonts w:ascii="TH Sarabun New" w:hAnsi="TH Sarabun New" w:cs="TH Sarabun New"/>
+          <w:sz w:val="32"/>
+          <w:szCs w:val="32"/>
+        </w:rPr>
+        <w:t>.</w:t>
+      </w:r>
+      <w:r>
+        <w:rPr>
+          <w:rFonts w:ascii="TH Sarabun New" w:hAnsi="TH Sarabun New" w:cs="TH Sarabun New"/>
+          <w:sz w:val="32"/>
+          <w:szCs w:val="32"/>
+        </w:rPr>
+        <w:t>3</w:t>
+      </w:r>
+      <w:r>
+        <w:rPr>
+          <w:rFonts w:ascii="TH Sarabun New" w:hAnsi="TH Sarabun New" w:cs="TH Sarabun New"/>
+          <w:sz w:val="32"/>
+          <w:szCs w:val="32"/>
+        </w:rPr>
+        <w:t xml:space="preserve"> </w:t>
+      </w:r>
+      <w:r>
+        <w:rPr>
+          <w:rFonts w:ascii="TH Sarabun New" w:hAnsi="TH Sarabun New" w:cs="TH Sarabun New"/>
+          <w:sz w:val="32"/>
+          <w:szCs w:val="32"/>
+          <w:cs/>
+        </w:rPr>
+        <w:t xml:space="preserve">ระบบตรวจจับการหกล้มโดยใช้สัญญาณสภาวะช่องสัญญาณ </w:t>
+      </w:r>
+      <w:proofErr w:type="spellStart"/>
+      <w:r>
+        <w:rPr>
+          <w:rFonts w:ascii="TH Sarabun New" w:hAnsi="TH Sarabun New" w:cs="TH Sarabun New"/>
+          <w:sz w:val="32"/>
+          <w:szCs w:val="32"/>
+        </w:rPr>
+        <w:t>WiFi</w:t>
+      </w:r>
+      <w:proofErr w:type="spellEnd"/>
+      <w:r>
+        <w:rPr>
+          <w:rFonts w:ascii="TH Sarabun New" w:hAnsi="TH Sarabun New" w:cs="TH Sarabun New"/>
+          <w:sz w:val="32"/>
+          <w:szCs w:val="32"/>
+        </w:rPr>
+        <w:t xml:space="preserve"> </w:t>
+      </w:r>
+      <w:r>
+        <w:rPr>
+          <w:rFonts w:ascii="TH Sarabun New" w:hAnsi="TH Sarabun New" w:cs="TH Sarabun New"/>
+          <w:sz w:val="32"/>
+          <w:szCs w:val="32"/>
+          <w:cs/>
+        </w:rPr>
+        <w:t>ด้วยเทคนิคการเรียนรู้เชิงลึก (</w:t>
+      </w:r>
+      <w:r>
+        <w:rPr>
+          <w:rFonts w:ascii="TH Sarabun New" w:hAnsi="TH Sarabun New" w:cs="TH Sarabun New"/>
+          <w:sz w:val="32"/>
+          <w:szCs w:val="32"/>
+        </w:rPr>
+        <w:t xml:space="preserve">Deep Learning-Based Fall Detection Using </w:t>
+      </w:r>
+      <w:proofErr w:type="spellStart"/>
+      <w:r>
+        <w:rPr>
+          <w:rFonts w:ascii="TH Sarabun New" w:hAnsi="TH Sarabun New" w:cs="TH Sarabun New"/>
+          <w:sz w:val="32"/>
+          <w:szCs w:val="32"/>
+        </w:rPr>
+        <w:t>WiFi</w:t>
+      </w:r>
+      <w:proofErr w:type="spellEnd"/>
+      <w:r>
+        <w:rPr>
+          <w:rFonts w:ascii="TH Sarabun New" w:hAnsi="TH Sarabun New" w:cs="TH Sarabun New"/>
+          <w:sz w:val="32"/>
+          <w:szCs w:val="32"/>
+        </w:rPr>
+        <w:t xml:space="preserve"> Channel State Information)</w:t>
+      </w:r>
     </w:p>
     <w:p>
       <w:pPr>
@@ -21310,31 +21272,92 @@
           <w:szCs w:val="32"/>
         </w:rPr>
         <w:tab/>
-        <w:t>2.</w:t>
-      </w:r>
-      <w:r>
-        <w:rPr>
-          <w:rFonts w:ascii="TH Sarabun New" w:hAnsi="TH Sarabun New" w:cs="TH Sarabun New"/>
-          <w:sz w:val="32"/>
-          <w:szCs w:val="32"/>
-        </w:rPr>
-        <w:t>6</w:t>
-      </w:r>
-      <w:r>
-        <w:rPr>
-          <w:rFonts w:ascii="TH Sarabun New" w:hAnsi="TH Sarabun New" w:cs="TH Sarabun New"/>
-          <w:sz w:val="32"/>
-          <w:szCs w:val="32"/>
-        </w:rPr>
-        <w:t>.</w:t>
-      </w:r>
-      <w:r>
-        <w:rPr>
-          <w:rFonts w:ascii="TH Sarabun New" w:hAnsi="TH Sarabun New" w:cs="TH Sarabun New"/>
-          <w:sz w:val="32"/>
-          <w:szCs w:val="32"/>
-        </w:rPr>
-        <w:t>3</w:t>
+      </w:r>
+      <w:r>
+        <w:rPr>
+          <w:rFonts w:ascii="TH Sarabun New" w:hAnsi="TH Sarabun New" w:cs="TH Sarabun New"/>
+          <w:sz w:val="32"/>
+          <w:szCs w:val="32"/>
+        </w:rPr>
+        <w:t xml:space="preserve">Yi Chu </w:t>
+      </w:r>
+      <w:r>
+        <w:rPr>
+          <w:rFonts w:ascii="TH Sarabun New" w:hAnsi="TH Sarabun New" w:cs="TH Sarabun New"/>
+          <w:sz w:val="32"/>
+          <w:szCs w:val="32"/>
+          <w:cs/>
+        </w:rPr>
+        <w:t>และคณะ (</w:t>
+      </w:r>
+      <w:r>
+        <w:rPr>
+          <w:rFonts w:ascii="TH Sarabun New" w:hAnsi="TH Sarabun New" w:cs="TH Sarabun New"/>
+          <w:sz w:val="32"/>
+          <w:szCs w:val="32"/>
+        </w:rPr>
+        <w:t xml:space="preserve">2566) </w:t>
+      </w:r>
+      <w:r>
+        <w:rPr>
+          <w:rFonts w:ascii="TH Sarabun New" w:hAnsi="TH Sarabun New" w:cs="TH Sarabun New"/>
+          <w:sz w:val="32"/>
+          <w:szCs w:val="32"/>
+          <w:cs/>
+        </w:rPr>
+        <w:t>ระบุว่าการหกล้มเป็นหนึ่งในภัยคุกคามสำคัญต่อสุขภาพและความเป็นอยู่ที่ดีของผู้สูงอายุมาโดยตลอด โดยเฉพาะอย่างยิ่งเมื่อผู้สูงอายุอาศัยอยู่ตามลำพัง แม้ว่าจะมีการพัฒนาระบบตรวจจับการหกล้มทั้งแบบสวมใส่ (</w:t>
+      </w:r>
+      <w:r>
+        <w:rPr>
+          <w:rFonts w:ascii="TH Sarabun New" w:hAnsi="TH Sarabun New" w:cs="TH Sarabun New"/>
+          <w:sz w:val="32"/>
+          <w:szCs w:val="32"/>
+        </w:rPr>
+        <w:t xml:space="preserve">Wearable) </w:t>
+      </w:r>
+      <w:r>
+        <w:rPr>
+          <w:rFonts w:ascii="TH Sarabun New" w:hAnsi="TH Sarabun New" w:cs="TH Sarabun New"/>
+          <w:sz w:val="32"/>
+          <w:szCs w:val="32"/>
+          <w:cs/>
+        </w:rPr>
+        <w:t>และแบบไม่สวมใส่ (</w:t>
+      </w:r>
+      <w:r>
+        <w:rPr>
+          <w:rFonts w:ascii="TH Sarabun New" w:hAnsi="TH Sarabun New" w:cs="TH Sarabun New"/>
+          <w:sz w:val="32"/>
+          <w:szCs w:val="32"/>
+        </w:rPr>
+        <w:t xml:space="preserve">Non-wearable) </w:t>
+      </w:r>
+      <w:r>
+        <w:rPr>
+          <w:rFonts w:ascii="TH Sarabun New" w:hAnsi="TH Sarabun New" w:cs="TH Sarabun New"/>
+          <w:sz w:val="32"/>
+          <w:szCs w:val="32"/>
+          <w:cs/>
+        </w:rPr>
+        <w:t xml:space="preserve">มาแล้วก็ตาม แต่ระบบตรวจจับการหกล้มที่ใช้ค่าสภาวะช่องสัญญาณ </w:t>
+      </w:r>
+      <w:proofErr w:type="spellStart"/>
+      <w:r>
+        <w:rPr>
+          <w:rFonts w:ascii="TH Sarabun New" w:hAnsi="TH Sarabun New" w:cs="TH Sarabun New"/>
+          <w:sz w:val="32"/>
+          <w:szCs w:val="32"/>
+        </w:rPr>
+        <w:t>WiFi</w:t>
+      </w:r>
+      <w:proofErr w:type="spellEnd"/>
+      <w:r>
+        <w:rPr>
+          <w:rFonts w:ascii="TH Sarabun New" w:hAnsi="TH Sarabun New" w:cs="TH Sarabun New"/>
+          <w:sz w:val="32"/>
+          <w:szCs w:val="32"/>
+        </w:rPr>
+        <w:t xml:space="preserve"> CSI</w:t>
       </w:r>
       <w:r>
         <w:rPr>
@@ -21351,7 +21374,40 @@
           <w:szCs w:val="32"/>
           <w:cs/>
         </w:rPr>
-        <w:t xml:space="preserve">ระบบตรวจจับการหกล้มโดยใช้สัญญาณสภาวะช่องสัญญาณ </w:t>
+        <w:t>กลับได้รับความสนใจจากนักวิจัยเป็นอย่างมาก เนื่องจากมีคุณสมบัติไม่รบกวนผู้ใช้งานและมีต้นทุนต่ำ ทั้งนี้แม้จะมีระบบตรวจจับการหกล้มที่ใช้เทคนิค</w:t>
+      </w:r>
+      <w:r>
+        <w:rPr>
+          <w:rFonts w:ascii="TH Sarabun New" w:hAnsi="TH Sarabun New" w:cs="TH Sarabun New"/>
+          <w:sz w:val="32"/>
+          <w:szCs w:val="32"/>
+        </w:rPr>
+        <w:t xml:space="preserve"> </w:t>
+      </w:r>
+      <w:r>
+        <w:rPr>
+          <w:rFonts w:ascii="TH Sarabun New" w:hAnsi="TH Sarabun New" w:cs="TH Sarabun New"/>
+          <w:sz w:val="32"/>
+          <w:szCs w:val="32"/>
+        </w:rPr>
+        <w:t>Machine Learning</w:t>
+      </w:r>
+      <w:r>
+        <w:rPr>
+          <w:rFonts w:ascii="TH Sarabun New" w:hAnsi="TH Sarabun New" w:cs="TH Sarabun New"/>
+          <w:sz w:val="32"/>
+          <w:szCs w:val="32"/>
+        </w:rPr>
+        <w:t xml:space="preserve"> </w:t>
+      </w:r>
+      <w:r>
+        <w:rPr>
+          <w:rFonts w:ascii="TH Sarabun New" w:hAnsi="TH Sarabun New" w:cs="TH Sarabun New"/>
+          <w:sz w:val="32"/>
+          <w:szCs w:val="32"/>
+          <w:cs/>
+        </w:rPr>
+        <w:t xml:space="preserve">ร่วมกับ </w:t>
       </w:r>
       <w:proofErr w:type="spellStart"/>
       <w:r>
@@ -21369,6 +21425,23 @@
           <w:sz w:val="32"/>
           <w:szCs w:val="32"/>
         </w:rPr>
+        <w:t xml:space="preserve"> CSI </w:t>
+      </w:r>
+      <w:r>
+        <w:rPr>
+          <w:rFonts w:ascii="TH Sarabun New" w:hAnsi="TH Sarabun New" w:cs="TH Sarabun New"/>
+          <w:sz w:val="32"/>
+          <w:szCs w:val="32"/>
+          <w:cs/>
+        </w:rPr>
+        <w:t>อยู่แล้ว แต่ผู้วิจัยพบว่าระบบส่วนใหญ่ที่ฝึกด้วยชุดข้อมูลที่มีความครอบคลุมสูง</w:t>
+      </w:r>
+      <w:r>
+        <w:rPr>
+          <w:rFonts w:ascii="TH Sarabun New" w:hAnsi="TH Sarabun New" w:cs="TH Sarabun New"/>
+          <w:sz w:val="32"/>
+          <w:szCs w:val="32"/>
+        </w:rPr>
         <w:t xml:space="preserve"> </w:t>
       </w:r>
       <w:r>
@@ -21378,15 +21451,50 @@
           <w:szCs w:val="32"/>
           <w:cs/>
         </w:rPr>
-        <w:t>ด้วยเทคนิคการเรียนรู้เชิงลึก (</w:t>
-      </w:r>
-      <w:r>
-        <w:rPr>
-          <w:rFonts w:ascii="TH Sarabun New" w:hAnsi="TH Sarabun New" w:cs="TH Sarabun New"/>
-          <w:sz w:val="32"/>
-          <w:szCs w:val="32"/>
-        </w:rPr>
-        <w:t xml:space="preserve">Deep Learning-Based Fall Detection Using </w:t>
+        <w:t>กลับมีแนวโน้มให้ความแม่นยำค่อนข้างต่ำ เมื่อเปรียบเทียบกับระบบที่ฝึกด้วยชุดข้อมูลที่มีความครอบคลุมน้อยกว่า</w:t>
+      </w:r>
+      <w:r>
+        <w:rPr>
+          <w:rFonts w:ascii="TH Sarabun New" w:hAnsi="TH Sarabun New" w:cs="TH Sarabun New"/>
+          <w:sz w:val="32"/>
+          <w:szCs w:val="32"/>
+        </w:rPr>
+        <w:t xml:space="preserve"> </w:t>
+      </w:r>
+      <w:r>
+        <w:rPr>
+          <w:rFonts w:ascii="TH Sarabun New" w:hAnsi="TH Sarabun New" w:cs="TH Sarabun New"/>
+          <w:sz w:val="32"/>
+          <w:szCs w:val="32"/>
+          <w:cs/>
+        </w:rPr>
+        <w:t>จากปัญหาดังกล่าว ผู้วิจัยจึงได้นำเสนอเทคนิคการตรวจจับการหกล้มแบบใหม่</w:t>
+      </w:r>
+      <w:r>
+        <w:rPr>
+          <w:rFonts w:ascii="TH Sarabun New" w:hAnsi="TH Sarabun New" w:cs="TH Sarabun New"/>
+          <w:sz w:val="32"/>
+          <w:szCs w:val="32"/>
+          <w:cs/>
+        </w:rPr>
+        <w:t xml:space="preserve">ด้วย </w:t>
+      </w:r>
+      <w:r>
+        <w:rPr>
+          <w:rFonts w:ascii="TH Sarabun New" w:hAnsi="TH Sarabun New" w:cs="TH Sarabun New"/>
+          <w:sz w:val="32"/>
+          <w:szCs w:val="32"/>
+        </w:rPr>
+        <w:t xml:space="preserve">Deep Learning </w:t>
+      </w:r>
+      <w:r>
+        <w:rPr>
+          <w:rFonts w:ascii="TH Sarabun New" w:hAnsi="TH Sarabun New" w:cs="TH Sarabun New"/>
+          <w:sz w:val="32"/>
+          <w:szCs w:val="32"/>
+          <w:cs/>
+        </w:rPr>
+        <w:t xml:space="preserve">โดยขั้นแรก ผู้วิจัยได้ทำการติดตั้งและประเมินเครื่องมือเก็บข้อมูล </w:t>
       </w:r>
       <w:proofErr w:type="spellStart"/>
       <w:r>
@@ -21404,7 +21512,268 @@
           <w:sz w:val="32"/>
           <w:szCs w:val="32"/>
         </w:rPr>
-        <w:t xml:space="preserve"> Channel State Information)</w:t>
+        <w:t xml:space="preserve"> CSI </w:t>
+      </w:r>
+      <w:r>
+        <w:rPr>
+          <w:rFonts w:ascii="TH Sarabun New" w:hAnsi="TH Sarabun New" w:cs="TH Sarabun New"/>
+          <w:sz w:val="32"/>
+          <w:szCs w:val="32"/>
+          <w:cs/>
+        </w:rPr>
+        <w:t xml:space="preserve">ที่แตกต่างกันหลายชนิด เพื่อพิจารณาศักยภาพในการนำไปใช้กับงานตรวจจับการหกล้ม จากนั้น เพื่อพัฒนาเทคนิคการตรวจจับที่มีความแม่นยำสูง ผู้วิจัยได้สร้างชุดข้อมูลที่มีความครอบคลุมสูง ซึ่งประกอบด้วยตัวอย่างข้อมูล </w:t>
+      </w:r>
+      <w:r>
+        <w:rPr>
+          <w:rFonts w:ascii="TH Sarabun New" w:hAnsi="TH Sarabun New" w:cs="TH Sarabun New"/>
+          <w:sz w:val="32"/>
+          <w:szCs w:val="32"/>
+        </w:rPr>
+        <w:t xml:space="preserve">CSI </w:t>
+      </w:r>
+      <w:r>
+        <w:rPr>
+          <w:rFonts w:ascii="TH Sarabun New" w:hAnsi="TH Sarabun New" w:cs="TH Sarabun New"/>
+          <w:sz w:val="32"/>
+          <w:szCs w:val="32"/>
+          <w:cs/>
+        </w:rPr>
+        <w:t xml:space="preserve">มากกว่า </w:t>
+      </w:r>
+      <w:r>
+        <w:rPr>
+          <w:rFonts w:ascii="TH Sarabun New" w:hAnsi="TH Sarabun New" w:cs="TH Sarabun New"/>
+          <w:sz w:val="32"/>
+          <w:szCs w:val="32"/>
+        </w:rPr>
+        <w:t>700</w:t>
+      </w:r>
+      <w:r>
+        <w:rPr>
+          <w:rFonts w:ascii="TH Sarabun New" w:hAnsi="TH Sarabun New" w:cs="TH Sarabun New"/>
+          <w:sz w:val="32"/>
+          <w:szCs w:val="32"/>
+          <w:cs/>
+        </w:rPr>
+        <w:t xml:space="preserve"> ตัวอย่าง ครอบคลุมทั้งประเภทของการหกล้มที่หลากหลายและกิจกรรมประจำวันอื่นๆ โดยดำเนินการเก็บข้อมูลในสภาพแวดล้อมภายในอาคารที่แตกต่างกันถึง </w:t>
+      </w:r>
+      <w:r>
+        <w:rPr>
+          <w:rFonts w:ascii="TH Sarabun New" w:hAnsi="TH Sarabun New" w:cs="TH Sarabun New"/>
+          <w:sz w:val="32"/>
+          <w:szCs w:val="32"/>
+          <w:cs/>
+        </w:rPr>
+        <w:t xml:space="preserve">    </w:t>
+      </w:r>
+      <w:r>
+        <w:rPr>
+          <w:rFonts w:ascii="TH Sarabun New" w:hAnsi="TH Sarabun New" w:cs="TH Sarabun New"/>
+          <w:sz w:val="32"/>
+          <w:szCs w:val="32"/>
+        </w:rPr>
+        <w:t>4</w:t>
+      </w:r>
+      <w:r>
+        <w:rPr>
+          <w:rFonts w:ascii="TH Sarabun New" w:hAnsi="TH Sarabun New" w:cs="TH Sarabun New"/>
+          <w:sz w:val="32"/>
+          <w:szCs w:val="32"/>
+          <w:cs/>
+        </w:rPr>
+        <w:t xml:space="preserve"> แห่ง ทั้งบนเส้นทางสัญญาณหลักและนอกเส้นทางสัญญาณหลัก</w:t>
+      </w:r>
+      <w:r>
+        <w:rPr>
+          <w:rFonts w:ascii="TH Sarabun New" w:hAnsi="TH Sarabun New" w:cs="TH Sarabun New"/>
+          <w:sz w:val="32"/>
+          <w:szCs w:val="32"/>
+          <w:cs/>
+        </w:rPr>
+        <w:t xml:space="preserve"> </w:t>
+      </w:r>
+      <w:r>
+        <w:rPr>
+          <w:rFonts w:ascii="TH Sarabun New" w:hAnsi="TH Sarabun New" w:cs="TH Sarabun New"/>
+          <w:sz w:val="32"/>
+          <w:szCs w:val="32"/>
+          <w:cs/>
+        </w:rPr>
+        <w:t>ด้วยชุดข้อมูลดังกล่าว ผู้วิจัยได้พัฒนาตัวจำแนกประเภทบนพื้นฐานของการเรียนรู้เชิงลึก โดยประยุกต์ใช้อัลกอริทึมการจำแนกภาพ</w:t>
+      </w:r>
+      <w:r>
+        <w:rPr>
+          <w:rFonts w:ascii="TH Sarabun New" w:hAnsi="TH Sarabun New" w:cs="TH Sarabun New"/>
+          <w:sz w:val="32"/>
+          <w:szCs w:val="32"/>
+          <w:cs/>
+        </w:rPr>
+        <w:t xml:space="preserve"> </w:t>
+      </w:r>
+      <w:r>
+        <w:rPr>
+          <w:rFonts w:ascii="TH Sarabun New" w:hAnsi="TH Sarabun New" w:cs="TH Sarabun New"/>
+          <w:sz w:val="32"/>
+          <w:szCs w:val="32"/>
+          <w:cs/>
+        </w:rPr>
+        <w:t>ซึ่งจุดเด่นสำคัญของเทคนิคที่นำเสนอนี้คือ แตกต่างจากระบบตรวจจับการหกล้มอื่น ๆ ตรงที่ ต้องการเพียงขั้นตอนการลดอัตราสุ่มตัวอย่าง</w:t>
+      </w:r>
+      <w:r>
+        <w:rPr>
+          <w:rFonts w:ascii="TH Sarabun New" w:hAnsi="TH Sarabun New" w:cs="TH Sarabun New"/>
+          <w:sz w:val="32"/>
+          <w:szCs w:val="32"/>
+        </w:rPr>
+        <w:t xml:space="preserve"> </w:t>
+      </w:r>
+      <w:r>
+        <w:rPr>
+          <w:rFonts w:ascii="TH Sarabun New" w:hAnsi="TH Sarabun New" w:cs="TH Sarabun New"/>
+          <w:sz w:val="32"/>
+          <w:szCs w:val="32"/>
+          <w:cs/>
+        </w:rPr>
+        <w:t>และการปรับรูปทรงข้อมูลในกระบวนการเตรียมข้อมูลเบื้องต้นเท่านั้น โดยไม่</w:t>
+      </w:r>
+      <w:r>
+        <w:rPr>
+          <w:rFonts w:ascii="TH Sarabun New" w:hAnsi="TH Sarabun New" w:cs="TH Sarabun New"/>
+          <w:sz w:val="32"/>
+          <w:szCs w:val="32"/>
+          <w:cs/>
+        </w:rPr>
+        <w:lastRenderedPageBreak/>
+        <w:t>จำเป็นต้องผ่านกระบวนการแปลงสัญญาณที่ซับซ้อน ผลการประเมินระบบตรวจจับการหกล้มที่นำเสนอด้วยชุดข้อมูลที่สร้างขึ้น แสดงให้เห็นว่าระบบดังกล่าวมีประสิทธิภาพเหนือกว่าระบบที่มีอยู่เดิมอีก</w:t>
+      </w:r>
+      <w:r>
+        <w:rPr>
+          <w:rFonts w:ascii="TH Sarabun New" w:hAnsi="TH Sarabun New" w:cs="TH Sarabun New"/>
+          <w:sz w:val="32"/>
+          <w:szCs w:val="32"/>
+          <w:cs/>
+        </w:rPr>
+        <w:t xml:space="preserve">               </w:t>
+      </w:r>
+      <w:r>
+        <w:rPr>
+          <w:rFonts w:ascii="TH Sarabun New" w:hAnsi="TH Sarabun New" w:cs="TH Sarabun New"/>
+          <w:sz w:val="32"/>
+          <w:szCs w:val="32"/>
+          <w:cs/>
+        </w:rPr>
+        <w:t xml:space="preserve"> </w:t>
+      </w:r>
+      <w:r>
+        <w:rPr>
+          <w:rFonts w:ascii="TH Sarabun New" w:hAnsi="TH Sarabun New" w:cs="TH Sarabun New"/>
+          <w:sz w:val="32"/>
+          <w:szCs w:val="32"/>
+        </w:rPr>
+        <w:t>2</w:t>
+      </w:r>
+      <w:r>
+        <w:rPr>
+          <w:rFonts w:ascii="TH Sarabun New" w:hAnsi="TH Sarabun New" w:cs="TH Sarabun New"/>
+          <w:sz w:val="32"/>
+          <w:szCs w:val="32"/>
+          <w:cs/>
+        </w:rPr>
+        <w:t xml:space="preserve"> </w:t>
+      </w:r>
+      <w:r>
+        <w:rPr>
+          <w:rFonts w:ascii="TH Sarabun New" w:hAnsi="TH Sarabun New" w:cs="TH Sarabun New"/>
+          <w:sz w:val="32"/>
+          <w:szCs w:val="32"/>
+          <w:cs/>
+        </w:rPr>
+        <w:t xml:space="preserve">ระบบ โดยสามารถให้ความแม่นยำ มากกว่า </w:t>
+      </w:r>
+      <w:r>
+        <w:rPr>
+          <w:rFonts w:ascii="TH Sarabun New" w:hAnsi="TH Sarabun New" w:cs="TH Sarabun New"/>
+          <w:sz w:val="32"/>
+          <w:szCs w:val="32"/>
+        </w:rPr>
+        <w:t xml:space="preserve">96% </w:t>
+      </w:r>
+      <w:r>
+        <w:rPr>
+          <w:rFonts w:ascii="TH Sarabun New" w:hAnsi="TH Sarabun New" w:cs="TH Sarabun New"/>
+          <w:sz w:val="32"/>
+          <w:szCs w:val="32"/>
+          <w:cs/>
+        </w:rPr>
+        <w:t xml:space="preserve">สำหรับข้อมูล </w:t>
+      </w:r>
+      <w:r>
+        <w:rPr>
+          <w:rFonts w:ascii="TH Sarabun New" w:hAnsi="TH Sarabun New" w:cs="TH Sarabun New"/>
+          <w:sz w:val="32"/>
+          <w:szCs w:val="32"/>
+        </w:rPr>
+        <w:t xml:space="preserve">CSI </w:t>
+      </w:r>
+      <w:r>
+        <w:rPr>
+          <w:rFonts w:ascii="TH Sarabun New" w:hAnsi="TH Sarabun New" w:cs="TH Sarabun New"/>
+          <w:sz w:val="32"/>
+          <w:szCs w:val="32"/>
+          <w:cs/>
+        </w:rPr>
+        <w:t xml:space="preserve">ที่รวบรวมจากทั้ง </w:t>
+      </w:r>
+      <w:r>
+        <w:rPr>
+          <w:rFonts w:ascii="TH Sarabun New" w:hAnsi="TH Sarabun New" w:cs="TH Sarabun New"/>
+          <w:sz w:val="32"/>
+          <w:szCs w:val="32"/>
+        </w:rPr>
+        <w:t xml:space="preserve">4 </w:t>
+      </w:r>
+      <w:r>
+        <w:rPr>
+          <w:rFonts w:ascii="TH Sarabun New" w:hAnsi="TH Sarabun New" w:cs="TH Sarabun New"/>
+          <w:sz w:val="32"/>
+          <w:szCs w:val="32"/>
+          <w:cs/>
+        </w:rPr>
+        <w:t xml:space="preserve">สภาพแวดล้อม และให้ความแม่นยำสูงถึง </w:t>
+      </w:r>
+      <w:r>
+        <w:rPr>
+          <w:rFonts w:ascii="TH Sarabun New" w:hAnsi="TH Sarabun New" w:cs="TH Sarabun New"/>
+          <w:sz w:val="32"/>
+          <w:szCs w:val="32"/>
+        </w:rPr>
+        <w:t xml:space="preserve">99% </w:t>
+      </w:r>
+      <w:r>
+        <w:rPr>
+          <w:rFonts w:ascii="TH Sarabun New" w:hAnsi="TH Sarabun New" w:cs="TH Sarabun New"/>
+          <w:sz w:val="32"/>
+          <w:szCs w:val="32"/>
+          <w:cs/>
+        </w:rPr>
+        <w:t xml:space="preserve">สำหรับข้อมูล </w:t>
+      </w:r>
+      <w:r>
+        <w:rPr>
+          <w:rFonts w:ascii="TH Sarabun New" w:hAnsi="TH Sarabun New" w:cs="TH Sarabun New"/>
+          <w:sz w:val="32"/>
+          <w:szCs w:val="32"/>
+        </w:rPr>
+        <w:t xml:space="preserve">CSI </w:t>
+      </w:r>
+      <w:r>
+        <w:rPr>
+          <w:rFonts w:ascii="TH Sarabun New" w:hAnsi="TH Sarabun New" w:cs="TH Sarabun New"/>
+          <w:sz w:val="32"/>
+          <w:szCs w:val="32"/>
+          <w:cs/>
+        </w:rPr>
+        <w:t>ที่รวบรวมจากบางกลุ่มของสภาพแวดล้อม</w:t>
       </w:r>
     </w:p>
     <w:p>
@@ -21431,92 +21800,31 @@
           <w:szCs w:val="32"/>
         </w:rPr>
         <w:tab/>
-      </w:r>
-      <w:r>
-        <w:rPr>
-          <w:rFonts w:ascii="TH Sarabun New" w:hAnsi="TH Sarabun New" w:cs="TH Sarabun New"/>
-          <w:sz w:val="32"/>
-          <w:szCs w:val="32"/>
-        </w:rPr>
-        <w:t xml:space="preserve">Yi Chu </w:t>
-      </w:r>
-      <w:r>
-        <w:rPr>
-          <w:rFonts w:ascii="TH Sarabun New" w:hAnsi="TH Sarabun New" w:cs="TH Sarabun New"/>
-          <w:sz w:val="32"/>
-          <w:szCs w:val="32"/>
-          <w:cs/>
-        </w:rPr>
-        <w:t>และคณะ (</w:t>
-      </w:r>
-      <w:r>
-        <w:rPr>
-          <w:rFonts w:ascii="TH Sarabun New" w:hAnsi="TH Sarabun New" w:cs="TH Sarabun New"/>
-          <w:sz w:val="32"/>
-          <w:szCs w:val="32"/>
-        </w:rPr>
-        <w:t xml:space="preserve">2566) </w:t>
-      </w:r>
-      <w:r>
-        <w:rPr>
-          <w:rFonts w:ascii="TH Sarabun New" w:hAnsi="TH Sarabun New" w:cs="TH Sarabun New"/>
-          <w:sz w:val="32"/>
-          <w:szCs w:val="32"/>
-          <w:cs/>
-        </w:rPr>
-        <w:t>ระบุว่าการหกล้มเป็นหนึ่งในภัยคุกคามสำคัญต่อสุขภาพและความเป็นอยู่ที่ดีของผู้สูงอายุมาโดยตลอด โดยเฉพาะอย่างยิ่งเมื่อผู้สูงอายุอาศัยอยู่ตามลำพัง แม้ว่าจะมีการพัฒนาระบบตรวจจับการหกล้มทั้งแบบสวมใส่ (</w:t>
-      </w:r>
-      <w:r>
-        <w:rPr>
-          <w:rFonts w:ascii="TH Sarabun New" w:hAnsi="TH Sarabun New" w:cs="TH Sarabun New"/>
-          <w:sz w:val="32"/>
-          <w:szCs w:val="32"/>
-        </w:rPr>
-        <w:t xml:space="preserve">Wearable) </w:t>
-      </w:r>
-      <w:r>
-        <w:rPr>
-          <w:rFonts w:ascii="TH Sarabun New" w:hAnsi="TH Sarabun New" w:cs="TH Sarabun New"/>
-          <w:sz w:val="32"/>
-          <w:szCs w:val="32"/>
-          <w:cs/>
-        </w:rPr>
-        <w:t>และแบบไม่สวมใส่ (</w:t>
-      </w:r>
-      <w:r>
-        <w:rPr>
-          <w:rFonts w:ascii="TH Sarabun New" w:hAnsi="TH Sarabun New" w:cs="TH Sarabun New"/>
-          <w:sz w:val="32"/>
-          <w:szCs w:val="32"/>
-        </w:rPr>
-        <w:t xml:space="preserve">Non-wearable) </w:t>
-      </w:r>
-      <w:r>
-        <w:rPr>
-          <w:rFonts w:ascii="TH Sarabun New" w:hAnsi="TH Sarabun New" w:cs="TH Sarabun New"/>
-          <w:sz w:val="32"/>
-          <w:szCs w:val="32"/>
-          <w:cs/>
-        </w:rPr>
-        <w:t xml:space="preserve">มาแล้วก็ตาม แต่ระบบตรวจจับการหกล้มที่ใช้ค่าสภาวะช่องสัญญาณ </w:t>
-      </w:r>
-      <w:proofErr w:type="spellStart"/>
-      <w:r>
-        <w:rPr>
-          <w:rFonts w:ascii="TH Sarabun New" w:hAnsi="TH Sarabun New" w:cs="TH Sarabun New"/>
-          <w:sz w:val="32"/>
-          <w:szCs w:val="32"/>
-        </w:rPr>
-        <w:t>WiFi</w:t>
-      </w:r>
-      <w:proofErr w:type="spellEnd"/>
-      <w:r>
-        <w:rPr>
-          <w:rFonts w:ascii="TH Sarabun New" w:hAnsi="TH Sarabun New" w:cs="TH Sarabun New"/>
-          <w:sz w:val="32"/>
-          <w:szCs w:val="32"/>
-        </w:rPr>
-        <w:t xml:space="preserve"> CSI</w:t>
+        <w:t>2.</w:t>
+      </w:r>
+      <w:r>
+        <w:rPr>
+          <w:rFonts w:ascii="TH Sarabun New" w:hAnsi="TH Sarabun New" w:cs="TH Sarabun New"/>
+          <w:sz w:val="32"/>
+          <w:szCs w:val="32"/>
+        </w:rPr>
+        <w:t>6</w:t>
+      </w:r>
+      <w:r>
+        <w:rPr>
+          <w:rFonts w:ascii="TH Sarabun New" w:hAnsi="TH Sarabun New" w:cs="TH Sarabun New"/>
+          <w:sz w:val="32"/>
+          <w:szCs w:val="32"/>
+        </w:rPr>
+        <w:t>.</w:t>
+      </w:r>
+      <w:r>
+        <w:rPr>
+          <w:rFonts w:ascii="TH Sarabun New" w:hAnsi="TH Sarabun New" w:cs="TH Sarabun New"/>
+          <w:sz w:val="32"/>
+          <w:szCs w:val="32"/>
+        </w:rPr>
+        <w:t>4</w:t>
       </w:r>
       <w:r>
         <w:rPr>
@@ -21533,355 +21841,7 @@
           <w:szCs w:val="32"/>
           <w:cs/>
         </w:rPr>
-        <w:t>กลับได้รับความสนใจจากนักวิจัยเป็นอย่างมาก เนื่องจากมีคุณสมบัติไม่รบกวนผู้ใช้งานและมีต้นทุนต่ำ ทั้งนี้แม้จะมีระบบตรวจจับการหกล้มที่ใช้เทคนิค</w:t>
-      </w:r>
-      <w:r>
-        <w:rPr>
-          <w:rFonts w:ascii="TH Sarabun New" w:hAnsi="TH Sarabun New" w:cs="TH Sarabun New"/>
-          <w:sz w:val="32"/>
-          <w:szCs w:val="32"/>
-        </w:rPr>
-        <w:t xml:space="preserve"> </w:t>
-      </w:r>
-      <w:r>
-        <w:rPr>
-          <w:rFonts w:ascii="TH Sarabun New" w:hAnsi="TH Sarabun New" w:cs="TH Sarabun New"/>
-          <w:sz w:val="32"/>
-          <w:szCs w:val="32"/>
-        </w:rPr>
-        <w:t>Machine Learning</w:t>
-      </w:r>
-      <w:r>
-        <w:rPr>
-          <w:rFonts w:ascii="TH Sarabun New" w:hAnsi="TH Sarabun New" w:cs="TH Sarabun New"/>
-          <w:sz w:val="32"/>
-          <w:szCs w:val="32"/>
-        </w:rPr>
-        <w:t xml:space="preserve"> </w:t>
-      </w:r>
-      <w:r>
-        <w:rPr>
-          <w:rFonts w:ascii="TH Sarabun New" w:hAnsi="TH Sarabun New" w:cs="TH Sarabun New"/>
-          <w:sz w:val="32"/>
-          <w:szCs w:val="32"/>
-          <w:cs/>
-        </w:rPr>
-        <w:t xml:space="preserve">ร่วมกับ </w:t>
-      </w:r>
-      <w:proofErr w:type="spellStart"/>
-      <w:r>
-        <w:rPr>
-          <w:rFonts w:ascii="TH Sarabun New" w:hAnsi="TH Sarabun New" w:cs="TH Sarabun New"/>
-          <w:sz w:val="32"/>
-          <w:szCs w:val="32"/>
-        </w:rPr>
-        <w:t>WiFi</w:t>
-      </w:r>
-      <w:proofErr w:type="spellEnd"/>
-      <w:r>
-        <w:rPr>
-          <w:rFonts w:ascii="TH Sarabun New" w:hAnsi="TH Sarabun New" w:cs="TH Sarabun New"/>
-          <w:sz w:val="32"/>
-          <w:szCs w:val="32"/>
-        </w:rPr>
-        <w:t xml:space="preserve"> CSI </w:t>
-      </w:r>
-      <w:r>
-        <w:rPr>
-          <w:rFonts w:ascii="TH Sarabun New" w:hAnsi="TH Sarabun New" w:cs="TH Sarabun New"/>
-          <w:sz w:val="32"/>
-          <w:szCs w:val="32"/>
-          <w:cs/>
-        </w:rPr>
-        <w:t>อยู่แล้ว แต่ผู้วิจัยพบว่าระบบส่วนใหญ่ที่ฝึกด้วยชุดข้อมูลที่มีความครอบคลุมสูง</w:t>
-      </w:r>
-      <w:r>
-        <w:rPr>
-          <w:rFonts w:ascii="TH Sarabun New" w:hAnsi="TH Sarabun New" w:cs="TH Sarabun New"/>
-          <w:sz w:val="32"/>
-          <w:szCs w:val="32"/>
-        </w:rPr>
-        <w:t xml:space="preserve"> </w:t>
-      </w:r>
-      <w:r>
-        <w:rPr>
-          <w:rFonts w:ascii="TH Sarabun New" w:hAnsi="TH Sarabun New" w:cs="TH Sarabun New"/>
-          <w:sz w:val="32"/>
-          <w:szCs w:val="32"/>
-          <w:cs/>
-        </w:rPr>
-        <w:t>กลับมีแนวโน้มให้ความแม่นยำค่อนข้างต่ำ เมื่อเปรียบเทียบกับระบบที่ฝึกด้วยชุดข้อมูลที่มีความครอบคลุมน้อยกว่า</w:t>
-      </w:r>
-      <w:r>
-        <w:rPr>
-          <w:rFonts w:ascii="TH Sarabun New" w:hAnsi="TH Sarabun New" w:cs="TH Sarabun New"/>
-          <w:sz w:val="32"/>
-          <w:szCs w:val="32"/>
-        </w:rPr>
-        <w:t xml:space="preserve"> </w:t>
-      </w:r>
-      <w:r>
-        <w:rPr>
-          <w:rFonts w:ascii="TH Sarabun New" w:hAnsi="TH Sarabun New" w:cs="TH Sarabun New"/>
-          <w:sz w:val="32"/>
-          <w:szCs w:val="32"/>
-          <w:cs/>
-        </w:rPr>
-        <w:t>จากปัญหาดังกล่าว ผู้วิจัยจึงได้นำเสนอเทคนิคการตรวจจับการหกล้มแบบใหม่</w:t>
-      </w:r>
-      <w:r>
-        <w:rPr>
-          <w:rFonts w:ascii="TH Sarabun New" w:hAnsi="TH Sarabun New" w:cs="TH Sarabun New"/>
-          <w:sz w:val="32"/>
-          <w:szCs w:val="32"/>
-          <w:cs/>
-        </w:rPr>
-        <w:t xml:space="preserve">ด้วย </w:t>
-      </w:r>
-      <w:r>
-        <w:rPr>
-          <w:rFonts w:ascii="TH Sarabun New" w:hAnsi="TH Sarabun New" w:cs="TH Sarabun New"/>
-          <w:sz w:val="32"/>
-          <w:szCs w:val="32"/>
-        </w:rPr>
-        <w:t xml:space="preserve">Deep Learning </w:t>
-      </w:r>
-      <w:r>
-        <w:rPr>
-          <w:rFonts w:ascii="TH Sarabun New" w:hAnsi="TH Sarabun New" w:cs="TH Sarabun New"/>
-          <w:sz w:val="32"/>
-          <w:szCs w:val="32"/>
-          <w:cs/>
-        </w:rPr>
-        <w:t xml:space="preserve">โดยขั้นแรก ผู้วิจัยได้ทำการติดตั้งและประเมินเครื่องมือเก็บข้อมูล </w:t>
-      </w:r>
-      <w:proofErr w:type="spellStart"/>
-      <w:r>
-        <w:rPr>
-          <w:rFonts w:ascii="TH Sarabun New" w:hAnsi="TH Sarabun New" w:cs="TH Sarabun New"/>
-          <w:sz w:val="32"/>
-          <w:szCs w:val="32"/>
-        </w:rPr>
-        <w:t>WiFi</w:t>
-      </w:r>
-      <w:proofErr w:type="spellEnd"/>
-      <w:r>
-        <w:rPr>
-          <w:rFonts w:ascii="TH Sarabun New" w:hAnsi="TH Sarabun New" w:cs="TH Sarabun New"/>
-          <w:sz w:val="32"/>
-          <w:szCs w:val="32"/>
-        </w:rPr>
-        <w:t xml:space="preserve"> CSI </w:t>
-      </w:r>
-      <w:r>
-        <w:rPr>
-          <w:rFonts w:ascii="TH Sarabun New" w:hAnsi="TH Sarabun New" w:cs="TH Sarabun New"/>
-          <w:sz w:val="32"/>
-          <w:szCs w:val="32"/>
-          <w:cs/>
-        </w:rPr>
-        <w:t xml:space="preserve">ที่แตกต่างกันหลายชนิด เพื่อพิจารณาศักยภาพในการนำไปใช้กับงานตรวจจับการหกล้ม จากนั้น เพื่อพัฒนาเทคนิคการตรวจจับที่มีความแม่นยำสูง ผู้วิจัยได้สร้างชุดข้อมูลที่มีความครอบคลุมสูง ซึ่งประกอบด้วยตัวอย่างข้อมูล </w:t>
-      </w:r>
-      <w:r>
-        <w:rPr>
-          <w:rFonts w:ascii="TH Sarabun New" w:hAnsi="TH Sarabun New" w:cs="TH Sarabun New"/>
-          <w:sz w:val="32"/>
-          <w:szCs w:val="32"/>
-        </w:rPr>
-        <w:t xml:space="preserve">CSI </w:t>
-      </w:r>
-      <w:r>
-        <w:rPr>
-          <w:rFonts w:ascii="TH Sarabun New" w:hAnsi="TH Sarabun New" w:cs="TH Sarabun New"/>
-          <w:sz w:val="32"/>
-          <w:szCs w:val="32"/>
-          <w:cs/>
-        </w:rPr>
-        <w:t xml:space="preserve">มากกว่า </w:t>
-      </w:r>
-      <w:r>
-        <w:rPr>
-          <w:rFonts w:ascii="TH Sarabun New" w:hAnsi="TH Sarabun New" w:cs="TH Sarabun New"/>
-          <w:sz w:val="32"/>
-          <w:szCs w:val="32"/>
-        </w:rPr>
-        <w:t>700</w:t>
-      </w:r>
-      <w:r>
-        <w:rPr>
-          <w:rFonts w:ascii="TH Sarabun New" w:hAnsi="TH Sarabun New" w:cs="TH Sarabun New"/>
-          <w:sz w:val="32"/>
-          <w:szCs w:val="32"/>
-          <w:cs/>
-        </w:rPr>
-        <w:t xml:space="preserve"> ตัวอย่าง ครอบคลุมทั้งประเภทของการหกล้มที่หลากหลายและกิจกรรมประจำวันอื่นๆ โดยดำเนินการเก็บข้อมูลในสภาพแวดล้อมภายในอาคารที่แตกต่างกันถึง </w:t>
-      </w:r>
-      <w:r>
-        <w:rPr>
-          <w:rFonts w:ascii="TH Sarabun New" w:hAnsi="TH Sarabun New" w:cs="TH Sarabun New"/>
-          <w:sz w:val="32"/>
-          <w:szCs w:val="32"/>
-          <w:cs/>
-        </w:rPr>
-        <w:t xml:space="preserve">    </w:t>
-      </w:r>
-      <w:r>
-        <w:rPr>
-          <w:rFonts w:ascii="TH Sarabun New" w:hAnsi="TH Sarabun New" w:cs="TH Sarabun New"/>
-          <w:sz w:val="32"/>
-          <w:szCs w:val="32"/>
-        </w:rPr>
-        <w:t>4</w:t>
-      </w:r>
-      <w:r>
-        <w:rPr>
-          <w:rFonts w:ascii="TH Sarabun New" w:hAnsi="TH Sarabun New" w:cs="TH Sarabun New"/>
-          <w:sz w:val="32"/>
-          <w:szCs w:val="32"/>
-          <w:cs/>
-        </w:rPr>
-        <w:t xml:space="preserve"> แห่ง ทั้งบนเส้นทางสัญญาณหลักและนอกเส้นทางสัญญาณหลัก</w:t>
-      </w:r>
-      <w:r>
-        <w:rPr>
-          <w:rFonts w:ascii="TH Sarabun New" w:hAnsi="TH Sarabun New" w:cs="TH Sarabun New"/>
-          <w:sz w:val="32"/>
-          <w:szCs w:val="32"/>
-          <w:cs/>
-        </w:rPr>
-        <w:t xml:space="preserve"> </w:t>
-      </w:r>
-      <w:r>
-        <w:rPr>
-          <w:rFonts w:ascii="TH Sarabun New" w:hAnsi="TH Sarabun New" w:cs="TH Sarabun New"/>
-          <w:sz w:val="32"/>
-          <w:szCs w:val="32"/>
-          <w:cs/>
-        </w:rPr>
-        <w:t>ด้วยชุดข้อมูลดังกล่าว ผู้วิจัยได้พัฒนา</w:t>
-      </w:r>
-      <w:r>
-        <w:rPr>
-          <w:rFonts w:ascii="TH Sarabun New" w:hAnsi="TH Sarabun New" w:cs="TH Sarabun New"/>
-          <w:sz w:val="32"/>
-          <w:szCs w:val="32"/>
-          <w:cs/>
-        </w:rPr>
-        <w:lastRenderedPageBreak/>
-        <w:t>ตัวจำแนกประเภทบนพื้นฐานของการเรียนรู้เชิงลึก โดยประยุกต์ใช้อัลกอริทึมการจำแนกภาพ</w:t>
-      </w:r>
-      <w:r>
-        <w:rPr>
-          <w:rFonts w:ascii="TH Sarabun New" w:hAnsi="TH Sarabun New" w:cs="TH Sarabun New"/>
-          <w:sz w:val="32"/>
-          <w:szCs w:val="32"/>
-          <w:cs/>
-        </w:rPr>
-        <w:t xml:space="preserve"> </w:t>
-      </w:r>
-      <w:r>
-        <w:rPr>
-          <w:rFonts w:ascii="TH Sarabun New" w:hAnsi="TH Sarabun New" w:cs="TH Sarabun New"/>
-          <w:sz w:val="32"/>
-          <w:szCs w:val="32"/>
-          <w:cs/>
-        </w:rPr>
-        <w:t>ซึ่งจุดเด่นสำคัญของเทคนิคที่นำเสนอนี้คือ แตกต่างจากระบบตรวจจับการหกล้มอื่น ๆ ตรงที่ ต้องการเพียงขั้นตอนการลดอัตราสุ่มตัวอย่าง</w:t>
-      </w:r>
-      <w:r>
-        <w:rPr>
-          <w:rFonts w:ascii="TH Sarabun New" w:hAnsi="TH Sarabun New" w:cs="TH Sarabun New"/>
-          <w:sz w:val="32"/>
-          <w:szCs w:val="32"/>
-        </w:rPr>
-        <w:t xml:space="preserve"> </w:t>
-      </w:r>
-      <w:r>
-        <w:rPr>
-          <w:rFonts w:ascii="TH Sarabun New" w:hAnsi="TH Sarabun New" w:cs="TH Sarabun New"/>
-          <w:sz w:val="32"/>
-          <w:szCs w:val="32"/>
-          <w:cs/>
-        </w:rPr>
-        <w:t>และการปรับรูปทรงข้อมูลในกระบวนการเตรียมข้อมูลเบื้องต้นเท่านั้น โดยไม่จำเป็นต้องผ่านกระบวนการแปลงสัญญาณที่ซับซ้อน ผลการประเมินระบบตรวจจับการหกล้มที่นำเสนอด้วยชุดข้อมูลที่สร้างขึ้น แสดงให้เห็นว่าระบบดังกล่าวมีประสิทธิภาพเหนือกว่าระบบที่มีอยู่เดิมอีก</w:t>
-      </w:r>
-      <w:r>
-        <w:rPr>
-          <w:rFonts w:ascii="TH Sarabun New" w:hAnsi="TH Sarabun New" w:cs="TH Sarabun New"/>
-          <w:sz w:val="32"/>
-          <w:szCs w:val="32"/>
-          <w:cs/>
-        </w:rPr>
-        <w:t xml:space="preserve">               </w:t>
-      </w:r>
-      <w:r>
-        <w:rPr>
-          <w:rFonts w:ascii="TH Sarabun New" w:hAnsi="TH Sarabun New" w:cs="TH Sarabun New"/>
-          <w:sz w:val="32"/>
-          <w:szCs w:val="32"/>
-          <w:cs/>
-        </w:rPr>
-        <w:t xml:space="preserve"> </w:t>
-      </w:r>
-      <w:r>
-        <w:rPr>
-          <w:rFonts w:ascii="TH Sarabun New" w:hAnsi="TH Sarabun New" w:cs="TH Sarabun New"/>
-          <w:sz w:val="32"/>
-          <w:szCs w:val="32"/>
-        </w:rPr>
-        <w:t>2</w:t>
-      </w:r>
-      <w:r>
-        <w:rPr>
-          <w:rFonts w:ascii="TH Sarabun New" w:hAnsi="TH Sarabun New" w:cs="TH Sarabun New"/>
-          <w:sz w:val="32"/>
-          <w:szCs w:val="32"/>
-          <w:cs/>
-        </w:rPr>
-        <w:t xml:space="preserve"> </w:t>
-      </w:r>
-      <w:r>
-        <w:rPr>
-          <w:rFonts w:ascii="TH Sarabun New" w:hAnsi="TH Sarabun New" w:cs="TH Sarabun New"/>
-          <w:sz w:val="32"/>
-          <w:szCs w:val="32"/>
-          <w:cs/>
-        </w:rPr>
-        <w:t xml:space="preserve">ระบบ โดยสามารถให้ความแม่นยำ มากกว่า </w:t>
-      </w:r>
-      <w:r>
-        <w:rPr>
-          <w:rFonts w:ascii="TH Sarabun New" w:hAnsi="TH Sarabun New" w:cs="TH Sarabun New"/>
-          <w:sz w:val="32"/>
-          <w:szCs w:val="32"/>
-        </w:rPr>
-        <w:t xml:space="preserve">96% </w:t>
-      </w:r>
-      <w:r>
-        <w:rPr>
-          <w:rFonts w:ascii="TH Sarabun New" w:hAnsi="TH Sarabun New" w:cs="TH Sarabun New"/>
-          <w:sz w:val="32"/>
-          <w:szCs w:val="32"/>
-          <w:cs/>
-        </w:rPr>
-        <w:t xml:space="preserve">สำหรับข้อมูล </w:t>
-      </w:r>
-      <w:r>
-        <w:rPr>
-          <w:rFonts w:ascii="TH Sarabun New" w:hAnsi="TH Sarabun New" w:cs="TH Sarabun New"/>
-          <w:sz w:val="32"/>
-          <w:szCs w:val="32"/>
-        </w:rPr>
-        <w:t xml:space="preserve">CSI </w:t>
-      </w:r>
-      <w:r>
-        <w:rPr>
-          <w:rFonts w:ascii="TH Sarabun New" w:hAnsi="TH Sarabun New" w:cs="TH Sarabun New"/>
-          <w:sz w:val="32"/>
-          <w:szCs w:val="32"/>
-          <w:cs/>
-        </w:rPr>
-        <w:t xml:space="preserve">ที่รวบรวมจากทั้ง </w:t>
+        <w:t xml:space="preserve">ชุดข้อมูลมนุษย์ </w:t>
       </w:r>
       <w:r>
         <w:rPr>
@@ -21898,41 +21858,15 @@
           <w:szCs w:val="32"/>
           <w:cs/>
         </w:rPr>
-        <w:t xml:space="preserve">สภาพแวดล้อม และให้ความแม่นยำสูงถึง </w:t>
-      </w:r>
-      <w:r>
-        <w:rPr>
-          <w:rFonts w:ascii="TH Sarabun New" w:hAnsi="TH Sarabun New" w:cs="TH Sarabun New"/>
-          <w:sz w:val="32"/>
-          <w:szCs w:val="32"/>
-        </w:rPr>
-        <w:t xml:space="preserve">99% </w:t>
-      </w:r>
-      <w:r>
-        <w:rPr>
-          <w:rFonts w:ascii="TH Sarabun New" w:hAnsi="TH Sarabun New" w:cs="TH Sarabun New"/>
-          <w:sz w:val="32"/>
-          <w:szCs w:val="32"/>
-          <w:cs/>
-        </w:rPr>
-        <w:t xml:space="preserve">สำหรับข้อมูล </w:t>
-      </w:r>
-      <w:r>
-        <w:rPr>
-          <w:rFonts w:ascii="TH Sarabun New" w:hAnsi="TH Sarabun New" w:cs="TH Sarabun New"/>
-          <w:sz w:val="32"/>
-          <w:szCs w:val="32"/>
-        </w:rPr>
-        <w:t xml:space="preserve">CSI </w:t>
-      </w:r>
-      <w:r>
-        <w:rPr>
-          <w:rFonts w:ascii="TH Sarabun New" w:hAnsi="TH Sarabun New" w:cs="TH Sarabun New"/>
-          <w:sz w:val="32"/>
-          <w:szCs w:val="32"/>
-          <w:cs/>
-        </w:rPr>
-        <w:t>ที่รวบรวมจากบางกลุ่มของสภาพแวดล้อม</w:t>
+        <w:t>มิติแบบหลายรูปแบบสัญญาณที่ไม่รบกวนผู้ใช้งาน สำหรับการรับรู้แบบไร้สายอเนกประสงค์ (</w:t>
+      </w:r>
+      <w:r>
+        <w:rPr>
+          <w:rFonts w:ascii="TH Sarabun New" w:hAnsi="TH Sarabun New" w:cs="TH Sarabun New"/>
+          <w:sz w:val="32"/>
+          <w:szCs w:val="32"/>
+        </w:rPr>
+        <w:t>MM-Fi: Multi-Modal Non-Intrusive 4D Human Dataset for Versatile Wireless Sensing)</w:t>
       </w:r>
     </w:p>
     <w:p>
@@ -21952,6 +21886,619 @@
           <w:szCs w:val="32"/>
         </w:rPr>
       </w:pPr>
+      <w:r>
+        <w:rPr>
+          <w:rFonts w:ascii="TH Sarabun New" w:hAnsi="TH Sarabun New" w:cs="TH Sarabun New"/>
+          <w:sz w:val="32"/>
+          <w:szCs w:val="32"/>
+        </w:rPr>
+        <w:tab/>
+      </w:r>
+      <w:proofErr w:type="spellStart"/>
+      <w:r>
+        <w:rPr>
+          <w:rFonts w:ascii="TH Sarabun New" w:hAnsi="TH Sarabun New" w:cs="TH Sarabun New"/>
+          <w:sz w:val="32"/>
+          <w:szCs w:val="32"/>
+        </w:rPr>
+        <w:t>Jianfei</w:t>
+      </w:r>
+      <w:proofErr w:type="spellEnd"/>
+      <w:r>
+        <w:rPr>
+          <w:rFonts w:ascii="TH Sarabun New" w:hAnsi="TH Sarabun New" w:cs="TH Sarabun New"/>
+          <w:sz w:val="32"/>
+          <w:szCs w:val="32"/>
+        </w:rPr>
+        <w:t xml:space="preserve"> Yang </w:t>
+      </w:r>
+      <w:r>
+        <w:rPr>
+          <w:rFonts w:ascii="TH Sarabun New" w:hAnsi="TH Sarabun New" w:cs="TH Sarabun New"/>
+          <w:sz w:val="32"/>
+          <w:szCs w:val="32"/>
+          <w:cs/>
+        </w:rPr>
+        <w:t>และคณะ (</w:t>
+      </w:r>
+      <w:r>
+        <w:rPr>
+          <w:rFonts w:ascii="TH Sarabun New" w:hAnsi="TH Sarabun New" w:cs="TH Sarabun New"/>
+          <w:sz w:val="32"/>
+          <w:szCs w:val="32"/>
+        </w:rPr>
+        <w:t xml:space="preserve">2566) </w:t>
+      </w:r>
+      <w:r>
+        <w:rPr>
+          <w:rFonts w:ascii="TH Sarabun New" w:hAnsi="TH Sarabun New" w:cs="TH Sarabun New"/>
+          <w:sz w:val="32"/>
+          <w:szCs w:val="32"/>
+          <w:cs/>
+        </w:rPr>
+        <w:t>ระบุว่าการรับรู้มนุษย์เชิงพื้นที่</w:t>
+      </w:r>
+      <w:r>
+        <w:rPr>
+          <w:rFonts w:ascii="TH Sarabun New" w:hAnsi="TH Sarabun New" w:cs="TH Sarabun New"/>
+          <w:sz w:val="32"/>
+          <w:szCs w:val="32"/>
+          <w:cs/>
+        </w:rPr>
+        <w:t xml:space="preserve"> </w:t>
+      </w:r>
+      <w:r>
+        <w:rPr>
+          <w:rFonts w:ascii="TH Sarabun New" w:hAnsi="TH Sarabun New" w:cs="TH Sarabun New"/>
+          <w:sz w:val="32"/>
+          <w:szCs w:val="32"/>
+          <w:cs/>
+        </w:rPr>
+        <w:t xml:space="preserve">เวลาแบบ </w:t>
+      </w:r>
+      <w:r>
+        <w:rPr>
+          <w:rFonts w:ascii="TH Sarabun New" w:hAnsi="TH Sarabun New" w:cs="TH Sarabun New"/>
+          <w:sz w:val="32"/>
+          <w:szCs w:val="32"/>
+        </w:rPr>
+        <w:t>4</w:t>
+      </w:r>
+      <w:r>
+        <w:rPr>
+          <w:rFonts w:ascii="TH Sarabun New" w:hAnsi="TH Sarabun New" w:cs="TH Sarabun New"/>
+          <w:sz w:val="32"/>
+          <w:szCs w:val="32"/>
+          <w:cs/>
+        </w:rPr>
+        <w:t xml:space="preserve"> มิติ</w:t>
+      </w:r>
+      <w:r>
+        <w:rPr>
+          <w:rFonts w:ascii="TH Sarabun New" w:hAnsi="TH Sarabun New" w:cs="TH Sarabun New"/>
+          <w:sz w:val="32"/>
+          <w:szCs w:val="32"/>
+        </w:rPr>
+        <w:t xml:space="preserve"> </w:t>
+      </w:r>
+      <w:r>
+        <w:rPr>
+          <w:rFonts w:ascii="TH Sarabun New" w:hAnsi="TH Sarabun New" w:cs="TH Sarabun New"/>
+          <w:sz w:val="32"/>
+          <w:szCs w:val="32"/>
+          <w:cs/>
+        </w:rPr>
+        <w:t>มีบทบาทสำคัญอย่างยิ่งในการประยุกต์ใช้งานหลากหลายรูปแบบ เช่น ระบบอัตโนมัติภายในบ้าน</w:t>
+      </w:r>
+      <w:r>
+        <w:rPr>
+          <w:rFonts w:ascii="TH Sarabun New" w:hAnsi="TH Sarabun New" w:cs="TH Sarabun New"/>
+          <w:sz w:val="32"/>
+          <w:szCs w:val="32"/>
+          <w:cs/>
+        </w:rPr>
+        <w:t xml:space="preserve"> </w:t>
+      </w:r>
+      <w:r>
+        <w:rPr>
+          <w:rFonts w:ascii="TH Sarabun New" w:hAnsi="TH Sarabun New" w:cs="TH Sarabun New"/>
+          <w:sz w:val="32"/>
+          <w:szCs w:val="32"/>
+          <w:cs/>
+        </w:rPr>
+        <w:t>และการจำลองอวตารในโลกเสมือน</w:t>
+      </w:r>
+      <w:r>
+        <w:rPr>
+          <w:rFonts w:ascii="TH Sarabun New" w:hAnsi="TH Sarabun New" w:cs="TH Sarabun New"/>
+          <w:sz w:val="32"/>
+          <w:szCs w:val="32"/>
+          <w:cs/>
+        </w:rPr>
+        <w:t xml:space="preserve"> </w:t>
+      </w:r>
+      <w:r>
+        <w:rPr>
+          <w:rFonts w:ascii="TH Sarabun New" w:hAnsi="TH Sarabun New" w:cs="TH Sarabun New"/>
+          <w:sz w:val="32"/>
+          <w:szCs w:val="32"/>
+          <w:cs/>
+        </w:rPr>
+        <w:t>อย่างไรก็ตามแนวทางแก้ปัญหาที่มีอยู่เดิมซึ่งส่วนใหญ่พึ่งพากล้องและอุปกรณ์สวมใส่ต่างประสบปัญหาไม่ด้านใดก็ด้านหนึ่ง คือล่วงล้ำความเป็นส่วนตัว</w:t>
+      </w:r>
+      <w:r>
+        <w:rPr>
+          <w:rFonts w:ascii="TH Sarabun New" w:hAnsi="TH Sarabun New" w:cs="TH Sarabun New"/>
+          <w:sz w:val="32"/>
+          <w:szCs w:val="32"/>
+          <w:cs/>
+        </w:rPr>
+        <w:t xml:space="preserve"> </w:t>
+      </w:r>
+      <w:r>
+        <w:rPr>
+          <w:rFonts w:ascii="TH Sarabun New" w:hAnsi="TH Sarabun New" w:cs="TH Sarabun New"/>
+          <w:sz w:val="32"/>
+          <w:szCs w:val="32"/>
+          <w:cs/>
+        </w:rPr>
+        <w:t>หรือ ไม่สะดวกต่อการใช้งาน</w:t>
+      </w:r>
+      <w:r>
+        <w:rPr>
+          <w:rFonts w:ascii="TH Sarabun New" w:hAnsi="TH Sarabun New" w:cs="TH Sarabun New"/>
+          <w:sz w:val="32"/>
+          <w:szCs w:val="32"/>
+          <w:cs/>
+        </w:rPr>
+        <w:t xml:space="preserve"> </w:t>
+      </w:r>
+      <w:r>
+        <w:rPr>
+          <w:rFonts w:ascii="TH Sarabun New" w:hAnsi="TH Sarabun New" w:cs="TH Sarabun New"/>
+          <w:sz w:val="32"/>
+          <w:szCs w:val="32"/>
+          <w:cs/>
+        </w:rPr>
+        <w:t xml:space="preserve">ด้วยเหตุนี้ </w:t>
+      </w:r>
+      <w:r>
+        <w:rPr>
+          <w:rFonts w:ascii="TH Sarabun New" w:hAnsi="TH Sarabun New" w:cs="TH Sarabun New"/>
+          <w:sz w:val="32"/>
+          <w:szCs w:val="32"/>
+        </w:rPr>
+        <w:t>W</w:t>
+      </w:r>
+      <w:r>
+        <w:rPr>
+          <w:rFonts w:ascii="TH Sarabun New" w:hAnsi="TH Sarabun New" w:cs="TH Sarabun New"/>
+          <w:sz w:val="32"/>
+          <w:szCs w:val="32"/>
+        </w:rPr>
+        <w:t>ireless sensing</w:t>
+      </w:r>
+      <w:r>
+        <w:rPr>
+          <w:rFonts w:ascii="TH Sarabun New" w:hAnsi="TH Sarabun New" w:cs="TH Sarabun New"/>
+          <w:sz w:val="32"/>
+          <w:szCs w:val="32"/>
+        </w:rPr>
+        <w:t xml:space="preserve"> </w:t>
+      </w:r>
+      <w:r>
+        <w:rPr>
+          <w:rFonts w:ascii="TH Sarabun New" w:hAnsi="TH Sarabun New" w:cs="TH Sarabun New"/>
+          <w:sz w:val="32"/>
+          <w:szCs w:val="32"/>
+          <w:cs/>
+        </w:rPr>
+        <w:t xml:space="preserve">จึงกลายเป็นทางเลือกที่มีศักยภาพในการแก้ปัญหาดังกล่าว โดยอาศัยสัญญาณจาก </w:t>
+      </w:r>
+      <w:r>
+        <w:rPr>
+          <w:rFonts w:ascii="TH Sarabun New" w:hAnsi="TH Sarabun New" w:cs="TH Sarabun New"/>
+          <w:sz w:val="32"/>
+          <w:szCs w:val="32"/>
+        </w:rPr>
+        <w:t>LiDAR</w:t>
+      </w:r>
+      <w:r>
+        <w:rPr>
+          <w:rFonts w:ascii="TH Sarabun New" w:hAnsi="TH Sarabun New" w:cs="TH Sarabun New"/>
+          <w:sz w:val="32"/>
+          <w:szCs w:val="32"/>
+        </w:rPr>
+        <w:t xml:space="preserve"> </w:t>
+      </w:r>
+      <w:proofErr w:type="spellStart"/>
+      <w:r>
+        <w:rPr>
+          <w:rFonts w:ascii="TH Sarabun New" w:hAnsi="TH Sarabun New" w:cs="TH Sarabun New"/>
+          <w:sz w:val="32"/>
+          <w:szCs w:val="32"/>
+        </w:rPr>
+        <w:t>mmWave</w:t>
+      </w:r>
+      <w:proofErr w:type="spellEnd"/>
+      <w:r>
+        <w:rPr>
+          <w:rFonts w:ascii="TH Sarabun New" w:hAnsi="TH Sarabun New" w:cs="TH Sarabun New"/>
+          <w:sz w:val="32"/>
+          <w:szCs w:val="32"/>
+        </w:rPr>
+        <w:t xml:space="preserve"> radar</w:t>
+      </w:r>
+      <w:r>
+        <w:rPr>
+          <w:rFonts w:ascii="TH Sarabun New" w:hAnsi="TH Sarabun New" w:cs="TH Sarabun New"/>
+          <w:sz w:val="32"/>
+          <w:szCs w:val="32"/>
+        </w:rPr>
+        <w:t xml:space="preserve"> </w:t>
+      </w:r>
+      <w:r>
+        <w:rPr>
+          <w:rFonts w:ascii="TH Sarabun New" w:hAnsi="TH Sarabun New" w:cs="TH Sarabun New"/>
+          <w:sz w:val="32"/>
+          <w:szCs w:val="32"/>
+          <w:cs/>
+        </w:rPr>
+        <w:t xml:space="preserve">และสัญญาณ </w:t>
+      </w:r>
+      <w:proofErr w:type="spellStart"/>
+      <w:r>
+        <w:rPr>
+          <w:rFonts w:ascii="TH Sarabun New" w:hAnsi="TH Sarabun New" w:cs="TH Sarabun New"/>
+          <w:sz w:val="32"/>
+          <w:szCs w:val="32"/>
+        </w:rPr>
+        <w:t>WiFi</w:t>
+      </w:r>
+      <w:proofErr w:type="spellEnd"/>
+      <w:r>
+        <w:rPr>
+          <w:rFonts w:ascii="TH Sarabun New" w:hAnsi="TH Sarabun New" w:cs="TH Sarabun New"/>
+          <w:sz w:val="32"/>
+          <w:szCs w:val="32"/>
+        </w:rPr>
+        <w:t xml:space="preserve"> </w:t>
+      </w:r>
+      <w:r>
+        <w:rPr>
+          <w:rFonts w:ascii="TH Sarabun New" w:hAnsi="TH Sarabun New" w:cs="TH Sarabun New"/>
+          <w:sz w:val="32"/>
+          <w:szCs w:val="32"/>
+          <w:cs/>
+        </w:rPr>
+        <w:t>เพื่อการ</w:t>
+      </w:r>
+      <w:r>
+        <w:rPr>
+          <w:rFonts w:ascii="TH Sarabun New" w:hAnsi="TH Sarabun New" w:cs="TH Sarabun New"/>
+          <w:sz w:val="32"/>
+          <w:szCs w:val="32"/>
+          <w:cs/>
+        </w:rPr>
+        <w:t>ตรวจจับ</w:t>
+      </w:r>
+      <w:r>
+        <w:rPr>
+          <w:rFonts w:ascii="TH Sarabun New" w:hAnsi="TH Sarabun New" w:cs="TH Sarabun New"/>
+          <w:sz w:val="32"/>
+          <w:szCs w:val="32"/>
+          <w:cs/>
+        </w:rPr>
+        <w:t>มนุษย์แบบไม่ต้องพึ่งพาอุปกรณ์สวมใส่ จากงานวิจัยดังกล่าว ผู้วิจัยจึงได้นำเสนอ</w:t>
+      </w:r>
+      <w:r>
+        <w:rPr>
+          <w:rFonts w:ascii="TH Sarabun New" w:hAnsi="TH Sarabun New" w:cs="TH Sarabun New"/>
+          <w:sz w:val="32"/>
+          <w:szCs w:val="32"/>
+        </w:rPr>
+        <w:t xml:space="preserve"> </w:t>
+      </w:r>
+      <w:r>
+        <w:rPr>
+          <w:rFonts w:ascii="TH Sarabun New" w:hAnsi="TH Sarabun New" w:cs="TH Sarabun New"/>
+          <w:sz w:val="32"/>
+          <w:szCs w:val="32"/>
+        </w:rPr>
+        <w:t>MM-Fi</w:t>
+      </w:r>
+      <w:r>
+        <w:rPr>
+          <w:rFonts w:ascii="TH Sarabun New" w:hAnsi="TH Sarabun New" w:cs="TH Sarabun New"/>
+          <w:sz w:val="32"/>
+          <w:szCs w:val="32"/>
+        </w:rPr>
+        <w:t xml:space="preserve"> </w:t>
+      </w:r>
+      <w:r>
+        <w:rPr>
+          <w:rFonts w:ascii="TH Sarabun New" w:hAnsi="TH Sarabun New" w:cs="TH Sarabun New"/>
+          <w:sz w:val="32"/>
+          <w:szCs w:val="32"/>
+          <w:cs/>
+        </w:rPr>
+        <w:t xml:space="preserve">ซึ่งเป็นชุดข้อมูลมนุษย์ </w:t>
+      </w:r>
+      <w:r>
+        <w:rPr>
+          <w:rFonts w:ascii="TH Sarabun New" w:hAnsi="TH Sarabun New" w:cs="TH Sarabun New"/>
+          <w:sz w:val="32"/>
+          <w:szCs w:val="32"/>
+        </w:rPr>
+        <w:t>4</w:t>
+      </w:r>
+      <w:r>
+        <w:rPr>
+          <w:rFonts w:ascii="TH Sarabun New" w:hAnsi="TH Sarabun New" w:cs="TH Sarabun New"/>
+          <w:sz w:val="32"/>
+          <w:szCs w:val="32"/>
+          <w:cs/>
+        </w:rPr>
+        <w:t xml:space="preserve"> มิติแบบหลายรูปแบบสัญญาณ ที่ไม่รบกวนผู้ใช้งานชุดแรก ครอบคลุมหมวดหมู่กิจกรรม </w:t>
+      </w:r>
+      <w:r>
+        <w:rPr>
+          <w:rFonts w:ascii="TH Sarabun New" w:hAnsi="TH Sarabun New" w:cs="TH Sarabun New"/>
+          <w:sz w:val="32"/>
+          <w:szCs w:val="32"/>
+        </w:rPr>
+        <w:t>27</w:t>
+      </w:r>
+      <w:r>
+        <w:rPr>
+          <w:rFonts w:ascii="TH Sarabun New" w:hAnsi="TH Sarabun New" w:cs="TH Sarabun New"/>
+          <w:sz w:val="32"/>
+          <w:szCs w:val="32"/>
+          <w:cs/>
+        </w:rPr>
+        <w:t xml:space="preserve"> ประเภท ทั้งกิจกรรมประจำวันทั่วไปและกิจกรรมเพื่อการฟื้นฟูสมรรถภาพทางการแพทย์</w:t>
+      </w:r>
+      <w:r>
+        <w:rPr>
+          <w:rFonts w:ascii="TH Sarabun New" w:hAnsi="TH Sarabun New" w:cs="TH Sarabun New"/>
+          <w:sz w:val="32"/>
+          <w:szCs w:val="32"/>
+        </w:rPr>
+        <w:t xml:space="preserve"> </w:t>
+      </w:r>
+      <w:r>
+        <w:rPr>
+          <w:rFonts w:ascii="TH Sarabun New" w:hAnsi="TH Sarabun New" w:cs="TH Sarabun New"/>
+          <w:sz w:val="32"/>
+          <w:szCs w:val="32"/>
+          <w:cs/>
+        </w:rPr>
+        <w:t>โดยมีวัตถุประสงค์เพื่อเชื่อมโยงช่องว่างระหว่างงานวิจัยด้านการรับรู้แบบไร้สายกับงานด้านการรับรู้มนุษย์ในระดับสูง</w:t>
+      </w:r>
+      <w:r>
+        <w:rPr>
+          <w:rFonts w:ascii="TH Sarabun New" w:hAnsi="TH Sarabun New" w:cs="TH Sarabun New"/>
+          <w:sz w:val="32"/>
+          <w:szCs w:val="32"/>
+          <w:cs/>
+        </w:rPr>
+        <w:t xml:space="preserve"> </w:t>
+      </w:r>
+      <w:r>
+        <w:rPr>
+          <w:rFonts w:ascii="TH Sarabun New" w:hAnsi="TH Sarabun New" w:cs="TH Sarabun New"/>
+          <w:sz w:val="32"/>
+          <w:szCs w:val="32"/>
+          <w:cs/>
+        </w:rPr>
+        <w:t xml:space="preserve">ชุดข้อมูล </w:t>
+      </w:r>
+      <w:r>
+        <w:rPr>
+          <w:rFonts w:ascii="TH Sarabun New" w:hAnsi="TH Sarabun New" w:cs="TH Sarabun New"/>
+          <w:sz w:val="32"/>
+          <w:szCs w:val="32"/>
+        </w:rPr>
+        <w:t xml:space="preserve">MM-Fi </w:t>
+      </w:r>
+      <w:r>
+        <w:rPr>
+          <w:rFonts w:ascii="TH Sarabun New" w:hAnsi="TH Sarabun New" w:cs="TH Sarabun New"/>
+          <w:sz w:val="32"/>
+          <w:szCs w:val="32"/>
+          <w:cs/>
+        </w:rPr>
+        <w:t>ประกอบด้วยเฟรมข้อมูลที่ผ่านการซิงโครไนซ์</w:t>
+      </w:r>
+      <w:r>
+        <w:rPr>
+          <w:rFonts w:ascii="TH Sarabun New" w:hAnsi="TH Sarabun New" w:cs="TH Sarabun New"/>
+          <w:sz w:val="32"/>
+          <w:szCs w:val="32"/>
+        </w:rPr>
+        <w:t xml:space="preserve"> </w:t>
+      </w:r>
+      <w:r>
+        <w:rPr>
+          <w:rFonts w:ascii="TH Sarabun New" w:hAnsi="TH Sarabun New" w:cs="TH Sarabun New"/>
+          <w:sz w:val="32"/>
+          <w:szCs w:val="32"/>
+          <w:cs/>
+        </w:rPr>
+        <w:t xml:space="preserve">มากกว่า </w:t>
+      </w:r>
+      <w:r>
+        <w:rPr>
+          <w:rFonts w:ascii="TH Sarabun New" w:hAnsi="TH Sarabun New" w:cs="TH Sarabun New"/>
+          <w:sz w:val="32"/>
+          <w:szCs w:val="32"/>
+        </w:rPr>
+        <w:t>320,000</w:t>
+      </w:r>
+      <w:r>
+        <w:rPr>
+          <w:rFonts w:ascii="TH Sarabun New" w:hAnsi="TH Sarabun New" w:cs="TH Sarabun New"/>
+          <w:sz w:val="32"/>
+          <w:szCs w:val="32"/>
+          <w:cs/>
+        </w:rPr>
+        <w:t xml:space="preserve"> เฟรม จากรูปแบบสัญญาณทั้ง </w:t>
+      </w:r>
+      <w:r>
+        <w:rPr>
+          <w:rFonts w:ascii="TH Sarabun New" w:hAnsi="TH Sarabun New" w:cs="TH Sarabun New"/>
+          <w:sz w:val="32"/>
+          <w:szCs w:val="32"/>
+        </w:rPr>
+        <w:t>5</w:t>
+      </w:r>
+      <w:r>
+        <w:rPr>
+          <w:rFonts w:ascii="TH Sarabun New" w:hAnsi="TH Sarabun New" w:cs="TH Sarabun New"/>
+          <w:sz w:val="32"/>
+          <w:szCs w:val="32"/>
+          <w:cs/>
+        </w:rPr>
+        <w:t xml:space="preserve"> ประเภท ซึ่งเก็บรวบรวมจากอาสาสมัครมนุษย์จำนวน </w:t>
+      </w:r>
+      <w:r>
+        <w:rPr>
+          <w:rFonts w:ascii="TH Sarabun New" w:hAnsi="TH Sarabun New" w:cs="TH Sarabun New"/>
+          <w:sz w:val="32"/>
+          <w:szCs w:val="32"/>
+        </w:rPr>
+        <w:t>40</w:t>
+      </w:r>
+      <w:r>
+        <w:rPr>
+          <w:rFonts w:ascii="TH Sarabun New" w:hAnsi="TH Sarabun New" w:cs="TH Sarabun New"/>
+          <w:sz w:val="32"/>
+          <w:szCs w:val="32"/>
+          <w:cs/>
+        </w:rPr>
+        <w:t xml:space="preserve"> คน พร้อมทั้งมีการจัดเตรียมป้ายกำกับข้อมูล</w:t>
+      </w:r>
+      <w:r>
+        <w:rPr>
+          <w:rFonts w:ascii="TH Sarabun New" w:hAnsi="TH Sarabun New" w:cs="TH Sarabun New"/>
+          <w:sz w:val="32"/>
+          <w:szCs w:val="32"/>
+        </w:rPr>
+        <w:t xml:space="preserve"> </w:t>
+      </w:r>
+      <w:r>
+        <w:rPr>
+          <w:rFonts w:ascii="TH Sarabun New" w:hAnsi="TH Sarabun New" w:cs="TH Sarabun New"/>
+          <w:sz w:val="32"/>
+          <w:szCs w:val="32"/>
+          <w:cs/>
+        </w:rPr>
+        <w:t xml:space="preserve">หลากหลายรูปแบบ </w:t>
+      </w:r>
+      <w:r>
+        <w:rPr>
+          <w:rFonts w:ascii="TH Sarabun New" w:hAnsi="TH Sarabun New" w:cs="TH Sarabun New"/>
+          <w:sz w:val="32"/>
+          <w:szCs w:val="32"/>
+          <w:cs/>
+        </w:rPr>
+        <w:t xml:space="preserve">           </w:t>
+      </w:r>
+      <w:r>
+        <w:rPr>
+          <w:rFonts w:ascii="TH Sarabun New" w:hAnsi="TH Sarabun New" w:cs="TH Sarabun New"/>
+          <w:sz w:val="32"/>
+          <w:szCs w:val="32"/>
+          <w:cs/>
+        </w:rPr>
+        <w:t>เพื่อรองรับงานด้านการรับรู้ที่เป็นไปได้ในอนาคต เช่น</w:t>
+      </w:r>
+      <w:r>
+        <w:rPr>
+          <w:rFonts w:ascii="TH Sarabun New" w:hAnsi="TH Sarabun New" w:cs="TH Sarabun New"/>
+          <w:sz w:val="32"/>
+          <w:szCs w:val="32"/>
+          <w:cs/>
+        </w:rPr>
+        <w:t xml:space="preserve"> </w:t>
+      </w:r>
+      <w:r>
+        <w:rPr>
+          <w:rFonts w:ascii="TH Sarabun New" w:hAnsi="TH Sarabun New" w:cs="TH Sarabun New"/>
+          <w:sz w:val="32"/>
+          <w:szCs w:val="32"/>
+        </w:rPr>
+        <w:t>Human pose estimation</w:t>
+      </w:r>
+      <w:r>
+        <w:rPr>
+          <w:rFonts w:ascii="TH Sarabun New" w:hAnsi="TH Sarabun New" w:cs="TH Sarabun New"/>
+          <w:sz w:val="32"/>
+          <w:szCs w:val="32"/>
+          <w:cs/>
+        </w:rPr>
+        <w:t xml:space="preserve"> </w:t>
+      </w:r>
+      <w:r>
+        <w:rPr>
+          <w:rFonts w:ascii="TH Sarabun New" w:hAnsi="TH Sarabun New" w:cs="TH Sarabun New"/>
+          <w:sz w:val="32"/>
+          <w:szCs w:val="32"/>
+          <w:cs/>
+        </w:rPr>
+        <w:t xml:space="preserve">และ </w:t>
+      </w:r>
+      <w:r>
+        <w:rPr>
+          <w:rFonts w:ascii="TH Sarabun New" w:hAnsi="TH Sarabun New" w:cs="TH Sarabun New"/>
+          <w:sz w:val="32"/>
+          <w:szCs w:val="32"/>
+        </w:rPr>
+        <w:t>Action recognition</w:t>
+      </w:r>
+      <w:r>
+        <w:rPr>
+          <w:rFonts w:ascii="TH Sarabun New" w:hAnsi="TH Sarabun New" w:cs="TH Sarabun New"/>
+          <w:sz w:val="32"/>
+          <w:szCs w:val="32"/>
+        </w:rPr>
+        <w:t xml:space="preserve"> </w:t>
+      </w:r>
+      <w:r>
+        <w:rPr>
+          <w:rFonts w:ascii="TH Sarabun New" w:hAnsi="TH Sarabun New" w:cs="TH Sarabun New"/>
+          <w:sz w:val="32"/>
+          <w:szCs w:val="32"/>
+          <w:cs/>
+        </w:rPr>
+        <w:t>นอกจากนี้ ผู้วิจัยยังได้ดำเนินการทดลองอย่างละเอียดเพื่อเปรียบเทียบศักยภาพในการ</w:t>
+      </w:r>
+      <w:r>
+        <w:rPr>
+          <w:rFonts w:ascii="TH Sarabun New" w:hAnsi="TH Sarabun New" w:cs="TH Sarabun New"/>
+          <w:sz w:val="32"/>
+          <w:szCs w:val="32"/>
+          <w:cs/>
+        </w:rPr>
+        <w:t>ตรวจจับ</w:t>
+      </w:r>
+      <w:r>
+        <w:rPr>
+          <w:rFonts w:ascii="TH Sarabun New" w:hAnsi="TH Sarabun New" w:cs="TH Sarabun New"/>
+          <w:sz w:val="32"/>
+          <w:szCs w:val="32"/>
+        </w:rPr>
+        <w:t xml:space="preserve"> </w:t>
+      </w:r>
+      <w:r>
+        <w:rPr>
+          <w:rFonts w:ascii="TH Sarabun New" w:hAnsi="TH Sarabun New" w:cs="TH Sarabun New"/>
+          <w:sz w:val="32"/>
+          <w:szCs w:val="32"/>
+          <w:cs/>
+        </w:rPr>
+        <w:t>ของสัญญาณแต่ละประเภทหรือหลายประเภทร่วมกัน ในแง่มุมของงานที่หลากหลาย</w:t>
+      </w:r>
     </w:p>
     <w:p>
       <w:pPr>
@@ -22001,7 +22548,7 @@
           <w:sz w:val="32"/>
           <w:szCs w:val="32"/>
         </w:rPr>
-        <w:t>4</w:t>
+        <w:t>5</w:t>
       </w:r>
       <w:r>
         <w:rPr>
@@ -22018,32 +22565,15 @@
           <w:szCs w:val="32"/>
           <w:cs/>
         </w:rPr>
-        <w:t xml:space="preserve">ชุดข้อมูลมนุษย์ </w:t>
-      </w:r>
-      <w:r>
-        <w:rPr>
-          <w:rFonts w:ascii="TH Sarabun New" w:hAnsi="TH Sarabun New" w:cs="TH Sarabun New"/>
-          <w:sz w:val="32"/>
-          <w:szCs w:val="32"/>
-        </w:rPr>
-        <w:t xml:space="preserve">4 </w:t>
-      </w:r>
-      <w:r>
-        <w:rPr>
-          <w:rFonts w:ascii="TH Sarabun New" w:hAnsi="TH Sarabun New" w:cs="TH Sarabun New"/>
-          <w:sz w:val="32"/>
-          <w:szCs w:val="32"/>
-          <w:cs/>
-        </w:rPr>
-        <w:t>มิติแบบหลายรูปแบบสัญญาณที่ไม่รบกวนผู้ใช้งาน สำหรับการรับรู้แบบไร้สายอเนกประสงค์ (</w:t>
-      </w:r>
-      <w:r>
-        <w:rPr>
-          <w:rFonts w:ascii="TH Sarabun New" w:hAnsi="TH Sarabun New" w:cs="TH Sarabun New"/>
-          <w:sz w:val="32"/>
-          <w:szCs w:val="32"/>
-        </w:rPr>
-        <w:t>MM-Fi: Multi-Modal Non-Intrusive 4D Human Dataset for Versatile Wireless Sensing)</w:t>
+        <w:t>การปรับปรุงระบบระบุตำแหน่งภายในอาคารด้วยเทคนิคการเรียนรู้ของเครื่อง (</w:t>
+      </w:r>
+      <w:r>
+        <w:rPr>
+          <w:rFonts w:ascii="TH Sarabun New" w:hAnsi="TH Sarabun New" w:cs="TH Sarabun New"/>
+          <w:sz w:val="32"/>
+          <w:szCs w:val="32"/>
+        </w:rPr>
+        <w:t>Improving Indoor Positioning System using Machine Learning Techniques)</w:t>
       </w:r>
     </w:p>
     <w:p>
@@ -22071,32 +22601,14 @@
         </w:rPr>
         <w:tab/>
       </w:r>
-      <w:proofErr w:type="spellStart"/>
-      <w:r>
-        <w:rPr>
-          <w:rFonts w:ascii="TH Sarabun New" w:hAnsi="TH Sarabun New" w:cs="TH Sarabun New"/>
-          <w:sz w:val="32"/>
-          <w:szCs w:val="32"/>
-        </w:rPr>
-        <w:t>Jianfei</w:t>
-      </w:r>
-      <w:proofErr w:type="spellEnd"/>
-      <w:r>
-        <w:rPr>
-          <w:rFonts w:ascii="TH Sarabun New" w:hAnsi="TH Sarabun New" w:cs="TH Sarabun New"/>
-          <w:sz w:val="32"/>
-          <w:szCs w:val="32"/>
-        </w:rPr>
-        <w:t xml:space="preserve"> Yang </w:t>
-      </w:r>
-      <w:r>
-        <w:rPr>
-          <w:rFonts w:ascii="TH Sarabun New" w:hAnsi="TH Sarabun New" w:cs="TH Sarabun New"/>
-          <w:sz w:val="32"/>
-          <w:szCs w:val="32"/>
-          <w:cs/>
-        </w:rPr>
-        <w:t>และคณะ (</w:t>
+      <w:r>
+        <w:rPr>
+          <w:rFonts w:ascii="TH Sarabun New" w:hAnsi="TH Sarabun New" w:cs="TH Sarabun New"/>
+          <w:sz w:val="32"/>
+          <w:szCs w:val="32"/>
+          <w:cs/>
+        </w:rPr>
+        <w:t>นายธนภูมิ อังอำนวยศิริ และคณะ (</w:t>
       </w:r>
       <w:r>
         <w:rPr>
@@ -22113,7 +22625,32 @@
           <w:szCs w:val="32"/>
           <w:cs/>
         </w:rPr>
-        <w:t>ระบุว่าการรับรู้มนุษย์เชิงพื้นที่</w:t>
+        <w:t xml:space="preserve">ได้นำเสนองานวิจัยที่มุ่งศึกษาการประมาณค่าพิกัดตำแหน่งของมนุษย์ภายในอาคาร โดยใช้เทคโนโลยี </w:t>
+      </w:r>
+      <w:r>
+        <w:rPr>
+          <w:rFonts w:ascii="TH Sarabun New" w:hAnsi="TH Sarabun New" w:cs="TH Sarabun New"/>
+          <w:sz w:val="32"/>
+          <w:szCs w:val="32"/>
+        </w:rPr>
+        <w:t xml:space="preserve">CSI </w:t>
+      </w:r>
+      <w:r>
+        <w:rPr>
+          <w:rFonts w:ascii="TH Sarabun New" w:hAnsi="TH Sarabun New" w:cs="TH Sarabun New"/>
+          <w:sz w:val="32"/>
+          <w:szCs w:val="32"/>
+          <w:cs/>
+        </w:rPr>
+        <w:t xml:space="preserve">พร้อมทั้งพัฒนาความแม่นยำของการประมาณค่าดังกล่าวผ่าน </w:t>
+      </w:r>
+      <w:r>
+        <w:rPr>
+          <w:rFonts w:ascii="TH Sarabun New" w:hAnsi="TH Sarabun New" w:cs="TH Sarabun New"/>
+          <w:sz w:val="32"/>
+          <w:szCs w:val="32"/>
+        </w:rPr>
+        <w:t>Machine Learning</w:t>
       </w:r>
       <w:r>
         <w:rPr>
@@ -22131,7 +22668,128 @@
           <w:szCs w:val="32"/>
           <w:cs/>
         </w:rPr>
-        <w:t xml:space="preserve">เวลาแบบ </w:t>
+        <w:t xml:space="preserve">โดยผู้วิจัยระบุว่าเทคโนโลยี </w:t>
+      </w:r>
+      <w:r>
+        <w:rPr>
+          <w:rFonts w:ascii="TH Sarabun New" w:hAnsi="TH Sarabun New" w:cs="TH Sarabun New"/>
+          <w:sz w:val="32"/>
+          <w:szCs w:val="32"/>
+        </w:rPr>
+        <w:t xml:space="preserve">CSI </w:t>
+      </w:r>
+      <w:r>
+        <w:rPr>
+          <w:rFonts w:ascii="TH Sarabun New" w:hAnsi="TH Sarabun New" w:cs="TH Sarabun New"/>
+          <w:sz w:val="32"/>
+          <w:szCs w:val="32"/>
+          <w:cs/>
+        </w:rPr>
+        <w:t xml:space="preserve">สามารถให้ข้อมูลช่องสัญญาณ </w:t>
+      </w:r>
+      <w:r>
+        <w:rPr>
+          <w:rFonts w:ascii="TH Sarabun New" w:hAnsi="TH Sarabun New" w:cs="TH Sarabun New"/>
+          <w:sz w:val="32"/>
+          <w:szCs w:val="32"/>
+          <w:cs/>
+        </w:rPr>
+        <w:t xml:space="preserve">        </w:t>
+      </w:r>
+      <w:r>
+        <w:rPr>
+          <w:rFonts w:ascii="TH Sarabun New" w:hAnsi="TH Sarabun New" w:cs="TH Sarabun New"/>
+          <w:sz w:val="32"/>
+          <w:szCs w:val="32"/>
+          <w:cs/>
+        </w:rPr>
+        <w:lastRenderedPageBreak/>
+        <w:t>ได้หลากหลายรูปแบบ ซึ่งเอื้อให้สามารถวิเคราะห์ข้อมูลได้อย่างละเอียด</w:t>
+      </w:r>
+      <w:r>
+        <w:rPr>
+          <w:rFonts w:ascii="TH Sarabun New" w:hAnsi="TH Sarabun New" w:cs="TH Sarabun New"/>
+          <w:sz w:val="32"/>
+          <w:szCs w:val="32"/>
+        </w:rPr>
+        <w:t xml:space="preserve"> </w:t>
+      </w:r>
+      <w:r>
+        <w:rPr>
+          <w:rFonts w:ascii="TH Sarabun New" w:hAnsi="TH Sarabun New" w:cs="TH Sarabun New"/>
+          <w:sz w:val="32"/>
+          <w:szCs w:val="32"/>
+          <w:cs/>
+        </w:rPr>
+        <w:t>ในสภาพแวดล้อมของการทดลอง ผู้วิจัยได้พิจารณารูปแบบการวางตำแหน่งของตัวส่งสัญญาณ (</w:t>
+      </w:r>
+      <w:r>
+        <w:rPr>
+          <w:rFonts w:ascii="TH Sarabun New" w:hAnsi="TH Sarabun New" w:cs="TH Sarabun New"/>
+          <w:sz w:val="32"/>
+          <w:szCs w:val="32"/>
+        </w:rPr>
+        <w:t xml:space="preserve">Transmitter) </w:t>
+      </w:r>
+      <w:r>
+        <w:rPr>
+          <w:rFonts w:ascii="TH Sarabun New" w:hAnsi="TH Sarabun New" w:cs="TH Sarabun New"/>
+          <w:sz w:val="32"/>
+          <w:szCs w:val="32"/>
+          <w:cs/>
+        </w:rPr>
+        <w:t>และตัวรับสัญญาณ (</w:t>
+      </w:r>
+      <w:r>
+        <w:rPr>
+          <w:rFonts w:ascii="TH Sarabun New" w:hAnsi="TH Sarabun New" w:cs="TH Sarabun New"/>
+          <w:sz w:val="32"/>
+          <w:szCs w:val="32"/>
+        </w:rPr>
+        <w:t xml:space="preserve">Receiver) </w:t>
+      </w:r>
+      <w:r>
+        <w:rPr>
+          <w:rFonts w:ascii="TH Sarabun New" w:hAnsi="TH Sarabun New" w:cs="TH Sarabun New"/>
+          <w:sz w:val="32"/>
+          <w:szCs w:val="32"/>
+          <w:cs/>
+        </w:rPr>
+        <w:t xml:space="preserve">จำนวน </w:t>
+      </w:r>
+      <w:r>
+        <w:rPr>
+          <w:rFonts w:ascii="TH Sarabun New" w:hAnsi="TH Sarabun New" w:cs="TH Sarabun New"/>
+          <w:sz w:val="32"/>
+          <w:szCs w:val="32"/>
+        </w:rPr>
+        <w:t>2</w:t>
+      </w:r>
+      <w:r>
+        <w:rPr>
+          <w:rFonts w:ascii="TH Sarabun New" w:hAnsi="TH Sarabun New" w:cs="TH Sarabun New"/>
+          <w:sz w:val="32"/>
+          <w:szCs w:val="32"/>
+          <w:cs/>
+        </w:rPr>
+        <w:t xml:space="preserve"> รูปแบบ เพื่อค้นหาการตรวจจับสัญญาณ </w:t>
+      </w:r>
+      <w:r>
+        <w:rPr>
+          <w:rFonts w:ascii="TH Sarabun New" w:hAnsi="TH Sarabun New" w:cs="TH Sarabun New"/>
+          <w:sz w:val="32"/>
+          <w:szCs w:val="32"/>
+        </w:rPr>
+        <w:t xml:space="preserve">CSI </w:t>
+      </w:r>
+      <w:r>
+        <w:rPr>
+          <w:rFonts w:ascii="TH Sarabun New" w:hAnsi="TH Sarabun New" w:cs="TH Sarabun New"/>
+          <w:sz w:val="32"/>
+          <w:szCs w:val="32"/>
+          <w:cs/>
+        </w:rPr>
+        <w:t xml:space="preserve">ที่มีประสิทธิภาพภายใต้การระบุตำแหน่งแบบไม่ต้องพึ่งพาอุปกรณ์ โดยรูปแบบแรกคืออุปกรณ์ทั้งสองตัวถูกวางไว้ที่มุมห้องในตำแหน่งตรงข้ามกัน ส่วนรูปแบบที่สองคือตัวส่งสัญญาณถูกวางไว้กึ่งกลางห้อง ในขณะที่ตัวรับสัญญาณถูกวางไว้ที่มุมห้อง ทั้งนี้ ผู้วิจัยได้พิจารณาเทคนิคการเรียนรู้ของเครื่อง </w:t>
       </w:r>
       <w:r>
         <w:rPr>
@@ -22148,7 +22806,104 @@
           <w:szCs w:val="32"/>
           <w:cs/>
         </w:rPr>
-        <w:t xml:space="preserve"> มิติ</w:t>
+        <w:t xml:space="preserve"> ประเภทสำหรับการประมาณค่าตำแหน่ง ได้แก่  </w:t>
+      </w:r>
+      <w:r>
+        <w:rPr>
+          <w:rFonts w:ascii="TH Sarabun New" w:hAnsi="TH Sarabun New" w:cs="TH Sarabun New"/>
+          <w:sz w:val="32"/>
+          <w:szCs w:val="32"/>
+        </w:rPr>
+        <w:t>ANN (</w:t>
+      </w:r>
+      <w:r>
+        <w:rPr>
+          <w:rFonts w:ascii="TH Sarabun New" w:hAnsi="TH Sarabun New" w:cs="TH Sarabun New"/>
+          <w:sz w:val="32"/>
+          <w:szCs w:val="32"/>
+        </w:rPr>
+        <w:t>Artificial Neural Network</w:t>
+      </w:r>
+      <w:r>
+        <w:rPr>
+          <w:rFonts w:ascii="TH Sarabun New" w:hAnsi="TH Sarabun New" w:cs="TH Sarabun New"/>
+          <w:sz w:val="32"/>
+          <w:szCs w:val="32"/>
+        </w:rPr>
+        <w:t>)</w:t>
+      </w:r>
+      <w:r>
+        <w:rPr>
+          <w:rFonts w:ascii="TH Sarabun New" w:hAnsi="TH Sarabun New" w:cs="TH Sarabun New"/>
+          <w:sz w:val="32"/>
+          <w:szCs w:val="32"/>
+        </w:rPr>
+        <w:t xml:space="preserve">, </w:t>
+      </w:r>
+      <w:r>
+        <w:rPr>
+          <w:rFonts w:ascii="TH Sarabun New" w:hAnsi="TH Sarabun New" w:cs="TH Sarabun New"/>
+          <w:sz w:val="32"/>
+          <w:szCs w:val="32"/>
+        </w:rPr>
+        <w:t>KNN (</w:t>
+      </w:r>
+      <w:r>
+        <w:rPr>
+          <w:rFonts w:ascii="TH Sarabun New" w:hAnsi="TH Sarabun New" w:cs="TH Sarabun New"/>
+          <w:sz w:val="32"/>
+          <w:szCs w:val="32"/>
+        </w:rPr>
+        <w:t>K-Nearest Neighbor</w:t>
+      </w:r>
+      <w:r>
+        <w:rPr>
+          <w:rFonts w:ascii="TH Sarabun New" w:hAnsi="TH Sarabun New" w:cs="TH Sarabun New"/>
+          <w:sz w:val="32"/>
+          <w:szCs w:val="32"/>
+        </w:rPr>
+        <w:t>)</w:t>
+      </w:r>
+      <w:r>
+        <w:rPr>
+          <w:rFonts w:ascii="TH Sarabun New" w:hAnsi="TH Sarabun New" w:cs="TH Sarabun New"/>
+          <w:sz w:val="32"/>
+          <w:szCs w:val="32"/>
+        </w:rPr>
+        <w:t xml:space="preserve">, Decision Tree </w:t>
+      </w:r>
+      <w:r>
+        <w:rPr>
+          <w:rFonts w:ascii="TH Sarabun New" w:hAnsi="TH Sarabun New" w:cs="TH Sarabun New"/>
+          <w:sz w:val="32"/>
+          <w:szCs w:val="32"/>
+          <w:cs/>
+        </w:rPr>
+        <w:t xml:space="preserve">และ </w:t>
+      </w:r>
+      <w:r>
+        <w:rPr>
+          <w:rFonts w:ascii="TH Sarabun New" w:hAnsi="TH Sarabun New" w:cs="TH Sarabun New"/>
+          <w:sz w:val="32"/>
+          <w:szCs w:val="32"/>
+        </w:rPr>
+        <w:t>Na</w:t>
+      </w:r>
+      <w:r>
+        <w:rPr>
+          <w:rFonts w:ascii="TH Sarabun New" w:hAnsi="TH Sarabun New" w:cs="TH Sarabun New"/>
+          <w:sz w:val="32"/>
+          <w:szCs w:val="32"/>
+        </w:rPr>
+        <w:t>i</w:t>
+      </w:r>
+      <w:r>
+        <w:rPr>
+          <w:rFonts w:ascii="TH Sarabun New" w:hAnsi="TH Sarabun New" w:cs="TH Sarabun New"/>
+          <w:sz w:val="32"/>
+          <w:szCs w:val="32"/>
+        </w:rPr>
+        <w:t>ve Bayes</w:t>
       </w:r>
       <w:r>
         <w:rPr>
@@ -22165,14 +22920,47 @@
           <w:szCs w:val="32"/>
           <w:cs/>
         </w:rPr>
-        <w:t>มีบทบาทสำคัญอย่างยิ่งในการประยุกต์ใช้งานหลากหลายรูปแบบ เช่น ระบบอัตโนมัติภายในบ้าน</w:t>
-      </w:r>
-      <w:r>
-        <w:rPr>
-          <w:rFonts w:ascii="TH Sarabun New" w:hAnsi="TH Sarabun New" w:cs="TH Sarabun New"/>
-          <w:sz w:val="32"/>
-          <w:szCs w:val="32"/>
-          <w:cs/>
+        <w:t>ในขั้นแรก ผู้วิจัยได้ตรวจสอบค่าสหสัมพันธ์ (</w:t>
+      </w:r>
+      <w:r>
+        <w:rPr>
+          <w:rFonts w:ascii="TH Sarabun New" w:hAnsi="TH Sarabun New" w:cs="TH Sarabun New"/>
+          <w:sz w:val="32"/>
+          <w:szCs w:val="32"/>
+        </w:rPr>
+        <w:t xml:space="preserve">Correlation) </w:t>
+      </w:r>
+      <w:r>
+        <w:rPr>
+          <w:rFonts w:ascii="TH Sarabun New" w:hAnsi="TH Sarabun New" w:cs="TH Sarabun New"/>
+          <w:sz w:val="32"/>
+          <w:szCs w:val="32"/>
+          <w:cs/>
+        </w:rPr>
+        <w:t xml:space="preserve">ของคุณลักษณะทั้งหมดในข้อมูลนำเข้า และค้นพบว่าคุณลักษณะเหล่านี้มีค่าสหสัมพันธ์ระหว่างกันในระดับต่ำ ผลการทดลองแสดงให้เห็นว่ารูปแบบการวางตำแหน่งที่สองของตัวส่งสัญญาณให้ความแม่นยำสูงกว่ารูปแบบแรก นอกจากนี้ ความแม่นยำในการระบุตำแหน่งของโมเดล </w:t>
+      </w:r>
+      <w:r>
+        <w:rPr>
+          <w:rFonts w:ascii="TH Sarabun New" w:hAnsi="TH Sarabun New" w:cs="TH Sarabun New"/>
+          <w:sz w:val="32"/>
+          <w:szCs w:val="32"/>
+        </w:rPr>
+        <w:t xml:space="preserve">ANN </w:t>
+      </w:r>
+      <w:r>
+        <w:rPr>
+          <w:rFonts w:ascii="TH Sarabun New" w:hAnsi="TH Sarabun New" w:cs="TH Sarabun New"/>
+          <w:sz w:val="32"/>
+          <w:szCs w:val="32"/>
+          <w:cs/>
+        </w:rPr>
+        <w:t>ในรูปแบบที่สองมีค่าสูงถึง</w:t>
+      </w:r>
+      <w:r>
+        <w:rPr>
+          <w:rFonts w:ascii="TH Sarabun New" w:hAnsi="TH Sarabun New" w:cs="TH Sarabun New"/>
+          <w:sz w:val="32"/>
+          <w:szCs w:val="32"/>
         </w:rPr>
         <w:t xml:space="preserve"> </w:t>
       </w:r>
@@ -22181,500 +22969,34 @@
           <w:rFonts w:ascii="TH Sarabun New" w:hAnsi="TH Sarabun New" w:cs="TH Sarabun New"/>
           <w:sz w:val="32"/>
           <w:szCs w:val="32"/>
-          <w:cs/>
-        </w:rPr>
-        <w:t>และการจำลองอวตารในโลกเสมือน</w:t>
-      </w:r>
-      <w:r>
-        <w:rPr>
-          <w:rFonts w:ascii="TH Sarabun New" w:hAnsi="TH Sarabun New" w:cs="TH Sarabun New"/>
-          <w:sz w:val="32"/>
-          <w:szCs w:val="32"/>
-          <w:cs/>
-        </w:rPr>
-        <w:t xml:space="preserve"> </w:t>
-      </w:r>
-      <w:r>
-        <w:rPr>
-          <w:rFonts w:ascii="TH Sarabun New" w:hAnsi="TH Sarabun New" w:cs="TH Sarabun New"/>
-          <w:sz w:val="32"/>
-          <w:szCs w:val="32"/>
-          <w:cs/>
-        </w:rPr>
-        <w:t>อย่างไรก็ตามแนวทางแก้ปัญหาที่มีอยู่เดิมซึ่งส่วนใหญ่พึ่งพากล้องและอุปกรณ์สวมใส่ต่างประสบปัญหาไม่ด้านใดก็ด้านหนึ่ง คือล่วงล้ำความเป็นส่วนตัว</w:t>
-      </w:r>
-      <w:r>
-        <w:rPr>
-          <w:rFonts w:ascii="TH Sarabun New" w:hAnsi="TH Sarabun New" w:cs="TH Sarabun New"/>
-          <w:sz w:val="32"/>
-          <w:szCs w:val="32"/>
-          <w:cs/>
-        </w:rPr>
-        <w:t xml:space="preserve"> </w:t>
-      </w:r>
-      <w:r>
-        <w:rPr>
-          <w:rFonts w:ascii="TH Sarabun New" w:hAnsi="TH Sarabun New" w:cs="TH Sarabun New"/>
-          <w:sz w:val="32"/>
-          <w:szCs w:val="32"/>
-          <w:cs/>
-        </w:rPr>
-        <w:t>หรือ ไม่สะดวกต่อการใช้งาน</w:t>
-      </w:r>
-      <w:r>
-        <w:rPr>
-          <w:rFonts w:ascii="TH Sarabun New" w:hAnsi="TH Sarabun New" w:cs="TH Sarabun New"/>
-          <w:sz w:val="32"/>
-          <w:szCs w:val="32"/>
-          <w:cs/>
-        </w:rPr>
-        <w:t xml:space="preserve"> </w:t>
-      </w:r>
-      <w:r>
-        <w:rPr>
-          <w:rFonts w:ascii="TH Sarabun New" w:hAnsi="TH Sarabun New" w:cs="TH Sarabun New"/>
-          <w:sz w:val="32"/>
-          <w:szCs w:val="32"/>
-          <w:cs/>
-        </w:rPr>
-        <w:t xml:space="preserve">ด้วยเหตุนี้ </w:t>
-      </w:r>
-      <w:r>
-        <w:rPr>
-          <w:rFonts w:ascii="TH Sarabun New" w:hAnsi="TH Sarabun New" w:cs="TH Sarabun New"/>
-          <w:sz w:val="32"/>
-          <w:szCs w:val="32"/>
-        </w:rPr>
-        <w:t>W</w:t>
-      </w:r>
-      <w:r>
-        <w:rPr>
-          <w:rFonts w:ascii="TH Sarabun New" w:hAnsi="TH Sarabun New" w:cs="TH Sarabun New"/>
-          <w:sz w:val="32"/>
-          <w:szCs w:val="32"/>
-        </w:rPr>
-        <w:t>ireless sensing</w:t>
-      </w:r>
-      <w:r>
-        <w:rPr>
-          <w:rFonts w:ascii="TH Sarabun New" w:hAnsi="TH Sarabun New" w:cs="TH Sarabun New"/>
-          <w:sz w:val="32"/>
-          <w:szCs w:val="32"/>
-        </w:rPr>
-        <w:t xml:space="preserve"> </w:t>
-      </w:r>
-      <w:r>
-        <w:rPr>
-          <w:rFonts w:ascii="TH Sarabun New" w:hAnsi="TH Sarabun New" w:cs="TH Sarabun New"/>
-          <w:sz w:val="32"/>
-          <w:szCs w:val="32"/>
-          <w:cs/>
-        </w:rPr>
-        <w:t xml:space="preserve">จึงกลายเป็นทางเลือกที่มีศักยภาพในการแก้ปัญหาดังกล่าว โดยอาศัยสัญญาณจาก </w:t>
-      </w:r>
-      <w:r>
-        <w:rPr>
-          <w:rFonts w:ascii="TH Sarabun New" w:hAnsi="TH Sarabun New" w:cs="TH Sarabun New"/>
-          <w:sz w:val="32"/>
-          <w:szCs w:val="32"/>
-        </w:rPr>
-        <w:t>LiDAR</w:t>
-      </w:r>
-      <w:r>
-        <w:rPr>
-          <w:rFonts w:ascii="TH Sarabun New" w:hAnsi="TH Sarabun New" w:cs="TH Sarabun New"/>
-          <w:sz w:val="32"/>
-          <w:szCs w:val="32"/>
-        </w:rPr>
-        <w:t xml:space="preserve"> </w:t>
-      </w:r>
-      <w:proofErr w:type="spellStart"/>
-      <w:r>
-        <w:rPr>
-          <w:rFonts w:ascii="TH Sarabun New" w:hAnsi="TH Sarabun New" w:cs="TH Sarabun New"/>
-          <w:sz w:val="32"/>
-          <w:szCs w:val="32"/>
-        </w:rPr>
-        <w:t>mmWave</w:t>
-      </w:r>
-      <w:proofErr w:type="spellEnd"/>
-      <w:r>
-        <w:rPr>
-          <w:rFonts w:ascii="TH Sarabun New" w:hAnsi="TH Sarabun New" w:cs="TH Sarabun New"/>
-          <w:sz w:val="32"/>
-          <w:szCs w:val="32"/>
-        </w:rPr>
-        <w:t xml:space="preserve"> radar</w:t>
-      </w:r>
-      <w:r>
-        <w:rPr>
-          <w:rFonts w:ascii="TH Sarabun New" w:hAnsi="TH Sarabun New" w:cs="TH Sarabun New"/>
-          <w:sz w:val="32"/>
-          <w:szCs w:val="32"/>
-        </w:rPr>
-        <w:t xml:space="preserve"> </w:t>
-      </w:r>
-      <w:r>
-        <w:rPr>
-          <w:rFonts w:ascii="TH Sarabun New" w:hAnsi="TH Sarabun New" w:cs="TH Sarabun New"/>
-          <w:sz w:val="32"/>
-          <w:szCs w:val="32"/>
-          <w:cs/>
-        </w:rPr>
-        <w:t xml:space="preserve">และสัญญาณ </w:t>
-      </w:r>
-      <w:proofErr w:type="spellStart"/>
-      <w:r>
-        <w:rPr>
-          <w:rFonts w:ascii="TH Sarabun New" w:hAnsi="TH Sarabun New" w:cs="TH Sarabun New"/>
-          <w:sz w:val="32"/>
-          <w:szCs w:val="32"/>
-        </w:rPr>
-        <w:t>WiFi</w:t>
-      </w:r>
-      <w:proofErr w:type="spellEnd"/>
-      <w:r>
-        <w:rPr>
-          <w:rFonts w:ascii="TH Sarabun New" w:hAnsi="TH Sarabun New" w:cs="TH Sarabun New"/>
-          <w:sz w:val="32"/>
-          <w:szCs w:val="32"/>
-        </w:rPr>
-        <w:t xml:space="preserve"> </w:t>
-      </w:r>
-      <w:r>
-        <w:rPr>
-          <w:rFonts w:ascii="TH Sarabun New" w:hAnsi="TH Sarabun New" w:cs="TH Sarabun New"/>
-          <w:sz w:val="32"/>
-          <w:szCs w:val="32"/>
-          <w:cs/>
-        </w:rPr>
-        <w:t>เพื่อการ</w:t>
-      </w:r>
-      <w:r>
-        <w:rPr>
-          <w:rFonts w:ascii="TH Sarabun New" w:hAnsi="TH Sarabun New" w:cs="TH Sarabun New"/>
-          <w:sz w:val="32"/>
-          <w:szCs w:val="32"/>
-          <w:cs/>
-        </w:rPr>
-        <w:t>ตรวจจับ</w:t>
-      </w:r>
-      <w:r>
-        <w:rPr>
-          <w:rFonts w:ascii="TH Sarabun New" w:hAnsi="TH Sarabun New" w:cs="TH Sarabun New"/>
-          <w:sz w:val="32"/>
-          <w:szCs w:val="32"/>
-          <w:cs/>
-        </w:rPr>
-        <w:t>มนุษย์แบบไม่ต้องพึ่งพาอุปกรณ์สวมใส่ จากงานวิจัยดังกล่าว ผู้วิจัยจึงได้นำเสนอ</w:t>
-      </w:r>
-      <w:r>
-        <w:rPr>
-          <w:rFonts w:ascii="TH Sarabun New" w:hAnsi="TH Sarabun New" w:cs="TH Sarabun New"/>
-          <w:sz w:val="32"/>
-          <w:szCs w:val="32"/>
-        </w:rPr>
-        <w:t xml:space="preserve"> </w:t>
-      </w:r>
-      <w:r>
-        <w:rPr>
-          <w:rFonts w:ascii="TH Sarabun New" w:hAnsi="TH Sarabun New" w:cs="TH Sarabun New"/>
-          <w:sz w:val="32"/>
-          <w:szCs w:val="32"/>
-        </w:rPr>
-        <w:t>MM-Fi</w:t>
-      </w:r>
-      <w:r>
-        <w:rPr>
-          <w:rFonts w:ascii="TH Sarabun New" w:hAnsi="TH Sarabun New" w:cs="TH Sarabun New"/>
-          <w:sz w:val="32"/>
-          <w:szCs w:val="32"/>
-        </w:rPr>
-        <w:t xml:space="preserve"> </w:t>
-      </w:r>
-      <w:r>
-        <w:rPr>
-          <w:rFonts w:ascii="TH Sarabun New" w:hAnsi="TH Sarabun New" w:cs="TH Sarabun New"/>
-          <w:sz w:val="32"/>
-          <w:szCs w:val="32"/>
-          <w:cs/>
-        </w:rPr>
-        <w:t xml:space="preserve">ซึ่งเป็นชุดข้อมูลมนุษย์ </w:t>
-      </w:r>
-      <w:r>
-        <w:rPr>
-          <w:rFonts w:ascii="TH Sarabun New" w:hAnsi="TH Sarabun New" w:cs="TH Sarabun New"/>
-          <w:sz w:val="32"/>
-          <w:szCs w:val="32"/>
-        </w:rPr>
-        <w:t>4</w:t>
-      </w:r>
-      <w:r>
-        <w:rPr>
-          <w:rFonts w:ascii="TH Sarabun New" w:hAnsi="TH Sarabun New" w:cs="TH Sarabun New"/>
-          <w:sz w:val="32"/>
-          <w:szCs w:val="32"/>
-          <w:cs/>
-        </w:rPr>
-        <w:t xml:space="preserve"> มิติแบบหลายรูปแบบสัญญาณ ที่ไม่รบกวนผู้ใช้งานชุดแรก ครอบคลุมหมวดหมู่กิจกรรม </w:t>
-      </w:r>
-      <w:r>
-        <w:rPr>
-          <w:rFonts w:ascii="TH Sarabun New" w:hAnsi="TH Sarabun New" w:cs="TH Sarabun New"/>
-          <w:sz w:val="32"/>
-          <w:szCs w:val="32"/>
-        </w:rPr>
-        <w:t>27</w:t>
-      </w:r>
-      <w:r>
-        <w:rPr>
-          <w:rFonts w:ascii="TH Sarabun New" w:hAnsi="TH Sarabun New" w:cs="TH Sarabun New"/>
-          <w:sz w:val="32"/>
-          <w:szCs w:val="32"/>
-          <w:cs/>
-        </w:rPr>
-        <w:t xml:space="preserve"> ประเภท ทั้งกิจกรรมประจำวันทั่วไปและกิจกรรมเพื่อการฟื้นฟูสมรรถภาพทางการแพทย์</w:t>
-      </w:r>
-      <w:r>
-        <w:rPr>
-          <w:rFonts w:ascii="TH Sarabun New" w:hAnsi="TH Sarabun New" w:cs="TH Sarabun New"/>
-          <w:sz w:val="32"/>
-          <w:szCs w:val="32"/>
-        </w:rPr>
-        <w:t xml:space="preserve"> </w:t>
-      </w:r>
-      <w:r>
-        <w:rPr>
-          <w:rFonts w:ascii="TH Sarabun New" w:hAnsi="TH Sarabun New" w:cs="TH Sarabun New"/>
-          <w:sz w:val="32"/>
-          <w:szCs w:val="32"/>
-          <w:cs/>
-        </w:rPr>
-        <w:t>โดยมีวัตถุประสงค์เพื่อเชื่อมโยงช่องว่างระหว่างงานวิจัยด้านการรับรู้แบบไร้สายกับงานด้านการรับรู้มนุษย์ในระดับสูง</w:t>
-      </w:r>
-      <w:r>
-        <w:rPr>
-          <w:rFonts w:ascii="TH Sarabun New" w:hAnsi="TH Sarabun New" w:cs="TH Sarabun New"/>
-          <w:sz w:val="32"/>
-          <w:szCs w:val="32"/>
-          <w:cs/>
-        </w:rPr>
-        <w:t xml:space="preserve"> </w:t>
-      </w:r>
-      <w:r>
-        <w:rPr>
-          <w:rFonts w:ascii="TH Sarabun New" w:hAnsi="TH Sarabun New" w:cs="TH Sarabun New"/>
-          <w:sz w:val="32"/>
-          <w:szCs w:val="32"/>
-          <w:cs/>
-        </w:rPr>
-        <w:t xml:space="preserve">ชุดข้อมูล </w:t>
-      </w:r>
-      <w:r>
-        <w:rPr>
-          <w:rFonts w:ascii="TH Sarabun New" w:hAnsi="TH Sarabun New" w:cs="TH Sarabun New"/>
-          <w:sz w:val="32"/>
-          <w:szCs w:val="32"/>
-        </w:rPr>
-        <w:t xml:space="preserve">MM-Fi </w:t>
-      </w:r>
-      <w:r>
-        <w:rPr>
-          <w:rFonts w:ascii="TH Sarabun New" w:hAnsi="TH Sarabun New" w:cs="TH Sarabun New"/>
-          <w:sz w:val="32"/>
-          <w:szCs w:val="32"/>
-          <w:cs/>
-        </w:rPr>
-        <w:t>ประกอบด้วยเฟรมข้อมูลที่ผ่านการซิงโครไนซ์</w:t>
-      </w:r>
-      <w:r>
-        <w:rPr>
-          <w:rFonts w:ascii="TH Sarabun New" w:hAnsi="TH Sarabun New" w:cs="TH Sarabun New"/>
-          <w:sz w:val="32"/>
-          <w:szCs w:val="32"/>
-        </w:rPr>
-        <w:t xml:space="preserve"> </w:t>
-      </w:r>
-      <w:r>
-        <w:rPr>
-          <w:rFonts w:ascii="TH Sarabun New" w:hAnsi="TH Sarabun New" w:cs="TH Sarabun New"/>
-          <w:sz w:val="32"/>
-          <w:szCs w:val="32"/>
-          <w:cs/>
-        </w:rPr>
-        <w:t xml:space="preserve">มากกว่า </w:t>
-      </w:r>
-      <w:r>
-        <w:rPr>
-          <w:rFonts w:ascii="TH Sarabun New" w:hAnsi="TH Sarabun New" w:cs="TH Sarabun New"/>
-          <w:sz w:val="32"/>
-          <w:szCs w:val="32"/>
-        </w:rPr>
-        <w:t>320,000</w:t>
-      </w:r>
-      <w:r>
-        <w:rPr>
-          <w:rFonts w:ascii="TH Sarabun New" w:hAnsi="TH Sarabun New" w:cs="TH Sarabun New"/>
-          <w:sz w:val="32"/>
-          <w:szCs w:val="32"/>
-          <w:cs/>
-        </w:rPr>
-        <w:t xml:space="preserve"> เฟรม จากรูปแบบสัญญาณทั้ง </w:t>
-      </w:r>
-      <w:r>
-        <w:rPr>
-          <w:rFonts w:ascii="TH Sarabun New" w:hAnsi="TH Sarabun New" w:cs="TH Sarabun New"/>
-          <w:sz w:val="32"/>
-          <w:szCs w:val="32"/>
-        </w:rPr>
-        <w:t>5</w:t>
-      </w:r>
-      <w:r>
-        <w:rPr>
-          <w:rFonts w:ascii="TH Sarabun New" w:hAnsi="TH Sarabun New" w:cs="TH Sarabun New"/>
-          <w:sz w:val="32"/>
-          <w:szCs w:val="32"/>
-          <w:cs/>
-        </w:rPr>
-        <w:t xml:space="preserve"> ประเภท ซึ่งเก็บรวบรวมจากอาสาสมัครมนุษย์จำนวน </w:t>
-      </w:r>
-      <w:r>
-        <w:rPr>
-          <w:rFonts w:ascii="TH Sarabun New" w:hAnsi="TH Sarabun New" w:cs="TH Sarabun New"/>
-          <w:sz w:val="32"/>
-          <w:szCs w:val="32"/>
-        </w:rPr>
-        <w:t>40</w:t>
-      </w:r>
-      <w:r>
-        <w:rPr>
-          <w:rFonts w:ascii="TH Sarabun New" w:hAnsi="TH Sarabun New" w:cs="TH Sarabun New"/>
-          <w:sz w:val="32"/>
-          <w:szCs w:val="32"/>
-          <w:cs/>
-        </w:rPr>
-        <w:t xml:space="preserve"> คน พร้อมทั้งมีการจัดเตรียมป้ายกำกับข้อมูล</w:t>
-      </w:r>
-      <w:r>
-        <w:rPr>
-          <w:rFonts w:ascii="TH Sarabun New" w:hAnsi="TH Sarabun New" w:cs="TH Sarabun New"/>
-          <w:sz w:val="32"/>
-          <w:szCs w:val="32"/>
-        </w:rPr>
-        <w:t xml:space="preserve"> </w:t>
-      </w:r>
-      <w:r>
-        <w:rPr>
-          <w:rFonts w:ascii="TH Sarabun New" w:hAnsi="TH Sarabun New" w:cs="TH Sarabun New"/>
-          <w:sz w:val="32"/>
-          <w:szCs w:val="32"/>
-          <w:cs/>
-        </w:rPr>
-        <w:t xml:space="preserve">หลากหลายรูปแบบ </w:t>
-      </w:r>
-      <w:r>
-        <w:rPr>
-          <w:rFonts w:ascii="TH Sarabun New" w:hAnsi="TH Sarabun New" w:cs="TH Sarabun New"/>
-          <w:sz w:val="32"/>
-          <w:szCs w:val="32"/>
-          <w:cs/>
-        </w:rPr>
-        <w:t xml:space="preserve">           </w:t>
-      </w:r>
-      <w:r>
-        <w:rPr>
-          <w:rFonts w:ascii="TH Sarabun New" w:hAnsi="TH Sarabun New" w:cs="TH Sarabun New"/>
-          <w:sz w:val="32"/>
-          <w:szCs w:val="32"/>
-          <w:cs/>
-        </w:rPr>
-        <w:t>เพื่อรองรับงานด้านการรับรู้ที่เป็นไปได้ในอนาคต เช่น</w:t>
-      </w:r>
-      <w:r>
-        <w:rPr>
-          <w:rFonts w:ascii="TH Sarabun New" w:hAnsi="TH Sarabun New" w:cs="TH Sarabun New"/>
-          <w:sz w:val="32"/>
-          <w:szCs w:val="32"/>
-          <w:cs/>
-        </w:rPr>
-        <w:t xml:space="preserve"> </w:t>
-      </w:r>
-      <w:r>
-        <w:rPr>
-          <w:rFonts w:ascii="TH Sarabun New" w:hAnsi="TH Sarabun New" w:cs="TH Sarabun New"/>
-          <w:sz w:val="32"/>
-          <w:szCs w:val="32"/>
-        </w:rPr>
-        <w:t>Human pose estimation</w:t>
-      </w:r>
-      <w:r>
-        <w:rPr>
-          <w:rFonts w:ascii="TH Sarabun New" w:hAnsi="TH Sarabun New" w:cs="TH Sarabun New"/>
-          <w:sz w:val="32"/>
-          <w:szCs w:val="32"/>
-          <w:cs/>
-        </w:rPr>
-        <w:t xml:space="preserve"> </w:t>
-      </w:r>
-      <w:r>
-        <w:rPr>
-          <w:rFonts w:ascii="TH Sarabun New" w:hAnsi="TH Sarabun New" w:cs="TH Sarabun New"/>
-          <w:sz w:val="32"/>
-          <w:szCs w:val="32"/>
-          <w:cs/>
-        </w:rPr>
-        <w:t xml:space="preserve">และ </w:t>
-      </w:r>
-      <w:r>
-        <w:rPr>
-          <w:rFonts w:ascii="TH Sarabun New" w:hAnsi="TH Sarabun New" w:cs="TH Sarabun New"/>
-          <w:sz w:val="32"/>
-          <w:szCs w:val="32"/>
-        </w:rPr>
-        <w:t>Action recognition</w:t>
-      </w:r>
-      <w:r>
-        <w:rPr>
-          <w:rFonts w:ascii="TH Sarabun New" w:hAnsi="TH Sarabun New" w:cs="TH Sarabun New"/>
-          <w:sz w:val="32"/>
-          <w:szCs w:val="32"/>
-        </w:rPr>
-        <w:t xml:space="preserve"> </w:t>
-      </w:r>
-      <w:r>
-        <w:rPr>
-          <w:rFonts w:ascii="TH Sarabun New" w:hAnsi="TH Sarabun New" w:cs="TH Sarabun New"/>
-          <w:sz w:val="32"/>
-          <w:szCs w:val="32"/>
-          <w:cs/>
-        </w:rPr>
-        <w:t>นอกจากนี้ ผู้วิจัยยังได้ดำเนินการทดลองอย่างละเอียดเพื่อเปรียบเทียบศักยภาพในการ</w:t>
-      </w:r>
-      <w:r>
-        <w:rPr>
-          <w:rFonts w:ascii="TH Sarabun New" w:hAnsi="TH Sarabun New" w:cs="TH Sarabun New"/>
-          <w:sz w:val="32"/>
-          <w:szCs w:val="32"/>
-          <w:cs/>
-        </w:rPr>
-        <w:t>ตรวจจับ</w:t>
-      </w:r>
-      <w:r>
-        <w:rPr>
-          <w:rFonts w:ascii="TH Sarabun New" w:hAnsi="TH Sarabun New" w:cs="TH Sarabun New"/>
-          <w:sz w:val="32"/>
-          <w:szCs w:val="32"/>
-        </w:rPr>
-        <w:t xml:space="preserve"> </w:t>
-      </w:r>
-      <w:r>
-        <w:rPr>
-          <w:rFonts w:ascii="TH Sarabun New" w:hAnsi="TH Sarabun New" w:cs="TH Sarabun New"/>
-          <w:sz w:val="32"/>
-          <w:szCs w:val="32"/>
-          <w:cs/>
-        </w:rPr>
-        <w:t>ของสัญญาณแต่ละประเภทหรือหลายประเภทร่วมกัน ในแง่มุมของงานที่หลากหลาย</w:t>
+        </w:rPr>
+        <w:t xml:space="preserve">80.5% </w:t>
+      </w:r>
+      <w:r>
+        <w:rPr>
+          <w:rFonts w:ascii="TH Sarabun New" w:hAnsi="TH Sarabun New" w:cs="TH Sarabun New"/>
+          <w:sz w:val="32"/>
+          <w:szCs w:val="32"/>
+          <w:cs/>
+        </w:rPr>
+        <w:t xml:space="preserve">ซึ่งเป็นความแม่นยำสูงสุดเมื่อเทียบกับวิธีการอื่นทั้งหมด เนื่องจากโมเดล </w:t>
+      </w:r>
+      <w:r>
+        <w:rPr>
+          <w:rFonts w:ascii="TH Sarabun New" w:hAnsi="TH Sarabun New" w:cs="TH Sarabun New"/>
+          <w:sz w:val="32"/>
+          <w:szCs w:val="32"/>
+        </w:rPr>
+        <w:t xml:space="preserve">ANN </w:t>
+      </w:r>
+      <w:r>
+        <w:rPr>
+          <w:rFonts w:ascii="TH Sarabun New" w:hAnsi="TH Sarabun New" w:cs="TH Sarabun New"/>
+          <w:sz w:val="32"/>
+          <w:szCs w:val="32"/>
+          <w:cs/>
+        </w:rPr>
+        <w:t>มีความเหมาะสมอย่างยิ่งกับการประยุกต์ใช้งานกับข้อมูลที่มีค่าสหสัมพันธ์ต่ำ</w:t>
       </w:r>
     </w:p>
     <w:p>
@@ -22694,6 +23016,91 @@
           <w:szCs w:val="32"/>
         </w:rPr>
       </w:pPr>
+      <w:r>
+        <w:rPr>
+          <w:rFonts w:ascii="TH Sarabun New" w:hAnsi="TH Sarabun New" w:cs="TH Sarabun New"/>
+          <w:sz w:val="32"/>
+          <w:szCs w:val="32"/>
+        </w:rPr>
+        <w:tab/>
+        <w:t>2.</w:t>
+      </w:r>
+      <w:r>
+        <w:rPr>
+          <w:rFonts w:ascii="TH Sarabun New" w:hAnsi="TH Sarabun New" w:cs="TH Sarabun New"/>
+          <w:sz w:val="32"/>
+          <w:szCs w:val="32"/>
+        </w:rPr>
+        <w:t>6</w:t>
+      </w:r>
+      <w:r>
+        <w:rPr>
+          <w:rFonts w:ascii="TH Sarabun New" w:hAnsi="TH Sarabun New" w:cs="TH Sarabun New"/>
+          <w:sz w:val="32"/>
+          <w:szCs w:val="32"/>
+        </w:rPr>
+        <w:t>.</w:t>
+      </w:r>
+      <w:r>
+        <w:rPr>
+          <w:rFonts w:ascii="TH Sarabun New" w:hAnsi="TH Sarabun New" w:cs="TH Sarabun New"/>
+          <w:sz w:val="32"/>
+          <w:szCs w:val="32"/>
+        </w:rPr>
+        <w:t>6</w:t>
+      </w:r>
+      <w:r>
+        <w:rPr>
+          <w:rFonts w:ascii="TH Sarabun New" w:hAnsi="TH Sarabun New" w:cs="TH Sarabun New"/>
+          <w:sz w:val="32"/>
+          <w:szCs w:val="32"/>
+        </w:rPr>
+        <w:t xml:space="preserve"> </w:t>
+      </w:r>
+      <w:r>
+        <w:rPr>
+          <w:rFonts w:ascii="TH Sarabun New" w:hAnsi="TH Sarabun New" w:cs="TH Sarabun New"/>
+          <w:sz w:val="32"/>
+          <w:szCs w:val="32"/>
+          <w:cs/>
+        </w:rPr>
+        <w:t xml:space="preserve">ระบบตรวจจับท่าทางอันตรายด้วย </w:t>
+      </w:r>
+      <w:proofErr w:type="spellStart"/>
+      <w:r>
+        <w:rPr>
+          <w:rFonts w:ascii="TH Sarabun New" w:hAnsi="TH Sarabun New" w:cs="TH Sarabun New"/>
+          <w:sz w:val="32"/>
+          <w:szCs w:val="32"/>
+        </w:rPr>
+        <w:t>WiFi</w:t>
+      </w:r>
+      <w:proofErr w:type="spellEnd"/>
+      <w:r>
+        <w:rPr>
+          <w:rFonts w:ascii="TH Sarabun New" w:hAnsi="TH Sarabun New" w:cs="TH Sarabun New"/>
+          <w:sz w:val="32"/>
+          <w:szCs w:val="32"/>
+        </w:rPr>
+        <w:t xml:space="preserve"> </w:t>
+      </w:r>
+      <w:r>
+        <w:rPr>
+          <w:rFonts w:ascii="TH Sarabun New" w:hAnsi="TH Sarabun New" w:cs="TH Sarabun New"/>
+          <w:sz w:val="32"/>
+          <w:szCs w:val="32"/>
+          <w:cs/>
+        </w:rPr>
+        <w:t>เชิงพาณิชย์สำหรับการเฝ้าระวังในห้องน้ำ (</w:t>
+      </w:r>
+      <w:r>
+        <w:rPr>
+          <w:rFonts w:ascii="TH Sarabun New" w:hAnsi="TH Sarabun New" w:cs="TH Sarabun New"/>
+          <w:sz w:val="32"/>
+          <w:szCs w:val="32"/>
+        </w:rPr>
+        <w:t>Danger-Pose Detection System Using Commodity Wi-Fi for Bathroom Monitoring)</w:t>
+      </w:r>
     </w:p>
     <w:p>
       <w:pPr>
@@ -22718,878 +23125,276 @@
           <w:sz w:val="32"/>
           <w:szCs w:val="32"/>
         </w:rPr>
+        <w:tab/>
+      </w:r>
+      <w:proofErr w:type="spellStart"/>
+      <w:r>
+        <w:rPr>
+          <w:rFonts w:ascii="TH Sarabun New" w:hAnsi="TH Sarabun New" w:cs="TH Sarabun New"/>
+          <w:sz w:val="32"/>
+          <w:szCs w:val="32"/>
+        </w:rPr>
+        <w:t>Zizheng</w:t>
+      </w:r>
+      <w:proofErr w:type="spellEnd"/>
+      <w:r>
+        <w:rPr>
+          <w:rFonts w:ascii="TH Sarabun New" w:hAnsi="TH Sarabun New" w:cs="TH Sarabun New"/>
+          <w:sz w:val="32"/>
+          <w:szCs w:val="32"/>
+        </w:rPr>
+        <w:t xml:space="preserve"> Zhang </w:t>
+      </w:r>
+      <w:r>
+        <w:rPr>
+          <w:rFonts w:ascii="TH Sarabun New" w:hAnsi="TH Sarabun New" w:cs="TH Sarabun New"/>
+          <w:sz w:val="32"/>
+          <w:szCs w:val="32"/>
+          <w:cs/>
+        </w:rPr>
+        <w:t>และคณะ (</w:t>
+      </w:r>
+      <w:r>
+        <w:rPr>
+          <w:rFonts w:ascii="TH Sarabun New" w:hAnsi="TH Sarabun New" w:cs="TH Sarabun New"/>
+          <w:sz w:val="32"/>
+          <w:szCs w:val="32"/>
+        </w:rPr>
+        <w:t xml:space="preserve">2562) </w:t>
+      </w:r>
+      <w:r>
+        <w:rPr>
+          <w:rFonts w:ascii="TH Sarabun New" w:hAnsi="TH Sarabun New" w:cs="TH Sarabun New"/>
+          <w:sz w:val="32"/>
+          <w:szCs w:val="32"/>
+          <w:cs/>
+        </w:rPr>
+        <w:t>ระบุว่าห้องน้ำเป็นพื้นที่ที่มีความน่าจะเป็นในการเกิดอุบัติเหตุสูงกว่าห้องอื่น ๆ ภายในบ้าน เนื่องจากพื้นลื่นและการเปลี่ยนแปลงของอุณหภูมิ อย่างไรก็ตาม ด้วยเหตุผลด้านความเป็นส่วนตัวสูงและความชื้นภายในห้องน้ำ ทำให้เกิดความยากลำบากในการเฝ้าระวังภายในห้องน้ำด้วยวิธีการด้านสุขภาพแบบดั้งเดิมที่อาศัยกล้องและเซนเซอร์สวมใส่ ด้วยเหตุนี้ ผู้วิจัยจึงได้นำเสนอระบบตรวจจับท่าทางอันตราย (</w:t>
+      </w:r>
+      <w:r>
+        <w:rPr>
+          <w:rFonts w:ascii="TH Sarabun New" w:hAnsi="TH Sarabun New" w:cs="TH Sarabun New"/>
+          <w:sz w:val="32"/>
+          <w:szCs w:val="32"/>
+        </w:rPr>
+        <w:t xml:space="preserve">Danger-pose detection system) </w:t>
+      </w:r>
+      <w:r>
+        <w:rPr>
+          <w:rFonts w:ascii="TH Sarabun New" w:hAnsi="TH Sarabun New" w:cs="TH Sarabun New"/>
+          <w:sz w:val="32"/>
+          <w:szCs w:val="32"/>
+          <w:cs/>
+        </w:rPr>
+        <w:t xml:space="preserve">โดยใช้อุปกรณ์ </w:t>
+      </w:r>
+      <w:proofErr w:type="spellStart"/>
+      <w:r>
+        <w:rPr>
+          <w:rFonts w:ascii="TH Sarabun New" w:hAnsi="TH Sarabun New" w:cs="TH Sarabun New"/>
+          <w:sz w:val="32"/>
+          <w:szCs w:val="32"/>
+        </w:rPr>
+        <w:t>WiFi</w:t>
+      </w:r>
+      <w:proofErr w:type="spellEnd"/>
+      <w:r>
+        <w:rPr>
+          <w:rFonts w:ascii="TH Sarabun New" w:hAnsi="TH Sarabun New" w:cs="TH Sarabun New"/>
+          <w:sz w:val="32"/>
+          <w:szCs w:val="32"/>
+        </w:rPr>
+        <w:t xml:space="preserve"> </w:t>
+      </w:r>
+      <w:r>
+        <w:rPr>
+          <w:rFonts w:ascii="TH Sarabun New" w:hAnsi="TH Sarabun New" w:cs="TH Sarabun New"/>
+          <w:sz w:val="32"/>
+          <w:szCs w:val="32"/>
+          <w:cs/>
+        </w:rPr>
+        <w:t>เชิงพาณิชย์ (</w:t>
+      </w:r>
+      <w:r>
+        <w:rPr>
+          <w:rFonts w:ascii="TH Sarabun New" w:hAnsi="TH Sarabun New" w:cs="TH Sarabun New"/>
+          <w:sz w:val="32"/>
+          <w:szCs w:val="32"/>
+        </w:rPr>
+        <w:t xml:space="preserve">Commodity </w:t>
+      </w:r>
+      <w:proofErr w:type="spellStart"/>
+      <w:r>
+        <w:rPr>
+          <w:rFonts w:ascii="TH Sarabun New" w:hAnsi="TH Sarabun New" w:cs="TH Sarabun New"/>
+          <w:sz w:val="32"/>
+          <w:szCs w:val="32"/>
+        </w:rPr>
+        <w:t>WiFi</w:t>
+      </w:r>
+      <w:proofErr w:type="spellEnd"/>
+      <w:r>
+        <w:rPr>
+          <w:rFonts w:ascii="TH Sarabun New" w:hAnsi="TH Sarabun New" w:cs="TH Sarabun New"/>
+          <w:sz w:val="32"/>
+          <w:szCs w:val="32"/>
+        </w:rPr>
+        <w:t xml:space="preserve"> devices) </w:t>
+      </w:r>
+      <w:r>
+        <w:rPr>
+          <w:rFonts w:ascii="TH Sarabun New" w:hAnsi="TH Sarabun New" w:cs="TH Sarabun New"/>
+          <w:sz w:val="32"/>
+          <w:szCs w:val="32"/>
+          <w:cs/>
+        </w:rPr>
+        <w:t>ซึ่งสามารถนำไปประยุกต์ใช้กับการเฝ้าระวังในห้องน้ำได้ โดยยังคงรักษาความเป็นส่วนตัวของผู้ใช้งานไว้</w:t>
+      </w:r>
+      <w:r>
+        <w:rPr>
+          <w:rFonts w:ascii="TH Sarabun New" w:hAnsi="TH Sarabun New" w:cs="TH Sarabun New"/>
+          <w:sz w:val="32"/>
+          <w:szCs w:val="32"/>
+        </w:rPr>
+        <w:t xml:space="preserve"> </w:t>
+      </w:r>
+      <w:r>
+        <w:rPr>
+          <w:rFonts w:ascii="TH Sarabun New" w:hAnsi="TH Sarabun New" w:cs="TH Sarabun New"/>
+          <w:sz w:val="32"/>
+          <w:szCs w:val="32"/>
+          <w:cs/>
+        </w:rPr>
+        <w:t>ผู้วิจัยชี้ให้เห็นว่าวิธีการตรวจจับด้วย</w:t>
+      </w:r>
+      <w:r>
+        <w:rPr>
+          <w:rFonts w:ascii="TH Sarabun New" w:hAnsi="TH Sarabun New" w:cs="TH Sarabun New"/>
+          <w:sz w:val="32"/>
+          <w:szCs w:val="32"/>
+        </w:rPr>
+        <w:t xml:space="preserve"> </w:t>
+      </w:r>
+      <w:r>
+        <w:rPr>
+          <w:rFonts w:ascii="TH Sarabun New" w:hAnsi="TH Sarabun New" w:cs="TH Sarabun New"/>
+          <w:sz w:val="32"/>
+          <w:szCs w:val="32"/>
+        </w:rPr>
+        <w:t>Machine Learning</w:t>
+      </w:r>
+      <w:r>
+        <w:rPr>
+          <w:rFonts w:ascii="TH Sarabun New" w:hAnsi="TH Sarabun New" w:cs="TH Sarabun New"/>
+          <w:sz w:val="32"/>
+          <w:szCs w:val="32"/>
+        </w:rPr>
+        <w:t xml:space="preserve"> </w:t>
+      </w:r>
+      <w:r>
+        <w:rPr>
+          <w:rFonts w:ascii="TH Sarabun New" w:hAnsi="TH Sarabun New" w:cs="TH Sarabun New"/>
+          <w:sz w:val="32"/>
+          <w:szCs w:val="32"/>
+          <w:cs/>
+        </w:rPr>
+        <w:t>มักต้องอาศัยข้อมูลที่เก็บรวบรวมจากสถานการณ์เป้าหมายโดยตรง ซึ่งเป็นเรื่องยากอย่างยิ่งสำหรับการตรวจจับสถานการณ์อันตราย เนื่องจากไม่สามารถจำลองหรือเก็บข้อมูลจริงในสภาวะอันตรายได้อย่างปลอดภัย ด้วยเหตุนี้ ผู้วิจัยจึงได้ประยุกต์ใช้วิธีการตรวจจับความผิดปกติ</w:t>
+      </w:r>
+      <w:r>
+        <w:rPr>
+          <w:rFonts w:ascii="TH Sarabun New" w:hAnsi="TH Sarabun New" w:cs="TH Sarabun New"/>
+          <w:sz w:val="32"/>
+          <w:szCs w:val="32"/>
+        </w:rPr>
+        <w:t xml:space="preserve"> </w:t>
+      </w:r>
+      <w:r>
+        <w:rPr>
+          <w:rFonts w:ascii="TH Sarabun New" w:hAnsi="TH Sarabun New" w:cs="TH Sarabun New"/>
+          <w:sz w:val="32"/>
+          <w:szCs w:val="32"/>
+          <w:cs/>
+        </w:rPr>
+        <w:t>บนพื้นฐานของการเรียนรู้ของเครื่อง ซึ่งต้องการข้อมูลในสภาวะผิดปกติเพียงจำนวนน้อย อันเป็นการลดปริมาณข้อมูลฝึกสอนที่ต้องเก็บรวบรวมจากสถานการณ์อันตรายให้เหลือน้อยที่สุด</w:t>
+      </w:r>
+      <w:r>
+        <w:rPr>
+          <w:rFonts w:ascii="TH Sarabun New" w:hAnsi="TH Sarabun New" w:cs="TH Sarabun New"/>
+          <w:sz w:val="32"/>
+          <w:szCs w:val="32"/>
+        </w:rPr>
+        <w:t xml:space="preserve"> </w:t>
+      </w:r>
+      <w:r>
+        <w:rPr>
+          <w:rFonts w:ascii="TH Sarabun New" w:hAnsi="TH Sarabun New" w:cs="TH Sarabun New"/>
+          <w:sz w:val="32"/>
+          <w:szCs w:val="32"/>
+          <w:cs/>
+        </w:rPr>
+        <w:t>ในด้านกระบวนการทางเทคนิค ผู้วิจัยเริ่มต้นด้วยการสกัดค่าแอมพลิจูดและการเลื่อนเฟส (</w:t>
+      </w:r>
+      <w:r>
+        <w:rPr>
+          <w:rFonts w:ascii="TH Sarabun New" w:hAnsi="TH Sarabun New" w:cs="TH Sarabun New"/>
+          <w:sz w:val="32"/>
+          <w:szCs w:val="32"/>
+        </w:rPr>
+        <w:t xml:space="preserve">Phase shift) </w:t>
+      </w:r>
+      <w:r>
+        <w:rPr>
+          <w:rFonts w:ascii="TH Sarabun New" w:hAnsi="TH Sarabun New" w:cs="TH Sarabun New"/>
+          <w:sz w:val="32"/>
+          <w:szCs w:val="32"/>
+          <w:cs/>
+        </w:rPr>
+        <w:t xml:space="preserve">จากค่าสภาวะช่องสัญญาณ </w:t>
+      </w:r>
+      <w:proofErr w:type="spellStart"/>
+      <w:r>
+        <w:rPr>
+          <w:rFonts w:ascii="TH Sarabun New" w:hAnsi="TH Sarabun New" w:cs="TH Sarabun New"/>
+          <w:sz w:val="32"/>
+          <w:szCs w:val="32"/>
+        </w:rPr>
+        <w:t>WiFi</w:t>
+      </w:r>
+      <w:proofErr w:type="spellEnd"/>
+      <w:r>
+        <w:rPr>
+          <w:rFonts w:ascii="TH Sarabun New" w:hAnsi="TH Sarabun New" w:cs="TH Sarabun New"/>
+          <w:sz w:val="32"/>
+          <w:szCs w:val="32"/>
+        </w:rPr>
+        <w:t xml:space="preserve"> CSI</w:t>
+      </w:r>
+      <w:r>
+        <w:rPr>
+          <w:rFonts w:ascii="TH Sarabun New" w:hAnsi="TH Sarabun New" w:cs="TH Sarabun New"/>
+          <w:sz w:val="32"/>
+          <w:szCs w:val="32"/>
+        </w:rPr>
+        <w:t xml:space="preserve"> </w:t>
+      </w:r>
+      <w:r>
+        <w:rPr>
+          <w:rFonts w:ascii="TH Sarabun New" w:hAnsi="TH Sarabun New" w:cs="TH Sarabun New"/>
+          <w:sz w:val="32"/>
+          <w:szCs w:val="32"/>
+          <w:cs/>
+        </w:rPr>
+        <w:t>เพื่อสกัดองค์ประกอบ</w:t>
+      </w:r>
+      <w:r>
+        <w:rPr>
+          <w:rFonts w:ascii="TH Sarabun New" w:hAnsi="TH Sarabun New" w:cs="TH Sarabun New"/>
+          <w:sz w:val="32"/>
+          <w:szCs w:val="32"/>
+          <w:cs/>
+        </w:rPr>
         <w:lastRenderedPageBreak/>
-        <w:tab/>
-        <w:t>2.</w:t>
-      </w:r>
-      <w:r>
-        <w:rPr>
-          <w:rFonts w:ascii="TH Sarabun New" w:hAnsi="TH Sarabun New" w:cs="TH Sarabun New"/>
-          <w:sz w:val="32"/>
-          <w:szCs w:val="32"/>
-        </w:rPr>
-        <w:t>6</w:t>
-      </w:r>
-      <w:r>
-        <w:rPr>
-          <w:rFonts w:ascii="TH Sarabun New" w:hAnsi="TH Sarabun New" w:cs="TH Sarabun New"/>
-          <w:sz w:val="32"/>
-          <w:szCs w:val="32"/>
-        </w:rPr>
-        <w:t>.</w:t>
-      </w:r>
-      <w:r>
-        <w:rPr>
-          <w:rFonts w:ascii="TH Sarabun New" w:hAnsi="TH Sarabun New" w:cs="TH Sarabun New"/>
-          <w:sz w:val="32"/>
-          <w:szCs w:val="32"/>
-        </w:rPr>
-        <w:t>5</w:t>
-      </w:r>
-      <w:r>
-        <w:rPr>
-          <w:rFonts w:ascii="TH Sarabun New" w:hAnsi="TH Sarabun New" w:cs="TH Sarabun New"/>
-          <w:sz w:val="32"/>
-          <w:szCs w:val="32"/>
-        </w:rPr>
-        <w:t xml:space="preserve"> </w:t>
-      </w:r>
-      <w:r>
-        <w:rPr>
-          <w:rFonts w:ascii="TH Sarabun New" w:hAnsi="TH Sarabun New" w:cs="TH Sarabun New"/>
-          <w:sz w:val="32"/>
-          <w:szCs w:val="32"/>
-          <w:cs/>
-        </w:rPr>
-        <w:t>การปรับปรุงระบบระบุตำแหน่งภายในอาคารด้วยเทคนิคการเรียนรู้ของเครื่อง (</w:t>
-      </w:r>
-      <w:r>
-        <w:rPr>
-          <w:rFonts w:ascii="TH Sarabun New" w:hAnsi="TH Sarabun New" w:cs="TH Sarabun New"/>
-          <w:sz w:val="32"/>
-          <w:szCs w:val="32"/>
-        </w:rPr>
-        <w:t>Improving Indoor Positioning System using Machine Learning Techniques)</w:t>
-      </w:r>
-    </w:p>
-    <w:p>
-      <w:pPr>
-        <w:tabs>
-          <w:tab w:val="left" w:pos="567"/>
-          <w:tab w:val="left" w:pos="851"/>
-          <w:tab w:val="left" w:pos="1134"/>
-          <w:tab w:val="left" w:pos="1418"/>
-          <w:tab w:val="left" w:pos="1701"/>
-        </w:tabs>
-        <w:spacing w:after="0" w:line="240" w:lineRule="auto"/>
-        <w:jc w:val="thaiDistribute"/>
-        <w:rPr>
-          <w:rFonts w:ascii="TH Sarabun New" w:hAnsi="TH Sarabun New" w:cs="TH Sarabun New"/>
-          <w:sz w:val="32"/>
-          <w:szCs w:val="32"/>
-        </w:rPr>
-      </w:pPr>
-      <w:r>
-        <w:rPr>
-          <w:rFonts w:ascii="TH Sarabun New" w:hAnsi="TH Sarabun New" w:cs="TH Sarabun New"/>
-          <w:sz w:val="32"/>
-          <w:szCs w:val="32"/>
-        </w:rPr>
-        <w:tab/>
-      </w:r>
-      <w:r>
-        <w:rPr>
-          <w:rFonts w:ascii="TH Sarabun New" w:hAnsi="TH Sarabun New" w:cs="TH Sarabun New"/>
-          <w:sz w:val="32"/>
-          <w:szCs w:val="32"/>
-          <w:cs/>
-        </w:rPr>
-        <w:t>นายธนภูมิ อังอำนวยศิริ และคณะ (</w:t>
-      </w:r>
-      <w:r>
-        <w:rPr>
-          <w:rFonts w:ascii="TH Sarabun New" w:hAnsi="TH Sarabun New" w:cs="TH Sarabun New"/>
-          <w:sz w:val="32"/>
-          <w:szCs w:val="32"/>
-        </w:rPr>
-        <w:t xml:space="preserve">2566) </w:t>
-      </w:r>
-      <w:r>
-        <w:rPr>
-          <w:rFonts w:ascii="TH Sarabun New" w:hAnsi="TH Sarabun New" w:cs="TH Sarabun New"/>
-          <w:sz w:val="32"/>
-          <w:szCs w:val="32"/>
-          <w:cs/>
-        </w:rPr>
-        <w:t xml:space="preserve">ได้นำเสนองานวิจัยที่มุ่งศึกษาการประมาณค่าพิกัดตำแหน่งของมนุษย์ภายในอาคาร โดยใช้เทคโนโลยี </w:t>
-      </w:r>
-      <w:r>
-        <w:rPr>
-          <w:rFonts w:ascii="TH Sarabun New" w:hAnsi="TH Sarabun New" w:cs="TH Sarabun New"/>
-          <w:sz w:val="32"/>
-          <w:szCs w:val="32"/>
-        </w:rPr>
-        <w:t xml:space="preserve">CSI </w:t>
-      </w:r>
-      <w:r>
-        <w:rPr>
-          <w:rFonts w:ascii="TH Sarabun New" w:hAnsi="TH Sarabun New" w:cs="TH Sarabun New"/>
-          <w:sz w:val="32"/>
-          <w:szCs w:val="32"/>
-          <w:cs/>
-        </w:rPr>
-        <w:t xml:space="preserve">พร้อมทั้งพัฒนาความแม่นยำของการประมาณค่าดังกล่าวผ่าน </w:t>
-      </w:r>
-      <w:r>
-        <w:rPr>
-          <w:rFonts w:ascii="TH Sarabun New" w:hAnsi="TH Sarabun New" w:cs="TH Sarabun New"/>
-          <w:sz w:val="32"/>
-          <w:szCs w:val="32"/>
-        </w:rPr>
-        <w:t>Machine Learning</w:t>
-      </w:r>
-      <w:r>
-        <w:rPr>
-          <w:rFonts w:ascii="TH Sarabun New" w:hAnsi="TH Sarabun New" w:cs="TH Sarabun New"/>
-          <w:sz w:val="32"/>
-          <w:szCs w:val="32"/>
-          <w:cs/>
-        </w:rPr>
-        <w:t xml:space="preserve"> </w:t>
-      </w:r>
-      <w:r>
-        <w:rPr>
-          <w:rFonts w:ascii="TH Sarabun New" w:hAnsi="TH Sarabun New" w:cs="TH Sarabun New"/>
-          <w:sz w:val="32"/>
-          <w:szCs w:val="32"/>
-          <w:cs/>
-        </w:rPr>
-        <w:t xml:space="preserve">โดยผู้วิจัยระบุว่าเทคโนโลยี </w:t>
-      </w:r>
-      <w:r>
-        <w:rPr>
-          <w:rFonts w:ascii="TH Sarabun New" w:hAnsi="TH Sarabun New" w:cs="TH Sarabun New"/>
-          <w:sz w:val="32"/>
-          <w:szCs w:val="32"/>
-        </w:rPr>
-        <w:t xml:space="preserve">CSI </w:t>
-      </w:r>
-      <w:r>
-        <w:rPr>
-          <w:rFonts w:ascii="TH Sarabun New" w:hAnsi="TH Sarabun New" w:cs="TH Sarabun New"/>
-          <w:sz w:val="32"/>
-          <w:szCs w:val="32"/>
-          <w:cs/>
-        </w:rPr>
-        <w:t xml:space="preserve">สามารถให้ข้อมูลช่องสัญญาณ </w:t>
-      </w:r>
-      <w:r>
-        <w:rPr>
-          <w:rFonts w:ascii="TH Sarabun New" w:hAnsi="TH Sarabun New" w:cs="TH Sarabun New"/>
-          <w:sz w:val="32"/>
-          <w:szCs w:val="32"/>
-          <w:cs/>
-        </w:rPr>
-        <w:t xml:space="preserve">        </w:t>
-      </w:r>
-      <w:r>
-        <w:rPr>
-          <w:rFonts w:ascii="TH Sarabun New" w:hAnsi="TH Sarabun New" w:cs="TH Sarabun New"/>
-          <w:sz w:val="32"/>
-          <w:szCs w:val="32"/>
-          <w:cs/>
-        </w:rPr>
-        <w:t>ได้หลากหลายรูปแบบ ซึ่งเอื้อให้สามารถวิเคราะห์ข้อมูลได้อย่างละเอียด</w:t>
-      </w:r>
-      <w:r>
-        <w:rPr>
-          <w:rFonts w:ascii="TH Sarabun New" w:hAnsi="TH Sarabun New" w:cs="TH Sarabun New"/>
-          <w:sz w:val="32"/>
-          <w:szCs w:val="32"/>
-        </w:rPr>
-        <w:t xml:space="preserve"> </w:t>
-      </w:r>
-      <w:r>
-        <w:rPr>
-          <w:rFonts w:ascii="TH Sarabun New" w:hAnsi="TH Sarabun New" w:cs="TH Sarabun New"/>
-          <w:sz w:val="32"/>
-          <w:szCs w:val="32"/>
-          <w:cs/>
-        </w:rPr>
-        <w:t>ในสภาพแวดล้อมของการทดลอง ผู้วิจัยได้พิจารณารูปแบบการวางตำแหน่งของตัวส่งสัญญาณ (</w:t>
-      </w:r>
-      <w:r>
-        <w:rPr>
-          <w:rFonts w:ascii="TH Sarabun New" w:hAnsi="TH Sarabun New" w:cs="TH Sarabun New"/>
-          <w:sz w:val="32"/>
-          <w:szCs w:val="32"/>
-        </w:rPr>
-        <w:t xml:space="preserve">Transmitter) </w:t>
-      </w:r>
-      <w:r>
-        <w:rPr>
-          <w:rFonts w:ascii="TH Sarabun New" w:hAnsi="TH Sarabun New" w:cs="TH Sarabun New"/>
-          <w:sz w:val="32"/>
-          <w:szCs w:val="32"/>
-          <w:cs/>
-        </w:rPr>
-        <w:t>และตัวรับสัญญาณ (</w:t>
-      </w:r>
-      <w:r>
-        <w:rPr>
-          <w:rFonts w:ascii="TH Sarabun New" w:hAnsi="TH Sarabun New" w:cs="TH Sarabun New"/>
-          <w:sz w:val="32"/>
-          <w:szCs w:val="32"/>
-        </w:rPr>
-        <w:t xml:space="preserve">Receiver) </w:t>
-      </w:r>
-      <w:r>
-        <w:rPr>
-          <w:rFonts w:ascii="TH Sarabun New" w:hAnsi="TH Sarabun New" w:cs="TH Sarabun New"/>
-          <w:sz w:val="32"/>
-          <w:szCs w:val="32"/>
-          <w:cs/>
-        </w:rPr>
-        <w:t xml:space="preserve">จำนวน </w:t>
-      </w:r>
-      <w:r>
-        <w:rPr>
-          <w:rFonts w:ascii="TH Sarabun New" w:hAnsi="TH Sarabun New" w:cs="TH Sarabun New"/>
-          <w:sz w:val="32"/>
-          <w:szCs w:val="32"/>
-        </w:rPr>
-        <w:t>2</w:t>
-      </w:r>
-      <w:r>
-        <w:rPr>
-          <w:rFonts w:ascii="TH Sarabun New" w:hAnsi="TH Sarabun New" w:cs="TH Sarabun New"/>
-          <w:sz w:val="32"/>
-          <w:szCs w:val="32"/>
-          <w:cs/>
-        </w:rPr>
-        <w:t xml:space="preserve"> รูปแบบ เพื่อค้นหาการตรวจจับสัญญาณ </w:t>
-      </w:r>
-      <w:r>
-        <w:rPr>
-          <w:rFonts w:ascii="TH Sarabun New" w:hAnsi="TH Sarabun New" w:cs="TH Sarabun New"/>
-          <w:sz w:val="32"/>
-          <w:szCs w:val="32"/>
-        </w:rPr>
-        <w:t xml:space="preserve">CSI </w:t>
-      </w:r>
-      <w:r>
-        <w:rPr>
-          <w:rFonts w:ascii="TH Sarabun New" w:hAnsi="TH Sarabun New" w:cs="TH Sarabun New"/>
-          <w:sz w:val="32"/>
-          <w:szCs w:val="32"/>
-          <w:cs/>
-        </w:rPr>
-        <w:t xml:space="preserve">ที่มีประสิทธิภาพภายใต้การระบุตำแหน่งแบบไม่ต้องพึ่งพาอุปกรณ์ โดยรูปแบบแรกคืออุปกรณ์ทั้งสองตัวถูกวางไว้ที่มุมห้องในตำแหน่งตรงข้ามกัน ส่วนรูปแบบที่สองคือตัวส่งสัญญาณถูกวางไว้กึ่งกลางห้อง ในขณะที่ตัวรับสัญญาณถูกวางไว้ที่มุมห้อง ทั้งนี้ ผู้วิจัยได้พิจารณาเทคนิคการเรียนรู้ของเครื่อง </w:t>
-      </w:r>
-      <w:r>
-        <w:rPr>
-          <w:rFonts w:ascii="TH Sarabun New" w:hAnsi="TH Sarabun New" w:cs="TH Sarabun New"/>
-          <w:sz w:val="32"/>
-          <w:szCs w:val="32"/>
-        </w:rPr>
-        <w:t>4</w:t>
-      </w:r>
-      <w:r>
-        <w:rPr>
-          <w:rFonts w:ascii="TH Sarabun New" w:hAnsi="TH Sarabun New" w:cs="TH Sarabun New"/>
-          <w:sz w:val="32"/>
-          <w:szCs w:val="32"/>
-          <w:cs/>
-        </w:rPr>
-        <w:t xml:space="preserve"> ประเภทสำหรับการประมาณค่าตำแหน่ง ได้แก่  </w:t>
-      </w:r>
-      <w:r>
-        <w:rPr>
-          <w:rFonts w:ascii="TH Sarabun New" w:hAnsi="TH Sarabun New" w:cs="TH Sarabun New"/>
-          <w:sz w:val="32"/>
-          <w:szCs w:val="32"/>
-        </w:rPr>
-        <w:t>ANN (</w:t>
-      </w:r>
-      <w:r>
-        <w:rPr>
-          <w:rFonts w:ascii="TH Sarabun New" w:hAnsi="TH Sarabun New" w:cs="TH Sarabun New"/>
-          <w:sz w:val="32"/>
-          <w:szCs w:val="32"/>
-        </w:rPr>
-        <w:t>Artificial Neural Network</w:t>
-      </w:r>
-      <w:r>
-        <w:rPr>
-          <w:rFonts w:ascii="TH Sarabun New" w:hAnsi="TH Sarabun New" w:cs="TH Sarabun New"/>
-          <w:sz w:val="32"/>
-          <w:szCs w:val="32"/>
-        </w:rPr>
-        <w:t>)</w:t>
-      </w:r>
-      <w:r>
-        <w:rPr>
-          <w:rFonts w:ascii="TH Sarabun New" w:hAnsi="TH Sarabun New" w:cs="TH Sarabun New"/>
-          <w:sz w:val="32"/>
-          <w:szCs w:val="32"/>
-        </w:rPr>
-        <w:t xml:space="preserve">, </w:t>
-      </w:r>
-      <w:r>
-        <w:rPr>
-          <w:rFonts w:ascii="TH Sarabun New" w:hAnsi="TH Sarabun New" w:cs="TH Sarabun New"/>
-          <w:sz w:val="32"/>
-          <w:szCs w:val="32"/>
-        </w:rPr>
-        <w:t>KNN (</w:t>
-      </w:r>
-      <w:r>
-        <w:rPr>
-          <w:rFonts w:ascii="TH Sarabun New" w:hAnsi="TH Sarabun New" w:cs="TH Sarabun New"/>
-          <w:sz w:val="32"/>
-          <w:szCs w:val="32"/>
-        </w:rPr>
-        <w:t>K-Nearest Neighbor</w:t>
-      </w:r>
-      <w:r>
-        <w:rPr>
-          <w:rFonts w:ascii="TH Sarabun New" w:hAnsi="TH Sarabun New" w:cs="TH Sarabun New"/>
-          <w:sz w:val="32"/>
-          <w:szCs w:val="32"/>
-        </w:rPr>
-        <w:t>)</w:t>
-      </w:r>
-      <w:r>
-        <w:rPr>
-          <w:rFonts w:ascii="TH Sarabun New" w:hAnsi="TH Sarabun New" w:cs="TH Sarabun New"/>
-          <w:sz w:val="32"/>
-          <w:szCs w:val="32"/>
-        </w:rPr>
-        <w:t xml:space="preserve">, Decision Tree </w:t>
-      </w:r>
-      <w:r>
-        <w:rPr>
-          <w:rFonts w:ascii="TH Sarabun New" w:hAnsi="TH Sarabun New" w:cs="TH Sarabun New"/>
-          <w:sz w:val="32"/>
-          <w:szCs w:val="32"/>
-          <w:cs/>
-        </w:rPr>
-        <w:t xml:space="preserve">และ </w:t>
-      </w:r>
-      <w:r>
-        <w:rPr>
-          <w:rFonts w:ascii="TH Sarabun New" w:hAnsi="TH Sarabun New" w:cs="TH Sarabun New"/>
-          <w:sz w:val="32"/>
-          <w:szCs w:val="32"/>
-        </w:rPr>
-        <w:t>Na</w:t>
-      </w:r>
-      <w:r>
-        <w:rPr>
-          <w:rFonts w:ascii="TH Sarabun New" w:hAnsi="TH Sarabun New" w:cs="TH Sarabun New"/>
-          <w:sz w:val="32"/>
-          <w:szCs w:val="32"/>
-        </w:rPr>
-        <w:t>i</w:t>
-      </w:r>
-      <w:r>
-        <w:rPr>
-          <w:rFonts w:ascii="TH Sarabun New" w:hAnsi="TH Sarabun New" w:cs="TH Sarabun New"/>
-          <w:sz w:val="32"/>
-          <w:szCs w:val="32"/>
-        </w:rPr>
-        <w:t>ve Bayes</w:t>
-      </w:r>
-      <w:r>
-        <w:rPr>
-          <w:rFonts w:ascii="TH Sarabun New" w:hAnsi="TH Sarabun New" w:cs="TH Sarabun New"/>
-          <w:sz w:val="32"/>
-          <w:szCs w:val="32"/>
-        </w:rPr>
-        <w:t xml:space="preserve"> </w:t>
-      </w:r>
-      <w:r>
-        <w:rPr>
-          <w:rFonts w:ascii="TH Sarabun New" w:hAnsi="TH Sarabun New" w:cs="TH Sarabun New"/>
-          <w:sz w:val="32"/>
-          <w:szCs w:val="32"/>
-          <w:cs/>
-        </w:rPr>
-        <w:t>ในขั้นแรก ผู้วิจัยได้ตรวจสอบค่าสหสัมพันธ์ (</w:t>
-      </w:r>
-      <w:r>
-        <w:rPr>
-          <w:rFonts w:ascii="TH Sarabun New" w:hAnsi="TH Sarabun New" w:cs="TH Sarabun New"/>
-          <w:sz w:val="32"/>
-          <w:szCs w:val="32"/>
-        </w:rPr>
-        <w:t xml:space="preserve">Correlation) </w:t>
-      </w:r>
-      <w:r>
-        <w:rPr>
-          <w:rFonts w:ascii="TH Sarabun New" w:hAnsi="TH Sarabun New" w:cs="TH Sarabun New"/>
-          <w:sz w:val="32"/>
-          <w:szCs w:val="32"/>
-          <w:cs/>
-        </w:rPr>
-        <w:t xml:space="preserve">ของคุณลักษณะทั้งหมดในข้อมูลนำเข้า และค้นพบว่าคุณลักษณะเหล่านี้มีค่าสหสัมพันธ์ระหว่างกันในระดับต่ำ ผลการทดลองแสดงให้เห็นว่ารูปแบบการวางตำแหน่งที่สองของตัวส่งสัญญาณให้ความแม่นยำสูงกว่ารูปแบบแรก นอกจากนี้ ความแม่นยำในการระบุตำแหน่งของโมเดล </w:t>
-      </w:r>
-      <w:r>
-        <w:rPr>
-          <w:rFonts w:ascii="TH Sarabun New" w:hAnsi="TH Sarabun New" w:cs="TH Sarabun New"/>
-          <w:sz w:val="32"/>
-          <w:szCs w:val="32"/>
-        </w:rPr>
-        <w:t xml:space="preserve">ANN </w:t>
-      </w:r>
-      <w:r>
-        <w:rPr>
-          <w:rFonts w:ascii="TH Sarabun New" w:hAnsi="TH Sarabun New" w:cs="TH Sarabun New"/>
-          <w:sz w:val="32"/>
-          <w:szCs w:val="32"/>
-          <w:cs/>
-        </w:rPr>
-        <w:t>ในรูปแบบที่สองมีค่าสูงถึง</w:t>
-      </w:r>
-      <w:r>
-        <w:rPr>
-          <w:rFonts w:ascii="TH Sarabun New" w:hAnsi="TH Sarabun New" w:cs="TH Sarabun New"/>
-          <w:sz w:val="32"/>
-          <w:szCs w:val="32"/>
-        </w:rPr>
-        <w:t xml:space="preserve"> </w:t>
-      </w:r>
-      <w:r>
-        <w:rPr>
-          <w:rFonts w:ascii="TH Sarabun New" w:hAnsi="TH Sarabun New" w:cs="TH Sarabun New"/>
-          <w:sz w:val="32"/>
-          <w:szCs w:val="32"/>
-        </w:rPr>
-        <w:t xml:space="preserve">80.5% </w:t>
-      </w:r>
-      <w:r>
-        <w:rPr>
-          <w:rFonts w:ascii="TH Sarabun New" w:hAnsi="TH Sarabun New" w:cs="TH Sarabun New"/>
-          <w:sz w:val="32"/>
-          <w:szCs w:val="32"/>
-          <w:cs/>
-        </w:rPr>
-        <w:t xml:space="preserve">ซึ่งเป็นความแม่นยำสูงสุดเมื่อเทียบกับวิธีการอื่นทั้งหมด เนื่องจากโมเดล </w:t>
-      </w:r>
-      <w:r>
-        <w:rPr>
-          <w:rFonts w:ascii="TH Sarabun New" w:hAnsi="TH Sarabun New" w:cs="TH Sarabun New"/>
-          <w:sz w:val="32"/>
-          <w:szCs w:val="32"/>
-        </w:rPr>
-        <w:t xml:space="preserve">ANN </w:t>
-      </w:r>
-      <w:r>
-        <w:rPr>
-          <w:rFonts w:ascii="TH Sarabun New" w:hAnsi="TH Sarabun New" w:cs="TH Sarabun New"/>
-          <w:sz w:val="32"/>
-          <w:szCs w:val="32"/>
-          <w:cs/>
-        </w:rPr>
-        <w:t>มีความเหมาะสมอย่างยิ่งกับการประยุกต์ใช้งานกับข้อมูลที่มีค่าสหสัมพันธ์ต่ำ</w:t>
-      </w:r>
-    </w:p>
-    <w:p>
-      <w:pPr>
-        <w:tabs>
-          <w:tab w:val="left" w:pos="567"/>
-          <w:tab w:val="left" w:pos="851"/>
-          <w:tab w:val="left" w:pos="1134"/>
-          <w:tab w:val="left" w:pos="1418"/>
-          <w:tab w:val="left" w:pos="1701"/>
-        </w:tabs>
-        <w:spacing w:after="0" w:line="240" w:lineRule="auto"/>
-        <w:jc w:val="thaiDistribute"/>
-        <w:rPr>
-          <w:rFonts w:ascii="TH Sarabun New" w:hAnsi="TH Sarabun New" w:cs="TH Sarabun New"/>
-          <w:sz w:val="32"/>
-          <w:szCs w:val="32"/>
-        </w:rPr>
-      </w:pPr>
-      <w:r>
-        <w:rPr>
-          <w:rFonts w:ascii="TH Sarabun New" w:hAnsi="TH Sarabun New" w:cs="TH Sarabun New"/>
-          <w:sz w:val="32"/>
-          <w:szCs w:val="32"/>
-        </w:rPr>
-        <w:tab/>
-        <w:t>2.</w:t>
-      </w:r>
-      <w:r>
-        <w:rPr>
-          <w:rFonts w:ascii="TH Sarabun New" w:hAnsi="TH Sarabun New" w:cs="TH Sarabun New"/>
-          <w:sz w:val="32"/>
-          <w:szCs w:val="32"/>
-        </w:rPr>
-        <w:t>6</w:t>
-      </w:r>
-      <w:r>
-        <w:rPr>
-          <w:rFonts w:ascii="TH Sarabun New" w:hAnsi="TH Sarabun New" w:cs="TH Sarabun New"/>
-          <w:sz w:val="32"/>
-          <w:szCs w:val="32"/>
-        </w:rPr>
-        <w:t>.</w:t>
-      </w:r>
-      <w:r>
-        <w:rPr>
-          <w:rFonts w:ascii="TH Sarabun New" w:hAnsi="TH Sarabun New" w:cs="TH Sarabun New"/>
-          <w:sz w:val="32"/>
-          <w:szCs w:val="32"/>
-        </w:rPr>
-        <w:t>6</w:t>
-      </w:r>
-      <w:r>
-        <w:rPr>
-          <w:rFonts w:ascii="TH Sarabun New" w:hAnsi="TH Sarabun New" w:cs="TH Sarabun New"/>
-          <w:sz w:val="32"/>
-          <w:szCs w:val="32"/>
-        </w:rPr>
-        <w:t xml:space="preserve"> </w:t>
-      </w:r>
-      <w:r>
-        <w:rPr>
-          <w:rFonts w:ascii="TH Sarabun New" w:hAnsi="TH Sarabun New" w:cs="TH Sarabun New"/>
-          <w:sz w:val="32"/>
-          <w:szCs w:val="32"/>
-          <w:cs/>
-        </w:rPr>
-        <w:t xml:space="preserve">ระบบตรวจจับท่าทางอันตรายด้วย </w:t>
-      </w:r>
-      <w:proofErr w:type="spellStart"/>
-      <w:r>
-        <w:rPr>
-          <w:rFonts w:ascii="TH Sarabun New" w:hAnsi="TH Sarabun New" w:cs="TH Sarabun New"/>
-          <w:sz w:val="32"/>
-          <w:szCs w:val="32"/>
-        </w:rPr>
-        <w:t>WiFi</w:t>
-      </w:r>
-      <w:proofErr w:type="spellEnd"/>
-      <w:r>
-        <w:rPr>
-          <w:rFonts w:ascii="TH Sarabun New" w:hAnsi="TH Sarabun New" w:cs="TH Sarabun New"/>
-          <w:sz w:val="32"/>
-          <w:szCs w:val="32"/>
-        </w:rPr>
-        <w:t xml:space="preserve"> </w:t>
-      </w:r>
-      <w:r>
-        <w:rPr>
-          <w:rFonts w:ascii="TH Sarabun New" w:hAnsi="TH Sarabun New" w:cs="TH Sarabun New"/>
-          <w:sz w:val="32"/>
-          <w:szCs w:val="32"/>
-          <w:cs/>
-        </w:rPr>
-        <w:t>เชิงพาณิชย์สำหรับการเฝ้าระวังในห้องน้ำ (</w:t>
-      </w:r>
-      <w:r>
-        <w:rPr>
-          <w:rFonts w:ascii="TH Sarabun New" w:hAnsi="TH Sarabun New" w:cs="TH Sarabun New"/>
-          <w:sz w:val="32"/>
-          <w:szCs w:val="32"/>
-        </w:rPr>
-        <w:t>Danger-Pose Detection System Using Commodity Wi-Fi for Bathroom Monitoring)</w:t>
-      </w:r>
-    </w:p>
-    <w:p>
-      <w:pPr>
-        <w:tabs>
-          <w:tab w:val="left" w:pos="567"/>
-          <w:tab w:val="left" w:pos="851"/>
-          <w:tab w:val="left" w:pos="1134"/>
-          <w:tab w:val="left" w:pos="1418"/>
-          <w:tab w:val="left" w:pos="1701"/>
-        </w:tabs>
-        <w:spacing w:after="0" w:line="240" w:lineRule="auto"/>
-        <w:jc w:val="thaiDistribute"/>
-        <w:rPr>
-          <w:rFonts w:ascii="TH Sarabun New" w:hAnsi="TH Sarabun New" w:cs="TH Sarabun New"/>
-          <w:sz w:val="32"/>
-          <w:szCs w:val="32"/>
-        </w:rPr>
-      </w:pPr>
-      <w:r>
-        <w:rPr>
-          <w:rFonts w:ascii="TH Sarabun New" w:hAnsi="TH Sarabun New" w:cs="TH Sarabun New"/>
-          <w:sz w:val="32"/>
-          <w:szCs w:val="32"/>
-        </w:rPr>
-        <w:tab/>
-      </w:r>
-      <w:proofErr w:type="spellStart"/>
-      <w:r>
-        <w:rPr>
-          <w:rFonts w:ascii="TH Sarabun New" w:hAnsi="TH Sarabun New" w:cs="TH Sarabun New"/>
-          <w:sz w:val="32"/>
-          <w:szCs w:val="32"/>
-        </w:rPr>
-        <w:t>Zizheng</w:t>
-      </w:r>
-      <w:proofErr w:type="spellEnd"/>
-      <w:r>
-        <w:rPr>
-          <w:rFonts w:ascii="TH Sarabun New" w:hAnsi="TH Sarabun New" w:cs="TH Sarabun New"/>
-          <w:sz w:val="32"/>
-          <w:szCs w:val="32"/>
-        </w:rPr>
-        <w:t xml:space="preserve"> Zhang </w:t>
-      </w:r>
-      <w:r>
-        <w:rPr>
-          <w:rFonts w:ascii="TH Sarabun New" w:hAnsi="TH Sarabun New" w:cs="TH Sarabun New"/>
-          <w:sz w:val="32"/>
-          <w:szCs w:val="32"/>
-          <w:cs/>
-        </w:rPr>
-        <w:t>และคณะ (</w:t>
-      </w:r>
-      <w:r>
-        <w:rPr>
-          <w:rFonts w:ascii="TH Sarabun New" w:hAnsi="TH Sarabun New" w:cs="TH Sarabun New"/>
-          <w:sz w:val="32"/>
-          <w:szCs w:val="32"/>
-        </w:rPr>
-        <w:t xml:space="preserve">2562) </w:t>
-      </w:r>
-      <w:r>
-        <w:rPr>
-          <w:rFonts w:ascii="TH Sarabun New" w:hAnsi="TH Sarabun New" w:cs="TH Sarabun New"/>
-          <w:sz w:val="32"/>
-          <w:szCs w:val="32"/>
-          <w:cs/>
-        </w:rPr>
-        <w:t>ระบุว่าห้องน้ำเป็นพื้นที่ที่มีความน่าจะเป็นในการเกิดอุบัติเหตุสูงกว่าห้องอื่น ๆ ภายในบ้าน เนื่องจากพื้นลื่นและการเปลี่ยนแปลงของอุณหภูมิ อย่างไรก็ตาม ด้วยเหตุผลด้านความเป็นส่วนตัวสูงและความชื้นภายในห้องน้ำ ทำให้เกิดความยากลำบากในการเฝ้าระวังภายในห้องน้ำด้วยวิธีการด้านสุขภาพแบบดั้งเดิมที่อาศัยกล้องและเซนเซอร์สวมใส่ ด้วยเหตุนี้ ผู้วิจัยจึงได้นำเสนอระบบตรวจจับท่าทางอันตราย (</w:t>
-      </w:r>
-      <w:r>
-        <w:rPr>
-          <w:rFonts w:ascii="TH Sarabun New" w:hAnsi="TH Sarabun New" w:cs="TH Sarabun New"/>
-          <w:sz w:val="32"/>
-          <w:szCs w:val="32"/>
-        </w:rPr>
-        <w:t xml:space="preserve">Danger-pose detection system) </w:t>
-      </w:r>
-      <w:r>
-        <w:rPr>
-          <w:rFonts w:ascii="TH Sarabun New" w:hAnsi="TH Sarabun New" w:cs="TH Sarabun New"/>
-          <w:sz w:val="32"/>
-          <w:szCs w:val="32"/>
-          <w:cs/>
-        </w:rPr>
-        <w:t xml:space="preserve">โดยใช้อุปกรณ์ </w:t>
-      </w:r>
-      <w:proofErr w:type="spellStart"/>
-      <w:r>
-        <w:rPr>
-          <w:rFonts w:ascii="TH Sarabun New" w:hAnsi="TH Sarabun New" w:cs="TH Sarabun New"/>
-          <w:sz w:val="32"/>
-          <w:szCs w:val="32"/>
-        </w:rPr>
-        <w:t>WiFi</w:t>
-      </w:r>
-      <w:proofErr w:type="spellEnd"/>
-      <w:r>
-        <w:rPr>
-          <w:rFonts w:ascii="TH Sarabun New" w:hAnsi="TH Sarabun New" w:cs="TH Sarabun New"/>
-          <w:sz w:val="32"/>
-          <w:szCs w:val="32"/>
-        </w:rPr>
-        <w:t xml:space="preserve"> </w:t>
-      </w:r>
-      <w:r>
-        <w:rPr>
-          <w:rFonts w:ascii="TH Sarabun New" w:hAnsi="TH Sarabun New" w:cs="TH Sarabun New"/>
-          <w:sz w:val="32"/>
-          <w:szCs w:val="32"/>
-          <w:cs/>
-        </w:rPr>
-        <w:t>เชิงพาณิชย์ (</w:t>
-      </w:r>
-      <w:r>
-        <w:rPr>
-          <w:rFonts w:ascii="TH Sarabun New" w:hAnsi="TH Sarabun New" w:cs="TH Sarabun New"/>
-          <w:sz w:val="32"/>
-          <w:szCs w:val="32"/>
-        </w:rPr>
-        <w:t xml:space="preserve">Commodity </w:t>
-      </w:r>
-      <w:proofErr w:type="spellStart"/>
-      <w:r>
-        <w:rPr>
-          <w:rFonts w:ascii="TH Sarabun New" w:hAnsi="TH Sarabun New" w:cs="TH Sarabun New"/>
-          <w:sz w:val="32"/>
-          <w:szCs w:val="32"/>
-        </w:rPr>
-        <w:t>WiFi</w:t>
-      </w:r>
-      <w:proofErr w:type="spellEnd"/>
-      <w:r>
-        <w:rPr>
-          <w:rFonts w:ascii="TH Sarabun New" w:hAnsi="TH Sarabun New" w:cs="TH Sarabun New"/>
-          <w:sz w:val="32"/>
-          <w:szCs w:val="32"/>
-        </w:rPr>
-        <w:t xml:space="preserve"> devices) </w:t>
-      </w:r>
-      <w:r>
-        <w:rPr>
-          <w:rFonts w:ascii="TH Sarabun New" w:hAnsi="TH Sarabun New" w:cs="TH Sarabun New"/>
-          <w:sz w:val="32"/>
-          <w:szCs w:val="32"/>
-          <w:cs/>
-        </w:rPr>
-        <w:t>ซึ่งสามารถนำไปประยุกต์ใช้กับการเฝ้าระวังในห้องน้ำได้ โดยยังคงรักษาความเป็นส่วนตัวของผู้ใช้งานไว้</w:t>
-      </w:r>
-      <w:r>
-        <w:rPr>
-          <w:rFonts w:ascii="TH Sarabun New" w:hAnsi="TH Sarabun New" w:cs="TH Sarabun New"/>
-          <w:sz w:val="32"/>
-          <w:szCs w:val="32"/>
-        </w:rPr>
-        <w:t xml:space="preserve"> </w:t>
-      </w:r>
-      <w:r>
-        <w:rPr>
-          <w:rFonts w:ascii="TH Sarabun New" w:hAnsi="TH Sarabun New" w:cs="TH Sarabun New"/>
-          <w:sz w:val="32"/>
-          <w:szCs w:val="32"/>
-          <w:cs/>
-        </w:rPr>
-        <w:t>ผู้วิจัยชี้ให้เห็นว่าวิธีการตรวจจับด้วย</w:t>
-      </w:r>
-      <w:r>
-        <w:rPr>
-          <w:rFonts w:ascii="TH Sarabun New" w:hAnsi="TH Sarabun New" w:cs="TH Sarabun New"/>
-          <w:sz w:val="32"/>
-          <w:szCs w:val="32"/>
-        </w:rPr>
-        <w:t xml:space="preserve"> </w:t>
-      </w:r>
-      <w:r>
-        <w:rPr>
-          <w:rFonts w:ascii="TH Sarabun New" w:hAnsi="TH Sarabun New" w:cs="TH Sarabun New"/>
-          <w:sz w:val="32"/>
-          <w:szCs w:val="32"/>
-        </w:rPr>
-        <w:t>Machine Learning</w:t>
-      </w:r>
-      <w:r>
-        <w:rPr>
-          <w:rFonts w:ascii="TH Sarabun New" w:hAnsi="TH Sarabun New" w:cs="TH Sarabun New"/>
-          <w:sz w:val="32"/>
-          <w:szCs w:val="32"/>
-        </w:rPr>
-        <w:t xml:space="preserve"> </w:t>
-      </w:r>
-      <w:r>
-        <w:rPr>
-          <w:rFonts w:ascii="TH Sarabun New" w:hAnsi="TH Sarabun New" w:cs="TH Sarabun New"/>
-          <w:sz w:val="32"/>
-          <w:szCs w:val="32"/>
-          <w:cs/>
-        </w:rPr>
-        <w:t>มักต้องอาศัยข้อมูลที่เก็บรวบรวมจากสถานการณ์เป้าหมายโดยตรง ซึ่งเป็นเรื่องยากอย่างยิ่งสำหรับการตรวจจับ</w:t>
-      </w:r>
-      <w:r>
-        <w:rPr>
-          <w:rFonts w:ascii="TH Sarabun New" w:hAnsi="TH Sarabun New" w:cs="TH Sarabun New"/>
-          <w:sz w:val="32"/>
-          <w:szCs w:val="32"/>
-          <w:cs/>
-        </w:rPr>
-        <w:lastRenderedPageBreak/>
-        <w:t>สถานการณ์อันตราย เนื่องจากไม่สามารถจำลองหรือเก็บข้อมูลจริงในสภาวะอันตรายได้อย่างปลอดภัย ด้วยเหตุนี้ ผู้วิจัยจึงได้ประยุกต์ใช้วิธีการตรวจจับความผิดปกติ</w:t>
-      </w:r>
-      <w:r>
-        <w:rPr>
-          <w:rFonts w:ascii="TH Sarabun New" w:hAnsi="TH Sarabun New" w:cs="TH Sarabun New"/>
-          <w:sz w:val="32"/>
-          <w:szCs w:val="32"/>
-        </w:rPr>
-        <w:t xml:space="preserve"> </w:t>
-      </w:r>
-      <w:r>
-        <w:rPr>
-          <w:rFonts w:ascii="TH Sarabun New" w:hAnsi="TH Sarabun New" w:cs="TH Sarabun New"/>
-          <w:sz w:val="32"/>
-          <w:szCs w:val="32"/>
-          <w:cs/>
-        </w:rPr>
-        <w:t>บนพื้นฐานของการเรียนรู้ของเครื่อง ซึ่งต้องการข้อมูลในสภาวะผิดปกติเพียงจำนวนน้อย อันเป็นการลดปริมาณข้อมูลฝึกสอนที่ต้องเก็บรวบรวมจากสถานการณ์อันตรายให้เหลือน้อยที่สุด</w:t>
-      </w:r>
-      <w:r>
-        <w:rPr>
-          <w:rFonts w:ascii="TH Sarabun New" w:hAnsi="TH Sarabun New" w:cs="TH Sarabun New"/>
-          <w:sz w:val="32"/>
-          <w:szCs w:val="32"/>
-        </w:rPr>
-        <w:t xml:space="preserve"> </w:t>
-      </w:r>
-      <w:r>
-        <w:rPr>
-          <w:rFonts w:ascii="TH Sarabun New" w:hAnsi="TH Sarabun New" w:cs="TH Sarabun New"/>
-          <w:sz w:val="32"/>
-          <w:szCs w:val="32"/>
-          <w:cs/>
-        </w:rPr>
-        <w:t>ในด้านกระบวนการทางเทคนิค ผู้วิจัยเริ่มต้นด้วยการสกัดค่าแอมพลิจูดและการเลื่อนเฟส (</w:t>
-      </w:r>
-      <w:r>
-        <w:rPr>
-          <w:rFonts w:ascii="TH Sarabun New" w:hAnsi="TH Sarabun New" w:cs="TH Sarabun New"/>
-          <w:sz w:val="32"/>
-          <w:szCs w:val="32"/>
-        </w:rPr>
-        <w:t xml:space="preserve">Phase shift) </w:t>
-      </w:r>
-      <w:r>
-        <w:rPr>
-          <w:rFonts w:ascii="TH Sarabun New" w:hAnsi="TH Sarabun New" w:cs="TH Sarabun New"/>
-          <w:sz w:val="32"/>
-          <w:szCs w:val="32"/>
-          <w:cs/>
-        </w:rPr>
-        <w:t xml:space="preserve">จากค่าสภาวะช่องสัญญาณ </w:t>
-      </w:r>
-      <w:proofErr w:type="spellStart"/>
-      <w:r>
-        <w:rPr>
-          <w:rFonts w:ascii="TH Sarabun New" w:hAnsi="TH Sarabun New" w:cs="TH Sarabun New"/>
-          <w:sz w:val="32"/>
-          <w:szCs w:val="32"/>
-        </w:rPr>
-        <w:t>WiFi</w:t>
-      </w:r>
-      <w:proofErr w:type="spellEnd"/>
-      <w:r>
-        <w:rPr>
-          <w:rFonts w:ascii="TH Sarabun New" w:hAnsi="TH Sarabun New" w:cs="TH Sarabun New"/>
-          <w:sz w:val="32"/>
-          <w:szCs w:val="32"/>
-        </w:rPr>
-        <w:t xml:space="preserve"> CSI</w:t>
-      </w:r>
-      <w:r>
-        <w:rPr>
-          <w:rFonts w:ascii="TH Sarabun New" w:hAnsi="TH Sarabun New" w:cs="TH Sarabun New"/>
-          <w:sz w:val="32"/>
-          <w:szCs w:val="32"/>
-        </w:rPr>
-        <w:t xml:space="preserve"> </w:t>
-      </w:r>
-      <w:r>
-        <w:rPr>
-          <w:rFonts w:ascii="TH Sarabun New" w:hAnsi="TH Sarabun New" w:cs="TH Sarabun New"/>
-          <w:sz w:val="32"/>
-          <w:szCs w:val="32"/>
-          <w:cs/>
-        </w:rPr>
-        <w:t>เพื่อสกัดองค์ประกอบความถี่ต่ำที่มีความสัมพันธ์กับกิจกรรมของมนุษย์ จากนั้นจึงสกัดคุณลักษณะแบบคงที่</w:t>
+        <w:t>ความถี่ต่ำที่มีความสัมพันธ์กับกิจกรรมของมนุษย์ จากนั้นจึงสกัดคุณลักษณะแบบคงที่</w:t>
       </w:r>
       <w:r>
         <w:rPr>
@@ -25713,6 +25518,7 @@
   <w:style w:type="character" w:default="1" w:styleId="DefaultParagraphFont">
     <w:name w:val="Default Paragraph Font"/>
     <w:uiPriority w:val="1"/>
+    <w:semiHidden/>
     <w:unhideWhenUsed/>
   </w:style>
   <w:style w:type="table" w:default="1" w:styleId="TableNormal">

--- a/เอกสารบทที่ 2/บทที่ 2.docx
+++ b/เอกสารบทที่ 2/บทที่ 2.docx
@@ -143,6 +143,42 @@
       </w:r>
       <w:r>
         <w:rPr>
+          <w:rFonts w:ascii="TH Sarabun New" w:hAnsi="TH Sarabun New" w:cs="TH Sarabun New" w:hint="cs"/>
+          <w:sz w:val="32"/>
+          <w:szCs w:val="32"/>
+          <w:cs/>
+        </w:rPr>
+        <w:t>โดยคณะผู้จัดทำได้ศึกษาค้นคว้างานวิจัยที่เกี่ยวข้อง และ</w:t>
+      </w:r>
+      <w:r>
+        <w:rPr>
+          <w:rFonts w:ascii="TH Sarabun New" w:hAnsi="TH Sarabun New" w:cs="TH Sarabun New"/>
+          <w:sz w:val="32"/>
+          <w:szCs w:val="32"/>
+          <w:cs/>
+        </w:rPr>
+        <w:t>ทฤษฎี</w:t>
+      </w:r>
+      <w:r>
+        <w:rPr>
+          <w:rFonts w:ascii="TH Sarabun New" w:hAnsi="TH Sarabun New" w:cs="TH Sarabun New" w:hint="cs"/>
+          <w:sz w:val="32"/>
+          <w:szCs w:val="32"/>
+          <w:cs/>
+        </w:rPr>
+        <w:t>ที่เกี่ยวข้อง</w:t>
+      </w:r>
+      <w:r>
+        <w:rPr>
+          <w:rFonts w:ascii="TH Sarabun New" w:hAnsi="TH Sarabun New" w:cs="TH Sarabun New" w:hint="cs"/>
+          <w:sz w:val="32"/>
+          <w:szCs w:val="32"/>
+          <w:cs/>
+        </w:rPr>
+        <w:t xml:space="preserve">ที่สอดคล้องกันเพื่อนำมาเป็นแนวทางในการพัฒนาระบบให้มีประสิทธิภาพ </w:t>
+      </w:r>
+      <w:r>
+        <w:rPr>
           <w:rFonts w:ascii="TH Sarabun New" w:hAnsi="TH Sarabun New" w:cs="TH Sarabun New"/>
           <w:sz w:val="32"/>
           <w:szCs w:val="32"/>
@@ -163,9 +199,10 @@
         <w:spacing w:after="0" w:line="240" w:lineRule="auto"/>
         <w:jc w:val="thaiDistribute"/>
         <w:rPr>
-          <w:rFonts w:ascii="TH Sarabun New" w:hAnsi="TH Sarabun New" w:cs="TH Sarabun New"/>
-          <w:sz w:val="32"/>
-          <w:szCs w:val="32"/>
+          <w:rFonts w:ascii="TH Sarabun New" w:hAnsi="TH Sarabun New" w:cs="TH Sarabun New" w:hint="cs"/>
+          <w:sz w:val="32"/>
+          <w:szCs w:val="32"/>
+          <w:cs/>
         </w:rPr>
       </w:pPr>
     </w:p>
@@ -282,23 +319,13 @@
         </w:rPr>
         <w:t xml:space="preserve">ระบบตรวจจับการหกล้มโดยใช้ค่าแอมพลิจูดของสัญญาณ </w:t>
       </w:r>
-      <w:proofErr w:type="spellStart"/>
-      <w:r>
-        <w:rPr>
-          <w:rFonts w:ascii="TH Sarabun New" w:hAnsi="TH Sarabun New" w:cs="TH Sarabun New"/>
-          <w:sz w:val="32"/>
-          <w:szCs w:val="32"/>
-        </w:rPr>
-        <w:t>WiFi</w:t>
-      </w:r>
-      <w:proofErr w:type="spellEnd"/>
-      <w:r>
-        <w:rPr>
-          <w:rFonts w:ascii="TH Sarabun New" w:hAnsi="TH Sarabun New" w:cs="TH Sarabun New"/>
-          <w:sz w:val="32"/>
-          <w:szCs w:val="32"/>
-        </w:rPr>
-        <w:t xml:space="preserve"> CSI </w:t>
+      <w:r>
+        <w:rPr>
+          <w:rFonts w:ascii="TH Sarabun New" w:hAnsi="TH Sarabun New" w:cs="TH Sarabun New"/>
+          <w:sz w:val="32"/>
+          <w:szCs w:val="32"/>
+        </w:rPr>
+        <w:t xml:space="preserve">WiFi CSI </w:t>
       </w:r>
       <w:r>
         <w:rPr>
@@ -309,41 +336,13 @@
         </w:rPr>
         <w:t>ด้วยเทคนิคสเกโลแกรมที่ผ่านการขจัดสัญญาณรบกวน (</w:t>
       </w:r>
-      <w:proofErr w:type="spellStart"/>
-      <w:r>
-        <w:rPr>
-          <w:rFonts w:ascii="TH Sarabun New" w:hAnsi="TH Sarabun New" w:cs="TH Sarabun New"/>
-          <w:sz w:val="32"/>
-          <w:szCs w:val="32"/>
-        </w:rPr>
-        <w:t>AmFall</w:t>
-      </w:r>
-      <w:proofErr w:type="spellEnd"/>
-      <w:r>
-        <w:rPr>
-          <w:rFonts w:ascii="TH Sarabun New" w:hAnsi="TH Sarabun New" w:cs="TH Sarabun New"/>
-          <w:sz w:val="32"/>
-          <w:szCs w:val="32"/>
-        </w:rPr>
-        <w:t xml:space="preserve">: </w:t>
-      </w:r>
-      <w:proofErr w:type="spellStart"/>
-      <w:r>
-        <w:rPr>
-          <w:rFonts w:ascii="TH Sarabun New" w:hAnsi="TH Sarabun New" w:cs="TH Sarabun New"/>
-          <w:sz w:val="32"/>
-          <w:szCs w:val="32"/>
-        </w:rPr>
-        <w:t>WiFi</w:t>
-      </w:r>
-      <w:proofErr w:type="spellEnd"/>
-      <w:r>
-        <w:rPr>
-          <w:rFonts w:ascii="TH Sarabun New" w:hAnsi="TH Sarabun New" w:cs="TH Sarabun New"/>
-          <w:sz w:val="32"/>
-          <w:szCs w:val="32"/>
-        </w:rPr>
-        <w:t xml:space="preserve"> CSI Amplitude-Based Fall Detection Using Denoised Scalograms)</w:t>
+      <w:r>
+        <w:rPr>
+          <w:rFonts w:ascii="TH Sarabun New" w:hAnsi="TH Sarabun New" w:cs="TH Sarabun New"/>
+          <w:sz w:val="32"/>
+          <w:szCs w:val="32"/>
+        </w:rPr>
+        <w:t>AmFall: WiFi CSI Amplitude-Based Fall Detection Using Denoised Scalograms)</w:t>
       </w:r>
     </w:p>
     <w:p>
@@ -370,24 +369,7 @@
           <w:szCs w:val="32"/>
         </w:rPr>
         <w:tab/>
-      </w:r>
-      <w:proofErr w:type="spellStart"/>
-      <w:r>
-        <w:rPr>
-          <w:rFonts w:ascii="TH Sarabun New" w:hAnsi="TH Sarabun New" w:cs="TH Sarabun New"/>
-          <w:sz w:val="32"/>
-          <w:szCs w:val="32"/>
-        </w:rPr>
-        <w:t>Yongkeun</w:t>
-      </w:r>
-      <w:proofErr w:type="spellEnd"/>
-      <w:r>
-        <w:rPr>
-          <w:rFonts w:ascii="TH Sarabun New" w:hAnsi="TH Sarabun New" w:cs="TH Sarabun New"/>
-          <w:sz w:val="32"/>
-          <w:szCs w:val="32"/>
-        </w:rPr>
-        <w:t xml:space="preserve"> Kim </w:t>
+        <w:t xml:space="preserve">Yongkeun Kim </w:t>
       </w:r>
       <w:r>
         <w:rPr>
@@ -415,7 +397,6 @@
         </w:rPr>
         <w:t xml:space="preserve">ระบุว่าระบบตรวจจับการหกล้มโดยใช้สัญญาณความถี่วิทยุได้รับความสนใจศึกษาอย่างต่อเนื่องในช่วงทศวรรษที่ผ่านมา เนื่องจากมีความเป็นส่วนตัวสูงและไม่จำเป็นต้องสวมใส่อุปกรณ์ โดยเฉพาะอย่างยิ่งระบบที่ใช้ค่าสภาวะช่องสัญญาณ </w:t>
       </w:r>
-      <w:proofErr w:type="spellStart"/>
       <w:r>
         <w:rPr>
           <w:rFonts w:ascii="TH Sarabun New" w:hAnsi="TH Sarabun New" w:cs="TH Sarabun New"/>
@@ -424,7 +405,6 @@
         </w:rPr>
         <w:t>WiFi</w:t>
       </w:r>
-      <w:proofErr w:type="spellEnd"/>
       <w:r>
         <w:rPr>
           <w:rFonts w:ascii="TH Sarabun New" w:hAnsi="TH Sarabun New" w:cs="TH Sarabun New"/>
@@ -451,16 +431,40 @@
         </w:rPr>
         <w:t xml:space="preserve">ยังมีข้อได้เปรียบเพิ่มเติมคือไม่จำเป็นต้องใช้ฮาร์ดแวร์เฉพาะทาง เนื่องจากอุปกรณ์ </w:t>
       </w:r>
-      <w:proofErr w:type="spellStart"/>
-      <w:r>
-        <w:rPr>
-          <w:rFonts w:ascii="TH Sarabun New" w:hAnsi="TH Sarabun New" w:cs="TH Sarabun New"/>
-          <w:sz w:val="32"/>
-          <w:szCs w:val="32"/>
-        </w:rPr>
-        <w:t>WiFi</w:t>
-      </w:r>
-      <w:proofErr w:type="spellEnd"/>
+      <w:r>
+        <w:rPr>
+          <w:rFonts w:ascii="TH Sarabun New" w:hAnsi="TH Sarabun New" w:cs="TH Sarabun New"/>
+          <w:sz w:val="32"/>
+          <w:szCs w:val="32"/>
+        </w:rPr>
+        <w:t xml:space="preserve">WiFi </w:t>
+      </w:r>
+      <w:r>
+        <w:rPr>
+          <w:rFonts w:ascii="TH Sarabun New" w:hAnsi="TH Sarabun New" w:cs="TH Sarabun New"/>
+          <w:sz w:val="32"/>
+          <w:szCs w:val="32"/>
+          <w:cs/>
+        </w:rPr>
+        <w:t xml:space="preserve">มีการใช้งานแพร่หลายอยู่แล้ว อย่างไรก็ตาม ผู้วิจัยชี้ให้เห็นว่าระบบที่ใช้ </w:t>
+      </w:r>
+      <w:r>
+        <w:rPr>
+          <w:rFonts w:ascii="TH Sarabun New" w:hAnsi="TH Sarabun New" w:cs="TH Sarabun New"/>
+          <w:sz w:val="32"/>
+          <w:szCs w:val="32"/>
+        </w:rPr>
+        <w:t xml:space="preserve">WiFi CSI </w:t>
+      </w:r>
+      <w:r>
+        <w:rPr>
+          <w:rFonts w:ascii="TH Sarabun New" w:hAnsi="TH Sarabun New" w:cs="TH Sarabun New"/>
+          <w:sz w:val="32"/>
+          <w:szCs w:val="32"/>
+          <w:cs/>
+        </w:rPr>
+        <w:t>มักประสบปัญหาประสิทธิภาพลดลงอย่างรุนแรงในสถานการณ์ข้ามโดเมน</w:t>
+      </w:r>
       <w:r>
         <w:rPr>
           <w:rFonts w:ascii="TH Sarabun New" w:hAnsi="TH Sarabun New" w:cs="TH Sarabun New"/>
@@ -476,34 +480,7 @@
           <w:szCs w:val="32"/>
           <w:cs/>
         </w:rPr>
-        <w:t xml:space="preserve">มีการใช้งานแพร่หลายอยู่แล้ว อย่างไรก็ตาม ผู้วิจัยชี้ให้เห็นว่าระบบที่ใช้ </w:t>
-      </w:r>
-      <w:proofErr w:type="spellStart"/>
-      <w:r>
-        <w:rPr>
-          <w:rFonts w:ascii="TH Sarabun New" w:hAnsi="TH Sarabun New" w:cs="TH Sarabun New"/>
-          <w:sz w:val="32"/>
-          <w:szCs w:val="32"/>
-        </w:rPr>
-        <w:t>WiFi</w:t>
-      </w:r>
-      <w:proofErr w:type="spellEnd"/>
-      <w:r>
-        <w:rPr>
-          <w:rFonts w:ascii="TH Sarabun New" w:hAnsi="TH Sarabun New" w:cs="TH Sarabun New"/>
-          <w:sz w:val="32"/>
-          <w:szCs w:val="32"/>
-        </w:rPr>
-        <w:t xml:space="preserve"> CSI </w:t>
-      </w:r>
-      <w:r>
-        <w:rPr>
-          <w:rFonts w:ascii="TH Sarabun New" w:hAnsi="TH Sarabun New" w:cs="TH Sarabun New"/>
-          <w:sz w:val="32"/>
-          <w:szCs w:val="32"/>
-          <w:cs/>
-        </w:rPr>
-        <w:t>มักประสบปัญหาประสิทธิภาพลดลงอย่างรุนแรงในสถานการณ์ข้ามโดเมน</w:t>
+        <w:t>ซึ่งเป็นอุปสรรคสำคัญต่อการนำระบบไปใช้งานจริง เนื่องจากระบบตรวจจับการหกล้มที่มีประสิทธิภาพจำเป็นต้องสามารถทำงานได้ดีแม้อยู่ในสภาวะที่ไม่เอื้ออำนวย</w:t>
       </w:r>
       <w:r>
         <w:rPr>
@@ -520,7 +497,160 @@
           <w:szCs w:val="32"/>
           <w:cs/>
         </w:rPr>
-        <w:t>ซึ่งเป็นอุปสรรคสำคัญต่อการนำระบบไปใช้งานจริง เนื่องจากระบบตรวจจับการหกล้มที่มีประสิทธิภาพจำเป็นต้องสามารถทำงานได้ดีแม้อยู่ในสภาวะที่ไม่เอื้ออำนวย</w:t>
+        <w:t xml:space="preserve">จากงานวิจัยดังกล่าวผู้วิจัยได้นำเสนอระบบตรวจจับการหกล้มโดยใช้ค่าแอมพลิจูดของสัญญาณ </w:t>
+      </w:r>
+      <w:r>
+        <w:rPr>
+          <w:rFonts w:ascii="TH Sarabun New" w:hAnsi="TH Sarabun New" w:cs="TH Sarabun New"/>
+          <w:sz w:val="32"/>
+          <w:szCs w:val="32"/>
+        </w:rPr>
+        <w:t xml:space="preserve">WiFi CSI </w:t>
+      </w:r>
+      <w:r>
+        <w:rPr>
+          <w:rFonts w:ascii="TH Sarabun New" w:hAnsi="TH Sarabun New" w:cs="TH Sarabun New"/>
+          <w:sz w:val="32"/>
+          <w:szCs w:val="32"/>
+          <w:cs/>
+        </w:rPr>
+        <w:t xml:space="preserve">ที่เรียกว่า </w:t>
+      </w:r>
+      <w:r>
+        <w:rPr>
+          <w:rFonts w:ascii="TH Sarabun New" w:hAnsi="TH Sarabun New" w:cs="TH Sarabun New"/>
+          <w:sz w:val="32"/>
+          <w:szCs w:val="32"/>
+        </w:rPr>
+        <w:t xml:space="preserve">AmFall </w:t>
+      </w:r>
+      <w:r>
+        <w:rPr>
+          <w:rFonts w:ascii="TH Sarabun New" w:hAnsi="TH Sarabun New" w:cs="TH Sarabun New"/>
+          <w:sz w:val="32"/>
+          <w:szCs w:val="32"/>
+          <w:cs/>
+        </w:rPr>
+        <w:t xml:space="preserve">ซึ่งสามารถแก้ปัญหาข้างต้นได้อย่างมีประสิทธิภาพ เพื่อรับมือกับสถานการณ์ </w:t>
+      </w:r>
+      <w:r>
+        <w:rPr>
+          <w:rFonts w:ascii="TH Sarabun New" w:hAnsi="TH Sarabun New" w:cs="TH Sarabun New"/>
+          <w:sz w:val="32"/>
+          <w:szCs w:val="32"/>
+        </w:rPr>
+        <w:t xml:space="preserve">NLOS </w:t>
+      </w:r>
+      <w:r>
+        <w:rPr>
+          <w:rFonts w:ascii="TH Sarabun New" w:hAnsi="TH Sarabun New" w:cs="TH Sarabun New"/>
+          <w:sz w:val="32"/>
+          <w:szCs w:val="32"/>
+          <w:cs/>
+        </w:rPr>
+        <w:t xml:space="preserve">และ </w:t>
+      </w:r>
+      <w:r>
+        <w:rPr>
+          <w:rFonts w:ascii="TH Sarabun New" w:hAnsi="TH Sarabun New" w:cs="TH Sarabun New"/>
+          <w:sz w:val="32"/>
+          <w:szCs w:val="32"/>
+        </w:rPr>
+        <w:t xml:space="preserve">TTW </w:t>
+      </w:r>
+      <w:r>
+        <w:rPr>
+          <w:rFonts w:ascii="TH Sarabun New" w:hAnsi="TH Sarabun New" w:cs="TH Sarabun New"/>
+          <w:sz w:val="32"/>
+          <w:szCs w:val="32"/>
+          <w:cs/>
+        </w:rPr>
+        <w:t xml:space="preserve">ระบบ </w:t>
+      </w:r>
+      <w:r>
+        <w:rPr>
+          <w:rFonts w:ascii="TH Sarabun New" w:hAnsi="TH Sarabun New" w:cs="TH Sarabun New"/>
+          <w:sz w:val="32"/>
+          <w:szCs w:val="32"/>
+        </w:rPr>
+        <w:t xml:space="preserve">AmFall </w:t>
+      </w:r>
+      <w:r>
+        <w:rPr>
+          <w:rFonts w:ascii="TH Sarabun New" w:hAnsi="TH Sarabun New" w:cs="TH Sarabun New"/>
+          <w:sz w:val="32"/>
+          <w:szCs w:val="32"/>
+          <w:cs/>
+        </w:rPr>
+        <w:t xml:space="preserve">จะทำการคัดเลือก </w:t>
+      </w:r>
+      <w:r>
+        <w:rPr>
+          <w:rFonts w:ascii="TH Sarabun New" w:hAnsi="TH Sarabun New" w:cs="TH Sarabun New"/>
+          <w:sz w:val="32"/>
+          <w:szCs w:val="32"/>
+        </w:rPr>
+        <w:t xml:space="preserve">Subcarrier </w:t>
+      </w:r>
+      <w:r>
+        <w:rPr>
+          <w:rFonts w:ascii="TH Sarabun New" w:hAnsi="TH Sarabun New" w:cs="TH Sarabun New"/>
+          <w:sz w:val="32"/>
+          <w:szCs w:val="32"/>
+          <w:cs/>
+        </w:rPr>
+        <w:t>และองค์ประกอบหลักที่มีข้อมูลเป็นประโยชน์ นอกจากนี้เนื่องจากการแปลง</w:t>
+      </w:r>
+      <w:r>
+        <w:rPr>
+          <w:rFonts w:ascii="TH Sarabun New" w:hAnsi="TH Sarabun New" w:cs="TH Sarabun New"/>
+          <w:sz w:val="32"/>
+          <w:szCs w:val="32"/>
+        </w:rPr>
+        <w:t xml:space="preserve"> CWT</w:t>
+      </w:r>
+      <w:r>
+        <w:rPr>
+          <w:rFonts w:ascii="TH Sarabun New" w:hAnsi="TH Sarabun New" w:cs="TH Sarabun New"/>
+          <w:sz w:val="32"/>
+          <w:szCs w:val="32"/>
+          <w:cs/>
+        </w:rPr>
+        <w:t xml:space="preserve"> (</w:t>
+      </w:r>
+      <w:r>
+        <w:rPr>
+          <w:rFonts w:ascii="TH Sarabun New" w:hAnsi="TH Sarabun New" w:cs="TH Sarabun New"/>
+          <w:sz w:val="32"/>
+          <w:szCs w:val="32"/>
+        </w:rPr>
+        <w:t xml:space="preserve">Continuous Wavelet Transform </w:t>
+      </w:r>
+      <w:r>
+        <w:rPr>
+          <w:rFonts w:ascii="TH Sarabun New" w:hAnsi="TH Sarabun New" w:cs="TH Sarabun New"/>
+          <w:sz w:val="32"/>
+          <w:szCs w:val="32"/>
+          <w:cs/>
+        </w:rPr>
+        <w:t xml:space="preserve">มีความเหมาะสมต่อการวิเคราะห์เชิงเวลาความถี่ของสัญญาณที่ไม่นิ่ง เช่นเดียวกับสัญญาณที่เกิดขึ้นระหว่างการหกล้ม ระบบ </w:t>
+      </w:r>
+      <w:r>
+        <w:rPr>
+          <w:rFonts w:ascii="TH Sarabun New" w:hAnsi="TH Sarabun New" w:cs="TH Sarabun New"/>
+          <w:sz w:val="32"/>
+          <w:szCs w:val="32"/>
+        </w:rPr>
+        <w:t xml:space="preserve">AmFall </w:t>
+      </w:r>
+      <w:r>
+        <w:rPr>
+          <w:rFonts w:ascii="TH Sarabun New" w:hAnsi="TH Sarabun New" w:cs="TH Sarabun New"/>
+          <w:sz w:val="32"/>
+          <w:szCs w:val="32"/>
+          <w:cs/>
+        </w:rPr>
+        <w:t>จึงสร้างภาพสเกโลแกรม</w:t>
       </w:r>
       <w:r>
         <w:rPr>
@@ -537,45 +667,59 @@
           <w:szCs w:val="32"/>
           <w:cs/>
         </w:rPr>
-        <w:t xml:space="preserve">จากงานวิจัยดังกล่าวผู้วิจัยได้นำเสนอระบบตรวจจับการหกล้มโดยใช้ค่าแอมพลิจูดของสัญญาณ </w:t>
-      </w:r>
-      <w:proofErr w:type="spellStart"/>
-      <w:r>
-        <w:rPr>
-          <w:rFonts w:ascii="TH Sarabun New" w:hAnsi="TH Sarabun New" w:cs="TH Sarabun New"/>
-          <w:sz w:val="32"/>
-          <w:szCs w:val="32"/>
-        </w:rPr>
-        <w:t>WiFi</w:t>
-      </w:r>
-      <w:proofErr w:type="spellEnd"/>
-      <w:r>
-        <w:rPr>
-          <w:rFonts w:ascii="TH Sarabun New" w:hAnsi="TH Sarabun New" w:cs="TH Sarabun New"/>
-          <w:sz w:val="32"/>
-          <w:szCs w:val="32"/>
-        </w:rPr>
-        <w:t xml:space="preserve"> CSI </w:t>
-      </w:r>
-      <w:r>
-        <w:rPr>
-          <w:rFonts w:ascii="TH Sarabun New" w:hAnsi="TH Sarabun New" w:cs="TH Sarabun New"/>
-          <w:sz w:val="32"/>
-          <w:szCs w:val="32"/>
-          <w:cs/>
-        </w:rPr>
-        <w:t xml:space="preserve">ที่เรียกว่า </w:t>
-      </w:r>
-      <w:proofErr w:type="spellStart"/>
-      <w:r>
-        <w:rPr>
-          <w:rFonts w:ascii="TH Sarabun New" w:hAnsi="TH Sarabun New" w:cs="TH Sarabun New"/>
-          <w:sz w:val="32"/>
-          <w:szCs w:val="32"/>
-        </w:rPr>
-        <w:t>AmFall</w:t>
-      </w:r>
-      <w:proofErr w:type="spellEnd"/>
+        <w:t xml:space="preserve">โดยประยุกต์ใช้ </w:t>
+      </w:r>
+      <w:r>
+        <w:rPr>
+          <w:rFonts w:ascii="TH Sarabun New" w:hAnsi="TH Sarabun New" w:cs="TH Sarabun New"/>
+          <w:sz w:val="32"/>
+          <w:szCs w:val="32"/>
+        </w:rPr>
+        <w:t xml:space="preserve">CWT </w:t>
+      </w:r>
+      <w:r>
+        <w:rPr>
+          <w:rFonts w:ascii="TH Sarabun New" w:hAnsi="TH Sarabun New" w:cs="TH Sarabun New"/>
+          <w:sz w:val="32"/>
+          <w:szCs w:val="32"/>
+          <w:cs/>
+        </w:rPr>
+        <w:t xml:space="preserve">กับสัญญาณ </w:t>
+      </w:r>
+      <w:r>
+        <w:rPr>
+          <w:rFonts w:ascii="TH Sarabun New" w:hAnsi="TH Sarabun New" w:cs="TH Sarabun New"/>
+          <w:sz w:val="32"/>
+          <w:szCs w:val="32"/>
+        </w:rPr>
+        <w:t xml:space="preserve">CSI </w:t>
+      </w:r>
+      <w:r>
+        <w:rPr>
+          <w:rFonts w:ascii="TH Sarabun New" w:hAnsi="TH Sarabun New" w:cs="TH Sarabun New"/>
+          <w:sz w:val="32"/>
+          <w:szCs w:val="32"/>
+          <w:cs/>
+        </w:rPr>
+        <w:t>ที่ผ่านกระบวนการขจัดสัญญาณรบกวนด้วยอัลกอริทึมที่พัฒนาขึ้นใหม่ พร้อมทั้งสกัดข้อมูลความเร็ว เพื่อใช้ในการแบ่งช่วงข้อมูล ก่อนนำภาพสเกโลแกรมที่ผ่านการแบ่งช่วงแล้วไปป้อนเข้าสู่ตัวจำแนกประเภทที่ใช้เทคนิคการเรียนรู้เชิงลึก (</w:t>
+      </w:r>
+      <w:r>
+        <w:rPr>
+          <w:rFonts w:ascii="TH Sarabun New" w:hAnsi="TH Sarabun New" w:cs="TH Sarabun New"/>
+          <w:sz w:val="32"/>
+          <w:szCs w:val="32"/>
+        </w:rPr>
+        <w:t xml:space="preserve">Deep Learning) </w:t>
+      </w:r>
+      <w:r>
+        <w:rPr>
+          <w:rFonts w:ascii="TH Sarabun New" w:hAnsi="TH Sarabun New" w:cs="TH Sarabun New"/>
+          <w:sz w:val="32"/>
+          <w:szCs w:val="32"/>
+          <w:cs/>
+        </w:rPr>
+        <w:t>ทั้งนี้</w:t>
+      </w:r>
       <w:r>
         <w:rPr>
           <w:rFonts w:ascii="TH Sarabun New" w:hAnsi="TH Sarabun New" w:cs="TH Sarabun New"/>
@@ -591,24 +735,85 @@
           <w:szCs w:val="32"/>
           <w:cs/>
         </w:rPr>
-        <w:t xml:space="preserve">ซึ่งสามารถแก้ปัญหาข้างต้นได้อย่างมีประสิทธิภาพ เพื่อรับมือกับสถานการณ์ </w:t>
-      </w:r>
-      <w:r>
-        <w:rPr>
-          <w:rFonts w:ascii="TH Sarabun New" w:hAnsi="TH Sarabun New" w:cs="TH Sarabun New"/>
-          <w:sz w:val="32"/>
-          <w:szCs w:val="32"/>
-        </w:rPr>
-        <w:t xml:space="preserve">NLOS </w:t>
-      </w:r>
-      <w:r>
-        <w:rPr>
-          <w:rFonts w:ascii="TH Sarabun New" w:hAnsi="TH Sarabun New" w:cs="TH Sarabun New"/>
-          <w:sz w:val="32"/>
-          <w:szCs w:val="32"/>
-          <w:cs/>
-        </w:rPr>
-        <w:t xml:space="preserve">และ </w:t>
+        <w:t>ผู้วิจัยยังได้นำเสนอวิธีการเพิ่มจำนวนชุด</w:t>
+      </w:r>
+      <w:r>
+        <w:rPr>
+          <w:rFonts w:ascii="TH Sarabun New" w:hAnsi="TH Sarabun New" w:cs="TH Sarabun New"/>
+          <w:sz w:val="32"/>
+          <w:szCs w:val="32"/>
+          <w:cs/>
+        </w:rPr>
+        <w:lastRenderedPageBreak/>
+        <w:t xml:space="preserve">ข้อมูล ที่มีความเรียบง่ายแต่มีประสิทธิภาพ เพื่อสร้างภาพสเกโลแกรมหลายภาพจากข้อมูล </w:t>
+      </w:r>
+      <w:r>
+        <w:rPr>
+          <w:rFonts w:ascii="TH Sarabun New" w:hAnsi="TH Sarabun New" w:cs="TH Sarabun New"/>
+          <w:sz w:val="32"/>
+          <w:szCs w:val="32"/>
+        </w:rPr>
+        <w:t xml:space="preserve">CSI </w:t>
+      </w:r>
+      <w:r>
+        <w:rPr>
+          <w:rFonts w:ascii="TH Sarabun New" w:hAnsi="TH Sarabun New" w:cs="TH Sarabun New"/>
+          <w:sz w:val="32"/>
+          <w:szCs w:val="32"/>
+          <w:cs/>
+        </w:rPr>
+        <w:t>เพียงชุดเดียว</w:t>
+      </w:r>
+      <w:r>
+        <w:rPr>
+          <w:rFonts w:ascii="TH Sarabun New" w:hAnsi="TH Sarabun New" w:cs="TH Sarabun New"/>
+          <w:sz w:val="32"/>
+          <w:szCs w:val="32"/>
+        </w:rPr>
+        <w:t xml:space="preserve"> </w:t>
+      </w:r>
+      <w:r>
+        <w:rPr>
+          <w:rFonts w:ascii="TH Sarabun New" w:hAnsi="TH Sarabun New" w:cs="TH Sarabun New"/>
+          <w:sz w:val="32"/>
+          <w:szCs w:val="32"/>
+          <w:cs/>
+        </w:rPr>
+        <w:t xml:space="preserve">ระบบที่นำเสนอนี้ได้ถูกนำไปทดสอบบนอุปกรณ์ </w:t>
+      </w:r>
+      <w:r>
+        <w:rPr>
+          <w:rFonts w:ascii="TH Sarabun New" w:hAnsi="TH Sarabun New" w:cs="TH Sarabun New"/>
+          <w:sz w:val="32"/>
+          <w:szCs w:val="32"/>
+        </w:rPr>
+        <w:t xml:space="preserve">WiFi </w:t>
+      </w:r>
+      <w:r>
+        <w:rPr>
+          <w:rFonts w:ascii="TH Sarabun New" w:hAnsi="TH Sarabun New" w:cs="TH Sarabun New"/>
+          <w:sz w:val="32"/>
+          <w:szCs w:val="32"/>
+          <w:cs/>
+        </w:rPr>
+        <w:t xml:space="preserve">เชิงพาณิชย์ และให้ผลลัพธ์ความแม่นยำในการตรวจจับการหกล้มสูงถึง </w:t>
+      </w:r>
+      <w:r>
+        <w:rPr>
+          <w:rFonts w:ascii="TH Sarabun New" w:hAnsi="TH Sarabun New" w:cs="TH Sarabun New"/>
+          <w:sz w:val="32"/>
+          <w:szCs w:val="32"/>
+        </w:rPr>
+        <w:t xml:space="preserve">95.28% - 99.67% </w:t>
+      </w:r>
+      <w:r>
+        <w:rPr>
+          <w:rFonts w:ascii="TH Sarabun New" w:hAnsi="TH Sarabun New" w:cs="TH Sarabun New"/>
+          <w:sz w:val="32"/>
+          <w:szCs w:val="32"/>
+          <w:cs/>
+        </w:rPr>
+        <w:t xml:space="preserve">ในสภาพแวดล้อมแบบ </w:t>
       </w:r>
       <w:r>
         <w:rPr>
@@ -625,320 +830,15 @@
           <w:szCs w:val="32"/>
           <w:cs/>
         </w:rPr>
-        <w:t xml:space="preserve">ระบบ </w:t>
-      </w:r>
-      <w:proofErr w:type="spellStart"/>
-      <w:r>
-        <w:rPr>
-          <w:rFonts w:ascii="TH Sarabun New" w:hAnsi="TH Sarabun New" w:cs="TH Sarabun New"/>
-          <w:sz w:val="32"/>
-          <w:szCs w:val="32"/>
-        </w:rPr>
-        <w:t>AmFall</w:t>
-      </w:r>
-      <w:proofErr w:type="spellEnd"/>
-      <w:r>
-        <w:rPr>
-          <w:rFonts w:ascii="TH Sarabun New" w:hAnsi="TH Sarabun New" w:cs="TH Sarabun New"/>
-          <w:sz w:val="32"/>
-          <w:szCs w:val="32"/>
-        </w:rPr>
-        <w:t xml:space="preserve"> </w:t>
-      </w:r>
-      <w:r>
-        <w:rPr>
-          <w:rFonts w:ascii="TH Sarabun New" w:hAnsi="TH Sarabun New" w:cs="TH Sarabun New"/>
-          <w:sz w:val="32"/>
-          <w:szCs w:val="32"/>
-          <w:cs/>
-        </w:rPr>
-        <w:t xml:space="preserve">จะทำการคัดเลือก </w:t>
-      </w:r>
-      <w:r>
-        <w:rPr>
-          <w:rFonts w:ascii="TH Sarabun New" w:hAnsi="TH Sarabun New" w:cs="TH Sarabun New"/>
-          <w:sz w:val="32"/>
-          <w:szCs w:val="32"/>
-        </w:rPr>
-        <w:t xml:space="preserve">Subcarrier </w:t>
-      </w:r>
-      <w:r>
-        <w:rPr>
-          <w:rFonts w:ascii="TH Sarabun New" w:hAnsi="TH Sarabun New" w:cs="TH Sarabun New"/>
-          <w:sz w:val="32"/>
-          <w:szCs w:val="32"/>
-          <w:cs/>
-        </w:rPr>
-        <w:t>และองค์ประกอบหลักที่มีข้อมูลเป็นประโยชน์ นอกจากนี้เนื่องจากการแปลง</w:t>
-      </w:r>
-      <w:r>
-        <w:rPr>
-          <w:rFonts w:ascii="TH Sarabun New" w:hAnsi="TH Sarabun New" w:cs="TH Sarabun New"/>
-          <w:sz w:val="32"/>
-          <w:szCs w:val="32"/>
-        </w:rPr>
-        <w:t xml:space="preserve"> CWT</w:t>
-      </w:r>
-      <w:r>
-        <w:rPr>
-          <w:rFonts w:ascii="TH Sarabun New" w:hAnsi="TH Sarabun New" w:cs="TH Sarabun New"/>
-          <w:sz w:val="32"/>
-          <w:szCs w:val="32"/>
-          <w:cs/>
-        </w:rPr>
-        <w:t xml:space="preserve"> (</w:t>
-      </w:r>
-      <w:r>
-        <w:rPr>
-          <w:rFonts w:ascii="TH Sarabun New" w:hAnsi="TH Sarabun New" w:cs="TH Sarabun New"/>
-          <w:sz w:val="32"/>
-          <w:szCs w:val="32"/>
-        </w:rPr>
-        <w:t xml:space="preserve">Continuous Wavelet Transform </w:t>
-      </w:r>
-      <w:r>
-        <w:rPr>
-          <w:rFonts w:ascii="TH Sarabun New" w:hAnsi="TH Sarabun New" w:cs="TH Sarabun New"/>
-          <w:sz w:val="32"/>
-          <w:szCs w:val="32"/>
-          <w:cs/>
-        </w:rPr>
-        <w:t xml:space="preserve">มีความเหมาะสมต่อการวิเคราะห์เชิงเวลาความถี่ของสัญญาณที่ไม่นิ่ง เช่นเดียวกับสัญญาณที่เกิดขึ้นระหว่างการหกล้ม ระบบ </w:t>
-      </w:r>
-      <w:proofErr w:type="spellStart"/>
-      <w:r>
-        <w:rPr>
-          <w:rFonts w:ascii="TH Sarabun New" w:hAnsi="TH Sarabun New" w:cs="TH Sarabun New"/>
-          <w:sz w:val="32"/>
-          <w:szCs w:val="32"/>
-        </w:rPr>
-        <w:t>AmFall</w:t>
-      </w:r>
-      <w:proofErr w:type="spellEnd"/>
-      <w:r>
-        <w:rPr>
-          <w:rFonts w:ascii="TH Sarabun New" w:hAnsi="TH Sarabun New" w:cs="TH Sarabun New"/>
-          <w:sz w:val="32"/>
-          <w:szCs w:val="32"/>
-        </w:rPr>
-        <w:t xml:space="preserve"> </w:t>
-      </w:r>
-      <w:r>
-        <w:rPr>
-          <w:rFonts w:ascii="TH Sarabun New" w:hAnsi="TH Sarabun New" w:cs="TH Sarabun New"/>
-          <w:sz w:val="32"/>
-          <w:szCs w:val="32"/>
-          <w:cs/>
-        </w:rPr>
-        <w:t>จึงสร้างภาพสเกโลแกรม</w:t>
-      </w:r>
-      <w:r>
-        <w:rPr>
-          <w:rFonts w:ascii="TH Sarabun New" w:hAnsi="TH Sarabun New" w:cs="TH Sarabun New"/>
-          <w:sz w:val="32"/>
-          <w:szCs w:val="32"/>
-        </w:rPr>
-        <w:t xml:space="preserve"> </w:t>
-      </w:r>
-      <w:r>
-        <w:rPr>
-          <w:rFonts w:ascii="TH Sarabun New" w:hAnsi="TH Sarabun New" w:cs="TH Sarabun New"/>
-          <w:sz w:val="32"/>
-          <w:szCs w:val="32"/>
-          <w:cs/>
-        </w:rPr>
-        <w:t xml:space="preserve">โดยประยุกต์ใช้ </w:t>
-      </w:r>
-      <w:r>
-        <w:rPr>
-          <w:rFonts w:ascii="TH Sarabun New" w:hAnsi="TH Sarabun New" w:cs="TH Sarabun New"/>
-          <w:sz w:val="32"/>
-          <w:szCs w:val="32"/>
-        </w:rPr>
-        <w:t xml:space="preserve">CWT </w:t>
-      </w:r>
-      <w:r>
-        <w:rPr>
-          <w:rFonts w:ascii="TH Sarabun New" w:hAnsi="TH Sarabun New" w:cs="TH Sarabun New"/>
-          <w:sz w:val="32"/>
-          <w:szCs w:val="32"/>
-          <w:cs/>
-        </w:rPr>
-        <w:t xml:space="preserve">กับสัญญาณ </w:t>
-      </w:r>
-      <w:r>
-        <w:rPr>
-          <w:rFonts w:ascii="TH Sarabun New" w:hAnsi="TH Sarabun New" w:cs="TH Sarabun New"/>
-          <w:sz w:val="32"/>
-          <w:szCs w:val="32"/>
-        </w:rPr>
-        <w:t xml:space="preserve">CSI </w:t>
-      </w:r>
-      <w:r>
-        <w:rPr>
-          <w:rFonts w:ascii="TH Sarabun New" w:hAnsi="TH Sarabun New" w:cs="TH Sarabun New"/>
-          <w:sz w:val="32"/>
-          <w:szCs w:val="32"/>
-          <w:cs/>
-        </w:rPr>
-        <w:t>ที่ผ่านกระบวนการขจัดสัญญาณรบกวนด้วยอัลกอริทึมที่พัฒนาขึ้นใหม่ พร้อมทั้งสกัดข้อมูลความเร็ว เพื่อใช้ในการแบ่งช่วงข้อมูล ก่อนนำภาพสเกโลแกรมที่ผ่านการแบ่งช่วงแล้วไปป้อนเข้าสู่ตัวจำแนกประเภทที่ใช้เทคนิคการเรียนรู้เชิงลึก (</w:t>
-      </w:r>
-      <w:r>
-        <w:rPr>
-          <w:rFonts w:ascii="TH Sarabun New" w:hAnsi="TH Sarabun New" w:cs="TH Sarabun New"/>
-          <w:sz w:val="32"/>
-          <w:szCs w:val="32"/>
-        </w:rPr>
-        <w:t xml:space="preserve">Deep Learning) </w:t>
-      </w:r>
-      <w:r>
-        <w:rPr>
-          <w:rFonts w:ascii="TH Sarabun New" w:hAnsi="TH Sarabun New" w:cs="TH Sarabun New"/>
-          <w:sz w:val="32"/>
-          <w:szCs w:val="32"/>
-          <w:cs/>
-        </w:rPr>
-        <w:t>ทั้งนี้</w:t>
-      </w:r>
-      <w:r>
-        <w:rPr>
-          <w:rFonts w:ascii="TH Sarabun New" w:hAnsi="TH Sarabun New" w:cs="TH Sarabun New"/>
-          <w:sz w:val="32"/>
-          <w:szCs w:val="32"/>
-        </w:rPr>
-        <w:t xml:space="preserve"> </w:t>
-      </w:r>
-      <w:r>
-        <w:rPr>
-          <w:rFonts w:ascii="TH Sarabun New" w:hAnsi="TH Sarabun New" w:cs="TH Sarabun New"/>
-          <w:sz w:val="32"/>
-          <w:szCs w:val="32"/>
-          <w:cs/>
-        </w:rPr>
-        <w:t xml:space="preserve">ผู้วิจัยยังได้นำเสนอวิธีการเพิ่มจำนวนชุดข้อมูล ที่มีความเรียบง่ายแต่มีประสิทธิภาพ เพื่อสร้างภาพสเกโลแกรมหลายภาพจากข้อมูล </w:t>
-      </w:r>
-      <w:r>
-        <w:rPr>
-          <w:rFonts w:ascii="TH Sarabun New" w:hAnsi="TH Sarabun New" w:cs="TH Sarabun New"/>
-          <w:sz w:val="32"/>
-          <w:szCs w:val="32"/>
-        </w:rPr>
-        <w:t xml:space="preserve">CSI </w:t>
-      </w:r>
-      <w:r>
-        <w:rPr>
-          <w:rFonts w:ascii="TH Sarabun New" w:hAnsi="TH Sarabun New" w:cs="TH Sarabun New"/>
-          <w:sz w:val="32"/>
-          <w:szCs w:val="32"/>
-          <w:cs/>
-        </w:rPr>
-        <w:t>เพียงชุด</w:t>
-      </w:r>
-      <w:r>
-        <w:rPr>
-          <w:rFonts w:ascii="TH Sarabun New" w:hAnsi="TH Sarabun New" w:cs="TH Sarabun New"/>
-          <w:sz w:val="32"/>
-          <w:szCs w:val="32"/>
-          <w:cs/>
-        </w:rPr>
-        <w:lastRenderedPageBreak/>
-        <w:t>เดียว</w:t>
-      </w:r>
-      <w:r>
-        <w:rPr>
-          <w:rFonts w:ascii="TH Sarabun New" w:hAnsi="TH Sarabun New" w:cs="TH Sarabun New"/>
-          <w:sz w:val="32"/>
-          <w:szCs w:val="32"/>
-        </w:rPr>
-        <w:t xml:space="preserve"> </w:t>
-      </w:r>
-      <w:r>
-        <w:rPr>
-          <w:rFonts w:ascii="TH Sarabun New" w:hAnsi="TH Sarabun New" w:cs="TH Sarabun New"/>
-          <w:sz w:val="32"/>
-          <w:szCs w:val="32"/>
-          <w:cs/>
-        </w:rPr>
-        <w:t xml:space="preserve">ระบบที่นำเสนอนี้ได้ถูกนำไปทดสอบบนอุปกรณ์ </w:t>
-      </w:r>
-      <w:proofErr w:type="spellStart"/>
-      <w:r>
-        <w:rPr>
-          <w:rFonts w:ascii="TH Sarabun New" w:hAnsi="TH Sarabun New" w:cs="TH Sarabun New"/>
-          <w:sz w:val="32"/>
-          <w:szCs w:val="32"/>
-        </w:rPr>
-        <w:t>WiFi</w:t>
-      </w:r>
-      <w:proofErr w:type="spellEnd"/>
-      <w:r>
-        <w:rPr>
-          <w:rFonts w:ascii="TH Sarabun New" w:hAnsi="TH Sarabun New" w:cs="TH Sarabun New"/>
-          <w:sz w:val="32"/>
-          <w:szCs w:val="32"/>
-        </w:rPr>
-        <w:t xml:space="preserve"> </w:t>
-      </w:r>
-      <w:r>
-        <w:rPr>
-          <w:rFonts w:ascii="TH Sarabun New" w:hAnsi="TH Sarabun New" w:cs="TH Sarabun New"/>
-          <w:sz w:val="32"/>
-          <w:szCs w:val="32"/>
-          <w:cs/>
-        </w:rPr>
-        <w:t xml:space="preserve">เชิงพาณิชย์ และให้ผลลัพธ์ความแม่นยำในการตรวจจับการหกล้มสูงถึง </w:t>
-      </w:r>
-      <w:r>
-        <w:rPr>
-          <w:rFonts w:ascii="TH Sarabun New" w:hAnsi="TH Sarabun New" w:cs="TH Sarabun New"/>
-          <w:sz w:val="32"/>
-          <w:szCs w:val="32"/>
-        </w:rPr>
-        <w:t xml:space="preserve">95.28% - 99.67% </w:t>
-      </w:r>
-      <w:r>
-        <w:rPr>
-          <w:rFonts w:ascii="TH Sarabun New" w:hAnsi="TH Sarabun New" w:cs="TH Sarabun New"/>
-          <w:sz w:val="32"/>
-          <w:szCs w:val="32"/>
-          <w:cs/>
-        </w:rPr>
-        <w:t xml:space="preserve">ในสภาพแวดล้อมแบบ </w:t>
-      </w:r>
-      <w:r>
-        <w:rPr>
-          <w:rFonts w:ascii="TH Sarabun New" w:hAnsi="TH Sarabun New" w:cs="TH Sarabun New"/>
-          <w:sz w:val="32"/>
-          <w:szCs w:val="32"/>
-        </w:rPr>
-        <w:t xml:space="preserve">TTW </w:t>
-      </w:r>
-      <w:r>
-        <w:rPr>
-          <w:rFonts w:ascii="TH Sarabun New" w:hAnsi="TH Sarabun New" w:cs="TH Sarabun New"/>
-          <w:sz w:val="32"/>
-          <w:szCs w:val="32"/>
-          <w:cs/>
-        </w:rPr>
         <w:t xml:space="preserve">และแบบข้ามโดเมน ซึ่งมีประสิทธิภาพเหนือกว่าวิธีการที่ใช้ </w:t>
       </w:r>
-      <w:proofErr w:type="spellStart"/>
-      <w:r>
-        <w:rPr>
-          <w:rFonts w:ascii="TH Sarabun New" w:hAnsi="TH Sarabun New" w:cs="TH Sarabun New"/>
-          <w:sz w:val="32"/>
-          <w:szCs w:val="32"/>
-        </w:rPr>
-        <w:t>WiFi</w:t>
-      </w:r>
-      <w:proofErr w:type="spellEnd"/>
-      <w:r>
-        <w:rPr>
-          <w:rFonts w:ascii="TH Sarabun New" w:hAnsi="TH Sarabun New" w:cs="TH Sarabun New"/>
-          <w:sz w:val="32"/>
-          <w:szCs w:val="32"/>
-        </w:rPr>
-        <w:t xml:space="preserve"> </w:t>
+      <w:r>
+        <w:rPr>
+          <w:rFonts w:ascii="TH Sarabun New" w:hAnsi="TH Sarabun New" w:cs="TH Sarabun New"/>
+          <w:sz w:val="32"/>
+          <w:szCs w:val="32"/>
+        </w:rPr>
+        <w:t xml:space="preserve">WiFi </w:t>
       </w:r>
       <w:r>
         <w:rPr>
@@ -1001,23 +901,13 @@
         </w:rPr>
         <w:t xml:space="preserve">ระบบตรวจจับการหกล้มด้วยสัญญาณ </w:t>
       </w:r>
-      <w:proofErr w:type="spellStart"/>
-      <w:r>
-        <w:rPr>
-          <w:rFonts w:ascii="TH Sarabun New" w:hAnsi="TH Sarabun New" w:cs="TH Sarabun New"/>
-          <w:sz w:val="32"/>
-          <w:szCs w:val="32"/>
-        </w:rPr>
-        <w:t>WiFi</w:t>
-      </w:r>
-      <w:proofErr w:type="spellEnd"/>
-      <w:r>
-        <w:rPr>
-          <w:rFonts w:ascii="TH Sarabun New" w:hAnsi="TH Sarabun New" w:cs="TH Sarabun New"/>
-          <w:sz w:val="32"/>
-          <w:szCs w:val="32"/>
-        </w:rPr>
-        <w:t xml:space="preserve"> CSI </w:t>
+      <w:r>
+        <w:rPr>
+          <w:rFonts w:ascii="TH Sarabun New" w:hAnsi="TH Sarabun New" w:cs="TH Sarabun New"/>
+          <w:sz w:val="32"/>
+          <w:szCs w:val="32"/>
+        </w:rPr>
+        <w:t xml:space="preserve">WiFi CSI </w:t>
       </w:r>
       <w:r>
         <w:rPr>
@@ -1028,23 +918,13 @@
         </w:rPr>
         <w:t>โดยใช้โพรไฟล์ความหนาแน่นความน่าจะเป็นของแอมพลิจูดเชิงพลวัต (</w:t>
       </w:r>
-      <w:proofErr w:type="spellStart"/>
-      <w:r>
-        <w:rPr>
-          <w:rFonts w:ascii="TH Sarabun New" w:hAnsi="TH Sarabun New" w:cs="TH Sarabun New"/>
-          <w:sz w:val="32"/>
-          <w:szCs w:val="32"/>
-        </w:rPr>
-        <w:t>DapFall</w:t>
-      </w:r>
-      <w:proofErr w:type="spellEnd"/>
-      <w:r>
-        <w:rPr>
-          <w:rFonts w:ascii="TH Sarabun New" w:hAnsi="TH Sarabun New" w:cs="TH Sarabun New"/>
-          <w:sz w:val="32"/>
-          <w:szCs w:val="32"/>
-        </w:rPr>
-        <w:t>: Dynamic Amplitude Probability Density Profile-Based Wi-Fi CSI Sensing for Fall Detection)</w:t>
+      <w:r>
+        <w:rPr>
+          <w:rFonts w:ascii="TH Sarabun New" w:hAnsi="TH Sarabun New" w:cs="TH Sarabun New"/>
+          <w:sz w:val="32"/>
+          <w:szCs w:val="32"/>
+        </w:rPr>
+        <w:t>DapFall: Dynamic Amplitude Probability Density Profile-Based Wi-Fi CSI Sensing for Fall Detection)</w:t>
       </w:r>
     </w:p>
     <w:p>
@@ -1071,24 +951,7 @@
           <w:szCs w:val="32"/>
         </w:rPr>
         <w:tab/>
-      </w:r>
-      <w:proofErr w:type="spellStart"/>
-      <w:r>
-        <w:rPr>
-          <w:rFonts w:ascii="TH Sarabun New" w:hAnsi="TH Sarabun New" w:cs="TH Sarabun New"/>
-          <w:sz w:val="32"/>
-          <w:szCs w:val="32"/>
-        </w:rPr>
-        <w:t>Zhuolong</w:t>
-      </w:r>
-      <w:proofErr w:type="spellEnd"/>
-      <w:r>
-        <w:rPr>
-          <w:rFonts w:ascii="TH Sarabun New" w:hAnsi="TH Sarabun New" w:cs="TH Sarabun New"/>
-          <w:sz w:val="32"/>
-          <w:szCs w:val="32"/>
-        </w:rPr>
-        <w:t xml:space="preserve"> Chen </w:t>
+        <w:t xml:space="preserve">Zhuolong Chen </w:t>
       </w:r>
       <w:r>
         <w:rPr>
@@ -1116,23 +979,13 @@
         </w:rPr>
         <w:t xml:space="preserve">ระบุว่าระบบตรวจจับการหกล้มโดยใช้ค่าสภาวะช่องสัญญาณ </w:t>
       </w:r>
-      <w:proofErr w:type="spellStart"/>
-      <w:r>
-        <w:rPr>
-          <w:rFonts w:ascii="TH Sarabun New" w:hAnsi="TH Sarabun New" w:cs="TH Sarabun New"/>
-          <w:sz w:val="32"/>
-          <w:szCs w:val="32"/>
-        </w:rPr>
-        <w:t>WiFi</w:t>
-      </w:r>
-      <w:proofErr w:type="spellEnd"/>
-      <w:r>
-        <w:rPr>
-          <w:rFonts w:ascii="TH Sarabun New" w:hAnsi="TH Sarabun New" w:cs="TH Sarabun New"/>
-          <w:sz w:val="32"/>
-          <w:szCs w:val="32"/>
-        </w:rPr>
-        <w:t xml:space="preserve"> CSI </w:t>
+      <w:r>
+        <w:rPr>
+          <w:rFonts w:ascii="TH Sarabun New" w:hAnsi="TH Sarabun New" w:cs="TH Sarabun New"/>
+          <w:sz w:val="32"/>
+          <w:szCs w:val="32"/>
+        </w:rPr>
+        <w:t xml:space="preserve">WiFi CSI </w:t>
       </w:r>
       <w:r>
         <w:rPr>
@@ -1160,16 +1013,23 @@
         </w:rPr>
         <w:t xml:space="preserve">ซึ่งเป็นข้อมูลที่มีความสำคัญในการแสดงลักษณะเฉพาะของแต่ละกิจกรรม และมีความทนทานต่อการเปลี่ยนแปลงสภาพแวดล้อม ด้วยเหตุนี้ ผู้วิจัยจึงได้นำเสนอระบบ </w:t>
       </w:r>
-      <w:proofErr w:type="spellStart"/>
-      <w:r>
-        <w:rPr>
-          <w:rFonts w:ascii="TH Sarabun New" w:hAnsi="TH Sarabun New" w:cs="TH Sarabun New"/>
-          <w:sz w:val="32"/>
-          <w:szCs w:val="32"/>
-        </w:rPr>
-        <w:t>DapFall</w:t>
-      </w:r>
-      <w:proofErr w:type="spellEnd"/>
+      <w:r>
+        <w:rPr>
+          <w:rFonts w:ascii="TH Sarabun New" w:hAnsi="TH Sarabun New" w:cs="TH Sarabun New"/>
+          <w:sz w:val="32"/>
+          <w:szCs w:val="32"/>
+        </w:rPr>
+        <w:t xml:space="preserve">DapFall </w:t>
+      </w:r>
+      <w:r>
+        <w:rPr>
+          <w:rFonts w:ascii="TH Sarabun New" w:hAnsi="TH Sarabun New" w:cs="TH Sarabun New"/>
+          <w:sz w:val="32"/>
+          <w:szCs w:val="32"/>
+          <w:cs/>
+        </w:rPr>
+        <w:t>ซึ่งเป็นระบบที่มีประสิทธิภาพในการใช้ข้อมูลอย่างคุ้มค่า</w:t>
+      </w:r>
       <w:r>
         <w:rPr>
           <w:rFonts w:ascii="TH Sarabun New" w:hAnsi="TH Sarabun New" w:cs="TH Sarabun New"/>
@@ -1185,7 +1045,7 @@
           <w:szCs w:val="32"/>
           <w:cs/>
         </w:rPr>
-        <w:t>ซึ่งเป็นระบบที่มีประสิทธิภาพในการใช้ข้อมูลอย่างคุ้มค่า</w:t>
+        <w:t>และสามารถตรวจจับการหกล้มข้ามสภาพแวดล้อมได้โดยไม่จำเป็นต้องฝึกโมเดลใหม่</w:t>
       </w:r>
       <w:r>
         <w:rPr>
@@ -1202,7 +1062,126 @@
           <w:szCs w:val="32"/>
           <w:cs/>
         </w:rPr>
-        <w:t>และสามารถตรวจจับการหกล้มข้ามสภาพแวดล้อมได้โดยไม่จำเป็นต้องฝึกโมเดลใหม่</w:t>
+        <w:t xml:space="preserve">แนวคิดหลักของ </w:t>
+      </w:r>
+      <w:r>
+        <w:rPr>
+          <w:rFonts w:ascii="TH Sarabun New" w:hAnsi="TH Sarabun New" w:cs="TH Sarabun New"/>
+          <w:sz w:val="32"/>
+          <w:szCs w:val="32"/>
+        </w:rPr>
+        <w:t xml:space="preserve">DapFall </w:t>
+      </w:r>
+      <w:r>
+        <w:rPr>
+          <w:rFonts w:ascii="TH Sarabun New" w:hAnsi="TH Sarabun New" w:cs="TH Sarabun New"/>
+          <w:sz w:val="32"/>
+          <w:szCs w:val="32"/>
+          <w:cs/>
+        </w:rPr>
+        <w:t xml:space="preserve">คือการแปลงค่าแอมพลิจูดของสัญญาณ </w:t>
+      </w:r>
+      <w:r>
+        <w:rPr>
+          <w:rFonts w:ascii="TH Sarabun New" w:hAnsi="TH Sarabun New" w:cs="TH Sarabun New"/>
+          <w:sz w:val="32"/>
+          <w:szCs w:val="32"/>
+        </w:rPr>
+        <w:t xml:space="preserve">CSI </w:t>
+      </w:r>
+      <w:r>
+        <w:rPr>
+          <w:rFonts w:ascii="TH Sarabun New" w:hAnsi="TH Sarabun New" w:cs="TH Sarabun New"/>
+          <w:sz w:val="32"/>
+          <w:szCs w:val="32"/>
+          <w:cs/>
+        </w:rPr>
+        <w:t xml:space="preserve">ให้อยู่ในรูปแบบ โพรไฟล์ความหนาแน่นความน่าจะเป็นของแอมพลิจูดเชิงพลวัต หรือ </w:t>
+      </w:r>
+      <w:r>
+        <w:rPr>
+          <w:rFonts w:ascii="TH Sarabun New" w:hAnsi="TH Sarabun New" w:cs="TH Sarabun New"/>
+          <w:sz w:val="32"/>
+          <w:szCs w:val="32"/>
+        </w:rPr>
+        <w:t>DAPD</w:t>
+      </w:r>
+      <w:r>
+        <w:rPr>
+          <w:rFonts w:ascii="TH Sarabun New" w:hAnsi="TH Sarabun New" w:cs="TH Sarabun New"/>
+          <w:sz w:val="32"/>
+          <w:szCs w:val="32"/>
+          <w:cs/>
+        </w:rPr>
+        <w:t xml:space="preserve"> (</w:t>
+      </w:r>
+      <w:r>
+        <w:rPr>
+          <w:rFonts w:ascii="TH Sarabun New" w:hAnsi="TH Sarabun New" w:cs="TH Sarabun New"/>
+          <w:sz w:val="32"/>
+          <w:szCs w:val="32"/>
+        </w:rPr>
+        <w:t xml:space="preserve">Dynamic Amplitude Probability Density) </w:t>
+      </w:r>
+      <w:r>
+        <w:rPr>
+          <w:rFonts w:ascii="TH Sarabun New" w:hAnsi="TH Sarabun New" w:cs="TH Sarabun New"/>
+          <w:sz w:val="32"/>
+          <w:szCs w:val="32"/>
+          <w:cs/>
+        </w:rPr>
+        <w:t xml:space="preserve">ซึ่งเป็นการแสดงผลข้อมูลเชิงภาพแบบ </w:t>
+      </w:r>
+      <w:r>
+        <w:rPr>
+          <w:rFonts w:ascii="TH Sarabun New" w:hAnsi="TH Sarabun New" w:cs="TH Sarabun New"/>
+          <w:sz w:val="32"/>
+          <w:szCs w:val="32"/>
+        </w:rPr>
+        <w:t>3</w:t>
+      </w:r>
+      <w:r>
+        <w:rPr>
+          <w:rFonts w:ascii="TH Sarabun New" w:hAnsi="TH Sarabun New" w:cs="TH Sarabun New"/>
+          <w:sz w:val="32"/>
+          <w:szCs w:val="32"/>
+          <w:cs/>
+        </w:rPr>
+        <w:t xml:space="preserve"> มิติที่เน้นย้ำคุณลักษณะเชิงพลวัตของสัญญาณอย่างชัดเจน นอกจากนี้ </w:t>
+      </w:r>
+      <w:r>
+        <w:rPr>
+          <w:rFonts w:ascii="TH Sarabun New" w:hAnsi="TH Sarabun New" w:cs="TH Sarabun New"/>
+          <w:sz w:val="32"/>
+          <w:szCs w:val="32"/>
+        </w:rPr>
+        <w:t xml:space="preserve">DAPD </w:t>
+      </w:r>
+      <w:r>
+        <w:rPr>
+          <w:rFonts w:ascii="TH Sarabun New" w:hAnsi="TH Sarabun New" w:cs="TH Sarabun New"/>
+          <w:sz w:val="32"/>
+          <w:szCs w:val="32"/>
+          <w:cs/>
+        </w:rPr>
+        <w:t xml:space="preserve">ยังคงรักษาข้อมูล </w:t>
+      </w:r>
+      <w:r>
+        <w:rPr>
+          <w:rFonts w:ascii="TH Sarabun New" w:hAnsi="TH Sarabun New" w:cs="TH Sarabun New"/>
+          <w:sz w:val="32"/>
+          <w:szCs w:val="32"/>
+        </w:rPr>
+        <w:t xml:space="preserve">SMI </w:t>
+      </w:r>
+      <w:r>
+        <w:rPr>
+          <w:rFonts w:ascii="TH Sarabun New" w:hAnsi="TH Sarabun New" w:cs="TH Sarabun New"/>
+          <w:sz w:val="32"/>
+          <w:szCs w:val="32"/>
+          <w:cs/>
+        </w:rPr>
+        <w:t>ไว้ได้ พร้อมทั้งลดทอนองค์ประกอบแบบคงที่</w:t>
       </w:r>
       <w:r>
         <w:rPr>
@@ -1219,18 +1198,8 @@
           <w:szCs w:val="32"/>
           <w:cs/>
         </w:rPr>
-        <w:t xml:space="preserve">แนวคิดหลักของ </w:t>
-      </w:r>
-      <w:proofErr w:type="spellStart"/>
-      <w:r>
-        <w:rPr>
-          <w:rFonts w:ascii="TH Sarabun New" w:hAnsi="TH Sarabun New" w:cs="TH Sarabun New"/>
-          <w:sz w:val="32"/>
-          <w:szCs w:val="32"/>
-        </w:rPr>
-        <w:t>DapFall</w:t>
-      </w:r>
-      <w:proofErr w:type="spellEnd"/>
+        <w:t>ของสัญญาณลงไปพร้อมกัน จากนั้น ผู้วิจัยได้ใช้เทคนิคการเพิ่มจำนวนข้อมูลเฉพาะทางเพื่อปรับเปลี่ยนคุณลักษณะความผันแปรของแอมพลิจูด อันเป็นการเพิ่มความหลากหลายของชุดข้อมูลการหกล้มให้มากยิ่งขึ้น</w:t>
+      </w:r>
       <w:r>
         <w:rPr>
           <w:rFonts w:ascii="TH Sarabun New" w:hAnsi="TH Sarabun New" w:cs="TH Sarabun New"/>
@@ -1246,75 +1215,7 @@
           <w:szCs w:val="32"/>
           <w:cs/>
         </w:rPr>
-        <w:t xml:space="preserve">คือการแปลงค่าแอมพลิจูดของสัญญาณ </w:t>
-      </w:r>
-      <w:r>
-        <w:rPr>
-          <w:rFonts w:ascii="TH Sarabun New" w:hAnsi="TH Sarabun New" w:cs="TH Sarabun New"/>
-          <w:sz w:val="32"/>
-          <w:szCs w:val="32"/>
-        </w:rPr>
-        <w:t xml:space="preserve">CSI </w:t>
-      </w:r>
-      <w:r>
-        <w:rPr>
-          <w:rFonts w:ascii="TH Sarabun New" w:hAnsi="TH Sarabun New" w:cs="TH Sarabun New"/>
-          <w:sz w:val="32"/>
-          <w:szCs w:val="32"/>
-          <w:cs/>
-        </w:rPr>
-        <w:t xml:space="preserve">ให้อยู่ในรูปแบบ โพรไฟล์ความหนาแน่นความน่าจะเป็นของแอมพลิจูดเชิงพลวัต หรือ </w:t>
-      </w:r>
-      <w:r>
-        <w:rPr>
-          <w:rFonts w:ascii="TH Sarabun New" w:hAnsi="TH Sarabun New" w:cs="TH Sarabun New"/>
-          <w:sz w:val="32"/>
-          <w:szCs w:val="32"/>
-        </w:rPr>
-        <w:t>DAPD</w:t>
-      </w:r>
-      <w:r>
-        <w:rPr>
-          <w:rFonts w:ascii="TH Sarabun New" w:hAnsi="TH Sarabun New" w:cs="TH Sarabun New"/>
-          <w:sz w:val="32"/>
-          <w:szCs w:val="32"/>
-          <w:cs/>
-        </w:rPr>
-        <w:t xml:space="preserve"> (</w:t>
-      </w:r>
-      <w:r>
-        <w:rPr>
-          <w:rFonts w:ascii="TH Sarabun New" w:hAnsi="TH Sarabun New" w:cs="TH Sarabun New"/>
-          <w:sz w:val="32"/>
-          <w:szCs w:val="32"/>
-        </w:rPr>
-        <w:t xml:space="preserve">Dynamic Amplitude Probability Density) </w:t>
-      </w:r>
-      <w:r>
-        <w:rPr>
-          <w:rFonts w:ascii="TH Sarabun New" w:hAnsi="TH Sarabun New" w:cs="TH Sarabun New"/>
-          <w:sz w:val="32"/>
-          <w:szCs w:val="32"/>
-          <w:cs/>
-        </w:rPr>
-        <w:t xml:space="preserve">ซึ่งเป็นการแสดงผลข้อมูลเชิงภาพแบบ </w:t>
-      </w:r>
-      <w:r>
-        <w:rPr>
-          <w:rFonts w:ascii="TH Sarabun New" w:hAnsi="TH Sarabun New" w:cs="TH Sarabun New"/>
-          <w:sz w:val="32"/>
-          <w:szCs w:val="32"/>
-        </w:rPr>
-        <w:t>3</w:t>
-      </w:r>
-      <w:r>
-        <w:rPr>
-          <w:rFonts w:ascii="TH Sarabun New" w:hAnsi="TH Sarabun New" w:cs="TH Sarabun New"/>
-          <w:sz w:val="32"/>
-          <w:szCs w:val="32"/>
-          <w:cs/>
-        </w:rPr>
-        <w:t xml:space="preserve"> มิติที่เน้นย้ำคุณลักษณะเชิงพลวัตของสัญญาณอย่างชัดเจน นอกจากนี้ </w:t>
+        <w:t xml:space="preserve">ด้วยคุณสมบัติของ </w:t>
       </w:r>
       <w:r>
         <w:rPr>
@@ -1331,74 +1232,6 @@
           <w:szCs w:val="32"/>
           <w:cs/>
         </w:rPr>
-        <w:t xml:space="preserve">ยังคงรักษาข้อมูล </w:t>
-      </w:r>
-      <w:r>
-        <w:rPr>
-          <w:rFonts w:ascii="TH Sarabun New" w:hAnsi="TH Sarabun New" w:cs="TH Sarabun New"/>
-          <w:sz w:val="32"/>
-          <w:szCs w:val="32"/>
-        </w:rPr>
-        <w:t xml:space="preserve">SMI </w:t>
-      </w:r>
-      <w:r>
-        <w:rPr>
-          <w:rFonts w:ascii="TH Sarabun New" w:hAnsi="TH Sarabun New" w:cs="TH Sarabun New"/>
-          <w:sz w:val="32"/>
-          <w:szCs w:val="32"/>
-          <w:cs/>
-        </w:rPr>
-        <w:t>ไว้ได้ พร้อมทั้งลดทอนองค์ประกอบแบบคงที่</w:t>
-      </w:r>
-      <w:r>
-        <w:rPr>
-          <w:rFonts w:ascii="TH Sarabun New" w:hAnsi="TH Sarabun New" w:cs="TH Sarabun New"/>
-          <w:sz w:val="32"/>
-          <w:szCs w:val="32"/>
-        </w:rPr>
-        <w:t xml:space="preserve"> </w:t>
-      </w:r>
-      <w:r>
-        <w:rPr>
-          <w:rFonts w:ascii="TH Sarabun New" w:hAnsi="TH Sarabun New" w:cs="TH Sarabun New"/>
-          <w:sz w:val="32"/>
-          <w:szCs w:val="32"/>
-          <w:cs/>
-        </w:rPr>
-        <w:t>ของสัญญาณลงไปพร้อมกัน จากนั้น ผู้วิจัยได้ใช้เทคนิคการเพิ่มจำนวนข้อมูลเฉพาะทางเพื่อปรับเปลี่ยนคุณลักษณะความผันแปรของแอมพลิจูด อันเป็นการเพิ่มความหลากหลายของชุดข้อมูลการหกล้มให้มากยิ่งขึ้น</w:t>
-      </w:r>
-      <w:r>
-        <w:rPr>
-          <w:rFonts w:ascii="TH Sarabun New" w:hAnsi="TH Sarabun New" w:cs="TH Sarabun New"/>
-          <w:sz w:val="32"/>
-          <w:szCs w:val="32"/>
-        </w:rPr>
-        <w:t xml:space="preserve"> </w:t>
-      </w:r>
-      <w:r>
-        <w:rPr>
-          <w:rFonts w:ascii="TH Sarabun New" w:hAnsi="TH Sarabun New" w:cs="TH Sarabun New"/>
-          <w:sz w:val="32"/>
-          <w:szCs w:val="32"/>
-          <w:cs/>
-        </w:rPr>
-        <w:t xml:space="preserve">ด้วยคุณสมบัติของ </w:t>
-      </w:r>
-      <w:r>
-        <w:rPr>
-          <w:rFonts w:ascii="TH Sarabun New" w:hAnsi="TH Sarabun New" w:cs="TH Sarabun New"/>
-          <w:sz w:val="32"/>
-          <w:szCs w:val="32"/>
-        </w:rPr>
-        <w:t xml:space="preserve">DAPD </w:t>
-      </w:r>
-      <w:r>
-        <w:rPr>
-          <w:rFonts w:ascii="TH Sarabun New" w:hAnsi="TH Sarabun New" w:cs="TH Sarabun New"/>
-          <w:sz w:val="32"/>
-          <w:szCs w:val="32"/>
-          <w:cs/>
-        </w:rPr>
         <w:t>ทำให้ระบบสามารถใช้ประโยชน์จากองค์ความรู้ข้ามโดเมนได้อย่างมีประสิทธิภาพ โดยอาศัยโมเดลการเรียนรู้เชิงลึก</w:t>
       </w:r>
       <w:r>
@@ -1418,23 +1251,13 @@
         </w:rPr>
         <w:t xml:space="preserve">ที่ผ่านการฝึกล่วงหน้าจากงานที่ไม่มีความเกี่ยวข้องกันเลย ซึ่งช่วยเสริมความสามารถในการตรวจจับโดยไม่จำเป็นต้องใช้ข้อมูลจำนวนมาก ผลการทดลองแสดงให้เห็นว่า </w:t>
       </w:r>
-      <w:proofErr w:type="spellStart"/>
-      <w:r>
-        <w:rPr>
-          <w:rFonts w:ascii="TH Sarabun New" w:hAnsi="TH Sarabun New" w:cs="TH Sarabun New"/>
-          <w:sz w:val="32"/>
-          <w:szCs w:val="32"/>
-        </w:rPr>
-        <w:t>DapFall</w:t>
-      </w:r>
-      <w:proofErr w:type="spellEnd"/>
-      <w:r>
-        <w:rPr>
-          <w:rFonts w:ascii="TH Sarabun New" w:hAnsi="TH Sarabun New" w:cs="TH Sarabun New"/>
-          <w:sz w:val="32"/>
-          <w:szCs w:val="32"/>
-        </w:rPr>
-        <w:t xml:space="preserve"> </w:t>
+      <w:r>
+        <w:rPr>
+          <w:rFonts w:ascii="TH Sarabun New" w:hAnsi="TH Sarabun New" w:cs="TH Sarabun New"/>
+          <w:sz w:val="32"/>
+          <w:szCs w:val="32"/>
+        </w:rPr>
+        <w:t xml:space="preserve">DapFall </w:t>
       </w:r>
       <w:r>
         <w:rPr>
@@ -1582,23 +1405,13 @@
         </w:rPr>
         <w:t xml:space="preserve">ระบบตรวจจับการหกล้มโดยใช้สัญญาณสภาวะช่องสัญญาณ </w:t>
       </w:r>
-      <w:proofErr w:type="spellStart"/>
-      <w:r>
-        <w:rPr>
-          <w:rFonts w:ascii="TH Sarabun New" w:hAnsi="TH Sarabun New" w:cs="TH Sarabun New"/>
-          <w:sz w:val="32"/>
-          <w:szCs w:val="32"/>
-        </w:rPr>
-        <w:t>WiFi</w:t>
-      </w:r>
-      <w:proofErr w:type="spellEnd"/>
-      <w:r>
-        <w:rPr>
-          <w:rFonts w:ascii="TH Sarabun New" w:hAnsi="TH Sarabun New" w:cs="TH Sarabun New"/>
-          <w:sz w:val="32"/>
-          <w:szCs w:val="32"/>
-        </w:rPr>
-        <w:t xml:space="preserve"> </w:t>
+      <w:r>
+        <w:rPr>
+          <w:rFonts w:ascii="TH Sarabun New" w:hAnsi="TH Sarabun New" w:cs="TH Sarabun New"/>
+          <w:sz w:val="32"/>
+          <w:szCs w:val="32"/>
+        </w:rPr>
+        <w:t xml:space="preserve">WiFi </w:t>
       </w:r>
       <w:r>
         <w:rPr>
@@ -1615,25 +1428,7 @@
           <w:sz w:val="32"/>
           <w:szCs w:val="32"/>
         </w:rPr>
-        <w:t xml:space="preserve">Deep Learning-Based Fall Detection Using </w:t>
-      </w:r>
-      <w:proofErr w:type="spellStart"/>
-      <w:r>
-        <w:rPr>
-          <w:rFonts w:ascii="TH Sarabun New" w:hAnsi="TH Sarabun New" w:cs="TH Sarabun New"/>
-          <w:sz w:val="32"/>
-          <w:szCs w:val="32"/>
-        </w:rPr>
-        <w:t>WiFi</w:t>
-      </w:r>
-      <w:proofErr w:type="spellEnd"/>
-      <w:r>
-        <w:rPr>
-          <w:rFonts w:ascii="TH Sarabun New" w:hAnsi="TH Sarabun New" w:cs="TH Sarabun New"/>
-          <w:sz w:val="32"/>
-          <w:szCs w:val="32"/>
-        </w:rPr>
-        <w:t xml:space="preserve"> Channel State Information)</w:t>
+        <w:t>Deep Learning-Based Fall Detection Using WiFi Channel State Information)</w:t>
       </w:r>
     </w:p>
     <w:p>
@@ -1659,6 +1454,7 @@
           <w:sz w:val="32"/>
           <w:szCs w:val="32"/>
         </w:rPr>
+        <w:lastRenderedPageBreak/>
         <w:tab/>
         <w:t xml:space="preserve">Yi Chu </w:t>
       </w:r>
@@ -1686,17 +1482,7 @@
           <w:szCs w:val="32"/>
           <w:cs/>
         </w:rPr>
-        <w:t>ระบุว่าการหกล้มเป็นหนึ่งในภัยคุกคามสำคัญต่อสุขภาพและความเป็นอยู่ที่ดีของผู้สูงอายุมาโดยตลอด โดยเฉพาะอย่างยิ่งเมื่อผู้สูงอายุอาศัยอยู่ตามลำพัง แม้ว่าจะมีการ</w:t>
-      </w:r>
-      <w:r>
-        <w:rPr>
-          <w:rFonts w:ascii="TH Sarabun New" w:hAnsi="TH Sarabun New" w:cs="TH Sarabun New"/>
-          <w:sz w:val="32"/>
-          <w:szCs w:val="32"/>
-          <w:cs/>
-        </w:rPr>
-        <w:lastRenderedPageBreak/>
-        <w:t>พัฒนาระบบตรวจจับการหกล้มทั้งแบบสวมใส่ (</w:t>
+        <w:t>ระบุว่าการหกล้มเป็นหนึ่งในภัยคุกคามสำคัญต่อสุขภาพและความเป็นอยู่ที่ดีของผู้สูงอายุมาโดยตลอด โดยเฉพาะอย่างยิ่งเมื่อผู้สูงอายุอาศัยอยู่ตามลำพัง แม้ว่าจะมีการพัฒนาระบบตรวจจับการหกล้มทั้งแบบสวมใส่ (</w:t>
       </w:r>
       <w:r>
         <w:rPr>
@@ -1732,23 +1518,13 @@
         </w:rPr>
         <w:t xml:space="preserve">มาแล้วก็ตาม แต่ระบบตรวจจับการหกล้มที่ใช้ค่าสภาวะช่องสัญญาณ </w:t>
       </w:r>
-      <w:proofErr w:type="spellStart"/>
-      <w:r>
-        <w:rPr>
-          <w:rFonts w:ascii="TH Sarabun New" w:hAnsi="TH Sarabun New" w:cs="TH Sarabun New"/>
-          <w:sz w:val="32"/>
-          <w:szCs w:val="32"/>
-        </w:rPr>
-        <w:t>WiFi</w:t>
-      </w:r>
-      <w:proofErr w:type="spellEnd"/>
-      <w:r>
-        <w:rPr>
-          <w:rFonts w:ascii="TH Sarabun New" w:hAnsi="TH Sarabun New" w:cs="TH Sarabun New"/>
-          <w:sz w:val="32"/>
-          <w:szCs w:val="32"/>
-        </w:rPr>
-        <w:t xml:space="preserve"> CSI </w:t>
+      <w:r>
+        <w:rPr>
+          <w:rFonts w:ascii="TH Sarabun New" w:hAnsi="TH Sarabun New" w:cs="TH Sarabun New"/>
+          <w:sz w:val="32"/>
+          <w:szCs w:val="32"/>
+        </w:rPr>
+        <w:t xml:space="preserve">WiFi CSI </w:t>
       </w:r>
       <w:r>
         <w:rPr>
@@ -1776,23 +1552,13 @@
         </w:rPr>
         <w:t xml:space="preserve">ร่วมกับ </w:t>
       </w:r>
-      <w:proofErr w:type="spellStart"/>
-      <w:r>
-        <w:rPr>
-          <w:rFonts w:ascii="TH Sarabun New" w:hAnsi="TH Sarabun New" w:cs="TH Sarabun New"/>
-          <w:sz w:val="32"/>
-          <w:szCs w:val="32"/>
-        </w:rPr>
-        <w:t>WiFi</w:t>
-      </w:r>
-      <w:proofErr w:type="spellEnd"/>
-      <w:r>
-        <w:rPr>
-          <w:rFonts w:ascii="TH Sarabun New" w:hAnsi="TH Sarabun New" w:cs="TH Sarabun New"/>
-          <w:sz w:val="32"/>
-          <w:szCs w:val="32"/>
-        </w:rPr>
-        <w:t xml:space="preserve"> CSI </w:t>
+      <w:r>
+        <w:rPr>
+          <w:rFonts w:ascii="TH Sarabun New" w:hAnsi="TH Sarabun New" w:cs="TH Sarabun New"/>
+          <w:sz w:val="32"/>
+          <w:szCs w:val="32"/>
+        </w:rPr>
+        <w:t xml:space="preserve">WiFi CSI </w:t>
       </w:r>
       <w:r>
         <w:rPr>
@@ -1854,23 +1620,13 @@
         </w:rPr>
         <w:t xml:space="preserve">โดยขั้นแรก ผู้วิจัยได้ทำการติดตั้งและประเมินเครื่องมือเก็บข้อมูล </w:t>
       </w:r>
-      <w:proofErr w:type="spellStart"/>
-      <w:r>
-        <w:rPr>
-          <w:rFonts w:ascii="TH Sarabun New" w:hAnsi="TH Sarabun New" w:cs="TH Sarabun New"/>
-          <w:sz w:val="32"/>
-          <w:szCs w:val="32"/>
-        </w:rPr>
-        <w:t>WiFi</w:t>
-      </w:r>
-      <w:proofErr w:type="spellEnd"/>
-      <w:r>
-        <w:rPr>
-          <w:rFonts w:ascii="TH Sarabun New" w:hAnsi="TH Sarabun New" w:cs="TH Sarabun New"/>
-          <w:sz w:val="32"/>
-          <w:szCs w:val="32"/>
-        </w:rPr>
-        <w:t xml:space="preserve"> CSI </w:t>
+      <w:r>
+        <w:rPr>
+          <w:rFonts w:ascii="TH Sarabun New" w:hAnsi="TH Sarabun New" w:cs="TH Sarabun New"/>
+          <w:sz w:val="32"/>
+          <w:szCs w:val="32"/>
+        </w:rPr>
+        <w:t xml:space="preserve">WiFi CSI </w:t>
       </w:r>
       <w:r>
         <w:rPr>
@@ -2153,24 +1909,7 @@
           <w:szCs w:val="32"/>
         </w:rPr>
         <w:tab/>
-      </w:r>
-      <w:proofErr w:type="spellStart"/>
-      <w:r>
-        <w:rPr>
-          <w:rFonts w:ascii="TH Sarabun New" w:hAnsi="TH Sarabun New" w:cs="TH Sarabun New"/>
-          <w:sz w:val="32"/>
-          <w:szCs w:val="32"/>
-        </w:rPr>
-        <w:t>Jianfei</w:t>
-      </w:r>
-      <w:proofErr w:type="spellEnd"/>
-      <w:r>
-        <w:rPr>
-          <w:rFonts w:ascii="TH Sarabun New" w:hAnsi="TH Sarabun New" w:cs="TH Sarabun New"/>
-          <w:sz w:val="32"/>
-          <w:szCs w:val="32"/>
-        </w:rPr>
-        <w:t xml:space="preserve"> Yang </w:t>
+        <w:t xml:space="preserve">Jianfei Yang </w:t>
       </w:r>
       <w:r>
         <w:rPr>
@@ -2230,7 +1969,17 @@
           <w:szCs w:val="32"/>
           <w:cs/>
         </w:rPr>
-        <w:t xml:space="preserve">มีบทบาทสำคัญอย่างยิ่งในการประยุกต์ใช้งานหลากหลายรูปแบบ เช่น ระบบอัตโนมัติภายในบ้าน และการจำลองอวตารในโลกเสมือน อย่างไรก็ตามแนวทางแก้ปัญหาที่มีอยู่เดิมซึ่งส่วนใหญ่พึ่งพากล้องและอุปกรณ์สวมใส่ต่างประสบปัญหาไม่ด้านใดก็ด้านหนึ่ง คือล่วงล้ำความเป็นส่วนตัว หรือ ไม่สะดวกต่อการใช้งาน ด้วยเหตุนี้ </w:t>
+        <w:t>มีบทบาทสำคัญอย่างยิ่งในการประยุกต์ใช้งานหลากหลายรูปแบบ เช่น ระบบอัตโนมัติภายในบ้าน และการจำลองอวตารในโลกเสมือน อย่างไรก็ตามแนวทางแก้ปัญหาที่มีอยู่เดิมซึ่งส่วนใหญ่พึ่งพากล้องและอุปกรณ์สวมใส่ต่าง</w:t>
+      </w:r>
+      <w:r>
+        <w:rPr>
+          <w:rFonts w:ascii="TH Sarabun New" w:hAnsi="TH Sarabun New" w:cs="TH Sarabun New"/>
+          <w:sz w:val="32"/>
+          <w:szCs w:val="32"/>
+          <w:cs/>
+        </w:rPr>
+        <w:lastRenderedPageBreak/>
+        <w:t xml:space="preserve">ประสบปัญหาไม่ด้านใดก็ด้านหนึ่ง คือล่วงล้ำความเป็นส่วนตัว หรือ ไม่สะดวกต่อการใช้งาน ด้วยเหตุนี้ </w:t>
       </w:r>
       <w:r>
         <w:rPr>
@@ -2255,26 +2004,7 @@
           <w:sz w:val="32"/>
           <w:szCs w:val="32"/>
         </w:rPr>
-        <w:lastRenderedPageBreak/>
-        <w:t xml:space="preserve">LiDAR </w:t>
-      </w:r>
-      <w:proofErr w:type="spellStart"/>
-      <w:r>
-        <w:rPr>
-          <w:rFonts w:ascii="TH Sarabun New" w:hAnsi="TH Sarabun New" w:cs="TH Sarabun New"/>
-          <w:sz w:val="32"/>
-          <w:szCs w:val="32"/>
-        </w:rPr>
-        <w:t>mmWave</w:t>
-      </w:r>
-      <w:proofErr w:type="spellEnd"/>
-      <w:r>
-        <w:rPr>
-          <w:rFonts w:ascii="TH Sarabun New" w:hAnsi="TH Sarabun New" w:cs="TH Sarabun New"/>
-          <w:sz w:val="32"/>
-          <w:szCs w:val="32"/>
-        </w:rPr>
-        <w:t xml:space="preserve"> radar </w:t>
+        <w:t xml:space="preserve">LiDAR mmWave radar </w:t>
       </w:r>
       <w:r>
         <w:rPr>
@@ -2285,23 +2015,13 @@
         </w:rPr>
         <w:t xml:space="preserve">และสัญญาณ </w:t>
       </w:r>
-      <w:proofErr w:type="spellStart"/>
-      <w:r>
-        <w:rPr>
-          <w:rFonts w:ascii="TH Sarabun New" w:hAnsi="TH Sarabun New" w:cs="TH Sarabun New"/>
-          <w:sz w:val="32"/>
-          <w:szCs w:val="32"/>
-        </w:rPr>
-        <w:t>WiFi</w:t>
-      </w:r>
-      <w:proofErr w:type="spellEnd"/>
-      <w:r>
-        <w:rPr>
-          <w:rFonts w:ascii="TH Sarabun New" w:hAnsi="TH Sarabun New" w:cs="TH Sarabun New"/>
-          <w:sz w:val="32"/>
-          <w:szCs w:val="32"/>
-        </w:rPr>
-        <w:t xml:space="preserve"> </w:t>
+      <w:r>
+        <w:rPr>
+          <w:rFonts w:ascii="TH Sarabun New" w:hAnsi="TH Sarabun New" w:cs="TH Sarabun New"/>
+          <w:sz w:val="32"/>
+          <w:szCs w:val="32"/>
+        </w:rPr>
+        <w:t xml:space="preserve">WiFi </w:t>
       </w:r>
       <w:r>
         <w:rPr>
@@ -2881,7 +2601,17 @@
           <w:szCs w:val="32"/>
           <w:cs/>
         </w:rPr>
-        <w:t xml:space="preserve">ซึ่งเป็นความแม่นยำสูงสุดเมื่อเทียบกับวิธีการอื่นทั้งหมด เนื่องจากโมเดล </w:t>
+        <w:t>ซึ่งเป็นความแม่นยำสูงสุดเมื่อเทียบ</w:t>
+      </w:r>
+      <w:r>
+        <w:rPr>
+          <w:rFonts w:ascii="TH Sarabun New" w:hAnsi="TH Sarabun New" w:cs="TH Sarabun New"/>
+          <w:sz w:val="32"/>
+          <w:szCs w:val="32"/>
+          <w:cs/>
+        </w:rPr>
+        <w:lastRenderedPageBreak/>
+        <w:t xml:space="preserve">กับวิธีการอื่นทั้งหมด เนื่องจากโมเดล </w:t>
       </w:r>
       <w:r>
         <w:rPr>
@@ -2924,7 +2654,6 @@
           <w:sz w:val="32"/>
           <w:szCs w:val="32"/>
         </w:rPr>
-        <w:lastRenderedPageBreak/>
         <w:tab/>
         <w:t>2.</w:t>
       </w:r>
@@ -2953,23 +2682,13 @@
         </w:rPr>
         <w:t xml:space="preserve">ระบบตรวจจับท่าทางอันตรายด้วย </w:t>
       </w:r>
-      <w:proofErr w:type="spellStart"/>
-      <w:r>
-        <w:rPr>
-          <w:rFonts w:ascii="TH Sarabun New" w:hAnsi="TH Sarabun New" w:cs="TH Sarabun New"/>
-          <w:sz w:val="32"/>
-          <w:szCs w:val="32"/>
-        </w:rPr>
-        <w:t>WiFi</w:t>
-      </w:r>
-      <w:proofErr w:type="spellEnd"/>
-      <w:r>
-        <w:rPr>
-          <w:rFonts w:ascii="TH Sarabun New" w:hAnsi="TH Sarabun New" w:cs="TH Sarabun New"/>
-          <w:sz w:val="32"/>
-          <w:szCs w:val="32"/>
-        </w:rPr>
-        <w:t xml:space="preserve"> </w:t>
+      <w:r>
+        <w:rPr>
+          <w:rFonts w:ascii="TH Sarabun New" w:hAnsi="TH Sarabun New" w:cs="TH Sarabun New"/>
+          <w:sz w:val="32"/>
+          <w:szCs w:val="32"/>
+        </w:rPr>
+        <w:t xml:space="preserve">WiFi </w:t>
       </w:r>
       <w:r>
         <w:rPr>
@@ -3013,24 +2732,7 @@
           <w:szCs w:val="32"/>
         </w:rPr>
         <w:tab/>
-      </w:r>
-      <w:proofErr w:type="spellStart"/>
-      <w:r>
-        <w:rPr>
-          <w:rFonts w:ascii="TH Sarabun New" w:hAnsi="TH Sarabun New" w:cs="TH Sarabun New"/>
-          <w:sz w:val="32"/>
-          <w:szCs w:val="32"/>
-        </w:rPr>
-        <w:t>Zizheng</w:t>
-      </w:r>
-      <w:proofErr w:type="spellEnd"/>
-      <w:r>
-        <w:rPr>
-          <w:rFonts w:ascii="TH Sarabun New" w:hAnsi="TH Sarabun New" w:cs="TH Sarabun New"/>
-          <w:sz w:val="32"/>
-          <w:szCs w:val="32"/>
-        </w:rPr>
-        <w:t xml:space="preserve"> Zhang </w:t>
+        <w:t xml:space="preserve">Zizheng Zhang </w:t>
       </w:r>
       <w:r>
         <w:rPr>
@@ -3075,16 +2777,40 @@
         </w:rPr>
         <w:t xml:space="preserve">โดยใช้อุปกรณ์ </w:t>
       </w:r>
-      <w:proofErr w:type="spellStart"/>
-      <w:r>
-        <w:rPr>
-          <w:rFonts w:ascii="TH Sarabun New" w:hAnsi="TH Sarabun New" w:cs="TH Sarabun New"/>
-          <w:sz w:val="32"/>
-          <w:szCs w:val="32"/>
-        </w:rPr>
-        <w:t>WiFi</w:t>
-      </w:r>
-      <w:proofErr w:type="spellEnd"/>
+      <w:r>
+        <w:rPr>
+          <w:rFonts w:ascii="TH Sarabun New" w:hAnsi="TH Sarabun New" w:cs="TH Sarabun New"/>
+          <w:sz w:val="32"/>
+          <w:szCs w:val="32"/>
+        </w:rPr>
+        <w:t xml:space="preserve">WiFi </w:t>
+      </w:r>
+      <w:r>
+        <w:rPr>
+          <w:rFonts w:ascii="TH Sarabun New" w:hAnsi="TH Sarabun New" w:cs="TH Sarabun New"/>
+          <w:sz w:val="32"/>
+          <w:szCs w:val="32"/>
+          <w:cs/>
+        </w:rPr>
+        <w:t>เชิงพาณิชย์ (</w:t>
+      </w:r>
+      <w:r>
+        <w:rPr>
+          <w:rFonts w:ascii="TH Sarabun New" w:hAnsi="TH Sarabun New" w:cs="TH Sarabun New"/>
+          <w:sz w:val="32"/>
+          <w:szCs w:val="32"/>
+        </w:rPr>
+        <w:t xml:space="preserve">Commodity WiFi devices) </w:t>
+      </w:r>
+      <w:r>
+        <w:rPr>
+          <w:rFonts w:ascii="TH Sarabun New" w:hAnsi="TH Sarabun New" w:cs="TH Sarabun New"/>
+          <w:sz w:val="32"/>
+          <w:szCs w:val="32"/>
+          <w:cs/>
+        </w:rPr>
+        <w:t>ซึ่งสามารถนำไปประยุกต์ใช้กับการเฝ้าระวังในห้องน้ำได้ โดยยังคงรักษาความเป็นส่วนตัวของผู้ใช้งานไว้</w:t>
+      </w:r>
       <w:r>
         <w:rPr>
           <w:rFonts w:ascii="TH Sarabun New" w:hAnsi="TH Sarabun New" w:cs="TH Sarabun New"/>
@@ -3100,42 +2826,24 @@
           <w:szCs w:val="32"/>
           <w:cs/>
         </w:rPr>
-        <w:t>เชิงพาณิชย์ (</w:t>
-      </w:r>
-      <w:r>
-        <w:rPr>
-          <w:rFonts w:ascii="TH Sarabun New" w:hAnsi="TH Sarabun New" w:cs="TH Sarabun New"/>
-          <w:sz w:val="32"/>
-          <w:szCs w:val="32"/>
-        </w:rPr>
-        <w:t xml:space="preserve">Commodity </w:t>
-      </w:r>
-      <w:proofErr w:type="spellStart"/>
-      <w:r>
-        <w:rPr>
-          <w:rFonts w:ascii="TH Sarabun New" w:hAnsi="TH Sarabun New" w:cs="TH Sarabun New"/>
-          <w:sz w:val="32"/>
-          <w:szCs w:val="32"/>
-        </w:rPr>
-        <w:t>WiFi</w:t>
-      </w:r>
-      <w:proofErr w:type="spellEnd"/>
-      <w:r>
-        <w:rPr>
-          <w:rFonts w:ascii="TH Sarabun New" w:hAnsi="TH Sarabun New" w:cs="TH Sarabun New"/>
-          <w:sz w:val="32"/>
-          <w:szCs w:val="32"/>
-        </w:rPr>
-        <w:t xml:space="preserve"> devices) </w:t>
-      </w:r>
-      <w:r>
-        <w:rPr>
-          <w:rFonts w:ascii="TH Sarabun New" w:hAnsi="TH Sarabun New" w:cs="TH Sarabun New"/>
-          <w:sz w:val="32"/>
-          <w:szCs w:val="32"/>
-          <w:cs/>
-        </w:rPr>
-        <w:t>ซึ่งสามารถนำไปประยุกต์ใช้กับการเฝ้าระวังในห้องน้ำได้ โดยยังคงรักษาความเป็นส่วนตัวของผู้ใช้งานไว้</w:t>
+        <w:t>ผู้วิจัยชี้ให้เห็นว่าวิธีการตรวจจับด้วย</w:t>
+      </w:r>
+      <w:r>
+        <w:rPr>
+          <w:rFonts w:ascii="TH Sarabun New" w:hAnsi="TH Sarabun New" w:cs="TH Sarabun New"/>
+          <w:sz w:val="32"/>
+          <w:szCs w:val="32"/>
+        </w:rPr>
+        <w:t xml:space="preserve"> Machine Learning </w:t>
+      </w:r>
+      <w:r>
+        <w:rPr>
+          <w:rFonts w:ascii="TH Sarabun New" w:hAnsi="TH Sarabun New" w:cs="TH Sarabun New"/>
+          <w:sz w:val="32"/>
+          <w:szCs w:val="32"/>
+          <w:cs/>
+        </w:rPr>
+        <w:t>มักต้องอาศัยข้อมูลที่เก็บรวบรวมจากสถานการณ์เป้าหมายโดยตรง ซึ่งเป็นเรื่องยากอย่างยิ่งสำหรับการตรวจจับสถานการณ์อันตราย เนื่องจากไม่สามารถจำลองหรือเก็บข้อมูลจริงในสภาวะอันตรายได้อย่างปลอดภัย ด้วยเหตุนี้ ผู้วิจัยจึงได้ประยุกต์ใช้วิธีการตรวจจับความผิดปกติ</w:t>
       </w:r>
       <w:r>
         <w:rPr>
@@ -3152,24 +2860,7 @@
           <w:szCs w:val="32"/>
           <w:cs/>
         </w:rPr>
-        <w:t>ผู้วิจัยชี้ให้เห็นว่าวิธีการตรวจจับด้วย</w:t>
-      </w:r>
-      <w:r>
-        <w:rPr>
-          <w:rFonts w:ascii="TH Sarabun New" w:hAnsi="TH Sarabun New" w:cs="TH Sarabun New"/>
-          <w:sz w:val="32"/>
-          <w:szCs w:val="32"/>
-        </w:rPr>
-        <w:t xml:space="preserve"> Machine Learning </w:t>
-      </w:r>
-      <w:r>
-        <w:rPr>
-          <w:rFonts w:ascii="TH Sarabun New" w:hAnsi="TH Sarabun New" w:cs="TH Sarabun New"/>
-          <w:sz w:val="32"/>
-          <w:szCs w:val="32"/>
-          <w:cs/>
-        </w:rPr>
-        <w:t>มักต้องอาศัยข้อมูลที่เก็บรวบรวมจากสถานการณ์เป้าหมายโดยตรง ซึ่งเป็นเรื่องยากอย่างยิ่งสำหรับการตรวจจับสถานการณ์อันตราย เนื่องจากไม่สามารถจำลองหรือเก็บข้อมูลจริงในสภาวะอันตรายได้อย่างปลอดภัย ด้วยเหตุนี้ ผู้วิจัยจึงได้ประยุกต์ใช้วิธีการตรวจจับความผิดปกติ</w:t>
+        <w:t>บนพื้นฐานของการเรียนรู้ของเครื่อง ซึ่งต้องการข้อมูลในสภาวะผิดปกติเพียงจำนวนน้อย อันเป็นการลดปริมาณข้อมูลฝึกสอนที่ต้องเก็บรวบรวมจากสถานการณ์อันตรายให้เหลือน้อยที่สุด</w:t>
       </w:r>
       <w:r>
         <w:rPr>
@@ -3186,23 +2877,6 @@
           <w:szCs w:val="32"/>
           <w:cs/>
         </w:rPr>
-        <w:t>บนพื้นฐานของการเรียนรู้ของเครื่อง ซึ่งต้องการข้อมูลในสภาวะผิดปกติเพียงจำนวนน้อย อันเป็นการลดปริมาณข้อมูลฝึกสอนที่ต้องเก็บรวบรวมจากสถานการณ์อันตรายให้เหลือน้อยที่สุด</w:t>
-      </w:r>
-      <w:r>
-        <w:rPr>
-          <w:rFonts w:ascii="TH Sarabun New" w:hAnsi="TH Sarabun New" w:cs="TH Sarabun New"/>
-          <w:sz w:val="32"/>
-          <w:szCs w:val="32"/>
-        </w:rPr>
-        <w:t xml:space="preserve"> </w:t>
-      </w:r>
-      <w:r>
-        <w:rPr>
-          <w:rFonts w:ascii="TH Sarabun New" w:hAnsi="TH Sarabun New" w:cs="TH Sarabun New"/>
-          <w:sz w:val="32"/>
-          <w:szCs w:val="32"/>
-          <w:cs/>
-        </w:rPr>
         <w:t>ในด้านกระบวนการทางเทคนิค ผู้วิจัยเริ่มต้นด้วยการสกัดค่าแอมพลิจูดและการเลื่อนเฟส (</w:t>
       </w:r>
       <w:r>
@@ -3222,23 +2896,13 @@
         </w:rPr>
         <w:t xml:space="preserve">จากค่าสภาวะช่องสัญญาณ </w:t>
       </w:r>
-      <w:proofErr w:type="spellStart"/>
-      <w:r>
-        <w:rPr>
-          <w:rFonts w:ascii="TH Sarabun New" w:hAnsi="TH Sarabun New" w:cs="TH Sarabun New"/>
-          <w:sz w:val="32"/>
-          <w:szCs w:val="32"/>
-        </w:rPr>
-        <w:t>WiFi</w:t>
-      </w:r>
-      <w:proofErr w:type="spellEnd"/>
-      <w:r>
-        <w:rPr>
-          <w:rFonts w:ascii="TH Sarabun New" w:hAnsi="TH Sarabun New" w:cs="TH Sarabun New"/>
-          <w:sz w:val="32"/>
-          <w:szCs w:val="32"/>
-        </w:rPr>
-        <w:t xml:space="preserve"> CSI </w:t>
+      <w:r>
+        <w:rPr>
+          <w:rFonts w:ascii="TH Sarabun New" w:hAnsi="TH Sarabun New" w:cs="TH Sarabun New"/>
+          <w:sz w:val="32"/>
+          <w:szCs w:val="32"/>
+        </w:rPr>
+        <w:t xml:space="preserve">WiFi CSI </w:t>
       </w:r>
       <w:r>
         <w:rPr>
@@ -3451,7 +3115,6 @@
         </w:rPr>
         <w:t>ทฤษฎีการหักล้างสัญญาณพื้นหลังและการแยกสัญญาณการเคลื่อนไหวของมนุษย์จากคลื่นไวไฟ (</w:t>
       </w:r>
-      <w:proofErr w:type="spellStart"/>
       <w:r>
         <w:rPr>
           <w:rFonts w:ascii="TH Sarabun New" w:hAnsi="TH Sarabun New" w:cs="TH Sarabun New"/>
@@ -3460,18 +3123,7 @@
           <w:sz w:val="32"/>
           <w:szCs w:val="32"/>
         </w:rPr>
-        <w:t>WiFi</w:t>
-      </w:r>
-      <w:proofErr w:type="spellEnd"/>
-      <w:r>
-        <w:rPr>
-          <w:rFonts w:ascii="TH Sarabun New" w:hAnsi="TH Sarabun New" w:cs="TH Sarabun New"/>
-          <w:b/>
-          <w:bCs/>
-          <w:sz w:val="32"/>
-          <w:szCs w:val="32"/>
-        </w:rPr>
-        <w:t xml:space="preserve"> CSI Background Subtraction &amp; Dynamic Motion Isolation)</w:t>
+        <w:t>WiFi CSI Background Subtraction &amp; Dynamic Motion Isolation)</w:t>
       </w:r>
       <w:r>
         <w:rPr>
@@ -3507,6 +3159,7 @@
           <w:sz w:val="32"/>
           <w:szCs w:val="32"/>
         </w:rPr>
+        <w:lastRenderedPageBreak/>
         <w:tab/>
         <w:t>2.</w:t>
       </w:r>
@@ -3575,7 +3228,6 @@
           <w:sz w:val="32"/>
           <w:szCs w:val="32"/>
         </w:rPr>
-        <w:lastRenderedPageBreak/>
         <w:tab/>
       </w:r>
       <w:r>
@@ -3609,25 +3261,7 @@
           <w:sz w:val="32"/>
           <w:szCs w:val="32"/>
         </w:rPr>
-        <w:t>IEEE 802.11 (</w:t>
-      </w:r>
-      <w:proofErr w:type="spellStart"/>
-      <w:r>
-        <w:rPr>
-          <w:rFonts w:ascii="TH Sarabun New" w:hAnsi="TH Sarabun New" w:cs="TH Sarabun New"/>
-          <w:sz w:val="32"/>
-          <w:szCs w:val="32"/>
-        </w:rPr>
-        <w:t>WiFi</w:t>
-      </w:r>
-      <w:proofErr w:type="spellEnd"/>
-      <w:r>
-        <w:rPr>
-          <w:rFonts w:ascii="TH Sarabun New" w:hAnsi="TH Sarabun New" w:cs="TH Sarabun New"/>
-          <w:sz w:val="32"/>
-          <w:szCs w:val="32"/>
-        </w:rPr>
-        <w:t xml:space="preserve">) </w:t>
+        <w:t xml:space="preserve">IEEE 802.11 (WiFi) </w:t>
       </w:r>
       <w:r>
         <w:rPr>
@@ -5494,53 +5128,11 @@
         <w:spacing w:after="0" w:line="240" w:lineRule="auto"/>
         <w:jc w:val="thaiDistribute"/>
         <w:rPr>
-          <w:rFonts w:ascii="TH Sarabun New" w:hAnsi="TH Sarabun New" w:cs="TH Sarabun New"/>
-          <w:sz w:val="32"/>
-          <w:szCs w:val="32"/>
-        </w:rPr>
-      </w:pPr>
-      <w:r>
-        <w:rPr>
-          <w:rFonts w:ascii="TH Sarabun New" w:hAnsi="TH Sarabun New" w:cs="TH Sarabun New"/>
-          <w:sz w:val="32"/>
-          <w:szCs w:val="32"/>
-        </w:rPr>
-        <w:tab/>
-        <w:t>2.</w:t>
-      </w:r>
-      <w:r>
-        <w:rPr>
-          <w:rFonts w:ascii="TH Sarabun New" w:hAnsi="TH Sarabun New" w:cs="TH Sarabun New"/>
-          <w:sz w:val="32"/>
-          <w:szCs w:val="32"/>
-        </w:rPr>
-        <w:t>2</w:t>
-      </w:r>
-      <w:r>
-        <w:rPr>
-          <w:rFonts w:ascii="TH Sarabun New" w:hAnsi="TH Sarabun New" w:cs="TH Sarabun New"/>
-          <w:sz w:val="32"/>
-          <w:szCs w:val="32"/>
-        </w:rPr>
-        <w:t xml:space="preserve">.2 </w:t>
-      </w:r>
-      <w:r>
-        <w:rPr>
-          <w:rFonts w:ascii="TH Sarabun New" w:hAnsi="TH Sarabun New" w:cs="TH Sarabun New"/>
-          <w:sz w:val="32"/>
-          <w:szCs w:val="32"/>
-          <w:cs/>
-        </w:rPr>
-        <w:t>การคำนวณผลต่างเวกเตอร์เพื่อหักล้างสัญญาณสะท้อนสถิต (</w:t>
-      </w:r>
-      <w:r>
-        <w:rPr>
-          <w:rFonts w:ascii="TH Sarabun New" w:hAnsi="TH Sarabun New" w:cs="TH Sarabun New"/>
-          <w:sz w:val="32"/>
-          <w:szCs w:val="32"/>
-        </w:rPr>
-        <w:t>Vector-based Background Subtraction &amp; Differential Residuals)</w:t>
-      </w:r>
+          <w:rFonts w:ascii="TH Sarabun New" w:eastAsiaTheme="minorEastAsia" w:hAnsi="TH Sarabun New" w:cs="TH Sarabun New"/>
+          <w:sz w:val="32"/>
+          <w:szCs w:val="32"/>
+        </w:rPr>
+      </w:pPr>
     </w:p>
     <w:p>
       <w:pPr>
@@ -5565,9 +5157,60 @@
           <w:sz w:val="32"/>
           <w:szCs w:val="32"/>
         </w:rPr>
-        <w:lastRenderedPageBreak/>
         <w:tab/>
-      </w:r>
+        <w:t>2.</w:t>
+      </w:r>
+      <w:r>
+        <w:rPr>
+          <w:rFonts w:ascii="TH Sarabun New" w:hAnsi="TH Sarabun New" w:cs="TH Sarabun New"/>
+          <w:sz w:val="32"/>
+          <w:szCs w:val="32"/>
+        </w:rPr>
+        <w:t>2</w:t>
+      </w:r>
+      <w:r>
+        <w:rPr>
+          <w:rFonts w:ascii="TH Sarabun New" w:hAnsi="TH Sarabun New" w:cs="TH Sarabun New"/>
+          <w:sz w:val="32"/>
+          <w:szCs w:val="32"/>
+        </w:rPr>
+        <w:t xml:space="preserve">.2 </w:t>
+      </w:r>
+      <w:r>
+        <w:rPr>
+          <w:rFonts w:ascii="TH Sarabun New" w:hAnsi="TH Sarabun New" w:cs="TH Sarabun New"/>
+          <w:sz w:val="32"/>
+          <w:szCs w:val="32"/>
+          <w:cs/>
+        </w:rPr>
+        <w:t>การคำนวณผลต่างเวกเตอร์เพื่อหักล้างสัญญาณสะท้อนสถิต (</w:t>
+      </w:r>
+      <w:r>
+        <w:rPr>
+          <w:rFonts w:ascii="TH Sarabun New" w:hAnsi="TH Sarabun New" w:cs="TH Sarabun New"/>
+          <w:sz w:val="32"/>
+          <w:szCs w:val="32"/>
+        </w:rPr>
+        <w:t>Vector-based Background Subtraction &amp; Differential Residuals)</w:t>
+      </w:r>
+    </w:p>
+    <w:p>
+      <w:pPr>
+        <w:tabs>
+          <w:tab w:val="left" w:pos="567"/>
+          <w:tab w:val="left" w:pos="851"/>
+          <w:tab w:val="left" w:pos="1134"/>
+          <w:tab w:val="left" w:pos="1418"/>
+          <w:tab w:val="left" w:pos="1701"/>
+        </w:tabs>
+        <w:spacing w:after="0" w:line="240" w:lineRule="auto"/>
+        <w:jc w:val="thaiDistribute"/>
+        <w:rPr>
+          <w:rFonts w:ascii="TH Sarabun New" w:hAnsi="TH Sarabun New" w:cs="TH Sarabun New"/>
+          <w:sz w:val="32"/>
+          <w:szCs w:val="32"/>
+        </w:rPr>
+      </w:pPr>
       <w:r>
         <w:rPr>
           <w:rFonts w:ascii="TH Sarabun New" w:hAnsi="TH Sarabun New" w:cs="TH Sarabun New"/>
@@ -5589,27 +5232,25 @@
           <w:rFonts w:ascii="TH Sarabun New" w:hAnsi="TH Sarabun New" w:cs="TH Sarabun New"/>
           <w:sz w:val="32"/>
           <w:szCs w:val="32"/>
+        </w:rPr>
+        <w:tab/>
+      </w:r>
+      <w:r>
+        <w:rPr>
+          <w:rFonts w:ascii="TH Sarabun New" w:hAnsi="TH Sarabun New" w:cs="TH Sarabun New"/>
+          <w:sz w:val="32"/>
+          <w:szCs w:val="32"/>
           <w:cs/>
         </w:rPr>
         <w:t xml:space="preserve">ในสภาพแวดล้อมภายในห้อง คลื่นสัญญาณ </w:t>
       </w:r>
-      <w:proofErr w:type="spellStart"/>
-      <w:r>
-        <w:rPr>
-          <w:rFonts w:ascii="TH Sarabun New" w:hAnsi="TH Sarabun New" w:cs="TH Sarabun New"/>
-          <w:sz w:val="32"/>
-          <w:szCs w:val="32"/>
-        </w:rPr>
-        <w:t>WiFi</w:t>
-      </w:r>
-      <w:proofErr w:type="spellEnd"/>
-      <w:r>
-        <w:rPr>
-          <w:rFonts w:ascii="TH Sarabun New" w:hAnsi="TH Sarabun New" w:cs="TH Sarabun New"/>
-          <w:sz w:val="32"/>
-          <w:szCs w:val="32"/>
-        </w:rPr>
-        <w:t xml:space="preserve"> </w:t>
+      <w:r>
+        <w:rPr>
+          <w:rFonts w:ascii="TH Sarabun New" w:hAnsi="TH Sarabun New" w:cs="TH Sarabun New"/>
+          <w:sz w:val="32"/>
+          <w:szCs w:val="32"/>
+        </w:rPr>
+        <w:t xml:space="preserve">WiFi </w:t>
       </w:r>
       <w:r>
         <w:rPr>
@@ -6482,6 +6123,24 @@
     </w:p>
     <w:p>
       <w:pPr>
+        <w:tabs>
+          <w:tab w:val="left" w:pos="567"/>
+          <w:tab w:val="left" w:pos="851"/>
+          <w:tab w:val="left" w:pos="1134"/>
+          <w:tab w:val="left" w:pos="1418"/>
+          <w:tab w:val="left" w:pos="1701"/>
+        </w:tabs>
+        <w:spacing w:after="0" w:line="240" w:lineRule="auto"/>
+        <w:jc w:val="thaiDistribute"/>
+        <w:rPr>
+          <w:rFonts w:ascii="TH Sarabun New" w:eastAsiaTheme="minorEastAsia" w:hAnsi="TH Sarabun New" w:cs="TH Sarabun New"/>
+          <w:sz w:val="32"/>
+          <w:szCs w:val="32"/>
+        </w:rPr>
+      </w:pPr>
+    </w:p>
+    <w:p>
+      <w:pPr>
         <w:pStyle w:val="ListParagraph"/>
         <w:numPr>
           <w:ilvl w:val="0"/>
@@ -6547,7 +6206,6 @@
     </w:p>
     <w:p>
       <w:pPr>
-        <w:pStyle w:val="ListParagraph"/>
         <w:tabs>
           <w:tab w:val="left" w:pos="567"/>
           <w:tab w:val="left" w:pos="851"/>
@@ -6555,7 +6213,6 @@
           <w:tab w:val="left" w:pos="1701"/>
         </w:tabs>
         <w:spacing w:after="0" w:line="240" w:lineRule="auto"/>
-        <w:ind w:left="1778"/>
         <w:jc w:val="thaiDistribute"/>
         <w:rPr>
           <w:rFonts w:ascii="TH Sarabun New" w:hAnsi="TH Sarabun New" w:cs="TH Sarabun New"/>
@@ -6588,6 +6245,7 @@
           <w:sz w:val="32"/>
           <w:szCs w:val="32"/>
         </w:rPr>
+        <w:lastRenderedPageBreak/>
         <w:drawing>
           <wp:inline distT="0" distB="0" distL="0" distR="0" wp14:anchorId="1B18EA16" wp14:editId="59191677">
             <wp:extent cx="4114800" cy="1609725"/>
@@ -7224,23 +6882,13 @@
         <w:tab/>
         <w:t xml:space="preserve">ในอุปกรณ์ </w:t>
       </w:r>
-      <w:proofErr w:type="spellStart"/>
-      <w:r>
-        <w:rPr>
-          <w:rFonts w:ascii="TH Sarabun New" w:hAnsi="TH Sarabun New" w:cs="TH Sarabun New"/>
-          <w:sz w:val="32"/>
-          <w:szCs w:val="32"/>
-        </w:rPr>
-        <w:t>WiFi</w:t>
-      </w:r>
-      <w:proofErr w:type="spellEnd"/>
-      <w:r>
-        <w:rPr>
-          <w:rFonts w:ascii="TH Sarabun New" w:hAnsi="TH Sarabun New" w:cs="TH Sarabun New"/>
-          <w:sz w:val="32"/>
-          <w:szCs w:val="32"/>
-        </w:rPr>
-        <w:t xml:space="preserve"> </w:t>
+      <w:r>
+        <w:rPr>
+          <w:rFonts w:ascii="TH Sarabun New" w:hAnsi="TH Sarabun New" w:cs="TH Sarabun New"/>
+          <w:sz w:val="32"/>
+          <w:szCs w:val="32"/>
+        </w:rPr>
+        <w:t xml:space="preserve">WiFi </w:t>
       </w:r>
       <w:r>
         <w:rPr>
@@ -7880,6 +7528,7 @@
           <w:sz w:val="32"/>
           <w:szCs w:val="32"/>
         </w:rPr>
+        <w:lastRenderedPageBreak/>
         <w:tab/>
       </w:r>
       <w:r>
@@ -8281,7 +7930,6 @@
           <w:sz w:val="32"/>
           <w:szCs w:val="32"/>
         </w:rPr>
-        <w:lastRenderedPageBreak/>
         <w:drawing>
           <wp:inline distT="0" distB="0" distL="0" distR="0" wp14:anchorId="463C7DD1" wp14:editId="6036ADE2">
             <wp:extent cx="3344333" cy="3108533"/>
@@ -8468,6 +8116,7 @@
           <w:sz w:val="32"/>
           <w:szCs w:val="32"/>
         </w:rPr>
+        <w:lastRenderedPageBreak/>
         <w:drawing>
           <wp:inline distT="0" distB="0" distL="0" distR="0" wp14:anchorId="7F9AE10D" wp14:editId="57AA9056">
             <wp:extent cx="4504055" cy="2954655"/>
@@ -8722,7 +8371,6 @@
           <w:sz w:val="32"/>
           <w:szCs w:val="32"/>
         </w:rPr>
-        <w:lastRenderedPageBreak/>
         <w:tab/>
       </w:r>
       <w:r>
@@ -8831,23 +8479,13 @@
         </w:rPr>
         <w:t xml:space="preserve">ผ่านการแปลง </w:t>
       </w:r>
-      <w:proofErr w:type="spellStart"/>
-      <w:r>
-        <w:rPr>
-          <w:rFonts w:ascii="TH Sarabun New" w:eastAsiaTheme="minorEastAsia" w:hAnsi="TH Sarabun New" w:cs="TH Sarabun New"/>
-          <w:sz w:val="32"/>
-          <w:szCs w:val="32"/>
-        </w:rPr>
-        <w:t>Downsampled</w:t>
-      </w:r>
-      <w:proofErr w:type="spellEnd"/>
-      <w:r>
-        <w:rPr>
-          <w:rFonts w:ascii="TH Sarabun New" w:eastAsiaTheme="minorEastAsia" w:hAnsi="TH Sarabun New" w:cs="TH Sarabun New"/>
-          <w:sz w:val="32"/>
-          <w:szCs w:val="32"/>
-        </w:rPr>
-        <w:t xml:space="preserve"> DFT </w:t>
+      <w:r>
+        <w:rPr>
+          <w:rFonts w:ascii="TH Sarabun New" w:eastAsiaTheme="minorEastAsia" w:hAnsi="TH Sarabun New" w:cs="TH Sarabun New"/>
+          <w:sz w:val="32"/>
+          <w:szCs w:val="32"/>
+        </w:rPr>
+        <w:t xml:space="preserve">Downsampled DFT </w:t>
       </w:r>
       <w:r>
         <w:rPr>
@@ -9364,7 +9002,17 @@
           <w:szCs w:val="32"/>
           <w:cs/>
         </w:rPr>
-        <w:t>มิติความแม่นยำสูง (</w:t>
+        <w:t>มิติ</w:t>
+      </w:r>
+      <w:r>
+        <w:rPr>
+          <w:rFonts w:ascii="TH Sarabun New" w:hAnsi="TH Sarabun New" w:cs="TH Sarabun New"/>
+          <w:sz w:val="32"/>
+          <w:szCs w:val="32"/>
+          <w:cs/>
+        </w:rPr>
+        <w:lastRenderedPageBreak/>
+        <w:t>ความแม่นยำสูง (</w:t>
       </w:r>
       <w:r>
         <w:rPr>
@@ -10237,7 +9885,6 @@
           <w:sz w:val="32"/>
           <w:szCs w:val="32"/>
         </w:rPr>
-        <w:lastRenderedPageBreak/>
         <w:tab/>
         <w:t>2.</w:t>
       </w:r>
@@ -10953,7 +10600,16 @@
           <w:sz w:val="32"/>
           <w:szCs w:val="32"/>
         </w:rPr>
-        <w:t xml:space="preserve">Linear Phase-Time and Phase-Subcarrier Relationship) </w:t>
+        <w:t xml:space="preserve">Linear Phase-Time and Phase-Subcarrier </w:t>
+      </w:r>
+      <w:r>
+        <w:rPr>
+          <w:rFonts w:ascii="TH Sarabun New" w:eastAsiaTheme="minorEastAsia" w:hAnsi="TH Sarabun New" w:cs="TH Sarabun New"/>
+          <w:sz w:val="32"/>
+          <w:szCs w:val="32"/>
+        </w:rPr>
+        <w:lastRenderedPageBreak/>
+        <w:t xml:space="preserve">Relationship) </w:t>
       </w:r>
       <w:r>
         <w:rPr>
@@ -12256,7 +11912,6 @@
           <w:sz w:val="32"/>
           <w:szCs w:val="32"/>
         </w:rPr>
-        <w:lastRenderedPageBreak/>
         <w:tab/>
       </w:r>
       <w:r>
@@ -13993,7 +13648,6 @@
           <w:sz w:val="32"/>
           <w:szCs w:val="32"/>
         </w:rPr>
-        <w:lastRenderedPageBreak/>
         <w:drawing>
           <wp:inline distT="0" distB="0" distL="0" distR="0" wp14:anchorId="7B6BCC78" wp14:editId="11699C1F">
             <wp:extent cx="2449051" cy="4112260"/>
@@ -14218,10 +13872,64 @@
         <w:jc w:val="thaiDistribute"/>
         <w:rPr>
           <w:rFonts w:ascii="TH Sarabun New" w:hAnsi="TH Sarabun New" w:cs="TH Sarabun New"/>
-          <w:sz w:val="32"/>
-          <w:szCs w:val="32"/>
-        </w:rPr>
-      </w:pPr>
+          <w:b/>
+          <w:bCs/>
+          <w:sz w:val="32"/>
+          <w:szCs w:val="32"/>
+        </w:rPr>
+      </w:pPr>
+      <w:r>
+        <w:rPr>
+          <w:rFonts w:ascii="TH Sarabun New" w:hAnsi="TH Sarabun New" w:cs="TH Sarabun New"/>
+          <w:b/>
+          <w:bCs/>
+          <w:sz w:val="32"/>
+          <w:szCs w:val="32"/>
+        </w:rPr>
+        <w:lastRenderedPageBreak/>
+        <w:t>2.</w:t>
+      </w:r>
+      <w:r>
+        <w:rPr>
+          <w:rFonts w:ascii="TH Sarabun New" w:hAnsi="TH Sarabun New" w:cs="TH Sarabun New"/>
+          <w:b/>
+          <w:bCs/>
+          <w:sz w:val="32"/>
+          <w:szCs w:val="32"/>
+        </w:rPr>
+        <w:t>4</w:t>
+      </w:r>
+      <w:r>
+        <w:rPr>
+          <w:rFonts w:ascii="TH Sarabun New" w:hAnsi="TH Sarabun New" w:cs="TH Sarabun New"/>
+          <w:b/>
+          <w:bCs/>
+          <w:sz w:val="32"/>
+          <w:szCs w:val="32"/>
+        </w:rPr>
+        <w:tab/>
+      </w:r>
+      <w:r>
+        <w:rPr>
+          <w:rFonts w:ascii="TH Sarabun New" w:hAnsi="TH Sarabun New" w:cs="TH Sarabun New"/>
+          <w:b/>
+          <w:bCs/>
+          <w:sz w:val="32"/>
+          <w:szCs w:val="32"/>
+          <w:cs/>
+        </w:rPr>
+        <w:t>ข้อมูลสถานะช่องสัญญาณวิทยุและผลตอบสนองความถี่ของช่องสัญญาณ (</w:t>
+      </w:r>
+      <w:r>
+        <w:rPr>
+          <w:rFonts w:ascii="TH Sarabun New" w:hAnsi="TH Sarabun New" w:cs="TH Sarabun New"/>
+          <w:b/>
+          <w:bCs/>
+          <w:sz w:val="32"/>
+          <w:szCs w:val="32"/>
+        </w:rPr>
+        <w:t>Channel State Information &amp; Channel Frequency Response)</w:t>
+      </w:r>
     </w:p>
     <w:p>
       <w:pPr>
@@ -14236,17 +13944,21 @@
         <w:jc w:val="thaiDistribute"/>
         <w:rPr>
           <w:rFonts w:ascii="TH Sarabun New" w:hAnsi="TH Sarabun New" w:cs="TH Sarabun New"/>
-          <w:b/>
-          <w:bCs/>
-          <w:sz w:val="32"/>
-          <w:szCs w:val="32"/>
-        </w:rPr>
-      </w:pPr>
-      <w:r>
-        <w:rPr>
-          <w:rFonts w:ascii="TH Sarabun New" w:hAnsi="TH Sarabun New" w:cs="TH Sarabun New"/>
-          <w:b/>
-          <w:bCs/>
+          <w:sz w:val="32"/>
+          <w:szCs w:val="32"/>
+        </w:rPr>
+      </w:pPr>
+      <w:r>
+        <w:rPr>
+          <w:rFonts w:ascii="TH Sarabun New" w:hAnsi="TH Sarabun New" w:cs="TH Sarabun New"/>
+          <w:sz w:val="32"/>
+          <w:szCs w:val="32"/>
+        </w:rPr>
+        <w:tab/>
+      </w:r>
+      <w:r>
+        <w:rPr>
+          <w:rFonts w:ascii="TH Sarabun New" w:hAnsi="TH Sarabun New" w:cs="TH Sarabun New"/>
           <w:sz w:val="32"/>
           <w:szCs w:val="32"/>
         </w:rPr>
@@ -14255,8 +13967,6 @@
       <w:r>
         <w:rPr>
           <w:rFonts w:ascii="TH Sarabun New" w:hAnsi="TH Sarabun New" w:cs="TH Sarabun New"/>
-          <w:b/>
-          <w:bCs/>
           <w:sz w:val="32"/>
           <w:szCs w:val="32"/>
         </w:rPr>
@@ -14265,33 +13975,27 @@
       <w:r>
         <w:rPr>
           <w:rFonts w:ascii="TH Sarabun New" w:hAnsi="TH Sarabun New" w:cs="TH Sarabun New"/>
-          <w:b/>
-          <w:bCs/>
-          <w:sz w:val="32"/>
-          <w:szCs w:val="32"/>
-        </w:rPr>
-        <w:tab/>
-      </w:r>
-      <w:r>
-        <w:rPr>
-          <w:rFonts w:ascii="TH Sarabun New" w:hAnsi="TH Sarabun New" w:cs="TH Sarabun New"/>
-          <w:b/>
-          <w:bCs/>
-          <w:sz w:val="32"/>
-          <w:szCs w:val="32"/>
-          <w:cs/>
-        </w:rPr>
-        <w:t>ข้อมูลสถานะช่องสัญญาณวิทยุและผลตอบสนองความถี่ของช่องสัญญาณ (</w:t>
-      </w:r>
-      <w:r>
-        <w:rPr>
-          <w:rFonts w:ascii="TH Sarabun New" w:hAnsi="TH Sarabun New" w:cs="TH Sarabun New"/>
-          <w:b/>
-          <w:bCs/>
-          <w:sz w:val="32"/>
-          <w:szCs w:val="32"/>
-        </w:rPr>
-        <w:t>Channel State Information &amp; Channel Frequency Response)</w:t>
+          <w:sz w:val="32"/>
+          <w:szCs w:val="32"/>
+        </w:rPr>
+        <w:t xml:space="preserve">.1 </w:t>
+      </w:r>
+      <w:r>
+        <w:rPr>
+          <w:rFonts w:ascii="TH Sarabun New" w:hAnsi="TH Sarabun New" w:cs="TH Sarabun New"/>
+          <w:sz w:val="32"/>
+          <w:szCs w:val="32"/>
+          <w:cs/>
+        </w:rPr>
+        <w:t>นิยามและแนวคิดพื้นฐานของข้อมูลสถานะช่องสัญญาณ (</w:t>
+      </w:r>
+      <w:r>
+        <w:rPr>
+          <w:rFonts w:ascii="TH Sarabun New" w:hAnsi="TH Sarabun New" w:cs="TH Sarabun New"/>
+          <w:sz w:val="32"/>
+          <w:szCs w:val="32"/>
+        </w:rPr>
+        <w:t>Definition and Fundamentals of CSI)</w:t>
       </w:r>
     </w:p>
     <w:p>
@@ -14325,65 +14029,6 @@
           <w:sz w:val="32"/>
           <w:szCs w:val="32"/>
         </w:rPr>
-        <w:t>2.</w:t>
-      </w:r>
-      <w:r>
-        <w:rPr>
-          <w:rFonts w:ascii="TH Sarabun New" w:hAnsi="TH Sarabun New" w:cs="TH Sarabun New"/>
-          <w:sz w:val="32"/>
-          <w:szCs w:val="32"/>
-        </w:rPr>
-        <w:t>4</w:t>
-      </w:r>
-      <w:r>
-        <w:rPr>
-          <w:rFonts w:ascii="TH Sarabun New" w:hAnsi="TH Sarabun New" w:cs="TH Sarabun New"/>
-          <w:sz w:val="32"/>
-          <w:szCs w:val="32"/>
-        </w:rPr>
-        <w:t xml:space="preserve">.1 </w:t>
-      </w:r>
-      <w:r>
-        <w:rPr>
-          <w:rFonts w:ascii="TH Sarabun New" w:hAnsi="TH Sarabun New" w:cs="TH Sarabun New"/>
-          <w:sz w:val="32"/>
-          <w:szCs w:val="32"/>
-          <w:cs/>
-        </w:rPr>
-        <w:t>นิยามและแนวคิดพื้นฐานของข้อมูลสถานะช่องสัญญาณ (</w:t>
-      </w:r>
-      <w:r>
-        <w:rPr>
-          <w:rFonts w:ascii="TH Sarabun New" w:hAnsi="TH Sarabun New" w:cs="TH Sarabun New"/>
-          <w:sz w:val="32"/>
-          <w:szCs w:val="32"/>
-        </w:rPr>
-        <w:t>Definition and Fundamentals of CSI)</w:t>
-      </w:r>
-    </w:p>
-    <w:p>
-      <w:pPr>
-        <w:tabs>
-          <w:tab w:val="left" w:pos="567"/>
-          <w:tab w:val="left" w:pos="851"/>
-          <w:tab w:val="left" w:pos="1134"/>
-          <w:tab w:val="left" w:pos="1418"/>
-          <w:tab w:val="left" w:pos="1701"/>
-        </w:tabs>
-        <w:spacing w:after="0" w:line="240" w:lineRule="auto"/>
-        <w:jc w:val="thaiDistribute"/>
-        <w:rPr>
-          <w:rFonts w:ascii="TH Sarabun New" w:hAnsi="TH Sarabun New" w:cs="TH Sarabun New"/>
-          <w:sz w:val="32"/>
-          <w:szCs w:val="32"/>
-        </w:rPr>
-      </w:pPr>
-      <w:r>
-        <w:rPr>
-          <w:rFonts w:ascii="TH Sarabun New" w:hAnsi="TH Sarabun New" w:cs="TH Sarabun New"/>
-          <w:sz w:val="32"/>
-          <w:szCs w:val="32"/>
-        </w:rPr>
         <w:tab/>
       </w:r>
       <w:r>
@@ -14399,14 +14044,6 @@
           <w:rFonts w:ascii="TH Sarabun New" w:hAnsi="TH Sarabun New" w:cs="TH Sarabun New"/>
           <w:sz w:val="32"/>
           <w:szCs w:val="32"/>
-        </w:rPr>
-        <w:tab/>
-      </w:r>
-      <w:r>
-        <w:rPr>
-          <w:rFonts w:ascii="TH Sarabun New" w:hAnsi="TH Sarabun New" w:cs="TH Sarabun New"/>
-          <w:sz w:val="32"/>
-          <w:szCs w:val="32"/>
           <w:cs/>
         </w:rPr>
         <w:t xml:space="preserve">ในระบบเครือข่ายไร้สายมาตรฐาน </w:t>
@@ -14417,25 +14054,7 @@
           <w:sz w:val="32"/>
           <w:szCs w:val="32"/>
         </w:rPr>
-        <w:t>IEEE 802.11 (</w:t>
-      </w:r>
-      <w:proofErr w:type="spellStart"/>
-      <w:r>
-        <w:rPr>
-          <w:rFonts w:ascii="TH Sarabun New" w:hAnsi="TH Sarabun New" w:cs="TH Sarabun New"/>
-          <w:sz w:val="32"/>
-          <w:szCs w:val="32"/>
-        </w:rPr>
-        <w:t>WiFi</w:t>
-      </w:r>
-      <w:proofErr w:type="spellEnd"/>
-      <w:r>
-        <w:rPr>
-          <w:rFonts w:ascii="TH Sarabun New" w:hAnsi="TH Sarabun New" w:cs="TH Sarabun New"/>
-          <w:sz w:val="32"/>
-          <w:szCs w:val="32"/>
-        </w:rPr>
-        <w:t xml:space="preserve">) </w:t>
+        <w:t xml:space="preserve">IEEE 802.11 (WiFi) </w:t>
       </w:r>
       <w:r>
         <w:rPr>
@@ -14582,23 +14201,13 @@
         </w:rPr>
         <w:t xml:space="preserve">ในระบบ </w:t>
       </w:r>
-      <w:proofErr w:type="spellStart"/>
-      <w:r>
-        <w:rPr>
-          <w:rFonts w:ascii="TH Sarabun New" w:hAnsi="TH Sarabun New" w:cs="TH Sarabun New"/>
-          <w:sz w:val="32"/>
-          <w:szCs w:val="32"/>
-        </w:rPr>
-        <w:t>WiFi</w:t>
-      </w:r>
-      <w:proofErr w:type="spellEnd"/>
-      <w:r>
-        <w:rPr>
-          <w:rFonts w:ascii="TH Sarabun New" w:hAnsi="TH Sarabun New" w:cs="TH Sarabun New"/>
-          <w:sz w:val="32"/>
-          <w:szCs w:val="32"/>
-        </w:rPr>
-        <w:t xml:space="preserve"> </w:t>
+      <w:r>
+        <w:rPr>
+          <w:rFonts w:ascii="TH Sarabun New" w:hAnsi="TH Sarabun New" w:cs="TH Sarabun New"/>
+          <w:sz w:val="32"/>
+          <w:szCs w:val="32"/>
+        </w:rPr>
+        <w:t xml:space="preserve">WiFi </w:t>
       </w:r>
       <w:r>
         <w:rPr>
@@ -14658,17 +14267,7 @@
           <w:szCs w:val="32"/>
           <w:cs/>
         </w:rPr>
-        <w:t>ที่ตัวรับสกัดได้จากลำดับ</w:t>
-      </w:r>
-      <w:r>
-        <w:rPr>
-          <w:rFonts w:ascii="TH Sarabun New" w:hAnsi="TH Sarabun New" w:cs="TH Sarabun New"/>
-          <w:sz w:val="32"/>
-          <w:szCs w:val="32"/>
-          <w:cs/>
-        </w:rPr>
-        <w:lastRenderedPageBreak/>
-        <w:t>ฝึกฝน (</w:t>
+        <w:t>ที่ตัวรับสกัดได้จากลำดับฝึกฝน (</w:t>
       </w:r>
       <w:r>
         <w:rPr>
@@ -14755,24 +14354,6 @@
         </w:rPr>
         <w:t>ในแต่ละพาหะย่อยอย่างละเอียด</w:t>
       </w:r>
-    </w:p>
-    <w:p>
-      <w:pPr>
-        <w:tabs>
-          <w:tab w:val="left" w:pos="567"/>
-          <w:tab w:val="left" w:pos="851"/>
-          <w:tab w:val="left" w:pos="1134"/>
-          <w:tab w:val="left" w:pos="1418"/>
-          <w:tab w:val="left" w:pos="1701"/>
-        </w:tabs>
-        <w:spacing w:after="0" w:line="240" w:lineRule="auto"/>
-        <w:jc w:val="thaiDistribute"/>
-        <w:rPr>
-          <w:rFonts w:ascii="TH Sarabun New" w:hAnsi="TH Sarabun New" w:cs="TH Sarabun New"/>
-          <w:sz w:val="32"/>
-          <w:szCs w:val="32"/>
-        </w:rPr>
-      </w:pPr>
     </w:p>
     <w:p>
       <w:pPr>
@@ -15088,6 +14669,96 @@
         <w:spacing w:after="0" w:line="240" w:lineRule="auto"/>
         <w:jc w:val="thaiDistribute"/>
         <w:rPr>
+          <w:rFonts w:ascii="TH Sarabun New" w:hAnsi="TH Sarabun New" w:cs="TH Sarabun New"/>
+          <w:sz w:val="32"/>
+          <w:szCs w:val="32"/>
+        </w:rPr>
+      </w:pPr>
+    </w:p>
+    <w:p>
+      <w:pPr>
+        <w:tabs>
+          <w:tab w:val="left" w:pos="567"/>
+          <w:tab w:val="left" w:pos="851"/>
+          <w:tab w:val="left" w:pos="1134"/>
+          <w:tab w:val="left" w:pos="1418"/>
+          <w:tab w:val="left" w:pos="1701"/>
+        </w:tabs>
+        <w:spacing w:after="0" w:line="240" w:lineRule="auto"/>
+        <w:jc w:val="thaiDistribute"/>
+        <w:rPr>
+          <w:rFonts w:ascii="TH Sarabun New" w:hAnsi="TH Sarabun New" w:cs="TH Sarabun New"/>
+          <w:sz w:val="32"/>
+          <w:szCs w:val="32"/>
+        </w:rPr>
+      </w:pPr>
+    </w:p>
+    <w:p>
+      <w:pPr>
+        <w:tabs>
+          <w:tab w:val="left" w:pos="567"/>
+          <w:tab w:val="left" w:pos="851"/>
+          <w:tab w:val="left" w:pos="1134"/>
+          <w:tab w:val="left" w:pos="1418"/>
+          <w:tab w:val="left" w:pos="1701"/>
+        </w:tabs>
+        <w:spacing w:after="0" w:line="240" w:lineRule="auto"/>
+        <w:jc w:val="thaiDistribute"/>
+        <w:rPr>
+          <w:rFonts w:ascii="TH Sarabun New" w:hAnsi="TH Sarabun New" w:cs="TH Sarabun New"/>
+          <w:sz w:val="32"/>
+          <w:szCs w:val="32"/>
+        </w:rPr>
+      </w:pPr>
+    </w:p>
+    <w:p>
+      <w:pPr>
+        <w:tabs>
+          <w:tab w:val="left" w:pos="567"/>
+          <w:tab w:val="left" w:pos="851"/>
+          <w:tab w:val="left" w:pos="1134"/>
+          <w:tab w:val="left" w:pos="1418"/>
+          <w:tab w:val="left" w:pos="1701"/>
+        </w:tabs>
+        <w:spacing w:after="0" w:line="240" w:lineRule="auto"/>
+        <w:jc w:val="thaiDistribute"/>
+        <w:rPr>
+          <w:rFonts w:ascii="TH Sarabun New" w:hAnsi="TH Sarabun New" w:cs="TH Sarabun New"/>
+          <w:sz w:val="32"/>
+          <w:szCs w:val="32"/>
+        </w:rPr>
+      </w:pPr>
+    </w:p>
+    <w:p>
+      <w:pPr>
+        <w:tabs>
+          <w:tab w:val="left" w:pos="567"/>
+          <w:tab w:val="left" w:pos="851"/>
+          <w:tab w:val="left" w:pos="1134"/>
+          <w:tab w:val="left" w:pos="1418"/>
+          <w:tab w:val="left" w:pos="1701"/>
+        </w:tabs>
+        <w:spacing w:after="0" w:line="240" w:lineRule="auto"/>
+        <w:jc w:val="thaiDistribute"/>
+        <w:rPr>
+          <w:rFonts w:ascii="TH Sarabun New" w:hAnsi="TH Sarabun New" w:cs="TH Sarabun New"/>
+          <w:sz w:val="32"/>
+          <w:szCs w:val="32"/>
+        </w:rPr>
+      </w:pPr>
+    </w:p>
+    <w:p>
+      <w:pPr>
+        <w:tabs>
+          <w:tab w:val="left" w:pos="567"/>
+          <w:tab w:val="left" w:pos="851"/>
+          <w:tab w:val="left" w:pos="1134"/>
+          <w:tab w:val="left" w:pos="1418"/>
+          <w:tab w:val="left" w:pos="1701"/>
+        </w:tabs>
+        <w:spacing w:after="0" w:line="240" w:lineRule="auto"/>
+        <w:jc w:val="thaiDistribute"/>
+        <w:rPr>
           <w:rFonts w:ascii="TH Sarabun New" w:eastAsiaTheme="minorEastAsia" w:hAnsi="TH Sarabun New" w:cs="TH Sarabun New"/>
           <w:sz w:val="32"/>
           <w:szCs w:val="32"/>
@@ -15101,6 +14772,7 @@
               <w:sz w:val="32"/>
               <w:szCs w:val="32"/>
             </w:rPr>
+            <w:lastRenderedPageBreak/>
             <m:t>H</m:t>
           </m:r>
           <m:d>
@@ -16812,25 +16484,6 @@
           <w:tab w:val="left" w:pos="567"/>
           <w:tab w:val="left" w:pos="851"/>
           <w:tab w:val="left" w:pos="1134"/>
-          <w:tab w:val="left" w:pos="1276"/>
-          <w:tab w:val="left" w:pos="1418"/>
-          <w:tab w:val="left" w:pos="1701"/>
-        </w:tabs>
-        <w:spacing w:after="0" w:line="240" w:lineRule="auto"/>
-        <w:jc w:val="thaiDistribute"/>
-        <w:rPr>
-          <w:rFonts w:ascii="TH Sarabun New" w:eastAsiaTheme="minorEastAsia" w:hAnsi="TH Sarabun New" w:cs="TH Sarabun New"/>
-          <w:sz w:val="32"/>
-          <w:szCs w:val="32"/>
-        </w:rPr>
-      </w:pPr>
-    </w:p>
-    <w:p>
-      <w:pPr>
-        <w:tabs>
-          <w:tab w:val="left" w:pos="567"/>
-          <w:tab w:val="left" w:pos="851"/>
-          <w:tab w:val="left" w:pos="1134"/>
           <w:tab w:val="left" w:pos="1418"/>
           <w:tab w:val="left" w:pos="1701"/>
         </w:tabs>
@@ -17373,6 +17026,24 @@
         </w:rPr>
         <w:t>มิติ</w:t>
       </w:r>
+    </w:p>
+    <w:p>
+      <w:pPr>
+        <w:tabs>
+          <w:tab w:val="left" w:pos="567"/>
+          <w:tab w:val="left" w:pos="851"/>
+          <w:tab w:val="left" w:pos="1134"/>
+          <w:tab w:val="left" w:pos="1418"/>
+          <w:tab w:val="left" w:pos="1701"/>
+        </w:tabs>
+        <w:spacing w:after="0" w:line="240" w:lineRule="auto"/>
+        <w:jc w:val="thaiDistribute"/>
+        <w:rPr>
+          <w:rFonts w:ascii="TH Sarabun New" w:eastAsiaTheme="minorEastAsia" w:hAnsi="TH Sarabun New" w:cs="TH Sarabun New"/>
+          <w:sz w:val="32"/>
+          <w:szCs w:val="32"/>
+        </w:rPr>
+      </w:pPr>
     </w:p>
     <w:p>
       <w:pPr>
@@ -18208,7 +17879,6 @@
           <w:sz w:val="32"/>
           <w:szCs w:val="32"/>
         </w:rPr>
-        <w:lastRenderedPageBreak/>
         <w:tab/>
       </w:r>
       <w:r>
@@ -18426,29 +18096,7 @@
           <w:sz w:val="32"/>
           <w:szCs w:val="32"/>
         </w:rPr>
-        <w:t xml:space="preserve">Butterworth Low-Pass Filtering in </w:t>
-      </w:r>
-      <w:proofErr w:type="spellStart"/>
-      <w:r>
-        <w:rPr>
-          <w:rFonts w:ascii="TH Sarabun New" w:hAnsi="TH Sarabun New" w:cs="TH Sarabun New"/>
-          <w:b/>
-          <w:bCs/>
-          <w:sz w:val="32"/>
-          <w:szCs w:val="32"/>
-        </w:rPr>
-        <w:t>WiFi</w:t>
-      </w:r>
-      <w:proofErr w:type="spellEnd"/>
-      <w:r>
-        <w:rPr>
-          <w:rFonts w:ascii="TH Sarabun New" w:hAnsi="TH Sarabun New" w:cs="TH Sarabun New"/>
-          <w:b/>
-          <w:bCs/>
-          <w:sz w:val="32"/>
-          <w:szCs w:val="32"/>
-        </w:rPr>
-        <w:t xml:space="preserve"> CSI Sensing)</w:t>
+        <w:t>Butterworth Low-Pass Filtering in WiFi CSI Sensing)</w:t>
       </w:r>
     </w:p>
     <w:p>
@@ -18509,23 +18157,13 @@
         </w:rPr>
         <w:t xml:space="preserve">องค์ประกอบของสัญญาณรบกวนในข้อมูล </w:t>
       </w:r>
-      <w:proofErr w:type="spellStart"/>
-      <w:r>
-        <w:rPr>
-          <w:rFonts w:ascii="TH Sarabun New" w:hAnsi="TH Sarabun New" w:cs="TH Sarabun New"/>
-          <w:sz w:val="32"/>
-          <w:szCs w:val="32"/>
-        </w:rPr>
-        <w:t>WiFi</w:t>
-      </w:r>
-      <w:proofErr w:type="spellEnd"/>
-      <w:r>
-        <w:rPr>
-          <w:rFonts w:ascii="TH Sarabun New" w:hAnsi="TH Sarabun New" w:cs="TH Sarabun New"/>
-          <w:sz w:val="32"/>
-          <w:szCs w:val="32"/>
-        </w:rPr>
-        <w:t xml:space="preserve"> CSI (Noise Components in CSI </w:t>
+      <w:r>
+        <w:rPr>
+          <w:rFonts w:ascii="TH Sarabun New" w:hAnsi="TH Sarabun New" w:cs="TH Sarabun New"/>
+          <w:sz w:val="32"/>
+          <w:szCs w:val="32"/>
+        </w:rPr>
+        <w:t xml:space="preserve">WiFi CSI (Noise Components in CSI </w:t>
       </w:r>
       <w:r>
         <w:rPr>
@@ -18603,23 +18241,13 @@
         </w:rPr>
         <w:t xml:space="preserve">ผ่านอุปกรณ์ </w:t>
       </w:r>
-      <w:proofErr w:type="spellStart"/>
-      <w:r>
-        <w:rPr>
-          <w:rFonts w:ascii="TH Sarabun New" w:hAnsi="TH Sarabun New" w:cs="TH Sarabun New"/>
-          <w:sz w:val="32"/>
-          <w:szCs w:val="32"/>
-        </w:rPr>
-        <w:t>WiFi</w:t>
-      </w:r>
-      <w:proofErr w:type="spellEnd"/>
-      <w:r>
-        <w:rPr>
-          <w:rFonts w:ascii="TH Sarabun New" w:hAnsi="TH Sarabun New" w:cs="TH Sarabun New"/>
-          <w:sz w:val="32"/>
-          <w:szCs w:val="32"/>
-        </w:rPr>
-        <w:t xml:space="preserve"> </w:t>
+      <w:r>
+        <w:rPr>
+          <w:rFonts w:ascii="TH Sarabun New" w:hAnsi="TH Sarabun New" w:cs="TH Sarabun New"/>
+          <w:sz w:val="32"/>
+          <w:szCs w:val="32"/>
+        </w:rPr>
+        <w:t xml:space="preserve">WiFi </w:t>
       </w:r>
       <w:r>
         <w:rPr>
@@ -18638,6 +18266,42 @@
         </w:rPr>
         <w:t xml:space="preserve"> (Measurement Noise)</w:t>
       </w:r>
+    </w:p>
+    <w:p>
+      <w:pPr>
+        <w:tabs>
+          <w:tab w:val="left" w:pos="567"/>
+          <w:tab w:val="left" w:pos="851"/>
+          <w:tab w:val="left" w:pos="1134"/>
+          <w:tab w:val="left" w:pos="1418"/>
+          <w:tab w:val="left" w:pos="1701"/>
+        </w:tabs>
+        <w:spacing w:after="0" w:line="240" w:lineRule="auto"/>
+        <w:jc w:val="thaiDistribute"/>
+        <w:rPr>
+          <w:rFonts w:ascii="TH Sarabun New" w:hAnsi="TH Sarabun New" w:cs="TH Sarabun New"/>
+          <w:sz w:val="32"/>
+          <w:szCs w:val="32"/>
+        </w:rPr>
+      </w:pPr>
+    </w:p>
+    <w:p>
+      <w:pPr>
+        <w:tabs>
+          <w:tab w:val="left" w:pos="567"/>
+          <w:tab w:val="left" w:pos="851"/>
+          <w:tab w:val="left" w:pos="1134"/>
+          <w:tab w:val="left" w:pos="1418"/>
+          <w:tab w:val="left" w:pos="1701"/>
+        </w:tabs>
+        <w:spacing w:after="0" w:line="240" w:lineRule="auto"/>
+        <w:jc w:val="thaiDistribute"/>
+        <w:rPr>
+          <w:rFonts w:ascii="TH Sarabun New" w:hAnsi="TH Sarabun New" w:cs="TH Sarabun New"/>
+          <w:sz w:val="32"/>
+          <w:szCs w:val="32"/>
+        </w:rPr>
+      </w:pPr>
     </w:p>
     <w:p>
       <w:pPr>
@@ -19652,7 +19316,6 @@
           <w:sz w:val="32"/>
           <w:szCs w:val="32"/>
         </w:rPr>
-        <w:lastRenderedPageBreak/>
         <w:tab/>
       </w:r>
       <w:r>
@@ -20194,6 +19857,7 @@
           <w:sz w:val="32"/>
           <w:szCs w:val="32"/>
         </w:rPr>
+        <w:lastRenderedPageBreak/>
         <w:tab/>
       </w:r>
       <w:r>
@@ -20602,23 +20266,13 @@
         </w:rPr>
         <w:t xml:space="preserve">ในระบบตรวจจับและรู้จำกิจกรรมมนุษย์ด้วยคลื่น </w:t>
       </w:r>
-      <w:proofErr w:type="spellStart"/>
-      <w:r>
-        <w:rPr>
-          <w:rFonts w:ascii="TH Sarabun New" w:hAnsi="TH Sarabun New" w:cs="TH Sarabun New"/>
-          <w:sz w:val="32"/>
-          <w:szCs w:val="32"/>
-        </w:rPr>
-        <w:t>WiFi</w:t>
-      </w:r>
-      <w:proofErr w:type="spellEnd"/>
-      <w:r>
-        <w:rPr>
-          <w:rFonts w:ascii="TH Sarabun New" w:hAnsi="TH Sarabun New" w:cs="TH Sarabun New"/>
-          <w:sz w:val="32"/>
-          <w:szCs w:val="32"/>
-        </w:rPr>
-        <w:t xml:space="preserve"> </w:t>
+      <w:r>
+        <w:rPr>
+          <w:rFonts w:ascii="TH Sarabun New" w:hAnsi="TH Sarabun New" w:cs="TH Sarabun New"/>
+          <w:sz w:val="32"/>
+          <w:szCs w:val="32"/>
+        </w:rPr>
+        <w:t xml:space="preserve">WiFi </w:t>
       </w:r>
       <w:r>
         <w:rPr>
@@ -20841,7 +20495,6 @@
           <w:sz w:val="32"/>
           <w:szCs w:val="32"/>
         </w:rPr>
-        <w:lastRenderedPageBreak/>
         <w:tab/>
       </w:r>
       <w:r>
@@ -20930,6 +20583,48 @@
           <w:szCs w:val="32"/>
         </w:rPr>
       </w:pPr>
+      <w:r>
+        <w:rPr>
+          <w:rFonts w:ascii="TH Sarabun New" w:hAnsi="TH Sarabun New" w:cs="TH Sarabun New"/>
+          <w:sz w:val="32"/>
+          <w:szCs w:val="32"/>
+        </w:rPr>
+        <w:tab/>
+        <w:t>2.</w:t>
+      </w:r>
+      <w:r>
+        <w:rPr>
+          <w:rFonts w:ascii="TH Sarabun New" w:hAnsi="TH Sarabun New" w:cs="TH Sarabun New"/>
+          <w:sz w:val="32"/>
+          <w:szCs w:val="32"/>
+        </w:rPr>
+        <w:t>5.</w:t>
+      </w:r>
+      <w:r>
+        <w:rPr>
+          <w:rFonts w:ascii="TH Sarabun New" w:hAnsi="TH Sarabun New" w:cs="TH Sarabun New"/>
+          <w:sz w:val="32"/>
+          <w:szCs w:val="32"/>
+        </w:rPr>
+        <w:t xml:space="preserve">4 </w:t>
+      </w:r>
+      <w:r>
+        <w:rPr>
+          <w:rFonts w:ascii="TH Sarabun New" w:hAnsi="TH Sarabun New" w:cs="TH Sarabun New"/>
+          <w:sz w:val="32"/>
+          <w:szCs w:val="32"/>
+          <w:cs/>
+        </w:rPr>
+        <w:t>การประนีประนอมประสิทธิภาพและความทนทานต่อสภาพแวดล้อม (</w:t>
+      </w:r>
+      <w:r>
+        <w:rPr>
+          <w:rFonts w:ascii="TH Sarabun New" w:hAnsi="TH Sarabun New" w:cs="TH Sarabun New"/>
+          <w:sz w:val="32"/>
+          <w:szCs w:val="32"/>
+        </w:rPr>
+        <w:t>Performance Trade-offs)</w:t>
+      </w:r>
     </w:p>
     <w:p>
       <w:pPr>
@@ -20955,40 +20650,90 @@
           <w:szCs w:val="32"/>
         </w:rPr>
         <w:tab/>
-        <w:t>2.</w:t>
-      </w:r>
-      <w:r>
-        <w:rPr>
-          <w:rFonts w:ascii="TH Sarabun New" w:hAnsi="TH Sarabun New" w:cs="TH Sarabun New"/>
-          <w:sz w:val="32"/>
-          <w:szCs w:val="32"/>
-        </w:rPr>
-        <w:t>5.</w:t>
-      </w:r>
-      <w:r>
-        <w:rPr>
-          <w:rFonts w:ascii="TH Sarabun New" w:hAnsi="TH Sarabun New" w:cs="TH Sarabun New"/>
-          <w:sz w:val="32"/>
-          <w:szCs w:val="32"/>
-        </w:rPr>
-        <w:t xml:space="preserve">4 </w:t>
-      </w:r>
-      <w:r>
-        <w:rPr>
-          <w:rFonts w:ascii="TH Sarabun New" w:hAnsi="TH Sarabun New" w:cs="TH Sarabun New"/>
-          <w:sz w:val="32"/>
-          <w:szCs w:val="32"/>
-          <w:cs/>
-        </w:rPr>
-        <w:t>การประนีประนอมประสิทธิภาพและความทนทานต่อสภาพแวดล้อม (</w:t>
-      </w:r>
-      <w:r>
-        <w:rPr>
-          <w:rFonts w:ascii="TH Sarabun New" w:hAnsi="TH Sarabun New" w:cs="TH Sarabun New"/>
-          <w:sz w:val="32"/>
-          <w:szCs w:val="32"/>
-        </w:rPr>
-        <w:t>Performance Trade-offs)</w:t>
+      </w:r>
+      <w:r>
+        <w:rPr>
+          <w:rFonts w:ascii="TH Sarabun New" w:hAnsi="TH Sarabun New" w:cs="TH Sarabun New"/>
+          <w:sz w:val="32"/>
+          <w:szCs w:val="32"/>
+        </w:rPr>
+        <w:tab/>
+      </w:r>
+      <w:r>
+        <w:rPr>
+          <w:rFonts w:ascii="TH Sarabun New" w:hAnsi="TH Sarabun New" w:cs="TH Sarabun New"/>
+          <w:sz w:val="32"/>
+          <w:szCs w:val="32"/>
+        </w:rPr>
+        <w:tab/>
+      </w:r>
+      <w:r>
+        <w:rPr>
+          <w:rFonts w:ascii="TH Sarabun New" w:hAnsi="TH Sarabun New" w:cs="TH Sarabun New"/>
+          <w:sz w:val="32"/>
+          <w:szCs w:val="32"/>
+          <w:cs/>
+        </w:rPr>
+        <w:t>การใช้ตัวกรองแบบดั้งเดิม เช่น ตัวกรองบัตเตอร์เวิร์ธ มีข้อได้เปรียบสำคัญคือ ความซับซ้อนในการคำนวณต่ำ (</w:t>
+      </w:r>
+      <w:r>
+        <w:rPr>
+          <w:rFonts w:ascii="TH Sarabun New" w:hAnsi="TH Sarabun New" w:cs="TH Sarabun New"/>
+          <w:sz w:val="32"/>
+          <w:szCs w:val="32"/>
+        </w:rPr>
+        <w:t xml:space="preserve">Low Computational Overhead) </w:t>
+      </w:r>
+      <w:r>
+        <w:rPr>
+          <w:rFonts w:ascii="TH Sarabun New" w:hAnsi="TH Sarabun New" w:cs="TH Sarabun New"/>
+          <w:sz w:val="32"/>
+          <w:szCs w:val="32"/>
+          <w:cs/>
+        </w:rPr>
+        <w:t>และมีความเสถียรสูง เหมาะสำหรับการประมวลผลแบบเรียลไทม์บนอุปกรณ์ประมวลผลขอบ (</w:t>
+      </w:r>
+      <w:r>
+        <w:rPr>
+          <w:rFonts w:ascii="TH Sarabun New" w:hAnsi="TH Sarabun New" w:cs="TH Sarabun New"/>
+          <w:sz w:val="32"/>
+          <w:szCs w:val="32"/>
+        </w:rPr>
+        <w:t>Edge Devices)</w:t>
+      </w:r>
+      <w:r>
+        <w:rPr>
+          <w:rFonts w:ascii="TH Sarabun New" w:hAnsi="TH Sarabun New" w:cs="TH Sarabun New"/>
+          <w:sz w:val="32"/>
+          <w:szCs w:val="32"/>
+        </w:rPr>
+        <w:t xml:space="preserve"> </w:t>
+      </w:r>
+      <w:r>
+        <w:rPr>
+          <w:rFonts w:ascii="TH Sarabun New" w:hAnsi="TH Sarabun New" w:cs="TH Sarabun New"/>
+          <w:sz w:val="32"/>
+          <w:szCs w:val="32"/>
+          <w:cs/>
+        </w:rPr>
+        <w:t xml:space="preserve">เมื่อนำไปใช้งานร่วมกับตัวกรองสถิติและกระบวนการหักล้างสัญญาณพื้นหลัง จะช่วยเพิ่มค่า </w:t>
+      </w:r>
+      <w:r>
+        <w:rPr>
+          <w:rFonts w:ascii="TH Sarabun New" w:hAnsi="TH Sarabun New" w:cs="TH Sarabun New"/>
+          <w:sz w:val="32"/>
+          <w:szCs w:val="32"/>
+        </w:rPr>
+        <w:t xml:space="preserve">SNR </w:t>
+      </w:r>
+      <w:r>
+        <w:rPr>
+          <w:rFonts w:ascii="TH Sarabun New" w:hAnsi="TH Sarabun New" w:cs="TH Sarabun New"/>
+          <w:sz w:val="32"/>
+          <w:szCs w:val="32"/>
+          <w:cs/>
+        </w:rPr>
+        <w:t>ส่งผลให้ระบบตรวจจับการล้มและการเคลื่อนไหวสามารถสกัดเวกเตอร์คุณลักษณะที่มีความแม่นยำสูงก่อนป้อนเข้าสู่โมเดลปัญญาประดิษฐ์</w:t>
       </w:r>
     </w:p>
     <w:p>
@@ -21008,98 +20753,6 @@
           <w:szCs w:val="32"/>
         </w:rPr>
       </w:pPr>
-      <w:r>
-        <w:rPr>
-          <w:rFonts w:ascii="TH Sarabun New" w:hAnsi="TH Sarabun New" w:cs="TH Sarabun New"/>
-          <w:sz w:val="32"/>
-          <w:szCs w:val="32"/>
-        </w:rPr>
-        <w:tab/>
-      </w:r>
-      <w:r>
-        <w:rPr>
-          <w:rFonts w:ascii="TH Sarabun New" w:hAnsi="TH Sarabun New" w:cs="TH Sarabun New"/>
-          <w:sz w:val="32"/>
-          <w:szCs w:val="32"/>
-        </w:rPr>
-        <w:tab/>
-      </w:r>
-      <w:r>
-        <w:rPr>
-          <w:rFonts w:ascii="TH Sarabun New" w:hAnsi="TH Sarabun New" w:cs="TH Sarabun New"/>
-          <w:sz w:val="32"/>
-          <w:szCs w:val="32"/>
-        </w:rPr>
-        <w:tab/>
-      </w:r>
-      <w:r>
-        <w:rPr>
-          <w:rFonts w:ascii="TH Sarabun New" w:hAnsi="TH Sarabun New" w:cs="TH Sarabun New"/>
-          <w:sz w:val="32"/>
-          <w:szCs w:val="32"/>
-          <w:cs/>
-        </w:rPr>
-        <w:t>การใช้ตัวกรองแบบดั้งเดิม เช่น ตัวกรองบัตเตอร์เวิร์ธ มีข้อได้เปรียบสำคัญคือ ความซับซ้อนในการคำนวณต่ำ (</w:t>
-      </w:r>
-      <w:r>
-        <w:rPr>
-          <w:rFonts w:ascii="TH Sarabun New" w:hAnsi="TH Sarabun New" w:cs="TH Sarabun New"/>
-          <w:sz w:val="32"/>
-          <w:szCs w:val="32"/>
-        </w:rPr>
-        <w:t xml:space="preserve">Low Computational Overhead) </w:t>
-      </w:r>
-      <w:r>
-        <w:rPr>
-          <w:rFonts w:ascii="TH Sarabun New" w:hAnsi="TH Sarabun New" w:cs="TH Sarabun New"/>
-          <w:sz w:val="32"/>
-          <w:szCs w:val="32"/>
-          <w:cs/>
-        </w:rPr>
-        <w:t>และมีความเสถียรสูง เหมาะสำหรับการประมวลผลแบบเรียลไทม์บนอุปกรณ์ประมวลผลขอบ (</w:t>
-      </w:r>
-      <w:r>
-        <w:rPr>
-          <w:rFonts w:ascii="TH Sarabun New" w:hAnsi="TH Sarabun New" w:cs="TH Sarabun New"/>
-          <w:sz w:val="32"/>
-          <w:szCs w:val="32"/>
-        </w:rPr>
-        <w:t>Edge Devices)</w:t>
-      </w:r>
-      <w:r>
-        <w:rPr>
-          <w:rFonts w:ascii="TH Sarabun New" w:hAnsi="TH Sarabun New" w:cs="TH Sarabun New"/>
-          <w:sz w:val="32"/>
-          <w:szCs w:val="32"/>
-        </w:rPr>
-        <w:t xml:space="preserve"> </w:t>
-      </w:r>
-      <w:r>
-        <w:rPr>
-          <w:rFonts w:ascii="TH Sarabun New" w:hAnsi="TH Sarabun New" w:cs="TH Sarabun New"/>
-          <w:sz w:val="32"/>
-          <w:szCs w:val="32"/>
-          <w:cs/>
-        </w:rPr>
-        <w:t xml:space="preserve">เมื่อนำไปใช้งานร่วมกับตัวกรองสถิติและกระบวนการหักล้างสัญญาณพื้นหลัง จะช่วยเพิ่มค่า </w:t>
-      </w:r>
-      <w:r>
-        <w:rPr>
-          <w:rFonts w:ascii="TH Sarabun New" w:hAnsi="TH Sarabun New" w:cs="TH Sarabun New"/>
-          <w:sz w:val="32"/>
-          <w:szCs w:val="32"/>
-        </w:rPr>
-        <w:t xml:space="preserve">SNR </w:t>
-      </w:r>
-      <w:r>
-        <w:rPr>
-          <w:rFonts w:ascii="TH Sarabun New" w:hAnsi="TH Sarabun New" w:cs="TH Sarabun New"/>
-          <w:sz w:val="32"/>
-          <w:szCs w:val="32"/>
-          <w:cs/>
-        </w:rPr>
-        <w:t>ส่งผลให้ระบบตรวจจับการล้มและการเคลื่อนไหวสามารถสกัดเวกเตอร์คุณลักษณะที่มีความแม่นยำสูงก่อนป้อนเข้าสู่โมเดลปัญญาประดิษฐ์</w:t>
-      </w:r>
     </w:p>
     <w:p>
       <w:pPr>
@@ -21147,6 +20800,7 @@
           <w:sz w:val="32"/>
           <w:szCs w:val="32"/>
         </w:rPr>
+        <w:lastRenderedPageBreak/>
         <w:t>2.</w:t>
       </w:r>
       <w:r>
@@ -21198,29 +20852,7 @@
           <w:sz w:val="32"/>
           <w:szCs w:val="32"/>
         </w:rPr>
-        <w:t xml:space="preserve">Artificial Intelligence of Things: </w:t>
-      </w:r>
-      <w:proofErr w:type="spellStart"/>
-      <w:r>
-        <w:rPr>
-          <w:rFonts w:ascii="TH Sarabun New" w:hAnsi="TH Sarabun New" w:cs="TH Sarabun New"/>
-          <w:b/>
-          <w:bCs/>
-          <w:sz w:val="32"/>
-          <w:szCs w:val="32"/>
-        </w:rPr>
-        <w:t>AIoT</w:t>
-      </w:r>
-      <w:proofErr w:type="spellEnd"/>
-      <w:r>
-        <w:rPr>
-          <w:rFonts w:ascii="TH Sarabun New" w:hAnsi="TH Sarabun New" w:cs="TH Sarabun New"/>
-          <w:b/>
-          <w:bCs/>
-          <w:sz w:val="32"/>
-          <w:szCs w:val="32"/>
-        </w:rPr>
-        <w:t>)</w:t>
+        <w:t>Artificial Intelligence of Things: AIoT)</w:t>
       </w:r>
     </w:p>
     <w:p>
@@ -21274,41 +20906,13 @@
         </w:rPr>
         <w:t xml:space="preserve">นิยามและแนวคิดพื้นฐานของ </w:t>
       </w:r>
-      <w:proofErr w:type="spellStart"/>
-      <w:r>
-        <w:rPr>
-          <w:rFonts w:ascii="TH Sarabun New" w:hAnsi="TH Sarabun New" w:cs="TH Sarabun New"/>
-          <w:sz w:val="32"/>
-          <w:szCs w:val="32"/>
-        </w:rPr>
-        <w:t>AIoT</w:t>
-      </w:r>
-      <w:proofErr w:type="spellEnd"/>
-      <w:r>
-        <w:rPr>
-          <w:rFonts w:ascii="TH Sarabun New" w:hAnsi="TH Sarabun New" w:cs="TH Sarabun New"/>
-          <w:sz w:val="32"/>
-          <w:szCs w:val="32"/>
-        </w:rPr>
-        <w:t xml:space="preserve"> (Concept and Fundamentals of </w:t>
-      </w:r>
-      <w:proofErr w:type="spellStart"/>
-      <w:r>
-        <w:rPr>
-          <w:rFonts w:ascii="TH Sarabun New" w:hAnsi="TH Sarabun New" w:cs="TH Sarabun New"/>
-          <w:sz w:val="32"/>
-          <w:szCs w:val="32"/>
-        </w:rPr>
-        <w:t>AIoT</w:t>
-      </w:r>
-      <w:proofErr w:type="spellEnd"/>
-      <w:r>
-        <w:rPr>
-          <w:rFonts w:ascii="TH Sarabun New" w:hAnsi="TH Sarabun New" w:cs="TH Sarabun New"/>
-          <w:sz w:val="32"/>
-          <w:szCs w:val="32"/>
-        </w:rPr>
-        <w:t>)</w:t>
+      <w:r>
+        <w:rPr>
+          <w:rFonts w:ascii="TH Sarabun New" w:hAnsi="TH Sarabun New" w:cs="TH Sarabun New"/>
+          <w:sz w:val="32"/>
+          <w:szCs w:val="32"/>
+        </w:rPr>
+        <w:t>AIoT (Concept and Fundamentals of AIoT)</w:t>
       </w:r>
     </w:p>
     <w:p>
@@ -21401,25 +21005,7 @@
           <w:sz w:val="32"/>
           <w:szCs w:val="32"/>
         </w:rPr>
-        <w:t>Artificial Intelligence of Things (</w:t>
-      </w:r>
-      <w:proofErr w:type="spellStart"/>
-      <w:r>
-        <w:rPr>
-          <w:rFonts w:ascii="TH Sarabun New" w:hAnsi="TH Sarabun New" w:cs="TH Sarabun New"/>
-          <w:sz w:val="32"/>
-          <w:szCs w:val="32"/>
-        </w:rPr>
-        <w:t>AIoT</w:t>
-      </w:r>
-      <w:proofErr w:type="spellEnd"/>
-      <w:r>
-        <w:rPr>
-          <w:rFonts w:ascii="TH Sarabun New" w:hAnsi="TH Sarabun New" w:cs="TH Sarabun New"/>
-          <w:sz w:val="32"/>
-          <w:szCs w:val="32"/>
-        </w:rPr>
-        <w:t xml:space="preserve">) </w:t>
+        <w:t xml:space="preserve">Artificial Intelligence of Things (AIoT) </w:t>
       </w:r>
       <w:r>
         <w:rPr>
@@ -21609,41 +21195,13 @@
         </w:rPr>
         <w:t xml:space="preserve">สถาปัตยกรรมเชิงชั้นและแบบกระจายตัวของระบบ </w:t>
       </w:r>
-      <w:proofErr w:type="spellStart"/>
-      <w:r>
-        <w:rPr>
-          <w:rFonts w:ascii="TH Sarabun New" w:hAnsi="TH Sarabun New" w:cs="TH Sarabun New"/>
-          <w:sz w:val="32"/>
-          <w:szCs w:val="32"/>
-        </w:rPr>
-        <w:t>AIoT</w:t>
-      </w:r>
-      <w:proofErr w:type="spellEnd"/>
-      <w:r>
-        <w:rPr>
-          <w:rFonts w:ascii="TH Sarabun New" w:hAnsi="TH Sarabun New" w:cs="TH Sarabun New"/>
-          <w:sz w:val="32"/>
-          <w:szCs w:val="32"/>
-        </w:rPr>
-        <w:t xml:space="preserve"> (Layered and Distributed </w:t>
-      </w:r>
-      <w:proofErr w:type="spellStart"/>
-      <w:r>
-        <w:rPr>
-          <w:rFonts w:ascii="TH Sarabun New" w:hAnsi="TH Sarabun New" w:cs="TH Sarabun New"/>
-          <w:sz w:val="32"/>
-          <w:szCs w:val="32"/>
-        </w:rPr>
-        <w:t>AIoT</w:t>
-      </w:r>
-      <w:proofErr w:type="spellEnd"/>
-      <w:r>
-        <w:rPr>
-          <w:rFonts w:ascii="TH Sarabun New" w:hAnsi="TH Sarabun New" w:cs="TH Sarabun New"/>
-          <w:sz w:val="32"/>
-          <w:szCs w:val="32"/>
-        </w:rPr>
-        <w:t xml:space="preserve"> Architectures)</w:t>
+      <w:r>
+        <w:rPr>
+          <w:rFonts w:ascii="TH Sarabun New" w:hAnsi="TH Sarabun New" w:cs="TH Sarabun New"/>
+          <w:sz w:val="32"/>
+          <w:szCs w:val="32"/>
+        </w:rPr>
+        <w:t>AIoT (Layered and Distributed AIoT Architectures)</w:t>
       </w:r>
     </w:p>
     <w:p>
@@ -21669,7 +21227,6 @@
           <w:sz w:val="32"/>
           <w:szCs w:val="32"/>
         </w:rPr>
-        <w:lastRenderedPageBreak/>
         <w:tab/>
       </w:r>
       <w:r>
@@ -21697,23 +21254,13 @@
         </w:rPr>
         <w:t xml:space="preserve">ระบบ </w:t>
       </w:r>
-      <w:proofErr w:type="spellStart"/>
-      <w:r>
-        <w:rPr>
-          <w:rFonts w:ascii="TH Sarabun New" w:hAnsi="TH Sarabun New" w:cs="TH Sarabun New"/>
-          <w:sz w:val="32"/>
-          <w:szCs w:val="32"/>
-        </w:rPr>
-        <w:t>AIoT</w:t>
-      </w:r>
-      <w:proofErr w:type="spellEnd"/>
-      <w:r>
-        <w:rPr>
-          <w:rFonts w:ascii="TH Sarabun New" w:hAnsi="TH Sarabun New" w:cs="TH Sarabun New"/>
-          <w:sz w:val="32"/>
-          <w:szCs w:val="32"/>
-        </w:rPr>
-        <w:t xml:space="preserve"> </w:t>
+      <w:r>
+        <w:rPr>
+          <w:rFonts w:ascii="TH Sarabun New" w:hAnsi="TH Sarabun New" w:cs="TH Sarabun New"/>
+          <w:sz w:val="32"/>
+          <w:szCs w:val="32"/>
+        </w:rPr>
+        <w:t xml:space="preserve">AIoT </w:t>
       </w:r>
       <w:r>
         <w:rPr>
@@ -21963,23 +21510,13 @@
         </w:rPr>
         <w:t xml:space="preserve">ร่วมกับเทคโนโลยีเครือข่ายไร้สายความเร็วสูง (เช่น </w:t>
       </w:r>
-      <w:proofErr w:type="spellStart"/>
-      <w:r>
-        <w:rPr>
-          <w:rFonts w:ascii="TH Sarabun New" w:hAnsi="TH Sarabun New" w:cs="TH Sarabun New"/>
-          <w:sz w:val="32"/>
-          <w:szCs w:val="32"/>
-        </w:rPr>
-        <w:t>WiFi</w:t>
-      </w:r>
-      <w:proofErr w:type="spellEnd"/>
-      <w:r>
-        <w:rPr>
-          <w:rFonts w:ascii="TH Sarabun New" w:hAnsi="TH Sarabun New" w:cs="TH Sarabun New"/>
-          <w:sz w:val="32"/>
-          <w:szCs w:val="32"/>
-        </w:rPr>
-        <w:t xml:space="preserve">, 5G/6G) </w:t>
+      <w:r>
+        <w:rPr>
+          <w:rFonts w:ascii="TH Sarabun New" w:hAnsi="TH Sarabun New" w:cs="TH Sarabun New"/>
+          <w:sz w:val="32"/>
+          <w:szCs w:val="32"/>
+        </w:rPr>
+        <w:t xml:space="preserve">WiFi, 5G/6G) </w:t>
       </w:r>
       <w:r>
         <w:rPr>
@@ -22008,12 +21545,49 @@
           <w:szCs w:val="32"/>
         </w:rPr>
       </w:pPr>
-      <w:r>
-        <w:rPr>
-          <w:rFonts w:ascii="TH Sarabun New" w:hAnsi="TH Sarabun New" w:cs="TH Sarabun New"/>
-          <w:sz w:val="32"/>
-          <w:szCs w:val="32"/>
-        </w:rPr>
+    </w:p>
+    <w:p>
+      <w:pPr>
+        <w:tabs>
+          <w:tab w:val="left" w:pos="567"/>
+          <w:tab w:val="left" w:pos="851"/>
+          <w:tab w:val="left" w:pos="1134"/>
+          <w:tab w:val="left" w:pos="1418"/>
+          <w:tab w:val="left" w:pos="1701"/>
+        </w:tabs>
+        <w:spacing w:after="0" w:line="240" w:lineRule="auto"/>
+        <w:jc w:val="thaiDistribute"/>
+        <w:rPr>
+          <w:rFonts w:ascii="TH Sarabun New" w:hAnsi="TH Sarabun New" w:cs="TH Sarabun New"/>
+          <w:sz w:val="32"/>
+          <w:szCs w:val="32"/>
+        </w:rPr>
+      </w:pPr>
+    </w:p>
+    <w:p>
+      <w:pPr>
+        <w:tabs>
+          <w:tab w:val="left" w:pos="567"/>
+          <w:tab w:val="left" w:pos="851"/>
+          <w:tab w:val="left" w:pos="1134"/>
+          <w:tab w:val="left" w:pos="1418"/>
+          <w:tab w:val="left" w:pos="1701"/>
+        </w:tabs>
+        <w:spacing w:after="0" w:line="240" w:lineRule="auto"/>
+        <w:jc w:val="thaiDistribute"/>
+        <w:rPr>
+          <w:rFonts w:ascii="TH Sarabun New" w:hAnsi="TH Sarabun New" w:cs="TH Sarabun New"/>
+          <w:sz w:val="32"/>
+          <w:szCs w:val="32"/>
+        </w:rPr>
+      </w:pPr>
+      <w:r>
+        <w:rPr>
+          <w:rFonts w:ascii="TH Sarabun New" w:hAnsi="TH Sarabun New" w:cs="TH Sarabun New"/>
+          <w:sz w:val="32"/>
+          <w:szCs w:val="32"/>
+        </w:rPr>
+        <w:lastRenderedPageBreak/>
         <w:tab/>
       </w:r>
       <w:r>
@@ -22380,23 +21954,13 @@
         </w:rPr>
         <w:t xml:space="preserve">การประยุกต์ใช้ </w:t>
       </w:r>
-      <w:proofErr w:type="spellStart"/>
-      <w:r>
-        <w:rPr>
-          <w:rFonts w:ascii="TH Sarabun New" w:hAnsi="TH Sarabun New" w:cs="TH Sarabun New"/>
-          <w:sz w:val="32"/>
-          <w:szCs w:val="32"/>
-        </w:rPr>
-        <w:t>AIoT</w:t>
-      </w:r>
-      <w:proofErr w:type="spellEnd"/>
-      <w:r>
-        <w:rPr>
-          <w:rFonts w:ascii="TH Sarabun New" w:hAnsi="TH Sarabun New" w:cs="TH Sarabun New"/>
-          <w:sz w:val="32"/>
-          <w:szCs w:val="32"/>
-        </w:rPr>
-        <w:t xml:space="preserve"> </w:t>
+      <w:r>
+        <w:rPr>
+          <w:rFonts w:ascii="TH Sarabun New" w:hAnsi="TH Sarabun New" w:cs="TH Sarabun New"/>
+          <w:sz w:val="32"/>
+          <w:szCs w:val="32"/>
+        </w:rPr>
+        <w:t xml:space="preserve">AIoT </w:t>
       </w:r>
       <w:r>
         <w:rPr>
@@ -22407,23 +21971,13 @@
         </w:rPr>
         <w:t>ในระบบสุขภาพและการเฝ้าระวังผู้สูงอายุ (</w:t>
       </w:r>
-      <w:proofErr w:type="spellStart"/>
-      <w:r>
-        <w:rPr>
-          <w:rFonts w:ascii="TH Sarabun New" w:hAnsi="TH Sarabun New" w:cs="TH Sarabun New"/>
-          <w:sz w:val="32"/>
-          <w:szCs w:val="32"/>
-        </w:rPr>
-        <w:t>AIoT</w:t>
-      </w:r>
-      <w:proofErr w:type="spellEnd"/>
-      <w:r>
-        <w:rPr>
-          <w:rFonts w:ascii="TH Sarabun New" w:hAnsi="TH Sarabun New" w:cs="TH Sarabun New"/>
-          <w:sz w:val="32"/>
-          <w:szCs w:val="32"/>
-        </w:rPr>
-        <w:t xml:space="preserve"> in Smart Healthcare and Safety Monitoring)</w:t>
+      <w:r>
+        <w:rPr>
+          <w:rFonts w:ascii="TH Sarabun New" w:hAnsi="TH Sarabun New" w:cs="TH Sarabun New"/>
+          <w:sz w:val="32"/>
+          <w:szCs w:val="32"/>
+        </w:rPr>
+        <w:t>AIoT in Smart Healthcare and Safety Monitoring)</w:t>
       </w:r>
     </w:p>
     <w:p>
@@ -22482,18 +22036,68 @@
           <w:sz w:val="32"/>
           <w:szCs w:val="32"/>
         </w:rPr>
-        <w:t xml:space="preserve">Smart Healthcare) </w:t>
-      </w:r>
-      <w:proofErr w:type="spellStart"/>
-      <w:r>
-        <w:rPr>
-          <w:rFonts w:ascii="TH Sarabun New" w:hAnsi="TH Sarabun New" w:cs="TH Sarabun New"/>
-          <w:sz w:val="32"/>
-          <w:szCs w:val="32"/>
-        </w:rPr>
-        <w:t>AIoT</w:t>
-      </w:r>
-      <w:proofErr w:type="spellEnd"/>
+        <w:t xml:space="preserve">Smart Healthcare) AIoT </w:t>
+      </w:r>
+      <w:r>
+        <w:rPr>
+          <w:rFonts w:ascii="TH Sarabun New" w:hAnsi="TH Sarabun New" w:cs="TH Sarabun New"/>
+          <w:sz w:val="32"/>
+          <w:szCs w:val="32"/>
+          <w:cs/>
+        </w:rPr>
+        <w:t>มีบทบาทสำคัญในการพัฒนาระบบเฝ้าระวังผู้ป่วยและผู้สูงอายุระยะไกล (</w:t>
+      </w:r>
+      <w:r>
+        <w:rPr>
+          <w:rFonts w:ascii="TH Sarabun New" w:hAnsi="TH Sarabun New" w:cs="TH Sarabun New"/>
+          <w:sz w:val="32"/>
+          <w:szCs w:val="32"/>
+        </w:rPr>
+        <w:t xml:space="preserve">Remote Patient Monitoring) </w:t>
+      </w:r>
+      <w:r>
+        <w:rPr>
+          <w:rFonts w:ascii="TH Sarabun New" w:hAnsi="TH Sarabun New" w:cs="TH Sarabun New"/>
+          <w:sz w:val="32"/>
+          <w:szCs w:val="32"/>
+          <w:cs/>
+        </w:rPr>
+        <w:t>โดยระบบสามารถตรวจจับความผิดปกติ (</w:t>
+      </w:r>
+      <w:r>
+        <w:rPr>
+          <w:rFonts w:ascii="TH Sarabun New" w:hAnsi="TH Sarabun New" w:cs="TH Sarabun New"/>
+          <w:sz w:val="32"/>
+          <w:szCs w:val="32"/>
+        </w:rPr>
+        <w:t xml:space="preserve">Anomaly Detection) </w:t>
+      </w:r>
+      <w:r>
+        <w:rPr>
+          <w:rFonts w:ascii="TH Sarabun New" w:hAnsi="TH Sarabun New" w:cs="TH Sarabun New"/>
+          <w:sz w:val="32"/>
+          <w:szCs w:val="32"/>
+          <w:cs/>
+        </w:rPr>
+        <w:t>จากข้อมูลอนุกรมเวลา (</w:t>
+      </w:r>
+      <w:r>
+        <w:rPr>
+          <w:rFonts w:ascii="TH Sarabun New" w:hAnsi="TH Sarabun New" w:cs="TH Sarabun New"/>
+          <w:sz w:val="32"/>
+          <w:szCs w:val="32"/>
+        </w:rPr>
+        <w:t xml:space="preserve">Time-Series Data) </w:t>
+      </w:r>
+      <w:r>
+        <w:rPr>
+          <w:rFonts w:ascii="TH Sarabun New" w:hAnsi="TH Sarabun New" w:cs="TH Sarabun New"/>
+          <w:sz w:val="32"/>
+          <w:szCs w:val="32"/>
+          <w:cs/>
+        </w:rPr>
+        <w:t>ของการเคลื่อนไหวและสัญญาณชีพได้อย่างต่อเนื่อง</w:t>
+      </w:r>
       <w:r>
         <w:rPr>
           <w:rFonts w:ascii="TH Sarabun New" w:hAnsi="TH Sarabun New" w:cs="TH Sarabun New"/>
@@ -22509,103 +22113,15 @@
           <w:szCs w:val="32"/>
           <w:cs/>
         </w:rPr>
-        <w:t>มีบทบาทสำคัญในการพัฒนาระบบเฝ้าระวังผู้ป่วยและผู้สูงอายุระยะไกล (</w:t>
-      </w:r>
-      <w:r>
-        <w:rPr>
-          <w:rFonts w:ascii="TH Sarabun New" w:hAnsi="TH Sarabun New" w:cs="TH Sarabun New"/>
-          <w:sz w:val="32"/>
-          <w:szCs w:val="32"/>
-        </w:rPr>
-        <w:t xml:space="preserve">Remote Patient Monitoring) </w:t>
-      </w:r>
-      <w:r>
-        <w:rPr>
-          <w:rFonts w:ascii="TH Sarabun New" w:hAnsi="TH Sarabun New" w:cs="TH Sarabun New"/>
-          <w:sz w:val="32"/>
-          <w:szCs w:val="32"/>
-          <w:cs/>
-        </w:rPr>
-        <w:t>โดยระบบสามารถตรวจจับความผิดปกติ (</w:t>
-      </w:r>
-      <w:r>
-        <w:rPr>
-          <w:rFonts w:ascii="TH Sarabun New" w:hAnsi="TH Sarabun New" w:cs="TH Sarabun New"/>
-          <w:sz w:val="32"/>
-          <w:szCs w:val="32"/>
-        </w:rPr>
-        <w:t xml:space="preserve">Anomaly Detection) </w:t>
-      </w:r>
-      <w:r>
-        <w:rPr>
-          <w:rFonts w:ascii="TH Sarabun New" w:hAnsi="TH Sarabun New" w:cs="TH Sarabun New"/>
-          <w:sz w:val="32"/>
-          <w:szCs w:val="32"/>
-          <w:cs/>
-        </w:rPr>
-        <w:t>จากข้อมูลอนุกรมเวลา (</w:t>
-      </w:r>
-      <w:r>
-        <w:rPr>
-          <w:rFonts w:ascii="TH Sarabun New" w:hAnsi="TH Sarabun New" w:cs="TH Sarabun New"/>
-          <w:sz w:val="32"/>
-          <w:szCs w:val="32"/>
-        </w:rPr>
-        <w:t xml:space="preserve">Time-Series Data) </w:t>
-      </w:r>
-      <w:r>
-        <w:rPr>
-          <w:rFonts w:ascii="TH Sarabun New" w:hAnsi="TH Sarabun New" w:cs="TH Sarabun New"/>
-          <w:sz w:val="32"/>
-          <w:szCs w:val="32"/>
-          <w:cs/>
-        </w:rPr>
-        <w:t>ของ</w:t>
-      </w:r>
-      <w:r>
-        <w:rPr>
-          <w:rFonts w:ascii="TH Sarabun New" w:hAnsi="TH Sarabun New" w:cs="TH Sarabun New"/>
-          <w:sz w:val="32"/>
-          <w:szCs w:val="32"/>
-          <w:cs/>
-        </w:rPr>
-        <w:lastRenderedPageBreak/>
-        <w:t>การเคลื่อนไหวและสัญญาณชีพได้อย่างต่อเนื่อง</w:t>
-      </w:r>
-      <w:r>
-        <w:rPr>
-          <w:rFonts w:ascii="TH Sarabun New" w:hAnsi="TH Sarabun New" w:cs="TH Sarabun New"/>
-          <w:sz w:val="32"/>
-          <w:szCs w:val="32"/>
-        </w:rPr>
-        <w:t xml:space="preserve"> </w:t>
-      </w:r>
-      <w:r>
-        <w:rPr>
-          <w:rFonts w:ascii="TH Sarabun New" w:hAnsi="TH Sarabun New" w:cs="TH Sarabun New"/>
-          <w:sz w:val="32"/>
-          <w:szCs w:val="32"/>
-          <w:cs/>
-        </w:rPr>
         <w:t xml:space="preserve">จุดเด่นสำคัญของการประยุกต์ใช้ </w:t>
       </w:r>
-      <w:proofErr w:type="spellStart"/>
-      <w:r>
-        <w:rPr>
-          <w:rFonts w:ascii="TH Sarabun New" w:hAnsi="TH Sarabun New" w:cs="TH Sarabun New"/>
-          <w:sz w:val="32"/>
-          <w:szCs w:val="32"/>
-        </w:rPr>
-        <w:t>AIoT</w:t>
-      </w:r>
-      <w:proofErr w:type="spellEnd"/>
-      <w:r>
-        <w:rPr>
-          <w:rFonts w:ascii="TH Sarabun New" w:hAnsi="TH Sarabun New" w:cs="TH Sarabun New"/>
-          <w:sz w:val="32"/>
-          <w:szCs w:val="32"/>
-        </w:rPr>
-        <w:t xml:space="preserve"> </w:t>
+      <w:r>
+        <w:rPr>
+          <w:rFonts w:ascii="TH Sarabun New" w:hAnsi="TH Sarabun New" w:cs="TH Sarabun New"/>
+          <w:sz w:val="32"/>
+          <w:szCs w:val="32"/>
+        </w:rPr>
+        <w:t xml:space="preserve">AIoT </w:t>
       </w:r>
       <w:r>
         <w:rPr>
@@ -22838,65 +22354,6 @@
           <w:szCs w:val="32"/>
         </w:rPr>
       </w:pPr>
-      <w:r>
-        <w:rPr>
-          <w:rFonts w:ascii="TH Sarabun New" w:hAnsi="TH Sarabun New" w:cs="TH Sarabun New"/>
-          <w:sz w:val="32"/>
-          <w:szCs w:val="32"/>
-        </w:rPr>
-        <w:tab/>
-        <w:t>2.</w:t>
-      </w:r>
-      <w:r>
-        <w:rPr>
-          <w:rFonts w:ascii="TH Sarabun New" w:hAnsi="TH Sarabun New" w:cs="TH Sarabun New"/>
-          <w:sz w:val="32"/>
-          <w:szCs w:val="32"/>
-        </w:rPr>
-        <w:t>6</w:t>
-      </w:r>
-      <w:r>
-        <w:rPr>
-          <w:rFonts w:ascii="TH Sarabun New" w:hAnsi="TH Sarabun New" w:cs="TH Sarabun New"/>
-          <w:sz w:val="32"/>
-          <w:szCs w:val="32"/>
-        </w:rPr>
-        <w:t xml:space="preserve">.4 </w:t>
-      </w:r>
-      <w:r>
-        <w:rPr>
-          <w:rFonts w:ascii="TH Sarabun New" w:hAnsi="TH Sarabun New" w:cs="TH Sarabun New"/>
-          <w:sz w:val="32"/>
-          <w:szCs w:val="32"/>
-          <w:cs/>
-        </w:rPr>
-        <w:t xml:space="preserve">การจัดการวงจรชีวิตของโมเดล </w:t>
-      </w:r>
-      <w:r>
-        <w:rPr>
-          <w:rFonts w:ascii="TH Sarabun New" w:hAnsi="TH Sarabun New" w:cs="TH Sarabun New"/>
-          <w:sz w:val="32"/>
-          <w:szCs w:val="32"/>
-        </w:rPr>
-        <w:t xml:space="preserve">AI </w:t>
-      </w:r>
-      <w:r>
-        <w:rPr>
-          <w:rFonts w:ascii="TH Sarabun New" w:hAnsi="TH Sarabun New" w:cs="TH Sarabun New"/>
-          <w:sz w:val="32"/>
-          <w:szCs w:val="32"/>
-          <w:cs/>
-        </w:rPr>
-        <w:t xml:space="preserve">บนอุปกรณ์ </w:t>
-      </w:r>
-      <w:r>
-        <w:rPr>
-          <w:rFonts w:ascii="TH Sarabun New" w:hAnsi="TH Sarabun New" w:cs="TH Sarabun New"/>
-          <w:sz w:val="32"/>
-          <w:szCs w:val="32"/>
-        </w:rPr>
-        <w:t>IoT (AI Lifecycle Management in IoT)</w:t>
-      </w:r>
     </w:p>
     <w:p>
       <w:pPr>
@@ -22921,76 +22378,59 @@
           <w:sz w:val="32"/>
           <w:szCs w:val="32"/>
         </w:rPr>
+        <w:lastRenderedPageBreak/>
         <w:tab/>
-      </w:r>
-      <w:r>
-        <w:rPr>
-          <w:rFonts w:ascii="TH Sarabun New" w:hAnsi="TH Sarabun New" w:cs="TH Sarabun New"/>
-          <w:sz w:val="32"/>
-          <w:szCs w:val="32"/>
-        </w:rPr>
-        <w:tab/>
-      </w:r>
-      <w:r>
-        <w:rPr>
-          <w:rFonts w:ascii="TH Sarabun New" w:hAnsi="TH Sarabun New" w:cs="TH Sarabun New"/>
-          <w:sz w:val="32"/>
-          <w:szCs w:val="32"/>
-        </w:rPr>
-        <w:tab/>
-      </w:r>
-      <w:r>
-        <w:rPr>
-          <w:rFonts w:ascii="TH Sarabun New" w:hAnsi="TH Sarabun New" w:cs="TH Sarabun New"/>
-          <w:sz w:val="32"/>
-          <w:szCs w:val="32"/>
-          <w:cs/>
-        </w:rPr>
-        <w:t xml:space="preserve">เพื่อให้ระบบ </w:t>
-      </w:r>
-      <w:proofErr w:type="spellStart"/>
-      <w:r>
-        <w:rPr>
-          <w:rFonts w:ascii="TH Sarabun New" w:hAnsi="TH Sarabun New" w:cs="TH Sarabun New"/>
-          <w:sz w:val="32"/>
-          <w:szCs w:val="32"/>
-        </w:rPr>
-        <w:t>AIoT</w:t>
-      </w:r>
-      <w:proofErr w:type="spellEnd"/>
-      <w:r>
-        <w:rPr>
-          <w:rFonts w:ascii="TH Sarabun New" w:hAnsi="TH Sarabun New" w:cs="TH Sarabun New"/>
-          <w:sz w:val="32"/>
-          <w:szCs w:val="32"/>
-        </w:rPr>
-        <w:t xml:space="preserve"> </w:t>
-      </w:r>
-      <w:r>
-        <w:rPr>
-          <w:rFonts w:ascii="TH Sarabun New" w:hAnsi="TH Sarabun New" w:cs="TH Sarabun New"/>
-          <w:sz w:val="32"/>
-          <w:szCs w:val="32"/>
-          <w:cs/>
-        </w:rPr>
-        <w:t xml:space="preserve">สามารถทำงานได้อย่างมีประสิทธิภาพและต่อเนื่อง จำเป็นต้องมีกระบวนการจัดการวงจรชีวิตของโมเดล </w:t>
-      </w:r>
-      <w:r>
-        <w:rPr>
-          <w:rFonts w:ascii="TH Sarabun New" w:hAnsi="TH Sarabun New" w:cs="TH Sarabun New"/>
-          <w:sz w:val="32"/>
-          <w:szCs w:val="32"/>
-        </w:rPr>
-        <w:t xml:space="preserve">AI (AI Lifecycle Management) </w:t>
-      </w:r>
-      <w:r>
-        <w:rPr>
-          <w:rFonts w:ascii="TH Sarabun New" w:hAnsi="TH Sarabun New" w:cs="TH Sarabun New"/>
-          <w:sz w:val="32"/>
-          <w:szCs w:val="32"/>
-          <w:cs/>
-        </w:rPr>
-        <w:t>ซึ่งประกอบด้วย</w:t>
+        <w:t>2.</w:t>
+      </w:r>
+      <w:r>
+        <w:rPr>
+          <w:rFonts w:ascii="TH Sarabun New" w:hAnsi="TH Sarabun New" w:cs="TH Sarabun New"/>
+          <w:sz w:val="32"/>
+          <w:szCs w:val="32"/>
+        </w:rPr>
+        <w:t>6</w:t>
+      </w:r>
+      <w:r>
+        <w:rPr>
+          <w:rFonts w:ascii="TH Sarabun New" w:hAnsi="TH Sarabun New" w:cs="TH Sarabun New"/>
+          <w:sz w:val="32"/>
+          <w:szCs w:val="32"/>
+        </w:rPr>
+        <w:t xml:space="preserve">.4 </w:t>
+      </w:r>
+      <w:r>
+        <w:rPr>
+          <w:rFonts w:ascii="TH Sarabun New" w:hAnsi="TH Sarabun New" w:cs="TH Sarabun New"/>
+          <w:sz w:val="32"/>
+          <w:szCs w:val="32"/>
+          <w:cs/>
+        </w:rPr>
+        <w:t xml:space="preserve">การจัดการวงจรชีวิตของโมเดล </w:t>
+      </w:r>
+      <w:r>
+        <w:rPr>
+          <w:rFonts w:ascii="TH Sarabun New" w:hAnsi="TH Sarabun New" w:cs="TH Sarabun New"/>
+          <w:sz w:val="32"/>
+          <w:szCs w:val="32"/>
+        </w:rPr>
+        <w:t xml:space="preserve">AI </w:t>
+      </w:r>
+      <w:r>
+        <w:rPr>
+          <w:rFonts w:ascii="TH Sarabun New" w:hAnsi="TH Sarabun New" w:cs="TH Sarabun New"/>
+          <w:sz w:val="32"/>
+          <w:szCs w:val="32"/>
+          <w:cs/>
+        </w:rPr>
+        <w:t xml:space="preserve">บนอุปกรณ์ </w:t>
+      </w:r>
+      <w:r>
+        <w:rPr>
+          <w:rFonts w:ascii="TH Sarabun New" w:hAnsi="TH Sarabun New" w:cs="TH Sarabun New"/>
+          <w:sz w:val="32"/>
+          <w:szCs w:val="32"/>
+        </w:rPr>
+        <w:t>IoT (AI Lifecycle Management in IoT)</w:t>
       </w:r>
     </w:p>
     <w:p>
@@ -23033,41 +22473,49 @@
           <w:szCs w:val="32"/>
         </w:rPr>
         <w:tab/>
-        <w:t>1)</w:t>
-      </w:r>
-      <w:r>
-        <w:rPr>
-          <w:rFonts w:ascii="TH Sarabun New" w:hAnsi="TH Sarabun New" w:cs="TH Sarabun New"/>
-          <w:sz w:val="32"/>
-          <w:szCs w:val="32"/>
-        </w:rPr>
-        <w:t xml:space="preserve"> </w:t>
-      </w:r>
-      <w:r>
-        <w:rPr>
-          <w:rFonts w:ascii="TH Sarabun New" w:hAnsi="TH Sarabun New" w:cs="TH Sarabun New"/>
-          <w:sz w:val="32"/>
-          <w:szCs w:val="32"/>
-          <w:cs/>
-        </w:rPr>
-        <w:t>การฝึกสอนและตรวจสอบความถูกต้องของโมเดล (</w:t>
-      </w:r>
-      <w:r>
-        <w:rPr>
-          <w:rFonts w:ascii="TH Sarabun New" w:hAnsi="TH Sarabun New" w:cs="TH Sarabun New"/>
-          <w:sz w:val="32"/>
-          <w:szCs w:val="32"/>
-        </w:rPr>
-        <w:t>Model Training and Validation)</w:t>
-      </w:r>
-      <w:r>
-        <w:rPr>
-          <w:rFonts w:ascii="TH Sarabun New" w:hAnsi="TH Sarabun New" w:cs="TH Sarabun New"/>
-          <w:sz w:val="32"/>
-          <w:szCs w:val="32"/>
-          <w:cs/>
-        </w:rPr>
-        <w:t>การพัฒนาและทดสอบประสิทธิภาพโมเดลบนชุดข้อมูลอนุกรมเวลา</w:t>
+      </w:r>
+      <w:r>
+        <w:rPr>
+          <w:rFonts w:ascii="TH Sarabun New" w:hAnsi="TH Sarabun New" w:cs="TH Sarabun New"/>
+          <w:sz w:val="32"/>
+          <w:szCs w:val="32"/>
+          <w:cs/>
+        </w:rPr>
+        <w:t xml:space="preserve">เพื่อให้ระบบ </w:t>
+      </w:r>
+      <w:r>
+        <w:rPr>
+          <w:rFonts w:ascii="TH Sarabun New" w:hAnsi="TH Sarabun New" w:cs="TH Sarabun New"/>
+          <w:sz w:val="32"/>
+          <w:szCs w:val="32"/>
+        </w:rPr>
+        <w:t xml:space="preserve">AIoT </w:t>
+      </w:r>
+      <w:r>
+        <w:rPr>
+          <w:rFonts w:ascii="TH Sarabun New" w:hAnsi="TH Sarabun New" w:cs="TH Sarabun New"/>
+          <w:sz w:val="32"/>
+          <w:szCs w:val="32"/>
+          <w:cs/>
+        </w:rPr>
+        <w:t xml:space="preserve">สามารถทำงานได้อย่างมีประสิทธิภาพและต่อเนื่อง จำเป็นต้องมีกระบวนการจัดการวงจรชีวิตของโมเดล </w:t>
+      </w:r>
+      <w:r>
+        <w:rPr>
+          <w:rFonts w:ascii="TH Sarabun New" w:hAnsi="TH Sarabun New" w:cs="TH Sarabun New"/>
+          <w:sz w:val="32"/>
+          <w:szCs w:val="32"/>
+        </w:rPr>
+        <w:t xml:space="preserve">AI (AI Lifecycle Management) </w:t>
+      </w:r>
+      <w:r>
+        <w:rPr>
+          <w:rFonts w:ascii="TH Sarabun New" w:hAnsi="TH Sarabun New" w:cs="TH Sarabun New"/>
+          <w:sz w:val="32"/>
+          <w:szCs w:val="32"/>
+          <w:cs/>
+        </w:rPr>
+        <w:t>ซึ่งประกอบด้วย</w:t>
       </w:r>
     </w:p>
     <w:p>
@@ -23110,84 +22558,41 @@
           <w:szCs w:val="32"/>
         </w:rPr>
         <w:tab/>
-        <w:t xml:space="preserve">2) </w:t>
-      </w:r>
-      <w:r>
-        <w:rPr>
-          <w:rFonts w:ascii="TH Sarabun New" w:hAnsi="TH Sarabun New" w:cs="TH Sarabun New"/>
-          <w:sz w:val="32"/>
-          <w:szCs w:val="32"/>
-          <w:cs/>
-        </w:rPr>
-        <w:t>การบีบอัดโมเดลเพื่อการติดตั้งใช้งาน (</w:t>
-      </w:r>
-      <w:r>
-        <w:rPr>
-          <w:rFonts w:ascii="TH Sarabun New" w:hAnsi="TH Sarabun New" w:cs="TH Sarabun New"/>
-          <w:sz w:val="32"/>
-          <w:szCs w:val="32"/>
-        </w:rPr>
-        <w:t xml:space="preserve">Model Compression and Deployment): </w:t>
-      </w:r>
-      <w:r>
-        <w:rPr>
-          <w:rFonts w:ascii="TH Sarabun New" w:hAnsi="TH Sarabun New" w:cs="TH Sarabun New"/>
-          <w:sz w:val="32"/>
-          <w:szCs w:val="32"/>
-          <w:cs/>
-        </w:rPr>
-        <w:t>การใช้เทคนิคการตัดแต่งกิ่งโครงข่าย (</w:t>
-      </w:r>
-      <w:r>
-        <w:rPr>
-          <w:rFonts w:ascii="TH Sarabun New" w:hAnsi="TH Sarabun New" w:cs="TH Sarabun New"/>
-          <w:sz w:val="32"/>
-          <w:szCs w:val="32"/>
-        </w:rPr>
-        <w:t xml:space="preserve">Pruning) </w:t>
-      </w:r>
-      <w:r>
-        <w:rPr>
-          <w:rFonts w:ascii="TH Sarabun New" w:hAnsi="TH Sarabun New" w:cs="TH Sarabun New"/>
-          <w:sz w:val="32"/>
-          <w:szCs w:val="32"/>
-          <w:cs/>
-        </w:rPr>
-        <w:t>การควอนไทเซชัน (</w:t>
-      </w:r>
-      <w:r>
-        <w:rPr>
-          <w:rFonts w:ascii="TH Sarabun New" w:hAnsi="TH Sarabun New" w:cs="TH Sarabun New"/>
-          <w:sz w:val="32"/>
-          <w:szCs w:val="32"/>
-        </w:rPr>
-        <w:t xml:space="preserve">Quantization) </w:t>
-      </w:r>
-      <w:r>
-        <w:rPr>
-          <w:rFonts w:ascii="TH Sarabun New" w:hAnsi="TH Sarabun New" w:cs="TH Sarabun New"/>
-          <w:sz w:val="32"/>
-          <w:szCs w:val="32"/>
-          <w:cs/>
-        </w:rPr>
-        <w:t>และการกลั่นกรององค์ความรู้ (</w:t>
-      </w:r>
-      <w:r>
-        <w:rPr>
-          <w:rFonts w:ascii="TH Sarabun New" w:hAnsi="TH Sarabun New" w:cs="TH Sarabun New"/>
-          <w:sz w:val="32"/>
-          <w:szCs w:val="32"/>
-        </w:rPr>
-        <w:t xml:space="preserve">Knowledge Distillation) </w:t>
-      </w:r>
-      <w:r>
-        <w:rPr>
-          <w:rFonts w:ascii="TH Sarabun New" w:hAnsi="TH Sarabun New" w:cs="TH Sarabun New"/>
-          <w:sz w:val="32"/>
-          <w:szCs w:val="32"/>
-          <w:cs/>
-        </w:rPr>
-        <w:t>เพื่อให้โมเดลมีขนาดเล็กและใช้พลังงานต่ำ เหมาะสมกับการทำงานบนฮาร์ดแวร์จำกัดทรัพยากร</w:t>
+        <w:t>1)</w:t>
+      </w:r>
+      <w:r>
+        <w:rPr>
+          <w:rFonts w:ascii="TH Sarabun New" w:hAnsi="TH Sarabun New" w:cs="TH Sarabun New"/>
+          <w:sz w:val="32"/>
+          <w:szCs w:val="32"/>
+        </w:rPr>
+        <w:t xml:space="preserve"> </w:t>
+      </w:r>
+      <w:r>
+        <w:rPr>
+          <w:rFonts w:ascii="TH Sarabun New" w:hAnsi="TH Sarabun New" w:cs="TH Sarabun New"/>
+          <w:sz w:val="32"/>
+          <w:szCs w:val="32"/>
+          <w:cs/>
+        </w:rPr>
+        <w:t>การฝึกสอนและตรวจสอบความถูกต้องของโมเดล (</w:t>
+      </w:r>
+      <w:r>
+        <w:rPr>
+          <w:rFonts w:ascii="TH Sarabun New" w:hAnsi="TH Sarabun New" w:cs="TH Sarabun New"/>
+          <w:sz w:val="32"/>
+          <w:szCs w:val="32"/>
+        </w:rPr>
+        <w:t>Model Training and Validation)</w:t>
+      </w:r>
+      <w:r>
+        <w:rPr>
+          <w:rFonts w:ascii="TH Sarabun New" w:hAnsi="TH Sarabun New" w:cs="TH Sarabun New"/>
+          <w:sz w:val="32"/>
+          <w:szCs w:val="32"/>
+          <w:cs/>
+        </w:rPr>
+        <w:t>การพัฒนาและทดสอบประสิทธิภาพโมเดลบนชุดข้อมูลอนุกรมเวลา</w:t>
       </w:r>
     </w:p>
     <w:p>
@@ -23230,50 +22635,84 @@
           <w:szCs w:val="32"/>
         </w:rPr>
         <w:tab/>
-        <w:t xml:space="preserve">3) </w:t>
-      </w:r>
-      <w:r>
-        <w:rPr>
-          <w:rFonts w:ascii="TH Sarabun New" w:hAnsi="TH Sarabun New" w:cs="TH Sarabun New"/>
-          <w:sz w:val="32"/>
-          <w:szCs w:val="32"/>
-          <w:cs/>
-        </w:rPr>
-        <w:t>การติดตามและปรับปรุงโมเดล (</w:t>
-      </w:r>
-      <w:r>
-        <w:rPr>
-          <w:rFonts w:ascii="TH Sarabun New" w:hAnsi="TH Sarabun New" w:cs="TH Sarabun New"/>
-          <w:sz w:val="32"/>
-          <w:szCs w:val="32"/>
-        </w:rPr>
-        <w:t xml:space="preserve">Model Monitoring and Governance): </w:t>
-      </w:r>
-      <w:r>
-        <w:rPr>
-          <w:rFonts w:ascii="TH Sarabun New" w:hAnsi="TH Sarabun New" w:cs="TH Sarabun New"/>
-          <w:sz w:val="32"/>
-          <w:szCs w:val="32"/>
-          <w:cs/>
-        </w:rPr>
-        <w:t>การตรวจวัดประสิทธิภาพเพื่อป้องกันปัญหาการเสื่อมถอยของโมเดล (</w:t>
-      </w:r>
-      <w:r>
-        <w:rPr>
-          <w:rFonts w:ascii="TH Sarabun New" w:hAnsi="TH Sarabun New" w:cs="TH Sarabun New"/>
-          <w:sz w:val="32"/>
-          <w:szCs w:val="32"/>
-        </w:rPr>
-        <w:t xml:space="preserve">Model Drift) </w:t>
-      </w:r>
-      <w:r>
-        <w:rPr>
-          <w:rFonts w:ascii="TH Sarabun New" w:hAnsi="TH Sarabun New" w:cs="TH Sarabun New"/>
-          <w:sz w:val="32"/>
-          <w:szCs w:val="32"/>
-          <w:cs/>
-        </w:rPr>
-        <w:t>เมื่อสภาพแวดล้อมทางกายภาพเปลี่ยนแปลงไป</w:t>
+        <w:t xml:space="preserve">2) </w:t>
+      </w:r>
+      <w:r>
+        <w:rPr>
+          <w:rFonts w:ascii="TH Sarabun New" w:hAnsi="TH Sarabun New" w:cs="TH Sarabun New"/>
+          <w:sz w:val="32"/>
+          <w:szCs w:val="32"/>
+          <w:cs/>
+        </w:rPr>
+        <w:t>การบีบอัดโมเดลเพื่อการติดตั้งใช้งาน (</w:t>
+      </w:r>
+      <w:r>
+        <w:rPr>
+          <w:rFonts w:ascii="TH Sarabun New" w:hAnsi="TH Sarabun New" w:cs="TH Sarabun New"/>
+          <w:sz w:val="32"/>
+          <w:szCs w:val="32"/>
+        </w:rPr>
+        <w:t xml:space="preserve">Model Compression and Deployment): </w:t>
+      </w:r>
+      <w:r>
+        <w:rPr>
+          <w:rFonts w:ascii="TH Sarabun New" w:hAnsi="TH Sarabun New" w:cs="TH Sarabun New"/>
+          <w:sz w:val="32"/>
+          <w:szCs w:val="32"/>
+          <w:cs/>
+        </w:rPr>
+        <w:t>การใช้เทคนิคการตัดแต่งกิ่งโครงข่าย (</w:t>
+      </w:r>
+      <w:r>
+        <w:rPr>
+          <w:rFonts w:ascii="TH Sarabun New" w:hAnsi="TH Sarabun New" w:cs="TH Sarabun New"/>
+          <w:sz w:val="32"/>
+          <w:szCs w:val="32"/>
+        </w:rPr>
+        <w:t xml:space="preserve">Pruning) </w:t>
+      </w:r>
+      <w:r>
+        <w:rPr>
+          <w:rFonts w:ascii="TH Sarabun New" w:hAnsi="TH Sarabun New" w:cs="TH Sarabun New"/>
+          <w:sz w:val="32"/>
+          <w:szCs w:val="32"/>
+          <w:cs/>
+        </w:rPr>
+        <w:t>การควอนไทเซชัน (</w:t>
+      </w:r>
+      <w:r>
+        <w:rPr>
+          <w:rFonts w:ascii="TH Sarabun New" w:hAnsi="TH Sarabun New" w:cs="TH Sarabun New"/>
+          <w:sz w:val="32"/>
+          <w:szCs w:val="32"/>
+        </w:rPr>
+        <w:t xml:space="preserve">Quantization) </w:t>
+      </w:r>
+      <w:r>
+        <w:rPr>
+          <w:rFonts w:ascii="TH Sarabun New" w:hAnsi="TH Sarabun New" w:cs="TH Sarabun New"/>
+          <w:sz w:val="32"/>
+          <w:szCs w:val="32"/>
+          <w:cs/>
+        </w:rPr>
+        <w:t>และการกลั่นกรององค์ความรู้ (</w:t>
+      </w:r>
+      <w:r>
+        <w:rPr>
+          <w:rFonts w:ascii="TH Sarabun New" w:hAnsi="TH Sarabun New" w:cs="TH Sarabun New"/>
+          <w:sz w:val="32"/>
+          <w:szCs w:val="32"/>
+        </w:rPr>
+        <w:t xml:space="preserve">Knowledge Distillation) </w:t>
+      </w:r>
+      <w:r>
+        <w:rPr>
+          <w:rFonts w:ascii="TH Sarabun New" w:hAnsi="TH Sarabun New" w:cs="TH Sarabun New"/>
+          <w:sz w:val="32"/>
+          <w:szCs w:val="32"/>
+          <w:cs/>
+        </w:rPr>
+        <w:t>เพื่อให้โมเดลมีขนาดเล็กและใช้พลังงานต่ำ เหมาะสมกับการทำงานบนฮาร์ดแวร์จำกัดทรัพยากร</w:t>
       </w:r>
     </w:p>
     <w:p>
@@ -23293,6 +22732,74 @@
           <w:szCs w:val="32"/>
         </w:rPr>
       </w:pPr>
+      <w:r>
+        <w:rPr>
+          <w:rFonts w:ascii="TH Sarabun New" w:hAnsi="TH Sarabun New" w:cs="TH Sarabun New"/>
+          <w:sz w:val="32"/>
+          <w:szCs w:val="32"/>
+        </w:rPr>
+        <w:tab/>
+      </w:r>
+      <w:r>
+        <w:rPr>
+          <w:rFonts w:ascii="TH Sarabun New" w:hAnsi="TH Sarabun New" w:cs="TH Sarabun New"/>
+          <w:sz w:val="32"/>
+          <w:szCs w:val="32"/>
+        </w:rPr>
+        <w:tab/>
+      </w:r>
+      <w:r>
+        <w:rPr>
+          <w:rFonts w:ascii="TH Sarabun New" w:hAnsi="TH Sarabun New" w:cs="TH Sarabun New"/>
+          <w:sz w:val="32"/>
+          <w:szCs w:val="32"/>
+        </w:rPr>
+        <w:tab/>
+        <w:t xml:space="preserve">3) </w:t>
+      </w:r>
+      <w:r>
+        <w:rPr>
+          <w:rFonts w:ascii="TH Sarabun New" w:hAnsi="TH Sarabun New" w:cs="TH Sarabun New"/>
+          <w:sz w:val="32"/>
+          <w:szCs w:val="32"/>
+          <w:cs/>
+        </w:rPr>
+        <w:t>การติดตามและปรับปรุงโมเดล (</w:t>
+      </w:r>
+      <w:r>
+        <w:rPr>
+          <w:rFonts w:ascii="TH Sarabun New" w:hAnsi="TH Sarabun New" w:cs="TH Sarabun New"/>
+          <w:sz w:val="32"/>
+          <w:szCs w:val="32"/>
+        </w:rPr>
+        <w:t xml:space="preserve">Model Monitoring and Governance): </w:t>
+      </w:r>
+      <w:r>
+        <w:rPr>
+          <w:rFonts w:ascii="TH Sarabun New" w:hAnsi="TH Sarabun New" w:cs="TH Sarabun New"/>
+          <w:sz w:val="32"/>
+          <w:szCs w:val="32"/>
+          <w:cs/>
+        </w:rPr>
+        <w:t>การตรวจวัดประสิทธิภาพเพื่อป้องกันปัญหาการเสื่อมถอยของโมเดล (</w:t>
+      </w:r>
+      <w:r>
+        <w:rPr>
+          <w:rFonts w:ascii="TH Sarabun New" w:hAnsi="TH Sarabun New" w:cs="TH Sarabun New"/>
+          <w:sz w:val="32"/>
+          <w:szCs w:val="32"/>
+        </w:rPr>
+        <w:t xml:space="preserve">Model Drift) </w:t>
+      </w:r>
+      <w:r>
+        <w:rPr>
+          <w:rFonts w:ascii="TH Sarabun New" w:hAnsi="TH Sarabun New" w:cs="TH Sarabun New"/>
+          <w:sz w:val="32"/>
+          <w:szCs w:val="32"/>
+          <w:cs/>
+        </w:rPr>
+        <w:t>เมื่อสภาพแวดล้อมทางกายภาพเปลี่ยนแปลงไป</w:t>
+      </w:r>
     </w:p>
     <w:p>
       <w:pPr>
@@ -23307,32 +22814,10 @@
         <w:jc w:val="thaiDistribute"/>
         <w:rPr>
           <w:rFonts w:ascii="TH Sarabun New" w:hAnsi="TH Sarabun New" w:cs="TH Sarabun New"/>
-          <w:b/>
-          <w:bCs/>
-          <w:sz w:val="32"/>
-          <w:szCs w:val="32"/>
-        </w:rPr>
-      </w:pPr>
-      <w:r>
-        <w:rPr>
-          <w:rFonts w:ascii="TH Sarabun New" w:hAnsi="TH Sarabun New" w:cs="TH Sarabun New"/>
-          <w:b/>
-          <w:bCs/>
-          <w:sz w:val="32"/>
-          <w:szCs w:val="32"/>
-        </w:rPr>
-        <w:t xml:space="preserve">2.7 </w:t>
-      </w:r>
-      <w:r>
-        <w:rPr>
-          <w:rFonts w:ascii="TH Sarabun New" w:hAnsi="TH Sarabun New" w:cs="TH Sarabun New"/>
-          <w:b/>
-          <w:bCs/>
-          <w:sz w:val="32"/>
-          <w:szCs w:val="32"/>
-        </w:rPr>
-        <w:t>Orthogonal Frequency Division Multiplexing (OFDM)</w:t>
-      </w:r>
+          <w:sz w:val="32"/>
+          <w:szCs w:val="32"/>
+        </w:rPr>
+      </w:pPr>
     </w:p>
     <w:p>
       <w:pPr>
@@ -23347,6 +22832,36 @@
         <w:jc w:val="thaiDistribute"/>
         <w:rPr>
           <w:rFonts w:ascii="TH Sarabun New" w:hAnsi="TH Sarabun New" w:cs="TH Sarabun New"/>
+          <w:b/>
+          <w:bCs/>
+          <w:sz w:val="32"/>
+          <w:szCs w:val="32"/>
+        </w:rPr>
+      </w:pPr>
+      <w:r>
+        <w:rPr>
+          <w:rFonts w:ascii="TH Sarabun New" w:hAnsi="TH Sarabun New" w:cs="TH Sarabun New"/>
+          <w:b/>
+          <w:bCs/>
+          <w:sz w:val="32"/>
+          <w:szCs w:val="32"/>
+        </w:rPr>
+        <w:t>2.7 Orthogonal Frequency Division Multiplexing (OFDM)</w:t>
+      </w:r>
+    </w:p>
+    <w:p>
+      <w:pPr>
+        <w:tabs>
+          <w:tab w:val="left" w:pos="567"/>
+          <w:tab w:val="left" w:pos="851"/>
+          <w:tab w:val="left" w:pos="1134"/>
+          <w:tab w:val="left" w:pos="1418"/>
+          <w:tab w:val="left" w:pos="1701"/>
+        </w:tabs>
+        <w:spacing w:after="0" w:line="240" w:lineRule="auto"/>
+        <w:jc w:val="thaiDistribute"/>
+        <w:rPr>
+          <w:rFonts w:ascii="TH Sarabun New" w:hAnsi="TH Sarabun New" w:cs="TH Sarabun New"/>
           <w:sz w:val="32"/>
           <w:szCs w:val="32"/>
         </w:rPr>
@@ -23425,7 +22940,32 @@
           <w:szCs w:val="32"/>
           <w:cs/>
         </w:rPr>
-        <w:t>การรองรับอัตราข้อมูลสูงใน</w:t>
+        <w:t>การรองรับอัตราข้อมูลสูงในระบบคลื่นพาห์เดี่ยวจำเป็นต้องใช้คลื่นพาห์ที่มีแบนด์วิดท์กว้าง และส่งผลให้ช่วงเวลาของสัญลักษณ์สั้นลง การกรองคลื่นพาห์ที่มีแบนด์วิดท์กว้างผ่านช่องสัญญาณหลายเส้นทางแบบเลือกความถี่ทำให้คุณภาพของสัญญาณลดลงอย่างรุนแรง เนื่องจากผลตอบสนองอิมพัลส์ของช่องสัญญาณครอบคลุมหลายสัญลักษณ์ในเวลา และทำให้สัญญาณมีความเสี่ยงต่อการรบกวนระหว่างสัญลักษณ์ (</w:t>
+      </w:r>
+      <w:r>
+        <w:rPr>
+          <w:rFonts w:ascii="TH Sarabun New" w:hAnsi="TH Sarabun New" w:cs="TH Sarabun New"/>
+          <w:sz w:val="32"/>
+          <w:szCs w:val="32"/>
+        </w:rPr>
+        <w:t>ISI)</w:t>
+      </w:r>
+      <w:r>
+        <w:rPr>
+          <w:rFonts w:ascii="TH Sarabun New" w:hAnsi="TH Sarabun New" w:cs="TH Sarabun New"/>
+          <w:sz w:val="32"/>
+          <w:szCs w:val="32"/>
+        </w:rPr>
+        <w:t xml:space="preserve"> </w:t>
+      </w:r>
+      <w:r>
+        <w:rPr>
+          <w:rFonts w:ascii="TH Sarabun New" w:hAnsi="TH Sarabun New" w:cs="TH Sarabun New"/>
+          <w:sz w:val="32"/>
+          <w:szCs w:val="32"/>
+          <w:cs/>
+        </w:rPr>
+        <w:t>กราฟในโดเมนเวลาและโดเมนความถี่เหล่านี้แสดงสัญญาณอัตราต่ำ สัญญาณอัตราสูง และการตอบสนองของช่องสัญญาณหลายเส้นทางแบบเลือกความถี่ กราฟโดเมนเวลาแสดงให้เห็นว่าผลตอบสนองอิมพัลส์ของช่องสัญญาณสามารถถูกบรรจุอยู่ในหนึ่งสัญลักษณ์ของสัญญาณอัตราต่ำได้อย่างง่ายดาย แต่มันขยายครอบคลุมหลายสัญลักษณ์ของสัญญาณอัตราสูง กราฟโดเมนความถี่แสดงให้เห็นว่าขนาดของช่องสัญญาณนั้นราบเรียบมากตลอดช่วง</w:t>
       </w:r>
       <w:r>
         <w:rPr>
@@ -23435,32 +22975,7 @@
           <w:cs/>
         </w:rPr>
         <w:lastRenderedPageBreak/>
-        <w:t>ระบบคลื่นพาห์เดี่ยวจำเป็นต้องใช้คลื่นพาห์ที่มีแบนด์วิดท์กว้าง และส่งผลให้ช่วงเวลาของสัญลักษณ์สั้นลง การกรองคลื่นพาห์ที่มีแบนด์วิดท์กว้างผ่านช่องสัญญาณหลายเส้นทางแบบเลือกความถี่ทำให้คุณภาพของสัญญาณลดลงอย่างรุนแรง เนื่องจากผลตอบสนองอิมพัลส์ของช่องสัญญาณครอบคลุมหลายสัญลักษณ์ในเวลา และทำให้สัญญาณมีความเสี่ยงต่อการรบกวนระหว่างสัญลักษณ์ (</w:t>
-      </w:r>
-      <w:r>
-        <w:rPr>
-          <w:rFonts w:ascii="TH Sarabun New" w:hAnsi="TH Sarabun New" w:cs="TH Sarabun New"/>
-          <w:sz w:val="32"/>
-          <w:szCs w:val="32"/>
-        </w:rPr>
-        <w:t>ISI)</w:t>
-      </w:r>
-      <w:r>
-        <w:rPr>
-          <w:rFonts w:ascii="TH Sarabun New" w:hAnsi="TH Sarabun New" w:cs="TH Sarabun New"/>
-          <w:sz w:val="32"/>
-          <w:szCs w:val="32"/>
-        </w:rPr>
-        <w:t xml:space="preserve"> </w:t>
-      </w:r>
-      <w:r>
-        <w:rPr>
-          <w:rFonts w:ascii="TH Sarabun New" w:hAnsi="TH Sarabun New" w:cs="TH Sarabun New"/>
-          <w:sz w:val="32"/>
-          <w:szCs w:val="32"/>
-          <w:cs/>
-        </w:rPr>
-        <w:t xml:space="preserve">กราฟในโดเมนเวลาและโดเมนความถี่เหล่านี้แสดงสัญญาณอัตราต่ำ สัญญาณอัตราสูง และการตอบสนองของช่องสัญญาณหลายเส้นทางแบบเลือกความถี่ กราฟโดเมนเวลาแสดงให้เห็นว่าผลตอบสนองอิมพัลส์ของช่องสัญญาณสามารถถูกบรรจุอยู่ในหนึ่งสัญลักษณ์ของสัญญาณอัตราต่ำได้อย่างง่ายดาย แต่มันขยายครอบคลุมหลายสัญลักษณ์ของสัญญาณอัตราสูง กราฟโดเมนความถี่แสดงให้เห็นว่าขนาดของช่องสัญญาณนั้นราบเรียบมากตลอดช่วงพาสแบนด์ของสัญญาณอัตราต่ำ แต่มีความแปรปรวนอย่างมากตลอดช่วงพาสแบนด์ของสัญญาณอัตราสูงและก่อให้เกิด </w:t>
+        <w:t xml:space="preserve">พาสแบนด์ของสัญญาณอัตราต่ำ แต่มีความแปรปรวนอย่างมากตลอดช่วงพาสแบนด์ของสัญญาณอัตราสูงและก่อให้เกิด </w:t>
       </w:r>
       <w:r>
         <w:rPr>
@@ -23615,7 +23130,6 @@
         </w:rPr>
         <w:t xml:space="preserve">(อ้างอิง: </w:t>
       </w:r>
-      <w:proofErr w:type="spellStart"/>
       <w:r>
         <w:rPr>
           <w:rFonts w:ascii="TH Sarabun New" w:hAnsi="TH Sarabun New" w:cs="TH Sarabun New"/>
@@ -23638,16 +23152,7 @@
           <w:sz w:val="32"/>
           <w:szCs w:val="32"/>
         </w:rPr>
-        <w:t>s</w:t>
-      </w:r>
-      <w:proofErr w:type="spellEnd"/>
-      <w:r>
-        <w:rPr>
-          <w:rFonts w:ascii="TH Sarabun New" w:hAnsi="TH Sarabun New" w:cs="TH Sarabun New"/>
-          <w:sz w:val="32"/>
-          <w:szCs w:val="32"/>
-        </w:rPr>
-        <w:t xml:space="preserve"> </w:t>
+        <w:t xml:space="preserve">s </w:t>
       </w:r>
       <w:r>
         <w:rPr>
@@ -23708,7 +23213,6 @@
           <w:sz w:val="32"/>
           <w:szCs w:val="32"/>
         </w:rPr>
-        <w:lastRenderedPageBreak/>
         <w:drawing>
           <wp:inline distT="0" distB="0" distL="0" distR="0" wp14:anchorId="4443CB2F" wp14:editId="181229F7">
             <wp:extent cx="3950208" cy="2468880"/>
@@ -23802,7 +23306,6 @@
         </w:rPr>
         <w:t xml:space="preserve"> (อ้างอิง: </w:t>
       </w:r>
-      <w:proofErr w:type="spellStart"/>
       <w:r>
         <w:rPr>
           <w:rFonts w:ascii="TH Sarabun New" w:hAnsi="TH Sarabun New" w:cs="TH Sarabun New"/>
@@ -23825,16 +23328,7 @@
           <w:sz w:val="32"/>
           <w:szCs w:val="32"/>
         </w:rPr>
-        <w:t>s</w:t>
-      </w:r>
-      <w:proofErr w:type="spellEnd"/>
-      <w:r>
-        <w:rPr>
-          <w:rFonts w:ascii="TH Sarabun New" w:hAnsi="TH Sarabun New" w:cs="TH Sarabun New"/>
-          <w:sz w:val="32"/>
-          <w:szCs w:val="32"/>
-        </w:rPr>
-        <w:t xml:space="preserve"> </w:t>
+        <w:t xml:space="preserve">s </w:t>
       </w:r>
       <w:r>
         <w:rPr>
@@ -23971,7 +23465,17 @@
           <w:szCs w:val="32"/>
           <w:cs/>
         </w:rPr>
-        <w:t xml:space="preserve">จะแปลงสตรีมของสัญลักษณ์แบบอนุกรมที่มีอัตราสูงให้เป็นสตรีมแบบขนานที่มีอัตราต่ำจำนวนมาก สตรีมอัตราต่ำที่ตั้งฉากกันแต่ละสตรีมจะพบกับช่องสัญญาณที่ค่อนข้างราบเรียบโดยมี </w:t>
+        <w:t>จะแปลงสตรีมของสัญลักษณ์แบบอนุกรมที่มีอัตรา</w:t>
+      </w:r>
+      <w:r>
+        <w:rPr>
+          <w:rFonts w:ascii="TH Sarabun New" w:hAnsi="TH Sarabun New" w:cs="TH Sarabun New"/>
+          <w:sz w:val="32"/>
+          <w:szCs w:val="32"/>
+          <w:cs/>
+        </w:rPr>
+        <w:lastRenderedPageBreak/>
+        <w:t xml:space="preserve">สูงให้เป็นสตรีมแบบขนานที่มีอัตราต่ำจำนวนมาก สตรีมอัตราต่ำที่ตั้งฉากกันแต่ละสตรีมจะพบกับช่องสัญญาณที่ค่อนข้างราบเรียบโดยมี </w:t>
       </w:r>
       <w:r>
         <w:rPr>
@@ -24053,15 +23557,7 @@
             <w:sz w:val="32"/>
             <w:szCs w:val="32"/>
           </w:rPr>
-          <m:t>=0.25</m:t>
-        </m:r>
-        <m:r>
-          <w:rPr>
-            <w:rFonts w:ascii="Cambria Math" w:hAnsi="Cambria Math"/>
-            <w:sz w:val="32"/>
-            <w:szCs w:val="32"/>
-          </w:rPr>
-          <m:t xml:space="preserve"> </m:t>
+          <m:t xml:space="preserve">=0.25 </m:t>
         </m:r>
       </m:oMath>
       <w:r>
@@ -24158,15 +23654,7 @@
             <w:sz w:val="32"/>
             <w:szCs w:val="32"/>
           </w:rPr>
-          <m:t>=8</m:t>
-        </m:r>
-        <m:r>
-          <w:rPr>
-            <w:rFonts w:ascii="Cambria Math" w:hAnsi="Cambria Math"/>
-            <w:sz w:val="32"/>
-            <w:szCs w:val="32"/>
-          </w:rPr>
-          <m:t xml:space="preserve"> Hz </m:t>
+          <m:t xml:space="preserve">=8 Hz </m:t>
         </m:r>
       </m:oMath>
       <w:r>
@@ -24246,7 +23734,6 @@
           <w:sz w:val="32"/>
           <w:szCs w:val="32"/>
         </w:rPr>
-        <w:lastRenderedPageBreak/>
         <w:drawing>
           <wp:inline distT="0" distB="0" distL="0" distR="0" wp14:anchorId="6713F20E" wp14:editId="1ABCB561">
             <wp:extent cx="4101352" cy="2469600"/>
@@ -24340,7 +23827,6 @@
         </w:rPr>
         <w:t xml:space="preserve"> (อ้างอิง: </w:t>
       </w:r>
-      <w:proofErr w:type="spellStart"/>
       <w:r>
         <w:rPr>
           <w:rFonts w:ascii="TH Sarabun New" w:hAnsi="TH Sarabun New" w:cs="TH Sarabun New"/>
@@ -24363,16 +23849,7 @@
           <w:sz w:val="32"/>
           <w:szCs w:val="32"/>
         </w:rPr>
-        <w:t>s</w:t>
-      </w:r>
-      <w:proofErr w:type="spellEnd"/>
-      <w:r>
-        <w:rPr>
-          <w:rFonts w:ascii="TH Sarabun New" w:hAnsi="TH Sarabun New" w:cs="TH Sarabun New"/>
-          <w:sz w:val="32"/>
-          <w:szCs w:val="32"/>
-        </w:rPr>
-        <w:t xml:space="preserve"> </w:t>
+        <w:t xml:space="preserve">s </w:t>
       </w:r>
       <w:r>
         <w:rPr>
@@ -24534,7 +24011,6 @@
         </w:rPr>
         <w:t xml:space="preserve">(อ้างอิง: </w:t>
       </w:r>
-      <w:proofErr w:type="spellStart"/>
       <w:r>
         <w:rPr>
           <w:rFonts w:ascii="TH Sarabun New" w:hAnsi="TH Sarabun New" w:cs="TH Sarabun New"/>
@@ -24557,16 +24033,7 @@
           <w:sz w:val="32"/>
           <w:szCs w:val="32"/>
         </w:rPr>
-        <w:t>s</w:t>
-      </w:r>
-      <w:proofErr w:type="spellEnd"/>
-      <w:r>
-        <w:rPr>
-          <w:rFonts w:ascii="TH Sarabun New" w:hAnsi="TH Sarabun New" w:cs="TH Sarabun New"/>
-          <w:sz w:val="32"/>
-          <w:szCs w:val="32"/>
-        </w:rPr>
-        <w:t xml:space="preserve"> </w:t>
+        <w:t xml:space="preserve">s </w:t>
       </w:r>
       <w:r>
         <w:rPr>
@@ -24625,6 +24092,7 @@
           <w:sz w:val="32"/>
           <w:szCs w:val="32"/>
         </w:rPr>
+        <w:lastRenderedPageBreak/>
         <w:tab/>
       </w:r>
       <w:r>
@@ -24731,6 +24199,23 @@
         </w:rPr>
         <w:t>ถูกกำหนดโดย</w:t>
       </w:r>
+    </w:p>
+    <w:p>
+      <w:pPr>
+        <w:tabs>
+          <w:tab w:val="left" w:pos="567"/>
+          <w:tab w:val="left" w:pos="851"/>
+          <w:tab w:val="left" w:pos="1134"/>
+          <w:tab w:val="left" w:pos="1418"/>
+          <w:tab w:val="left" w:pos="1701"/>
+        </w:tabs>
+        <w:spacing w:after="0" w:line="240" w:lineRule="auto"/>
+        <w:rPr>
+          <w:rFonts w:ascii="TH Sarabun New" w:hAnsi="TH Sarabun New" w:cs="TH Sarabun New"/>
+          <w:sz w:val="32"/>
+          <w:szCs w:val="32"/>
+        </w:rPr>
+      </w:pPr>
       <w:r>
         <w:rPr>
           <w:rFonts w:ascii="TH Sarabun New" w:hAnsi="TH Sarabun New" w:cs="TH Sarabun New"/>
@@ -24748,7 +24233,6 @@
               <w:sz w:val="32"/>
               <w:szCs w:val="32"/>
             </w:rPr>
-            <w:lastRenderedPageBreak/>
             <m:t>s</m:t>
           </m:r>
           <m:d>
@@ -24973,7 +24457,6 @@
           <m:r>
             <w:rPr>
               <w:rFonts w:ascii="TH Sarabun New" w:hAnsi="TH Sarabun New" w:cs="TH Sarabun New"/>
-              <w:i/>
               <w:sz w:val="32"/>
               <w:szCs w:val="32"/>
             </w:rPr>
@@ -25132,15 +24615,7 @@
           <w:sz w:val="32"/>
           <w:szCs w:val="32"/>
         </w:rPr>
-        <w:t xml:space="preserve"> </w:t>
-      </w:r>
-      <w:r>
-        <w:rPr>
-          <w:rFonts w:ascii="TH Sarabun New" w:eastAsiaTheme="minorEastAsia" w:hAnsi="TH Sarabun New" w:cs="TH Sarabun New"/>
-          <w:sz w:val="32"/>
-          <w:szCs w:val="32"/>
-        </w:rPr>
-        <w:t xml:space="preserve">OFDM </w:t>
+        <w:t xml:space="preserve"> OFDM </w:t>
       </w:r>
       <w:r>
         <w:rPr>
@@ -25784,15 +25259,7 @@
           <w:sz w:val="32"/>
           <w:szCs w:val="32"/>
         </w:rPr>
-        <w:t xml:space="preserve"> </w:t>
-      </w:r>
-      <w:r>
-        <w:rPr>
-          <w:rFonts w:ascii="TH Sarabun New" w:eastAsiaTheme="minorEastAsia" w:hAnsi="TH Sarabun New" w:cs="TH Sarabun New"/>
-          <w:sz w:val="32"/>
-          <w:szCs w:val="32"/>
-        </w:rPr>
-        <w:t>QAM</w:t>
+        <w:t xml:space="preserve"> QAM</w:t>
       </w:r>
       <w:r>
         <w:rPr>
@@ -25962,7 +25429,17 @@
           <w:szCs w:val="32"/>
           <w:cs/>
         </w:rPr>
-        <w:t>กล่าวคือ โน้ตเดี่ยวที่ดังต่อเนื่องสามารถปรากฏให้เห็นว่ามีการเปลี่ยนระดับเสียงได้เมื่อแหล่งกำเนิดเคลื่อนที่เมื่อเทียบกับผู้ฟัง เมื่อระยะห่างระหว่างแหล่งกำเนิดเสียงและผู้รับสั้นลง ความถี่ของคลื่นเสียงจะเพิ่มขึ้น ทำให้เสียงมีระดับเสียงที่สูงขึ้น และเมื่อระยะห่างยาวขึ้น ความถี่จะลดลง ทำให้เสียงมีระดับเสียงที่ต่ำลง สิ่งสำคัญที่ควรทราบคือสิ่งที่เปลี่ยนไปคือการรับรู้เสียงของผู้สังเกต ไม่ใช่ตัวเสียงเอง ความถี่ของเสียงที่ถูกปล่อยออกมายังคงเท่าเดิม แต่ความถี่ที่ได้รับจะเปลี่ยนไปตามความเร็วและระยะห่างที่เพิ่มขึ้นหรือลดลงระหว่างแหล่งกำเนิดและผู้ฟัง</w:t>
+        <w:t>กล่าวคือ โน้ตเดี่ยวที่ดังต่อเนื่องสามารถปรากฏให้เห็นว่ามีการเปลี่ยนระดับเสียงได้เมื่อแหล่งกำเนิดเคลื่อนที่เมื่อเทียบกับผู้ฟัง เมื่อระยะห่าง</w:t>
+      </w:r>
+      <w:r>
+        <w:rPr>
+          <w:rFonts w:ascii="TH Sarabun New" w:hAnsi="TH Sarabun New" w:cs="TH Sarabun New"/>
+          <w:sz w:val="32"/>
+          <w:szCs w:val="32"/>
+          <w:cs/>
+        </w:rPr>
+        <w:lastRenderedPageBreak/>
+        <w:t>ระหว่างแหล่งกำเนิดเสียงและผู้รับสั้นลง ความถี่ของคลื่นเสียงจะเพิ่มขึ้น ทำให้เสียงมีระดับเสียงที่สูงขึ้น และเมื่อระยะห่างยาวขึ้น ความถี่จะลดลง ทำให้เสียงมีระดับเสียงที่ต่ำลง สิ่งสำคัญที่ควรทราบคือสิ่งที่เปลี่ยนไปคือการรับรู้เสียงของผู้สังเกต ไม่ใช่ตัวเสียงเอง ความถี่ของเสียงที่ถูกปล่อยออกมายังคงเท่าเดิม แต่ความถี่ที่ได้รับจะเปลี่ยนไปตามความเร็วและระยะห่างที่เพิ่มขึ้นหรือลดลงระหว่างแหล่งกำเนิดและผู้ฟัง</w:t>
       </w:r>
     </w:p>
     <w:p>
@@ -25978,32 +25455,10 @@
         <w:jc w:val="thaiDistribute"/>
         <w:rPr>
           <w:rFonts w:ascii="TH Sarabun New" w:hAnsi="TH Sarabun New" w:cs="TH Sarabun New"/>
-          <w:b/>
-          <w:bCs/>
-          <w:sz w:val="32"/>
-          <w:szCs w:val="32"/>
-        </w:rPr>
-      </w:pPr>
-      <w:r>
-        <w:rPr>
-          <w:rFonts w:ascii="TH Sarabun New" w:hAnsi="TH Sarabun New" w:cs="TH Sarabun New"/>
-          <w:b/>
-          <w:bCs/>
-          <w:sz w:val="32"/>
-          <w:szCs w:val="32"/>
-        </w:rPr>
-        <w:t xml:space="preserve">2.9 </w:t>
-      </w:r>
-      <w:r>
-        <w:rPr>
-          <w:rFonts w:ascii="TH Sarabun New" w:hAnsi="TH Sarabun New" w:cs="TH Sarabun New"/>
-          <w:b/>
-          <w:bCs/>
-          <w:sz w:val="32"/>
-          <w:szCs w:val="32"/>
-        </w:rPr>
-        <w:t>The Short-Time Fourier Transform</w:t>
-      </w:r>
+          <w:sz w:val="32"/>
+          <w:szCs w:val="32"/>
+        </w:rPr>
+      </w:pPr>
     </w:p>
     <w:p>
       <w:pPr>
@@ -26018,146 +25473,21 @@
         <w:jc w:val="thaiDistribute"/>
         <w:rPr>
           <w:rFonts w:ascii="TH Sarabun New" w:hAnsi="TH Sarabun New" w:cs="TH Sarabun New"/>
-          <w:sz w:val="32"/>
-          <w:szCs w:val="32"/>
-        </w:rPr>
-      </w:pPr>
-      <w:r>
-        <w:rPr>
-          <w:rFonts w:ascii="TH Sarabun New" w:hAnsi="TH Sarabun New" w:cs="TH Sarabun New"/>
-          <w:sz w:val="32"/>
-          <w:szCs w:val="32"/>
-        </w:rPr>
-        <w:lastRenderedPageBreak/>
-        <w:tab/>
-      </w:r>
-      <w:r>
-        <w:rPr>
-          <w:rFonts w:ascii="TH Sarabun New" w:hAnsi="TH Sarabun New" w:cs="TH Sarabun New"/>
-          <w:sz w:val="32"/>
-          <w:szCs w:val="32"/>
-          <w:cs/>
-        </w:rPr>
-        <w:t>การแปลงฟูเรียร์ระยะสั้น (</w:t>
-      </w:r>
-      <w:r>
-        <w:rPr>
-          <w:rFonts w:ascii="TH Sarabun New" w:hAnsi="TH Sarabun New" w:cs="TH Sarabun New"/>
-          <w:sz w:val="32"/>
-          <w:szCs w:val="32"/>
-        </w:rPr>
-        <w:t xml:space="preserve">STFT) </w:t>
-      </w:r>
-      <w:r>
-        <w:rPr>
-          <w:rFonts w:ascii="TH Sarabun New" w:hAnsi="TH Sarabun New" w:cs="TH Sarabun New"/>
-          <w:sz w:val="32"/>
-          <w:szCs w:val="32"/>
-          <w:cs/>
-        </w:rPr>
-        <w:t xml:space="preserve">คือตัวดำเนินการเชิงเส้นที่สำคัญยิ่งสำหรับการวิเคราะห์ความสัมพันธ์ระหว่างเวลาและความถี่ของสัญญาณที่ไม่คงที่ โดยใช้ฟังก์ชันหน้าต่างเฉพาะที่เลื่อนไปตามคาบสัญญาณเพื่อคำนวณการแปลงฟูเรียร์ แก่นปัญหาสูงสุดของการใช้งาน </w:t>
-      </w:r>
-      <w:r>
-        <w:rPr>
-          <w:rFonts w:ascii="TH Sarabun New" w:hAnsi="TH Sarabun New" w:cs="TH Sarabun New"/>
-          <w:sz w:val="32"/>
-          <w:szCs w:val="32"/>
-        </w:rPr>
-        <w:t xml:space="preserve">STFT </w:t>
-      </w:r>
-      <w:r>
-        <w:rPr>
-          <w:rFonts w:ascii="TH Sarabun New" w:hAnsi="TH Sarabun New" w:cs="TH Sarabun New"/>
-          <w:sz w:val="32"/>
-          <w:szCs w:val="32"/>
-          <w:cs/>
-        </w:rPr>
-        <w:t>คือความจำเป็นในการหาจุดสมดุล (</w:t>
-      </w:r>
-      <w:r>
-        <w:rPr>
-          <w:rFonts w:ascii="TH Sarabun New" w:hAnsi="TH Sarabun New" w:cs="TH Sarabun New"/>
-          <w:sz w:val="32"/>
-          <w:szCs w:val="32"/>
-        </w:rPr>
-        <w:t xml:space="preserve">Trade-off) </w:t>
-      </w:r>
-      <w:r>
-        <w:rPr>
-          <w:rFonts w:ascii="TH Sarabun New" w:hAnsi="TH Sarabun New" w:cs="TH Sarabun New"/>
-          <w:sz w:val="32"/>
-          <w:szCs w:val="32"/>
-          <w:cs/>
-        </w:rPr>
-        <w:t xml:space="preserve">ระหว่างความละเอียดด้านเวลาและความถี่ซึ่งถูกจำกัดด้วยขอบเขตของหลักความไม่แน่นอน กล่าวคือหน้าต่างวิเคราะห์ขนาดสั้นจะให้ความละเอียดทางเวลาสูงแต่แยกแยะความถี่ได้ต่ำ ในขณะที่หน้าต่างขนาดยาวจะให้ผลลัพธ์ที่ตรงกันข้าม เพื่อทลายข้อจำกัดเชิงสถาปัตยกรรมนี้ในงานวิศวกรรมขั้นสูง จึงมีการพัฒนา </w:t>
-      </w:r>
-      <w:r>
-        <w:rPr>
-          <w:rFonts w:ascii="TH Sarabun New" w:hAnsi="TH Sarabun New" w:cs="TH Sarabun New"/>
-          <w:sz w:val="32"/>
-          <w:szCs w:val="32"/>
-        </w:rPr>
-        <w:t xml:space="preserve">STFT </w:t>
-      </w:r>
-      <w:r>
-        <w:rPr>
-          <w:rFonts w:ascii="TH Sarabun New" w:hAnsi="TH Sarabun New" w:cs="TH Sarabun New"/>
-          <w:sz w:val="32"/>
-          <w:szCs w:val="32"/>
-          <w:cs/>
-        </w:rPr>
-        <w:t>ที่สามารถหาอนุพันธ์ได้ (</w:t>
-      </w:r>
-      <w:r>
-        <w:rPr>
-          <w:rFonts w:ascii="TH Sarabun New" w:hAnsi="TH Sarabun New" w:cs="TH Sarabun New"/>
-          <w:sz w:val="32"/>
-          <w:szCs w:val="32"/>
-        </w:rPr>
-        <w:t xml:space="preserve">Differentiable STFT) </w:t>
-      </w:r>
-      <w:r>
-        <w:rPr>
-          <w:rFonts w:ascii="TH Sarabun New" w:hAnsi="TH Sarabun New" w:cs="TH Sarabun New"/>
-          <w:sz w:val="32"/>
-          <w:szCs w:val="32"/>
-          <w:cs/>
-        </w:rPr>
-        <w:t>ซึ่งช่วยให้ระบบสามารถปรับขนาดพารามิเตอร์ของหน้าต่างและการเลื่อนเฟรมได้แบบอัตโนมัติตามโครงสร้างของข้อมูล ทำให้สามารถนำไปบูรณาการเรียนรู้ร่วมกับน้ำหนักของโครงข่ายประสาทเทียมได้อย่างสมบูรณ์แบบ นอกจากนี้ยังมีการใช้เทคนิคขั้นสูง เช่น การแปลงแบบบีบอัดซิงโคร (</w:t>
-      </w:r>
-      <w:r>
-        <w:rPr>
-          <w:rFonts w:ascii="TH Sarabun New" w:hAnsi="TH Sarabun New" w:cs="TH Sarabun New"/>
-          <w:sz w:val="32"/>
-          <w:szCs w:val="32"/>
-        </w:rPr>
-        <w:t xml:space="preserve">SST) </w:t>
-      </w:r>
-      <w:r>
-        <w:rPr>
-          <w:rFonts w:ascii="TH Sarabun New" w:hAnsi="TH Sarabun New" w:cs="TH Sarabun New"/>
-          <w:sz w:val="32"/>
-          <w:szCs w:val="32"/>
-          <w:cs/>
-        </w:rPr>
-        <w:t xml:space="preserve">เพื่อลดการแทรกสอดทางสเปกตรัมและสกัดวิถีความถี่ขณะใดขณะหนึ่งให้มีความคมชัดสูงสุด ในทางปฏิบัติ </w:t>
-      </w:r>
-      <w:r>
-        <w:rPr>
-          <w:rFonts w:ascii="TH Sarabun New" w:hAnsi="TH Sarabun New" w:cs="TH Sarabun New"/>
-          <w:sz w:val="32"/>
-          <w:szCs w:val="32"/>
-        </w:rPr>
-        <w:t xml:space="preserve">STFT </w:t>
-      </w:r>
-      <w:r>
-        <w:rPr>
-          <w:rFonts w:ascii="TH Sarabun New" w:hAnsi="TH Sarabun New" w:cs="TH Sarabun New"/>
-          <w:sz w:val="32"/>
-          <w:szCs w:val="32"/>
-          <w:cs/>
-        </w:rPr>
-        <w:t>ถือเป็นเครื่องมือรากฐานที่ขาดไม่ได้และถูกประยุกต์ใช้อย่างทรงพลังในเทคโนโลยีสมัยใหม่ ตั้งแต่การสร้างโวโคเดอร์เสียงประสาทเทียม การเข้ารหัสสเปกตรัม ไปจนถึงการประมวลผลสัญญาณด้วยระบบโฟโตนิกส์ความเร็วสูงที่สามารถก้าวข้ามขีดจำกัดแบนด์วิดท์ของฮาร์ดแวร์อิเล็กทรอนิกส์แบบดั้งเดิมได้อย่างสิ้นเชิง</w:t>
+          <w:b/>
+          <w:bCs/>
+          <w:sz w:val="32"/>
+          <w:szCs w:val="32"/>
+        </w:rPr>
+      </w:pPr>
+      <w:r>
+        <w:rPr>
+          <w:rFonts w:ascii="TH Sarabun New" w:hAnsi="TH Sarabun New" w:cs="TH Sarabun New"/>
+          <w:b/>
+          <w:bCs/>
+          <w:sz w:val="32"/>
+          <w:szCs w:val="32"/>
+        </w:rPr>
+        <w:t>2.9 The Short-Time Fourier Transform</w:t>
       </w:r>
     </w:p>
     <w:p>
@@ -26177,6 +25507,142 @@
           <w:szCs w:val="32"/>
         </w:rPr>
       </w:pPr>
+      <w:r>
+        <w:rPr>
+          <w:rFonts w:ascii="TH Sarabun New" w:hAnsi="TH Sarabun New" w:cs="TH Sarabun New"/>
+          <w:sz w:val="32"/>
+          <w:szCs w:val="32"/>
+        </w:rPr>
+        <w:tab/>
+      </w:r>
+      <w:r>
+        <w:rPr>
+          <w:rFonts w:ascii="TH Sarabun New" w:hAnsi="TH Sarabun New" w:cs="TH Sarabun New"/>
+          <w:sz w:val="32"/>
+          <w:szCs w:val="32"/>
+          <w:cs/>
+        </w:rPr>
+        <w:t>การแปลงฟูเรียร์ระยะสั้น (</w:t>
+      </w:r>
+      <w:r>
+        <w:rPr>
+          <w:rFonts w:ascii="TH Sarabun New" w:hAnsi="TH Sarabun New" w:cs="TH Sarabun New"/>
+          <w:sz w:val="32"/>
+          <w:szCs w:val="32"/>
+        </w:rPr>
+        <w:t xml:space="preserve">STFT) </w:t>
+      </w:r>
+      <w:r>
+        <w:rPr>
+          <w:rFonts w:ascii="TH Sarabun New" w:hAnsi="TH Sarabun New" w:cs="TH Sarabun New"/>
+          <w:sz w:val="32"/>
+          <w:szCs w:val="32"/>
+          <w:cs/>
+        </w:rPr>
+        <w:t xml:space="preserve">คือตัวดำเนินการเชิงเส้นที่สำคัญยิ่งสำหรับการวิเคราะห์ความสัมพันธ์ระหว่างเวลาและความถี่ของสัญญาณที่ไม่คงที่ โดยใช้ฟังก์ชันหน้าต่างเฉพาะที่เลื่อนไปตามคาบสัญญาณเพื่อคำนวณการแปลงฟูเรียร์ แก่นปัญหาสูงสุดของการใช้งาน </w:t>
+      </w:r>
+      <w:r>
+        <w:rPr>
+          <w:rFonts w:ascii="TH Sarabun New" w:hAnsi="TH Sarabun New" w:cs="TH Sarabun New"/>
+          <w:sz w:val="32"/>
+          <w:szCs w:val="32"/>
+        </w:rPr>
+        <w:t xml:space="preserve">STFT </w:t>
+      </w:r>
+      <w:r>
+        <w:rPr>
+          <w:rFonts w:ascii="TH Sarabun New" w:hAnsi="TH Sarabun New" w:cs="TH Sarabun New"/>
+          <w:sz w:val="32"/>
+          <w:szCs w:val="32"/>
+          <w:cs/>
+        </w:rPr>
+        <w:t>คือความจำเป็นในการหาจุดสมดุล (</w:t>
+      </w:r>
+      <w:r>
+        <w:rPr>
+          <w:rFonts w:ascii="TH Sarabun New" w:hAnsi="TH Sarabun New" w:cs="TH Sarabun New"/>
+          <w:sz w:val="32"/>
+          <w:szCs w:val="32"/>
+        </w:rPr>
+        <w:t xml:space="preserve">Trade-off) </w:t>
+      </w:r>
+      <w:r>
+        <w:rPr>
+          <w:rFonts w:ascii="TH Sarabun New" w:hAnsi="TH Sarabun New" w:cs="TH Sarabun New"/>
+          <w:sz w:val="32"/>
+          <w:szCs w:val="32"/>
+          <w:cs/>
+        </w:rPr>
+        <w:t xml:space="preserve">ระหว่างความละเอียดด้านเวลาและความถี่ซึ่งถูกจำกัดด้วยขอบเขตของหลักความไม่แน่นอน กล่าวคือหน้าต่างวิเคราะห์ขนาดสั้นจะให้ความละเอียดทางเวลาสูงแต่แยกแยะความถี่ได้ต่ำ ในขณะที่หน้าต่างขนาดยาวจะให้ผลลัพธ์ที่ตรงกันข้าม เพื่อทลายข้อจำกัดเชิงสถาปัตยกรรมนี้ในงานวิศวกรรมขั้นสูง จึงมีการพัฒนา </w:t>
+      </w:r>
+      <w:r>
+        <w:rPr>
+          <w:rFonts w:ascii="TH Sarabun New" w:hAnsi="TH Sarabun New" w:cs="TH Sarabun New"/>
+          <w:sz w:val="32"/>
+          <w:szCs w:val="32"/>
+        </w:rPr>
+        <w:t xml:space="preserve">STFT </w:t>
+      </w:r>
+      <w:r>
+        <w:rPr>
+          <w:rFonts w:ascii="TH Sarabun New" w:hAnsi="TH Sarabun New" w:cs="TH Sarabun New"/>
+          <w:sz w:val="32"/>
+          <w:szCs w:val="32"/>
+          <w:cs/>
+        </w:rPr>
+        <w:t>ที่สามารถหาอนุพันธ์ได้ (</w:t>
+      </w:r>
+      <w:r>
+        <w:rPr>
+          <w:rFonts w:ascii="TH Sarabun New" w:hAnsi="TH Sarabun New" w:cs="TH Sarabun New"/>
+          <w:sz w:val="32"/>
+          <w:szCs w:val="32"/>
+        </w:rPr>
+        <w:t xml:space="preserve">Differentiable STFT) </w:t>
+      </w:r>
+      <w:r>
+        <w:rPr>
+          <w:rFonts w:ascii="TH Sarabun New" w:hAnsi="TH Sarabun New" w:cs="TH Sarabun New"/>
+          <w:sz w:val="32"/>
+          <w:szCs w:val="32"/>
+          <w:cs/>
+        </w:rPr>
+        <w:t>ซึ่งช่วยให้ระบบสามารถปรับขนาดพารามิเตอร์ของหน้าต่างและการเลื่อนเฟรมได้แบบอัตโนมัติตามโครงสร้างของข้อมูล ทำให้สามารถนำไปบูรณาการเรียนรู้ร่วมกับน้ำหนักของโครงข่ายประสาทเทียมได้อย่างสมบูรณ์แบบ นอกจากนี้ยังมีการใช้เทคนิคขั้นสูง เช่น การแปลงแบบบีบอัดซิงโคร (</w:t>
+      </w:r>
+      <w:r>
+        <w:rPr>
+          <w:rFonts w:ascii="TH Sarabun New" w:hAnsi="TH Sarabun New" w:cs="TH Sarabun New"/>
+          <w:sz w:val="32"/>
+          <w:szCs w:val="32"/>
+        </w:rPr>
+        <w:t xml:space="preserve">SST) </w:t>
+      </w:r>
+      <w:r>
+        <w:rPr>
+          <w:rFonts w:ascii="TH Sarabun New" w:hAnsi="TH Sarabun New" w:cs="TH Sarabun New"/>
+          <w:sz w:val="32"/>
+          <w:szCs w:val="32"/>
+          <w:cs/>
+        </w:rPr>
+        <w:t xml:space="preserve">เพื่อลดการแทรกสอดทางสเปกตรัมและสกัดวิถีความถี่ขณะใดขณะหนึ่งให้มีความคมชัดสูงสุด ในทางปฏิบัติ </w:t>
+      </w:r>
+      <w:r>
+        <w:rPr>
+          <w:rFonts w:ascii="TH Sarabun New" w:hAnsi="TH Sarabun New" w:cs="TH Sarabun New"/>
+          <w:sz w:val="32"/>
+          <w:szCs w:val="32"/>
+        </w:rPr>
+        <w:t xml:space="preserve">STFT </w:t>
+      </w:r>
+      <w:r>
+        <w:rPr>
+          <w:rFonts w:ascii="TH Sarabun New" w:hAnsi="TH Sarabun New" w:cs="TH Sarabun New"/>
+          <w:sz w:val="32"/>
+          <w:szCs w:val="32"/>
+          <w:cs/>
+        </w:rPr>
+        <w:t>ถือเป็นเครื่องมือรากฐานที่ขาดไม่ได้และถูกประยุกต์ใช้อย่างทรงพลังในเทคโนโลยีสมัยใหม่ ตั้งแต่การสร้างโวโคเดอร์เสียงประสาทเทียม การเข้ารหัสสเปกตรัม ไปจนถึงการประมวลผลสัญญาณด้วยระบบโฟโตนิกส์ความเร็วสูงที่สามารถก้าวข้ามขีดจำกัดแบนด์วิดท์ของฮาร์ดแวร์อิเล็กทรอนิกส์แบบดั้งเดิมได้อย่างสิ้นเชิง</w:t>
+      </w:r>
     </w:p>
     <w:p>
       <w:pPr>
@@ -26191,34 +25657,10 @@
         <w:jc w:val="thaiDistribute"/>
         <w:rPr>
           <w:rFonts w:ascii="TH Sarabun New" w:hAnsi="TH Sarabun New" w:cs="TH Sarabun New"/>
-          <w:b/>
-          <w:bCs/>
-          <w:sz w:val="32"/>
-          <w:szCs w:val="32"/>
-        </w:rPr>
-      </w:pPr>
-      <w:r>
-        <w:rPr>
-          <w:rFonts w:ascii="TH Sarabun New" w:hAnsi="TH Sarabun New" w:cs="TH Sarabun New"/>
-          <w:b/>
-          <w:bCs/>
-          <w:sz w:val="32"/>
-          <w:szCs w:val="32"/>
-        </w:rPr>
-        <w:t xml:space="preserve">2.10 </w:t>
-      </w:r>
-      <w:proofErr w:type="spellStart"/>
-      <w:r>
-        <w:rPr>
-          <w:rFonts w:ascii="TH Sarabun New" w:hAnsi="TH Sarabun New" w:cs="TH Sarabun New"/>
-          <w:b/>
-          <w:bCs/>
-          <w:sz w:val="32"/>
-          <w:szCs w:val="32"/>
-        </w:rPr>
-        <w:t>Spectogram</w:t>
-      </w:r>
-      <w:proofErr w:type="spellEnd"/>
+          <w:sz w:val="32"/>
+          <w:szCs w:val="32"/>
+        </w:rPr>
+      </w:pPr>
     </w:p>
     <w:p>
       <w:pPr>
@@ -26233,6 +25675,36 @@
         <w:jc w:val="thaiDistribute"/>
         <w:rPr>
           <w:rFonts w:ascii="TH Sarabun New" w:hAnsi="TH Sarabun New" w:cs="TH Sarabun New"/>
+          <w:b/>
+          <w:bCs/>
+          <w:sz w:val="32"/>
+          <w:szCs w:val="32"/>
+        </w:rPr>
+      </w:pPr>
+      <w:r>
+        <w:rPr>
+          <w:rFonts w:ascii="TH Sarabun New" w:hAnsi="TH Sarabun New" w:cs="TH Sarabun New"/>
+          <w:b/>
+          <w:bCs/>
+          <w:sz w:val="32"/>
+          <w:szCs w:val="32"/>
+        </w:rPr>
+        <w:t>2.10 Spectogram</w:t>
+      </w:r>
+    </w:p>
+    <w:p>
+      <w:pPr>
+        <w:tabs>
+          <w:tab w:val="left" w:pos="567"/>
+          <w:tab w:val="left" w:pos="851"/>
+          <w:tab w:val="left" w:pos="1134"/>
+          <w:tab w:val="left" w:pos="1418"/>
+          <w:tab w:val="left" w:pos="1701"/>
+        </w:tabs>
+        <w:spacing w:after="0" w:line="240" w:lineRule="auto"/>
+        <w:jc w:val="thaiDistribute"/>
+        <w:rPr>
+          <w:rFonts w:ascii="TH Sarabun New" w:hAnsi="TH Sarabun New" w:cs="TH Sarabun New"/>
           <w:sz w:val="32"/>
           <w:szCs w:val="32"/>
         </w:rPr>
@@ -26286,7 +25758,17 @@
           <w:szCs w:val="32"/>
           <w:cs/>
         </w:rPr>
-        <w:t>ของรูปคลื่นเมื่อเวลาผ่านไป สเปกโทรแกรมจะเชื่อมโยงค่าสูงสุดเข้ากับทั้งเวลาและความถี่ ซึ่งแตกต่างจากกราฟเวลาหรือกราฟความถี่ทั่วไป วิศวกรทดสอบการสั่นสะเทือนใช้สเปกโทรแกรมเพื่อวิเคราะห์องค์ประกอบความถี่ของรูปคลื่นแบบต่อเนื่อง เพื่อหาตำแหน่งของสัญญาณที่แรง และพิจารณาว่าพฤติกรรมการสั่นสะเทือนเปลี่ยนแปลงไปอย่างไรเมื่อเวลาผ่านไป</w:t>
+        <w:t>ของรูปคลื่นเมื่อเวลาผ่านไป สเปกโทรแกรมจะเชื่อมโยงค่าสูงสุดเข้ากับทั้งเวลาและความถี่ ซึ่งแตกต่างจากกราฟเวลาหรือกราฟความถี่ทั่วไป วิศวกรทดสอบการสั่นสะเทือนใช้สเปกโทรแกรมเพื่อวิเคราะห์องค์ประกอบความถี่ของรูปคลื่นแบบต่อเนื่อง เพื่อหาตำแหน่งของสัญญาณที่แรง และ</w:t>
+      </w:r>
+      <w:r>
+        <w:rPr>
+          <w:rFonts w:ascii="TH Sarabun New" w:hAnsi="TH Sarabun New" w:cs="TH Sarabun New"/>
+          <w:sz w:val="32"/>
+          <w:szCs w:val="32"/>
+          <w:cs/>
+        </w:rPr>
+        <w:lastRenderedPageBreak/>
+        <w:t>พิจารณาว่าพฤติกรรมการสั่นสะเทือนเปลี่ยนแปลงไปอย่างไรเมื่อเวลาผ่านไป</w:t>
       </w:r>
       <w:r>
         <w:rPr>
@@ -26422,17 +25904,7 @@
           <w:szCs w:val="32"/>
           <w:cs/>
         </w:rPr>
-        <w:t>ที่</w:t>
-      </w:r>
-      <w:r>
-        <w:rPr>
-          <w:rFonts w:ascii="TH Sarabun New" w:hAnsi="TH Sarabun New" w:cs="TH Sarabun New"/>
-          <w:sz w:val="32"/>
-          <w:szCs w:val="32"/>
-          <w:cs/>
-        </w:rPr>
-        <w:lastRenderedPageBreak/>
-        <w:t>เป็นอิสระต่อกัน</w:t>
+        <w:t>ที่เป็นอิสระต่อกัน</w:t>
       </w:r>
       <w:r>
         <w:rPr>
@@ -28574,6 +28046,7 @@
   <w:style w:type="character" w:default="1" w:styleId="DefaultParagraphFont">
     <w:name w:val="Default Paragraph Font"/>
     <w:uiPriority w:val="1"/>
+    <w:semiHidden/>
     <w:unhideWhenUsed/>
   </w:style>
   <w:style w:type="table" w:default="1" w:styleId="TableNormal">

--- a/เอกสารบทที่ 2/บทที่ 2.docx
+++ b/เอกสารบทที่ 2/บทที่ 2.docx
@@ -1096,7 +1096,25 @@
           <w:sz w:val="32"/>
           <w:szCs w:val="32"/>
         </w:rPr>
-        <w:t>: Dynamic Amplitude Probability Density Profile-Based Wi-Fi CSI Sensing for Fall Detection)</w:t>
+        <w:t xml:space="preserve">: Dynamic Amplitude Probability </w:t>
+      </w:r>
+      <w:proofErr w:type="gramStart"/>
+      <w:r>
+        <w:rPr>
+          <w:rFonts w:ascii="TH Sarabun New" w:hAnsi="TH Sarabun New" w:cs="TH Sarabun New"/>
+          <w:sz w:val="32"/>
+          <w:szCs w:val="32"/>
+        </w:rPr>
+        <w:t>Density Profile</w:t>
+      </w:r>
+      <w:proofErr w:type="gramEnd"/>
+      <w:r>
+        <w:rPr>
+          <w:rFonts w:ascii="TH Sarabun New" w:hAnsi="TH Sarabun New" w:cs="TH Sarabun New"/>
+          <w:sz w:val="32"/>
+          <w:szCs w:val="32"/>
+        </w:rPr>
+        <w:t>-Based Wi-Fi CSI Sensing for Fall Detection)</w:t>
       </w:r>
     </w:p>
     <w:p>
@@ -9388,6 +9406,9 @@
             </m:sup>
           </m:sSup>
           <m:r>
+            <m:rPr>
+              <m:sty m:val="p"/>
+            </m:rPr>
             <w:rPr>
               <w:rFonts w:ascii="TH Sarabun New" w:hAnsi="TH Sarabun New" w:cs="TH Sarabun New"/>
               <w:sz w:val="32"/>
@@ -10336,7 +10357,7 @@
         <w:spacing w:after="0" w:line="240" w:lineRule="auto"/>
         <w:jc w:val="thaiDistribute"/>
         <w:rPr>
-          <w:rFonts w:ascii="TH Sarabun New" w:eastAsiaTheme="minorEastAsia" w:hAnsi="TH Sarabun New" w:cs="TH Sarabun New" w:hint="cs"/>
+          <w:rFonts w:ascii="TH Sarabun New" w:eastAsiaTheme="minorEastAsia" w:hAnsi="TH Sarabun New" w:cs="TH Sarabun New"/>
           <w:sz w:val="32"/>
           <w:szCs w:val="32"/>
         </w:rPr>
@@ -23833,56 +23854,6 @@
           <w:szCs w:val="32"/>
         </w:rPr>
       </w:pPr>
-      <w:r>
-        <w:rPr>
-          <w:rFonts w:ascii="TH Sarabun New" w:hAnsi="TH Sarabun New" w:cs="TH Sarabun New"/>
-          <w:sz w:val="32"/>
-          <w:szCs w:val="32"/>
-        </w:rPr>
-        <w:tab/>
-        <w:t>2.</w:t>
-      </w:r>
-      <w:r>
-        <w:rPr>
-          <w:rFonts w:ascii="TH Sarabun New" w:hAnsi="TH Sarabun New" w:cs="TH Sarabun New"/>
-          <w:sz w:val="32"/>
-          <w:szCs w:val="32"/>
-        </w:rPr>
-        <w:t>6</w:t>
-      </w:r>
-      <w:r>
-        <w:rPr>
-          <w:rFonts w:ascii="TH Sarabun New" w:hAnsi="TH Sarabun New" w:cs="TH Sarabun New"/>
-          <w:sz w:val="32"/>
-          <w:szCs w:val="32"/>
-        </w:rPr>
-        <w:t>.</w:t>
-      </w:r>
-      <w:r>
-        <w:rPr>
-          <w:rFonts w:ascii="TH Sarabun New" w:hAnsi="TH Sarabun New" w:cs="TH Sarabun New"/>
-          <w:sz w:val="32"/>
-          <w:szCs w:val="32"/>
-        </w:rPr>
-        <w:t xml:space="preserve">4 </w:t>
-      </w:r>
-      <w:r>
-        <w:rPr>
-          <w:rFonts w:ascii="TH Sarabun New" w:hAnsi="TH Sarabun New" w:cs="TH Sarabun New"/>
-          <w:sz w:val="32"/>
-          <w:szCs w:val="32"/>
-          <w:cs/>
-        </w:rPr>
-        <w:t>การประนีประนอมประสิทธิภาพและความทนทานต่อสภาพแวดล้อม (</w:t>
-      </w:r>
-      <w:r>
-        <w:rPr>
-          <w:rFonts w:ascii="TH Sarabun New" w:hAnsi="TH Sarabun New" w:cs="TH Sarabun New"/>
-          <w:sz w:val="32"/>
-          <w:szCs w:val="32"/>
-        </w:rPr>
-        <w:t>Performance Trade-offs)</w:t>
-      </w:r>
     </w:p>
     <w:p>
       <w:pPr>
@@ -23909,90 +23880,48 @@
         </w:rPr>
         <w:lastRenderedPageBreak/>
         <w:tab/>
-      </w:r>
-      <w:r>
-        <w:rPr>
-          <w:rFonts w:ascii="TH Sarabun New" w:hAnsi="TH Sarabun New" w:cs="TH Sarabun New"/>
-          <w:sz w:val="32"/>
-          <w:szCs w:val="32"/>
-        </w:rPr>
-        <w:tab/>
-      </w:r>
-      <w:r>
-        <w:rPr>
-          <w:rFonts w:ascii="TH Sarabun New" w:hAnsi="TH Sarabun New" w:cs="TH Sarabun New"/>
-          <w:sz w:val="32"/>
-          <w:szCs w:val="32"/>
-        </w:rPr>
-        <w:tab/>
-      </w:r>
-      <w:r>
-        <w:rPr>
-          <w:rFonts w:ascii="TH Sarabun New" w:hAnsi="TH Sarabun New" w:cs="TH Sarabun New"/>
-          <w:sz w:val="32"/>
-          <w:szCs w:val="32"/>
-          <w:cs/>
-        </w:rPr>
-        <w:t>การใช้ตัวกรองแบบดั้งเดิม เช่น ตัวกรองบัตเตอร์เวิร์ธ มีข้อได้เปรียบสำคัญคือ ความซับซ้อนในการคำนวณต่ำ (</w:t>
-      </w:r>
-      <w:r>
-        <w:rPr>
-          <w:rFonts w:ascii="TH Sarabun New" w:hAnsi="TH Sarabun New" w:cs="TH Sarabun New"/>
-          <w:sz w:val="32"/>
-          <w:szCs w:val="32"/>
-        </w:rPr>
-        <w:t xml:space="preserve">Low Computational Overhead) </w:t>
-      </w:r>
-      <w:r>
-        <w:rPr>
-          <w:rFonts w:ascii="TH Sarabun New" w:hAnsi="TH Sarabun New" w:cs="TH Sarabun New"/>
-          <w:sz w:val="32"/>
-          <w:szCs w:val="32"/>
-          <w:cs/>
-        </w:rPr>
-        <w:t>และมีความเสถียรสูง เหมาะสำหรับการประมวลผลแบบเรียลไทม์บนอุปกรณ์ประมวลผลขอบ (</w:t>
-      </w:r>
-      <w:r>
-        <w:rPr>
-          <w:rFonts w:ascii="TH Sarabun New" w:hAnsi="TH Sarabun New" w:cs="TH Sarabun New"/>
-          <w:sz w:val="32"/>
-          <w:szCs w:val="32"/>
-        </w:rPr>
-        <w:t>Edge Devices)</w:t>
-      </w:r>
-      <w:r>
-        <w:rPr>
-          <w:rFonts w:ascii="TH Sarabun New" w:hAnsi="TH Sarabun New" w:cs="TH Sarabun New"/>
-          <w:sz w:val="32"/>
-          <w:szCs w:val="32"/>
-        </w:rPr>
-        <w:t xml:space="preserve"> </w:t>
-      </w:r>
-      <w:r>
-        <w:rPr>
-          <w:rFonts w:ascii="TH Sarabun New" w:hAnsi="TH Sarabun New" w:cs="TH Sarabun New"/>
-          <w:sz w:val="32"/>
-          <w:szCs w:val="32"/>
-          <w:cs/>
-        </w:rPr>
-        <w:t xml:space="preserve">เมื่อนำไปใช้งานร่วมกับตัวกรองสถิติและกระบวนการหักล้างสัญญาณพื้นหลัง จะช่วยเพิ่มค่า </w:t>
-      </w:r>
-      <w:r>
-        <w:rPr>
-          <w:rFonts w:ascii="TH Sarabun New" w:hAnsi="TH Sarabun New" w:cs="TH Sarabun New"/>
-          <w:sz w:val="32"/>
-          <w:szCs w:val="32"/>
-        </w:rPr>
-        <w:t xml:space="preserve">SNR </w:t>
-      </w:r>
-      <w:r>
-        <w:rPr>
-          <w:rFonts w:ascii="TH Sarabun New" w:hAnsi="TH Sarabun New" w:cs="TH Sarabun New"/>
-          <w:sz w:val="32"/>
-          <w:szCs w:val="32"/>
-          <w:cs/>
-        </w:rPr>
-        <w:t>ส่งผลให้ระบบตรวจจับการล้มและการเคลื่อนไหวสามารถสกัดเวกเตอร์คุณลักษณะที่มีความแม่นยำสูงก่อนป้อนเข้าสู่โมเดลปัญญาประดิษฐ์</w:t>
+        <w:t>2.</w:t>
+      </w:r>
+      <w:r>
+        <w:rPr>
+          <w:rFonts w:ascii="TH Sarabun New" w:hAnsi="TH Sarabun New" w:cs="TH Sarabun New"/>
+          <w:sz w:val="32"/>
+          <w:szCs w:val="32"/>
+        </w:rPr>
+        <w:t>6</w:t>
+      </w:r>
+      <w:r>
+        <w:rPr>
+          <w:rFonts w:ascii="TH Sarabun New" w:hAnsi="TH Sarabun New" w:cs="TH Sarabun New"/>
+          <w:sz w:val="32"/>
+          <w:szCs w:val="32"/>
+        </w:rPr>
+        <w:t>.</w:t>
+      </w:r>
+      <w:r>
+        <w:rPr>
+          <w:rFonts w:ascii="TH Sarabun New" w:hAnsi="TH Sarabun New" w:cs="TH Sarabun New"/>
+          <w:sz w:val="32"/>
+          <w:szCs w:val="32"/>
+        </w:rPr>
+        <w:t xml:space="preserve">4 </w:t>
+      </w:r>
+      <w:r>
+        <w:rPr>
+          <w:rFonts w:ascii="TH Sarabun New" w:hAnsi="TH Sarabun New" w:cs="TH Sarabun New"/>
+          <w:sz w:val="32"/>
+          <w:szCs w:val="32"/>
+          <w:cs/>
+        </w:rPr>
+        <w:t>การประนีประนอมประสิทธิภาพและความทนทานต่อสภาพแวดล้อม (</w:t>
+      </w:r>
+      <w:r>
+        <w:rPr>
+          <w:rFonts w:ascii="TH Sarabun New" w:hAnsi="TH Sarabun New" w:cs="TH Sarabun New"/>
+          <w:sz w:val="32"/>
+          <w:szCs w:val="32"/>
+        </w:rPr>
+        <w:t>Performance Trade-offs)</w:t>
       </w:r>
     </w:p>
     <w:p>
@@ -24012,6 +23941,98 @@
           <w:szCs w:val="32"/>
         </w:rPr>
       </w:pPr>
+      <w:r>
+        <w:rPr>
+          <w:rFonts w:ascii="TH Sarabun New" w:hAnsi="TH Sarabun New" w:cs="TH Sarabun New"/>
+          <w:sz w:val="32"/>
+          <w:szCs w:val="32"/>
+        </w:rPr>
+        <w:tab/>
+      </w:r>
+      <w:r>
+        <w:rPr>
+          <w:rFonts w:ascii="TH Sarabun New" w:hAnsi="TH Sarabun New" w:cs="TH Sarabun New"/>
+          <w:sz w:val="32"/>
+          <w:szCs w:val="32"/>
+        </w:rPr>
+        <w:tab/>
+      </w:r>
+      <w:r>
+        <w:rPr>
+          <w:rFonts w:ascii="TH Sarabun New" w:hAnsi="TH Sarabun New" w:cs="TH Sarabun New"/>
+          <w:sz w:val="32"/>
+          <w:szCs w:val="32"/>
+        </w:rPr>
+        <w:tab/>
+      </w:r>
+      <w:r>
+        <w:rPr>
+          <w:rFonts w:ascii="TH Sarabun New" w:hAnsi="TH Sarabun New" w:cs="TH Sarabun New"/>
+          <w:sz w:val="32"/>
+          <w:szCs w:val="32"/>
+          <w:cs/>
+        </w:rPr>
+        <w:t>การใช้ตัวกรองแบบดั้งเดิม เช่น ตัวกรองบัตเตอร์เวิร์ธ มีข้อได้เปรียบสำคัญคือ ความซับซ้อนในการคำนวณต่ำ (</w:t>
+      </w:r>
+      <w:r>
+        <w:rPr>
+          <w:rFonts w:ascii="TH Sarabun New" w:hAnsi="TH Sarabun New" w:cs="TH Sarabun New"/>
+          <w:sz w:val="32"/>
+          <w:szCs w:val="32"/>
+        </w:rPr>
+        <w:t xml:space="preserve">Low Computational Overhead) </w:t>
+      </w:r>
+      <w:r>
+        <w:rPr>
+          <w:rFonts w:ascii="TH Sarabun New" w:hAnsi="TH Sarabun New" w:cs="TH Sarabun New"/>
+          <w:sz w:val="32"/>
+          <w:szCs w:val="32"/>
+          <w:cs/>
+        </w:rPr>
+        <w:t>และมีความเสถียรสูง เหมาะสำหรับการประมวลผลแบบเรียลไทม์บนอุปกรณ์ประมวลผลขอบ (</w:t>
+      </w:r>
+      <w:r>
+        <w:rPr>
+          <w:rFonts w:ascii="TH Sarabun New" w:hAnsi="TH Sarabun New" w:cs="TH Sarabun New"/>
+          <w:sz w:val="32"/>
+          <w:szCs w:val="32"/>
+        </w:rPr>
+        <w:t>Edge Devices)</w:t>
+      </w:r>
+      <w:r>
+        <w:rPr>
+          <w:rFonts w:ascii="TH Sarabun New" w:hAnsi="TH Sarabun New" w:cs="TH Sarabun New"/>
+          <w:sz w:val="32"/>
+          <w:szCs w:val="32"/>
+        </w:rPr>
+        <w:t xml:space="preserve"> </w:t>
+      </w:r>
+      <w:r>
+        <w:rPr>
+          <w:rFonts w:ascii="TH Sarabun New" w:hAnsi="TH Sarabun New" w:cs="TH Sarabun New"/>
+          <w:sz w:val="32"/>
+          <w:szCs w:val="32"/>
+          <w:cs/>
+        </w:rPr>
+        <w:t xml:space="preserve">เมื่อนำไปใช้งานร่วมกับตัวกรองสถิติและกระบวนการหักล้างสัญญาณพื้นหลัง จะช่วยเพิ่มค่า </w:t>
+      </w:r>
+      <w:r>
+        <w:rPr>
+          <w:rFonts w:ascii="TH Sarabun New" w:hAnsi="TH Sarabun New" w:cs="TH Sarabun New"/>
+          <w:sz w:val="32"/>
+          <w:szCs w:val="32"/>
+        </w:rPr>
+        <w:t xml:space="preserve">SNR </w:t>
+      </w:r>
+      <w:r>
+        <w:rPr>
+          <w:rFonts w:ascii="TH Sarabun New" w:hAnsi="TH Sarabun New" w:cs="TH Sarabun New"/>
+          <w:sz w:val="32"/>
+          <w:szCs w:val="32"/>
+          <w:cs/>
+        </w:rPr>
+        <w:t>ส่งผลให้ระบบตรวจจับการล้มและการเคลื่อนไหวสามารถสกัดเวกเตอร์คุณลักษณะที่มีความแม่นยำสูงก่อนป้อนเข้าสู่โมเดลปัญญาประดิษฐ์</w:t>
+      </w:r>
     </w:p>
     <w:p>
       <w:pPr>
@@ -24026,62 +24047,10 @@
         <w:jc w:val="thaiDistribute"/>
         <w:rPr>
           <w:rFonts w:ascii="TH Sarabun New" w:hAnsi="TH Sarabun New" w:cs="TH Sarabun New"/>
-          <w:b/>
-          <w:bCs/>
-          <w:sz w:val="32"/>
-          <w:szCs w:val="32"/>
-        </w:rPr>
-      </w:pPr>
-      <w:r>
-        <w:rPr>
-          <w:rFonts w:ascii="TH Sarabun New" w:hAnsi="TH Sarabun New" w:cs="TH Sarabun New"/>
-          <w:b/>
-          <w:bCs/>
-          <w:sz w:val="32"/>
-          <w:szCs w:val="32"/>
-        </w:rPr>
-        <w:t>2.</w:t>
-      </w:r>
-      <w:r>
-        <w:rPr>
-          <w:rFonts w:ascii="TH Sarabun New" w:hAnsi="TH Sarabun New" w:cs="TH Sarabun New"/>
-          <w:b/>
-          <w:bCs/>
-          <w:sz w:val="32"/>
-          <w:szCs w:val="32"/>
-        </w:rPr>
-        <w:t>7</w:t>
-      </w:r>
-      <w:r>
-        <w:rPr>
-          <w:rFonts w:ascii="TH Sarabun New" w:hAnsi="TH Sarabun New" w:cs="TH Sarabun New"/>
-          <w:b/>
-          <w:bCs/>
-          <w:sz w:val="32"/>
-          <w:szCs w:val="32"/>
-        </w:rPr>
-        <w:t xml:space="preserve"> </w:t>
-      </w:r>
-      <w:r>
-        <w:rPr>
-          <w:rFonts w:ascii="TH Sarabun New" w:hAnsi="TH Sarabun New" w:cs="TH Sarabun New"/>
-          <w:b/>
-          <w:bCs/>
-          <w:sz w:val="32"/>
-          <w:szCs w:val="32"/>
-        </w:rPr>
-        <w:tab/>
-      </w:r>
-      <w:r>
-        <w:rPr>
-          <w:rFonts w:ascii="TH Sarabun New" w:hAnsi="TH Sarabun New" w:cs="TH Sarabun New"/>
-          <w:b/>
-          <w:bCs/>
-          <w:sz w:val="32"/>
-          <w:szCs w:val="32"/>
-        </w:rPr>
-        <w:t>Doppler Effect</w:t>
-      </w:r>
+          <w:sz w:val="32"/>
+          <w:szCs w:val="32"/>
+        </w:rPr>
+      </w:pPr>
     </w:p>
     <w:p>
       <w:pPr>
@@ -24096,13 +24065,47 @@
         <w:jc w:val="thaiDistribute"/>
         <w:rPr>
           <w:rFonts w:ascii="TH Sarabun New" w:hAnsi="TH Sarabun New" w:cs="TH Sarabun New"/>
-          <w:sz w:val="32"/>
-          <w:szCs w:val="32"/>
-        </w:rPr>
-      </w:pPr>
-      <w:r>
-        <w:rPr>
-          <w:rFonts w:ascii="TH Sarabun New" w:hAnsi="TH Sarabun New" w:cs="TH Sarabun New"/>
+          <w:b/>
+          <w:bCs/>
+          <w:sz w:val="32"/>
+          <w:szCs w:val="32"/>
+        </w:rPr>
+      </w:pPr>
+      <w:r>
+        <w:rPr>
+          <w:rFonts w:ascii="TH Sarabun New" w:hAnsi="TH Sarabun New" w:cs="TH Sarabun New"/>
+          <w:b/>
+          <w:bCs/>
+          <w:sz w:val="32"/>
+          <w:szCs w:val="32"/>
+        </w:rPr>
+        <w:t>2.</w:t>
+      </w:r>
+      <w:r>
+        <w:rPr>
+          <w:rFonts w:ascii="TH Sarabun New" w:hAnsi="TH Sarabun New" w:cs="TH Sarabun New"/>
+          <w:b/>
+          <w:bCs/>
+          <w:sz w:val="32"/>
+          <w:szCs w:val="32"/>
+        </w:rPr>
+        <w:t>7</w:t>
+      </w:r>
+      <w:r>
+        <w:rPr>
+          <w:rFonts w:ascii="TH Sarabun New" w:hAnsi="TH Sarabun New" w:cs="TH Sarabun New"/>
+          <w:b/>
+          <w:bCs/>
+          <w:sz w:val="32"/>
+          <w:szCs w:val="32"/>
+        </w:rPr>
+        <w:t xml:space="preserve"> </w:t>
+      </w:r>
+      <w:r>
+        <w:rPr>
+          <w:rFonts w:ascii="TH Sarabun New" w:hAnsi="TH Sarabun New" w:cs="TH Sarabun New"/>
+          <w:b/>
+          <w:bCs/>
           <w:sz w:val="32"/>
           <w:szCs w:val="32"/>
         </w:rPr>
@@ -24111,28 +24114,12 @@
       <w:r>
         <w:rPr>
           <w:rFonts w:ascii="TH Sarabun New" w:hAnsi="TH Sarabun New" w:cs="TH Sarabun New"/>
-          <w:sz w:val="32"/>
-          <w:szCs w:val="32"/>
-          <w:cs/>
-        </w:rPr>
-        <w:t>ปรากฏการณ์ดอปเพลอร์ หรือการเลื่อนดอปเพลอร์ คือการเปลี่ยนแปลงที่ปรากฏของความถี่คลื่นโดยอิงจากการเคลื่อนที่สัมพัทธ์ของแหล่งกำเนิดและตำแหน่งของผู้สังเกต มันประยุกต์ใช้ได้กับคลื่นทุกประเภท รวมถึงคลื่นน้ำ คลื่นเสียง และคลื่นแม่เหล็กไฟฟ้า เช่น แสงที่มองเห็นได้ การประยุกต์ใช้ปรากฏการณ์ดอปเพลอร์ที่คุ้นเคยที่สุดเกี่ยวข้องกับเสียง โดยเฉพาะเสียงที่มาจากแหล่งกำเนิดที่กำลังเคลื่อนที่ (หรือเดินทางมาถึงผู้สังเกตที่กำลังเคลื่อนที่) เสียงที่คงที่</w:t>
-      </w:r>
-      <w:r>
-        <w:rPr>
-          <w:rFonts w:ascii="TH Sarabun New" w:hAnsi="TH Sarabun New" w:cs="TH Sarabun New"/>
-          <w:sz w:val="32"/>
-          <w:szCs w:val="32"/>
-        </w:rPr>
-        <w:t xml:space="preserve"> </w:t>
-      </w:r>
-      <w:r>
-        <w:rPr>
-          <w:rFonts w:ascii="TH Sarabun New" w:hAnsi="TH Sarabun New" w:cs="TH Sarabun New"/>
-          <w:sz w:val="32"/>
-          <w:szCs w:val="32"/>
-          <w:cs/>
-        </w:rPr>
-        <w:t>กล่าวคือ โน้ตเดี่ยวที่ดังต่อเนื่องสามารถปรากฏให้เห็นว่ามีการเปลี่ยนระดับเสียงได้เมื่อแหล่งกำเนิดเคลื่อนที่เมื่อเทียบกับผู้ฟัง เมื่อระยะห่างระหว่างแหล่งกำเนิดเสียงและผู้รับสั้นลง ความถี่ของคลื่นเสียงจะเพิ่มขึ้น ทำให้เสียงมีระดับเสียงที่สูงขึ้น และเมื่อระยะห่างยาวขึ้น ความถี่จะลดลง ทำให้เสียงมีระดับเสียงที่ต่ำลง สิ่งสำคัญที่ควรทราบคือสิ่งที่เปลี่ยนไปคือการรับรู้เสียงของผู้สังเกต ไม่ใช่ตัวเสียงเอง ความถี่ของเสียงที่ถูกปล่อยออกมายังคงเท่าเดิม แต่ความถี่ที่ได้รับจะเปลี่ยนไปตามความเร็วและระยะห่างที่เพิ่มขึ้นหรือลดลงระหว่างแหล่งกำเนิดและผู้ฟัง</w:t>
+          <w:b/>
+          <w:bCs/>
+          <w:sz w:val="32"/>
+          <w:szCs w:val="32"/>
+        </w:rPr>
+        <w:t>Doppler Effect</w:t>
       </w:r>
     </w:p>
     <w:p>
@@ -24152,6 +24139,40 @@
           <w:szCs w:val="32"/>
         </w:rPr>
       </w:pPr>
+      <w:r>
+        <w:rPr>
+          <w:rFonts w:ascii="TH Sarabun New" w:hAnsi="TH Sarabun New" w:cs="TH Sarabun New"/>
+          <w:sz w:val="32"/>
+          <w:szCs w:val="32"/>
+        </w:rPr>
+        <w:tab/>
+      </w:r>
+      <w:r>
+        <w:rPr>
+          <w:rFonts w:ascii="TH Sarabun New" w:hAnsi="TH Sarabun New" w:cs="TH Sarabun New"/>
+          <w:sz w:val="32"/>
+          <w:szCs w:val="32"/>
+          <w:cs/>
+        </w:rPr>
+        <w:t>ปรากฏการณ์ดอปเพลอร์ หรือการเลื่อนดอปเพลอร์ คือการเปลี่ยนแปลงที่ปรากฏของความถี่คลื่นโดยอิงจากการเคลื่อนที่สัมพัทธ์ของแหล่งกำเนิดและตำแหน่งของผู้สังเกต มันประยุกต์ใช้ได้กับคลื่นทุกประเภท รวมถึงคลื่นน้ำ คลื่นเสียง และคลื่นแม่เหล็กไฟฟ้า เช่น แสงที่มองเห็นได้ การประยุกต์ใช้ปรากฏการณ์ดอปเพลอร์ที่คุ้นเคยที่สุดเกี่ยวข้องกับเสียง โดยเฉพาะเสียงที่มาจากแหล่งกำเนิดที่กำลังเคลื่อนที่ (หรือเดินทางมาถึงผู้สังเกตที่กำลังเคลื่อนที่) เสียงที่คงที่</w:t>
+      </w:r>
+      <w:r>
+        <w:rPr>
+          <w:rFonts w:ascii="TH Sarabun New" w:hAnsi="TH Sarabun New" w:cs="TH Sarabun New"/>
+          <w:sz w:val="32"/>
+          <w:szCs w:val="32"/>
+        </w:rPr>
+        <w:t xml:space="preserve"> </w:t>
+      </w:r>
+      <w:r>
+        <w:rPr>
+          <w:rFonts w:ascii="TH Sarabun New" w:hAnsi="TH Sarabun New" w:cs="TH Sarabun New"/>
+          <w:sz w:val="32"/>
+          <w:szCs w:val="32"/>
+          <w:cs/>
+        </w:rPr>
+        <w:t>กล่าวคือ โน้ตเดี่ยวที่ดังต่อเนื่องสามารถปรากฏให้เห็นว่ามีการเปลี่ยนระดับเสียงได้เมื่อแหล่งกำเนิดเคลื่อนที่เมื่อเทียบกับผู้ฟัง เมื่อระยะห่างระหว่างแหล่งกำเนิดเสียงและผู้รับสั้นลง ความถี่ของคลื่นเสียงจะเพิ่มขึ้น ทำให้เสียงมีระดับเสียงที่สูงขึ้น และเมื่อระยะห่างยาวขึ้น ความถี่จะลดลง ทำให้เสียงมีระดับเสียงที่ต่ำลง สิ่งสำคัญที่ควรทราบคือสิ่งที่เปลี่ยนไปคือการรับรู้เสียงของผู้สังเกต ไม่ใช่ตัวเสียงเอง ความถี่ของเสียงที่ถูกปล่อยออกมายังคงเท่าเดิม แต่ความถี่ที่ได้รับจะเปลี่ยนไปตามความเร็วและระยะห่างที่เพิ่มขึ้นหรือลดลงระหว่างแหล่งกำเนิดและผู้ฟัง</w:t>
+      </w:r>
     </w:p>
     <w:p>
       <w:pPr>
@@ -24166,82 +24187,10 @@
         <w:jc w:val="thaiDistribute"/>
         <w:rPr>
           <w:rFonts w:ascii="TH Sarabun New" w:hAnsi="TH Sarabun New" w:cs="TH Sarabun New"/>
-          <w:b/>
-          <w:bCs/>
-          <w:sz w:val="32"/>
-          <w:szCs w:val="32"/>
-        </w:rPr>
-      </w:pPr>
-      <w:r>
-        <w:rPr>
-          <w:rFonts w:ascii="TH Sarabun New" w:hAnsi="TH Sarabun New" w:cs="TH Sarabun New"/>
-          <w:b/>
-          <w:bCs/>
-          <w:sz w:val="32"/>
-          <w:szCs w:val="32"/>
-        </w:rPr>
-        <w:t>2.</w:t>
-      </w:r>
-      <w:r>
-        <w:rPr>
-          <w:rFonts w:ascii="TH Sarabun New" w:hAnsi="TH Sarabun New" w:cs="TH Sarabun New"/>
-          <w:b/>
-          <w:bCs/>
-          <w:sz w:val="32"/>
-          <w:szCs w:val="32"/>
-        </w:rPr>
-        <w:t>8</w:t>
-      </w:r>
-      <w:r>
-        <w:rPr>
-          <w:rFonts w:ascii="TH Sarabun New" w:hAnsi="TH Sarabun New" w:cs="TH Sarabun New"/>
-          <w:b/>
-          <w:bCs/>
-          <w:sz w:val="32"/>
-          <w:szCs w:val="32"/>
-        </w:rPr>
-        <w:t xml:space="preserve"> </w:t>
-      </w:r>
-      <w:r>
-        <w:rPr>
-          <w:rFonts w:ascii="TH Sarabun New" w:hAnsi="TH Sarabun New" w:cs="TH Sarabun New"/>
-          <w:b/>
-          <w:bCs/>
-          <w:sz w:val="32"/>
-          <w:szCs w:val="32"/>
-        </w:rPr>
-        <w:tab/>
-      </w:r>
-      <w:r>
-        <w:rPr>
-          <w:rFonts w:ascii="TH Sarabun New" w:hAnsi="TH Sarabun New" w:cs="TH Sarabun New"/>
-          <w:b/>
-          <w:bCs/>
-          <w:sz w:val="32"/>
-          <w:szCs w:val="32"/>
-        </w:rPr>
-        <w:t>The Short-Time Fourier</w:t>
-      </w:r>
-      <w:r>
-        <w:rPr>
-          <w:rFonts w:ascii="TH Sarabun New" w:hAnsi="TH Sarabun New" w:cs="TH Sarabun New"/>
-          <w:b/>
-          <w:bCs/>
-          <w:sz w:val="32"/>
-          <w:szCs w:val="32"/>
-        </w:rPr>
-        <w:t xml:space="preserve"> </w:t>
-      </w:r>
-      <w:r>
-        <w:rPr>
-          <w:rFonts w:ascii="TH Sarabun New" w:hAnsi="TH Sarabun New" w:cs="TH Sarabun New"/>
-          <w:b/>
-          <w:bCs/>
-          <w:sz w:val="32"/>
-          <w:szCs w:val="32"/>
-        </w:rPr>
-        <w:t>Transform</w:t>
-      </w:r>
+          <w:sz w:val="32"/>
+          <w:szCs w:val="32"/>
+        </w:rPr>
+      </w:pPr>
     </w:p>
     <w:p>
       <w:pPr>
@@ -24256,13 +24205,47 @@
         <w:jc w:val="thaiDistribute"/>
         <w:rPr>
           <w:rFonts w:ascii="TH Sarabun New" w:hAnsi="TH Sarabun New" w:cs="TH Sarabun New"/>
-          <w:sz w:val="32"/>
-          <w:szCs w:val="32"/>
-        </w:rPr>
-      </w:pPr>
-      <w:r>
-        <w:rPr>
-          <w:rFonts w:ascii="TH Sarabun New" w:hAnsi="TH Sarabun New" w:cs="TH Sarabun New"/>
+          <w:b/>
+          <w:bCs/>
+          <w:sz w:val="32"/>
+          <w:szCs w:val="32"/>
+        </w:rPr>
+      </w:pPr>
+      <w:r>
+        <w:rPr>
+          <w:rFonts w:ascii="TH Sarabun New" w:hAnsi="TH Sarabun New" w:cs="TH Sarabun New"/>
+          <w:b/>
+          <w:bCs/>
+          <w:sz w:val="32"/>
+          <w:szCs w:val="32"/>
+        </w:rPr>
+        <w:t>2.</w:t>
+      </w:r>
+      <w:r>
+        <w:rPr>
+          <w:rFonts w:ascii="TH Sarabun New" w:hAnsi="TH Sarabun New" w:cs="TH Sarabun New"/>
+          <w:b/>
+          <w:bCs/>
+          <w:sz w:val="32"/>
+          <w:szCs w:val="32"/>
+        </w:rPr>
+        <w:t>8</w:t>
+      </w:r>
+      <w:r>
+        <w:rPr>
+          <w:rFonts w:ascii="TH Sarabun New" w:hAnsi="TH Sarabun New" w:cs="TH Sarabun New"/>
+          <w:b/>
+          <w:bCs/>
+          <w:sz w:val="32"/>
+          <w:szCs w:val="32"/>
+        </w:rPr>
+        <w:t xml:space="preserve"> </w:t>
+      </w:r>
+      <w:r>
+        <w:rPr>
+          <w:rFonts w:ascii="TH Sarabun New" w:hAnsi="TH Sarabun New" w:cs="TH Sarabun New"/>
+          <w:b/>
+          <w:bCs/>
           <w:sz w:val="32"/>
           <w:szCs w:val="32"/>
         </w:rPr>
@@ -24271,140 +24254,32 @@
       <w:r>
         <w:rPr>
           <w:rFonts w:ascii="TH Sarabun New" w:hAnsi="TH Sarabun New" w:cs="TH Sarabun New"/>
-          <w:sz w:val="32"/>
-          <w:szCs w:val="32"/>
-          <w:cs/>
-        </w:rPr>
-        <w:t>การแปลงฟูเรียร์ระยะสั้น (</w:t>
-      </w:r>
-      <w:r>
-        <w:rPr>
-          <w:rFonts w:ascii="TH Sarabun New" w:hAnsi="TH Sarabun New" w:cs="TH Sarabun New"/>
-          <w:sz w:val="32"/>
-          <w:szCs w:val="32"/>
-        </w:rPr>
-        <w:t xml:space="preserve">STFT) </w:t>
-      </w:r>
-      <w:r>
-        <w:rPr>
-          <w:rFonts w:ascii="TH Sarabun New" w:hAnsi="TH Sarabun New" w:cs="TH Sarabun New"/>
-          <w:sz w:val="32"/>
-          <w:szCs w:val="32"/>
-          <w:cs/>
-        </w:rPr>
-        <w:t xml:space="preserve">คือตัวดำเนินการเชิงเส้นที่สำคัญยิ่งสำหรับการวิเคราะห์ความสัมพันธ์ระหว่างเวลาและความถี่ของสัญญาณที่ไม่คงที่ โดยใช้ฟังก์ชันหน้าต่างเฉพาะที่เลื่อนไปตามคาบสัญญาณเพื่อคำนวณการแปลงฟูเรียร์ แก่นปัญหาสูงสุดของการใช้งาน </w:t>
-      </w:r>
-      <w:r>
-        <w:rPr>
-          <w:rFonts w:ascii="TH Sarabun New" w:hAnsi="TH Sarabun New" w:cs="TH Sarabun New"/>
-          <w:sz w:val="32"/>
-          <w:szCs w:val="32"/>
-        </w:rPr>
-        <w:t xml:space="preserve">STFT </w:t>
-      </w:r>
-      <w:r>
-        <w:rPr>
-          <w:rFonts w:ascii="TH Sarabun New" w:hAnsi="TH Sarabun New" w:cs="TH Sarabun New"/>
-          <w:sz w:val="32"/>
-          <w:szCs w:val="32"/>
-          <w:cs/>
-        </w:rPr>
-        <w:t>คือความจำเป็นในการหาจุดสมดุล (</w:t>
-      </w:r>
-      <w:r>
-        <w:rPr>
-          <w:rFonts w:ascii="TH Sarabun New" w:hAnsi="TH Sarabun New" w:cs="TH Sarabun New"/>
-          <w:sz w:val="32"/>
-          <w:szCs w:val="32"/>
-        </w:rPr>
-        <w:t xml:space="preserve">Trade-off) </w:t>
-      </w:r>
-      <w:r>
-        <w:rPr>
-          <w:rFonts w:ascii="TH Sarabun New" w:hAnsi="TH Sarabun New" w:cs="TH Sarabun New"/>
-          <w:sz w:val="32"/>
-          <w:szCs w:val="32"/>
-          <w:cs/>
-        </w:rPr>
-        <w:t xml:space="preserve">ระหว่างความละเอียดด้านเวลาและความถี่ซึ่งถูกจำกัดด้วยขอบเขตของหลักความไม่แน่นอน กล่าวคือหน้าต่างวิเคราะห์ขนาดสั้นจะให้ความละเอียดทางเวลาสูงแต่แยกแยะความถี่ได้ต่ำ ในขณะที่หน้าต่างขนาดยาวจะให้ผลลัพธ์ที่ตรงกันข้าม เพื่อทลายข้อจำกัดเชิงสถาปัตยกรรมนี้ในงานวิศวกรรมขั้นสูง จึงมีการพัฒนา </w:t>
-      </w:r>
-      <w:r>
-        <w:rPr>
-          <w:rFonts w:ascii="TH Sarabun New" w:hAnsi="TH Sarabun New" w:cs="TH Sarabun New"/>
-          <w:sz w:val="32"/>
-          <w:szCs w:val="32"/>
-        </w:rPr>
-        <w:t xml:space="preserve">STFT </w:t>
-      </w:r>
-      <w:r>
-        <w:rPr>
-          <w:rFonts w:ascii="TH Sarabun New" w:hAnsi="TH Sarabun New" w:cs="TH Sarabun New"/>
-          <w:sz w:val="32"/>
-          <w:szCs w:val="32"/>
-          <w:cs/>
-        </w:rPr>
-        <w:t>ที่สามารถหาอนุพันธ์ได้ (</w:t>
-      </w:r>
-      <w:r>
-        <w:rPr>
-          <w:rFonts w:ascii="TH Sarabun New" w:hAnsi="TH Sarabun New" w:cs="TH Sarabun New"/>
-          <w:sz w:val="32"/>
-          <w:szCs w:val="32"/>
-        </w:rPr>
-        <w:t xml:space="preserve">Differentiable STFT) </w:t>
-      </w:r>
-      <w:r>
-        <w:rPr>
-          <w:rFonts w:ascii="TH Sarabun New" w:hAnsi="TH Sarabun New" w:cs="TH Sarabun New"/>
-          <w:sz w:val="32"/>
-          <w:szCs w:val="32"/>
-          <w:cs/>
-        </w:rPr>
-        <w:t xml:space="preserve">ซึ่งช่วยให้ระบบสามารถปรับขนาดพารามิเตอร์ของหน้าต่างและการเลื่อนเฟรมได้แบบอัตโนมัติตามโครงสร้างของข้อมูล ทำให้สามารถนำไปบูรณาการเรียนรู้ร่วมกับน้ำหนักของโครงข่ายประสาทเทียมได้อย่างสมบูรณ์แบบ </w:t>
-      </w:r>
-      <w:r>
-        <w:rPr>
-          <w:rFonts w:ascii="TH Sarabun New" w:hAnsi="TH Sarabun New" w:cs="TH Sarabun New"/>
-          <w:sz w:val="32"/>
-          <w:szCs w:val="32"/>
-          <w:cs/>
-        </w:rPr>
-        <w:lastRenderedPageBreak/>
-        <w:t>นอกจากนี้ยังมีการใช้เทคนิคขั้นสูง เช่น การแปลงแบบบีบอัดซิงโคร (</w:t>
-      </w:r>
-      <w:r>
-        <w:rPr>
-          <w:rFonts w:ascii="TH Sarabun New" w:hAnsi="TH Sarabun New" w:cs="TH Sarabun New"/>
-          <w:sz w:val="32"/>
-          <w:szCs w:val="32"/>
-        </w:rPr>
-        <w:t xml:space="preserve">SST) </w:t>
-      </w:r>
-      <w:r>
-        <w:rPr>
-          <w:rFonts w:ascii="TH Sarabun New" w:hAnsi="TH Sarabun New" w:cs="TH Sarabun New"/>
-          <w:sz w:val="32"/>
-          <w:szCs w:val="32"/>
-          <w:cs/>
-        </w:rPr>
-        <w:t xml:space="preserve">เพื่อลดการแทรกสอดทางสเปกตรัมและสกัดวิถีความถี่ขณะใดขณะหนึ่งให้มีความคมชัดสูงสุด ในทางปฏิบัติ </w:t>
-      </w:r>
-      <w:r>
-        <w:rPr>
-          <w:rFonts w:ascii="TH Sarabun New" w:hAnsi="TH Sarabun New" w:cs="TH Sarabun New"/>
-          <w:sz w:val="32"/>
-          <w:szCs w:val="32"/>
-        </w:rPr>
-        <w:t xml:space="preserve">STFT </w:t>
-      </w:r>
-      <w:r>
-        <w:rPr>
-          <w:rFonts w:ascii="TH Sarabun New" w:hAnsi="TH Sarabun New" w:cs="TH Sarabun New"/>
-          <w:sz w:val="32"/>
-          <w:szCs w:val="32"/>
-          <w:cs/>
-        </w:rPr>
-        <w:t>ถือเป็นเครื่องมือรากฐานที่ขาดไม่ได้และถูกประยุกต์ใช้อย่างทรงพลังในเทคโนโลยีสมัยใหม่ ตั้งแต่การสร้างโวโคเดอร์เสียงประสาทเทียม การเข้ารหัสสเปกตรัม ไปจนถึงการประมวลผลสัญญาณด้วยระบบโฟโตนิกส์ความเร็วสูงที่สามารถก้าวข้ามขีดจำกัดแบนด์วิดท์ของฮาร์ดแวร์อิเล็กทรอนิกส์แบบดั้งเดิมได้อย่างสิ้นเชิง</w:t>
+          <w:b/>
+          <w:bCs/>
+          <w:sz w:val="32"/>
+          <w:szCs w:val="32"/>
+        </w:rPr>
+        <w:t>The Short-Time Fourier</w:t>
+      </w:r>
+      <w:r>
+        <w:rPr>
+          <w:rFonts w:ascii="TH Sarabun New" w:hAnsi="TH Sarabun New" w:cs="TH Sarabun New"/>
+          <w:b/>
+          <w:bCs/>
+          <w:sz w:val="32"/>
+          <w:szCs w:val="32"/>
+        </w:rPr>
+        <w:t xml:space="preserve"> </w:t>
+      </w:r>
+      <w:r>
+        <w:rPr>
+          <w:rFonts w:ascii="TH Sarabun New" w:hAnsi="TH Sarabun New" w:cs="TH Sarabun New"/>
+          <w:b/>
+          <w:bCs/>
+          <w:sz w:val="32"/>
+          <w:szCs w:val="32"/>
+        </w:rPr>
+        <w:t>Transform</w:t>
       </w:r>
     </w:p>
     <w:p>
@@ -24424,6 +24299,152 @@
           <w:szCs w:val="32"/>
         </w:rPr>
       </w:pPr>
+      <w:r>
+        <w:rPr>
+          <w:rFonts w:ascii="TH Sarabun New" w:hAnsi="TH Sarabun New" w:cs="TH Sarabun New"/>
+          <w:sz w:val="32"/>
+          <w:szCs w:val="32"/>
+        </w:rPr>
+        <w:tab/>
+      </w:r>
+      <w:r>
+        <w:rPr>
+          <w:rFonts w:ascii="TH Sarabun New" w:hAnsi="TH Sarabun New" w:cs="TH Sarabun New"/>
+          <w:sz w:val="32"/>
+          <w:szCs w:val="32"/>
+          <w:cs/>
+        </w:rPr>
+        <w:t>การแปลงฟูเรียร์ระยะสั้น (</w:t>
+      </w:r>
+      <w:r>
+        <w:rPr>
+          <w:rFonts w:ascii="TH Sarabun New" w:hAnsi="TH Sarabun New" w:cs="TH Sarabun New"/>
+          <w:sz w:val="32"/>
+          <w:szCs w:val="32"/>
+        </w:rPr>
+        <w:t xml:space="preserve">STFT) </w:t>
+      </w:r>
+      <w:r>
+        <w:rPr>
+          <w:rFonts w:ascii="TH Sarabun New" w:hAnsi="TH Sarabun New" w:cs="TH Sarabun New"/>
+          <w:sz w:val="32"/>
+          <w:szCs w:val="32"/>
+          <w:cs/>
+        </w:rPr>
+        <w:t xml:space="preserve">คือตัวดำเนินการเชิงเส้นที่สำคัญยิ่งสำหรับการวิเคราะห์ความสัมพันธ์ระหว่างเวลาและความถี่ของสัญญาณที่ไม่คงที่ โดยใช้ฟังก์ชันหน้าต่างเฉพาะที่เลื่อนไปตามคาบสัญญาณเพื่อคำนวณการแปลงฟูเรียร์ แก่นปัญหาสูงสุดของการใช้งาน </w:t>
+      </w:r>
+      <w:r>
+        <w:rPr>
+          <w:rFonts w:ascii="TH Sarabun New" w:hAnsi="TH Sarabun New" w:cs="TH Sarabun New"/>
+          <w:sz w:val="32"/>
+          <w:szCs w:val="32"/>
+        </w:rPr>
+        <w:t xml:space="preserve">STFT </w:t>
+      </w:r>
+      <w:r>
+        <w:rPr>
+          <w:rFonts w:ascii="TH Sarabun New" w:hAnsi="TH Sarabun New" w:cs="TH Sarabun New"/>
+          <w:sz w:val="32"/>
+          <w:szCs w:val="32"/>
+          <w:cs/>
+        </w:rPr>
+        <w:t>คือความจำเป็นในการหาจุดสมดุล (</w:t>
+      </w:r>
+      <w:r>
+        <w:rPr>
+          <w:rFonts w:ascii="TH Sarabun New" w:hAnsi="TH Sarabun New" w:cs="TH Sarabun New"/>
+          <w:sz w:val="32"/>
+          <w:szCs w:val="32"/>
+        </w:rPr>
+        <w:t xml:space="preserve">Trade-off) </w:t>
+      </w:r>
+      <w:r>
+        <w:rPr>
+          <w:rFonts w:ascii="TH Sarabun New" w:hAnsi="TH Sarabun New" w:cs="TH Sarabun New"/>
+          <w:sz w:val="32"/>
+          <w:szCs w:val="32"/>
+          <w:cs/>
+        </w:rPr>
+        <w:t xml:space="preserve">ระหว่างความละเอียดด้านเวลาและความถี่ซึ่งถูกจำกัดด้วยขอบเขตของหลักความไม่แน่นอน กล่าวคือหน้าต่างวิเคราะห์ขนาดสั้นจะให้ความละเอียดทางเวลาสูงแต่แยกแยะความถี่ได้ต่ำ ในขณะที่หน้าต่างขนาดยาวจะให้ผลลัพธ์ที่ตรงกันข้าม เพื่อทลายข้อจำกัดเชิงสถาปัตยกรรมนี้ในงานวิศวกรรมขั้นสูง จึงมีการพัฒนา </w:t>
+      </w:r>
+      <w:r>
+        <w:rPr>
+          <w:rFonts w:ascii="TH Sarabun New" w:hAnsi="TH Sarabun New" w:cs="TH Sarabun New"/>
+          <w:sz w:val="32"/>
+          <w:szCs w:val="32"/>
+        </w:rPr>
+        <w:t xml:space="preserve">STFT </w:t>
+      </w:r>
+      <w:r>
+        <w:rPr>
+          <w:rFonts w:ascii="TH Sarabun New" w:hAnsi="TH Sarabun New" w:cs="TH Sarabun New"/>
+          <w:sz w:val="32"/>
+          <w:szCs w:val="32"/>
+          <w:cs/>
+        </w:rPr>
+        <w:t>ที่สามารถหาอนุพันธ์ได้ (</w:t>
+      </w:r>
+      <w:r>
+        <w:rPr>
+          <w:rFonts w:ascii="TH Sarabun New" w:hAnsi="TH Sarabun New" w:cs="TH Sarabun New"/>
+          <w:sz w:val="32"/>
+          <w:szCs w:val="32"/>
+        </w:rPr>
+        <w:t xml:space="preserve">Differentiable STFT) </w:t>
+      </w:r>
+      <w:r>
+        <w:rPr>
+          <w:rFonts w:ascii="TH Sarabun New" w:hAnsi="TH Sarabun New" w:cs="TH Sarabun New"/>
+          <w:sz w:val="32"/>
+          <w:szCs w:val="32"/>
+          <w:cs/>
+        </w:rPr>
+        <w:t>ซึ่งช่วยให้ระบบ</w:t>
+      </w:r>
+      <w:r>
+        <w:rPr>
+          <w:rFonts w:ascii="TH Sarabun New" w:hAnsi="TH Sarabun New" w:cs="TH Sarabun New"/>
+          <w:sz w:val="32"/>
+          <w:szCs w:val="32"/>
+          <w:cs/>
+        </w:rPr>
+        <w:lastRenderedPageBreak/>
+        <w:t>สามารถปรับขนาดพารามิเตอร์ของหน้าต่างและการเลื่อนเฟรมได้แบบอัตโนมัติตามโครงสร้างของข้อมูล ทำให้สามารถนำไปบูรณาการเรียนรู้ร่วมกับน้ำหนักของโครงข่ายประสาทเทียมได้อย่างสมบูรณ์แบบ นอกจากนี้ยังมีการใช้เทคนิคขั้นสูง เช่น การแปลงแบบบีบอัดซิงโคร (</w:t>
+      </w:r>
+      <w:r>
+        <w:rPr>
+          <w:rFonts w:ascii="TH Sarabun New" w:hAnsi="TH Sarabun New" w:cs="TH Sarabun New"/>
+          <w:sz w:val="32"/>
+          <w:szCs w:val="32"/>
+        </w:rPr>
+        <w:t xml:space="preserve">SST) </w:t>
+      </w:r>
+      <w:r>
+        <w:rPr>
+          <w:rFonts w:ascii="TH Sarabun New" w:hAnsi="TH Sarabun New" w:cs="TH Sarabun New"/>
+          <w:sz w:val="32"/>
+          <w:szCs w:val="32"/>
+          <w:cs/>
+        </w:rPr>
+        <w:t xml:space="preserve">เพื่อลดการแทรกสอดทางสเปกตรัมและสกัดวิถีความถี่ขณะใดขณะหนึ่งให้มีความคมชัดสูงสุด ในทางปฏิบัติ </w:t>
+      </w:r>
+      <w:r>
+        <w:rPr>
+          <w:rFonts w:ascii="TH Sarabun New" w:hAnsi="TH Sarabun New" w:cs="TH Sarabun New"/>
+          <w:sz w:val="32"/>
+          <w:szCs w:val="32"/>
+        </w:rPr>
+        <w:t xml:space="preserve">STFT </w:t>
+      </w:r>
+      <w:r>
+        <w:rPr>
+          <w:rFonts w:ascii="TH Sarabun New" w:hAnsi="TH Sarabun New" w:cs="TH Sarabun New"/>
+          <w:sz w:val="32"/>
+          <w:szCs w:val="32"/>
+          <w:cs/>
+        </w:rPr>
+        <w:t>ถือเป็นเครื่องมือรากฐานที่ขาดไม่ได้และถูกประยุกต์ใช้อย่างทรงพลังในเทคโนโลยีสมัยใหม่ ตั้งแต่การสร้างโวโคเดอร์เสียงประสาทเทียม การเข้ารหัสสเปกตรัม ไปจนถึงการประมวลผลสัญญาณด้วยระบบโฟโตนิกส์ความเร็วสูงที่สามารถก้าวข้ามขีดจำกัดแบนด์วิดท์ของฮาร์ดแวร์อิเล็กทรอนิกส์แบบดั้งเดิมได้อย่างสิ้นเชิง</w:t>
+      </w:r>
     </w:p>
     <w:p>
       <w:pPr>
@@ -24438,64 +24459,10 @@
         <w:jc w:val="thaiDistribute"/>
         <w:rPr>
           <w:rFonts w:ascii="TH Sarabun New" w:hAnsi="TH Sarabun New" w:cs="TH Sarabun New"/>
-          <w:b/>
-          <w:bCs/>
-          <w:sz w:val="32"/>
-          <w:szCs w:val="32"/>
-        </w:rPr>
-      </w:pPr>
-      <w:r>
-        <w:rPr>
-          <w:rFonts w:ascii="TH Sarabun New" w:hAnsi="TH Sarabun New" w:cs="TH Sarabun New"/>
-          <w:b/>
-          <w:bCs/>
-          <w:sz w:val="32"/>
-          <w:szCs w:val="32"/>
-        </w:rPr>
-        <w:t>2.</w:t>
-      </w:r>
-      <w:r>
-        <w:rPr>
-          <w:rFonts w:ascii="TH Sarabun New" w:hAnsi="TH Sarabun New" w:cs="TH Sarabun New"/>
-          <w:b/>
-          <w:bCs/>
-          <w:sz w:val="32"/>
-          <w:szCs w:val="32"/>
-        </w:rPr>
-        <w:t>9</w:t>
-      </w:r>
-      <w:r>
-        <w:rPr>
-          <w:rFonts w:ascii="TH Sarabun New" w:hAnsi="TH Sarabun New" w:cs="TH Sarabun New"/>
-          <w:b/>
-          <w:bCs/>
-          <w:sz w:val="32"/>
-          <w:szCs w:val="32"/>
-        </w:rPr>
-        <w:t xml:space="preserve"> </w:t>
-      </w:r>
-      <w:r>
-        <w:rPr>
-          <w:rFonts w:ascii="TH Sarabun New" w:hAnsi="TH Sarabun New" w:cs="TH Sarabun New"/>
-          <w:b/>
-          <w:bCs/>
-          <w:sz w:val="32"/>
-          <w:szCs w:val="32"/>
-        </w:rPr>
-        <w:tab/>
-      </w:r>
-      <w:proofErr w:type="spellStart"/>
-      <w:r>
-        <w:rPr>
-          <w:rFonts w:ascii="TH Sarabun New" w:hAnsi="TH Sarabun New" w:cs="TH Sarabun New"/>
-          <w:b/>
-          <w:bCs/>
-          <w:sz w:val="32"/>
-          <w:szCs w:val="32"/>
-        </w:rPr>
-        <w:t>Spectogram</w:t>
-      </w:r>
-      <w:proofErr w:type="spellEnd"/>
+          <w:sz w:val="32"/>
+          <w:szCs w:val="32"/>
+        </w:rPr>
+      </w:pPr>
     </w:p>
     <w:p>
       <w:pPr>
@@ -24510,333 +24477,64 @@
         <w:jc w:val="thaiDistribute"/>
         <w:rPr>
           <w:rFonts w:ascii="TH Sarabun New" w:hAnsi="TH Sarabun New" w:cs="TH Sarabun New"/>
-          <w:sz w:val="32"/>
-          <w:szCs w:val="32"/>
-        </w:rPr>
-      </w:pPr>
-      <w:r>
-        <w:rPr>
-          <w:rFonts w:ascii="TH Sarabun New" w:hAnsi="TH Sarabun New" w:cs="TH Sarabun New"/>
+          <w:b/>
+          <w:bCs/>
+          <w:sz w:val="32"/>
+          <w:szCs w:val="32"/>
+        </w:rPr>
+      </w:pPr>
+      <w:r>
+        <w:rPr>
+          <w:rFonts w:ascii="TH Sarabun New" w:hAnsi="TH Sarabun New" w:cs="TH Sarabun New"/>
+          <w:b/>
+          <w:bCs/>
+          <w:sz w:val="32"/>
+          <w:szCs w:val="32"/>
+        </w:rPr>
+        <w:t>2.</w:t>
+      </w:r>
+      <w:r>
+        <w:rPr>
+          <w:rFonts w:ascii="TH Sarabun New" w:hAnsi="TH Sarabun New" w:cs="TH Sarabun New"/>
+          <w:b/>
+          <w:bCs/>
+          <w:sz w:val="32"/>
+          <w:szCs w:val="32"/>
+        </w:rPr>
+        <w:t>9</w:t>
+      </w:r>
+      <w:r>
+        <w:rPr>
+          <w:rFonts w:ascii="TH Sarabun New" w:hAnsi="TH Sarabun New" w:cs="TH Sarabun New"/>
+          <w:b/>
+          <w:bCs/>
+          <w:sz w:val="32"/>
+          <w:szCs w:val="32"/>
+        </w:rPr>
+        <w:t xml:space="preserve"> </w:t>
+      </w:r>
+      <w:r>
+        <w:rPr>
+          <w:rFonts w:ascii="TH Sarabun New" w:hAnsi="TH Sarabun New" w:cs="TH Sarabun New"/>
+          <w:b/>
+          <w:bCs/>
           <w:sz w:val="32"/>
           <w:szCs w:val="32"/>
         </w:rPr>
         <w:tab/>
       </w:r>
-      <w:r>
-        <w:rPr>
-          <w:rFonts w:ascii="TH Sarabun New" w:hAnsi="TH Sarabun New" w:cs="TH Sarabun New"/>
-          <w:sz w:val="32"/>
-          <w:szCs w:val="32"/>
-          <w:cs/>
-        </w:rPr>
-        <w:t>กราฟที่แสดงความแรงของสัญญาณเมื่อเวลาผ่านไปสำหรับช่วงความถี่ที่กำหนด โดยจะใช้สเปกตรัมสีเพื่อชี้ให้เห็นถึงความถี่ที่สัญญาณมีพลังงานสูงสุด และแสดงการเปลี่ยนแปลงของพลังงานเมื่อเวลาผ่านไป</w:t>
-      </w:r>
-      <w:r>
-        <w:rPr>
-          <w:rFonts w:ascii="TH Sarabun New" w:hAnsi="TH Sarabun New" w:cs="TH Sarabun New"/>
-          <w:sz w:val="32"/>
-          <w:szCs w:val="32"/>
-        </w:rPr>
-        <w:t xml:space="preserve"> </w:t>
-      </w:r>
-      <w:r>
-        <w:rPr>
-          <w:rFonts w:ascii="TH Sarabun New" w:hAnsi="TH Sarabun New" w:cs="TH Sarabun New"/>
-          <w:sz w:val="32"/>
-          <w:szCs w:val="32"/>
-          <w:cs/>
-        </w:rPr>
-        <w:t>สำหรับสัญญาณความสั่นสะเทือน สเกลสีของสเปกโทรแกรมจะระบุความถี่ของจุดสูงสุดของแอมพลิจูด (</w:t>
-      </w:r>
-      <w:r>
-        <w:rPr>
-          <w:rFonts w:ascii="TH Sarabun New" w:hAnsi="TH Sarabun New" w:cs="TH Sarabun New"/>
-          <w:sz w:val="32"/>
-          <w:szCs w:val="32"/>
-        </w:rPr>
-        <w:t xml:space="preserve">Amplitude peaks) </w:t>
-      </w:r>
-      <w:r>
-        <w:rPr>
-          <w:rFonts w:ascii="TH Sarabun New" w:hAnsi="TH Sarabun New" w:cs="TH Sarabun New"/>
-          <w:sz w:val="32"/>
-          <w:szCs w:val="32"/>
-          <w:cs/>
-        </w:rPr>
-        <w:t>ของรูปคลื่นเมื่อเวลาผ่านไป สเปกโทรแกรมจะเชื่อมโยงค่าสูงสุดเข้ากับทั้งเวลาและความถี่ ซึ่งแตกต่างจากกราฟเวลาหรือกราฟความถี่ทั่วไป วิศวกรทดสอบการสั่นสะเทือนใช้สเปกโทรแกรมเพื่อวิเคราะห์องค์ประกอบความถี่ของรูปคลื่นแบบต่อเนื่อง เพื่อหาตำแหน่งของสัญญาณที่แรง และพิจารณาว่าพฤติกรรมการสั่นสะเทือนเปลี่ยนแปลงไปอย่างไรเมื่อเวลาผ่านไป</w:t>
-      </w:r>
-      <w:r>
-        <w:rPr>
-          <w:rFonts w:ascii="TH Sarabun New" w:hAnsi="TH Sarabun New" w:cs="TH Sarabun New"/>
-          <w:sz w:val="32"/>
-          <w:szCs w:val="32"/>
-        </w:rPr>
-        <w:t xml:space="preserve"> </w:t>
-      </w:r>
-      <w:r>
-        <w:rPr>
-          <w:rFonts w:ascii="TH Sarabun New" w:hAnsi="TH Sarabun New" w:cs="TH Sarabun New"/>
-          <w:sz w:val="32"/>
-          <w:szCs w:val="32"/>
-          <w:cs/>
-        </w:rPr>
-        <w:t>ในการสร้างสเปกโทรแกรม ซอฟต์แวร์วิเคราะห์สัญญาณจะแบ่งสัญญาณในโดเมนเวลา (</w:t>
-      </w:r>
-      <w:r>
-        <w:rPr>
-          <w:rFonts w:ascii="TH Sarabun New" w:hAnsi="TH Sarabun New" w:cs="TH Sarabun New"/>
-          <w:sz w:val="32"/>
-          <w:szCs w:val="32"/>
-        </w:rPr>
-        <w:t xml:space="preserve">Time-domain signal) </w:t>
-      </w:r>
-      <w:r>
-        <w:rPr>
-          <w:rFonts w:ascii="TH Sarabun New" w:hAnsi="TH Sarabun New" w:cs="TH Sarabun New"/>
-          <w:sz w:val="32"/>
-          <w:szCs w:val="32"/>
-          <w:cs/>
-        </w:rPr>
-        <w:t>ออกเป็นส่วนๆ ที่มีความยาวเท่ากัน จากนั้นจะใช้การแปลงฟูเรียร์อย่างเร็ว (</w:t>
-      </w:r>
-      <w:r>
-        <w:rPr>
-          <w:rFonts w:ascii="TH Sarabun New" w:hAnsi="TH Sarabun New" w:cs="TH Sarabun New"/>
-          <w:sz w:val="32"/>
-          <w:szCs w:val="32"/>
-        </w:rPr>
-        <w:t xml:space="preserve">Fast Fourier Transform </w:t>
-      </w:r>
-      <w:r>
-        <w:rPr>
-          <w:rFonts w:ascii="TH Sarabun New" w:hAnsi="TH Sarabun New" w:cs="TH Sarabun New"/>
-          <w:sz w:val="32"/>
-          <w:szCs w:val="32"/>
-          <w:cs/>
-        </w:rPr>
-        <w:t xml:space="preserve">หรือ </w:t>
-      </w:r>
-      <w:r>
-        <w:rPr>
-          <w:rFonts w:ascii="TH Sarabun New" w:hAnsi="TH Sarabun New" w:cs="TH Sarabun New"/>
-          <w:sz w:val="32"/>
-          <w:szCs w:val="32"/>
-        </w:rPr>
-        <w:t xml:space="preserve">FFT) </w:t>
-      </w:r>
-      <w:r>
-        <w:rPr>
-          <w:rFonts w:ascii="TH Sarabun New" w:hAnsi="TH Sarabun New" w:cs="TH Sarabun New"/>
-          <w:sz w:val="32"/>
-          <w:szCs w:val="32"/>
-          <w:cs/>
-        </w:rPr>
-        <w:t xml:space="preserve">กับแต่ละส่วน เพื่อแปลงข้อมูลจากโดเมนเวลาไปสู่โดเมนความถี่ สเปกโทรแกรมก็คือพล็อตของค่า </w:t>
-      </w:r>
-      <w:r>
-        <w:rPr>
-          <w:rFonts w:ascii="TH Sarabun New" w:hAnsi="TH Sarabun New" w:cs="TH Sarabun New"/>
-          <w:sz w:val="32"/>
-          <w:szCs w:val="32"/>
-        </w:rPr>
-        <w:t xml:space="preserve">FFT </w:t>
-      </w:r>
-      <w:r>
-        <w:rPr>
-          <w:rFonts w:ascii="TH Sarabun New" w:hAnsi="TH Sarabun New" w:cs="TH Sarabun New"/>
-          <w:sz w:val="32"/>
-          <w:szCs w:val="32"/>
-          <w:cs/>
-        </w:rPr>
-        <w:t>ในแต่ละส่วนนั่นเอง พารามิเตอร์จำนวนเฟรม (</w:t>
-      </w:r>
-      <w:r>
-        <w:rPr>
-          <w:rFonts w:ascii="TH Sarabun New" w:hAnsi="TH Sarabun New" w:cs="TH Sarabun New"/>
-          <w:sz w:val="32"/>
-          <w:szCs w:val="32"/>
-        </w:rPr>
-        <w:t xml:space="preserve">Frame Count) </w:t>
-      </w:r>
-      <w:r>
-        <w:rPr>
-          <w:rFonts w:ascii="TH Sarabun New" w:hAnsi="TH Sarabun New" w:cs="TH Sarabun New"/>
-          <w:sz w:val="32"/>
-          <w:szCs w:val="32"/>
-          <w:cs/>
-        </w:rPr>
-        <w:t xml:space="preserve">จะเป็นตัวกำหนดจำนวนของ </w:t>
-      </w:r>
-      <w:r>
-        <w:rPr>
-          <w:rFonts w:ascii="TH Sarabun New" w:hAnsi="TH Sarabun New" w:cs="TH Sarabun New"/>
-          <w:sz w:val="32"/>
-          <w:szCs w:val="32"/>
-        </w:rPr>
-        <w:t xml:space="preserve">FFT </w:t>
-      </w:r>
-      <w:r>
-        <w:rPr>
-          <w:rFonts w:ascii="TH Sarabun New" w:hAnsi="TH Sarabun New" w:cs="TH Sarabun New"/>
-          <w:sz w:val="32"/>
-          <w:szCs w:val="32"/>
-          <w:cs/>
-        </w:rPr>
-        <w:t xml:space="preserve">ที่โปรแกรมใช้ในการสร้างสเปกโทรแกรม ซึ่งจะส่งผลถึงปริมาณของสัญญาณเวลาโดยรวมที่จะถูกแบ่งออกเป็น </w:t>
-      </w:r>
-      <w:r>
-        <w:rPr>
-          <w:rFonts w:ascii="TH Sarabun New" w:hAnsi="TH Sarabun New" w:cs="TH Sarabun New"/>
-          <w:sz w:val="32"/>
-          <w:szCs w:val="32"/>
-        </w:rPr>
-        <w:t xml:space="preserve">FFT </w:t>
-      </w:r>
-      <w:r>
-        <w:rPr>
-          <w:rFonts w:ascii="TH Sarabun New" w:hAnsi="TH Sarabun New" w:cs="TH Sarabun New"/>
-          <w:sz w:val="32"/>
-          <w:szCs w:val="32"/>
-          <w:cs/>
-        </w:rPr>
-        <w:t>ที่เป็นอิสระต่อกัน</w:t>
-      </w:r>
-      <w:r>
-        <w:rPr>
-          <w:rFonts w:ascii="TH Sarabun New" w:hAnsi="TH Sarabun New" w:cs="TH Sarabun New"/>
-          <w:sz w:val="32"/>
-          <w:szCs w:val="32"/>
-        </w:rPr>
-        <w:t xml:space="preserve"> </w:t>
-      </w:r>
-      <w:r>
-        <w:rPr>
-          <w:rFonts w:ascii="TH Sarabun New" w:hAnsi="TH Sarabun New" w:cs="TH Sarabun New"/>
-          <w:sz w:val="32"/>
-          <w:szCs w:val="32"/>
-          <w:cs/>
-        </w:rPr>
-        <w:t xml:space="preserve">ตัวอย่างเช่น เป็นไปได้ที่จะกำหนดสเปกโทรแกรมครอบคลุมระยะเวลา </w:t>
-      </w:r>
-      <w:r>
-        <w:rPr>
-          <w:rFonts w:ascii="TH Sarabun New" w:hAnsi="TH Sarabun New" w:cs="TH Sarabun New"/>
-          <w:sz w:val="32"/>
-          <w:szCs w:val="32"/>
-        </w:rPr>
-        <w:t xml:space="preserve">10 </w:t>
-      </w:r>
-      <w:r>
-        <w:rPr>
-          <w:rFonts w:ascii="TH Sarabun New" w:hAnsi="TH Sarabun New" w:cs="TH Sarabun New"/>
-          <w:sz w:val="32"/>
-          <w:szCs w:val="32"/>
-          <w:cs/>
-        </w:rPr>
-        <w:t xml:space="preserve">ชั่วโมงด้วยเฟรม </w:t>
-      </w:r>
-      <w:r>
-        <w:rPr>
-          <w:rFonts w:ascii="TH Sarabun New" w:hAnsi="TH Sarabun New" w:cs="TH Sarabun New"/>
-          <w:sz w:val="32"/>
-          <w:szCs w:val="32"/>
-        </w:rPr>
-        <w:t xml:space="preserve">FFT </w:t>
-      </w:r>
-      <w:r>
-        <w:rPr>
-          <w:rFonts w:ascii="TH Sarabun New" w:hAnsi="TH Sarabun New" w:cs="TH Sarabun New"/>
-          <w:sz w:val="32"/>
-          <w:szCs w:val="32"/>
-          <w:cs/>
-        </w:rPr>
-        <w:t xml:space="preserve">เพียง </w:t>
-      </w:r>
-      <w:r>
-        <w:rPr>
-          <w:rFonts w:ascii="TH Sarabun New" w:hAnsi="TH Sarabun New" w:cs="TH Sarabun New"/>
-          <w:sz w:val="32"/>
-          <w:szCs w:val="32"/>
-        </w:rPr>
-        <w:t xml:space="preserve">10 </w:t>
-      </w:r>
-      <w:r>
-        <w:rPr>
-          <w:rFonts w:ascii="TH Sarabun New" w:hAnsi="TH Sarabun New" w:cs="TH Sarabun New"/>
-          <w:sz w:val="32"/>
-          <w:szCs w:val="32"/>
-          <w:cs/>
-        </w:rPr>
-        <w:t xml:space="preserve">เฟรม อย่างไรก็ตาม มันจะทำให้เกิดช่องโหว่มากมายระหว่างการวิเคราะห์ </w:t>
-      </w:r>
-      <w:r>
-        <w:rPr>
-          <w:rFonts w:ascii="TH Sarabun New" w:hAnsi="TH Sarabun New" w:cs="TH Sarabun New"/>
-          <w:sz w:val="32"/>
-          <w:szCs w:val="32"/>
-        </w:rPr>
-        <w:t xml:space="preserve">FFT </w:t>
-      </w:r>
-      <w:r>
-        <w:rPr>
-          <w:rFonts w:ascii="TH Sarabun New" w:hAnsi="TH Sarabun New" w:cs="TH Sarabun New"/>
-          <w:sz w:val="32"/>
-          <w:szCs w:val="32"/>
-          <w:cs/>
-        </w:rPr>
-        <w:t xml:space="preserve">แต่ละครั้ง ในทางกลับกัน สเปกโทรแกรมระยะเวลา </w:t>
-      </w:r>
-      <w:r>
-        <w:rPr>
-          <w:rFonts w:ascii="TH Sarabun New" w:hAnsi="TH Sarabun New" w:cs="TH Sarabun New"/>
-          <w:sz w:val="32"/>
-          <w:szCs w:val="32"/>
-        </w:rPr>
-        <w:t xml:space="preserve">1 </w:t>
-      </w:r>
-      <w:r>
-        <w:rPr>
-          <w:rFonts w:ascii="TH Sarabun New" w:hAnsi="TH Sarabun New" w:cs="TH Sarabun New"/>
-          <w:sz w:val="32"/>
-          <w:szCs w:val="32"/>
-          <w:cs/>
-        </w:rPr>
-        <w:t xml:space="preserve">นาทีที่มี </w:t>
-      </w:r>
-      <w:r>
-        <w:rPr>
-          <w:rFonts w:ascii="TH Sarabun New" w:hAnsi="TH Sarabun New" w:cs="TH Sarabun New"/>
-          <w:sz w:val="32"/>
-          <w:szCs w:val="32"/>
-        </w:rPr>
-        <w:t xml:space="preserve">1,000 FFTs </w:t>
-      </w:r>
-      <w:r>
-        <w:rPr>
-          <w:rFonts w:ascii="TH Sarabun New" w:hAnsi="TH Sarabun New" w:cs="TH Sarabun New"/>
-          <w:sz w:val="32"/>
-          <w:szCs w:val="32"/>
-          <w:cs/>
-        </w:rPr>
-        <w:t>จะครอบคลุมตัวอย่างเวลาทั้งหมด โดยมีการซ้อนทับกันบางส่วน (</w:t>
-      </w:r>
-      <w:r>
-        <w:rPr>
-          <w:rFonts w:ascii="TH Sarabun New" w:hAnsi="TH Sarabun New" w:cs="TH Sarabun New"/>
-          <w:sz w:val="32"/>
-          <w:szCs w:val="32"/>
-        </w:rPr>
-        <w:t xml:space="preserve">Overlap) </w:t>
-      </w:r>
-      <w:r>
-        <w:rPr>
-          <w:rFonts w:ascii="TH Sarabun New" w:hAnsi="TH Sarabun New" w:cs="TH Sarabun New"/>
-          <w:sz w:val="32"/>
-          <w:szCs w:val="32"/>
-          <w:cs/>
-        </w:rPr>
-        <w:t>ระหว่างการวิเคราะห์</w:t>
-      </w:r>
+      <w:proofErr w:type="spellStart"/>
+      <w:r>
+        <w:rPr>
+          <w:rFonts w:ascii="TH Sarabun New" w:hAnsi="TH Sarabun New" w:cs="TH Sarabun New"/>
+          <w:b/>
+          <w:bCs/>
+          <w:sz w:val="32"/>
+          <w:szCs w:val="32"/>
+        </w:rPr>
+        <w:t>Spectogram</w:t>
+      </w:r>
+      <w:proofErr w:type="spellEnd"/>
     </w:p>
     <w:p>
       <w:pPr>
@@ -24855,6 +24553,329 @@
           <w:szCs w:val="32"/>
         </w:rPr>
       </w:pPr>
+      <w:r>
+        <w:rPr>
+          <w:rFonts w:ascii="TH Sarabun New" w:hAnsi="TH Sarabun New" w:cs="TH Sarabun New"/>
+          <w:sz w:val="32"/>
+          <w:szCs w:val="32"/>
+        </w:rPr>
+        <w:tab/>
+      </w:r>
+      <w:r>
+        <w:rPr>
+          <w:rFonts w:ascii="TH Sarabun New" w:hAnsi="TH Sarabun New" w:cs="TH Sarabun New"/>
+          <w:sz w:val="32"/>
+          <w:szCs w:val="32"/>
+          <w:cs/>
+        </w:rPr>
+        <w:t>กราฟที่แสดงความแรงของสัญญาณเมื่อเวลาผ่านไปสำหรับช่วงความถี่ที่กำหนด โดยจะใช้สเปกตรัมสีเพื่อชี้ให้เห็นถึงความถี่ที่สัญญาณมีพลังงานสูงสุด และแสดงการเปลี่ยนแปลงของพลังงานเมื่อเวลาผ่านไป</w:t>
+      </w:r>
+      <w:r>
+        <w:rPr>
+          <w:rFonts w:ascii="TH Sarabun New" w:hAnsi="TH Sarabun New" w:cs="TH Sarabun New"/>
+          <w:sz w:val="32"/>
+          <w:szCs w:val="32"/>
+        </w:rPr>
+        <w:t xml:space="preserve"> </w:t>
+      </w:r>
+      <w:r>
+        <w:rPr>
+          <w:rFonts w:ascii="TH Sarabun New" w:hAnsi="TH Sarabun New" w:cs="TH Sarabun New"/>
+          <w:sz w:val="32"/>
+          <w:szCs w:val="32"/>
+          <w:cs/>
+        </w:rPr>
+        <w:t>สำหรับสัญญาณความสั่นสะเทือน สเกลสีของสเปกโทรแกรมจะระบุความถี่ของจุดสูงสุดของแอมพลิจูด (</w:t>
+      </w:r>
+      <w:r>
+        <w:rPr>
+          <w:rFonts w:ascii="TH Sarabun New" w:hAnsi="TH Sarabun New" w:cs="TH Sarabun New"/>
+          <w:sz w:val="32"/>
+          <w:szCs w:val="32"/>
+        </w:rPr>
+        <w:t xml:space="preserve">Amplitude peaks) </w:t>
+      </w:r>
+      <w:r>
+        <w:rPr>
+          <w:rFonts w:ascii="TH Sarabun New" w:hAnsi="TH Sarabun New" w:cs="TH Sarabun New"/>
+          <w:sz w:val="32"/>
+          <w:szCs w:val="32"/>
+          <w:cs/>
+        </w:rPr>
+        <w:t>ของรูปคลื่นเมื่อเวลาผ่านไป สเปกโทรแกรมจะเชื่อมโยงค่าสูงสุดเข้ากับทั้งเวลาและความถี่ ซึ่งแตกต่างจากกราฟเวลาหรือกราฟความถี่ทั่วไป วิศวกรทดสอบการสั่นสะเทือนใช้สเปกโทรแกรมเพื่อวิเคราะห์องค์ประกอบความถี่ของรูปคลื่นแบบต่อเนื่อง เพื่อหาตำแหน่งของสัญญาณที่แรง และพิจารณาว่าพฤติกรรมการสั่นสะเทือนเปลี่ยนแปลงไปอย่างไรเมื่อเวลาผ่านไป</w:t>
+      </w:r>
+      <w:r>
+        <w:rPr>
+          <w:rFonts w:ascii="TH Sarabun New" w:hAnsi="TH Sarabun New" w:cs="TH Sarabun New"/>
+          <w:sz w:val="32"/>
+          <w:szCs w:val="32"/>
+        </w:rPr>
+        <w:t xml:space="preserve"> </w:t>
+      </w:r>
+      <w:r>
+        <w:rPr>
+          <w:rFonts w:ascii="TH Sarabun New" w:hAnsi="TH Sarabun New" w:cs="TH Sarabun New"/>
+          <w:sz w:val="32"/>
+          <w:szCs w:val="32"/>
+          <w:cs/>
+        </w:rPr>
+        <w:t>ในการสร้างสเปกโทรแกรม ซอฟต์แวร์วิเคราะห์สัญญาณจะแบ่งสัญญาณในโดเมนเวลา (</w:t>
+      </w:r>
+      <w:r>
+        <w:rPr>
+          <w:rFonts w:ascii="TH Sarabun New" w:hAnsi="TH Sarabun New" w:cs="TH Sarabun New"/>
+          <w:sz w:val="32"/>
+          <w:szCs w:val="32"/>
+        </w:rPr>
+        <w:t xml:space="preserve">Time-domain signal) </w:t>
+      </w:r>
+      <w:r>
+        <w:rPr>
+          <w:rFonts w:ascii="TH Sarabun New" w:hAnsi="TH Sarabun New" w:cs="TH Sarabun New"/>
+          <w:sz w:val="32"/>
+          <w:szCs w:val="32"/>
+          <w:cs/>
+        </w:rPr>
+        <w:t>ออกเป็นส่วนๆ ที่มีความยาวเท่ากัน จากนั้นจะใช้การแปลงฟูเรียร์อย่างเร็ว (</w:t>
+      </w:r>
+      <w:r>
+        <w:rPr>
+          <w:rFonts w:ascii="TH Sarabun New" w:hAnsi="TH Sarabun New" w:cs="TH Sarabun New"/>
+          <w:sz w:val="32"/>
+          <w:szCs w:val="32"/>
+        </w:rPr>
+        <w:t xml:space="preserve">Fast Fourier Transform </w:t>
+      </w:r>
+      <w:r>
+        <w:rPr>
+          <w:rFonts w:ascii="TH Sarabun New" w:hAnsi="TH Sarabun New" w:cs="TH Sarabun New"/>
+          <w:sz w:val="32"/>
+          <w:szCs w:val="32"/>
+          <w:cs/>
+        </w:rPr>
+        <w:t xml:space="preserve">หรือ </w:t>
+      </w:r>
+      <w:r>
+        <w:rPr>
+          <w:rFonts w:ascii="TH Sarabun New" w:hAnsi="TH Sarabun New" w:cs="TH Sarabun New"/>
+          <w:sz w:val="32"/>
+          <w:szCs w:val="32"/>
+        </w:rPr>
+        <w:t xml:space="preserve">FFT) </w:t>
+      </w:r>
+      <w:r>
+        <w:rPr>
+          <w:rFonts w:ascii="TH Sarabun New" w:hAnsi="TH Sarabun New" w:cs="TH Sarabun New"/>
+          <w:sz w:val="32"/>
+          <w:szCs w:val="32"/>
+          <w:cs/>
+        </w:rPr>
+        <w:t xml:space="preserve">กับแต่ละส่วน เพื่อแปลงข้อมูลจากโดเมนเวลาไปสู่โดเมนความถี่ สเปกโทรแกรมก็คือพล็อตของค่า </w:t>
+      </w:r>
+      <w:r>
+        <w:rPr>
+          <w:rFonts w:ascii="TH Sarabun New" w:hAnsi="TH Sarabun New" w:cs="TH Sarabun New"/>
+          <w:sz w:val="32"/>
+          <w:szCs w:val="32"/>
+        </w:rPr>
+        <w:t xml:space="preserve">FFT </w:t>
+      </w:r>
+      <w:r>
+        <w:rPr>
+          <w:rFonts w:ascii="TH Sarabun New" w:hAnsi="TH Sarabun New" w:cs="TH Sarabun New"/>
+          <w:sz w:val="32"/>
+          <w:szCs w:val="32"/>
+          <w:cs/>
+        </w:rPr>
+        <w:t>ในแต่ละส่วนนั่นเอง พารามิเตอร์จำนวนเฟรม (</w:t>
+      </w:r>
+      <w:r>
+        <w:rPr>
+          <w:rFonts w:ascii="TH Sarabun New" w:hAnsi="TH Sarabun New" w:cs="TH Sarabun New"/>
+          <w:sz w:val="32"/>
+          <w:szCs w:val="32"/>
+        </w:rPr>
+        <w:t xml:space="preserve">Frame Count) </w:t>
+      </w:r>
+      <w:r>
+        <w:rPr>
+          <w:rFonts w:ascii="TH Sarabun New" w:hAnsi="TH Sarabun New" w:cs="TH Sarabun New"/>
+          <w:sz w:val="32"/>
+          <w:szCs w:val="32"/>
+          <w:cs/>
+        </w:rPr>
+        <w:t xml:space="preserve">จะเป็นตัวกำหนดจำนวนของ </w:t>
+      </w:r>
+      <w:r>
+        <w:rPr>
+          <w:rFonts w:ascii="TH Sarabun New" w:hAnsi="TH Sarabun New" w:cs="TH Sarabun New"/>
+          <w:sz w:val="32"/>
+          <w:szCs w:val="32"/>
+        </w:rPr>
+        <w:t xml:space="preserve">FFT </w:t>
+      </w:r>
+      <w:r>
+        <w:rPr>
+          <w:rFonts w:ascii="TH Sarabun New" w:hAnsi="TH Sarabun New" w:cs="TH Sarabun New"/>
+          <w:sz w:val="32"/>
+          <w:szCs w:val="32"/>
+          <w:cs/>
+        </w:rPr>
+        <w:t xml:space="preserve">ที่โปรแกรมใช้ในการสร้างสเปกโทรแกรม ซึ่งจะส่งผลถึงปริมาณของสัญญาณเวลาโดยรวมที่จะถูกแบ่งออกเป็น </w:t>
+      </w:r>
+      <w:r>
+        <w:rPr>
+          <w:rFonts w:ascii="TH Sarabun New" w:hAnsi="TH Sarabun New" w:cs="TH Sarabun New"/>
+          <w:sz w:val="32"/>
+          <w:szCs w:val="32"/>
+        </w:rPr>
+        <w:t xml:space="preserve">FFT </w:t>
+      </w:r>
+      <w:r>
+        <w:rPr>
+          <w:rFonts w:ascii="TH Sarabun New" w:hAnsi="TH Sarabun New" w:cs="TH Sarabun New"/>
+          <w:sz w:val="32"/>
+          <w:szCs w:val="32"/>
+          <w:cs/>
+        </w:rPr>
+        <w:t>ที่เป็นอิสระต่อกัน</w:t>
+      </w:r>
+      <w:r>
+        <w:rPr>
+          <w:rFonts w:ascii="TH Sarabun New" w:hAnsi="TH Sarabun New" w:cs="TH Sarabun New"/>
+          <w:sz w:val="32"/>
+          <w:szCs w:val="32"/>
+        </w:rPr>
+        <w:t xml:space="preserve"> </w:t>
+      </w:r>
+      <w:r>
+        <w:rPr>
+          <w:rFonts w:ascii="TH Sarabun New" w:hAnsi="TH Sarabun New" w:cs="TH Sarabun New"/>
+          <w:sz w:val="32"/>
+          <w:szCs w:val="32"/>
+          <w:cs/>
+        </w:rPr>
+        <w:t xml:space="preserve">ตัวอย่างเช่น เป็นไปได้ที่จะกำหนดสเปกโทรแกรมครอบคลุมระยะเวลา </w:t>
+      </w:r>
+      <w:r>
+        <w:rPr>
+          <w:rFonts w:ascii="TH Sarabun New" w:hAnsi="TH Sarabun New" w:cs="TH Sarabun New"/>
+          <w:sz w:val="32"/>
+          <w:szCs w:val="32"/>
+        </w:rPr>
+        <w:t xml:space="preserve">10 </w:t>
+      </w:r>
+      <w:r>
+        <w:rPr>
+          <w:rFonts w:ascii="TH Sarabun New" w:hAnsi="TH Sarabun New" w:cs="TH Sarabun New"/>
+          <w:sz w:val="32"/>
+          <w:szCs w:val="32"/>
+          <w:cs/>
+        </w:rPr>
+        <w:t xml:space="preserve">ชั่วโมงด้วยเฟรม </w:t>
+      </w:r>
+      <w:r>
+        <w:rPr>
+          <w:rFonts w:ascii="TH Sarabun New" w:hAnsi="TH Sarabun New" w:cs="TH Sarabun New"/>
+          <w:sz w:val="32"/>
+          <w:szCs w:val="32"/>
+        </w:rPr>
+        <w:t xml:space="preserve">FFT </w:t>
+      </w:r>
+      <w:r>
+        <w:rPr>
+          <w:rFonts w:ascii="TH Sarabun New" w:hAnsi="TH Sarabun New" w:cs="TH Sarabun New"/>
+          <w:sz w:val="32"/>
+          <w:szCs w:val="32"/>
+          <w:cs/>
+        </w:rPr>
+        <w:t xml:space="preserve">เพียง </w:t>
+      </w:r>
+      <w:r>
+        <w:rPr>
+          <w:rFonts w:ascii="TH Sarabun New" w:hAnsi="TH Sarabun New" w:cs="TH Sarabun New"/>
+          <w:sz w:val="32"/>
+          <w:szCs w:val="32"/>
+        </w:rPr>
+        <w:t xml:space="preserve">10 </w:t>
+      </w:r>
+      <w:r>
+        <w:rPr>
+          <w:rFonts w:ascii="TH Sarabun New" w:hAnsi="TH Sarabun New" w:cs="TH Sarabun New"/>
+          <w:sz w:val="32"/>
+          <w:szCs w:val="32"/>
+          <w:cs/>
+        </w:rPr>
+        <w:t xml:space="preserve">เฟรม อย่างไรก็ตาม มันจะทำให้เกิดช่องโหว่มากมายระหว่างการวิเคราะห์ </w:t>
+      </w:r>
+      <w:r>
+        <w:rPr>
+          <w:rFonts w:ascii="TH Sarabun New" w:hAnsi="TH Sarabun New" w:cs="TH Sarabun New"/>
+          <w:sz w:val="32"/>
+          <w:szCs w:val="32"/>
+        </w:rPr>
+        <w:t xml:space="preserve">FFT </w:t>
+      </w:r>
+      <w:r>
+        <w:rPr>
+          <w:rFonts w:ascii="TH Sarabun New" w:hAnsi="TH Sarabun New" w:cs="TH Sarabun New"/>
+          <w:sz w:val="32"/>
+          <w:szCs w:val="32"/>
+          <w:cs/>
+        </w:rPr>
+        <w:t xml:space="preserve">แต่ละครั้ง ในทางกลับกัน สเปกโทรแกรมระยะเวลา </w:t>
+      </w:r>
+      <w:r>
+        <w:rPr>
+          <w:rFonts w:ascii="TH Sarabun New" w:hAnsi="TH Sarabun New" w:cs="TH Sarabun New"/>
+          <w:sz w:val="32"/>
+          <w:szCs w:val="32"/>
+        </w:rPr>
+        <w:t xml:space="preserve">1 </w:t>
+      </w:r>
+      <w:r>
+        <w:rPr>
+          <w:rFonts w:ascii="TH Sarabun New" w:hAnsi="TH Sarabun New" w:cs="TH Sarabun New"/>
+          <w:sz w:val="32"/>
+          <w:szCs w:val="32"/>
+          <w:cs/>
+        </w:rPr>
+        <w:t xml:space="preserve">นาทีที่มี </w:t>
+      </w:r>
+      <w:r>
+        <w:rPr>
+          <w:rFonts w:ascii="TH Sarabun New" w:hAnsi="TH Sarabun New" w:cs="TH Sarabun New"/>
+          <w:sz w:val="32"/>
+          <w:szCs w:val="32"/>
+        </w:rPr>
+        <w:t xml:space="preserve">1,000 FFTs </w:t>
+      </w:r>
+      <w:r>
+        <w:rPr>
+          <w:rFonts w:ascii="TH Sarabun New" w:hAnsi="TH Sarabun New" w:cs="TH Sarabun New"/>
+          <w:sz w:val="32"/>
+          <w:szCs w:val="32"/>
+          <w:cs/>
+        </w:rPr>
+        <w:t>จะครอบคลุมตัวอย่างเวลาทั้งหมด โดยมีการซ้อนทับกันบางส่วน (</w:t>
+      </w:r>
+      <w:r>
+        <w:rPr>
+          <w:rFonts w:ascii="TH Sarabun New" w:hAnsi="TH Sarabun New" w:cs="TH Sarabun New"/>
+          <w:sz w:val="32"/>
+          <w:szCs w:val="32"/>
+        </w:rPr>
+        <w:t xml:space="preserve">Overlap) </w:t>
+      </w:r>
+      <w:r>
+        <w:rPr>
+          <w:rFonts w:ascii="TH Sarabun New" w:hAnsi="TH Sarabun New" w:cs="TH Sarabun New"/>
+          <w:sz w:val="32"/>
+          <w:szCs w:val="32"/>
+          <w:cs/>
+        </w:rPr>
+        <w:t>ระหว่างการวิเคราะห์</w:t>
+      </w:r>
     </w:p>
     <w:p>
       <w:pPr>
@@ -25047,7 +25068,7 @@
           <w:sz w:val="32"/>
           <w:szCs w:val="32"/>
         </w:rPr>
-        <w:t>6</w:t>
+        <w:t>10</w:t>
       </w:r>
       <w:r>
         <w:rPr>
@@ -25150,6 +25171,14 @@
           <w:rFonts w:ascii="TH Sarabun New" w:hAnsi="TH Sarabun New" w:cs="TH Sarabun New"/>
           <w:sz w:val="32"/>
           <w:szCs w:val="32"/>
+        </w:rPr>
+        <w:tab/>
+      </w:r>
+      <w:r>
+        <w:rPr>
+          <w:rFonts w:ascii="TH Sarabun New" w:hAnsi="TH Sarabun New" w:cs="TH Sarabun New"/>
+          <w:sz w:val="32"/>
+          <w:szCs w:val="32"/>
           <w:cs/>
         </w:rPr>
         <w:t>การหลอมรวมระหว่างเทคโนโลยีปัญญาประดิษฐ์ (</w:t>
@@ -25383,7 +25412,7 @@
           <w:sz w:val="32"/>
           <w:szCs w:val="32"/>
         </w:rPr>
-        <w:t>6</w:t>
+        <w:t>10</w:t>
       </w:r>
       <w:r>
         <w:rPr>
@@ -25437,6 +25466,391 @@
           <w:szCs w:val="32"/>
         </w:rPr>
         <w:t xml:space="preserve"> Architectures)</w:t>
+      </w:r>
+    </w:p>
+    <w:p>
+      <w:pPr>
+        <w:tabs>
+          <w:tab w:val="left" w:pos="567"/>
+          <w:tab w:val="left" w:pos="851"/>
+          <w:tab w:val="left" w:pos="1134"/>
+          <w:tab w:val="left" w:pos="1276"/>
+          <w:tab w:val="left" w:pos="1418"/>
+          <w:tab w:val="left" w:pos="1701"/>
+        </w:tabs>
+        <w:spacing w:after="0" w:line="240" w:lineRule="auto"/>
+        <w:jc w:val="thaiDistribute"/>
+        <w:rPr>
+          <w:rFonts w:ascii="TH Sarabun New" w:hAnsi="TH Sarabun New" w:cs="TH Sarabun New"/>
+          <w:sz w:val="32"/>
+          <w:szCs w:val="32"/>
+        </w:rPr>
+      </w:pPr>
+      <w:r>
+        <w:rPr>
+          <w:rFonts w:ascii="TH Sarabun New" w:hAnsi="TH Sarabun New" w:cs="TH Sarabun New"/>
+          <w:sz w:val="32"/>
+          <w:szCs w:val="32"/>
+        </w:rPr>
+        <w:tab/>
+      </w:r>
+      <w:r>
+        <w:rPr>
+          <w:rFonts w:ascii="TH Sarabun New" w:hAnsi="TH Sarabun New" w:cs="TH Sarabun New"/>
+          <w:sz w:val="32"/>
+          <w:szCs w:val="32"/>
+        </w:rPr>
+        <w:tab/>
+      </w:r>
+      <w:r>
+        <w:rPr>
+          <w:rFonts w:ascii="TH Sarabun New" w:hAnsi="TH Sarabun New" w:cs="TH Sarabun New"/>
+          <w:sz w:val="32"/>
+          <w:szCs w:val="32"/>
+        </w:rPr>
+        <w:tab/>
+      </w:r>
+      <w:r>
+        <w:rPr>
+          <w:rFonts w:ascii="TH Sarabun New" w:hAnsi="TH Sarabun New" w:cs="TH Sarabun New"/>
+          <w:sz w:val="32"/>
+          <w:szCs w:val="32"/>
+        </w:rPr>
+        <w:tab/>
+      </w:r>
+      <w:r>
+        <w:rPr>
+          <w:rFonts w:ascii="TH Sarabun New" w:hAnsi="TH Sarabun New" w:cs="TH Sarabun New"/>
+          <w:sz w:val="32"/>
+          <w:szCs w:val="32"/>
+          <w:cs/>
+        </w:rPr>
+        <w:t xml:space="preserve">ระบบ </w:t>
+      </w:r>
+      <w:proofErr w:type="spellStart"/>
+      <w:r>
+        <w:rPr>
+          <w:rFonts w:ascii="TH Sarabun New" w:hAnsi="TH Sarabun New" w:cs="TH Sarabun New"/>
+          <w:sz w:val="32"/>
+          <w:szCs w:val="32"/>
+        </w:rPr>
+        <w:t>AIoT</w:t>
+      </w:r>
+      <w:proofErr w:type="spellEnd"/>
+      <w:r>
+        <w:rPr>
+          <w:rFonts w:ascii="TH Sarabun New" w:hAnsi="TH Sarabun New" w:cs="TH Sarabun New"/>
+          <w:sz w:val="32"/>
+          <w:szCs w:val="32"/>
+        </w:rPr>
+        <w:t xml:space="preserve"> </w:t>
+      </w:r>
+      <w:r>
+        <w:rPr>
+          <w:rFonts w:ascii="TH Sarabun New" w:hAnsi="TH Sarabun New" w:cs="TH Sarabun New"/>
+          <w:sz w:val="32"/>
+          <w:szCs w:val="32"/>
+          <w:cs/>
+        </w:rPr>
+        <w:t>สมัยใหม่ถูกออกแบบภายใต้สถาปัตยกรรมแบบลำดับชั้นและการประมวลผลแบบกระจายตัว (</w:t>
+      </w:r>
+      <w:r>
+        <w:rPr>
+          <w:rFonts w:ascii="TH Sarabun New" w:hAnsi="TH Sarabun New" w:cs="TH Sarabun New"/>
+          <w:sz w:val="32"/>
+          <w:szCs w:val="32"/>
+        </w:rPr>
+        <w:t xml:space="preserve">Hybrid and Distributed Architectures) </w:t>
+      </w:r>
+      <w:r>
+        <w:rPr>
+          <w:rFonts w:ascii="TH Sarabun New" w:hAnsi="TH Sarabun New" w:cs="TH Sarabun New"/>
+          <w:sz w:val="32"/>
+          <w:szCs w:val="32"/>
+          <w:cs/>
+        </w:rPr>
+        <w:t>เพื่อแก้ไขปัญหาคอขวดด้านความหน่วง (</w:t>
+      </w:r>
+      <w:r>
+        <w:rPr>
+          <w:rFonts w:ascii="TH Sarabun New" w:hAnsi="TH Sarabun New" w:cs="TH Sarabun New"/>
+          <w:sz w:val="32"/>
+          <w:szCs w:val="32"/>
+        </w:rPr>
+        <w:t xml:space="preserve">Latency) </w:t>
+      </w:r>
+      <w:r>
+        <w:rPr>
+          <w:rFonts w:ascii="TH Sarabun New" w:hAnsi="TH Sarabun New" w:cs="TH Sarabun New"/>
+          <w:sz w:val="32"/>
+          <w:szCs w:val="32"/>
+          <w:cs/>
+        </w:rPr>
+        <w:t>แบนด์วิดท์ และความเป็นส่วนตัวของข้อมูล ซึ่งประกอบด้วยชั้นหลักดังนี้</w:t>
+      </w:r>
+    </w:p>
+    <w:p>
+      <w:pPr>
+        <w:tabs>
+          <w:tab w:val="left" w:pos="567"/>
+          <w:tab w:val="left" w:pos="851"/>
+          <w:tab w:val="left" w:pos="1134"/>
+          <w:tab w:val="left" w:pos="1276"/>
+          <w:tab w:val="left" w:pos="1418"/>
+          <w:tab w:val="left" w:pos="1701"/>
+        </w:tabs>
+        <w:spacing w:after="0" w:line="240" w:lineRule="auto"/>
+        <w:jc w:val="thaiDistribute"/>
+        <w:rPr>
+          <w:rFonts w:ascii="TH Sarabun New" w:hAnsi="TH Sarabun New" w:cs="TH Sarabun New"/>
+          <w:sz w:val="32"/>
+          <w:szCs w:val="32"/>
+        </w:rPr>
+      </w:pPr>
+      <w:r>
+        <w:rPr>
+          <w:rFonts w:ascii="TH Sarabun New" w:hAnsi="TH Sarabun New" w:cs="TH Sarabun New"/>
+          <w:sz w:val="32"/>
+          <w:szCs w:val="32"/>
+        </w:rPr>
+        <w:tab/>
+      </w:r>
+      <w:r>
+        <w:rPr>
+          <w:rFonts w:ascii="TH Sarabun New" w:hAnsi="TH Sarabun New" w:cs="TH Sarabun New"/>
+          <w:sz w:val="32"/>
+          <w:szCs w:val="32"/>
+        </w:rPr>
+        <w:tab/>
+      </w:r>
+      <w:r>
+        <w:rPr>
+          <w:rFonts w:ascii="TH Sarabun New" w:hAnsi="TH Sarabun New" w:cs="TH Sarabun New"/>
+          <w:sz w:val="32"/>
+          <w:szCs w:val="32"/>
+        </w:rPr>
+        <w:tab/>
+      </w:r>
+      <w:r>
+        <w:rPr>
+          <w:rFonts w:ascii="TH Sarabun New" w:hAnsi="TH Sarabun New" w:cs="TH Sarabun New"/>
+          <w:sz w:val="32"/>
+          <w:szCs w:val="32"/>
+        </w:rPr>
+        <w:tab/>
+      </w:r>
+      <w:r>
+        <w:rPr>
+          <w:rFonts w:ascii="TH Sarabun New" w:hAnsi="TH Sarabun New" w:cs="TH Sarabun New"/>
+          <w:sz w:val="32"/>
+          <w:szCs w:val="32"/>
+        </w:rPr>
+        <w:t xml:space="preserve">1) </w:t>
+      </w:r>
+      <w:r>
+        <w:rPr>
+          <w:rFonts w:ascii="TH Sarabun New" w:hAnsi="TH Sarabun New" w:cs="TH Sarabun New"/>
+          <w:sz w:val="32"/>
+          <w:szCs w:val="32"/>
+          <w:cs/>
+        </w:rPr>
+        <w:t>ชั้นการรับรู้และการตรวจวัด (</w:t>
+      </w:r>
+      <w:r>
+        <w:rPr>
+          <w:rFonts w:ascii="TH Sarabun New" w:hAnsi="TH Sarabun New" w:cs="TH Sarabun New"/>
+          <w:sz w:val="32"/>
+          <w:szCs w:val="32"/>
+        </w:rPr>
+        <w:t>Perception / Sensing Layer)</w:t>
+      </w:r>
+      <w:r>
+        <w:rPr>
+          <w:rFonts w:ascii="TH Sarabun New" w:hAnsi="TH Sarabun New" w:cs="TH Sarabun New"/>
+          <w:sz w:val="32"/>
+          <w:szCs w:val="32"/>
+        </w:rPr>
+        <w:t xml:space="preserve"> </w:t>
+      </w:r>
+      <w:r>
+        <w:rPr>
+          <w:rFonts w:ascii="TH Sarabun New" w:hAnsi="TH Sarabun New" w:cs="TH Sarabun New"/>
+          <w:sz w:val="32"/>
+          <w:szCs w:val="32"/>
+          <w:cs/>
+        </w:rPr>
+        <w:t xml:space="preserve">ประกอบด้วยอุปกรณ์ </w:t>
+      </w:r>
+      <w:r>
+        <w:rPr>
+          <w:rFonts w:ascii="TH Sarabun New" w:hAnsi="TH Sarabun New" w:cs="TH Sarabun New"/>
+          <w:sz w:val="32"/>
+          <w:szCs w:val="32"/>
+        </w:rPr>
+        <w:t xml:space="preserve">IoT </w:t>
+      </w:r>
+      <w:r>
+        <w:rPr>
+          <w:rFonts w:ascii="TH Sarabun New" w:hAnsi="TH Sarabun New" w:cs="TH Sarabun New"/>
+          <w:sz w:val="32"/>
+          <w:szCs w:val="32"/>
+          <w:cs/>
+        </w:rPr>
+        <w:t xml:space="preserve">ฮาร์ดแวร์ไมโครคอนโทรลเลอร์ และเซนเซอร์ตรวจวัดทางกายภาพ ทำหน้าที่เก็บข้อมูลดิบจากสิ่งแวดล้อม เช่น ข้อมูลคลื่นวิทยุ </w:t>
+      </w:r>
+      <w:r>
+        <w:rPr>
+          <w:rFonts w:ascii="TH Sarabun New" w:hAnsi="TH Sarabun New" w:cs="TH Sarabun New"/>
+          <w:sz w:val="32"/>
+          <w:szCs w:val="32"/>
+        </w:rPr>
+        <w:t xml:space="preserve">CSI </w:t>
+      </w:r>
+      <w:r>
+        <w:rPr>
+          <w:rFonts w:ascii="TH Sarabun New" w:hAnsi="TH Sarabun New" w:cs="TH Sarabun New"/>
+          <w:sz w:val="32"/>
+          <w:szCs w:val="32"/>
+          <w:cs/>
+        </w:rPr>
+        <w:t>หรือสัญญาณการเคลื่อนไหว</w:t>
+      </w:r>
+    </w:p>
+    <w:p>
+      <w:pPr>
+        <w:tabs>
+          <w:tab w:val="left" w:pos="567"/>
+          <w:tab w:val="left" w:pos="851"/>
+          <w:tab w:val="left" w:pos="1134"/>
+          <w:tab w:val="left" w:pos="1276"/>
+          <w:tab w:val="left" w:pos="1418"/>
+          <w:tab w:val="left" w:pos="1701"/>
+        </w:tabs>
+        <w:spacing w:after="0" w:line="240" w:lineRule="auto"/>
+        <w:jc w:val="thaiDistribute"/>
+        <w:rPr>
+          <w:rFonts w:ascii="TH Sarabun New" w:hAnsi="TH Sarabun New" w:cs="TH Sarabun New"/>
+          <w:sz w:val="32"/>
+          <w:szCs w:val="32"/>
+        </w:rPr>
+      </w:pPr>
+      <w:r>
+        <w:rPr>
+          <w:rFonts w:ascii="TH Sarabun New" w:hAnsi="TH Sarabun New" w:cs="TH Sarabun New"/>
+          <w:sz w:val="32"/>
+          <w:szCs w:val="32"/>
+        </w:rPr>
+        <w:tab/>
+      </w:r>
+      <w:r>
+        <w:rPr>
+          <w:rFonts w:ascii="TH Sarabun New" w:hAnsi="TH Sarabun New" w:cs="TH Sarabun New"/>
+          <w:sz w:val="32"/>
+          <w:szCs w:val="32"/>
+        </w:rPr>
+        <w:tab/>
+      </w:r>
+      <w:r>
+        <w:rPr>
+          <w:rFonts w:ascii="TH Sarabun New" w:hAnsi="TH Sarabun New" w:cs="TH Sarabun New"/>
+          <w:sz w:val="32"/>
+          <w:szCs w:val="32"/>
+        </w:rPr>
+        <w:tab/>
+      </w:r>
+      <w:r>
+        <w:rPr>
+          <w:rFonts w:ascii="TH Sarabun New" w:hAnsi="TH Sarabun New" w:cs="TH Sarabun New"/>
+          <w:sz w:val="32"/>
+          <w:szCs w:val="32"/>
+        </w:rPr>
+        <w:tab/>
+      </w:r>
+      <w:r>
+        <w:rPr>
+          <w:rFonts w:ascii="TH Sarabun New" w:hAnsi="TH Sarabun New" w:cs="TH Sarabun New"/>
+          <w:sz w:val="32"/>
+          <w:szCs w:val="32"/>
+        </w:rPr>
+        <w:t xml:space="preserve">2) </w:t>
+      </w:r>
+      <w:r>
+        <w:rPr>
+          <w:rFonts w:ascii="TH Sarabun New" w:hAnsi="TH Sarabun New" w:cs="TH Sarabun New"/>
+          <w:sz w:val="32"/>
+          <w:szCs w:val="32"/>
+          <w:cs/>
+        </w:rPr>
+        <w:t>ชั้นเครือข่ายและการส่งผ่านข้อมูล (</w:t>
+      </w:r>
+      <w:r>
+        <w:rPr>
+          <w:rFonts w:ascii="TH Sarabun New" w:hAnsi="TH Sarabun New" w:cs="TH Sarabun New"/>
+          <w:sz w:val="32"/>
+          <w:szCs w:val="32"/>
+        </w:rPr>
+        <w:t>Network &amp; Transmission Layer)</w:t>
+      </w:r>
+      <w:r>
+        <w:rPr>
+          <w:rFonts w:ascii="TH Sarabun New" w:hAnsi="TH Sarabun New" w:cs="TH Sarabun New"/>
+          <w:sz w:val="32"/>
+          <w:szCs w:val="32"/>
+        </w:rPr>
+        <w:t xml:space="preserve"> </w:t>
+      </w:r>
+      <w:r>
+        <w:rPr>
+          <w:rFonts w:ascii="TH Sarabun New" w:hAnsi="TH Sarabun New" w:cs="TH Sarabun New"/>
+          <w:sz w:val="32"/>
+          <w:szCs w:val="32"/>
+          <w:cs/>
+        </w:rPr>
+        <w:t xml:space="preserve">ใช้โปรโตคอลการสื่อสารที่มีน้ำหนักเบาและประหยัดพลังงาน (เช่น </w:t>
+      </w:r>
+      <w:r>
+        <w:rPr>
+          <w:rFonts w:ascii="TH Sarabun New" w:hAnsi="TH Sarabun New" w:cs="TH Sarabun New"/>
+          <w:sz w:val="32"/>
+          <w:szCs w:val="32"/>
+        </w:rPr>
+        <w:t xml:space="preserve">MQTT, CoAP, AMQP) </w:t>
+      </w:r>
+      <w:r>
+        <w:rPr>
+          <w:rFonts w:ascii="TH Sarabun New" w:hAnsi="TH Sarabun New" w:cs="TH Sarabun New"/>
+          <w:sz w:val="32"/>
+          <w:szCs w:val="32"/>
+          <w:cs/>
+        </w:rPr>
+        <w:t xml:space="preserve">ร่วมกับเทคโนโลยีเครือข่ายไร้สายความเร็วสูง (เช่น </w:t>
+      </w:r>
+      <w:proofErr w:type="spellStart"/>
+      <w:r>
+        <w:rPr>
+          <w:rFonts w:ascii="TH Sarabun New" w:hAnsi="TH Sarabun New" w:cs="TH Sarabun New"/>
+          <w:sz w:val="32"/>
+          <w:szCs w:val="32"/>
+        </w:rPr>
+        <w:t>WiFi</w:t>
+      </w:r>
+      <w:proofErr w:type="spellEnd"/>
+      <w:r>
+        <w:rPr>
+          <w:rFonts w:ascii="TH Sarabun New" w:hAnsi="TH Sarabun New" w:cs="TH Sarabun New"/>
+          <w:sz w:val="32"/>
+          <w:szCs w:val="32"/>
+        </w:rPr>
+        <w:t xml:space="preserve">, 5G/6G) </w:t>
+      </w:r>
+      <w:r>
+        <w:rPr>
+          <w:rFonts w:ascii="TH Sarabun New" w:hAnsi="TH Sarabun New" w:cs="TH Sarabun New"/>
+          <w:sz w:val="32"/>
+          <w:szCs w:val="32"/>
+          <w:cs/>
+        </w:rPr>
+        <w:t>เพื่อส่งผ่านข้อมูลแบบเรียลไทม์ด้วยความหน่วงต่ำและมีความน่าเชื่อถือสูง</w:t>
       </w:r>
     </w:p>
     <w:p>
@@ -25456,100 +25870,6 @@
           <w:szCs w:val="32"/>
         </w:rPr>
       </w:pPr>
-      <w:r>
-        <w:rPr>
-          <w:rFonts w:ascii="TH Sarabun New" w:hAnsi="TH Sarabun New" w:cs="TH Sarabun New"/>
-          <w:sz w:val="32"/>
-          <w:szCs w:val="32"/>
-        </w:rPr>
-        <w:tab/>
-      </w:r>
-      <w:r>
-        <w:rPr>
-          <w:rFonts w:ascii="TH Sarabun New" w:hAnsi="TH Sarabun New" w:cs="TH Sarabun New"/>
-          <w:sz w:val="32"/>
-          <w:szCs w:val="32"/>
-        </w:rPr>
-        <w:tab/>
-      </w:r>
-      <w:r>
-        <w:rPr>
-          <w:rFonts w:ascii="TH Sarabun New" w:hAnsi="TH Sarabun New" w:cs="TH Sarabun New"/>
-          <w:sz w:val="32"/>
-          <w:szCs w:val="32"/>
-        </w:rPr>
-        <w:tab/>
-      </w:r>
-      <w:r>
-        <w:rPr>
-          <w:rFonts w:ascii="TH Sarabun New" w:hAnsi="TH Sarabun New" w:cs="TH Sarabun New"/>
-          <w:sz w:val="32"/>
-          <w:szCs w:val="32"/>
-          <w:cs/>
-        </w:rPr>
-        <w:t xml:space="preserve">ระบบ </w:t>
-      </w:r>
-      <w:proofErr w:type="spellStart"/>
-      <w:r>
-        <w:rPr>
-          <w:rFonts w:ascii="TH Sarabun New" w:hAnsi="TH Sarabun New" w:cs="TH Sarabun New"/>
-          <w:sz w:val="32"/>
-          <w:szCs w:val="32"/>
-        </w:rPr>
-        <w:t>AIoT</w:t>
-      </w:r>
-      <w:proofErr w:type="spellEnd"/>
-      <w:r>
-        <w:rPr>
-          <w:rFonts w:ascii="TH Sarabun New" w:hAnsi="TH Sarabun New" w:cs="TH Sarabun New"/>
-          <w:sz w:val="32"/>
-          <w:szCs w:val="32"/>
-        </w:rPr>
-        <w:t xml:space="preserve"> </w:t>
-      </w:r>
-      <w:r>
-        <w:rPr>
-          <w:rFonts w:ascii="TH Sarabun New" w:hAnsi="TH Sarabun New" w:cs="TH Sarabun New"/>
-          <w:sz w:val="32"/>
-          <w:szCs w:val="32"/>
-          <w:cs/>
-        </w:rPr>
-        <w:t>สมัยใหม่ถูกออกแบบภายใต้สถาปัตยกรรมแบบลำดับชั้นและการประมวลผลแบบกระจายตัว (</w:t>
-      </w:r>
-      <w:r>
-        <w:rPr>
-          <w:rFonts w:ascii="TH Sarabun New" w:hAnsi="TH Sarabun New" w:cs="TH Sarabun New"/>
-          <w:sz w:val="32"/>
-          <w:szCs w:val="32"/>
-        </w:rPr>
-        <w:t xml:space="preserve">Hybrid and Distributed Architectures) </w:t>
-      </w:r>
-      <w:r>
-        <w:rPr>
-          <w:rFonts w:ascii="TH Sarabun New" w:hAnsi="TH Sarabun New" w:cs="TH Sarabun New"/>
-          <w:sz w:val="32"/>
-          <w:szCs w:val="32"/>
-          <w:cs/>
-        </w:rPr>
-        <w:t>เพื่อแก้ไขปัญหาคอขวดด้านความหน่วง (</w:t>
-      </w:r>
-      <w:r>
-        <w:rPr>
-          <w:rFonts w:ascii="TH Sarabun New" w:hAnsi="TH Sarabun New" w:cs="TH Sarabun New"/>
-          <w:sz w:val="32"/>
-          <w:szCs w:val="32"/>
-        </w:rPr>
-        <w:t xml:space="preserve">Latency) </w:t>
-      </w:r>
-      <w:r>
-        <w:rPr>
-          <w:rFonts w:ascii="TH Sarabun New" w:hAnsi="TH Sarabun New" w:cs="TH Sarabun New"/>
-          <w:sz w:val="32"/>
-          <w:szCs w:val="32"/>
-          <w:cs/>
-        </w:rPr>
-        <w:t>แบนด์วิดท์ และความเป็นส่วนตัวของข้อมูล ซึ่งประกอบด้วยชั้นหลักดังนี้</w:t>
-      </w:r>
     </w:p>
     <w:p>
       <w:pPr>
@@ -25568,99 +25888,6 @@
           <w:szCs w:val="32"/>
         </w:rPr>
       </w:pPr>
-      <w:r>
-        <w:rPr>
-          <w:rFonts w:ascii="TH Sarabun New" w:hAnsi="TH Sarabun New" w:cs="TH Sarabun New"/>
-          <w:sz w:val="32"/>
-          <w:szCs w:val="32"/>
-        </w:rPr>
-        <w:tab/>
-      </w:r>
-      <w:r>
-        <w:rPr>
-          <w:rFonts w:ascii="TH Sarabun New" w:hAnsi="TH Sarabun New" w:cs="TH Sarabun New"/>
-          <w:sz w:val="32"/>
-          <w:szCs w:val="32"/>
-        </w:rPr>
-        <w:tab/>
-      </w:r>
-      <w:r>
-        <w:rPr>
-          <w:rFonts w:ascii="TH Sarabun New" w:hAnsi="TH Sarabun New" w:cs="TH Sarabun New"/>
-          <w:sz w:val="32"/>
-          <w:szCs w:val="32"/>
-        </w:rPr>
-        <w:tab/>
-        <w:t xml:space="preserve">1) </w:t>
-      </w:r>
-      <w:r>
-        <w:rPr>
-          <w:rFonts w:ascii="TH Sarabun New" w:hAnsi="TH Sarabun New" w:cs="TH Sarabun New"/>
-          <w:sz w:val="32"/>
-          <w:szCs w:val="32"/>
-          <w:cs/>
-        </w:rPr>
-        <w:t>ชั้นการรับรู้และการตรวจวัด (</w:t>
-      </w:r>
-      <w:r>
-        <w:rPr>
-          <w:rFonts w:ascii="TH Sarabun New" w:hAnsi="TH Sarabun New" w:cs="TH Sarabun New"/>
-          <w:sz w:val="32"/>
-          <w:szCs w:val="32"/>
-        </w:rPr>
-        <w:t>Perception / Sensing Layer)</w:t>
-      </w:r>
-      <w:r>
-        <w:rPr>
-          <w:rFonts w:ascii="TH Sarabun New" w:hAnsi="TH Sarabun New" w:cs="TH Sarabun New"/>
-          <w:sz w:val="32"/>
-          <w:szCs w:val="32"/>
-        </w:rPr>
-        <w:t xml:space="preserve"> </w:t>
-      </w:r>
-      <w:r>
-        <w:rPr>
-          <w:rFonts w:ascii="TH Sarabun New" w:hAnsi="TH Sarabun New" w:cs="TH Sarabun New"/>
-          <w:sz w:val="32"/>
-          <w:szCs w:val="32"/>
-          <w:cs/>
-        </w:rPr>
-        <w:t xml:space="preserve">ประกอบด้วยอุปกรณ์ </w:t>
-      </w:r>
-      <w:r>
-        <w:rPr>
-          <w:rFonts w:ascii="TH Sarabun New" w:hAnsi="TH Sarabun New" w:cs="TH Sarabun New"/>
-          <w:sz w:val="32"/>
-          <w:szCs w:val="32"/>
-        </w:rPr>
-        <w:t xml:space="preserve">IoT </w:t>
-      </w:r>
-      <w:r>
-        <w:rPr>
-          <w:rFonts w:ascii="TH Sarabun New" w:hAnsi="TH Sarabun New" w:cs="TH Sarabun New"/>
-          <w:sz w:val="32"/>
-          <w:szCs w:val="32"/>
-          <w:cs/>
-        </w:rPr>
-        <w:t xml:space="preserve">ฮาร์ดแวร์ไมโครคอนโทรลเลอร์ และเซนเซอร์ตรวจวัดทางกายภาพ ทำหน้าที่เก็บข้อมูลดิบจากสิ่งแวดล้อม เช่น ข้อมูลคลื่นวิทยุ </w:t>
-      </w:r>
-      <w:r>
-        <w:rPr>
-          <w:rFonts w:ascii="TH Sarabun New" w:hAnsi="TH Sarabun New" w:cs="TH Sarabun New"/>
-          <w:sz w:val="32"/>
-          <w:szCs w:val="32"/>
-        </w:rPr>
-        <w:t xml:space="preserve">CSI </w:t>
-      </w:r>
-      <w:r>
-        <w:rPr>
-          <w:rFonts w:ascii="TH Sarabun New" w:hAnsi="TH Sarabun New" w:cs="TH Sarabun New"/>
-          <w:sz w:val="32"/>
-          <w:szCs w:val="32"/>
-          <w:cs/>
-        </w:rPr>
-        <w:t>หรือสัญญาณการเคลื่อนไหว</w:t>
-      </w:r>
     </w:p>
     <w:p>
       <w:pPr>
@@ -25668,6 +25895,7 @@
           <w:tab w:val="left" w:pos="567"/>
           <w:tab w:val="left" w:pos="851"/>
           <w:tab w:val="left" w:pos="1134"/>
+          <w:tab w:val="left" w:pos="1276"/>
           <w:tab w:val="left" w:pos="1418"/>
           <w:tab w:val="left" w:pos="1701"/>
         </w:tabs>
@@ -25685,6 +25913,7 @@
           <w:sz w:val="32"/>
           <w:szCs w:val="32"/>
         </w:rPr>
+        <w:lastRenderedPageBreak/>
         <w:tab/>
       </w:r>
       <w:r>
@@ -25702,104 +25931,7 @@
           <w:szCs w:val="32"/>
         </w:rPr>
         <w:tab/>
-        <w:t xml:space="preserve">2) </w:t>
-      </w:r>
-      <w:r>
-        <w:rPr>
-          <w:rFonts w:ascii="TH Sarabun New" w:hAnsi="TH Sarabun New" w:cs="TH Sarabun New"/>
-          <w:sz w:val="32"/>
-          <w:szCs w:val="32"/>
-          <w:cs/>
-        </w:rPr>
-        <w:t>ชั้นเครือข่ายและการส่งผ่านข้อมูล (</w:t>
-      </w:r>
-      <w:r>
-        <w:rPr>
-          <w:rFonts w:ascii="TH Sarabun New" w:hAnsi="TH Sarabun New" w:cs="TH Sarabun New"/>
-          <w:sz w:val="32"/>
-          <w:szCs w:val="32"/>
-        </w:rPr>
-        <w:t>Network &amp; Transmission Layer)</w:t>
-      </w:r>
-      <w:r>
-        <w:rPr>
-          <w:rFonts w:ascii="TH Sarabun New" w:hAnsi="TH Sarabun New" w:cs="TH Sarabun New"/>
-          <w:sz w:val="32"/>
-          <w:szCs w:val="32"/>
-        </w:rPr>
-        <w:t xml:space="preserve"> </w:t>
-      </w:r>
-      <w:r>
-        <w:rPr>
-          <w:rFonts w:ascii="TH Sarabun New" w:hAnsi="TH Sarabun New" w:cs="TH Sarabun New"/>
-          <w:sz w:val="32"/>
-          <w:szCs w:val="32"/>
-          <w:cs/>
-        </w:rPr>
-        <w:t xml:space="preserve">ใช้โปรโตคอลการสื่อสารที่มีน้ำหนักเบาและประหยัดพลังงาน (เช่น </w:t>
-      </w:r>
-      <w:r>
-        <w:rPr>
-          <w:rFonts w:ascii="TH Sarabun New" w:hAnsi="TH Sarabun New" w:cs="TH Sarabun New"/>
-          <w:sz w:val="32"/>
-          <w:szCs w:val="32"/>
-        </w:rPr>
-        <w:t xml:space="preserve">MQTT, CoAP, AMQP) </w:t>
-      </w:r>
-      <w:r>
-        <w:rPr>
-          <w:rFonts w:ascii="TH Sarabun New" w:hAnsi="TH Sarabun New" w:cs="TH Sarabun New"/>
-          <w:sz w:val="32"/>
-          <w:szCs w:val="32"/>
-          <w:cs/>
-        </w:rPr>
-        <w:t xml:space="preserve">ร่วมกับเทคโนโลยีเครือข่ายไร้สายความเร็วสูง (เช่น </w:t>
-      </w:r>
-      <w:proofErr w:type="spellStart"/>
-      <w:r>
-        <w:rPr>
-          <w:rFonts w:ascii="TH Sarabun New" w:hAnsi="TH Sarabun New" w:cs="TH Sarabun New"/>
-          <w:sz w:val="32"/>
-          <w:szCs w:val="32"/>
-        </w:rPr>
-        <w:t>WiFi</w:t>
-      </w:r>
-      <w:proofErr w:type="spellEnd"/>
-      <w:r>
-        <w:rPr>
-          <w:rFonts w:ascii="TH Sarabun New" w:hAnsi="TH Sarabun New" w:cs="TH Sarabun New"/>
-          <w:sz w:val="32"/>
-          <w:szCs w:val="32"/>
-        </w:rPr>
-        <w:t xml:space="preserve">, 5G/6G) </w:t>
-      </w:r>
-      <w:r>
-        <w:rPr>
-          <w:rFonts w:ascii="TH Sarabun New" w:hAnsi="TH Sarabun New" w:cs="TH Sarabun New"/>
-          <w:sz w:val="32"/>
-          <w:szCs w:val="32"/>
-          <w:cs/>
-        </w:rPr>
-        <w:t>เพื่อส่งผ่านข้อมูลแบบเรียลไทม์ด้วยความหน่วงต่ำและมีความน่าเชื่อถือสูง</w:t>
-      </w:r>
-    </w:p>
-    <w:p>
-      <w:pPr>
-        <w:tabs>
-          <w:tab w:val="left" w:pos="567"/>
-          <w:tab w:val="left" w:pos="851"/>
-          <w:tab w:val="left" w:pos="1134"/>
-          <w:tab w:val="left" w:pos="1418"/>
-          <w:tab w:val="left" w:pos="1701"/>
-        </w:tabs>
-        <w:spacing w:after="0" w:line="240" w:lineRule="auto"/>
-        <w:jc w:val="thaiDistribute"/>
-        <w:rPr>
-          <w:rFonts w:ascii="TH Sarabun New" w:hAnsi="TH Sarabun New" w:cs="TH Sarabun New"/>
-          <w:sz w:val="32"/>
-          <w:szCs w:val="32"/>
-        </w:rPr>
-      </w:pPr>
+      </w:r>
       <w:r>
         <w:rPr>
           <w:rFonts w:ascii="TH Sarabun New" w:hAnsi="TH Sarabun New" w:cs="TH Sarabun New"/>
@@ -25814,15 +25946,6 @@
           <w:sz w:val="32"/>
           <w:szCs w:val="32"/>
         </w:rPr>
-        <w:tab/>
-      </w:r>
-      <w:r>
-        <w:rPr>
-          <w:rFonts w:ascii="TH Sarabun New" w:hAnsi="TH Sarabun New" w:cs="TH Sarabun New"/>
-          <w:sz w:val="32"/>
-          <w:szCs w:val="32"/>
-        </w:rPr>
-        <w:tab/>
         <w:t xml:space="preserve">3) </w:t>
       </w:r>
       <w:r>
@@ -25855,10 +25978,11 @@
           <w:tab w:val="left" w:pos="851"/>
           <w:tab w:val="left" w:pos="1134"/>
           <w:tab w:val="left" w:pos="1418"/>
-          <w:tab w:val="left" w:pos="1701"/>
+          <w:tab w:val="left" w:pos="1843"/>
+          <w:tab w:val="left" w:pos="2127"/>
         </w:tabs>
         <w:spacing w:after="0" w:line="240" w:lineRule="auto"/>
-        <w:ind w:left="1701" w:hanging="283"/>
+        <w:ind w:left="1843" w:hanging="283"/>
         <w:jc w:val="thaiDistribute"/>
         <w:rPr>
           <w:rFonts w:ascii="TH Sarabun New" w:hAnsi="TH Sarabun New" w:cs="TH Sarabun New"/>
@@ -25873,7 +25997,6 @@
           <w:szCs w:val="32"/>
           <w:cs/>
         </w:rPr>
-        <w:lastRenderedPageBreak/>
         <w:t>การประมวลผลขอบ (</w:t>
       </w:r>
       <w:r>
@@ -25964,11 +26087,82 @@
           <w:tab w:val="left" w:pos="567"/>
           <w:tab w:val="left" w:pos="851"/>
           <w:tab w:val="left" w:pos="1134"/>
+          <w:tab w:val="left" w:pos="1560"/>
+          <w:tab w:val="left" w:pos="1843"/>
+          <w:tab w:val="left" w:pos="1985"/>
+        </w:tabs>
+        <w:spacing w:after="0" w:line="240" w:lineRule="auto"/>
+        <w:ind w:left="1843" w:hanging="283"/>
+        <w:jc w:val="thaiDistribute"/>
+        <w:rPr>
+          <w:rFonts w:ascii="TH Sarabun New" w:hAnsi="TH Sarabun New" w:cs="TH Sarabun New"/>
+          <w:sz w:val="32"/>
+          <w:szCs w:val="32"/>
+        </w:rPr>
+      </w:pPr>
+      <w:r>
+        <w:rPr>
+          <w:rFonts w:ascii="TH Sarabun New" w:hAnsi="TH Sarabun New" w:cs="TH Sarabun New"/>
+          <w:sz w:val="32"/>
+          <w:szCs w:val="32"/>
+          <w:cs/>
+        </w:rPr>
+        <w:t>การประมวลผลบนคลาวด์และเซิร์ฟเวอร์ประสิทธิภาพสูง</w:t>
+      </w:r>
+      <w:r>
+        <w:rPr>
+          <w:rFonts w:ascii="TH Sarabun New" w:hAnsi="TH Sarabun New" w:cs="TH Sarabun New"/>
+          <w:sz w:val="32"/>
+          <w:szCs w:val="32"/>
+        </w:rPr>
+        <w:t xml:space="preserve"> (Cloud / Server Computing)</w:t>
+      </w:r>
+      <w:r>
+        <w:rPr>
+          <w:rFonts w:ascii="TH Sarabun New" w:hAnsi="TH Sarabun New" w:cs="TH Sarabun New"/>
+          <w:sz w:val="32"/>
+          <w:szCs w:val="32"/>
+        </w:rPr>
+        <w:t xml:space="preserve"> </w:t>
+      </w:r>
+      <w:r>
+        <w:rPr>
+          <w:rFonts w:ascii="TH Sarabun New" w:hAnsi="TH Sarabun New" w:cs="TH Sarabun New"/>
+          <w:sz w:val="32"/>
+          <w:szCs w:val="32"/>
+          <w:cs/>
+        </w:rPr>
+        <w:t>ทำหน้าที่เป็นศูนย์กลางในการฝึกสอนโมเดลขนาดใหญ่ (</w:t>
+      </w:r>
+      <w:r>
+        <w:rPr>
+          <w:rFonts w:ascii="TH Sarabun New" w:hAnsi="TH Sarabun New" w:cs="TH Sarabun New"/>
+          <w:sz w:val="32"/>
+          <w:szCs w:val="32"/>
+        </w:rPr>
+        <w:t xml:space="preserve">Model Training) </w:t>
+      </w:r>
+      <w:r>
+        <w:rPr>
+          <w:rFonts w:ascii="TH Sarabun New" w:hAnsi="TH Sarabun New" w:cs="TH Sarabun New"/>
+          <w:sz w:val="32"/>
+          <w:szCs w:val="32"/>
+          <w:cs/>
+        </w:rPr>
+        <w:t>การจัดเก็บข้อมูลประวัติระยะยาว และการวิเคราะห์เชิงลึกของระบบ</w:t>
+      </w:r>
+    </w:p>
+    <w:p>
+      <w:pPr>
+        <w:tabs>
+          <w:tab w:val="left" w:pos="567"/>
+          <w:tab w:val="left" w:pos="851"/>
+          <w:tab w:val="left" w:pos="1134"/>
+          <w:tab w:val="left" w:pos="1276"/>
           <w:tab w:val="left" w:pos="1418"/>
           <w:tab w:val="left" w:pos="1701"/>
         </w:tabs>
         <w:spacing w:after="0" w:line="240" w:lineRule="auto"/>
-        <w:ind w:left="1701" w:hanging="283"/>
         <w:jc w:val="thaiDistribute"/>
         <w:rPr>
           <w:rFonts w:ascii="TH Sarabun New" w:hAnsi="TH Sarabun New" w:cs="TH Sarabun New"/>
@@ -25981,17 +26175,57 @@
           <w:rFonts w:ascii="TH Sarabun New" w:hAnsi="TH Sarabun New" w:cs="TH Sarabun New"/>
           <w:sz w:val="32"/>
           <w:szCs w:val="32"/>
-          <w:cs/>
-        </w:rPr>
-        <w:t>การประมวลผลบนคลาวด์และเซิร์ฟเวอร์ประสิทธิภาพสูง</w:t>
-      </w:r>
-      <w:r>
-        <w:rPr>
-          <w:rFonts w:ascii="TH Sarabun New" w:hAnsi="TH Sarabun New" w:cs="TH Sarabun New"/>
-          <w:sz w:val="32"/>
-          <w:szCs w:val="32"/>
-        </w:rPr>
-        <w:t xml:space="preserve"> (Cloud / Server Computing)</w:t>
+        </w:rPr>
+        <w:tab/>
+      </w:r>
+      <w:r>
+        <w:rPr>
+          <w:rFonts w:ascii="TH Sarabun New" w:hAnsi="TH Sarabun New" w:cs="TH Sarabun New"/>
+          <w:sz w:val="32"/>
+          <w:szCs w:val="32"/>
+        </w:rPr>
+        <w:tab/>
+      </w:r>
+      <w:r>
+        <w:rPr>
+          <w:rFonts w:ascii="TH Sarabun New" w:hAnsi="TH Sarabun New" w:cs="TH Sarabun New"/>
+          <w:sz w:val="32"/>
+          <w:szCs w:val="32"/>
+        </w:rPr>
+        <w:tab/>
+      </w:r>
+      <w:r>
+        <w:rPr>
+          <w:rFonts w:ascii="TH Sarabun New" w:hAnsi="TH Sarabun New" w:cs="TH Sarabun New"/>
+          <w:sz w:val="32"/>
+          <w:szCs w:val="32"/>
+        </w:rPr>
+        <w:tab/>
+      </w:r>
+      <w:r>
+        <w:rPr>
+          <w:rFonts w:ascii="TH Sarabun New" w:hAnsi="TH Sarabun New" w:cs="TH Sarabun New"/>
+          <w:sz w:val="32"/>
+          <w:szCs w:val="32"/>
+        </w:rPr>
+        <w:t xml:space="preserve">4) </w:t>
+      </w:r>
+      <w:r>
+        <w:rPr>
+          <w:rFonts w:ascii="TH Sarabun New" w:hAnsi="TH Sarabun New" w:cs="TH Sarabun New"/>
+          <w:sz w:val="32"/>
+          <w:szCs w:val="32"/>
+          <w:cs/>
+        </w:rPr>
+        <w:t>ชั้นการประยุกต์ใช้งานและการติดต่อผู้ใช้ (</w:t>
+      </w:r>
+      <w:r>
+        <w:rPr>
+          <w:rFonts w:ascii="TH Sarabun New" w:hAnsi="TH Sarabun New" w:cs="TH Sarabun New"/>
+          <w:sz w:val="32"/>
+          <w:szCs w:val="32"/>
+        </w:rPr>
+        <w:t>Application Layer)</w:t>
       </w:r>
       <w:r>
         <w:rPr>
@@ -26008,24 +26242,548 @@
           <w:szCs w:val="32"/>
           <w:cs/>
         </w:rPr>
-        <w:t>ทำหน้าที่เป็นศูนย์กลางในการฝึกสอนโมเดลขนาดใหญ่ (</w:t>
-      </w:r>
-      <w:r>
-        <w:rPr>
-          <w:rFonts w:ascii="TH Sarabun New" w:hAnsi="TH Sarabun New" w:cs="TH Sarabun New"/>
-          <w:sz w:val="32"/>
-          <w:szCs w:val="32"/>
-        </w:rPr>
-        <w:t xml:space="preserve">Model Training) </w:t>
-      </w:r>
-      <w:r>
-        <w:rPr>
-          <w:rFonts w:ascii="TH Sarabun New" w:hAnsi="TH Sarabun New" w:cs="TH Sarabun New"/>
-          <w:sz w:val="32"/>
-          <w:szCs w:val="32"/>
-          <w:cs/>
-        </w:rPr>
-        <w:t>การจัดเก็บข้อมูลประวัติระยะยาว และการวิเคราะห์เชิงลึกของระบบ</w:t>
+        <w:t xml:space="preserve">การนำผลลัพธ์จากการอนุมานของ </w:t>
+      </w:r>
+      <w:r>
+        <w:rPr>
+          <w:rFonts w:ascii="TH Sarabun New" w:hAnsi="TH Sarabun New" w:cs="TH Sarabun New"/>
+          <w:sz w:val="32"/>
+          <w:szCs w:val="32"/>
+        </w:rPr>
+        <w:t xml:space="preserve">AI </w:t>
+      </w:r>
+      <w:r>
+        <w:rPr>
+          <w:rFonts w:ascii="TH Sarabun New" w:hAnsi="TH Sarabun New" w:cs="TH Sarabun New"/>
+          <w:sz w:val="32"/>
+          <w:szCs w:val="32"/>
+          <w:cs/>
+        </w:rPr>
+        <w:t>ไปแสดงผลบนเว็บแอปพลิเคชัน แดชบอร์ดสำหรับผู้ดูแล และระบบส่งสัญญาณแจ้งเตือนเหตุการณ์ฉุกเฉินแบบอัตโนมัติ</w:t>
+      </w:r>
+    </w:p>
+    <w:p>
+      <w:pPr>
+        <w:tabs>
+          <w:tab w:val="left" w:pos="567"/>
+          <w:tab w:val="left" w:pos="851"/>
+          <w:tab w:val="left" w:pos="1134"/>
+          <w:tab w:val="left" w:pos="1276"/>
+          <w:tab w:val="left" w:pos="1418"/>
+          <w:tab w:val="left" w:pos="1701"/>
+        </w:tabs>
+        <w:spacing w:after="0" w:line="240" w:lineRule="auto"/>
+        <w:jc w:val="thaiDistribute"/>
+        <w:rPr>
+          <w:rFonts w:ascii="TH Sarabun New" w:hAnsi="TH Sarabun New" w:cs="TH Sarabun New"/>
+          <w:sz w:val="32"/>
+          <w:szCs w:val="32"/>
+        </w:rPr>
+      </w:pPr>
+      <w:r>
+        <w:rPr>
+          <w:rFonts w:ascii="TH Sarabun New" w:hAnsi="TH Sarabun New" w:cs="TH Sarabun New"/>
+          <w:sz w:val="32"/>
+          <w:szCs w:val="32"/>
+        </w:rPr>
+        <w:tab/>
+        <w:t>2.</w:t>
+      </w:r>
+      <w:r>
+        <w:rPr>
+          <w:rFonts w:ascii="TH Sarabun New" w:hAnsi="TH Sarabun New" w:cs="TH Sarabun New"/>
+          <w:sz w:val="32"/>
+          <w:szCs w:val="32"/>
+        </w:rPr>
+        <w:t>10</w:t>
+      </w:r>
+      <w:r>
+        <w:rPr>
+          <w:rFonts w:ascii="TH Sarabun New" w:hAnsi="TH Sarabun New" w:cs="TH Sarabun New"/>
+          <w:sz w:val="32"/>
+          <w:szCs w:val="32"/>
+        </w:rPr>
+        <w:t xml:space="preserve">.3 </w:t>
+      </w:r>
+      <w:r>
+        <w:rPr>
+          <w:rFonts w:ascii="TH Sarabun New" w:hAnsi="TH Sarabun New" w:cs="TH Sarabun New"/>
+          <w:sz w:val="32"/>
+          <w:szCs w:val="32"/>
+          <w:cs/>
+        </w:rPr>
+        <w:t xml:space="preserve">การประยุกต์ใช้ </w:t>
+      </w:r>
+      <w:proofErr w:type="spellStart"/>
+      <w:r>
+        <w:rPr>
+          <w:rFonts w:ascii="TH Sarabun New" w:hAnsi="TH Sarabun New" w:cs="TH Sarabun New"/>
+          <w:sz w:val="32"/>
+          <w:szCs w:val="32"/>
+        </w:rPr>
+        <w:t>AIoT</w:t>
+      </w:r>
+      <w:proofErr w:type="spellEnd"/>
+      <w:r>
+        <w:rPr>
+          <w:rFonts w:ascii="TH Sarabun New" w:hAnsi="TH Sarabun New" w:cs="TH Sarabun New"/>
+          <w:sz w:val="32"/>
+          <w:szCs w:val="32"/>
+        </w:rPr>
+        <w:t xml:space="preserve"> </w:t>
+      </w:r>
+      <w:r>
+        <w:rPr>
+          <w:rFonts w:ascii="TH Sarabun New" w:hAnsi="TH Sarabun New" w:cs="TH Sarabun New"/>
+          <w:sz w:val="32"/>
+          <w:szCs w:val="32"/>
+          <w:cs/>
+        </w:rPr>
+        <w:t>ในระบบสุขภาพและการเฝ้าระวังผู้สูงอายุ (</w:t>
+      </w:r>
+      <w:proofErr w:type="spellStart"/>
+      <w:r>
+        <w:rPr>
+          <w:rFonts w:ascii="TH Sarabun New" w:hAnsi="TH Sarabun New" w:cs="TH Sarabun New"/>
+          <w:sz w:val="32"/>
+          <w:szCs w:val="32"/>
+        </w:rPr>
+        <w:t>AIoT</w:t>
+      </w:r>
+      <w:proofErr w:type="spellEnd"/>
+      <w:r>
+        <w:rPr>
+          <w:rFonts w:ascii="TH Sarabun New" w:hAnsi="TH Sarabun New" w:cs="TH Sarabun New"/>
+          <w:sz w:val="32"/>
+          <w:szCs w:val="32"/>
+        </w:rPr>
+        <w:t xml:space="preserve"> in Smart Healthcare and Safety Monitoring)</w:t>
+      </w:r>
+    </w:p>
+    <w:p>
+      <w:pPr>
+        <w:tabs>
+          <w:tab w:val="left" w:pos="567"/>
+          <w:tab w:val="left" w:pos="851"/>
+          <w:tab w:val="left" w:pos="1134"/>
+          <w:tab w:val="left" w:pos="1276"/>
+          <w:tab w:val="left" w:pos="1418"/>
+          <w:tab w:val="left" w:pos="1701"/>
+        </w:tabs>
+        <w:spacing w:after="0" w:line="240" w:lineRule="auto"/>
+        <w:jc w:val="thaiDistribute"/>
+        <w:rPr>
+          <w:rFonts w:ascii="TH Sarabun New" w:hAnsi="TH Sarabun New" w:cs="TH Sarabun New"/>
+          <w:sz w:val="32"/>
+          <w:szCs w:val="32"/>
+        </w:rPr>
+      </w:pPr>
+      <w:r>
+        <w:rPr>
+          <w:rFonts w:ascii="TH Sarabun New" w:hAnsi="TH Sarabun New" w:cs="TH Sarabun New"/>
+          <w:sz w:val="32"/>
+          <w:szCs w:val="32"/>
+        </w:rPr>
+        <w:tab/>
+      </w:r>
+      <w:r>
+        <w:rPr>
+          <w:rFonts w:ascii="TH Sarabun New" w:hAnsi="TH Sarabun New" w:cs="TH Sarabun New"/>
+          <w:sz w:val="32"/>
+          <w:szCs w:val="32"/>
+        </w:rPr>
+        <w:tab/>
+      </w:r>
+      <w:r>
+        <w:rPr>
+          <w:rFonts w:ascii="TH Sarabun New" w:hAnsi="TH Sarabun New" w:cs="TH Sarabun New"/>
+          <w:sz w:val="32"/>
+          <w:szCs w:val="32"/>
+        </w:rPr>
+        <w:tab/>
+      </w:r>
+      <w:r>
+        <w:rPr>
+          <w:rFonts w:ascii="TH Sarabun New" w:hAnsi="TH Sarabun New" w:cs="TH Sarabun New"/>
+          <w:sz w:val="32"/>
+          <w:szCs w:val="32"/>
+        </w:rPr>
+        <w:tab/>
+      </w:r>
+      <w:r>
+        <w:rPr>
+          <w:rFonts w:ascii="TH Sarabun New" w:hAnsi="TH Sarabun New" w:cs="TH Sarabun New"/>
+          <w:sz w:val="32"/>
+          <w:szCs w:val="32"/>
+          <w:cs/>
+        </w:rPr>
+        <w:t>ในมิติด้านการแพทย์และการดูแลสุขภาพ (</w:t>
+      </w:r>
+      <w:r>
+        <w:rPr>
+          <w:rFonts w:ascii="TH Sarabun New" w:hAnsi="TH Sarabun New" w:cs="TH Sarabun New"/>
+          <w:sz w:val="32"/>
+          <w:szCs w:val="32"/>
+        </w:rPr>
+        <w:t xml:space="preserve">Smart Healthcare) </w:t>
+      </w:r>
+      <w:proofErr w:type="spellStart"/>
+      <w:r>
+        <w:rPr>
+          <w:rFonts w:ascii="TH Sarabun New" w:hAnsi="TH Sarabun New" w:cs="TH Sarabun New"/>
+          <w:sz w:val="32"/>
+          <w:szCs w:val="32"/>
+        </w:rPr>
+        <w:t>AIoT</w:t>
+      </w:r>
+      <w:proofErr w:type="spellEnd"/>
+      <w:r>
+        <w:rPr>
+          <w:rFonts w:ascii="TH Sarabun New" w:hAnsi="TH Sarabun New" w:cs="TH Sarabun New"/>
+          <w:sz w:val="32"/>
+          <w:szCs w:val="32"/>
+        </w:rPr>
+        <w:t xml:space="preserve"> </w:t>
+      </w:r>
+      <w:r>
+        <w:rPr>
+          <w:rFonts w:ascii="TH Sarabun New" w:hAnsi="TH Sarabun New" w:cs="TH Sarabun New"/>
+          <w:sz w:val="32"/>
+          <w:szCs w:val="32"/>
+          <w:cs/>
+        </w:rPr>
+        <w:t>มีบทบาทสำคัญในการพัฒนาระบบเฝ้าระวังผู้ป่วยและผู้สูงอายุระยะไกล (</w:t>
+      </w:r>
+      <w:r>
+        <w:rPr>
+          <w:rFonts w:ascii="TH Sarabun New" w:hAnsi="TH Sarabun New" w:cs="TH Sarabun New"/>
+          <w:sz w:val="32"/>
+          <w:szCs w:val="32"/>
+        </w:rPr>
+        <w:t xml:space="preserve">Remote Patient Monitoring) </w:t>
+      </w:r>
+      <w:r>
+        <w:rPr>
+          <w:rFonts w:ascii="TH Sarabun New" w:hAnsi="TH Sarabun New" w:cs="TH Sarabun New"/>
+          <w:sz w:val="32"/>
+          <w:szCs w:val="32"/>
+          <w:cs/>
+        </w:rPr>
+        <w:t>โดยระบบสามารถตรวจจับความผิดปกติ (</w:t>
+      </w:r>
+      <w:r>
+        <w:rPr>
+          <w:rFonts w:ascii="TH Sarabun New" w:hAnsi="TH Sarabun New" w:cs="TH Sarabun New"/>
+          <w:sz w:val="32"/>
+          <w:szCs w:val="32"/>
+        </w:rPr>
+        <w:t xml:space="preserve">Anomaly Detection) </w:t>
+      </w:r>
+      <w:r>
+        <w:rPr>
+          <w:rFonts w:ascii="TH Sarabun New" w:hAnsi="TH Sarabun New" w:cs="TH Sarabun New"/>
+          <w:sz w:val="32"/>
+          <w:szCs w:val="32"/>
+          <w:cs/>
+        </w:rPr>
+        <w:t>จากข้อมูลอนุกรมเวลา (</w:t>
+      </w:r>
+      <w:r>
+        <w:rPr>
+          <w:rFonts w:ascii="TH Sarabun New" w:hAnsi="TH Sarabun New" w:cs="TH Sarabun New"/>
+          <w:sz w:val="32"/>
+          <w:szCs w:val="32"/>
+        </w:rPr>
+        <w:t xml:space="preserve">Time-Series Data) </w:t>
+      </w:r>
+      <w:r>
+        <w:rPr>
+          <w:rFonts w:ascii="TH Sarabun New" w:hAnsi="TH Sarabun New" w:cs="TH Sarabun New"/>
+          <w:sz w:val="32"/>
+          <w:szCs w:val="32"/>
+          <w:cs/>
+        </w:rPr>
+        <w:t>ของการเคลื่อนไหวและสัญญาณชีพได้อย่างต่อเนื่อง</w:t>
+      </w:r>
+      <w:r>
+        <w:rPr>
+          <w:rFonts w:ascii="TH Sarabun New" w:hAnsi="TH Sarabun New" w:cs="TH Sarabun New"/>
+          <w:sz w:val="32"/>
+          <w:szCs w:val="32"/>
+        </w:rPr>
+        <w:t xml:space="preserve"> </w:t>
+      </w:r>
+      <w:r>
+        <w:rPr>
+          <w:rFonts w:ascii="TH Sarabun New" w:hAnsi="TH Sarabun New" w:cs="TH Sarabun New"/>
+          <w:sz w:val="32"/>
+          <w:szCs w:val="32"/>
+          <w:cs/>
+        </w:rPr>
+        <w:t xml:space="preserve">จุดเด่นสำคัญของการประยุกต์ใช้ </w:t>
+      </w:r>
+      <w:proofErr w:type="spellStart"/>
+      <w:r>
+        <w:rPr>
+          <w:rFonts w:ascii="TH Sarabun New" w:hAnsi="TH Sarabun New" w:cs="TH Sarabun New"/>
+          <w:sz w:val="32"/>
+          <w:szCs w:val="32"/>
+        </w:rPr>
+        <w:t>AIoT</w:t>
+      </w:r>
+      <w:proofErr w:type="spellEnd"/>
+      <w:r>
+        <w:rPr>
+          <w:rFonts w:ascii="TH Sarabun New" w:hAnsi="TH Sarabun New" w:cs="TH Sarabun New"/>
+          <w:sz w:val="32"/>
+          <w:szCs w:val="32"/>
+        </w:rPr>
+        <w:t xml:space="preserve"> </w:t>
+      </w:r>
+      <w:r>
+        <w:rPr>
+          <w:rFonts w:ascii="TH Sarabun New" w:hAnsi="TH Sarabun New" w:cs="TH Sarabun New"/>
+          <w:sz w:val="32"/>
+          <w:szCs w:val="32"/>
+          <w:cs/>
+        </w:rPr>
+        <w:t>ในงานเฝ้าระวังคือ</w:t>
+      </w:r>
+    </w:p>
+    <w:p>
+      <w:pPr>
+        <w:tabs>
+          <w:tab w:val="left" w:pos="567"/>
+          <w:tab w:val="left" w:pos="851"/>
+          <w:tab w:val="left" w:pos="1134"/>
+          <w:tab w:val="left" w:pos="1276"/>
+          <w:tab w:val="left" w:pos="1418"/>
+          <w:tab w:val="left" w:pos="1701"/>
+        </w:tabs>
+        <w:spacing w:after="0" w:line="240" w:lineRule="auto"/>
+        <w:jc w:val="thaiDistribute"/>
+        <w:rPr>
+          <w:rFonts w:ascii="TH Sarabun New" w:hAnsi="TH Sarabun New" w:cs="TH Sarabun New"/>
+          <w:sz w:val="32"/>
+          <w:szCs w:val="32"/>
+        </w:rPr>
+      </w:pPr>
+      <w:r>
+        <w:rPr>
+          <w:rFonts w:ascii="TH Sarabun New" w:hAnsi="TH Sarabun New" w:cs="TH Sarabun New"/>
+          <w:sz w:val="32"/>
+          <w:szCs w:val="32"/>
+        </w:rPr>
+        <w:tab/>
+      </w:r>
+      <w:r>
+        <w:rPr>
+          <w:rFonts w:ascii="TH Sarabun New" w:hAnsi="TH Sarabun New" w:cs="TH Sarabun New"/>
+          <w:sz w:val="32"/>
+          <w:szCs w:val="32"/>
+        </w:rPr>
+        <w:tab/>
+      </w:r>
+      <w:r>
+        <w:rPr>
+          <w:rFonts w:ascii="TH Sarabun New" w:hAnsi="TH Sarabun New" w:cs="TH Sarabun New"/>
+          <w:sz w:val="32"/>
+          <w:szCs w:val="32"/>
+        </w:rPr>
+        <w:tab/>
+      </w:r>
+      <w:r>
+        <w:rPr>
+          <w:rFonts w:ascii="TH Sarabun New" w:hAnsi="TH Sarabun New" w:cs="TH Sarabun New"/>
+          <w:sz w:val="32"/>
+          <w:szCs w:val="32"/>
+        </w:rPr>
+        <w:tab/>
+      </w:r>
+      <w:r>
+        <w:rPr>
+          <w:rFonts w:ascii="TH Sarabun New" w:hAnsi="TH Sarabun New" w:cs="TH Sarabun New"/>
+          <w:sz w:val="32"/>
+          <w:szCs w:val="32"/>
+        </w:rPr>
+        <w:t xml:space="preserve">1) </w:t>
+      </w:r>
+      <w:r>
+        <w:rPr>
+          <w:rFonts w:ascii="TH Sarabun New" w:hAnsi="TH Sarabun New" w:cs="TH Sarabun New"/>
+          <w:sz w:val="32"/>
+          <w:szCs w:val="32"/>
+          <w:cs/>
+        </w:rPr>
+        <w:t>การแจ้งเตือนอุบัติเหตุแบบทันท่วงที (</w:t>
+      </w:r>
+      <w:r>
+        <w:rPr>
+          <w:rFonts w:ascii="TH Sarabun New" w:hAnsi="TH Sarabun New" w:cs="TH Sarabun New"/>
+          <w:sz w:val="32"/>
+          <w:szCs w:val="32"/>
+        </w:rPr>
+        <w:t>Preemptive and Timely Alerts)</w:t>
+      </w:r>
+      <w:r>
+        <w:rPr>
+          <w:rFonts w:ascii="TH Sarabun New" w:hAnsi="TH Sarabun New" w:cs="TH Sarabun New"/>
+          <w:sz w:val="32"/>
+          <w:szCs w:val="32"/>
+        </w:rPr>
+        <w:t xml:space="preserve"> </w:t>
+      </w:r>
+      <w:r>
+        <w:rPr>
+          <w:rFonts w:ascii="TH Sarabun New" w:hAnsi="TH Sarabun New" w:cs="TH Sarabun New"/>
+          <w:sz w:val="32"/>
+          <w:szCs w:val="32"/>
+          <w:cs/>
+        </w:rPr>
+        <w:t>อัลกอริทึมการเรียนรู้เชิงลึกสามารถจำแนกพฤติกรรมเสี่ยงหรืออุบัติเหตุการหกล้ม และส่งสัญญาณเตือนไปยังบุคลากรทางการแพทย์หรือผู้ดูแลได้ทันทีภายในช่วงเวลาสำคัญ (</w:t>
+      </w:r>
+      <w:r>
+        <w:rPr>
+          <w:rFonts w:ascii="TH Sarabun New" w:hAnsi="TH Sarabun New" w:cs="TH Sarabun New"/>
+          <w:sz w:val="32"/>
+          <w:szCs w:val="32"/>
+        </w:rPr>
+        <w:t>Golden Hour)</w:t>
+      </w:r>
+    </w:p>
+    <w:p>
+      <w:pPr>
+        <w:tabs>
+          <w:tab w:val="left" w:pos="567"/>
+          <w:tab w:val="left" w:pos="851"/>
+          <w:tab w:val="left" w:pos="1134"/>
+          <w:tab w:val="left" w:pos="1276"/>
+          <w:tab w:val="left" w:pos="1418"/>
+          <w:tab w:val="left" w:pos="1701"/>
+        </w:tabs>
+        <w:spacing w:after="0" w:line="240" w:lineRule="auto"/>
+        <w:jc w:val="thaiDistribute"/>
+        <w:rPr>
+          <w:rFonts w:ascii="TH Sarabun New" w:hAnsi="TH Sarabun New" w:cs="TH Sarabun New"/>
+          <w:sz w:val="32"/>
+          <w:szCs w:val="32"/>
+        </w:rPr>
+      </w:pPr>
+      <w:r>
+        <w:rPr>
+          <w:rFonts w:ascii="TH Sarabun New" w:hAnsi="TH Sarabun New" w:cs="TH Sarabun New"/>
+          <w:sz w:val="32"/>
+          <w:szCs w:val="32"/>
+        </w:rPr>
+        <w:tab/>
+      </w:r>
+      <w:r>
+        <w:rPr>
+          <w:rFonts w:ascii="TH Sarabun New" w:hAnsi="TH Sarabun New" w:cs="TH Sarabun New"/>
+          <w:sz w:val="32"/>
+          <w:szCs w:val="32"/>
+        </w:rPr>
+        <w:tab/>
+      </w:r>
+      <w:r>
+        <w:rPr>
+          <w:rFonts w:ascii="TH Sarabun New" w:hAnsi="TH Sarabun New" w:cs="TH Sarabun New"/>
+          <w:sz w:val="32"/>
+          <w:szCs w:val="32"/>
+        </w:rPr>
+        <w:tab/>
+      </w:r>
+      <w:r>
+        <w:rPr>
+          <w:rFonts w:ascii="TH Sarabun New" w:hAnsi="TH Sarabun New" w:cs="TH Sarabun New"/>
+          <w:sz w:val="32"/>
+          <w:szCs w:val="32"/>
+        </w:rPr>
+        <w:tab/>
+      </w:r>
+      <w:r>
+        <w:rPr>
+          <w:rFonts w:ascii="TH Sarabun New" w:hAnsi="TH Sarabun New" w:cs="TH Sarabun New"/>
+          <w:sz w:val="32"/>
+          <w:szCs w:val="32"/>
+        </w:rPr>
+        <w:t xml:space="preserve">2) </w:t>
+      </w:r>
+      <w:r>
+        <w:rPr>
+          <w:rFonts w:ascii="TH Sarabun New" w:hAnsi="TH Sarabun New" w:cs="TH Sarabun New"/>
+          <w:sz w:val="32"/>
+          <w:szCs w:val="32"/>
+          <w:cs/>
+        </w:rPr>
+        <w:t>การรักษาความเป็นส่วนตัวของข้อมูลผู้ใช้งาน (</w:t>
+      </w:r>
+      <w:r>
+        <w:rPr>
+          <w:rFonts w:ascii="TH Sarabun New" w:hAnsi="TH Sarabun New" w:cs="TH Sarabun New"/>
+          <w:sz w:val="32"/>
+          <w:szCs w:val="32"/>
+        </w:rPr>
+        <w:t>Privacy Preservation)</w:t>
+      </w:r>
+      <w:r>
+        <w:rPr>
+          <w:rFonts w:ascii="TH Sarabun New" w:hAnsi="TH Sarabun New" w:cs="TH Sarabun New"/>
+          <w:sz w:val="32"/>
+          <w:szCs w:val="32"/>
+        </w:rPr>
+        <w:t xml:space="preserve"> </w:t>
+      </w:r>
+      <w:r>
+        <w:rPr>
+          <w:rFonts w:ascii="TH Sarabun New" w:hAnsi="TH Sarabun New" w:cs="TH Sarabun New"/>
+          <w:sz w:val="32"/>
+          <w:szCs w:val="32"/>
+          <w:cs/>
+        </w:rPr>
+        <w:t xml:space="preserve">การผสาน </w:t>
+      </w:r>
+      <w:r>
+        <w:rPr>
+          <w:rFonts w:ascii="TH Sarabun New" w:hAnsi="TH Sarabun New" w:cs="TH Sarabun New"/>
+          <w:sz w:val="32"/>
+          <w:szCs w:val="32"/>
+        </w:rPr>
+        <w:t xml:space="preserve">Edge AI </w:t>
+      </w:r>
+      <w:r>
+        <w:rPr>
+          <w:rFonts w:ascii="TH Sarabun New" w:hAnsi="TH Sarabun New" w:cs="TH Sarabun New"/>
+          <w:sz w:val="32"/>
+          <w:szCs w:val="32"/>
+          <w:cs/>
+        </w:rPr>
+        <w:t xml:space="preserve">ช่วยให้การวิเคราะห์พฤติกรรมเกิดขึ้นภายในระบบท้องถิ่น โดยไม่ต้องพึ่งพากล้องวิดีโอหรือส่งภาพเคลื่อนไหวที่ละเมิดความเป็นส่วนตัว ซึ่งสอดคล้องกับมาตรฐานความปลอดภัยของข้อมูลส่วนบุคคล (เช่น </w:t>
+      </w:r>
+      <w:r>
+        <w:rPr>
+          <w:rFonts w:ascii="TH Sarabun New" w:hAnsi="TH Sarabun New" w:cs="TH Sarabun New"/>
+          <w:sz w:val="32"/>
+          <w:szCs w:val="32"/>
+        </w:rPr>
+        <w:t xml:space="preserve">GDPR </w:t>
+      </w:r>
+      <w:r>
+        <w:rPr>
+          <w:rFonts w:ascii="TH Sarabun New" w:hAnsi="TH Sarabun New" w:cs="TH Sarabun New"/>
+          <w:sz w:val="32"/>
+          <w:szCs w:val="32"/>
+          <w:cs/>
+        </w:rPr>
+        <w:t xml:space="preserve">และ </w:t>
+      </w:r>
+      <w:r>
+        <w:rPr>
+          <w:rFonts w:ascii="TH Sarabun New" w:hAnsi="TH Sarabun New" w:cs="TH Sarabun New"/>
+          <w:sz w:val="32"/>
+          <w:szCs w:val="32"/>
+        </w:rPr>
+        <w:t>HIPAA)</w:t>
       </w:r>
     </w:p>
     <w:p>
@@ -26045,82 +26803,6 @@
           <w:szCs w:val="32"/>
         </w:rPr>
       </w:pPr>
-      <w:r>
-        <w:rPr>
-          <w:rFonts w:ascii="TH Sarabun New" w:hAnsi="TH Sarabun New" w:cs="TH Sarabun New"/>
-          <w:sz w:val="32"/>
-          <w:szCs w:val="32"/>
-        </w:rPr>
-        <w:tab/>
-      </w:r>
-      <w:r>
-        <w:rPr>
-          <w:rFonts w:ascii="TH Sarabun New" w:hAnsi="TH Sarabun New" w:cs="TH Sarabun New"/>
-          <w:sz w:val="32"/>
-          <w:szCs w:val="32"/>
-        </w:rPr>
-        <w:tab/>
-      </w:r>
-      <w:r>
-        <w:rPr>
-          <w:rFonts w:ascii="TH Sarabun New" w:hAnsi="TH Sarabun New" w:cs="TH Sarabun New"/>
-          <w:sz w:val="32"/>
-          <w:szCs w:val="32"/>
-        </w:rPr>
-        <w:tab/>
-        <w:t xml:space="preserve">4) </w:t>
-      </w:r>
-      <w:r>
-        <w:rPr>
-          <w:rFonts w:ascii="TH Sarabun New" w:hAnsi="TH Sarabun New" w:cs="TH Sarabun New"/>
-          <w:sz w:val="32"/>
-          <w:szCs w:val="32"/>
-          <w:cs/>
-        </w:rPr>
-        <w:t>ชั้นการประยุกต์ใช้งานและการติดต่อผู้ใช้ (</w:t>
-      </w:r>
-      <w:r>
-        <w:rPr>
-          <w:rFonts w:ascii="TH Sarabun New" w:hAnsi="TH Sarabun New" w:cs="TH Sarabun New"/>
-          <w:sz w:val="32"/>
-          <w:szCs w:val="32"/>
-        </w:rPr>
-        <w:t>Application Layer)</w:t>
-      </w:r>
-      <w:r>
-        <w:rPr>
-          <w:rFonts w:ascii="TH Sarabun New" w:hAnsi="TH Sarabun New" w:cs="TH Sarabun New"/>
-          <w:sz w:val="32"/>
-          <w:szCs w:val="32"/>
-        </w:rPr>
-        <w:t xml:space="preserve"> </w:t>
-      </w:r>
-      <w:r>
-        <w:rPr>
-          <w:rFonts w:ascii="TH Sarabun New" w:hAnsi="TH Sarabun New" w:cs="TH Sarabun New"/>
-          <w:sz w:val="32"/>
-          <w:szCs w:val="32"/>
-          <w:cs/>
-        </w:rPr>
-        <w:t xml:space="preserve">การนำผลลัพธ์จากการอนุมานของ </w:t>
-      </w:r>
-      <w:r>
-        <w:rPr>
-          <w:rFonts w:ascii="TH Sarabun New" w:hAnsi="TH Sarabun New" w:cs="TH Sarabun New"/>
-          <w:sz w:val="32"/>
-          <w:szCs w:val="32"/>
-        </w:rPr>
-        <w:t xml:space="preserve">AI </w:t>
-      </w:r>
-      <w:r>
-        <w:rPr>
-          <w:rFonts w:ascii="TH Sarabun New" w:hAnsi="TH Sarabun New" w:cs="TH Sarabun New"/>
-          <w:sz w:val="32"/>
-          <w:szCs w:val="32"/>
-          <w:cs/>
-        </w:rPr>
-        <w:t>ไปแสดงผลบนเว็บแอปพลิเคชัน แดชบอร์ดสำหรับผู้ดูแล และระบบส่งสัญญาณแจ้งเตือนเหตุการณ์ฉุกเฉินแบบอัตโนมัติ</w:t>
-      </w:r>
     </w:p>
     <w:p>
       <w:pPr>
@@ -26145,6 +26827,7 @@
           <w:sz w:val="32"/>
           <w:szCs w:val="32"/>
         </w:rPr>
+        <w:lastRenderedPageBreak/>
         <w:tab/>
         <w:t>2.</w:t>
       </w:r>
@@ -26154,69 +26837,49 @@
           <w:sz w:val="32"/>
           <w:szCs w:val="32"/>
         </w:rPr>
-        <w:t>6</w:t>
-      </w:r>
-      <w:r>
-        <w:rPr>
-          <w:rFonts w:ascii="TH Sarabun New" w:hAnsi="TH Sarabun New" w:cs="TH Sarabun New"/>
-          <w:sz w:val="32"/>
-          <w:szCs w:val="32"/>
-        </w:rPr>
-        <w:t xml:space="preserve">.3 </w:t>
-      </w:r>
-      <w:r>
-        <w:rPr>
-          <w:rFonts w:ascii="TH Sarabun New" w:hAnsi="TH Sarabun New" w:cs="TH Sarabun New"/>
-          <w:sz w:val="32"/>
-          <w:szCs w:val="32"/>
-          <w:cs/>
-        </w:rPr>
-        <w:t xml:space="preserve">การประยุกต์ใช้ </w:t>
-      </w:r>
-      <w:proofErr w:type="spellStart"/>
-      <w:r>
-        <w:rPr>
-          <w:rFonts w:ascii="TH Sarabun New" w:hAnsi="TH Sarabun New" w:cs="TH Sarabun New"/>
-          <w:sz w:val="32"/>
-          <w:szCs w:val="32"/>
-        </w:rPr>
-        <w:t>AIoT</w:t>
-      </w:r>
-      <w:proofErr w:type="spellEnd"/>
-      <w:r>
-        <w:rPr>
-          <w:rFonts w:ascii="TH Sarabun New" w:hAnsi="TH Sarabun New" w:cs="TH Sarabun New"/>
-          <w:sz w:val="32"/>
-          <w:szCs w:val="32"/>
-        </w:rPr>
-        <w:t xml:space="preserve"> </w:t>
-      </w:r>
-      <w:r>
-        <w:rPr>
-          <w:rFonts w:ascii="TH Sarabun New" w:hAnsi="TH Sarabun New" w:cs="TH Sarabun New"/>
-          <w:sz w:val="32"/>
-          <w:szCs w:val="32"/>
-          <w:cs/>
-        </w:rPr>
-        <w:t>ในระบบสุขภาพและการเฝ้าระวังผู้สูงอายุ (</w:t>
-      </w:r>
-      <w:proofErr w:type="spellStart"/>
-      <w:r>
-        <w:rPr>
-          <w:rFonts w:ascii="TH Sarabun New" w:hAnsi="TH Sarabun New" w:cs="TH Sarabun New"/>
-          <w:sz w:val="32"/>
-          <w:szCs w:val="32"/>
-        </w:rPr>
-        <w:t>AIoT</w:t>
-      </w:r>
-      <w:proofErr w:type="spellEnd"/>
-      <w:r>
-        <w:rPr>
-          <w:rFonts w:ascii="TH Sarabun New" w:hAnsi="TH Sarabun New" w:cs="TH Sarabun New"/>
-          <w:sz w:val="32"/>
-          <w:szCs w:val="32"/>
-        </w:rPr>
-        <w:t xml:space="preserve"> in Smart Healthcare and Safety Monitoring)</w:t>
+        <w:t>10</w:t>
+      </w:r>
+      <w:r>
+        <w:rPr>
+          <w:rFonts w:ascii="TH Sarabun New" w:hAnsi="TH Sarabun New" w:cs="TH Sarabun New"/>
+          <w:sz w:val="32"/>
+          <w:szCs w:val="32"/>
+        </w:rPr>
+        <w:t xml:space="preserve">.4 </w:t>
+      </w:r>
+      <w:r>
+        <w:rPr>
+          <w:rFonts w:ascii="TH Sarabun New" w:hAnsi="TH Sarabun New" w:cs="TH Sarabun New"/>
+          <w:sz w:val="32"/>
+          <w:szCs w:val="32"/>
+          <w:cs/>
+        </w:rPr>
+        <w:t xml:space="preserve">การจัดการวงจรชีวิตของโมเดล </w:t>
+      </w:r>
+      <w:r>
+        <w:rPr>
+          <w:rFonts w:ascii="TH Sarabun New" w:hAnsi="TH Sarabun New" w:cs="TH Sarabun New"/>
+          <w:sz w:val="32"/>
+          <w:szCs w:val="32"/>
+        </w:rPr>
+        <w:t xml:space="preserve">AI </w:t>
+      </w:r>
+      <w:r>
+        <w:rPr>
+          <w:rFonts w:ascii="TH Sarabun New" w:hAnsi="TH Sarabun New" w:cs="TH Sarabun New"/>
+          <w:sz w:val="32"/>
+          <w:szCs w:val="32"/>
+          <w:cs/>
+        </w:rPr>
+        <w:t xml:space="preserve">บนอุปกรณ์ </w:t>
+      </w:r>
+      <w:r>
+        <w:rPr>
+          <w:rFonts w:ascii="TH Sarabun New" w:hAnsi="TH Sarabun New" w:cs="TH Sarabun New"/>
+          <w:sz w:val="32"/>
+          <w:szCs w:val="32"/>
+        </w:rPr>
+        <w:t>IoT (AI Lifecycle Management in IoT)</w:t>
       </w:r>
     </w:p>
     <w:p>
@@ -26225,6 +26888,7 @@
           <w:tab w:val="left" w:pos="567"/>
           <w:tab w:val="left" w:pos="851"/>
           <w:tab w:val="left" w:pos="1134"/>
+          <w:tab w:val="left" w:pos="1276"/>
           <w:tab w:val="left" w:pos="1418"/>
           <w:tab w:val="left" w:pos="1701"/>
         </w:tabs>
@@ -26265,17 +26929,17 @@
           <w:rFonts w:ascii="TH Sarabun New" w:hAnsi="TH Sarabun New" w:cs="TH Sarabun New"/>
           <w:sz w:val="32"/>
           <w:szCs w:val="32"/>
-          <w:cs/>
-        </w:rPr>
-        <w:t>ในมิติด้านการแพทย์และการดูแลสุขภาพ (</w:t>
-      </w:r>
-      <w:r>
-        <w:rPr>
-          <w:rFonts w:ascii="TH Sarabun New" w:hAnsi="TH Sarabun New" w:cs="TH Sarabun New"/>
-          <w:sz w:val="32"/>
-          <w:szCs w:val="32"/>
-        </w:rPr>
-        <w:t xml:space="preserve">Smart Healthcare) </w:t>
+        </w:rPr>
+        <w:tab/>
+      </w:r>
+      <w:r>
+        <w:rPr>
+          <w:rFonts w:ascii="TH Sarabun New" w:hAnsi="TH Sarabun New" w:cs="TH Sarabun New"/>
+          <w:sz w:val="32"/>
+          <w:szCs w:val="32"/>
+          <w:cs/>
+        </w:rPr>
+        <w:t xml:space="preserve">เพื่อให้ระบบ </w:t>
       </w:r>
       <w:proofErr w:type="spellStart"/>
       <w:r>
@@ -26302,102 +26966,24 @@
           <w:szCs w:val="32"/>
           <w:cs/>
         </w:rPr>
-        <w:t>มีบทบาทสำคัญในการพัฒนาระบบเฝ้าระวังผู้ป่วยและผู้สูงอายุระยะไกล (</w:t>
-      </w:r>
-      <w:r>
-        <w:rPr>
-          <w:rFonts w:ascii="TH Sarabun New" w:hAnsi="TH Sarabun New" w:cs="TH Sarabun New"/>
-          <w:sz w:val="32"/>
-          <w:szCs w:val="32"/>
-        </w:rPr>
-        <w:t xml:space="preserve">Remote Patient Monitoring) </w:t>
-      </w:r>
-      <w:r>
-        <w:rPr>
-          <w:rFonts w:ascii="TH Sarabun New" w:hAnsi="TH Sarabun New" w:cs="TH Sarabun New"/>
-          <w:sz w:val="32"/>
-          <w:szCs w:val="32"/>
-          <w:cs/>
-        </w:rPr>
-        <w:t>โดยระบบสามารถตรวจจับความผิดปกติ (</w:t>
-      </w:r>
-      <w:r>
-        <w:rPr>
-          <w:rFonts w:ascii="TH Sarabun New" w:hAnsi="TH Sarabun New" w:cs="TH Sarabun New"/>
-          <w:sz w:val="32"/>
-          <w:szCs w:val="32"/>
-        </w:rPr>
-        <w:t xml:space="preserve">Anomaly Detection) </w:t>
-      </w:r>
-      <w:r>
-        <w:rPr>
-          <w:rFonts w:ascii="TH Sarabun New" w:hAnsi="TH Sarabun New" w:cs="TH Sarabun New"/>
-          <w:sz w:val="32"/>
-          <w:szCs w:val="32"/>
-          <w:cs/>
-        </w:rPr>
-        <w:t>จากข้อมูลอนุกรมเวลา (</w:t>
-      </w:r>
-      <w:r>
-        <w:rPr>
-          <w:rFonts w:ascii="TH Sarabun New" w:hAnsi="TH Sarabun New" w:cs="TH Sarabun New"/>
-          <w:sz w:val="32"/>
-          <w:szCs w:val="32"/>
-        </w:rPr>
-        <w:t xml:space="preserve">Time-Series Data) </w:t>
-      </w:r>
-      <w:r>
-        <w:rPr>
-          <w:rFonts w:ascii="TH Sarabun New" w:hAnsi="TH Sarabun New" w:cs="TH Sarabun New"/>
-          <w:sz w:val="32"/>
-          <w:szCs w:val="32"/>
-          <w:cs/>
-        </w:rPr>
-        <w:t>ของการเคลื่อนไหวและสัญญาณชีพได้อย่างต่อเนื่อง</w:t>
-      </w:r>
-      <w:r>
-        <w:rPr>
-          <w:rFonts w:ascii="TH Sarabun New" w:hAnsi="TH Sarabun New" w:cs="TH Sarabun New"/>
-          <w:sz w:val="32"/>
-          <w:szCs w:val="32"/>
-        </w:rPr>
-        <w:t xml:space="preserve"> </w:t>
-      </w:r>
-      <w:r>
-        <w:rPr>
-          <w:rFonts w:ascii="TH Sarabun New" w:hAnsi="TH Sarabun New" w:cs="TH Sarabun New"/>
-          <w:sz w:val="32"/>
-          <w:szCs w:val="32"/>
-          <w:cs/>
-        </w:rPr>
-        <w:t xml:space="preserve">จุดเด่นสำคัญของการประยุกต์ใช้ </w:t>
-      </w:r>
-      <w:proofErr w:type="spellStart"/>
-      <w:r>
-        <w:rPr>
-          <w:rFonts w:ascii="TH Sarabun New" w:hAnsi="TH Sarabun New" w:cs="TH Sarabun New"/>
-          <w:sz w:val="32"/>
-          <w:szCs w:val="32"/>
-        </w:rPr>
-        <w:t>AIoT</w:t>
-      </w:r>
-      <w:proofErr w:type="spellEnd"/>
-      <w:r>
-        <w:rPr>
-          <w:rFonts w:ascii="TH Sarabun New" w:hAnsi="TH Sarabun New" w:cs="TH Sarabun New"/>
-          <w:sz w:val="32"/>
-          <w:szCs w:val="32"/>
-        </w:rPr>
-        <w:t xml:space="preserve"> </w:t>
-      </w:r>
-      <w:r>
-        <w:rPr>
-          <w:rFonts w:ascii="TH Sarabun New" w:hAnsi="TH Sarabun New" w:cs="TH Sarabun New"/>
-          <w:sz w:val="32"/>
-          <w:szCs w:val="32"/>
-          <w:cs/>
-        </w:rPr>
-        <w:t>ในงานเฝ้าระวังคือ</w:t>
+        <w:t xml:space="preserve">สามารถทำงานได้อย่างมีประสิทธิภาพและต่อเนื่อง จำเป็นต้องมีกระบวนการจัดการวงจรชีวิตของโมเดล </w:t>
+      </w:r>
+      <w:r>
+        <w:rPr>
+          <w:rFonts w:ascii="TH Sarabun New" w:hAnsi="TH Sarabun New" w:cs="TH Sarabun New"/>
+          <w:sz w:val="32"/>
+          <w:szCs w:val="32"/>
+        </w:rPr>
+        <w:t xml:space="preserve">AI (AI Lifecycle Management) </w:t>
+      </w:r>
+      <w:r>
+        <w:rPr>
+          <w:rFonts w:ascii="TH Sarabun New" w:hAnsi="TH Sarabun New" w:cs="TH Sarabun New"/>
+          <w:sz w:val="32"/>
+          <w:szCs w:val="32"/>
+          <w:cs/>
+        </w:rPr>
+        <w:t>ซึ่งประกอบด้วย</w:t>
       </w:r>
     </w:p>
     <w:p>
@@ -26406,6 +26992,7 @@
           <w:tab w:val="left" w:pos="567"/>
           <w:tab w:val="left" w:pos="851"/>
           <w:tab w:val="left" w:pos="1134"/>
+          <w:tab w:val="left" w:pos="1276"/>
           <w:tab w:val="left" w:pos="1418"/>
           <w:tab w:val="left" w:pos="1701"/>
         </w:tabs>
@@ -26440,24 +27027,22 @@
           <w:szCs w:val="32"/>
         </w:rPr>
         <w:tab/>
-        <w:t xml:space="preserve">1) </w:t>
-      </w:r>
-      <w:r>
-        <w:rPr>
-          <w:rFonts w:ascii="TH Sarabun New" w:hAnsi="TH Sarabun New" w:cs="TH Sarabun New"/>
-          <w:sz w:val="32"/>
-          <w:szCs w:val="32"/>
-          <w:cs/>
-        </w:rPr>
-        <w:t>การแจ้งเตือนอุบัติเหตุแบบทันท่วงที (</w:t>
-      </w:r>
-      <w:r>
-        <w:rPr>
-          <w:rFonts w:ascii="TH Sarabun New" w:hAnsi="TH Sarabun New" w:cs="TH Sarabun New"/>
-          <w:sz w:val="32"/>
-          <w:szCs w:val="32"/>
-        </w:rPr>
-        <w:t>Preemptive and Timely Alerts)</w:t>
+      </w:r>
+      <w:r>
+        <w:rPr>
+          <w:rFonts w:ascii="TH Sarabun New" w:hAnsi="TH Sarabun New" w:cs="TH Sarabun New"/>
+          <w:sz w:val="32"/>
+          <w:szCs w:val="32"/>
+        </w:rPr>
+        <w:tab/>
+      </w:r>
+      <w:r>
+        <w:rPr>
+          <w:rFonts w:ascii="TH Sarabun New" w:hAnsi="TH Sarabun New" w:cs="TH Sarabun New"/>
+          <w:sz w:val="32"/>
+          <w:szCs w:val="32"/>
+        </w:rPr>
+        <w:t>1)</w:t>
       </w:r>
       <w:r>
         <w:rPr>
@@ -26474,15 +27059,24 @@
           <w:szCs w:val="32"/>
           <w:cs/>
         </w:rPr>
-        <w:t>อัลกอริทึมการเรียนรู้เชิงลึกสามารถจำแนกพฤติกรรมเสี่ยงหรืออุบัติเหตุการหกล้ม และส่งสัญญาณเตือนไปยังบุคลากรทางการแพทย์หรือผู้ดูแลได้ทันทีภายในช่วงเวลาสำคัญ (</w:t>
-      </w:r>
-      <w:r>
-        <w:rPr>
-          <w:rFonts w:ascii="TH Sarabun New" w:hAnsi="TH Sarabun New" w:cs="TH Sarabun New"/>
-          <w:sz w:val="32"/>
-          <w:szCs w:val="32"/>
-        </w:rPr>
-        <w:t>Golden Hour)</w:t>
+        <w:t>การฝึกสอนและตรวจสอบความถูกต้องของโมเดล (</w:t>
+      </w:r>
+      <w:r>
+        <w:rPr>
+          <w:rFonts w:ascii="TH Sarabun New" w:hAnsi="TH Sarabun New" w:cs="TH Sarabun New"/>
+          <w:sz w:val="32"/>
+          <w:szCs w:val="32"/>
+        </w:rPr>
+        <w:t>Model Training and Validation)</w:t>
+      </w:r>
+      <w:r>
+        <w:rPr>
+          <w:rFonts w:ascii="TH Sarabun New" w:hAnsi="TH Sarabun New" w:cs="TH Sarabun New"/>
+          <w:sz w:val="32"/>
+          <w:szCs w:val="32"/>
+          <w:cs/>
+        </w:rPr>
+        <w:t>การพัฒนาและทดสอบประสิทธิภาพโมเดลบนชุดข้อมูลอนุกรมเวลา</w:t>
       </w:r>
     </w:p>
     <w:p>
@@ -26491,6 +27085,7 @@
           <w:tab w:val="left" w:pos="567"/>
           <w:tab w:val="left" w:pos="851"/>
           <w:tab w:val="left" w:pos="1134"/>
+          <w:tab w:val="left" w:pos="1276"/>
           <w:tab w:val="left" w:pos="1418"/>
           <w:tab w:val="left" w:pos="1701"/>
         </w:tabs>
@@ -26525,6 +27120,21 @@
           <w:szCs w:val="32"/>
         </w:rPr>
         <w:tab/>
+      </w:r>
+      <w:r>
+        <w:rPr>
+          <w:rFonts w:ascii="TH Sarabun New" w:hAnsi="TH Sarabun New" w:cs="TH Sarabun New"/>
+          <w:sz w:val="32"/>
+          <w:szCs w:val="32"/>
+        </w:rPr>
+        <w:tab/>
+      </w:r>
+      <w:r>
+        <w:rPr>
+          <w:rFonts w:ascii="TH Sarabun New" w:hAnsi="TH Sarabun New" w:cs="TH Sarabun New"/>
+          <w:sz w:val="32"/>
+          <w:szCs w:val="32"/>
+        </w:rPr>
         <w:t xml:space="preserve">2) </w:t>
       </w:r>
       <w:r>
@@ -26534,74 +27144,75 @@
           <w:szCs w:val="32"/>
           <w:cs/>
         </w:rPr>
-        <w:t>การรักษาความเป็นส่วนตัวของข้อมูลผู้ใช้งาน (</w:t>
-      </w:r>
-      <w:r>
-        <w:rPr>
-          <w:rFonts w:ascii="TH Sarabun New" w:hAnsi="TH Sarabun New" w:cs="TH Sarabun New"/>
-          <w:sz w:val="32"/>
-          <w:szCs w:val="32"/>
-        </w:rPr>
-        <w:t>Privacy Preservation)</w:t>
-      </w:r>
-      <w:r>
-        <w:rPr>
-          <w:rFonts w:ascii="TH Sarabun New" w:hAnsi="TH Sarabun New" w:cs="TH Sarabun New"/>
-          <w:sz w:val="32"/>
-          <w:szCs w:val="32"/>
-        </w:rPr>
-        <w:t xml:space="preserve"> </w:t>
-      </w:r>
-      <w:r>
-        <w:rPr>
-          <w:rFonts w:ascii="TH Sarabun New" w:hAnsi="TH Sarabun New" w:cs="TH Sarabun New"/>
-          <w:sz w:val="32"/>
-          <w:szCs w:val="32"/>
-          <w:cs/>
-        </w:rPr>
-        <w:t xml:space="preserve">การผสาน </w:t>
-      </w:r>
-      <w:r>
-        <w:rPr>
-          <w:rFonts w:ascii="TH Sarabun New" w:hAnsi="TH Sarabun New" w:cs="TH Sarabun New"/>
-          <w:sz w:val="32"/>
-          <w:szCs w:val="32"/>
-        </w:rPr>
-        <w:t xml:space="preserve">Edge AI </w:t>
-      </w:r>
-      <w:r>
-        <w:rPr>
-          <w:rFonts w:ascii="TH Sarabun New" w:hAnsi="TH Sarabun New" w:cs="TH Sarabun New"/>
-          <w:sz w:val="32"/>
-          <w:szCs w:val="32"/>
-          <w:cs/>
-        </w:rPr>
-        <w:t xml:space="preserve">ช่วยให้การวิเคราะห์พฤติกรรมเกิดขึ้นภายในระบบท้องถิ่น โดยไม่ต้องพึ่งพากล้องวิดีโอหรือส่งภาพเคลื่อนไหวที่ละเมิดความเป็นส่วนตัว ซึ่งสอดคล้องกับมาตรฐานความปลอดภัยของข้อมูลส่วนบุคคล (เช่น </w:t>
-      </w:r>
-      <w:r>
-        <w:rPr>
-          <w:rFonts w:ascii="TH Sarabun New" w:hAnsi="TH Sarabun New" w:cs="TH Sarabun New"/>
-          <w:sz w:val="32"/>
-          <w:szCs w:val="32"/>
-        </w:rPr>
-        <w:t xml:space="preserve">GDPR </w:t>
-      </w:r>
-      <w:r>
-        <w:rPr>
-          <w:rFonts w:ascii="TH Sarabun New" w:hAnsi="TH Sarabun New" w:cs="TH Sarabun New"/>
-          <w:sz w:val="32"/>
-          <w:szCs w:val="32"/>
-          <w:cs/>
-        </w:rPr>
-        <w:t xml:space="preserve">และ </w:t>
-      </w:r>
-      <w:r>
-        <w:rPr>
-          <w:rFonts w:ascii="TH Sarabun New" w:hAnsi="TH Sarabun New" w:cs="TH Sarabun New"/>
-          <w:sz w:val="32"/>
-          <w:szCs w:val="32"/>
-        </w:rPr>
-        <w:t>HIPAA)</w:t>
+        <w:t>การบีบอัดโมเดลเพื่อการติดตั้งใช้งาน (</w:t>
+      </w:r>
+      <w:r>
+        <w:rPr>
+          <w:rFonts w:ascii="TH Sarabun New" w:hAnsi="TH Sarabun New" w:cs="TH Sarabun New"/>
+          <w:sz w:val="32"/>
+          <w:szCs w:val="32"/>
+        </w:rPr>
+        <w:t xml:space="preserve">Model Compression and Deployment): </w:t>
+      </w:r>
+      <w:r>
+        <w:rPr>
+          <w:rFonts w:ascii="TH Sarabun New" w:hAnsi="TH Sarabun New" w:cs="TH Sarabun New"/>
+          <w:sz w:val="32"/>
+          <w:szCs w:val="32"/>
+          <w:cs/>
+        </w:rPr>
+        <w:t>การใช้เทคนิคการตัดแต่งกิ่งโครงข่าย (</w:t>
+      </w:r>
+      <w:r>
+        <w:rPr>
+          <w:rFonts w:ascii="TH Sarabun New" w:hAnsi="TH Sarabun New" w:cs="TH Sarabun New"/>
+          <w:sz w:val="32"/>
+          <w:szCs w:val="32"/>
+        </w:rPr>
+        <w:t xml:space="preserve">Pruning) </w:t>
+      </w:r>
+      <w:r>
+        <w:rPr>
+          <w:rFonts w:ascii="TH Sarabun New" w:hAnsi="TH Sarabun New" w:cs="TH Sarabun New"/>
+          <w:sz w:val="32"/>
+          <w:szCs w:val="32"/>
+          <w:cs/>
+        </w:rPr>
+        <w:t>การควอนไทเซชัน (</w:t>
+      </w:r>
+      <w:r>
+        <w:rPr>
+          <w:rFonts w:ascii="TH Sarabun New" w:hAnsi="TH Sarabun New" w:cs="TH Sarabun New"/>
+          <w:sz w:val="32"/>
+          <w:szCs w:val="32"/>
+        </w:rPr>
+        <w:t xml:space="preserve">Quantization) </w:t>
+      </w:r>
+      <w:r>
+        <w:rPr>
+          <w:rFonts w:ascii="TH Sarabun New" w:hAnsi="TH Sarabun New" w:cs="TH Sarabun New"/>
+          <w:sz w:val="32"/>
+          <w:szCs w:val="32"/>
+          <w:cs/>
+        </w:rPr>
+        <w:t>และการกลั่นกรององค์ความรู้ (</w:t>
+      </w:r>
+      <w:r>
+        <w:rPr>
+          <w:rFonts w:ascii="TH Sarabun New" w:hAnsi="TH Sarabun New" w:cs="TH Sarabun New"/>
+          <w:sz w:val="32"/>
+          <w:szCs w:val="32"/>
+        </w:rPr>
+        <w:t xml:space="preserve">Knowledge Distillation) </w:t>
+      </w:r>
+      <w:r>
+        <w:rPr>
+          <w:rFonts w:ascii="TH Sarabun New" w:hAnsi="TH Sarabun New" w:cs="TH Sarabun New"/>
+          <w:sz w:val="32"/>
+          <w:szCs w:val="32"/>
+          <w:cs/>
+        </w:rPr>
+        <w:t>เพื่อให้โมเดลมีขนาดเล็กและใช้พลังงานต่ำ เหมาะสมกับการทำงานบนฮาร์ดแวร์จำกัดทรัพยากร</w:t>
       </w:r>
     </w:p>
     <w:p>
@@ -26610,6 +27221,7 @@
           <w:tab w:val="left" w:pos="567"/>
           <w:tab w:val="left" w:pos="851"/>
           <w:tab w:val="left" w:pos="1134"/>
+          <w:tab w:val="left" w:pos="1276"/>
           <w:tab w:val="left" w:pos="1418"/>
           <w:tab w:val="left" w:pos="1701"/>
         </w:tabs>
@@ -26628,76 +27240,7 @@
           <w:szCs w:val="32"/>
         </w:rPr>
         <w:tab/>
-        <w:t>2.</w:t>
-      </w:r>
-      <w:r>
-        <w:rPr>
-          <w:rFonts w:ascii="TH Sarabun New" w:hAnsi="TH Sarabun New" w:cs="TH Sarabun New"/>
-          <w:sz w:val="32"/>
-          <w:szCs w:val="32"/>
-        </w:rPr>
-        <w:t>6</w:t>
-      </w:r>
-      <w:r>
-        <w:rPr>
-          <w:rFonts w:ascii="TH Sarabun New" w:hAnsi="TH Sarabun New" w:cs="TH Sarabun New"/>
-          <w:sz w:val="32"/>
-          <w:szCs w:val="32"/>
-        </w:rPr>
-        <w:t xml:space="preserve">.4 </w:t>
-      </w:r>
-      <w:r>
-        <w:rPr>
-          <w:rFonts w:ascii="TH Sarabun New" w:hAnsi="TH Sarabun New" w:cs="TH Sarabun New"/>
-          <w:sz w:val="32"/>
-          <w:szCs w:val="32"/>
-          <w:cs/>
-        </w:rPr>
-        <w:t xml:space="preserve">การจัดการวงจรชีวิตของโมเดล </w:t>
-      </w:r>
-      <w:r>
-        <w:rPr>
-          <w:rFonts w:ascii="TH Sarabun New" w:hAnsi="TH Sarabun New" w:cs="TH Sarabun New"/>
-          <w:sz w:val="32"/>
-          <w:szCs w:val="32"/>
-        </w:rPr>
-        <w:t xml:space="preserve">AI </w:t>
-      </w:r>
-      <w:r>
-        <w:rPr>
-          <w:rFonts w:ascii="TH Sarabun New" w:hAnsi="TH Sarabun New" w:cs="TH Sarabun New"/>
-          <w:sz w:val="32"/>
-          <w:szCs w:val="32"/>
-          <w:cs/>
-        </w:rPr>
-        <w:t xml:space="preserve">บนอุปกรณ์ </w:t>
-      </w:r>
-      <w:r>
-        <w:rPr>
-          <w:rFonts w:ascii="TH Sarabun New" w:hAnsi="TH Sarabun New" w:cs="TH Sarabun New"/>
-          <w:sz w:val="32"/>
-          <w:szCs w:val="32"/>
-        </w:rPr>
-        <w:t>IoT (AI Lifecycle Management in IoT)</w:t>
-      </w:r>
-    </w:p>
-    <w:p>
-      <w:pPr>
-        <w:tabs>
-          <w:tab w:val="left" w:pos="567"/>
-          <w:tab w:val="left" w:pos="851"/>
-          <w:tab w:val="left" w:pos="1134"/>
-          <w:tab w:val="left" w:pos="1418"/>
-          <w:tab w:val="left" w:pos="1701"/>
-        </w:tabs>
-        <w:spacing w:after="0" w:line="240" w:lineRule="auto"/>
-        <w:jc w:val="thaiDistribute"/>
-        <w:rPr>
-          <w:rFonts w:ascii="TH Sarabun New" w:hAnsi="TH Sarabun New" w:cs="TH Sarabun New"/>
-          <w:sz w:val="32"/>
-          <w:szCs w:val="32"/>
-        </w:rPr>
-      </w:pPr>
+      </w:r>
       <w:r>
         <w:rPr>
           <w:rFonts w:ascii="TH Sarabun New" w:hAnsi="TH Sarabun New" w:cs="TH Sarabun New"/>
@@ -26727,293 +27270,7 @@
           <w:rFonts w:ascii="TH Sarabun New" w:hAnsi="TH Sarabun New" w:cs="TH Sarabun New"/>
           <w:sz w:val="32"/>
           <w:szCs w:val="32"/>
-          <w:cs/>
-        </w:rPr>
-        <w:t xml:space="preserve">เพื่อให้ระบบ </w:t>
-      </w:r>
-      <w:proofErr w:type="spellStart"/>
-      <w:r>
-        <w:rPr>
-          <w:rFonts w:ascii="TH Sarabun New" w:hAnsi="TH Sarabun New" w:cs="TH Sarabun New"/>
-          <w:sz w:val="32"/>
-          <w:szCs w:val="32"/>
-        </w:rPr>
-        <w:t>AIoT</w:t>
-      </w:r>
-      <w:proofErr w:type="spellEnd"/>
-      <w:r>
-        <w:rPr>
-          <w:rFonts w:ascii="TH Sarabun New" w:hAnsi="TH Sarabun New" w:cs="TH Sarabun New"/>
-          <w:sz w:val="32"/>
-          <w:szCs w:val="32"/>
-        </w:rPr>
-        <w:t xml:space="preserve"> </w:t>
-      </w:r>
-      <w:r>
-        <w:rPr>
-          <w:rFonts w:ascii="TH Sarabun New" w:hAnsi="TH Sarabun New" w:cs="TH Sarabun New"/>
-          <w:sz w:val="32"/>
-          <w:szCs w:val="32"/>
-          <w:cs/>
-        </w:rPr>
-        <w:t xml:space="preserve">สามารถทำงานได้อย่างมีประสิทธิภาพและต่อเนื่อง จำเป็นต้องมีกระบวนการจัดการวงจรชีวิตของโมเดล </w:t>
-      </w:r>
-      <w:r>
-        <w:rPr>
-          <w:rFonts w:ascii="TH Sarabun New" w:hAnsi="TH Sarabun New" w:cs="TH Sarabun New"/>
-          <w:sz w:val="32"/>
-          <w:szCs w:val="32"/>
-        </w:rPr>
-        <w:t xml:space="preserve">AI (AI Lifecycle Management) </w:t>
-      </w:r>
-      <w:r>
-        <w:rPr>
-          <w:rFonts w:ascii="TH Sarabun New" w:hAnsi="TH Sarabun New" w:cs="TH Sarabun New"/>
-          <w:sz w:val="32"/>
-          <w:szCs w:val="32"/>
-          <w:cs/>
-        </w:rPr>
-        <w:t>ซึ่งประกอบด้วย</w:t>
-      </w:r>
-    </w:p>
-    <w:p>
-      <w:pPr>
-        <w:tabs>
-          <w:tab w:val="left" w:pos="567"/>
-          <w:tab w:val="left" w:pos="851"/>
-          <w:tab w:val="left" w:pos="1134"/>
-          <w:tab w:val="left" w:pos="1418"/>
-          <w:tab w:val="left" w:pos="1701"/>
-        </w:tabs>
-        <w:spacing w:after="0" w:line="240" w:lineRule="auto"/>
-        <w:jc w:val="thaiDistribute"/>
-        <w:rPr>
-          <w:rFonts w:ascii="TH Sarabun New" w:hAnsi="TH Sarabun New" w:cs="TH Sarabun New"/>
-          <w:sz w:val="32"/>
-          <w:szCs w:val="32"/>
-        </w:rPr>
-      </w:pPr>
-      <w:r>
-        <w:rPr>
-          <w:rFonts w:ascii="TH Sarabun New" w:hAnsi="TH Sarabun New" w:cs="TH Sarabun New"/>
-          <w:sz w:val="32"/>
-          <w:szCs w:val="32"/>
-        </w:rPr>
-        <w:lastRenderedPageBreak/>
-        <w:tab/>
-      </w:r>
-      <w:r>
-        <w:rPr>
-          <w:rFonts w:ascii="TH Sarabun New" w:hAnsi="TH Sarabun New" w:cs="TH Sarabun New"/>
-          <w:sz w:val="32"/>
-          <w:szCs w:val="32"/>
-        </w:rPr>
-        <w:tab/>
-      </w:r>
-      <w:r>
-        <w:rPr>
-          <w:rFonts w:ascii="TH Sarabun New" w:hAnsi="TH Sarabun New" w:cs="TH Sarabun New"/>
-          <w:sz w:val="32"/>
-          <w:szCs w:val="32"/>
-        </w:rPr>
-        <w:tab/>
-        <w:t>1)</w:t>
-      </w:r>
-      <w:r>
-        <w:rPr>
-          <w:rFonts w:ascii="TH Sarabun New" w:hAnsi="TH Sarabun New" w:cs="TH Sarabun New"/>
-          <w:sz w:val="32"/>
-          <w:szCs w:val="32"/>
-        </w:rPr>
-        <w:t xml:space="preserve"> </w:t>
-      </w:r>
-      <w:r>
-        <w:rPr>
-          <w:rFonts w:ascii="TH Sarabun New" w:hAnsi="TH Sarabun New" w:cs="TH Sarabun New"/>
-          <w:sz w:val="32"/>
-          <w:szCs w:val="32"/>
-          <w:cs/>
-        </w:rPr>
-        <w:t>การฝึกสอนและตรวจสอบความถูกต้องของโมเดล (</w:t>
-      </w:r>
-      <w:r>
-        <w:rPr>
-          <w:rFonts w:ascii="TH Sarabun New" w:hAnsi="TH Sarabun New" w:cs="TH Sarabun New"/>
-          <w:sz w:val="32"/>
-          <w:szCs w:val="32"/>
-        </w:rPr>
-        <w:t>Model Training and Validation)</w:t>
-      </w:r>
-      <w:r>
-        <w:rPr>
-          <w:rFonts w:ascii="TH Sarabun New" w:hAnsi="TH Sarabun New" w:cs="TH Sarabun New"/>
-          <w:sz w:val="32"/>
-          <w:szCs w:val="32"/>
-          <w:cs/>
-        </w:rPr>
-        <w:t>การพัฒนาและทดสอบประสิทธิภาพโมเดลบนชุดข้อมูลอนุกรมเวลา</w:t>
-      </w:r>
-    </w:p>
-    <w:p>
-      <w:pPr>
-        <w:tabs>
-          <w:tab w:val="left" w:pos="567"/>
-          <w:tab w:val="left" w:pos="851"/>
-          <w:tab w:val="left" w:pos="1134"/>
-          <w:tab w:val="left" w:pos="1418"/>
-          <w:tab w:val="left" w:pos="1701"/>
-        </w:tabs>
-        <w:spacing w:after="0" w:line="240" w:lineRule="auto"/>
-        <w:jc w:val="thaiDistribute"/>
-        <w:rPr>
-          <w:rFonts w:ascii="TH Sarabun New" w:hAnsi="TH Sarabun New" w:cs="TH Sarabun New"/>
-          <w:sz w:val="32"/>
-          <w:szCs w:val="32"/>
-        </w:rPr>
-      </w:pPr>
-      <w:r>
-        <w:rPr>
-          <w:rFonts w:ascii="TH Sarabun New" w:hAnsi="TH Sarabun New" w:cs="TH Sarabun New"/>
-          <w:sz w:val="32"/>
-          <w:szCs w:val="32"/>
-        </w:rPr>
-        <w:tab/>
-      </w:r>
-      <w:r>
-        <w:rPr>
-          <w:rFonts w:ascii="TH Sarabun New" w:hAnsi="TH Sarabun New" w:cs="TH Sarabun New"/>
-          <w:sz w:val="32"/>
-          <w:szCs w:val="32"/>
-        </w:rPr>
-        <w:tab/>
-      </w:r>
-      <w:r>
-        <w:rPr>
-          <w:rFonts w:ascii="TH Sarabun New" w:hAnsi="TH Sarabun New" w:cs="TH Sarabun New"/>
-          <w:sz w:val="32"/>
-          <w:szCs w:val="32"/>
-        </w:rPr>
-        <w:tab/>
-        <w:t xml:space="preserve">2) </w:t>
-      </w:r>
-      <w:r>
-        <w:rPr>
-          <w:rFonts w:ascii="TH Sarabun New" w:hAnsi="TH Sarabun New" w:cs="TH Sarabun New"/>
-          <w:sz w:val="32"/>
-          <w:szCs w:val="32"/>
-          <w:cs/>
-        </w:rPr>
-        <w:t>การบีบอัดโมเดลเพื่อการติดตั้งใช้งาน (</w:t>
-      </w:r>
-      <w:r>
-        <w:rPr>
-          <w:rFonts w:ascii="TH Sarabun New" w:hAnsi="TH Sarabun New" w:cs="TH Sarabun New"/>
-          <w:sz w:val="32"/>
-          <w:szCs w:val="32"/>
-        </w:rPr>
-        <w:t xml:space="preserve">Model Compression and Deployment): </w:t>
-      </w:r>
-      <w:r>
-        <w:rPr>
-          <w:rFonts w:ascii="TH Sarabun New" w:hAnsi="TH Sarabun New" w:cs="TH Sarabun New"/>
-          <w:sz w:val="32"/>
-          <w:szCs w:val="32"/>
-          <w:cs/>
-        </w:rPr>
-        <w:t>การใช้เทคนิคการตัดแต่งกิ่งโครงข่าย (</w:t>
-      </w:r>
-      <w:r>
-        <w:rPr>
-          <w:rFonts w:ascii="TH Sarabun New" w:hAnsi="TH Sarabun New" w:cs="TH Sarabun New"/>
-          <w:sz w:val="32"/>
-          <w:szCs w:val="32"/>
-        </w:rPr>
-        <w:t xml:space="preserve">Pruning) </w:t>
-      </w:r>
-      <w:r>
-        <w:rPr>
-          <w:rFonts w:ascii="TH Sarabun New" w:hAnsi="TH Sarabun New" w:cs="TH Sarabun New"/>
-          <w:sz w:val="32"/>
-          <w:szCs w:val="32"/>
-          <w:cs/>
-        </w:rPr>
-        <w:t>การควอนไทเซชัน (</w:t>
-      </w:r>
-      <w:r>
-        <w:rPr>
-          <w:rFonts w:ascii="TH Sarabun New" w:hAnsi="TH Sarabun New" w:cs="TH Sarabun New"/>
-          <w:sz w:val="32"/>
-          <w:szCs w:val="32"/>
-        </w:rPr>
-        <w:t xml:space="preserve">Quantization) </w:t>
-      </w:r>
-      <w:r>
-        <w:rPr>
-          <w:rFonts w:ascii="TH Sarabun New" w:hAnsi="TH Sarabun New" w:cs="TH Sarabun New"/>
-          <w:sz w:val="32"/>
-          <w:szCs w:val="32"/>
-          <w:cs/>
-        </w:rPr>
-        <w:t>และการกลั่นกรององค์ความรู้ (</w:t>
-      </w:r>
-      <w:r>
-        <w:rPr>
-          <w:rFonts w:ascii="TH Sarabun New" w:hAnsi="TH Sarabun New" w:cs="TH Sarabun New"/>
-          <w:sz w:val="32"/>
-          <w:szCs w:val="32"/>
-        </w:rPr>
-        <w:t xml:space="preserve">Knowledge Distillation) </w:t>
-      </w:r>
-      <w:r>
-        <w:rPr>
-          <w:rFonts w:ascii="TH Sarabun New" w:hAnsi="TH Sarabun New" w:cs="TH Sarabun New"/>
-          <w:sz w:val="32"/>
-          <w:szCs w:val="32"/>
-          <w:cs/>
-        </w:rPr>
-        <w:t>เพื่อให้โมเดลมีขนาดเล็กและใช้พลังงานต่ำ เหมาะสมกับการทำงานบนฮาร์ดแวร์จำกัดทรัพยากร</w:t>
-      </w:r>
-    </w:p>
-    <w:p>
-      <w:pPr>
-        <w:tabs>
-          <w:tab w:val="left" w:pos="567"/>
-          <w:tab w:val="left" w:pos="851"/>
-          <w:tab w:val="left" w:pos="1134"/>
-          <w:tab w:val="left" w:pos="1418"/>
-          <w:tab w:val="left" w:pos="1701"/>
-        </w:tabs>
-        <w:spacing w:after="0" w:line="240" w:lineRule="auto"/>
-        <w:jc w:val="thaiDistribute"/>
-        <w:rPr>
-          <w:rFonts w:ascii="TH Sarabun New" w:hAnsi="TH Sarabun New" w:cs="TH Sarabun New"/>
-          <w:sz w:val="32"/>
-          <w:szCs w:val="32"/>
-        </w:rPr>
-      </w:pPr>
-      <w:r>
-        <w:rPr>
-          <w:rFonts w:ascii="TH Sarabun New" w:hAnsi="TH Sarabun New" w:cs="TH Sarabun New"/>
-          <w:sz w:val="32"/>
-          <w:szCs w:val="32"/>
-        </w:rPr>
-        <w:tab/>
-      </w:r>
-      <w:r>
-        <w:rPr>
-          <w:rFonts w:ascii="TH Sarabun New" w:hAnsi="TH Sarabun New" w:cs="TH Sarabun New"/>
-          <w:sz w:val="32"/>
-          <w:szCs w:val="32"/>
-        </w:rPr>
-        <w:tab/>
-      </w:r>
-      <w:r>
-        <w:rPr>
-          <w:rFonts w:ascii="TH Sarabun New" w:hAnsi="TH Sarabun New" w:cs="TH Sarabun New"/>
-          <w:sz w:val="32"/>
-          <w:szCs w:val="32"/>
-        </w:rPr>
-        <w:tab/>
+        </w:rPr>
         <w:t xml:space="preserve">3) </w:t>
       </w:r>
       <w:r>
@@ -28143,7 +28400,7 @@
         <w:rFonts w:ascii="Symbol" w:hAnsi="Symbol" w:hint="default"/>
       </w:rPr>
     </w:lvl>
-    <w:lvl w:ilvl="1" w:tplc="04090003" w:tentative="1">
+    <w:lvl w:ilvl="1" w:tplc="04090003">
       <w:start w:val="1"/>
       <w:numFmt w:val="bullet"/>
       <w:lvlText w:val="o"/>
